--- a/TO DO/Group Project Proposal.docx
+++ b/TO DO/Group Project Proposal.docx
@@ -288,7 +288,7 @@
           <w:r>
             <w:fldChar w:fldCharType="separate"/>
           </w:r>
-          <w:hyperlink w:anchor="_Toc236250764" w:history="1">
+          <w:hyperlink w:anchor="_Toc236416746" w:history="1">
             <w:r>
               <w:rPr>
                 <w:rStyle w:val="Hyperlink"/>
@@ -315,7 +315,7 @@
                 <w:noProof/>
                 <w:webHidden/>
               </w:rPr>
-              <w:instrText xml:space="preserve"> PAGEREF _Toc236250764 \h </w:instrText>
+              <w:instrText xml:space="preserve"> PAGEREF _Toc236416746 \h </w:instrText>
             </w:r>
             <w:r>
               <w:rPr>
@@ -362,7 +362,7 @@
               <w14:ligatures w14:val="standardContextual"/>
             </w:rPr>
           </w:pPr>
-          <w:hyperlink w:anchor="_Toc236250765" w:history="1">
+          <w:hyperlink w:anchor="_Toc236416747" w:history="1">
             <w:r>
               <w:rPr>
                 <w:rStyle w:val="Hyperlink"/>
@@ -389,7 +389,7 @@
                 <w:noProof/>
                 <w:webHidden/>
               </w:rPr>
-              <w:instrText xml:space="preserve"> PAGEREF _Toc236250765 \h </w:instrText>
+              <w:instrText xml:space="preserve"> PAGEREF _Toc236416747 \h </w:instrText>
             </w:r>
             <w:r>
               <w:rPr>
@@ -436,7 +436,7 @@
               <w14:ligatures w14:val="standardContextual"/>
             </w:rPr>
           </w:pPr>
-          <w:hyperlink w:anchor="_Toc236250766" w:history="1">
+          <w:hyperlink w:anchor="_Toc236416748" w:history="1">
             <w:r>
               <w:rPr>
                 <w:rStyle w:val="Hyperlink"/>
@@ -463,7 +463,7 @@
                 <w:noProof/>
                 <w:webHidden/>
               </w:rPr>
-              <w:instrText xml:space="preserve"> PAGEREF _Toc236250766 \h </w:instrText>
+              <w:instrText xml:space="preserve"> PAGEREF _Toc236416748 \h </w:instrText>
             </w:r>
             <w:r>
               <w:rPr>
@@ -510,7 +510,7 @@
               <w14:ligatures w14:val="standardContextual"/>
             </w:rPr>
           </w:pPr>
-          <w:hyperlink w:anchor="_Toc236250767" w:history="1">
+          <w:hyperlink w:anchor="_Toc236416749" w:history="1">
             <w:r>
               <w:rPr>
                 <w:rStyle w:val="Hyperlink"/>
@@ -537,7 +537,7 @@
                 <w:noProof/>
                 <w:webHidden/>
               </w:rPr>
-              <w:instrText xml:space="preserve"> PAGEREF _Toc236250767 \h </w:instrText>
+              <w:instrText xml:space="preserve"> PAGEREF _Toc236416749 \h </w:instrText>
             </w:r>
             <w:r>
               <w:rPr>
@@ -584,7 +584,7 @@
               <w14:ligatures w14:val="standardContextual"/>
             </w:rPr>
           </w:pPr>
-          <w:hyperlink w:anchor="_Toc236250768" w:history="1">
+          <w:hyperlink w:anchor="_Toc236416750" w:history="1">
             <w:r>
               <w:rPr>
                 <w:rStyle w:val="Hyperlink"/>
@@ -611,7 +611,7 @@
                 <w:noProof/>
                 <w:webHidden/>
               </w:rPr>
-              <w:instrText xml:space="preserve"> PAGEREF _Toc236250768 \h </w:instrText>
+              <w:instrText xml:space="preserve"> PAGEREF _Toc236416750 \h </w:instrText>
             </w:r>
             <w:r>
               <w:rPr>
@@ -658,7 +658,7 @@
               <w14:ligatures w14:val="standardContextual"/>
             </w:rPr>
           </w:pPr>
-          <w:hyperlink w:anchor="_Toc236250769" w:history="1">
+          <w:hyperlink w:anchor="_Toc236416751" w:history="1">
             <w:r>
               <w:rPr>
                 <w:rStyle w:val="Hyperlink"/>
@@ -685,7 +685,7 @@
                 <w:noProof/>
                 <w:webHidden/>
               </w:rPr>
-              <w:instrText xml:space="preserve"> PAGEREF _Toc236250769 \h </w:instrText>
+              <w:instrText xml:space="preserve"> PAGEREF _Toc236416751 \h </w:instrText>
             </w:r>
             <w:r>
               <w:rPr>
@@ -732,7 +732,7 @@
               <w14:ligatures w14:val="standardContextual"/>
             </w:rPr>
           </w:pPr>
-          <w:hyperlink w:anchor="_Toc236250770" w:history="1">
+          <w:hyperlink w:anchor="_Toc236416752" w:history="1">
             <w:r>
               <w:rPr>
                 <w:rStyle w:val="Hyperlink"/>
@@ -759,7 +759,7 @@
                 <w:noProof/>
                 <w:webHidden/>
               </w:rPr>
-              <w:instrText xml:space="preserve"> PAGEREF _Toc236250770 \h </w:instrText>
+              <w:instrText xml:space="preserve"> PAGEREF _Toc236416752 \h </w:instrText>
             </w:r>
             <w:r>
               <w:rPr>
@@ -806,7 +806,7 @@
               <w14:ligatures w14:val="standardContextual"/>
             </w:rPr>
           </w:pPr>
-          <w:hyperlink w:anchor="_Toc236250771" w:history="1">
+          <w:hyperlink w:anchor="_Toc236416753" w:history="1">
             <w:r>
               <w:rPr>
                 <w:rStyle w:val="Hyperlink"/>
@@ -833,7 +833,7 @@
                 <w:noProof/>
                 <w:webHidden/>
               </w:rPr>
-              <w:instrText xml:space="preserve"> PAGEREF _Toc236250771 \h </w:instrText>
+              <w:instrText xml:space="preserve"> PAGEREF _Toc236416753 \h </w:instrText>
             </w:r>
             <w:r>
               <w:rPr>
@@ -880,7 +880,7 @@
               <w14:ligatures w14:val="standardContextual"/>
             </w:rPr>
           </w:pPr>
-          <w:hyperlink w:anchor="_Toc236250772" w:history="1">
+          <w:hyperlink w:anchor="_Toc236416754" w:history="1">
             <w:r>
               <w:rPr>
                 <w:rStyle w:val="Hyperlink"/>
@@ -907,7 +907,7 @@
                 <w:noProof/>
                 <w:webHidden/>
               </w:rPr>
-              <w:instrText xml:space="preserve"> PAGEREF _Toc236250772 \h </w:instrText>
+              <w:instrText xml:space="preserve"> PAGEREF _Toc236416754 \h </w:instrText>
             </w:r>
             <w:r>
               <w:rPr>
@@ -954,13 +954,13 @@
               <w14:ligatures w14:val="standardContextual"/>
             </w:rPr>
           </w:pPr>
-          <w:hyperlink w:anchor="_Toc236250773" w:history="1">
+          <w:hyperlink w:anchor="_Toc236416755" w:history="1">
             <w:r>
               <w:rPr>
                 <w:rStyle w:val="Hyperlink"/>
                 <w:noProof/>
               </w:rPr>
-              <w:t>System Analysis and Design</w:t>
+              <w:t>System Design</w:t>
             </w:r>
             <w:r>
               <w:rPr>
@@ -981,7 +981,7 @@
                 <w:noProof/>
                 <w:webHidden/>
               </w:rPr>
-              <w:instrText xml:space="preserve"> PAGEREF _Toc236250773 \h </w:instrText>
+              <w:instrText xml:space="preserve"> PAGEREF _Toc236416755 \h </w:instrText>
             </w:r>
             <w:r>
               <w:rPr>
@@ -1028,7 +1028,7 @@
               <w14:ligatures w14:val="standardContextual"/>
             </w:rPr>
           </w:pPr>
-          <w:hyperlink w:anchor="_Toc236250774" w:history="1">
+          <w:hyperlink w:anchor="_Toc236416756" w:history="1">
             <w:r>
               <w:rPr>
                 <w:rStyle w:val="Hyperlink"/>
@@ -1055,7 +1055,7 @@
                 <w:noProof/>
                 <w:webHidden/>
               </w:rPr>
-              <w:instrText xml:space="preserve"> PAGEREF _Toc236250774 \h </w:instrText>
+              <w:instrText xml:space="preserve"> PAGEREF _Toc236416756 \h </w:instrText>
             </w:r>
             <w:r>
               <w:rPr>
@@ -1102,7 +1102,7 @@
               <w14:ligatures w14:val="standardContextual"/>
             </w:rPr>
           </w:pPr>
-          <w:hyperlink w:anchor="_Toc236250775" w:history="1">
+          <w:hyperlink w:anchor="_Toc236416757" w:history="1">
             <w:r>
               <w:rPr>
                 <w:rStyle w:val="Hyperlink"/>
@@ -1129,7 +1129,7 @@
                 <w:noProof/>
                 <w:webHidden/>
               </w:rPr>
-              <w:instrText xml:space="preserve"> PAGEREF _Toc236250775 \h </w:instrText>
+              <w:instrText xml:space="preserve"> PAGEREF _Toc236416757 \h </w:instrText>
             </w:r>
             <w:r>
               <w:rPr>
@@ -1176,7 +1176,7 @@
               <w14:ligatures w14:val="standardContextual"/>
             </w:rPr>
           </w:pPr>
-          <w:hyperlink w:anchor="_Toc236250776" w:history="1">
+          <w:hyperlink w:anchor="_Toc236416758" w:history="1">
             <w:r>
               <w:rPr>
                 <w:rStyle w:val="Hyperlink"/>
@@ -1203,7 +1203,7 @@
                 <w:noProof/>
                 <w:webHidden/>
               </w:rPr>
-              <w:instrText xml:space="preserve"> PAGEREF _Toc236250776 \h </w:instrText>
+              <w:instrText xml:space="preserve"> PAGEREF _Toc236416758 \h </w:instrText>
             </w:r>
             <w:r>
               <w:rPr>
@@ -1250,7 +1250,7 @@
               <w14:ligatures w14:val="standardContextual"/>
             </w:rPr>
           </w:pPr>
-          <w:hyperlink w:anchor="_Toc236250777" w:history="1">
+          <w:hyperlink w:anchor="_Toc236416759" w:history="1">
             <w:r>
               <w:rPr>
                 <w:rStyle w:val="Hyperlink"/>
@@ -1277,7 +1277,7 @@
                 <w:noProof/>
                 <w:webHidden/>
               </w:rPr>
-              <w:instrText xml:space="preserve"> PAGEREF _Toc236250777 \h </w:instrText>
+              <w:instrText xml:space="preserve"> PAGEREF _Toc236416759 \h </w:instrText>
             </w:r>
             <w:r>
               <w:rPr>
@@ -1324,7 +1324,7 @@
               <w14:ligatures w14:val="standardContextual"/>
             </w:rPr>
           </w:pPr>
-          <w:hyperlink w:anchor="_Toc236250778" w:history="1">
+          <w:hyperlink w:anchor="_Toc236416760" w:history="1">
             <w:r>
               <w:rPr>
                 <w:rStyle w:val="Hyperlink"/>
@@ -1351,7 +1351,7 @@
                 <w:noProof/>
                 <w:webHidden/>
               </w:rPr>
-              <w:instrText xml:space="preserve"> PAGEREF _Toc236250778 \h </w:instrText>
+              <w:instrText xml:space="preserve"> PAGEREF _Toc236416760 \h </w:instrText>
             </w:r>
             <w:r>
               <w:rPr>
@@ -1398,7 +1398,7 @@
               <w14:ligatures w14:val="standardContextual"/>
             </w:rPr>
           </w:pPr>
-          <w:hyperlink w:anchor="_Toc236250779" w:history="1">
+          <w:hyperlink w:anchor="_Toc236416761" w:history="1">
             <w:r>
               <w:rPr>
                 <w:rStyle w:val="Hyperlink"/>
@@ -1425,7 +1425,7 @@
                 <w:noProof/>
                 <w:webHidden/>
               </w:rPr>
-              <w:instrText xml:space="preserve"> PAGEREF _Toc236250779 \h </w:instrText>
+              <w:instrText xml:space="preserve"> PAGEREF _Toc236416761 \h </w:instrText>
             </w:r>
             <w:r>
               <w:rPr>
@@ -1472,7 +1472,7 @@
               <w14:ligatures w14:val="standardContextual"/>
             </w:rPr>
           </w:pPr>
-          <w:hyperlink w:anchor="_Toc236250780" w:history="1">
+          <w:hyperlink w:anchor="_Toc236416762" w:history="1">
             <w:r>
               <w:rPr>
                 <w:rStyle w:val="Hyperlink"/>
@@ -1499,7 +1499,7 @@
                 <w:noProof/>
                 <w:webHidden/>
               </w:rPr>
-              <w:instrText xml:space="preserve"> PAGEREF _Toc236250780 \h </w:instrText>
+              <w:instrText xml:space="preserve"> PAGEREF _Toc236416762 \h </w:instrText>
             </w:r>
             <w:r>
               <w:rPr>
@@ -1546,7 +1546,7 @@
               <w14:ligatures w14:val="standardContextual"/>
             </w:rPr>
           </w:pPr>
-          <w:hyperlink w:anchor="_Toc236250781" w:history="1">
+          <w:hyperlink w:anchor="_Toc236416763" w:history="1">
             <w:r>
               <w:rPr>
                 <w:rStyle w:val="Hyperlink"/>
@@ -1573,7 +1573,7 @@
                 <w:noProof/>
                 <w:webHidden/>
               </w:rPr>
-              <w:instrText xml:space="preserve"> PAGEREF _Toc236250781 \h </w:instrText>
+              <w:instrText xml:space="preserve"> PAGEREF _Toc236416763 \h </w:instrText>
             </w:r>
             <w:r>
               <w:rPr>
@@ -1594,6 +1594,154 @@
                 <w:webHidden/>
               </w:rPr>
               <w:t>11</w:t>
+            </w:r>
+            <w:r>
+              <w:rPr>
+                <w:noProof/>
+                <w:webHidden/>
+              </w:rPr>
+              <w:fldChar w:fldCharType="end"/>
+            </w:r>
+          </w:hyperlink>
+        </w:p>
+        <w:p>
+          <w:pPr>
+            <w:pStyle w:val="TOC1"/>
+            <w:tabs>
+              <w:tab w:val="right" w:leader="dot" w:pos="9016"/>
+            </w:tabs>
+            <w:rPr>
+              <w:rFonts w:asciiTheme="minorHAnsi" w:eastAsiaTheme="minorEastAsia" w:hAnsiTheme="minorHAnsi" w:cstheme="minorBidi"/>
+              <w:noProof/>
+              <w:kern w:val="2"/>
+              <w:sz w:val="24"/>
+              <w:szCs w:val="24"/>
+              <w:lang w:eastAsia="en-AU"/>
+              <w14:ligatures w14:val="standardContextual"/>
+            </w:rPr>
+          </w:pPr>
+          <w:hyperlink w:anchor="_Toc236416764" w:history="1">
+            <w:r>
+              <w:rPr>
+                <w:rStyle w:val="Hyperlink"/>
+                <w:noProof/>
+              </w:rPr>
+              <w:t>Work Breakdown Structure</w:t>
+            </w:r>
+            <w:r>
+              <w:rPr>
+                <w:noProof/>
+                <w:webHidden/>
+              </w:rPr>
+              <w:tab/>
+            </w:r>
+            <w:r>
+              <w:rPr>
+                <w:noProof/>
+                <w:webHidden/>
+              </w:rPr>
+              <w:fldChar w:fldCharType="begin"/>
+            </w:r>
+            <w:r>
+              <w:rPr>
+                <w:noProof/>
+                <w:webHidden/>
+              </w:rPr>
+              <w:instrText xml:space="preserve"> PAGEREF _Toc236416764 \h </w:instrText>
+            </w:r>
+            <w:r>
+              <w:rPr>
+                <w:noProof/>
+                <w:webHidden/>
+              </w:rPr>
+            </w:r>
+            <w:r>
+              <w:rPr>
+                <w:noProof/>
+                <w:webHidden/>
+              </w:rPr>
+              <w:fldChar w:fldCharType="separate"/>
+            </w:r>
+            <w:r>
+              <w:rPr>
+                <w:noProof/>
+                <w:webHidden/>
+              </w:rPr>
+              <w:t>12</w:t>
+            </w:r>
+            <w:r>
+              <w:rPr>
+                <w:noProof/>
+                <w:webHidden/>
+              </w:rPr>
+              <w:fldChar w:fldCharType="end"/>
+            </w:r>
+          </w:hyperlink>
+        </w:p>
+        <w:p>
+          <w:pPr>
+            <w:pStyle w:val="TOC2"/>
+            <w:tabs>
+              <w:tab w:val="right" w:leader="dot" w:pos="9016"/>
+            </w:tabs>
+            <w:rPr>
+              <w:rFonts w:asciiTheme="minorHAnsi" w:eastAsiaTheme="minorEastAsia" w:hAnsiTheme="minorHAnsi" w:cstheme="minorBidi"/>
+              <w:noProof/>
+              <w:kern w:val="2"/>
+              <w:sz w:val="24"/>
+              <w:szCs w:val="24"/>
+              <w:lang w:eastAsia="en-AU"/>
+              <w14:ligatures w14:val="standardContextual"/>
+            </w:rPr>
+          </w:pPr>
+          <w:hyperlink w:anchor="_Toc236416765" w:history="1">
+            <w:r>
+              <w:rPr>
+                <w:rStyle w:val="Hyperlink"/>
+                <w:noProof/>
+              </w:rPr>
+              <w:t>Work Breakdown Structure</w:t>
+            </w:r>
+            <w:r>
+              <w:rPr>
+                <w:noProof/>
+                <w:webHidden/>
+              </w:rPr>
+              <w:tab/>
+            </w:r>
+            <w:r>
+              <w:rPr>
+                <w:noProof/>
+                <w:webHidden/>
+              </w:rPr>
+              <w:fldChar w:fldCharType="begin"/>
+            </w:r>
+            <w:r>
+              <w:rPr>
+                <w:noProof/>
+                <w:webHidden/>
+              </w:rPr>
+              <w:instrText xml:space="preserve"> PAGEREF _Toc236416765 \h </w:instrText>
+            </w:r>
+            <w:r>
+              <w:rPr>
+                <w:noProof/>
+                <w:webHidden/>
+              </w:rPr>
+            </w:r>
+            <w:r>
+              <w:rPr>
+                <w:noProof/>
+                <w:webHidden/>
+              </w:rPr>
+              <w:fldChar w:fldCharType="separate"/>
+            </w:r>
+            <w:r>
+              <w:rPr>
+                <w:noProof/>
+                <w:webHidden/>
+              </w:rPr>
+              <w:t>13</w:t>
             </w:r>
             <w:r>
               <w:rPr>
@@ -1628,7 +1776,7 @@
       <w:pPr>
         <w:pStyle w:val="Heading1"/>
       </w:pPr>
-      <w:bookmarkStart w:id="0" w:name="_Toc236250764"/>
+      <w:bookmarkStart w:id="0" w:name="_Toc236416746"/>
       <w:r>
         <w:lastRenderedPageBreak/>
         <w:t>Project Background and Justification</w:t>
@@ -1653,7 +1801,7 @@
       <w:pPr>
         <w:pStyle w:val="Heading1"/>
       </w:pPr>
-      <w:bookmarkStart w:id="1" w:name="_Toc236250765"/>
+      <w:bookmarkStart w:id="1" w:name="_Toc236416747"/>
       <w:r>
         <w:lastRenderedPageBreak/>
         <w:t>Problem Statement and Project Objectives</w:t>
@@ -1678,7 +1826,7 @@
       <w:pPr>
         <w:pStyle w:val="Heading1"/>
       </w:pPr>
-      <w:bookmarkStart w:id="2" w:name="_Toc236250766"/>
+      <w:bookmarkStart w:id="2" w:name="_Toc236416748"/>
       <w:r>
         <w:lastRenderedPageBreak/>
         <w:t>Innovative Aspects</w:t>
@@ -1692,7 +1840,7 @@
       <w:pPr>
         <w:pStyle w:val="Heading1"/>
       </w:pPr>
-      <w:bookmarkStart w:id="3" w:name="_Toc236250767"/>
+      <w:bookmarkStart w:id="3" w:name="_Toc236416749"/>
       <w:r>
         <w:lastRenderedPageBreak/>
         <w:t>Project Scope</w:t>
@@ -1717,7 +1865,7 @@
       <w:pPr>
         <w:pStyle w:val="Heading2"/>
       </w:pPr>
-      <w:bookmarkStart w:id="4" w:name="_Toc236250768"/>
+      <w:bookmarkStart w:id="4" w:name="_Toc236416750"/>
       <w:r>
         <w:t>In scope</w:t>
       </w:r>
@@ -1737,10 +1885,7 @@
         </w:numPr>
       </w:pPr>
       <w:r>
-        <w:t>Creation and management of a user profile containing health and weight goals, dietary requirements and food preferences.</w:t>
-      </w:r>
-      <w:r>
-        <w:t xml:space="preserve"> </w:t>
+        <w:t xml:space="preserve">Creation and management of a user profile containing health and weight goals, dietary requirements and food preferences. </w:t>
       </w:r>
     </w:p>
     <w:p>
@@ -1856,7 +2001,7 @@
       <w:pPr>
         <w:pStyle w:val="Heading2"/>
       </w:pPr>
-      <w:bookmarkStart w:id="5" w:name="_Toc236250769"/>
+      <w:bookmarkStart w:id="5" w:name="_Toc236416751"/>
       <w:r>
         <w:t>Out of scope</w:t>
       </w:r>
@@ -1970,7 +2115,7 @@
       <w:pPr>
         <w:pStyle w:val="Heading1"/>
       </w:pPr>
-      <w:bookmarkStart w:id="6" w:name="_Toc236250770"/>
+      <w:bookmarkStart w:id="6" w:name="_Toc236416752"/>
       <w:r>
         <w:lastRenderedPageBreak/>
         <w:t>Assumptions and Constraints</w:t>
@@ -1981,7 +2126,7 @@
       <w:pPr>
         <w:pStyle w:val="Heading2"/>
       </w:pPr>
-      <w:bookmarkStart w:id="7" w:name="_Toc236250771"/>
+      <w:bookmarkStart w:id="7" w:name="_Toc236416753"/>
       <w:r>
         <w:t>Assumptions</w:t>
       </w:r>
@@ -2098,7 +2243,7 @@
       <w:pPr>
         <w:pStyle w:val="Heading2"/>
       </w:pPr>
-      <w:bookmarkStart w:id="8" w:name="_Toc236250772"/>
+      <w:bookmarkStart w:id="8" w:name="_Toc236416754"/>
       <w:r>
         <w:t>Constraints</w:t>
       </w:r>
@@ -2266,34 +2411,16 @@
       <w:pPr>
         <w:pStyle w:val="Heading1"/>
       </w:pPr>
-      <w:bookmarkStart w:id="9" w:name="_Toc236250773"/>
+      <w:bookmarkStart w:id="9" w:name="_Toc236416755"/>
       <w:r>
         <w:lastRenderedPageBreak/>
-        <w:t>System Analysis and Design</w:t>
+        <w:t>System Design</w:t>
       </w:r>
       <w:bookmarkEnd w:id="9"/>
     </w:p>
     <w:p>
       <w:r>
-        <w:t xml:space="preserve">The system analysis and design process identifies the major requirements, interactions, subsystems, </w:t>
-      </w:r>
-      <w:r>
-        <w:t xml:space="preserve">external entities and software components required to implement the proposed smart meal planning application. The design has been developed by analysing the primary functionality expected by users and </w:t>
-      </w:r>
-      <w:r>
-        <w:t xml:space="preserve">separating these requirements into </w:t>
-      </w:r>
-      <w:r>
-        <w:t>individual system</w:t>
-      </w:r>
-      <w:r>
-        <w:t xml:space="preserve"> </w:t>
-      </w:r>
-      <w:r>
-        <w:t>components</w:t>
-      </w:r>
-      <w:r>
-        <w:t>.</w:t>
+        <w:t>The system design identifies the major interactions, subsystems, external entities and software components required to implement the proposed smart meal planning application. The design is based on the primary functionality expected by users and separates this functionality into individual system components.</w:t>
       </w:r>
     </w:p>
     <w:p>
@@ -2374,7 +2501,7 @@
       <w:pPr>
         <w:pStyle w:val="Heading2"/>
       </w:pPr>
-      <w:bookmarkStart w:id="10" w:name="_Toc236250774"/>
+      <w:bookmarkStart w:id="10" w:name="_Toc236416756"/>
       <w:r>
         <w:t>Use Case Diagram</w:t>
       </w:r>
@@ -2382,6 +2509,9 @@
     </w:p>
     <w:p>
       <w:r>
+        <w:rPr>
+          <w:noProof/>
+        </w:rPr>
         <w:drawing>
           <wp:anchor distT="0" distB="0" distL="114300" distR="114300" simplePos="0" relativeHeight="251658240" behindDoc="0" locked="0" layoutInCell="1" allowOverlap="1" wp14:anchorId="61994837" wp14:editId="6BBE0841">
             <wp:simplePos x="0" y="0"/>
@@ -2461,7 +2591,7 @@
       <w:pPr>
         <w:pStyle w:val="Heading2"/>
       </w:pPr>
-      <w:bookmarkStart w:id="11" w:name="_Toc236250775"/>
+      <w:bookmarkStart w:id="11" w:name="_Toc236416757"/>
       <w:r>
         <w:lastRenderedPageBreak/>
         <w:t>Subsystems</w:t>
@@ -2484,10 +2614,7 @@
         <w:t>User Profile Manager</w:t>
       </w:r>
       <w:r>
-        <w:t xml:space="preserve">: </w:t>
-      </w:r>
-      <w:r>
-        <w:t>Handles health and weight goals, dietary requirements, preferences and available ingredients.</w:t>
+        <w:t>: Handles health and weight goals, dietary requirements, preferences and available ingredients.</w:t>
       </w:r>
     </w:p>
     <w:p>
@@ -2646,7 +2773,7 @@
       <w:pPr>
         <w:pStyle w:val="Heading2"/>
       </w:pPr>
-      <w:bookmarkStart w:id="12" w:name="_Toc236250776"/>
+      <w:bookmarkStart w:id="12" w:name="_Toc236416758"/>
       <w:r>
         <w:t>External Entities</w:t>
       </w:r>
@@ -2797,7 +2924,7 @@
       <w:pPr>
         <w:pStyle w:val="Heading2"/>
       </w:pPr>
-      <w:bookmarkStart w:id="13" w:name="_Toc236250777"/>
+      <w:bookmarkStart w:id="13" w:name="_Toc236416759"/>
       <w:r>
         <w:t>Context Diagram</w:t>
       </w:r>
@@ -2810,6 +2937,9 @@
     </w:p>
     <w:p>
       <w:r>
+        <w:rPr>
+          <w:noProof/>
+        </w:rPr>
         <w:drawing>
           <wp:inline distT="0" distB="0" distL="0" distR="0" wp14:anchorId="1250A688" wp14:editId="2A50E665">
             <wp:extent cx="6090537" cy="1488558"/>
@@ -2859,7 +2989,7 @@
       <w:pPr>
         <w:pStyle w:val="Heading1"/>
       </w:pPr>
-      <w:bookmarkStart w:id="14" w:name="_Toc236250778"/>
+      <w:bookmarkStart w:id="14" w:name="_Toc236416760"/>
       <w:r>
         <w:lastRenderedPageBreak/>
         <w:t>High-Level Requirements</w:t>
@@ -2883,7 +3013,7 @@
           <w:bCs w:val="0"/>
         </w:rPr>
       </w:pPr>
-      <w:bookmarkStart w:id="15" w:name="_Toc236250779"/>
+      <w:bookmarkStart w:id="15" w:name="_Toc236416761"/>
       <w:r>
         <w:t>Functional Requirements</w:t>
       </w:r>
@@ -3079,7 +3209,7 @@
       <w:pPr>
         <w:pStyle w:val="Heading2"/>
       </w:pPr>
-      <w:bookmarkStart w:id="16" w:name="_Toc236250780"/>
+      <w:bookmarkStart w:id="16" w:name="_Toc236416762"/>
       <w:r>
         <w:t>Nonf</w:t>
       </w:r>
@@ -3180,7 +3310,7 @@
       <w:pPr>
         <w:pStyle w:val="Heading2"/>
       </w:pPr>
-      <w:bookmarkStart w:id="17" w:name="_Toc236250781"/>
+      <w:bookmarkStart w:id="17" w:name="_Toc236416763"/>
       <w:r>
         <w:lastRenderedPageBreak/>
         <w:t>Software Components</w:t>
@@ -3365,13 +3495,7 @@
               <w:rPr>
                 <w:lang w:eastAsia="en-AU"/>
               </w:rPr>
-              <w:t>Component</w:t>
-            </w:r>
-            <w:r>
-              <w:rPr>
-                <w:lang w:eastAsia="en-AU"/>
-              </w:rPr>
-              <w:t xml:space="preserve"> </w:t>
+              <w:t xml:space="preserve">Component </w:t>
             </w:r>
             <w:r>
               <w:rPr>
@@ -3735,6 +3859,894 @@
       </w:tr>
     </w:tbl>
     <w:p/>
+    <w:p>
+      <w:pPr>
+        <w:spacing w:after="160" w:line="259" w:lineRule="auto"/>
+      </w:pPr>
+      <w:r>
+        <w:br w:type="page"/>
+      </w:r>
+    </w:p>
+    <w:p>
+      <w:pPr>
+        <w:pStyle w:val="Heading1"/>
+      </w:pPr>
+      <w:bookmarkStart w:id="18" w:name="_Toc236416764"/>
+      <w:r>
+        <w:lastRenderedPageBreak/>
+        <w:t xml:space="preserve">Work </w:t>
+      </w:r>
+      <w:bookmarkEnd w:id="18"/>
+      <w:r>
+        <w:t>Decomposition</w:t>
+      </w:r>
+    </w:p>
+    <w:p>
+      <w:r>
+        <w:t xml:space="preserve">The project has been decomposed into major deliverables and related tasks to provide a clear structure for planning, development and project management. Each work package represents a significant component required </w:t>
+      </w:r>
+      <w:r>
+        <w:t>for the successful completion of the AI-Based Smart Meal Planner prototyp</w:t>
+      </w:r>
+      <w:r>
+        <w:t>e</w:t>
+      </w:r>
+      <w:r>
+        <w:t>.</w:t>
+      </w:r>
+    </w:p>
+    <w:p>
+      <w:r>
+        <w:drawing>
+          <wp:inline distT="0" distB="0" distL="0" distR="0" wp14:anchorId="4C231B93" wp14:editId="7705E5CD">
+            <wp:extent cx="4614442" cy="6071191"/>
+            <wp:effectExtent l="0" t="0" r="0" b="6350"/>
+            <wp:docPr id="151497663" name="Picture 1"/>
+            <wp:cNvGraphicFramePr>
+              <a:graphicFrameLocks xmlns:a="http://schemas.openxmlformats.org/drawingml/2006/main" noChangeAspect="1"/>
+            </wp:cNvGraphicFramePr>
+            <a:graphic xmlns:a="http://schemas.openxmlformats.org/drawingml/2006/main">
+              <a:graphicData uri="http://schemas.openxmlformats.org/drawingml/2006/picture">
+                <pic:pic xmlns:pic="http://schemas.openxmlformats.org/drawingml/2006/picture">
+                  <pic:nvPicPr>
+                    <pic:cNvPr id="151497663" name=""/>
+                    <pic:cNvPicPr/>
+                  </pic:nvPicPr>
+                  <pic:blipFill>
+                    <a:blip r:embed="rId7"/>
+                    <a:stretch>
+                      <a:fillRect/>
+                    </a:stretch>
+                  </pic:blipFill>
+                  <pic:spPr>
+                    <a:xfrm>
+                      <a:off x="0" y="0"/>
+                      <a:ext cx="4619995" cy="6078497"/>
+                    </a:xfrm>
+                    <a:prstGeom prst="rect">
+                      <a:avLst/>
+                    </a:prstGeom>
+                  </pic:spPr>
+                </pic:pic>
+              </a:graphicData>
+            </a:graphic>
+          </wp:inline>
+        </w:drawing>
+      </w:r>
+    </w:p>
+    <w:p>
+      <w:pPr>
+        <w:spacing w:after="160" w:line="259" w:lineRule="auto"/>
+      </w:pPr>
+      <w:r>
+        <w:br w:type="page"/>
+      </w:r>
+    </w:p>
+    <w:p>
+      <w:pPr>
+        <w:pStyle w:val="Heading2"/>
+      </w:pPr>
+      <w:bookmarkStart w:id="19" w:name="_Toc236416765"/>
+      <w:r>
+        <w:lastRenderedPageBreak/>
+        <w:t>Work Breakdown Structure</w:t>
+      </w:r>
+      <w:bookmarkEnd w:id="19"/>
+    </w:p>
+    <w:tbl>
+      <w:tblPr>
+        <w:tblStyle w:val="TableGrid"/>
+        <w:tblW w:w="0" w:type="auto"/>
+        <w:tblLook w:val="04A0" w:firstRow="1" w:lastRow="0" w:firstColumn="1" w:lastColumn="0" w:noHBand="0" w:noVBand="1"/>
+      </w:tblPr>
+      <w:tblGrid>
+        <w:gridCol w:w="887"/>
+        <w:gridCol w:w="2652"/>
+        <w:gridCol w:w="5477"/>
+      </w:tblGrid>
+      <w:tr>
+        <w:tc>
+          <w:tcPr>
+            <w:tcW w:w="0" w:type="auto"/>
+            <w:hideMark/>
+          </w:tcPr>
+          <w:p>
+            <w:pPr>
+              <w:jc w:val="center"/>
+              <w:rPr>
+                <w:b/>
+                <w:bCs/>
+                <w:lang w:eastAsia="en-AU"/>
+              </w:rPr>
+            </w:pPr>
+            <w:r>
+              <w:rPr>
+                <w:b/>
+                <w:bCs/>
+                <w:lang w:eastAsia="en-AU"/>
+              </w:rPr>
+              <w:t>WBS ID</w:t>
+            </w:r>
+          </w:p>
+        </w:tc>
+        <w:tc>
+          <w:tcPr>
+            <w:tcW w:w="2652" w:type="dxa"/>
+            <w:hideMark/>
+          </w:tcPr>
+          <w:p>
+            <w:pPr>
+              <w:jc w:val="center"/>
+              <w:rPr>
+                <w:b/>
+                <w:bCs/>
+                <w:lang w:eastAsia="en-AU"/>
+              </w:rPr>
+            </w:pPr>
+            <w:r>
+              <w:rPr>
+                <w:b/>
+                <w:bCs/>
+                <w:lang w:eastAsia="en-AU"/>
+              </w:rPr>
+              <w:t>Work Package</w:t>
+            </w:r>
+          </w:p>
+        </w:tc>
+        <w:tc>
+          <w:tcPr>
+            <w:tcW w:w="5477" w:type="dxa"/>
+            <w:hideMark/>
+          </w:tcPr>
+          <w:p>
+            <w:pPr>
+              <w:jc w:val="center"/>
+              <w:rPr>
+                <w:b/>
+                <w:bCs/>
+                <w:lang w:eastAsia="en-AU"/>
+              </w:rPr>
+            </w:pPr>
+            <w:r>
+              <w:rPr>
+                <w:b/>
+                <w:bCs/>
+                <w:lang w:eastAsia="en-AU"/>
+              </w:rPr>
+              <w:t>Description / Major Tasks</w:t>
+            </w:r>
+          </w:p>
+        </w:tc>
+      </w:tr>
+      <w:tr>
+        <w:tc>
+          <w:tcPr>
+            <w:tcW w:w="0" w:type="auto"/>
+            <w:hideMark/>
+          </w:tcPr>
+          <w:p>
+            <w:pPr>
+              <w:rPr>
+                <w:lang w:eastAsia="en-AU"/>
+              </w:rPr>
+            </w:pPr>
+            <w:r>
+              <w:rPr>
+                <w:lang w:eastAsia="en-AU"/>
+              </w:rPr>
+              <w:t>1.1</w:t>
+            </w:r>
+          </w:p>
+        </w:tc>
+        <w:tc>
+          <w:tcPr>
+            <w:tcW w:w="2652" w:type="dxa"/>
+            <w:hideMark/>
+          </w:tcPr>
+          <w:p>
+            <w:pPr>
+              <w:rPr>
+                <w:lang w:eastAsia="en-AU"/>
+              </w:rPr>
+            </w:pPr>
+            <w:r>
+              <w:rPr>
+                <w:lang w:eastAsia="en-AU"/>
+              </w:rPr>
+              <w:t>Project Planning</w:t>
+            </w:r>
+          </w:p>
+        </w:tc>
+        <w:tc>
+          <w:tcPr>
+            <w:tcW w:w="5477" w:type="dxa"/>
+            <w:hideMark/>
+          </w:tcPr>
+          <w:p>
+            <w:pPr>
+              <w:rPr>
+                <w:lang w:eastAsia="en-AU"/>
+              </w:rPr>
+            </w:pPr>
+            <w:r>
+              <w:rPr>
+                <w:lang w:eastAsia="en-AU"/>
+              </w:rPr>
+              <w:t>Objectives, scope, assumptions, constraints, schedule</w:t>
+            </w:r>
+          </w:p>
+        </w:tc>
+      </w:tr>
+      <w:tr>
+        <w:tc>
+          <w:tcPr>
+            <w:tcW w:w="0" w:type="auto"/>
+            <w:hideMark/>
+          </w:tcPr>
+          <w:p>
+            <w:pPr>
+              <w:rPr>
+                <w:lang w:eastAsia="en-AU"/>
+              </w:rPr>
+            </w:pPr>
+            <w:r>
+              <w:rPr>
+                <w:lang w:eastAsia="en-AU"/>
+              </w:rPr>
+              <w:t>1.2</w:t>
+            </w:r>
+          </w:p>
+        </w:tc>
+        <w:tc>
+          <w:tcPr>
+            <w:tcW w:w="2652" w:type="dxa"/>
+            <w:hideMark/>
+          </w:tcPr>
+          <w:p>
+            <w:pPr>
+              <w:rPr>
+                <w:lang w:eastAsia="en-AU"/>
+              </w:rPr>
+            </w:pPr>
+            <w:r>
+              <w:rPr>
+                <w:lang w:eastAsia="en-AU"/>
+              </w:rPr>
+              <w:t>Requirements &amp; System Design</w:t>
+            </w:r>
+          </w:p>
+        </w:tc>
+        <w:tc>
+          <w:tcPr>
+            <w:tcW w:w="5477" w:type="dxa"/>
+            <w:hideMark/>
+          </w:tcPr>
+          <w:p>
+            <w:pPr>
+              <w:rPr>
+                <w:lang w:eastAsia="en-AU"/>
+              </w:rPr>
+            </w:pPr>
+            <w:r>
+              <w:rPr>
+                <w:lang w:eastAsia="en-AU"/>
+              </w:rPr>
+              <w:t>Requirements, UML diagrams, software components</w:t>
+            </w:r>
+          </w:p>
+        </w:tc>
+      </w:tr>
+      <w:tr>
+        <w:tc>
+          <w:tcPr>
+            <w:tcW w:w="0" w:type="auto"/>
+            <w:hideMark/>
+          </w:tcPr>
+          <w:p>
+            <w:pPr>
+              <w:rPr>
+                <w:lang w:eastAsia="en-AU"/>
+              </w:rPr>
+            </w:pPr>
+            <w:r>
+              <w:rPr>
+                <w:lang w:eastAsia="en-AU"/>
+              </w:rPr>
+              <w:t>1.3</w:t>
+            </w:r>
+          </w:p>
+        </w:tc>
+        <w:tc>
+          <w:tcPr>
+            <w:tcW w:w="2652" w:type="dxa"/>
+            <w:hideMark/>
+          </w:tcPr>
+          <w:p>
+            <w:pPr>
+              <w:rPr>
+                <w:lang w:eastAsia="en-AU"/>
+              </w:rPr>
+            </w:pPr>
+            <w:r>
+              <w:rPr>
+                <w:lang w:eastAsia="en-AU"/>
+              </w:rPr>
+              <w:t>Development Environment Setup</w:t>
+            </w:r>
+          </w:p>
+        </w:tc>
+        <w:tc>
+          <w:tcPr>
+            <w:tcW w:w="5477" w:type="dxa"/>
+            <w:hideMark/>
+          </w:tcPr>
+          <w:p>
+            <w:pPr>
+              <w:rPr>
+                <w:lang w:eastAsia="en-AU"/>
+              </w:rPr>
+            </w:pPr>
+            <w:r>
+              <w:rPr>
+                <w:lang w:eastAsia="en-AU"/>
+              </w:rPr>
+              <w:t>Android Studio, Kotlin, GitHub, GenAI API</w:t>
+            </w:r>
+          </w:p>
+        </w:tc>
+      </w:tr>
+      <w:tr>
+        <w:tc>
+          <w:tcPr>
+            <w:tcW w:w="0" w:type="auto"/>
+            <w:hideMark/>
+          </w:tcPr>
+          <w:p>
+            <w:pPr>
+              <w:rPr>
+                <w:lang w:eastAsia="en-AU"/>
+              </w:rPr>
+            </w:pPr>
+            <w:r>
+              <w:rPr>
+                <w:lang w:eastAsia="en-AU"/>
+              </w:rPr>
+              <w:t>1.4</w:t>
+            </w:r>
+          </w:p>
+        </w:tc>
+        <w:tc>
+          <w:tcPr>
+            <w:tcW w:w="2652" w:type="dxa"/>
+            <w:hideMark/>
+          </w:tcPr>
+          <w:p>
+            <w:pPr>
+              <w:rPr>
+                <w:lang w:eastAsia="en-AU"/>
+              </w:rPr>
+            </w:pPr>
+            <w:r>
+              <w:rPr>
+                <w:lang w:eastAsia="en-AU"/>
+              </w:rPr>
+              <w:t>User Profile Component</w:t>
+            </w:r>
+          </w:p>
+        </w:tc>
+        <w:tc>
+          <w:tcPr>
+            <w:tcW w:w="5477" w:type="dxa"/>
+            <w:hideMark/>
+          </w:tcPr>
+          <w:p>
+            <w:pPr>
+              <w:rPr>
+                <w:lang w:eastAsia="en-AU"/>
+              </w:rPr>
+            </w:pPr>
+            <w:r>
+              <w:rPr>
+                <w:lang w:eastAsia="en-AU"/>
+              </w:rPr>
+              <w:t>User profile and preferences</w:t>
+            </w:r>
+          </w:p>
+        </w:tc>
+      </w:tr>
+      <w:tr>
+        <w:tc>
+          <w:tcPr>
+            <w:tcW w:w="0" w:type="auto"/>
+            <w:hideMark/>
+          </w:tcPr>
+          <w:p>
+            <w:pPr>
+              <w:rPr>
+                <w:lang w:eastAsia="en-AU"/>
+              </w:rPr>
+            </w:pPr>
+            <w:r>
+              <w:rPr>
+                <w:lang w:eastAsia="en-AU"/>
+              </w:rPr>
+              <w:t>1.5</w:t>
+            </w:r>
+          </w:p>
+        </w:tc>
+        <w:tc>
+          <w:tcPr>
+            <w:tcW w:w="2652" w:type="dxa"/>
+            <w:hideMark/>
+          </w:tcPr>
+          <w:p>
+            <w:pPr>
+              <w:rPr>
+                <w:lang w:eastAsia="en-AU"/>
+              </w:rPr>
+            </w:pPr>
+            <w:r>
+              <w:rPr>
+                <w:lang w:eastAsia="en-AU"/>
+              </w:rPr>
+              <w:t>Meal Plan Generator</w:t>
+            </w:r>
+          </w:p>
+        </w:tc>
+        <w:tc>
+          <w:tcPr>
+            <w:tcW w:w="5477" w:type="dxa"/>
+            <w:hideMark/>
+          </w:tcPr>
+          <w:p>
+            <w:pPr>
+              <w:rPr>
+                <w:lang w:eastAsia="en-AU"/>
+              </w:rPr>
+            </w:pPr>
+            <w:r>
+              <w:rPr>
+                <w:lang w:eastAsia="en-AU"/>
+              </w:rPr>
+              <w:t>AI meal plan generation</w:t>
+            </w:r>
+          </w:p>
+        </w:tc>
+      </w:tr>
+      <w:tr>
+        <w:tc>
+          <w:tcPr>
+            <w:tcW w:w="0" w:type="auto"/>
+            <w:hideMark/>
+          </w:tcPr>
+          <w:p>
+            <w:pPr>
+              <w:rPr>
+                <w:lang w:eastAsia="en-AU"/>
+              </w:rPr>
+            </w:pPr>
+            <w:r>
+              <w:rPr>
+                <w:lang w:eastAsia="en-AU"/>
+              </w:rPr>
+              <w:t>1.6</w:t>
+            </w:r>
+          </w:p>
+        </w:tc>
+        <w:tc>
+          <w:tcPr>
+            <w:tcW w:w="2652" w:type="dxa"/>
+            <w:hideMark/>
+          </w:tcPr>
+          <w:p>
+            <w:pPr>
+              <w:rPr>
+                <w:lang w:eastAsia="en-AU"/>
+              </w:rPr>
+            </w:pPr>
+            <w:r>
+              <w:rPr>
+                <w:lang w:eastAsia="en-AU"/>
+              </w:rPr>
+              <w:t>Recipe Generator</w:t>
+            </w:r>
+          </w:p>
+        </w:tc>
+        <w:tc>
+          <w:tcPr>
+            <w:tcW w:w="5477" w:type="dxa"/>
+            <w:hideMark/>
+          </w:tcPr>
+          <w:p>
+            <w:pPr>
+              <w:rPr>
+                <w:lang w:eastAsia="en-AU"/>
+              </w:rPr>
+            </w:pPr>
+            <w:r>
+              <w:rPr>
+                <w:lang w:eastAsia="en-AU"/>
+              </w:rPr>
+              <w:t>AI recipe generation</w:t>
+            </w:r>
+          </w:p>
+        </w:tc>
+      </w:tr>
+      <w:tr>
+        <w:tc>
+          <w:tcPr>
+            <w:tcW w:w="0" w:type="auto"/>
+            <w:hideMark/>
+          </w:tcPr>
+          <w:p>
+            <w:pPr>
+              <w:rPr>
+                <w:lang w:eastAsia="en-AU"/>
+              </w:rPr>
+            </w:pPr>
+            <w:r>
+              <w:rPr>
+                <w:lang w:eastAsia="en-AU"/>
+              </w:rPr>
+              <w:t>1.7</w:t>
+            </w:r>
+          </w:p>
+        </w:tc>
+        <w:tc>
+          <w:tcPr>
+            <w:tcW w:w="2652" w:type="dxa"/>
+            <w:hideMark/>
+          </w:tcPr>
+          <w:p>
+            <w:pPr>
+              <w:rPr>
+                <w:lang w:eastAsia="en-AU"/>
+              </w:rPr>
+            </w:pPr>
+            <w:r>
+              <w:rPr>
+                <w:lang w:eastAsia="en-AU"/>
+              </w:rPr>
+              <w:t>Nutrition Analysis</w:t>
+            </w:r>
+          </w:p>
+        </w:tc>
+        <w:tc>
+          <w:tcPr>
+            <w:tcW w:w="5477" w:type="dxa"/>
+            <w:hideMark/>
+          </w:tcPr>
+          <w:p>
+            <w:pPr>
+              <w:rPr>
+                <w:lang w:eastAsia="en-AU"/>
+              </w:rPr>
+            </w:pPr>
+            <w:r>
+              <w:rPr>
+                <w:lang w:eastAsia="en-AU"/>
+              </w:rPr>
+              <w:t>Nutritional analysis</w:t>
+            </w:r>
+          </w:p>
+        </w:tc>
+      </w:tr>
+      <w:tr>
+        <w:tc>
+          <w:tcPr>
+            <w:tcW w:w="0" w:type="auto"/>
+            <w:hideMark/>
+          </w:tcPr>
+          <w:p>
+            <w:pPr>
+              <w:rPr>
+                <w:lang w:eastAsia="en-AU"/>
+              </w:rPr>
+            </w:pPr>
+            <w:r>
+              <w:rPr>
+                <w:lang w:eastAsia="en-AU"/>
+              </w:rPr>
+              <w:t>1.8</w:t>
+            </w:r>
+          </w:p>
+        </w:tc>
+        <w:tc>
+          <w:tcPr>
+            <w:tcW w:w="2652" w:type="dxa"/>
+            <w:hideMark/>
+          </w:tcPr>
+          <w:p>
+            <w:pPr>
+              <w:rPr>
+                <w:lang w:eastAsia="en-AU"/>
+              </w:rPr>
+            </w:pPr>
+            <w:r>
+              <w:rPr>
+                <w:lang w:eastAsia="en-AU"/>
+              </w:rPr>
+              <w:t>Grocery List Generator</w:t>
+            </w:r>
+          </w:p>
+        </w:tc>
+        <w:tc>
+          <w:tcPr>
+            <w:tcW w:w="5477" w:type="dxa"/>
+            <w:hideMark/>
+          </w:tcPr>
+          <w:p>
+            <w:pPr>
+              <w:rPr>
+                <w:lang w:eastAsia="en-AU"/>
+              </w:rPr>
+            </w:pPr>
+            <w:r>
+              <w:rPr>
+                <w:lang w:eastAsia="en-AU"/>
+              </w:rPr>
+              <w:t>Shopping list generation</w:t>
+            </w:r>
+          </w:p>
+        </w:tc>
+      </w:tr>
+      <w:tr>
+        <w:tc>
+          <w:tcPr>
+            <w:tcW w:w="0" w:type="auto"/>
+            <w:hideMark/>
+          </w:tcPr>
+          <w:p>
+            <w:pPr>
+              <w:rPr>
+                <w:lang w:eastAsia="en-AU"/>
+              </w:rPr>
+            </w:pPr>
+            <w:r>
+              <w:rPr>
+                <w:lang w:eastAsia="en-AU"/>
+              </w:rPr>
+              <w:t>1.9</w:t>
+            </w:r>
+          </w:p>
+        </w:tc>
+        <w:tc>
+          <w:tcPr>
+            <w:tcW w:w="2652" w:type="dxa"/>
+            <w:hideMark/>
+          </w:tcPr>
+          <w:p>
+            <w:pPr>
+              <w:rPr>
+                <w:lang w:eastAsia="en-AU"/>
+              </w:rPr>
+            </w:pPr>
+            <w:r>
+              <w:rPr>
+                <w:lang w:eastAsia="en-AU"/>
+              </w:rPr>
+              <w:t>Data Storage</w:t>
+            </w:r>
+          </w:p>
+        </w:tc>
+        <w:tc>
+          <w:tcPr>
+            <w:tcW w:w="5477" w:type="dxa"/>
+            <w:hideMark/>
+          </w:tcPr>
+          <w:p>
+            <w:pPr>
+              <w:rPr>
+                <w:lang w:eastAsia="en-AU"/>
+              </w:rPr>
+            </w:pPr>
+            <w:r>
+              <w:rPr>
+                <w:lang w:eastAsia="en-AU"/>
+              </w:rPr>
+              <w:t>Store and retrieve application data</w:t>
+            </w:r>
+          </w:p>
+        </w:tc>
+      </w:tr>
+      <w:tr>
+        <w:tc>
+          <w:tcPr>
+            <w:tcW w:w="0" w:type="auto"/>
+            <w:hideMark/>
+          </w:tcPr>
+          <w:p>
+            <w:pPr>
+              <w:rPr>
+                <w:lang w:eastAsia="en-AU"/>
+              </w:rPr>
+            </w:pPr>
+            <w:r>
+              <w:rPr>
+                <w:lang w:eastAsia="en-AU"/>
+              </w:rPr>
+              <w:t>1.10</w:t>
+            </w:r>
+          </w:p>
+        </w:tc>
+        <w:tc>
+          <w:tcPr>
+            <w:tcW w:w="2652" w:type="dxa"/>
+            <w:hideMark/>
+          </w:tcPr>
+          <w:p>
+            <w:pPr>
+              <w:rPr>
+                <w:lang w:eastAsia="en-AU"/>
+              </w:rPr>
+            </w:pPr>
+            <w:r>
+              <w:rPr>
+                <w:lang w:eastAsia="en-AU"/>
+              </w:rPr>
+              <w:t>Android User Interface</w:t>
+            </w:r>
+          </w:p>
+        </w:tc>
+        <w:tc>
+          <w:tcPr>
+            <w:tcW w:w="5477" w:type="dxa"/>
+            <w:hideMark/>
+          </w:tcPr>
+          <w:p>
+            <w:pPr>
+              <w:rPr>
+                <w:lang w:eastAsia="en-AU"/>
+              </w:rPr>
+            </w:pPr>
+            <w:r>
+              <w:rPr>
+                <w:lang w:eastAsia="en-AU"/>
+              </w:rPr>
+              <w:t>Android screens and navigation</w:t>
+            </w:r>
+          </w:p>
+        </w:tc>
+      </w:tr>
+      <w:tr>
+        <w:tc>
+          <w:tcPr>
+            <w:tcW w:w="0" w:type="auto"/>
+            <w:hideMark/>
+          </w:tcPr>
+          <w:p>
+            <w:pPr>
+              <w:rPr>
+                <w:lang w:eastAsia="en-AU"/>
+              </w:rPr>
+            </w:pPr>
+            <w:r>
+              <w:rPr>
+                <w:lang w:eastAsia="en-AU"/>
+              </w:rPr>
+              <w:t>1.11</w:t>
+            </w:r>
+          </w:p>
+        </w:tc>
+        <w:tc>
+          <w:tcPr>
+            <w:tcW w:w="2652" w:type="dxa"/>
+            <w:hideMark/>
+          </w:tcPr>
+          <w:p>
+            <w:pPr>
+              <w:rPr>
+                <w:lang w:eastAsia="en-AU"/>
+              </w:rPr>
+            </w:pPr>
+            <w:r>
+              <w:rPr>
+                <w:lang w:eastAsia="en-AU"/>
+              </w:rPr>
+              <w:t>Testing &amp; Integration</w:t>
+            </w:r>
+          </w:p>
+        </w:tc>
+        <w:tc>
+          <w:tcPr>
+            <w:tcW w:w="5477" w:type="dxa"/>
+            <w:hideMark/>
+          </w:tcPr>
+          <w:p>
+            <w:pPr>
+              <w:rPr>
+                <w:lang w:eastAsia="en-AU"/>
+              </w:rPr>
+            </w:pPr>
+            <w:r>
+              <w:rPr>
+                <w:lang w:eastAsia="en-AU"/>
+              </w:rPr>
+              <w:t>Testing and defect fixing</w:t>
+            </w:r>
+          </w:p>
+        </w:tc>
+      </w:tr>
+      <w:tr>
+        <w:tc>
+          <w:tcPr>
+            <w:tcW w:w="0" w:type="auto"/>
+            <w:hideMark/>
+          </w:tcPr>
+          <w:p>
+            <w:pPr>
+              <w:rPr>
+                <w:lang w:eastAsia="en-AU"/>
+              </w:rPr>
+            </w:pPr>
+            <w:r>
+              <w:rPr>
+                <w:lang w:eastAsia="en-AU"/>
+              </w:rPr>
+              <w:t>1.12</w:t>
+            </w:r>
+          </w:p>
+        </w:tc>
+        <w:tc>
+          <w:tcPr>
+            <w:tcW w:w="2652" w:type="dxa"/>
+            <w:hideMark/>
+          </w:tcPr>
+          <w:p>
+            <w:pPr>
+              <w:rPr>
+                <w:lang w:eastAsia="en-AU"/>
+              </w:rPr>
+            </w:pPr>
+            <w:r>
+              <w:rPr>
+                <w:lang w:eastAsia="en-AU"/>
+              </w:rPr>
+              <w:t>Documentation</w:t>
+            </w:r>
+          </w:p>
+        </w:tc>
+        <w:tc>
+          <w:tcPr>
+            <w:tcW w:w="5477" w:type="dxa"/>
+            <w:hideMark/>
+          </w:tcPr>
+          <w:p>
+            <w:pPr>
+              <w:rPr>
+                <w:lang w:eastAsia="en-AU"/>
+              </w:rPr>
+            </w:pPr>
+            <w:r>
+              <w:rPr>
+                <w:lang w:eastAsia="en-AU"/>
+              </w:rPr>
+              <w:t>Final report and project documentation</w:t>
+            </w:r>
+          </w:p>
+        </w:tc>
+      </w:tr>
+    </w:tbl>
     <w:p/>
     <w:sectPr>
       <w:pgSz w:w="11906" w:h="16838"/>

--- a/TO DO/Group Project Proposal.docx
+++ b/TO DO/Group Project Proposal.docx
@@ -136,7 +136,27 @@
           <w:sz w:val="32"/>
           <w:szCs w:val="28"/>
         </w:rPr>
-        <w:t xml:space="preserve">Student names: </w:t>
+        <w:t xml:space="preserve">Student </w:t>
+      </w:r>
+      <w:r>
+        <w:rPr>
+          <w:rFonts w:cs="Calibri"/>
+          <w:b/>
+          <w:bCs/>
+          <w:sz w:val="32"/>
+          <w:szCs w:val="28"/>
+        </w:rPr>
+        <w:t>Names</w:t>
+      </w:r>
+      <w:r>
+        <w:rPr>
+          <w:rFonts w:cs="Calibri"/>
+          <w:b/>
+          <w:bCs/>
+          <w:sz w:val="32"/>
+          <w:szCs w:val="28"/>
+        </w:rPr>
+        <w:t xml:space="preserve">: </w:t>
       </w:r>
     </w:p>
     <w:p>
@@ -176,21 +196,18 @@
         </w:rPr>
         <w:t xml:space="preserve">Farhad Azim – </w:t>
       </w:r>
-    </w:p>
-    <w:p>
-      <w:pPr>
-        <w:spacing w:line="360" w:lineRule="auto"/>
+      <w:r>
         <w:rPr>
           <w:rFonts w:cs="Calibri"/>
           <w:sz w:val="24"/>
           <w:szCs w:val="24"/>
         </w:rPr>
-      </w:pPr>
+        <w:t>12284745</w:t>
+      </w:r>
     </w:p>
     <w:p>
       <w:pPr>
         <w:spacing w:line="360" w:lineRule="auto"/>
-        <w:jc w:val="center"/>
         <w:rPr>
           <w:rFonts w:cs="Calibri"/>
           <w:sz w:val="24"/>
@@ -205,15 +222,41 @@
         <w:rPr>
           <w:rFonts w:cs="Calibri"/>
           <w:sz w:val="24"/>
-        </w:rPr>
-      </w:pPr>
-      <w:r>
+          <w:szCs w:val="24"/>
+        </w:rPr>
+      </w:pPr>
+    </w:p>
+    <w:p>
+      <w:pPr>
+        <w:spacing w:line="360" w:lineRule="auto"/>
+        <w:jc w:val="center"/>
         <w:rPr>
           <w:rFonts w:cs="Calibri"/>
           <w:sz w:val="24"/>
         </w:rPr>
+      </w:pPr>
+      <w:r>
+        <w:rPr>
+          <w:rFonts w:cs="Calibri"/>
+          <w:sz w:val="24"/>
+        </w:rPr>
         <w:br/>
-        <w:t>Course Coordinator: Farzad Sanati</w:t>
+      </w:r>
+      <w:r>
+        <w:rPr>
+          <w:rFonts w:cs="Calibri"/>
+          <w:b/>
+          <w:bCs/>
+          <w:sz w:val="24"/>
+        </w:rPr>
+        <w:t>Course Coordinator</w:t>
+      </w:r>
+      <w:r>
+        <w:rPr>
+          <w:rFonts w:cs="Calibri"/>
+          <w:sz w:val="24"/>
+        </w:rPr>
+        <w:t>: Farzad Sanati</w:t>
       </w:r>
     </w:p>
     <w:p>
@@ -288,7 +331,7 @@
           <w:r>
             <w:fldChar w:fldCharType="separate"/>
           </w:r>
-          <w:hyperlink w:anchor="_Toc236416746" w:history="1">
+          <w:hyperlink w:anchor="_Toc236433797" w:history="1">
             <w:r>
               <w:rPr>
                 <w:rStyle w:val="Hyperlink"/>
@@ -315,7 +358,7 @@
                 <w:noProof/>
                 <w:webHidden/>
               </w:rPr>
-              <w:instrText xml:space="preserve"> PAGEREF _Toc236416746 \h </w:instrText>
+              <w:instrText xml:space="preserve"> PAGEREF _Toc236433797 \h </w:instrText>
             </w:r>
             <w:r>
               <w:rPr>
@@ -362,7 +405,7 @@
               <w14:ligatures w14:val="standardContextual"/>
             </w:rPr>
           </w:pPr>
-          <w:hyperlink w:anchor="_Toc236416747" w:history="1">
+          <w:hyperlink w:anchor="_Toc236433798" w:history="1">
             <w:r>
               <w:rPr>
                 <w:rStyle w:val="Hyperlink"/>
@@ -389,7 +432,155 @@
                 <w:noProof/>
                 <w:webHidden/>
               </w:rPr>
-              <w:instrText xml:space="preserve"> PAGEREF _Toc236416747 \h </w:instrText>
+              <w:instrText xml:space="preserve"> PAGEREF _Toc236433798 \h </w:instrText>
+            </w:r>
+            <w:r>
+              <w:rPr>
+                <w:noProof/>
+                <w:webHidden/>
+              </w:rPr>
+            </w:r>
+            <w:r>
+              <w:rPr>
+                <w:noProof/>
+                <w:webHidden/>
+              </w:rPr>
+              <w:fldChar w:fldCharType="separate"/>
+            </w:r>
+            <w:r>
+              <w:rPr>
+                <w:noProof/>
+                <w:webHidden/>
+              </w:rPr>
+              <w:t>4</w:t>
+            </w:r>
+            <w:r>
+              <w:rPr>
+                <w:noProof/>
+                <w:webHidden/>
+              </w:rPr>
+              <w:fldChar w:fldCharType="end"/>
+            </w:r>
+          </w:hyperlink>
+        </w:p>
+        <w:p>
+          <w:pPr>
+            <w:pStyle w:val="TOC2"/>
+            <w:tabs>
+              <w:tab w:val="right" w:leader="dot" w:pos="9016"/>
+            </w:tabs>
+            <w:rPr>
+              <w:rFonts w:asciiTheme="minorHAnsi" w:eastAsiaTheme="minorEastAsia" w:hAnsiTheme="minorHAnsi" w:cstheme="minorBidi"/>
+              <w:noProof/>
+              <w:kern w:val="2"/>
+              <w:sz w:val="24"/>
+              <w:szCs w:val="24"/>
+              <w:lang w:eastAsia="en-AU"/>
+              <w14:ligatures w14:val="standardContextual"/>
+            </w:rPr>
+          </w:pPr>
+          <w:hyperlink w:anchor="_Toc236433799" w:history="1">
+            <w:r>
+              <w:rPr>
+                <w:rStyle w:val="Hyperlink"/>
+                <w:noProof/>
+              </w:rPr>
+              <w:t>Problem Statement</w:t>
+            </w:r>
+            <w:r>
+              <w:rPr>
+                <w:noProof/>
+                <w:webHidden/>
+              </w:rPr>
+              <w:tab/>
+            </w:r>
+            <w:r>
+              <w:rPr>
+                <w:noProof/>
+                <w:webHidden/>
+              </w:rPr>
+              <w:fldChar w:fldCharType="begin"/>
+            </w:r>
+            <w:r>
+              <w:rPr>
+                <w:noProof/>
+                <w:webHidden/>
+              </w:rPr>
+              <w:instrText xml:space="preserve"> PAGEREF _Toc236433799 \h </w:instrText>
+            </w:r>
+            <w:r>
+              <w:rPr>
+                <w:noProof/>
+                <w:webHidden/>
+              </w:rPr>
+            </w:r>
+            <w:r>
+              <w:rPr>
+                <w:noProof/>
+                <w:webHidden/>
+              </w:rPr>
+              <w:fldChar w:fldCharType="separate"/>
+            </w:r>
+            <w:r>
+              <w:rPr>
+                <w:noProof/>
+                <w:webHidden/>
+              </w:rPr>
+              <w:t>4</w:t>
+            </w:r>
+            <w:r>
+              <w:rPr>
+                <w:noProof/>
+                <w:webHidden/>
+              </w:rPr>
+              <w:fldChar w:fldCharType="end"/>
+            </w:r>
+          </w:hyperlink>
+        </w:p>
+        <w:p>
+          <w:pPr>
+            <w:pStyle w:val="TOC2"/>
+            <w:tabs>
+              <w:tab w:val="right" w:leader="dot" w:pos="9016"/>
+            </w:tabs>
+            <w:rPr>
+              <w:rFonts w:asciiTheme="minorHAnsi" w:eastAsiaTheme="minorEastAsia" w:hAnsiTheme="minorHAnsi" w:cstheme="minorBidi"/>
+              <w:noProof/>
+              <w:kern w:val="2"/>
+              <w:sz w:val="24"/>
+              <w:szCs w:val="24"/>
+              <w:lang w:eastAsia="en-AU"/>
+              <w14:ligatures w14:val="standardContextual"/>
+            </w:rPr>
+          </w:pPr>
+          <w:hyperlink w:anchor="_Toc236433800" w:history="1">
+            <w:r>
+              <w:rPr>
+                <w:rStyle w:val="Hyperlink"/>
+                <w:noProof/>
+              </w:rPr>
+              <w:t>Project Objectives</w:t>
+            </w:r>
+            <w:r>
+              <w:rPr>
+                <w:noProof/>
+                <w:webHidden/>
+              </w:rPr>
+              <w:tab/>
+            </w:r>
+            <w:r>
+              <w:rPr>
+                <w:noProof/>
+                <w:webHidden/>
+              </w:rPr>
+              <w:fldChar w:fldCharType="begin"/>
+            </w:r>
+            <w:r>
+              <w:rPr>
+                <w:noProof/>
+                <w:webHidden/>
+              </w:rPr>
+              <w:instrText xml:space="preserve"> PAGEREF _Toc236433800 \h </w:instrText>
             </w:r>
             <w:r>
               <w:rPr>
@@ -436,7 +627,7 @@
               <w14:ligatures w14:val="standardContextual"/>
             </w:rPr>
           </w:pPr>
-          <w:hyperlink w:anchor="_Toc236416748" w:history="1">
+          <w:hyperlink w:anchor="_Toc236433801" w:history="1">
             <w:r>
               <w:rPr>
                 <w:rStyle w:val="Hyperlink"/>
@@ -463,7 +654,7 @@
                 <w:noProof/>
                 <w:webHidden/>
               </w:rPr>
-              <w:instrText xml:space="preserve"> PAGEREF _Toc236416748 \h </w:instrText>
+              <w:instrText xml:space="preserve"> PAGEREF _Toc236433801 \h </w:instrText>
             </w:r>
             <w:r>
               <w:rPr>
@@ -510,7 +701,7 @@
               <w14:ligatures w14:val="standardContextual"/>
             </w:rPr>
           </w:pPr>
-          <w:hyperlink w:anchor="_Toc236416749" w:history="1">
+          <w:hyperlink w:anchor="_Toc236433802" w:history="1">
             <w:r>
               <w:rPr>
                 <w:rStyle w:val="Hyperlink"/>
@@ -537,7 +728,7 @@
                 <w:noProof/>
                 <w:webHidden/>
               </w:rPr>
-              <w:instrText xml:space="preserve"> PAGEREF _Toc236416749 \h </w:instrText>
+              <w:instrText xml:space="preserve"> PAGEREF _Toc236433802 \h </w:instrText>
             </w:r>
             <w:r>
               <w:rPr>
@@ -557,7 +748,7 @@
                 <w:noProof/>
                 <w:webHidden/>
               </w:rPr>
-              <w:t>6</w:t>
+              <w:t>7</w:t>
             </w:r>
             <w:r>
               <w:rPr>
@@ -584,7 +775,7 @@
               <w14:ligatures w14:val="standardContextual"/>
             </w:rPr>
           </w:pPr>
-          <w:hyperlink w:anchor="_Toc236416750" w:history="1">
+          <w:hyperlink w:anchor="_Toc236433803" w:history="1">
             <w:r>
               <w:rPr>
                 <w:rStyle w:val="Hyperlink"/>
@@ -611,7 +802,7 @@
                 <w:noProof/>
                 <w:webHidden/>
               </w:rPr>
-              <w:instrText xml:space="preserve"> PAGEREF _Toc236416750 \h </w:instrText>
+              <w:instrText xml:space="preserve"> PAGEREF _Toc236433803 \h </w:instrText>
             </w:r>
             <w:r>
               <w:rPr>
@@ -631,7 +822,7 @@
                 <w:noProof/>
                 <w:webHidden/>
               </w:rPr>
-              <w:t>6</w:t>
+              <w:t>7</w:t>
             </w:r>
             <w:r>
               <w:rPr>
@@ -658,7 +849,7 @@
               <w14:ligatures w14:val="standardContextual"/>
             </w:rPr>
           </w:pPr>
-          <w:hyperlink w:anchor="_Toc236416751" w:history="1">
+          <w:hyperlink w:anchor="_Toc236433804" w:history="1">
             <w:r>
               <w:rPr>
                 <w:rStyle w:val="Hyperlink"/>
@@ -685,7 +876,7 @@
                 <w:noProof/>
                 <w:webHidden/>
               </w:rPr>
-              <w:instrText xml:space="preserve"> PAGEREF _Toc236416751 \h </w:instrText>
+              <w:instrText xml:space="preserve"> PAGEREF _Toc236433804 \h </w:instrText>
             </w:r>
             <w:r>
               <w:rPr>
@@ -705,7 +896,7 @@
                 <w:noProof/>
                 <w:webHidden/>
               </w:rPr>
-              <w:t>6</w:t>
+              <w:t>7</w:t>
             </w:r>
             <w:r>
               <w:rPr>
@@ -732,7 +923,7 @@
               <w14:ligatures w14:val="standardContextual"/>
             </w:rPr>
           </w:pPr>
-          <w:hyperlink w:anchor="_Toc236416752" w:history="1">
+          <w:hyperlink w:anchor="_Toc236433805" w:history="1">
             <w:r>
               <w:rPr>
                 <w:rStyle w:val="Hyperlink"/>
@@ -759,7 +950,7 @@
                 <w:noProof/>
                 <w:webHidden/>
               </w:rPr>
-              <w:instrText xml:space="preserve"> PAGEREF _Toc236416752 \h </w:instrText>
+              <w:instrText xml:space="preserve"> PAGEREF _Toc236433805 \h </w:instrText>
             </w:r>
             <w:r>
               <w:rPr>
@@ -779,7 +970,7 @@
                 <w:noProof/>
                 <w:webHidden/>
               </w:rPr>
-              <w:t>7</w:t>
+              <w:t>8</w:t>
             </w:r>
             <w:r>
               <w:rPr>
@@ -806,7 +997,7 @@
               <w14:ligatures w14:val="standardContextual"/>
             </w:rPr>
           </w:pPr>
-          <w:hyperlink w:anchor="_Toc236416753" w:history="1">
+          <w:hyperlink w:anchor="_Toc236433806" w:history="1">
             <w:r>
               <w:rPr>
                 <w:rStyle w:val="Hyperlink"/>
@@ -833,7 +1024,7 @@
                 <w:noProof/>
                 <w:webHidden/>
               </w:rPr>
-              <w:instrText xml:space="preserve"> PAGEREF _Toc236416753 \h </w:instrText>
+              <w:instrText xml:space="preserve"> PAGEREF _Toc236433806 \h </w:instrText>
             </w:r>
             <w:r>
               <w:rPr>
@@ -853,7 +1044,7 @@
                 <w:noProof/>
                 <w:webHidden/>
               </w:rPr>
-              <w:t>7</w:t>
+              <w:t>8</w:t>
             </w:r>
             <w:r>
               <w:rPr>
@@ -880,7 +1071,7 @@
               <w14:ligatures w14:val="standardContextual"/>
             </w:rPr>
           </w:pPr>
-          <w:hyperlink w:anchor="_Toc236416754" w:history="1">
+          <w:hyperlink w:anchor="_Toc236433807" w:history="1">
             <w:r>
               <w:rPr>
                 <w:rStyle w:val="Hyperlink"/>
@@ -907,7 +1098,7 @@
                 <w:noProof/>
                 <w:webHidden/>
               </w:rPr>
-              <w:instrText xml:space="preserve"> PAGEREF _Toc236416754 \h </w:instrText>
+              <w:instrText xml:space="preserve"> PAGEREF _Toc236433807 \h </w:instrText>
             </w:r>
             <w:r>
               <w:rPr>
@@ -927,7 +1118,7 @@
                 <w:noProof/>
                 <w:webHidden/>
               </w:rPr>
-              <w:t>7</w:t>
+              <w:t>8</w:t>
             </w:r>
             <w:r>
               <w:rPr>
@@ -954,13 +1145,13 @@
               <w14:ligatures w14:val="standardContextual"/>
             </w:rPr>
           </w:pPr>
-          <w:hyperlink w:anchor="_Toc236416755" w:history="1">
+          <w:hyperlink w:anchor="_Toc236433808" w:history="1">
             <w:r>
               <w:rPr>
                 <w:rStyle w:val="Hyperlink"/>
                 <w:noProof/>
               </w:rPr>
-              <w:t>System Design</w:t>
+              <w:t>System Analysis and Design</w:t>
             </w:r>
             <w:r>
               <w:rPr>
@@ -981,7 +1172,7 @@
                 <w:noProof/>
                 <w:webHidden/>
               </w:rPr>
-              <w:instrText xml:space="preserve"> PAGEREF _Toc236416755 \h </w:instrText>
+              <w:instrText xml:space="preserve"> PAGEREF _Toc236433808 \h </w:instrText>
             </w:r>
             <w:r>
               <w:rPr>
@@ -1001,7 +1192,7 @@
                 <w:noProof/>
                 <w:webHidden/>
               </w:rPr>
-              <w:t>8</w:t>
+              <w:t>9</w:t>
             </w:r>
             <w:r>
               <w:rPr>
@@ -1028,7 +1219,7 @@
               <w14:ligatures w14:val="standardContextual"/>
             </w:rPr>
           </w:pPr>
-          <w:hyperlink w:anchor="_Toc236416756" w:history="1">
+          <w:hyperlink w:anchor="_Toc236433809" w:history="1">
             <w:r>
               <w:rPr>
                 <w:rStyle w:val="Hyperlink"/>
@@ -1055,7 +1246,7 @@
                 <w:noProof/>
                 <w:webHidden/>
               </w:rPr>
-              <w:instrText xml:space="preserve"> PAGEREF _Toc236416756 \h </w:instrText>
+              <w:instrText xml:space="preserve"> PAGEREF _Toc236433809 \h </w:instrText>
             </w:r>
             <w:r>
               <w:rPr>
@@ -1075,7 +1266,7 @@
                 <w:noProof/>
                 <w:webHidden/>
               </w:rPr>
-              <w:t>8</w:t>
+              <w:t>9</w:t>
             </w:r>
             <w:r>
               <w:rPr>
@@ -1102,7 +1293,7 @@
               <w14:ligatures w14:val="standardContextual"/>
             </w:rPr>
           </w:pPr>
-          <w:hyperlink w:anchor="_Toc236416757" w:history="1">
+          <w:hyperlink w:anchor="_Toc236433810" w:history="1">
             <w:r>
               <w:rPr>
                 <w:rStyle w:val="Hyperlink"/>
@@ -1129,7 +1320,7 @@
                 <w:noProof/>
                 <w:webHidden/>
               </w:rPr>
-              <w:instrText xml:space="preserve"> PAGEREF _Toc236416757 \h </w:instrText>
+              <w:instrText xml:space="preserve"> PAGEREF _Toc236433810 \h </w:instrText>
             </w:r>
             <w:r>
               <w:rPr>
@@ -1149,7 +1340,7 @@
                 <w:noProof/>
                 <w:webHidden/>
               </w:rPr>
-              <w:t>9</w:t>
+              <w:t>10</w:t>
             </w:r>
             <w:r>
               <w:rPr>
@@ -1176,7 +1367,7 @@
               <w14:ligatures w14:val="standardContextual"/>
             </w:rPr>
           </w:pPr>
-          <w:hyperlink w:anchor="_Toc236416758" w:history="1">
+          <w:hyperlink w:anchor="_Toc236433811" w:history="1">
             <w:r>
               <w:rPr>
                 <w:rStyle w:val="Hyperlink"/>
@@ -1203,7 +1394,7 @@
                 <w:noProof/>
                 <w:webHidden/>
               </w:rPr>
-              <w:instrText xml:space="preserve"> PAGEREF _Toc236416758 \h </w:instrText>
+              <w:instrText xml:space="preserve"> PAGEREF _Toc236433811 \h </w:instrText>
             </w:r>
             <w:r>
               <w:rPr>
@@ -1223,7 +1414,7 @@
                 <w:noProof/>
                 <w:webHidden/>
               </w:rPr>
-              <w:t>9</w:t>
+              <w:t>10</w:t>
             </w:r>
             <w:r>
               <w:rPr>
@@ -1250,7 +1441,7 @@
               <w14:ligatures w14:val="standardContextual"/>
             </w:rPr>
           </w:pPr>
-          <w:hyperlink w:anchor="_Toc236416759" w:history="1">
+          <w:hyperlink w:anchor="_Toc236433812" w:history="1">
             <w:r>
               <w:rPr>
                 <w:rStyle w:val="Hyperlink"/>
@@ -1277,7 +1468,7 @@
                 <w:noProof/>
                 <w:webHidden/>
               </w:rPr>
-              <w:instrText xml:space="preserve"> PAGEREF _Toc236416759 \h </w:instrText>
+              <w:instrText xml:space="preserve"> PAGEREF _Toc236433812 \h </w:instrText>
             </w:r>
             <w:r>
               <w:rPr>
@@ -1297,7 +1488,7 @@
                 <w:noProof/>
                 <w:webHidden/>
               </w:rPr>
-              <w:t>9</w:t>
+              <w:t>10</w:t>
             </w:r>
             <w:r>
               <w:rPr>
@@ -1324,7 +1515,7 @@
               <w14:ligatures w14:val="standardContextual"/>
             </w:rPr>
           </w:pPr>
-          <w:hyperlink w:anchor="_Toc236416760" w:history="1">
+          <w:hyperlink w:anchor="_Toc236433813" w:history="1">
             <w:r>
               <w:rPr>
                 <w:rStyle w:val="Hyperlink"/>
@@ -1351,7 +1542,7 @@
                 <w:noProof/>
                 <w:webHidden/>
               </w:rPr>
-              <w:instrText xml:space="preserve"> PAGEREF _Toc236416760 \h </w:instrText>
+              <w:instrText xml:space="preserve"> PAGEREF _Toc236433813 \h </w:instrText>
             </w:r>
             <w:r>
               <w:rPr>
@@ -1371,7 +1562,7 @@
                 <w:noProof/>
                 <w:webHidden/>
               </w:rPr>
-              <w:t>10</w:t>
+              <w:t>11</w:t>
             </w:r>
             <w:r>
               <w:rPr>
@@ -1398,7 +1589,7 @@
               <w14:ligatures w14:val="standardContextual"/>
             </w:rPr>
           </w:pPr>
-          <w:hyperlink w:anchor="_Toc236416761" w:history="1">
+          <w:hyperlink w:anchor="_Toc236433814" w:history="1">
             <w:r>
               <w:rPr>
                 <w:rStyle w:val="Hyperlink"/>
@@ -1425,7 +1616,7 @@
                 <w:noProof/>
                 <w:webHidden/>
               </w:rPr>
-              <w:instrText xml:space="preserve"> PAGEREF _Toc236416761 \h </w:instrText>
+              <w:instrText xml:space="preserve"> PAGEREF _Toc236433814 \h </w:instrText>
             </w:r>
             <w:r>
               <w:rPr>
@@ -1445,7 +1636,7 @@
                 <w:noProof/>
                 <w:webHidden/>
               </w:rPr>
-              <w:t>10</w:t>
+              <w:t>11</w:t>
             </w:r>
             <w:r>
               <w:rPr>
@@ -1472,7 +1663,7 @@
               <w14:ligatures w14:val="standardContextual"/>
             </w:rPr>
           </w:pPr>
-          <w:hyperlink w:anchor="_Toc236416762" w:history="1">
+          <w:hyperlink w:anchor="_Toc236433815" w:history="1">
             <w:r>
               <w:rPr>
                 <w:rStyle w:val="Hyperlink"/>
@@ -1499,7 +1690,7 @@
                 <w:noProof/>
                 <w:webHidden/>
               </w:rPr>
-              <w:instrText xml:space="preserve"> PAGEREF _Toc236416762 \h </w:instrText>
+              <w:instrText xml:space="preserve"> PAGEREF _Toc236433815 \h </w:instrText>
             </w:r>
             <w:r>
               <w:rPr>
@@ -1519,7 +1710,7 @@
                 <w:noProof/>
                 <w:webHidden/>
               </w:rPr>
-              <w:t>10</w:t>
+              <w:t>11</w:t>
             </w:r>
             <w:r>
               <w:rPr>
@@ -1546,7 +1737,7 @@
               <w14:ligatures w14:val="standardContextual"/>
             </w:rPr>
           </w:pPr>
-          <w:hyperlink w:anchor="_Toc236416763" w:history="1">
+          <w:hyperlink w:anchor="_Toc236433816" w:history="1">
             <w:r>
               <w:rPr>
                 <w:rStyle w:val="Hyperlink"/>
@@ -1573,7 +1764,7 @@
                 <w:noProof/>
                 <w:webHidden/>
               </w:rPr>
-              <w:instrText xml:space="preserve"> PAGEREF _Toc236416763 \h </w:instrText>
+              <w:instrText xml:space="preserve"> PAGEREF _Toc236433816 \h </w:instrText>
             </w:r>
             <w:r>
               <w:rPr>
@@ -1593,155 +1784,7 @@
                 <w:noProof/>
                 <w:webHidden/>
               </w:rPr>
-              <w:t>11</w:t>
-            </w:r>
-            <w:r>
-              <w:rPr>
-                <w:noProof/>
-                <w:webHidden/>
-              </w:rPr>
-              <w:fldChar w:fldCharType="end"/>
-            </w:r>
-          </w:hyperlink>
-        </w:p>
-        <w:p>
-          <w:pPr>
-            <w:pStyle w:val="TOC1"/>
-            <w:tabs>
-              <w:tab w:val="right" w:leader="dot" w:pos="9016"/>
-            </w:tabs>
-            <w:rPr>
-              <w:rFonts w:asciiTheme="minorHAnsi" w:eastAsiaTheme="minorEastAsia" w:hAnsiTheme="minorHAnsi" w:cstheme="minorBidi"/>
-              <w:noProof/>
-              <w:kern w:val="2"/>
-              <w:sz w:val="24"/>
-              <w:szCs w:val="24"/>
-              <w:lang w:eastAsia="en-AU"/>
-              <w14:ligatures w14:val="standardContextual"/>
-            </w:rPr>
-          </w:pPr>
-          <w:hyperlink w:anchor="_Toc236416764" w:history="1">
-            <w:r>
-              <w:rPr>
-                <w:rStyle w:val="Hyperlink"/>
-                <w:noProof/>
-              </w:rPr>
-              <w:t>Work Breakdown Structure</w:t>
-            </w:r>
-            <w:r>
-              <w:rPr>
-                <w:noProof/>
-                <w:webHidden/>
-              </w:rPr>
-              <w:tab/>
-            </w:r>
-            <w:r>
-              <w:rPr>
-                <w:noProof/>
-                <w:webHidden/>
-              </w:rPr>
-              <w:fldChar w:fldCharType="begin"/>
-            </w:r>
-            <w:r>
-              <w:rPr>
-                <w:noProof/>
-                <w:webHidden/>
-              </w:rPr>
-              <w:instrText xml:space="preserve"> PAGEREF _Toc236416764 \h </w:instrText>
-            </w:r>
-            <w:r>
-              <w:rPr>
-                <w:noProof/>
-                <w:webHidden/>
-              </w:rPr>
-            </w:r>
-            <w:r>
-              <w:rPr>
-                <w:noProof/>
-                <w:webHidden/>
-              </w:rPr>
-              <w:fldChar w:fldCharType="separate"/>
-            </w:r>
-            <w:r>
-              <w:rPr>
-                <w:noProof/>
-                <w:webHidden/>
-              </w:rPr>
               <w:t>12</w:t>
-            </w:r>
-            <w:r>
-              <w:rPr>
-                <w:noProof/>
-                <w:webHidden/>
-              </w:rPr>
-              <w:fldChar w:fldCharType="end"/>
-            </w:r>
-          </w:hyperlink>
-        </w:p>
-        <w:p>
-          <w:pPr>
-            <w:pStyle w:val="TOC2"/>
-            <w:tabs>
-              <w:tab w:val="right" w:leader="dot" w:pos="9016"/>
-            </w:tabs>
-            <w:rPr>
-              <w:rFonts w:asciiTheme="minorHAnsi" w:eastAsiaTheme="minorEastAsia" w:hAnsiTheme="minorHAnsi" w:cstheme="minorBidi"/>
-              <w:noProof/>
-              <w:kern w:val="2"/>
-              <w:sz w:val="24"/>
-              <w:szCs w:val="24"/>
-              <w:lang w:eastAsia="en-AU"/>
-              <w14:ligatures w14:val="standardContextual"/>
-            </w:rPr>
-          </w:pPr>
-          <w:hyperlink w:anchor="_Toc236416765" w:history="1">
-            <w:r>
-              <w:rPr>
-                <w:rStyle w:val="Hyperlink"/>
-                <w:noProof/>
-              </w:rPr>
-              <w:t>Work Breakdown Structure</w:t>
-            </w:r>
-            <w:r>
-              <w:rPr>
-                <w:noProof/>
-                <w:webHidden/>
-              </w:rPr>
-              <w:tab/>
-            </w:r>
-            <w:r>
-              <w:rPr>
-                <w:noProof/>
-                <w:webHidden/>
-              </w:rPr>
-              <w:fldChar w:fldCharType="begin"/>
-            </w:r>
-            <w:r>
-              <w:rPr>
-                <w:noProof/>
-                <w:webHidden/>
-              </w:rPr>
-              <w:instrText xml:space="preserve"> PAGEREF _Toc236416765 \h </w:instrText>
-            </w:r>
-            <w:r>
-              <w:rPr>
-                <w:noProof/>
-                <w:webHidden/>
-              </w:rPr>
-            </w:r>
-            <w:r>
-              <w:rPr>
-                <w:noProof/>
-                <w:webHidden/>
-              </w:rPr>
-              <w:fldChar w:fldCharType="separate"/>
-            </w:r>
-            <w:r>
-              <w:rPr>
-                <w:noProof/>
-                <w:webHidden/>
-              </w:rPr>
-              <w:t>13</w:t>
             </w:r>
             <w:r>
               <w:rPr>
@@ -1776,12 +1819,308 @@
       <w:pPr>
         <w:pStyle w:val="Heading1"/>
       </w:pPr>
-      <w:bookmarkStart w:id="0" w:name="_Toc236416746"/>
+      <w:bookmarkStart w:id="0" w:name="_Toc236433797"/>
       <w:r>
         <w:lastRenderedPageBreak/>
         <w:t>Project Background and Justification</w:t>
       </w:r>
       <w:bookmarkEnd w:id="0"/>
+    </w:p>
+    <w:p>
+      <w:pPr>
+        <w:spacing w:after="160" w:line="259" w:lineRule="auto"/>
+      </w:pPr>
+      <w:r>
+        <w:t>The current landscape of health and wellness applications reveals a significant gap in highly adaptable</w:t>
+      </w:r>
+      <w:r>
+        <w:t xml:space="preserve"> and</w:t>
+      </w:r>
+      <w:r>
+        <w:t xml:space="preserve"> user-centric nutritional tools. Below </w:t>
+      </w:r>
+      <w:r>
+        <w:t>are</w:t>
+      </w:r>
+      <w:r>
+        <w:t xml:space="preserve"> the detailed context and justification for developing the </w:t>
+      </w:r>
+      <w:r>
+        <w:t>“</w:t>
+      </w:r>
+      <w:r>
+        <w:t>AI-Based Smart Meal Planner</w:t>
+      </w:r>
+      <w:r>
+        <w:t>”</w:t>
+      </w:r>
+      <w:r>
+        <w:t>:</w:t>
+      </w:r>
+    </w:p>
+    <w:p>
+      <w:pPr>
+        <w:numPr>
+          <w:ilvl w:val="0"/>
+          <w:numId w:val="25"/>
+        </w:numPr>
+        <w:tabs>
+          <w:tab w:val="num" w:pos="720"/>
+        </w:tabs>
+        <w:spacing w:after="160" w:line="259" w:lineRule="auto"/>
+      </w:pPr>
+      <w:r>
+        <w:rPr>
+          <w:b/>
+          <w:bCs/>
+        </w:rPr>
+        <w:t>The Modern Nutritional Challenge</w:t>
+      </w:r>
+      <w:r>
+        <w:t xml:space="preserve">: </w:t>
+      </w:r>
+      <w:r>
+        <w:t xml:space="preserve">Managing complex commitments alongside physically </w:t>
+      </w:r>
+      <w:r>
+        <w:t xml:space="preserve">or mentally </w:t>
+      </w:r>
+      <w:r>
+        <w:t xml:space="preserve">demanding </w:t>
+      </w:r>
+      <w:r>
+        <w:t xml:space="preserve">jobs </w:t>
+      </w:r>
+      <w:r>
+        <w:t>leaves individuals with minimal time for effective meal planning. For example, a person maintaining a highly active routine</w:t>
+      </w:r>
+      <w:r>
+        <w:t xml:space="preserve">, </w:t>
+      </w:r>
+      <w:r>
+        <w:t>such as walking up to 30,000 steps during a prolonged retail shift</w:t>
+      </w:r>
+      <w:r>
+        <w:t xml:space="preserve">, </w:t>
+      </w:r>
+      <w:r>
+        <w:t xml:space="preserve">requires highly specific caloric and macronutrient </w:t>
+      </w:r>
+      <w:r>
+        <w:t>refill</w:t>
+      </w:r>
+      <w:r>
+        <w:t>. Generic meal-planning applications offer static solutions that fail to address these extreme variations in daily energy expenditure.</w:t>
+      </w:r>
+    </w:p>
+    <w:p>
+      <w:pPr>
+        <w:tabs>
+          <w:tab w:val="num" w:pos="1440"/>
+        </w:tabs>
+        <w:spacing w:after="160" w:line="259" w:lineRule="auto"/>
+        <w:ind w:left="360"/>
+      </w:pPr>
+      <w:r>
+        <w:rPr>
+          <w:b/>
+          <w:bCs/>
+        </w:rPr>
+        <w:t>Justification</w:t>
+      </w:r>
+      <w:r>
+        <w:rPr>
+          <w:i/>
+          <w:iCs/>
+        </w:rPr>
+        <w:t>:</w:t>
+      </w:r>
+      <w:r>
+        <w:t xml:space="preserve"> The proposed application addresses this by providing personalised meal recommendations based directly on the user's specific health goals. This tailored approach </w:t>
+      </w:r>
+      <w:r>
+        <w:t xml:space="preserve">allows the application to </w:t>
+      </w:r>
+      <w:r>
+        <w:t>adapt</w:t>
+      </w:r>
+      <w:r>
+        <w:t xml:space="preserve"> to </w:t>
+      </w:r>
+      <w:r>
+        <w:t xml:space="preserve">dynamic, real-world physical demands rather than forcing the user into a generic dietary template. </w:t>
+      </w:r>
+    </w:p>
+    <w:p>
+      <w:pPr>
+        <w:numPr>
+          <w:ilvl w:val="0"/>
+          <w:numId w:val="25"/>
+        </w:numPr>
+        <w:tabs>
+          <w:tab w:val="num" w:pos="720"/>
+        </w:tabs>
+        <w:spacing w:after="160" w:line="259" w:lineRule="auto"/>
+      </w:pPr>
+      <w:r>
+        <w:rPr>
+          <w:b/>
+          <w:bCs/>
+        </w:rPr>
+        <w:t>Mitigating Food Waste and Budget Inefficiencies</w:t>
+      </w:r>
+      <w:r>
+        <w:t xml:space="preserve">: </w:t>
+      </w:r>
+      <w:r>
+        <w:t xml:space="preserve">Traditional meal planners dictate what a user should eat without considering the </w:t>
+      </w:r>
+      <w:r>
+        <w:t xml:space="preserve">things they have in-hand. </w:t>
+      </w:r>
+      <w:r>
+        <w:t>This oversight forces unnecessary trips to the supermarket, inflates weekly grocery budgets, and directly contributes to household food waste.</w:t>
+      </w:r>
+    </w:p>
+    <w:p>
+      <w:pPr>
+        <w:tabs>
+          <w:tab w:val="num" w:pos="1440"/>
+        </w:tabs>
+        <w:spacing w:after="160" w:line="259" w:lineRule="auto"/>
+        <w:ind w:left="360"/>
+      </w:pPr>
+      <w:r>
+        <w:rPr>
+          <w:b/>
+          <w:bCs/>
+        </w:rPr>
+        <w:t>Justification</w:t>
+      </w:r>
+      <w:r>
+        <w:rPr>
+          <w:i/>
+          <w:iCs/>
+        </w:rPr>
+        <w:t>:</w:t>
+      </w:r>
+      <w:r>
+        <w:t xml:space="preserve"> By explicitly generating meal plans and recipes based on the available ingredients supplied by the user, the application provides a highly practical and economically viable solution. This justifies the system's design as a tool not just for health, but for efficient household management. </w:t>
+      </w:r>
+    </w:p>
+    <w:p>
+      <w:pPr>
+        <w:numPr>
+          <w:ilvl w:val="0"/>
+          <w:numId w:val="25"/>
+        </w:numPr>
+        <w:tabs>
+          <w:tab w:val="num" w:pos="720"/>
+        </w:tabs>
+        <w:spacing w:after="160" w:line="259" w:lineRule="auto"/>
+      </w:pPr>
+      <w:r>
+        <w:rPr>
+          <w:b/>
+          <w:bCs/>
+        </w:rPr>
+        <w:t>The Need for Dynamic, AI-Driven Solutions</w:t>
+      </w:r>
+      <w:r>
+        <w:t xml:space="preserve">: </w:t>
+      </w:r>
+      <w:r>
+        <w:t>Existing applications rely on hard-coded databases. If a user has a strict dietary restriction (e.g., vegan) combined with a limited set of random</w:t>
+      </w:r>
+      <w:r>
+        <w:t xml:space="preserve"> </w:t>
+      </w:r>
+      <w:r>
+        <w:t xml:space="preserve">ingredients, a static database will </w:t>
+      </w:r>
+      <w:r>
+        <w:t>most likely</w:t>
+      </w:r>
+      <w:r>
+        <w:t xml:space="preserve"> return zero recipe results.</w:t>
+      </w:r>
+    </w:p>
+    <w:p>
+      <w:pPr>
+        <w:tabs>
+          <w:tab w:val="num" w:pos="1440"/>
+        </w:tabs>
+        <w:spacing w:after="160" w:line="259" w:lineRule="auto"/>
+        <w:ind w:left="360"/>
+      </w:pPr>
+      <w:r>
+        <w:rPr>
+          <w:b/>
+          <w:bCs/>
+        </w:rPr>
+        <w:t>Justification</w:t>
+      </w:r>
+      <w:r>
+        <w:rPr>
+          <w:i/>
+          <w:iCs/>
+        </w:rPr>
+        <w:t>:</w:t>
+      </w:r>
+      <w:r>
+        <w:t xml:space="preserve"> The integration of Generative AI completely bypasses the limitations of static databases. Generative AI will be incorporated to support the generation of personalised weekly meal plans and recipes, justifying the project's technological complexity by offering infinite, dynamic meal combinations that specifically fit the user's exact constraints. </w:t>
+      </w:r>
+    </w:p>
+    <w:p>
+      <w:pPr>
+        <w:numPr>
+          <w:ilvl w:val="0"/>
+          <w:numId w:val="25"/>
+        </w:numPr>
+        <w:tabs>
+          <w:tab w:val="num" w:pos="720"/>
+        </w:tabs>
+        <w:spacing w:after="160" w:line="259" w:lineRule="auto"/>
+      </w:pPr>
+      <w:r>
+        <w:rPr>
+          <w:b/>
+          <w:bCs/>
+        </w:rPr>
+        <w:t>Mobile-First Accessibility</w:t>
+      </w:r>
+      <w:r>
+        <w:t xml:space="preserve">: </w:t>
+      </w:r>
+      <w:r>
+        <w:t>Meal planning and grocery shopping are inherently mobile activities. Users require immediate, on-the-go access to their dietary requirements, generated recipes, and shopping lists while actively navigating a store.</w:t>
+      </w:r>
+    </w:p>
+    <w:p>
+      <w:pPr>
+        <w:tabs>
+          <w:tab w:val="num" w:pos="1440"/>
+        </w:tabs>
+        <w:spacing w:after="160" w:line="259" w:lineRule="auto"/>
+        <w:ind w:left="360"/>
+      </w:pPr>
+      <w:r>
+        <w:rPr>
+          <w:b/>
+          <w:bCs/>
+        </w:rPr>
+        <w:t>Justification</w:t>
+      </w:r>
+      <w:r>
+        <w:rPr>
+          <w:i/>
+          <w:iCs/>
+        </w:rPr>
+        <w:t>:</w:t>
+      </w:r>
+      <w:r>
+        <w:t xml:space="preserve"> The scope of this project is explicitly to design and develop a prototype smart meal planning application for Android devices. Delivering this as an Android prototype justifies the mobile-first approach, ensuring users can access automatically created and categorised grocery lists precisely when and where they need them.</w:t>
+      </w:r>
     </w:p>
     <w:p>
       <w:pPr>
@@ -1801,7 +2140,7 @@
       <w:pPr>
         <w:pStyle w:val="Heading1"/>
       </w:pPr>
-      <w:bookmarkStart w:id="1" w:name="_Toc236416747"/>
+      <w:bookmarkStart w:id="1" w:name="_Toc236433798"/>
       <w:r>
         <w:lastRenderedPageBreak/>
         <w:t>Problem Statement and Project Objectives</w:t>
@@ -1811,13 +2150,679 @@
     <w:p>
       <w:pPr>
         <w:spacing w:after="160" w:line="259" w:lineRule="auto"/>
-        <w:rPr>
-          <w:rFonts w:asciiTheme="majorHAnsi" w:eastAsiaTheme="majorEastAsia" w:hAnsiTheme="majorHAnsi" w:cstheme="majorBidi"/>
-          <w:color w:val="0F4761" w:themeColor="accent1" w:themeShade="BF"/>
-          <w:sz w:val="40"/>
-          <w:szCs w:val="40"/>
-        </w:rPr>
-      </w:pPr>
+      </w:pPr>
+      <w:r>
+        <w:t xml:space="preserve">To clearly define the scope and intent of the AI-Based Smart Meal Planner, the core issues being addressed and the specific targets of the system </w:t>
+      </w:r>
+      <w:r>
+        <w:t xml:space="preserve">are </w:t>
+      </w:r>
+      <w:r>
+        <w:t>outlined</w:t>
+      </w:r>
+      <w:r>
+        <w:t xml:space="preserve"> below:</w:t>
+      </w:r>
+    </w:p>
+    <w:p>
+      <w:pPr>
+        <w:pStyle w:val="Heading2"/>
+      </w:pPr>
+      <w:bookmarkStart w:id="2" w:name="_Toc236433799"/>
+      <w:r>
+        <w:t>Problem Statement</w:t>
+      </w:r>
+      <w:bookmarkEnd w:id="2"/>
+    </w:p>
+    <w:p>
+      <w:pPr>
+        <w:numPr>
+          <w:ilvl w:val="0"/>
+          <w:numId w:val="26"/>
+        </w:numPr>
+        <w:tabs>
+          <w:tab w:val="num" w:pos="720"/>
+        </w:tabs>
+        <w:spacing w:after="160" w:line="259" w:lineRule="auto"/>
+      </w:pPr>
+      <w:r>
+        <w:rPr>
+          <w:b/>
+          <w:bCs/>
+        </w:rPr>
+        <w:t>The Burden of Manual Planning:</w:t>
+      </w:r>
+      <w:r>
+        <w:t xml:space="preserve"> Users consistently struggle to maintain specific dietary and health goals because manual meal planning introduces a high cognitive load. Researching</w:t>
+      </w:r>
+      <w:r>
+        <w:t xml:space="preserve"> </w:t>
+      </w:r>
+      <w:r>
+        <w:t xml:space="preserve">and scheduling a full week of meals is a </w:t>
+      </w:r>
+      <w:r>
+        <w:t>time</w:t>
+      </w:r>
+      <w:r>
+        <w:t>-consuming</w:t>
+      </w:r>
+      <w:r>
+        <w:t xml:space="preserve"> process that often leads to user burnout and abandonment</w:t>
+      </w:r>
+      <w:r>
+        <w:t xml:space="preserve"> of diet plans</w:t>
+      </w:r>
+      <w:r>
+        <w:t>.</w:t>
+      </w:r>
+    </w:p>
+    <w:p>
+      <w:pPr>
+        <w:numPr>
+          <w:ilvl w:val="0"/>
+          <w:numId w:val="26"/>
+        </w:numPr>
+        <w:tabs>
+          <w:tab w:val="num" w:pos="720"/>
+        </w:tabs>
+        <w:spacing w:after="160" w:line="259" w:lineRule="auto"/>
+      </w:pPr>
+      <w:r>
+        <w:rPr>
+          <w:b/>
+          <w:bCs/>
+        </w:rPr>
+        <w:t>Rigidity of Dietary Constraints:</w:t>
+      </w:r>
+      <w:r>
+        <w:t xml:space="preserve"> Finding recipes that accommodate strict dietary restrictions (such as vegan or gluten-free), align with precise caloric targets, and utiliz</w:t>
+      </w:r>
+      <w:r>
+        <w:t>e</w:t>
+      </w:r>
+      <w:r>
+        <w:t xml:space="preserve"> on-hand ingredients is an overwhelmingly difficult and frustrating process when using traditional, static recipe databases.</w:t>
+      </w:r>
+    </w:p>
+    <w:p>
+      <w:pPr>
+        <w:numPr>
+          <w:ilvl w:val="0"/>
+          <w:numId w:val="26"/>
+        </w:numPr>
+        <w:tabs>
+          <w:tab w:val="num" w:pos="720"/>
+        </w:tabs>
+        <w:spacing w:after="160" w:line="259" w:lineRule="auto"/>
+      </w:pPr>
+      <w:r>
+        <w:rPr>
+          <w:b/>
+          <w:bCs/>
+        </w:rPr>
+        <w:t>Inefficient Grocery Mapping:</w:t>
+      </w:r>
+      <w:r>
+        <w:t xml:space="preserve"> Translating </w:t>
+      </w:r>
+      <w:r>
+        <w:t>an</w:t>
+      </w:r>
+      <w:r>
+        <w:t xml:space="preserve"> </w:t>
+      </w:r>
+      <w:r>
+        <w:t>incoherent</w:t>
+      </w:r>
+      <w:r>
+        <w:t xml:space="preserve"> list of recipes into an actionable, efficient grocery shopping list is a manual</w:t>
+      </w:r>
+      <w:r>
+        <w:t xml:space="preserve"> </w:t>
+      </w:r>
+      <w:r>
+        <w:t>task that frequently results in forgotten ingredients, duplicate purchases, and extended trips to the supermarket.</w:t>
+      </w:r>
+    </w:p>
+    <w:p>
+      <w:pPr>
+        <w:pStyle w:val="Heading2"/>
+      </w:pPr>
+      <w:bookmarkStart w:id="3" w:name="_Toc236433800"/>
+      <w:r>
+        <w:t>Project Objectives</w:t>
+      </w:r>
+      <w:bookmarkEnd w:id="3"/>
+    </w:p>
+    <w:p>
+      <w:pPr>
+        <w:spacing w:after="160" w:line="259" w:lineRule="auto"/>
+      </w:pPr>
+      <w:r>
+        <w:t>The primary aim of this project is to completely automate the discovery, scheduling, and logistical planning of weekly meals. The specific, actionable objectives include:</w:t>
+      </w:r>
+    </w:p>
+    <w:p>
+      <w:pPr>
+        <w:spacing w:after="160" w:line="259" w:lineRule="auto"/>
+      </w:pPr>
+      <w:r>
+        <w:rPr>
+          <w:b/>
+          <w:bCs/>
+        </w:rPr>
+        <w:t>Objective 1: Develop a Tailored Android Prototype</w:t>
+      </w:r>
+    </w:p>
+    <w:p>
+      <w:pPr>
+        <w:pStyle w:val="ListParagraph"/>
+        <w:numPr>
+          <w:ilvl w:val="0"/>
+          <w:numId w:val="28"/>
+        </w:numPr>
+        <w:spacing w:after="160" w:line="259" w:lineRule="auto"/>
+      </w:pPr>
+      <w:r>
+        <w:rPr>
+          <w:b/>
+          <w:bCs/>
+        </w:rPr>
+        <w:t xml:space="preserve">Action: </w:t>
+      </w:r>
+      <w:r>
+        <w:t xml:space="preserve">Design and develop a prototype smart meal planning application specifically for Android devices. </w:t>
+      </w:r>
+    </w:p>
+    <w:p>
+      <w:pPr>
+        <w:pStyle w:val="ListParagraph"/>
+        <w:numPr>
+          <w:ilvl w:val="0"/>
+          <w:numId w:val="28"/>
+        </w:numPr>
+        <w:spacing w:after="160" w:line="259" w:lineRule="auto"/>
+      </w:pPr>
+      <w:r>
+        <w:rPr>
+          <w:b/>
+          <w:bCs/>
+        </w:rPr>
+        <w:t xml:space="preserve">Justification: </w:t>
+      </w:r>
+      <w:r>
+        <w:t xml:space="preserve">This ensures the application is highly accessible on mobile platforms. It guarantees the system provides personalised meal recommendations based on information supplied by the user, creating a user-centric experience rather than a generic one. </w:t>
+      </w:r>
+    </w:p>
+    <w:p>
+      <w:pPr>
+        <w:spacing w:after="160" w:line="259" w:lineRule="auto"/>
+      </w:pPr>
+      <w:r>
+        <w:rPr>
+          <w:b/>
+          <w:bCs/>
+        </w:rPr>
+        <w:t>Objective 2: Integrate Generative AI for Dynamic Planning</w:t>
+      </w:r>
+    </w:p>
+    <w:p>
+      <w:pPr>
+        <w:pStyle w:val="ListParagraph"/>
+        <w:numPr>
+          <w:ilvl w:val="0"/>
+          <w:numId w:val="29"/>
+        </w:numPr>
+        <w:spacing w:after="160" w:line="259" w:lineRule="auto"/>
+      </w:pPr>
+      <w:r>
+        <w:rPr>
+          <w:b/>
+          <w:bCs/>
+        </w:rPr>
+        <w:t xml:space="preserve">Action: </w:t>
+      </w:r>
+      <w:r>
+        <w:t xml:space="preserve">Generative AI will be incorporated into the application to support the generation of personalised weekly meal plans and recipes. </w:t>
+      </w:r>
+    </w:p>
+    <w:p>
+      <w:pPr>
+        <w:pStyle w:val="ListParagraph"/>
+        <w:numPr>
+          <w:ilvl w:val="0"/>
+          <w:numId w:val="29"/>
+        </w:numPr>
+        <w:spacing w:after="160" w:line="259" w:lineRule="auto"/>
+      </w:pPr>
+      <w:r>
+        <w:rPr>
+          <w:b/>
+          <w:bCs/>
+        </w:rPr>
+        <w:t>Justification</w:t>
+      </w:r>
+      <w:r>
+        <w:rPr>
+          <w:i/>
+          <w:iCs/>
+        </w:rPr>
+        <w:t>:</w:t>
+      </w:r>
+      <w:r>
+        <w:t xml:space="preserve"> This directly solves the problem of rigid dietary constraints. By utilizing an AI API, the system can dynamically consider complex, overlapping factors including the user's health goals, dietary restrictions, food preferences and available ingredients</w:t>
+      </w:r>
+      <w:r>
+        <w:t>.</w:t>
+      </w:r>
+    </w:p>
+    <w:p>
+      <w:pPr>
+        <w:spacing w:after="160" w:line="259" w:lineRule="auto"/>
+      </w:pPr>
+      <w:r>
+        <w:rPr>
+          <w:b/>
+          <w:bCs/>
+        </w:rPr>
+        <w:t>Objective 3: Provide Comprehensive Nutritional Transparency</w:t>
+      </w:r>
+    </w:p>
+    <w:p>
+      <w:pPr>
+        <w:pStyle w:val="ListParagraph"/>
+        <w:numPr>
+          <w:ilvl w:val="1"/>
+          <w:numId w:val="33"/>
+        </w:numPr>
+        <w:spacing w:after="160" w:line="259" w:lineRule="auto"/>
+      </w:pPr>
+      <w:r>
+        <w:rPr>
+          <w:b/>
+          <w:bCs/>
+        </w:rPr>
+        <w:t>Action</w:t>
+      </w:r>
+      <w:r>
+        <w:rPr>
+          <w:i/>
+          <w:iCs/>
+        </w:rPr>
+        <w:t>:</w:t>
+      </w:r>
+      <w:r>
+        <w:t xml:space="preserve"> Ensure the calculation and presentation of calorie, macronutrient and micronutrient information for every generated meal. </w:t>
+      </w:r>
+    </w:p>
+    <w:p>
+      <w:pPr>
+        <w:pStyle w:val="ListParagraph"/>
+        <w:numPr>
+          <w:ilvl w:val="1"/>
+          <w:numId w:val="33"/>
+        </w:numPr>
+        <w:spacing w:after="160" w:line="259" w:lineRule="auto"/>
+      </w:pPr>
+      <w:r>
+        <w:rPr>
+          <w:b/>
+          <w:bCs/>
+        </w:rPr>
+        <w:t>Justification</w:t>
+      </w:r>
+      <w:r>
+        <w:rPr>
+          <w:i/>
+          <w:iCs/>
+        </w:rPr>
+        <w:t>:</w:t>
+      </w:r>
+      <w:r>
+        <w:t xml:space="preserve"> Users cannot achieve specific health and weight goals without accurate metrics. Providing detailed nutritional information for generated meals </w:t>
+      </w:r>
+      <w:r>
+        <w:t>enables</w:t>
+      </w:r>
+      <w:r>
+        <w:t xml:space="preserve"> the user to track their exact intake and ensures the AI's suggestions safely align with their physiological needs. </w:t>
+      </w:r>
+    </w:p>
+    <w:p>
+      <w:pPr>
+        <w:spacing w:after="160" w:line="259" w:lineRule="auto"/>
+        <w:rPr>
+          <w:b/>
+          <w:bCs/>
+        </w:rPr>
+      </w:pPr>
+    </w:p>
+    <w:p>
+      <w:pPr>
+        <w:spacing w:after="160" w:line="259" w:lineRule="auto"/>
+        <w:rPr>
+          <w:b/>
+          <w:bCs/>
+        </w:rPr>
+      </w:pPr>
+    </w:p>
+    <w:p>
+      <w:pPr>
+        <w:spacing w:after="160" w:line="259" w:lineRule="auto"/>
+      </w:pPr>
+      <w:r>
+        <w:rPr>
+          <w:b/>
+          <w:bCs/>
+        </w:rPr>
+        <w:lastRenderedPageBreak/>
+        <w:t>Objective 4: Automate and Optimise Grocery Logistics</w:t>
+      </w:r>
+    </w:p>
+    <w:p>
+      <w:pPr>
+        <w:pStyle w:val="ListParagraph"/>
+        <w:numPr>
+          <w:ilvl w:val="2"/>
+          <w:numId w:val="35"/>
+        </w:numPr>
+        <w:spacing w:after="160" w:line="259" w:lineRule="auto"/>
+      </w:pPr>
+      <w:r>
+        <w:rPr>
+          <w:b/>
+          <w:bCs/>
+        </w:rPr>
+        <w:t>Action</w:t>
+      </w:r>
+      <w:r>
+        <w:rPr>
+          <w:i/>
+          <w:iCs/>
+        </w:rPr>
+        <w:t>:</w:t>
+      </w:r>
+      <w:r>
+        <w:t xml:space="preserve"> Develop a subsystem to automatically create categorised grocery lists based on the ingredients required by the user's meal plan. </w:t>
+      </w:r>
+    </w:p>
+    <w:p>
+      <w:pPr>
+        <w:pStyle w:val="ListParagraph"/>
+        <w:numPr>
+          <w:ilvl w:val="2"/>
+          <w:numId w:val="35"/>
+        </w:numPr>
+        <w:spacing w:after="160" w:line="259" w:lineRule="auto"/>
+      </w:pPr>
+      <w:r>
+        <w:rPr>
+          <w:b/>
+          <w:bCs/>
+        </w:rPr>
+        <w:t>Justification</w:t>
+      </w:r>
+      <w:r>
+        <w:rPr>
+          <w:i/>
+          <w:iCs/>
+        </w:rPr>
+        <w:t>:</w:t>
+      </w:r>
+      <w:r>
+        <w:t xml:space="preserve"> This addresses the inefficiency </w:t>
+      </w:r>
+      <w:r>
+        <w:t>and frustration of using</w:t>
+      </w:r>
+      <w:r>
+        <w:t xml:space="preserve"> manual shopping lists. By ensuring the categorisation of grocery list items into relevant groups such as produce, pantry and protein</w:t>
+      </w:r>
+      <w:r>
+        <w:t>.</w:t>
+      </w:r>
+    </w:p>
+    <w:p>
+      <w:pPr>
+        <w:pStyle w:val="Heading1"/>
+      </w:pPr>
+      <w:bookmarkStart w:id="4" w:name="_Toc236433801"/>
+      <w:r>
+        <w:t>Innovative Aspects</w:t>
+      </w:r>
+      <w:bookmarkEnd w:id="4"/>
+    </w:p>
+    <w:p>
+      <w:r>
+        <w:t>The AI-Based Smart Meal Planner differentiates itself from existing market solutions by utilizing modern artificial intelligence to solve complex logistical and nutritional problems. Below are the specific innovative features and their justifications:</w:t>
+      </w:r>
+    </w:p>
+    <w:p>
+      <w:pPr>
+        <w:numPr>
+          <w:ilvl w:val="0"/>
+          <w:numId w:val="36"/>
+        </w:numPr>
+        <w:tabs>
+          <w:tab w:val="num" w:pos="720"/>
+        </w:tabs>
+      </w:pPr>
+      <w:r>
+        <w:rPr>
+          <w:b/>
+          <w:bCs/>
+        </w:rPr>
+        <w:t>Dynamic Recipe Generation and Intelligent Substitution</w:t>
+      </w:r>
+      <w:r>
+        <w:t xml:space="preserve">: </w:t>
+      </w:r>
+      <w:r>
+        <w:t xml:space="preserve">Generative AI will be incorporated into the application to support the generation of personalised weekly meal plans and recipes. </w:t>
+      </w:r>
+      <w:r>
+        <w:t>T</w:t>
+      </w:r>
+      <w:r>
+        <w:t xml:space="preserve">he system is </w:t>
+      </w:r>
+      <w:r>
+        <w:t xml:space="preserve">also </w:t>
+      </w:r>
+      <w:r>
+        <w:t xml:space="preserve">designed to provide suggestions for alternative ingredients where appropriate. </w:t>
+      </w:r>
+    </w:p>
+    <w:p>
+      <w:pPr>
+        <w:ind w:left="360"/>
+      </w:pPr>
+      <w:r>
+        <w:rPr>
+          <w:b/>
+          <w:bCs/>
+        </w:rPr>
+        <w:t>Justification</w:t>
+      </w:r>
+      <w:r>
+        <w:rPr>
+          <w:i/>
+          <w:iCs/>
+        </w:rPr>
+        <w:t>:</w:t>
+      </w:r>
+      <w:r>
+        <w:t xml:space="preserve"> Traditional apps rely on hard-coded recipe databases. If a user is missing a single ingredient, the recipe often becomes useless. This innovative use of Generative AI ensures the application dynamically adapts to the user's immediate reality. By actively suggesting substitutions based on the entry of ingredients currently available to the user, the application eliminates the need for emergency supermarket trips and reduces household food waste. </w:t>
+      </w:r>
+    </w:p>
+    <w:p>
+      <w:pPr>
+        <w:numPr>
+          <w:ilvl w:val="0"/>
+          <w:numId w:val="36"/>
+        </w:numPr>
+        <w:tabs>
+          <w:tab w:val="num" w:pos="720"/>
+        </w:tabs>
+      </w:pPr>
+      <w:r>
+        <w:rPr>
+          <w:b/>
+          <w:bCs/>
+        </w:rPr>
+        <w:t>Highly Contextual and Adaptive Nutritional Alignment</w:t>
+      </w:r>
+      <w:r>
+        <w:t xml:space="preserve">: </w:t>
+      </w:r>
+      <w:r>
+        <w:t xml:space="preserve"> The application will consider factors including the user's health goals, dietary restrictions, food preferences and available ingredients when generating meal plans and recipes. To support this, it performs the calculation and presentation of calorie and micronutrient information. </w:t>
+      </w:r>
+    </w:p>
+    <w:p>
+      <w:pPr>
+        <w:ind w:left="360"/>
+      </w:pPr>
+      <w:r>
+        <w:rPr>
+          <w:b/>
+          <w:bCs/>
+        </w:rPr>
+        <w:t>Justification</w:t>
+      </w:r>
+      <w:r>
+        <w:rPr>
+          <w:i/>
+          <w:iCs/>
+        </w:rPr>
+        <w:t>:</w:t>
+      </w:r>
+      <w:r>
+        <w:t xml:space="preserve"> Standard meal planners offer rigid dietary templates that fail to account for unique physical demands. This AI-driven approach allows the system to intelligently adjust recommendations for users maintaining highly active routines. It dynamically calculates exact nutritional needs to ensure the creation and management of a user profile containing health and weight goals is continuously supported by the generated meals.</w:t>
+      </w:r>
+    </w:p>
+    <w:p>
+      <w:pPr>
+        <w:numPr>
+          <w:ilvl w:val="0"/>
+          <w:numId w:val="36"/>
+        </w:numPr>
+        <w:tabs>
+          <w:tab w:val="num" w:pos="720"/>
+        </w:tabs>
+      </w:pPr>
+      <w:r>
+        <w:rPr>
+          <w:b/>
+          <w:bCs/>
+        </w:rPr>
+        <w:t>Retail-Optimized Grocery Categorisation</w:t>
+      </w:r>
+      <w:r>
+        <w:t xml:space="preserve">: </w:t>
+      </w:r>
+      <w:r>
+        <w:t xml:space="preserve">The system will automatically create categorised grocery lists based on the ingredients required by the user's meal plan. This involves the categorisation of grocery list items into relevant groups such as produce, pantry and protein. </w:t>
+      </w:r>
+    </w:p>
+    <w:p>
+      <w:pPr>
+        <w:ind w:left="360"/>
+      </w:pPr>
+      <w:r>
+        <w:rPr>
+          <w:b/>
+          <w:bCs/>
+        </w:rPr>
+        <w:t>Justification</w:t>
+      </w:r>
+      <w:r>
+        <w:rPr>
+          <w:i/>
+          <w:iCs/>
+        </w:rPr>
+        <w:t>:</w:t>
+      </w:r>
+      <w:r>
+        <w:t xml:space="preserve"> Most applications simply output a chronological or alphabetical list of required items, forcing users to zigzag across a store. This innovative feature practically aligns the software with real-world retail environments. By sorting items into standard supermarket groups, the output naturally mimics the physical aisle layout. This structural innovation transforms a basic list into a highly efficient shopping map, saving users significant time and frustration.</w:t>
+      </w:r>
+    </w:p>
+    <w:p>
+      <w:pPr>
+        <w:numPr>
+          <w:ilvl w:val="0"/>
+          <w:numId w:val="36"/>
+        </w:numPr>
+        <w:tabs>
+          <w:tab w:val="num" w:pos="720"/>
+        </w:tabs>
+      </w:pPr>
+      <w:r>
+        <w:rPr>
+          <w:b/>
+          <w:bCs/>
+        </w:rPr>
+        <w:lastRenderedPageBreak/>
+        <w:t>Complete</w:t>
+      </w:r>
+      <w:r>
+        <w:rPr>
+          <w:b/>
+          <w:bCs/>
+        </w:rPr>
+        <w:t xml:space="preserve"> Integration into a Single Mobile Interface</w:t>
+      </w:r>
+      <w:r>
+        <w:t xml:space="preserve">: </w:t>
+      </w:r>
+      <w:r>
+        <w:t xml:space="preserve">The project focuses heavily on delivering a mobile user interface that allows users to access and interact with the application's primary functions, ensuring seamless storage and retrieval of user profiles, meal plans, recipes and grocery lists. </w:t>
+      </w:r>
+    </w:p>
+    <w:p>
+      <w:pPr>
+        <w:ind w:left="360"/>
+      </w:pPr>
+      <w:r>
+        <w:rPr>
+          <w:b/>
+          <w:bCs/>
+        </w:rPr>
+        <w:t>Justification</w:t>
+      </w:r>
+      <w:r>
+        <w:rPr>
+          <w:i/>
+          <w:iCs/>
+        </w:rPr>
+        <w:t>:</w:t>
+      </w:r>
+      <w:r>
+        <w:t xml:space="preserve"> While users can technically use standard LLM web interfaces (like ChatGPT) to ask for recipes, doing so requires manual prompt engineering, external nutritional calculators, and manual transcription into a separate </w:t>
+      </w:r>
+      <w:proofErr w:type="gramStart"/>
+      <w:r>
+        <w:t>notes</w:t>
+      </w:r>
+      <w:proofErr w:type="gramEnd"/>
+      <w:r>
+        <w:t xml:space="preserve"> app for shopping. The innovation here lies in system integration. The application </w:t>
+      </w:r>
+      <w:r>
+        <w:t>combines</w:t>
+      </w:r>
+      <w:r>
+        <w:t xml:space="preserve"> complex AI prompting, nutritional dataset querying, and list management into a single, cohesive Android application interface, completely removing the technical </w:t>
+      </w:r>
+      <w:r>
+        <w:t>conflict</w:t>
+      </w:r>
+      <w:r>
+        <w:t xml:space="preserve"> for the end-user.</w:t>
+      </w:r>
+    </w:p>
+    <w:p>
       <w:r>
         <w:br w:type="page"/>
       </w:r>
@@ -1826,26 +2831,12 @@
       <w:pPr>
         <w:pStyle w:val="Heading1"/>
       </w:pPr>
-      <w:bookmarkStart w:id="2" w:name="_Toc236416748"/>
-      <w:r>
-        <w:lastRenderedPageBreak/>
-        <w:t>Innovative Aspects</w:t>
-      </w:r>
-      <w:bookmarkEnd w:id="2"/>
-      <w:r>
-        <w:br w:type="page"/>
-      </w:r>
-    </w:p>
-    <w:p>
-      <w:pPr>
-        <w:pStyle w:val="Heading1"/>
-      </w:pPr>
-      <w:bookmarkStart w:id="3" w:name="_Toc236416749"/>
+      <w:bookmarkStart w:id="5" w:name="_Toc236433802"/>
       <w:r>
         <w:lastRenderedPageBreak/>
         <w:t>Project Scope</w:t>
       </w:r>
-      <w:bookmarkEnd w:id="3"/>
+      <w:bookmarkEnd w:id="5"/>
     </w:p>
     <w:p>
       <w:r>
@@ -1865,11 +2856,11 @@
       <w:pPr>
         <w:pStyle w:val="Heading2"/>
       </w:pPr>
-      <w:bookmarkStart w:id="4" w:name="_Toc236416750"/>
+      <w:bookmarkStart w:id="6" w:name="_Toc236433803"/>
       <w:r>
         <w:t>In scope</w:t>
       </w:r>
-      <w:bookmarkEnd w:id="4"/>
+      <w:bookmarkEnd w:id="6"/>
     </w:p>
     <w:p>
       <w:r>
@@ -2001,11 +2992,11 @@
       <w:pPr>
         <w:pStyle w:val="Heading2"/>
       </w:pPr>
-      <w:bookmarkStart w:id="5" w:name="_Toc236416751"/>
+      <w:bookmarkStart w:id="7" w:name="_Toc236433804"/>
       <w:r>
         <w:t>Out of scope</w:t>
       </w:r>
-      <w:bookmarkEnd w:id="5"/>
+      <w:bookmarkEnd w:id="7"/>
     </w:p>
     <w:p>
       <w:r>
@@ -2115,22 +3106,22 @@
       <w:pPr>
         <w:pStyle w:val="Heading1"/>
       </w:pPr>
-      <w:bookmarkStart w:id="6" w:name="_Toc236416752"/>
+      <w:bookmarkStart w:id="8" w:name="_Toc236433805"/>
       <w:r>
         <w:lastRenderedPageBreak/>
         <w:t>Assumptions and Constraints</w:t>
       </w:r>
-      <w:bookmarkEnd w:id="6"/>
+      <w:bookmarkEnd w:id="8"/>
     </w:p>
     <w:p>
       <w:pPr>
         <w:pStyle w:val="Heading2"/>
       </w:pPr>
-      <w:bookmarkStart w:id="7" w:name="_Toc236416753"/>
+      <w:bookmarkStart w:id="9" w:name="_Toc236433806"/>
       <w:r>
         <w:t>Assumptions</w:t>
       </w:r>
-      <w:bookmarkEnd w:id="7"/>
+      <w:bookmarkEnd w:id="9"/>
     </w:p>
     <w:p>
       <w:r>
@@ -2243,11 +3234,11 @@
       <w:pPr>
         <w:pStyle w:val="Heading2"/>
       </w:pPr>
-      <w:bookmarkStart w:id="8" w:name="_Toc236416754"/>
+      <w:bookmarkStart w:id="10" w:name="_Toc236433807"/>
       <w:r>
         <w:t>Constraints</w:t>
       </w:r>
-      <w:bookmarkEnd w:id="8"/>
+      <w:bookmarkEnd w:id="10"/>
     </w:p>
     <w:p>
       <w:r>
@@ -2411,16 +3402,34 @@
       <w:pPr>
         <w:pStyle w:val="Heading1"/>
       </w:pPr>
-      <w:bookmarkStart w:id="9" w:name="_Toc236416755"/>
+      <w:bookmarkStart w:id="11" w:name="_Toc236433808"/>
       <w:r>
         <w:lastRenderedPageBreak/>
-        <w:t>System Design</w:t>
-      </w:r>
-      <w:bookmarkEnd w:id="9"/>
-    </w:p>
-    <w:p>
-      <w:r>
-        <w:t>The system design identifies the major interactions, subsystems, external entities and software components required to implement the proposed smart meal planning application. The design is based on the primary functionality expected by users and separates this functionality into individual system components.</w:t>
+        <w:t>System Analysis and Design</w:t>
+      </w:r>
+      <w:bookmarkEnd w:id="11"/>
+    </w:p>
+    <w:p>
+      <w:r>
+        <w:t xml:space="preserve">The system analysis and design process identifies the major requirements, interactions, subsystems, </w:t>
+      </w:r>
+      <w:r>
+        <w:t xml:space="preserve">external entities and software components required to implement the proposed smart meal planning application. The design has been developed by analysing the primary functionality expected by users and </w:t>
+      </w:r>
+      <w:r>
+        <w:t xml:space="preserve">separating these requirements into </w:t>
+      </w:r>
+      <w:r>
+        <w:t>individual system</w:t>
+      </w:r>
+      <w:r>
+        <w:t xml:space="preserve"> </w:t>
+      </w:r>
+      <w:r>
+        <w:t>components</w:t>
+      </w:r>
+      <w:r>
+        <w:t>.</w:t>
       </w:r>
     </w:p>
     <w:p>
@@ -2501,11 +3510,11 @@
       <w:pPr>
         <w:pStyle w:val="Heading2"/>
       </w:pPr>
-      <w:bookmarkStart w:id="10" w:name="_Toc236416756"/>
+      <w:bookmarkStart w:id="12" w:name="_Toc236433809"/>
       <w:r>
         <w:t>Use Case Diagram</w:t>
       </w:r>
-      <w:bookmarkEnd w:id="10"/>
+      <w:bookmarkEnd w:id="12"/>
     </w:p>
     <w:p>
       <w:r>
@@ -2591,12 +3600,12 @@
       <w:pPr>
         <w:pStyle w:val="Heading2"/>
       </w:pPr>
-      <w:bookmarkStart w:id="11" w:name="_Toc236416757"/>
+      <w:bookmarkStart w:id="13" w:name="_Toc236433810"/>
       <w:r>
         <w:lastRenderedPageBreak/>
         <w:t>Subsystems</w:t>
       </w:r>
-      <w:bookmarkEnd w:id="11"/>
+      <w:bookmarkEnd w:id="13"/>
     </w:p>
     <w:p>
       <w:pPr>
@@ -2773,11 +3782,11 @@
       <w:pPr>
         <w:pStyle w:val="Heading2"/>
       </w:pPr>
-      <w:bookmarkStart w:id="12" w:name="_Toc236416758"/>
+      <w:bookmarkStart w:id="14" w:name="_Toc236433811"/>
       <w:r>
         <w:t>External Entities</w:t>
       </w:r>
-      <w:bookmarkEnd w:id="12"/>
+      <w:bookmarkEnd w:id="14"/>
     </w:p>
     <w:p>
       <w:pPr>
@@ -2924,11 +3933,11 @@
       <w:pPr>
         <w:pStyle w:val="Heading2"/>
       </w:pPr>
-      <w:bookmarkStart w:id="13" w:name="_Toc236416759"/>
+      <w:bookmarkStart w:id="15" w:name="_Toc236433812"/>
       <w:r>
         <w:t>Context Diagram</w:t>
       </w:r>
-      <w:bookmarkEnd w:id="13"/>
+      <w:bookmarkEnd w:id="15"/>
     </w:p>
     <w:p>
       <w:r>
@@ -2989,7 +3998,7 @@
       <w:pPr>
         <w:pStyle w:val="Heading1"/>
       </w:pPr>
-      <w:bookmarkStart w:id="14" w:name="_Toc236416760"/>
+      <w:bookmarkStart w:id="16" w:name="_Toc236433813"/>
       <w:r>
         <w:lastRenderedPageBreak/>
         <w:t>High-Level Requirements</w:t>
@@ -2997,7 +4006,7 @@
       <w:r>
         <w:t xml:space="preserve"> Overview</w:t>
       </w:r>
-      <w:bookmarkEnd w:id="14"/>
+      <w:bookmarkEnd w:id="16"/>
     </w:p>
     <w:p>
       <w:r>
@@ -3013,11 +4022,11 @@
           <w:bCs w:val="0"/>
         </w:rPr>
       </w:pPr>
-      <w:bookmarkStart w:id="15" w:name="_Toc236416761"/>
+      <w:bookmarkStart w:id="17" w:name="_Toc236433814"/>
       <w:r>
         <w:t>Functional Requirements</w:t>
       </w:r>
-      <w:bookmarkEnd w:id="15"/>
+      <w:bookmarkEnd w:id="17"/>
     </w:p>
     <w:p>
       <w:pPr>
@@ -3209,14 +4218,14 @@
       <w:pPr>
         <w:pStyle w:val="Heading2"/>
       </w:pPr>
-      <w:bookmarkStart w:id="16" w:name="_Toc236416762"/>
+      <w:bookmarkStart w:id="18" w:name="_Toc236433815"/>
       <w:r>
         <w:t>Nonf</w:t>
       </w:r>
       <w:r>
         <w:t>unctional Requirements</w:t>
       </w:r>
-      <w:bookmarkEnd w:id="16"/>
+      <w:bookmarkEnd w:id="18"/>
     </w:p>
     <w:p>
       <w:pPr>
@@ -3310,12 +4319,12 @@
       <w:pPr>
         <w:pStyle w:val="Heading2"/>
       </w:pPr>
-      <w:bookmarkStart w:id="17" w:name="_Toc236416763"/>
+      <w:bookmarkStart w:id="19" w:name="_Toc236433816"/>
       <w:r>
         <w:lastRenderedPageBreak/>
         <w:t>Software Components</w:t>
       </w:r>
-      <w:bookmarkEnd w:id="17"/>
+      <w:bookmarkEnd w:id="19"/>
     </w:p>
     <w:p>
       <w:r>
@@ -3859,894 +4868,6 @@
       </w:tr>
     </w:tbl>
     <w:p/>
-    <w:p>
-      <w:pPr>
-        <w:spacing w:after="160" w:line="259" w:lineRule="auto"/>
-      </w:pPr>
-      <w:r>
-        <w:br w:type="page"/>
-      </w:r>
-    </w:p>
-    <w:p>
-      <w:pPr>
-        <w:pStyle w:val="Heading1"/>
-      </w:pPr>
-      <w:bookmarkStart w:id="18" w:name="_Toc236416764"/>
-      <w:r>
-        <w:lastRenderedPageBreak/>
-        <w:t xml:space="preserve">Work </w:t>
-      </w:r>
-      <w:bookmarkEnd w:id="18"/>
-      <w:r>
-        <w:t>Decomposition</w:t>
-      </w:r>
-    </w:p>
-    <w:p>
-      <w:r>
-        <w:t xml:space="preserve">The project has been decomposed into major deliverables and related tasks to provide a clear structure for planning, development and project management. Each work package represents a significant component required </w:t>
-      </w:r>
-      <w:r>
-        <w:t>for the successful completion of the AI-Based Smart Meal Planner prototyp</w:t>
-      </w:r>
-      <w:r>
-        <w:t>e</w:t>
-      </w:r>
-      <w:r>
-        <w:t>.</w:t>
-      </w:r>
-    </w:p>
-    <w:p>
-      <w:r>
-        <w:drawing>
-          <wp:inline distT="0" distB="0" distL="0" distR="0" wp14:anchorId="4C231B93" wp14:editId="7705E5CD">
-            <wp:extent cx="4614442" cy="6071191"/>
-            <wp:effectExtent l="0" t="0" r="0" b="6350"/>
-            <wp:docPr id="151497663" name="Picture 1"/>
-            <wp:cNvGraphicFramePr>
-              <a:graphicFrameLocks xmlns:a="http://schemas.openxmlformats.org/drawingml/2006/main" noChangeAspect="1"/>
-            </wp:cNvGraphicFramePr>
-            <a:graphic xmlns:a="http://schemas.openxmlformats.org/drawingml/2006/main">
-              <a:graphicData uri="http://schemas.openxmlformats.org/drawingml/2006/picture">
-                <pic:pic xmlns:pic="http://schemas.openxmlformats.org/drawingml/2006/picture">
-                  <pic:nvPicPr>
-                    <pic:cNvPr id="151497663" name=""/>
-                    <pic:cNvPicPr/>
-                  </pic:nvPicPr>
-                  <pic:blipFill>
-                    <a:blip r:embed="rId7"/>
-                    <a:stretch>
-                      <a:fillRect/>
-                    </a:stretch>
-                  </pic:blipFill>
-                  <pic:spPr>
-                    <a:xfrm>
-                      <a:off x="0" y="0"/>
-                      <a:ext cx="4619995" cy="6078497"/>
-                    </a:xfrm>
-                    <a:prstGeom prst="rect">
-                      <a:avLst/>
-                    </a:prstGeom>
-                  </pic:spPr>
-                </pic:pic>
-              </a:graphicData>
-            </a:graphic>
-          </wp:inline>
-        </w:drawing>
-      </w:r>
-    </w:p>
-    <w:p>
-      <w:pPr>
-        <w:spacing w:after="160" w:line="259" w:lineRule="auto"/>
-      </w:pPr>
-      <w:r>
-        <w:br w:type="page"/>
-      </w:r>
-    </w:p>
-    <w:p>
-      <w:pPr>
-        <w:pStyle w:val="Heading2"/>
-      </w:pPr>
-      <w:bookmarkStart w:id="19" w:name="_Toc236416765"/>
-      <w:r>
-        <w:lastRenderedPageBreak/>
-        <w:t>Work Breakdown Structure</w:t>
-      </w:r>
-      <w:bookmarkEnd w:id="19"/>
-    </w:p>
-    <w:tbl>
-      <w:tblPr>
-        <w:tblStyle w:val="TableGrid"/>
-        <w:tblW w:w="0" w:type="auto"/>
-        <w:tblLook w:val="04A0" w:firstRow="1" w:lastRow="0" w:firstColumn="1" w:lastColumn="0" w:noHBand="0" w:noVBand="1"/>
-      </w:tblPr>
-      <w:tblGrid>
-        <w:gridCol w:w="887"/>
-        <w:gridCol w:w="2652"/>
-        <w:gridCol w:w="5477"/>
-      </w:tblGrid>
-      <w:tr>
-        <w:tc>
-          <w:tcPr>
-            <w:tcW w:w="0" w:type="auto"/>
-            <w:hideMark/>
-          </w:tcPr>
-          <w:p>
-            <w:pPr>
-              <w:jc w:val="center"/>
-              <w:rPr>
-                <w:b/>
-                <w:bCs/>
-                <w:lang w:eastAsia="en-AU"/>
-              </w:rPr>
-            </w:pPr>
-            <w:r>
-              <w:rPr>
-                <w:b/>
-                <w:bCs/>
-                <w:lang w:eastAsia="en-AU"/>
-              </w:rPr>
-              <w:t>WBS ID</w:t>
-            </w:r>
-          </w:p>
-        </w:tc>
-        <w:tc>
-          <w:tcPr>
-            <w:tcW w:w="2652" w:type="dxa"/>
-            <w:hideMark/>
-          </w:tcPr>
-          <w:p>
-            <w:pPr>
-              <w:jc w:val="center"/>
-              <w:rPr>
-                <w:b/>
-                <w:bCs/>
-                <w:lang w:eastAsia="en-AU"/>
-              </w:rPr>
-            </w:pPr>
-            <w:r>
-              <w:rPr>
-                <w:b/>
-                <w:bCs/>
-                <w:lang w:eastAsia="en-AU"/>
-              </w:rPr>
-              <w:t>Work Package</w:t>
-            </w:r>
-          </w:p>
-        </w:tc>
-        <w:tc>
-          <w:tcPr>
-            <w:tcW w:w="5477" w:type="dxa"/>
-            <w:hideMark/>
-          </w:tcPr>
-          <w:p>
-            <w:pPr>
-              <w:jc w:val="center"/>
-              <w:rPr>
-                <w:b/>
-                <w:bCs/>
-                <w:lang w:eastAsia="en-AU"/>
-              </w:rPr>
-            </w:pPr>
-            <w:r>
-              <w:rPr>
-                <w:b/>
-                <w:bCs/>
-                <w:lang w:eastAsia="en-AU"/>
-              </w:rPr>
-              <w:t>Description / Major Tasks</w:t>
-            </w:r>
-          </w:p>
-        </w:tc>
-      </w:tr>
-      <w:tr>
-        <w:tc>
-          <w:tcPr>
-            <w:tcW w:w="0" w:type="auto"/>
-            <w:hideMark/>
-          </w:tcPr>
-          <w:p>
-            <w:pPr>
-              <w:rPr>
-                <w:lang w:eastAsia="en-AU"/>
-              </w:rPr>
-            </w:pPr>
-            <w:r>
-              <w:rPr>
-                <w:lang w:eastAsia="en-AU"/>
-              </w:rPr>
-              <w:t>1.1</w:t>
-            </w:r>
-          </w:p>
-        </w:tc>
-        <w:tc>
-          <w:tcPr>
-            <w:tcW w:w="2652" w:type="dxa"/>
-            <w:hideMark/>
-          </w:tcPr>
-          <w:p>
-            <w:pPr>
-              <w:rPr>
-                <w:lang w:eastAsia="en-AU"/>
-              </w:rPr>
-            </w:pPr>
-            <w:r>
-              <w:rPr>
-                <w:lang w:eastAsia="en-AU"/>
-              </w:rPr>
-              <w:t>Project Planning</w:t>
-            </w:r>
-          </w:p>
-        </w:tc>
-        <w:tc>
-          <w:tcPr>
-            <w:tcW w:w="5477" w:type="dxa"/>
-            <w:hideMark/>
-          </w:tcPr>
-          <w:p>
-            <w:pPr>
-              <w:rPr>
-                <w:lang w:eastAsia="en-AU"/>
-              </w:rPr>
-            </w:pPr>
-            <w:r>
-              <w:rPr>
-                <w:lang w:eastAsia="en-AU"/>
-              </w:rPr>
-              <w:t>Objectives, scope, assumptions, constraints, schedule</w:t>
-            </w:r>
-          </w:p>
-        </w:tc>
-      </w:tr>
-      <w:tr>
-        <w:tc>
-          <w:tcPr>
-            <w:tcW w:w="0" w:type="auto"/>
-            <w:hideMark/>
-          </w:tcPr>
-          <w:p>
-            <w:pPr>
-              <w:rPr>
-                <w:lang w:eastAsia="en-AU"/>
-              </w:rPr>
-            </w:pPr>
-            <w:r>
-              <w:rPr>
-                <w:lang w:eastAsia="en-AU"/>
-              </w:rPr>
-              <w:t>1.2</w:t>
-            </w:r>
-          </w:p>
-        </w:tc>
-        <w:tc>
-          <w:tcPr>
-            <w:tcW w:w="2652" w:type="dxa"/>
-            <w:hideMark/>
-          </w:tcPr>
-          <w:p>
-            <w:pPr>
-              <w:rPr>
-                <w:lang w:eastAsia="en-AU"/>
-              </w:rPr>
-            </w:pPr>
-            <w:r>
-              <w:rPr>
-                <w:lang w:eastAsia="en-AU"/>
-              </w:rPr>
-              <w:t>Requirements &amp; System Design</w:t>
-            </w:r>
-          </w:p>
-        </w:tc>
-        <w:tc>
-          <w:tcPr>
-            <w:tcW w:w="5477" w:type="dxa"/>
-            <w:hideMark/>
-          </w:tcPr>
-          <w:p>
-            <w:pPr>
-              <w:rPr>
-                <w:lang w:eastAsia="en-AU"/>
-              </w:rPr>
-            </w:pPr>
-            <w:r>
-              <w:rPr>
-                <w:lang w:eastAsia="en-AU"/>
-              </w:rPr>
-              <w:t>Requirements, UML diagrams, software components</w:t>
-            </w:r>
-          </w:p>
-        </w:tc>
-      </w:tr>
-      <w:tr>
-        <w:tc>
-          <w:tcPr>
-            <w:tcW w:w="0" w:type="auto"/>
-            <w:hideMark/>
-          </w:tcPr>
-          <w:p>
-            <w:pPr>
-              <w:rPr>
-                <w:lang w:eastAsia="en-AU"/>
-              </w:rPr>
-            </w:pPr>
-            <w:r>
-              <w:rPr>
-                <w:lang w:eastAsia="en-AU"/>
-              </w:rPr>
-              <w:t>1.3</w:t>
-            </w:r>
-          </w:p>
-        </w:tc>
-        <w:tc>
-          <w:tcPr>
-            <w:tcW w:w="2652" w:type="dxa"/>
-            <w:hideMark/>
-          </w:tcPr>
-          <w:p>
-            <w:pPr>
-              <w:rPr>
-                <w:lang w:eastAsia="en-AU"/>
-              </w:rPr>
-            </w:pPr>
-            <w:r>
-              <w:rPr>
-                <w:lang w:eastAsia="en-AU"/>
-              </w:rPr>
-              <w:t>Development Environment Setup</w:t>
-            </w:r>
-          </w:p>
-        </w:tc>
-        <w:tc>
-          <w:tcPr>
-            <w:tcW w:w="5477" w:type="dxa"/>
-            <w:hideMark/>
-          </w:tcPr>
-          <w:p>
-            <w:pPr>
-              <w:rPr>
-                <w:lang w:eastAsia="en-AU"/>
-              </w:rPr>
-            </w:pPr>
-            <w:r>
-              <w:rPr>
-                <w:lang w:eastAsia="en-AU"/>
-              </w:rPr>
-              <w:t>Android Studio, Kotlin, GitHub, GenAI API</w:t>
-            </w:r>
-          </w:p>
-        </w:tc>
-      </w:tr>
-      <w:tr>
-        <w:tc>
-          <w:tcPr>
-            <w:tcW w:w="0" w:type="auto"/>
-            <w:hideMark/>
-          </w:tcPr>
-          <w:p>
-            <w:pPr>
-              <w:rPr>
-                <w:lang w:eastAsia="en-AU"/>
-              </w:rPr>
-            </w:pPr>
-            <w:r>
-              <w:rPr>
-                <w:lang w:eastAsia="en-AU"/>
-              </w:rPr>
-              <w:t>1.4</w:t>
-            </w:r>
-          </w:p>
-        </w:tc>
-        <w:tc>
-          <w:tcPr>
-            <w:tcW w:w="2652" w:type="dxa"/>
-            <w:hideMark/>
-          </w:tcPr>
-          <w:p>
-            <w:pPr>
-              <w:rPr>
-                <w:lang w:eastAsia="en-AU"/>
-              </w:rPr>
-            </w:pPr>
-            <w:r>
-              <w:rPr>
-                <w:lang w:eastAsia="en-AU"/>
-              </w:rPr>
-              <w:t>User Profile Component</w:t>
-            </w:r>
-          </w:p>
-        </w:tc>
-        <w:tc>
-          <w:tcPr>
-            <w:tcW w:w="5477" w:type="dxa"/>
-            <w:hideMark/>
-          </w:tcPr>
-          <w:p>
-            <w:pPr>
-              <w:rPr>
-                <w:lang w:eastAsia="en-AU"/>
-              </w:rPr>
-            </w:pPr>
-            <w:r>
-              <w:rPr>
-                <w:lang w:eastAsia="en-AU"/>
-              </w:rPr>
-              <w:t>User profile and preferences</w:t>
-            </w:r>
-          </w:p>
-        </w:tc>
-      </w:tr>
-      <w:tr>
-        <w:tc>
-          <w:tcPr>
-            <w:tcW w:w="0" w:type="auto"/>
-            <w:hideMark/>
-          </w:tcPr>
-          <w:p>
-            <w:pPr>
-              <w:rPr>
-                <w:lang w:eastAsia="en-AU"/>
-              </w:rPr>
-            </w:pPr>
-            <w:r>
-              <w:rPr>
-                <w:lang w:eastAsia="en-AU"/>
-              </w:rPr>
-              <w:t>1.5</w:t>
-            </w:r>
-          </w:p>
-        </w:tc>
-        <w:tc>
-          <w:tcPr>
-            <w:tcW w:w="2652" w:type="dxa"/>
-            <w:hideMark/>
-          </w:tcPr>
-          <w:p>
-            <w:pPr>
-              <w:rPr>
-                <w:lang w:eastAsia="en-AU"/>
-              </w:rPr>
-            </w:pPr>
-            <w:r>
-              <w:rPr>
-                <w:lang w:eastAsia="en-AU"/>
-              </w:rPr>
-              <w:t>Meal Plan Generator</w:t>
-            </w:r>
-          </w:p>
-        </w:tc>
-        <w:tc>
-          <w:tcPr>
-            <w:tcW w:w="5477" w:type="dxa"/>
-            <w:hideMark/>
-          </w:tcPr>
-          <w:p>
-            <w:pPr>
-              <w:rPr>
-                <w:lang w:eastAsia="en-AU"/>
-              </w:rPr>
-            </w:pPr>
-            <w:r>
-              <w:rPr>
-                <w:lang w:eastAsia="en-AU"/>
-              </w:rPr>
-              <w:t>AI meal plan generation</w:t>
-            </w:r>
-          </w:p>
-        </w:tc>
-      </w:tr>
-      <w:tr>
-        <w:tc>
-          <w:tcPr>
-            <w:tcW w:w="0" w:type="auto"/>
-            <w:hideMark/>
-          </w:tcPr>
-          <w:p>
-            <w:pPr>
-              <w:rPr>
-                <w:lang w:eastAsia="en-AU"/>
-              </w:rPr>
-            </w:pPr>
-            <w:r>
-              <w:rPr>
-                <w:lang w:eastAsia="en-AU"/>
-              </w:rPr>
-              <w:t>1.6</w:t>
-            </w:r>
-          </w:p>
-        </w:tc>
-        <w:tc>
-          <w:tcPr>
-            <w:tcW w:w="2652" w:type="dxa"/>
-            <w:hideMark/>
-          </w:tcPr>
-          <w:p>
-            <w:pPr>
-              <w:rPr>
-                <w:lang w:eastAsia="en-AU"/>
-              </w:rPr>
-            </w:pPr>
-            <w:r>
-              <w:rPr>
-                <w:lang w:eastAsia="en-AU"/>
-              </w:rPr>
-              <w:t>Recipe Generator</w:t>
-            </w:r>
-          </w:p>
-        </w:tc>
-        <w:tc>
-          <w:tcPr>
-            <w:tcW w:w="5477" w:type="dxa"/>
-            <w:hideMark/>
-          </w:tcPr>
-          <w:p>
-            <w:pPr>
-              <w:rPr>
-                <w:lang w:eastAsia="en-AU"/>
-              </w:rPr>
-            </w:pPr>
-            <w:r>
-              <w:rPr>
-                <w:lang w:eastAsia="en-AU"/>
-              </w:rPr>
-              <w:t>AI recipe generation</w:t>
-            </w:r>
-          </w:p>
-        </w:tc>
-      </w:tr>
-      <w:tr>
-        <w:tc>
-          <w:tcPr>
-            <w:tcW w:w="0" w:type="auto"/>
-            <w:hideMark/>
-          </w:tcPr>
-          <w:p>
-            <w:pPr>
-              <w:rPr>
-                <w:lang w:eastAsia="en-AU"/>
-              </w:rPr>
-            </w:pPr>
-            <w:r>
-              <w:rPr>
-                <w:lang w:eastAsia="en-AU"/>
-              </w:rPr>
-              <w:t>1.7</w:t>
-            </w:r>
-          </w:p>
-        </w:tc>
-        <w:tc>
-          <w:tcPr>
-            <w:tcW w:w="2652" w:type="dxa"/>
-            <w:hideMark/>
-          </w:tcPr>
-          <w:p>
-            <w:pPr>
-              <w:rPr>
-                <w:lang w:eastAsia="en-AU"/>
-              </w:rPr>
-            </w:pPr>
-            <w:r>
-              <w:rPr>
-                <w:lang w:eastAsia="en-AU"/>
-              </w:rPr>
-              <w:t>Nutrition Analysis</w:t>
-            </w:r>
-          </w:p>
-        </w:tc>
-        <w:tc>
-          <w:tcPr>
-            <w:tcW w:w="5477" w:type="dxa"/>
-            <w:hideMark/>
-          </w:tcPr>
-          <w:p>
-            <w:pPr>
-              <w:rPr>
-                <w:lang w:eastAsia="en-AU"/>
-              </w:rPr>
-            </w:pPr>
-            <w:r>
-              <w:rPr>
-                <w:lang w:eastAsia="en-AU"/>
-              </w:rPr>
-              <w:t>Nutritional analysis</w:t>
-            </w:r>
-          </w:p>
-        </w:tc>
-      </w:tr>
-      <w:tr>
-        <w:tc>
-          <w:tcPr>
-            <w:tcW w:w="0" w:type="auto"/>
-            <w:hideMark/>
-          </w:tcPr>
-          <w:p>
-            <w:pPr>
-              <w:rPr>
-                <w:lang w:eastAsia="en-AU"/>
-              </w:rPr>
-            </w:pPr>
-            <w:r>
-              <w:rPr>
-                <w:lang w:eastAsia="en-AU"/>
-              </w:rPr>
-              <w:t>1.8</w:t>
-            </w:r>
-          </w:p>
-        </w:tc>
-        <w:tc>
-          <w:tcPr>
-            <w:tcW w:w="2652" w:type="dxa"/>
-            <w:hideMark/>
-          </w:tcPr>
-          <w:p>
-            <w:pPr>
-              <w:rPr>
-                <w:lang w:eastAsia="en-AU"/>
-              </w:rPr>
-            </w:pPr>
-            <w:r>
-              <w:rPr>
-                <w:lang w:eastAsia="en-AU"/>
-              </w:rPr>
-              <w:t>Grocery List Generator</w:t>
-            </w:r>
-          </w:p>
-        </w:tc>
-        <w:tc>
-          <w:tcPr>
-            <w:tcW w:w="5477" w:type="dxa"/>
-            <w:hideMark/>
-          </w:tcPr>
-          <w:p>
-            <w:pPr>
-              <w:rPr>
-                <w:lang w:eastAsia="en-AU"/>
-              </w:rPr>
-            </w:pPr>
-            <w:r>
-              <w:rPr>
-                <w:lang w:eastAsia="en-AU"/>
-              </w:rPr>
-              <w:t>Shopping list generation</w:t>
-            </w:r>
-          </w:p>
-        </w:tc>
-      </w:tr>
-      <w:tr>
-        <w:tc>
-          <w:tcPr>
-            <w:tcW w:w="0" w:type="auto"/>
-            <w:hideMark/>
-          </w:tcPr>
-          <w:p>
-            <w:pPr>
-              <w:rPr>
-                <w:lang w:eastAsia="en-AU"/>
-              </w:rPr>
-            </w:pPr>
-            <w:r>
-              <w:rPr>
-                <w:lang w:eastAsia="en-AU"/>
-              </w:rPr>
-              <w:t>1.9</w:t>
-            </w:r>
-          </w:p>
-        </w:tc>
-        <w:tc>
-          <w:tcPr>
-            <w:tcW w:w="2652" w:type="dxa"/>
-            <w:hideMark/>
-          </w:tcPr>
-          <w:p>
-            <w:pPr>
-              <w:rPr>
-                <w:lang w:eastAsia="en-AU"/>
-              </w:rPr>
-            </w:pPr>
-            <w:r>
-              <w:rPr>
-                <w:lang w:eastAsia="en-AU"/>
-              </w:rPr>
-              <w:t>Data Storage</w:t>
-            </w:r>
-          </w:p>
-        </w:tc>
-        <w:tc>
-          <w:tcPr>
-            <w:tcW w:w="5477" w:type="dxa"/>
-            <w:hideMark/>
-          </w:tcPr>
-          <w:p>
-            <w:pPr>
-              <w:rPr>
-                <w:lang w:eastAsia="en-AU"/>
-              </w:rPr>
-            </w:pPr>
-            <w:r>
-              <w:rPr>
-                <w:lang w:eastAsia="en-AU"/>
-              </w:rPr>
-              <w:t>Store and retrieve application data</w:t>
-            </w:r>
-          </w:p>
-        </w:tc>
-      </w:tr>
-      <w:tr>
-        <w:tc>
-          <w:tcPr>
-            <w:tcW w:w="0" w:type="auto"/>
-            <w:hideMark/>
-          </w:tcPr>
-          <w:p>
-            <w:pPr>
-              <w:rPr>
-                <w:lang w:eastAsia="en-AU"/>
-              </w:rPr>
-            </w:pPr>
-            <w:r>
-              <w:rPr>
-                <w:lang w:eastAsia="en-AU"/>
-              </w:rPr>
-              <w:t>1.10</w:t>
-            </w:r>
-          </w:p>
-        </w:tc>
-        <w:tc>
-          <w:tcPr>
-            <w:tcW w:w="2652" w:type="dxa"/>
-            <w:hideMark/>
-          </w:tcPr>
-          <w:p>
-            <w:pPr>
-              <w:rPr>
-                <w:lang w:eastAsia="en-AU"/>
-              </w:rPr>
-            </w:pPr>
-            <w:r>
-              <w:rPr>
-                <w:lang w:eastAsia="en-AU"/>
-              </w:rPr>
-              <w:t>Android User Interface</w:t>
-            </w:r>
-          </w:p>
-        </w:tc>
-        <w:tc>
-          <w:tcPr>
-            <w:tcW w:w="5477" w:type="dxa"/>
-            <w:hideMark/>
-          </w:tcPr>
-          <w:p>
-            <w:pPr>
-              <w:rPr>
-                <w:lang w:eastAsia="en-AU"/>
-              </w:rPr>
-            </w:pPr>
-            <w:r>
-              <w:rPr>
-                <w:lang w:eastAsia="en-AU"/>
-              </w:rPr>
-              <w:t>Android screens and navigation</w:t>
-            </w:r>
-          </w:p>
-        </w:tc>
-      </w:tr>
-      <w:tr>
-        <w:tc>
-          <w:tcPr>
-            <w:tcW w:w="0" w:type="auto"/>
-            <w:hideMark/>
-          </w:tcPr>
-          <w:p>
-            <w:pPr>
-              <w:rPr>
-                <w:lang w:eastAsia="en-AU"/>
-              </w:rPr>
-            </w:pPr>
-            <w:r>
-              <w:rPr>
-                <w:lang w:eastAsia="en-AU"/>
-              </w:rPr>
-              <w:t>1.11</w:t>
-            </w:r>
-          </w:p>
-        </w:tc>
-        <w:tc>
-          <w:tcPr>
-            <w:tcW w:w="2652" w:type="dxa"/>
-            <w:hideMark/>
-          </w:tcPr>
-          <w:p>
-            <w:pPr>
-              <w:rPr>
-                <w:lang w:eastAsia="en-AU"/>
-              </w:rPr>
-            </w:pPr>
-            <w:r>
-              <w:rPr>
-                <w:lang w:eastAsia="en-AU"/>
-              </w:rPr>
-              <w:t>Testing &amp; Integration</w:t>
-            </w:r>
-          </w:p>
-        </w:tc>
-        <w:tc>
-          <w:tcPr>
-            <w:tcW w:w="5477" w:type="dxa"/>
-            <w:hideMark/>
-          </w:tcPr>
-          <w:p>
-            <w:pPr>
-              <w:rPr>
-                <w:lang w:eastAsia="en-AU"/>
-              </w:rPr>
-            </w:pPr>
-            <w:r>
-              <w:rPr>
-                <w:lang w:eastAsia="en-AU"/>
-              </w:rPr>
-              <w:t>Testing and defect fixing</w:t>
-            </w:r>
-          </w:p>
-        </w:tc>
-      </w:tr>
-      <w:tr>
-        <w:tc>
-          <w:tcPr>
-            <w:tcW w:w="0" w:type="auto"/>
-            <w:hideMark/>
-          </w:tcPr>
-          <w:p>
-            <w:pPr>
-              <w:rPr>
-                <w:lang w:eastAsia="en-AU"/>
-              </w:rPr>
-            </w:pPr>
-            <w:r>
-              <w:rPr>
-                <w:lang w:eastAsia="en-AU"/>
-              </w:rPr>
-              <w:t>1.12</w:t>
-            </w:r>
-          </w:p>
-        </w:tc>
-        <w:tc>
-          <w:tcPr>
-            <w:tcW w:w="2652" w:type="dxa"/>
-            <w:hideMark/>
-          </w:tcPr>
-          <w:p>
-            <w:pPr>
-              <w:rPr>
-                <w:lang w:eastAsia="en-AU"/>
-              </w:rPr>
-            </w:pPr>
-            <w:r>
-              <w:rPr>
-                <w:lang w:eastAsia="en-AU"/>
-              </w:rPr>
-              <w:t>Documentation</w:t>
-            </w:r>
-          </w:p>
-        </w:tc>
-        <w:tc>
-          <w:tcPr>
-            <w:tcW w:w="5477" w:type="dxa"/>
-            <w:hideMark/>
-          </w:tcPr>
-          <w:p>
-            <w:pPr>
-              <w:rPr>
-                <w:lang w:eastAsia="en-AU"/>
-              </w:rPr>
-            </w:pPr>
-            <w:r>
-              <w:rPr>
-                <w:lang w:eastAsia="en-AU"/>
-              </w:rPr>
-              <w:t>Final report and project documentation</w:t>
-            </w:r>
-          </w:p>
-        </w:tc>
-      </w:tr>
-    </w:tbl>
     <w:p/>
     <w:sectPr>
       <w:pgSz w:w="11906" w:h="16838"/>
@@ -5213,6 +5334,147 @@
     </w:lvl>
   </w:abstractNum>
   <w:abstractNum w:abstractNumId="4" w15:restartNumberingAfterBreak="0">
+    <w:nsid w:val="103E45E5"/>
+    <w:multiLevelType w:val="multilevel"/>
+    <w:tmpl w:val="779E4B42"/>
+    <w:lvl w:ilvl="0">
+      <w:start w:val="1"/>
+      <w:numFmt w:val="bullet"/>
+      <w:lvlText w:val=""/>
+      <w:lvlJc w:val="left"/>
+      <w:pPr>
+        <w:tabs>
+          <w:tab w:val="num" w:pos="360"/>
+        </w:tabs>
+        <w:ind w:left="360" w:hanging="360"/>
+      </w:pPr>
+      <w:rPr>
+        <w:rFonts w:ascii="Symbol" w:hAnsi="Symbol" w:hint="default"/>
+        <w:sz w:val="20"/>
+      </w:rPr>
+    </w:lvl>
+    <w:lvl w:ilvl="1">
+      <w:start w:val="1"/>
+      <w:numFmt w:val="bullet"/>
+      <w:lvlText w:val=""/>
+      <w:lvlJc w:val="left"/>
+      <w:pPr>
+        <w:ind w:left="502" w:hanging="360"/>
+      </w:pPr>
+      <w:rPr>
+        <w:rFonts w:ascii="Symbol" w:hAnsi="Symbol" w:hint="default"/>
+      </w:rPr>
+    </w:lvl>
+    <w:lvl w:ilvl="2">
+      <w:start w:val="1"/>
+      <w:numFmt w:val="bullet"/>
+      <w:lvlText w:val=""/>
+      <w:lvlJc w:val="left"/>
+      <w:pPr>
+        <w:ind w:left="360" w:hanging="360"/>
+      </w:pPr>
+      <w:rPr>
+        <w:rFonts w:ascii="Symbol" w:hAnsi="Symbol" w:hint="default"/>
+      </w:rPr>
+    </w:lvl>
+    <w:lvl w:ilvl="3" w:tentative="1">
+      <w:start w:val="1"/>
+      <w:numFmt w:val="bullet"/>
+      <w:lvlText w:val=""/>
+      <w:lvlJc w:val="left"/>
+      <w:pPr>
+        <w:tabs>
+          <w:tab w:val="num" w:pos="2520"/>
+        </w:tabs>
+        <w:ind w:left="2520" w:hanging="360"/>
+      </w:pPr>
+      <w:rPr>
+        <w:rFonts w:ascii="Wingdings" w:hAnsi="Wingdings" w:hint="default"/>
+        <w:sz w:val="20"/>
+      </w:rPr>
+    </w:lvl>
+    <w:lvl w:ilvl="4" w:tentative="1">
+      <w:start w:val="1"/>
+      <w:numFmt w:val="bullet"/>
+      <w:lvlText w:val=""/>
+      <w:lvlJc w:val="left"/>
+      <w:pPr>
+        <w:tabs>
+          <w:tab w:val="num" w:pos="3240"/>
+        </w:tabs>
+        <w:ind w:left="3240" w:hanging="360"/>
+      </w:pPr>
+      <w:rPr>
+        <w:rFonts w:ascii="Wingdings" w:hAnsi="Wingdings" w:hint="default"/>
+        <w:sz w:val="20"/>
+      </w:rPr>
+    </w:lvl>
+    <w:lvl w:ilvl="5" w:tentative="1">
+      <w:start w:val="1"/>
+      <w:numFmt w:val="bullet"/>
+      <w:lvlText w:val=""/>
+      <w:lvlJc w:val="left"/>
+      <w:pPr>
+        <w:tabs>
+          <w:tab w:val="num" w:pos="3960"/>
+        </w:tabs>
+        <w:ind w:left="3960" w:hanging="360"/>
+      </w:pPr>
+      <w:rPr>
+        <w:rFonts w:ascii="Wingdings" w:hAnsi="Wingdings" w:hint="default"/>
+        <w:sz w:val="20"/>
+      </w:rPr>
+    </w:lvl>
+    <w:lvl w:ilvl="6" w:tentative="1">
+      <w:start w:val="1"/>
+      <w:numFmt w:val="bullet"/>
+      <w:lvlText w:val=""/>
+      <w:lvlJc w:val="left"/>
+      <w:pPr>
+        <w:tabs>
+          <w:tab w:val="num" w:pos="4680"/>
+        </w:tabs>
+        <w:ind w:left="4680" w:hanging="360"/>
+      </w:pPr>
+      <w:rPr>
+        <w:rFonts w:ascii="Wingdings" w:hAnsi="Wingdings" w:hint="default"/>
+        <w:sz w:val="20"/>
+      </w:rPr>
+    </w:lvl>
+    <w:lvl w:ilvl="7" w:tentative="1">
+      <w:start w:val="1"/>
+      <w:numFmt w:val="bullet"/>
+      <w:lvlText w:val=""/>
+      <w:lvlJc w:val="left"/>
+      <w:pPr>
+        <w:tabs>
+          <w:tab w:val="num" w:pos="5400"/>
+        </w:tabs>
+        <w:ind w:left="5400" w:hanging="360"/>
+      </w:pPr>
+      <w:rPr>
+        <w:rFonts w:ascii="Wingdings" w:hAnsi="Wingdings" w:hint="default"/>
+        <w:sz w:val="20"/>
+      </w:rPr>
+    </w:lvl>
+    <w:lvl w:ilvl="8" w:tentative="1">
+      <w:start w:val="1"/>
+      <w:numFmt w:val="bullet"/>
+      <w:lvlText w:val=""/>
+      <w:lvlJc w:val="left"/>
+      <w:pPr>
+        <w:tabs>
+          <w:tab w:val="num" w:pos="6120"/>
+        </w:tabs>
+        <w:ind w:left="6120" w:hanging="360"/>
+      </w:pPr>
+      <w:rPr>
+        <w:rFonts w:ascii="Wingdings" w:hAnsi="Wingdings" w:hint="default"/>
+        <w:sz w:val="20"/>
+      </w:rPr>
+    </w:lvl>
+  </w:abstractNum>
+  <w:abstractNum w:abstractNumId="5" w15:restartNumberingAfterBreak="0">
     <w:nsid w:val="10E3077F"/>
     <w:multiLevelType w:val="hybridMultilevel"/>
     <w:tmpl w:val="985A415C"/>
@@ -5325,7 +5587,450 @@
       </w:rPr>
     </w:lvl>
   </w:abstractNum>
-  <w:abstractNum w:abstractNumId="5" w15:restartNumberingAfterBreak="0">
+  <w:abstractNum w:abstractNumId="6" w15:restartNumberingAfterBreak="0">
+    <w:nsid w:val="15AE683B"/>
+    <w:multiLevelType w:val="multilevel"/>
+    <w:tmpl w:val="EA02FB30"/>
+    <w:lvl w:ilvl="0">
+      <w:start w:val="1"/>
+      <w:numFmt w:val="bullet"/>
+      <w:lvlText w:val=""/>
+      <w:lvlJc w:val="left"/>
+      <w:pPr>
+        <w:tabs>
+          <w:tab w:val="num" w:pos="360"/>
+        </w:tabs>
+        <w:ind w:left="360" w:hanging="360"/>
+      </w:pPr>
+      <w:rPr>
+        <w:rFonts w:ascii="Symbol" w:hAnsi="Symbol" w:hint="default"/>
+        <w:sz w:val="20"/>
+      </w:rPr>
+    </w:lvl>
+    <w:lvl w:ilvl="1">
+      <w:start w:val="1"/>
+      <w:numFmt w:val="bullet"/>
+      <w:lvlText w:val="o"/>
+      <w:lvlJc w:val="left"/>
+      <w:pPr>
+        <w:tabs>
+          <w:tab w:val="num" w:pos="1080"/>
+        </w:tabs>
+        <w:ind w:left="1080" w:hanging="360"/>
+      </w:pPr>
+      <w:rPr>
+        <w:rFonts w:ascii="Courier New" w:hAnsi="Courier New" w:hint="default"/>
+        <w:sz w:val="20"/>
+      </w:rPr>
+    </w:lvl>
+    <w:lvl w:ilvl="2" w:tentative="1">
+      <w:start w:val="1"/>
+      <w:numFmt w:val="bullet"/>
+      <w:lvlText w:val=""/>
+      <w:lvlJc w:val="left"/>
+      <w:pPr>
+        <w:tabs>
+          <w:tab w:val="num" w:pos="1800"/>
+        </w:tabs>
+        <w:ind w:left="1800" w:hanging="360"/>
+      </w:pPr>
+      <w:rPr>
+        <w:rFonts w:ascii="Wingdings" w:hAnsi="Wingdings" w:hint="default"/>
+        <w:sz w:val="20"/>
+      </w:rPr>
+    </w:lvl>
+    <w:lvl w:ilvl="3" w:tentative="1">
+      <w:start w:val="1"/>
+      <w:numFmt w:val="bullet"/>
+      <w:lvlText w:val=""/>
+      <w:lvlJc w:val="left"/>
+      <w:pPr>
+        <w:tabs>
+          <w:tab w:val="num" w:pos="2520"/>
+        </w:tabs>
+        <w:ind w:left="2520" w:hanging="360"/>
+      </w:pPr>
+      <w:rPr>
+        <w:rFonts w:ascii="Wingdings" w:hAnsi="Wingdings" w:hint="default"/>
+        <w:sz w:val="20"/>
+      </w:rPr>
+    </w:lvl>
+    <w:lvl w:ilvl="4" w:tentative="1">
+      <w:start w:val="1"/>
+      <w:numFmt w:val="bullet"/>
+      <w:lvlText w:val=""/>
+      <w:lvlJc w:val="left"/>
+      <w:pPr>
+        <w:tabs>
+          <w:tab w:val="num" w:pos="3240"/>
+        </w:tabs>
+        <w:ind w:left="3240" w:hanging="360"/>
+      </w:pPr>
+      <w:rPr>
+        <w:rFonts w:ascii="Wingdings" w:hAnsi="Wingdings" w:hint="default"/>
+        <w:sz w:val="20"/>
+      </w:rPr>
+    </w:lvl>
+    <w:lvl w:ilvl="5" w:tentative="1">
+      <w:start w:val="1"/>
+      <w:numFmt w:val="bullet"/>
+      <w:lvlText w:val=""/>
+      <w:lvlJc w:val="left"/>
+      <w:pPr>
+        <w:tabs>
+          <w:tab w:val="num" w:pos="3960"/>
+        </w:tabs>
+        <w:ind w:left="3960" w:hanging="360"/>
+      </w:pPr>
+      <w:rPr>
+        <w:rFonts w:ascii="Wingdings" w:hAnsi="Wingdings" w:hint="default"/>
+        <w:sz w:val="20"/>
+      </w:rPr>
+    </w:lvl>
+    <w:lvl w:ilvl="6" w:tentative="1">
+      <w:start w:val="1"/>
+      <w:numFmt w:val="bullet"/>
+      <w:lvlText w:val=""/>
+      <w:lvlJc w:val="left"/>
+      <w:pPr>
+        <w:tabs>
+          <w:tab w:val="num" w:pos="4680"/>
+        </w:tabs>
+        <w:ind w:left="4680" w:hanging="360"/>
+      </w:pPr>
+      <w:rPr>
+        <w:rFonts w:ascii="Wingdings" w:hAnsi="Wingdings" w:hint="default"/>
+        <w:sz w:val="20"/>
+      </w:rPr>
+    </w:lvl>
+    <w:lvl w:ilvl="7" w:tentative="1">
+      <w:start w:val="1"/>
+      <w:numFmt w:val="bullet"/>
+      <w:lvlText w:val=""/>
+      <w:lvlJc w:val="left"/>
+      <w:pPr>
+        <w:tabs>
+          <w:tab w:val="num" w:pos="5400"/>
+        </w:tabs>
+        <w:ind w:left="5400" w:hanging="360"/>
+      </w:pPr>
+      <w:rPr>
+        <w:rFonts w:ascii="Wingdings" w:hAnsi="Wingdings" w:hint="default"/>
+        <w:sz w:val="20"/>
+      </w:rPr>
+    </w:lvl>
+    <w:lvl w:ilvl="8" w:tentative="1">
+      <w:start w:val="1"/>
+      <w:numFmt w:val="bullet"/>
+      <w:lvlText w:val=""/>
+      <w:lvlJc w:val="left"/>
+      <w:pPr>
+        <w:tabs>
+          <w:tab w:val="num" w:pos="6120"/>
+        </w:tabs>
+        <w:ind w:left="6120" w:hanging="360"/>
+      </w:pPr>
+      <w:rPr>
+        <w:rFonts w:ascii="Wingdings" w:hAnsi="Wingdings" w:hint="default"/>
+        <w:sz w:val="20"/>
+      </w:rPr>
+    </w:lvl>
+  </w:abstractNum>
+  <w:abstractNum w:abstractNumId="7" w15:restartNumberingAfterBreak="0">
+    <w:nsid w:val="1E525E70"/>
+    <w:multiLevelType w:val="multilevel"/>
+    <w:tmpl w:val="B5680280"/>
+    <w:lvl w:ilvl="0">
+      <w:start w:val="1"/>
+      <w:numFmt w:val="bullet"/>
+      <w:lvlText w:val=""/>
+      <w:lvlJc w:val="left"/>
+      <w:pPr>
+        <w:tabs>
+          <w:tab w:val="num" w:pos="360"/>
+        </w:tabs>
+        <w:ind w:left="360" w:hanging="360"/>
+      </w:pPr>
+      <w:rPr>
+        <w:rFonts w:ascii="Symbol" w:hAnsi="Symbol" w:hint="default"/>
+        <w:sz w:val="20"/>
+      </w:rPr>
+    </w:lvl>
+    <w:lvl w:ilvl="1">
+      <w:start w:val="1"/>
+      <w:numFmt w:val="bullet"/>
+      <w:lvlText w:val="o"/>
+      <w:lvlJc w:val="left"/>
+      <w:pPr>
+        <w:tabs>
+          <w:tab w:val="num" w:pos="1080"/>
+        </w:tabs>
+        <w:ind w:left="1080" w:hanging="360"/>
+      </w:pPr>
+      <w:rPr>
+        <w:rFonts w:ascii="Courier New" w:hAnsi="Courier New" w:hint="default"/>
+        <w:sz w:val="20"/>
+      </w:rPr>
+    </w:lvl>
+    <w:lvl w:ilvl="2" w:tentative="1">
+      <w:start w:val="1"/>
+      <w:numFmt w:val="bullet"/>
+      <w:lvlText w:val=""/>
+      <w:lvlJc w:val="left"/>
+      <w:pPr>
+        <w:tabs>
+          <w:tab w:val="num" w:pos="1800"/>
+        </w:tabs>
+        <w:ind w:left="1800" w:hanging="360"/>
+      </w:pPr>
+      <w:rPr>
+        <w:rFonts w:ascii="Wingdings" w:hAnsi="Wingdings" w:hint="default"/>
+        <w:sz w:val="20"/>
+      </w:rPr>
+    </w:lvl>
+    <w:lvl w:ilvl="3" w:tentative="1">
+      <w:start w:val="1"/>
+      <w:numFmt w:val="bullet"/>
+      <w:lvlText w:val=""/>
+      <w:lvlJc w:val="left"/>
+      <w:pPr>
+        <w:tabs>
+          <w:tab w:val="num" w:pos="2520"/>
+        </w:tabs>
+        <w:ind w:left="2520" w:hanging="360"/>
+      </w:pPr>
+      <w:rPr>
+        <w:rFonts w:ascii="Wingdings" w:hAnsi="Wingdings" w:hint="default"/>
+        <w:sz w:val="20"/>
+      </w:rPr>
+    </w:lvl>
+    <w:lvl w:ilvl="4" w:tentative="1">
+      <w:start w:val="1"/>
+      <w:numFmt w:val="bullet"/>
+      <w:lvlText w:val=""/>
+      <w:lvlJc w:val="left"/>
+      <w:pPr>
+        <w:tabs>
+          <w:tab w:val="num" w:pos="3240"/>
+        </w:tabs>
+        <w:ind w:left="3240" w:hanging="360"/>
+      </w:pPr>
+      <w:rPr>
+        <w:rFonts w:ascii="Wingdings" w:hAnsi="Wingdings" w:hint="default"/>
+        <w:sz w:val="20"/>
+      </w:rPr>
+    </w:lvl>
+    <w:lvl w:ilvl="5" w:tentative="1">
+      <w:start w:val="1"/>
+      <w:numFmt w:val="bullet"/>
+      <w:lvlText w:val=""/>
+      <w:lvlJc w:val="left"/>
+      <w:pPr>
+        <w:tabs>
+          <w:tab w:val="num" w:pos="3960"/>
+        </w:tabs>
+        <w:ind w:left="3960" w:hanging="360"/>
+      </w:pPr>
+      <w:rPr>
+        <w:rFonts w:ascii="Wingdings" w:hAnsi="Wingdings" w:hint="default"/>
+        <w:sz w:val="20"/>
+      </w:rPr>
+    </w:lvl>
+    <w:lvl w:ilvl="6" w:tentative="1">
+      <w:start w:val="1"/>
+      <w:numFmt w:val="bullet"/>
+      <w:lvlText w:val=""/>
+      <w:lvlJc w:val="left"/>
+      <w:pPr>
+        <w:tabs>
+          <w:tab w:val="num" w:pos="4680"/>
+        </w:tabs>
+        <w:ind w:left="4680" w:hanging="360"/>
+      </w:pPr>
+      <w:rPr>
+        <w:rFonts w:ascii="Wingdings" w:hAnsi="Wingdings" w:hint="default"/>
+        <w:sz w:val="20"/>
+      </w:rPr>
+    </w:lvl>
+    <w:lvl w:ilvl="7" w:tentative="1">
+      <w:start w:val="1"/>
+      <w:numFmt w:val="bullet"/>
+      <w:lvlText w:val=""/>
+      <w:lvlJc w:val="left"/>
+      <w:pPr>
+        <w:tabs>
+          <w:tab w:val="num" w:pos="5400"/>
+        </w:tabs>
+        <w:ind w:left="5400" w:hanging="360"/>
+      </w:pPr>
+      <w:rPr>
+        <w:rFonts w:ascii="Wingdings" w:hAnsi="Wingdings" w:hint="default"/>
+        <w:sz w:val="20"/>
+      </w:rPr>
+    </w:lvl>
+    <w:lvl w:ilvl="8" w:tentative="1">
+      <w:start w:val="1"/>
+      <w:numFmt w:val="bullet"/>
+      <w:lvlText w:val=""/>
+      <w:lvlJc w:val="left"/>
+      <w:pPr>
+        <w:tabs>
+          <w:tab w:val="num" w:pos="6120"/>
+        </w:tabs>
+        <w:ind w:left="6120" w:hanging="360"/>
+      </w:pPr>
+      <w:rPr>
+        <w:rFonts w:ascii="Wingdings" w:hAnsi="Wingdings" w:hint="default"/>
+        <w:sz w:val="20"/>
+      </w:rPr>
+    </w:lvl>
+  </w:abstractNum>
+  <w:abstractNum w:abstractNumId="8" w15:restartNumberingAfterBreak="0">
+    <w:nsid w:val="1F4B3F8D"/>
+    <w:multiLevelType w:val="multilevel"/>
+    <w:tmpl w:val="B5040C48"/>
+    <w:lvl w:ilvl="0">
+      <w:start w:val="1"/>
+      <w:numFmt w:val="bullet"/>
+      <w:lvlText w:val=""/>
+      <w:lvlJc w:val="left"/>
+      <w:pPr>
+        <w:tabs>
+          <w:tab w:val="num" w:pos="360"/>
+        </w:tabs>
+        <w:ind w:left="360" w:hanging="360"/>
+      </w:pPr>
+      <w:rPr>
+        <w:rFonts w:ascii="Symbol" w:hAnsi="Symbol" w:hint="default"/>
+        <w:sz w:val="20"/>
+      </w:rPr>
+    </w:lvl>
+    <w:lvl w:ilvl="1">
+      <w:start w:val="1"/>
+      <w:numFmt w:val="bullet"/>
+      <w:lvlText w:val=""/>
+      <w:lvlJc w:val="left"/>
+      <w:pPr>
+        <w:ind w:left="502" w:hanging="360"/>
+      </w:pPr>
+      <w:rPr>
+        <w:rFonts w:ascii="Symbol" w:hAnsi="Symbol" w:hint="default"/>
+      </w:rPr>
+    </w:lvl>
+    <w:lvl w:ilvl="2">
+      <w:start w:val="1"/>
+      <w:numFmt w:val="bullet"/>
+      <w:lvlText w:val=""/>
+      <w:lvlJc w:val="left"/>
+      <w:pPr>
+        <w:tabs>
+          <w:tab w:val="num" w:pos="1800"/>
+        </w:tabs>
+        <w:ind w:left="1800" w:hanging="360"/>
+      </w:pPr>
+      <w:rPr>
+        <w:rFonts w:ascii="Wingdings" w:hAnsi="Wingdings" w:hint="default"/>
+        <w:sz w:val="20"/>
+      </w:rPr>
+    </w:lvl>
+    <w:lvl w:ilvl="3" w:tentative="1">
+      <w:start w:val="1"/>
+      <w:numFmt w:val="bullet"/>
+      <w:lvlText w:val=""/>
+      <w:lvlJc w:val="left"/>
+      <w:pPr>
+        <w:tabs>
+          <w:tab w:val="num" w:pos="2520"/>
+        </w:tabs>
+        <w:ind w:left="2520" w:hanging="360"/>
+      </w:pPr>
+      <w:rPr>
+        <w:rFonts w:ascii="Wingdings" w:hAnsi="Wingdings" w:hint="default"/>
+        <w:sz w:val="20"/>
+      </w:rPr>
+    </w:lvl>
+    <w:lvl w:ilvl="4" w:tentative="1">
+      <w:start w:val="1"/>
+      <w:numFmt w:val="bullet"/>
+      <w:lvlText w:val=""/>
+      <w:lvlJc w:val="left"/>
+      <w:pPr>
+        <w:tabs>
+          <w:tab w:val="num" w:pos="3240"/>
+        </w:tabs>
+        <w:ind w:left="3240" w:hanging="360"/>
+      </w:pPr>
+      <w:rPr>
+        <w:rFonts w:ascii="Wingdings" w:hAnsi="Wingdings" w:hint="default"/>
+        <w:sz w:val="20"/>
+      </w:rPr>
+    </w:lvl>
+    <w:lvl w:ilvl="5" w:tentative="1">
+      <w:start w:val="1"/>
+      <w:numFmt w:val="bullet"/>
+      <w:lvlText w:val=""/>
+      <w:lvlJc w:val="left"/>
+      <w:pPr>
+        <w:tabs>
+          <w:tab w:val="num" w:pos="3960"/>
+        </w:tabs>
+        <w:ind w:left="3960" w:hanging="360"/>
+      </w:pPr>
+      <w:rPr>
+        <w:rFonts w:ascii="Wingdings" w:hAnsi="Wingdings" w:hint="default"/>
+        <w:sz w:val="20"/>
+      </w:rPr>
+    </w:lvl>
+    <w:lvl w:ilvl="6" w:tentative="1">
+      <w:start w:val="1"/>
+      <w:numFmt w:val="bullet"/>
+      <w:lvlText w:val=""/>
+      <w:lvlJc w:val="left"/>
+      <w:pPr>
+        <w:tabs>
+          <w:tab w:val="num" w:pos="4680"/>
+        </w:tabs>
+        <w:ind w:left="4680" w:hanging="360"/>
+      </w:pPr>
+      <w:rPr>
+        <w:rFonts w:ascii="Wingdings" w:hAnsi="Wingdings" w:hint="default"/>
+        <w:sz w:val="20"/>
+      </w:rPr>
+    </w:lvl>
+    <w:lvl w:ilvl="7" w:tentative="1">
+      <w:start w:val="1"/>
+      <w:numFmt w:val="bullet"/>
+      <w:lvlText w:val=""/>
+      <w:lvlJc w:val="left"/>
+      <w:pPr>
+        <w:tabs>
+          <w:tab w:val="num" w:pos="5400"/>
+        </w:tabs>
+        <w:ind w:left="5400" w:hanging="360"/>
+      </w:pPr>
+      <w:rPr>
+        <w:rFonts w:ascii="Wingdings" w:hAnsi="Wingdings" w:hint="default"/>
+        <w:sz w:val="20"/>
+      </w:rPr>
+    </w:lvl>
+    <w:lvl w:ilvl="8" w:tentative="1">
+      <w:start w:val="1"/>
+      <w:numFmt w:val="bullet"/>
+      <w:lvlText w:val=""/>
+      <w:lvlJc w:val="left"/>
+      <w:pPr>
+        <w:tabs>
+          <w:tab w:val="num" w:pos="6120"/>
+        </w:tabs>
+        <w:ind w:left="6120" w:hanging="360"/>
+      </w:pPr>
+      <w:rPr>
+        <w:rFonts w:ascii="Wingdings" w:hAnsi="Wingdings" w:hint="default"/>
+        <w:sz w:val="20"/>
+      </w:rPr>
+    </w:lvl>
+  </w:abstractNum>
+  <w:abstractNum w:abstractNumId="9" w15:restartNumberingAfterBreak="0">
     <w:nsid w:val="27994FEF"/>
     <w:multiLevelType w:val="hybridMultilevel"/>
     <w:tmpl w:val="B63A56FE"/>
@@ -5438,7 +6143,152 @@
       </w:rPr>
     </w:lvl>
   </w:abstractNum>
-  <w:abstractNum w:abstractNumId="6" w15:restartNumberingAfterBreak="0">
+  <w:abstractNum w:abstractNumId="10" w15:restartNumberingAfterBreak="0">
+    <w:nsid w:val="3A156E6B"/>
+    <w:multiLevelType w:val="multilevel"/>
+    <w:tmpl w:val="B5040C48"/>
+    <w:lvl w:ilvl="0">
+      <w:start w:val="1"/>
+      <w:numFmt w:val="bullet"/>
+      <w:lvlText w:val=""/>
+      <w:lvlJc w:val="left"/>
+      <w:pPr>
+        <w:tabs>
+          <w:tab w:val="num" w:pos="360"/>
+        </w:tabs>
+        <w:ind w:left="360" w:hanging="360"/>
+      </w:pPr>
+      <w:rPr>
+        <w:rFonts w:ascii="Symbol" w:hAnsi="Symbol" w:hint="default"/>
+        <w:sz w:val="20"/>
+      </w:rPr>
+    </w:lvl>
+    <w:lvl w:ilvl="1">
+      <w:start w:val="1"/>
+      <w:numFmt w:val="bullet"/>
+      <w:lvlText w:val=""/>
+      <w:lvlJc w:val="left"/>
+      <w:pPr>
+        <w:ind w:left="502" w:hanging="360"/>
+      </w:pPr>
+      <w:rPr>
+        <w:rFonts w:ascii="Symbol" w:hAnsi="Symbol" w:hint="default"/>
+      </w:rPr>
+    </w:lvl>
+    <w:lvl w:ilvl="2" w:tentative="1">
+      <w:start w:val="1"/>
+      <w:numFmt w:val="bullet"/>
+      <w:lvlText w:val=""/>
+      <w:lvlJc w:val="left"/>
+      <w:pPr>
+        <w:tabs>
+          <w:tab w:val="num" w:pos="1800"/>
+        </w:tabs>
+        <w:ind w:left="1800" w:hanging="360"/>
+      </w:pPr>
+      <w:rPr>
+        <w:rFonts w:ascii="Wingdings" w:hAnsi="Wingdings" w:hint="default"/>
+        <w:sz w:val="20"/>
+      </w:rPr>
+    </w:lvl>
+    <w:lvl w:ilvl="3" w:tentative="1">
+      <w:start w:val="1"/>
+      <w:numFmt w:val="bullet"/>
+      <w:lvlText w:val=""/>
+      <w:lvlJc w:val="left"/>
+      <w:pPr>
+        <w:tabs>
+          <w:tab w:val="num" w:pos="2520"/>
+        </w:tabs>
+        <w:ind w:left="2520" w:hanging="360"/>
+      </w:pPr>
+      <w:rPr>
+        <w:rFonts w:ascii="Wingdings" w:hAnsi="Wingdings" w:hint="default"/>
+        <w:sz w:val="20"/>
+      </w:rPr>
+    </w:lvl>
+    <w:lvl w:ilvl="4" w:tentative="1">
+      <w:start w:val="1"/>
+      <w:numFmt w:val="bullet"/>
+      <w:lvlText w:val=""/>
+      <w:lvlJc w:val="left"/>
+      <w:pPr>
+        <w:tabs>
+          <w:tab w:val="num" w:pos="3240"/>
+        </w:tabs>
+        <w:ind w:left="3240" w:hanging="360"/>
+      </w:pPr>
+      <w:rPr>
+        <w:rFonts w:ascii="Wingdings" w:hAnsi="Wingdings" w:hint="default"/>
+        <w:sz w:val="20"/>
+      </w:rPr>
+    </w:lvl>
+    <w:lvl w:ilvl="5" w:tentative="1">
+      <w:start w:val="1"/>
+      <w:numFmt w:val="bullet"/>
+      <w:lvlText w:val=""/>
+      <w:lvlJc w:val="left"/>
+      <w:pPr>
+        <w:tabs>
+          <w:tab w:val="num" w:pos="3960"/>
+        </w:tabs>
+        <w:ind w:left="3960" w:hanging="360"/>
+      </w:pPr>
+      <w:rPr>
+        <w:rFonts w:ascii="Wingdings" w:hAnsi="Wingdings" w:hint="default"/>
+        <w:sz w:val="20"/>
+      </w:rPr>
+    </w:lvl>
+    <w:lvl w:ilvl="6" w:tentative="1">
+      <w:start w:val="1"/>
+      <w:numFmt w:val="bullet"/>
+      <w:lvlText w:val=""/>
+      <w:lvlJc w:val="left"/>
+      <w:pPr>
+        <w:tabs>
+          <w:tab w:val="num" w:pos="4680"/>
+        </w:tabs>
+        <w:ind w:left="4680" w:hanging="360"/>
+      </w:pPr>
+      <w:rPr>
+        <w:rFonts w:ascii="Wingdings" w:hAnsi="Wingdings" w:hint="default"/>
+        <w:sz w:val="20"/>
+      </w:rPr>
+    </w:lvl>
+    <w:lvl w:ilvl="7" w:tentative="1">
+      <w:start w:val="1"/>
+      <w:numFmt w:val="bullet"/>
+      <w:lvlText w:val=""/>
+      <w:lvlJc w:val="left"/>
+      <w:pPr>
+        <w:tabs>
+          <w:tab w:val="num" w:pos="5400"/>
+        </w:tabs>
+        <w:ind w:left="5400" w:hanging="360"/>
+      </w:pPr>
+      <w:rPr>
+        <w:rFonts w:ascii="Wingdings" w:hAnsi="Wingdings" w:hint="default"/>
+        <w:sz w:val="20"/>
+      </w:rPr>
+    </w:lvl>
+    <w:lvl w:ilvl="8" w:tentative="1">
+      <w:start w:val="1"/>
+      <w:numFmt w:val="bullet"/>
+      <w:lvlText w:val=""/>
+      <w:lvlJc w:val="left"/>
+      <w:pPr>
+        <w:tabs>
+          <w:tab w:val="num" w:pos="6120"/>
+        </w:tabs>
+        <w:ind w:left="6120" w:hanging="360"/>
+      </w:pPr>
+      <w:rPr>
+        <w:rFonts w:ascii="Wingdings" w:hAnsi="Wingdings" w:hint="default"/>
+        <w:sz w:val="20"/>
+      </w:rPr>
+    </w:lvl>
+  </w:abstractNum>
+  <w:abstractNum w:abstractNumId="11" w15:restartNumberingAfterBreak="0">
     <w:nsid w:val="3B352DB5"/>
     <w:multiLevelType w:val="hybridMultilevel"/>
     <w:tmpl w:val="5F42F0F4"/>
@@ -5551,7 +6401,156 @@
       </w:rPr>
     </w:lvl>
   </w:abstractNum>
-  <w:abstractNum w:abstractNumId="7" w15:restartNumberingAfterBreak="0">
+  <w:abstractNum w:abstractNumId="12" w15:restartNumberingAfterBreak="0">
+    <w:nsid w:val="3D191EE9"/>
+    <w:multiLevelType w:val="multilevel"/>
+    <w:tmpl w:val="B5680280"/>
+    <w:lvl w:ilvl="0">
+      <w:start w:val="1"/>
+      <w:numFmt w:val="bullet"/>
+      <w:lvlText w:val=""/>
+      <w:lvlJc w:val="left"/>
+      <w:pPr>
+        <w:tabs>
+          <w:tab w:val="num" w:pos="360"/>
+        </w:tabs>
+        <w:ind w:left="360" w:hanging="360"/>
+      </w:pPr>
+      <w:rPr>
+        <w:rFonts w:ascii="Symbol" w:hAnsi="Symbol" w:hint="default"/>
+        <w:sz w:val="20"/>
+      </w:rPr>
+    </w:lvl>
+    <w:lvl w:ilvl="1">
+      <w:start w:val="1"/>
+      <w:numFmt w:val="bullet"/>
+      <w:lvlText w:val="o"/>
+      <w:lvlJc w:val="left"/>
+      <w:pPr>
+        <w:tabs>
+          <w:tab w:val="num" w:pos="1080"/>
+        </w:tabs>
+        <w:ind w:left="1080" w:hanging="360"/>
+      </w:pPr>
+      <w:rPr>
+        <w:rFonts w:ascii="Courier New" w:hAnsi="Courier New" w:hint="default"/>
+        <w:sz w:val="20"/>
+      </w:rPr>
+    </w:lvl>
+    <w:lvl w:ilvl="2" w:tentative="1">
+      <w:start w:val="1"/>
+      <w:numFmt w:val="bullet"/>
+      <w:lvlText w:val=""/>
+      <w:lvlJc w:val="left"/>
+      <w:pPr>
+        <w:tabs>
+          <w:tab w:val="num" w:pos="1800"/>
+        </w:tabs>
+        <w:ind w:left="1800" w:hanging="360"/>
+      </w:pPr>
+      <w:rPr>
+        <w:rFonts w:ascii="Wingdings" w:hAnsi="Wingdings" w:hint="default"/>
+        <w:sz w:val="20"/>
+      </w:rPr>
+    </w:lvl>
+    <w:lvl w:ilvl="3" w:tentative="1">
+      <w:start w:val="1"/>
+      <w:numFmt w:val="bullet"/>
+      <w:lvlText w:val=""/>
+      <w:lvlJc w:val="left"/>
+      <w:pPr>
+        <w:tabs>
+          <w:tab w:val="num" w:pos="2520"/>
+        </w:tabs>
+        <w:ind w:left="2520" w:hanging="360"/>
+      </w:pPr>
+      <w:rPr>
+        <w:rFonts w:ascii="Wingdings" w:hAnsi="Wingdings" w:hint="default"/>
+        <w:sz w:val="20"/>
+      </w:rPr>
+    </w:lvl>
+    <w:lvl w:ilvl="4" w:tentative="1">
+      <w:start w:val="1"/>
+      <w:numFmt w:val="bullet"/>
+      <w:lvlText w:val=""/>
+      <w:lvlJc w:val="left"/>
+      <w:pPr>
+        <w:tabs>
+          <w:tab w:val="num" w:pos="3240"/>
+        </w:tabs>
+        <w:ind w:left="3240" w:hanging="360"/>
+      </w:pPr>
+      <w:rPr>
+        <w:rFonts w:ascii="Wingdings" w:hAnsi="Wingdings" w:hint="default"/>
+        <w:sz w:val="20"/>
+      </w:rPr>
+    </w:lvl>
+    <w:lvl w:ilvl="5" w:tentative="1">
+      <w:start w:val="1"/>
+      <w:numFmt w:val="bullet"/>
+      <w:lvlText w:val=""/>
+      <w:lvlJc w:val="left"/>
+      <w:pPr>
+        <w:tabs>
+          <w:tab w:val="num" w:pos="3960"/>
+        </w:tabs>
+        <w:ind w:left="3960" w:hanging="360"/>
+      </w:pPr>
+      <w:rPr>
+        <w:rFonts w:ascii="Wingdings" w:hAnsi="Wingdings" w:hint="default"/>
+        <w:sz w:val="20"/>
+      </w:rPr>
+    </w:lvl>
+    <w:lvl w:ilvl="6" w:tentative="1">
+      <w:start w:val="1"/>
+      <w:numFmt w:val="bullet"/>
+      <w:lvlText w:val=""/>
+      <w:lvlJc w:val="left"/>
+      <w:pPr>
+        <w:tabs>
+          <w:tab w:val="num" w:pos="4680"/>
+        </w:tabs>
+        <w:ind w:left="4680" w:hanging="360"/>
+      </w:pPr>
+      <w:rPr>
+        <w:rFonts w:ascii="Wingdings" w:hAnsi="Wingdings" w:hint="default"/>
+        <w:sz w:val="20"/>
+      </w:rPr>
+    </w:lvl>
+    <w:lvl w:ilvl="7" w:tentative="1">
+      <w:start w:val="1"/>
+      <w:numFmt w:val="bullet"/>
+      <w:lvlText w:val=""/>
+      <w:lvlJc w:val="left"/>
+      <w:pPr>
+        <w:tabs>
+          <w:tab w:val="num" w:pos="5400"/>
+        </w:tabs>
+        <w:ind w:left="5400" w:hanging="360"/>
+      </w:pPr>
+      <w:rPr>
+        <w:rFonts w:ascii="Wingdings" w:hAnsi="Wingdings" w:hint="default"/>
+        <w:sz w:val="20"/>
+      </w:rPr>
+    </w:lvl>
+    <w:lvl w:ilvl="8" w:tentative="1">
+      <w:start w:val="1"/>
+      <w:numFmt w:val="bullet"/>
+      <w:lvlText w:val=""/>
+      <w:lvlJc w:val="left"/>
+      <w:pPr>
+        <w:tabs>
+          <w:tab w:val="num" w:pos="6120"/>
+        </w:tabs>
+        <w:ind w:left="6120" w:hanging="360"/>
+      </w:pPr>
+      <w:rPr>
+        <w:rFonts w:ascii="Wingdings" w:hAnsi="Wingdings" w:hint="default"/>
+        <w:sz w:val="20"/>
+      </w:rPr>
+    </w:lvl>
+  </w:abstractNum>
+  <w:abstractNum w:abstractNumId="13" w15:restartNumberingAfterBreak="0">
     <w:nsid w:val="40FA7012"/>
     <w:multiLevelType w:val="hybridMultilevel"/>
     <w:tmpl w:val="4BC2C186"/>
@@ -5664,7 +6663,7 @@
       </w:rPr>
     </w:lvl>
   </w:abstractNum>
-  <w:abstractNum w:abstractNumId="8" w15:restartNumberingAfterBreak="0">
+  <w:abstractNum w:abstractNumId="14" w15:restartNumberingAfterBreak="0">
     <w:nsid w:val="457A1E29"/>
     <w:multiLevelType w:val="hybridMultilevel"/>
     <w:tmpl w:val="64465D2C"/>
@@ -5777,7 +6776,7 @@
       </w:rPr>
     </w:lvl>
   </w:abstractNum>
-  <w:abstractNum w:abstractNumId="9" w15:restartNumberingAfterBreak="0">
+  <w:abstractNum w:abstractNumId="15" w15:restartNumberingAfterBreak="0">
     <w:nsid w:val="47566018"/>
     <w:multiLevelType w:val="hybridMultilevel"/>
     <w:tmpl w:val="A2D4318A"/>
@@ -5890,7 +6889,269 @@
       </w:rPr>
     </w:lvl>
   </w:abstractNum>
-  <w:abstractNum w:abstractNumId="10" w15:restartNumberingAfterBreak="0">
+  <w:abstractNum w:abstractNumId="16" w15:restartNumberingAfterBreak="0">
+    <w:nsid w:val="4D545147"/>
+    <w:multiLevelType w:val="hybridMultilevel"/>
+    <w:tmpl w:val="BA8ACE7E"/>
+    <w:lvl w:ilvl="0" w:tplc="0C090001">
+      <w:start w:val="1"/>
+      <w:numFmt w:val="bullet"/>
+      <w:lvlText w:val=""/>
+      <w:lvlJc w:val="left"/>
+      <w:pPr>
+        <w:ind w:left="502" w:hanging="360"/>
+      </w:pPr>
+      <w:rPr>
+        <w:rFonts w:ascii="Symbol" w:hAnsi="Symbol" w:hint="default"/>
+      </w:rPr>
+    </w:lvl>
+    <w:lvl w:ilvl="1" w:tplc="0C090003" w:tentative="1">
+      <w:start w:val="1"/>
+      <w:numFmt w:val="bullet"/>
+      <w:lvlText w:val="o"/>
+      <w:lvlJc w:val="left"/>
+      <w:pPr>
+        <w:ind w:left="1222" w:hanging="360"/>
+      </w:pPr>
+      <w:rPr>
+        <w:rFonts w:ascii="Courier New" w:hAnsi="Courier New" w:cs="Courier New" w:hint="default"/>
+      </w:rPr>
+    </w:lvl>
+    <w:lvl w:ilvl="2" w:tplc="0C090005" w:tentative="1">
+      <w:start w:val="1"/>
+      <w:numFmt w:val="bullet"/>
+      <w:lvlText w:val=""/>
+      <w:lvlJc w:val="left"/>
+      <w:pPr>
+        <w:ind w:left="1942" w:hanging="360"/>
+      </w:pPr>
+      <w:rPr>
+        <w:rFonts w:ascii="Wingdings" w:hAnsi="Wingdings" w:hint="default"/>
+      </w:rPr>
+    </w:lvl>
+    <w:lvl w:ilvl="3" w:tplc="0C090001" w:tentative="1">
+      <w:start w:val="1"/>
+      <w:numFmt w:val="bullet"/>
+      <w:lvlText w:val=""/>
+      <w:lvlJc w:val="left"/>
+      <w:pPr>
+        <w:ind w:left="2662" w:hanging="360"/>
+      </w:pPr>
+      <w:rPr>
+        <w:rFonts w:ascii="Symbol" w:hAnsi="Symbol" w:hint="default"/>
+      </w:rPr>
+    </w:lvl>
+    <w:lvl w:ilvl="4" w:tplc="0C090003" w:tentative="1">
+      <w:start w:val="1"/>
+      <w:numFmt w:val="bullet"/>
+      <w:lvlText w:val="o"/>
+      <w:lvlJc w:val="left"/>
+      <w:pPr>
+        <w:ind w:left="3382" w:hanging="360"/>
+      </w:pPr>
+      <w:rPr>
+        <w:rFonts w:ascii="Courier New" w:hAnsi="Courier New" w:cs="Courier New" w:hint="default"/>
+      </w:rPr>
+    </w:lvl>
+    <w:lvl w:ilvl="5" w:tplc="0C090005" w:tentative="1">
+      <w:start w:val="1"/>
+      <w:numFmt w:val="bullet"/>
+      <w:lvlText w:val=""/>
+      <w:lvlJc w:val="left"/>
+      <w:pPr>
+        <w:ind w:left="4102" w:hanging="360"/>
+      </w:pPr>
+      <w:rPr>
+        <w:rFonts w:ascii="Wingdings" w:hAnsi="Wingdings" w:hint="default"/>
+      </w:rPr>
+    </w:lvl>
+    <w:lvl w:ilvl="6" w:tplc="0C090001" w:tentative="1">
+      <w:start w:val="1"/>
+      <w:numFmt w:val="bullet"/>
+      <w:lvlText w:val=""/>
+      <w:lvlJc w:val="left"/>
+      <w:pPr>
+        <w:ind w:left="4822" w:hanging="360"/>
+      </w:pPr>
+      <w:rPr>
+        <w:rFonts w:ascii="Symbol" w:hAnsi="Symbol" w:hint="default"/>
+      </w:rPr>
+    </w:lvl>
+    <w:lvl w:ilvl="7" w:tplc="0C090003" w:tentative="1">
+      <w:start w:val="1"/>
+      <w:numFmt w:val="bullet"/>
+      <w:lvlText w:val="o"/>
+      <w:lvlJc w:val="left"/>
+      <w:pPr>
+        <w:ind w:left="5542" w:hanging="360"/>
+      </w:pPr>
+      <w:rPr>
+        <w:rFonts w:ascii="Courier New" w:hAnsi="Courier New" w:cs="Courier New" w:hint="default"/>
+      </w:rPr>
+    </w:lvl>
+    <w:lvl w:ilvl="8" w:tplc="0C090005" w:tentative="1">
+      <w:start w:val="1"/>
+      <w:numFmt w:val="bullet"/>
+      <w:lvlText w:val=""/>
+      <w:lvlJc w:val="left"/>
+      <w:pPr>
+        <w:ind w:left="6262" w:hanging="360"/>
+      </w:pPr>
+      <w:rPr>
+        <w:rFonts w:ascii="Wingdings" w:hAnsi="Wingdings" w:hint="default"/>
+      </w:rPr>
+    </w:lvl>
+  </w:abstractNum>
+  <w:abstractNum w:abstractNumId="17" w15:restartNumberingAfterBreak="0">
+    <w:nsid w:val="4F064C11"/>
+    <w:multiLevelType w:val="multilevel"/>
+    <w:tmpl w:val="B5680280"/>
+    <w:lvl w:ilvl="0">
+      <w:start w:val="1"/>
+      <w:numFmt w:val="bullet"/>
+      <w:lvlText w:val=""/>
+      <w:lvlJc w:val="left"/>
+      <w:pPr>
+        <w:tabs>
+          <w:tab w:val="num" w:pos="360"/>
+        </w:tabs>
+        <w:ind w:left="360" w:hanging="360"/>
+      </w:pPr>
+      <w:rPr>
+        <w:rFonts w:ascii="Symbol" w:hAnsi="Symbol" w:hint="default"/>
+        <w:sz w:val="20"/>
+      </w:rPr>
+    </w:lvl>
+    <w:lvl w:ilvl="1">
+      <w:start w:val="1"/>
+      <w:numFmt w:val="bullet"/>
+      <w:lvlText w:val="o"/>
+      <w:lvlJc w:val="left"/>
+      <w:pPr>
+        <w:tabs>
+          <w:tab w:val="num" w:pos="1080"/>
+        </w:tabs>
+        <w:ind w:left="1080" w:hanging="360"/>
+      </w:pPr>
+      <w:rPr>
+        <w:rFonts w:ascii="Courier New" w:hAnsi="Courier New" w:hint="default"/>
+        <w:sz w:val="20"/>
+      </w:rPr>
+    </w:lvl>
+    <w:lvl w:ilvl="2" w:tentative="1">
+      <w:start w:val="1"/>
+      <w:numFmt w:val="bullet"/>
+      <w:lvlText w:val=""/>
+      <w:lvlJc w:val="left"/>
+      <w:pPr>
+        <w:tabs>
+          <w:tab w:val="num" w:pos="1800"/>
+        </w:tabs>
+        <w:ind w:left="1800" w:hanging="360"/>
+      </w:pPr>
+      <w:rPr>
+        <w:rFonts w:ascii="Wingdings" w:hAnsi="Wingdings" w:hint="default"/>
+        <w:sz w:val="20"/>
+      </w:rPr>
+    </w:lvl>
+    <w:lvl w:ilvl="3" w:tentative="1">
+      <w:start w:val="1"/>
+      <w:numFmt w:val="bullet"/>
+      <w:lvlText w:val=""/>
+      <w:lvlJc w:val="left"/>
+      <w:pPr>
+        <w:tabs>
+          <w:tab w:val="num" w:pos="2520"/>
+        </w:tabs>
+        <w:ind w:left="2520" w:hanging="360"/>
+      </w:pPr>
+      <w:rPr>
+        <w:rFonts w:ascii="Wingdings" w:hAnsi="Wingdings" w:hint="default"/>
+        <w:sz w:val="20"/>
+      </w:rPr>
+    </w:lvl>
+    <w:lvl w:ilvl="4" w:tentative="1">
+      <w:start w:val="1"/>
+      <w:numFmt w:val="bullet"/>
+      <w:lvlText w:val=""/>
+      <w:lvlJc w:val="left"/>
+      <w:pPr>
+        <w:tabs>
+          <w:tab w:val="num" w:pos="3240"/>
+        </w:tabs>
+        <w:ind w:left="3240" w:hanging="360"/>
+      </w:pPr>
+      <w:rPr>
+        <w:rFonts w:ascii="Wingdings" w:hAnsi="Wingdings" w:hint="default"/>
+        <w:sz w:val="20"/>
+      </w:rPr>
+    </w:lvl>
+    <w:lvl w:ilvl="5" w:tentative="1">
+      <w:start w:val="1"/>
+      <w:numFmt w:val="bullet"/>
+      <w:lvlText w:val=""/>
+      <w:lvlJc w:val="left"/>
+      <w:pPr>
+        <w:tabs>
+          <w:tab w:val="num" w:pos="3960"/>
+        </w:tabs>
+        <w:ind w:left="3960" w:hanging="360"/>
+      </w:pPr>
+      <w:rPr>
+        <w:rFonts w:ascii="Wingdings" w:hAnsi="Wingdings" w:hint="default"/>
+        <w:sz w:val="20"/>
+      </w:rPr>
+    </w:lvl>
+    <w:lvl w:ilvl="6" w:tentative="1">
+      <w:start w:val="1"/>
+      <w:numFmt w:val="bullet"/>
+      <w:lvlText w:val=""/>
+      <w:lvlJc w:val="left"/>
+      <w:pPr>
+        <w:tabs>
+          <w:tab w:val="num" w:pos="4680"/>
+        </w:tabs>
+        <w:ind w:left="4680" w:hanging="360"/>
+      </w:pPr>
+      <w:rPr>
+        <w:rFonts w:ascii="Wingdings" w:hAnsi="Wingdings" w:hint="default"/>
+        <w:sz w:val="20"/>
+      </w:rPr>
+    </w:lvl>
+    <w:lvl w:ilvl="7" w:tentative="1">
+      <w:start w:val="1"/>
+      <w:numFmt w:val="bullet"/>
+      <w:lvlText w:val=""/>
+      <w:lvlJc w:val="left"/>
+      <w:pPr>
+        <w:tabs>
+          <w:tab w:val="num" w:pos="5400"/>
+        </w:tabs>
+        <w:ind w:left="5400" w:hanging="360"/>
+      </w:pPr>
+      <w:rPr>
+        <w:rFonts w:ascii="Wingdings" w:hAnsi="Wingdings" w:hint="default"/>
+        <w:sz w:val="20"/>
+      </w:rPr>
+    </w:lvl>
+    <w:lvl w:ilvl="8" w:tentative="1">
+      <w:start w:val="1"/>
+      <w:numFmt w:val="bullet"/>
+      <w:lvlText w:val=""/>
+      <w:lvlJc w:val="left"/>
+      <w:pPr>
+        <w:tabs>
+          <w:tab w:val="num" w:pos="6120"/>
+        </w:tabs>
+        <w:ind w:left="6120" w:hanging="360"/>
+      </w:pPr>
+      <w:rPr>
+        <w:rFonts w:ascii="Wingdings" w:hAnsi="Wingdings" w:hint="default"/>
+        <w:sz w:val="20"/>
+      </w:rPr>
+    </w:lvl>
+  </w:abstractNum>
+  <w:abstractNum w:abstractNumId="18" w15:restartNumberingAfterBreak="0">
     <w:nsid w:val="54517B52"/>
     <w:multiLevelType w:val="hybridMultilevel"/>
     <w:tmpl w:val="B226F6B4"/>
@@ -6003,7 +7264,156 @@
       </w:rPr>
     </w:lvl>
   </w:abstractNum>
-  <w:abstractNum w:abstractNumId="11" w15:restartNumberingAfterBreak="0">
+  <w:abstractNum w:abstractNumId="19" w15:restartNumberingAfterBreak="0">
+    <w:nsid w:val="5462005A"/>
+    <w:multiLevelType w:val="multilevel"/>
+    <w:tmpl w:val="5D3E7934"/>
+    <w:lvl w:ilvl="0">
+      <w:start w:val="1"/>
+      <w:numFmt w:val="bullet"/>
+      <w:lvlText w:val=""/>
+      <w:lvlJc w:val="left"/>
+      <w:pPr>
+        <w:tabs>
+          <w:tab w:val="num" w:pos="502"/>
+        </w:tabs>
+        <w:ind w:left="502" w:hanging="360"/>
+      </w:pPr>
+      <w:rPr>
+        <w:rFonts w:ascii="Symbol" w:hAnsi="Symbol" w:hint="default"/>
+        <w:sz w:val="20"/>
+      </w:rPr>
+    </w:lvl>
+    <w:lvl w:ilvl="1" w:tentative="1">
+      <w:start w:val="1"/>
+      <w:numFmt w:val="bullet"/>
+      <w:lvlText w:val="o"/>
+      <w:lvlJc w:val="left"/>
+      <w:pPr>
+        <w:tabs>
+          <w:tab w:val="num" w:pos="1222"/>
+        </w:tabs>
+        <w:ind w:left="1222" w:hanging="360"/>
+      </w:pPr>
+      <w:rPr>
+        <w:rFonts w:ascii="Courier New" w:hAnsi="Courier New" w:hint="default"/>
+        <w:sz w:val="20"/>
+      </w:rPr>
+    </w:lvl>
+    <w:lvl w:ilvl="2" w:tentative="1">
+      <w:start w:val="1"/>
+      <w:numFmt w:val="bullet"/>
+      <w:lvlText w:val=""/>
+      <w:lvlJc w:val="left"/>
+      <w:pPr>
+        <w:tabs>
+          <w:tab w:val="num" w:pos="1942"/>
+        </w:tabs>
+        <w:ind w:left="1942" w:hanging="360"/>
+      </w:pPr>
+      <w:rPr>
+        <w:rFonts w:ascii="Wingdings" w:hAnsi="Wingdings" w:hint="default"/>
+        <w:sz w:val="20"/>
+      </w:rPr>
+    </w:lvl>
+    <w:lvl w:ilvl="3" w:tentative="1">
+      <w:start w:val="1"/>
+      <w:numFmt w:val="bullet"/>
+      <w:lvlText w:val=""/>
+      <w:lvlJc w:val="left"/>
+      <w:pPr>
+        <w:tabs>
+          <w:tab w:val="num" w:pos="2662"/>
+        </w:tabs>
+        <w:ind w:left="2662" w:hanging="360"/>
+      </w:pPr>
+      <w:rPr>
+        <w:rFonts w:ascii="Wingdings" w:hAnsi="Wingdings" w:hint="default"/>
+        <w:sz w:val="20"/>
+      </w:rPr>
+    </w:lvl>
+    <w:lvl w:ilvl="4" w:tentative="1">
+      <w:start w:val="1"/>
+      <w:numFmt w:val="bullet"/>
+      <w:lvlText w:val=""/>
+      <w:lvlJc w:val="left"/>
+      <w:pPr>
+        <w:tabs>
+          <w:tab w:val="num" w:pos="3382"/>
+        </w:tabs>
+        <w:ind w:left="3382" w:hanging="360"/>
+      </w:pPr>
+      <w:rPr>
+        <w:rFonts w:ascii="Wingdings" w:hAnsi="Wingdings" w:hint="default"/>
+        <w:sz w:val="20"/>
+      </w:rPr>
+    </w:lvl>
+    <w:lvl w:ilvl="5" w:tentative="1">
+      <w:start w:val="1"/>
+      <w:numFmt w:val="bullet"/>
+      <w:lvlText w:val=""/>
+      <w:lvlJc w:val="left"/>
+      <w:pPr>
+        <w:tabs>
+          <w:tab w:val="num" w:pos="4102"/>
+        </w:tabs>
+        <w:ind w:left="4102" w:hanging="360"/>
+      </w:pPr>
+      <w:rPr>
+        <w:rFonts w:ascii="Wingdings" w:hAnsi="Wingdings" w:hint="default"/>
+        <w:sz w:val="20"/>
+      </w:rPr>
+    </w:lvl>
+    <w:lvl w:ilvl="6" w:tentative="1">
+      <w:start w:val="1"/>
+      <w:numFmt w:val="bullet"/>
+      <w:lvlText w:val=""/>
+      <w:lvlJc w:val="left"/>
+      <w:pPr>
+        <w:tabs>
+          <w:tab w:val="num" w:pos="4822"/>
+        </w:tabs>
+        <w:ind w:left="4822" w:hanging="360"/>
+      </w:pPr>
+      <w:rPr>
+        <w:rFonts w:ascii="Wingdings" w:hAnsi="Wingdings" w:hint="default"/>
+        <w:sz w:val="20"/>
+      </w:rPr>
+    </w:lvl>
+    <w:lvl w:ilvl="7" w:tentative="1">
+      <w:start w:val="1"/>
+      <w:numFmt w:val="bullet"/>
+      <w:lvlText w:val=""/>
+      <w:lvlJc w:val="left"/>
+      <w:pPr>
+        <w:tabs>
+          <w:tab w:val="num" w:pos="5542"/>
+        </w:tabs>
+        <w:ind w:left="5542" w:hanging="360"/>
+      </w:pPr>
+      <w:rPr>
+        <w:rFonts w:ascii="Wingdings" w:hAnsi="Wingdings" w:hint="default"/>
+        <w:sz w:val="20"/>
+      </w:rPr>
+    </w:lvl>
+    <w:lvl w:ilvl="8" w:tentative="1">
+      <w:start w:val="1"/>
+      <w:numFmt w:val="bullet"/>
+      <w:lvlText w:val=""/>
+      <w:lvlJc w:val="left"/>
+      <w:pPr>
+        <w:tabs>
+          <w:tab w:val="num" w:pos="6262"/>
+        </w:tabs>
+        <w:ind w:left="6262" w:hanging="360"/>
+      </w:pPr>
+      <w:rPr>
+        <w:rFonts w:ascii="Wingdings" w:hAnsi="Wingdings" w:hint="default"/>
+        <w:sz w:val="20"/>
+      </w:rPr>
+    </w:lvl>
+  </w:abstractNum>
+  <w:abstractNum w:abstractNumId="20" w15:restartNumberingAfterBreak="0">
     <w:nsid w:val="566101CF"/>
     <w:multiLevelType w:val="hybridMultilevel"/>
     <w:tmpl w:val="3B7EDAD6"/>
@@ -6116,7 +7526,7 @@
       </w:rPr>
     </w:lvl>
   </w:abstractNum>
-  <w:abstractNum w:abstractNumId="12" w15:restartNumberingAfterBreak="0">
+  <w:abstractNum w:abstractNumId="21" w15:restartNumberingAfterBreak="0">
     <w:nsid w:val="57187F5D"/>
     <w:multiLevelType w:val="hybridMultilevel"/>
     <w:tmpl w:val="C554CF18"/>
@@ -6229,7 +7639,7 @@
       </w:rPr>
     </w:lvl>
   </w:abstractNum>
-  <w:abstractNum w:abstractNumId="13" w15:restartNumberingAfterBreak="0">
+  <w:abstractNum w:abstractNumId="22" w15:restartNumberingAfterBreak="0">
     <w:nsid w:val="5E8B3751"/>
     <w:multiLevelType w:val="hybridMultilevel"/>
     <w:tmpl w:val="A2B45ABE"/>
@@ -6342,7 +7752,7 @@
       </w:rPr>
     </w:lvl>
   </w:abstractNum>
-  <w:abstractNum w:abstractNumId="14" w15:restartNumberingAfterBreak="0">
+  <w:abstractNum w:abstractNumId="23" w15:restartNumberingAfterBreak="0">
     <w:nsid w:val="6075221A"/>
     <w:multiLevelType w:val="hybridMultilevel"/>
     <w:tmpl w:val="D0E67D12"/>
@@ -6455,7 +7865,7 @@
       </w:rPr>
     </w:lvl>
   </w:abstractNum>
-  <w:abstractNum w:abstractNumId="15" w15:restartNumberingAfterBreak="0">
+  <w:abstractNum w:abstractNumId="24" w15:restartNumberingAfterBreak="0">
     <w:nsid w:val="62ED65AA"/>
     <w:multiLevelType w:val="hybridMultilevel"/>
     <w:tmpl w:val="CF34A8F6"/>
@@ -6568,7 +7978,7 @@
       </w:rPr>
     </w:lvl>
   </w:abstractNum>
-  <w:abstractNum w:abstractNumId="16" w15:restartNumberingAfterBreak="0">
+  <w:abstractNum w:abstractNumId="25" w15:restartNumberingAfterBreak="0">
     <w:nsid w:val="643761F2"/>
     <w:multiLevelType w:val="hybridMultilevel"/>
     <w:tmpl w:val="87902146"/>
@@ -6681,7 +8091,7 @@
       </w:rPr>
     </w:lvl>
   </w:abstractNum>
-  <w:abstractNum w:abstractNumId="17" w15:restartNumberingAfterBreak="0">
+  <w:abstractNum w:abstractNumId="26" w15:restartNumberingAfterBreak="0">
     <w:nsid w:val="643B09BF"/>
     <w:multiLevelType w:val="hybridMultilevel"/>
     <w:tmpl w:val="36B40C4A"/>
@@ -6794,7 +8204,120 @@
       </w:rPr>
     </w:lvl>
   </w:abstractNum>
-  <w:abstractNum w:abstractNumId="18" w15:restartNumberingAfterBreak="0">
+  <w:abstractNum w:abstractNumId="27" w15:restartNumberingAfterBreak="0">
+    <w:nsid w:val="68804405"/>
+    <w:multiLevelType w:val="hybridMultilevel"/>
+    <w:tmpl w:val="73CA6E04"/>
+    <w:lvl w:ilvl="0" w:tplc="0C090001">
+      <w:start w:val="1"/>
+      <w:numFmt w:val="bullet"/>
+      <w:lvlText w:val=""/>
+      <w:lvlJc w:val="left"/>
+      <w:pPr>
+        <w:ind w:left="502" w:hanging="360"/>
+      </w:pPr>
+      <w:rPr>
+        <w:rFonts w:ascii="Symbol" w:hAnsi="Symbol" w:hint="default"/>
+      </w:rPr>
+    </w:lvl>
+    <w:lvl w:ilvl="1" w:tplc="0C090003" w:tentative="1">
+      <w:start w:val="1"/>
+      <w:numFmt w:val="bullet"/>
+      <w:lvlText w:val="o"/>
+      <w:lvlJc w:val="left"/>
+      <w:pPr>
+        <w:ind w:left="1222" w:hanging="360"/>
+      </w:pPr>
+      <w:rPr>
+        <w:rFonts w:ascii="Courier New" w:hAnsi="Courier New" w:cs="Courier New" w:hint="default"/>
+      </w:rPr>
+    </w:lvl>
+    <w:lvl w:ilvl="2" w:tplc="0C090005" w:tentative="1">
+      <w:start w:val="1"/>
+      <w:numFmt w:val="bullet"/>
+      <w:lvlText w:val=""/>
+      <w:lvlJc w:val="left"/>
+      <w:pPr>
+        <w:ind w:left="1942" w:hanging="360"/>
+      </w:pPr>
+      <w:rPr>
+        <w:rFonts w:ascii="Wingdings" w:hAnsi="Wingdings" w:hint="default"/>
+      </w:rPr>
+    </w:lvl>
+    <w:lvl w:ilvl="3" w:tplc="0C090001" w:tentative="1">
+      <w:start w:val="1"/>
+      <w:numFmt w:val="bullet"/>
+      <w:lvlText w:val=""/>
+      <w:lvlJc w:val="left"/>
+      <w:pPr>
+        <w:ind w:left="2662" w:hanging="360"/>
+      </w:pPr>
+      <w:rPr>
+        <w:rFonts w:ascii="Symbol" w:hAnsi="Symbol" w:hint="default"/>
+      </w:rPr>
+    </w:lvl>
+    <w:lvl w:ilvl="4" w:tplc="0C090003" w:tentative="1">
+      <w:start w:val="1"/>
+      <w:numFmt w:val="bullet"/>
+      <w:lvlText w:val="o"/>
+      <w:lvlJc w:val="left"/>
+      <w:pPr>
+        <w:ind w:left="3382" w:hanging="360"/>
+      </w:pPr>
+      <w:rPr>
+        <w:rFonts w:ascii="Courier New" w:hAnsi="Courier New" w:cs="Courier New" w:hint="default"/>
+      </w:rPr>
+    </w:lvl>
+    <w:lvl w:ilvl="5" w:tplc="0C090005" w:tentative="1">
+      <w:start w:val="1"/>
+      <w:numFmt w:val="bullet"/>
+      <w:lvlText w:val=""/>
+      <w:lvlJc w:val="left"/>
+      <w:pPr>
+        <w:ind w:left="4102" w:hanging="360"/>
+      </w:pPr>
+      <w:rPr>
+        <w:rFonts w:ascii="Wingdings" w:hAnsi="Wingdings" w:hint="default"/>
+      </w:rPr>
+    </w:lvl>
+    <w:lvl w:ilvl="6" w:tplc="0C090001" w:tentative="1">
+      <w:start w:val="1"/>
+      <w:numFmt w:val="bullet"/>
+      <w:lvlText w:val=""/>
+      <w:lvlJc w:val="left"/>
+      <w:pPr>
+        <w:ind w:left="4822" w:hanging="360"/>
+      </w:pPr>
+      <w:rPr>
+        <w:rFonts w:ascii="Symbol" w:hAnsi="Symbol" w:hint="default"/>
+      </w:rPr>
+    </w:lvl>
+    <w:lvl w:ilvl="7" w:tplc="0C090003" w:tentative="1">
+      <w:start w:val="1"/>
+      <w:numFmt w:val="bullet"/>
+      <w:lvlText w:val="o"/>
+      <w:lvlJc w:val="left"/>
+      <w:pPr>
+        <w:ind w:left="5542" w:hanging="360"/>
+      </w:pPr>
+      <w:rPr>
+        <w:rFonts w:ascii="Courier New" w:hAnsi="Courier New" w:cs="Courier New" w:hint="default"/>
+      </w:rPr>
+    </w:lvl>
+    <w:lvl w:ilvl="8" w:tplc="0C090005" w:tentative="1">
+      <w:start w:val="1"/>
+      <w:numFmt w:val="bullet"/>
+      <w:lvlText w:val=""/>
+      <w:lvlJc w:val="left"/>
+      <w:pPr>
+        <w:ind w:left="6262" w:hanging="360"/>
+      </w:pPr>
+      <w:rPr>
+        <w:rFonts w:ascii="Wingdings" w:hAnsi="Wingdings" w:hint="default"/>
+      </w:rPr>
+    </w:lvl>
+  </w:abstractNum>
+  <w:abstractNum w:abstractNumId="28" w15:restartNumberingAfterBreak="0">
     <w:nsid w:val="6A050D00"/>
     <w:multiLevelType w:val="hybridMultilevel"/>
     <w:tmpl w:val="E71CBB4E"/>
@@ -6907,7 +8430,7 @@
       </w:rPr>
     </w:lvl>
   </w:abstractNum>
-  <w:abstractNum w:abstractNumId="19" w15:restartNumberingAfterBreak="0">
+  <w:abstractNum w:abstractNumId="29" w15:restartNumberingAfterBreak="0">
     <w:nsid w:val="6CB244BD"/>
     <w:multiLevelType w:val="hybridMultilevel"/>
     <w:tmpl w:val="8F02DEE0"/>
@@ -7020,7 +8543,152 @@
       </w:rPr>
     </w:lvl>
   </w:abstractNum>
-  <w:abstractNum w:abstractNumId="20" w15:restartNumberingAfterBreak="0">
+  <w:abstractNum w:abstractNumId="30" w15:restartNumberingAfterBreak="0">
+    <w:nsid w:val="6E8526C8"/>
+    <w:multiLevelType w:val="multilevel"/>
+    <w:tmpl w:val="E842C38E"/>
+    <w:lvl w:ilvl="0">
+      <w:start w:val="1"/>
+      <w:numFmt w:val="bullet"/>
+      <w:lvlText w:val=""/>
+      <w:lvlJc w:val="left"/>
+      <w:pPr>
+        <w:tabs>
+          <w:tab w:val="num" w:pos="360"/>
+        </w:tabs>
+        <w:ind w:left="360" w:hanging="360"/>
+      </w:pPr>
+      <w:rPr>
+        <w:rFonts w:ascii="Symbol" w:hAnsi="Symbol" w:hint="default"/>
+        <w:sz w:val="20"/>
+      </w:rPr>
+    </w:lvl>
+    <w:lvl w:ilvl="1">
+      <w:start w:val="1"/>
+      <w:numFmt w:val="bullet"/>
+      <w:lvlText w:val=""/>
+      <w:lvlJc w:val="left"/>
+      <w:pPr>
+        <w:ind w:left="786" w:hanging="360"/>
+      </w:pPr>
+      <w:rPr>
+        <w:rFonts w:ascii="Symbol" w:hAnsi="Symbol" w:hint="default"/>
+      </w:rPr>
+    </w:lvl>
+    <w:lvl w:ilvl="2" w:tentative="1">
+      <w:start w:val="1"/>
+      <w:numFmt w:val="bullet"/>
+      <w:lvlText w:val=""/>
+      <w:lvlJc w:val="left"/>
+      <w:pPr>
+        <w:tabs>
+          <w:tab w:val="num" w:pos="1800"/>
+        </w:tabs>
+        <w:ind w:left="1800" w:hanging="360"/>
+      </w:pPr>
+      <w:rPr>
+        <w:rFonts w:ascii="Wingdings" w:hAnsi="Wingdings" w:hint="default"/>
+        <w:sz w:val="20"/>
+      </w:rPr>
+    </w:lvl>
+    <w:lvl w:ilvl="3" w:tentative="1">
+      <w:start w:val="1"/>
+      <w:numFmt w:val="bullet"/>
+      <w:lvlText w:val=""/>
+      <w:lvlJc w:val="left"/>
+      <w:pPr>
+        <w:tabs>
+          <w:tab w:val="num" w:pos="2520"/>
+        </w:tabs>
+        <w:ind w:left="2520" w:hanging="360"/>
+      </w:pPr>
+      <w:rPr>
+        <w:rFonts w:ascii="Wingdings" w:hAnsi="Wingdings" w:hint="default"/>
+        <w:sz w:val="20"/>
+      </w:rPr>
+    </w:lvl>
+    <w:lvl w:ilvl="4" w:tentative="1">
+      <w:start w:val="1"/>
+      <w:numFmt w:val="bullet"/>
+      <w:lvlText w:val=""/>
+      <w:lvlJc w:val="left"/>
+      <w:pPr>
+        <w:tabs>
+          <w:tab w:val="num" w:pos="3240"/>
+        </w:tabs>
+        <w:ind w:left="3240" w:hanging="360"/>
+      </w:pPr>
+      <w:rPr>
+        <w:rFonts w:ascii="Wingdings" w:hAnsi="Wingdings" w:hint="default"/>
+        <w:sz w:val="20"/>
+      </w:rPr>
+    </w:lvl>
+    <w:lvl w:ilvl="5" w:tentative="1">
+      <w:start w:val="1"/>
+      <w:numFmt w:val="bullet"/>
+      <w:lvlText w:val=""/>
+      <w:lvlJc w:val="left"/>
+      <w:pPr>
+        <w:tabs>
+          <w:tab w:val="num" w:pos="3960"/>
+        </w:tabs>
+        <w:ind w:left="3960" w:hanging="360"/>
+      </w:pPr>
+      <w:rPr>
+        <w:rFonts w:ascii="Wingdings" w:hAnsi="Wingdings" w:hint="default"/>
+        <w:sz w:val="20"/>
+      </w:rPr>
+    </w:lvl>
+    <w:lvl w:ilvl="6" w:tentative="1">
+      <w:start w:val="1"/>
+      <w:numFmt w:val="bullet"/>
+      <w:lvlText w:val=""/>
+      <w:lvlJc w:val="left"/>
+      <w:pPr>
+        <w:tabs>
+          <w:tab w:val="num" w:pos="4680"/>
+        </w:tabs>
+        <w:ind w:left="4680" w:hanging="360"/>
+      </w:pPr>
+      <w:rPr>
+        <w:rFonts w:ascii="Wingdings" w:hAnsi="Wingdings" w:hint="default"/>
+        <w:sz w:val="20"/>
+      </w:rPr>
+    </w:lvl>
+    <w:lvl w:ilvl="7" w:tentative="1">
+      <w:start w:val="1"/>
+      <w:numFmt w:val="bullet"/>
+      <w:lvlText w:val=""/>
+      <w:lvlJc w:val="left"/>
+      <w:pPr>
+        <w:tabs>
+          <w:tab w:val="num" w:pos="5400"/>
+        </w:tabs>
+        <w:ind w:left="5400" w:hanging="360"/>
+      </w:pPr>
+      <w:rPr>
+        <w:rFonts w:ascii="Wingdings" w:hAnsi="Wingdings" w:hint="default"/>
+        <w:sz w:val="20"/>
+      </w:rPr>
+    </w:lvl>
+    <w:lvl w:ilvl="8" w:tentative="1">
+      <w:start w:val="1"/>
+      <w:numFmt w:val="bullet"/>
+      <w:lvlText w:val=""/>
+      <w:lvlJc w:val="left"/>
+      <w:pPr>
+        <w:tabs>
+          <w:tab w:val="num" w:pos="6120"/>
+        </w:tabs>
+        <w:ind w:left="6120" w:hanging="360"/>
+      </w:pPr>
+      <w:rPr>
+        <w:rFonts w:ascii="Wingdings" w:hAnsi="Wingdings" w:hint="default"/>
+        <w:sz w:val="20"/>
+      </w:rPr>
+    </w:lvl>
+  </w:abstractNum>
+  <w:abstractNum w:abstractNumId="31" w15:restartNumberingAfterBreak="0">
     <w:nsid w:val="717F5F94"/>
     <w:multiLevelType w:val="hybridMultilevel"/>
     <w:tmpl w:val="FD9ABCAC"/>
@@ -7133,7 +8801,7 @@
       </w:rPr>
     </w:lvl>
   </w:abstractNum>
-  <w:abstractNum w:abstractNumId="21" w15:restartNumberingAfterBreak="0">
+  <w:abstractNum w:abstractNumId="32" w15:restartNumberingAfterBreak="0">
     <w:nsid w:val="72336F79"/>
     <w:multiLevelType w:val="hybridMultilevel"/>
     <w:tmpl w:val="74C663CC"/>
@@ -7246,7 +8914,7 @@
       </w:rPr>
     </w:lvl>
   </w:abstractNum>
-  <w:abstractNum w:abstractNumId="22" w15:restartNumberingAfterBreak="0">
+  <w:abstractNum w:abstractNumId="33" w15:restartNumberingAfterBreak="0">
     <w:nsid w:val="771C30B3"/>
     <w:multiLevelType w:val="hybridMultilevel"/>
     <w:tmpl w:val="85160A3A"/>
@@ -7359,7 +9027,7 @@
       </w:rPr>
     </w:lvl>
   </w:abstractNum>
-  <w:abstractNum w:abstractNumId="23" w15:restartNumberingAfterBreak="0">
+  <w:abstractNum w:abstractNumId="34" w15:restartNumberingAfterBreak="0">
     <w:nsid w:val="7B8D15E8"/>
     <w:multiLevelType w:val="hybridMultilevel"/>
     <w:tmpl w:val="2F843AF6"/>
@@ -7472,50 +9140,199 @@
       </w:rPr>
     </w:lvl>
   </w:abstractNum>
+  <w:abstractNum w:abstractNumId="35" w15:restartNumberingAfterBreak="0">
+    <w:nsid w:val="7CDC54A1"/>
+    <w:multiLevelType w:val="multilevel"/>
+    <w:tmpl w:val="B5680280"/>
+    <w:lvl w:ilvl="0">
+      <w:start w:val="1"/>
+      <w:numFmt w:val="bullet"/>
+      <w:lvlText w:val=""/>
+      <w:lvlJc w:val="left"/>
+      <w:pPr>
+        <w:tabs>
+          <w:tab w:val="num" w:pos="360"/>
+        </w:tabs>
+        <w:ind w:left="360" w:hanging="360"/>
+      </w:pPr>
+      <w:rPr>
+        <w:rFonts w:ascii="Symbol" w:hAnsi="Symbol" w:hint="default"/>
+        <w:sz w:val="20"/>
+      </w:rPr>
+    </w:lvl>
+    <w:lvl w:ilvl="1">
+      <w:start w:val="1"/>
+      <w:numFmt w:val="bullet"/>
+      <w:lvlText w:val="o"/>
+      <w:lvlJc w:val="left"/>
+      <w:pPr>
+        <w:tabs>
+          <w:tab w:val="num" w:pos="1080"/>
+        </w:tabs>
+        <w:ind w:left="1080" w:hanging="360"/>
+      </w:pPr>
+      <w:rPr>
+        <w:rFonts w:ascii="Courier New" w:hAnsi="Courier New" w:hint="default"/>
+        <w:sz w:val="20"/>
+      </w:rPr>
+    </w:lvl>
+    <w:lvl w:ilvl="2" w:tentative="1">
+      <w:start w:val="1"/>
+      <w:numFmt w:val="bullet"/>
+      <w:lvlText w:val=""/>
+      <w:lvlJc w:val="left"/>
+      <w:pPr>
+        <w:tabs>
+          <w:tab w:val="num" w:pos="1800"/>
+        </w:tabs>
+        <w:ind w:left="1800" w:hanging="360"/>
+      </w:pPr>
+      <w:rPr>
+        <w:rFonts w:ascii="Wingdings" w:hAnsi="Wingdings" w:hint="default"/>
+        <w:sz w:val="20"/>
+      </w:rPr>
+    </w:lvl>
+    <w:lvl w:ilvl="3" w:tentative="1">
+      <w:start w:val="1"/>
+      <w:numFmt w:val="bullet"/>
+      <w:lvlText w:val=""/>
+      <w:lvlJc w:val="left"/>
+      <w:pPr>
+        <w:tabs>
+          <w:tab w:val="num" w:pos="2520"/>
+        </w:tabs>
+        <w:ind w:left="2520" w:hanging="360"/>
+      </w:pPr>
+      <w:rPr>
+        <w:rFonts w:ascii="Wingdings" w:hAnsi="Wingdings" w:hint="default"/>
+        <w:sz w:val="20"/>
+      </w:rPr>
+    </w:lvl>
+    <w:lvl w:ilvl="4" w:tentative="1">
+      <w:start w:val="1"/>
+      <w:numFmt w:val="bullet"/>
+      <w:lvlText w:val=""/>
+      <w:lvlJc w:val="left"/>
+      <w:pPr>
+        <w:tabs>
+          <w:tab w:val="num" w:pos="3240"/>
+        </w:tabs>
+        <w:ind w:left="3240" w:hanging="360"/>
+      </w:pPr>
+      <w:rPr>
+        <w:rFonts w:ascii="Wingdings" w:hAnsi="Wingdings" w:hint="default"/>
+        <w:sz w:val="20"/>
+      </w:rPr>
+    </w:lvl>
+    <w:lvl w:ilvl="5" w:tentative="1">
+      <w:start w:val="1"/>
+      <w:numFmt w:val="bullet"/>
+      <w:lvlText w:val=""/>
+      <w:lvlJc w:val="left"/>
+      <w:pPr>
+        <w:tabs>
+          <w:tab w:val="num" w:pos="3960"/>
+        </w:tabs>
+        <w:ind w:left="3960" w:hanging="360"/>
+      </w:pPr>
+      <w:rPr>
+        <w:rFonts w:ascii="Wingdings" w:hAnsi="Wingdings" w:hint="default"/>
+        <w:sz w:val="20"/>
+      </w:rPr>
+    </w:lvl>
+    <w:lvl w:ilvl="6" w:tentative="1">
+      <w:start w:val="1"/>
+      <w:numFmt w:val="bullet"/>
+      <w:lvlText w:val=""/>
+      <w:lvlJc w:val="left"/>
+      <w:pPr>
+        <w:tabs>
+          <w:tab w:val="num" w:pos="4680"/>
+        </w:tabs>
+        <w:ind w:left="4680" w:hanging="360"/>
+      </w:pPr>
+      <w:rPr>
+        <w:rFonts w:ascii="Wingdings" w:hAnsi="Wingdings" w:hint="default"/>
+        <w:sz w:val="20"/>
+      </w:rPr>
+    </w:lvl>
+    <w:lvl w:ilvl="7" w:tentative="1">
+      <w:start w:val="1"/>
+      <w:numFmt w:val="bullet"/>
+      <w:lvlText w:val=""/>
+      <w:lvlJc w:val="left"/>
+      <w:pPr>
+        <w:tabs>
+          <w:tab w:val="num" w:pos="5400"/>
+        </w:tabs>
+        <w:ind w:left="5400" w:hanging="360"/>
+      </w:pPr>
+      <w:rPr>
+        <w:rFonts w:ascii="Wingdings" w:hAnsi="Wingdings" w:hint="default"/>
+        <w:sz w:val="20"/>
+      </w:rPr>
+    </w:lvl>
+    <w:lvl w:ilvl="8" w:tentative="1">
+      <w:start w:val="1"/>
+      <w:numFmt w:val="bullet"/>
+      <w:lvlText w:val=""/>
+      <w:lvlJc w:val="left"/>
+      <w:pPr>
+        <w:tabs>
+          <w:tab w:val="num" w:pos="6120"/>
+        </w:tabs>
+        <w:ind w:left="6120" w:hanging="360"/>
+      </w:pPr>
+      <w:rPr>
+        <w:rFonts w:ascii="Wingdings" w:hAnsi="Wingdings" w:hint="default"/>
+        <w:sz w:val="20"/>
+      </w:rPr>
+    </w:lvl>
+  </w:abstractNum>
   <w:num w:numId="1" w16cid:durableId="2057123923">
-    <w:abstractNumId w:val="22"/>
+    <w:abstractNumId w:val="33"/>
   </w:num>
   <w:num w:numId="2" w16cid:durableId="1603684609">
     <w:abstractNumId w:val="0"/>
   </w:num>
   <w:num w:numId="3" w16cid:durableId="1957592101">
-    <w:abstractNumId w:val="16"/>
+    <w:abstractNumId w:val="25"/>
   </w:num>
   <w:num w:numId="4" w16cid:durableId="78598795">
-    <w:abstractNumId w:val="18"/>
+    <w:abstractNumId w:val="28"/>
   </w:num>
   <w:num w:numId="5" w16cid:durableId="1533375498">
-    <w:abstractNumId w:val="23"/>
+    <w:abstractNumId w:val="34"/>
   </w:num>
   <w:num w:numId="6" w16cid:durableId="1273711372">
-    <w:abstractNumId w:val="11"/>
+    <w:abstractNumId w:val="20"/>
   </w:num>
   <w:num w:numId="7" w16cid:durableId="1788356862">
-    <w:abstractNumId w:val="15"/>
+    <w:abstractNumId w:val="24"/>
   </w:num>
   <w:num w:numId="8" w16cid:durableId="1322999920">
-    <w:abstractNumId w:val="21"/>
+    <w:abstractNumId w:val="32"/>
   </w:num>
   <w:num w:numId="9" w16cid:durableId="824737201">
-    <w:abstractNumId w:val="8"/>
+    <w:abstractNumId w:val="14"/>
   </w:num>
   <w:num w:numId="10" w16cid:durableId="48069807">
-    <w:abstractNumId w:val="5"/>
+    <w:abstractNumId w:val="9"/>
   </w:num>
   <w:num w:numId="11" w16cid:durableId="1966037883">
-    <w:abstractNumId w:val="7"/>
+    <w:abstractNumId w:val="13"/>
   </w:num>
   <w:num w:numId="12" w16cid:durableId="349642178">
-    <w:abstractNumId w:val="13"/>
+    <w:abstractNumId w:val="22"/>
   </w:num>
   <w:num w:numId="13" w16cid:durableId="730423936">
     <w:abstractNumId w:val="2"/>
   </w:num>
   <w:num w:numId="14" w16cid:durableId="103234603">
-    <w:abstractNumId w:val="19"/>
+    <w:abstractNumId w:val="29"/>
   </w:num>
   <w:num w:numId="15" w16cid:durableId="474184495">
-    <w:abstractNumId w:val="4"/>
+    <w:abstractNumId w:val="5"/>
   </w:num>
   <w:num w:numId="16" w16cid:durableId="113404738">
     <w:abstractNumId w:val="3"/>
@@ -7524,25 +9341,61 @@
     <w:abstractNumId w:val="1"/>
   </w:num>
   <w:num w:numId="18" w16cid:durableId="748500132">
-    <w:abstractNumId w:val="9"/>
+    <w:abstractNumId w:val="15"/>
   </w:num>
   <w:num w:numId="19" w16cid:durableId="17127518">
+    <w:abstractNumId w:val="21"/>
+  </w:num>
+  <w:num w:numId="20" w16cid:durableId="1069229526">
+    <w:abstractNumId w:val="11"/>
+  </w:num>
+  <w:num w:numId="21" w16cid:durableId="114108150">
+    <w:abstractNumId w:val="31"/>
+  </w:num>
+  <w:num w:numId="22" w16cid:durableId="615212153">
+    <w:abstractNumId w:val="18"/>
+  </w:num>
+  <w:num w:numId="23" w16cid:durableId="1930113212">
+    <w:abstractNumId w:val="23"/>
+  </w:num>
+  <w:num w:numId="24" w16cid:durableId="1500272681">
+    <w:abstractNumId w:val="26"/>
+  </w:num>
+  <w:num w:numId="25" w16cid:durableId="334192649">
+    <w:abstractNumId w:val="30"/>
+  </w:num>
+  <w:num w:numId="26" w16cid:durableId="632909292">
+    <w:abstractNumId w:val="19"/>
+  </w:num>
+  <w:num w:numId="27" w16cid:durableId="488447594">
+    <w:abstractNumId w:val="17"/>
+  </w:num>
+  <w:num w:numId="28" w16cid:durableId="1378552667">
+    <w:abstractNumId w:val="16"/>
+  </w:num>
+  <w:num w:numId="29" w16cid:durableId="897403691">
+    <w:abstractNumId w:val="27"/>
+  </w:num>
+  <w:num w:numId="30" w16cid:durableId="908728889">
     <w:abstractNumId w:val="12"/>
   </w:num>
-  <w:num w:numId="20" w16cid:durableId="1069229526">
-    <w:abstractNumId w:val="6"/>
+  <w:num w:numId="31" w16cid:durableId="719088269">
+    <w:abstractNumId w:val="35"/>
   </w:num>
-  <w:num w:numId="21" w16cid:durableId="114108150">
-    <w:abstractNumId w:val="20"/>
+  <w:num w:numId="32" w16cid:durableId="1849442542">
+    <w:abstractNumId w:val="7"/>
   </w:num>
-  <w:num w:numId="22" w16cid:durableId="615212153">
+  <w:num w:numId="33" w16cid:durableId="1553734232">
     <w:abstractNumId w:val="10"/>
   </w:num>
-  <w:num w:numId="23" w16cid:durableId="1930113212">
-    <w:abstractNumId w:val="14"/>
+  <w:num w:numId="34" w16cid:durableId="367075507">
+    <w:abstractNumId w:val="8"/>
   </w:num>
-  <w:num w:numId="24" w16cid:durableId="1500272681">
-    <w:abstractNumId w:val="17"/>
+  <w:num w:numId="35" w16cid:durableId="808985496">
+    <w:abstractNumId w:val="4"/>
+  </w:num>
+  <w:num w:numId="36" w16cid:durableId="1947737512">
+    <w:abstractNumId w:val="6"/>
   </w:num>
   <w:numIdMacAtCleanup w:val="21"/>
 </w:numbering>
@@ -8156,6 +10009,7 @@
   <w:style w:type="character" w:default="1" w:styleId="DefaultParagraphFont">
     <w:name w:val="Default Paragraph Font"/>
     <w:uiPriority w:val="1"/>
+    <w:semiHidden/>
     <w:unhideWhenUsed/>
   </w:style>
   <w:style w:type="table" w:default="1" w:styleId="TableNormal">

--- a/TO DO/Group Project Proposal.docx
+++ b/TO DO/Group Project Proposal.docx
@@ -3897,6 +3897,9 @@
     </w:p>
     <w:p>
       <w:r>
+        <w:rPr>
+          <w:noProof/>
+        </w:rPr>
         <w:drawing>
           <wp:inline distT="0" distB="0" distL="0" distR="0" wp14:anchorId="4C231B93" wp14:editId="7705E5CD">
             <wp:extent cx="4614442" cy="6071191"/>
@@ -4742,6 +4745,837 @@
                 <w:lang w:eastAsia="en-AU"/>
               </w:rPr>
               <w:t>Final report and project documentation</w:t>
+            </w:r>
+          </w:p>
+        </w:tc>
+      </w:tr>
+    </w:tbl>
+    <w:p/>
+    <w:p>
+      <w:pPr>
+        <w:spacing w:after="160" w:line="259" w:lineRule="auto"/>
+      </w:pPr>
+      <w:r>
+        <w:br w:type="page"/>
+      </w:r>
+    </w:p>
+    <w:p>
+      <w:pPr>
+        <w:pStyle w:val="Heading1"/>
+      </w:pPr>
+      <w:r>
+        <w:lastRenderedPageBreak/>
+        <w:t>Delivery Roadmap</w:t>
+      </w:r>
+    </w:p>
+    <w:p>
+      <w:r>
+        <w:drawing>
+          <wp:anchor distT="0" distB="0" distL="114300" distR="114300" simplePos="0" relativeHeight="251659264" behindDoc="0" locked="0" layoutInCell="1" allowOverlap="1" wp14:anchorId="1F35AE15" wp14:editId="72B96A34">
+            <wp:simplePos x="0" y="0"/>
+            <wp:positionH relativeFrom="margin">
+              <wp:align>center</wp:align>
+            </wp:positionH>
+            <wp:positionV relativeFrom="paragraph">
+              <wp:posOffset>1293067</wp:posOffset>
+            </wp:positionV>
+            <wp:extent cx="6634480" cy="3380740"/>
+            <wp:effectExtent l="0" t="0" r="0" b="0"/>
+            <wp:wrapSquare wrapText="bothSides"/>
+            <wp:docPr id="1731100021" name="Picture 1"/>
+            <wp:cNvGraphicFramePr>
+              <a:graphicFrameLocks xmlns:a="http://schemas.openxmlformats.org/drawingml/2006/main" noChangeAspect="1"/>
+            </wp:cNvGraphicFramePr>
+            <a:graphic xmlns:a="http://schemas.openxmlformats.org/drawingml/2006/main">
+              <a:graphicData uri="http://schemas.openxmlformats.org/drawingml/2006/picture">
+                <pic:pic xmlns:pic="http://schemas.openxmlformats.org/drawingml/2006/picture">
+                  <pic:nvPicPr>
+                    <pic:cNvPr id="1731100021" name=""/>
+                    <pic:cNvPicPr/>
+                  </pic:nvPicPr>
+                  <pic:blipFill rotWithShape="1">
+                    <a:blip r:embed="rId8">
+                      <a:extLst>
+                        <a:ext uri="{28A0092B-C50C-407E-A947-70E740481C1C}">
+                          <a14:useLocalDpi xmlns:a14="http://schemas.microsoft.com/office/drawing/2010/main" val="0"/>
+                        </a:ext>
+                      </a:extLst>
+                    </a:blip>
+                    <a:srcRect l="1805" r="991"/>
+                    <a:stretch>
+                      <a:fillRect/>
+                    </a:stretch>
+                  </pic:blipFill>
+                  <pic:spPr bwMode="auto">
+                    <a:xfrm>
+                      <a:off x="0" y="0"/>
+                      <a:ext cx="6634480" cy="3380740"/>
+                    </a:xfrm>
+                    <a:prstGeom prst="rect">
+                      <a:avLst/>
+                    </a:prstGeom>
+                    <a:ln>
+                      <a:noFill/>
+                    </a:ln>
+                    <a:extLst>
+                      <a:ext uri="{53640926-AAD7-44D8-BBD7-CCE9431645EC}">
+                        <a14:shadowObscured xmlns:a14="http://schemas.microsoft.com/office/drawing/2010/main"/>
+                      </a:ext>
+                    </a:extLst>
+                  </pic:spPr>
+                </pic:pic>
+              </a:graphicData>
+            </a:graphic>
+            <wp14:sizeRelH relativeFrom="margin">
+              <wp14:pctWidth>0</wp14:pctWidth>
+            </wp14:sizeRelH>
+            <wp14:sizeRelV relativeFrom="margin">
+              <wp14:pctHeight>0</wp14:pctHeight>
+            </wp14:sizeRelV>
+          </wp:anchor>
+        </w:drawing>
+      </w:r>
+      <w:r>
+        <w:t>The delivery roadmap outlines the planned timeline for completing the major project milestones throughout the development of the AI-Based Smart Meal Planner. The roadmap provides a high-level schedule of project activities from project planning through to testing and final delivery, ensuring that development tasks are completed in a logical sequence and within the available project timeframe.</w:t>
+      </w:r>
+    </w:p>
+    <w:p>
+      <w:pPr>
+        <w:spacing w:after="160" w:line="259" w:lineRule="auto"/>
+      </w:pPr>
+      <w:r>
+        <w:br w:type="page"/>
+      </w:r>
+    </w:p>
+    <w:p>
+      <w:pPr>
+        <w:pStyle w:val="Heading1"/>
+      </w:pPr>
+      <w:r>
+        <w:lastRenderedPageBreak/>
+        <w:t>Risk Identification and Mitigation Plan</w:t>
+      </w:r>
+    </w:p>
+    <w:p>
+      <w:r>
+        <w:t>The successful delivery of the AI-Based Smart Meal Planner depends on identifying potential risks that may affect the project's scope, schedule, quality and overall success. The following risk management plan identifies key project risks, assesses their likelihood and impact, and outlines mitigation strategies to reduce their potential effect on project outcomes.</w:t>
+      </w:r>
+    </w:p>
+    <w:p/>
+    <w:tbl>
+      <w:tblPr>
+        <w:tblStyle w:val="TableGrid"/>
+        <w:tblW w:w="10490" w:type="dxa"/>
+        <w:tblInd w:w="-714" w:type="dxa"/>
+        <w:tblLook w:val="04A0" w:firstRow="1" w:lastRow="0" w:firstColumn="1" w:lastColumn="0" w:noHBand="0" w:noVBand="1"/>
+      </w:tblPr>
+      <w:tblGrid>
+        <w:gridCol w:w="848"/>
+        <w:gridCol w:w="3111"/>
+        <w:gridCol w:w="1161"/>
+        <w:gridCol w:w="992"/>
+        <w:gridCol w:w="4378"/>
+      </w:tblGrid>
+      <w:tr>
+        <w:tc>
+          <w:tcPr>
+            <w:tcW w:w="850" w:type="dxa"/>
+            <w:hideMark/>
+          </w:tcPr>
+          <w:p>
+            <w:pPr>
+              <w:jc w:val="center"/>
+              <w:rPr>
+                <w:b/>
+                <w:bCs/>
+                <w:lang w:eastAsia="en-AU"/>
+              </w:rPr>
+            </w:pPr>
+            <w:r>
+              <w:rPr>
+                <w:b/>
+                <w:bCs/>
+                <w:lang w:eastAsia="en-AU"/>
+              </w:rPr>
+              <w:t>Risk ID</w:t>
+            </w:r>
+          </w:p>
+        </w:tc>
+        <w:tc>
+          <w:tcPr>
+            <w:tcW w:w="3120" w:type="dxa"/>
+            <w:hideMark/>
+          </w:tcPr>
+          <w:p>
+            <w:pPr>
+              <w:jc w:val="center"/>
+              <w:rPr>
+                <w:b/>
+                <w:bCs/>
+                <w:lang w:eastAsia="en-AU"/>
+              </w:rPr>
+            </w:pPr>
+            <w:r>
+              <w:rPr>
+                <w:b/>
+                <w:bCs/>
+                <w:lang w:eastAsia="en-AU"/>
+              </w:rPr>
+              <w:t>Risk Description</w:t>
+            </w:r>
+          </w:p>
+        </w:tc>
+        <w:tc>
+          <w:tcPr>
+            <w:tcW w:w="1134" w:type="dxa"/>
+            <w:hideMark/>
+          </w:tcPr>
+          <w:p>
+            <w:pPr>
+              <w:jc w:val="center"/>
+              <w:rPr>
+                <w:b/>
+                <w:bCs/>
+                <w:lang w:eastAsia="en-AU"/>
+              </w:rPr>
+            </w:pPr>
+            <w:r>
+              <w:rPr>
+                <w:b/>
+                <w:bCs/>
+                <w:lang w:eastAsia="en-AU"/>
+              </w:rPr>
+              <w:t>Likelihood</w:t>
+            </w:r>
+          </w:p>
+        </w:tc>
+        <w:tc>
+          <w:tcPr>
+            <w:tcW w:w="992" w:type="dxa"/>
+            <w:hideMark/>
+          </w:tcPr>
+          <w:p>
+            <w:pPr>
+              <w:jc w:val="center"/>
+              <w:rPr>
+                <w:b/>
+                <w:bCs/>
+                <w:lang w:eastAsia="en-AU"/>
+              </w:rPr>
+            </w:pPr>
+            <w:r>
+              <w:rPr>
+                <w:b/>
+                <w:bCs/>
+                <w:lang w:eastAsia="en-AU"/>
+              </w:rPr>
+              <w:t>Impact</w:t>
+            </w:r>
+          </w:p>
+        </w:tc>
+        <w:tc>
+          <w:tcPr>
+            <w:tcW w:w="4394" w:type="dxa"/>
+            <w:hideMark/>
+          </w:tcPr>
+          <w:p>
+            <w:pPr>
+              <w:jc w:val="center"/>
+              <w:rPr>
+                <w:b/>
+                <w:bCs/>
+                <w:lang w:eastAsia="en-AU"/>
+              </w:rPr>
+            </w:pPr>
+            <w:r>
+              <w:rPr>
+                <w:b/>
+                <w:bCs/>
+                <w:lang w:eastAsia="en-AU"/>
+              </w:rPr>
+              <w:t>Mitigation Strategy</w:t>
+            </w:r>
+          </w:p>
+        </w:tc>
+      </w:tr>
+      <w:tr>
+        <w:tc>
+          <w:tcPr>
+            <w:tcW w:w="850" w:type="dxa"/>
+            <w:hideMark/>
+          </w:tcPr>
+          <w:p>
+            <w:pPr>
+              <w:rPr>
+                <w:lang w:eastAsia="en-AU"/>
+              </w:rPr>
+            </w:pPr>
+            <w:r>
+              <w:rPr>
+                <w:lang w:eastAsia="en-AU"/>
+              </w:rPr>
+              <w:t>R1</w:t>
+            </w:r>
+          </w:p>
+        </w:tc>
+        <w:tc>
+          <w:tcPr>
+            <w:tcW w:w="3120" w:type="dxa"/>
+            <w:hideMark/>
+          </w:tcPr>
+          <w:p>
+            <w:pPr>
+              <w:rPr>
+                <w:lang w:eastAsia="en-AU"/>
+              </w:rPr>
+            </w:pPr>
+            <w:r>
+              <w:rPr>
+                <w:lang w:eastAsia="en-AU"/>
+              </w:rPr>
+              <w:t>Team member availability or withdrawal may delay project progress.</w:t>
+            </w:r>
+          </w:p>
+        </w:tc>
+        <w:tc>
+          <w:tcPr>
+            <w:tcW w:w="1134" w:type="dxa"/>
+            <w:hideMark/>
+          </w:tcPr>
+          <w:p>
+            <w:pPr>
+              <w:rPr>
+                <w:lang w:eastAsia="en-AU"/>
+              </w:rPr>
+            </w:pPr>
+            <w:r>
+              <w:rPr>
+                <w:lang w:eastAsia="en-AU"/>
+              </w:rPr>
+              <w:t>Medium</w:t>
+            </w:r>
+          </w:p>
+        </w:tc>
+        <w:tc>
+          <w:tcPr>
+            <w:tcW w:w="992" w:type="dxa"/>
+            <w:hideMark/>
+          </w:tcPr>
+          <w:p>
+            <w:pPr>
+              <w:rPr>
+                <w:lang w:eastAsia="en-AU"/>
+              </w:rPr>
+            </w:pPr>
+            <w:r>
+              <w:rPr>
+                <w:lang w:eastAsia="en-AU"/>
+              </w:rPr>
+              <w:t>High</w:t>
+            </w:r>
+          </w:p>
+        </w:tc>
+        <w:tc>
+          <w:tcPr>
+            <w:tcW w:w="4394" w:type="dxa"/>
+            <w:hideMark/>
+          </w:tcPr>
+          <w:p>
+            <w:pPr>
+              <w:rPr>
+                <w:lang w:eastAsia="en-AU"/>
+              </w:rPr>
+            </w:pPr>
+            <w:r>
+              <w:rPr>
+                <w:lang w:eastAsia="en-AU"/>
+              </w:rPr>
+              <w:t>Maintain regular communication, document project progress and redistribute tasks when required.</w:t>
+            </w:r>
+          </w:p>
+        </w:tc>
+      </w:tr>
+      <w:tr>
+        <w:tc>
+          <w:tcPr>
+            <w:tcW w:w="850" w:type="dxa"/>
+            <w:hideMark/>
+          </w:tcPr>
+          <w:p>
+            <w:pPr>
+              <w:rPr>
+                <w:lang w:eastAsia="en-AU"/>
+              </w:rPr>
+            </w:pPr>
+            <w:r>
+              <w:rPr>
+                <w:lang w:eastAsia="en-AU"/>
+              </w:rPr>
+              <w:t>R2</w:t>
+            </w:r>
+          </w:p>
+        </w:tc>
+        <w:tc>
+          <w:tcPr>
+            <w:tcW w:w="3120" w:type="dxa"/>
+            <w:hideMark/>
+          </w:tcPr>
+          <w:p>
+            <w:pPr>
+              <w:rPr>
+                <w:lang w:eastAsia="en-AU"/>
+              </w:rPr>
+            </w:pPr>
+            <w:r>
+              <w:rPr>
+                <w:lang w:eastAsia="en-AU"/>
+              </w:rPr>
+              <w:t>Difficulty integrating the Generative AI API with the Android application.</w:t>
+            </w:r>
+          </w:p>
+        </w:tc>
+        <w:tc>
+          <w:tcPr>
+            <w:tcW w:w="1134" w:type="dxa"/>
+            <w:hideMark/>
+          </w:tcPr>
+          <w:p>
+            <w:pPr>
+              <w:rPr>
+                <w:lang w:eastAsia="en-AU"/>
+              </w:rPr>
+            </w:pPr>
+            <w:r>
+              <w:rPr>
+                <w:lang w:eastAsia="en-AU"/>
+              </w:rPr>
+              <w:t>Medium</w:t>
+            </w:r>
+          </w:p>
+        </w:tc>
+        <w:tc>
+          <w:tcPr>
+            <w:tcW w:w="992" w:type="dxa"/>
+            <w:hideMark/>
+          </w:tcPr>
+          <w:p>
+            <w:pPr>
+              <w:rPr>
+                <w:lang w:eastAsia="en-AU"/>
+              </w:rPr>
+            </w:pPr>
+            <w:r>
+              <w:rPr>
+                <w:lang w:eastAsia="en-AU"/>
+              </w:rPr>
+              <w:t>High</w:t>
+            </w:r>
+          </w:p>
+        </w:tc>
+        <w:tc>
+          <w:tcPr>
+            <w:tcW w:w="4394" w:type="dxa"/>
+            <w:hideMark/>
+          </w:tcPr>
+          <w:p>
+            <w:pPr>
+              <w:rPr>
+                <w:lang w:eastAsia="en-AU"/>
+              </w:rPr>
+            </w:pPr>
+            <w:r>
+              <w:rPr>
+                <w:lang w:eastAsia="en-AU"/>
+              </w:rPr>
+              <w:t>Prototype the API early, review documentation and allow additional time for troubleshooting and testing.</w:t>
+            </w:r>
+          </w:p>
+        </w:tc>
+      </w:tr>
+      <w:tr>
+        <w:tc>
+          <w:tcPr>
+            <w:tcW w:w="850" w:type="dxa"/>
+            <w:hideMark/>
+          </w:tcPr>
+          <w:p>
+            <w:pPr>
+              <w:rPr>
+                <w:lang w:eastAsia="en-AU"/>
+              </w:rPr>
+            </w:pPr>
+            <w:r>
+              <w:rPr>
+                <w:lang w:eastAsia="en-AU"/>
+              </w:rPr>
+              <w:t>R3</w:t>
+            </w:r>
+          </w:p>
+        </w:tc>
+        <w:tc>
+          <w:tcPr>
+            <w:tcW w:w="3120" w:type="dxa"/>
+            <w:hideMark/>
+          </w:tcPr>
+          <w:p>
+            <w:pPr>
+              <w:rPr>
+                <w:lang w:eastAsia="en-AU"/>
+              </w:rPr>
+            </w:pPr>
+            <w:r>
+              <w:rPr>
+                <w:lang w:eastAsia="en-AU"/>
+              </w:rPr>
+              <w:t>AI-generated responses may be inaccurate, inconsistent or fail to satisfy user requirements.</w:t>
+            </w:r>
+          </w:p>
+        </w:tc>
+        <w:tc>
+          <w:tcPr>
+            <w:tcW w:w="1134" w:type="dxa"/>
+            <w:hideMark/>
+          </w:tcPr>
+          <w:p>
+            <w:pPr>
+              <w:rPr>
+                <w:lang w:eastAsia="en-AU"/>
+              </w:rPr>
+            </w:pPr>
+            <w:r>
+              <w:rPr>
+                <w:lang w:eastAsia="en-AU"/>
+              </w:rPr>
+              <w:t>Medium</w:t>
+            </w:r>
+          </w:p>
+        </w:tc>
+        <w:tc>
+          <w:tcPr>
+            <w:tcW w:w="992" w:type="dxa"/>
+            <w:hideMark/>
+          </w:tcPr>
+          <w:p>
+            <w:pPr>
+              <w:rPr>
+                <w:lang w:eastAsia="en-AU"/>
+              </w:rPr>
+            </w:pPr>
+            <w:r>
+              <w:rPr>
+                <w:lang w:eastAsia="en-AU"/>
+              </w:rPr>
+              <w:t>Medium</w:t>
+            </w:r>
+          </w:p>
+        </w:tc>
+        <w:tc>
+          <w:tcPr>
+            <w:tcW w:w="4394" w:type="dxa"/>
+            <w:hideMark/>
+          </w:tcPr>
+          <w:p>
+            <w:pPr>
+              <w:rPr>
+                <w:lang w:eastAsia="en-AU"/>
+              </w:rPr>
+            </w:pPr>
+            <w:r>
+              <w:rPr>
+                <w:lang w:eastAsia="en-AU"/>
+              </w:rPr>
+              <w:t>Validate AI responses, refine prompts and provide users with the ability to regenerate results.</w:t>
+            </w:r>
+          </w:p>
+        </w:tc>
+      </w:tr>
+      <w:tr>
+        <w:tc>
+          <w:tcPr>
+            <w:tcW w:w="850" w:type="dxa"/>
+            <w:hideMark/>
+          </w:tcPr>
+          <w:p>
+            <w:pPr>
+              <w:rPr>
+                <w:lang w:eastAsia="en-AU"/>
+              </w:rPr>
+            </w:pPr>
+            <w:r>
+              <w:rPr>
+                <w:lang w:eastAsia="en-AU"/>
+              </w:rPr>
+              <w:t>R4</w:t>
+            </w:r>
+          </w:p>
+        </w:tc>
+        <w:tc>
+          <w:tcPr>
+            <w:tcW w:w="3120" w:type="dxa"/>
+            <w:hideMark/>
+          </w:tcPr>
+          <w:p>
+            <w:pPr>
+              <w:rPr>
+                <w:lang w:eastAsia="en-AU"/>
+              </w:rPr>
+            </w:pPr>
+            <w:r>
+              <w:rPr>
+                <w:lang w:eastAsia="en-AU"/>
+              </w:rPr>
+              <w:t>Development tasks require more time than originally estimated.</w:t>
+            </w:r>
+          </w:p>
+        </w:tc>
+        <w:tc>
+          <w:tcPr>
+            <w:tcW w:w="1134" w:type="dxa"/>
+            <w:hideMark/>
+          </w:tcPr>
+          <w:p>
+            <w:pPr>
+              <w:rPr>
+                <w:lang w:eastAsia="en-AU"/>
+              </w:rPr>
+            </w:pPr>
+            <w:r>
+              <w:rPr>
+                <w:lang w:eastAsia="en-AU"/>
+              </w:rPr>
+              <w:t>Medium</w:t>
+            </w:r>
+          </w:p>
+        </w:tc>
+        <w:tc>
+          <w:tcPr>
+            <w:tcW w:w="992" w:type="dxa"/>
+            <w:hideMark/>
+          </w:tcPr>
+          <w:p>
+            <w:pPr>
+              <w:rPr>
+                <w:lang w:eastAsia="en-AU"/>
+              </w:rPr>
+            </w:pPr>
+            <w:r>
+              <w:rPr>
+                <w:lang w:eastAsia="en-AU"/>
+              </w:rPr>
+              <w:t>Medium</w:t>
+            </w:r>
+          </w:p>
+        </w:tc>
+        <w:tc>
+          <w:tcPr>
+            <w:tcW w:w="4394" w:type="dxa"/>
+            <w:hideMark/>
+          </w:tcPr>
+          <w:p>
+            <w:pPr>
+              <w:rPr>
+                <w:lang w:eastAsia="en-AU"/>
+              </w:rPr>
+            </w:pPr>
+            <w:r>
+              <w:rPr>
+                <w:lang w:eastAsia="en-AU"/>
+              </w:rPr>
+              <w:t>Monitor progress regularly, prioritise essential features and adjust the schedule where necessary.</w:t>
+            </w:r>
+          </w:p>
+        </w:tc>
+      </w:tr>
+      <w:tr>
+        <w:tc>
+          <w:tcPr>
+            <w:tcW w:w="850" w:type="dxa"/>
+            <w:hideMark/>
+          </w:tcPr>
+          <w:p>
+            <w:pPr>
+              <w:rPr>
+                <w:lang w:eastAsia="en-AU"/>
+              </w:rPr>
+            </w:pPr>
+            <w:r>
+              <w:rPr>
+                <w:lang w:eastAsia="en-AU"/>
+              </w:rPr>
+              <w:t>R5</w:t>
+            </w:r>
+          </w:p>
+        </w:tc>
+        <w:tc>
+          <w:tcPr>
+            <w:tcW w:w="3120" w:type="dxa"/>
+            <w:hideMark/>
+          </w:tcPr>
+          <w:p>
+            <w:pPr>
+              <w:rPr>
+                <w:lang w:eastAsia="en-AU"/>
+              </w:rPr>
+            </w:pPr>
+            <w:r>
+              <w:rPr>
+                <w:lang w:eastAsia="en-AU"/>
+              </w:rPr>
+              <w:t>Technical issues with Android Studio, development tools or third-party services delay development.</w:t>
+            </w:r>
+          </w:p>
+        </w:tc>
+        <w:tc>
+          <w:tcPr>
+            <w:tcW w:w="1134" w:type="dxa"/>
+            <w:hideMark/>
+          </w:tcPr>
+          <w:p>
+            <w:pPr>
+              <w:rPr>
+                <w:lang w:eastAsia="en-AU"/>
+              </w:rPr>
+            </w:pPr>
+            <w:r>
+              <w:rPr>
+                <w:lang w:eastAsia="en-AU"/>
+              </w:rPr>
+              <w:t>Low</w:t>
+            </w:r>
+          </w:p>
+        </w:tc>
+        <w:tc>
+          <w:tcPr>
+            <w:tcW w:w="992" w:type="dxa"/>
+            <w:hideMark/>
+          </w:tcPr>
+          <w:p>
+            <w:pPr>
+              <w:rPr>
+                <w:lang w:eastAsia="en-AU"/>
+              </w:rPr>
+            </w:pPr>
+            <w:r>
+              <w:rPr>
+                <w:lang w:eastAsia="en-AU"/>
+              </w:rPr>
+              <w:t>Medium</w:t>
+            </w:r>
+          </w:p>
+        </w:tc>
+        <w:tc>
+          <w:tcPr>
+            <w:tcW w:w="4394" w:type="dxa"/>
+            <w:hideMark/>
+          </w:tcPr>
+          <w:p>
+            <w:pPr>
+              <w:rPr>
+                <w:lang w:eastAsia="en-AU"/>
+              </w:rPr>
+            </w:pPr>
+            <w:r>
+              <w:rPr>
+                <w:lang w:eastAsia="en-AU"/>
+              </w:rPr>
+              <w:t>Maintain backups, keep development tools updated and identify alternative solutions where possible.</w:t>
+            </w:r>
+          </w:p>
+        </w:tc>
+      </w:tr>
+      <w:tr>
+        <w:tc>
+          <w:tcPr>
+            <w:tcW w:w="850" w:type="dxa"/>
+            <w:hideMark/>
+          </w:tcPr>
+          <w:p>
+            <w:pPr>
+              <w:rPr>
+                <w:lang w:eastAsia="en-AU"/>
+              </w:rPr>
+            </w:pPr>
+            <w:r>
+              <w:rPr>
+                <w:lang w:eastAsia="en-AU"/>
+              </w:rPr>
+              <w:t>R6</w:t>
+            </w:r>
+          </w:p>
+        </w:tc>
+        <w:tc>
+          <w:tcPr>
+            <w:tcW w:w="3120" w:type="dxa"/>
+            <w:hideMark/>
+          </w:tcPr>
+          <w:p>
+            <w:pPr>
+              <w:rPr>
+                <w:lang w:eastAsia="en-AU"/>
+              </w:rPr>
+            </w:pPr>
+            <w:r>
+              <w:rPr>
+                <w:lang w:eastAsia="en-AU"/>
+              </w:rPr>
+              <w:t>Insufficient testing results in application defects before submission.</w:t>
+            </w:r>
+          </w:p>
+        </w:tc>
+        <w:tc>
+          <w:tcPr>
+            <w:tcW w:w="1134" w:type="dxa"/>
+            <w:hideMark/>
+          </w:tcPr>
+          <w:p>
+            <w:pPr>
+              <w:rPr>
+                <w:lang w:eastAsia="en-AU"/>
+              </w:rPr>
+            </w:pPr>
+            <w:r>
+              <w:rPr>
+                <w:lang w:eastAsia="en-AU"/>
+              </w:rPr>
+              <w:t>Medium</w:t>
+            </w:r>
+          </w:p>
+        </w:tc>
+        <w:tc>
+          <w:tcPr>
+            <w:tcW w:w="992" w:type="dxa"/>
+            <w:hideMark/>
+          </w:tcPr>
+          <w:p>
+            <w:pPr>
+              <w:rPr>
+                <w:lang w:eastAsia="en-AU"/>
+              </w:rPr>
+            </w:pPr>
+            <w:r>
+              <w:rPr>
+                <w:lang w:eastAsia="en-AU"/>
+              </w:rPr>
+              <w:t>High</w:t>
+            </w:r>
+          </w:p>
+        </w:tc>
+        <w:tc>
+          <w:tcPr>
+            <w:tcW w:w="4394" w:type="dxa"/>
+            <w:hideMark/>
+          </w:tcPr>
+          <w:p>
+            <w:pPr>
+              <w:rPr>
+                <w:lang w:eastAsia="en-AU"/>
+              </w:rPr>
+            </w:pPr>
+            <w:r>
+              <w:rPr>
+                <w:lang w:eastAsia="en-AU"/>
+              </w:rPr>
+              <w:t>Conduct regular testing throughout development and perform integration testing before final submission.</w:t>
             </w:r>
           </w:p>
         </w:tc>

--- a/TO DO/Group Project Proposal.docx
+++ b/TO DO/Group Project Proposal.docx
@@ -175,6 +175,14 @@
           <w:szCs w:val="24"/>
         </w:rPr>
         <w:t xml:space="preserve">Farhad Azim – </w:t>
+      </w:r>
+      <w:r>
+        <w:rPr>
+          <w:rFonts w:cs="Calibri"/>
+          <w:sz w:val="24"/>
+          <w:szCs w:val="24"/>
+        </w:rPr>
+        <w:t>12284745</w:t>
       </w:r>
     </w:p>
     <w:p>
@@ -288,7 +296,7 @@
           <w:r>
             <w:fldChar w:fldCharType="separate"/>
           </w:r>
-          <w:hyperlink w:anchor="_Toc236416746" w:history="1">
+          <w:hyperlink w:anchor="_Toc236435559" w:history="1">
             <w:r>
               <w:rPr>
                 <w:rStyle w:val="Hyperlink"/>
@@ -315,7 +323,7 @@
                 <w:noProof/>
                 <w:webHidden/>
               </w:rPr>
-              <w:instrText xml:space="preserve"> PAGEREF _Toc236416746 \h </w:instrText>
+              <w:instrText xml:space="preserve"> PAGEREF _Toc236435559 \h </w:instrText>
             </w:r>
             <w:r>
               <w:rPr>
@@ -362,7 +370,7 @@
               <w14:ligatures w14:val="standardContextual"/>
             </w:rPr>
           </w:pPr>
-          <w:hyperlink w:anchor="_Toc236416747" w:history="1">
+          <w:hyperlink w:anchor="_Toc236435560" w:history="1">
             <w:r>
               <w:rPr>
                 <w:rStyle w:val="Hyperlink"/>
@@ -389,7 +397,155 @@
                 <w:noProof/>
                 <w:webHidden/>
               </w:rPr>
-              <w:instrText xml:space="preserve"> PAGEREF _Toc236416747 \h </w:instrText>
+              <w:instrText xml:space="preserve"> PAGEREF _Toc236435560 \h </w:instrText>
+            </w:r>
+            <w:r>
+              <w:rPr>
+                <w:noProof/>
+                <w:webHidden/>
+              </w:rPr>
+            </w:r>
+            <w:r>
+              <w:rPr>
+                <w:noProof/>
+                <w:webHidden/>
+              </w:rPr>
+              <w:fldChar w:fldCharType="separate"/>
+            </w:r>
+            <w:r>
+              <w:rPr>
+                <w:noProof/>
+                <w:webHidden/>
+              </w:rPr>
+              <w:t>4</w:t>
+            </w:r>
+            <w:r>
+              <w:rPr>
+                <w:noProof/>
+                <w:webHidden/>
+              </w:rPr>
+              <w:fldChar w:fldCharType="end"/>
+            </w:r>
+          </w:hyperlink>
+        </w:p>
+        <w:p>
+          <w:pPr>
+            <w:pStyle w:val="TOC2"/>
+            <w:tabs>
+              <w:tab w:val="right" w:leader="dot" w:pos="9016"/>
+            </w:tabs>
+            <w:rPr>
+              <w:rFonts w:asciiTheme="minorHAnsi" w:eastAsiaTheme="minorEastAsia" w:hAnsiTheme="minorHAnsi" w:cstheme="minorBidi"/>
+              <w:noProof/>
+              <w:kern w:val="2"/>
+              <w:sz w:val="24"/>
+              <w:szCs w:val="24"/>
+              <w:lang w:eastAsia="en-AU"/>
+              <w14:ligatures w14:val="standardContextual"/>
+            </w:rPr>
+          </w:pPr>
+          <w:hyperlink w:anchor="_Toc236435561" w:history="1">
+            <w:r>
+              <w:rPr>
+                <w:rStyle w:val="Hyperlink"/>
+                <w:noProof/>
+              </w:rPr>
+              <w:t>Problem Statement</w:t>
+            </w:r>
+            <w:r>
+              <w:rPr>
+                <w:noProof/>
+                <w:webHidden/>
+              </w:rPr>
+              <w:tab/>
+            </w:r>
+            <w:r>
+              <w:rPr>
+                <w:noProof/>
+                <w:webHidden/>
+              </w:rPr>
+              <w:fldChar w:fldCharType="begin"/>
+            </w:r>
+            <w:r>
+              <w:rPr>
+                <w:noProof/>
+                <w:webHidden/>
+              </w:rPr>
+              <w:instrText xml:space="preserve"> PAGEREF _Toc236435561 \h </w:instrText>
+            </w:r>
+            <w:r>
+              <w:rPr>
+                <w:noProof/>
+                <w:webHidden/>
+              </w:rPr>
+            </w:r>
+            <w:r>
+              <w:rPr>
+                <w:noProof/>
+                <w:webHidden/>
+              </w:rPr>
+              <w:fldChar w:fldCharType="separate"/>
+            </w:r>
+            <w:r>
+              <w:rPr>
+                <w:noProof/>
+                <w:webHidden/>
+              </w:rPr>
+              <w:t>4</w:t>
+            </w:r>
+            <w:r>
+              <w:rPr>
+                <w:noProof/>
+                <w:webHidden/>
+              </w:rPr>
+              <w:fldChar w:fldCharType="end"/>
+            </w:r>
+          </w:hyperlink>
+        </w:p>
+        <w:p>
+          <w:pPr>
+            <w:pStyle w:val="TOC2"/>
+            <w:tabs>
+              <w:tab w:val="right" w:leader="dot" w:pos="9016"/>
+            </w:tabs>
+            <w:rPr>
+              <w:rFonts w:asciiTheme="minorHAnsi" w:eastAsiaTheme="minorEastAsia" w:hAnsiTheme="minorHAnsi" w:cstheme="minorBidi"/>
+              <w:noProof/>
+              <w:kern w:val="2"/>
+              <w:sz w:val="24"/>
+              <w:szCs w:val="24"/>
+              <w:lang w:eastAsia="en-AU"/>
+              <w14:ligatures w14:val="standardContextual"/>
+            </w:rPr>
+          </w:pPr>
+          <w:hyperlink w:anchor="_Toc236435562" w:history="1">
+            <w:r>
+              <w:rPr>
+                <w:rStyle w:val="Hyperlink"/>
+                <w:noProof/>
+              </w:rPr>
+              <w:t>Project Objectives</w:t>
+            </w:r>
+            <w:r>
+              <w:rPr>
+                <w:noProof/>
+                <w:webHidden/>
+              </w:rPr>
+              <w:tab/>
+            </w:r>
+            <w:r>
+              <w:rPr>
+                <w:noProof/>
+                <w:webHidden/>
+              </w:rPr>
+              <w:fldChar w:fldCharType="begin"/>
+            </w:r>
+            <w:r>
+              <w:rPr>
+                <w:noProof/>
+                <w:webHidden/>
+              </w:rPr>
+              <w:instrText xml:space="preserve"> PAGEREF _Toc236435562 \h </w:instrText>
             </w:r>
             <w:r>
               <w:rPr>
@@ -436,7 +592,7 @@
               <w14:ligatures w14:val="standardContextual"/>
             </w:rPr>
           </w:pPr>
-          <w:hyperlink w:anchor="_Toc236416748" w:history="1">
+          <w:hyperlink w:anchor="_Toc236435563" w:history="1">
             <w:r>
               <w:rPr>
                 <w:rStyle w:val="Hyperlink"/>
@@ -463,7 +619,7 @@
                 <w:noProof/>
                 <w:webHidden/>
               </w:rPr>
-              <w:instrText xml:space="preserve"> PAGEREF _Toc236416748 \h </w:instrText>
+              <w:instrText xml:space="preserve"> PAGEREF _Toc236435563 \h </w:instrText>
             </w:r>
             <w:r>
               <w:rPr>
@@ -483,7 +639,7 @@
                 <w:noProof/>
                 <w:webHidden/>
               </w:rPr>
-              <w:t>5</w:t>
+              <w:t>6</w:t>
             </w:r>
             <w:r>
               <w:rPr>
@@ -510,7 +666,7 @@
               <w14:ligatures w14:val="standardContextual"/>
             </w:rPr>
           </w:pPr>
-          <w:hyperlink w:anchor="_Toc236416749" w:history="1">
+          <w:hyperlink w:anchor="_Toc236435564" w:history="1">
             <w:r>
               <w:rPr>
                 <w:rStyle w:val="Hyperlink"/>
@@ -537,7 +693,7 @@
                 <w:noProof/>
                 <w:webHidden/>
               </w:rPr>
-              <w:instrText xml:space="preserve"> PAGEREF _Toc236416749 \h </w:instrText>
+              <w:instrText xml:space="preserve"> PAGEREF _Toc236435564 \h </w:instrText>
             </w:r>
             <w:r>
               <w:rPr>
@@ -557,7 +713,7 @@
                 <w:noProof/>
                 <w:webHidden/>
               </w:rPr>
-              <w:t>6</w:t>
+              <w:t>8</w:t>
             </w:r>
             <w:r>
               <w:rPr>
@@ -584,7 +740,7 @@
               <w14:ligatures w14:val="standardContextual"/>
             </w:rPr>
           </w:pPr>
-          <w:hyperlink w:anchor="_Toc236416750" w:history="1">
+          <w:hyperlink w:anchor="_Toc236435565" w:history="1">
             <w:r>
               <w:rPr>
                 <w:rStyle w:val="Hyperlink"/>
@@ -611,7 +767,7 @@
                 <w:noProof/>
                 <w:webHidden/>
               </w:rPr>
-              <w:instrText xml:space="preserve"> PAGEREF _Toc236416750 \h </w:instrText>
+              <w:instrText xml:space="preserve"> PAGEREF _Toc236435565 \h </w:instrText>
             </w:r>
             <w:r>
               <w:rPr>
@@ -631,7 +787,7 @@
                 <w:noProof/>
                 <w:webHidden/>
               </w:rPr>
-              <w:t>6</w:t>
+              <w:t>8</w:t>
             </w:r>
             <w:r>
               <w:rPr>
@@ -658,7 +814,7 @@
               <w14:ligatures w14:val="standardContextual"/>
             </w:rPr>
           </w:pPr>
-          <w:hyperlink w:anchor="_Toc236416751" w:history="1">
+          <w:hyperlink w:anchor="_Toc236435566" w:history="1">
             <w:r>
               <w:rPr>
                 <w:rStyle w:val="Hyperlink"/>
@@ -685,7 +841,7 @@
                 <w:noProof/>
                 <w:webHidden/>
               </w:rPr>
-              <w:instrText xml:space="preserve"> PAGEREF _Toc236416751 \h </w:instrText>
+              <w:instrText xml:space="preserve"> PAGEREF _Toc236435566 \h </w:instrText>
             </w:r>
             <w:r>
               <w:rPr>
@@ -705,7 +861,7 @@
                 <w:noProof/>
                 <w:webHidden/>
               </w:rPr>
-              <w:t>6</w:t>
+              <w:t>8</w:t>
             </w:r>
             <w:r>
               <w:rPr>
@@ -732,7 +888,7 @@
               <w14:ligatures w14:val="standardContextual"/>
             </w:rPr>
           </w:pPr>
-          <w:hyperlink w:anchor="_Toc236416752" w:history="1">
+          <w:hyperlink w:anchor="_Toc236435567" w:history="1">
             <w:r>
               <w:rPr>
                 <w:rStyle w:val="Hyperlink"/>
@@ -759,7 +915,7 @@
                 <w:noProof/>
                 <w:webHidden/>
               </w:rPr>
-              <w:instrText xml:space="preserve"> PAGEREF _Toc236416752 \h </w:instrText>
+              <w:instrText xml:space="preserve"> PAGEREF _Toc236435567 \h </w:instrText>
             </w:r>
             <w:r>
               <w:rPr>
@@ -779,7 +935,7 @@
                 <w:noProof/>
                 <w:webHidden/>
               </w:rPr>
-              <w:t>7</w:t>
+              <w:t>9</w:t>
             </w:r>
             <w:r>
               <w:rPr>
@@ -806,7 +962,7 @@
               <w14:ligatures w14:val="standardContextual"/>
             </w:rPr>
           </w:pPr>
-          <w:hyperlink w:anchor="_Toc236416753" w:history="1">
+          <w:hyperlink w:anchor="_Toc236435568" w:history="1">
             <w:r>
               <w:rPr>
                 <w:rStyle w:val="Hyperlink"/>
@@ -833,7 +989,7 @@
                 <w:noProof/>
                 <w:webHidden/>
               </w:rPr>
-              <w:instrText xml:space="preserve"> PAGEREF _Toc236416753 \h </w:instrText>
+              <w:instrText xml:space="preserve"> PAGEREF _Toc236435568 \h </w:instrText>
             </w:r>
             <w:r>
               <w:rPr>
@@ -853,7 +1009,7 @@
                 <w:noProof/>
                 <w:webHidden/>
               </w:rPr>
-              <w:t>7</w:t>
+              <w:t>9</w:t>
             </w:r>
             <w:r>
               <w:rPr>
@@ -880,7 +1036,7 @@
               <w14:ligatures w14:val="standardContextual"/>
             </w:rPr>
           </w:pPr>
-          <w:hyperlink w:anchor="_Toc236416754" w:history="1">
+          <w:hyperlink w:anchor="_Toc236435569" w:history="1">
             <w:r>
               <w:rPr>
                 <w:rStyle w:val="Hyperlink"/>
@@ -907,7 +1063,7 @@
                 <w:noProof/>
                 <w:webHidden/>
               </w:rPr>
-              <w:instrText xml:space="preserve"> PAGEREF _Toc236416754 \h </w:instrText>
+              <w:instrText xml:space="preserve"> PAGEREF _Toc236435569 \h </w:instrText>
             </w:r>
             <w:r>
               <w:rPr>
@@ -927,7 +1083,7 @@
                 <w:noProof/>
                 <w:webHidden/>
               </w:rPr>
-              <w:t>7</w:t>
+              <w:t>9</w:t>
             </w:r>
             <w:r>
               <w:rPr>
@@ -954,7 +1110,7 @@
               <w14:ligatures w14:val="standardContextual"/>
             </w:rPr>
           </w:pPr>
-          <w:hyperlink w:anchor="_Toc236416755" w:history="1">
+          <w:hyperlink w:anchor="_Toc236435570" w:history="1">
             <w:r>
               <w:rPr>
                 <w:rStyle w:val="Hyperlink"/>
@@ -981,7 +1137,7 @@
                 <w:noProof/>
                 <w:webHidden/>
               </w:rPr>
-              <w:instrText xml:space="preserve"> PAGEREF _Toc236416755 \h </w:instrText>
+              <w:instrText xml:space="preserve"> PAGEREF _Toc236435570 \h </w:instrText>
             </w:r>
             <w:r>
               <w:rPr>
@@ -1001,7 +1157,7 @@
                 <w:noProof/>
                 <w:webHidden/>
               </w:rPr>
-              <w:t>8</w:t>
+              <w:t>10</w:t>
             </w:r>
             <w:r>
               <w:rPr>
@@ -1028,7 +1184,7 @@
               <w14:ligatures w14:val="standardContextual"/>
             </w:rPr>
           </w:pPr>
-          <w:hyperlink w:anchor="_Toc236416756" w:history="1">
+          <w:hyperlink w:anchor="_Toc236435571" w:history="1">
             <w:r>
               <w:rPr>
                 <w:rStyle w:val="Hyperlink"/>
@@ -1055,7 +1211,7 @@
                 <w:noProof/>
                 <w:webHidden/>
               </w:rPr>
-              <w:instrText xml:space="preserve"> PAGEREF _Toc236416756 \h </w:instrText>
+              <w:instrText xml:space="preserve"> PAGEREF _Toc236435571 \h </w:instrText>
             </w:r>
             <w:r>
               <w:rPr>
@@ -1075,7 +1231,7 @@
                 <w:noProof/>
                 <w:webHidden/>
               </w:rPr>
-              <w:t>8</w:t>
+              <w:t>10</w:t>
             </w:r>
             <w:r>
               <w:rPr>
@@ -1102,7 +1258,7 @@
               <w14:ligatures w14:val="standardContextual"/>
             </w:rPr>
           </w:pPr>
-          <w:hyperlink w:anchor="_Toc236416757" w:history="1">
+          <w:hyperlink w:anchor="_Toc236435572" w:history="1">
             <w:r>
               <w:rPr>
                 <w:rStyle w:val="Hyperlink"/>
@@ -1129,7 +1285,7 @@
                 <w:noProof/>
                 <w:webHidden/>
               </w:rPr>
-              <w:instrText xml:space="preserve"> PAGEREF _Toc236416757 \h </w:instrText>
+              <w:instrText xml:space="preserve"> PAGEREF _Toc236435572 \h </w:instrText>
             </w:r>
             <w:r>
               <w:rPr>
@@ -1149,7 +1305,7 @@
                 <w:noProof/>
                 <w:webHidden/>
               </w:rPr>
-              <w:t>9</w:t>
+              <w:t>11</w:t>
             </w:r>
             <w:r>
               <w:rPr>
@@ -1176,7 +1332,7 @@
               <w14:ligatures w14:val="standardContextual"/>
             </w:rPr>
           </w:pPr>
-          <w:hyperlink w:anchor="_Toc236416758" w:history="1">
+          <w:hyperlink w:anchor="_Toc236435573" w:history="1">
             <w:r>
               <w:rPr>
                 <w:rStyle w:val="Hyperlink"/>
@@ -1203,7 +1359,7 @@
                 <w:noProof/>
                 <w:webHidden/>
               </w:rPr>
-              <w:instrText xml:space="preserve"> PAGEREF _Toc236416758 \h </w:instrText>
+              <w:instrText xml:space="preserve"> PAGEREF _Toc236435573 \h </w:instrText>
             </w:r>
             <w:r>
               <w:rPr>
@@ -1223,7 +1379,7 @@
                 <w:noProof/>
                 <w:webHidden/>
               </w:rPr>
-              <w:t>9</w:t>
+              <w:t>11</w:t>
             </w:r>
             <w:r>
               <w:rPr>
@@ -1250,7 +1406,7 @@
               <w14:ligatures w14:val="standardContextual"/>
             </w:rPr>
           </w:pPr>
-          <w:hyperlink w:anchor="_Toc236416759" w:history="1">
+          <w:hyperlink w:anchor="_Toc236435574" w:history="1">
             <w:r>
               <w:rPr>
                 <w:rStyle w:val="Hyperlink"/>
@@ -1277,7 +1433,7 @@
                 <w:noProof/>
                 <w:webHidden/>
               </w:rPr>
-              <w:instrText xml:space="preserve"> PAGEREF _Toc236416759 \h </w:instrText>
+              <w:instrText xml:space="preserve"> PAGEREF _Toc236435574 \h </w:instrText>
             </w:r>
             <w:r>
               <w:rPr>
@@ -1297,7 +1453,7 @@
                 <w:noProof/>
                 <w:webHidden/>
               </w:rPr>
-              <w:t>9</w:t>
+              <w:t>11</w:t>
             </w:r>
             <w:r>
               <w:rPr>
@@ -1324,7 +1480,7 @@
               <w14:ligatures w14:val="standardContextual"/>
             </w:rPr>
           </w:pPr>
-          <w:hyperlink w:anchor="_Toc236416760" w:history="1">
+          <w:hyperlink w:anchor="_Toc236435575" w:history="1">
             <w:r>
               <w:rPr>
                 <w:rStyle w:val="Hyperlink"/>
@@ -1351,7 +1507,7 @@
                 <w:noProof/>
                 <w:webHidden/>
               </w:rPr>
-              <w:instrText xml:space="preserve"> PAGEREF _Toc236416760 \h </w:instrText>
+              <w:instrText xml:space="preserve"> PAGEREF _Toc236435575 \h </w:instrText>
             </w:r>
             <w:r>
               <w:rPr>
@@ -1371,7 +1527,7 @@
                 <w:noProof/>
                 <w:webHidden/>
               </w:rPr>
-              <w:t>10</w:t>
+              <w:t>12</w:t>
             </w:r>
             <w:r>
               <w:rPr>
@@ -1398,7 +1554,7 @@
               <w14:ligatures w14:val="standardContextual"/>
             </w:rPr>
           </w:pPr>
-          <w:hyperlink w:anchor="_Toc236416761" w:history="1">
+          <w:hyperlink w:anchor="_Toc236435576" w:history="1">
             <w:r>
               <w:rPr>
                 <w:rStyle w:val="Hyperlink"/>
@@ -1425,7 +1581,7 @@
                 <w:noProof/>
                 <w:webHidden/>
               </w:rPr>
-              <w:instrText xml:space="preserve"> PAGEREF _Toc236416761 \h </w:instrText>
+              <w:instrText xml:space="preserve"> PAGEREF _Toc236435576 \h </w:instrText>
             </w:r>
             <w:r>
               <w:rPr>
@@ -1445,7 +1601,7 @@
                 <w:noProof/>
                 <w:webHidden/>
               </w:rPr>
-              <w:t>10</w:t>
+              <w:t>12</w:t>
             </w:r>
             <w:r>
               <w:rPr>
@@ -1472,7 +1628,7 @@
               <w14:ligatures w14:val="standardContextual"/>
             </w:rPr>
           </w:pPr>
-          <w:hyperlink w:anchor="_Toc236416762" w:history="1">
+          <w:hyperlink w:anchor="_Toc236435577" w:history="1">
             <w:r>
               <w:rPr>
                 <w:rStyle w:val="Hyperlink"/>
@@ -1499,7 +1655,7 @@
                 <w:noProof/>
                 <w:webHidden/>
               </w:rPr>
-              <w:instrText xml:space="preserve"> PAGEREF _Toc236416762 \h </w:instrText>
+              <w:instrText xml:space="preserve"> PAGEREF _Toc236435577 \h </w:instrText>
             </w:r>
             <w:r>
               <w:rPr>
@@ -1519,7 +1675,7 @@
                 <w:noProof/>
                 <w:webHidden/>
               </w:rPr>
-              <w:t>10</w:t>
+              <w:t>12</w:t>
             </w:r>
             <w:r>
               <w:rPr>
@@ -1546,7 +1702,7 @@
               <w14:ligatures w14:val="standardContextual"/>
             </w:rPr>
           </w:pPr>
-          <w:hyperlink w:anchor="_Toc236416763" w:history="1">
+          <w:hyperlink w:anchor="_Toc236435578" w:history="1">
             <w:r>
               <w:rPr>
                 <w:rStyle w:val="Hyperlink"/>
@@ -1573,7 +1729,7 @@
                 <w:noProof/>
                 <w:webHidden/>
               </w:rPr>
-              <w:instrText xml:space="preserve"> PAGEREF _Toc236416763 \h </w:instrText>
+              <w:instrText xml:space="preserve"> PAGEREF _Toc236435578 \h </w:instrText>
             </w:r>
             <w:r>
               <w:rPr>
@@ -1593,7 +1749,7 @@
                 <w:noProof/>
                 <w:webHidden/>
               </w:rPr>
-              <w:t>11</w:t>
+              <w:t>13</w:t>
             </w:r>
             <w:r>
               <w:rPr>
@@ -1620,13 +1776,13 @@
               <w14:ligatures w14:val="standardContextual"/>
             </w:rPr>
           </w:pPr>
-          <w:hyperlink w:anchor="_Toc236416764" w:history="1">
+          <w:hyperlink w:anchor="_Toc236435579" w:history="1">
             <w:r>
               <w:rPr>
                 <w:rStyle w:val="Hyperlink"/>
                 <w:noProof/>
               </w:rPr>
-              <w:t>Work Breakdown Structure</w:t>
+              <w:t>Work Decomposition</w:t>
             </w:r>
             <w:r>
               <w:rPr>
@@ -1647,7 +1803,7 @@
                 <w:noProof/>
                 <w:webHidden/>
               </w:rPr>
-              <w:instrText xml:space="preserve"> PAGEREF _Toc236416764 \h </w:instrText>
+              <w:instrText xml:space="preserve"> PAGEREF _Toc236435579 \h </w:instrText>
             </w:r>
             <w:r>
               <w:rPr>
@@ -1667,7 +1823,7 @@
                 <w:noProof/>
                 <w:webHidden/>
               </w:rPr>
-              <w:t>12</w:t>
+              <w:t>14</w:t>
             </w:r>
             <w:r>
               <w:rPr>
@@ -1694,7 +1850,7 @@
               <w14:ligatures w14:val="standardContextual"/>
             </w:rPr>
           </w:pPr>
-          <w:hyperlink w:anchor="_Toc236416765" w:history="1">
+          <w:hyperlink w:anchor="_Toc236435580" w:history="1">
             <w:r>
               <w:rPr>
                 <w:rStyle w:val="Hyperlink"/>
@@ -1721,7 +1877,7 @@
                 <w:noProof/>
                 <w:webHidden/>
               </w:rPr>
-              <w:instrText xml:space="preserve"> PAGEREF _Toc236416765 \h </w:instrText>
+              <w:instrText xml:space="preserve"> PAGEREF _Toc236435580 \h </w:instrText>
             </w:r>
             <w:r>
               <w:rPr>
@@ -1741,7 +1897,155 @@
                 <w:noProof/>
                 <w:webHidden/>
               </w:rPr>
-              <w:t>13</w:t>
+              <w:t>15</w:t>
+            </w:r>
+            <w:r>
+              <w:rPr>
+                <w:noProof/>
+                <w:webHidden/>
+              </w:rPr>
+              <w:fldChar w:fldCharType="end"/>
+            </w:r>
+          </w:hyperlink>
+        </w:p>
+        <w:p>
+          <w:pPr>
+            <w:pStyle w:val="TOC1"/>
+            <w:tabs>
+              <w:tab w:val="right" w:leader="dot" w:pos="9016"/>
+            </w:tabs>
+            <w:rPr>
+              <w:rFonts w:asciiTheme="minorHAnsi" w:eastAsiaTheme="minorEastAsia" w:hAnsiTheme="minorHAnsi" w:cstheme="minorBidi"/>
+              <w:noProof/>
+              <w:kern w:val="2"/>
+              <w:sz w:val="24"/>
+              <w:szCs w:val="24"/>
+              <w:lang w:eastAsia="en-AU"/>
+              <w14:ligatures w14:val="standardContextual"/>
+            </w:rPr>
+          </w:pPr>
+          <w:hyperlink w:anchor="_Toc236435581" w:history="1">
+            <w:r>
+              <w:rPr>
+                <w:rStyle w:val="Hyperlink"/>
+                <w:noProof/>
+              </w:rPr>
+              <w:t>Delivery Roadmap</w:t>
+            </w:r>
+            <w:r>
+              <w:rPr>
+                <w:noProof/>
+                <w:webHidden/>
+              </w:rPr>
+              <w:tab/>
+            </w:r>
+            <w:r>
+              <w:rPr>
+                <w:noProof/>
+                <w:webHidden/>
+              </w:rPr>
+              <w:fldChar w:fldCharType="begin"/>
+            </w:r>
+            <w:r>
+              <w:rPr>
+                <w:noProof/>
+                <w:webHidden/>
+              </w:rPr>
+              <w:instrText xml:space="preserve"> PAGEREF _Toc236435581 \h </w:instrText>
+            </w:r>
+            <w:r>
+              <w:rPr>
+                <w:noProof/>
+                <w:webHidden/>
+              </w:rPr>
+            </w:r>
+            <w:r>
+              <w:rPr>
+                <w:noProof/>
+                <w:webHidden/>
+              </w:rPr>
+              <w:fldChar w:fldCharType="separate"/>
+            </w:r>
+            <w:r>
+              <w:rPr>
+                <w:noProof/>
+                <w:webHidden/>
+              </w:rPr>
+              <w:t>16</w:t>
+            </w:r>
+            <w:r>
+              <w:rPr>
+                <w:noProof/>
+                <w:webHidden/>
+              </w:rPr>
+              <w:fldChar w:fldCharType="end"/>
+            </w:r>
+          </w:hyperlink>
+        </w:p>
+        <w:p>
+          <w:pPr>
+            <w:pStyle w:val="TOC1"/>
+            <w:tabs>
+              <w:tab w:val="right" w:leader="dot" w:pos="9016"/>
+            </w:tabs>
+            <w:rPr>
+              <w:rFonts w:asciiTheme="minorHAnsi" w:eastAsiaTheme="minorEastAsia" w:hAnsiTheme="minorHAnsi" w:cstheme="minorBidi"/>
+              <w:noProof/>
+              <w:kern w:val="2"/>
+              <w:sz w:val="24"/>
+              <w:szCs w:val="24"/>
+              <w:lang w:eastAsia="en-AU"/>
+              <w14:ligatures w14:val="standardContextual"/>
+            </w:rPr>
+          </w:pPr>
+          <w:hyperlink w:anchor="_Toc236435582" w:history="1">
+            <w:r>
+              <w:rPr>
+                <w:rStyle w:val="Hyperlink"/>
+                <w:noProof/>
+              </w:rPr>
+              <w:t>Risk Identification and Mitigation Plan</w:t>
+            </w:r>
+            <w:r>
+              <w:rPr>
+                <w:noProof/>
+                <w:webHidden/>
+              </w:rPr>
+              <w:tab/>
+            </w:r>
+            <w:r>
+              <w:rPr>
+                <w:noProof/>
+                <w:webHidden/>
+              </w:rPr>
+              <w:fldChar w:fldCharType="begin"/>
+            </w:r>
+            <w:r>
+              <w:rPr>
+                <w:noProof/>
+                <w:webHidden/>
+              </w:rPr>
+              <w:instrText xml:space="preserve"> PAGEREF _Toc236435582 \h </w:instrText>
+            </w:r>
+            <w:r>
+              <w:rPr>
+                <w:noProof/>
+                <w:webHidden/>
+              </w:rPr>
+            </w:r>
+            <w:r>
+              <w:rPr>
+                <w:noProof/>
+                <w:webHidden/>
+              </w:rPr>
+              <w:fldChar w:fldCharType="separate"/>
+            </w:r>
+            <w:r>
+              <w:rPr>
+                <w:noProof/>
+                <w:webHidden/>
+              </w:rPr>
+              <w:t>17</w:t>
             </w:r>
             <w:r>
               <w:rPr>
@@ -1776,7 +2080,7 @@
       <w:pPr>
         <w:pStyle w:val="Heading1"/>
       </w:pPr>
-      <w:bookmarkStart w:id="0" w:name="_Toc236416746"/>
+      <w:bookmarkStart w:id="0" w:name="_Toc236435559"/>
       <w:r>
         <w:lastRenderedPageBreak/>
         <w:t>Project Background and Justification</w:t>
@@ -1784,8 +2088,492 @@
       <w:bookmarkEnd w:id="0"/>
     </w:p>
     <w:p>
+      <w:r>
+        <w:t>The current landscape of health and wellness applications reveals a significant gap in highly adaptable and user-centric nutritional tools. Below are the detailed context and justification for developing the “AI-Based Smart Meal Planner”:</w:t>
+      </w:r>
+    </w:p>
+    <w:p>
+      <w:pPr>
+        <w:pStyle w:val="ListParagraph"/>
+        <w:numPr>
+          <w:ilvl w:val="0"/>
+          <w:numId w:val="26"/>
+        </w:numPr>
+      </w:pPr>
+      <w:r>
+        <w:rPr>
+          <w:b/>
+          <w:bCs/>
+        </w:rPr>
+        <w:t>The Modern Nutritional Challenge</w:t>
+      </w:r>
+      <w:r>
+        <w:t>: Managing complex commitments alongside physically or mentally demanding jobs leaves individuals with minimal time for effective meal planning. For example, a person maintaining a highly active routine, such as walking up to 30,000 steps during a prolonged retail shift, requires highly specific caloric and macronutrient refill. Generic meal-planning applications offer static solutions that fail to address these extreme variations in daily energy expenditure.</w:t>
+      </w:r>
+    </w:p>
+    <w:p>
+      <w:r>
+        <w:rPr>
+          <w:b/>
+          <w:bCs/>
+        </w:rPr>
+        <w:t>Justification</w:t>
+      </w:r>
+      <w:r>
+        <w:rPr>
+          <w:i/>
+          <w:iCs/>
+        </w:rPr>
+        <w:t>:</w:t>
+      </w:r>
+      <w:r>
+        <w:t xml:space="preserve"> The proposed application addresses this by providing personalised meal recommendations based directly on the user's specific health goals. This tailored approach allows the application to adapt to dynamic, real-world physical demands rather than forcing the user into a generic dietary template. </w:t>
+      </w:r>
+    </w:p>
+    <w:p>
+      <w:pPr>
+        <w:pStyle w:val="ListParagraph"/>
+        <w:numPr>
+          <w:ilvl w:val="0"/>
+          <w:numId w:val="26"/>
+        </w:numPr>
+      </w:pPr>
+      <w:r>
+        <w:rPr>
+          <w:b/>
+          <w:bCs/>
+        </w:rPr>
+        <w:t>Mitigating Food Waste and Budget Inefficiencies</w:t>
+      </w:r>
+      <w:r>
+        <w:t>: Traditional meal planners dictate what a user should eat without considering the things they have in-hand. This oversight forces unnecessary trips to the supermarket, inflates weekly grocery budgets, and directly contributes to household food waste.</w:t>
+      </w:r>
+    </w:p>
+    <w:p>
+      <w:r>
+        <w:rPr>
+          <w:b/>
+          <w:bCs/>
+        </w:rPr>
+        <w:t>Justification</w:t>
+      </w:r>
+      <w:r>
+        <w:rPr>
+          <w:i/>
+          <w:iCs/>
+        </w:rPr>
+        <w:t>:</w:t>
+      </w:r>
+      <w:r>
+        <w:t xml:space="preserve"> By explicitly generating meal plans and recipes based on the available ingredients supplied by the user, the application provides a highly practical and economically viable solution. This justifies the system's design as a tool not just for health, but for efficient household management. </w:t>
+      </w:r>
+    </w:p>
+    <w:p>
+      <w:pPr>
+        <w:pStyle w:val="ListParagraph"/>
+        <w:numPr>
+          <w:ilvl w:val="0"/>
+          <w:numId w:val="26"/>
+        </w:numPr>
+      </w:pPr>
+      <w:r>
+        <w:rPr>
+          <w:b/>
+          <w:bCs/>
+        </w:rPr>
+        <w:t>The Need for Dynamic, AI-Driven Solutions</w:t>
+      </w:r>
+      <w:r>
+        <w:t>: Existing applications rely on hard-coded databases. If a user has a strict dietary restriction (e.g., vegan) combined with a limited set of random ingredients, a static database will most likely return zero recipe results.</w:t>
+      </w:r>
+    </w:p>
+    <w:p>
+      <w:r>
+        <w:rPr>
+          <w:b/>
+          <w:bCs/>
+        </w:rPr>
+        <w:t>Justification</w:t>
+      </w:r>
+      <w:r>
+        <w:rPr>
+          <w:i/>
+          <w:iCs/>
+        </w:rPr>
+        <w:t>:</w:t>
+      </w:r>
+      <w:r>
+        <w:t xml:space="preserve"> The integration of Generative AI completely bypasses the limitations of static databases. Generative AI will be incorporated to support the generation of personalised weekly meal plans and recipes, justifying the project's technological complexity by offering infinite, dynamic meal combinations that specifically fit the user's exact constraints. </w:t>
+      </w:r>
+    </w:p>
+    <w:p>
+      <w:pPr>
+        <w:pStyle w:val="ListParagraph"/>
+        <w:numPr>
+          <w:ilvl w:val="0"/>
+          <w:numId w:val="26"/>
+        </w:numPr>
+      </w:pPr>
+      <w:r>
+        <w:rPr>
+          <w:b/>
+          <w:bCs/>
+        </w:rPr>
+        <w:t>Mobile-First Accessibility</w:t>
+      </w:r>
+      <w:r>
+        <w:t>: Meal planning and grocery shopping are inherently mobile activities. Users require immediate, on-the-go access to their dietary requirements, generated recipes, and shopping lists while actively navigating a store.</w:t>
+      </w:r>
+    </w:p>
+    <w:p>
+      <w:r>
+        <w:rPr>
+          <w:b/>
+          <w:bCs/>
+        </w:rPr>
+        <w:t>Justification</w:t>
+      </w:r>
+      <w:r>
+        <w:rPr>
+          <w:i/>
+          <w:iCs/>
+        </w:rPr>
+        <w:t>:</w:t>
+      </w:r>
+      <w:r>
+        <w:t xml:space="preserve"> The scope of this project is explicitly to design and develop a prototype smart meal planning application for Android devices. Delivering this as an Android prototype justifies the mobile-first approach, ensuring users can access automatically created and categorised grocery lists precisely when and where they need them.</w:t>
+      </w:r>
+    </w:p>
+    <w:p>
+      <w:pPr>
+        <w:pStyle w:val="Heading1"/>
+      </w:pPr>
+      <w:bookmarkStart w:id="1" w:name="_Toc236435560"/>
+      <w:r>
+        <w:lastRenderedPageBreak/>
+        <w:t>Problem Statement and Project Objectives</w:t>
+      </w:r>
+      <w:bookmarkEnd w:id="1"/>
+    </w:p>
+    <w:p>
+      <w:r>
+        <w:t>To clearly define the scope and intent of the AI-Based Smart Meal Planner, the core issues being addressed and the specific targets of the system are outlined below:</w:t>
+      </w:r>
+    </w:p>
+    <w:p>
+      <w:pPr>
+        <w:pStyle w:val="Heading2"/>
+      </w:pPr>
+      <w:bookmarkStart w:id="2" w:name="_Toc236433799"/>
+      <w:bookmarkStart w:id="3" w:name="_Toc236435561"/>
+      <w:r>
+        <w:t>Problem Statement</w:t>
+      </w:r>
+      <w:bookmarkEnd w:id="2"/>
+      <w:bookmarkEnd w:id="3"/>
+    </w:p>
+    <w:p>
+      <w:pPr>
+        <w:pStyle w:val="ListParagraph"/>
+        <w:numPr>
+          <w:ilvl w:val="0"/>
+          <w:numId w:val="26"/>
+        </w:numPr>
+      </w:pPr>
+      <w:r>
+        <w:rPr>
+          <w:b/>
+          <w:bCs/>
+        </w:rPr>
+        <w:t>The Burden of Manual Planning:</w:t>
+      </w:r>
+      <w:r>
+        <w:t xml:space="preserve"> Users consistently struggle to maintain specific dietary and health goals because manual meal planning introduces a high cognitive load. Researching and scheduling a full week of meals is a time-consuming process that often leads to user burnout and abandonment of diet plans.</w:t>
+      </w:r>
+    </w:p>
+    <w:p>
+      <w:pPr>
+        <w:pStyle w:val="ListParagraph"/>
+        <w:numPr>
+          <w:ilvl w:val="0"/>
+          <w:numId w:val="26"/>
+        </w:numPr>
+      </w:pPr>
+      <w:r>
+        <w:rPr>
+          <w:b/>
+          <w:bCs/>
+        </w:rPr>
+        <w:t>Rigidity of Dietary Constraints:</w:t>
+      </w:r>
+      <w:r>
+        <w:t xml:space="preserve"> Finding recipes that accommodate strict dietary restrictions (such as vegan or gluten-free), align with precise caloric targets, and utilize on-hand ingredients is an overwhelmingly difficult and frustrating process when using traditional, static recipe databases.</w:t>
+      </w:r>
+    </w:p>
+    <w:p>
+      <w:pPr>
+        <w:pStyle w:val="ListParagraph"/>
+        <w:numPr>
+          <w:ilvl w:val="0"/>
+          <w:numId w:val="26"/>
+        </w:numPr>
+      </w:pPr>
+      <w:r>
+        <w:rPr>
+          <w:b/>
+          <w:bCs/>
+        </w:rPr>
+        <w:t>Inefficient Grocery Mapping:</w:t>
+      </w:r>
+      <w:r>
+        <w:t xml:space="preserve"> Translating an incoherent list of recipes into an actionable, efficient grocery shopping list is a manual task that frequently results in forgotten ingredients, duplicate purchases, and extended trips to the supermarket.</w:t>
+      </w:r>
+    </w:p>
+    <w:p/>
+    <w:p>
+      <w:pPr>
+        <w:pStyle w:val="Heading2"/>
+      </w:pPr>
+      <w:bookmarkStart w:id="4" w:name="_Toc236433800"/>
+      <w:bookmarkStart w:id="5" w:name="_Toc236435562"/>
+      <w:r>
+        <w:t>Project Objectives</w:t>
+      </w:r>
+      <w:bookmarkEnd w:id="4"/>
+      <w:bookmarkEnd w:id="5"/>
+    </w:p>
+    <w:p>
+      <w:r>
+        <w:t>The primary aim of this project is to completely automate the discovery, scheduling, and logistical planning of weekly meals. The specific, actionable objectives include:</w:t>
+      </w:r>
+    </w:p>
+    <w:p>
+      <w:r>
+        <w:rPr>
+          <w:b/>
+          <w:bCs/>
+        </w:rPr>
+        <w:t>Objective 1: Develop a Tailored Android Prototype</w:t>
+      </w:r>
+    </w:p>
+    <w:p>
+      <w:pPr>
+        <w:pStyle w:val="ListParagraph"/>
+        <w:numPr>
+          <w:ilvl w:val="0"/>
+          <w:numId w:val="32"/>
+        </w:numPr>
+      </w:pPr>
+      <w:r>
+        <w:rPr>
+          <w:b/>
+          <w:bCs/>
+        </w:rPr>
+        <w:t xml:space="preserve">Action: </w:t>
+      </w:r>
+      <w:r>
+        <w:t xml:space="preserve">Design and develop a prototype smart meal planning application specifically for Android devices. </w:t>
+      </w:r>
+    </w:p>
+    <w:p>
+      <w:pPr>
+        <w:ind w:left="360"/>
+      </w:pPr>
+      <w:r>
+        <w:rPr>
+          <w:b/>
+          <w:bCs/>
+        </w:rPr>
+        <w:t xml:space="preserve">Justification: </w:t>
+      </w:r>
+      <w:r>
+        <w:t xml:space="preserve">This ensures the application is highly accessible on mobile platforms. It guarantees the system provides personalised meal recommendations based on information supplied by the user, creating a user-centric experience rather than a generic one. </w:t>
+      </w:r>
+    </w:p>
+    <w:p>
+      <w:r>
+        <w:rPr>
+          <w:b/>
+          <w:bCs/>
+        </w:rPr>
+        <w:t>Objective 2: Integrate Generative AI for Dynamic Planning</w:t>
+      </w:r>
+    </w:p>
+    <w:p>
+      <w:pPr>
+        <w:pStyle w:val="ListParagraph"/>
+        <w:numPr>
+          <w:ilvl w:val="0"/>
+          <w:numId w:val="33"/>
+        </w:numPr>
+      </w:pPr>
+      <w:r>
+        <w:rPr>
+          <w:b/>
+          <w:bCs/>
+        </w:rPr>
+        <w:t xml:space="preserve">Action: </w:t>
+      </w:r>
+      <w:r>
+        <w:t xml:space="preserve">Generative AI will be incorporated into the application to support the generation of personalised weekly meal plans and recipes. </w:t>
+      </w:r>
+    </w:p>
+    <w:p>
+      <w:pPr>
+        <w:ind w:left="360"/>
+      </w:pPr>
+      <w:r>
+        <w:rPr>
+          <w:b/>
+          <w:bCs/>
+        </w:rPr>
+        <w:t>Justification</w:t>
+      </w:r>
+      <w:r>
+        <w:rPr>
+          <w:i/>
+          <w:iCs/>
+        </w:rPr>
+        <w:t>:</w:t>
+      </w:r>
+      <w:r>
+        <w:t xml:space="preserve"> This directly solves the problem of rigid dietary constraints. By utilizing an AI API, the system can dynamically consider complex, overlapping factors including the user's health goals, dietary restrictions, food preferences and available ingredients.</w:t>
+      </w:r>
+    </w:p>
+    <w:p>
       <w:pPr>
         <w:spacing w:after="160" w:line="259" w:lineRule="auto"/>
+        <w:rPr>
+          <w:b/>
+          <w:bCs/>
+        </w:rPr>
+      </w:pPr>
+      <w:r>
+        <w:rPr>
+          <w:b/>
+          <w:bCs/>
+        </w:rPr>
+        <w:br w:type="page"/>
+      </w:r>
+    </w:p>
+    <w:p>
+      <w:r>
+        <w:rPr>
+          <w:b/>
+          <w:bCs/>
+        </w:rPr>
+        <w:lastRenderedPageBreak/>
+        <w:t>Objective 3: Provide Comprehensive Nutritional Transparency</w:t>
+      </w:r>
+    </w:p>
+    <w:p>
+      <w:pPr>
+        <w:pStyle w:val="ListParagraph"/>
+        <w:numPr>
+          <w:ilvl w:val="0"/>
+          <w:numId w:val="34"/>
+        </w:numPr>
+      </w:pPr>
+      <w:r>
+        <w:rPr>
+          <w:b/>
+          <w:bCs/>
+        </w:rPr>
+        <w:t>Action</w:t>
+      </w:r>
+      <w:r>
+        <w:rPr>
+          <w:i/>
+          <w:iCs/>
+        </w:rPr>
+        <w:t>:</w:t>
+      </w:r>
+      <w:r>
+        <w:t xml:space="preserve"> Ensure the calculation and presentation of calorie, macronutrient and micronutrient information for every generated meal. </w:t>
+      </w:r>
+    </w:p>
+    <w:p>
+      <w:pPr>
+        <w:ind w:left="360"/>
+      </w:pPr>
+      <w:r>
+        <w:rPr>
+          <w:b/>
+          <w:bCs/>
+        </w:rPr>
+        <w:t>Justification</w:t>
+      </w:r>
+      <w:r>
+        <w:rPr>
+          <w:i/>
+          <w:iCs/>
+        </w:rPr>
+        <w:t>:</w:t>
+      </w:r>
+      <w:r>
+        <w:t xml:space="preserve"> Users cannot achieve specific health and weight goals without accurate metrics. Providing detailed nutritional information for generated meals enables the user to track their exact intake and ensures the AI's suggestions safely align with their physiological needs. </w:t>
+      </w:r>
+    </w:p>
+    <w:p>
+      <w:r>
+        <w:rPr>
+          <w:b/>
+          <w:bCs/>
+        </w:rPr>
+        <w:t>Objective 4: Automate and Optimise Grocery Logistics</w:t>
+      </w:r>
+    </w:p>
+    <w:p>
+      <w:pPr>
+        <w:pStyle w:val="ListParagraph"/>
+        <w:numPr>
+          <w:ilvl w:val="0"/>
+          <w:numId w:val="35"/>
+        </w:numPr>
+      </w:pPr>
+      <w:r>
+        <w:rPr>
+          <w:b/>
+          <w:bCs/>
+        </w:rPr>
+        <w:t>Action</w:t>
+      </w:r>
+      <w:r>
+        <w:rPr>
+          <w:i/>
+          <w:iCs/>
+        </w:rPr>
+        <w:t>:</w:t>
+      </w:r>
+      <w:r>
+        <w:t xml:space="preserve"> Develop a subsystem to automatically create categorised grocery lists based on the ingredients required by the user's meal plan. </w:t>
+      </w:r>
+    </w:p>
+    <w:p>
+      <w:pPr>
+        <w:ind w:left="360"/>
+      </w:pPr>
+      <w:r>
+        <w:rPr>
+          <w:b/>
+          <w:bCs/>
+        </w:rPr>
+        <w:t>Justification</w:t>
+      </w:r>
+      <w:r>
+        <w:rPr>
+          <w:i/>
+          <w:iCs/>
+        </w:rPr>
+        <w:t>:</w:t>
+      </w:r>
+      <w:r>
+        <w:t xml:space="preserve"> This addresses the inefficiency and frustration of using manual shopping lists. By ensuring the categorisation of grocery list items into relevant groups such as produce, pantry and protein.</w:t>
+      </w:r>
+    </w:p>
+    <w:p/>
+    <w:p>
+      <w:pPr>
         <w:rPr>
           <w:rFonts w:asciiTheme="majorHAnsi" w:eastAsiaTheme="majorEastAsia" w:hAnsiTheme="majorHAnsi" w:cstheme="majorBidi"/>
           <w:color w:val="0F4761" w:themeColor="accent1" w:themeShade="BF"/>
@@ -1801,51 +2589,197 @@
       <w:pPr>
         <w:pStyle w:val="Heading1"/>
       </w:pPr>
-      <w:bookmarkStart w:id="1" w:name="_Toc236416747"/>
-      <w:r>
-        <w:lastRenderedPageBreak/>
-        <w:t>Problem Statement and Project Objectives</w:t>
-      </w:r>
-      <w:bookmarkEnd w:id="1"/>
-    </w:p>
-    <w:p>
-      <w:pPr>
-        <w:spacing w:after="160" w:line="259" w:lineRule="auto"/>
-        <w:rPr>
-          <w:rFonts w:asciiTheme="majorHAnsi" w:eastAsiaTheme="majorEastAsia" w:hAnsiTheme="majorHAnsi" w:cstheme="majorBidi"/>
-          <w:color w:val="0F4761" w:themeColor="accent1" w:themeShade="BF"/>
-          <w:sz w:val="40"/>
-          <w:szCs w:val="40"/>
-        </w:rPr>
-      </w:pPr>
-      <w:r>
-        <w:br w:type="page"/>
-      </w:r>
-    </w:p>
-    <w:p>
-      <w:pPr>
-        <w:pStyle w:val="Heading1"/>
-      </w:pPr>
-      <w:bookmarkStart w:id="2" w:name="_Toc236416748"/>
+      <w:bookmarkStart w:id="6" w:name="_Toc236435563"/>
       <w:r>
         <w:lastRenderedPageBreak/>
         <w:t>Innovative Aspects</w:t>
       </w:r>
-      <w:bookmarkEnd w:id="2"/>
+      <w:bookmarkEnd w:id="6"/>
+    </w:p>
+    <w:p>
+      <w:r>
+        <w:t>The AI-Based Smart Meal Planner differentiates itself from existing market solutions by utilizing modern artificial intelligence to solve complex logistical and nutritional problems. Below are the specific innovative features and their justifications:</w:t>
+      </w:r>
+    </w:p>
+    <w:p>
+      <w:pPr>
+        <w:pStyle w:val="ListParagraph"/>
+        <w:numPr>
+          <w:ilvl w:val="0"/>
+          <w:numId w:val="37"/>
+        </w:numPr>
+      </w:pPr>
+      <w:r>
+        <w:rPr>
+          <w:b/>
+          <w:bCs/>
+        </w:rPr>
+        <w:t>Dynamic Recipe Generation and Intelligent Substitution</w:t>
+      </w:r>
+      <w:r>
+        <w:t xml:space="preserve">: Generative AI will be incorporated into the application to support the generation of personalised weekly meal plans and recipes. The system is also designed to provide suggestions for alternative ingredients where appropriate. </w:t>
+      </w:r>
+    </w:p>
+    <w:p>
+      <w:r>
+        <w:rPr>
+          <w:b/>
+          <w:bCs/>
+        </w:rPr>
+        <w:t>Justification</w:t>
+      </w:r>
+      <w:r>
+        <w:rPr>
+          <w:i/>
+          <w:iCs/>
+        </w:rPr>
+        <w:t>:</w:t>
+      </w:r>
+      <w:r>
+        <w:t xml:space="preserve"> Traditional apps rely on hard-coded recipe databases. If a user is missing a single ingredient, the recipe often becomes useless. This innovative use of Generative AI ensures the application dynamically adapts to the user's immediate reality. By actively suggesting substitutions based on the entry of ingredients currently available to the user, the application eliminates the need for emergency supermarket trips and reduces household food waste. </w:t>
+      </w:r>
+    </w:p>
+    <w:p>
+      <w:pPr>
+        <w:pStyle w:val="ListParagraph"/>
+        <w:numPr>
+          <w:ilvl w:val="0"/>
+          <w:numId w:val="37"/>
+        </w:numPr>
+      </w:pPr>
+      <w:r>
+        <w:rPr>
+          <w:b/>
+          <w:bCs/>
+        </w:rPr>
+        <w:t>Highly Contextual and Adaptive Nutritional Alignment</w:t>
+      </w:r>
+      <w:r>
+        <w:t xml:space="preserve">:  The application will consider factors including the user's health goals, dietary restrictions, food preferences and available ingredients when generating meal plans and recipes. To support this, it performs the calculation and presentation of calorie and micronutrient information. </w:t>
+      </w:r>
+    </w:p>
+    <w:p>
+      <w:r>
+        <w:rPr>
+          <w:b/>
+          <w:bCs/>
+        </w:rPr>
+        <w:t>Justification</w:t>
+      </w:r>
+      <w:r>
+        <w:rPr>
+          <w:i/>
+          <w:iCs/>
+        </w:rPr>
+        <w:t>:</w:t>
+      </w:r>
+      <w:r>
+        <w:t xml:space="preserve"> Standard meal planners offer rigid dietary templates that fail to account for unique physical demands. This AI-driven approach allows the system to intelligently adjust recommendations for users maintaining highly active routines. It dynamically calculates exact nutritional needs to ensure the creation and management of a user profile containing health and weight goals is continuously supported by the generated meals.</w:t>
+      </w:r>
+    </w:p>
+    <w:p>
+      <w:pPr>
+        <w:pStyle w:val="ListParagraph"/>
+        <w:numPr>
+          <w:ilvl w:val="0"/>
+          <w:numId w:val="37"/>
+        </w:numPr>
+      </w:pPr>
+      <w:r>
+        <w:rPr>
+          <w:b/>
+          <w:bCs/>
+        </w:rPr>
+        <w:t>Retail-Optimized Grocery Categorisation</w:t>
+      </w:r>
+      <w:r>
+        <w:t xml:space="preserve">: The system will automatically create categorised grocery lists based on the ingredients required by the user's meal plan. This involves the categorisation of grocery list items into relevant groups such as produce, pantry and protein. </w:t>
+      </w:r>
+    </w:p>
+    <w:p>
+      <w:r>
+        <w:rPr>
+          <w:b/>
+          <w:bCs/>
+        </w:rPr>
+        <w:t>Justification</w:t>
+      </w:r>
+      <w:r>
+        <w:rPr>
+          <w:i/>
+          <w:iCs/>
+        </w:rPr>
+        <w:t>:</w:t>
+      </w:r>
+      <w:r>
+        <w:t xml:space="preserve"> Most applications simply output a chronological or alphabetical list of required items, forcing users to zigzag across a store. This innovative feature practically aligns the software with real-world retail environments. By sorting items into standard supermarket groups, the output naturally mimics the physical aisle layout. This structural innovation transforms a basic list into a highly efficient shopping map, saving users significant time and frustration.</w:t>
+      </w:r>
       <w:r>
         <w:br w:type="page"/>
       </w:r>
     </w:p>
     <w:p>
       <w:pPr>
+        <w:pStyle w:val="ListParagraph"/>
+        <w:numPr>
+          <w:ilvl w:val="0"/>
+          <w:numId w:val="37"/>
+        </w:numPr>
+      </w:pPr>
+      <w:r>
+        <w:rPr>
+          <w:b/>
+          <w:bCs/>
+        </w:rPr>
+        <w:lastRenderedPageBreak/>
+        <w:t>Complete Integration into a Single Mobile Interface</w:t>
+      </w:r>
+      <w:r>
+        <w:t xml:space="preserve">: The project focuses heavily on delivering a mobile user interface that allows users to access and interact with the application's primary functions, ensuring seamless storage and retrieval of user profiles, meal plans, recipes and grocery lists. </w:t>
+      </w:r>
+    </w:p>
+    <w:p>
+      <w:r>
+        <w:rPr>
+          <w:b/>
+          <w:bCs/>
+        </w:rPr>
+        <w:t>Justification</w:t>
+      </w:r>
+      <w:r>
+        <w:rPr>
+          <w:i/>
+          <w:iCs/>
+        </w:rPr>
+        <w:t>:</w:t>
+      </w:r>
+      <w:r>
+        <w:t xml:space="preserve"> While users can technically use standard LLM web interfaces (like ChatGPT) to ask for recipes, doing so requires manual prompt engineering, external nutritional calculators, and manual transcription into a separate </w:t>
+      </w:r>
+      <w:proofErr w:type="gramStart"/>
+      <w:r>
+        <w:t>notes</w:t>
+      </w:r>
+      <w:proofErr w:type="gramEnd"/>
+      <w:r>
+        <w:t xml:space="preserve"> app for shopping. The innovation here lies in system integration. The application combines complex AI prompting, nutritional dataset querying, and list management into a single, cohesive Android application interface, completely removing the technical conflict for the end-user.</w:t>
+      </w:r>
+    </w:p>
+    <w:p>
+      <w:r>
+        <w:br w:type="page"/>
+      </w:r>
+    </w:p>
+    <w:p>
+      <w:pPr>
         <w:pStyle w:val="Heading1"/>
       </w:pPr>
-      <w:bookmarkStart w:id="3" w:name="_Toc236416749"/>
+      <w:bookmarkStart w:id="7" w:name="_Toc236435564"/>
       <w:r>
         <w:lastRenderedPageBreak/>
         <w:t>Project Scope</w:t>
       </w:r>
-      <w:bookmarkEnd w:id="3"/>
+      <w:bookmarkEnd w:id="7"/>
     </w:p>
     <w:p>
       <w:r>
@@ -1865,11 +2799,11 @@
       <w:pPr>
         <w:pStyle w:val="Heading2"/>
       </w:pPr>
-      <w:bookmarkStart w:id="4" w:name="_Toc236416750"/>
+      <w:bookmarkStart w:id="8" w:name="_Toc236435565"/>
       <w:r>
         <w:t>In scope</w:t>
       </w:r>
-      <w:bookmarkEnd w:id="4"/>
+      <w:bookmarkEnd w:id="8"/>
     </w:p>
     <w:p>
       <w:r>
@@ -2001,11 +2935,11 @@
       <w:pPr>
         <w:pStyle w:val="Heading2"/>
       </w:pPr>
-      <w:bookmarkStart w:id="5" w:name="_Toc236416751"/>
+      <w:bookmarkStart w:id="9" w:name="_Toc236435566"/>
       <w:r>
         <w:t>Out of scope</w:t>
       </w:r>
-      <w:bookmarkEnd w:id="5"/>
+      <w:bookmarkEnd w:id="9"/>
     </w:p>
     <w:p>
       <w:r>
@@ -2115,22 +3049,22 @@
       <w:pPr>
         <w:pStyle w:val="Heading1"/>
       </w:pPr>
-      <w:bookmarkStart w:id="6" w:name="_Toc236416752"/>
+      <w:bookmarkStart w:id="10" w:name="_Toc236435567"/>
       <w:r>
         <w:lastRenderedPageBreak/>
         <w:t>Assumptions and Constraints</w:t>
       </w:r>
-      <w:bookmarkEnd w:id="6"/>
+      <w:bookmarkEnd w:id="10"/>
     </w:p>
     <w:p>
       <w:pPr>
         <w:pStyle w:val="Heading2"/>
       </w:pPr>
-      <w:bookmarkStart w:id="7" w:name="_Toc236416753"/>
+      <w:bookmarkStart w:id="11" w:name="_Toc236435568"/>
       <w:r>
         <w:t>Assumptions</w:t>
       </w:r>
-      <w:bookmarkEnd w:id="7"/>
+      <w:bookmarkEnd w:id="11"/>
     </w:p>
     <w:p>
       <w:r>
@@ -2243,11 +3177,11 @@
       <w:pPr>
         <w:pStyle w:val="Heading2"/>
       </w:pPr>
-      <w:bookmarkStart w:id="8" w:name="_Toc236416754"/>
+      <w:bookmarkStart w:id="12" w:name="_Toc236435569"/>
       <w:r>
         <w:t>Constraints</w:t>
       </w:r>
-      <w:bookmarkEnd w:id="8"/>
+      <w:bookmarkEnd w:id="12"/>
     </w:p>
     <w:p>
       <w:r>
@@ -2411,12 +3345,12 @@
       <w:pPr>
         <w:pStyle w:val="Heading1"/>
       </w:pPr>
-      <w:bookmarkStart w:id="9" w:name="_Toc236416755"/>
+      <w:bookmarkStart w:id="13" w:name="_Toc236435570"/>
       <w:r>
         <w:lastRenderedPageBreak/>
         <w:t>System Design</w:t>
       </w:r>
-      <w:bookmarkEnd w:id="9"/>
+      <w:bookmarkEnd w:id="13"/>
     </w:p>
     <w:p>
       <w:r>
@@ -2501,11 +3435,11 @@
       <w:pPr>
         <w:pStyle w:val="Heading2"/>
       </w:pPr>
-      <w:bookmarkStart w:id="10" w:name="_Toc236416756"/>
+      <w:bookmarkStart w:id="14" w:name="_Toc236435571"/>
       <w:r>
         <w:t>Use Case Diagram</w:t>
       </w:r>
-      <w:bookmarkEnd w:id="10"/>
+      <w:bookmarkEnd w:id="14"/>
     </w:p>
     <w:p>
       <w:r>
@@ -2591,12 +3525,12 @@
       <w:pPr>
         <w:pStyle w:val="Heading2"/>
       </w:pPr>
-      <w:bookmarkStart w:id="11" w:name="_Toc236416757"/>
+      <w:bookmarkStart w:id="15" w:name="_Toc236435572"/>
       <w:r>
         <w:lastRenderedPageBreak/>
         <w:t>Subsystems</w:t>
       </w:r>
-      <w:bookmarkEnd w:id="11"/>
+      <w:bookmarkEnd w:id="15"/>
     </w:p>
     <w:p>
       <w:pPr>
@@ -2773,11 +3707,11 @@
       <w:pPr>
         <w:pStyle w:val="Heading2"/>
       </w:pPr>
-      <w:bookmarkStart w:id="12" w:name="_Toc236416758"/>
+      <w:bookmarkStart w:id="16" w:name="_Toc236435573"/>
       <w:r>
         <w:t>External Entities</w:t>
       </w:r>
-      <w:bookmarkEnd w:id="12"/>
+      <w:bookmarkEnd w:id="16"/>
     </w:p>
     <w:p>
       <w:pPr>
@@ -2924,11 +3858,11 @@
       <w:pPr>
         <w:pStyle w:val="Heading2"/>
       </w:pPr>
-      <w:bookmarkStart w:id="13" w:name="_Toc236416759"/>
+      <w:bookmarkStart w:id="17" w:name="_Toc236435574"/>
       <w:r>
         <w:t>Context Diagram</w:t>
       </w:r>
-      <w:bookmarkEnd w:id="13"/>
+      <w:bookmarkEnd w:id="17"/>
     </w:p>
     <w:p>
       <w:r>
@@ -2989,7 +3923,7 @@
       <w:pPr>
         <w:pStyle w:val="Heading1"/>
       </w:pPr>
-      <w:bookmarkStart w:id="14" w:name="_Toc236416760"/>
+      <w:bookmarkStart w:id="18" w:name="_Toc236435575"/>
       <w:r>
         <w:lastRenderedPageBreak/>
         <w:t>High-Level Requirements</w:t>
@@ -2997,7 +3931,7 @@
       <w:r>
         <w:t xml:space="preserve"> Overview</w:t>
       </w:r>
-      <w:bookmarkEnd w:id="14"/>
+      <w:bookmarkEnd w:id="18"/>
     </w:p>
     <w:p>
       <w:r>
@@ -3013,11 +3947,11 @@
           <w:bCs w:val="0"/>
         </w:rPr>
       </w:pPr>
-      <w:bookmarkStart w:id="15" w:name="_Toc236416761"/>
+      <w:bookmarkStart w:id="19" w:name="_Toc236435576"/>
       <w:r>
         <w:t>Functional Requirements</w:t>
       </w:r>
-      <w:bookmarkEnd w:id="15"/>
+      <w:bookmarkEnd w:id="19"/>
     </w:p>
     <w:p>
       <w:pPr>
@@ -3209,14 +4143,14 @@
       <w:pPr>
         <w:pStyle w:val="Heading2"/>
       </w:pPr>
-      <w:bookmarkStart w:id="16" w:name="_Toc236416762"/>
+      <w:bookmarkStart w:id="20" w:name="_Toc236435577"/>
       <w:r>
         <w:t>Nonf</w:t>
       </w:r>
       <w:r>
         <w:t>unctional Requirements</w:t>
       </w:r>
-      <w:bookmarkEnd w:id="16"/>
+      <w:bookmarkEnd w:id="20"/>
     </w:p>
     <w:p>
       <w:pPr>
@@ -3310,12 +4244,12 @@
       <w:pPr>
         <w:pStyle w:val="Heading2"/>
       </w:pPr>
-      <w:bookmarkStart w:id="17" w:name="_Toc236416763"/>
+      <w:bookmarkStart w:id="21" w:name="_Toc236435578"/>
       <w:r>
         <w:lastRenderedPageBreak/>
         <w:t>Software Components</w:t>
       </w:r>
-      <w:bookmarkEnd w:id="17"/>
+      <w:bookmarkEnd w:id="21"/>
     </w:p>
     <w:p>
       <w:r>
@@ -3871,15 +4805,15 @@
       <w:pPr>
         <w:pStyle w:val="Heading1"/>
       </w:pPr>
-      <w:bookmarkStart w:id="18" w:name="_Toc236416764"/>
+      <w:bookmarkStart w:id="22" w:name="_Toc236435579"/>
       <w:r>
         <w:lastRenderedPageBreak/>
         <w:t xml:space="preserve">Work </w:t>
       </w:r>
-      <w:bookmarkEnd w:id="18"/>
       <w:r>
         <w:t>Decomposition</w:t>
       </w:r>
+      <w:bookmarkEnd w:id="22"/>
     </w:p>
     <w:p>
       <w:r>
@@ -3949,12 +4883,12 @@
       <w:pPr>
         <w:pStyle w:val="Heading2"/>
       </w:pPr>
-      <w:bookmarkStart w:id="19" w:name="_Toc236416765"/>
+      <w:bookmarkStart w:id="23" w:name="_Toc236435580"/>
       <w:r>
         <w:lastRenderedPageBreak/>
         <w:t>Work Breakdown Structure</w:t>
       </w:r>
-      <w:bookmarkEnd w:id="19"/>
+      <w:bookmarkEnd w:id="23"/>
     </w:p>
     <w:tbl>
       <w:tblPr>
@@ -4763,13 +5697,18 @@
       <w:pPr>
         <w:pStyle w:val="Heading1"/>
       </w:pPr>
+      <w:bookmarkStart w:id="24" w:name="_Toc236435581"/>
       <w:r>
         <w:lastRenderedPageBreak/>
         <w:t>Delivery Roadmap</w:t>
       </w:r>
-    </w:p>
-    <w:p>
-      <w:r>
+      <w:bookmarkEnd w:id="24"/>
+    </w:p>
+    <w:p>
+      <w:r>
+        <w:rPr>
+          <w:noProof/>
+        </w:rPr>
         <w:drawing>
           <wp:anchor distT="0" distB="0" distL="114300" distR="114300" simplePos="0" relativeHeight="251659264" behindDoc="0" locked="0" layoutInCell="1" allowOverlap="1" wp14:anchorId="1F35AE15" wp14:editId="72B96A34">
             <wp:simplePos x="0" y="0"/>
@@ -4851,10 +5790,12 @@
       <w:pPr>
         <w:pStyle w:val="Heading1"/>
       </w:pPr>
+      <w:bookmarkStart w:id="25" w:name="_Toc236435582"/>
       <w:r>
         <w:lastRenderedPageBreak/>
         <w:t>Risk Identification and Mitigation Plan</w:t>
       </w:r>
+      <w:bookmarkEnd w:id="25"/>
     </w:p>
     <w:p>
       <w:r>
@@ -6047,6 +6988,147 @@
     </w:lvl>
   </w:abstractNum>
   <w:abstractNum w:abstractNumId="4" w15:restartNumberingAfterBreak="0">
+    <w:nsid w:val="103E45E5"/>
+    <w:multiLevelType w:val="multilevel"/>
+    <w:tmpl w:val="779E4B42"/>
+    <w:lvl w:ilvl="0">
+      <w:start w:val="1"/>
+      <w:numFmt w:val="bullet"/>
+      <w:lvlText w:val=""/>
+      <w:lvlJc w:val="left"/>
+      <w:pPr>
+        <w:tabs>
+          <w:tab w:val="num" w:pos="360"/>
+        </w:tabs>
+        <w:ind w:left="360" w:hanging="360"/>
+      </w:pPr>
+      <w:rPr>
+        <w:rFonts w:ascii="Symbol" w:hAnsi="Symbol" w:hint="default"/>
+        <w:sz w:val="20"/>
+      </w:rPr>
+    </w:lvl>
+    <w:lvl w:ilvl="1">
+      <w:start w:val="1"/>
+      <w:numFmt w:val="bullet"/>
+      <w:lvlText w:val=""/>
+      <w:lvlJc w:val="left"/>
+      <w:pPr>
+        <w:ind w:left="502" w:hanging="360"/>
+      </w:pPr>
+      <w:rPr>
+        <w:rFonts w:ascii="Symbol" w:hAnsi="Symbol" w:hint="default"/>
+      </w:rPr>
+    </w:lvl>
+    <w:lvl w:ilvl="2">
+      <w:start w:val="1"/>
+      <w:numFmt w:val="bullet"/>
+      <w:lvlText w:val=""/>
+      <w:lvlJc w:val="left"/>
+      <w:pPr>
+        <w:ind w:left="360" w:hanging="360"/>
+      </w:pPr>
+      <w:rPr>
+        <w:rFonts w:ascii="Symbol" w:hAnsi="Symbol" w:hint="default"/>
+      </w:rPr>
+    </w:lvl>
+    <w:lvl w:ilvl="3">
+      <w:start w:val="1"/>
+      <w:numFmt w:val="bullet"/>
+      <w:lvlText w:val=""/>
+      <w:lvlJc w:val="left"/>
+      <w:pPr>
+        <w:tabs>
+          <w:tab w:val="num" w:pos="2520"/>
+        </w:tabs>
+        <w:ind w:left="2520" w:hanging="360"/>
+      </w:pPr>
+      <w:rPr>
+        <w:rFonts w:ascii="Wingdings" w:hAnsi="Wingdings" w:hint="default"/>
+        <w:sz w:val="20"/>
+      </w:rPr>
+    </w:lvl>
+    <w:lvl w:ilvl="4">
+      <w:start w:val="1"/>
+      <w:numFmt w:val="bullet"/>
+      <w:lvlText w:val=""/>
+      <w:lvlJc w:val="left"/>
+      <w:pPr>
+        <w:tabs>
+          <w:tab w:val="num" w:pos="3240"/>
+        </w:tabs>
+        <w:ind w:left="3240" w:hanging="360"/>
+      </w:pPr>
+      <w:rPr>
+        <w:rFonts w:ascii="Wingdings" w:hAnsi="Wingdings" w:hint="default"/>
+        <w:sz w:val="20"/>
+      </w:rPr>
+    </w:lvl>
+    <w:lvl w:ilvl="5">
+      <w:start w:val="1"/>
+      <w:numFmt w:val="bullet"/>
+      <w:lvlText w:val=""/>
+      <w:lvlJc w:val="left"/>
+      <w:pPr>
+        <w:tabs>
+          <w:tab w:val="num" w:pos="3960"/>
+        </w:tabs>
+        <w:ind w:left="3960" w:hanging="360"/>
+      </w:pPr>
+      <w:rPr>
+        <w:rFonts w:ascii="Wingdings" w:hAnsi="Wingdings" w:hint="default"/>
+        <w:sz w:val="20"/>
+      </w:rPr>
+    </w:lvl>
+    <w:lvl w:ilvl="6">
+      <w:start w:val="1"/>
+      <w:numFmt w:val="bullet"/>
+      <w:lvlText w:val=""/>
+      <w:lvlJc w:val="left"/>
+      <w:pPr>
+        <w:tabs>
+          <w:tab w:val="num" w:pos="4680"/>
+        </w:tabs>
+        <w:ind w:left="4680" w:hanging="360"/>
+      </w:pPr>
+      <w:rPr>
+        <w:rFonts w:ascii="Wingdings" w:hAnsi="Wingdings" w:hint="default"/>
+        <w:sz w:val="20"/>
+      </w:rPr>
+    </w:lvl>
+    <w:lvl w:ilvl="7">
+      <w:start w:val="1"/>
+      <w:numFmt w:val="bullet"/>
+      <w:lvlText w:val=""/>
+      <w:lvlJc w:val="left"/>
+      <w:pPr>
+        <w:tabs>
+          <w:tab w:val="num" w:pos="5400"/>
+        </w:tabs>
+        <w:ind w:left="5400" w:hanging="360"/>
+      </w:pPr>
+      <w:rPr>
+        <w:rFonts w:ascii="Wingdings" w:hAnsi="Wingdings" w:hint="default"/>
+        <w:sz w:val="20"/>
+      </w:rPr>
+    </w:lvl>
+    <w:lvl w:ilvl="8">
+      <w:start w:val="1"/>
+      <w:numFmt w:val="bullet"/>
+      <w:lvlText w:val=""/>
+      <w:lvlJc w:val="left"/>
+      <w:pPr>
+        <w:tabs>
+          <w:tab w:val="num" w:pos="6120"/>
+        </w:tabs>
+        <w:ind w:left="6120" w:hanging="360"/>
+      </w:pPr>
+      <w:rPr>
+        <w:rFonts w:ascii="Wingdings" w:hAnsi="Wingdings" w:hint="default"/>
+        <w:sz w:val="20"/>
+      </w:rPr>
+    </w:lvl>
+  </w:abstractNum>
+  <w:abstractNum w:abstractNumId="5" w15:restartNumberingAfterBreak="0">
     <w:nsid w:val="10E3077F"/>
     <w:multiLevelType w:val="hybridMultilevel"/>
     <w:tmpl w:val="985A415C"/>
@@ -6159,7 +7241,269 @@
       </w:rPr>
     </w:lvl>
   </w:abstractNum>
-  <w:abstractNum w:abstractNumId="5" w15:restartNumberingAfterBreak="0">
+  <w:abstractNum w:abstractNumId="6" w15:restartNumberingAfterBreak="0">
+    <w:nsid w:val="14745E80"/>
+    <w:multiLevelType w:val="hybridMultilevel"/>
+    <w:tmpl w:val="823CB574"/>
+    <w:lvl w:ilvl="0" w:tplc="0C090001">
+      <w:start w:val="1"/>
+      <w:numFmt w:val="bullet"/>
+      <w:lvlText w:val=""/>
+      <w:lvlJc w:val="left"/>
+      <w:pPr>
+        <w:ind w:left="360" w:hanging="360"/>
+      </w:pPr>
+      <w:rPr>
+        <w:rFonts w:ascii="Symbol" w:hAnsi="Symbol" w:hint="default"/>
+      </w:rPr>
+    </w:lvl>
+    <w:lvl w:ilvl="1" w:tplc="0C090003" w:tentative="1">
+      <w:start w:val="1"/>
+      <w:numFmt w:val="bullet"/>
+      <w:lvlText w:val="o"/>
+      <w:lvlJc w:val="left"/>
+      <w:pPr>
+        <w:ind w:left="1080" w:hanging="360"/>
+      </w:pPr>
+      <w:rPr>
+        <w:rFonts w:ascii="Courier New" w:hAnsi="Courier New" w:cs="Courier New" w:hint="default"/>
+      </w:rPr>
+    </w:lvl>
+    <w:lvl w:ilvl="2" w:tplc="0C090005" w:tentative="1">
+      <w:start w:val="1"/>
+      <w:numFmt w:val="bullet"/>
+      <w:lvlText w:val=""/>
+      <w:lvlJc w:val="left"/>
+      <w:pPr>
+        <w:ind w:left="1800" w:hanging="360"/>
+      </w:pPr>
+      <w:rPr>
+        <w:rFonts w:ascii="Wingdings" w:hAnsi="Wingdings" w:hint="default"/>
+      </w:rPr>
+    </w:lvl>
+    <w:lvl w:ilvl="3" w:tplc="0C090001" w:tentative="1">
+      <w:start w:val="1"/>
+      <w:numFmt w:val="bullet"/>
+      <w:lvlText w:val=""/>
+      <w:lvlJc w:val="left"/>
+      <w:pPr>
+        <w:ind w:left="2520" w:hanging="360"/>
+      </w:pPr>
+      <w:rPr>
+        <w:rFonts w:ascii="Symbol" w:hAnsi="Symbol" w:hint="default"/>
+      </w:rPr>
+    </w:lvl>
+    <w:lvl w:ilvl="4" w:tplc="0C090003" w:tentative="1">
+      <w:start w:val="1"/>
+      <w:numFmt w:val="bullet"/>
+      <w:lvlText w:val="o"/>
+      <w:lvlJc w:val="left"/>
+      <w:pPr>
+        <w:ind w:left="3240" w:hanging="360"/>
+      </w:pPr>
+      <w:rPr>
+        <w:rFonts w:ascii="Courier New" w:hAnsi="Courier New" w:cs="Courier New" w:hint="default"/>
+      </w:rPr>
+    </w:lvl>
+    <w:lvl w:ilvl="5" w:tplc="0C090005" w:tentative="1">
+      <w:start w:val="1"/>
+      <w:numFmt w:val="bullet"/>
+      <w:lvlText w:val=""/>
+      <w:lvlJc w:val="left"/>
+      <w:pPr>
+        <w:ind w:left="3960" w:hanging="360"/>
+      </w:pPr>
+      <w:rPr>
+        <w:rFonts w:ascii="Wingdings" w:hAnsi="Wingdings" w:hint="default"/>
+      </w:rPr>
+    </w:lvl>
+    <w:lvl w:ilvl="6" w:tplc="0C090001" w:tentative="1">
+      <w:start w:val="1"/>
+      <w:numFmt w:val="bullet"/>
+      <w:lvlText w:val=""/>
+      <w:lvlJc w:val="left"/>
+      <w:pPr>
+        <w:ind w:left="4680" w:hanging="360"/>
+      </w:pPr>
+      <w:rPr>
+        <w:rFonts w:ascii="Symbol" w:hAnsi="Symbol" w:hint="default"/>
+      </w:rPr>
+    </w:lvl>
+    <w:lvl w:ilvl="7" w:tplc="0C090003" w:tentative="1">
+      <w:start w:val="1"/>
+      <w:numFmt w:val="bullet"/>
+      <w:lvlText w:val="o"/>
+      <w:lvlJc w:val="left"/>
+      <w:pPr>
+        <w:ind w:left="5400" w:hanging="360"/>
+      </w:pPr>
+      <w:rPr>
+        <w:rFonts w:ascii="Courier New" w:hAnsi="Courier New" w:cs="Courier New" w:hint="default"/>
+      </w:rPr>
+    </w:lvl>
+    <w:lvl w:ilvl="8" w:tplc="0C090005" w:tentative="1">
+      <w:start w:val="1"/>
+      <w:numFmt w:val="bullet"/>
+      <w:lvlText w:val=""/>
+      <w:lvlJc w:val="left"/>
+      <w:pPr>
+        <w:ind w:left="6120" w:hanging="360"/>
+      </w:pPr>
+      <w:rPr>
+        <w:rFonts w:ascii="Wingdings" w:hAnsi="Wingdings" w:hint="default"/>
+      </w:rPr>
+    </w:lvl>
+  </w:abstractNum>
+  <w:abstractNum w:abstractNumId="7" w15:restartNumberingAfterBreak="0">
+    <w:nsid w:val="15AE683B"/>
+    <w:multiLevelType w:val="multilevel"/>
+    <w:tmpl w:val="EA02FB30"/>
+    <w:lvl w:ilvl="0">
+      <w:start w:val="1"/>
+      <w:numFmt w:val="bullet"/>
+      <w:lvlText w:val=""/>
+      <w:lvlJc w:val="left"/>
+      <w:pPr>
+        <w:tabs>
+          <w:tab w:val="num" w:pos="360"/>
+        </w:tabs>
+        <w:ind w:left="360" w:hanging="360"/>
+      </w:pPr>
+      <w:rPr>
+        <w:rFonts w:ascii="Symbol" w:hAnsi="Symbol" w:hint="default"/>
+        <w:sz w:val="20"/>
+      </w:rPr>
+    </w:lvl>
+    <w:lvl w:ilvl="1">
+      <w:start w:val="1"/>
+      <w:numFmt w:val="bullet"/>
+      <w:lvlText w:val="o"/>
+      <w:lvlJc w:val="left"/>
+      <w:pPr>
+        <w:tabs>
+          <w:tab w:val="num" w:pos="1080"/>
+        </w:tabs>
+        <w:ind w:left="1080" w:hanging="360"/>
+      </w:pPr>
+      <w:rPr>
+        <w:rFonts w:ascii="Courier New" w:hAnsi="Courier New" w:cs="Times New Roman" w:hint="default"/>
+        <w:sz w:val="20"/>
+      </w:rPr>
+    </w:lvl>
+    <w:lvl w:ilvl="2">
+      <w:start w:val="1"/>
+      <w:numFmt w:val="bullet"/>
+      <w:lvlText w:val=""/>
+      <w:lvlJc w:val="left"/>
+      <w:pPr>
+        <w:tabs>
+          <w:tab w:val="num" w:pos="1800"/>
+        </w:tabs>
+        <w:ind w:left="1800" w:hanging="360"/>
+      </w:pPr>
+      <w:rPr>
+        <w:rFonts w:ascii="Wingdings" w:hAnsi="Wingdings" w:hint="default"/>
+        <w:sz w:val="20"/>
+      </w:rPr>
+    </w:lvl>
+    <w:lvl w:ilvl="3">
+      <w:start w:val="1"/>
+      <w:numFmt w:val="bullet"/>
+      <w:lvlText w:val=""/>
+      <w:lvlJc w:val="left"/>
+      <w:pPr>
+        <w:tabs>
+          <w:tab w:val="num" w:pos="2520"/>
+        </w:tabs>
+        <w:ind w:left="2520" w:hanging="360"/>
+      </w:pPr>
+      <w:rPr>
+        <w:rFonts w:ascii="Wingdings" w:hAnsi="Wingdings" w:hint="default"/>
+        <w:sz w:val="20"/>
+      </w:rPr>
+    </w:lvl>
+    <w:lvl w:ilvl="4">
+      <w:start w:val="1"/>
+      <w:numFmt w:val="bullet"/>
+      <w:lvlText w:val=""/>
+      <w:lvlJc w:val="left"/>
+      <w:pPr>
+        <w:tabs>
+          <w:tab w:val="num" w:pos="3240"/>
+        </w:tabs>
+        <w:ind w:left="3240" w:hanging="360"/>
+      </w:pPr>
+      <w:rPr>
+        <w:rFonts w:ascii="Wingdings" w:hAnsi="Wingdings" w:hint="default"/>
+        <w:sz w:val="20"/>
+      </w:rPr>
+    </w:lvl>
+    <w:lvl w:ilvl="5">
+      <w:start w:val="1"/>
+      <w:numFmt w:val="bullet"/>
+      <w:lvlText w:val=""/>
+      <w:lvlJc w:val="left"/>
+      <w:pPr>
+        <w:tabs>
+          <w:tab w:val="num" w:pos="3960"/>
+        </w:tabs>
+        <w:ind w:left="3960" w:hanging="360"/>
+      </w:pPr>
+      <w:rPr>
+        <w:rFonts w:ascii="Wingdings" w:hAnsi="Wingdings" w:hint="default"/>
+        <w:sz w:val="20"/>
+      </w:rPr>
+    </w:lvl>
+    <w:lvl w:ilvl="6">
+      <w:start w:val="1"/>
+      <w:numFmt w:val="bullet"/>
+      <w:lvlText w:val=""/>
+      <w:lvlJc w:val="left"/>
+      <w:pPr>
+        <w:tabs>
+          <w:tab w:val="num" w:pos="4680"/>
+        </w:tabs>
+        <w:ind w:left="4680" w:hanging="360"/>
+      </w:pPr>
+      <w:rPr>
+        <w:rFonts w:ascii="Wingdings" w:hAnsi="Wingdings" w:hint="default"/>
+        <w:sz w:val="20"/>
+      </w:rPr>
+    </w:lvl>
+    <w:lvl w:ilvl="7">
+      <w:start w:val="1"/>
+      <w:numFmt w:val="bullet"/>
+      <w:lvlText w:val=""/>
+      <w:lvlJc w:val="left"/>
+      <w:pPr>
+        <w:tabs>
+          <w:tab w:val="num" w:pos="5400"/>
+        </w:tabs>
+        <w:ind w:left="5400" w:hanging="360"/>
+      </w:pPr>
+      <w:rPr>
+        <w:rFonts w:ascii="Wingdings" w:hAnsi="Wingdings" w:hint="default"/>
+        <w:sz w:val="20"/>
+      </w:rPr>
+    </w:lvl>
+    <w:lvl w:ilvl="8">
+      <w:start w:val="1"/>
+      <w:numFmt w:val="bullet"/>
+      <w:lvlText w:val=""/>
+      <w:lvlJc w:val="left"/>
+      <w:pPr>
+        <w:tabs>
+          <w:tab w:val="num" w:pos="6120"/>
+        </w:tabs>
+        <w:ind w:left="6120" w:hanging="360"/>
+      </w:pPr>
+      <w:rPr>
+        <w:rFonts w:ascii="Wingdings" w:hAnsi="Wingdings" w:hint="default"/>
+        <w:sz w:val="20"/>
+      </w:rPr>
+    </w:lvl>
+  </w:abstractNum>
+  <w:abstractNum w:abstractNumId="8" w15:restartNumberingAfterBreak="0">
     <w:nsid w:val="27994FEF"/>
     <w:multiLevelType w:val="hybridMultilevel"/>
     <w:tmpl w:val="B63A56FE"/>
@@ -6272,7 +7616,378 @@
       </w:rPr>
     </w:lvl>
   </w:abstractNum>
-  <w:abstractNum w:abstractNumId="6" w15:restartNumberingAfterBreak="0">
+  <w:abstractNum w:abstractNumId="9" w15:restartNumberingAfterBreak="0">
+    <w:nsid w:val="29F41FDD"/>
+    <w:multiLevelType w:val="hybridMultilevel"/>
+    <w:tmpl w:val="2DA454F6"/>
+    <w:lvl w:ilvl="0" w:tplc="0C090001">
+      <w:start w:val="1"/>
+      <w:numFmt w:val="bullet"/>
+      <w:lvlText w:val=""/>
+      <w:lvlJc w:val="left"/>
+      <w:pPr>
+        <w:ind w:left="720" w:hanging="360"/>
+      </w:pPr>
+      <w:rPr>
+        <w:rFonts w:ascii="Symbol" w:hAnsi="Symbol" w:hint="default"/>
+      </w:rPr>
+    </w:lvl>
+    <w:lvl w:ilvl="1" w:tplc="0C090003" w:tentative="1">
+      <w:start w:val="1"/>
+      <w:numFmt w:val="bullet"/>
+      <w:lvlText w:val="o"/>
+      <w:lvlJc w:val="left"/>
+      <w:pPr>
+        <w:ind w:left="1440" w:hanging="360"/>
+      </w:pPr>
+      <w:rPr>
+        <w:rFonts w:ascii="Courier New" w:hAnsi="Courier New" w:cs="Courier New" w:hint="default"/>
+      </w:rPr>
+    </w:lvl>
+    <w:lvl w:ilvl="2" w:tplc="0C090005" w:tentative="1">
+      <w:start w:val="1"/>
+      <w:numFmt w:val="bullet"/>
+      <w:lvlText w:val=""/>
+      <w:lvlJc w:val="left"/>
+      <w:pPr>
+        <w:ind w:left="2160" w:hanging="360"/>
+      </w:pPr>
+      <w:rPr>
+        <w:rFonts w:ascii="Wingdings" w:hAnsi="Wingdings" w:hint="default"/>
+      </w:rPr>
+    </w:lvl>
+    <w:lvl w:ilvl="3" w:tplc="0C090001" w:tentative="1">
+      <w:start w:val="1"/>
+      <w:numFmt w:val="bullet"/>
+      <w:lvlText w:val=""/>
+      <w:lvlJc w:val="left"/>
+      <w:pPr>
+        <w:ind w:left="2880" w:hanging="360"/>
+      </w:pPr>
+      <w:rPr>
+        <w:rFonts w:ascii="Symbol" w:hAnsi="Symbol" w:hint="default"/>
+      </w:rPr>
+    </w:lvl>
+    <w:lvl w:ilvl="4" w:tplc="0C090003" w:tentative="1">
+      <w:start w:val="1"/>
+      <w:numFmt w:val="bullet"/>
+      <w:lvlText w:val="o"/>
+      <w:lvlJc w:val="left"/>
+      <w:pPr>
+        <w:ind w:left="3600" w:hanging="360"/>
+      </w:pPr>
+      <w:rPr>
+        <w:rFonts w:ascii="Courier New" w:hAnsi="Courier New" w:cs="Courier New" w:hint="default"/>
+      </w:rPr>
+    </w:lvl>
+    <w:lvl w:ilvl="5" w:tplc="0C090005" w:tentative="1">
+      <w:start w:val="1"/>
+      <w:numFmt w:val="bullet"/>
+      <w:lvlText w:val=""/>
+      <w:lvlJc w:val="left"/>
+      <w:pPr>
+        <w:ind w:left="4320" w:hanging="360"/>
+      </w:pPr>
+      <w:rPr>
+        <w:rFonts w:ascii="Wingdings" w:hAnsi="Wingdings" w:hint="default"/>
+      </w:rPr>
+    </w:lvl>
+    <w:lvl w:ilvl="6" w:tplc="0C090001" w:tentative="1">
+      <w:start w:val="1"/>
+      <w:numFmt w:val="bullet"/>
+      <w:lvlText w:val=""/>
+      <w:lvlJc w:val="left"/>
+      <w:pPr>
+        <w:ind w:left="5040" w:hanging="360"/>
+      </w:pPr>
+      <w:rPr>
+        <w:rFonts w:ascii="Symbol" w:hAnsi="Symbol" w:hint="default"/>
+      </w:rPr>
+    </w:lvl>
+    <w:lvl w:ilvl="7" w:tplc="0C090003" w:tentative="1">
+      <w:start w:val="1"/>
+      <w:numFmt w:val="bullet"/>
+      <w:lvlText w:val="o"/>
+      <w:lvlJc w:val="left"/>
+      <w:pPr>
+        <w:ind w:left="5760" w:hanging="360"/>
+      </w:pPr>
+      <w:rPr>
+        <w:rFonts w:ascii="Courier New" w:hAnsi="Courier New" w:cs="Courier New" w:hint="default"/>
+      </w:rPr>
+    </w:lvl>
+    <w:lvl w:ilvl="8" w:tplc="0C090005" w:tentative="1">
+      <w:start w:val="1"/>
+      <w:numFmt w:val="bullet"/>
+      <w:lvlText w:val=""/>
+      <w:lvlJc w:val="left"/>
+      <w:pPr>
+        <w:ind w:left="6480" w:hanging="360"/>
+      </w:pPr>
+      <w:rPr>
+        <w:rFonts w:ascii="Wingdings" w:hAnsi="Wingdings" w:hint="default"/>
+      </w:rPr>
+    </w:lvl>
+  </w:abstractNum>
+  <w:abstractNum w:abstractNumId="10" w15:restartNumberingAfterBreak="0">
+    <w:nsid w:val="2B7C7454"/>
+    <w:multiLevelType w:val="hybridMultilevel"/>
+    <w:tmpl w:val="0ADCE30C"/>
+    <w:lvl w:ilvl="0" w:tplc="0C090001">
+      <w:start w:val="1"/>
+      <w:numFmt w:val="bullet"/>
+      <w:lvlText w:val=""/>
+      <w:lvlJc w:val="left"/>
+      <w:pPr>
+        <w:ind w:left="720" w:hanging="360"/>
+      </w:pPr>
+      <w:rPr>
+        <w:rFonts w:ascii="Symbol" w:hAnsi="Symbol" w:hint="default"/>
+      </w:rPr>
+    </w:lvl>
+    <w:lvl w:ilvl="1" w:tplc="0C090003" w:tentative="1">
+      <w:start w:val="1"/>
+      <w:numFmt w:val="bullet"/>
+      <w:lvlText w:val="o"/>
+      <w:lvlJc w:val="left"/>
+      <w:pPr>
+        <w:ind w:left="1440" w:hanging="360"/>
+      </w:pPr>
+      <w:rPr>
+        <w:rFonts w:ascii="Courier New" w:hAnsi="Courier New" w:cs="Courier New" w:hint="default"/>
+      </w:rPr>
+    </w:lvl>
+    <w:lvl w:ilvl="2" w:tplc="0C090005" w:tentative="1">
+      <w:start w:val="1"/>
+      <w:numFmt w:val="bullet"/>
+      <w:lvlText w:val=""/>
+      <w:lvlJc w:val="left"/>
+      <w:pPr>
+        <w:ind w:left="2160" w:hanging="360"/>
+      </w:pPr>
+      <w:rPr>
+        <w:rFonts w:ascii="Wingdings" w:hAnsi="Wingdings" w:hint="default"/>
+      </w:rPr>
+    </w:lvl>
+    <w:lvl w:ilvl="3" w:tplc="0C090001" w:tentative="1">
+      <w:start w:val="1"/>
+      <w:numFmt w:val="bullet"/>
+      <w:lvlText w:val=""/>
+      <w:lvlJc w:val="left"/>
+      <w:pPr>
+        <w:ind w:left="2880" w:hanging="360"/>
+      </w:pPr>
+      <w:rPr>
+        <w:rFonts w:ascii="Symbol" w:hAnsi="Symbol" w:hint="default"/>
+      </w:rPr>
+    </w:lvl>
+    <w:lvl w:ilvl="4" w:tplc="0C090003" w:tentative="1">
+      <w:start w:val="1"/>
+      <w:numFmt w:val="bullet"/>
+      <w:lvlText w:val="o"/>
+      <w:lvlJc w:val="left"/>
+      <w:pPr>
+        <w:ind w:left="3600" w:hanging="360"/>
+      </w:pPr>
+      <w:rPr>
+        <w:rFonts w:ascii="Courier New" w:hAnsi="Courier New" w:cs="Courier New" w:hint="default"/>
+      </w:rPr>
+    </w:lvl>
+    <w:lvl w:ilvl="5" w:tplc="0C090005" w:tentative="1">
+      <w:start w:val="1"/>
+      <w:numFmt w:val="bullet"/>
+      <w:lvlText w:val=""/>
+      <w:lvlJc w:val="left"/>
+      <w:pPr>
+        <w:ind w:left="4320" w:hanging="360"/>
+      </w:pPr>
+      <w:rPr>
+        <w:rFonts w:ascii="Wingdings" w:hAnsi="Wingdings" w:hint="default"/>
+      </w:rPr>
+    </w:lvl>
+    <w:lvl w:ilvl="6" w:tplc="0C090001" w:tentative="1">
+      <w:start w:val="1"/>
+      <w:numFmt w:val="bullet"/>
+      <w:lvlText w:val=""/>
+      <w:lvlJc w:val="left"/>
+      <w:pPr>
+        <w:ind w:left="5040" w:hanging="360"/>
+      </w:pPr>
+      <w:rPr>
+        <w:rFonts w:ascii="Symbol" w:hAnsi="Symbol" w:hint="default"/>
+      </w:rPr>
+    </w:lvl>
+    <w:lvl w:ilvl="7" w:tplc="0C090003" w:tentative="1">
+      <w:start w:val="1"/>
+      <w:numFmt w:val="bullet"/>
+      <w:lvlText w:val="o"/>
+      <w:lvlJc w:val="left"/>
+      <w:pPr>
+        <w:ind w:left="5760" w:hanging="360"/>
+      </w:pPr>
+      <w:rPr>
+        <w:rFonts w:ascii="Courier New" w:hAnsi="Courier New" w:cs="Courier New" w:hint="default"/>
+      </w:rPr>
+    </w:lvl>
+    <w:lvl w:ilvl="8" w:tplc="0C090005" w:tentative="1">
+      <w:start w:val="1"/>
+      <w:numFmt w:val="bullet"/>
+      <w:lvlText w:val=""/>
+      <w:lvlJc w:val="left"/>
+      <w:pPr>
+        <w:ind w:left="6480" w:hanging="360"/>
+      </w:pPr>
+      <w:rPr>
+        <w:rFonts w:ascii="Wingdings" w:hAnsi="Wingdings" w:hint="default"/>
+      </w:rPr>
+    </w:lvl>
+  </w:abstractNum>
+  <w:abstractNum w:abstractNumId="11" w15:restartNumberingAfterBreak="0">
+    <w:nsid w:val="3A156E6B"/>
+    <w:multiLevelType w:val="multilevel"/>
+    <w:tmpl w:val="B5040C48"/>
+    <w:lvl w:ilvl="0">
+      <w:start w:val="1"/>
+      <w:numFmt w:val="bullet"/>
+      <w:lvlText w:val=""/>
+      <w:lvlJc w:val="left"/>
+      <w:pPr>
+        <w:tabs>
+          <w:tab w:val="num" w:pos="360"/>
+        </w:tabs>
+        <w:ind w:left="360" w:hanging="360"/>
+      </w:pPr>
+      <w:rPr>
+        <w:rFonts w:ascii="Symbol" w:hAnsi="Symbol" w:hint="default"/>
+        <w:sz w:val="20"/>
+      </w:rPr>
+    </w:lvl>
+    <w:lvl w:ilvl="1">
+      <w:start w:val="1"/>
+      <w:numFmt w:val="bullet"/>
+      <w:lvlText w:val=""/>
+      <w:lvlJc w:val="left"/>
+      <w:pPr>
+        <w:ind w:left="502" w:hanging="360"/>
+      </w:pPr>
+      <w:rPr>
+        <w:rFonts w:ascii="Symbol" w:hAnsi="Symbol" w:hint="default"/>
+      </w:rPr>
+    </w:lvl>
+    <w:lvl w:ilvl="2">
+      <w:start w:val="1"/>
+      <w:numFmt w:val="bullet"/>
+      <w:lvlText w:val=""/>
+      <w:lvlJc w:val="left"/>
+      <w:pPr>
+        <w:tabs>
+          <w:tab w:val="num" w:pos="1800"/>
+        </w:tabs>
+        <w:ind w:left="1800" w:hanging="360"/>
+      </w:pPr>
+      <w:rPr>
+        <w:rFonts w:ascii="Wingdings" w:hAnsi="Wingdings" w:hint="default"/>
+        <w:sz w:val="20"/>
+      </w:rPr>
+    </w:lvl>
+    <w:lvl w:ilvl="3">
+      <w:start w:val="1"/>
+      <w:numFmt w:val="bullet"/>
+      <w:lvlText w:val=""/>
+      <w:lvlJc w:val="left"/>
+      <w:pPr>
+        <w:tabs>
+          <w:tab w:val="num" w:pos="2520"/>
+        </w:tabs>
+        <w:ind w:left="2520" w:hanging="360"/>
+      </w:pPr>
+      <w:rPr>
+        <w:rFonts w:ascii="Wingdings" w:hAnsi="Wingdings" w:hint="default"/>
+        <w:sz w:val="20"/>
+      </w:rPr>
+    </w:lvl>
+    <w:lvl w:ilvl="4">
+      <w:start w:val="1"/>
+      <w:numFmt w:val="bullet"/>
+      <w:lvlText w:val=""/>
+      <w:lvlJc w:val="left"/>
+      <w:pPr>
+        <w:tabs>
+          <w:tab w:val="num" w:pos="3240"/>
+        </w:tabs>
+        <w:ind w:left="3240" w:hanging="360"/>
+      </w:pPr>
+      <w:rPr>
+        <w:rFonts w:ascii="Wingdings" w:hAnsi="Wingdings" w:hint="default"/>
+        <w:sz w:val="20"/>
+      </w:rPr>
+    </w:lvl>
+    <w:lvl w:ilvl="5">
+      <w:start w:val="1"/>
+      <w:numFmt w:val="bullet"/>
+      <w:lvlText w:val=""/>
+      <w:lvlJc w:val="left"/>
+      <w:pPr>
+        <w:tabs>
+          <w:tab w:val="num" w:pos="3960"/>
+        </w:tabs>
+        <w:ind w:left="3960" w:hanging="360"/>
+      </w:pPr>
+      <w:rPr>
+        <w:rFonts w:ascii="Wingdings" w:hAnsi="Wingdings" w:hint="default"/>
+        <w:sz w:val="20"/>
+      </w:rPr>
+    </w:lvl>
+    <w:lvl w:ilvl="6">
+      <w:start w:val="1"/>
+      <w:numFmt w:val="bullet"/>
+      <w:lvlText w:val=""/>
+      <w:lvlJc w:val="left"/>
+      <w:pPr>
+        <w:tabs>
+          <w:tab w:val="num" w:pos="4680"/>
+        </w:tabs>
+        <w:ind w:left="4680" w:hanging="360"/>
+      </w:pPr>
+      <w:rPr>
+        <w:rFonts w:ascii="Wingdings" w:hAnsi="Wingdings" w:hint="default"/>
+        <w:sz w:val="20"/>
+      </w:rPr>
+    </w:lvl>
+    <w:lvl w:ilvl="7">
+      <w:start w:val="1"/>
+      <w:numFmt w:val="bullet"/>
+      <w:lvlText w:val=""/>
+      <w:lvlJc w:val="left"/>
+      <w:pPr>
+        <w:tabs>
+          <w:tab w:val="num" w:pos="5400"/>
+        </w:tabs>
+        <w:ind w:left="5400" w:hanging="360"/>
+      </w:pPr>
+      <w:rPr>
+        <w:rFonts w:ascii="Wingdings" w:hAnsi="Wingdings" w:hint="default"/>
+        <w:sz w:val="20"/>
+      </w:rPr>
+    </w:lvl>
+    <w:lvl w:ilvl="8">
+      <w:start w:val="1"/>
+      <w:numFmt w:val="bullet"/>
+      <w:lvlText w:val=""/>
+      <w:lvlJc w:val="left"/>
+      <w:pPr>
+        <w:tabs>
+          <w:tab w:val="num" w:pos="6120"/>
+        </w:tabs>
+        <w:ind w:left="6120" w:hanging="360"/>
+      </w:pPr>
+      <w:rPr>
+        <w:rFonts w:ascii="Wingdings" w:hAnsi="Wingdings" w:hint="default"/>
+        <w:sz w:val="20"/>
+      </w:rPr>
+    </w:lvl>
+  </w:abstractNum>
+  <w:abstractNum w:abstractNumId="12" w15:restartNumberingAfterBreak="0">
     <w:nsid w:val="3B352DB5"/>
     <w:multiLevelType w:val="hybridMultilevel"/>
     <w:tmpl w:val="5F42F0F4"/>
@@ -6385,7 +8100,7 @@
       </w:rPr>
     </w:lvl>
   </w:abstractNum>
-  <w:abstractNum w:abstractNumId="7" w15:restartNumberingAfterBreak="0">
+  <w:abstractNum w:abstractNumId="13" w15:restartNumberingAfterBreak="0">
     <w:nsid w:val="40FA7012"/>
     <w:multiLevelType w:val="hybridMultilevel"/>
     <w:tmpl w:val="4BC2C186"/>
@@ -6498,7 +8213,7 @@
       </w:rPr>
     </w:lvl>
   </w:abstractNum>
-  <w:abstractNum w:abstractNumId="8" w15:restartNumberingAfterBreak="0">
+  <w:abstractNum w:abstractNumId="14" w15:restartNumberingAfterBreak="0">
     <w:nsid w:val="457A1E29"/>
     <w:multiLevelType w:val="hybridMultilevel"/>
     <w:tmpl w:val="64465D2C"/>
@@ -6611,7 +8326,7 @@
       </w:rPr>
     </w:lvl>
   </w:abstractNum>
-  <w:abstractNum w:abstractNumId="9" w15:restartNumberingAfterBreak="0">
+  <w:abstractNum w:abstractNumId="15" w15:restartNumberingAfterBreak="0">
     <w:nsid w:val="47566018"/>
     <w:multiLevelType w:val="hybridMultilevel"/>
     <w:tmpl w:val="A2D4318A"/>
@@ -6724,7 +8439,233 @@
       </w:rPr>
     </w:lvl>
   </w:abstractNum>
-  <w:abstractNum w:abstractNumId="10" w15:restartNumberingAfterBreak="0">
+  <w:abstractNum w:abstractNumId="16" w15:restartNumberingAfterBreak="0">
+    <w:nsid w:val="47926C51"/>
+    <w:multiLevelType w:val="hybridMultilevel"/>
+    <w:tmpl w:val="5A7CAAAC"/>
+    <w:lvl w:ilvl="0" w:tplc="0C090001">
+      <w:start w:val="1"/>
+      <w:numFmt w:val="bullet"/>
+      <w:lvlText w:val=""/>
+      <w:lvlJc w:val="left"/>
+      <w:pPr>
+        <w:ind w:left="720" w:hanging="360"/>
+      </w:pPr>
+      <w:rPr>
+        <w:rFonts w:ascii="Symbol" w:hAnsi="Symbol" w:hint="default"/>
+      </w:rPr>
+    </w:lvl>
+    <w:lvl w:ilvl="1" w:tplc="0C090003" w:tentative="1">
+      <w:start w:val="1"/>
+      <w:numFmt w:val="bullet"/>
+      <w:lvlText w:val="o"/>
+      <w:lvlJc w:val="left"/>
+      <w:pPr>
+        <w:ind w:left="1440" w:hanging="360"/>
+      </w:pPr>
+      <w:rPr>
+        <w:rFonts w:ascii="Courier New" w:hAnsi="Courier New" w:cs="Courier New" w:hint="default"/>
+      </w:rPr>
+    </w:lvl>
+    <w:lvl w:ilvl="2" w:tplc="0C090005" w:tentative="1">
+      <w:start w:val="1"/>
+      <w:numFmt w:val="bullet"/>
+      <w:lvlText w:val=""/>
+      <w:lvlJc w:val="left"/>
+      <w:pPr>
+        <w:ind w:left="2160" w:hanging="360"/>
+      </w:pPr>
+      <w:rPr>
+        <w:rFonts w:ascii="Wingdings" w:hAnsi="Wingdings" w:hint="default"/>
+      </w:rPr>
+    </w:lvl>
+    <w:lvl w:ilvl="3" w:tplc="0C090001" w:tentative="1">
+      <w:start w:val="1"/>
+      <w:numFmt w:val="bullet"/>
+      <w:lvlText w:val=""/>
+      <w:lvlJc w:val="left"/>
+      <w:pPr>
+        <w:ind w:left="2880" w:hanging="360"/>
+      </w:pPr>
+      <w:rPr>
+        <w:rFonts w:ascii="Symbol" w:hAnsi="Symbol" w:hint="default"/>
+      </w:rPr>
+    </w:lvl>
+    <w:lvl w:ilvl="4" w:tplc="0C090003" w:tentative="1">
+      <w:start w:val="1"/>
+      <w:numFmt w:val="bullet"/>
+      <w:lvlText w:val="o"/>
+      <w:lvlJc w:val="left"/>
+      <w:pPr>
+        <w:ind w:left="3600" w:hanging="360"/>
+      </w:pPr>
+      <w:rPr>
+        <w:rFonts w:ascii="Courier New" w:hAnsi="Courier New" w:cs="Courier New" w:hint="default"/>
+      </w:rPr>
+    </w:lvl>
+    <w:lvl w:ilvl="5" w:tplc="0C090005" w:tentative="1">
+      <w:start w:val="1"/>
+      <w:numFmt w:val="bullet"/>
+      <w:lvlText w:val=""/>
+      <w:lvlJc w:val="left"/>
+      <w:pPr>
+        <w:ind w:left="4320" w:hanging="360"/>
+      </w:pPr>
+      <w:rPr>
+        <w:rFonts w:ascii="Wingdings" w:hAnsi="Wingdings" w:hint="default"/>
+      </w:rPr>
+    </w:lvl>
+    <w:lvl w:ilvl="6" w:tplc="0C090001" w:tentative="1">
+      <w:start w:val="1"/>
+      <w:numFmt w:val="bullet"/>
+      <w:lvlText w:val=""/>
+      <w:lvlJc w:val="left"/>
+      <w:pPr>
+        <w:ind w:left="5040" w:hanging="360"/>
+      </w:pPr>
+      <w:rPr>
+        <w:rFonts w:ascii="Symbol" w:hAnsi="Symbol" w:hint="default"/>
+      </w:rPr>
+    </w:lvl>
+    <w:lvl w:ilvl="7" w:tplc="0C090003" w:tentative="1">
+      <w:start w:val="1"/>
+      <w:numFmt w:val="bullet"/>
+      <w:lvlText w:val="o"/>
+      <w:lvlJc w:val="left"/>
+      <w:pPr>
+        <w:ind w:left="5760" w:hanging="360"/>
+      </w:pPr>
+      <w:rPr>
+        <w:rFonts w:ascii="Courier New" w:hAnsi="Courier New" w:cs="Courier New" w:hint="default"/>
+      </w:rPr>
+    </w:lvl>
+    <w:lvl w:ilvl="8" w:tplc="0C090005" w:tentative="1">
+      <w:start w:val="1"/>
+      <w:numFmt w:val="bullet"/>
+      <w:lvlText w:val=""/>
+      <w:lvlJc w:val="left"/>
+      <w:pPr>
+        <w:ind w:left="6480" w:hanging="360"/>
+      </w:pPr>
+      <w:rPr>
+        <w:rFonts w:ascii="Wingdings" w:hAnsi="Wingdings" w:hint="default"/>
+      </w:rPr>
+    </w:lvl>
+  </w:abstractNum>
+  <w:abstractNum w:abstractNumId="17" w15:restartNumberingAfterBreak="0">
+    <w:nsid w:val="4D545147"/>
+    <w:multiLevelType w:val="hybridMultilevel"/>
+    <w:tmpl w:val="BA8ACE7E"/>
+    <w:lvl w:ilvl="0" w:tplc="0C090001">
+      <w:start w:val="1"/>
+      <w:numFmt w:val="bullet"/>
+      <w:lvlText w:val=""/>
+      <w:lvlJc w:val="left"/>
+      <w:pPr>
+        <w:ind w:left="502" w:hanging="360"/>
+      </w:pPr>
+      <w:rPr>
+        <w:rFonts w:ascii="Symbol" w:hAnsi="Symbol" w:hint="default"/>
+      </w:rPr>
+    </w:lvl>
+    <w:lvl w:ilvl="1" w:tplc="0C090003">
+      <w:start w:val="1"/>
+      <w:numFmt w:val="bullet"/>
+      <w:lvlText w:val="o"/>
+      <w:lvlJc w:val="left"/>
+      <w:pPr>
+        <w:ind w:left="1222" w:hanging="360"/>
+      </w:pPr>
+      <w:rPr>
+        <w:rFonts w:ascii="Courier New" w:hAnsi="Courier New" w:cs="Courier New" w:hint="default"/>
+      </w:rPr>
+    </w:lvl>
+    <w:lvl w:ilvl="2" w:tplc="0C090005">
+      <w:start w:val="1"/>
+      <w:numFmt w:val="bullet"/>
+      <w:lvlText w:val=""/>
+      <w:lvlJc w:val="left"/>
+      <w:pPr>
+        <w:ind w:left="1942" w:hanging="360"/>
+      </w:pPr>
+      <w:rPr>
+        <w:rFonts w:ascii="Wingdings" w:hAnsi="Wingdings" w:hint="default"/>
+      </w:rPr>
+    </w:lvl>
+    <w:lvl w:ilvl="3" w:tplc="0C090001">
+      <w:start w:val="1"/>
+      <w:numFmt w:val="bullet"/>
+      <w:lvlText w:val=""/>
+      <w:lvlJc w:val="left"/>
+      <w:pPr>
+        <w:ind w:left="2662" w:hanging="360"/>
+      </w:pPr>
+      <w:rPr>
+        <w:rFonts w:ascii="Symbol" w:hAnsi="Symbol" w:hint="default"/>
+      </w:rPr>
+    </w:lvl>
+    <w:lvl w:ilvl="4" w:tplc="0C090003">
+      <w:start w:val="1"/>
+      <w:numFmt w:val="bullet"/>
+      <w:lvlText w:val="o"/>
+      <w:lvlJc w:val="left"/>
+      <w:pPr>
+        <w:ind w:left="3382" w:hanging="360"/>
+      </w:pPr>
+      <w:rPr>
+        <w:rFonts w:ascii="Courier New" w:hAnsi="Courier New" w:cs="Courier New" w:hint="default"/>
+      </w:rPr>
+    </w:lvl>
+    <w:lvl w:ilvl="5" w:tplc="0C090005">
+      <w:start w:val="1"/>
+      <w:numFmt w:val="bullet"/>
+      <w:lvlText w:val=""/>
+      <w:lvlJc w:val="left"/>
+      <w:pPr>
+        <w:ind w:left="4102" w:hanging="360"/>
+      </w:pPr>
+      <w:rPr>
+        <w:rFonts w:ascii="Wingdings" w:hAnsi="Wingdings" w:hint="default"/>
+      </w:rPr>
+    </w:lvl>
+    <w:lvl w:ilvl="6" w:tplc="0C090001">
+      <w:start w:val="1"/>
+      <w:numFmt w:val="bullet"/>
+      <w:lvlText w:val=""/>
+      <w:lvlJc w:val="left"/>
+      <w:pPr>
+        <w:ind w:left="4822" w:hanging="360"/>
+      </w:pPr>
+      <w:rPr>
+        <w:rFonts w:ascii="Symbol" w:hAnsi="Symbol" w:hint="default"/>
+      </w:rPr>
+    </w:lvl>
+    <w:lvl w:ilvl="7" w:tplc="0C090003">
+      <w:start w:val="1"/>
+      <w:numFmt w:val="bullet"/>
+      <w:lvlText w:val="o"/>
+      <w:lvlJc w:val="left"/>
+      <w:pPr>
+        <w:ind w:left="5542" w:hanging="360"/>
+      </w:pPr>
+      <w:rPr>
+        <w:rFonts w:ascii="Courier New" w:hAnsi="Courier New" w:cs="Courier New" w:hint="default"/>
+      </w:rPr>
+    </w:lvl>
+    <w:lvl w:ilvl="8" w:tplc="0C090005">
+      <w:start w:val="1"/>
+      <w:numFmt w:val="bullet"/>
+      <w:lvlText w:val=""/>
+      <w:lvlJc w:val="left"/>
+      <w:pPr>
+        <w:ind w:left="6262" w:hanging="360"/>
+      </w:pPr>
+      <w:rPr>
+        <w:rFonts w:ascii="Wingdings" w:hAnsi="Wingdings" w:hint="default"/>
+      </w:rPr>
+    </w:lvl>
+  </w:abstractNum>
+  <w:abstractNum w:abstractNumId="18" w15:restartNumberingAfterBreak="0">
     <w:nsid w:val="54517B52"/>
     <w:multiLevelType w:val="hybridMultilevel"/>
     <w:tmpl w:val="B226F6B4"/>
@@ -6837,7 +8778,156 @@
       </w:rPr>
     </w:lvl>
   </w:abstractNum>
-  <w:abstractNum w:abstractNumId="11" w15:restartNumberingAfterBreak="0">
+  <w:abstractNum w:abstractNumId="19" w15:restartNumberingAfterBreak="0">
+    <w:nsid w:val="5462005A"/>
+    <w:multiLevelType w:val="multilevel"/>
+    <w:tmpl w:val="5D3E7934"/>
+    <w:lvl w:ilvl="0">
+      <w:start w:val="1"/>
+      <w:numFmt w:val="bullet"/>
+      <w:lvlText w:val=""/>
+      <w:lvlJc w:val="left"/>
+      <w:pPr>
+        <w:tabs>
+          <w:tab w:val="num" w:pos="502"/>
+        </w:tabs>
+        <w:ind w:left="502" w:hanging="360"/>
+      </w:pPr>
+      <w:rPr>
+        <w:rFonts w:ascii="Symbol" w:hAnsi="Symbol" w:hint="default"/>
+        <w:sz w:val="20"/>
+      </w:rPr>
+    </w:lvl>
+    <w:lvl w:ilvl="1">
+      <w:start w:val="1"/>
+      <w:numFmt w:val="bullet"/>
+      <w:lvlText w:val="o"/>
+      <w:lvlJc w:val="left"/>
+      <w:pPr>
+        <w:tabs>
+          <w:tab w:val="num" w:pos="1222"/>
+        </w:tabs>
+        <w:ind w:left="1222" w:hanging="360"/>
+      </w:pPr>
+      <w:rPr>
+        <w:rFonts w:ascii="Courier New" w:hAnsi="Courier New" w:cs="Times New Roman" w:hint="default"/>
+        <w:sz w:val="20"/>
+      </w:rPr>
+    </w:lvl>
+    <w:lvl w:ilvl="2">
+      <w:start w:val="1"/>
+      <w:numFmt w:val="bullet"/>
+      <w:lvlText w:val=""/>
+      <w:lvlJc w:val="left"/>
+      <w:pPr>
+        <w:tabs>
+          <w:tab w:val="num" w:pos="1942"/>
+        </w:tabs>
+        <w:ind w:left="1942" w:hanging="360"/>
+      </w:pPr>
+      <w:rPr>
+        <w:rFonts w:ascii="Wingdings" w:hAnsi="Wingdings" w:hint="default"/>
+        <w:sz w:val="20"/>
+      </w:rPr>
+    </w:lvl>
+    <w:lvl w:ilvl="3">
+      <w:start w:val="1"/>
+      <w:numFmt w:val="bullet"/>
+      <w:lvlText w:val=""/>
+      <w:lvlJc w:val="left"/>
+      <w:pPr>
+        <w:tabs>
+          <w:tab w:val="num" w:pos="2662"/>
+        </w:tabs>
+        <w:ind w:left="2662" w:hanging="360"/>
+      </w:pPr>
+      <w:rPr>
+        <w:rFonts w:ascii="Wingdings" w:hAnsi="Wingdings" w:hint="default"/>
+        <w:sz w:val="20"/>
+      </w:rPr>
+    </w:lvl>
+    <w:lvl w:ilvl="4">
+      <w:start w:val="1"/>
+      <w:numFmt w:val="bullet"/>
+      <w:lvlText w:val=""/>
+      <w:lvlJc w:val="left"/>
+      <w:pPr>
+        <w:tabs>
+          <w:tab w:val="num" w:pos="3382"/>
+        </w:tabs>
+        <w:ind w:left="3382" w:hanging="360"/>
+      </w:pPr>
+      <w:rPr>
+        <w:rFonts w:ascii="Wingdings" w:hAnsi="Wingdings" w:hint="default"/>
+        <w:sz w:val="20"/>
+      </w:rPr>
+    </w:lvl>
+    <w:lvl w:ilvl="5">
+      <w:start w:val="1"/>
+      <w:numFmt w:val="bullet"/>
+      <w:lvlText w:val=""/>
+      <w:lvlJc w:val="left"/>
+      <w:pPr>
+        <w:tabs>
+          <w:tab w:val="num" w:pos="4102"/>
+        </w:tabs>
+        <w:ind w:left="4102" w:hanging="360"/>
+      </w:pPr>
+      <w:rPr>
+        <w:rFonts w:ascii="Wingdings" w:hAnsi="Wingdings" w:hint="default"/>
+        <w:sz w:val="20"/>
+      </w:rPr>
+    </w:lvl>
+    <w:lvl w:ilvl="6">
+      <w:start w:val="1"/>
+      <w:numFmt w:val="bullet"/>
+      <w:lvlText w:val=""/>
+      <w:lvlJc w:val="left"/>
+      <w:pPr>
+        <w:tabs>
+          <w:tab w:val="num" w:pos="4822"/>
+        </w:tabs>
+        <w:ind w:left="4822" w:hanging="360"/>
+      </w:pPr>
+      <w:rPr>
+        <w:rFonts w:ascii="Wingdings" w:hAnsi="Wingdings" w:hint="default"/>
+        <w:sz w:val="20"/>
+      </w:rPr>
+    </w:lvl>
+    <w:lvl w:ilvl="7">
+      <w:start w:val="1"/>
+      <w:numFmt w:val="bullet"/>
+      <w:lvlText w:val=""/>
+      <w:lvlJc w:val="left"/>
+      <w:pPr>
+        <w:tabs>
+          <w:tab w:val="num" w:pos="5542"/>
+        </w:tabs>
+        <w:ind w:left="5542" w:hanging="360"/>
+      </w:pPr>
+      <w:rPr>
+        <w:rFonts w:ascii="Wingdings" w:hAnsi="Wingdings" w:hint="default"/>
+        <w:sz w:val="20"/>
+      </w:rPr>
+    </w:lvl>
+    <w:lvl w:ilvl="8">
+      <w:start w:val="1"/>
+      <w:numFmt w:val="bullet"/>
+      <w:lvlText w:val=""/>
+      <w:lvlJc w:val="left"/>
+      <w:pPr>
+        <w:tabs>
+          <w:tab w:val="num" w:pos="6262"/>
+        </w:tabs>
+        <w:ind w:left="6262" w:hanging="360"/>
+      </w:pPr>
+      <w:rPr>
+        <w:rFonts w:ascii="Wingdings" w:hAnsi="Wingdings" w:hint="default"/>
+        <w:sz w:val="20"/>
+      </w:rPr>
+    </w:lvl>
+  </w:abstractNum>
+  <w:abstractNum w:abstractNumId="20" w15:restartNumberingAfterBreak="0">
     <w:nsid w:val="566101CF"/>
     <w:multiLevelType w:val="hybridMultilevel"/>
     <w:tmpl w:val="3B7EDAD6"/>
@@ -6950,7 +9040,7 @@
       </w:rPr>
     </w:lvl>
   </w:abstractNum>
-  <w:abstractNum w:abstractNumId="12" w15:restartNumberingAfterBreak="0">
+  <w:abstractNum w:abstractNumId="21" w15:restartNumberingAfterBreak="0">
     <w:nsid w:val="57187F5D"/>
     <w:multiLevelType w:val="hybridMultilevel"/>
     <w:tmpl w:val="C554CF18"/>
@@ -7063,7 +9153,7 @@
       </w:rPr>
     </w:lvl>
   </w:abstractNum>
-  <w:abstractNum w:abstractNumId="13" w15:restartNumberingAfterBreak="0">
+  <w:abstractNum w:abstractNumId="22" w15:restartNumberingAfterBreak="0">
     <w:nsid w:val="5E8B3751"/>
     <w:multiLevelType w:val="hybridMultilevel"/>
     <w:tmpl w:val="A2B45ABE"/>
@@ -7176,7 +9266,7 @@
       </w:rPr>
     </w:lvl>
   </w:abstractNum>
-  <w:abstractNum w:abstractNumId="14" w15:restartNumberingAfterBreak="0">
+  <w:abstractNum w:abstractNumId="23" w15:restartNumberingAfterBreak="0">
     <w:nsid w:val="6075221A"/>
     <w:multiLevelType w:val="hybridMultilevel"/>
     <w:tmpl w:val="D0E67D12"/>
@@ -7289,7 +9379,7 @@
       </w:rPr>
     </w:lvl>
   </w:abstractNum>
-  <w:abstractNum w:abstractNumId="15" w15:restartNumberingAfterBreak="0">
+  <w:abstractNum w:abstractNumId="24" w15:restartNumberingAfterBreak="0">
     <w:nsid w:val="62ED65AA"/>
     <w:multiLevelType w:val="hybridMultilevel"/>
     <w:tmpl w:val="CF34A8F6"/>
@@ -7402,7 +9492,7 @@
       </w:rPr>
     </w:lvl>
   </w:abstractNum>
-  <w:abstractNum w:abstractNumId="16" w15:restartNumberingAfterBreak="0">
+  <w:abstractNum w:abstractNumId="25" w15:restartNumberingAfterBreak="0">
     <w:nsid w:val="643761F2"/>
     <w:multiLevelType w:val="hybridMultilevel"/>
     <w:tmpl w:val="87902146"/>
@@ -7515,7 +9605,7 @@
       </w:rPr>
     </w:lvl>
   </w:abstractNum>
-  <w:abstractNum w:abstractNumId="17" w15:restartNumberingAfterBreak="0">
+  <w:abstractNum w:abstractNumId="26" w15:restartNumberingAfterBreak="0">
     <w:nsid w:val="643B09BF"/>
     <w:multiLevelType w:val="hybridMultilevel"/>
     <w:tmpl w:val="36B40C4A"/>
@@ -7628,7 +9718,233 @@
       </w:rPr>
     </w:lvl>
   </w:abstractNum>
-  <w:abstractNum w:abstractNumId="18" w15:restartNumberingAfterBreak="0">
+  <w:abstractNum w:abstractNumId="27" w15:restartNumberingAfterBreak="0">
+    <w:nsid w:val="68804405"/>
+    <w:multiLevelType w:val="hybridMultilevel"/>
+    <w:tmpl w:val="73CA6E04"/>
+    <w:lvl w:ilvl="0" w:tplc="0C090001">
+      <w:start w:val="1"/>
+      <w:numFmt w:val="bullet"/>
+      <w:lvlText w:val=""/>
+      <w:lvlJc w:val="left"/>
+      <w:pPr>
+        <w:ind w:left="502" w:hanging="360"/>
+      </w:pPr>
+      <w:rPr>
+        <w:rFonts w:ascii="Symbol" w:hAnsi="Symbol" w:hint="default"/>
+      </w:rPr>
+    </w:lvl>
+    <w:lvl w:ilvl="1" w:tplc="0C090003">
+      <w:start w:val="1"/>
+      <w:numFmt w:val="bullet"/>
+      <w:lvlText w:val="o"/>
+      <w:lvlJc w:val="left"/>
+      <w:pPr>
+        <w:ind w:left="1222" w:hanging="360"/>
+      </w:pPr>
+      <w:rPr>
+        <w:rFonts w:ascii="Courier New" w:hAnsi="Courier New" w:cs="Courier New" w:hint="default"/>
+      </w:rPr>
+    </w:lvl>
+    <w:lvl w:ilvl="2" w:tplc="0C090005">
+      <w:start w:val="1"/>
+      <w:numFmt w:val="bullet"/>
+      <w:lvlText w:val=""/>
+      <w:lvlJc w:val="left"/>
+      <w:pPr>
+        <w:ind w:left="1942" w:hanging="360"/>
+      </w:pPr>
+      <w:rPr>
+        <w:rFonts w:ascii="Wingdings" w:hAnsi="Wingdings" w:hint="default"/>
+      </w:rPr>
+    </w:lvl>
+    <w:lvl w:ilvl="3" w:tplc="0C090001">
+      <w:start w:val="1"/>
+      <w:numFmt w:val="bullet"/>
+      <w:lvlText w:val=""/>
+      <w:lvlJc w:val="left"/>
+      <w:pPr>
+        <w:ind w:left="2662" w:hanging="360"/>
+      </w:pPr>
+      <w:rPr>
+        <w:rFonts w:ascii="Symbol" w:hAnsi="Symbol" w:hint="default"/>
+      </w:rPr>
+    </w:lvl>
+    <w:lvl w:ilvl="4" w:tplc="0C090003">
+      <w:start w:val="1"/>
+      <w:numFmt w:val="bullet"/>
+      <w:lvlText w:val="o"/>
+      <w:lvlJc w:val="left"/>
+      <w:pPr>
+        <w:ind w:left="3382" w:hanging="360"/>
+      </w:pPr>
+      <w:rPr>
+        <w:rFonts w:ascii="Courier New" w:hAnsi="Courier New" w:cs="Courier New" w:hint="default"/>
+      </w:rPr>
+    </w:lvl>
+    <w:lvl w:ilvl="5" w:tplc="0C090005">
+      <w:start w:val="1"/>
+      <w:numFmt w:val="bullet"/>
+      <w:lvlText w:val=""/>
+      <w:lvlJc w:val="left"/>
+      <w:pPr>
+        <w:ind w:left="4102" w:hanging="360"/>
+      </w:pPr>
+      <w:rPr>
+        <w:rFonts w:ascii="Wingdings" w:hAnsi="Wingdings" w:hint="default"/>
+      </w:rPr>
+    </w:lvl>
+    <w:lvl w:ilvl="6" w:tplc="0C090001">
+      <w:start w:val="1"/>
+      <w:numFmt w:val="bullet"/>
+      <w:lvlText w:val=""/>
+      <w:lvlJc w:val="left"/>
+      <w:pPr>
+        <w:ind w:left="4822" w:hanging="360"/>
+      </w:pPr>
+      <w:rPr>
+        <w:rFonts w:ascii="Symbol" w:hAnsi="Symbol" w:hint="default"/>
+      </w:rPr>
+    </w:lvl>
+    <w:lvl w:ilvl="7" w:tplc="0C090003">
+      <w:start w:val="1"/>
+      <w:numFmt w:val="bullet"/>
+      <w:lvlText w:val="o"/>
+      <w:lvlJc w:val="left"/>
+      <w:pPr>
+        <w:ind w:left="5542" w:hanging="360"/>
+      </w:pPr>
+      <w:rPr>
+        <w:rFonts w:ascii="Courier New" w:hAnsi="Courier New" w:cs="Courier New" w:hint="default"/>
+      </w:rPr>
+    </w:lvl>
+    <w:lvl w:ilvl="8" w:tplc="0C090005">
+      <w:start w:val="1"/>
+      <w:numFmt w:val="bullet"/>
+      <w:lvlText w:val=""/>
+      <w:lvlJc w:val="left"/>
+      <w:pPr>
+        <w:ind w:left="6262" w:hanging="360"/>
+      </w:pPr>
+      <w:rPr>
+        <w:rFonts w:ascii="Wingdings" w:hAnsi="Wingdings" w:hint="default"/>
+      </w:rPr>
+    </w:lvl>
+  </w:abstractNum>
+  <w:abstractNum w:abstractNumId="28" w15:restartNumberingAfterBreak="0">
+    <w:nsid w:val="68CA487A"/>
+    <w:multiLevelType w:val="hybridMultilevel"/>
+    <w:tmpl w:val="7C22CA38"/>
+    <w:lvl w:ilvl="0" w:tplc="0C090001">
+      <w:start w:val="1"/>
+      <w:numFmt w:val="bullet"/>
+      <w:lvlText w:val=""/>
+      <w:lvlJc w:val="left"/>
+      <w:pPr>
+        <w:ind w:left="360" w:hanging="360"/>
+      </w:pPr>
+      <w:rPr>
+        <w:rFonts w:ascii="Symbol" w:hAnsi="Symbol" w:hint="default"/>
+      </w:rPr>
+    </w:lvl>
+    <w:lvl w:ilvl="1" w:tplc="0C090003" w:tentative="1">
+      <w:start w:val="1"/>
+      <w:numFmt w:val="bullet"/>
+      <w:lvlText w:val="o"/>
+      <w:lvlJc w:val="left"/>
+      <w:pPr>
+        <w:ind w:left="1080" w:hanging="360"/>
+      </w:pPr>
+      <w:rPr>
+        <w:rFonts w:ascii="Courier New" w:hAnsi="Courier New" w:cs="Courier New" w:hint="default"/>
+      </w:rPr>
+    </w:lvl>
+    <w:lvl w:ilvl="2" w:tplc="0C090005" w:tentative="1">
+      <w:start w:val="1"/>
+      <w:numFmt w:val="bullet"/>
+      <w:lvlText w:val=""/>
+      <w:lvlJc w:val="left"/>
+      <w:pPr>
+        <w:ind w:left="1800" w:hanging="360"/>
+      </w:pPr>
+      <w:rPr>
+        <w:rFonts w:ascii="Wingdings" w:hAnsi="Wingdings" w:hint="default"/>
+      </w:rPr>
+    </w:lvl>
+    <w:lvl w:ilvl="3" w:tplc="0C090001" w:tentative="1">
+      <w:start w:val="1"/>
+      <w:numFmt w:val="bullet"/>
+      <w:lvlText w:val=""/>
+      <w:lvlJc w:val="left"/>
+      <w:pPr>
+        <w:ind w:left="2520" w:hanging="360"/>
+      </w:pPr>
+      <w:rPr>
+        <w:rFonts w:ascii="Symbol" w:hAnsi="Symbol" w:hint="default"/>
+      </w:rPr>
+    </w:lvl>
+    <w:lvl w:ilvl="4" w:tplc="0C090003" w:tentative="1">
+      <w:start w:val="1"/>
+      <w:numFmt w:val="bullet"/>
+      <w:lvlText w:val="o"/>
+      <w:lvlJc w:val="left"/>
+      <w:pPr>
+        <w:ind w:left="3240" w:hanging="360"/>
+      </w:pPr>
+      <w:rPr>
+        <w:rFonts w:ascii="Courier New" w:hAnsi="Courier New" w:cs="Courier New" w:hint="default"/>
+      </w:rPr>
+    </w:lvl>
+    <w:lvl w:ilvl="5" w:tplc="0C090005" w:tentative="1">
+      <w:start w:val="1"/>
+      <w:numFmt w:val="bullet"/>
+      <w:lvlText w:val=""/>
+      <w:lvlJc w:val="left"/>
+      <w:pPr>
+        <w:ind w:left="3960" w:hanging="360"/>
+      </w:pPr>
+      <w:rPr>
+        <w:rFonts w:ascii="Wingdings" w:hAnsi="Wingdings" w:hint="default"/>
+      </w:rPr>
+    </w:lvl>
+    <w:lvl w:ilvl="6" w:tplc="0C090001" w:tentative="1">
+      <w:start w:val="1"/>
+      <w:numFmt w:val="bullet"/>
+      <w:lvlText w:val=""/>
+      <w:lvlJc w:val="left"/>
+      <w:pPr>
+        <w:ind w:left="4680" w:hanging="360"/>
+      </w:pPr>
+      <w:rPr>
+        <w:rFonts w:ascii="Symbol" w:hAnsi="Symbol" w:hint="default"/>
+      </w:rPr>
+    </w:lvl>
+    <w:lvl w:ilvl="7" w:tplc="0C090003" w:tentative="1">
+      <w:start w:val="1"/>
+      <w:numFmt w:val="bullet"/>
+      <w:lvlText w:val="o"/>
+      <w:lvlJc w:val="left"/>
+      <w:pPr>
+        <w:ind w:left="5400" w:hanging="360"/>
+      </w:pPr>
+      <w:rPr>
+        <w:rFonts w:ascii="Courier New" w:hAnsi="Courier New" w:cs="Courier New" w:hint="default"/>
+      </w:rPr>
+    </w:lvl>
+    <w:lvl w:ilvl="8" w:tplc="0C090005" w:tentative="1">
+      <w:start w:val="1"/>
+      <w:numFmt w:val="bullet"/>
+      <w:lvlText w:val=""/>
+      <w:lvlJc w:val="left"/>
+      <w:pPr>
+        <w:ind w:left="6120" w:hanging="360"/>
+      </w:pPr>
+      <w:rPr>
+        <w:rFonts w:ascii="Wingdings" w:hAnsi="Wingdings" w:hint="default"/>
+      </w:rPr>
+    </w:lvl>
+  </w:abstractNum>
+  <w:abstractNum w:abstractNumId="29" w15:restartNumberingAfterBreak="0">
     <w:nsid w:val="6A050D00"/>
     <w:multiLevelType w:val="hybridMultilevel"/>
     <w:tmpl w:val="E71CBB4E"/>
@@ -7741,7 +10057,7 @@
       </w:rPr>
     </w:lvl>
   </w:abstractNum>
-  <w:abstractNum w:abstractNumId="19" w15:restartNumberingAfterBreak="0">
+  <w:abstractNum w:abstractNumId="30" w15:restartNumberingAfterBreak="0">
     <w:nsid w:val="6CB244BD"/>
     <w:multiLevelType w:val="hybridMultilevel"/>
     <w:tmpl w:val="8F02DEE0"/>
@@ -7854,7 +10170,152 @@
       </w:rPr>
     </w:lvl>
   </w:abstractNum>
-  <w:abstractNum w:abstractNumId="20" w15:restartNumberingAfterBreak="0">
+  <w:abstractNum w:abstractNumId="31" w15:restartNumberingAfterBreak="0">
+    <w:nsid w:val="6E8526C8"/>
+    <w:multiLevelType w:val="multilevel"/>
+    <w:tmpl w:val="E842C38E"/>
+    <w:lvl w:ilvl="0">
+      <w:start w:val="1"/>
+      <w:numFmt w:val="bullet"/>
+      <w:lvlText w:val=""/>
+      <w:lvlJc w:val="left"/>
+      <w:pPr>
+        <w:tabs>
+          <w:tab w:val="num" w:pos="360"/>
+        </w:tabs>
+        <w:ind w:left="360" w:hanging="360"/>
+      </w:pPr>
+      <w:rPr>
+        <w:rFonts w:ascii="Symbol" w:hAnsi="Symbol" w:hint="default"/>
+        <w:sz w:val="20"/>
+      </w:rPr>
+    </w:lvl>
+    <w:lvl w:ilvl="1">
+      <w:start w:val="1"/>
+      <w:numFmt w:val="bullet"/>
+      <w:lvlText w:val=""/>
+      <w:lvlJc w:val="left"/>
+      <w:pPr>
+        <w:ind w:left="786" w:hanging="360"/>
+      </w:pPr>
+      <w:rPr>
+        <w:rFonts w:ascii="Symbol" w:hAnsi="Symbol" w:hint="default"/>
+      </w:rPr>
+    </w:lvl>
+    <w:lvl w:ilvl="2">
+      <w:start w:val="1"/>
+      <w:numFmt w:val="bullet"/>
+      <w:lvlText w:val=""/>
+      <w:lvlJc w:val="left"/>
+      <w:pPr>
+        <w:tabs>
+          <w:tab w:val="num" w:pos="1800"/>
+        </w:tabs>
+        <w:ind w:left="1800" w:hanging="360"/>
+      </w:pPr>
+      <w:rPr>
+        <w:rFonts w:ascii="Wingdings" w:hAnsi="Wingdings" w:hint="default"/>
+        <w:sz w:val="20"/>
+      </w:rPr>
+    </w:lvl>
+    <w:lvl w:ilvl="3">
+      <w:start w:val="1"/>
+      <w:numFmt w:val="bullet"/>
+      <w:lvlText w:val=""/>
+      <w:lvlJc w:val="left"/>
+      <w:pPr>
+        <w:tabs>
+          <w:tab w:val="num" w:pos="2520"/>
+        </w:tabs>
+        <w:ind w:left="2520" w:hanging="360"/>
+      </w:pPr>
+      <w:rPr>
+        <w:rFonts w:ascii="Wingdings" w:hAnsi="Wingdings" w:hint="default"/>
+        <w:sz w:val="20"/>
+      </w:rPr>
+    </w:lvl>
+    <w:lvl w:ilvl="4">
+      <w:start w:val="1"/>
+      <w:numFmt w:val="bullet"/>
+      <w:lvlText w:val=""/>
+      <w:lvlJc w:val="left"/>
+      <w:pPr>
+        <w:tabs>
+          <w:tab w:val="num" w:pos="3240"/>
+        </w:tabs>
+        <w:ind w:left="3240" w:hanging="360"/>
+      </w:pPr>
+      <w:rPr>
+        <w:rFonts w:ascii="Wingdings" w:hAnsi="Wingdings" w:hint="default"/>
+        <w:sz w:val="20"/>
+      </w:rPr>
+    </w:lvl>
+    <w:lvl w:ilvl="5">
+      <w:start w:val="1"/>
+      <w:numFmt w:val="bullet"/>
+      <w:lvlText w:val=""/>
+      <w:lvlJc w:val="left"/>
+      <w:pPr>
+        <w:tabs>
+          <w:tab w:val="num" w:pos="3960"/>
+        </w:tabs>
+        <w:ind w:left="3960" w:hanging="360"/>
+      </w:pPr>
+      <w:rPr>
+        <w:rFonts w:ascii="Wingdings" w:hAnsi="Wingdings" w:hint="default"/>
+        <w:sz w:val="20"/>
+      </w:rPr>
+    </w:lvl>
+    <w:lvl w:ilvl="6">
+      <w:start w:val="1"/>
+      <w:numFmt w:val="bullet"/>
+      <w:lvlText w:val=""/>
+      <w:lvlJc w:val="left"/>
+      <w:pPr>
+        <w:tabs>
+          <w:tab w:val="num" w:pos="4680"/>
+        </w:tabs>
+        <w:ind w:left="4680" w:hanging="360"/>
+      </w:pPr>
+      <w:rPr>
+        <w:rFonts w:ascii="Wingdings" w:hAnsi="Wingdings" w:hint="default"/>
+        <w:sz w:val="20"/>
+      </w:rPr>
+    </w:lvl>
+    <w:lvl w:ilvl="7">
+      <w:start w:val="1"/>
+      <w:numFmt w:val="bullet"/>
+      <w:lvlText w:val=""/>
+      <w:lvlJc w:val="left"/>
+      <w:pPr>
+        <w:tabs>
+          <w:tab w:val="num" w:pos="5400"/>
+        </w:tabs>
+        <w:ind w:left="5400" w:hanging="360"/>
+      </w:pPr>
+      <w:rPr>
+        <w:rFonts w:ascii="Wingdings" w:hAnsi="Wingdings" w:hint="default"/>
+        <w:sz w:val="20"/>
+      </w:rPr>
+    </w:lvl>
+    <w:lvl w:ilvl="8">
+      <w:start w:val="1"/>
+      <w:numFmt w:val="bullet"/>
+      <w:lvlText w:val=""/>
+      <w:lvlJc w:val="left"/>
+      <w:pPr>
+        <w:tabs>
+          <w:tab w:val="num" w:pos="6120"/>
+        </w:tabs>
+        <w:ind w:left="6120" w:hanging="360"/>
+      </w:pPr>
+      <w:rPr>
+        <w:rFonts w:ascii="Wingdings" w:hAnsi="Wingdings" w:hint="default"/>
+        <w:sz w:val="20"/>
+      </w:rPr>
+    </w:lvl>
+  </w:abstractNum>
+  <w:abstractNum w:abstractNumId="32" w15:restartNumberingAfterBreak="0">
     <w:nsid w:val="717F5F94"/>
     <w:multiLevelType w:val="hybridMultilevel"/>
     <w:tmpl w:val="FD9ABCAC"/>
@@ -7967,7 +10428,7 @@
       </w:rPr>
     </w:lvl>
   </w:abstractNum>
-  <w:abstractNum w:abstractNumId="21" w15:restartNumberingAfterBreak="0">
+  <w:abstractNum w:abstractNumId="33" w15:restartNumberingAfterBreak="0">
     <w:nsid w:val="72336F79"/>
     <w:multiLevelType w:val="hybridMultilevel"/>
     <w:tmpl w:val="74C663CC"/>
@@ -8080,7 +10541,120 @@
       </w:rPr>
     </w:lvl>
   </w:abstractNum>
-  <w:abstractNum w:abstractNumId="22" w15:restartNumberingAfterBreak="0">
+  <w:abstractNum w:abstractNumId="34" w15:restartNumberingAfterBreak="0">
+    <w:nsid w:val="755C1FF4"/>
+    <w:multiLevelType w:val="hybridMultilevel"/>
+    <w:tmpl w:val="253CF144"/>
+    <w:lvl w:ilvl="0" w:tplc="0C090001">
+      <w:start w:val="1"/>
+      <w:numFmt w:val="bullet"/>
+      <w:lvlText w:val=""/>
+      <w:lvlJc w:val="left"/>
+      <w:pPr>
+        <w:ind w:left="720" w:hanging="360"/>
+      </w:pPr>
+      <w:rPr>
+        <w:rFonts w:ascii="Symbol" w:hAnsi="Symbol" w:hint="default"/>
+      </w:rPr>
+    </w:lvl>
+    <w:lvl w:ilvl="1" w:tplc="0C090003" w:tentative="1">
+      <w:start w:val="1"/>
+      <w:numFmt w:val="bullet"/>
+      <w:lvlText w:val="o"/>
+      <w:lvlJc w:val="left"/>
+      <w:pPr>
+        <w:ind w:left="1440" w:hanging="360"/>
+      </w:pPr>
+      <w:rPr>
+        <w:rFonts w:ascii="Courier New" w:hAnsi="Courier New" w:cs="Courier New" w:hint="default"/>
+      </w:rPr>
+    </w:lvl>
+    <w:lvl w:ilvl="2" w:tplc="0C090005" w:tentative="1">
+      <w:start w:val="1"/>
+      <w:numFmt w:val="bullet"/>
+      <w:lvlText w:val=""/>
+      <w:lvlJc w:val="left"/>
+      <w:pPr>
+        <w:ind w:left="2160" w:hanging="360"/>
+      </w:pPr>
+      <w:rPr>
+        <w:rFonts w:ascii="Wingdings" w:hAnsi="Wingdings" w:hint="default"/>
+      </w:rPr>
+    </w:lvl>
+    <w:lvl w:ilvl="3" w:tplc="0C090001" w:tentative="1">
+      <w:start w:val="1"/>
+      <w:numFmt w:val="bullet"/>
+      <w:lvlText w:val=""/>
+      <w:lvlJc w:val="left"/>
+      <w:pPr>
+        <w:ind w:left="2880" w:hanging="360"/>
+      </w:pPr>
+      <w:rPr>
+        <w:rFonts w:ascii="Symbol" w:hAnsi="Symbol" w:hint="default"/>
+      </w:rPr>
+    </w:lvl>
+    <w:lvl w:ilvl="4" w:tplc="0C090003" w:tentative="1">
+      <w:start w:val="1"/>
+      <w:numFmt w:val="bullet"/>
+      <w:lvlText w:val="o"/>
+      <w:lvlJc w:val="left"/>
+      <w:pPr>
+        <w:ind w:left="3600" w:hanging="360"/>
+      </w:pPr>
+      <w:rPr>
+        <w:rFonts w:ascii="Courier New" w:hAnsi="Courier New" w:cs="Courier New" w:hint="default"/>
+      </w:rPr>
+    </w:lvl>
+    <w:lvl w:ilvl="5" w:tplc="0C090005" w:tentative="1">
+      <w:start w:val="1"/>
+      <w:numFmt w:val="bullet"/>
+      <w:lvlText w:val=""/>
+      <w:lvlJc w:val="left"/>
+      <w:pPr>
+        <w:ind w:left="4320" w:hanging="360"/>
+      </w:pPr>
+      <w:rPr>
+        <w:rFonts w:ascii="Wingdings" w:hAnsi="Wingdings" w:hint="default"/>
+      </w:rPr>
+    </w:lvl>
+    <w:lvl w:ilvl="6" w:tplc="0C090001" w:tentative="1">
+      <w:start w:val="1"/>
+      <w:numFmt w:val="bullet"/>
+      <w:lvlText w:val=""/>
+      <w:lvlJc w:val="left"/>
+      <w:pPr>
+        <w:ind w:left="5040" w:hanging="360"/>
+      </w:pPr>
+      <w:rPr>
+        <w:rFonts w:ascii="Symbol" w:hAnsi="Symbol" w:hint="default"/>
+      </w:rPr>
+    </w:lvl>
+    <w:lvl w:ilvl="7" w:tplc="0C090003" w:tentative="1">
+      <w:start w:val="1"/>
+      <w:numFmt w:val="bullet"/>
+      <w:lvlText w:val="o"/>
+      <w:lvlJc w:val="left"/>
+      <w:pPr>
+        <w:ind w:left="5760" w:hanging="360"/>
+      </w:pPr>
+      <w:rPr>
+        <w:rFonts w:ascii="Courier New" w:hAnsi="Courier New" w:cs="Courier New" w:hint="default"/>
+      </w:rPr>
+    </w:lvl>
+    <w:lvl w:ilvl="8" w:tplc="0C090005" w:tentative="1">
+      <w:start w:val="1"/>
+      <w:numFmt w:val="bullet"/>
+      <w:lvlText w:val=""/>
+      <w:lvlJc w:val="left"/>
+      <w:pPr>
+        <w:ind w:left="6480" w:hanging="360"/>
+      </w:pPr>
+      <w:rPr>
+        <w:rFonts w:ascii="Wingdings" w:hAnsi="Wingdings" w:hint="default"/>
+      </w:rPr>
+    </w:lvl>
+  </w:abstractNum>
+  <w:abstractNum w:abstractNumId="35" w15:restartNumberingAfterBreak="0">
     <w:nsid w:val="771C30B3"/>
     <w:multiLevelType w:val="hybridMultilevel"/>
     <w:tmpl w:val="85160A3A"/>
@@ -8193,7 +10767,7 @@
       </w:rPr>
     </w:lvl>
   </w:abstractNum>
-  <w:abstractNum w:abstractNumId="23" w15:restartNumberingAfterBreak="0">
+  <w:abstractNum w:abstractNumId="36" w15:restartNumberingAfterBreak="0">
     <w:nsid w:val="7B8D15E8"/>
     <w:multiLevelType w:val="hybridMultilevel"/>
     <w:tmpl w:val="2F843AF6"/>
@@ -8307,49 +10881,49 @@
     </w:lvl>
   </w:abstractNum>
   <w:num w:numId="1" w16cid:durableId="2057123923">
-    <w:abstractNumId w:val="22"/>
+    <w:abstractNumId w:val="35"/>
   </w:num>
   <w:num w:numId="2" w16cid:durableId="1603684609">
     <w:abstractNumId w:val="0"/>
   </w:num>
   <w:num w:numId="3" w16cid:durableId="1957592101">
-    <w:abstractNumId w:val="16"/>
+    <w:abstractNumId w:val="25"/>
   </w:num>
   <w:num w:numId="4" w16cid:durableId="78598795">
-    <w:abstractNumId w:val="18"/>
+    <w:abstractNumId w:val="29"/>
   </w:num>
   <w:num w:numId="5" w16cid:durableId="1533375498">
-    <w:abstractNumId w:val="23"/>
+    <w:abstractNumId w:val="36"/>
   </w:num>
   <w:num w:numId="6" w16cid:durableId="1273711372">
-    <w:abstractNumId w:val="11"/>
+    <w:abstractNumId w:val="20"/>
   </w:num>
   <w:num w:numId="7" w16cid:durableId="1788356862">
-    <w:abstractNumId w:val="15"/>
+    <w:abstractNumId w:val="24"/>
   </w:num>
   <w:num w:numId="8" w16cid:durableId="1322999920">
-    <w:abstractNumId w:val="21"/>
+    <w:abstractNumId w:val="33"/>
   </w:num>
   <w:num w:numId="9" w16cid:durableId="824737201">
+    <w:abstractNumId w:val="14"/>
+  </w:num>
+  <w:num w:numId="10" w16cid:durableId="48069807">
     <w:abstractNumId w:val="8"/>
   </w:num>
-  <w:num w:numId="10" w16cid:durableId="48069807">
-    <w:abstractNumId w:val="5"/>
-  </w:num>
   <w:num w:numId="11" w16cid:durableId="1966037883">
-    <w:abstractNumId w:val="7"/>
+    <w:abstractNumId w:val="13"/>
   </w:num>
   <w:num w:numId="12" w16cid:durableId="349642178">
-    <w:abstractNumId w:val="13"/>
+    <w:abstractNumId w:val="22"/>
   </w:num>
   <w:num w:numId="13" w16cid:durableId="730423936">
     <w:abstractNumId w:val="2"/>
   </w:num>
   <w:num w:numId="14" w16cid:durableId="103234603">
-    <w:abstractNumId w:val="19"/>
+    <w:abstractNumId w:val="30"/>
   </w:num>
   <w:num w:numId="15" w16cid:durableId="474184495">
-    <w:abstractNumId w:val="4"/>
+    <w:abstractNumId w:val="5"/>
   </w:num>
   <w:num w:numId="16" w16cid:durableId="113404738">
     <w:abstractNumId w:val="3"/>
@@ -8358,25 +10932,127 @@
     <w:abstractNumId w:val="1"/>
   </w:num>
   <w:num w:numId="18" w16cid:durableId="748500132">
+    <w:abstractNumId w:val="15"/>
+  </w:num>
+  <w:num w:numId="19" w16cid:durableId="17127518">
+    <w:abstractNumId w:val="21"/>
+  </w:num>
+  <w:num w:numId="20" w16cid:durableId="1069229526">
+    <w:abstractNumId w:val="12"/>
+  </w:num>
+  <w:num w:numId="21" w16cid:durableId="114108150">
+    <w:abstractNumId w:val="32"/>
+  </w:num>
+  <w:num w:numId="22" w16cid:durableId="615212153">
+    <w:abstractNumId w:val="18"/>
+  </w:num>
+  <w:num w:numId="23" w16cid:durableId="1930113212">
+    <w:abstractNumId w:val="23"/>
+  </w:num>
+  <w:num w:numId="24" w16cid:durableId="1500272681">
+    <w:abstractNumId w:val="26"/>
+  </w:num>
+  <w:num w:numId="25" w16cid:durableId="290719200">
+    <w:abstractNumId w:val="31"/>
+    <w:lvlOverride w:ilvl="0"/>
+    <w:lvlOverride w:ilvl="1"/>
+    <w:lvlOverride w:ilvl="2"/>
+    <w:lvlOverride w:ilvl="3"/>
+    <w:lvlOverride w:ilvl="4"/>
+    <w:lvlOverride w:ilvl="5"/>
+    <w:lvlOverride w:ilvl="6"/>
+    <w:lvlOverride w:ilvl="7"/>
+    <w:lvlOverride w:ilvl="8"/>
+  </w:num>
+  <w:num w:numId="26" w16cid:durableId="1836846848">
+    <w:abstractNumId w:val="6"/>
+  </w:num>
+  <w:num w:numId="27" w16cid:durableId="162480860">
+    <w:abstractNumId w:val="19"/>
+    <w:lvlOverride w:ilvl="0"/>
+    <w:lvlOverride w:ilvl="1"/>
+    <w:lvlOverride w:ilvl="2"/>
+    <w:lvlOverride w:ilvl="3"/>
+    <w:lvlOverride w:ilvl="4"/>
+    <w:lvlOverride w:ilvl="5"/>
+    <w:lvlOverride w:ilvl="6"/>
+    <w:lvlOverride w:ilvl="7"/>
+    <w:lvlOverride w:ilvl="8"/>
+  </w:num>
+  <w:num w:numId="28" w16cid:durableId="1824466440">
+    <w:abstractNumId w:val="17"/>
+    <w:lvlOverride w:ilvl="0"/>
+    <w:lvlOverride w:ilvl="1"/>
+    <w:lvlOverride w:ilvl="2"/>
+    <w:lvlOverride w:ilvl="3"/>
+    <w:lvlOverride w:ilvl="4"/>
+    <w:lvlOverride w:ilvl="5"/>
+    <w:lvlOverride w:ilvl="6"/>
+    <w:lvlOverride w:ilvl="7"/>
+    <w:lvlOverride w:ilvl="8"/>
+  </w:num>
+  <w:num w:numId="29" w16cid:durableId="1146430461">
+    <w:abstractNumId w:val="27"/>
+    <w:lvlOverride w:ilvl="0"/>
+    <w:lvlOverride w:ilvl="1"/>
+    <w:lvlOverride w:ilvl="2"/>
+    <w:lvlOverride w:ilvl="3"/>
+    <w:lvlOverride w:ilvl="4"/>
+    <w:lvlOverride w:ilvl="5"/>
+    <w:lvlOverride w:ilvl="6"/>
+    <w:lvlOverride w:ilvl="7"/>
+    <w:lvlOverride w:ilvl="8"/>
+  </w:num>
+  <w:num w:numId="30" w16cid:durableId="1923759698">
+    <w:abstractNumId w:val="11"/>
+    <w:lvlOverride w:ilvl="0"/>
+    <w:lvlOverride w:ilvl="1"/>
+    <w:lvlOverride w:ilvl="2"/>
+    <w:lvlOverride w:ilvl="3"/>
+    <w:lvlOverride w:ilvl="4"/>
+    <w:lvlOverride w:ilvl="5"/>
+    <w:lvlOverride w:ilvl="6"/>
+    <w:lvlOverride w:ilvl="7"/>
+    <w:lvlOverride w:ilvl="8"/>
+  </w:num>
+  <w:num w:numId="31" w16cid:durableId="388116278">
+    <w:abstractNumId w:val="4"/>
+    <w:lvlOverride w:ilvl="0"/>
+    <w:lvlOverride w:ilvl="1"/>
+    <w:lvlOverride w:ilvl="2"/>
+    <w:lvlOverride w:ilvl="3"/>
+    <w:lvlOverride w:ilvl="4"/>
+    <w:lvlOverride w:ilvl="5"/>
+    <w:lvlOverride w:ilvl="6"/>
+    <w:lvlOverride w:ilvl="7"/>
+    <w:lvlOverride w:ilvl="8"/>
+  </w:num>
+  <w:num w:numId="32" w16cid:durableId="88308225">
+    <w:abstractNumId w:val="16"/>
+  </w:num>
+  <w:num w:numId="33" w16cid:durableId="1391419989">
+    <w:abstractNumId w:val="10"/>
+  </w:num>
+  <w:num w:numId="34" w16cid:durableId="808547249">
     <w:abstractNumId w:val="9"/>
   </w:num>
-  <w:num w:numId="19" w16cid:durableId="17127518">
-    <w:abstractNumId w:val="12"/>
+  <w:num w:numId="35" w16cid:durableId="950938485">
+    <w:abstractNumId w:val="34"/>
   </w:num>
-  <w:num w:numId="20" w16cid:durableId="1069229526">
-    <w:abstractNumId w:val="6"/>
+  <w:num w:numId="36" w16cid:durableId="940987491">
+    <w:abstractNumId w:val="7"/>
+    <w:lvlOverride w:ilvl="0"/>
+    <w:lvlOverride w:ilvl="1"/>
+    <w:lvlOverride w:ilvl="2"/>
+    <w:lvlOverride w:ilvl="3"/>
+    <w:lvlOverride w:ilvl="4"/>
+    <w:lvlOverride w:ilvl="5"/>
+    <w:lvlOverride w:ilvl="6"/>
+    <w:lvlOverride w:ilvl="7"/>
+    <w:lvlOverride w:ilvl="8"/>
   </w:num>
-  <w:num w:numId="21" w16cid:durableId="114108150">
-    <w:abstractNumId w:val="20"/>
-  </w:num>
-  <w:num w:numId="22" w16cid:durableId="615212153">
-    <w:abstractNumId w:val="10"/>
-  </w:num>
-  <w:num w:numId="23" w16cid:durableId="1930113212">
-    <w:abstractNumId w:val="14"/>
-  </w:num>
-  <w:num w:numId="24" w16cid:durableId="1500272681">
-    <w:abstractNumId w:val="17"/>
+  <w:num w:numId="37" w16cid:durableId="1208956410">
+    <w:abstractNumId w:val="28"/>
   </w:num>
   <w:numIdMacAtCleanup w:val="21"/>
 </w:numbering>

--- a/TO DO/Group Project Proposal.docx
+++ b/TO DO/Group Project Proposal.docx
@@ -2754,15 +2754,7 @@
         <w:t>:</w:t>
       </w:r>
       <w:r>
-        <w:t xml:space="preserve"> While users can technically use standard LLM web interfaces (like ChatGPT) to ask for recipes, doing so requires manual prompt engineering, external nutritional calculators, and manual transcription into a separate </w:t>
-      </w:r>
-      <w:proofErr w:type="gramStart"/>
-      <w:r>
-        <w:t>notes</w:t>
-      </w:r>
-      <w:proofErr w:type="gramEnd"/>
-      <w:r>
-        <w:t xml:space="preserve"> app for shopping. The innovation here lies in system integration. The application combines complex AI prompting, nutritional dataset querying, and list management into a single, cohesive Android application interface, completely removing the technical conflict for the end-user.</w:t>
+        <w:t xml:space="preserve"> While users can technically use standard LLM web interfaces (like ChatGPT) to ask for recipes, doing so requires manual prompt engineering, external nutritional calculators, and manual transcription into a separate notes app for shopping. The innovation here lies in system integration. The application combines complex AI prompting, nutritional dataset querying, and list management into a single, cohesive Android application interface, completely removing the technical conflict for the end-user.</w:t>
       </w:r>
     </w:p>
     <w:p>
@@ -6522,6 +6514,87 @@
         </w:tc>
       </w:tr>
     </w:tbl>
+    <w:p/>
+    <w:p>
+      <w:pPr>
+        <w:spacing w:after="160" w:line="259" w:lineRule="auto"/>
+      </w:pPr>
+      <w:r>
+        <w:br w:type="page"/>
+      </w:r>
+    </w:p>
+    <w:p>
+      <w:pPr>
+        <w:pStyle w:val="Heading1"/>
+      </w:pPr>
+      <w:r>
+        <w:lastRenderedPageBreak/>
+        <w:t>Quality Considerations</w:t>
+      </w:r>
+    </w:p>
+    <w:p>
+      <w:pPr>
+        <w:spacing w:after="160" w:line="259" w:lineRule="auto"/>
+      </w:pPr>
+      <w:r>
+        <w:br w:type="page"/>
+      </w:r>
+    </w:p>
+    <w:p>
+      <w:pPr>
+        <w:pStyle w:val="Heading1"/>
+      </w:pPr>
+      <w:r>
+        <w:lastRenderedPageBreak/>
+        <w:t xml:space="preserve">Team </w:t>
+      </w:r>
+      <w:r>
+        <w:t>Collaboration</w:t>
+      </w:r>
+    </w:p>
+    <w:p>
+      <w:pPr>
+        <w:pStyle w:val="Heading2"/>
+      </w:pPr>
+      <w:r>
+        <w:t>Team Structure</w:t>
+      </w:r>
+    </w:p>
+    <w:p/>
+    <w:p>
+      <w:pPr>
+        <w:pStyle w:val="Heading2"/>
+      </w:pPr>
+      <w:r>
+        <w:t>Roles</w:t>
+      </w:r>
+    </w:p>
+    <w:p/>
+    <w:p>
+      <w:pPr>
+        <w:pStyle w:val="Heading2"/>
+      </w:pPr>
+      <w:r>
+        <w:t>Responsibilities Matrix</w:t>
+      </w:r>
+    </w:p>
+    <w:p>
+      <w:pPr>
+        <w:spacing w:after="160" w:line="259" w:lineRule="auto"/>
+      </w:pPr>
+      <w:r>
+        <w:br w:type="page"/>
+      </w:r>
+    </w:p>
+    <w:p>
+      <w:pPr>
+        <w:pStyle w:val="Heading1"/>
+      </w:pPr>
+      <w:r>
+        <w:lastRenderedPageBreak/>
+        <w:t>Required Tools and Resources</w:t>
+      </w:r>
+    </w:p>
     <w:p/>
     <w:sectPr>
       <w:pgSz w:w="11906" w:h="16838"/>
@@ -10954,78 +11027,24 @@
   </w:num>
   <w:num w:numId="25" w16cid:durableId="290719200">
     <w:abstractNumId w:val="31"/>
-    <w:lvlOverride w:ilvl="0"/>
-    <w:lvlOverride w:ilvl="1"/>
-    <w:lvlOverride w:ilvl="2"/>
-    <w:lvlOverride w:ilvl="3"/>
-    <w:lvlOverride w:ilvl="4"/>
-    <w:lvlOverride w:ilvl="5"/>
-    <w:lvlOverride w:ilvl="6"/>
-    <w:lvlOverride w:ilvl="7"/>
-    <w:lvlOverride w:ilvl="8"/>
   </w:num>
   <w:num w:numId="26" w16cid:durableId="1836846848">
     <w:abstractNumId w:val="6"/>
   </w:num>
   <w:num w:numId="27" w16cid:durableId="162480860">
     <w:abstractNumId w:val="19"/>
-    <w:lvlOverride w:ilvl="0"/>
-    <w:lvlOverride w:ilvl="1"/>
-    <w:lvlOverride w:ilvl="2"/>
-    <w:lvlOverride w:ilvl="3"/>
-    <w:lvlOverride w:ilvl="4"/>
-    <w:lvlOverride w:ilvl="5"/>
-    <w:lvlOverride w:ilvl="6"/>
-    <w:lvlOverride w:ilvl="7"/>
-    <w:lvlOverride w:ilvl="8"/>
   </w:num>
   <w:num w:numId="28" w16cid:durableId="1824466440">
     <w:abstractNumId w:val="17"/>
-    <w:lvlOverride w:ilvl="0"/>
-    <w:lvlOverride w:ilvl="1"/>
-    <w:lvlOverride w:ilvl="2"/>
-    <w:lvlOverride w:ilvl="3"/>
-    <w:lvlOverride w:ilvl="4"/>
-    <w:lvlOverride w:ilvl="5"/>
-    <w:lvlOverride w:ilvl="6"/>
-    <w:lvlOverride w:ilvl="7"/>
-    <w:lvlOverride w:ilvl="8"/>
   </w:num>
   <w:num w:numId="29" w16cid:durableId="1146430461">
     <w:abstractNumId w:val="27"/>
-    <w:lvlOverride w:ilvl="0"/>
-    <w:lvlOverride w:ilvl="1"/>
-    <w:lvlOverride w:ilvl="2"/>
-    <w:lvlOverride w:ilvl="3"/>
-    <w:lvlOverride w:ilvl="4"/>
-    <w:lvlOverride w:ilvl="5"/>
-    <w:lvlOverride w:ilvl="6"/>
-    <w:lvlOverride w:ilvl="7"/>
-    <w:lvlOverride w:ilvl="8"/>
   </w:num>
   <w:num w:numId="30" w16cid:durableId="1923759698">
     <w:abstractNumId w:val="11"/>
-    <w:lvlOverride w:ilvl="0"/>
-    <w:lvlOverride w:ilvl="1"/>
-    <w:lvlOverride w:ilvl="2"/>
-    <w:lvlOverride w:ilvl="3"/>
-    <w:lvlOverride w:ilvl="4"/>
-    <w:lvlOverride w:ilvl="5"/>
-    <w:lvlOverride w:ilvl="6"/>
-    <w:lvlOverride w:ilvl="7"/>
-    <w:lvlOverride w:ilvl="8"/>
   </w:num>
   <w:num w:numId="31" w16cid:durableId="388116278">
     <w:abstractNumId w:val="4"/>
-    <w:lvlOverride w:ilvl="0"/>
-    <w:lvlOverride w:ilvl="1"/>
-    <w:lvlOverride w:ilvl="2"/>
-    <w:lvlOverride w:ilvl="3"/>
-    <w:lvlOverride w:ilvl="4"/>
-    <w:lvlOverride w:ilvl="5"/>
-    <w:lvlOverride w:ilvl="6"/>
-    <w:lvlOverride w:ilvl="7"/>
-    <w:lvlOverride w:ilvl="8"/>
   </w:num>
   <w:num w:numId="32" w16cid:durableId="88308225">
     <w:abstractNumId w:val="16"/>
@@ -11041,15 +11060,6 @@
   </w:num>
   <w:num w:numId="36" w16cid:durableId="940987491">
     <w:abstractNumId w:val="7"/>
-    <w:lvlOverride w:ilvl="0"/>
-    <w:lvlOverride w:ilvl="1"/>
-    <w:lvlOverride w:ilvl="2"/>
-    <w:lvlOverride w:ilvl="3"/>
-    <w:lvlOverride w:ilvl="4"/>
-    <w:lvlOverride w:ilvl="5"/>
-    <w:lvlOverride w:ilvl="6"/>
-    <w:lvlOverride w:ilvl="7"/>
-    <w:lvlOverride w:ilvl="8"/>
   </w:num>
   <w:num w:numId="37" w16cid:durableId="1208956410">
     <w:abstractNumId w:val="28"/>
@@ -11666,6 +11676,7 @@
   <w:style w:type="character" w:default="1" w:styleId="DefaultParagraphFont">
     <w:name w:val="Default Paragraph Font"/>
     <w:uiPriority w:val="1"/>
+    <w:semiHidden/>
     <w:unhideWhenUsed/>
   </w:style>
   <w:style w:type="table" w:default="1" w:styleId="TableNormal">

--- a/TO DO/Group Project Proposal.docx
+++ b/TO DO/Group Project Proposal.docx
@@ -183,6 +183,33 @@
           <w:szCs w:val="24"/>
         </w:rPr>
         <w:t>12284745</w:t>
+      </w:r>
+    </w:p>
+    <w:p>
+      <w:pPr>
+        <w:spacing w:line="360" w:lineRule="auto"/>
+        <w:jc w:val="center"/>
+        <w:rPr>
+          <w:rFonts w:cs="Calibri"/>
+          <w:sz w:val="24"/>
+          <w:szCs w:val="24"/>
+        </w:rPr>
+      </w:pPr>
+      <w:r>
+        <w:rPr>
+          <w:rFonts w:cs="Calibri"/>
+          <w:sz w:val="24"/>
+          <w:szCs w:val="24"/>
+        </w:rPr>
+        <w:t xml:space="preserve">Ansh Patel – </w:t>
+      </w:r>
+      <w:r>
+        <w:rPr>
+          <w:rFonts w:cs="Calibri"/>
+          <w:sz w:val="24"/>
+          <w:szCs w:val="24"/>
+        </w:rPr>
+        <w:t>12268984</w:t>
       </w:r>
     </w:p>
     <w:p>
@@ -6533,10 +6560,234 @@
       </w:r>
     </w:p>
     <w:p>
+      <w:r>
+        <w:t>The quality of the AI-Based Smart Meal Planner will be maintained throughout the development process by focusing on functionality, usability, reliability, security and accuracy. Regular testing will be conducted to ensure that the application performs according to the defined functional and non-functional requirements.</w:t>
+      </w:r>
+    </w:p>
+    <w:p>
+      <w:pPr>
+        <w:rPr>
+          <w:lang w:val="en-IN"/>
+        </w:rPr>
+      </w:pPr>
+      <w:r>
+        <w:rPr>
+          <w:lang w:val="en-IN"/>
+        </w:rPr>
+        <w:t>The following quality considerations will guide the project:</w:t>
+      </w:r>
+    </w:p>
+    <w:p>
+      <w:pPr>
+        <w:pStyle w:val="ListParagraph"/>
+        <w:numPr>
+          <w:ilvl w:val="0"/>
+          <w:numId w:val="39"/>
+        </w:numPr>
+        <w:rPr>
+          <w:lang w:val="en-IN"/>
+        </w:rPr>
+      </w:pPr>
+      <w:r>
+        <w:rPr>
+          <w:b/>
+          <w:bCs/>
+        </w:rPr>
+        <w:t xml:space="preserve">Functionality: </w:t>
+      </w:r>
+      <w:r>
+        <w:t>Core features such as user profile management, AI-generated meal plans, recipe generation, nutritional information and grocery list generation will be tested to ensure they operate correctly and satisfy the defined functional requirements.</w:t>
+      </w:r>
+    </w:p>
+    <w:p>
+      <w:pPr>
+        <w:pStyle w:val="ListParagraph"/>
+        <w:numPr>
+          <w:ilvl w:val="0"/>
+          <w:numId w:val="39"/>
+        </w:numPr>
+        <w:rPr>
+          <w:lang w:val="en-IN"/>
+        </w:rPr>
+      </w:pPr>
+      <w:r>
+        <w:rPr>
+          <w:b/>
+          <w:bCs/>
+          <w:lang w:val="en-IN"/>
+        </w:rPr>
+        <w:t>Usability:</w:t>
+      </w:r>
+      <w:r>
+        <w:rPr>
+          <w:lang w:val="en-IN"/>
+        </w:rPr>
+        <w:t xml:space="preserve"> The Android application will provide a simple and consistent interface so users can easily access and use the main features. </w:t>
+      </w:r>
+    </w:p>
+    <w:p>
+      <w:pPr>
+        <w:pStyle w:val="ListParagraph"/>
+        <w:numPr>
+          <w:ilvl w:val="0"/>
+          <w:numId w:val="39"/>
+        </w:numPr>
+        <w:rPr>
+          <w:lang w:val="en-IN"/>
+        </w:rPr>
+      </w:pPr>
+      <w:r>
+        <w:rPr>
+          <w:b/>
+          <w:bCs/>
+          <w:lang w:val="en-IN"/>
+        </w:rPr>
+        <w:t>Reliability:</w:t>
+      </w:r>
+      <w:r>
+        <w:rPr>
+          <w:lang w:val="en-IN"/>
+        </w:rPr>
+        <w:t xml:space="preserve"> The application will handle invalid inputs, errors and unavailable external services without unexpectedly crashing. </w:t>
+      </w:r>
+    </w:p>
+    <w:p>
+      <w:pPr>
+        <w:pStyle w:val="ListParagraph"/>
+        <w:numPr>
+          <w:ilvl w:val="0"/>
+          <w:numId w:val="39"/>
+        </w:numPr>
+        <w:rPr>
+          <w:lang w:val="en-IN"/>
+        </w:rPr>
+      </w:pPr>
+      <w:r>
+        <w:rPr>
+          <w:b/>
+          <w:bCs/>
+          <w:lang w:val="en-IN"/>
+        </w:rPr>
+        <w:t>AI Output Quality:</w:t>
+      </w:r>
+      <w:r>
+        <w:rPr>
+          <w:lang w:val="en-IN"/>
+        </w:rPr>
+        <w:t xml:space="preserve"> </w:t>
+      </w:r>
+      <w:r>
+        <w:t>AI-generated meal plans and recipes will be reviewed to ensure they align with the user's health goals, dietary requirements, preferences and available ingredients</w:t>
+      </w:r>
+      <w:r>
+        <w:rPr>
+          <w:lang w:val="en-IN"/>
+        </w:rPr>
+        <w:t xml:space="preserve">. </w:t>
+      </w:r>
+    </w:p>
+    <w:p>
+      <w:pPr>
+        <w:pStyle w:val="ListParagraph"/>
+        <w:numPr>
+          <w:ilvl w:val="0"/>
+          <w:numId w:val="39"/>
+        </w:numPr>
+        <w:rPr>
+          <w:lang w:val="en-IN"/>
+        </w:rPr>
+      </w:pPr>
+      <w:r>
+        <w:rPr>
+          <w:b/>
+          <w:bCs/>
+          <w:lang w:val="en-IN"/>
+        </w:rPr>
+        <w:t>Data Accuracy:</w:t>
+      </w:r>
+      <w:r>
+        <w:rPr>
+          <w:lang w:val="en-IN"/>
+        </w:rPr>
+        <w:t xml:space="preserve"> User profiles, meal plans, recipes and grocery lists will be stored and retrieved correctly. </w:t>
+      </w:r>
+    </w:p>
+    <w:p>
+      <w:pPr>
+        <w:pStyle w:val="ListParagraph"/>
+        <w:numPr>
+          <w:ilvl w:val="0"/>
+          <w:numId w:val="39"/>
+        </w:numPr>
+        <w:rPr>
+          <w:lang w:val="en-IN"/>
+        </w:rPr>
+      </w:pPr>
+      <w:r>
+        <w:rPr>
+          <w:b/>
+          <w:bCs/>
+          <w:lang w:val="en-IN"/>
+        </w:rPr>
+        <w:t>Security and Privacy:</w:t>
+      </w:r>
+      <w:r>
+        <w:rPr>
+          <w:lang w:val="en-IN"/>
+        </w:rPr>
+        <w:t xml:space="preserve"> User information, including health goals and dietary requirements, will be handled and stored securely. </w:t>
+      </w:r>
+    </w:p>
+    <w:p>
+      <w:pPr>
+        <w:pStyle w:val="ListParagraph"/>
+        <w:numPr>
+          <w:ilvl w:val="0"/>
+          <w:numId w:val="39"/>
+        </w:numPr>
+        <w:rPr>
+          <w:lang w:val="en-IN"/>
+        </w:rPr>
+      </w:pPr>
+      <w:r>
+        <w:rPr>
+          <w:b/>
+          <w:bCs/>
+          <w:lang w:val="en-IN"/>
+        </w:rPr>
+        <w:t>Testing:</w:t>
+      </w:r>
+      <w:r>
+        <w:rPr>
+          <w:lang w:val="en-IN"/>
+        </w:rPr>
+        <w:t xml:space="preserve"> </w:t>
+      </w:r>
+      <w:r>
+        <w:t>Unit, component and integration testing will be conducted throughout development to identify and resolve defects before final submission.</w:t>
+      </w:r>
+      <w:r>
+        <w:rPr>
+          <w:lang w:val="en-IN"/>
+        </w:rPr>
+        <w:t xml:space="preserve"> </w:t>
+      </w:r>
+    </w:p>
+    <w:p>
       <w:pPr>
         <w:spacing w:after="160" w:line="259" w:lineRule="auto"/>
-      </w:pPr>
-      <w:r>
+        <w:rPr>
+          <w:b/>
+          <w:bCs/>
+          <w:lang w:val="en-IN"/>
+        </w:rPr>
+      </w:pPr>
+      <w:r>
+        <w:rPr>
+          <w:b/>
+          <w:bCs/>
+          <w:lang w:val="en-IN"/>
+        </w:rPr>
         <w:br w:type="page"/>
       </w:r>
     </w:p>
@@ -6546,10 +6797,15 @@
       </w:pPr>
       <w:r>
         <w:lastRenderedPageBreak/>
-        <w:t xml:space="preserve">Team </w:t>
-      </w:r>
-      <w:r>
-        <w:t>Collaboration</w:t>
+        <w:t>Team Structure, Roles and Responsibilities</w:t>
+      </w:r>
+    </w:p>
+    <w:p>
+      <w:r>
+        <w:t>The AI-Based Smart Meal Planner will be developed collaboratively by a team of three members: Matthew Haydon, Farhad Azim and Ansh Patel. Responsibilities have been allocated according to each member's primary area of contribution while encouraging collaboration throughout the development, testing and documentation of the project.</w:t>
+      </w:r>
+      <w:r>
+        <w:t xml:space="preserve"> </w:t>
       </w:r>
     </w:p>
     <w:p>
@@ -6559,7 +6815,215 @@
       <w:r>
         <w:t>Team Structure</w:t>
       </w:r>
-    </w:p>
+      <w:r>
+        <w:t xml:space="preserve"> and </w:t>
+      </w:r>
+      <w:r>
+        <w:t>Task Leads</w:t>
+      </w:r>
+    </w:p>
+    <w:p>
+      <w:r>
+        <w:t>The project will use a collaborative three-member team structure. Each team member has been assigned responsibility for leading a major project deliverable while supporting other areas of development, testing and documentation. This allocation ensures accountability while encouraging collaboration throughout the project.</w:t>
+      </w:r>
+    </w:p>
+    <w:tbl>
+      <w:tblPr>
+        <w:tblStyle w:val="TableGrid"/>
+        <w:tblW w:w="8722" w:type="dxa"/>
+        <w:tblLook w:val="04A0" w:firstRow="1" w:lastRow="0" w:firstColumn="1" w:lastColumn="0" w:noHBand="0" w:noVBand="1"/>
+      </w:tblPr>
+      <w:tblGrid>
+        <w:gridCol w:w="1967"/>
+        <w:gridCol w:w="3983"/>
+        <w:gridCol w:w="2772"/>
+      </w:tblGrid>
+      <w:tr>
+        <w:trPr>
+          <w:trHeight w:val="630"/>
+        </w:trPr>
+        <w:tc>
+          <w:tcPr>
+            <w:tcW w:w="0" w:type="auto"/>
+            <w:hideMark/>
+          </w:tcPr>
+          <w:p>
+            <w:pPr>
+              <w:jc w:val="center"/>
+              <w:rPr>
+                <w:b/>
+                <w:bCs/>
+              </w:rPr>
+            </w:pPr>
+            <w:r>
+              <w:rPr>
+                <w:b/>
+                <w:bCs/>
+              </w:rPr>
+              <w:t>Team Member</w:t>
+            </w:r>
+          </w:p>
+        </w:tc>
+        <w:tc>
+          <w:tcPr>
+            <w:tcW w:w="0" w:type="auto"/>
+            <w:hideMark/>
+          </w:tcPr>
+          <w:p>
+            <w:pPr>
+              <w:jc w:val="center"/>
+              <w:rPr>
+                <w:b/>
+                <w:bCs/>
+              </w:rPr>
+            </w:pPr>
+            <w:r>
+              <w:rPr>
+                <w:b/>
+                <w:bCs/>
+              </w:rPr>
+              <w:t>Task Leads</w:t>
+            </w:r>
+          </w:p>
+        </w:tc>
+        <w:tc>
+          <w:tcPr>
+            <w:tcW w:w="0" w:type="auto"/>
+            <w:hideMark/>
+          </w:tcPr>
+          <w:p>
+            <w:pPr>
+              <w:jc w:val="center"/>
+              <w:rPr>
+                <w:b/>
+                <w:bCs/>
+              </w:rPr>
+            </w:pPr>
+            <w:r>
+              <w:rPr>
+                <w:b/>
+                <w:bCs/>
+              </w:rPr>
+              <w:t>Supporting Area</w:t>
+            </w:r>
+          </w:p>
+        </w:tc>
+      </w:tr>
+      <w:tr>
+        <w:trPr>
+          <w:trHeight w:val="630"/>
+        </w:trPr>
+        <w:tc>
+          <w:tcPr>
+            <w:tcW w:w="0" w:type="auto"/>
+            <w:hideMark/>
+          </w:tcPr>
+          <w:p>
+            <w:r>
+              <w:t>Matthew Haydon</w:t>
+            </w:r>
+          </w:p>
+        </w:tc>
+        <w:tc>
+          <w:tcPr>
+            <w:tcW w:w="0" w:type="auto"/>
+            <w:hideMark/>
+          </w:tcPr>
+          <w:p>
+            <w:r>
+              <w:t>Android UI &amp; User Profile</w:t>
+            </w:r>
+          </w:p>
+        </w:tc>
+        <w:tc>
+          <w:tcPr>
+            <w:tcW w:w="0" w:type="auto"/>
+            <w:hideMark/>
+          </w:tcPr>
+          <w:p>
+            <w:r>
+              <w:t>Testing &amp; Documentation</w:t>
+            </w:r>
+          </w:p>
+        </w:tc>
+      </w:tr>
+      <w:tr>
+        <w:trPr>
+          <w:trHeight w:val="630"/>
+        </w:trPr>
+        <w:tc>
+          <w:tcPr>
+            <w:tcW w:w="0" w:type="auto"/>
+            <w:hideMark/>
+          </w:tcPr>
+          <w:p>
+            <w:r>
+              <w:t>Farhad Azim</w:t>
+            </w:r>
+          </w:p>
+        </w:tc>
+        <w:tc>
+          <w:tcPr>
+            <w:tcW w:w="0" w:type="auto"/>
+            <w:hideMark/>
+          </w:tcPr>
+          <w:p>
+            <w:r>
+              <w:t>AI Meal Plan &amp; Recipe Generation</w:t>
+            </w:r>
+          </w:p>
+        </w:tc>
+        <w:tc>
+          <w:tcPr>
+            <w:tcW w:w="0" w:type="auto"/>
+            <w:hideMark/>
+          </w:tcPr>
+          <w:p>
+            <w:r>
+              <w:t>Integration &amp; Testing</w:t>
+            </w:r>
+          </w:p>
+        </w:tc>
+      </w:tr>
+      <w:tr>
+        <w:trPr>
+          <w:trHeight w:val="630"/>
+        </w:trPr>
+        <w:tc>
+          <w:tcPr>
+            <w:tcW w:w="0" w:type="auto"/>
+            <w:hideMark/>
+          </w:tcPr>
+          <w:p>
+            <w:r>
+              <w:t>Ansh Patel</w:t>
+            </w:r>
+          </w:p>
+        </w:tc>
+        <w:tc>
+          <w:tcPr>
+            <w:tcW w:w="0" w:type="auto"/>
+            <w:hideMark/>
+          </w:tcPr>
+          <w:p>
+            <w:r>
+              <w:t>Nutrition, Grocery List &amp; Data Storage</w:t>
+            </w:r>
+          </w:p>
+        </w:tc>
+        <w:tc>
+          <w:tcPr>
+            <w:tcW w:w="0" w:type="auto"/>
+            <w:hideMark/>
+          </w:tcPr>
+          <w:p>
+            <w:r>
+              <w:t>Testing &amp; Documentation</w:t>
+            </w:r>
+          </w:p>
+        </w:tc>
+      </w:tr>
+    </w:tbl>
     <w:p/>
     <w:p>
       <w:pPr>
@@ -6569,18 +7033,1446 @@
         <w:t>Roles</w:t>
       </w:r>
     </w:p>
+    <w:p>
+      <w:pPr>
+        <w:rPr>
+          <w:b/>
+          <w:bCs/>
+        </w:rPr>
+      </w:pPr>
+      <w:r>
+        <w:rPr>
+          <w:b/>
+          <w:bCs/>
+        </w:rPr>
+        <w:t>Matthew Haydon – Android UI &amp; User Profile Development</w:t>
+      </w:r>
+    </w:p>
+    <w:p>
+      <w:pPr>
+        <w:pStyle w:val="ListParagraph"/>
+        <w:numPr>
+          <w:ilvl w:val="0"/>
+          <w:numId w:val="42"/>
+        </w:numPr>
+      </w:pPr>
+      <w:r>
+        <w:t>Responsible for developing the Android user interface and implementing user profile functionality, including health goals, dietary requirements and available ingredients. Also contributes to application testing, integration and project documentation.</w:t>
+      </w:r>
+    </w:p>
+    <w:p>
+      <w:pPr>
+        <w:rPr>
+          <w:b/>
+          <w:bCs/>
+        </w:rPr>
+      </w:pPr>
+      <w:r>
+        <w:rPr>
+          <w:b/>
+          <w:bCs/>
+        </w:rPr>
+        <w:t>Farhad Azim – AI Integration &amp; Meal Planning</w:t>
+      </w:r>
+    </w:p>
+    <w:p>
+      <w:pPr>
+        <w:pStyle w:val="ListParagraph"/>
+        <w:numPr>
+          <w:ilvl w:val="0"/>
+          <w:numId w:val="41"/>
+        </w:numPr>
+      </w:pPr>
+      <w:r>
+        <w:t>Responsible for integrating the Generative AI service and implementing personalised meal plan and recipe generation. Also assists with application integration, testing and project documentation.</w:t>
+      </w:r>
+    </w:p>
+    <w:p>
+      <w:pPr>
+        <w:rPr>
+          <w:b/>
+          <w:bCs/>
+        </w:rPr>
+      </w:pPr>
+      <w:r>
+        <w:rPr>
+          <w:b/>
+          <w:bCs/>
+        </w:rPr>
+        <w:t>Ansh Patel – Nutrition, Grocery List &amp; Data Management</w:t>
+      </w:r>
+    </w:p>
+    <w:p>
+      <w:pPr>
+        <w:pStyle w:val="ListParagraph"/>
+        <w:numPr>
+          <w:ilvl w:val="0"/>
+          <w:numId w:val="40"/>
+        </w:numPr>
+      </w:pPr>
+      <w:r>
+        <w:t>Responsible for developing the Nutrition Analysis, Grocery List and Data Storage components. Also contributes to testing, bug fixing and project documentation.</w:t>
+      </w:r>
+    </w:p>
+    <w:p>
+      <w:r>
+        <w:t>This allocation aligns with the major software components identified in the system design and supports collaborative development throughout the project.</w:t>
+      </w:r>
+    </w:p>
     <w:p/>
     <w:p>
       <w:pPr>
+        <w:spacing w:after="160" w:line="259" w:lineRule="auto"/>
+      </w:pPr>
+      <w:r>
+        <w:br w:type="page"/>
+      </w:r>
+    </w:p>
+    <w:p>
+      <w:pPr>
         <w:pStyle w:val="Heading2"/>
       </w:pPr>
       <w:r>
+        <w:lastRenderedPageBreak/>
         <w:t>Responsibilities Matrix</w:t>
       </w:r>
     </w:p>
     <w:p>
       <w:pPr>
+        <w:rPr>
+          <w:lang w:val="en-IN"/>
+        </w:rPr>
+      </w:pPr>
+      <w:r>
+        <w:rPr>
+          <w:lang w:val="en-IN"/>
+        </w:rPr>
+        <w:t xml:space="preserve">Use </w:t>
+      </w:r>
+      <w:r>
+        <w:rPr>
+          <w:b/>
+          <w:bCs/>
+          <w:lang w:val="en-IN"/>
+        </w:rPr>
+        <w:t>P = Primary Responsibility</w:t>
+      </w:r>
+      <w:r>
+        <w:rPr>
+          <w:lang w:val="en-IN"/>
+        </w:rPr>
+        <w:t xml:space="preserve"> and </w:t>
+      </w:r>
+      <w:r>
+        <w:rPr>
+          <w:b/>
+          <w:bCs/>
+          <w:lang w:val="en-IN"/>
+        </w:rPr>
+        <w:t>S = Supporting Responsibility</w:t>
+      </w:r>
+      <w:r>
+        <w:rPr>
+          <w:lang w:val="en-IN"/>
+        </w:rPr>
+        <w:t>.</w:t>
+      </w:r>
+    </w:p>
+    <w:tbl>
+      <w:tblPr>
+        <w:tblStyle w:val="TableGrid"/>
+        <w:tblW w:w="0" w:type="auto"/>
+        <w:tblLook w:val="04A0" w:firstRow="1" w:lastRow="0" w:firstColumn="1" w:lastColumn="0" w:noHBand="0" w:noVBand="1"/>
+      </w:tblPr>
+      <w:tblGrid>
+        <w:gridCol w:w="3197"/>
+        <w:gridCol w:w="1063"/>
+        <w:gridCol w:w="849"/>
+        <w:gridCol w:w="674"/>
+      </w:tblGrid>
+      <w:tr>
+        <w:tc>
+          <w:tcPr>
+            <w:tcW w:w="0" w:type="auto"/>
+            <w:hideMark/>
+          </w:tcPr>
+          <w:p>
+            <w:pPr>
+              <w:jc w:val="center"/>
+              <w:rPr>
+                <w:b/>
+                <w:bCs/>
+                <w:lang w:val="en-IN"/>
+              </w:rPr>
+            </w:pPr>
+            <w:r>
+              <w:rPr>
+                <w:b/>
+                <w:bCs/>
+                <w:lang w:val="en-IN"/>
+              </w:rPr>
+              <w:t>Project Activity</w:t>
+            </w:r>
+          </w:p>
+        </w:tc>
+        <w:tc>
+          <w:tcPr>
+            <w:tcW w:w="0" w:type="auto"/>
+            <w:hideMark/>
+          </w:tcPr>
+          <w:p>
+            <w:pPr>
+              <w:jc w:val="center"/>
+              <w:rPr>
+                <w:b/>
+                <w:bCs/>
+                <w:lang w:val="en-IN"/>
+              </w:rPr>
+            </w:pPr>
+            <w:r>
+              <w:rPr>
+                <w:b/>
+                <w:bCs/>
+                <w:lang w:val="en-IN"/>
+              </w:rPr>
+              <w:t>Matthew</w:t>
+            </w:r>
+          </w:p>
+        </w:tc>
+        <w:tc>
+          <w:tcPr>
+            <w:tcW w:w="0" w:type="auto"/>
+            <w:hideMark/>
+          </w:tcPr>
+          <w:p>
+            <w:pPr>
+              <w:jc w:val="center"/>
+              <w:rPr>
+                <w:b/>
+                <w:bCs/>
+                <w:lang w:val="en-IN"/>
+              </w:rPr>
+            </w:pPr>
+            <w:r>
+              <w:rPr>
+                <w:b/>
+                <w:bCs/>
+                <w:lang w:val="en-IN"/>
+              </w:rPr>
+              <w:t>Farhad</w:t>
+            </w:r>
+          </w:p>
+        </w:tc>
+        <w:tc>
+          <w:tcPr>
+            <w:tcW w:w="0" w:type="auto"/>
+            <w:hideMark/>
+          </w:tcPr>
+          <w:p>
+            <w:pPr>
+              <w:jc w:val="center"/>
+              <w:rPr>
+                <w:b/>
+                <w:bCs/>
+                <w:lang w:val="en-IN"/>
+              </w:rPr>
+            </w:pPr>
+            <w:r>
+              <w:rPr>
+                <w:b/>
+                <w:bCs/>
+                <w:lang w:val="en-IN"/>
+              </w:rPr>
+              <w:t>Ansh</w:t>
+            </w:r>
+          </w:p>
+        </w:tc>
+      </w:tr>
+      <w:tr>
+        <w:tc>
+          <w:tcPr>
+            <w:tcW w:w="0" w:type="auto"/>
+            <w:hideMark/>
+          </w:tcPr>
+          <w:p>
+            <w:pPr>
+              <w:rPr>
+                <w:lang w:val="en-IN"/>
+              </w:rPr>
+            </w:pPr>
+            <w:r>
+              <w:rPr>
+                <w:lang w:val="en-IN"/>
+              </w:rPr>
+              <w:t>Project Planning</w:t>
+            </w:r>
+          </w:p>
+        </w:tc>
+        <w:tc>
+          <w:tcPr>
+            <w:tcW w:w="0" w:type="auto"/>
+            <w:hideMark/>
+          </w:tcPr>
+          <w:p>
+            <w:pPr>
+              <w:rPr>
+                <w:lang w:val="en-IN"/>
+              </w:rPr>
+            </w:pPr>
+            <w:r>
+              <w:rPr>
+                <w:lang w:val="en-IN"/>
+              </w:rPr>
+              <w:t>P</w:t>
+            </w:r>
+          </w:p>
+        </w:tc>
+        <w:tc>
+          <w:tcPr>
+            <w:tcW w:w="0" w:type="auto"/>
+            <w:hideMark/>
+          </w:tcPr>
+          <w:p>
+            <w:pPr>
+              <w:rPr>
+                <w:lang w:val="en-IN"/>
+              </w:rPr>
+            </w:pPr>
+            <w:r>
+              <w:rPr>
+                <w:lang w:val="en-IN"/>
+              </w:rPr>
+              <w:t>P</w:t>
+            </w:r>
+          </w:p>
+        </w:tc>
+        <w:tc>
+          <w:tcPr>
+            <w:tcW w:w="0" w:type="auto"/>
+            <w:hideMark/>
+          </w:tcPr>
+          <w:p>
+            <w:pPr>
+              <w:rPr>
+                <w:lang w:val="en-IN"/>
+              </w:rPr>
+            </w:pPr>
+            <w:r>
+              <w:rPr>
+                <w:lang w:val="en-IN"/>
+              </w:rPr>
+              <w:t>P</w:t>
+            </w:r>
+          </w:p>
+        </w:tc>
+      </w:tr>
+      <w:tr>
+        <w:tc>
+          <w:tcPr>
+            <w:tcW w:w="0" w:type="auto"/>
+            <w:hideMark/>
+          </w:tcPr>
+          <w:p>
+            <w:pPr>
+              <w:rPr>
+                <w:lang w:val="en-IN"/>
+              </w:rPr>
+            </w:pPr>
+            <w:r>
+              <w:rPr>
+                <w:lang w:val="en-IN"/>
+              </w:rPr>
+              <w:t>Requirements &amp; System Design</w:t>
+            </w:r>
+          </w:p>
+        </w:tc>
+        <w:tc>
+          <w:tcPr>
+            <w:tcW w:w="0" w:type="auto"/>
+            <w:hideMark/>
+          </w:tcPr>
+          <w:p>
+            <w:pPr>
+              <w:rPr>
+                <w:lang w:val="en-IN"/>
+              </w:rPr>
+            </w:pPr>
+            <w:r>
+              <w:rPr>
+                <w:lang w:val="en-IN"/>
+              </w:rPr>
+              <w:t>P</w:t>
+            </w:r>
+          </w:p>
+        </w:tc>
+        <w:tc>
+          <w:tcPr>
+            <w:tcW w:w="0" w:type="auto"/>
+            <w:hideMark/>
+          </w:tcPr>
+          <w:p>
+            <w:pPr>
+              <w:rPr>
+                <w:lang w:val="en-IN"/>
+              </w:rPr>
+            </w:pPr>
+            <w:r>
+              <w:rPr>
+                <w:lang w:val="en-IN"/>
+              </w:rPr>
+              <w:t>P</w:t>
+            </w:r>
+          </w:p>
+        </w:tc>
+        <w:tc>
+          <w:tcPr>
+            <w:tcW w:w="0" w:type="auto"/>
+            <w:hideMark/>
+          </w:tcPr>
+          <w:p>
+            <w:pPr>
+              <w:rPr>
+                <w:lang w:val="en-IN"/>
+              </w:rPr>
+            </w:pPr>
+            <w:r>
+              <w:rPr>
+                <w:lang w:val="en-IN"/>
+              </w:rPr>
+              <w:t>P</w:t>
+            </w:r>
+          </w:p>
+        </w:tc>
+      </w:tr>
+      <w:tr>
+        <w:tc>
+          <w:tcPr>
+            <w:tcW w:w="0" w:type="auto"/>
+            <w:hideMark/>
+          </w:tcPr>
+          <w:p>
+            <w:pPr>
+              <w:rPr>
+                <w:lang w:val="en-IN"/>
+              </w:rPr>
+            </w:pPr>
+            <w:r>
+              <w:rPr>
+                <w:lang w:val="en-IN"/>
+              </w:rPr>
+              <w:t>Development Environment Setup</w:t>
+            </w:r>
+          </w:p>
+        </w:tc>
+        <w:tc>
+          <w:tcPr>
+            <w:tcW w:w="0" w:type="auto"/>
+            <w:hideMark/>
+          </w:tcPr>
+          <w:p>
+            <w:pPr>
+              <w:rPr>
+                <w:lang w:val="en-IN"/>
+              </w:rPr>
+            </w:pPr>
+            <w:r>
+              <w:rPr>
+                <w:lang w:val="en-IN"/>
+              </w:rPr>
+              <w:t>P</w:t>
+            </w:r>
+          </w:p>
+        </w:tc>
+        <w:tc>
+          <w:tcPr>
+            <w:tcW w:w="0" w:type="auto"/>
+            <w:hideMark/>
+          </w:tcPr>
+          <w:p>
+            <w:pPr>
+              <w:rPr>
+                <w:lang w:val="en-IN"/>
+              </w:rPr>
+            </w:pPr>
+            <w:r>
+              <w:rPr>
+                <w:lang w:val="en-IN"/>
+              </w:rPr>
+              <w:t>S</w:t>
+            </w:r>
+          </w:p>
+        </w:tc>
+        <w:tc>
+          <w:tcPr>
+            <w:tcW w:w="0" w:type="auto"/>
+            <w:hideMark/>
+          </w:tcPr>
+          <w:p>
+            <w:pPr>
+              <w:rPr>
+                <w:lang w:val="en-IN"/>
+              </w:rPr>
+            </w:pPr>
+            <w:r>
+              <w:rPr>
+                <w:lang w:val="en-IN"/>
+              </w:rPr>
+              <w:t>S</w:t>
+            </w:r>
+          </w:p>
+        </w:tc>
+      </w:tr>
+      <w:tr>
+        <w:tc>
+          <w:tcPr>
+            <w:tcW w:w="0" w:type="auto"/>
+            <w:hideMark/>
+          </w:tcPr>
+          <w:p>
+            <w:pPr>
+              <w:rPr>
+                <w:lang w:val="en-IN"/>
+              </w:rPr>
+            </w:pPr>
+            <w:r>
+              <w:rPr>
+                <w:lang w:val="en-IN"/>
+              </w:rPr>
+              <w:t>User Profile Component</w:t>
+            </w:r>
+          </w:p>
+        </w:tc>
+        <w:tc>
+          <w:tcPr>
+            <w:tcW w:w="0" w:type="auto"/>
+            <w:hideMark/>
+          </w:tcPr>
+          <w:p>
+            <w:pPr>
+              <w:rPr>
+                <w:lang w:val="en-IN"/>
+              </w:rPr>
+            </w:pPr>
+            <w:r>
+              <w:rPr>
+                <w:lang w:val="en-IN"/>
+              </w:rPr>
+              <w:t>P</w:t>
+            </w:r>
+          </w:p>
+        </w:tc>
+        <w:tc>
+          <w:tcPr>
+            <w:tcW w:w="0" w:type="auto"/>
+            <w:hideMark/>
+          </w:tcPr>
+          <w:p>
+            <w:pPr>
+              <w:rPr>
+                <w:lang w:val="en-IN"/>
+              </w:rPr>
+            </w:pPr>
+            <w:r>
+              <w:rPr>
+                <w:lang w:val="en-IN"/>
+              </w:rPr>
+              <w:t>S</w:t>
+            </w:r>
+          </w:p>
+        </w:tc>
+        <w:tc>
+          <w:tcPr>
+            <w:tcW w:w="0" w:type="auto"/>
+            <w:hideMark/>
+          </w:tcPr>
+          <w:p>
+            <w:pPr>
+              <w:rPr>
+                <w:lang w:val="en-IN"/>
+              </w:rPr>
+            </w:pPr>
+            <w:r>
+              <w:rPr>
+                <w:lang w:val="en-IN"/>
+              </w:rPr>
+              <w:t>S</w:t>
+            </w:r>
+          </w:p>
+        </w:tc>
+      </w:tr>
+      <w:tr>
+        <w:tc>
+          <w:tcPr>
+            <w:tcW w:w="0" w:type="auto"/>
+            <w:hideMark/>
+          </w:tcPr>
+          <w:p>
+            <w:pPr>
+              <w:rPr>
+                <w:lang w:val="en-IN"/>
+              </w:rPr>
+            </w:pPr>
+            <w:r>
+              <w:rPr>
+                <w:lang w:val="en-IN"/>
+              </w:rPr>
+              <w:t>Meal Plan Generator</w:t>
+            </w:r>
+          </w:p>
+        </w:tc>
+        <w:tc>
+          <w:tcPr>
+            <w:tcW w:w="0" w:type="auto"/>
+            <w:hideMark/>
+          </w:tcPr>
+          <w:p>
+            <w:pPr>
+              <w:rPr>
+                <w:lang w:val="en-IN"/>
+              </w:rPr>
+            </w:pPr>
+            <w:r>
+              <w:rPr>
+                <w:lang w:val="en-IN"/>
+              </w:rPr>
+              <w:t>S</w:t>
+            </w:r>
+          </w:p>
+        </w:tc>
+        <w:tc>
+          <w:tcPr>
+            <w:tcW w:w="0" w:type="auto"/>
+            <w:hideMark/>
+          </w:tcPr>
+          <w:p>
+            <w:pPr>
+              <w:rPr>
+                <w:lang w:val="en-IN"/>
+              </w:rPr>
+            </w:pPr>
+            <w:r>
+              <w:rPr>
+                <w:lang w:val="en-IN"/>
+              </w:rPr>
+              <w:t>P</w:t>
+            </w:r>
+          </w:p>
+        </w:tc>
+        <w:tc>
+          <w:tcPr>
+            <w:tcW w:w="0" w:type="auto"/>
+            <w:hideMark/>
+          </w:tcPr>
+          <w:p>
+            <w:pPr>
+              <w:rPr>
+                <w:lang w:val="en-IN"/>
+              </w:rPr>
+            </w:pPr>
+            <w:r>
+              <w:rPr>
+                <w:lang w:val="en-IN"/>
+              </w:rPr>
+              <w:t>S</w:t>
+            </w:r>
+          </w:p>
+        </w:tc>
+      </w:tr>
+      <w:tr>
+        <w:tc>
+          <w:tcPr>
+            <w:tcW w:w="0" w:type="auto"/>
+            <w:hideMark/>
+          </w:tcPr>
+          <w:p>
+            <w:pPr>
+              <w:rPr>
+                <w:lang w:val="en-IN"/>
+              </w:rPr>
+            </w:pPr>
+            <w:r>
+              <w:rPr>
+                <w:lang w:val="en-IN"/>
+              </w:rPr>
+              <w:t>Recipe Generator</w:t>
+            </w:r>
+          </w:p>
+        </w:tc>
+        <w:tc>
+          <w:tcPr>
+            <w:tcW w:w="0" w:type="auto"/>
+            <w:hideMark/>
+          </w:tcPr>
+          <w:p>
+            <w:pPr>
+              <w:rPr>
+                <w:lang w:val="en-IN"/>
+              </w:rPr>
+            </w:pPr>
+            <w:r>
+              <w:rPr>
+                <w:lang w:val="en-IN"/>
+              </w:rPr>
+              <w:t>S</w:t>
+            </w:r>
+          </w:p>
+        </w:tc>
+        <w:tc>
+          <w:tcPr>
+            <w:tcW w:w="0" w:type="auto"/>
+            <w:hideMark/>
+          </w:tcPr>
+          <w:p>
+            <w:pPr>
+              <w:rPr>
+                <w:lang w:val="en-IN"/>
+              </w:rPr>
+            </w:pPr>
+            <w:r>
+              <w:rPr>
+                <w:lang w:val="en-IN"/>
+              </w:rPr>
+              <w:t>P</w:t>
+            </w:r>
+          </w:p>
+        </w:tc>
+        <w:tc>
+          <w:tcPr>
+            <w:tcW w:w="0" w:type="auto"/>
+            <w:hideMark/>
+          </w:tcPr>
+          <w:p>
+            <w:pPr>
+              <w:rPr>
+                <w:lang w:val="en-IN"/>
+              </w:rPr>
+            </w:pPr>
+            <w:r>
+              <w:rPr>
+                <w:lang w:val="en-IN"/>
+              </w:rPr>
+              <w:t>S</w:t>
+            </w:r>
+          </w:p>
+        </w:tc>
+      </w:tr>
+      <w:tr>
+        <w:tc>
+          <w:tcPr>
+            <w:tcW w:w="0" w:type="auto"/>
+            <w:hideMark/>
+          </w:tcPr>
+          <w:p>
+            <w:pPr>
+              <w:rPr>
+                <w:lang w:val="en-IN"/>
+              </w:rPr>
+            </w:pPr>
+            <w:r>
+              <w:rPr>
+                <w:lang w:val="en-IN"/>
+              </w:rPr>
+              <w:t>Nutrition Analysis</w:t>
+            </w:r>
+          </w:p>
+        </w:tc>
+        <w:tc>
+          <w:tcPr>
+            <w:tcW w:w="0" w:type="auto"/>
+            <w:hideMark/>
+          </w:tcPr>
+          <w:p>
+            <w:pPr>
+              <w:rPr>
+                <w:lang w:val="en-IN"/>
+              </w:rPr>
+            </w:pPr>
+            <w:r>
+              <w:rPr>
+                <w:lang w:val="en-IN"/>
+              </w:rPr>
+              <w:t>S</w:t>
+            </w:r>
+          </w:p>
+        </w:tc>
+        <w:tc>
+          <w:tcPr>
+            <w:tcW w:w="0" w:type="auto"/>
+            <w:hideMark/>
+          </w:tcPr>
+          <w:p>
+            <w:pPr>
+              <w:rPr>
+                <w:lang w:val="en-IN"/>
+              </w:rPr>
+            </w:pPr>
+            <w:r>
+              <w:rPr>
+                <w:lang w:val="en-IN"/>
+              </w:rPr>
+              <w:t>S</w:t>
+            </w:r>
+          </w:p>
+        </w:tc>
+        <w:tc>
+          <w:tcPr>
+            <w:tcW w:w="0" w:type="auto"/>
+            <w:hideMark/>
+          </w:tcPr>
+          <w:p>
+            <w:pPr>
+              <w:rPr>
+                <w:lang w:val="en-IN"/>
+              </w:rPr>
+            </w:pPr>
+            <w:r>
+              <w:rPr>
+                <w:lang w:val="en-IN"/>
+              </w:rPr>
+              <w:t>P</w:t>
+            </w:r>
+          </w:p>
+        </w:tc>
+      </w:tr>
+      <w:tr>
+        <w:tc>
+          <w:tcPr>
+            <w:tcW w:w="0" w:type="auto"/>
+            <w:hideMark/>
+          </w:tcPr>
+          <w:p>
+            <w:pPr>
+              <w:rPr>
+                <w:lang w:val="en-IN"/>
+              </w:rPr>
+            </w:pPr>
+            <w:r>
+              <w:rPr>
+                <w:lang w:val="en-IN"/>
+              </w:rPr>
+              <w:t>Grocery List Generator</w:t>
+            </w:r>
+          </w:p>
+        </w:tc>
+        <w:tc>
+          <w:tcPr>
+            <w:tcW w:w="0" w:type="auto"/>
+            <w:hideMark/>
+          </w:tcPr>
+          <w:p>
+            <w:pPr>
+              <w:rPr>
+                <w:lang w:val="en-IN"/>
+              </w:rPr>
+            </w:pPr>
+            <w:r>
+              <w:rPr>
+                <w:lang w:val="en-IN"/>
+              </w:rPr>
+              <w:t>S</w:t>
+            </w:r>
+          </w:p>
+        </w:tc>
+        <w:tc>
+          <w:tcPr>
+            <w:tcW w:w="0" w:type="auto"/>
+            <w:hideMark/>
+          </w:tcPr>
+          <w:p>
+            <w:pPr>
+              <w:rPr>
+                <w:lang w:val="en-IN"/>
+              </w:rPr>
+            </w:pPr>
+            <w:r>
+              <w:rPr>
+                <w:lang w:val="en-IN"/>
+              </w:rPr>
+              <w:t>S</w:t>
+            </w:r>
+          </w:p>
+        </w:tc>
+        <w:tc>
+          <w:tcPr>
+            <w:tcW w:w="0" w:type="auto"/>
+            <w:hideMark/>
+          </w:tcPr>
+          <w:p>
+            <w:pPr>
+              <w:rPr>
+                <w:lang w:val="en-IN"/>
+              </w:rPr>
+            </w:pPr>
+            <w:r>
+              <w:rPr>
+                <w:lang w:val="en-IN"/>
+              </w:rPr>
+              <w:t>P</w:t>
+            </w:r>
+          </w:p>
+        </w:tc>
+      </w:tr>
+      <w:tr>
+        <w:tc>
+          <w:tcPr>
+            <w:tcW w:w="0" w:type="auto"/>
+            <w:hideMark/>
+          </w:tcPr>
+          <w:p>
+            <w:pPr>
+              <w:rPr>
+                <w:lang w:val="en-IN"/>
+              </w:rPr>
+            </w:pPr>
+            <w:r>
+              <w:rPr>
+                <w:lang w:val="en-IN"/>
+              </w:rPr>
+              <w:t>Data Storage</w:t>
+            </w:r>
+          </w:p>
+        </w:tc>
+        <w:tc>
+          <w:tcPr>
+            <w:tcW w:w="0" w:type="auto"/>
+            <w:hideMark/>
+          </w:tcPr>
+          <w:p>
+            <w:pPr>
+              <w:rPr>
+                <w:lang w:val="en-IN"/>
+              </w:rPr>
+            </w:pPr>
+            <w:r>
+              <w:rPr>
+                <w:lang w:val="en-IN"/>
+              </w:rPr>
+              <w:t>S</w:t>
+            </w:r>
+          </w:p>
+        </w:tc>
+        <w:tc>
+          <w:tcPr>
+            <w:tcW w:w="0" w:type="auto"/>
+            <w:hideMark/>
+          </w:tcPr>
+          <w:p>
+            <w:pPr>
+              <w:rPr>
+                <w:lang w:val="en-IN"/>
+              </w:rPr>
+            </w:pPr>
+            <w:r>
+              <w:rPr>
+                <w:lang w:val="en-IN"/>
+              </w:rPr>
+              <w:t>S</w:t>
+            </w:r>
+          </w:p>
+        </w:tc>
+        <w:tc>
+          <w:tcPr>
+            <w:tcW w:w="0" w:type="auto"/>
+            <w:hideMark/>
+          </w:tcPr>
+          <w:p>
+            <w:pPr>
+              <w:rPr>
+                <w:lang w:val="en-IN"/>
+              </w:rPr>
+            </w:pPr>
+            <w:r>
+              <w:rPr>
+                <w:lang w:val="en-IN"/>
+              </w:rPr>
+              <w:t>P</w:t>
+            </w:r>
+          </w:p>
+        </w:tc>
+      </w:tr>
+      <w:tr>
+        <w:tc>
+          <w:tcPr>
+            <w:tcW w:w="0" w:type="auto"/>
+            <w:hideMark/>
+          </w:tcPr>
+          <w:p>
+            <w:pPr>
+              <w:rPr>
+                <w:lang w:val="en-IN"/>
+              </w:rPr>
+            </w:pPr>
+            <w:r>
+              <w:rPr>
+                <w:lang w:val="en-IN"/>
+              </w:rPr>
+              <w:t>Android User Interface</w:t>
+            </w:r>
+          </w:p>
+        </w:tc>
+        <w:tc>
+          <w:tcPr>
+            <w:tcW w:w="0" w:type="auto"/>
+            <w:hideMark/>
+          </w:tcPr>
+          <w:p>
+            <w:pPr>
+              <w:rPr>
+                <w:lang w:val="en-IN"/>
+              </w:rPr>
+            </w:pPr>
+            <w:r>
+              <w:rPr>
+                <w:lang w:val="en-IN"/>
+              </w:rPr>
+              <w:t>P</w:t>
+            </w:r>
+          </w:p>
+        </w:tc>
+        <w:tc>
+          <w:tcPr>
+            <w:tcW w:w="0" w:type="auto"/>
+            <w:hideMark/>
+          </w:tcPr>
+          <w:p>
+            <w:pPr>
+              <w:rPr>
+                <w:lang w:val="en-IN"/>
+              </w:rPr>
+            </w:pPr>
+            <w:r>
+              <w:rPr>
+                <w:lang w:val="en-IN"/>
+              </w:rPr>
+              <w:t>S</w:t>
+            </w:r>
+          </w:p>
+        </w:tc>
+        <w:tc>
+          <w:tcPr>
+            <w:tcW w:w="0" w:type="auto"/>
+            <w:hideMark/>
+          </w:tcPr>
+          <w:p>
+            <w:pPr>
+              <w:rPr>
+                <w:lang w:val="en-IN"/>
+              </w:rPr>
+            </w:pPr>
+            <w:r>
+              <w:rPr>
+                <w:lang w:val="en-IN"/>
+              </w:rPr>
+              <w:t>S</w:t>
+            </w:r>
+          </w:p>
+        </w:tc>
+      </w:tr>
+      <w:tr>
+        <w:tc>
+          <w:tcPr>
+            <w:tcW w:w="0" w:type="auto"/>
+            <w:hideMark/>
+          </w:tcPr>
+          <w:p>
+            <w:pPr>
+              <w:rPr>
+                <w:lang w:val="en-IN"/>
+              </w:rPr>
+            </w:pPr>
+            <w:r>
+              <w:rPr>
+                <w:lang w:val="en-IN"/>
+              </w:rPr>
+              <w:t>Generative AI API Integration</w:t>
+            </w:r>
+          </w:p>
+        </w:tc>
+        <w:tc>
+          <w:tcPr>
+            <w:tcW w:w="0" w:type="auto"/>
+            <w:hideMark/>
+          </w:tcPr>
+          <w:p>
+            <w:pPr>
+              <w:rPr>
+                <w:lang w:val="en-IN"/>
+              </w:rPr>
+            </w:pPr>
+            <w:r>
+              <w:rPr>
+                <w:lang w:val="en-IN"/>
+              </w:rPr>
+              <w:t>S</w:t>
+            </w:r>
+          </w:p>
+        </w:tc>
+        <w:tc>
+          <w:tcPr>
+            <w:tcW w:w="0" w:type="auto"/>
+            <w:hideMark/>
+          </w:tcPr>
+          <w:p>
+            <w:pPr>
+              <w:rPr>
+                <w:lang w:val="en-IN"/>
+              </w:rPr>
+            </w:pPr>
+            <w:r>
+              <w:rPr>
+                <w:lang w:val="en-IN"/>
+              </w:rPr>
+              <w:t>P</w:t>
+            </w:r>
+          </w:p>
+        </w:tc>
+        <w:tc>
+          <w:tcPr>
+            <w:tcW w:w="0" w:type="auto"/>
+            <w:hideMark/>
+          </w:tcPr>
+          <w:p>
+            <w:pPr>
+              <w:rPr>
+                <w:lang w:val="en-IN"/>
+              </w:rPr>
+            </w:pPr>
+            <w:r>
+              <w:rPr>
+                <w:lang w:val="en-IN"/>
+              </w:rPr>
+              <w:t>S</w:t>
+            </w:r>
+          </w:p>
+        </w:tc>
+      </w:tr>
+      <w:tr>
+        <w:tc>
+          <w:tcPr>
+            <w:tcW w:w="0" w:type="auto"/>
+            <w:hideMark/>
+          </w:tcPr>
+          <w:p>
+            <w:pPr>
+              <w:rPr>
+                <w:lang w:val="en-IN"/>
+              </w:rPr>
+            </w:pPr>
+            <w:r>
+              <w:rPr>
+                <w:lang w:val="en-IN"/>
+              </w:rPr>
+              <w:t>Testing &amp; Integration</w:t>
+            </w:r>
+          </w:p>
+        </w:tc>
+        <w:tc>
+          <w:tcPr>
+            <w:tcW w:w="0" w:type="auto"/>
+            <w:hideMark/>
+          </w:tcPr>
+          <w:p>
+            <w:pPr>
+              <w:rPr>
+                <w:lang w:val="en-IN"/>
+              </w:rPr>
+            </w:pPr>
+            <w:r>
+              <w:rPr>
+                <w:lang w:val="en-IN"/>
+              </w:rPr>
+              <w:t>P</w:t>
+            </w:r>
+          </w:p>
+        </w:tc>
+        <w:tc>
+          <w:tcPr>
+            <w:tcW w:w="0" w:type="auto"/>
+            <w:hideMark/>
+          </w:tcPr>
+          <w:p>
+            <w:pPr>
+              <w:rPr>
+                <w:lang w:val="en-IN"/>
+              </w:rPr>
+            </w:pPr>
+            <w:r>
+              <w:rPr>
+                <w:lang w:val="en-IN"/>
+              </w:rPr>
+              <w:t>P</w:t>
+            </w:r>
+          </w:p>
+        </w:tc>
+        <w:tc>
+          <w:tcPr>
+            <w:tcW w:w="0" w:type="auto"/>
+            <w:hideMark/>
+          </w:tcPr>
+          <w:p>
+            <w:pPr>
+              <w:rPr>
+                <w:lang w:val="en-IN"/>
+              </w:rPr>
+            </w:pPr>
+            <w:r>
+              <w:rPr>
+                <w:lang w:val="en-IN"/>
+              </w:rPr>
+              <w:t>P</w:t>
+            </w:r>
+          </w:p>
+        </w:tc>
+      </w:tr>
+      <w:tr>
+        <w:tc>
+          <w:tcPr>
+            <w:tcW w:w="0" w:type="auto"/>
+            <w:hideMark/>
+          </w:tcPr>
+          <w:p>
+            <w:pPr>
+              <w:rPr>
+                <w:lang w:val="en-IN"/>
+              </w:rPr>
+            </w:pPr>
+            <w:r>
+              <w:rPr>
+                <w:lang w:val="en-IN"/>
+              </w:rPr>
+              <w:t>Defect Fixing</w:t>
+            </w:r>
+          </w:p>
+        </w:tc>
+        <w:tc>
+          <w:tcPr>
+            <w:tcW w:w="0" w:type="auto"/>
+            <w:hideMark/>
+          </w:tcPr>
+          <w:p>
+            <w:pPr>
+              <w:rPr>
+                <w:lang w:val="en-IN"/>
+              </w:rPr>
+            </w:pPr>
+            <w:r>
+              <w:rPr>
+                <w:lang w:val="en-IN"/>
+              </w:rPr>
+              <w:t>P</w:t>
+            </w:r>
+          </w:p>
+        </w:tc>
+        <w:tc>
+          <w:tcPr>
+            <w:tcW w:w="0" w:type="auto"/>
+            <w:hideMark/>
+          </w:tcPr>
+          <w:p>
+            <w:pPr>
+              <w:rPr>
+                <w:lang w:val="en-IN"/>
+              </w:rPr>
+            </w:pPr>
+            <w:r>
+              <w:rPr>
+                <w:lang w:val="en-IN"/>
+              </w:rPr>
+              <w:t>P</w:t>
+            </w:r>
+          </w:p>
+        </w:tc>
+        <w:tc>
+          <w:tcPr>
+            <w:tcW w:w="0" w:type="auto"/>
+            <w:hideMark/>
+          </w:tcPr>
+          <w:p>
+            <w:pPr>
+              <w:rPr>
+                <w:lang w:val="en-IN"/>
+              </w:rPr>
+            </w:pPr>
+            <w:r>
+              <w:rPr>
+                <w:lang w:val="en-IN"/>
+              </w:rPr>
+              <w:t>P</w:t>
+            </w:r>
+          </w:p>
+        </w:tc>
+      </w:tr>
+      <w:tr>
+        <w:tc>
+          <w:tcPr>
+            <w:tcW w:w="0" w:type="auto"/>
+            <w:hideMark/>
+          </w:tcPr>
+          <w:p>
+            <w:pPr>
+              <w:rPr>
+                <w:lang w:val="en-IN"/>
+              </w:rPr>
+            </w:pPr>
+            <w:r>
+              <w:rPr>
+                <w:lang w:val="en-IN"/>
+              </w:rPr>
+              <w:t>Documentation</w:t>
+            </w:r>
+          </w:p>
+        </w:tc>
+        <w:tc>
+          <w:tcPr>
+            <w:tcW w:w="0" w:type="auto"/>
+            <w:hideMark/>
+          </w:tcPr>
+          <w:p>
+            <w:pPr>
+              <w:rPr>
+                <w:lang w:val="en-IN"/>
+              </w:rPr>
+            </w:pPr>
+            <w:r>
+              <w:rPr>
+                <w:lang w:val="en-IN"/>
+              </w:rPr>
+              <w:t>P</w:t>
+            </w:r>
+          </w:p>
+        </w:tc>
+        <w:tc>
+          <w:tcPr>
+            <w:tcW w:w="0" w:type="auto"/>
+            <w:hideMark/>
+          </w:tcPr>
+          <w:p>
+            <w:pPr>
+              <w:rPr>
+                <w:lang w:val="en-IN"/>
+              </w:rPr>
+            </w:pPr>
+            <w:r>
+              <w:rPr>
+                <w:lang w:val="en-IN"/>
+              </w:rPr>
+              <w:t>P</w:t>
+            </w:r>
+          </w:p>
+        </w:tc>
+        <w:tc>
+          <w:tcPr>
+            <w:tcW w:w="0" w:type="auto"/>
+            <w:hideMark/>
+          </w:tcPr>
+          <w:p>
+            <w:pPr>
+              <w:rPr>
+                <w:lang w:val="en-IN"/>
+              </w:rPr>
+            </w:pPr>
+            <w:r>
+              <w:rPr>
+                <w:lang w:val="en-IN"/>
+              </w:rPr>
+              <w:t>P</w:t>
+            </w:r>
+          </w:p>
+        </w:tc>
+      </w:tr>
+      <w:tr>
+        <w:tc>
+          <w:tcPr>
+            <w:tcW w:w="0" w:type="auto"/>
+            <w:hideMark/>
+          </w:tcPr>
+          <w:p>
+            <w:pPr>
+              <w:rPr>
+                <w:lang w:val="en-IN"/>
+              </w:rPr>
+            </w:pPr>
+            <w:r>
+              <w:rPr>
+                <w:lang w:val="en-IN"/>
+              </w:rPr>
+              <w:t>Final Review &amp; Submission</w:t>
+            </w:r>
+          </w:p>
+        </w:tc>
+        <w:tc>
+          <w:tcPr>
+            <w:tcW w:w="0" w:type="auto"/>
+            <w:hideMark/>
+          </w:tcPr>
+          <w:p>
+            <w:pPr>
+              <w:rPr>
+                <w:lang w:val="en-IN"/>
+              </w:rPr>
+            </w:pPr>
+            <w:r>
+              <w:rPr>
+                <w:lang w:val="en-IN"/>
+              </w:rPr>
+              <w:t>P</w:t>
+            </w:r>
+          </w:p>
+        </w:tc>
+        <w:tc>
+          <w:tcPr>
+            <w:tcW w:w="0" w:type="auto"/>
+            <w:hideMark/>
+          </w:tcPr>
+          <w:p>
+            <w:pPr>
+              <w:rPr>
+                <w:lang w:val="en-IN"/>
+              </w:rPr>
+            </w:pPr>
+            <w:r>
+              <w:rPr>
+                <w:lang w:val="en-IN"/>
+              </w:rPr>
+              <w:t>P</w:t>
+            </w:r>
+          </w:p>
+        </w:tc>
+        <w:tc>
+          <w:tcPr>
+            <w:tcW w:w="0" w:type="auto"/>
+            <w:hideMark/>
+          </w:tcPr>
+          <w:p>
+            <w:pPr>
+              <w:rPr>
+                <w:lang w:val="en-IN"/>
+              </w:rPr>
+            </w:pPr>
+            <w:r>
+              <w:rPr>
+                <w:lang w:val="en-IN"/>
+              </w:rPr>
+              <w:t>P</w:t>
+            </w:r>
+          </w:p>
+        </w:tc>
+      </w:tr>
+    </w:tbl>
+    <w:p>
+      <w:pPr>
+        <w:pStyle w:val="Heading1"/>
+      </w:pPr>
+    </w:p>
+    <w:p>
+      <w:pPr>
         <w:spacing w:after="160" w:line="259" w:lineRule="auto"/>
+        <w:rPr>
+          <w:rFonts w:asciiTheme="majorHAnsi" w:eastAsiaTheme="majorEastAsia" w:hAnsiTheme="majorHAnsi" w:cstheme="majorBidi"/>
+          <w:color w:val="0F4761" w:themeColor="accent1" w:themeShade="BF"/>
+          <w:sz w:val="40"/>
+          <w:szCs w:val="40"/>
+        </w:rPr>
       </w:pPr>
       <w:r>
         <w:br w:type="page"/>
@@ -6595,6 +8487,360 @@
         <w:t>Required Tools and Resources</w:t>
       </w:r>
     </w:p>
+    <w:p>
+      <w:r>
+        <w:t>The AI-Based Smart Meal Planner will utilise a range of software tools, platforms and external resources to support application development, collaboration, testing and documentation throughout the project.</w:t>
+      </w:r>
+    </w:p>
+    <w:tbl>
+      <w:tblPr>
+        <w:tblStyle w:val="TableGrid"/>
+        <w:tblW w:w="0" w:type="auto"/>
+        <w:tblLook w:val="04A0" w:firstRow="1" w:lastRow="0" w:firstColumn="1" w:lastColumn="0" w:noHBand="0" w:noVBand="1"/>
+      </w:tblPr>
+      <w:tblGrid>
+        <w:gridCol w:w="2613"/>
+        <w:gridCol w:w="6403"/>
+      </w:tblGrid>
+      <w:tr>
+        <w:tc>
+          <w:tcPr>
+            <w:tcW w:w="0" w:type="auto"/>
+            <w:hideMark/>
+          </w:tcPr>
+          <w:p>
+            <w:pPr>
+              <w:jc w:val="center"/>
+              <w:rPr>
+                <w:b/>
+                <w:bCs/>
+              </w:rPr>
+            </w:pPr>
+            <w:r>
+              <w:rPr>
+                <w:b/>
+                <w:bCs/>
+              </w:rPr>
+              <w:t>Tool / Resource</w:t>
+            </w:r>
+          </w:p>
+        </w:tc>
+        <w:tc>
+          <w:tcPr>
+            <w:tcW w:w="0" w:type="auto"/>
+            <w:hideMark/>
+          </w:tcPr>
+          <w:p>
+            <w:pPr>
+              <w:jc w:val="center"/>
+              <w:rPr>
+                <w:b/>
+                <w:bCs/>
+              </w:rPr>
+            </w:pPr>
+            <w:r>
+              <w:rPr>
+                <w:b/>
+                <w:bCs/>
+              </w:rPr>
+              <w:t>Purpose</w:t>
+            </w:r>
+          </w:p>
+        </w:tc>
+      </w:tr>
+      <w:tr>
+        <w:tc>
+          <w:tcPr>
+            <w:tcW w:w="0" w:type="auto"/>
+            <w:hideMark/>
+          </w:tcPr>
+          <w:p>
+            <w:r>
+              <w:rPr>
+                <w:b/>
+                <w:bCs/>
+              </w:rPr>
+              <w:t>Android Studio</w:t>
+            </w:r>
+          </w:p>
+        </w:tc>
+        <w:tc>
+          <w:tcPr>
+            <w:tcW w:w="0" w:type="auto"/>
+            <w:hideMark/>
+          </w:tcPr>
+          <w:p>
+            <w:r>
+              <w:t>Primary development environment for building and testing the Android application.</w:t>
+            </w:r>
+          </w:p>
+        </w:tc>
+      </w:tr>
+      <w:tr>
+        <w:tc>
+          <w:tcPr>
+            <w:tcW w:w="0" w:type="auto"/>
+            <w:hideMark/>
+          </w:tcPr>
+          <w:p>
+            <w:r>
+              <w:rPr>
+                <w:b/>
+                <w:bCs/>
+              </w:rPr>
+              <w:t>Kotlin</w:t>
+            </w:r>
+          </w:p>
+        </w:tc>
+        <w:tc>
+          <w:tcPr>
+            <w:tcW w:w="0" w:type="auto"/>
+            <w:hideMark/>
+          </w:tcPr>
+          <w:p>
+            <w:r>
+              <w:t>Programming language used to develop the Android application.</w:t>
+            </w:r>
+          </w:p>
+        </w:tc>
+      </w:tr>
+      <w:tr>
+        <w:tc>
+          <w:tcPr>
+            <w:tcW w:w="0" w:type="auto"/>
+            <w:hideMark/>
+          </w:tcPr>
+          <w:p>
+            <w:r>
+              <w:rPr>
+                <w:b/>
+                <w:bCs/>
+              </w:rPr>
+              <w:t>GitHub</w:t>
+            </w:r>
+          </w:p>
+        </w:tc>
+        <w:tc>
+          <w:tcPr>
+            <w:tcW w:w="0" w:type="auto"/>
+            <w:hideMark/>
+          </w:tcPr>
+          <w:p>
+            <w:r>
+              <w:t>Version control, source code management and team collaboration.</w:t>
+            </w:r>
+          </w:p>
+        </w:tc>
+      </w:tr>
+      <w:tr>
+        <w:tc>
+          <w:tcPr>
+            <w:tcW w:w="0" w:type="auto"/>
+            <w:hideMark/>
+          </w:tcPr>
+          <w:p>
+            <w:r>
+              <w:rPr>
+                <w:b/>
+                <w:bCs/>
+              </w:rPr>
+              <w:t>PlantUML</w:t>
+            </w:r>
+          </w:p>
+        </w:tc>
+        <w:tc>
+          <w:tcPr>
+            <w:tcW w:w="0" w:type="auto"/>
+            <w:hideMark/>
+          </w:tcPr>
+          <w:p>
+            <w:r>
+              <w:t>Create UML diagrams, including the use case diagram, context diagram and work breakdown structure.</w:t>
+            </w:r>
+          </w:p>
+        </w:tc>
+      </w:tr>
+      <w:tr>
+        <w:tc>
+          <w:tcPr>
+            <w:tcW w:w="0" w:type="auto"/>
+            <w:hideMark/>
+          </w:tcPr>
+          <w:p>
+            <w:r>
+              <w:rPr>
+                <w:b/>
+                <w:bCs/>
+              </w:rPr>
+              <w:t>Generative AI API</w:t>
+            </w:r>
+          </w:p>
+        </w:tc>
+        <w:tc>
+          <w:tcPr>
+            <w:tcW w:w="0" w:type="auto"/>
+            <w:hideMark/>
+          </w:tcPr>
+          <w:p>
+            <w:r>
+              <w:t>Generate personalised meal plans and recipes.</w:t>
+            </w:r>
+          </w:p>
+        </w:tc>
+      </w:tr>
+      <w:tr>
+        <w:tc>
+          <w:tcPr>
+            <w:tcW w:w="0" w:type="auto"/>
+            <w:hideMark/>
+          </w:tcPr>
+          <w:p>
+            <w:r>
+              <w:rPr>
+                <w:b/>
+                <w:bCs/>
+              </w:rPr>
+              <w:t>Public Nutrition Dataset/API</w:t>
+            </w:r>
+          </w:p>
+        </w:tc>
+        <w:tc>
+          <w:tcPr>
+            <w:tcW w:w="0" w:type="auto"/>
+            <w:hideMark/>
+          </w:tcPr>
+          <w:p>
+            <w:r>
+              <w:t>Provide nutritional information, including calories, macronutrients and micronutrients.</w:t>
+            </w:r>
+          </w:p>
+        </w:tc>
+      </w:tr>
+      <w:tr>
+        <w:tc>
+          <w:tcPr>
+            <w:tcW w:w="0" w:type="auto"/>
+            <w:hideMark/>
+          </w:tcPr>
+          <w:p>
+            <w:r>
+              <w:rPr>
+                <w:b/>
+                <w:bCs/>
+              </w:rPr>
+              <w:t>SQLite / Room Database</w:t>
+            </w:r>
+          </w:p>
+        </w:tc>
+        <w:tc>
+          <w:tcPr>
+            <w:tcW w:w="0" w:type="auto"/>
+            <w:hideMark/>
+          </w:tcPr>
+          <w:p>
+            <w:r>
+              <w:t>Store user profiles, meal plans, recipes and grocery lists.</w:t>
+            </w:r>
+          </w:p>
+        </w:tc>
+      </w:tr>
+      <w:tr>
+        <w:tc>
+          <w:tcPr>
+            <w:tcW w:w="0" w:type="auto"/>
+            <w:hideMark/>
+          </w:tcPr>
+          <w:p>
+            <w:r>
+              <w:rPr>
+                <w:b/>
+                <w:bCs/>
+              </w:rPr>
+              <w:t>Android Emulator / Android Device</w:t>
+            </w:r>
+          </w:p>
+        </w:tc>
+        <w:tc>
+          <w:tcPr>
+            <w:tcW w:w="0" w:type="auto"/>
+            <w:hideMark/>
+          </w:tcPr>
+          <w:p>
+            <w:r>
+              <w:t>Test application functionality, usability and compatibility.</w:t>
+            </w:r>
+          </w:p>
+        </w:tc>
+      </w:tr>
+      <w:tr>
+        <w:tc>
+          <w:tcPr>
+            <w:tcW w:w="0" w:type="auto"/>
+            <w:hideMark/>
+          </w:tcPr>
+          <w:p>
+            <w:r>
+              <w:rPr>
+                <w:b/>
+                <w:bCs/>
+              </w:rPr>
+              <w:t>Microsoft Word</w:t>
+            </w:r>
+          </w:p>
+        </w:tc>
+        <w:tc>
+          <w:tcPr>
+            <w:tcW w:w="0" w:type="auto"/>
+            <w:hideMark/>
+          </w:tcPr>
+          <w:p>
+            <w:r>
+              <w:t>Prepare project documentation and reports.</w:t>
+            </w:r>
+          </w:p>
+        </w:tc>
+      </w:tr>
+      <w:tr>
+        <w:tc>
+          <w:tcPr>
+            <w:tcW w:w="0" w:type="auto"/>
+          </w:tcPr>
+          <w:p>
+            <w:pPr>
+              <w:rPr>
+                <w:b/>
+                <w:bCs/>
+              </w:rPr>
+            </w:pPr>
+            <w:r>
+              <w:rPr>
+                <w:b/>
+                <w:bCs/>
+              </w:rPr>
+              <w:t>Google Chat</w:t>
+            </w:r>
+          </w:p>
+        </w:tc>
+        <w:tc>
+          <w:tcPr>
+            <w:tcW w:w="0" w:type="auto"/>
+          </w:tcPr>
+          <w:p>
+            <w:pPr>
+              <w:tabs>
+                <w:tab w:val="left" w:pos="990"/>
+              </w:tabs>
+            </w:pPr>
+            <w:r>
+              <w:t>Team communication, project discussions and coordination.</w:t>
+            </w:r>
+            <w:r>
+              <w:tab/>
+            </w:r>
+          </w:p>
+        </w:tc>
+      </w:tr>
+    </w:tbl>
     <w:p/>
     <w:sectPr>
       <w:pgSz w:w="11906" w:h="16838"/>
@@ -6722,6 +8968,119 @@
     </w:lvl>
   </w:abstractNum>
   <w:abstractNum w:abstractNumId="1" w15:restartNumberingAfterBreak="0">
+    <w:nsid w:val="03BB5278"/>
+    <w:multiLevelType w:val="hybridMultilevel"/>
+    <w:tmpl w:val="072EBC3C"/>
+    <w:lvl w:ilvl="0" w:tplc="0C090001">
+      <w:start w:val="1"/>
+      <w:numFmt w:val="bullet"/>
+      <w:lvlText w:val=""/>
+      <w:lvlJc w:val="left"/>
+      <w:pPr>
+        <w:ind w:left="720" w:hanging="360"/>
+      </w:pPr>
+      <w:rPr>
+        <w:rFonts w:ascii="Symbol" w:hAnsi="Symbol" w:hint="default"/>
+      </w:rPr>
+    </w:lvl>
+    <w:lvl w:ilvl="1" w:tplc="0C090003" w:tentative="1">
+      <w:start w:val="1"/>
+      <w:numFmt w:val="bullet"/>
+      <w:lvlText w:val="o"/>
+      <w:lvlJc w:val="left"/>
+      <w:pPr>
+        <w:ind w:left="1440" w:hanging="360"/>
+      </w:pPr>
+      <w:rPr>
+        <w:rFonts w:ascii="Courier New" w:hAnsi="Courier New" w:cs="Courier New" w:hint="default"/>
+      </w:rPr>
+    </w:lvl>
+    <w:lvl w:ilvl="2" w:tplc="0C090005" w:tentative="1">
+      <w:start w:val="1"/>
+      <w:numFmt w:val="bullet"/>
+      <w:lvlText w:val=""/>
+      <w:lvlJc w:val="left"/>
+      <w:pPr>
+        <w:ind w:left="2160" w:hanging="360"/>
+      </w:pPr>
+      <w:rPr>
+        <w:rFonts w:ascii="Wingdings" w:hAnsi="Wingdings" w:hint="default"/>
+      </w:rPr>
+    </w:lvl>
+    <w:lvl w:ilvl="3" w:tplc="0C090001" w:tentative="1">
+      <w:start w:val="1"/>
+      <w:numFmt w:val="bullet"/>
+      <w:lvlText w:val=""/>
+      <w:lvlJc w:val="left"/>
+      <w:pPr>
+        <w:ind w:left="2880" w:hanging="360"/>
+      </w:pPr>
+      <w:rPr>
+        <w:rFonts w:ascii="Symbol" w:hAnsi="Symbol" w:hint="default"/>
+      </w:rPr>
+    </w:lvl>
+    <w:lvl w:ilvl="4" w:tplc="0C090003" w:tentative="1">
+      <w:start w:val="1"/>
+      <w:numFmt w:val="bullet"/>
+      <w:lvlText w:val="o"/>
+      <w:lvlJc w:val="left"/>
+      <w:pPr>
+        <w:ind w:left="3600" w:hanging="360"/>
+      </w:pPr>
+      <w:rPr>
+        <w:rFonts w:ascii="Courier New" w:hAnsi="Courier New" w:cs="Courier New" w:hint="default"/>
+      </w:rPr>
+    </w:lvl>
+    <w:lvl w:ilvl="5" w:tplc="0C090005" w:tentative="1">
+      <w:start w:val="1"/>
+      <w:numFmt w:val="bullet"/>
+      <w:lvlText w:val=""/>
+      <w:lvlJc w:val="left"/>
+      <w:pPr>
+        <w:ind w:left="4320" w:hanging="360"/>
+      </w:pPr>
+      <w:rPr>
+        <w:rFonts w:ascii="Wingdings" w:hAnsi="Wingdings" w:hint="default"/>
+      </w:rPr>
+    </w:lvl>
+    <w:lvl w:ilvl="6" w:tplc="0C090001" w:tentative="1">
+      <w:start w:val="1"/>
+      <w:numFmt w:val="bullet"/>
+      <w:lvlText w:val=""/>
+      <w:lvlJc w:val="left"/>
+      <w:pPr>
+        <w:ind w:left="5040" w:hanging="360"/>
+      </w:pPr>
+      <w:rPr>
+        <w:rFonts w:ascii="Symbol" w:hAnsi="Symbol" w:hint="default"/>
+      </w:rPr>
+    </w:lvl>
+    <w:lvl w:ilvl="7" w:tplc="0C090003" w:tentative="1">
+      <w:start w:val="1"/>
+      <w:numFmt w:val="bullet"/>
+      <w:lvlText w:val="o"/>
+      <w:lvlJc w:val="left"/>
+      <w:pPr>
+        <w:ind w:left="5760" w:hanging="360"/>
+      </w:pPr>
+      <w:rPr>
+        <w:rFonts w:ascii="Courier New" w:hAnsi="Courier New" w:cs="Courier New" w:hint="default"/>
+      </w:rPr>
+    </w:lvl>
+    <w:lvl w:ilvl="8" w:tplc="0C090005" w:tentative="1">
+      <w:start w:val="1"/>
+      <w:numFmt w:val="bullet"/>
+      <w:lvlText w:val=""/>
+      <w:lvlJc w:val="left"/>
+      <w:pPr>
+        <w:ind w:left="6480" w:hanging="360"/>
+      </w:pPr>
+      <w:rPr>
+        <w:rFonts w:ascii="Wingdings" w:hAnsi="Wingdings" w:hint="default"/>
+      </w:rPr>
+    </w:lvl>
+  </w:abstractNum>
+  <w:abstractNum w:abstractNumId="2" w15:restartNumberingAfterBreak="0">
     <w:nsid w:val="078359ED"/>
     <w:multiLevelType w:val="hybridMultilevel"/>
     <w:tmpl w:val="1E4A5A6E"/>
@@ -6834,7 +9193,7 @@
       </w:rPr>
     </w:lvl>
   </w:abstractNum>
-  <w:abstractNum w:abstractNumId="2" w15:restartNumberingAfterBreak="0">
+  <w:abstractNum w:abstractNumId="3" w15:restartNumberingAfterBreak="0">
     <w:nsid w:val="080B3DEB"/>
     <w:multiLevelType w:val="hybridMultilevel"/>
     <w:tmpl w:val="5A9EB24C"/>
@@ -6947,7 +9306,7 @@
       </w:rPr>
     </w:lvl>
   </w:abstractNum>
-  <w:abstractNum w:abstractNumId="3" w15:restartNumberingAfterBreak="0">
+  <w:abstractNum w:abstractNumId="4" w15:restartNumberingAfterBreak="0">
     <w:nsid w:val="0B80697D"/>
     <w:multiLevelType w:val="hybridMultilevel"/>
     <w:tmpl w:val="8284A1EC"/>
@@ -7060,7 +9419,7 @@
       </w:rPr>
     </w:lvl>
   </w:abstractNum>
-  <w:abstractNum w:abstractNumId="4" w15:restartNumberingAfterBreak="0">
+  <w:abstractNum w:abstractNumId="5" w15:restartNumberingAfterBreak="0">
     <w:nsid w:val="103E45E5"/>
     <w:multiLevelType w:val="multilevel"/>
     <w:tmpl w:val="779E4B42"/>
@@ -7201,7 +9560,7 @@
       </w:rPr>
     </w:lvl>
   </w:abstractNum>
-  <w:abstractNum w:abstractNumId="5" w15:restartNumberingAfterBreak="0">
+  <w:abstractNum w:abstractNumId="6" w15:restartNumberingAfterBreak="0">
     <w:nsid w:val="10E3077F"/>
     <w:multiLevelType w:val="hybridMultilevel"/>
     <w:tmpl w:val="985A415C"/>
@@ -7314,7 +9673,7 @@
       </w:rPr>
     </w:lvl>
   </w:abstractNum>
-  <w:abstractNum w:abstractNumId="6" w15:restartNumberingAfterBreak="0">
+  <w:abstractNum w:abstractNumId="7" w15:restartNumberingAfterBreak="0">
     <w:nsid w:val="14745E80"/>
     <w:multiLevelType w:val="hybridMultilevel"/>
     <w:tmpl w:val="823CB574"/>
@@ -7427,7 +9786,7 @@
       </w:rPr>
     </w:lvl>
   </w:abstractNum>
-  <w:abstractNum w:abstractNumId="7" w15:restartNumberingAfterBreak="0">
+  <w:abstractNum w:abstractNumId="8" w15:restartNumberingAfterBreak="0">
     <w:nsid w:val="15AE683B"/>
     <w:multiLevelType w:val="multilevel"/>
     <w:tmpl w:val="EA02FB30"/>
@@ -7576,7 +9935,156 @@
       </w:rPr>
     </w:lvl>
   </w:abstractNum>
-  <w:abstractNum w:abstractNumId="8" w15:restartNumberingAfterBreak="0">
+  <w:abstractNum w:abstractNumId="9" w15:restartNumberingAfterBreak="0">
+    <w:nsid w:val="21115120"/>
+    <w:multiLevelType w:val="multilevel"/>
+    <w:tmpl w:val="04266A1C"/>
+    <w:lvl w:ilvl="0">
+      <w:start w:val="1"/>
+      <w:numFmt w:val="bullet"/>
+      <w:lvlText w:val=""/>
+      <w:lvlJc w:val="left"/>
+      <w:pPr>
+        <w:tabs>
+          <w:tab w:val="num" w:pos="720"/>
+        </w:tabs>
+        <w:ind w:left="720" w:hanging="360"/>
+      </w:pPr>
+      <w:rPr>
+        <w:rFonts w:ascii="Symbol" w:hAnsi="Symbol" w:hint="default"/>
+        <w:sz w:val="20"/>
+      </w:rPr>
+    </w:lvl>
+    <w:lvl w:ilvl="1">
+      <w:start w:val="1"/>
+      <w:numFmt w:val="bullet"/>
+      <w:lvlText w:val="o"/>
+      <w:lvlJc w:val="left"/>
+      <w:pPr>
+        <w:tabs>
+          <w:tab w:val="num" w:pos="1440"/>
+        </w:tabs>
+        <w:ind w:left="1440" w:hanging="360"/>
+      </w:pPr>
+      <w:rPr>
+        <w:rFonts w:ascii="Courier New" w:hAnsi="Courier New" w:cs="Times New Roman" w:hint="default"/>
+        <w:sz w:val="20"/>
+      </w:rPr>
+    </w:lvl>
+    <w:lvl w:ilvl="2">
+      <w:start w:val="1"/>
+      <w:numFmt w:val="bullet"/>
+      <w:lvlText w:val=""/>
+      <w:lvlJc w:val="left"/>
+      <w:pPr>
+        <w:tabs>
+          <w:tab w:val="num" w:pos="2160"/>
+        </w:tabs>
+        <w:ind w:left="2160" w:hanging="360"/>
+      </w:pPr>
+      <w:rPr>
+        <w:rFonts w:ascii="Wingdings" w:hAnsi="Wingdings" w:hint="default"/>
+        <w:sz w:val="20"/>
+      </w:rPr>
+    </w:lvl>
+    <w:lvl w:ilvl="3">
+      <w:start w:val="1"/>
+      <w:numFmt w:val="bullet"/>
+      <w:lvlText w:val=""/>
+      <w:lvlJc w:val="left"/>
+      <w:pPr>
+        <w:tabs>
+          <w:tab w:val="num" w:pos="2880"/>
+        </w:tabs>
+        <w:ind w:left="2880" w:hanging="360"/>
+      </w:pPr>
+      <w:rPr>
+        <w:rFonts w:ascii="Wingdings" w:hAnsi="Wingdings" w:hint="default"/>
+        <w:sz w:val="20"/>
+      </w:rPr>
+    </w:lvl>
+    <w:lvl w:ilvl="4">
+      <w:start w:val="1"/>
+      <w:numFmt w:val="bullet"/>
+      <w:lvlText w:val=""/>
+      <w:lvlJc w:val="left"/>
+      <w:pPr>
+        <w:tabs>
+          <w:tab w:val="num" w:pos="3600"/>
+        </w:tabs>
+        <w:ind w:left="3600" w:hanging="360"/>
+      </w:pPr>
+      <w:rPr>
+        <w:rFonts w:ascii="Wingdings" w:hAnsi="Wingdings" w:hint="default"/>
+        <w:sz w:val="20"/>
+      </w:rPr>
+    </w:lvl>
+    <w:lvl w:ilvl="5">
+      <w:start w:val="1"/>
+      <w:numFmt w:val="bullet"/>
+      <w:lvlText w:val=""/>
+      <w:lvlJc w:val="left"/>
+      <w:pPr>
+        <w:tabs>
+          <w:tab w:val="num" w:pos="4320"/>
+        </w:tabs>
+        <w:ind w:left="4320" w:hanging="360"/>
+      </w:pPr>
+      <w:rPr>
+        <w:rFonts w:ascii="Wingdings" w:hAnsi="Wingdings" w:hint="default"/>
+        <w:sz w:val="20"/>
+      </w:rPr>
+    </w:lvl>
+    <w:lvl w:ilvl="6">
+      <w:start w:val="1"/>
+      <w:numFmt w:val="bullet"/>
+      <w:lvlText w:val=""/>
+      <w:lvlJc w:val="left"/>
+      <w:pPr>
+        <w:tabs>
+          <w:tab w:val="num" w:pos="5040"/>
+        </w:tabs>
+        <w:ind w:left="5040" w:hanging="360"/>
+      </w:pPr>
+      <w:rPr>
+        <w:rFonts w:ascii="Wingdings" w:hAnsi="Wingdings" w:hint="default"/>
+        <w:sz w:val="20"/>
+      </w:rPr>
+    </w:lvl>
+    <w:lvl w:ilvl="7">
+      <w:start w:val="1"/>
+      <w:numFmt w:val="bullet"/>
+      <w:lvlText w:val=""/>
+      <w:lvlJc w:val="left"/>
+      <w:pPr>
+        <w:tabs>
+          <w:tab w:val="num" w:pos="5760"/>
+        </w:tabs>
+        <w:ind w:left="5760" w:hanging="360"/>
+      </w:pPr>
+      <w:rPr>
+        <w:rFonts w:ascii="Wingdings" w:hAnsi="Wingdings" w:hint="default"/>
+        <w:sz w:val="20"/>
+      </w:rPr>
+    </w:lvl>
+    <w:lvl w:ilvl="8">
+      <w:start w:val="1"/>
+      <w:numFmt w:val="bullet"/>
+      <w:lvlText w:val=""/>
+      <w:lvlJc w:val="left"/>
+      <w:pPr>
+        <w:tabs>
+          <w:tab w:val="num" w:pos="6480"/>
+        </w:tabs>
+        <w:ind w:left="6480" w:hanging="360"/>
+      </w:pPr>
+      <w:rPr>
+        <w:rFonts w:ascii="Wingdings" w:hAnsi="Wingdings" w:hint="default"/>
+        <w:sz w:val="20"/>
+      </w:rPr>
+    </w:lvl>
+  </w:abstractNum>
+  <w:abstractNum w:abstractNumId="10" w15:restartNumberingAfterBreak="0">
     <w:nsid w:val="27994FEF"/>
     <w:multiLevelType w:val="hybridMultilevel"/>
     <w:tmpl w:val="B63A56FE"/>
@@ -7689,7 +10197,7 @@
       </w:rPr>
     </w:lvl>
   </w:abstractNum>
-  <w:abstractNum w:abstractNumId="9" w15:restartNumberingAfterBreak="0">
+  <w:abstractNum w:abstractNumId="11" w15:restartNumberingAfterBreak="0">
     <w:nsid w:val="29F41FDD"/>
     <w:multiLevelType w:val="hybridMultilevel"/>
     <w:tmpl w:val="2DA454F6"/>
@@ -7802,7 +10310,120 @@
       </w:rPr>
     </w:lvl>
   </w:abstractNum>
-  <w:abstractNum w:abstractNumId="10" w15:restartNumberingAfterBreak="0">
+  <w:abstractNum w:abstractNumId="12" w15:restartNumberingAfterBreak="0">
+    <w:nsid w:val="2A1363DF"/>
+    <w:multiLevelType w:val="hybridMultilevel"/>
+    <w:tmpl w:val="5BE289E8"/>
+    <w:lvl w:ilvl="0" w:tplc="0C090001">
+      <w:start w:val="1"/>
+      <w:numFmt w:val="bullet"/>
+      <w:lvlText w:val=""/>
+      <w:lvlJc w:val="left"/>
+      <w:pPr>
+        <w:ind w:left="720" w:hanging="360"/>
+      </w:pPr>
+      <w:rPr>
+        <w:rFonts w:ascii="Symbol" w:hAnsi="Symbol" w:hint="default"/>
+      </w:rPr>
+    </w:lvl>
+    <w:lvl w:ilvl="1" w:tplc="0C090003" w:tentative="1">
+      <w:start w:val="1"/>
+      <w:numFmt w:val="bullet"/>
+      <w:lvlText w:val="o"/>
+      <w:lvlJc w:val="left"/>
+      <w:pPr>
+        <w:ind w:left="1440" w:hanging="360"/>
+      </w:pPr>
+      <w:rPr>
+        <w:rFonts w:ascii="Courier New" w:hAnsi="Courier New" w:cs="Courier New" w:hint="default"/>
+      </w:rPr>
+    </w:lvl>
+    <w:lvl w:ilvl="2" w:tplc="0C090005" w:tentative="1">
+      <w:start w:val="1"/>
+      <w:numFmt w:val="bullet"/>
+      <w:lvlText w:val=""/>
+      <w:lvlJc w:val="left"/>
+      <w:pPr>
+        <w:ind w:left="2160" w:hanging="360"/>
+      </w:pPr>
+      <w:rPr>
+        <w:rFonts w:ascii="Wingdings" w:hAnsi="Wingdings" w:hint="default"/>
+      </w:rPr>
+    </w:lvl>
+    <w:lvl w:ilvl="3" w:tplc="0C090001" w:tentative="1">
+      <w:start w:val="1"/>
+      <w:numFmt w:val="bullet"/>
+      <w:lvlText w:val=""/>
+      <w:lvlJc w:val="left"/>
+      <w:pPr>
+        <w:ind w:left="2880" w:hanging="360"/>
+      </w:pPr>
+      <w:rPr>
+        <w:rFonts w:ascii="Symbol" w:hAnsi="Symbol" w:hint="default"/>
+      </w:rPr>
+    </w:lvl>
+    <w:lvl w:ilvl="4" w:tplc="0C090003" w:tentative="1">
+      <w:start w:val="1"/>
+      <w:numFmt w:val="bullet"/>
+      <w:lvlText w:val="o"/>
+      <w:lvlJc w:val="left"/>
+      <w:pPr>
+        <w:ind w:left="3600" w:hanging="360"/>
+      </w:pPr>
+      <w:rPr>
+        <w:rFonts w:ascii="Courier New" w:hAnsi="Courier New" w:cs="Courier New" w:hint="default"/>
+      </w:rPr>
+    </w:lvl>
+    <w:lvl w:ilvl="5" w:tplc="0C090005" w:tentative="1">
+      <w:start w:val="1"/>
+      <w:numFmt w:val="bullet"/>
+      <w:lvlText w:val=""/>
+      <w:lvlJc w:val="left"/>
+      <w:pPr>
+        <w:ind w:left="4320" w:hanging="360"/>
+      </w:pPr>
+      <w:rPr>
+        <w:rFonts w:ascii="Wingdings" w:hAnsi="Wingdings" w:hint="default"/>
+      </w:rPr>
+    </w:lvl>
+    <w:lvl w:ilvl="6" w:tplc="0C090001" w:tentative="1">
+      <w:start w:val="1"/>
+      <w:numFmt w:val="bullet"/>
+      <w:lvlText w:val=""/>
+      <w:lvlJc w:val="left"/>
+      <w:pPr>
+        <w:ind w:left="5040" w:hanging="360"/>
+      </w:pPr>
+      <w:rPr>
+        <w:rFonts w:ascii="Symbol" w:hAnsi="Symbol" w:hint="default"/>
+      </w:rPr>
+    </w:lvl>
+    <w:lvl w:ilvl="7" w:tplc="0C090003" w:tentative="1">
+      <w:start w:val="1"/>
+      <w:numFmt w:val="bullet"/>
+      <w:lvlText w:val="o"/>
+      <w:lvlJc w:val="left"/>
+      <w:pPr>
+        <w:ind w:left="5760" w:hanging="360"/>
+      </w:pPr>
+      <w:rPr>
+        <w:rFonts w:ascii="Courier New" w:hAnsi="Courier New" w:cs="Courier New" w:hint="default"/>
+      </w:rPr>
+    </w:lvl>
+    <w:lvl w:ilvl="8" w:tplc="0C090005" w:tentative="1">
+      <w:start w:val="1"/>
+      <w:numFmt w:val="bullet"/>
+      <w:lvlText w:val=""/>
+      <w:lvlJc w:val="left"/>
+      <w:pPr>
+        <w:ind w:left="6480" w:hanging="360"/>
+      </w:pPr>
+      <w:rPr>
+        <w:rFonts w:ascii="Wingdings" w:hAnsi="Wingdings" w:hint="default"/>
+      </w:rPr>
+    </w:lvl>
+  </w:abstractNum>
+  <w:abstractNum w:abstractNumId="13" w15:restartNumberingAfterBreak="0">
     <w:nsid w:val="2B7C7454"/>
     <w:multiLevelType w:val="hybridMultilevel"/>
     <w:tmpl w:val="0ADCE30C"/>
@@ -7915,7 +10536,7 @@
       </w:rPr>
     </w:lvl>
   </w:abstractNum>
-  <w:abstractNum w:abstractNumId="11" w15:restartNumberingAfterBreak="0">
+  <w:abstractNum w:abstractNumId="14" w15:restartNumberingAfterBreak="0">
     <w:nsid w:val="3A156E6B"/>
     <w:multiLevelType w:val="multilevel"/>
     <w:tmpl w:val="B5040C48"/>
@@ -8060,7 +10681,7 @@
       </w:rPr>
     </w:lvl>
   </w:abstractNum>
-  <w:abstractNum w:abstractNumId="12" w15:restartNumberingAfterBreak="0">
+  <w:abstractNum w:abstractNumId="15" w15:restartNumberingAfterBreak="0">
     <w:nsid w:val="3B352DB5"/>
     <w:multiLevelType w:val="hybridMultilevel"/>
     <w:tmpl w:val="5F42F0F4"/>
@@ -8173,7 +10794,7 @@
       </w:rPr>
     </w:lvl>
   </w:abstractNum>
-  <w:abstractNum w:abstractNumId="13" w15:restartNumberingAfterBreak="0">
+  <w:abstractNum w:abstractNumId="16" w15:restartNumberingAfterBreak="0">
     <w:nsid w:val="40FA7012"/>
     <w:multiLevelType w:val="hybridMultilevel"/>
     <w:tmpl w:val="4BC2C186"/>
@@ -8286,7 +10907,7 @@
       </w:rPr>
     </w:lvl>
   </w:abstractNum>
-  <w:abstractNum w:abstractNumId="14" w15:restartNumberingAfterBreak="0">
+  <w:abstractNum w:abstractNumId="17" w15:restartNumberingAfterBreak="0">
     <w:nsid w:val="457A1E29"/>
     <w:multiLevelType w:val="hybridMultilevel"/>
     <w:tmpl w:val="64465D2C"/>
@@ -8399,7 +11020,7 @@
       </w:rPr>
     </w:lvl>
   </w:abstractNum>
-  <w:abstractNum w:abstractNumId="15" w15:restartNumberingAfterBreak="0">
+  <w:abstractNum w:abstractNumId="18" w15:restartNumberingAfterBreak="0">
     <w:nsid w:val="47566018"/>
     <w:multiLevelType w:val="hybridMultilevel"/>
     <w:tmpl w:val="A2D4318A"/>
@@ -8512,7 +11133,7 @@
       </w:rPr>
     </w:lvl>
   </w:abstractNum>
-  <w:abstractNum w:abstractNumId="16" w15:restartNumberingAfterBreak="0">
+  <w:abstractNum w:abstractNumId="19" w15:restartNumberingAfterBreak="0">
     <w:nsid w:val="47926C51"/>
     <w:multiLevelType w:val="hybridMultilevel"/>
     <w:tmpl w:val="5A7CAAAC"/>
@@ -8625,7 +11246,120 @@
       </w:rPr>
     </w:lvl>
   </w:abstractNum>
-  <w:abstractNum w:abstractNumId="17" w15:restartNumberingAfterBreak="0">
+  <w:abstractNum w:abstractNumId="20" w15:restartNumberingAfterBreak="0">
+    <w:nsid w:val="488D111A"/>
+    <w:multiLevelType w:val="hybridMultilevel"/>
+    <w:tmpl w:val="804A06A4"/>
+    <w:lvl w:ilvl="0" w:tplc="0C090001">
+      <w:start w:val="1"/>
+      <w:numFmt w:val="bullet"/>
+      <w:lvlText w:val=""/>
+      <w:lvlJc w:val="left"/>
+      <w:pPr>
+        <w:ind w:left="720" w:hanging="360"/>
+      </w:pPr>
+      <w:rPr>
+        <w:rFonts w:ascii="Symbol" w:hAnsi="Symbol" w:hint="default"/>
+      </w:rPr>
+    </w:lvl>
+    <w:lvl w:ilvl="1" w:tplc="0C090003" w:tentative="1">
+      <w:start w:val="1"/>
+      <w:numFmt w:val="bullet"/>
+      <w:lvlText w:val="o"/>
+      <w:lvlJc w:val="left"/>
+      <w:pPr>
+        <w:ind w:left="1440" w:hanging="360"/>
+      </w:pPr>
+      <w:rPr>
+        <w:rFonts w:ascii="Courier New" w:hAnsi="Courier New" w:cs="Courier New" w:hint="default"/>
+      </w:rPr>
+    </w:lvl>
+    <w:lvl w:ilvl="2" w:tplc="0C090005" w:tentative="1">
+      <w:start w:val="1"/>
+      <w:numFmt w:val="bullet"/>
+      <w:lvlText w:val=""/>
+      <w:lvlJc w:val="left"/>
+      <w:pPr>
+        <w:ind w:left="2160" w:hanging="360"/>
+      </w:pPr>
+      <w:rPr>
+        <w:rFonts w:ascii="Wingdings" w:hAnsi="Wingdings" w:hint="default"/>
+      </w:rPr>
+    </w:lvl>
+    <w:lvl w:ilvl="3" w:tplc="0C090001" w:tentative="1">
+      <w:start w:val="1"/>
+      <w:numFmt w:val="bullet"/>
+      <w:lvlText w:val=""/>
+      <w:lvlJc w:val="left"/>
+      <w:pPr>
+        <w:ind w:left="2880" w:hanging="360"/>
+      </w:pPr>
+      <w:rPr>
+        <w:rFonts w:ascii="Symbol" w:hAnsi="Symbol" w:hint="default"/>
+      </w:rPr>
+    </w:lvl>
+    <w:lvl w:ilvl="4" w:tplc="0C090003" w:tentative="1">
+      <w:start w:val="1"/>
+      <w:numFmt w:val="bullet"/>
+      <w:lvlText w:val="o"/>
+      <w:lvlJc w:val="left"/>
+      <w:pPr>
+        <w:ind w:left="3600" w:hanging="360"/>
+      </w:pPr>
+      <w:rPr>
+        <w:rFonts w:ascii="Courier New" w:hAnsi="Courier New" w:cs="Courier New" w:hint="default"/>
+      </w:rPr>
+    </w:lvl>
+    <w:lvl w:ilvl="5" w:tplc="0C090005" w:tentative="1">
+      <w:start w:val="1"/>
+      <w:numFmt w:val="bullet"/>
+      <w:lvlText w:val=""/>
+      <w:lvlJc w:val="left"/>
+      <w:pPr>
+        <w:ind w:left="4320" w:hanging="360"/>
+      </w:pPr>
+      <w:rPr>
+        <w:rFonts w:ascii="Wingdings" w:hAnsi="Wingdings" w:hint="default"/>
+      </w:rPr>
+    </w:lvl>
+    <w:lvl w:ilvl="6" w:tplc="0C090001" w:tentative="1">
+      <w:start w:val="1"/>
+      <w:numFmt w:val="bullet"/>
+      <w:lvlText w:val=""/>
+      <w:lvlJc w:val="left"/>
+      <w:pPr>
+        <w:ind w:left="5040" w:hanging="360"/>
+      </w:pPr>
+      <w:rPr>
+        <w:rFonts w:ascii="Symbol" w:hAnsi="Symbol" w:hint="default"/>
+      </w:rPr>
+    </w:lvl>
+    <w:lvl w:ilvl="7" w:tplc="0C090003" w:tentative="1">
+      <w:start w:val="1"/>
+      <w:numFmt w:val="bullet"/>
+      <w:lvlText w:val="o"/>
+      <w:lvlJc w:val="left"/>
+      <w:pPr>
+        <w:ind w:left="5760" w:hanging="360"/>
+      </w:pPr>
+      <w:rPr>
+        <w:rFonts w:ascii="Courier New" w:hAnsi="Courier New" w:cs="Courier New" w:hint="default"/>
+      </w:rPr>
+    </w:lvl>
+    <w:lvl w:ilvl="8" w:tplc="0C090005" w:tentative="1">
+      <w:start w:val="1"/>
+      <w:numFmt w:val="bullet"/>
+      <w:lvlText w:val=""/>
+      <w:lvlJc w:val="left"/>
+      <w:pPr>
+        <w:ind w:left="6480" w:hanging="360"/>
+      </w:pPr>
+      <w:rPr>
+        <w:rFonts w:ascii="Wingdings" w:hAnsi="Wingdings" w:hint="default"/>
+      </w:rPr>
+    </w:lvl>
+  </w:abstractNum>
+  <w:abstractNum w:abstractNumId="21" w15:restartNumberingAfterBreak="0">
     <w:nsid w:val="4D545147"/>
     <w:multiLevelType w:val="hybridMultilevel"/>
     <w:tmpl w:val="BA8ACE7E"/>
@@ -8738,7 +11472,7 @@
       </w:rPr>
     </w:lvl>
   </w:abstractNum>
-  <w:abstractNum w:abstractNumId="18" w15:restartNumberingAfterBreak="0">
+  <w:abstractNum w:abstractNumId="22" w15:restartNumberingAfterBreak="0">
     <w:nsid w:val="54517B52"/>
     <w:multiLevelType w:val="hybridMultilevel"/>
     <w:tmpl w:val="B226F6B4"/>
@@ -8851,7 +11585,7 @@
       </w:rPr>
     </w:lvl>
   </w:abstractNum>
-  <w:abstractNum w:abstractNumId="19" w15:restartNumberingAfterBreak="0">
+  <w:abstractNum w:abstractNumId="23" w15:restartNumberingAfterBreak="0">
     <w:nsid w:val="5462005A"/>
     <w:multiLevelType w:val="multilevel"/>
     <w:tmpl w:val="5D3E7934"/>
@@ -9000,7 +11734,7 @@
       </w:rPr>
     </w:lvl>
   </w:abstractNum>
-  <w:abstractNum w:abstractNumId="20" w15:restartNumberingAfterBreak="0">
+  <w:abstractNum w:abstractNumId="24" w15:restartNumberingAfterBreak="0">
     <w:nsid w:val="566101CF"/>
     <w:multiLevelType w:val="hybridMultilevel"/>
     <w:tmpl w:val="3B7EDAD6"/>
@@ -9113,7 +11847,7 @@
       </w:rPr>
     </w:lvl>
   </w:abstractNum>
-  <w:abstractNum w:abstractNumId="21" w15:restartNumberingAfterBreak="0">
+  <w:abstractNum w:abstractNumId="25" w15:restartNumberingAfterBreak="0">
     <w:nsid w:val="57187F5D"/>
     <w:multiLevelType w:val="hybridMultilevel"/>
     <w:tmpl w:val="C554CF18"/>
@@ -9226,7 +11960,7 @@
       </w:rPr>
     </w:lvl>
   </w:abstractNum>
-  <w:abstractNum w:abstractNumId="22" w15:restartNumberingAfterBreak="0">
+  <w:abstractNum w:abstractNumId="26" w15:restartNumberingAfterBreak="0">
     <w:nsid w:val="5E8B3751"/>
     <w:multiLevelType w:val="hybridMultilevel"/>
     <w:tmpl w:val="A2B45ABE"/>
@@ -9339,7 +12073,7 @@
       </w:rPr>
     </w:lvl>
   </w:abstractNum>
-  <w:abstractNum w:abstractNumId="23" w15:restartNumberingAfterBreak="0">
+  <w:abstractNum w:abstractNumId="27" w15:restartNumberingAfterBreak="0">
     <w:nsid w:val="6075221A"/>
     <w:multiLevelType w:val="hybridMultilevel"/>
     <w:tmpl w:val="D0E67D12"/>
@@ -9452,7 +12186,7 @@
       </w:rPr>
     </w:lvl>
   </w:abstractNum>
-  <w:abstractNum w:abstractNumId="24" w15:restartNumberingAfterBreak="0">
+  <w:abstractNum w:abstractNumId="28" w15:restartNumberingAfterBreak="0">
     <w:nsid w:val="62ED65AA"/>
     <w:multiLevelType w:val="hybridMultilevel"/>
     <w:tmpl w:val="CF34A8F6"/>
@@ -9565,7 +12299,7 @@
       </w:rPr>
     </w:lvl>
   </w:abstractNum>
-  <w:abstractNum w:abstractNumId="25" w15:restartNumberingAfterBreak="0">
+  <w:abstractNum w:abstractNumId="29" w15:restartNumberingAfterBreak="0">
     <w:nsid w:val="643761F2"/>
     <w:multiLevelType w:val="hybridMultilevel"/>
     <w:tmpl w:val="87902146"/>
@@ -9678,7 +12412,7 @@
       </w:rPr>
     </w:lvl>
   </w:abstractNum>
-  <w:abstractNum w:abstractNumId="26" w15:restartNumberingAfterBreak="0">
+  <w:abstractNum w:abstractNumId="30" w15:restartNumberingAfterBreak="0">
     <w:nsid w:val="643B09BF"/>
     <w:multiLevelType w:val="hybridMultilevel"/>
     <w:tmpl w:val="36B40C4A"/>
@@ -9791,7 +12525,7 @@
       </w:rPr>
     </w:lvl>
   </w:abstractNum>
-  <w:abstractNum w:abstractNumId="27" w15:restartNumberingAfterBreak="0">
+  <w:abstractNum w:abstractNumId="31" w15:restartNumberingAfterBreak="0">
     <w:nsid w:val="68804405"/>
     <w:multiLevelType w:val="hybridMultilevel"/>
     <w:tmpl w:val="73CA6E04"/>
@@ -9904,7 +12638,7 @@
       </w:rPr>
     </w:lvl>
   </w:abstractNum>
-  <w:abstractNum w:abstractNumId="28" w15:restartNumberingAfterBreak="0">
+  <w:abstractNum w:abstractNumId="32" w15:restartNumberingAfterBreak="0">
     <w:nsid w:val="68CA487A"/>
     <w:multiLevelType w:val="hybridMultilevel"/>
     <w:tmpl w:val="7C22CA38"/>
@@ -10017,7 +12751,7 @@
       </w:rPr>
     </w:lvl>
   </w:abstractNum>
-  <w:abstractNum w:abstractNumId="29" w15:restartNumberingAfterBreak="0">
+  <w:abstractNum w:abstractNumId="33" w15:restartNumberingAfterBreak="0">
     <w:nsid w:val="6A050D00"/>
     <w:multiLevelType w:val="hybridMultilevel"/>
     <w:tmpl w:val="E71CBB4E"/>
@@ -10130,7 +12864,7 @@
       </w:rPr>
     </w:lvl>
   </w:abstractNum>
-  <w:abstractNum w:abstractNumId="30" w15:restartNumberingAfterBreak="0">
+  <w:abstractNum w:abstractNumId="34" w15:restartNumberingAfterBreak="0">
     <w:nsid w:val="6CB244BD"/>
     <w:multiLevelType w:val="hybridMultilevel"/>
     <w:tmpl w:val="8F02DEE0"/>
@@ -10243,7 +12977,7 @@
       </w:rPr>
     </w:lvl>
   </w:abstractNum>
-  <w:abstractNum w:abstractNumId="31" w15:restartNumberingAfterBreak="0">
+  <w:abstractNum w:abstractNumId="35" w15:restartNumberingAfterBreak="0">
     <w:nsid w:val="6E8526C8"/>
     <w:multiLevelType w:val="multilevel"/>
     <w:tmpl w:val="E842C38E"/>
@@ -10388,7 +13122,7 @@
       </w:rPr>
     </w:lvl>
   </w:abstractNum>
-  <w:abstractNum w:abstractNumId="32" w15:restartNumberingAfterBreak="0">
+  <w:abstractNum w:abstractNumId="36" w15:restartNumberingAfterBreak="0">
     <w:nsid w:val="717F5F94"/>
     <w:multiLevelType w:val="hybridMultilevel"/>
     <w:tmpl w:val="FD9ABCAC"/>
@@ -10501,7 +13235,120 @@
       </w:rPr>
     </w:lvl>
   </w:abstractNum>
-  <w:abstractNum w:abstractNumId="33" w15:restartNumberingAfterBreak="0">
+  <w:abstractNum w:abstractNumId="37" w15:restartNumberingAfterBreak="0">
+    <w:nsid w:val="721A1351"/>
+    <w:multiLevelType w:val="hybridMultilevel"/>
+    <w:tmpl w:val="8DF678F6"/>
+    <w:lvl w:ilvl="0" w:tplc="0C090001">
+      <w:start w:val="1"/>
+      <w:numFmt w:val="bullet"/>
+      <w:lvlText w:val=""/>
+      <w:lvlJc w:val="left"/>
+      <w:pPr>
+        <w:ind w:left="720" w:hanging="360"/>
+      </w:pPr>
+      <w:rPr>
+        <w:rFonts w:ascii="Symbol" w:hAnsi="Symbol" w:hint="default"/>
+      </w:rPr>
+    </w:lvl>
+    <w:lvl w:ilvl="1" w:tplc="0C090003" w:tentative="1">
+      <w:start w:val="1"/>
+      <w:numFmt w:val="bullet"/>
+      <w:lvlText w:val="o"/>
+      <w:lvlJc w:val="left"/>
+      <w:pPr>
+        <w:ind w:left="1440" w:hanging="360"/>
+      </w:pPr>
+      <w:rPr>
+        <w:rFonts w:ascii="Courier New" w:hAnsi="Courier New" w:cs="Courier New" w:hint="default"/>
+      </w:rPr>
+    </w:lvl>
+    <w:lvl w:ilvl="2" w:tplc="0C090005" w:tentative="1">
+      <w:start w:val="1"/>
+      <w:numFmt w:val="bullet"/>
+      <w:lvlText w:val=""/>
+      <w:lvlJc w:val="left"/>
+      <w:pPr>
+        <w:ind w:left="2160" w:hanging="360"/>
+      </w:pPr>
+      <w:rPr>
+        <w:rFonts w:ascii="Wingdings" w:hAnsi="Wingdings" w:hint="default"/>
+      </w:rPr>
+    </w:lvl>
+    <w:lvl w:ilvl="3" w:tplc="0C090001" w:tentative="1">
+      <w:start w:val="1"/>
+      <w:numFmt w:val="bullet"/>
+      <w:lvlText w:val=""/>
+      <w:lvlJc w:val="left"/>
+      <w:pPr>
+        <w:ind w:left="2880" w:hanging="360"/>
+      </w:pPr>
+      <w:rPr>
+        <w:rFonts w:ascii="Symbol" w:hAnsi="Symbol" w:hint="default"/>
+      </w:rPr>
+    </w:lvl>
+    <w:lvl w:ilvl="4" w:tplc="0C090003" w:tentative="1">
+      <w:start w:val="1"/>
+      <w:numFmt w:val="bullet"/>
+      <w:lvlText w:val="o"/>
+      <w:lvlJc w:val="left"/>
+      <w:pPr>
+        <w:ind w:left="3600" w:hanging="360"/>
+      </w:pPr>
+      <w:rPr>
+        <w:rFonts w:ascii="Courier New" w:hAnsi="Courier New" w:cs="Courier New" w:hint="default"/>
+      </w:rPr>
+    </w:lvl>
+    <w:lvl w:ilvl="5" w:tplc="0C090005" w:tentative="1">
+      <w:start w:val="1"/>
+      <w:numFmt w:val="bullet"/>
+      <w:lvlText w:val=""/>
+      <w:lvlJc w:val="left"/>
+      <w:pPr>
+        <w:ind w:left="4320" w:hanging="360"/>
+      </w:pPr>
+      <w:rPr>
+        <w:rFonts w:ascii="Wingdings" w:hAnsi="Wingdings" w:hint="default"/>
+      </w:rPr>
+    </w:lvl>
+    <w:lvl w:ilvl="6" w:tplc="0C090001" w:tentative="1">
+      <w:start w:val="1"/>
+      <w:numFmt w:val="bullet"/>
+      <w:lvlText w:val=""/>
+      <w:lvlJc w:val="left"/>
+      <w:pPr>
+        <w:ind w:left="5040" w:hanging="360"/>
+      </w:pPr>
+      <w:rPr>
+        <w:rFonts w:ascii="Symbol" w:hAnsi="Symbol" w:hint="default"/>
+      </w:rPr>
+    </w:lvl>
+    <w:lvl w:ilvl="7" w:tplc="0C090003" w:tentative="1">
+      <w:start w:val="1"/>
+      <w:numFmt w:val="bullet"/>
+      <w:lvlText w:val="o"/>
+      <w:lvlJc w:val="left"/>
+      <w:pPr>
+        <w:ind w:left="5760" w:hanging="360"/>
+      </w:pPr>
+      <w:rPr>
+        <w:rFonts w:ascii="Courier New" w:hAnsi="Courier New" w:cs="Courier New" w:hint="default"/>
+      </w:rPr>
+    </w:lvl>
+    <w:lvl w:ilvl="8" w:tplc="0C090005" w:tentative="1">
+      <w:start w:val="1"/>
+      <w:numFmt w:val="bullet"/>
+      <w:lvlText w:val=""/>
+      <w:lvlJc w:val="left"/>
+      <w:pPr>
+        <w:ind w:left="6480" w:hanging="360"/>
+      </w:pPr>
+      <w:rPr>
+        <w:rFonts w:ascii="Wingdings" w:hAnsi="Wingdings" w:hint="default"/>
+      </w:rPr>
+    </w:lvl>
+  </w:abstractNum>
+  <w:abstractNum w:abstractNumId="38" w15:restartNumberingAfterBreak="0">
     <w:nsid w:val="72336F79"/>
     <w:multiLevelType w:val="hybridMultilevel"/>
     <w:tmpl w:val="74C663CC"/>
@@ -10614,7 +13461,7 @@
       </w:rPr>
     </w:lvl>
   </w:abstractNum>
-  <w:abstractNum w:abstractNumId="34" w15:restartNumberingAfterBreak="0">
+  <w:abstractNum w:abstractNumId="39" w15:restartNumberingAfterBreak="0">
     <w:nsid w:val="755C1FF4"/>
     <w:multiLevelType w:val="hybridMultilevel"/>
     <w:tmpl w:val="253CF144"/>
@@ -10727,7 +13574,7 @@
       </w:rPr>
     </w:lvl>
   </w:abstractNum>
-  <w:abstractNum w:abstractNumId="35" w15:restartNumberingAfterBreak="0">
+  <w:abstractNum w:abstractNumId="40" w15:restartNumberingAfterBreak="0">
     <w:nsid w:val="771C30B3"/>
     <w:multiLevelType w:val="hybridMultilevel"/>
     <w:tmpl w:val="85160A3A"/>
@@ -10840,7 +13687,7 @@
       </w:rPr>
     </w:lvl>
   </w:abstractNum>
-  <w:abstractNum w:abstractNumId="36" w15:restartNumberingAfterBreak="0">
+  <w:abstractNum w:abstractNumId="41" w15:restartNumberingAfterBreak="0">
     <w:nsid w:val="7B8D15E8"/>
     <w:multiLevelType w:val="hybridMultilevel"/>
     <w:tmpl w:val="2F843AF6"/>
@@ -10954,115 +13801,139 @@
     </w:lvl>
   </w:abstractNum>
   <w:num w:numId="1" w16cid:durableId="2057123923">
-    <w:abstractNumId w:val="35"/>
+    <w:abstractNumId w:val="40"/>
   </w:num>
   <w:num w:numId="2" w16cid:durableId="1603684609">
     <w:abstractNumId w:val="0"/>
   </w:num>
   <w:num w:numId="3" w16cid:durableId="1957592101">
+    <w:abstractNumId w:val="29"/>
+  </w:num>
+  <w:num w:numId="4" w16cid:durableId="78598795">
+    <w:abstractNumId w:val="33"/>
+  </w:num>
+  <w:num w:numId="5" w16cid:durableId="1533375498">
+    <w:abstractNumId w:val="41"/>
+  </w:num>
+  <w:num w:numId="6" w16cid:durableId="1273711372">
+    <w:abstractNumId w:val="24"/>
+  </w:num>
+  <w:num w:numId="7" w16cid:durableId="1788356862">
+    <w:abstractNumId w:val="28"/>
+  </w:num>
+  <w:num w:numId="8" w16cid:durableId="1322999920">
+    <w:abstractNumId w:val="38"/>
+  </w:num>
+  <w:num w:numId="9" w16cid:durableId="824737201">
+    <w:abstractNumId w:val="17"/>
+  </w:num>
+  <w:num w:numId="10" w16cid:durableId="48069807">
+    <w:abstractNumId w:val="10"/>
+  </w:num>
+  <w:num w:numId="11" w16cid:durableId="1966037883">
+    <w:abstractNumId w:val="16"/>
+  </w:num>
+  <w:num w:numId="12" w16cid:durableId="349642178">
+    <w:abstractNumId w:val="26"/>
+  </w:num>
+  <w:num w:numId="13" w16cid:durableId="730423936">
+    <w:abstractNumId w:val="3"/>
+  </w:num>
+  <w:num w:numId="14" w16cid:durableId="103234603">
+    <w:abstractNumId w:val="34"/>
+  </w:num>
+  <w:num w:numId="15" w16cid:durableId="474184495">
+    <w:abstractNumId w:val="6"/>
+  </w:num>
+  <w:num w:numId="16" w16cid:durableId="113404738">
+    <w:abstractNumId w:val="4"/>
+  </w:num>
+  <w:num w:numId="17" w16cid:durableId="1274442626">
+    <w:abstractNumId w:val="2"/>
+  </w:num>
+  <w:num w:numId="18" w16cid:durableId="748500132">
+    <w:abstractNumId w:val="18"/>
+  </w:num>
+  <w:num w:numId="19" w16cid:durableId="17127518">
     <w:abstractNumId w:val="25"/>
   </w:num>
-  <w:num w:numId="4" w16cid:durableId="78598795">
-    <w:abstractNumId w:val="29"/>
+  <w:num w:numId="20" w16cid:durableId="1069229526">
+    <w:abstractNumId w:val="15"/>
   </w:num>
-  <w:num w:numId="5" w16cid:durableId="1533375498">
+  <w:num w:numId="21" w16cid:durableId="114108150">
     <w:abstractNumId w:val="36"/>
   </w:num>
-  <w:num w:numId="6" w16cid:durableId="1273711372">
+  <w:num w:numId="22" w16cid:durableId="615212153">
+    <w:abstractNumId w:val="22"/>
+  </w:num>
+  <w:num w:numId="23" w16cid:durableId="1930113212">
+    <w:abstractNumId w:val="27"/>
+  </w:num>
+  <w:num w:numId="24" w16cid:durableId="1500272681">
+    <w:abstractNumId w:val="30"/>
+  </w:num>
+  <w:num w:numId="25" w16cid:durableId="290719200">
+    <w:abstractNumId w:val="35"/>
+  </w:num>
+  <w:num w:numId="26" w16cid:durableId="1836846848">
+    <w:abstractNumId w:val="7"/>
+  </w:num>
+  <w:num w:numId="27" w16cid:durableId="162480860">
+    <w:abstractNumId w:val="23"/>
+  </w:num>
+  <w:num w:numId="28" w16cid:durableId="1824466440">
+    <w:abstractNumId w:val="21"/>
+  </w:num>
+  <w:num w:numId="29" w16cid:durableId="1146430461">
+    <w:abstractNumId w:val="31"/>
+  </w:num>
+  <w:num w:numId="30" w16cid:durableId="1923759698">
+    <w:abstractNumId w:val="14"/>
+  </w:num>
+  <w:num w:numId="31" w16cid:durableId="388116278">
+    <w:abstractNumId w:val="5"/>
+  </w:num>
+  <w:num w:numId="32" w16cid:durableId="88308225">
+    <w:abstractNumId w:val="19"/>
+  </w:num>
+  <w:num w:numId="33" w16cid:durableId="1391419989">
+    <w:abstractNumId w:val="13"/>
+  </w:num>
+  <w:num w:numId="34" w16cid:durableId="808547249">
+    <w:abstractNumId w:val="11"/>
+  </w:num>
+  <w:num w:numId="35" w16cid:durableId="950938485">
+    <w:abstractNumId w:val="39"/>
+  </w:num>
+  <w:num w:numId="36" w16cid:durableId="940987491">
+    <w:abstractNumId w:val="8"/>
+  </w:num>
+  <w:num w:numId="37" w16cid:durableId="1208956410">
+    <w:abstractNumId w:val="32"/>
+  </w:num>
+  <w:num w:numId="38" w16cid:durableId="1615360520">
+    <w:abstractNumId w:val="9"/>
+    <w:lvlOverride w:ilvl="0"/>
+    <w:lvlOverride w:ilvl="1"/>
+    <w:lvlOverride w:ilvl="2"/>
+    <w:lvlOverride w:ilvl="3"/>
+    <w:lvlOverride w:ilvl="4"/>
+    <w:lvlOverride w:ilvl="5"/>
+    <w:lvlOverride w:ilvl="6"/>
+    <w:lvlOverride w:ilvl="7"/>
+    <w:lvlOverride w:ilvl="8"/>
+  </w:num>
+  <w:num w:numId="39" w16cid:durableId="1097944432">
+    <w:abstractNumId w:val="1"/>
+  </w:num>
+  <w:num w:numId="40" w16cid:durableId="565066533">
     <w:abstractNumId w:val="20"/>
   </w:num>
-  <w:num w:numId="7" w16cid:durableId="1788356862">
-    <w:abstractNumId w:val="24"/>
-  </w:num>
-  <w:num w:numId="8" w16cid:durableId="1322999920">
-    <w:abstractNumId w:val="33"/>
-  </w:num>
-  <w:num w:numId="9" w16cid:durableId="824737201">
-    <w:abstractNumId w:val="14"/>
-  </w:num>
-  <w:num w:numId="10" w16cid:durableId="48069807">
-    <w:abstractNumId w:val="8"/>
-  </w:num>
-  <w:num w:numId="11" w16cid:durableId="1966037883">
-    <w:abstractNumId w:val="13"/>
-  </w:num>
-  <w:num w:numId="12" w16cid:durableId="349642178">
-    <w:abstractNumId w:val="22"/>
-  </w:num>
-  <w:num w:numId="13" w16cid:durableId="730423936">
-    <w:abstractNumId w:val="2"/>
-  </w:num>
-  <w:num w:numId="14" w16cid:durableId="103234603">
-    <w:abstractNumId w:val="30"/>
-  </w:num>
-  <w:num w:numId="15" w16cid:durableId="474184495">
-    <w:abstractNumId w:val="5"/>
-  </w:num>
-  <w:num w:numId="16" w16cid:durableId="113404738">
-    <w:abstractNumId w:val="3"/>
-  </w:num>
-  <w:num w:numId="17" w16cid:durableId="1274442626">
-    <w:abstractNumId w:val="1"/>
-  </w:num>
-  <w:num w:numId="18" w16cid:durableId="748500132">
-    <w:abstractNumId w:val="15"/>
-  </w:num>
-  <w:num w:numId="19" w16cid:durableId="17127518">
-    <w:abstractNumId w:val="21"/>
-  </w:num>
-  <w:num w:numId="20" w16cid:durableId="1069229526">
+  <w:num w:numId="41" w16cid:durableId="173963156">
     <w:abstractNumId w:val="12"/>
   </w:num>
-  <w:num w:numId="21" w16cid:durableId="114108150">
-    <w:abstractNumId w:val="32"/>
-  </w:num>
-  <w:num w:numId="22" w16cid:durableId="615212153">
-    <w:abstractNumId w:val="18"/>
-  </w:num>
-  <w:num w:numId="23" w16cid:durableId="1930113212">
-    <w:abstractNumId w:val="23"/>
-  </w:num>
-  <w:num w:numId="24" w16cid:durableId="1500272681">
-    <w:abstractNumId w:val="26"/>
-  </w:num>
-  <w:num w:numId="25" w16cid:durableId="290719200">
-    <w:abstractNumId w:val="31"/>
-  </w:num>
-  <w:num w:numId="26" w16cid:durableId="1836846848">
-    <w:abstractNumId w:val="6"/>
-  </w:num>
-  <w:num w:numId="27" w16cid:durableId="162480860">
-    <w:abstractNumId w:val="19"/>
-  </w:num>
-  <w:num w:numId="28" w16cid:durableId="1824466440">
-    <w:abstractNumId w:val="17"/>
-  </w:num>
-  <w:num w:numId="29" w16cid:durableId="1146430461">
-    <w:abstractNumId w:val="27"/>
-  </w:num>
-  <w:num w:numId="30" w16cid:durableId="1923759698">
-    <w:abstractNumId w:val="11"/>
-  </w:num>
-  <w:num w:numId="31" w16cid:durableId="388116278">
-    <w:abstractNumId w:val="4"/>
-  </w:num>
-  <w:num w:numId="32" w16cid:durableId="88308225">
-    <w:abstractNumId w:val="16"/>
-  </w:num>
-  <w:num w:numId="33" w16cid:durableId="1391419989">
-    <w:abstractNumId w:val="10"/>
-  </w:num>
-  <w:num w:numId="34" w16cid:durableId="808547249">
-    <w:abstractNumId w:val="9"/>
-  </w:num>
-  <w:num w:numId="35" w16cid:durableId="950938485">
-    <w:abstractNumId w:val="34"/>
-  </w:num>
-  <w:num w:numId="36" w16cid:durableId="940987491">
-    <w:abstractNumId w:val="7"/>
-  </w:num>
-  <w:num w:numId="37" w16cid:durableId="1208956410">
-    <w:abstractNumId w:val="28"/>
+  <w:num w:numId="42" w16cid:durableId="485247433">
+    <w:abstractNumId w:val="37"/>
   </w:num>
   <w:numIdMacAtCleanup w:val="21"/>
 </w:numbering>
@@ -11676,7 +14547,6 @@
   <w:style w:type="character" w:default="1" w:styleId="DefaultParagraphFont">
     <w:name w:val="Default Paragraph Font"/>
     <w:uiPriority w:val="1"/>
-    <w:semiHidden/>
     <w:unhideWhenUsed/>
   </w:style>
   <w:style w:type="table" w:default="1" w:styleId="TableNormal">
@@ -12125,6 +14995,430 @@
       </w:tblBorders>
     </w:tblPr>
   </w:style>
+  <w:style w:type="table" w:styleId="PlainTable3">
+    <w:name w:val="Plain Table 3"/>
+    <w:basedOn w:val="TableNormal"/>
+    <w:uiPriority w:val="43"/>
+    <w:rsid w:val="003D4AC4"/>
+    <w:pPr>
+      <w:spacing w:after="0" w:line="240" w:lineRule="auto"/>
+    </w:pPr>
+    <w:tblPr>
+      <w:tblStyleRowBandSize w:val="1"/>
+      <w:tblStyleColBandSize w:val="1"/>
+    </w:tblPr>
+    <w:tblStylePr w:type="firstRow">
+      <w:rPr>
+        <w:b/>
+        <w:bCs/>
+        <w:caps/>
+      </w:rPr>
+      <w:tblPr/>
+      <w:tcPr>
+        <w:tcBorders>
+          <w:bottom w:val="single" w:sz="4" w:space="0" w:color="7F7F7F" w:themeColor="text1" w:themeTint="80"/>
+        </w:tcBorders>
+      </w:tcPr>
+    </w:tblStylePr>
+    <w:tblStylePr w:type="lastRow">
+      <w:rPr>
+        <w:b/>
+        <w:bCs/>
+        <w:caps/>
+      </w:rPr>
+      <w:tblPr/>
+      <w:tcPr>
+        <w:tcBorders>
+          <w:top w:val="nil"/>
+        </w:tcBorders>
+      </w:tcPr>
+    </w:tblStylePr>
+    <w:tblStylePr w:type="firstCol">
+      <w:rPr>
+        <w:b/>
+        <w:bCs/>
+        <w:caps/>
+      </w:rPr>
+      <w:tblPr/>
+      <w:tcPr>
+        <w:tcBorders>
+          <w:right w:val="single" w:sz="4" w:space="0" w:color="7F7F7F" w:themeColor="text1" w:themeTint="80"/>
+        </w:tcBorders>
+      </w:tcPr>
+    </w:tblStylePr>
+    <w:tblStylePr w:type="lastCol">
+      <w:rPr>
+        <w:b/>
+        <w:bCs/>
+        <w:caps/>
+      </w:rPr>
+      <w:tblPr/>
+      <w:tcPr>
+        <w:tcBorders>
+          <w:left w:val="nil"/>
+        </w:tcBorders>
+      </w:tcPr>
+    </w:tblStylePr>
+    <w:tblStylePr w:type="band1Vert">
+      <w:tblPr/>
+      <w:tcPr>
+        <w:shd w:val="clear" w:color="auto" w:fill="F2F2F2" w:themeFill="background1" w:themeFillShade="F2"/>
+      </w:tcPr>
+    </w:tblStylePr>
+    <w:tblStylePr w:type="band1Horz">
+      <w:tblPr/>
+      <w:tcPr>
+        <w:shd w:val="clear" w:color="auto" w:fill="F2F2F2" w:themeFill="background1" w:themeFillShade="F2"/>
+      </w:tcPr>
+    </w:tblStylePr>
+    <w:tblStylePr w:type="neCell">
+      <w:tblPr/>
+      <w:tcPr>
+        <w:tcBorders>
+          <w:left w:val="nil"/>
+        </w:tcBorders>
+      </w:tcPr>
+    </w:tblStylePr>
+    <w:tblStylePr w:type="nwCell">
+      <w:tblPr/>
+      <w:tcPr>
+        <w:tcBorders>
+          <w:right w:val="nil"/>
+        </w:tcBorders>
+      </w:tcPr>
+    </w:tblStylePr>
+  </w:style>
+  <w:style w:type="table" w:styleId="PlainTable4">
+    <w:name w:val="Plain Table 4"/>
+    <w:basedOn w:val="TableNormal"/>
+    <w:uiPriority w:val="44"/>
+    <w:rsid w:val="003D4AC4"/>
+    <w:pPr>
+      <w:spacing w:after="0" w:line="240" w:lineRule="auto"/>
+    </w:pPr>
+    <w:tblPr>
+      <w:tblStyleRowBandSize w:val="1"/>
+      <w:tblStyleColBandSize w:val="1"/>
+    </w:tblPr>
+    <w:tblStylePr w:type="firstRow">
+      <w:rPr>
+        <w:b/>
+        <w:bCs/>
+      </w:rPr>
+    </w:tblStylePr>
+    <w:tblStylePr w:type="lastRow">
+      <w:rPr>
+        <w:b/>
+        <w:bCs/>
+      </w:rPr>
+    </w:tblStylePr>
+    <w:tblStylePr w:type="firstCol">
+      <w:rPr>
+        <w:b/>
+        <w:bCs/>
+      </w:rPr>
+    </w:tblStylePr>
+    <w:tblStylePr w:type="lastCol">
+      <w:rPr>
+        <w:b/>
+        <w:bCs/>
+      </w:rPr>
+    </w:tblStylePr>
+    <w:tblStylePr w:type="band1Vert">
+      <w:tblPr/>
+      <w:tcPr>
+        <w:shd w:val="clear" w:color="auto" w:fill="F2F2F2" w:themeFill="background1" w:themeFillShade="F2"/>
+      </w:tcPr>
+    </w:tblStylePr>
+    <w:tblStylePr w:type="band1Horz">
+      <w:tblPr/>
+      <w:tcPr>
+        <w:shd w:val="clear" w:color="auto" w:fill="F2F2F2" w:themeFill="background1" w:themeFillShade="F2"/>
+      </w:tcPr>
+    </w:tblStylePr>
+  </w:style>
+  <w:style w:type="table" w:styleId="PlainTable5">
+    <w:name w:val="Plain Table 5"/>
+    <w:basedOn w:val="TableNormal"/>
+    <w:uiPriority w:val="45"/>
+    <w:rsid w:val="003D4AC4"/>
+    <w:pPr>
+      <w:spacing w:after="0" w:line="240" w:lineRule="auto"/>
+    </w:pPr>
+    <w:tblPr>
+      <w:tblStyleRowBandSize w:val="1"/>
+      <w:tblStyleColBandSize w:val="1"/>
+    </w:tblPr>
+    <w:tblStylePr w:type="firstRow">
+      <w:rPr>
+        <w:rFonts w:asciiTheme="majorHAnsi" w:eastAsiaTheme="majorEastAsia" w:hAnsiTheme="majorHAnsi" w:cstheme="majorBidi"/>
+        <w:i/>
+        <w:iCs/>
+        <w:sz w:val="26"/>
+      </w:rPr>
+      <w:tblPr/>
+      <w:tcPr>
+        <w:tcBorders>
+          <w:bottom w:val="single" w:sz="4" w:space="0" w:color="7F7F7F" w:themeColor="text1" w:themeTint="80"/>
+        </w:tcBorders>
+        <w:shd w:val="clear" w:color="auto" w:fill="FFFFFF" w:themeFill="background1"/>
+      </w:tcPr>
+    </w:tblStylePr>
+    <w:tblStylePr w:type="lastRow">
+      <w:rPr>
+        <w:rFonts w:asciiTheme="majorHAnsi" w:eastAsiaTheme="majorEastAsia" w:hAnsiTheme="majorHAnsi" w:cstheme="majorBidi"/>
+        <w:i/>
+        <w:iCs/>
+        <w:sz w:val="26"/>
+      </w:rPr>
+      <w:tblPr/>
+      <w:tcPr>
+        <w:tcBorders>
+          <w:top w:val="single" w:sz="4" w:space="0" w:color="7F7F7F" w:themeColor="text1" w:themeTint="80"/>
+        </w:tcBorders>
+        <w:shd w:val="clear" w:color="auto" w:fill="FFFFFF" w:themeFill="background1"/>
+      </w:tcPr>
+    </w:tblStylePr>
+    <w:tblStylePr w:type="firstCol">
+      <w:pPr>
+        <w:jc w:val="right"/>
+      </w:pPr>
+      <w:rPr>
+        <w:rFonts w:asciiTheme="majorHAnsi" w:eastAsiaTheme="majorEastAsia" w:hAnsiTheme="majorHAnsi" w:cstheme="majorBidi"/>
+        <w:i/>
+        <w:iCs/>
+        <w:sz w:val="26"/>
+      </w:rPr>
+      <w:tblPr/>
+      <w:tcPr>
+        <w:tcBorders>
+          <w:right w:val="single" w:sz="4" w:space="0" w:color="7F7F7F" w:themeColor="text1" w:themeTint="80"/>
+        </w:tcBorders>
+        <w:shd w:val="clear" w:color="auto" w:fill="FFFFFF" w:themeFill="background1"/>
+      </w:tcPr>
+    </w:tblStylePr>
+    <w:tblStylePr w:type="lastCol">
+      <w:rPr>
+        <w:rFonts w:asciiTheme="majorHAnsi" w:eastAsiaTheme="majorEastAsia" w:hAnsiTheme="majorHAnsi" w:cstheme="majorBidi"/>
+        <w:i/>
+        <w:iCs/>
+        <w:sz w:val="26"/>
+      </w:rPr>
+      <w:tblPr/>
+      <w:tcPr>
+        <w:tcBorders>
+          <w:left w:val="single" w:sz="4" w:space="0" w:color="7F7F7F" w:themeColor="text1" w:themeTint="80"/>
+        </w:tcBorders>
+        <w:shd w:val="clear" w:color="auto" w:fill="FFFFFF" w:themeFill="background1"/>
+      </w:tcPr>
+    </w:tblStylePr>
+    <w:tblStylePr w:type="band1Vert">
+      <w:tblPr/>
+      <w:tcPr>
+        <w:shd w:val="clear" w:color="auto" w:fill="F2F2F2" w:themeFill="background1" w:themeFillShade="F2"/>
+      </w:tcPr>
+    </w:tblStylePr>
+    <w:tblStylePr w:type="band1Horz">
+      <w:tblPr/>
+      <w:tcPr>
+        <w:shd w:val="clear" w:color="auto" w:fill="F2F2F2" w:themeFill="background1" w:themeFillShade="F2"/>
+      </w:tcPr>
+    </w:tblStylePr>
+    <w:tblStylePr w:type="neCell">
+      <w:tblPr/>
+      <w:tcPr>
+        <w:tcBorders>
+          <w:left w:val="nil"/>
+        </w:tcBorders>
+      </w:tcPr>
+    </w:tblStylePr>
+    <w:tblStylePr w:type="nwCell">
+      <w:tblPr/>
+      <w:tcPr>
+        <w:tcBorders>
+          <w:right w:val="nil"/>
+        </w:tcBorders>
+      </w:tcPr>
+    </w:tblStylePr>
+    <w:tblStylePr w:type="seCell">
+      <w:tblPr/>
+      <w:tcPr>
+        <w:tcBorders>
+          <w:left w:val="nil"/>
+        </w:tcBorders>
+      </w:tcPr>
+    </w:tblStylePr>
+    <w:tblStylePr w:type="swCell">
+      <w:tblPr/>
+      <w:tcPr>
+        <w:tcBorders>
+          <w:right w:val="nil"/>
+        </w:tcBorders>
+      </w:tcPr>
+    </w:tblStylePr>
+  </w:style>
+  <w:style w:type="table" w:styleId="TableGridLight">
+    <w:name w:val="Grid Table Light"/>
+    <w:basedOn w:val="TableNormal"/>
+    <w:uiPriority w:val="40"/>
+    <w:rsid w:val="00AD5B96"/>
+    <w:pPr>
+      <w:spacing w:after="0" w:line="240" w:lineRule="auto"/>
+    </w:pPr>
+    <w:tblPr>
+      <w:tblBorders>
+        <w:top w:val="single" w:sz="4" w:space="0" w:color="BFBFBF" w:themeColor="background1" w:themeShade="BF"/>
+        <w:left w:val="single" w:sz="4" w:space="0" w:color="BFBFBF" w:themeColor="background1" w:themeShade="BF"/>
+        <w:bottom w:val="single" w:sz="4" w:space="0" w:color="BFBFBF" w:themeColor="background1" w:themeShade="BF"/>
+        <w:right w:val="single" w:sz="4" w:space="0" w:color="BFBFBF" w:themeColor="background1" w:themeShade="BF"/>
+        <w:insideH w:val="single" w:sz="4" w:space="0" w:color="BFBFBF" w:themeColor="background1" w:themeShade="BF"/>
+        <w:insideV w:val="single" w:sz="4" w:space="0" w:color="BFBFBF" w:themeColor="background1" w:themeShade="BF"/>
+      </w:tblBorders>
+    </w:tblPr>
+  </w:style>
+  <w:style w:type="table" w:styleId="PlainTable1">
+    <w:name w:val="Plain Table 1"/>
+    <w:basedOn w:val="TableNormal"/>
+    <w:uiPriority w:val="41"/>
+    <w:rsid w:val="00AD5B96"/>
+    <w:pPr>
+      <w:spacing w:after="0" w:line="240" w:lineRule="auto"/>
+    </w:pPr>
+    <w:tblPr>
+      <w:tblStyleRowBandSize w:val="1"/>
+      <w:tblStyleColBandSize w:val="1"/>
+      <w:tblBorders>
+        <w:top w:val="single" w:sz="4" w:space="0" w:color="BFBFBF" w:themeColor="background1" w:themeShade="BF"/>
+        <w:left w:val="single" w:sz="4" w:space="0" w:color="BFBFBF" w:themeColor="background1" w:themeShade="BF"/>
+        <w:bottom w:val="single" w:sz="4" w:space="0" w:color="BFBFBF" w:themeColor="background1" w:themeShade="BF"/>
+        <w:right w:val="single" w:sz="4" w:space="0" w:color="BFBFBF" w:themeColor="background1" w:themeShade="BF"/>
+        <w:insideH w:val="single" w:sz="4" w:space="0" w:color="BFBFBF" w:themeColor="background1" w:themeShade="BF"/>
+        <w:insideV w:val="single" w:sz="4" w:space="0" w:color="BFBFBF" w:themeColor="background1" w:themeShade="BF"/>
+      </w:tblBorders>
+    </w:tblPr>
+    <w:tblStylePr w:type="firstRow">
+      <w:rPr>
+        <w:b/>
+        <w:bCs/>
+      </w:rPr>
+    </w:tblStylePr>
+    <w:tblStylePr w:type="lastRow">
+      <w:rPr>
+        <w:b/>
+        <w:bCs/>
+      </w:rPr>
+      <w:tblPr/>
+      <w:tcPr>
+        <w:tcBorders>
+          <w:top w:val="double" w:sz="4" w:space="0" w:color="BFBFBF" w:themeColor="background1" w:themeShade="BF"/>
+        </w:tcBorders>
+      </w:tcPr>
+    </w:tblStylePr>
+    <w:tblStylePr w:type="firstCol">
+      <w:rPr>
+        <w:b/>
+        <w:bCs/>
+      </w:rPr>
+    </w:tblStylePr>
+    <w:tblStylePr w:type="lastCol">
+      <w:rPr>
+        <w:b/>
+        <w:bCs/>
+      </w:rPr>
+    </w:tblStylePr>
+    <w:tblStylePr w:type="band1Vert">
+      <w:tblPr/>
+      <w:tcPr>
+        <w:shd w:val="clear" w:color="auto" w:fill="F2F2F2" w:themeFill="background1" w:themeFillShade="F2"/>
+      </w:tcPr>
+    </w:tblStylePr>
+    <w:tblStylePr w:type="band1Horz">
+      <w:tblPr/>
+      <w:tcPr>
+        <w:shd w:val="clear" w:color="auto" w:fill="F2F2F2" w:themeFill="background1" w:themeFillShade="F2"/>
+      </w:tcPr>
+    </w:tblStylePr>
+  </w:style>
+  <w:style w:type="table" w:styleId="PlainTable2">
+    <w:name w:val="Plain Table 2"/>
+    <w:basedOn w:val="TableNormal"/>
+    <w:uiPriority w:val="42"/>
+    <w:rsid w:val="004B4855"/>
+    <w:pPr>
+      <w:spacing w:after="0" w:line="240" w:lineRule="auto"/>
+    </w:pPr>
+    <w:tblPr>
+      <w:tblStyleRowBandSize w:val="1"/>
+      <w:tblStyleColBandSize w:val="1"/>
+      <w:tblBorders>
+        <w:top w:val="single" w:sz="4" w:space="0" w:color="7F7F7F" w:themeColor="text1" w:themeTint="80"/>
+        <w:bottom w:val="single" w:sz="4" w:space="0" w:color="7F7F7F" w:themeColor="text1" w:themeTint="80"/>
+      </w:tblBorders>
+    </w:tblPr>
+    <w:tblStylePr w:type="firstRow">
+      <w:rPr>
+        <w:b/>
+        <w:bCs/>
+      </w:rPr>
+      <w:tblPr/>
+      <w:tcPr>
+        <w:tcBorders>
+          <w:bottom w:val="single" w:sz="4" w:space="0" w:color="7F7F7F" w:themeColor="text1" w:themeTint="80"/>
+        </w:tcBorders>
+      </w:tcPr>
+    </w:tblStylePr>
+    <w:tblStylePr w:type="lastRow">
+      <w:rPr>
+        <w:b/>
+        <w:bCs/>
+      </w:rPr>
+      <w:tblPr/>
+      <w:tcPr>
+        <w:tcBorders>
+          <w:top w:val="single" w:sz="4" w:space="0" w:color="7F7F7F" w:themeColor="text1" w:themeTint="80"/>
+        </w:tcBorders>
+      </w:tcPr>
+    </w:tblStylePr>
+    <w:tblStylePr w:type="firstCol">
+      <w:rPr>
+        <w:b/>
+        <w:bCs/>
+      </w:rPr>
+    </w:tblStylePr>
+    <w:tblStylePr w:type="lastCol">
+      <w:rPr>
+        <w:b/>
+        <w:bCs/>
+      </w:rPr>
+    </w:tblStylePr>
+    <w:tblStylePr w:type="band1Vert">
+      <w:tblPr/>
+      <w:tcPr>
+        <w:tcBorders>
+          <w:left w:val="single" w:sz="4" w:space="0" w:color="7F7F7F" w:themeColor="text1" w:themeTint="80"/>
+          <w:right w:val="single" w:sz="4" w:space="0" w:color="7F7F7F" w:themeColor="text1" w:themeTint="80"/>
+        </w:tcBorders>
+      </w:tcPr>
+    </w:tblStylePr>
+    <w:tblStylePr w:type="band2Vert">
+      <w:tblPr/>
+      <w:tcPr>
+        <w:tcBorders>
+          <w:left w:val="single" w:sz="4" w:space="0" w:color="7F7F7F" w:themeColor="text1" w:themeTint="80"/>
+          <w:right w:val="single" w:sz="4" w:space="0" w:color="7F7F7F" w:themeColor="text1" w:themeTint="80"/>
+        </w:tcBorders>
+      </w:tcPr>
+    </w:tblStylePr>
+    <w:tblStylePr w:type="band1Horz">
+      <w:tblPr/>
+      <w:tcPr>
+        <w:tcBorders>
+          <w:top w:val="single" w:sz="4" w:space="0" w:color="7F7F7F" w:themeColor="text1" w:themeTint="80"/>
+          <w:bottom w:val="single" w:sz="4" w:space="0" w:color="7F7F7F" w:themeColor="text1" w:themeTint="80"/>
+        </w:tcBorders>
+      </w:tcPr>
+    </w:tblStylePr>
+  </w:style>
 </w:styles>
 </file>
 

--- a/TO DO/Group Project Proposal.docx
+++ b/TO DO/Group Project Proposal.docx
@@ -323,7 +323,7 @@
           <w:r>
             <w:fldChar w:fldCharType="separate"/>
           </w:r>
-          <w:hyperlink w:anchor="_Toc236435559" w:history="1">
+          <w:hyperlink w:anchor="_Toc236603141" w:history="1">
             <w:r>
               <w:rPr>
                 <w:rStyle w:val="Hyperlink"/>
@@ -350,7 +350,7 @@
                 <w:noProof/>
                 <w:webHidden/>
               </w:rPr>
-              <w:instrText xml:space="preserve"> PAGEREF _Toc236435559 \h </w:instrText>
+              <w:instrText xml:space="preserve"> PAGEREF _Toc236603141 \h </w:instrText>
             </w:r>
             <w:r>
               <w:rPr>
@@ -397,7 +397,7 @@
               <w14:ligatures w14:val="standardContextual"/>
             </w:rPr>
           </w:pPr>
-          <w:hyperlink w:anchor="_Toc236435560" w:history="1">
+          <w:hyperlink w:anchor="_Toc236603142" w:history="1">
             <w:r>
               <w:rPr>
                 <w:rStyle w:val="Hyperlink"/>
@@ -424,7 +424,7 @@
                 <w:noProof/>
                 <w:webHidden/>
               </w:rPr>
-              <w:instrText xml:space="preserve"> PAGEREF _Toc236435560 \h </w:instrText>
+              <w:instrText xml:space="preserve"> PAGEREF _Toc236603142 \h </w:instrText>
             </w:r>
             <w:r>
               <w:rPr>
@@ -471,7 +471,7 @@
               <w14:ligatures w14:val="standardContextual"/>
             </w:rPr>
           </w:pPr>
-          <w:hyperlink w:anchor="_Toc236435561" w:history="1">
+          <w:hyperlink w:anchor="_Toc236603143" w:history="1">
             <w:r>
               <w:rPr>
                 <w:rStyle w:val="Hyperlink"/>
@@ -498,7 +498,7 @@
                 <w:noProof/>
                 <w:webHidden/>
               </w:rPr>
-              <w:instrText xml:space="preserve"> PAGEREF _Toc236435561 \h </w:instrText>
+              <w:instrText xml:space="preserve"> PAGEREF _Toc236603143 \h </w:instrText>
             </w:r>
             <w:r>
               <w:rPr>
@@ -545,7 +545,7 @@
               <w14:ligatures w14:val="standardContextual"/>
             </w:rPr>
           </w:pPr>
-          <w:hyperlink w:anchor="_Toc236435562" w:history="1">
+          <w:hyperlink w:anchor="_Toc236603144" w:history="1">
             <w:r>
               <w:rPr>
                 <w:rStyle w:val="Hyperlink"/>
@@ -572,7 +572,7 @@
                 <w:noProof/>
                 <w:webHidden/>
               </w:rPr>
-              <w:instrText xml:space="preserve"> PAGEREF _Toc236435562 \h </w:instrText>
+              <w:instrText xml:space="preserve"> PAGEREF _Toc236603144 \h </w:instrText>
             </w:r>
             <w:r>
               <w:rPr>
@@ -619,7 +619,7 @@
               <w14:ligatures w14:val="standardContextual"/>
             </w:rPr>
           </w:pPr>
-          <w:hyperlink w:anchor="_Toc236435563" w:history="1">
+          <w:hyperlink w:anchor="_Toc236603145" w:history="1">
             <w:r>
               <w:rPr>
                 <w:rStyle w:val="Hyperlink"/>
@@ -646,7 +646,7 @@
                 <w:noProof/>
                 <w:webHidden/>
               </w:rPr>
-              <w:instrText xml:space="preserve"> PAGEREF _Toc236435563 \h </w:instrText>
+              <w:instrText xml:space="preserve"> PAGEREF _Toc236603145 \h </w:instrText>
             </w:r>
             <w:r>
               <w:rPr>
@@ -693,7 +693,7 @@
               <w14:ligatures w14:val="standardContextual"/>
             </w:rPr>
           </w:pPr>
-          <w:hyperlink w:anchor="_Toc236435564" w:history="1">
+          <w:hyperlink w:anchor="_Toc236603146" w:history="1">
             <w:r>
               <w:rPr>
                 <w:rStyle w:val="Hyperlink"/>
@@ -720,7 +720,7 @@
                 <w:noProof/>
                 <w:webHidden/>
               </w:rPr>
-              <w:instrText xml:space="preserve"> PAGEREF _Toc236435564 \h </w:instrText>
+              <w:instrText xml:space="preserve"> PAGEREF _Toc236603146 \h </w:instrText>
             </w:r>
             <w:r>
               <w:rPr>
@@ -767,7 +767,7 @@
               <w14:ligatures w14:val="standardContextual"/>
             </w:rPr>
           </w:pPr>
-          <w:hyperlink w:anchor="_Toc236435565" w:history="1">
+          <w:hyperlink w:anchor="_Toc236603147" w:history="1">
             <w:r>
               <w:rPr>
                 <w:rStyle w:val="Hyperlink"/>
@@ -794,7 +794,7 @@
                 <w:noProof/>
                 <w:webHidden/>
               </w:rPr>
-              <w:instrText xml:space="preserve"> PAGEREF _Toc236435565 \h </w:instrText>
+              <w:instrText xml:space="preserve"> PAGEREF _Toc236603147 \h </w:instrText>
             </w:r>
             <w:r>
               <w:rPr>
@@ -841,7 +841,7 @@
               <w14:ligatures w14:val="standardContextual"/>
             </w:rPr>
           </w:pPr>
-          <w:hyperlink w:anchor="_Toc236435566" w:history="1">
+          <w:hyperlink w:anchor="_Toc236603148" w:history="1">
             <w:r>
               <w:rPr>
                 <w:rStyle w:val="Hyperlink"/>
@@ -868,7 +868,7 @@
                 <w:noProof/>
                 <w:webHidden/>
               </w:rPr>
-              <w:instrText xml:space="preserve"> PAGEREF _Toc236435566 \h </w:instrText>
+              <w:instrText xml:space="preserve"> PAGEREF _Toc236603148 \h </w:instrText>
             </w:r>
             <w:r>
               <w:rPr>
@@ -915,7 +915,7 @@
               <w14:ligatures w14:val="standardContextual"/>
             </w:rPr>
           </w:pPr>
-          <w:hyperlink w:anchor="_Toc236435567" w:history="1">
+          <w:hyperlink w:anchor="_Toc236603149" w:history="1">
             <w:r>
               <w:rPr>
                 <w:rStyle w:val="Hyperlink"/>
@@ -942,7 +942,7 @@
                 <w:noProof/>
                 <w:webHidden/>
               </w:rPr>
-              <w:instrText xml:space="preserve"> PAGEREF _Toc236435567 \h </w:instrText>
+              <w:instrText xml:space="preserve"> PAGEREF _Toc236603149 \h </w:instrText>
             </w:r>
             <w:r>
               <w:rPr>
@@ -989,7 +989,7 @@
               <w14:ligatures w14:val="standardContextual"/>
             </w:rPr>
           </w:pPr>
-          <w:hyperlink w:anchor="_Toc236435568" w:history="1">
+          <w:hyperlink w:anchor="_Toc236603150" w:history="1">
             <w:r>
               <w:rPr>
                 <w:rStyle w:val="Hyperlink"/>
@@ -1016,7 +1016,7 @@
                 <w:noProof/>
                 <w:webHidden/>
               </w:rPr>
-              <w:instrText xml:space="preserve"> PAGEREF _Toc236435568 \h </w:instrText>
+              <w:instrText xml:space="preserve"> PAGEREF _Toc236603150 \h </w:instrText>
             </w:r>
             <w:r>
               <w:rPr>
@@ -1063,7 +1063,7 @@
               <w14:ligatures w14:val="standardContextual"/>
             </w:rPr>
           </w:pPr>
-          <w:hyperlink w:anchor="_Toc236435569" w:history="1">
+          <w:hyperlink w:anchor="_Toc236603151" w:history="1">
             <w:r>
               <w:rPr>
                 <w:rStyle w:val="Hyperlink"/>
@@ -1090,7 +1090,7 @@
                 <w:noProof/>
                 <w:webHidden/>
               </w:rPr>
-              <w:instrText xml:space="preserve"> PAGEREF _Toc236435569 \h </w:instrText>
+              <w:instrText xml:space="preserve"> PAGEREF _Toc236603151 \h </w:instrText>
             </w:r>
             <w:r>
               <w:rPr>
@@ -1137,7 +1137,7 @@
               <w14:ligatures w14:val="standardContextual"/>
             </w:rPr>
           </w:pPr>
-          <w:hyperlink w:anchor="_Toc236435570" w:history="1">
+          <w:hyperlink w:anchor="_Toc236603152" w:history="1">
             <w:r>
               <w:rPr>
                 <w:rStyle w:val="Hyperlink"/>
@@ -1164,7 +1164,7 @@
                 <w:noProof/>
                 <w:webHidden/>
               </w:rPr>
-              <w:instrText xml:space="preserve"> PAGEREF _Toc236435570 \h </w:instrText>
+              <w:instrText xml:space="preserve"> PAGEREF _Toc236603152 \h </w:instrText>
             </w:r>
             <w:r>
               <w:rPr>
@@ -1211,7 +1211,7 @@
               <w14:ligatures w14:val="standardContextual"/>
             </w:rPr>
           </w:pPr>
-          <w:hyperlink w:anchor="_Toc236435571" w:history="1">
+          <w:hyperlink w:anchor="_Toc236603153" w:history="1">
             <w:r>
               <w:rPr>
                 <w:rStyle w:val="Hyperlink"/>
@@ -1238,7 +1238,7 @@
                 <w:noProof/>
                 <w:webHidden/>
               </w:rPr>
-              <w:instrText xml:space="preserve"> PAGEREF _Toc236435571 \h </w:instrText>
+              <w:instrText xml:space="preserve"> PAGEREF _Toc236603153 \h </w:instrText>
             </w:r>
             <w:r>
               <w:rPr>
@@ -1285,7 +1285,7 @@
               <w14:ligatures w14:val="standardContextual"/>
             </w:rPr>
           </w:pPr>
-          <w:hyperlink w:anchor="_Toc236435572" w:history="1">
+          <w:hyperlink w:anchor="_Toc236603154" w:history="1">
             <w:r>
               <w:rPr>
                 <w:rStyle w:val="Hyperlink"/>
@@ -1312,7 +1312,7 @@
                 <w:noProof/>
                 <w:webHidden/>
               </w:rPr>
-              <w:instrText xml:space="preserve"> PAGEREF _Toc236435572 \h </w:instrText>
+              <w:instrText xml:space="preserve"> PAGEREF _Toc236603154 \h </w:instrText>
             </w:r>
             <w:r>
               <w:rPr>
@@ -1359,7 +1359,7 @@
               <w14:ligatures w14:val="standardContextual"/>
             </w:rPr>
           </w:pPr>
-          <w:hyperlink w:anchor="_Toc236435573" w:history="1">
+          <w:hyperlink w:anchor="_Toc236603155" w:history="1">
             <w:r>
               <w:rPr>
                 <w:rStyle w:val="Hyperlink"/>
@@ -1386,7 +1386,7 @@
                 <w:noProof/>
                 <w:webHidden/>
               </w:rPr>
-              <w:instrText xml:space="preserve"> PAGEREF _Toc236435573 \h </w:instrText>
+              <w:instrText xml:space="preserve"> PAGEREF _Toc236603155 \h </w:instrText>
             </w:r>
             <w:r>
               <w:rPr>
@@ -1433,7 +1433,7 @@
               <w14:ligatures w14:val="standardContextual"/>
             </w:rPr>
           </w:pPr>
-          <w:hyperlink w:anchor="_Toc236435574" w:history="1">
+          <w:hyperlink w:anchor="_Toc236603156" w:history="1">
             <w:r>
               <w:rPr>
                 <w:rStyle w:val="Hyperlink"/>
@@ -1460,7 +1460,7 @@
                 <w:noProof/>
                 <w:webHidden/>
               </w:rPr>
-              <w:instrText xml:space="preserve"> PAGEREF _Toc236435574 \h </w:instrText>
+              <w:instrText xml:space="preserve"> PAGEREF _Toc236603156 \h </w:instrText>
             </w:r>
             <w:r>
               <w:rPr>
@@ -1507,7 +1507,7 @@
               <w14:ligatures w14:val="standardContextual"/>
             </w:rPr>
           </w:pPr>
-          <w:hyperlink w:anchor="_Toc236435575" w:history="1">
+          <w:hyperlink w:anchor="_Toc236603157" w:history="1">
             <w:r>
               <w:rPr>
                 <w:rStyle w:val="Hyperlink"/>
@@ -1534,7 +1534,7 @@
                 <w:noProof/>
                 <w:webHidden/>
               </w:rPr>
-              <w:instrText xml:space="preserve"> PAGEREF _Toc236435575 \h </w:instrText>
+              <w:instrText xml:space="preserve"> PAGEREF _Toc236603157 \h </w:instrText>
             </w:r>
             <w:r>
               <w:rPr>
@@ -1581,7 +1581,7 @@
               <w14:ligatures w14:val="standardContextual"/>
             </w:rPr>
           </w:pPr>
-          <w:hyperlink w:anchor="_Toc236435576" w:history="1">
+          <w:hyperlink w:anchor="_Toc236603158" w:history="1">
             <w:r>
               <w:rPr>
                 <w:rStyle w:val="Hyperlink"/>
@@ -1608,7 +1608,7 @@
                 <w:noProof/>
                 <w:webHidden/>
               </w:rPr>
-              <w:instrText xml:space="preserve"> PAGEREF _Toc236435576 \h </w:instrText>
+              <w:instrText xml:space="preserve"> PAGEREF _Toc236603158 \h </w:instrText>
             </w:r>
             <w:r>
               <w:rPr>
@@ -1655,7 +1655,7 @@
               <w14:ligatures w14:val="standardContextual"/>
             </w:rPr>
           </w:pPr>
-          <w:hyperlink w:anchor="_Toc236435577" w:history="1">
+          <w:hyperlink w:anchor="_Toc236603159" w:history="1">
             <w:r>
               <w:rPr>
                 <w:rStyle w:val="Hyperlink"/>
@@ -1682,7 +1682,7 @@
                 <w:noProof/>
                 <w:webHidden/>
               </w:rPr>
-              <w:instrText xml:space="preserve"> PAGEREF _Toc236435577 \h </w:instrText>
+              <w:instrText xml:space="preserve"> PAGEREF _Toc236603159 \h </w:instrText>
             </w:r>
             <w:r>
               <w:rPr>
@@ -1729,7 +1729,7 @@
               <w14:ligatures w14:val="standardContextual"/>
             </w:rPr>
           </w:pPr>
-          <w:hyperlink w:anchor="_Toc236435578" w:history="1">
+          <w:hyperlink w:anchor="_Toc236603160" w:history="1">
             <w:r>
               <w:rPr>
                 <w:rStyle w:val="Hyperlink"/>
@@ -1756,7 +1756,7 @@
                 <w:noProof/>
                 <w:webHidden/>
               </w:rPr>
-              <w:instrText xml:space="preserve"> PAGEREF _Toc236435578 \h </w:instrText>
+              <w:instrText xml:space="preserve"> PAGEREF _Toc236603160 \h </w:instrText>
             </w:r>
             <w:r>
               <w:rPr>
@@ -1803,7 +1803,7 @@
               <w14:ligatures w14:val="standardContextual"/>
             </w:rPr>
           </w:pPr>
-          <w:hyperlink w:anchor="_Toc236435579" w:history="1">
+          <w:hyperlink w:anchor="_Toc236603161" w:history="1">
             <w:r>
               <w:rPr>
                 <w:rStyle w:val="Hyperlink"/>
@@ -1830,7 +1830,7 @@
                 <w:noProof/>
                 <w:webHidden/>
               </w:rPr>
-              <w:instrText xml:space="preserve"> PAGEREF _Toc236435579 \h </w:instrText>
+              <w:instrText xml:space="preserve"> PAGEREF _Toc236603161 \h </w:instrText>
             </w:r>
             <w:r>
               <w:rPr>
@@ -1877,7 +1877,7 @@
               <w14:ligatures w14:val="standardContextual"/>
             </w:rPr>
           </w:pPr>
-          <w:hyperlink w:anchor="_Toc236435580" w:history="1">
+          <w:hyperlink w:anchor="_Toc236603162" w:history="1">
             <w:r>
               <w:rPr>
                 <w:rStyle w:val="Hyperlink"/>
@@ -1904,7 +1904,7 @@
                 <w:noProof/>
                 <w:webHidden/>
               </w:rPr>
-              <w:instrText xml:space="preserve"> PAGEREF _Toc236435580 \h </w:instrText>
+              <w:instrText xml:space="preserve"> PAGEREF _Toc236603162 \h </w:instrText>
             </w:r>
             <w:r>
               <w:rPr>
@@ -1951,7 +1951,7 @@
               <w14:ligatures w14:val="standardContextual"/>
             </w:rPr>
           </w:pPr>
-          <w:hyperlink w:anchor="_Toc236435581" w:history="1">
+          <w:hyperlink w:anchor="_Toc236603163" w:history="1">
             <w:r>
               <w:rPr>
                 <w:rStyle w:val="Hyperlink"/>
@@ -1978,7 +1978,7 @@
                 <w:noProof/>
                 <w:webHidden/>
               </w:rPr>
-              <w:instrText xml:space="preserve"> PAGEREF _Toc236435581 \h </w:instrText>
+              <w:instrText xml:space="preserve"> PAGEREF _Toc236603163 \h </w:instrText>
             </w:r>
             <w:r>
               <w:rPr>
@@ -2025,7 +2025,7 @@
               <w14:ligatures w14:val="standardContextual"/>
             </w:rPr>
           </w:pPr>
-          <w:hyperlink w:anchor="_Toc236435582" w:history="1">
+          <w:hyperlink w:anchor="_Toc236603164" w:history="1">
             <w:r>
               <w:rPr>
                 <w:rStyle w:val="Hyperlink"/>
@@ -2052,7 +2052,7 @@
                 <w:noProof/>
                 <w:webHidden/>
               </w:rPr>
-              <w:instrText xml:space="preserve"> PAGEREF _Toc236435582 \h </w:instrText>
+              <w:instrText xml:space="preserve"> PAGEREF _Toc236603164 \h </w:instrText>
             </w:r>
             <w:r>
               <w:rPr>
@@ -2073,6 +2073,450 @@
                 <w:webHidden/>
               </w:rPr>
               <w:t>17</w:t>
+            </w:r>
+            <w:r>
+              <w:rPr>
+                <w:noProof/>
+                <w:webHidden/>
+              </w:rPr>
+              <w:fldChar w:fldCharType="end"/>
+            </w:r>
+          </w:hyperlink>
+        </w:p>
+        <w:p>
+          <w:pPr>
+            <w:pStyle w:val="TOC1"/>
+            <w:tabs>
+              <w:tab w:val="right" w:leader="dot" w:pos="9016"/>
+            </w:tabs>
+            <w:rPr>
+              <w:rFonts w:asciiTheme="minorHAnsi" w:eastAsiaTheme="minorEastAsia" w:hAnsiTheme="minorHAnsi" w:cstheme="minorBidi"/>
+              <w:noProof/>
+              <w:kern w:val="2"/>
+              <w:sz w:val="24"/>
+              <w:szCs w:val="24"/>
+              <w:lang w:eastAsia="en-AU"/>
+              <w14:ligatures w14:val="standardContextual"/>
+            </w:rPr>
+          </w:pPr>
+          <w:hyperlink w:anchor="_Toc236603165" w:history="1">
+            <w:r>
+              <w:rPr>
+                <w:rStyle w:val="Hyperlink"/>
+                <w:noProof/>
+              </w:rPr>
+              <w:t>Quality Considerations</w:t>
+            </w:r>
+            <w:r>
+              <w:rPr>
+                <w:noProof/>
+                <w:webHidden/>
+              </w:rPr>
+              <w:tab/>
+            </w:r>
+            <w:r>
+              <w:rPr>
+                <w:noProof/>
+                <w:webHidden/>
+              </w:rPr>
+              <w:fldChar w:fldCharType="begin"/>
+            </w:r>
+            <w:r>
+              <w:rPr>
+                <w:noProof/>
+                <w:webHidden/>
+              </w:rPr>
+              <w:instrText xml:space="preserve"> PAGEREF _Toc236603165 \h </w:instrText>
+            </w:r>
+            <w:r>
+              <w:rPr>
+                <w:noProof/>
+                <w:webHidden/>
+              </w:rPr>
+            </w:r>
+            <w:r>
+              <w:rPr>
+                <w:noProof/>
+                <w:webHidden/>
+              </w:rPr>
+              <w:fldChar w:fldCharType="separate"/>
+            </w:r>
+            <w:r>
+              <w:rPr>
+                <w:noProof/>
+                <w:webHidden/>
+              </w:rPr>
+              <w:t>18</w:t>
+            </w:r>
+            <w:r>
+              <w:rPr>
+                <w:noProof/>
+                <w:webHidden/>
+              </w:rPr>
+              <w:fldChar w:fldCharType="end"/>
+            </w:r>
+          </w:hyperlink>
+        </w:p>
+        <w:p>
+          <w:pPr>
+            <w:pStyle w:val="TOC1"/>
+            <w:tabs>
+              <w:tab w:val="right" w:leader="dot" w:pos="9016"/>
+            </w:tabs>
+            <w:rPr>
+              <w:rFonts w:asciiTheme="minorHAnsi" w:eastAsiaTheme="minorEastAsia" w:hAnsiTheme="minorHAnsi" w:cstheme="minorBidi"/>
+              <w:noProof/>
+              <w:kern w:val="2"/>
+              <w:sz w:val="24"/>
+              <w:szCs w:val="24"/>
+              <w:lang w:eastAsia="en-AU"/>
+              <w14:ligatures w14:val="standardContextual"/>
+            </w:rPr>
+          </w:pPr>
+          <w:hyperlink w:anchor="_Toc236603166" w:history="1">
+            <w:r>
+              <w:rPr>
+                <w:rStyle w:val="Hyperlink"/>
+                <w:noProof/>
+              </w:rPr>
+              <w:t>Team Structure, Roles and Responsibilities</w:t>
+            </w:r>
+            <w:r>
+              <w:rPr>
+                <w:noProof/>
+                <w:webHidden/>
+              </w:rPr>
+              <w:tab/>
+            </w:r>
+            <w:r>
+              <w:rPr>
+                <w:noProof/>
+                <w:webHidden/>
+              </w:rPr>
+              <w:fldChar w:fldCharType="begin"/>
+            </w:r>
+            <w:r>
+              <w:rPr>
+                <w:noProof/>
+                <w:webHidden/>
+              </w:rPr>
+              <w:instrText xml:space="preserve"> PAGEREF _Toc236603166 \h </w:instrText>
+            </w:r>
+            <w:r>
+              <w:rPr>
+                <w:noProof/>
+                <w:webHidden/>
+              </w:rPr>
+            </w:r>
+            <w:r>
+              <w:rPr>
+                <w:noProof/>
+                <w:webHidden/>
+              </w:rPr>
+              <w:fldChar w:fldCharType="separate"/>
+            </w:r>
+            <w:r>
+              <w:rPr>
+                <w:noProof/>
+                <w:webHidden/>
+              </w:rPr>
+              <w:t>19</w:t>
+            </w:r>
+            <w:r>
+              <w:rPr>
+                <w:noProof/>
+                <w:webHidden/>
+              </w:rPr>
+              <w:fldChar w:fldCharType="end"/>
+            </w:r>
+          </w:hyperlink>
+        </w:p>
+        <w:p>
+          <w:pPr>
+            <w:pStyle w:val="TOC2"/>
+            <w:tabs>
+              <w:tab w:val="right" w:leader="dot" w:pos="9016"/>
+            </w:tabs>
+            <w:rPr>
+              <w:rFonts w:asciiTheme="minorHAnsi" w:eastAsiaTheme="minorEastAsia" w:hAnsiTheme="minorHAnsi" w:cstheme="minorBidi"/>
+              <w:noProof/>
+              <w:kern w:val="2"/>
+              <w:sz w:val="24"/>
+              <w:szCs w:val="24"/>
+              <w:lang w:eastAsia="en-AU"/>
+              <w14:ligatures w14:val="standardContextual"/>
+            </w:rPr>
+          </w:pPr>
+          <w:hyperlink w:anchor="_Toc236603167" w:history="1">
+            <w:r>
+              <w:rPr>
+                <w:rStyle w:val="Hyperlink"/>
+                <w:noProof/>
+              </w:rPr>
+              <w:t>Team Structure and Task Leads</w:t>
+            </w:r>
+            <w:r>
+              <w:rPr>
+                <w:noProof/>
+                <w:webHidden/>
+              </w:rPr>
+              <w:tab/>
+            </w:r>
+            <w:r>
+              <w:rPr>
+                <w:noProof/>
+                <w:webHidden/>
+              </w:rPr>
+              <w:fldChar w:fldCharType="begin"/>
+            </w:r>
+            <w:r>
+              <w:rPr>
+                <w:noProof/>
+                <w:webHidden/>
+              </w:rPr>
+              <w:instrText xml:space="preserve"> PAGEREF _Toc236603167 \h </w:instrText>
+            </w:r>
+            <w:r>
+              <w:rPr>
+                <w:noProof/>
+                <w:webHidden/>
+              </w:rPr>
+            </w:r>
+            <w:r>
+              <w:rPr>
+                <w:noProof/>
+                <w:webHidden/>
+              </w:rPr>
+              <w:fldChar w:fldCharType="separate"/>
+            </w:r>
+            <w:r>
+              <w:rPr>
+                <w:noProof/>
+                <w:webHidden/>
+              </w:rPr>
+              <w:t>19</w:t>
+            </w:r>
+            <w:r>
+              <w:rPr>
+                <w:noProof/>
+                <w:webHidden/>
+              </w:rPr>
+              <w:fldChar w:fldCharType="end"/>
+            </w:r>
+          </w:hyperlink>
+        </w:p>
+        <w:p>
+          <w:pPr>
+            <w:pStyle w:val="TOC2"/>
+            <w:tabs>
+              <w:tab w:val="right" w:leader="dot" w:pos="9016"/>
+            </w:tabs>
+            <w:rPr>
+              <w:rFonts w:asciiTheme="minorHAnsi" w:eastAsiaTheme="minorEastAsia" w:hAnsiTheme="minorHAnsi" w:cstheme="minorBidi"/>
+              <w:noProof/>
+              <w:kern w:val="2"/>
+              <w:sz w:val="24"/>
+              <w:szCs w:val="24"/>
+              <w:lang w:eastAsia="en-AU"/>
+              <w14:ligatures w14:val="standardContextual"/>
+            </w:rPr>
+          </w:pPr>
+          <w:hyperlink w:anchor="_Toc236603168" w:history="1">
+            <w:r>
+              <w:rPr>
+                <w:rStyle w:val="Hyperlink"/>
+                <w:noProof/>
+              </w:rPr>
+              <w:t>Roles</w:t>
+            </w:r>
+            <w:r>
+              <w:rPr>
+                <w:noProof/>
+                <w:webHidden/>
+              </w:rPr>
+              <w:tab/>
+            </w:r>
+            <w:r>
+              <w:rPr>
+                <w:noProof/>
+                <w:webHidden/>
+              </w:rPr>
+              <w:fldChar w:fldCharType="begin"/>
+            </w:r>
+            <w:r>
+              <w:rPr>
+                <w:noProof/>
+                <w:webHidden/>
+              </w:rPr>
+              <w:instrText xml:space="preserve"> PAGEREF _Toc236603168 \h </w:instrText>
+            </w:r>
+            <w:r>
+              <w:rPr>
+                <w:noProof/>
+                <w:webHidden/>
+              </w:rPr>
+            </w:r>
+            <w:r>
+              <w:rPr>
+                <w:noProof/>
+                <w:webHidden/>
+              </w:rPr>
+              <w:fldChar w:fldCharType="separate"/>
+            </w:r>
+            <w:r>
+              <w:rPr>
+                <w:noProof/>
+                <w:webHidden/>
+              </w:rPr>
+              <w:t>19</w:t>
+            </w:r>
+            <w:r>
+              <w:rPr>
+                <w:noProof/>
+                <w:webHidden/>
+              </w:rPr>
+              <w:fldChar w:fldCharType="end"/>
+            </w:r>
+          </w:hyperlink>
+        </w:p>
+        <w:p>
+          <w:pPr>
+            <w:pStyle w:val="TOC2"/>
+            <w:tabs>
+              <w:tab w:val="right" w:leader="dot" w:pos="9016"/>
+            </w:tabs>
+            <w:rPr>
+              <w:rFonts w:asciiTheme="minorHAnsi" w:eastAsiaTheme="minorEastAsia" w:hAnsiTheme="minorHAnsi" w:cstheme="minorBidi"/>
+              <w:noProof/>
+              <w:kern w:val="2"/>
+              <w:sz w:val="24"/>
+              <w:szCs w:val="24"/>
+              <w:lang w:eastAsia="en-AU"/>
+              <w14:ligatures w14:val="standardContextual"/>
+            </w:rPr>
+          </w:pPr>
+          <w:hyperlink w:anchor="_Toc236603169" w:history="1">
+            <w:r>
+              <w:rPr>
+                <w:rStyle w:val="Hyperlink"/>
+                <w:noProof/>
+              </w:rPr>
+              <w:t>Responsibilities Matrix</w:t>
+            </w:r>
+            <w:r>
+              <w:rPr>
+                <w:noProof/>
+                <w:webHidden/>
+              </w:rPr>
+              <w:tab/>
+            </w:r>
+            <w:r>
+              <w:rPr>
+                <w:noProof/>
+                <w:webHidden/>
+              </w:rPr>
+              <w:fldChar w:fldCharType="begin"/>
+            </w:r>
+            <w:r>
+              <w:rPr>
+                <w:noProof/>
+                <w:webHidden/>
+              </w:rPr>
+              <w:instrText xml:space="preserve"> PAGEREF _Toc236603169 \h </w:instrText>
+            </w:r>
+            <w:r>
+              <w:rPr>
+                <w:noProof/>
+                <w:webHidden/>
+              </w:rPr>
+            </w:r>
+            <w:r>
+              <w:rPr>
+                <w:noProof/>
+                <w:webHidden/>
+              </w:rPr>
+              <w:fldChar w:fldCharType="separate"/>
+            </w:r>
+            <w:r>
+              <w:rPr>
+                <w:noProof/>
+                <w:webHidden/>
+              </w:rPr>
+              <w:t>20</w:t>
+            </w:r>
+            <w:r>
+              <w:rPr>
+                <w:noProof/>
+                <w:webHidden/>
+              </w:rPr>
+              <w:fldChar w:fldCharType="end"/>
+            </w:r>
+          </w:hyperlink>
+        </w:p>
+        <w:p>
+          <w:pPr>
+            <w:pStyle w:val="TOC1"/>
+            <w:tabs>
+              <w:tab w:val="right" w:leader="dot" w:pos="9016"/>
+            </w:tabs>
+            <w:rPr>
+              <w:rFonts w:asciiTheme="minorHAnsi" w:eastAsiaTheme="minorEastAsia" w:hAnsiTheme="minorHAnsi" w:cstheme="minorBidi"/>
+              <w:noProof/>
+              <w:kern w:val="2"/>
+              <w:sz w:val="24"/>
+              <w:szCs w:val="24"/>
+              <w:lang w:eastAsia="en-AU"/>
+              <w14:ligatures w14:val="standardContextual"/>
+            </w:rPr>
+          </w:pPr>
+          <w:hyperlink w:anchor="_Toc236603170" w:history="1">
+            <w:r>
+              <w:rPr>
+                <w:rStyle w:val="Hyperlink"/>
+                <w:noProof/>
+              </w:rPr>
+              <w:t>Required Tools and Resources</w:t>
+            </w:r>
+            <w:r>
+              <w:rPr>
+                <w:noProof/>
+                <w:webHidden/>
+              </w:rPr>
+              <w:tab/>
+            </w:r>
+            <w:r>
+              <w:rPr>
+                <w:noProof/>
+                <w:webHidden/>
+              </w:rPr>
+              <w:fldChar w:fldCharType="begin"/>
+            </w:r>
+            <w:r>
+              <w:rPr>
+                <w:noProof/>
+                <w:webHidden/>
+              </w:rPr>
+              <w:instrText xml:space="preserve"> PAGEREF _Toc236603170 \h </w:instrText>
+            </w:r>
+            <w:r>
+              <w:rPr>
+                <w:noProof/>
+                <w:webHidden/>
+              </w:rPr>
+            </w:r>
+            <w:r>
+              <w:rPr>
+                <w:noProof/>
+                <w:webHidden/>
+              </w:rPr>
+              <w:fldChar w:fldCharType="separate"/>
+            </w:r>
+            <w:r>
+              <w:rPr>
+                <w:noProof/>
+                <w:webHidden/>
+              </w:rPr>
+              <w:t>21</w:t>
             </w:r>
             <w:r>
               <w:rPr>
@@ -2107,7 +2551,7 @@
       <w:pPr>
         <w:pStyle w:val="Heading1"/>
       </w:pPr>
-      <w:bookmarkStart w:id="0" w:name="_Toc236435559"/>
+      <w:bookmarkStart w:id="0" w:name="_Toc236603141"/>
       <w:r>
         <w:lastRenderedPageBreak/>
         <w:t>Project Background and Justification</w:t>
@@ -2192,7 +2636,13 @@
         <w:t>:</w:t>
       </w:r>
       <w:r>
-        <w:t xml:space="preserve"> By explicitly generating meal plans and recipes based on the available ingredients supplied by the user, the application provides a highly practical and economically viable solution. This justifies the system's design as a tool not just for health, but for efficient household management. </w:t>
+        <w:t xml:space="preserve"> By explicitly generating meal plans and recipes based on the available ingredients supplied by the user, the application </w:t>
+      </w:r>
+      <w:r>
+        <w:t>provides a practical approach that may help users make better use of ingredients they already have and reduce unnecessary food waste.</w:t>
+      </w:r>
+      <w:r>
+        <w:t xml:space="preserve"> This justifies the system's design as a tool not just for health, but for efficient household management. </w:t>
       </w:r>
     </w:p>
     <w:p>
@@ -2275,7 +2725,7 @@
       <w:pPr>
         <w:pStyle w:val="Heading1"/>
       </w:pPr>
-      <w:bookmarkStart w:id="1" w:name="_Toc236435560"/>
+      <w:bookmarkStart w:id="1" w:name="_Toc236603142"/>
       <w:r>
         <w:lastRenderedPageBreak/>
         <w:t>Problem Statement and Project Objectives</w:t>
@@ -2292,7 +2742,7 @@
         <w:pStyle w:val="Heading2"/>
       </w:pPr>
       <w:bookmarkStart w:id="2" w:name="_Toc236433799"/>
-      <w:bookmarkStart w:id="3" w:name="_Toc236435561"/>
+      <w:bookmarkStart w:id="3" w:name="_Toc236603143"/>
       <w:r>
         <w:t>Problem Statement</w:t>
       </w:r>
@@ -2362,7 +2812,7 @@
         <w:pStyle w:val="Heading2"/>
       </w:pPr>
       <w:bookmarkStart w:id="4" w:name="_Toc236433800"/>
-      <w:bookmarkStart w:id="5" w:name="_Toc236435562"/>
+      <w:bookmarkStart w:id="5" w:name="_Toc236603144"/>
       <w:r>
         <w:t>Project Objectives</w:t>
       </w:r>
@@ -2616,7 +3066,7 @@
       <w:pPr>
         <w:pStyle w:val="Heading1"/>
       </w:pPr>
-      <w:bookmarkStart w:id="6" w:name="_Toc236435563"/>
+      <w:bookmarkStart w:id="6" w:name="_Toc236603145"/>
       <w:r>
         <w:lastRenderedPageBreak/>
         <w:t>Innovative Aspects</w:t>
@@ -2781,7 +3231,15 @@
         <w:t>:</w:t>
       </w:r>
       <w:r>
-        <w:t xml:space="preserve"> While users can technically use standard LLM web interfaces (like ChatGPT) to ask for recipes, doing so requires manual prompt engineering, external nutritional calculators, and manual transcription into a separate notes app for shopping. The innovation here lies in system integration. The application combines complex AI prompting, nutritional dataset querying, and list management into a single, cohesive Android application interface, completely removing the technical conflict for the end-user.</w:t>
+        <w:t xml:space="preserve"> While users can technically use standard LLM web interfaces (like ChatGPT) to ask for recipes, doing so requires manual prompt engineering, external nutritional calculators, and manual transcription into a separate </w:t>
+      </w:r>
+      <w:proofErr w:type="gramStart"/>
+      <w:r>
+        <w:t>notes</w:t>
+      </w:r>
+      <w:proofErr w:type="gramEnd"/>
+      <w:r>
+        <w:t xml:space="preserve"> app for shopping. The innovation here lies in system integration. The application combines complex AI prompting, nutritional dataset querying, and list management into a single, cohesive Android application interface, completely removing the technical conflict for the end-user.</w:t>
       </w:r>
     </w:p>
     <w:p>
@@ -2793,7 +3251,7 @@
       <w:pPr>
         <w:pStyle w:val="Heading1"/>
       </w:pPr>
-      <w:bookmarkStart w:id="7" w:name="_Toc236435564"/>
+      <w:bookmarkStart w:id="7" w:name="_Toc236603146"/>
       <w:r>
         <w:lastRenderedPageBreak/>
         <w:t>Project Scope</w:t>
@@ -2818,7 +3276,7 @@
       <w:pPr>
         <w:pStyle w:val="Heading2"/>
       </w:pPr>
-      <w:bookmarkStart w:id="8" w:name="_Toc236435565"/>
+      <w:bookmarkStart w:id="8" w:name="_Toc236603147"/>
       <w:r>
         <w:t>In scope</w:t>
       </w:r>
@@ -2954,7 +3412,7 @@
       <w:pPr>
         <w:pStyle w:val="Heading2"/>
       </w:pPr>
-      <w:bookmarkStart w:id="9" w:name="_Toc236435566"/>
+      <w:bookmarkStart w:id="9" w:name="_Toc236603148"/>
       <w:r>
         <w:t>Out of scope</w:t>
       </w:r>
@@ -3058,7 +3516,7 @@
         </w:numPr>
       </w:pPr>
       <w:r>
-        <w:t>Consider the financial cost of ingredients or produce.</w:t>
+        <w:t>The application will not calculate ingredient costs, compare supermarket prices, manage grocery budgets or optimise meal plans based on price.</w:t>
       </w:r>
       <w:r>
         <w:br w:type="page"/>
@@ -3068,7 +3526,7 @@
       <w:pPr>
         <w:pStyle w:val="Heading1"/>
       </w:pPr>
-      <w:bookmarkStart w:id="10" w:name="_Toc236435567"/>
+      <w:bookmarkStart w:id="10" w:name="_Toc236603149"/>
       <w:r>
         <w:lastRenderedPageBreak/>
         <w:t>Assumptions and Constraints</w:t>
@@ -3079,7 +3537,7 @@
       <w:pPr>
         <w:pStyle w:val="Heading2"/>
       </w:pPr>
-      <w:bookmarkStart w:id="11" w:name="_Toc236435568"/>
+      <w:bookmarkStart w:id="11" w:name="_Toc236603150"/>
       <w:r>
         <w:t>Assumptions</w:t>
       </w:r>
@@ -3196,7 +3654,7 @@
       <w:pPr>
         <w:pStyle w:val="Heading2"/>
       </w:pPr>
-      <w:bookmarkStart w:id="12" w:name="_Toc236435569"/>
+      <w:bookmarkStart w:id="12" w:name="_Toc236603151"/>
       <w:r>
         <w:t>Constraints</w:t>
       </w:r>
@@ -3251,13 +3709,13 @@
         <w:t xml:space="preserve"> Development will be completed by a team of </w:t>
       </w:r>
       <w:r>
-        <w:t>two</w:t>
-      </w:r>
-      <w:r>
-        <w:t>. T</w:t>
-      </w:r>
-      <w:r>
-        <w:t>asks must therefore be appropriately distributed to ensure that development, testing, documentation and project management activities can be completed within the available timeframe.</w:t>
+        <w:t>three</w:t>
+      </w:r>
+      <w:r>
+        <w:t xml:space="preserve">. </w:t>
+      </w:r>
+      <w:r>
+        <w:t>Tasks will be distributed across the main application components to ensure that development, testing, documentation and project management activities can be completed within the available timeframe.</w:t>
       </w:r>
     </w:p>
     <w:p>
@@ -3345,7 +3803,6 @@
         <w:t>: AI functionality will depend on the availability and limitations of the selected external Generative AI service. Service availability, usage limits or changes to the service may affect application functionality.</w:t>
       </w:r>
     </w:p>
-    <w:p/>
     <w:p>
       <w:pPr>
         <w:spacing w:after="160" w:line="259" w:lineRule="auto"/>
@@ -3364,7 +3821,7 @@
       <w:pPr>
         <w:pStyle w:val="Heading1"/>
       </w:pPr>
-      <w:bookmarkStart w:id="13" w:name="_Toc236435570"/>
+      <w:bookmarkStart w:id="13" w:name="_Toc236603152"/>
       <w:r>
         <w:lastRenderedPageBreak/>
         <w:t>System Design</w:t>
@@ -3449,30 +3906,18 @@
           <w:iCs w:val="0"/>
         </w:rPr>
       </w:pPr>
-    </w:p>
-    <w:p>
-      <w:pPr>
-        <w:pStyle w:val="Heading2"/>
-      </w:pPr>
-      <w:bookmarkStart w:id="14" w:name="_Toc236435571"/>
-      <w:r>
-        <w:t>Use Case Diagram</w:t>
-      </w:r>
-      <w:bookmarkEnd w:id="14"/>
-    </w:p>
-    <w:p>
       <w:r>
         <w:rPr>
           <w:noProof/>
         </w:rPr>
         <w:drawing>
-          <wp:anchor distT="0" distB="0" distL="114300" distR="114300" simplePos="0" relativeHeight="251658240" behindDoc="0" locked="0" layoutInCell="1" allowOverlap="1" wp14:anchorId="61994837" wp14:editId="6BBE0841">
+          <wp:anchor distT="0" distB="0" distL="114300" distR="114300" simplePos="0" relativeHeight="251658240" behindDoc="0" locked="0" layoutInCell="1" allowOverlap="1" wp14:anchorId="61994837" wp14:editId="3CED676B">
             <wp:simplePos x="0" y="0"/>
             <wp:positionH relativeFrom="column">
-              <wp:posOffset>3474085</wp:posOffset>
+              <wp:posOffset>3588385</wp:posOffset>
             </wp:positionH>
             <wp:positionV relativeFrom="paragraph">
-              <wp:posOffset>7029</wp:posOffset>
+              <wp:posOffset>208915</wp:posOffset>
             </wp:positionV>
             <wp:extent cx="2555875" cy="5666740"/>
             <wp:effectExtent l="0" t="0" r="0" b="0"/>
@@ -3521,6 +3966,18 @@
           </wp:anchor>
         </w:drawing>
       </w:r>
+    </w:p>
+    <w:p>
+      <w:pPr>
+        <w:pStyle w:val="Heading2"/>
+      </w:pPr>
+      <w:bookmarkStart w:id="14" w:name="_Toc236603153"/>
+      <w:r>
+        <w:t>Use Case Diagram</w:t>
+      </w:r>
+      <w:bookmarkEnd w:id="14"/>
+    </w:p>
+    <w:p>
       <w:r>
         <w:t>Th</w:t>
       </w:r>
@@ -3534,6 +3991,55 @@
     <w:p/>
     <w:p>
       <w:pPr>
+        <w:pStyle w:val="Heading2"/>
+      </w:pPr>
+      <w:r>
+        <w:t>Stakeholde</w:t>
+      </w:r>
+      <w:r>
+        <w:t xml:space="preserve">r </w:t>
+      </w:r>
+      <w:r>
+        <w:t>High-Level Need</w:t>
+      </w:r>
+    </w:p>
+    <w:p>
+      <w:r>
+        <w:rPr>
+          <w:b/>
+          <w:bCs/>
+        </w:rPr>
+        <w:t>Application user</w:t>
+      </w:r>
+      <w:r>
+        <w:t xml:space="preserve">: </w:t>
+      </w:r>
+      <w:r>
+        <w:t>A simple Android application that generates meal plans and recipes based on health goals, dietary requirements and available ingredients.</w:t>
+      </w:r>
+    </w:p>
+    <w:p>
+      <w:r>
+        <w:rPr>
+          <w:b/>
+          <w:bCs/>
+        </w:rPr>
+        <w:t>Project team</w:t>
+      </w:r>
+      <w:r>
+        <w:t>:</w:t>
+      </w:r>
+      <w:r>
+        <w:t xml:space="preserve"> </w:t>
+      </w:r>
+      <w:r>
+        <w:t>A feasible and modular application design that can be developed, integrated and tested within the term.</w:t>
+      </w:r>
+    </w:p>
+    <w:p/>
+    <w:p/>
+    <w:p>
+      <w:pPr>
         <w:spacing w:after="160" w:line="259" w:lineRule="auto"/>
       </w:pPr>
       <w:r>
@@ -3544,7 +4050,7 @@
       <w:pPr>
         <w:pStyle w:val="Heading2"/>
       </w:pPr>
-      <w:bookmarkStart w:id="15" w:name="_Toc236435572"/>
+      <w:bookmarkStart w:id="15" w:name="_Toc236603154"/>
       <w:r>
         <w:lastRenderedPageBreak/>
         <w:t>Subsystems</w:t>
@@ -3726,7 +4232,7 @@
       <w:pPr>
         <w:pStyle w:val="Heading2"/>
       </w:pPr>
-      <w:bookmarkStart w:id="16" w:name="_Toc236435573"/>
+      <w:bookmarkStart w:id="16" w:name="_Toc236603155"/>
       <w:r>
         <w:t>External Entities</w:t>
       </w:r>
@@ -3877,7 +4383,7 @@
       <w:pPr>
         <w:pStyle w:val="Heading2"/>
       </w:pPr>
-      <w:bookmarkStart w:id="17" w:name="_Toc236435574"/>
+      <w:bookmarkStart w:id="17" w:name="_Toc236603156"/>
       <w:r>
         <w:t>Context Diagram</w:t>
       </w:r>
@@ -3942,7 +4448,7 @@
       <w:pPr>
         <w:pStyle w:val="Heading1"/>
       </w:pPr>
-      <w:bookmarkStart w:id="18" w:name="_Toc236435575"/>
+      <w:bookmarkStart w:id="18" w:name="_Toc236603157"/>
       <w:r>
         <w:lastRenderedPageBreak/>
         <w:t>High-Level Requirements</w:t>
@@ -3966,7 +4472,7 @@
           <w:bCs w:val="0"/>
         </w:rPr>
       </w:pPr>
-      <w:bookmarkStart w:id="19" w:name="_Toc236435576"/>
+      <w:bookmarkStart w:id="19" w:name="_Toc236603158"/>
       <w:r>
         <w:t>Functional Requirements</w:t>
       </w:r>
@@ -4162,7 +4668,7 @@
       <w:pPr>
         <w:pStyle w:val="Heading2"/>
       </w:pPr>
-      <w:bookmarkStart w:id="20" w:name="_Toc236435577"/>
+      <w:bookmarkStart w:id="20" w:name="_Toc236603159"/>
       <w:r>
         <w:t>Nonf</w:t>
       </w:r>
@@ -4263,7 +4769,7 @@
       <w:pPr>
         <w:pStyle w:val="Heading2"/>
       </w:pPr>
-      <w:bookmarkStart w:id="21" w:name="_Toc236435578"/>
+      <w:bookmarkStart w:id="21" w:name="_Toc236603160"/>
       <w:r>
         <w:lastRenderedPageBreak/>
         <w:t>Software Components</w:t>
@@ -4824,7 +5330,7 @@
       <w:pPr>
         <w:pStyle w:val="Heading1"/>
       </w:pPr>
-      <w:bookmarkStart w:id="22" w:name="_Toc236435579"/>
+      <w:bookmarkStart w:id="22" w:name="_Toc236603161"/>
       <w:r>
         <w:lastRenderedPageBreak/>
         <w:t xml:space="preserve">Work </w:t>
@@ -4902,7 +5408,7 @@
       <w:pPr>
         <w:pStyle w:val="Heading2"/>
       </w:pPr>
-      <w:bookmarkStart w:id="23" w:name="_Toc236435580"/>
+      <w:bookmarkStart w:id="23" w:name="_Toc236603162"/>
       <w:r>
         <w:lastRenderedPageBreak/>
         <w:t>Work Breakdown Structure</w:t>
@@ -5716,7 +6222,7 @@
       <w:pPr>
         <w:pStyle w:val="Heading1"/>
       </w:pPr>
-      <w:bookmarkStart w:id="24" w:name="_Toc236435581"/>
+      <w:bookmarkStart w:id="24" w:name="_Toc236603163"/>
       <w:r>
         <w:lastRenderedPageBreak/>
         <w:t>Delivery Roadmap</w:t>
@@ -5809,7 +6315,7 @@
       <w:pPr>
         <w:pStyle w:val="Heading1"/>
       </w:pPr>
-      <w:bookmarkStart w:id="25" w:name="_Toc236435582"/>
+      <w:bookmarkStart w:id="25" w:name="_Toc236603164"/>
       <w:r>
         <w:lastRenderedPageBreak/>
         <w:t>Risk Identification and Mitigation Plan</w:t>
@@ -6554,10 +7060,12 @@
       <w:pPr>
         <w:pStyle w:val="Heading1"/>
       </w:pPr>
+      <w:bookmarkStart w:id="26" w:name="_Toc236603165"/>
       <w:r>
         <w:lastRenderedPageBreak/>
         <w:t>Quality Considerations</w:t>
       </w:r>
+      <w:bookmarkEnd w:id="26"/>
     </w:p>
     <w:p>
       <w:r>
@@ -6795,23 +7303,23 @@
       <w:pPr>
         <w:pStyle w:val="Heading1"/>
       </w:pPr>
+      <w:bookmarkStart w:id="27" w:name="_Toc236603166"/>
       <w:r>
         <w:lastRenderedPageBreak/>
         <w:t>Team Structure, Roles and Responsibilities</w:t>
       </w:r>
-    </w:p>
-    <w:p>
-      <w:r>
-        <w:t>The AI-Based Smart Meal Planner will be developed collaboratively by a team of three members: Matthew Haydon, Farhad Azim and Ansh Patel. Responsibilities have been allocated according to each member's primary area of contribution while encouraging collaboration throughout the development, testing and documentation of the project.</w:t>
-      </w:r>
-      <w:r>
-        <w:t xml:space="preserve"> </w:t>
+      <w:bookmarkEnd w:id="27"/>
+    </w:p>
+    <w:p>
+      <w:r>
+        <w:t xml:space="preserve">The AI-Based Smart Meal Planner will be developed collaboratively by a team of three members: Matthew Haydon, Farhad Azim and Ansh Patel. Responsibilities have been allocated according to each member's primary area of contribution while encouraging collaboration throughout the development, testing and documentation of the project. </w:t>
       </w:r>
     </w:p>
     <w:p>
       <w:pPr>
         <w:pStyle w:val="Heading2"/>
       </w:pPr>
+      <w:bookmarkStart w:id="28" w:name="_Toc236603167"/>
       <w:r>
         <w:t>Team Structure</w:t>
       </w:r>
@@ -6821,6 +7329,7 @@
       <w:r>
         <w:t>Task Leads</w:t>
       </w:r>
+      <w:bookmarkEnd w:id="28"/>
     </w:p>
     <w:p>
       <w:r>
@@ -7029,9 +7538,11 @@
       <w:pPr>
         <w:pStyle w:val="Heading2"/>
       </w:pPr>
+      <w:bookmarkStart w:id="29" w:name="_Toc236603168"/>
       <w:r>
         <w:t>Roles</w:t>
       </w:r>
+      <w:bookmarkEnd w:id="29"/>
     </w:p>
     <w:p>
       <w:pPr>
@@ -7132,10 +7643,12 @@
       <w:pPr>
         <w:pStyle w:val="Heading2"/>
       </w:pPr>
+      <w:bookmarkStart w:id="30" w:name="_Toc236603169"/>
       <w:r>
         <w:lastRenderedPageBreak/>
         <w:t>Responsibilities Matrix</w:t>
       </w:r>
+      <w:bookmarkEnd w:id="30"/>
     </w:p>
     <w:p>
       <w:pPr>
@@ -8482,10 +8995,12 @@
       <w:pPr>
         <w:pStyle w:val="Heading1"/>
       </w:pPr>
+      <w:bookmarkStart w:id="31" w:name="_Toc236603170"/>
       <w:r>
         <w:lastRenderedPageBreak/>
         <w:t>Required Tools and Resources</w:t>
       </w:r>
+      <w:bookmarkEnd w:id="31"/>
     </w:p>
     <w:p>
       <w:r>
@@ -8639,6 +9154,7 @@
             <w:hideMark/>
           </w:tcPr>
           <w:p>
+            <w:proofErr w:type="spellStart"/>
             <w:r>
               <w:rPr>
                 <w:b/>
@@ -8646,6 +9162,7 @@
               </w:rPr>
               <w:t>PlantUML</w:t>
             </w:r>
+            <w:proofErr w:type="spellEnd"/>
           </w:p>
         </w:tc>
         <w:tc>
@@ -8841,6 +9358,86 @@
         </w:tc>
       </w:tr>
     </w:tbl>
+    <w:p/>
+    <w:p>
+      <w:pPr>
+        <w:spacing w:after="160" w:line="259" w:lineRule="auto"/>
+        <w:rPr>
+          <w:rFonts w:asciiTheme="majorHAnsi" w:eastAsiaTheme="majorEastAsia" w:hAnsiTheme="majorHAnsi" w:cstheme="majorBidi"/>
+          <w:color w:val="0F4761" w:themeColor="accent1" w:themeShade="BF"/>
+          <w:sz w:val="32"/>
+          <w:szCs w:val="32"/>
+        </w:rPr>
+      </w:pPr>
+      <w:r>
+        <w:br w:type="page"/>
+      </w:r>
+    </w:p>
+    <w:p>
+      <w:pPr>
+        <w:pStyle w:val="Heading2"/>
+      </w:pPr>
+      <w:r>
+        <w:lastRenderedPageBreak/>
+        <w:t>Individual Contribution Declaration</w:t>
+      </w:r>
+    </w:p>
+    <w:p>
+      <w:r>
+        <w:t xml:space="preserve">The following table outlines each team member's contribution to the preparation of the project proposal. During the development of this proposal, Ansh Patel joined the project team </w:t>
+      </w:r>
+      <w:r>
+        <w:t>roughly</w:t>
+      </w:r>
+      <w:r>
+        <w:t xml:space="preserve"> four days before the assessment due date following changes to the original group composition. As a result, responsibilities were allocated to allow Ansh to contribute to the remaining sections while maintaining progress on the proposal.</w:t>
+      </w:r>
+    </w:p>
+    <w:p>
+      <w:r>
+        <w:rPr>
+          <w:b/>
+          <w:bCs/>
+        </w:rPr>
+        <w:t>Matthew Haydon</w:t>
+      </w:r>
+      <w:r>
+        <w:t xml:space="preserve">: </w:t>
+      </w:r>
+      <w:r>
+        <w:t>Project scope, assumptions and constraints, system design, high-level requirements, software components, work decomposition, delivery roadmap, risk identification and mitigation plan.</w:t>
+      </w:r>
+    </w:p>
+    <w:p>
+      <w:r>
+        <w:rPr>
+          <w:b/>
+          <w:bCs/>
+        </w:rPr>
+        <w:t>Farhad Azim</w:t>
+      </w:r>
+      <w:r>
+        <w:t xml:space="preserve">: </w:t>
+      </w:r>
+      <w:r>
+        <w:t>Project background and justification, problem statement, project objectives and innovative aspects.</w:t>
+      </w:r>
+    </w:p>
+    <w:p>
+      <w:r>
+        <w:rPr>
+          <w:b/>
+          <w:bCs/>
+        </w:rPr>
+        <w:t>Ansh Patel</w:t>
+      </w:r>
+      <w:r>
+        <w:t xml:space="preserve">: </w:t>
+      </w:r>
+      <w:r>
+        <w:t>Quality considerations, Team Structure, Roles and Responsibilities, Required Tools and Resources, and review of the final proposal prior to submission.</w:t>
+      </w:r>
+    </w:p>
     <w:p/>
     <w:sectPr>
       <w:pgSz w:w="11906" w:h="16838"/>
@@ -13913,15 +14510,6 @@
   </w:num>
   <w:num w:numId="38" w16cid:durableId="1615360520">
     <w:abstractNumId w:val="9"/>
-    <w:lvlOverride w:ilvl="0"/>
-    <w:lvlOverride w:ilvl="1"/>
-    <w:lvlOverride w:ilvl="2"/>
-    <w:lvlOverride w:ilvl="3"/>
-    <w:lvlOverride w:ilvl="4"/>
-    <w:lvlOverride w:ilvl="5"/>
-    <w:lvlOverride w:ilvl="6"/>
-    <w:lvlOverride w:ilvl="7"/>
-    <w:lvlOverride w:ilvl="8"/>
   </w:num>
   <w:num w:numId="39" w16cid:durableId="1097944432">
     <w:abstractNumId w:val="1"/>

--- a/TO DO/Group Project Proposal.docx
+++ b/TO DO/Group Project Proposal.docx
@@ -4030,10 +4030,7 @@
         <w:t>:</w:t>
       </w:r>
       <w:r>
-        <w:t xml:space="preserve"> </w:t>
-      </w:r>
-      <w:r>
-        <w:t>A feasible and modular application design that can be developed, integrated and tested within the term.</w:t>
+        <w:t xml:space="preserve"> A feasible and modular application design that can be developed, integrated and tested within the term.</w:t>
       </w:r>
     </w:p>
     <w:p/>
@@ -6231,22 +6228,19 @@
     </w:p>
     <w:p>
       <w:r>
-        <w:rPr>
-          <w:noProof/>
-        </w:rPr>
+        <w:t>The delivery roadmap outlines the planned timeline for completing the major project milestones throughout the development of the AI-Based Smart Meal Planner. The roadmap provides a high-level schedule of project activities from project planning through to testing and final delivery, ensuring that development tasks are completed in a logical sequence and within the available project timeframe.</w:t>
+      </w:r>
+      <w:r>
+        <w:t xml:space="preserve"> </w:t>
+      </w:r>
+    </w:p>
+    <w:p>
+      <w:r>
         <w:drawing>
-          <wp:anchor distT="0" distB="0" distL="114300" distR="114300" simplePos="0" relativeHeight="251659264" behindDoc="0" locked="0" layoutInCell="1" allowOverlap="1" wp14:anchorId="1F35AE15" wp14:editId="72B96A34">
-            <wp:simplePos x="0" y="0"/>
-            <wp:positionH relativeFrom="margin">
-              <wp:align>center</wp:align>
-            </wp:positionH>
-            <wp:positionV relativeFrom="paragraph">
-              <wp:posOffset>1293067</wp:posOffset>
-            </wp:positionV>
-            <wp:extent cx="6634480" cy="3380740"/>
-            <wp:effectExtent l="0" t="0" r="0" b="0"/>
-            <wp:wrapSquare wrapText="bothSides"/>
-            <wp:docPr id="1731100021" name="Picture 1"/>
+          <wp:inline distT="0" distB="0" distL="0" distR="0" wp14:anchorId="76FC332A" wp14:editId="310FA4DF">
+            <wp:extent cx="6452938" cy="2256312"/>
+            <wp:effectExtent l="0" t="0" r="5080" b="0"/>
+            <wp:docPr id="1385981890" name="Picture 1"/>
             <wp:cNvGraphicFramePr>
               <a:graphicFrameLocks xmlns:a="http://schemas.openxmlformats.org/drawingml/2006/main" noChangeAspect="1"/>
             </wp:cNvGraphicFramePr>
@@ -6254,53 +6248,29 @@
               <a:graphicData uri="http://schemas.openxmlformats.org/drawingml/2006/picture">
                 <pic:pic xmlns:pic="http://schemas.openxmlformats.org/drawingml/2006/picture">
                   <pic:nvPicPr>
-                    <pic:cNvPr id="1731100021" name=""/>
+                    <pic:cNvPr id="1385981890" name=""/>
                     <pic:cNvPicPr/>
                   </pic:nvPicPr>
-                  <pic:blipFill rotWithShape="1">
-                    <a:blip r:embed="rId8">
-                      <a:extLst>
-                        <a:ext uri="{28A0092B-C50C-407E-A947-70E740481C1C}">
-                          <a14:useLocalDpi xmlns:a14="http://schemas.microsoft.com/office/drawing/2010/main" val="0"/>
-                        </a:ext>
-                      </a:extLst>
-                    </a:blip>
-                    <a:srcRect l="1805" r="991"/>
+                  <pic:blipFill>
+                    <a:blip r:embed="rId8"/>
                     <a:stretch>
                       <a:fillRect/>
                     </a:stretch>
                   </pic:blipFill>
-                  <pic:spPr bwMode="auto">
+                  <pic:spPr>
                     <a:xfrm>
                       <a:off x="0" y="0"/>
-                      <a:ext cx="6634480" cy="3380740"/>
+                      <a:ext cx="6457714" cy="2257982"/>
                     </a:xfrm>
                     <a:prstGeom prst="rect">
                       <a:avLst/>
                     </a:prstGeom>
-                    <a:ln>
-                      <a:noFill/>
-                    </a:ln>
-                    <a:extLst>
-                      <a:ext uri="{53640926-AAD7-44D8-BBD7-CCE9431645EC}">
-                        <a14:shadowObscured xmlns:a14="http://schemas.microsoft.com/office/drawing/2010/main"/>
-                      </a:ext>
-                    </a:extLst>
                   </pic:spPr>
                 </pic:pic>
               </a:graphicData>
             </a:graphic>
-            <wp14:sizeRelH relativeFrom="margin">
-              <wp14:pctWidth>0</wp14:pctWidth>
-            </wp14:sizeRelH>
-            <wp14:sizeRelV relativeFrom="margin">
-              <wp14:pctHeight>0</wp14:pctHeight>
-            </wp14:sizeRelV>
-          </wp:anchor>
+          </wp:inline>
         </w:drawing>
-      </w:r>
-      <w:r>
-        <w:t>The delivery roadmap outlines the planned timeline for completing the major project milestones throughout the development of the AI-Based Smart Meal Planner. The roadmap provides a high-level schedule of project activities from project planning through to testing and final delivery, ensuring that development tasks are completed in a logical sequence and within the available project timeframe.</w:t>
       </w:r>
     </w:p>
     <w:p>
@@ -9402,10 +9372,7 @@
         <w:t>Matthew Haydon</w:t>
       </w:r>
       <w:r>
-        <w:t xml:space="preserve">: </w:t>
-      </w:r>
-      <w:r>
-        <w:t>Project scope, assumptions and constraints, system design, high-level requirements, software components, work decomposition, delivery roadmap, risk identification and mitigation plan.</w:t>
+        <w:t>: Project scope, assumptions and constraints, system design, high-level requirements, software components, work decomposition, delivery roadmap, risk identification and mitigation plan.</w:t>
       </w:r>
     </w:p>
     <w:p>
@@ -9417,10 +9384,7 @@
         <w:t>Farhad Azim</w:t>
       </w:r>
       <w:r>
-        <w:t xml:space="preserve">: </w:t>
-      </w:r>
-      <w:r>
-        <w:t>Project background and justification, problem statement, project objectives and innovative aspects.</w:t>
+        <w:t>: Project background and justification, problem statement, project objectives and innovative aspects.</w:t>
       </w:r>
     </w:p>
     <w:p>
@@ -9432,10 +9396,7 @@
         <w:t>Ansh Patel</w:t>
       </w:r>
       <w:r>
-        <w:t xml:space="preserve">: </w:t>
-      </w:r>
-      <w:r>
-        <w:t>Quality considerations, Team Structure, Roles and Responsibilities, Required Tools and Resources, and review of the final proposal prior to submission.</w:t>
+        <w:t>: Quality considerations, Team Structure, Roles and Responsibilities, Required Tools and Resources, and review of the final proposal prior to submission.</w:t>
       </w:r>
     </w:p>
     <w:p/>
@@ -15135,6 +15096,7 @@
   <w:style w:type="character" w:default="1" w:styleId="DefaultParagraphFont">
     <w:name w:val="Default Paragraph Font"/>
     <w:uiPriority w:val="1"/>
+    <w:semiHidden/>
     <w:unhideWhenUsed/>
   </w:style>
   <w:style w:type="table" w:default="1" w:styleId="TableNormal">

--- a/TO DO/Group Project Proposal.docx
+++ b/TO DO/Group Project Proposal.docx
@@ -3231,15 +3231,7 @@
         <w:t>:</w:t>
       </w:r>
       <w:r>
-        <w:t xml:space="preserve"> While users can technically use standard LLM web interfaces (like ChatGPT) to ask for recipes, doing so requires manual prompt engineering, external nutritional calculators, and manual transcription into a separate </w:t>
-      </w:r>
-      <w:proofErr w:type="gramStart"/>
-      <w:r>
-        <w:t>notes</w:t>
-      </w:r>
-      <w:proofErr w:type="gramEnd"/>
-      <w:r>
-        <w:t xml:space="preserve"> app for shopping. The innovation here lies in system integration. The application combines complex AI prompting, nutritional dataset querying, and list management into a single, cohesive Android application interface, completely removing the technical conflict for the end-user.</w:t>
+        <w:t xml:space="preserve"> While users can technically use standard LLM web interfaces (like ChatGPT) to ask for recipes, doing so requires manual prompt engineering, external nutritional calculators, and manual transcription into a separate notes app for shopping. The innovation here lies in system integration. The application combines complex AI prompting, nutritional dataset querying, and list management into a single, cohesive Android application interface, completely removing the technical conflict for the end-user.</w:t>
       </w:r>
     </w:p>
     <w:p>
@@ -6236,6 +6228,9 @@
     </w:p>
     <w:p>
       <w:r>
+        <w:rPr>
+          <w:noProof/>
+        </w:rPr>
         <w:drawing>
           <wp:inline distT="0" distB="0" distL="0" distR="0" wp14:anchorId="76FC332A" wp14:editId="310FA4DF">
             <wp:extent cx="6452938" cy="2256312"/>
@@ -9124,7 +9119,6 @@
             <w:hideMark/>
           </w:tcPr>
           <w:p>
-            <w:proofErr w:type="spellStart"/>
             <w:r>
               <w:rPr>
                 <w:b/>
@@ -9132,7 +9126,6 @@
               </w:rPr>
               <w:t>PlantUML</w:t>
             </w:r>
-            <w:proofErr w:type="spellEnd"/>
           </w:p>
         </w:tc>
         <w:tc>
@@ -9396,7 +9389,7 @@
         <w:t>Ansh Patel</w:t>
       </w:r>
       <w:r>
-        <w:t>: Quality considerations, Team Structure, Roles and Responsibilities, Required Tools and Resources, and review of the final proposal prior to submission.</w:t>
+        <w:t>: Quality considerations, Team Structure, Roles and Responsibilities, Required Tools and Resources.</w:t>
       </w:r>
     </w:p>
     <w:p/>

--- a/TO DO/Group Project Proposal.docx
+++ b/TO DO/Group Project Proposal.docx
@@ -323,7 +323,7 @@
           <w:r>
             <w:fldChar w:fldCharType="separate"/>
           </w:r>
-          <w:hyperlink w:anchor="_Toc236603141" w:history="1">
+          <w:hyperlink w:anchor="_Toc236680186" w:history="1">
             <w:r>
               <w:rPr>
                 <w:rStyle w:val="Hyperlink"/>
@@ -350,7 +350,7 @@
                 <w:noProof/>
                 <w:webHidden/>
               </w:rPr>
-              <w:instrText xml:space="preserve"> PAGEREF _Toc236603141 \h </w:instrText>
+              <w:instrText xml:space="preserve"> PAGEREF _Toc236680186 \h </w:instrText>
             </w:r>
             <w:r>
               <w:rPr>
@@ -370,7 +370,7 @@
                 <w:noProof/>
                 <w:webHidden/>
               </w:rPr>
-              <w:t>3</w:t>
+              <w:t>4</w:t>
             </w:r>
             <w:r>
               <w:rPr>
@@ -397,7 +397,7 @@
               <w14:ligatures w14:val="standardContextual"/>
             </w:rPr>
           </w:pPr>
-          <w:hyperlink w:anchor="_Toc236603142" w:history="1">
+          <w:hyperlink w:anchor="_Toc236680187" w:history="1">
             <w:r>
               <w:rPr>
                 <w:rStyle w:val="Hyperlink"/>
@@ -424,7 +424,7 @@
                 <w:noProof/>
                 <w:webHidden/>
               </w:rPr>
-              <w:instrText xml:space="preserve"> PAGEREF _Toc236603142 \h </w:instrText>
+              <w:instrText xml:space="preserve"> PAGEREF _Toc236680187 \h </w:instrText>
             </w:r>
             <w:r>
               <w:rPr>
@@ -444,7 +444,7 @@
                 <w:noProof/>
                 <w:webHidden/>
               </w:rPr>
-              <w:t>4</w:t>
+              <w:t>5</w:t>
             </w:r>
             <w:r>
               <w:rPr>
@@ -471,7 +471,7 @@
               <w14:ligatures w14:val="standardContextual"/>
             </w:rPr>
           </w:pPr>
-          <w:hyperlink w:anchor="_Toc236603143" w:history="1">
+          <w:hyperlink w:anchor="_Toc236680188" w:history="1">
             <w:r>
               <w:rPr>
                 <w:rStyle w:val="Hyperlink"/>
@@ -498,7 +498,7 @@
                 <w:noProof/>
                 <w:webHidden/>
               </w:rPr>
-              <w:instrText xml:space="preserve"> PAGEREF _Toc236603143 \h </w:instrText>
+              <w:instrText xml:space="preserve"> PAGEREF _Toc236680188 \h </w:instrText>
             </w:r>
             <w:r>
               <w:rPr>
@@ -518,7 +518,7 @@
                 <w:noProof/>
                 <w:webHidden/>
               </w:rPr>
-              <w:t>4</w:t>
+              <w:t>5</w:t>
             </w:r>
             <w:r>
               <w:rPr>
@@ -545,7 +545,7 @@
               <w14:ligatures w14:val="standardContextual"/>
             </w:rPr>
           </w:pPr>
-          <w:hyperlink w:anchor="_Toc236603144" w:history="1">
+          <w:hyperlink w:anchor="_Toc236680189" w:history="1">
             <w:r>
               <w:rPr>
                 <w:rStyle w:val="Hyperlink"/>
@@ -572,7 +572,7 @@
                 <w:noProof/>
                 <w:webHidden/>
               </w:rPr>
-              <w:instrText xml:space="preserve"> PAGEREF _Toc236603144 \h </w:instrText>
+              <w:instrText xml:space="preserve"> PAGEREF _Toc236680189 \h </w:instrText>
             </w:r>
             <w:r>
               <w:rPr>
@@ -592,7 +592,7 @@
                 <w:noProof/>
                 <w:webHidden/>
               </w:rPr>
-              <w:t>4</w:t>
+              <w:t>5</w:t>
             </w:r>
             <w:r>
               <w:rPr>
@@ -619,7 +619,7 @@
               <w14:ligatures w14:val="standardContextual"/>
             </w:rPr>
           </w:pPr>
-          <w:hyperlink w:anchor="_Toc236603145" w:history="1">
+          <w:hyperlink w:anchor="_Toc236680190" w:history="1">
             <w:r>
               <w:rPr>
                 <w:rStyle w:val="Hyperlink"/>
@@ -646,7 +646,7 @@
                 <w:noProof/>
                 <w:webHidden/>
               </w:rPr>
-              <w:instrText xml:space="preserve"> PAGEREF _Toc236603145 \h </w:instrText>
+              <w:instrText xml:space="preserve"> PAGEREF _Toc236680190 \h </w:instrText>
             </w:r>
             <w:r>
               <w:rPr>
@@ -666,7 +666,7 @@
                 <w:noProof/>
                 <w:webHidden/>
               </w:rPr>
-              <w:t>6</w:t>
+              <w:t>7</w:t>
             </w:r>
             <w:r>
               <w:rPr>
@@ -693,7 +693,7 @@
               <w14:ligatures w14:val="standardContextual"/>
             </w:rPr>
           </w:pPr>
-          <w:hyperlink w:anchor="_Toc236603146" w:history="1">
+          <w:hyperlink w:anchor="_Toc236680191" w:history="1">
             <w:r>
               <w:rPr>
                 <w:rStyle w:val="Hyperlink"/>
@@ -720,7 +720,7 @@
                 <w:noProof/>
                 <w:webHidden/>
               </w:rPr>
-              <w:instrText xml:space="preserve"> PAGEREF _Toc236603146 \h </w:instrText>
+              <w:instrText xml:space="preserve"> PAGEREF _Toc236680191 \h </w:instrText>
             </w:r>
             <w:r>
               <w:rPr>
@@ -740,7 +740,7 @@
                 <w:noProof/>
                 <w:webHidden/>
               </w:rPr>
-              <w:t>8</w:t>
+              <w:t>9</w:t>
             </w:r>
             <w:r>
               <w:rPr>
@@ -767,7 +767,7 @@
               <w14:ligatures w14:val="standardContextual"/>
             </w:rPr>
           </w:pPr>
-          <w:hyperlink w:anchor="_Toc236603147" w:history="1">
+          <w:hyperlink w:anchor="_Toc236680192" w:history="1">
             <w:r>
               <w:rPr>
                 <w:rStyle w:val="Hyperlink"/>
@@ -794,7 +794,7 @@
                 <w:noProof/>
                 <w:webHidden/>
               </w:rPr>
-              <w:instrText xml:space="preserve"> PAGEREF _Toc236603147 \h </w:instrText>
+              <w:instrText xml:space="preserve"> PAGEREF _Toc236680192 \h </w:instrText>
             </w:r>
             <w:r>
               <w:rPr>
@@ -814,7 +814,7 @@
                 <w:noProof/>
                 <w:webHidden/>
               </w:rPr>
-              <w:t>8</w:t>
+              <w:t>9</w:t>
             </w:r>
             <w:r>
               <w:rPr>
@@ -841,7 +841,7 @@
               <w14:ligatures w14:val="standardContextual"/>
             </w:rPr>
           </w:pPr>
-          <w:hyperlink w:anchor="_Toc236603148" w:history="1">
+          <w:hyperlink w:anchor="_Toc236680193" w:history="1">
             <w:r>
               <w:rPr>
                 <w:rStyle w:val="Hyperlink"/>
@@ -868,7 +868,7 @@
                 <w:noProof/>
                 <w:webHidden/>
               </w:rPr>
-              <w:instrText xml:space="preserve"> PAGEREF _Toc236603148 \h </w:instrText>
+              <w:instrText xml:space="preserve"> PAGEREF _Toc236680193 \h </w:instrText>
             </w:r>
             <w:r>
               <w:rPr>
@@ -888,7 +888,7 @@
                 <w:noProof/>
                 <w:webHidden/>
               </w:rPr>
-              <w:t>8</w:t>
+              <w:t>9</w:t>
             </w:r>
             <w:r>
               <w:rPr>
@@ -915,7 +915,7 @@
               <w14:ligatures w14:val="standardContextual"/>
             </w:rPr>
           </w:pPr>
-          <w:hyperlink w:anchor="_Toc236603149" w:history="1">
+          <w:hyperlink w:anchor="_Toc236680194" w:history="1">
             <w:r>
               <w:rPr>
                 <w:rStyle w:val="Hyperlink"/>
@@ -942,7 +942,7 @@
                 <w:noProof/>
                 <w:webHidden/>
               </w:rPr>
-              <w:instrText xml:space="preserve"> PAGEREF _Toc236603149 \h </w:instrText>
+              <w:instrText xml:space="preserve"> PAGEREF _Toc236680194 \h </w:instrText>
             </w:r>
             <w:r>
               <w:rPr>
@@ -962,7 +962,7 @@
                 <w:noProof/>
                 <w:webHidden/>
               </w:rPr>
-              <w:t>9</w:t>
+              <w:t>10</w:t>
             </w:r>
             <w:r>
               <w:rPr>
@@ -989,7 +989,7 @@
               <w14:ligatures w14:val="standardContextual"/>
             </w:rPr>
           </w:pPr>
-          <w:hyperlink w:anchor="_Toc236603150" w:history="1">
+          <w:hyperlink w:anchor="_Toc236680195" w:history="1">
             <w:r>
               <w:rPr>
                 <w:rStyle w:val="Hyperlink"/>
@@ -1016,7 +1016,7 @@
                 <w:noProof/>
                 <w:webHidden/>
               </w:rPr>
-              <w:instrText xml:space="preserve"> PAGEREF _Toc236603150 \h </w:instrText>
+              <w:instrText xml:space="preserve"> PAGEREF _Toc236680195 \h </w:instrText>
             </w:r>
             <w:r>
               <w:rPr>
@@ -1036,7 +1036,7 @@
                 <w:noProof/>
                 <w:webHidden/>
               </w:rPr>
-              <w:t>9</w:t>
+              <w:t>10</w:t>
             </w:r>
             <w:r>
               <w:rPr>
@@ -1063,7 +1063,7 @@
               <w14:ligatures w14:val="standardContextual"/>
             </w:rPr>
           </w:pPr>
-          <w:hyperlink w:anchor="_Toc236603151" w:history="1">
+          <w:hyperlink w:anchor="_Toc236680196" w:history="1">
             <w:r>
               <w:rPr>
                 <w:rStyle w:val="Hyperlink"/>
@@ -1090,7 +1090,7 @@
                 <w:noProof/>
                 <w:webHidden/>
               </w:rPr>
-              <w:instrText xml:space="preserve"> PAGEREF _Toc236603151 \h </w:instrText>
+              <w:instrText xml:space="preserve"> PAGEREF _Toc236680196 \h </w:instrText>
             </w:r>
             <w:r>
               <w:rPr>
@@ -1110,7 +1110,7 @@
                 <w:noProof/>
                 <w:webHidden/>
               </w:rPr>
-              <w:t>9</w:t>
+              <w:t>10</w:t>
             </w:r>
             <w:r>
               <w:rPr>
@@ -1137,7 +1137,7 @@
               <w14:ligatures w14:val="standardContextual"/>
             </w:rPr>
           </w:pPr>
-          <w:hyperlink w:anchor="_Toc236603152" w:history="1">
+          <w:hyperlink w:anchor="_Toc236680197" w:history="1">
             <w:r>
               <w:rPr>
                 <w:rStyle w:val="Hyperlink"/>
@@ -1164,7 +1164,7 @@
                 <w:noProof/>
                 <w:webHidden/>
               </w:rPr>
-              <w:instrText xml:space="preserve"> PAGEREF _Toc236603152 \h </w:instrText>
+              <w:instrText xml:space="preserve"> PAGEREF _Toc236680197 \h </w:instrText>
             </w:r>
             <w:r>
               <w:rPr>
@@ -1184,7 +1184,7 @@
                 <w:noProof/>
                 <w:webHidden/>
               </w:rPr>
-              <w:t>10</w:t>
+              <w:t>11</w:t>
             </w:r>
             <w:r>
               <w:rPr>
@@ -1211,7 +1211,7 @@
               <w14:ligatures w14:val="standardContextual"/>
             </w:rPr>
           </w:pPr>
-          <w:hyperlink w:anchor="_Toc236603153" w:history="1">
+          <w:hyperlink w:anchor="_Toc236680198" w:history="1">
             <w:r>
               <w:rPr>
                 <w:rStyle w:val="Hyperlink"/>
@@ -1238,7 +1238,7 @@
                 <w:noProof/>
                 <w:webHidden/>
               </w:rPr>
-              <w:instrText xml:space="preserve"> PAGEREF _Toc236603153 \h </w:instrText>
+              <w:instrText xml:space="preserve"> PAGEREF _Toc236680198 \h </w:instrText>
             </w:r>
             <w:r>
               <w:rPr>
@@ -1258,7 +1258,7 @@
                 <w:noProof/>
                 <w:webHidden/>
               </w:rPr>
-              <w:t>10</w:t>
+              <w:t>11</w:t>
             </w:r>
             <w:r>
               <w:rPr>
@@ -1285,13 +1285,13 @@
               <w14:ligatures w14:val="standardContextual"/>
             </w:rPr>
           </w:pPr>
-          <w:hyperlink w:anchor="_Toc236603154" w:history="1">
+          <w:hyperlink w:anchor="_Toc236680199" w:history="1">
             <w:r>
               <w:rPr>
                 <w:rStyle w:val="Hyperlink"/>
                 <w:noProof/>
               </w:rPr>
-              <w:t>Subsystems</w:t>
+              <w:t>Stakeholder High-Level Need</w:t>
             </w:r>
             <w:r>
               <w:rPr>
@@ -1312,7 +1312,7 @@
                 <w:noProof/>
                 <w:webHidden/>
               </w:rPr>
-              <w:instrText xml:space="preserve"> PAGEREF _Toc236603154 \h </w:instrText>
+              <w:instrText xml:space="preserve"> PAGEREF _Toc236680199 \h </w:instrText>
             </w:r>
             <w:r>
               <w:rPr>
@@ -1359,13 +1359,13 @@
               <w14:ligatures w14:val="standardContextual"/>
             </w:rPr>
           </w:pPr>
-          <w:hyperlink w:anchor="_Toc236603155" w:history="1">
+          <w:hyperlink w:anchor="_Toc236680200" w:history="1">
             <w:r>
               <w:rPr>
                 <w:rStyle w:val="Hyperlink"/>
                 <w:noProof/>
               </w:rPr>
-              <w:t>External Entities</w:t>
+              <w:t>Subsystems</w:t>
             </w:r>
             <w:r>
               <w:rPr>
@@ -1386,7 +1386,7 @@
                 <w:noProof/>
                 <w:webHidden/>
               </w:rPr>
-              <w:instrText xml:space="preserve"> PAGEREF _Toc236603155 \h </w:instrText>
+              <w:instrText xml:space="preserve"> PAGEREF _Toc236680200 \h </w:instrText>
             </w:r>
             <w:r>
               <w:rPr>
@@ -1406,7 +1406,7 @@
                 <w:noProof/>
                 <w:webHidden/>
               </w:rPr>
-              <w:t>11</w:t>
+              <w:t>12</w:t>
             </w:r>
             <w:r>
               <w:rPr>
@@ -1433,12 +1433,86 @@
               <w14:ligatures w14:val="standardContextual"/>
             </w:rPr>
           </w:pPr>
-          <w:hyperlink w:anchor="_Toc236603156" w:history="1">
+          <w:hyperlink w:anchor="_Toc236680201" w:history="1">
             <w:r>
               <w:rPr>
                 <w:rStyle w:val="Hyperlink"/>
                 <w:noProof/>
               </w:rPr>
+              <w:t>External Entities</w:t>
+            </w:r>
+            <w:r>
+              <w:rPr>
+                <w:noProof/>
+                <w:webHidden/>
+              </w:rPr>
+              <w:tab/>
+            </w:r>
+            <w:r>
+              <w:rPr>
+                <w:noProof/>
+                <w:webHidden/>
+              </w:rPr>
+              <w:fldChar w:fldCharType="begin"/>
+            </w:r>
+            <w:r>
+              <w:rPr>
+                <w:noProof/>
+                <w:webHidden/>
+              </w:rPr>
+              <w:instrText xml:space="preserve"> PAGEREF _Toc236680201 \h </w:instrText>
+            </w:r>
+            <w:r>
+              <w:rPr>
+                <w:noProof/>
+                <w:webHidden/>
+              </w:rPr>
+            </w:r>
+            <w:r>
+              <w:rPr>
+                <w:noProof/>
+                <w:webHidden/>
+              </w:rPr>
+              <w:fldChar w:fldCharType="separate"/>
+            </w:r>
+            <w:r>
+              <w:rPr>
+                <w:noProof/>
+                <w:webHidden/>
+              </w:rPr>
+              <w:t>12</w:t>
+            </w:r>
+            <w:r>
+              <w:rPr>
+                <w:noProof/>
+                <w:webHidden/>
+              </w:rPr>
+              <w:fldChar w:fldCharType="end"/>
+            </w:r>
+          </w:hyperlink>
+        </w:p>
+        <w:p>
+          <w:pPr>
+            <w:pStyle w:val="TOC2"/>
+            <w:tabs>
+              <w:tab w:val="right" w:leader="dot" w:pos="9016"/>
+            </w:tabs>
+            <w:rPr>
+              <w:rFonts w:asciiTheme="minorHAnsi" w:eastAsiaTheme="minorEastAsia" w:hAnsiTheme="minorHAnsi" w:cstheme="minorBidi"/>
+              <w:noProof/>
+              <w:kern w:val="2"/>
+              <w:sz w:val="24"/>
+              <w:szCs w:val="24"/>
+              <w:lang w:eastAsia="en-AU"/>
+              <w14:ligatures w14:val="standardContextual"/>
+            </w:rPr>
+          </w:pPr>
+          <w:hyperlink w:anchor="_Toc236680202" w:history="1">
+            <w:r>
+              <w:rPr>
+                <w:rStyle w:val="Hyperlink"/>
+                <w:noProof/>
+              </w:rPr>
               <w:t>Context Diagram</w:t>
             </w:r>
             <w:r>
@@ -1460,7 +1534,7 @@
                 <w:noProof/>
                 <w:webHidden/>
               </w:rPr>
-              <w:instrText xml:space="preserve"> PAGEREF _Toc236603156 \h </w:instrText>
+              <w:instrText xml:space="preserve"> PAGEREF _Toc236680202 \h </w:instrText>
             </w:r>
             <w:r>
               <w:rPr>
@@ -1480,7 +1554,7 @@
                 <w:noProof/>
                 <w:webHidden/>
               </w:rPr>
-              <w:t>11</w:t>
+              <w:t>12</w:t>
             </w:r>
             <w:r>
               <w:rPr>
@@ -1507,7 +1581,7 @@
               <w14:ligatures w14:val="standardContextual"/>
             </w:rPr>
           </w:pPr>
-          <w:hyperlink w:anchor="_Toc236603157" w:history="1">
+          <w:hyperlink w:anchor="_Toc236680203" w:history="1">
             <w:r>
               <w:rPr>
                 <w:rStyle w:val="Hyperlink"/>
@@ -1534,7 +1608,7 @@
                 <w:noProof/>
                 <w:webHidden/>
               </w:rPr>
-              <w:instrText xml:space="preserve"> PAGEREF _Toc236603157 \h </w:instrText>
+              <w:instrText xml:space="preserve"> PAGEREF _Toc236680203 \h </w:instrText>
             </w:r>
             <w:r>
               <w:rPr>
@@ -1554,7 +1628,7 @@
                 <w:noProof/>
                 <w:webHidden/>
               </w:rPr>
-              <w:t>12</w:t>
+              <w:t>13</w:t>
             </w:r>
             <w:r>
               <w:rPr>
@@ -1581,7 +1655,7 @@
               <w14:ligatures w14:val="standardContextual"/>
             </w:rPr>
           </w:pPr>
-          <w:hyperlink w:anchor="_Toc236603158" w:history="1">
+          <w:hyperlink w:anchor="_Toc236680204" w:history="1">
             <w:r>
               <w:rPr>
                 <w:rStyle w:val="Hyperlink"/>
@@ -1608,7 +1682,7 @@
                 <w:noProof/>
                 <w:webHidden/>
               </w:rPr>
-              <w:instrText xml:space="preserve"> PAGEREF _Toc236603158 \h </w:instrText>
+              <w:instrText xml:space="preserve"> PAGEREF _Toc236680204 \h </w:instrText>
             </w:r>
             <w:r>
               <w:rPr>
@@ -1628,7 +1702,7 @@
                 <w:noProof/>
                 <w:webHidden/>
               </w:rPr>
-              <w:t>12</w:t>
+              <w:t>13</w:t>
             </w:r>
             <w:r>
               <w:rPr>
@@ -1655,7 +1729,7 @@
               <w14:ligatures w14:val="standardContextual"/>
             </w:rPr>
           </w:pPr>
-          <w:hyperlink w:anchor="_Toc236603159" w:history="1">
+          <w:hyperlink w:anchor="_Toc236680205" w:history="1">
             <w:r>
               <w:rPr>
                 <w:rStyle w:val="Hyperlink"/>
@@ -1682,7 +1756,7 @@
                 <w:noProof/>
                 <w:webHidden/>
               </w:rPr>
-              <w:instrText xml:space="preserve"> PAGEREF _Toc236603159 \h </w:instrText>
+              <w:instrText xml:space="preserve"> PAGEREF _Toc236680205 \h </w:instrText>
             </w:r>
             <w:r>
               <w:rPr>
@@ -1702,7 +1776,7 @@
                 <w:noProof/>
                 <w:webHidden/>
               </w:rPr>
-              <w:t>12</w:t>
+              <w:t>13</w:t>
             </w:r>
             <w:r>
               <w:rPr>
@@ -1729,7 +1803,7 @@
               <w14:ligatures w14:val="standardContextual"/>
             </w:rPr>
           </w:pPr>
-          <w:hyperlink w:anchor="_Toc236603160" w:history="1">
+          <w:hyperlink w:anchor="_Toc236680206" w:history="1">
             <w:r>
               <w:rPr>
                 <w:rStyle w:val="Hyperlink"/>
@@ -1756,7 +1830,7 @@
                 <w:noProof/>
                 <w:webHidden/>
               </w:rPr>
-              <w:instrText xml:space="preserve"> PAGEREF _Toc236603160 \h </w:instrText>
+              <w:instrText xml:space="preserve"> PAGEREF _Toc236680206 \h </w:instrText>
             </w:r>
             <w:r>
               <w:rPr>
@@ -1776,7 +1850,7 @@
                 <w:noProof/>
                 <w:webHidden/>
               </w:rPr>
-              <w:t>13</w:t>
+              <w:t>14</w:t>
             </w:r>
             <w:r>
               <w:rPr>
@@ -1803,7 +1877,7 @@
               <w14:ligatures w14:val="standardContextual"/>
             </w:rPr>
           </w:pPr>
-          <w:hyperlink w:anchor="_Toc236603161" w:history="1">
+          <w:hyperlink w:anchor="_Toc236680207" w:history="1">
             <w:r>
               <w:rPr>
                 <w:rStyle w:val="Hyperlink"/>
@@ -1830,7 +1904,7 @@
                 <w:noProof/>
                 <w:webHidden/>
               </w:rPr>
-              <w:instrText xml:space="preserve"> PAGEREF _Toc236603161 \h </w:instrText>
+              <w:instrText xml:space="preserve"> PAGEREF _Toc236680207 \h </w:instrText>
             </w:r>
             <w:r>
               <w:rPr>
@@ -1850,7 +1924,7 @@
                 <w:noProof/>
                 <w:webHidden/>
               </w:rPr>
-              <w:t>14</w:t>
+              <w:t>15</w:t>
             </w:r>
             <w:r>
               <w:rPr>
@@ -1877,7 +1951,7 @@
               <w14:ligatures w14:val="standardContextual"/>
             </w:rPr>
           </w:pPr>
-          <w:hyperlink w:anchor="_Toc236603162" w:history="1">
+          <w:hyperlink w:anchor="_Toc236680208" w:history="1">
             <w:r>
               <w:rPr>
                 <w:rStyle w:val="Hyperlink"/>
@@ -1904,7 +1978,7 @@
                 <w:noProof/>
                 <w:webHidden/>
               </w:rPr>
-              <w:instrText xml:space="preserve"> PAGEREF _Toc236603162 \h </w:instrText>
+              <w:instrText xml:space="preserve"> PAGEREF _Toc236680208 \h </w:instrText>
             </w:r>
             <w:r>
               <w:rPr>
@@ -1924,7 +1998,7 @@
                 <w:noProof/>
                 <w:webHidden/>
               </w:rPr>
-              <w:t>15</w:t>
+              <w:t>16</w:t>
             </w:r>
             <w:r>
               <w:rPr>
@@ -1951,7 +2025,7 @@
               <w14:ligatures w14:val="standardContextual"/>
             </w:rPr>
           </w:pPr>
-          <w:hyperlink w:anchor="_Toc236603163" w:history="1">
+          <w:hyperlink w:anchor="_Toc236680209" w:history="1">
             <w:r>
               <w:rPr>
                 <w:rStyle w:val="Hyperlink"/>
@@ -1978,7 +2052,7 @@
                 <w:noProof/>
                 <w:webHidden/>
               </w:rPr>
-              <w:instrText xml:space="preserve"> PAGEREF _Toc236603163 \h </w:instrText>
+              <w:instrText xml:space="preserve"> PAGEREF _Toc236680209 \h </w:instrText>
             </w:r>
             <w:r>
               <w:rPr>
@@ -1998,7 +2072,7 @@
                 <w:noProof/>
                 <w:webHidden/>
               </w:rPr>
-              <w:t>16</w:t>
+              <w:t>17</w:t>
             </w:r>
             <w:r>
               <w:rPr>
@@ -2025,7 +2099,7 @@
               <w14:ligatures w14:val="standardContextual"/>
             </w:rPr>
           </w:pPr>
-          <w:hyperlink w:anchor="_Toc236603164" w:history="1">
+          <w:hyperlink w:anchor="_Toc236680210" w:history="1">
             <w:r>
               <w:rPr>
                 <w:rStyle w:val="Hyperlink"/>
@@ -2052,7 +2126,7 @@
                 <w:noProof/>
                 <w:webHidden/>
               </w:rPr>
-              <w:instrText xml:space="preserve"> PAGEREF _Toc236603164 \h </w:instrText>
+              <w:instrText xml:space="preserve"> PAGEREF _Toc236680210 \h </w:instrText>
             </w:r>
             <w:r>
               <w:rPr>
@@ -2072,7 +2146,7 @@
                 <w:noProof/>
                 <w:webHidden/>
               </w:rPr>
-              <w:t>17</w:t>
+              <w:t>18</w:t>
             </w:r>
             <w:r>
               <w:rPr>
@@ -2099,7 +2173,7 @@
               <w14:ligatures w14:val="standardContextual"/>
             </w:rPr>
           </w:pPr>
-          <w:hyperlink w:anchor="_Toc236603165" w:history="1">
+          <w:hyperlink w:anchor="_Toc236680211" w:history="1">
             <w:r>
               <w:rPr>
                 <w:rStyle w:val="Hyperlink"/>
@@ -2126,7 +2200,7 @@
                 <w:noProof/>
                 <w:webHidden/>
               </w:rPr>
-              <w:instrText xml:space="preserve"> PAGEREF _Toc236603165 \h </w:instrText>
+              <w:instrText xml:space="preserve"> PAGEREF _Toc236680211 \h </w:instrText>
             </w:r>
             <w:r>
               <w:rPr>
@@ -2146,7 +2220,7 @@
                 <w:noProof/>
                 <w:webHidden/>
               </w:rPr>
-              <w:t>18</w:t>
+              <w:t>19</w:t>
             </w:r>
             <w:r>
               <w:rPr>
@@ -2173,7 +2247,7 @@
               <w14:ligatures w14:val="standardContextual"/>
             </w:rPr>
           </w:pPr>
-          <w:hyperlink w:anchor="_Toc236603166" w:history="1">
+          <w:hyperlink w:anchor="_Toc236680212" w:history="1">
             <w:r>
               <w:rPr>
                 <w:rStyle w:val="Hyperlink"/>
@@ -2200,7 +2274,7 @@
                 <w:noProof/>
                 <w:webHidden/>
               </w:rPr>
-              <w:instrText xml:space="preserve"> PAGEREF _Toc236603166 \h </w:instrText>
+              <w:instrText xml:space="preserve"> PAGEREF _Toc236680212 \h </w:instrText>
             </w:r>
             <w:r>
               <w:rPr>
@@ -2220,7 +2294,7 @@
                 <w:noProof/>
                 <w:webHidden/>
               </w:rPr>
-              <w:t>19</w:t>
+              <w:t>20</w:t>
             </w:r>
             <w:r>
               <w:rPr>
@@ -2247,7 +2321,7 @@
               <w14:ligatures w14:val="standardContextual"/>
             </w:rPr>
           </w:pPr>
-          <w:hyperlink w:anchor="_Toc236603167" w:history="1">
+          <w:hyperlink w:anchor="_Toc236680213" w:history="1">
             <w:r>
               <w:rPr>
                 <w:rStyle w:val="Hyperlink"/>
@@ -2274,7 +2348,7 @@
                 <w:noProof/>
                 <w:webHidden/>
               </w:rPr>
-              <w:instrText xml:space="preserve"> PAGEREF _Toc236603167 \h </w:instrText>
+              <w:instrText xml:space="preserve"> PAGEREF _Toc236680213 \h </w:instrText>
             </w:r>
             <w:r>
               <w:rPr>
@@ -2294,7 +2368,7 @@
                 <w:noProof/>
                 <w:webHidden/>
               </w:rPr>
-              <w:t>19</w:t>
+              <w:t>20</w:t>
             </w:r>
             <w:r>
               <w:rPr>
@@ -2321,7 +2395,7 @@
               <w14:ligatures w14:val="standardContextual"/>
             </w:rPr>
           </w:pPr>
-          <w:hyperlink w:anchor="_Toc236603168" w:history="1">
+          <w:hyperlink w:anchor="_Toc236680214" w:history="1">
             <w:r>
               <w:rPr>
                 <w:rStyle w:val="Hyperlink"/>
@@ -2348,7 +2422,7 @@
                 <w:noProof/>
                 <w:webHidden/>
               </w:rPr>
-              <w:instrText xml:space="preserve"> PAGEREF _Toc236603168 \h </w:instrText>
+              <w:instrText xml:space="preserve"> PAGEREF _Toc236680214 \h </w:instrText>
             </w:r>
             <w:r>
               <w:rPr>
@@ -2368,7 +2442,7 @@
                 <w:noProof/>
                 <w:webHidden/>
               </w:rPr>
-              <w:t>19</w:t>
+              <w:t>20</w:t>
             </w:r>
             <w:r>
               <w:rPr>
@@ -2395,7 +2469,7 @@
               <w14:ligatures w14:val="standardContextual"/>
             </w:rPr>
           </w:pPr>
-          <w:hyperlink w:anchor="_Toc236603169" w:history="1">
+          <w:hyperlink w:anchor="_Toc236680215" w:history="1">
             <w:r>
               <w:rPr>
                 <w:rStyle w:val="Hyperlink"/>
@@ -2422,7 +2496,7 @@
                 <w:noProof/>
                 <w:webHidden/>
               </w:rPr>
-              <w:instrText xml:space="preserve"> PAGEREF _Toc236603169 \h </w:instrText>
+              <w:instrText xml:space="preserve"> PAGEREF _Toc236680215 \h </w:instrText>
             </w:r>
             <w:r>
               <w:rPr>
@@ -2442,7 +2516,7 @@
                 <w:noProof/>
                 <w:webHidden/>
               </w:rPr>
-              <w:t>20</w:t>
+              <w:t>21</w:t>
             </w:r>
             <w:r>
               <w:rPr>
@@ -2469,7 +2543,7 @@
               <w14:ligatures w14:val="standardContextual"/>
             </w:rPr>
           </w:pPr>
-          <w:hyperlink w:anchor="_Toc236603170" w:history="1">
+          <w:hyperlink w:anchor="_Toc236680216" w:history="1">
             <w:r>
               <w:rPr>
                 <w:rStyle w:val="Hyperlink"/>
@@ -2496,7 +2570,7 @@
                 <w:noProof/>
                 <w:webHidden/>
               </w:rPr>
-              <w:instrText xml:space="preserve"> PAGEREF _Toc236603170 \h </w:instrText>
+              <w:instrText xml:space="preserve"> PAGEREF _Toc236680216 \h </w:instrText>
             </w:r>
             <w:r>
               <w:rPr>
@@ -2516,7 +2590,81 @@
                 <w:noProof/>
                 <w:webHidden/>
               </w:rPr>
-              <w:t>21</w:t>
+              <w:t>22</w:t>
+            </w:r>
+            <w:r>
+              <w:rPr>
+                <w:noProof/>
+                <w:webHidden/>
+              </w:rPr>
+              <w:fldChar w:fldCharType="end"/>
+            </w:r>
+          </w:hyperlink>
+        </w:p>
+        <w:p>
+          <w:pPr>
+            <w:pStyle w:val="TOC2"/>
+            <w:tabs>
+              <w:tab w:val="right" w:leader="dot" w:pos="9016"/>
+            </w:tabs>
+            <w:rPr>
+              <w:rFonts w:asciiTheme="minorHAnsi" w:eastAsiaTheme="minorEastAsia" w:hAnsiTheme="minorHAnsi" w:cstheme="minorBidi"/>
+              <w:noProof/>
+              <w:kern w:val="2"/>
+              <w:sz w:val="24"/>
+              <w:szCs w:val="24"/>
+              <w:lang w:eastAsia="en-AU"/>
+              <w14:ligatures w14:val="standardContextual"/>
+            </w:rPr>
+          </w:pPr>
+          <w:hyperlink w:anchor="_Toc236680217" w:history="1">
+            <w:r>
+              <w:rPr>
+                <w:rStyle w:val="Hyperlink"/>
+                <w:noProof/>
+              </w:rPr>
+              <w:t>Individual Contribution Declaration</w:t>
+            </w:r>
+            <w:r>
+              <w:rPr>
+                <w:noProof/>
+                <w:webHidden/>
+              </w:rPr>
+              <w:tab/>
+            </w:r>
+            <w:r>
+              <w:rPr>
+                <w:noProof/>
+                <w:webHidden/>
+              </w:rPr>
+              <w:fldChar w:fldCharType="begin"/>
+            </w:r>
+            <w:r>
+              <w:rPr>
+                <w:noProof/>
+                <w:webHidden/>
+              </w:rPr>
+              <w:instrText xml:space="preserve"> PAGEREF _Toc236680217 \h </w:instrText>
+            </w:r>
+            <w:r>
+              <w:rPr>
+                <w:noProof/>
+                <w:webHidden/>
+              </w:rPr>
+            </w:r>
+            <w:r>
+              <w:rPr>
+                <w:noProof/>
+                <w:webHidden/>
+              </w:rPr>
+              <w:fldChar w:fldCharType="separate"/>
+            </w:r>
+            <w:r>
+              <w:rPr>
+                <w:noProof/>
+                <w:webHidden/>
+              </w:rPr>
+              <w:t>23</w:t>
             </w:r>
             <w:r>
               <w:rPr>
@@ -2544,6 +2692,7 @@
         <w:spacing w:after="160" w:line="259" w:lineRule="auto"/>
       </w:pPr>
       <w:r>
+        <w:lastRenderedPageBreak/>
         <w:br w:type="page"/>
       </w:r>
     </w:p>
@@ -2551,7 +2700,7 @@
       <w:pPr>
         <w:pStyle w:val="Heading1"/>
       </w:pPr>
-      <w:bookmarkStart w:id="0" w:name="_Toc236603141"/>
+      <w:bookmarkStart w:id="0" w:name="_Toc236680186"/>
       <w:r>
         <w:lastRenderedPageBreak/>
         <w:t>Project Background and Justification</w:t>
@@ -2725,7 +2874,7 @@
       <w:pPr>
         <w:pStyle w:val="Heading1"/>
       </w:pPr>
-      <w:bookmarkStart w:id="1" w:name="_Toc236603142"/>
+      <w:bookmarkStart w:id="1" w:name="_Toc236680187"/>
       <w:r>
         <w:lastRenderedPageBreak/>
         <w:t>Problem Statement and Project Objectives</w:t>
@@ -2742,7 +2891,7 @@
         <w:pStyle w:val="Heading2"/>
       </w:pPr>
       <w:bookmarkStart w:id="2" w:name="_Toc236433799"/>
-      <w:bookmarkStart w:id="3" w:name="_Toc236603143"/>
+      <w:bookmarkStart w:id="3" w:name="_Toc236680188"/>
       <w:r>
         <w:t>Problem Statement</w:t>
       </w:r>
@@ -2812,7 +2961,7 @@
         <w:pStyle w:val="Heading2"/>
       </w:pPr>
       <w:bookmarkStart w:id="4" w:name="_Toc236433800"/>
-      <w:bookmarkStart w:id="5" w:name="_Toc236603144"/>
+      <w:bookmarkStart w:id="5" w:name="_Toc236680189"/>
       <w:r>
         <w:t>Project Objectives</w:t>
       </w:r>
@@ -3066,7 +3215,7 @@
       <w:pPr>
         <w:pStyle w:val="Heading1"/>
       </w:pPr>
-      <w:bookmarkStart w:id="6" w:name="_Toc236603145"/>
+      <w:bookmarkStart w:id="6" w:name="_Toc236680190"/>
       <w:r>
         <w:lastRenderedPageBreak/>
         <w:t>Innovative Aspects</w:t>
@@ -3243,7 +3392,7 @@
       <w:pPr>
         <w:pStyle w:val="Heading1"/>
       </w:pPr>
-      <w:bookmarkStart w:id="7" w:name="_Toc236603146"/>
+      <w:bookmarkStart w:id="7" w:name="_Toc236680191"/>
       <w:r>
         <w:lastRenderedPageBreak/>
         <w:t>Project Scope</w:t>
@@ -3268,7 +3417,7 @@
       <w:pPr>
         <w:pStyle w:val="Heading2"/>
       </w:pPr>
-      <w:bookmarkStart w:id="8" w:name="_Toc236603147"/>
+      <w:bookmarkStart w:id="8" w:name="_Toc236680192"/>
       <w:r>
         <w:t>In scope</w:t>
       </w:r>
@@ -3404,7 +3553,7 @@
       <w:pPr>
         <w:pStyle w:val="Heading2"/>
       </w:pPr>
-      <w:bookmarkStart w:id="9" w:name="_Toc236603148"/>
+      <w:bookmarkStart w:id="9" w:name="_Toc236680193"/>
       <w:r>
         <w:t>Out of scope</w:t>
       </w:r>
@@ -3518,7 +3667,7 @@
       <w:pPr>
         <w:pStyle w:val="Heading1"/>
       </w:pPr>
-      <w:bookmarkStart w:id="10" w:name="_Toc236603149"/>
+      <w:bookmarkStart w:id="10" w:name="_Toc236680194"/>
       <w:r>
         <w:lastRenderedPageBreak/>
         <w:t>Assumptions and Constraints</w:t>
@@ -3529,7 +3678,7 @@
       <w:pPr>
         <w:pStyle w:val="Heading2"/>
       </w:pPr>
-      <w:bookmarkStart w:id="11" w:name="_Toc236603150"/>
+      <w:bookmarkStart w:id="11" w:name="_Toc236680195"/>
       <w:r>
         <w:t>Assumptions</w:t>
       </w:r>
@@ -3646,7 +3795,7 @@
       <w:pPr>
         <w:pStyle w:val="Heading2"/>
       </w:pPr>
-      <w:bookmarkStart w:id="12" w:name="_Toc236603151"/>
+      <w:bookmarkStart w:id="12" w:name="_Toc236680196"/>
       <w:r>
         <w:t>Constraints</w:t>
       </w:r>
@@ -3813,7 +3962,7 @@
       <w:pPr>
         <w:pStyle w:val="Heading1"/>
       </w:pPr>
-      <w:bookmarkStart w:id="13" w:name="_Toc236603152"/>
+      <w:bookmarkStart w:id="13" w:name="_Toc236680197"/>
       <w:r>
         <w:lastRenderedPageBreak/>
         <w:t>System Design</w:t>
@@ -3963,7 +4112,7 @@
       <w:pPr>
         <w:pStyle w:val="Heading2"/>
       </w:pPr>
-      <w:bookmarkStart w:id="14" w:name="_Toc236603153"/>
+      <w:bookmarkStart w:id="14" w:name="_Toc236680198"/>
       <w:r>
         <w:t>Use Case Diagram</w:t>
       </w:r>
@@ -3985,6 +4134,7 @@
       <w:pPr>
         <w:pStyle w:val="Heading2"/>
       </w:pPr>
+      <w:bookmarkStart w:id="15" w:name="_Toc236680199"/>
       <w:r>
         <w:t>Stakeholde</w:t>
       </w:r>
@@ -3994,6 +4144,7 @@
       <w:r>
         <w:t>High-Level Need</w:t>
       </w:r>
+      <w:bookmarkEnd w:id="15"/>
     </w:p>
     <w:p>
       <w:r>
@@ -4039,12 +4190,12 @@
       <w:pPr>
         <w:pStyle w:val="Heading2"/>
       </w:pPr>
-      <w:bookmarkStart w:id="15" w:name="_Toc236603154"/>
+      <w:bookmarkStart w:id="16" w:name="_Toc236680200"/>
       <w:r>
         <w:lastRenderedPageBreak/>
         <w:t>Subsystems</w:t>
       </w:r>
-      <w:bookmarkEnd w:id="15"/>
+      <w:bookmarkEnd w:id="16"/>
     </w:p>
     <w:p>
       <w:pPr>
@@ -4221,11 +4372,11 @@
       <w:pPr>
         <w:pStyle w:val="Heading2"/>
       </w:pPr>
-      <w:bookmarkStart w:id="16" w:name="_Toc236603155"/>
+      <w:bookmarkStart w:id="17" w:name="_Toc236680201"/>
       <w:r>
         <w:t>External Entities</w:t>
       </w:r>
-      <w:bookmarkEnd w:id="16"/>
+      <w:bookmarkEnd w:id="17"/>
     </w:p>
     <w:p>
       <w:pPr>
@@ -4372,11 +4523,11 @@
       <w:pPr>
         <w:pStyle w:val="Heading2"/>
       </w:pPr>
-      <w:bookmarkStart w:id="17" w:name="_Toc236603156"/>
+      <w:bookmarkStart w:id="18" w:name="_Toc236680202"/>
       <w:r>
         <w:t>Context Diagram</w:t>
       </w:r>
-      <w:bookmarkEnd w:id="17"/>
+      <w:bookmarkEnd w:id="18"/>
     </w:p>
     <w:p>
       <w:r>
@@ -4437,7 +4588,7 @@
       <w:pPr>
         <w:pStyle w:val="Heading1"/>
       </w:pPr>
-      <w:bookmarkStart w:id="18" w:name="_Toc236603157"/>
+      <w:bookmarkStart w:id="19" w:name="_Toc236680203"/>
       <w:r>
         <w:lastRenderedPageBreak/>
         <w:t>High-Level Requirements</w:t>
@@ -4445,7 +4596,7 @@
       <w:r>
         <w:t xml:space="preserve"> Overview</w:t>
       </w:r>
-      <w:bookmarkEnd w:id="18"/>
+      <w:bookmarkEnd w:id="19"/>
     </w:p>
     <w:p>
       <w:r>
@@ -4461,11 +4612,11 @@
           <w:bCs w:val="0"/>
         </w:rPr>
       </w:pPr>
-      <w:bookmarkStart w:id="19" w:name="_Toc236603158"/>
+      <w:bookmarkStart w:id="20" w:name="_Toc236680204"/>
       <w:r>
         <w:t>Functional Requirements</w:t>
       </w:r>
-      <w:bookmarkEnd w:id="19"/>
+      <w:bookmarkEnd w:id="20"/>
     </w:p>
     <w:p>
       <w:pPr>
@@ -4657,14 +4808,14 @@
       <w:pPr>
         <w:pStyle w:val="Heading2"/>
       </w:pPr>
-      <w:bookmarkStart w:id="20" w:name="_Toc236603159"/>
+      <w:bookmarkStart w:id="21" w:name="_Toc236680205"/>
       <w:r>
         <w:t>Nonf</w:t>
       </w:r>
       <w:r>
         <w:t>unctional Requirements</w:t>
       </w:r>
-      <w:bookmarkEnd w:id="20"/>
+      <w:bookmarkEnd w:id="21"/>
     </w:p>
     <w:p>
       <w:pPr>
@@ -4758,12 +4909,12 @@
       <w:pPr>
         <w:pStyle w:val="Heading2"/>
       </w:pPr>
-      <w:bookmarkStart w:id="21" w:name="_Toc236603160"/>
+      <w:bookmarkStart w:id="22" w:name="_Toc236680206"/>
       <w:r>
         <w:lastRenderedPageBreak/>
         <w:t>Software Components</w:t>
       </w:r>
-      <w:bookmarkEnd w:id="21"/>
+      <w:bookmarkEnd w:id="22"/>
     </w:p>
     <w:p>
       <w:r>
@@ -5319,7 +5470,7 @@
       <w:pPr>
         <w:pStyle w:val="Heading1"/>
       </w:pPr>
-      <w:bookmarkStart w:id="22" w:name="_Toc236603161"/>
+      <w:bookmarkStart w:id="23" w:name="_Toc236680207"/>
       <w:r>
         <w:lastRenderedPageBreak/>
         <w:t xml:space="preserve">Work </w:t>
@@ -5327,7 +5478,7 @@
       <w:r>
         <w:t>Decomposition</w:t>
       </w:r>
-      <w:bookmarkEnd w:id="22"/>
+      <w:bookmarkEnd w:id="23"/>
     </w:p>
     <w:p>
       <w:r>
@@ -5397,12 +5548,12 @@
       <w:pPr>
         <w:pStyle w:val="Heading2"/>
       </w:pPr>
-      <w:bookmarkStart w:id="23" w:name="_Toc236603162"/>
+      <w:bookmarkStart w:id="24" w:name="_Toc236680208"/>
       <w:r>
         <w:lastRenderedPageBreak/>
         <w:t>Work Breakdown Structure</w:t>
       </w:r>
-      <w:bookmarkEnd w:id="23"/>
+      <w:bookmarkEnd w:id="24"/>
     </w:p>
     <w:tbl>
       <w:tblPr>
@@ -6211,12 +6362,12 @@
       <w:pPr>
         <w:pStyle w:val="Heading1"/>
       </w:pPr>
-      <w:bookmarkStart w:id="24" w:name="_Toc236603163"/>
+      <w:bookmarkStart w:id="25" w:name="_Toc236680209"/>
       <w:r>
         <w:lastRenderedPageBreak/>
         <w:t>Delivery Roadmap</w:t>
       </w:r>
-      <w:bookmarkEnd w:id="24"/>
+      <w:bookmarkEnd w:id="25"/>
     </w:p>
     <w:p>
       <w:r>
@@ -6280,12 +6431,12 @@
       <w:pPr>
         <w:pStyle w:val="Heading1"/>
       </w:pPr>
-      <w:bookmarkStart w:id="25" w:name="_Toc236603164"/>
+      <w:bookmarkStart w:id="26" w:name="_Toc236680210"/>
       <w:r>
         <w:lastRenderedPageBreak/>
         <w:t>Risk Identification and Mitigation Plan</w:t>
       </w:r>
-      <w:bookmarkEnd w:id="25"/>
+      <w:bookmarkEnd w:id="26"/>
     </w:p>
     <w:p>
       <w:r>
@@ -7025,12 +7176,12 @@
       <w:pPr>
         <w:pStyle w:val="Heading1"/>
       </w:pPr>
-      <w:bookmarkStart w:id="26" w:name="_Toc236603165"/>
+      <w:bookmarkStart w:id="27" w:name="_Toc236680211"/>
       <w:r>
         <w:lastRenderedPageBreak/>
         <w:t>Quality Considerations</w:t>
       </w:r>
-      <w:bookmarkEnd w:id="26"/>
+      <w:bookmarkEnd w:id="27"/>
     </w:p>
     <w:p>
       <w:r>
@@ -7268,12 +7419,12 @@
       <w:pPr>
         <w:pStyle w:val="Heading1"/>
       </w:pPr>
-      <w:bookmarkStart w:id="27" w:name="_Toc236603166"/>
+      <w:bookmarkStart w:id="28" w:name="_Toc236680212"/>
       <w:r>
         <w:lastRenderedPageBreak/>
         <w:t>Team Structure, Roles and Responsibilities</w:t>
       </w:r>
-      <w:bookmarkEnd w:id="27"/>
+      <w:bookmarkEnd w:id="28"/>
     </w:p>
     <w:p>
       <w:r>
@@ -7284,7 +7435,7 @@
       <w:pPr>
         <w:pStyle w:val="Heading2"/>
       </w:pPr>
-      <w:bookmarkStart w:id="28" w:name="_Toc236603167"/>
+      <w:bookmarkStart w:id="29" w:name="_Toc236680213"/>
       <w:r>
         <w:t>Team Structure</w:t>
       </w:r>
@@ -7294,7 +7445,7 @@
       <w:r>
         <w:t>Task Leads</w:t>
       </w:r>
-      <w:bookmarkEnd w:id="28"/>
+      <w:bookmarkEnd w:id="29"/>
     </w:p>
     <w:p>
       <w:r>
@@ -7503,11 +7654,11 @@
       <w:pPr>
         <w:pStyle w:val="Heading2"/>
       </w:pPr>
-      <w:bookmarkStart w:id="29" w:name="_Toc236603168"/>
+      <w:bookmarkStart w:id="30" w:name="_Toc236680214"/>
       <w:r>
         <w:t>Roles</w:t>
       </w:r>
-      <w:bookmarkEnd w:id="29"/>
+      <w:bookmarkEnd w:id="30"/>
     </w:p>
     <w:p>
       <w:pPr>
@@ -7608,12 +7759,12 @@
       <w:pPr>
         <w:pStyle w:val="Heading2"/>
       </w:pPr>
-      <w:bookmarkStart w:id="30" w:name="_Toc236603169"/>
+      <w:bookmarkStart w:id="31" w:name="_Toc236680215"/>
       <w:r>
         <w:lastRenderedPageBreak/>
         <w:t>Responsibilities Matrix</w:t>
       </w:r>
-      <w:bookmarkEnd w:id="30"/>
+      <w:bookmarkEnd w:id="31"/>
     </w:p>
     <w:p>
       <w:pPr>
@@ -8960,12 +9111,12 @@
       <w:pPr>
         <w:pStyle w:val="Heading1"/>
       </w:pPr>
-      <w:bookmarkStart w:id="31" w:name="_Toc236603170"/>
+      <w:bookmarkStart w:id="32" w:name="_Toc236680216"/>
       <w:r>
         <w:lastRenderedPageBreak/>
         <w:t>Required Tools and Resources</w:t>
       </w:r>
-      <w:bookmarkEnd w:id="31"/>
+      <w:bookmarkEnd w:id="32"/>
     </w:p>
     <w:p>
       <w:r>
@@ -9340,10 +9491,12 @@
       <w:pPr>
         <w:pStyle w:val="Heading2"/>
       </w:pPr>
+      <w:bookmarkStart w:id="33" w:name="_Toc236680217"/>
       <w:r>
         <w:lastRenderedPageBreak/>
         <w:t>Individual Contribution Declaration</w:t>
       </w:r>
+      <w:bookmarkEnd w:id="33"/>
     </w:p>
     <w:p>
       <w:r>

--- a/TO DO/Group Project Proposal.docx
+++ b/TO DO/Group Project Proposal.docx
@@ -323,7 +323,7 @@
           <w:r>
             <w:fldChar w:fldCharType="separate"/>
           </w:r>
-          <w:hyperlink w:anchor="_Toc236680186" w:history="1">
+          <w:hyperlink w:anchor="_Toc237351689" w:history="1">
             <w:r>
               <w:rPr>
                 <w:rStyle w:val="Hyperlink"/>
@@ -350,7 +350,7 @@
                 <w:noProof/>
                 <w:webHidden/>
               </w:rPr>
-              <w:instrText xml:space="preserve"> PAGEREF _Toc236680186 \h </w:instrText>
+              <w:instrText xml:space="preserve"> PAGEREF _Toc237351689 \h </w:instrText>
             </w:r>
             <w:r>
               <w:rPr>
@@ -397,7 +397,7 @@
               <w14:ligatures w14:val="standardContextual"/>
             </w:rPr>
           </w:pPr>
-          <w:hyperlink w:anchor="_Toc236680187" w:history="1">
+          <w:hyperlink w:anchor="_Toc237351690" w:history="1">
             <w:r>
               <w:rPr>
                 <w:rStyle w:val="Hyperlink"/>
@@ -424,7 +424,7 @@
                 <w:noProof/>
                 <w:webHidden/>
               </w:rPr>
-              <w:instrText xml:space="preserve"> PAGEREF _Toc236680187 \h </w:instrText>
+              <w:instrText xml:space="preserve"> PAGEREF _Toc237351690 \h </w:instrText>
             </w:r>
             <w:r>
               <w:rPr>
@@ -471,7 +471,7 @@
               <w14:ligatures w14:val="standardContextual"/>
             </w:rPr>
           </w:pPr>
-          <w:hyperlink w:anchor="_Toc236680188" w:history="1">
+          <w:hyperlink w:anchor="_Toc237351691" w:history="1">
             <w:r>
               <w:rPr>
                 <w:rStyle w:val="Hyperlink"/>
@@ -498,7 +498,7 @@
                 <w:noProof/>
                 <w:webHidden/>
               </w:rPr>
-              <w:instrText xml:space="preserve"> PAGEREF _Toc236680188 \h </w:instrText>
+              <w:instrText xml:space="preserve"> PAGEREF _Toc237351691 \h </w:instrText>
             </w:r>
             <w:r>
               <w:rPr>
@@ -545,7 +545,7 @@
               <w14:ligatures w14:val="standardContextual"/>
             </w:rPr>
           </w:pPr>
-          <w:hyperlink w:anchor="_Toc236680189" w:history="1">
+          <w:hyperlink w:anchor="_Toc237351692" w:history="1">
             <w:r>
               <w:rPr>
                 <w:rStyle w:val="Hyperlink"/>
@@ -572,7 +572,7 @@
                 <w:noProof/>
                 <w:webHidden/>
               </w:rPr>
-              <w:instrText xml:space="preserve"> PAGEREF _Toc236680189 \h </w:instrText>
+              <w:instrText xml:space="preserve"> PAGEREF _Toc237351692 \h </w:instrText>
             </w:r>
             <w:r>
               <w:rPr>
@@ -619,7 +619,7 @@
               <w14:ligatures w14:val="standardContextual"/>
             </w:rPr>
           </w:pPr>
-          <w:hyperlink w:anchor="_Toc236680190" w:history="1">
+          <w:hyperlink w:anchor="_Toc237351693" w:history="1">
             <w:r>
               <w:rPr>
                 <w:rStyle w:val="Hyperlink"/>
@@ -646,7 +646,7 @@
                 <w:noProof/>
                 <w:webHidden/>
               </w:rPr>
-              <w:instrText xml:space="preserve"> PAGEREF _Toc236680190 \h </w:instrText>
+              <w:instrText xml:space="preserve"> PAGEREF _Toc237351693 \h </w:instrText>
             </w:r>
             <w:r>
               <w:rPr>
@@ -693,7 +693,7 @@
               <w14:ligatures w14:val="standardContextual"/>
             </w:rPr>
           </w:pPr>
-          <w:hyperlink w:anchor="_Toc236680191" w:history="1">
+          <w:hyperlink w:anchor="_Toc237351694" w:history="1">
             <w:r>
               <w:rPr>
                 <w:rStyle w:val="Hyperlink"/>
@@ -720,7 +720,7 @@
                 <w:noProof/>
                 <w:webHidden/>
               </w:rPr>
-              <w:instrText xml:space="preserve"> PAGEREF _Toc236680191 \h </w:instrText>
+              <w:instrText xml:space="preserve"> PAGEREF _Toc237351694 \h </w:instrText>
             </w:r>
             <w:r>
               <w:rPr>
@@ -767,7 +767,7 @@
               <w14:ligatures w14:val="standardContextual"/>
             </w:rPr>
           </w:pPr>
-          <w:hyperlink w:anchor="_Toc236680192" w:history="1">
+          <w:hyperlink w:anchor="_Toc237351695" w:history="1">
             <w:r>
               <w:rPr>
                 <w:rStyle w:val="Hyperlink"/>
@@ -794,7 +794,7 @@
                 <w:noProof/>
                 <w:webHidden/>
               </w:rPr>
-              <w:instrText xml:space="preserve"> PAGEREF _Toc236680192 \h </w:instrText>
+              <w:instrText xml:space="preserve"> PAGEREF _Toc237351695 \h </w:instrText>
             </w:r>
             <w:r>
               <w:rPr>
@@ -841,7 +841,7 @@
               <w14:ligatures w14:val="standardContextual"/>
             </w:rPr>
           </w:pPr>
-          <w:hyperlink w:anchor="_Toc236680193" w:history="1">
+          <w:hyperlink w:anchor="_Toc237351696" w:history="1">
             <w:r>
               <w:rPr>
                 <w:rStyle w:val="Hyperlink"/>
@@ -868,7 +868,7 @@
                 <w:noProof/>
                 <w:webHidden/>
               </w:rPr>
-              <w:instrText xml:space="preserve"> PAGEREF _Toc236680193 \h </w:instrText>
+              <w:instrText xml:space="preserve"> PAGEREF _Toc237351696 \h </w:instrText>
             </w:r>
             <w:r>
               <w:rPr>
@@ -915,7 +915,7 @@
               <w14:ligatures w14:val="standardContextual"/>
             </w:rPr>
           </w:pPr>
-          <w:hyperlink w:anchor="_Toc236680194" w:history="1">
+          <w:hyperlink w:anchor="_Toc237351697" w:history="1">
             <w:r>
               <w:rPr>
                 <w:rStyle w:val="Hyperlink"/>
@@ -942,7 +942,7 @@
                 <w:noProof/>
                 <w:webHidden/>
               </w:rPr>
-              <w:instrText xml:space="preserve"> PAGEREF _Toc236680194 \h </w:instrText>
+              <w:instrText xml:space="preserve"> PAGEREF _Toc237351697 \h </w:instrText>
             </w:r>
             <w:r>
               <w:rPr>
@@ -989,7 +989,7 @@
               <w14:ligatures w14:val="standardContextual"/>
             </w:rPr>
           </w:pPr>
-          <w:hyperlink w:anchor="_Toc236680195" w:history="1">
+          <w:hyperlink w:anchor="_Toc237351698" w:history="1">
             <w:r>
               <w:rPr>
                 <w:rStyle w:val="Hyperlink"/>
@@ -1016,7 +1016,7 @@
                 <w:noProof/>
                 <w:webHidden/>
               </w:rPr>
-              <w:instrText xml:space="preserve"> PAGEREF _Toc236680195 \h </w:instrText>
+              <w:instrText xml:space="preserve"> PAGEREF _Toc237351698 \h </w:instrText>
             </w:r>
             <w:r>
               <w:rPr>
@@ -1063,7 +1063,7 @@
               <w14:ligatures w14:val="standardContextual"/>
             </w:rPr>
           </w:pPr>
-          <w:hyperlink w:anchor="_Toc236680196" w:history="1">
+          <w:hyperlink w:anchor="_Toc237351699" w:history="1">
             <w:r>
               <w:rPr>
                 <w:rStyle w:val="Hyperlink"/>
@@ -1090,7 +1090,7 @@
                 <w:noProof/>
                 <w:webHidden/>
               </w:rPr>
-              <w:instrText xml:space="preserve"> PAGEREF _Toc236680196 \h </w:instrText>
+              <w:instrText xml:space="preserve"> PAGEREF _Toc237351699 \h </w:instrText>
             </w:r>
             <w:r>
               <w:rPr>
@@ -1137,7 +1137,7 @@
               <w14:ligatures w14:val="standardContextual"/>
             </w:rPr>
           </w:pPr>
-          <w:hyperlink w:anchor="_Toc236680197" w:history="1">
+          <w:hyperlink w:anchor="_Toc237351700" w:history="1">
             <w:r>
               <w:rPr>
                 <w:rStyle w:val="Hyperlink"/>
@@ -1164,7 +1164,7 @@
                 <w:noProof/>
                 <w:webHidden/>
               </w:rPr>
-              <w:instrText xml:space="preserve"> PAGEREF _Toc236680197 \h </w:instrText>
+              <w:instrText xml:space="preserve"> PAGEREF _Toc237351700 \h </w:instrText>
             </w:r>
             <w:r>
               <w:rPr>
@@ -1211,7 +1211,7 @@
               <w14:ligatures w14:val="standardContextual"/>
             </w:rPr>
           </w:pPr>
-          <w:hyperlink w:anchor="_Toc236680198" w:history="1">
+          <w:hyperlink w:anchor="_Toc237351701" w:history="1">
             <w:r>
               <w:rPr>
                 <w:rStyle w:val="Hyperlink"/>
@@ -1238,7 +1238,7 @@
                 <w:noProof/>
                 <w:webHidden/>
               </w:rPr>
-              <w:instrText xml:space="preserve"> PAGEREF _Toc236680198 \h </w:instrText>
+              <w:instrText xml:space="preserve"> PAGEREF _Toc237351701 \h </w:instrText>
             </w:r>
             <w:r>
               <w:rPr>
@@ -1285,7 +1285,7 @@
               <w14:ligatures w14:val="standardContextual"/>
             </w:rPr>
           </w:pPr>
-          <w:hyperlink w:anchor="_Toc236680199" w:history="1">
+          <w:hyperlink w:anchor="_Toc237351702" w:history="1">
             <w:r>
               <w:rPr>
                 <w:rStyle w:val="Hyperlink"/>
@@ -1312,7 +1312,7 @@
                 <w:noProof/>
                 <w:webHidden/>
               </w:rPr>
-              <w:instrText xml:space="preserve"> PAGEREF _Toc236680199 \h </w:instrText>
+              <w:instrText xml:space="preserve"> PAGEREF _Toc237351702 \h </w:instrText>
             </w:r>
             <w:r>
               <w:rPr>
@@ -1359,7 +1359,7 @@
               <w14:ligatures w14:val="standardContextual"/>
             </w:rPr>
           </w:pPr>
-          <w:hyperlink w:anchor="_Toc236680200" w:history="1">
+          <w:hyperlink w:anchor="_Toc237351703" w:history="1">
             <w:r>
               <w:rPr>
                 <w:rStyle w:val="Hyperlink"/>
@@ -1386,7 +1386,7 @@
                 <w:noProof/>
                 <w:webHidden/>
               </w:rPr>
-              <w:instrText xml:space="preserve"> PAGEREF _Toc236680200 \h </w:instrText>
+              <w:instrText xml:space="preserve"> PAGEREF _Toc237351703 \h </w:instrText>
             </w:r>
             <w:r>
               <w:rPr>
@@ -1433,7 +1433,7 @@
               <w14:ligatures w14:val="standardContextual"/>
             </w:rPr>
           </w:pPr>
-          <w:hyperlink w:anchor="_Toc236680201" w:history="1">
+          <w:hyperlink w:anchor="_Toc237351704" w:history="1">
             <w:r>
               <w:rPr>
                 <w:rStyle w:val="Hyperlink"/>
@@ -1460,7 +1460,7 @@
                 <w:noProof/>
                 <w:webHidden/>
               </w:rPr>
-              <w:instrText xml:space="preserve"> PAGEREF _Toc236680201 \h </w:instrText>
+              <w:instrText xml:space="preserve"> PAGEREF _Toc237351704 \h </w:instrText>
             </w:r>
             <w:r>
               <w:rPr>
@@ -1507,7 +1507,7 @@
               <w14:ligatures w14:val="standardContextual"/>
             </w:rPr>
           </w:pPr>
-          <w:hyperlink w:anchor="_Toc236680202" w:history="1">
+          <w:hyperlink w:anchor="_Toc237351705" w:history="1">
             <w:r>
               <w:rPr>
                 <w:rStyle w:val="Hyperlink"/>
@@ -1534,7 +1534,7 @@
                 <w:noProof/>
                 <w:webHidden/>
               </w:rPr>
-              <w:instrText xml:space="preserve"> PAGEREF _Toc236680202 \h </w:instrText>
+              <w:instrText xml:space="preserve"> PAGEREF _Toc237351705 \h </w:instrText>
             </w:r>
             <w:r>
               <w:rPr>
@@ -1581,7 +1581,7 @@
               <w14:ligatures w14:val="standardContextual"/>
             </w:rPr>
           </w:pPr>
-          <w:hyperlink w:anchor="_Toc236680203" w:history="1">
+          <w:hyperlink w:anchor="_Toc237351706" w:history="1">
             <w:r>
               <w:rPr>
                 <w:rStyle w:val="Hyperlink"/>
@@ -1608,7 +1608,7 @@
                 <w:noProof/>
                 <w:webHidden/>
               </w:rPr>
-              <w:instrText xml:space="preserve"> PAGEREF _Toc236680203 \h </w:instrText>
+              <w:instrText xml:space="preserve"> PAGEREF _Toc237351706 \h </w:instrText>
             </w:r>
             <w:r>
               <w:rPr>
@@ -1655,7 +1655,7 @@
               <w14:ligatures w14:val="standardContextual"/>
             </w:rPr>
           </w:pPr>
-          <w:hyperlink w:anchor="_Toc236680204" w:history="1">
+          <w:hyperlink w:anchor="_Toc237351707" w:history="1">
             <w:r>
               <w:rPr>
                 <w:rStyle w:val="Hyperlink"/>
@@ -1682,7 +1682,7 @@
                 <w:noProof/>
                 <w:webHidden/>
               </w:rPr>
-              <w:instrText xml:space="preserve"> PAGEREF _Toc236680204 \h </w:instrText>
+              <w:instrText xml:space="preserve"> PAGEREF _Toc237351707 \h </w:instrText>
             </w:r>
             <w:r>
               <w:rPr>
@@ -1729,7 +1729,7 @@
               <w14:ligatures w14:val="standardContextual"/>
             </w:rPr>
           </w:pPr>
-          <w:hyperlink w:anchor="_Toc236680205" w:history="1">
+          <w:hyperlink w:anchor="_Toc237351708" w:history="1">
             <w:r>
               <w:rPr>
                 <w:rStyle w:val="Hyperlink"/>
@@ -1756,7 +1756,7 @@
                 <w:noProof/>
                 <w:webHidden/>
               </w:rPr>
-              <w:instrText xml:space="preserve"> PAGEREF _Toc236680205 \h </w:instrText>
+              <w:instrText xml:space="preserve"> PAGEREF _Toc237351708 \h </w:instrText>
             </w:r>
             <w:r>
               <w:rPr>
@@ -1803,7 +1803,7 @@
               <w14:ligatures w14:val="standardContextual"/>
             </w:rPr>
           </w:pPr>
-          <w:hyperlink w:anchor="_Toc236680206" w:history="1">
+          <w:hyperlink w:anchor="_Toc237351709" w:history="1">
             <w:r>
               <w:rPr>
                 <w:rStyle w:val="Hyperlink"/>
@@ -1830,7 +1830,7 @@
                 <w:noProof/>
                 <w:webHidden/>
               </w:rPr>
-              <w:instrText xml:space="preserve"> PAGEREF _Toc236680206 \h </w:instrText>
+              <w:instrText xml:space="preserve"> PAGEREF _Toc237351709 \h </w:instrText>
             </w:r>
             <w:r>
               <w:rPr>
@@ -1877,7 +1877,7 @@
               <w14:ligatures w14:val="standardContextual"/>
             </w:rPr>
           </w:pPr>
-          <w:hyperlink w:anchor="_Toc236680207" w:history="1">
+          <w:hyperlink w:anchor="_Toc237351710" w:history="1">
             <w:r>
               <w:rPr>
                 <w:rStyle w:val="Hyperlink"/>
@@ -1904,7 +1904,7 @@
                 <w:noProof/>
                 <w:webHidden/>
               </w:rPr>
-              <w:instrText xml:space="preserve"> PAGEREF _Toc236680207 \h </w:instrText>
+              <w:instrText xml:space="preserve"> PAGEREF _Toc237351710 \h </w:instrText>
             </w:r>
             <w:r>
               <w:rPr>
@@ -1951,7 +1951,7 @@
               <w14:ligatures w14:val="standardContextual"/>
             </w:rPr>
           </w:pPr>
-          <w:hyperlink w:anchor="_Toc236680208" w:history="1">
+          <w:hyperlink w:anchor="_Toc237351711" w:history="1">
             <w:r>
               <w:rPr>
                 <w:rStyle w:val="Hyperlink"/>
@@ -1978,7 +1978,7 @@
                 <w:noProof/>
                 <w:webHidden/>
               </w:rPr>
-              <w:instrText xml:space="preserve"> PAGEREF _Toc236680208 \h </w:instrText>
+              <w:instrText xml:space="preserve"> PAGEREF _Toc237351711 \h </w:instrText>
             </w:r>
             <w:r>
               <w:rPr>
@@ -2025,7 +2025,7 @@
               <w14:ligatures w14:val="standardContextual"/>
             </w:rPr>
           </w:pPr>
-          <w:hyperlink w:anchor="_Toc236680209" w:history="1">
+          <w:hyperlink w:anchor="_Toc237351712" w:history="1">
             <w:r>
               <w:rPr>
                 <w:rStyle w:val="Hyperlink"/>
@@ -2052,7 +2052,7 @@
                 <w:noProof/>
                 <w:webHidden/>
               </w:rPr>
-              <w:instrText xml:space="preserve"> PAGEREF _Toc236680209 \h </w:instrText>
+              <w:instrText xml:space="preserve"> PAGEREF _Toc237351712 \h </w:instrText>
             </w:r>
             <w:r>
               <w:rPr>
@@ -2099,7 +2099,7 @@
               <w14:ligatures w14:val="standardContextual"/>
             </w:rPr>
           </w:pPr>
-          <w:hyperlink w:anchor="_Toc236680210" w:history="1">
+          <w:hyperlink w:anchor="_Toc237351713" w:history="1">
             <w:r>
               <w:rPr>
                 <w:rStyle w:val="Hyperlink"/>
@@ -2126,7 +2126,7 @@
                 <w:noProof/>
                 <w:webHidden/>
               </w:rPr>
-              <w:instrText xml:space="preserve"> PAGEREF _Toc236680210 \h </w:instrText>
+              <w:instrText xml:space="preserve"> PAGEREF _Toc237351713 \h </w:instrText>
             </w:r>
             <w:r>
               <w:rPr>
@@ -2173,7 +2173,7 @@
               <w14:ligatures w14:val="standardContextual"/>
             </w:rPr>
           </w:pPr>
-          <w:hyperlink w:anchor="_Toc236680211" w:history="1">
+          <w:hyperlink w:anchor="_Toc237351714" w:history="1">
             <w:r>
               <w:rPr>
                 <w:rStyle w:val="Hyperlink"/>
@@ -2200,7 +2200,7 @@
                 <w:noProof/>
                 <w:webHidden/>
               </w:rPr>
-              <w:instrText xml:space="preserve"> PAGEREF _Toc236680211 \h </w:instrText>
+              <w:instrText xml:space="preserve"> PAGEREF _Toc237351714 \h </w:instrText>
             </w:r>
             <w:r>
               <w:rPr>
@@ -2247,7 +2247,7 @@
               <w14:ligatures w14:val="standardContextual"/>
             </w:rPr>
           </w:pPr>
-          <w:hyperlink w:anchor="_Toc236680212" w:history="1">
+          <w:hyperlink w:anchor="_Toc237351715" w:history="1">
             <w:r>
               <w:rPr>
                 <w:rStyle w:val="Hyperlink"/>
@@ -2274,7 +2274,7 @@
                 <w:noProof/>
                 <w:webHidden/>
               </w:rPr>
-              <w:instrText xml:space="preserve"> PAGEREF _Toc236680212 \h </w:instrText>
+              <w:instrText xml:space="preserve"> PAGEREF _Toc237351715 \h </w:instrText>
             </w:r>
             <w:r>
               <w:rPr>
@@ -2321,7 +2321,7 @@
               <w14:ligatures w14:val="standardContextual"/>
             </w:rPr>
           </w:pPr>
-          <w:hyperlink w:anchor="_Toc236680213" w:history="1">
+          <w:hyperlink w:anchor="_Toc237351716" w:history="1">
             <w:r>
               <w:rPr>
                 <w:rStyle w:val="Hyperlink"/>
@@ -2348,7 +2348,7 @@
                 <w:noProof/>
                 <w:webHidden/>
               </w:rPr>
-              <w:instrText xml:space="preserve"> PAGEREF _Toc236680213 \h </w:instrText>
+              <w:instrText xml:space="preserve"> PAGEREF _Toc237351716 \h </w:instrText>
             </w:r>
             <w:r>
               <w:rPr>
@@ -2395,7 +2395,7 @@
               <w14:ligatures w14:val="standardContextual"/>
             </w:rPr>
           </w:pPr>
-          <w:hyperlink w:anchor="_Toc236680214" w:history="1">
+          <w:hyperlink w:anchor="_Toc237351717" w:history="1">
             <w:r>
               <w:rPr>
                 <w:rStyle w:val="Hyperlink"/>
@@ -2422,7 +2422,7 @@
                 <w:noProof/>
                 <w:webHidden/>
               </w:rPr>
-              <w:instrText xml:space="preserve"> PAGEREF _Toc236680214 \h </w:instrText>
+              <w:instrText xml:space="preserve"> PAGEREF _Toc237351717 \h </w:instrText>
             </w:r>
             <w:r>
               <w:rPr>
@@ -2469,7 +2469,7 @@
               <w14:ligatures w14:val="standardContextual"/>
             </w:rPr>
           </w:pPr>
-          <w:hyperlink w:anchor="_Toc236680215" w:history="1">
+          <w:hyperlink w:anchor="_Toc237351718" w:history="1">
             <w:r>
               <w:rPr>
                 <w:rStyle w:val="Hyperlink"/>
@@ -2496,7 +2496,7 @@
                 <w:noProof/>
                 <w:webHidden/>
               </w:rPr>
-              <w:instrText xml:space="preserve"> PAGEREF _Toc236680215 \h </w:instrText>
+              <w:instrText xml:space="preserve"> PAGEREF _Toc237351718 \h </w:instrText>
             </w:r>
             <w:r>
               <w:rPr>
@@ -2543,7 +2543,7 @@
               <w14:ligatures w14:val="standardContextual"/>
             </w:rPr>
           </w:pPr>
-          <w:hyperlink w:anchor="_Toc236680216" w:history="1">
+          <w:hyperlink w:anchor="_Toc237351719" w:history="1">
             <w:r>
               <w:rPr>
                 <w:rStyle w:val="Hyperlink"/>
@@ -2570,7 +2570,7 @@
                 <w:noProof/>
                 <w:webHidden/>
               </w:rPr>
-              <w:instrText xml:space="preserve"> PAGEREF _Toc236680216 \h </w:instrText>
+              <w:instrText xml:space="preserve"> PAGEREF _Toc237351719 \h </w:instrText>
             </w:r>
             <w:r>
               <w:rPr>
@@ -2617,7 +2617,7 @@
               <w14:ligatures w14:val="standardContextual"/>
             </w:rPr>
           </w:pPr>
-          <w:hyperlink w:anchor="_Toc236680217" w:history="1">
+          <w:hyperlink w:anchor="_Toc237351720" w:history="1">
             <w:r>
               <w:rPr>
                 <w:rStyle w:val="Hyperlink"/>
@@ -2644,7 +2644,7 @@
                 <w:noProof/>
                 <w:webHidden/>
               </w:rPr>
-              <w:instrText xml:space="preserve"> PAGEREF _Toc236680217 \h </w:instrText>
+              <w:instrText xml:space="preserve"> PAGEREF _Toc237351720 \h </w:instrText>
             </w:r>
             <w:r>
               <w:rPr>
@@ -2665,6 +2665,894 @@
                 <w:webHidden/>
               </w:rPr>
               <w:t>23</w:t>
+            </w:r>
+            <w:r>
+              <w:rPr>
+                <w:noProof/>
+                <w:webHidden/>
+              </w:rPr>
+              <w:fldChar w:fldCharType="end"/>
+            </w:r>
+          </w:hyperlink>
+        </w:p>
+        <w:p>
+          <w:pPr>
+            <w:pStyle w:val="TOC1"/>
+            <w:tabs>
+              <w:tab w:val="right" w:leader="dot" w:pos="9016"/>
+            </w:tabs>
+            <w:rPr>
+              <w:rFonts w:asciiTheme="minorHAnsi" w:eastAsiaTheme="minorEastAsia" w:hAnsiTheme="minorHAnsi" w:cstheme="minorBidi"/>
+              <w:noProof/>
+              <w:kern w:val="2"/>
+              <w:sz w:val="24"/>
+              <w:szCs w:val="24"/>
+              <w:lang w:eastAsia="en-AU"/>
+              <w14:ligatures w14:val="standardContextual"/>
+            </w:rPr>
+          </w:pPr>
+          <w:hyperlink w:anchor="_Toc237351721" w:history="1">
+            <w:r>
+              <w:rPr>
+                <w:rStyle w:val="Hyperlink"/>
+                <w:noProof/>
+              </w:rPr>
+              <w:t>Detailed Requirements and System Architecture</w:t>
+            </w:r>
+            <w:r>
+              <w:rPr>
+                <w:noProof/>
+                <w:webHidden/>
+              </w:rPr>
+              <w:tab/>
+            </w:r>
+            <w:r>
+              <w:rPr>
+                <w:noProof/>
+                <w:webHidden/>
+              </w:rPr>
+              <w:fldChar w:fldCharType="begin"/>
+            </w:r>
+            <w:r>
+              <w:rPr>
+                <w:noProof/>
+                <w:webHidden/>
+              </w:rPr>
+              <w:instrText xml:space="preserve"> PAGEREF _Toc237351721 \h </w:instrText>
+            </w:r>
+            <w:r>
+              <w:rPr>
+                <w:noProof/>
+                <w:webHidden/>
+              </w:rPr>
+            </w:r>
+            <w:r>
+              <w:rPr>
+                <w:noProof/>
+                <w:webHidden/>
+              </w:rPr>
+              <w:fldChar w:fldCharType="separate"/>
+            </w:r>
+            <w:r>
+              <w:rPr>
+                <w:noProof/>
+                <w:webHidden/>
+              </w:rPr>
+              <w:t>24</w:t>
+            </w:r>
+            <w:r>
+              <w:rPr>
+                <w:noProof/>
+                <w:webHidden/>
+              </w:rPr>
+              <w:fldChar w:fldCharType="end"/>
+            </w:r>
+          </w:hyperlink>
+        </w:p>
+        <w:p>
+          <w:pPr>
+            <w:pStyle w:val="TOC2"/>
+            <w:tabs>
+              <w:tab w:val="right" w:leader="dot" w:pos="9016"/>
+            </w:tabs>
+            <w:rPr>
+              <w:rFonts w:asciiTheme="minorHAnsi" w:eastAsiaTheme="minorEastAsia" w:hAnsiTheme="minorHAnsi" w:cstheme="minorBidi"/>
+              <w:noProof/>
+              <w:kern w:val="2"/>
+              <w:sz w:val="24"/>
+              <w:szCs w:val="24"/>
+              <w:lang w:eastAsia="en-AU"/>
+              <w14:ligatures w14:val="standardContextual"/>
+            </w:rPr>
+          </w:pPr>
+          <w:hyperlink w:anchor="_Toc237351722" w:history="1">
+            <w:r>
+              <w:rPr>
+                <w:rStyle w:val="Hyperlink"/>
+                <w:noProof/>
+              </w:rPr>
+              <w:t>System Requirements</w:t>
+            </w:r>
+            <w:r>
+              <w:rPr>
+                <w:noProof/>
+                <w:webHidden/>
+              </w:rPr>
+              <w:tab/>
+            </w:r>
+            <w:r>
+              <w:rPr>
+                <w:noProof/>
+                <w:webHidden/>
+              </w:rPr>
+              <w:fldChar w:fldCharType="begin"/>
+            </w:r>
+            <w:r>
+              <w:rPr>
+                <w:noProof/>
+                <w:webHidden/>
+              </w:rPr>
+              <w:instrText xml:space="preserve"> PAGEREF _Toc237351722 \h </w:instrText>
+            </w:r>
+            <w:r>
+              <w:rPr>
+                <w:noProof/>
+                <w:webHidden/>
+              </w:rPr>
+            </w:r>
+            <w:r>
+              <w:rPr>
+                <w:noProof/>
+                <w:webHidden/>
+              </w:rPr>
+              <w:fldChar w:fldCharType="separate"/>
+            </w:r>
+            <w:r>
+              <w:rPr>
+                <w:noProof/>
+                <w:webHidden/>
+              </w:rPr>
+              <w:t>24</w:t>
+            </w:r>
+            <w:r>
+              <w:rPr>
+                <w:noProof/>
+                <w:webHidden/>
+              </w:rPr>
+              <w:fldChar w:fldCharType="end"/>
+            </w:r>
+          </w:hyperlink>
+        </w:p>
+        <w:p>
+          <w:pPr>
+            <w:pStyle w:val="TOC3"/>
+            <w:tabs>
+              <w:tab w:val="right" w:leader="dot" w:pos="9016"/>
+            </w:tabs>
+            <w:rPr>
+              <w:rFonts w:asciiTheme="minorHAnsi" w:eastAsiaTheme="minorEastAsia" w:hAnsiTheme="minorHAnsi" w:cstheme="minorBidi"/>
+              <w:noProof/>
+              <w:kern w:val="2"/>
+              <w:sz w:val="24"/>
+              <w:szCs w:val="24"/>
+              <w:lang w:eastAsia="en-AU"/>
+              <w14:ligatures w14:val="standardContextual"/>
+            </w:rPr>
+          </w:pPr>
+          <w:hyperlink w:anchor="_Toc237351723" w:history="1">
+            <w:r>
+              <w:rPr>
+                <w:rStyle w:val="Hyperlink"/>
+                <w:noProof/>
+              </w:rPr>
+              <w:t>User Profile and Mobile Interface</w:t>
+            </w:r>
+            <w:r>
+              <w:rPr>
+                <w:noProof/>
+                <w:webHidden/>
+              </w:rPr>
+              <w:tab/>
+            </w:r>
+            <w:r>
+              <w:rPr>
+                <w:noProof/>
+                <w:webHidden/>
+              </w:rPr>
+              <w:fldChar w:fldCharType="begin"/>
+            </w:r>
+            <w:r>
+              <w:rPr>
+                <w:noProof/>
+                <w:webHidden/>
+              </w:rPr>
+              <w:instrText xml:space="preserve"> PAGEREF _Toc237351723 \h </w:instrText>
+            </w:r>
+            <w:r>
+              <w:rPr>
+                <w:noProof/>
+                <w:webHidden/>
+              </w:rPr>
+            </w:r>
+            <w:r>
+              <w:rPr>
+                <w:noProof/>
+                <w:webHidden/>
+              </w:rPr>
+              <w:fldChar w:fldCharType="separate"/>
+            </w:r>
+            <w:r>
+              <w:rPr>
+                <w:noProof/>
+                <w:webHidden/>
+              </w:rPr>
+              <w:t>24</w:t>
+            </w:r>
+            <w:r>
+              <w:rPr>
+                <w:noProof/>
+                <w:webHidden/>
+              </w:rPr>
+              <w:fldChar w:fldCharType="end"/>
+            </w:r>
+          </w:hyperlink>
+        </w:p>
+        <w:p>
+          <w:pPr>
+            <w:pStyle w:val="TOC3"/>
+            <w:tabs>
+              <w:tab w:val="right" w:leader="dot" w:pos="9016"/>
+            </w:tabs>
+            <w:rPr>
+              <w:rFonts w:asciiTheme="minorHAnsi" w:eastAsiaTheme="minorEastAsia" w:hAnsiTheme="minorHAnsi" w:cstheme="minorBidi"/>
+              <w:noProof/>
+              <w:kern w:val="2"/>
+              <w:sz w:val="24"/>
+              <w:szCs w:val="24"/>
+              <w:lang w:eastAsia="en-AU"/>
+              <w14:ligatures w14:val="standardContextual"/>
+            </w:rPr>
+          </w:pPr>
+          <w:hyperlink w:anchor="_Toc237351724" w:history="1">
+            <w:r>
+              <w:rPr>
+                <w:rStyle w:val="Hyperlink"/>
+                <w:noProof/>
+              </w:rPr>
+              <w:t>AI Meal Plan and Recipe Generation</w:t>
+            </w:r>
+            <w:r>
+              <w:rPr>
+                <w:noProof/>
+                <w:webHidden/>
+              </w:rPr>
+              <w:tab/>
+            </w:r>
+            <w:r>
+              <w:rPr>
+                <w:noProof/>
+                <w:webHidden/>
+              </w:rPr>
+              <w:fldChar w:fldCharType="begin"/>
+            </w:r>
+            <w:r>
+              <w:rPr>
+                <w:noProof/>
+                <w:webHidden/>
+              </w:rPr>
+              <w:instrText xml:space="preserve"> PAGEREF _Toc237351724 \h </w:instrText>
+            </w:r>
+            <w:r>
+              <w:rPr>
+                <w:noProof/>
+                <w:webHidden/>
+              </w:rPr>
+            </w:r>
+            <w:r>
+              <w:rPr>
+                <w:noProof/>
+                <w:webHidden/>
+              </w:rPr>
+              <w:fldChar w:fldCharType="separate"/>
+            </w:r>
+            <w:r>
+              <w:rPr>
+                <w:noProof/>
+                <w:webHidden/>
+              </w:rPr>
+              <w:t>24</w:t>
+            </w:r>
+            <w:r>
+              <w:rPr>
+                <w:noProof/>
+                <w:webHidden/>
+              </w:rPr>
+              <w:fldChar w:fldCharType="end"/>
+            </w:r>
+          </w:hyperlink>
+        </w:p>
+        <w:p>
+          <w:pPr>
+            <w:pStyle w:val="TOC3"/>
+            <w:tabs>
+              <w:tab w:val="right" w:leader="dot" w:pos="9016"/>
+            </w:tabs>
+            <w:rPr>
+              <w:rFonts w:asciiTheme="minorHAnsi" w:eastAsiaTheme="minorEastAsia" w:hAnsiTheme="minorHAnsi" w:cstheme="minorBidi"/>
+              <w:noProof/>
+              <w:kern w:val="2"/>
+              <w:sz w:val="24"/>
+              <w:szCs w:val="24"/>
+              <w:lang w:eastAsia="en-AU"/>
+              <w14:ligatures w14:val="standardContextual"/>
+            </w:rPr>
+          </w:pPr>
+          <w:hyperlink w:anchor="_Toc237351725" w:history="1">
+            <w:r>
+              <w:rPr>
+                <w:rStyle w:val="Hyperlink"/>
+                <w:noProof/>
+              </w:rPr>
+              <w:t>Nutrition, Grocery List and Data Storage</w:t>
+            </w:r>
+            <w:r>
+              <w:rPr>
+                <w:noProof/>
+                <w:webHidden/>
+              </w:rPr>
+              <w:tab/>
+            </w:r>
+            <w:r>
+              <w:rPr>
+                <w:noProof/>
+                <w:webHidden/>
+              </w:rPr>
+              <w:fldChar w:fldCharType="begin"/>
+            </w:r>
+            <w:r>
+              <w:rPr>
+                <w:noProof/>
+                <w:webHidden/>
+              </w:rPr>
+              <w:instrText xml:space="preserve"> PAGEREF _Toc237351725 \h </w:instrText>
+            </w:r>
+            <w:r>
+              <w:rPr>
+                <w:noProof/>
+                <w:webHidden/>
+              </w:rPr>
+            </w:r>
+            <w:r>
+              <w:rPr>
+                <w:noProof/>
+                <w:webHidden/>
+              </w:rPr>
+              <w:fldChar w:fldCharType="separate"/>
+            </w:r>
+            <w:r>
+              <w:rPr>
+                <w:noProof/>
+                <w:webHidden/>
+              </w:rPr>
+              <w:t>24</w:t>
+            </w:r>
+            <w:r>
+              <w:rPr>
+                <w:noProof/>
+                <w:webHidden/>
+              </w:rPr>
+              <w:fldChar w:fldCharType="end"/>
+            </w:r>
+          </w:hyperlink>
+        </w:p>
+        <w:p>
+          <w:pPr>
+            <w:pStyle w:val="TOC2"/>
+            <w:tabs>
+              <w:tab w:val="right" w:leader="dot" w:pos="9016"/>
+            </w:tabs>
+            <w:rPr>
+              <w:rFonts w:asciiTheme="minorHAnsi" w:eastAsiaTheme="minorEastAsia" w:hAnsiTheme="minorHAnsi" w:cstheme="minorBidi"/>
+              <w:noProof/>
+              <w:kern w:val="2"/>
+              <w:sz w:val="24"/>
+              <w:szCs w:val="24"/>
+              <w:lang w:eastAsia="en-AU"/>
+              <w14:ligatures w14:val="standardContextual"/>
+            </w:rPr>
+          </w:pPr>
+          <w:hyperlink w:anchor="_Toc237351726" w:history="1">
+            <w:r>
+              <w:rPr>
+                <w:rStyle w:val="Hyperlink"/>
+                <w:noProof/>
+              </w:rPr>
+              <w:t>Functional Requirements</w:t>
+            </w:r>
+            <w:r>
+              <w:rPr>
+                <w:noProof/>
+                <w:webHidden/>
+              </w:rPr>
+              <w:tab/>
+            </w:r>
+            <w:r>
+              <w:rPr>
+                <w:noProof/>
+                <w:webHidden/>
+              </w:rPr>
+              <w:fldChar w:fldCharType="begin"/>
+            </w:r>
+            <w:r>
+              <w:rPr>
+                <w:noProof/>
+                <w:webHidden/>
+              </w:rPr>
+              <w:instrText xml:space="preserve"> PAGEREF _Toc237351726 \h </w:instrText>
+            </w:r>
+            <w:r>
+              <w:rPr>
+                <w:noProof/>
+                <w:webHidden/>
+              </w:rPr>
+            </w:r>
+            <w:r>
+              <w:rPr>
+                <w:noProof/>
+                <w:webHidden/>
+              </w:rPr>
+              <w:fldChar w:fldCharType="separate"/>
+            </w:r>
+            <w:r>
+              <w:rPr>
+                <w:noProof/>
+                <w:webHidden/>
+              </w:rPr>
+              <w:t>24</w:t>
+            </w:r>
+            <w:r>
+              <w:rPr>
+                <w:noProof/>
+                <w:webHidden/>
+              </w:rPr>
+              <w:fldChar w:fldCharType="end"/>
+            </w:r>
+          </w:hyperlink>
+        </w:p>
+        <w:p>
+          <w:pPr>
+            <w:pStyle w:val="TOC3"/>
+            <w:tabs>
+              <w:tab w:val="right" w:leader="dot" w:pos="9016"/>
+            </w:tabs>
+            <w:rPr>
+              <w:rFonts w:asciiTheme="minorHAnsi" w:eastAsiaTheme="minorEastAsia" w:hAnsiTheme="minorHAnsi" w:cstheme="minorBidi"/>
+              <w:noProof/>
+              <w:kern w:val="2"/>
+              <w:sz w:val="24"/>
+              <w:szCs w:val="24"/>
+              <w:lang w:eastAsia="en-AU"/>
+              <w14:ligatures w14:val="standardContextual"/>
+            </w:rPr>
+          </w:pPr>
+          <w:hyperlink w:anchor="_Toc237351727" w:history="1">
+            <w:r>
+              <w:rPr>
+                <w:rStyle w:val="Hyperlink"/>
+                <w:noProof/>
+              </w:rPr>
+              <w:t>User Profile and Mobile Interface</w:t>
+            </w:r>
+            <w:r>
+              <w:rPr>
+                <w:noProof/>
+                <w:webHidden/>
+              </w:rPr>
+              <w:tab/>
+            </w:r>
+            <w:r>
+              <w:rPr>
+                <w:noProof/>
+                <w:webHidden/>
+              </w:rPr>
+              <w:fldChar w:fldCharType="begin"/>
+            </w:r>
+            <w:r>
+              <w:rPr>
+                <w:noProof/>
+                <w:webHidden/>
+              </w:rPr>
+              <w:instrText xml:space="preserve"> PAGEREF _Toc237351727 \h </w:instrText>
+            </w:r>
+            <w:r>
+              <w:rPr>
+                <w:noProof/>
+                <w:webHidden/>
+              </w:rPr>
+            </w:r>
+            <w:r>
+              <w:rPr>
+                <w:noProof/>
+                <w:webHidden/>
+              </w:rPr>
+              <w:fldChar w:fldCharType="separate"/>
+            </w:r>
+            <w:r>
+              <w:rPr>
+                <w:noProof/>
+                <w:webHidden/>
+              </w:rPr>
+              <w:t>24</w:t>
+            </w:r>
+            <w:r>
+              <w:rPr>
+                <w:noProof/>
+                <w:webHidden/>
+              </w:rPr>
+              <w:fldChar w:fldCharType="end"/>
+            </w:r>
+          </w:hyperlink>
+        </w:p>
+        <w:p>
+          <w:pPr>
+            <w:pStyle w:val="TOC3"/>
+            <w:tabs>
+              <w:tab w:val="right" w:leader="dot" w:pos="9016"/>
+            </w:tabs>
+            <w:rPr>
+              <w:rFonts w:asciiTheme="minorHAnsi" w:eastAsiaTheme="minorEastAsia" w:hAnsiTheme="minorHAnsi" w:cstheme="minorBidi"/>
+              <w:noProof/>
+              <w:kern w:val="2"/>
+              <w:sz w:val="24"/>
+              <w:szCs w:val="24"/>
+              <w:lang w:eastAsia="en-AU"/>
+              <w14:ligatures w14:val="standardContextual"/>
+            </w:rPr>
+          </w:pPr>
+          <w:hyperlink w:anchor="_Toc237351728" w:history="1">
+            <w:r>
+              <w:rPr>
+                <w:rStyle w:val="Hyperlink"/>
+                <w:noProof/>
+              </w:rPr>
+              <w:t>AI Meal Plan and Recipe Generation</w:t>
+            </w:r>
+            <w:r>
+              <w:rPr>
+                <w:noProof/>
+                <w:webHidden/>
+              </w:rPr>
+              <w:tab/>
+            </w:r>
+            <w:r>
+              <w:rPr>
+                <w:noProof/>
+                <w:webHidden/>
+              </w:rPr>
+              <w:fldChar w:fldCharType="begin"/>
+            </w:r>
+            <w:r>
+              <w:rPr>
+                <w:noProof/>
+                <w:webHidden/>
+              </w:rPr>
+              <w:instrText xml:space="preserve"> PAGEREF _Toc237351728 \h </w:instrText>
+            </w:r>
+            <w:r>
+              <w:rPr>
+                <w:noProof/>
+                <w:webHidden/>
+              </w:rPr>
+            </w:r>
+            <w:r>
+              <w:rPr>
+                <w:noProof/>
+                <w:webHidden/>
+              </w:rPr>
+              <w:fldChar w:fldCharType="separate"/>
+            </w:r>
+            <w:r>
+              <w:rPr>
+                <w:noProof/>
+                <w:webHidden/>
+              </w:rPr>
+              <w:t>24</w:t>
+            </w:r>
+            <w:r>
+              <w:rPr>
+                <w:noProof/>
+                <w:webHidden/>
+              </w:rPr>
+              <w:fldChar w:fldCharType="end"/>
+            </w:r>
+          </w:hyperlink>
+        </w:p>
+        <w:p>
+          <w:pPr>
+            <w:pStyle w:val="TOC3"/>
+            <w:tabs>
+              <w:tab w:val="right" w:leader="dot" w:pos="9016"/>
+            </w:tabs>
+            <w:rPr>
+              <w:rFonts w:asciiTheme="minorHAnsi" w:eastAsiaTheme="minorEastAsia" w:hAnsiTheme="minorHAnsi" w:cstheme="minorBidi"/>
+              <w:noProof/>
+              <w:kern w:val="2"/>
+              <w:sz w:val="24"/>
+              <w:szCs w:val="24"/>
+              <w:lang w:eastAsia="en-AU"/>
+              <w14:ligatures w14:val="standardContextual"/>
+            </w:rPr>
+          </w:pPr>
+          <w:hyperlink w:anchor="_Toc237351729" w:history="1">
+            <w:r>
+              <w:rPr>
+                <w:rStyle w:val="Hyperlink"/>
+                <w:noProof/>
+              </w:rPr>
+              <w:t>Nutrition, Grocery List and Data Storage</w:t>
+            </w:r>
+            <w:r>
+              <w:rPr>
+                <w:noProof/>
+                <w:webHidden/>
+              </w:rPr>
+              <w:tab/>
+            </w:r>
+            <w:r>
+              <w:rPr>
+                <w:noProof/>
+                <w:webHidden/>
+              </w:rPr>
+              <w:fldChar w:fldCharType="begin"/>
+            </w:r>
+            <w:r>
+              <w:rPr>
+                <w:noProof/>
+                <w:webHidden/>
+              </w:rPr>
+              <w:instrText xml:space="preserve"> PAGEREF _Toc237351729 \h </w:instrText>
+            </w:r>
+            <w:r>
+              <w:rPr>
+                <w:noProof/>
+                <w:webHidden/>
+              </w:rPr>
+            </w:r>
+            <w:r>
+              <w:rPr>
+                <w:noProof/>
+                <w:webHidden/>
+              </w:rPr>
+              <w:fldChar w:fldCharType="separate"/>
+            </w:r>
+            <w:r>
+              <w:rPr>
+                <w:noProof/>
+                <w:webHidden/>
+              </w:rPr>
+              <w:t>24</w:t>
+            </w:r>
+            <w:r>
+              <w:rPr>
+                <w:noProof/>
+                <w:webHidden/>
+              </w:rPr>
+              <w:fldChar w:fldCharType="end"/>
+            </w:r>
+          </w:hyperlink>
+        </w:p>
+        <w:p>
+          <w:pPr>
+            <w:pStyle w:val="TOC2"/>
+            <w:tabs>
+              <w:tab w:val="right" w:leader="dot" w:pos="9016"/>
+            </w:tabs>
+            <w:rPr>
+              <w:rFonts w:asciiTheme="minorHAnsi" w:eastAsiaTheme="minorEastAsia" w:hAnsiTheme="minorHAnsi" w:cstheme="minorBidi"/>
+              <w:noProof/>
+              <w:kern w:val="2"/>
+              <w:sz w:val="24"/>
+              <w:szCs w:val="24"/>
+              <w:lang w:eastAsia="en-AU"/>
+              <w14:ligatures w14:val="standardContextual"/>
+            </w:rPr>
+          </w:pPr>
+          <w:hyperlink w:anchor="_Toc237351730" w:history="1">
+            <w:r>
+              <w:rPr>
+                <w:rStyle w:val="Hyperlink"/>
+                <w:noProof/>
+              </w:rPr>
+              <w:t>Non-Functional Requirements</w:t>
+            </w:r>
+            <w:r>
+              <w:rPr>
+                <w:noProof/>
+                <w:webHidden/>
+              </w:rPr>
+              <w:tab/>
+            </w:r>
+            <w:r>
+              <w:rPr>
+                <w:noProof/>
+                <w:webHidden/>
+              </w:rPr>
+              <w:fldChar w:fldCharType="begin"/>
+            </w:r>
+            <w:r>
+              <w:rPr>
+                <w:noProof/>
+                <w:webHidden/>
+              </w:rPr>
+              <w:instrText xml:space="preserve"> PAGEREF _Toc237351730 \h </w:instrText>
+            </w:r>
+            <w:r>
+              <w:rPr>
+                <w:noProof/>
+                <w:webHidden/>
+              </w:rPr>
+            </w:r>
+            <w:r>
+              <w:rPr>
+                <w:noProof/>
+                <w:webHidden/>
+              </w:rPr>
+              <w:fldChar w:fldCharType="separate"/>
+            </w:r>
+            <w:r>
+              <w:rPr>
+                <w:noProof/>
+                <w:webHidden/>
+              </w:rPr>
+              <w:t>25</w:t>
+            </w:r>
+            <w:r>
+              <w:rPr>
+                <w:noProof/>
+                <w:webHidden/>
+              </w:rPr>
+              <w:fldChar w:fldCharType="end"/>
+            </w:r>
+          </w:hyperlink>
+        </w:p>
+        <w:p>
+          <w:pPr>
+            <w:pStyle w:val="TOC2"/>
+            <w:tabs>
+              <w:tab w:val="right" w:leader="dot" w:pos="9016"/>
+            </w:tabs>
+            <w:rPr>
+              <w:rFonts w:asciiTheme="minorHAnsi" w:eastAsiaTheme="minorEastAsia" w:hAnsiTheme="minorHAnsi" w:cstheme="minorBidi"/>
+              <w:noProof/>
+              <w:kern w:val="2"/>
+              <w:sz w:val="24"/>
+              <w:szCs w:val="24"/>
+              <w:lang w:eastAsia="en-AU"/>
+              <w14:ligatures w14:val="standardContextual"/>
+            </w:rPr>
+          </w:pPr>
+          <w:hyperlink w:anchor="_Toc237351731" w:history="1">
+            <w:r>
+              <w:rPr>
+                <w:rStyle w:val="Hyperlink"/>
+                <w:noProof/>
+              </w:rPr>
+              <w:t>Quality Standards and Metrics</w:t>
+            </w:r>
+            <w:r>
+              <w:rPr>
+                <w:noProof/>
+                <w:webHidden/>
+              </w:rPr>
+              <w:tab/>
+            </w:r>
+            <w:r>
+              <w:rPr>
+                <w:noProof/>
+                <w:webHidden/>
+              </w:rPr>
+              <w:fldChar w:fldCharType="begin"/>
+            </w:r>
+            <w:r>
+              <w:rPr>
+                <w:noProof/>
+                <w:webHidden/>
+              </w:rPr>
+              <w:instrText xml:space="preserve"> PAGEREF _Toc237351731 \h </w:instrText>
+            </w:r>
+            <w:r>
+              <w:rPr>
+                <w:noProof/>
+                <w:webHidden/>
+              </w:rPr>
+            </w:r>
+            <w:r>
+              <w:rPr>
+                <w:noProof/>
+                <w:webHidden/>
+              </w:rPr>
+              <w:fldChar w:fldCharType="separate"/>
+            </w:r>
+            <w:r>
+              <w:rPr>
+                <w:noProof/>
+                <w:webHidden/>
+              </w:rPr>
+              <w:t>25</w:t>
+            </w:r>
+            <w:r>
+              <w:rPr>
+                <w:noProof/>
+                <w:webHidden/>
+              </w:rPr>
+              <w:fldChar w:fldCharType="end"/>
+            </w:r>
+          </w:hyperlink>
+        </w:p>
+        <w:p>
+          <w:pPr>
+            <w:pStyle w:val="TOC2"/>
+            <w:tabs>
+              <w:tab w:val="right" w:leader="dot" w:pos="9016"/>
+            </w:tabs>
+            <w:rPr>
+              <w:rFonts w:asciiTheme="minorHAnsi" w:eastAsiaTheme="minorEastAsia" w:hAnsiTheme="minorHAnsi" w:cstheme="minorBidi"/>
+              <w:noProof/>
+              <w:kern w:val="2"/>
+              <w:sz w:val="24"/>
+              <w:szCs w:val="24"/>
+              <w:lang w:eastAsia="en-AU"/>
+              <w14:ligatures w14:val="standardContextual"/>
+            </w:rPr>
+          </w:pPr>
+          <w:hyperlink w:anchor="_Toc237351732" w:history="1">
+            <w:r>
+              <w:rPr>
+                <w:rStyle w:val="Hyperlink"/>
+                <w:noProof/>
+              </w:rPr>
+              <w:t>System Architecture</w:t>
+            </w:r>
+            <w:r>
+              <w:rPr>
+                <w:noProof/>
+                <w:webHidden/>
+              </w:rPr>
+              <w:tab/>
+            </w:r>
+            <w:r>
+              <w:rPr>
+                <w:noProof/>
+                <w:webHidden/>
+              </w:rPr>
+              <w:fldChar w:fldCharType="begin"/>
+            </w:r>
+            <w:r>
+              <w:rPr>
+                <w:noProof/>
+                <w:webHidden/>
+              </w:rPr>
+              <w:instrText xml:space="preserve"> PAGEREF _Toc237351732 \h </w:instrText>
+            </w:r>
+            <w:r>
+              <w:rPr>
+                <w:noProof/>
+                <w:webHidden/>
+              </w:rPr>
+            </w:r>
+            <w:r>
+              <w:rPr>
+                <w:noProof/>
+                <w:webHidden/>
+              </w:rPr>
+              <w:fldChar w:fldCharType="separate"/>
+            </w:r>
+            <w:r>
+              <w:rPr>
+                <w:noProof/>
+                <w:webHidden/>
+              </w:rPr>
+              <w:t>25</w:t>
             </w:r>
             <w:r>
               <w:rPr>
@@ -2692,7 +3580,6 @@
         <w:spacing w:after="160" w:line="259" w:lineRule="auto"/>
       </w:pPr>
       <w:r>
-        <w:lastRenderedPageBreak/>
         <w:br w:type="page"/>
       </w:r>
     </w:p>
@@ -2700,7 +3587,7 @@
       <w:pPr>
         <w:pStyle w:val="Heading1"/>
       </w:pPr>
-      <w:bookmarkStart w:id="0" w:name="_Toc236680186"/>
+      <w:bookmarkStart w:id="0" w:name="_Toc237351689"/>
       <w:r>
         <w:lastRenderedPageBreak/>
         <w:t>Project Background and Justification</w:t>
@@ -2874,7 +3761,7 @@
       <w:pPr>
         <w:pStyle w:val="Heading1"/>
       </w:pPr>
-      <w:bookmarkStart w:id="1" w:name="_Toc236680187"/>
+      <w:bookmarkStart w:id="1" w:name="_Toc237351690"/>
       <w:r>
         <w:lastRenderedPageBreak/>
         <w:t>Problem Statement and Project Objectives</w:t>
@@ -2891,7 +3778,7 @@
         <w:pStyle w:val="Heading2"/>
       </w:pPr>
       <w:bookmarkStart w:id="2" w:name="_Toc236433799"/>
-      <w:bookmarkStart w:id="3" w:name="_Toc236680188"/>
+      <w:bookmarkStart w:id="3" w:name="_Toc237351691"/>
       <w:r>
         <w:t>Problem Statement</w:t>
       </w:r>
@@ -2961,7 +3848,7 @@
         <w:pStyle w:val="Heading2"/>
       </w:pPr>
       <w:bookmarkStart w:id="4" w:name="_Toc236433800"/>
-      <w:bookmarkStart w:id="5" w:name="_Toc236680189"/>
+      <w:bookmarkStart w:id="5" w:name="_Toc237351692"/>
       <w:r>
         <w:t>Project Objectives</w:t>
       </w:r>
@@ -3215,7 +4102,7 @@
       <w:pPr>
         <w:pStyle w:val="Heading1"/>
       </w:pPr>
-      <w:bookmarkStart w:id="6" w:name="_Toc236680190"/>
+      <w:bookmarkStart w:id="6" w:name="_Toc237351693"/>
       <w:r>
         <w:lastRenderedPageBreak/>
         <w:t>Innovative Aspects</w:t>
@@ -3380,7 +4267,15 @@
         <w:t>:</w:t>
       </w:r>
       <w:r>
-        <w:t xml:space="preserve"> While users can technically use standard LLM web interfaces (like ChatGPT) to ask for recipes, doing so requires manual prompt engineering, external nutritional calculators, and manual transcription into a separate notes app for shopping. The innovation here lies in system integration. The application combines complex AI prompting, nutritional dataset querying, and list management into a single, cohesive Android application interface, completely removing the technical conflict for the end-user.</w:t>
+        <w:t xml:space="preserve"> While users can technically use standard LLM web interfaces (like ChatGPT) to ask for recipes, doing so requires manual prompt engineering, external nutritional calculators, and manual transcription into a separate </w:t>
+      </w:r>
+      <w:proofErr w:type="gramStart"/>
+      <w:r>
+        <w:t>notes</w:t>
+      </w:r>
+      <w:proofErr w:type="gramEnd"/>
+      <w:r>
+        <w:t xml:space="preserve"> app for shopping. The innovation here lies in system integration. The application combines complex AI prompting, nutritional dataset querying, and list management into a single, cohesive Android application interface, completely removing the technical conflict for the end-user.</w:t>
       </w:r>
     </w:p>
     <w:p>
@@ -3392,7 +4287,7 @@
       <w:pPr>
         <w:pStyle w:val="Heading1"/>
       </w:pPr>
-      <w:bookmarkStart w:id="7" w:name="_Toc236680191"/>
+      <w:bookmarkStart w:id="7" w:name="_Toc237351694"/>
       <w:r>
         <w:lastRenderedPageBreak/>
         <w:t>Project Scope</w:t>
@@ -3417,7 +4312,7 @@
       <w:pPr>
         <w:pStyle w:val="Heading2"/>
       </w:pPr>
-      <w:bookmarkStart w:id="8" w:name="_Toc236680192"/>
+      <w:bookmarkStart w:id="8" w:name="_Toc237351695"/>
       <w:r>
         <w:t>In scope</w:t>
       </w:r>
@@ -3553,7 +4448,7 @@
       <w:pPr>
         <w:pStyle w:val="Heading2"/>
       </w:pPr>
-      <w:bookmarkStart w:id="9" w:name="_Toc236680193"/>
+      <w:bookmarkStart w:id="9" w:name="_Toc237351696"/>
       <w:r>
         <w:t>Out of scope</w:t>
       </w:r>
@@ -3667,7 +4562,7 @@
       <w:pPr>
         <w:pStyle w:val="Heading1"/>
       </w:pPr>
-      <w:bookmarkStart w:id="10" w:name="_Toc236680194"/>
+      <w:bookmarkStart w:id="10" w:name="_Toc237351697"/>
       <w:r>
         <w:lastRenderedPageBreak/>
         <w:t>Assumptions and Constraints</w:t>
@@ -3678,7 +4573,7 @@
       <w:pPr>
         <w:pStyle w:val="Heading2"/>
       </w:pPr>
-      <w:bookmarkStart w:id="11" w:name="_Toc236680195"/>
+      <w:bookmarkStart w:id="11" w:name="_Toc237351698"/>
       <w:r>
         <w:t>Assumptions</w:t>
       </w:r>
@@ -3795,7 +4690,7 @@
       <w:pPr>
         <w:pStyle w:val="Heading2"/>
       </w:pPr>
-      <w:bookmarkStart w:id="12" w:name="_Toc236680196"/>
+      <w:bookmarkStart w:id="12" w:name="_Toc237351699"/>
       <w:r>
         <w:t>Constraints</w:t>
       </w:r>
@@ -3962,7 +4857,7 @@
       <w:pPr>
         <w:pStyle w:val="Heading1"/>
       </w:pPr>
-      <w:bookmarkStart w:id="13" w:name="_Toc236680197"/>
+      <w:bookmarkStart w:id="13" w:name="_Toc237351700"/>
       <w:r>
         <w:lastRenderedPageBreak/>
         <w:t>System Design</w:t>
@@ -4112,7 +5007,7 @@
       <w:pPr>
         <w:pStyle w:val="Heading2"/>
       </w:pPr>
-      <w:bookmarkStart w:id="14" w:name="_Toc236680198"/>
+      <w:bookmarkStart w:id="14" w:name="_Toc237351701"/>
       <w:r>
         <w:t>Use Case Diagram</w:t>
       </w:r>
@@ -4134,7 +5029,7 @@
       <w:pPr>
         <w:pStyle w:val="Heading2"/>
       </w:pPr>
-      <w:bookmarkStart w:id="15" w:name="_Toc236680199"/>
+      <w:bookmarkStart w:id="15" w:name="_Toc237351702"/>
       <w:r>
         <w:t>Stakeholde</w:t>
       </w:r>
@@ -4190,7 +5085,7 @@
       <w:pPr>
         <w:pStyle w:val="Heading2"/>
       </w:pPr>
-      <w:bookmarkStart w:id="16" w:name="_Toc236680200"/>
+      <w:bookmarkStart w:id="16" w:name="_Toc237351703"/>
       <w:r>
         <w:lastRenderedPageBreak/>
         <w:t>Subsystems</w:t>
@@ -4372,7 +5267,7 @@
       <w:pPr>
         <w:pStyle w:val="Heading2"/>
       </w:pPr>
-      <w:bookmarkStart w:id="17" w:name="_Toc236680201"/>
+      <w:bookmarkStart w:id="17" w:name="_Toc237351704"/>
       <w:r>
         <w:t>External Entities</w:t>
       </w:r>
@@ -4523,7 +5418,7 @@
       <w:pPr>
         <w:pStyle w:val="Heading2"/>
       </w:pPr>
-      <w:bookmarkStart w:id="18" w:name="_Toc236680202"/>
+      <w:bookmarkStart w:id="18" w:name="_Toc237351705"/>
       <w:r>
         <w:t>Context Diagram</w:t>
       </w:r>
@@ -4588,7 +5483,7 @@
       <w:pPr>
         <w:pStyle w:val="Heading1"/>
       </w:pPr>
-      <w:bookmarkStart w:id="19" w:name="_Toc236680203"/>
+      <w:bookmarkStart w:id="19" w:name="_Toc237351706"/>
       <w:r>
         <w:lastRenderedPageBreak/>
         <w:t>High-Level Requirements</w:t>
@@ -4612,7 +5507,7 @@
           <w:bCs w:val="0"/>
         </w:rPr>
       </w:pPr>
-      <w:bookmarkStart w:id="20" w:name="_Toc236680204"/>
+      <w:bookmarkStart w:id="20" w:name="_Toc237351707"/>
       <w:r>
         <w:t>Functional Requirements</w:t>
       </w:r>
@@ -4808,7 +5703,7 @@
       <w:pPr>
         <w:pStyle w:val="Heading2"/>
       </w:pPr>
-      <w:bookmarkStart w:id="21" w:name="_Toc236680205"/>
+      <w:bookmarkStart w:id="21" w:name="_Toc237351708"/>
       <w:r>
         <w:t>Nonf</w:t>
       </w:r>
@@ -4909,7 +5804,7 @@
       <w:pPr>
         <w:pStyle w:val="Heading2"/>
       </w:pPr>
-      <w:bookmarkStart w:id="22" w:name="_Toc236680206"/>
+      <w:bookmarkStart w:id="22" w:name="_Toc237351709"/>
       <w:r>
         <w:lastRenderedPageBreak/>
         <w:t>Software Components</w:t>
@@ -5470,7 +6365,7 @@
       <w:pPr>
         <w:pStyle w:val="Heading1"/>
       </w:pPr>
-      <w:bookmarkStart w:id="23" w:name="_Toc236680207"/>
+      <w:bookmarkStart w:id="23" w:name="_Toc237351710"/>
       <w:r>
         <w:lastRenderedPageBreak/>
         <w:t xml:space="preserve">Work </w:t>
@@ -5548,7 +6443,7 @@
       <w:pPr>
         <w:pStyle w:val="Heading2"/>
       </w:pPr>
-      <w:bookmarkStart w:id="24" w:name="_Toc236680208"/>
+      <w:bookmarkStart w:id="24" w:name="_Toc237351711"/>
       <w:r>
         <w:lastRenderedPageBreak/>
         <w:t>Work Breakdown Structure</w:t>
@@ -6362,7 +7257,7 @@
       <w:pPr>
         <w:pStyle w:val="Heading1"/>
       </w:pPr>
-      <w:bookmarkStart w:id="25" w:name="_Toc236680209"/>
+      <w:bookmarkStart w:id="25" w:name="_Toc237351712"/>
       <w:r>
         <w:lastRenderedPageBreak/>
         <w:t>Delivery Roadmap</w:t>
@@ -6431,7 +7326,7 @@
       <w:pPr>
         <w:pStyle w:val="Heading1"/>
       </w:pPr>
-      <w:bookmarkStart w:id="26" w:name="_Toc236680210"/>
+      <w:bookmarkStart w:id="26" w:name="_Toc237351713"/>
       <w:r>
         <w:lastRenderedPageBreak/>
         <w:t>Risk Identification and Mitigation Plan</w:t>
@@ -7176,7 +8071,7 @@
       <w:pPr>
         <w:pStyle w:val="Heading1"/>
       </w:pPr>
-      <w:bookmarkStart w:id="27" w:name="_Toc236680211"/>
+      <w:bookmarkStart w:id="27" w:name="_Toc237351714"/>
       <w:r>
         <w:lastRenderedPageBreak/>
         <w:t>Quality Considerations</w:t>
@@ -7419,7 +8314,7 @@
       <w:pPr>
         <w:pStyle w:val="Heading1"/>
       </w:pPr>
-      <w:bookmarkStart w:id="28" w:name="_Toc236680212"/>
+      <w:bookmarkStart w:id="28" w:name="_Toc237351715"/>
       <w:r>
         <w:lastRenderedPageBreak/>
         <w:t>Team Structure, Roles and Responsibilities</w:t>
@@ -7435,7 +8330,7 @@
       <w:pPr>
         <w:pStyle w:val="Heading2"/>
       </w:pPr>
-      <w:bookmarkStart w:id="29" w:name="_Toc236680213"/>
+      <w:bookmarkStart w:id="29" w:name="_Toc237351716"/>
       <w:r>
         <w:t>Team Structure</w:t>
       </w:r>
@@ -7654,7 +8549,7 @@
       <w:pPr>
         <w:pStyle w:val="Heading2"/>
       </w:pPr>
-      <w:bookmarkStart w:id="30" w:name="_Toc236680214"/>
+      <w:bookmarkStart w:id="30" w:name="_Toc237351717"/>
       <w:r>
         <w:t>Roles</w:t>
       </w:r>
@@ -7759,7 +8654,7 @@
       <w:pPr>
         <w:pStyle w:val="Heading2"/>
       </w:pPr>
-      <w:bookmarkStart w:id="31" w:name="_Toc236680215"/>
+      <w:bookmarkStart w:id="31" w:name="_Toc237351718"/>
       <w:r>
         <w:lastRenderedPageBreak/>
         <w:t>Responsibilities Matrix</w:t>
@@ -9111,7 +10006,7 @@
       <w:pPr>
         <w:pStyle w:val="Heading1"/>
       </w:pPr>
-      <w:bookmarkStart w:id="32" w:name="_Toc236680216"/>
+      <w:bookmarkStart w:id="32" w:name="_Toc237351719"/>
       <w:r>
         <w:lastRenderedPageBreak/>
         <w:t>Required Tools and Resources</w:t>
@@ -9270,6 +10165,7 @@
             <w:hideMark/>
           </w:tcPr>
           <w:p>
+            <w:proofErr w:type="spellStart"/>
             <w:r>
               <w:rPr>
                 <w:b/>
@@ -9277,6 +10173,7 @@
               </w:rPr>
               <w:t>PlantUML</w:t>
             </w:r>
+            <w:proofErr w:type="spellEnd"/>
           </w:p>
         </w:tc>
         <w:tc>
@@ -9491,7 +10388,7 @@
       <w:pPr>
         <w:pStyle w:val="Heading2"/>
       </w:pPr>
-      <w:bookmarkStart w:id="33" w:name="_Toc236680217"/>
+      <w:bookmarkStart w:id="33" w:name="_Toc237351720"/>
       <w:r>
         <w:lastRenderedPageBreak/>
         <w:t>Individual Contribution Declaration</w:t>
@@ -9545,7 +10442,178 @@
         <w:t>: Quality considerations, Team Structure, Roles and Responsibilities, Required Tools and Resources.</w:t>
       </w:r>
     </w:p>
+    <w:p>
+      <w:pPr>
+        <w:spacing w:after="160" w:line="259" w:lineRule="auto"/>
+      </w:pPr>
+      <w:r>
+        <w:br w:type="page"/>
+      </w:r>
+    </w:p>
+    <w:p>
+      <w:pPr>
+        <w:pStyle w:val="Heading1"/>
+      </w:pPr>
+      <w:bookmarkStart w:id="34" w:name="_Toc237351721"/>
+      <w:r>
+        <w:lastRenderedPageBreak/>
+        <w:t>Detailed Requirements and System Architecture</w:t>
+      </w:r>
+      <w:bookmarkEnd w:id="34"/>
+    </w:p>
+    <w:p>
+      <w:pPr>
+        <w:pStyle w:val="Heading2"/>
+      </w:pPr>
+      <w:bookmarkStart w:id="35" w:name="_Toc237351722"/>
+      <w:r>
+        <w:t>System Requirements</w:t>
+      </w:r>
+      <w:bookmarkEnd w:id="35"/>
+    </w:p>
+    <w:p>
+      <w:pPr>
+        <w:pStyle w:val="Heading3"/>
+      </w:pPr>
+      <w:bookmarkStart w:id="36" w:name="_Toc237351723"/>
+      <w:r>
+        <w:t>User Profile and Mobile Interface</w:t>
+      </w:r>
+      <w:bookmarkEnd w:id="36"/>
+      <w:r>
+        <w:t xml:space="preserve"> </w:t>
+      </w:r>
+    </w:p>
     <w:p/>
+    <w:p>
+      <w:pPr>
+        <w:pStyle w:val="Heading3"/>
+      </w:pPr>
+      <w:bookmarkStart w:id="37" w:name="_Toc237351724"/>
+      <w:r>
+        <w:t>AI Meal Plan and Recipe Generation</w:t>
+      </w:r>
+      <w:bookmarkEnd w:id="37"/>
+      <w:r>
+        <w:t xml:space="preserve"> </w:t>
+      </w:r>
+    </w:p>
+    <w:p/>
+    <w:p>
+      <w:pPr>
+        <w:pStyle w:val="Heading3"/>
+      </w:pPr>
+      <w:bookmarkStart w:id="38" w:name="_Toc237351725"/>
+      <w:r>
+        <w:t>Nutrition, Grocery List and Data Storage</w:t>
+      </w:r>
+      <w:bookmarkEnd w:id="38"/>
+    </w:p>
+    <w:p/>
+    <w:p/>
+    <w:p>
+      <w:pPr>
+        <w:pStyle w:val="Heading2"/>
+      </w:pPr>
+      <w:bookmarkStart w:id="39" w:name="_Toc237351726"/>
+      <w:r>
+        <w:t>Functional Requirements</w:t>
+      </w:r>
+      <w:bookmarkEnd w:id="39"/>
+      <w:r>
+        <w:t xml:space="preserve"> </w:t>
+      </w:r>
+    </w:p>
+    <w:p>
+      <w:pPr>
+        <w:pStyle w:val="Heading3"/>
+      </w:pPr>
+      <w:bookmarkStart w:id="40" w:name="_Toc237351727"/>
+      <w:r>
+        <w:t>User Profile and Mobile Interface</w:t>
+      </w:r>
+      <w:bookmarkEnd w:id="40"/>
+      <w:r>
+        <w:t xml:space="preserve"> </w:t>
+      </w:r>
+    </w:p>
+    <w:p/>
+    <w:p>
+      <w:pPr>
+        <w:pStyle w:val="Heading3"/>
+      </w:pPr>
+      <w:bookmarkStart w:id="41" w:name="_Toc237351728"/>
+      <w:r>
+        <w:t>AI Meal Plan and Recipe Generation</w:t>
+      </w:r>
+      <w:bookmarkEnd w:id="41"/>
+      <w:r>
+        <w:t xml:space="preserve"> </w:t>
+      </w:r>
+    </w:p>
+    <w:p/>
+    <w:p>
+      <w:pPr>
+        <w:pStyle w:val="Heading3"/>
+      </w:pPr>
+      <w:bookmarkStart w:id="42" w:name="_Toc237351729"/>
+      <w:r>
+        <w:t>Nutrition, Grocery List and Data Storage</w:t>
+      </w:r>
+      <w:bookmarkEnd w:id="42"/>
+    </w:p>
+    <w:p>
+      <w:r>
+        <w:br/>
+      </w:r>
+    </w:p>
+    <w:p>
+      <w:pPr>
+        <w:spacing w:after="160" w:line="259" w:lineRule="auto"/>
+      </w:pPr>
+      <w:r>
+        <w:br w:type="page"/>
+      </w:r>
+    </w:p>
+    <w:p>
+      <w:pPr>
+        <w:pStyle w:val="Heading2"/>
+      </w:pPr>
+      <w:bookmarkStart w:id="43" w:name="_Toc237351730"/>
+      <w:r>
+        <w:lastRenderedPageBreak/>
+        <w:t>Non-Functional Requirements</w:t>
+      </w:r>
+      <w:bookmarkEnd w:id="43"/>
+      <w:r>
+        <w:t xml:space="preserve"> </w:t>
+      </w:r>
+    </w:p>
+    <w:p/>
+    <w:p>
+      <w:pPr>
+        <w:pStyle w:val="Heading2"/>
+      </w:pPr>
+      <w:bookmarkStart w:id="44" w:name="_Toc237351731"/>
+      <w:r>
+        <w:t>Quality Standards and Metrics</w:t>
+      </w:r>
+      <w:bookmarkEnd w:id="44"/>
+      <w:r>
+        <w:t xml:space="preserve"> </w:t>
+      </w:r>
+    </w:p>
+    <w:p/>
+    <w:p>
+      <w:pPr>
+        <w:pStyle w:val="Heading2"/>
+      </w:pPr>
+      <w:bookmarkStart w:id="45" w:name="_Toc237351732"/>
+      <w:r>
+        <w:t>System Architecture</w:t>
+      </w:r>
+      <w:bookmarkEnd w:id="45"/>
+    </w:p>
     <w:sectPr>
       <w:pgSz w:w="11906" w:h="16838"/>
       <w:pgMar w:top="1440" w:right="1440" w:bottom="1440" w:left="1440" w:header="708" w:footer="708" w:gutter="0"/>
@@ -15242,7 +16310,6 @@
   <w:style w:type="character" w:default="1" w:styleId="DefaultParagraphFont">
     <w:name w:val="Default Paragraph Font"/>
     <w:uiPriority w:val="1"/>
-    <w:semiHidden/>
     <w:unhideWhenUsed/>
   </w:style>
   <w:style w:type="table" w:default="1" w:styleId="TableNormal">

--- a/TO DO/Group Project Proposal.docx
+++ b/TO DO/Group Project Proposal.docx
@@ -10484,7 +10484,93 @@
         <w:t xml:space="preserve"> </w:t>
       </w:r>
     </w:p>
-    <w:p/>
+    <w:p>
+      <w:pPr>
+        <w:pStyle w:val="ListParagraph"/>
+        <w:numPr>
+          <w:ilvl w:val="0"/>
+          <w:numId w:val="40"/>
+        </w:numPr>
+      </w:pPr>
+      <w:r>
+        <w:t>The system shall allow users to create and manage a user profile containing information required for personalised meal planning.</w:t>
+      </w:r>
+    </w:p>
+    <w:p>
+      <w:pPr>
+        <w:pStyle w:val="ListParagraph"/>
+        <w:numPr>
+          <w:ilvl w:val="0"/>
+          <w:numId w:val="40"/>
+        </w:numPr>
+      </w:pPr>
+      <w:r>
+        <w:t xml:space="preserve">The system shall allow users to enter and update their health and weight goals. </w:t>
+      </w:r>
+    </w:p>
+    <w:p>
+      <w:pPr>
+        <w:pStyle w:val="ListParagraph"/>
+        <w:numPr>
+          <w:ilvl w:val="0"/>
+          <w:numId w:val="40"/>
+        </w:numPr>
+      </w:pPr>
+      <w:r>
+        <w:t>T</w:t>
+      </w:r>
+      <w:r>
+        <w:t xml:space="preserve">he system shall allow users to enter and update their dietary requirements and food preferences. </w:t>
+      </w:r>
+    </w:p>
+    <w:p>
+      <w:pPr>
+        <w:pStyle w:val="ListParagraph"/>
+        <w:numPr>
+          <w:ilvl w:val="0"/>
+          <w:numId w:val="40"/>
+        </w:numPr>
+      </w:pPr>
+      <w:r>
+        <w:t xml:space="preserve">The system shall allow users to enter and manage ingredients currently available to them. </w:t>
+      </w:r>
+    </w:p>
+    <w:p>
+      <w:pPr>
+        <w:pStyle w:val="ListParagraph"/>
+        <w:numPr>
+          <w:ilvl w:val="0"/>
+          <w:numId w:val="40"/>
+        </w:numPr>
+      </w:pPr>
+      <w:r>
+        <w:t xml:space="preserve">The system shall provide an Android mobile interface that allows users to interact with the application's primary functions. </w:t>
+      </w:r>
+    </w:p>
+    <w:p>
+      <w:pPr>
+        <w:pStyle w:val="ListParagraph"/>
+        <w:numPr>
+          <w:ilvl w:val="0"/>
+          <w:numId w:val="40"/>
+        </w:numPr>
+      </w:pPr>
+      <w:r>
+        <w:t xml:space="preserve">The system shall allow users to access and view generated meal plans, recipes, nutritional information and grocery lists through the mobile interface. </w:t>
+      </w:r>
+    </w:p>
+    <w:p>
+      <w:pPr>
+        <w:pStyle w:val="ListParagraph"/>
+        <w:numPr>
+          <w:ilvl w:val="0"/>
+          <w:numId w:val="40"/>
+        </w:numPr>
+      </w:pPr>
+      <w:r>
+        <w:t>The system shall provide navigation between the application's primary features.</w:t>
+      </w:r>
+    </w:p>
     <w:p>
       <w:pPr>
         <w:pStyle w:val="Heading3"/>
@@ -13021,7 +13107,7 @@
   <w:abstractNum w:abstractNumId="20" w15:restartNumberingAfterBreak="0">
     <w:nsid w:val="488D111A"/>
     <w:multiLevelType w:val="hybridMultilevel"/>
-    <w:tmpl w:val="804A06A4"/>
+    <w:tmpl w:val="80104E2C"/>
     <w:lvl w:ilvl="0" w:tplc="0C090001">
       <w:start w:val="1"/>
       <w:numFmt w:val="bullet"/>

--- a/TO DO/Group Project Proposal.docx
+++ b/TO DO/Group Project Proposal.docx
@@ -323,7 +323,7 @@
           <w:r>
             <w:fldChar w:fldCharType="separate"/>
           </w:r>
-          <w:hyperlink w:anchor="_Toc237351689" w:history="1">
+          <w:hyperlink w:anchor="_Toc237369162" w:history="1">
             <w:r>
               <w:rPr>
                 <w:rStyle w:val="Hyperlink"/>
@@ -350,7 +350,7 @@
                 <w:noProof/>
                 <w:webHidden/>
               </w:rPr>
-              <w:instrText xml:space="preserve"> PAGEREF _Toc237351689 \h </w:instrText>
+              <w:instrText xml:space="preserve"> PAGEREF _Toc237369162 \h </w:instrText>
             </w:r>
             <w:r>
               <w:rPr>
@@ -397,7 +397,7 @@
               <w14:ligatures w14:val="standardContextual"/>
             </w:rPr>
           </w:pPr>
-          <w:hyperlink w:anchor="_Toc237351690" w:history="1">
+          <w:hyperlink w:anchor="_Toc237369163" w:history="1">
             <w:r>
               <w:rPr>
                 <w:rStyle w:val="Hyperlink"/>
@@ -424,7 +424,7 @@
                 <w:noProof/>
                 <w:webHidden/>
               </w:rPr>
-              <w:instrText xml:space="preserve"> PAGEREF _Toc237351690 \h </w:instrText>
+              <w:instrText xml:space="preserve"> PAGEREF _Toc237369163 \h </w:instrText>
             </w:r>
             <w:r>
               <w:rPr>
@@ -471,7 +471,7 @@
               <w14:ligatures w14:val="standardContextual"/>
             </w:rPr>
           </w:pPr>
-          <w:hyperlink w:anchor="_Toc237351691" w:history="1">
+          <w:hyperlink w:anchor="_Toc237369164" w:history="1">
             <w:r>
               <w:rPr>
                 <w:rStyle w:val="Hyperlink"/>
@@ -498,7 +498,7 @@
                 <w:noProof/>
                 <w:webHidden/>
               </w:rPr>
-              <w:instrText xml:space="preserve"> PAGEREF _Toc237351691 \h </w:instrText>
+              <w:instrText xml:space="preserve"> PAGEREF _Toc237369164 \h </w:instrText>
             </w:r>
             <w:r>
               <w:rPr>
@@ -545,7 +545,7 @@
               <w14:ligatures w14:val="standardContextual"/>
             </w:rPr>
           </w:pPr>
-          <w:hyperlink w:anchor="_Toc237351692" w:history="1">
+          <w:hyperlink w:anchor="_Toc237369165" w:history="1">
             <w:r>
               <w:rPr>
                 <w:rStyle w:val="Hyperlink"/>
@@ -572,7 +572,7 @@
                 <w:noProof/>
                 <w:webHidden/>
               </w:rPr>
-              <w:instrText xml:space="preserve"> PAGEREF _Toc237351692 \h </w:instrText>
+              <w:instrText xml:space="preserve"> PAGEREF _Toc237369165 \h </w:instrText>
             </w:r>
             <w:r>
               <w:rPr>
@@ -619,7 +619,7 @@
               <w14:ligatures w14:val="standardContextual"/>
             </w:rPr>
           </w:pPr>
-          <w:hyperlink w:anchor="_Toc237351693" w:history="1">
+          <w:hyperlink w:anchor="_Toc237369166" w:history="1">
             <w:r>
               <w:rPr>
                 <w:rStyle w:val="Hyperlink"/>
@@ -646,7 +646,7 @@
                 <w:noProof/>
                 <w:webHidden/>
               </w:rPr>
-              <w:instrText xml:space="preserve"> PAGEREF _Toc237351693 \h </w:instrText>
+              <w:instrText xml:space="preserve"> PAGEREF _Toc237369166 \h </w:instrText>
             </w:r>
             <w:r>
               <w:rPr>
@@ -693,7 +693,7 @@
               <w14:ligatures w14:val="standardContextual"/>
             </w:rPr>
           </w:pPr>
-          <w:hyperlink w:anchor="_Toc237351694" w:history="1">
+          <w:hyperlink w:anchor="_Toc237369167" w:history="1">
             <w:r>
               <w:rPr>
                 <w:rStyle w:val="Hyperlink"/>
@@ -720,7 +720,7 @@
                 <w:noProof/>
                 <w:webHidden/>
               </w:rPr>
-              <w:instrText xml:space="preserve"> PAGEREF _Toc237351694 \h </w:instrText>
+              <w:instrText xml:space="preserve"> PAGEREF _Toc237369167 \h </w:instrText>
             </w:r>
             <w:r>
               <w:rPr>
@@ -767,7 +767,7 @@
               <w14:ligatures w14:val="standardContextual"/>
             </w:rPr>
           </w:pPr>
-          <w:hyperlink w:anchor="_Toc237351695" w:history="1">
+          <w:hyperlink w:anchor="_Toc237369168" w:history="1">
             <w:r>
               <w:rPr>
                 <w:rStyle w:val="Hyperlink"/>
@@ -794,7 +794,7 @@
                 <w:noProof/>
                 <w:webHidden/>
               </w:rPr>
-              <w:instrText xml:space="preserve"> PAGEREF _Toc237351695 \h </w:instrText>
+              <w:instrText xml:space="preserve"> PAGEREF _Toc237369168 \h </w:instrText>
             </w:r>
             <w:r>
               <w:rPr>
@@ -841,7 +841,7 @@
               <w14:ligatures w14:val="standardContextual"/>
             </w:rPr>
           </w:pPr>
-          <w:hyperlink w:anchor="_Toc237351696" w:history="1">
+          <w:hyperlink w:anchor="_Toc237369169" w:history="1">
             <w:r>
               <w:rPr>
                 <w:rStyle w:val="Hyperlink"/>
@@ -868,7 +868,7 @@
                 <w:noProof/>
                 <w:webHidden/>
               </w:rPr>
-              <w:instrText xml:space="preserve"> PAGEREF _Toc237351696 \h </w:instrText>
+              <w:instrText xml:space="preserve"> PAGEREF _Toc237369169 \h </w:instrText>
             </w:r>
             <w:r>
               <w:rPr>
@@ -915,7 +915,7 @@
               <w14:ligatures w14:val="standardContextual"/>
             </w:rPr>
           </w:pPr>
-          <w:hyperlink w:anchor="_Toc237351697" w:history="1">
+          <w:hyperlink w:anchor="_Toc237369170" w:history="1">
             <w:r>
               <w:rPr>
                 <w:rStyle w:val="Hyperlink"/>
@@ -942,7 +942,7 @@
                 <w:noProof/>
                 <w:webHidden/>
               </w:rPr>
-              <w:instrText xml:space="preserve"> PAGEREF _Toc237351697 \h </w:instrText>
+              <w:instrText xml:space="preserve"> PAGEREF _Toc237369170 \h </w:instrText>
             </w:r>
             <w:r>
               <w:rPr>
@@ -989,7 +989,7 @@
               <w14:ligatures w14:val="standardContextual"/>
             </w:rPr>
           </w:pPr>
-          <w:hyperlink w:anchor="_Toc237351698" w:history="1">
+          <w:hyperlink w:anchor="_Toc237369171" w:history="1">
             <w:r>
               <w:rPr>
                 <w:rStyle w:val="Hyperlink"/>
@@ -1016,7 +1016,7 @@
                 <w:noProof/>
                 <w:webHidden/>
               </w:rPr>
-              <w:instrText xml:space="preserve"> PAGEREF _Toc237351698 \h </w:instrText>
+              <w:instrText xml:space="preserve"> PAGEREF _Toc237369171 \h </w:instrText>
             </w:r>
             <w:r>
               <w:rPr>
@@ -1063,7 +1063,7 @@
               <w14:ligatures w14:val="standardContextual"/>
             </w:rPr>
           </w:pPr>
-          <w:hyperlink w:anchor="_Toc237351699" w:history="1">
+          <w:hyperlink w:anchor="_Toc237369172" w:history="1">
             <w:r>
               <w:rPr>
                 <w:rStyle w:val="Hyperlink"/>
@@ -1090,7 +1090,7 @@
                 <w:noProof/>
                 <w:webHidden/>
               </w:rPr>
-              <w:instrText xml:space="preserve"> PAGEREF _Toc237351699 \h </w:instrText>
+              <w:instrText xml:space="preserve"> PAGEREF _Toc237369172 \h </w:instrText>
             </w:r>
             <w:r>
               <w:rPr>
@@ -1137,7 +1137,7 @@
               <w14:ligatures w14:val="standardContextual"/>
             </w:rPr>
           </w:pPr>
-          <w:hyperlink w:anchor="_Toc237351700" w:history="1">
+          <w:hyperlink w:anchor="_Toc237369173" w:history="1">
             <w:r>
               <w:rPr>
                 <w:rStyle w:val="Hyperlink"/>
@@ -1164,7 +1164,7 @@
                 <w:noProof/>
                 <w:webHidden/>
               </w:rPr>
-              <w:instrText xml:space="preserve"> PAGEREF _Toc237351700 \h </w:instrText>
+              <w:instrText xml:space="preserve"> PAGEREF _Toc237369173 \h </w:instrText>
             </w:r>
             <w:r>
               <w:rPr>
@@ -1211,7 +1211,7 @@
               <w14:ligatures w14:val="standardContextual"/>
             </w:rPr>
           </w:pPr>
-          <w:hyperlink w:anchor="_Toc237351701" w:history="1">
+          <w:hyperlink w:anchor="_Toc237369174" w:history="1">
             <w:r>
               <w:rPr>
                 <w:rStyle w:val="Hyperlink"/>
@@ -1238,7 +1238,7 @@
                 <w:noProof/>
                 <w:webHidden/>
               </w:rPr>
-              <w:instrText xml:space="preserve"> PAGEREF _Toc237351701 \h </w:instrText>
+              <w:instrText xml:space="preserve"> PAGEREF _Toc237369174 \h </w:instrText>
             </w:r>
             <w:r>
               <w:rPr>
@@ -1285,7 +1285,7 @@
               <w14:ligatures w14:val="standardContextual"/>
             </w:rPr>
           </w:pPr>
-          <w:hyperlink w:anchor="_Toc237351702" w:history="1">
+          <w:hyperlink w:anchor="_Toc237369175" w:history="1">
             <w:r>
               <w:rPr>
                 <w:rStyle w:val="Hyperlink"/>
@@ -1312,7 +1312,7 @@
                 <w:noProof/>
                 <w:webHidden/>
               </w:rPr>
-              <w:instrText xml:space="preserve"> PAGEREF _Toc237351702 \h </w:instrText>
+              <w:instrText xml:space="preserve"> PAGEREF _Toc237369175 \h </w:instrText>
             </w:r>
             <w:r>
               <w:rPr>
@@ -1359,7 +1359,7 @@
               <w14:ligatures w14:val="standardContextual"/>
             </w:rPr>
           </w:pPr>
-          <w:hyperlink w:anchor="_Toc237351703" w:history="1">
+          <w:hyperlink w:anchor="_Toc237369176" w:history="1">
             <w:r>
               <w:rPr>
                 <w:rStyle w:val="Hyperlink"/>
@@ -1386,7 +1386,7 @@
                 <w:noProof/>
                 <w:webHidden/>
               </w:rPr>
-              <w:instrText xml:space="preserve"> PAGEREF _Toc237351703 \h </w:instrText>
+              <w:instrText xml:space="preserve"> PAGEREF _Toc237369176 \h </w:instrText>
             </w:r>
             <w:r>
               <w:rPr>
@@ -1433,7 +1433,7 @@
               <w14:ligatures w14:val="standardContextual"/>
             </w:rPr>
           </w:pPr>
-          <w:hyperlink w:anchor="_Toc237351704" w:history="1">
+          <w:hyperlink w:anchor="_Toc237369177" w:history="1">
             <w:r>
               <w:rPr>
                 <w:rStyle w:val="Hyperlink"/>
@@ -1460,7 +1460,7 @@
                 <w:noProof/>
                 <w:webHidden/>
               </w:rPr>
-              <w:instrText xml:space="preserve"> PAGEREF _Toc237351704 \h </w:instrText>
+              <w:instrText xml:space="preserve"> PAGEREF _Toc237369177 \h </w:instrText>
             </w:r>
             <w:r>
               <w:rPr>
@@ -1507,7 +1507,7 @@
               <w14:ligatures w14:val="standardContextual"/>
             </w:rPr>
           </w:pPr>
-          <w:hyperlink w:anchor="_Toc237351705" w:history="1">
+          <w:hyperlink w:anchor="_Toc237369178" w:history="1">
             <w:r>
               <w:rPr>
                 <w:rStyle w:val="Hyperlink"/>
@@ -1534,7 +1534,7 @@
                 <w:noProof/>
                 <w:webHidden/>
               </w:rPr>
-              <w:instrText xml:space="preserve"> PAGEREF _Toc237351705 \h </w:instrText>
+              <w:instrText xml:space="preserve"> PAGEREF _Toc237369178 \h </w:instrText>
             </w:r>
             <w:r>
               <w:rPr>
@@ -1581,7 +1581,7 @@
               <w14:ligatures w14:val="standardContextual"/>
             </w:rPr>
           </w:pPr>
-          <w:hyperlink w:anchor="_Toc237351706" w:history="1">
+          <w:hyperlink w:anchor="_Toc237369179" w:history="1">
             <w:r>
               <w:rPr>
                 <w:rStyle w:val="Hyperlink"/>
@@ -1608,7 +1608,7 @@
                 <w:noProof/>
                 <w:webHidden/>
               </w:rPr>
-              <w:instrText xml:space="preserve"> PAGEREF _Toc237351706 \h </w:instrText>
+              <w:instrText xml:space="preserve"> PAGEREF _Toc237369179 \h </w:instrText>
             </w:r>
             <w:r>
               <w:rPr>
@@ -1655,7 +1655,7 @@
               <w14:ligatures w14:val="standardContextual"/>
             </w:rPr>
           </w:pPr>
-          <w:hyperlink w:anchor="_Toc237351707" w:history="1">
+          <w:hyperlink w:anchor="_Toc237369180" w:history="1">
             <w:r>
               <w:rPr>
                 <w:rStyle w:val="Hyperlink"/>
@@ -1682,7 +1682,7 @@
                 <w:noProof/>
                 <w:webHidden/>
               </w:rPr>
-              <w:instrText xml:space="preserve"> PAGEREF _Toc237351707 \h </w:instrText>
+              <w:instrText xml:space="preserve"> PAGEREF _Toc237369180 \h </w:instrText>
             </w:r>
             <w:r>
               <w:rPr>
@@ -1729,7 +1729,7 @@
               <w14:ligatures w14:val="standardContextual"/>
             </w:rPr>
           </w:pPr>
-          <w:hyperlink w:anchor="_Toc237351708" w:history="1">
+          <w:hyperlink w:anchor="_Toc237369181" w:history="1">
             <w:r>
               <w:rPr>
                 <w:rStyle w:val="Hyperlink"/>
@@ -1756,7 +1756,7 @@
                 <w:noProof/>
                 <w:webHidden/>
               </w:rPr>
-              <w:instrText xml:space="preserve"> PAGEREF _Toc237351708 \h </w:instrText>
+              <w:instrText xml:space="preserve"> PAGEREF _Toc237369181 \h </w:instrText>
             </w:r>
             <w:r>
               <w:rPr>
@@ -1803,7 +1803,7 @@
               <w14:ligatures w14:val="standardContextual"/>
             </w:rPr>
           </w:pPr>
-          <w:hyperlink w:anchor="_Toc237351709" w:history="1">
+          <w:hyperlink w:anchor="_Toc237369182" w:history="1">
             <w:r>
               <w:rPr>
                 <w:rStyle w:val="Hyperlink"/>
@@ -1830,7 +1830,7 @@
                 <w:noProof/>
                 <w:webHidden/>
               </w:rPr>
-              <w:instrText xml:space="preserve"> PAGEREF _Toc237351709 \h </w:instrText>
+              <w:instrText xml:space="preserve"> PAGEREF _Toc237369182 \h </w:instrText>
             </w:r>
             <w:r>
               <w:rPr>
@@ -1877,7 +1877,7 @@
               <w14:ligatures w14:val="standardContextual"/>
             </w:rPr>
           </w:pPr>
-          <w:hyperlink w:anchor="_Toc237351710" w:history="1">
+          <w:hyperlink w:anchor="_Toc237369183" w:history="1">
             <w:r>
               <w:rPr>
                 <w:rStyle w:val="Hyperlink"/>
@@ -1904,7 +1904,7 @@
                 <w:noProof/>
                 <w:webHidden/>
               </w:rPr>
-              <w:instrText xml:space="preserve"> PAGEREF _Toc237351710 \h </w:instrText>
+              <w:instrText xml:space="preserve"> PAGEREF _Toc237369183 \h </w:instrText>
             </w:r>
             <w:r>
               <w:rPr>
@@ -1951,7 +1951,7 @@
               <w14:ligatures w14:val="standardContextual"/>
             </w:rPr>
           </w:pPr>
-          <w:hyperlink w:anchor="_Toc237351711" w:history="1">
+          <w:hyperlink w:anchor="_Toc237369184" w:history="1">
             <w:r>
               <w:rPr>
                 <w:rStyle w:val="Hyperlink"/>
@@ -1978,7 +1978,7 @@
                 <w:noProof/>
                 <w:webHidden/>
               </w:rPr>
-              <w:instrText xml:space="preserve"> PAGEREF _Toc237351711 \h </w:instrText>
+              <w:instrText xml:space="preserve"> PAGEREF _Toc237369184 \h </w:instrText>
             </w:r>
             <w:r>
               <w:rPr>
@@ -2025,7 +2025,7 @@
               <w14:ligatures w14:val="standardContextual"/>
             </w:rPr>
           </w:pPr>
-          <w:hyperlink w:anchor="_Toc237351712" w:history="1">
+          <w:hyperlink w:anchor="_Toc237369185" w:history="1">
             <w:r>
               <w:rPr>
                 <w:rStyle w:val="Hyperlink"/>
@@ -2052,7 +2052,7 @@
                 <w:noProof/>
                 <w:webHidden/>
               </w:rPr>
-              <w:instrText xml:space="preserve"> PAGEREF _Toc237351712 \h </w:instrText>
+              <w:instrText xml:space="preserve"> PAGEREF _Toc237369185 \h </w:instrText>
             </w:r>
             <w:r>
               <w:rPr>
@@ -2099,7 +2099,7 @@
               <w14:ligatures w14:val="standardContextual"/>
             </w:rPr>
           </w:pPr>
-          <w:hyperlink w:anchor="_Toc237351713" w:history="1">
+          <w:hyperlink w:anchor="_Toc237369186" w:history="1">
             <w:r>
               <w:rPr>
                 <w:rStyle w:val="Hyperlink"/>
@@ -2126,7 +2126,7 @@
                 <w:noProof/>
                 <w:webHidden/>
               </w:rPr>
-              <w:instrText xml:space="preserve"> PAGEREF _Toc237351713 \h </w:instrText>
+              <w:instrText xml:space="preserve"> PAGEREF _Toc237369186 \h </w:instrText>
             </w:r>
             <w:r>
               <w:rPr>
@@ -2173,7 +2173,7 @@
               <w14:ligatures w14:val="standardContextual"/>
             </w:rPr>
           </w:pPr>
-          <w:hyperlink w:anchor="_Toc237351714" w:history="1">
+          <w:hyperlink w:anchor="_Toc237369187" w:history="1">
             <w:r>
               <w:rPr>
                 <w:rStyle w:val="Hyperlink"/>
@@ -2200,7 +2200,7 @@
                 <w:noProof/>
                 <w:webHidden/>
               </w:rPr>
-              <w:instrText xml:space="preserve"> PAGEREF _Toc237351714 \h </w:instrText>
+              <w:instrText xml:space="preserve"> PAGEREF _Toc237369187 \h </w:instrText>
             </w:r>
             <w:r>
               <w:rPr>
@@ -2247,7 +2247,7 @@
               <w14:ligatures w14:val="standardContextual"/>
             </w:rPr>
           </w:pPr>
-          <w:hyperlink w:anchor="_Toc237351715" w:history="1">
+          <w:hyperlink w:anchor="_Toc237369188" w:history="1">
             <w:r>
               <w:rPr>
                 <w:rStyle w:val="Hyperlink"/>
@@ -2274,7 +2274,7 @@
                 <w:noProof/>
                 <w:webHidden/>
               </w:rPr>
-              <w:instrText xml:space="preserve"> PAGEREF _Toc237351715 \h </w:instrText>
+              <w:instrText xml:space="preserve"> PAGEREF _Toc237369188 \h </w:instrText>
             </w:r>
             <w:r>
               <w:rPr>
@@ -2321,7 +2321,7 @@
               <w14:ligatures w14:val="standardContextual"/>
             </w:rPr>
           </w:pPr>
-          <w:hyperlink w:anchor="_Toc237351716" w:history="1">
+          <w:hyperlink w:anchor="_Toc237369189" w:history="1">
             <w:r>
               <w:rPr>
                 <w:rStyle w:val="Hyperlink"/>
@@ -2348,7 +2348,7 @@
                 <w:noProof/>
                 <w:webHidden/>
               </w:rPr>
-              <w:instrText xml:space="preserve"> PAGEREF _Toc237351716 \h </w:instrText>
+              <w:instrText xml:space="preserve"> PAGEREF _Toc237369189 \h </w:instrText>
             </w:r>
             <w:r>
               <w:rPr>
@@ -2395,7 +2395,7 @@
               <w14:ligatures w14:val="standardContextual"/>
             </w:rPr>
           </w:pPr>
-          <w:hyperlink w:anchor="_Toc237351717" w:history="1">
+          <w:hyperlink w:anchor="_Toc237369190" w:history="1">
             <w:r>
               <w:rPr>
                 <w:rStyle w:val="Hyperlink"/>
@@ -2422,7 +2422,7 @@
                 <w:noProof/>
                 <w:webHidden/>
               </w:rPr>
-              <w:instrText xml:space="preserve"> PAGEREF _Toc237351717 \h </w:instrText>
+              <w:instrText xml:space="preserve"> PAGEREF _Toc237369190 \h </w:instrText>
             </w:r>
             <w:r>
               <w:rPr>
@@ -2469,7 +2469,7 @@
               <w14:ligatures w14:val="standardContextual"/>
             </w:rPr>
           </w:pPr>
-          <w:hyperlink w:anchor="_Toc237351718" w:history="1">
+          <w:hyperlink w:anchor="_Toc237369191" w:history="1">
             <w:r>
               <w:rPr>
                 <w:rStyle w:val="Hyperlink"/>
@@ -2496,7 +2496,7 @@
                 <w:noProof/>
                 <w:webHidden/>
               </w:rPr>
-              <w:instrText xml:space="preserve"> PAGEREF _Toc237351718 \h </w:instrText>
+              <w:instrText xml:space="preserve"> PAGEREF _Toc237369191 \h </w:instrText>
             </w:r>
             <w:r>
               <w:rPr>
@@ -2543,7 +2543,7 @@
               <w14:ligatures w14:val="standardContextual"/>
             </w:rPr>
           </w:pPr>
-          <w:hyperlink w:anchor="_Toc237351719" w:history="1">
+          <w:hyperlink w:anchor="_Toc237369192" w:history="1">
             <w:r>
               <w:rPr>
                 <w:rStyle w:val="Hyperlink"/>
@@ -2570,7 +2570,7 @@
                 <w:noProof/>
                 <w:webHidden/>
               </w:rPr>
-              <w:instrText xml:space="preserve"> PAGEREF _Toc237351719 \h </w:instrText>
+              <w:instrText xml:space="preserve"> PAGEREF _Toc237369192 \h </w:instrText>
             </w:r>
             <w:r>
               <w:rPr>
@@ -2617,7 +2617,7 @@
               <w14:ligatures w14:val="standardContextual"/>
             </w:rPr>
           </w:pPr>
-          <w:hyperlink w:anchor="_Toc237351720" w:history="1">
+          <w:hyperlink w:anchor="_Toc237369193" w:history="1">
             <w:r>
               <w:rPr>
                 <w:rStyle w:val="Hyperlink"/>
@@ -2644,7 +2644,7 @@
                 <w:noProof/>
                 <w:webHidden/>
               </w:rPr>
-              <w:instrText xml:space="preserve"> PAGEREF _Toc237351720 \h </w:instrText>
+              <w:instrText xml:space="preserve"> PAGEREF _Toc237369193 \h </w:instrText>
             </w:r>
             <w:r>
               <w:rPr>
@@ -2691,7 +2691,7 @@
               <w14:ligatures w14:val="standardContextual"/>
             </w:rPr>
           </w:pPr>
-          <w:hyperlink w:anchor="_Toc237351721" w:history="1">
+          <w:hyperlink w:anchor="_Toc237369194" w:history="1">
             <w:r>
               <w:rPr>
                 <w:rStyle w:val="Hyperlink"/>
@@ -2718,7 +2718,7 @@
                 <w:noProof/>
                 <w:webHidden/>
               </w:rPr>
-              <w:instrText xml:space="preserve"> PAGEREF _Toc237351721 \h </w:instrText>
+              <w:instrText xml:space="preserve"> PAGEREF _Toc237369194 \h </w:instrText>
             </w:r>
             <w:r>
               <w:rPr>
@@ -2765,7 +2765,7 @@
               <w14:ligatures w14:val="standardContextual"/>
             </w:rPr>
           </w:pPr>
-          <w:hyperlink w:anchor="_Toc237351722" w:history="1">
+          <w:hyperlink w:anchor="_Toc237369195" w:history="1">
             <w:r>
               <w:rPr>
                 <w:rStyle w:val="Hyperlink"/>
@@ -2792,7 +2792,7 @@
                 <w:noProof/>
                 <w:webHidden/>
               </w:rPr>
-              <w:instrText xml:space="preserve"> PAGEREF _Toc237351722 \h </w:instrText>
+              <w:instrText xml:space="preserve"> PAGEREF _Toc237369195 \h </w:instrText>
             </w:r>
             <w:r>
               <w:rPr>
@@ -2839,7 +2839,7 @@
               <w14:ligatures w14:val="standardContextual"/>
             </w:rPr>
           </w:pPr>
-          <w:hyperlink w:anchor="_Toc237351723" w:history="1">
+          <w:hyperlink w:anchor="_Toc237369196" w:history="1">
             <w:r>
               <w:rPr>
                 <w:rStyle w:val="Hyperlink"/>
@@ -2866,7 +2866,7 @@
                 <w:noProof/>
                 <w:webHidden/>
               </w:rPr>
-              <w:instrText xml:space="preserve"> PAGEREF _Toc237351723 \h </w:instrText>
+              <w:instrText xml:space="preserve"> PAGEREF _Toc237369196 \h </w:instrText>
             </w:r>
             <w:r>
               <w:rPr>
@@ -2913,7 +2913,7 @@
               <w14:ligatures w14:val="standardContextual"/>
             </w:rPr>
           </w:pPr>
-          <w:hyperlink w:anchor="_Toc237351724" w:history="1">
+          <w:hyperlink w:anchor="_Toc237369197" w:history="1">
             <w:r>
               <w:rPr>
                 <w:rStyle w:val="Hyperlink"/>
@@ -2940,7 +2940,7 @@
                 <w:noProof/>
                 <w:webHidden/>
               </w:rPr>
-              <w:instrText xml:space="preserve"> PAGEREF _Toc237351724 \h </w:instrText>
+              <w:instrText xml:space="preserve"> PAGEREF _Toc237369197 \h </w:instrText>
             </w:r>
             <w:r>
               <w:rPr>
@@ -2987,7 +2987,7 @@
               <w14:ligatures w14:val="standardContextual"/>
             </w:rPr>
           </w:pPr>
-          <w:hyperlink w:anchor="_Toc237351725" w:history="1">
+          <w:hyperlink w:anchor="_Toc237369198" w:history="1">
             <w:r>
               <w:rPr>
                 <w:rStyle w:val="Hyperlink"/>
@@ -3014,7 +3014,7 @@
                 <w:noProof/>
                 <w:webHidden/>
               </w:rPr>
-              <w:instrText xml:space="preserve"> PAGEREF _Toc237351725 \h </w:instrText>
+              <w:instrText xml:space="preserve"> PAGEREF _Toc237369198 \h </w:instrText>
             </w:r>
             <w:r>
               <w:rPr>
@@ -3061,7 +3061,7 @@
               <w14:ligatures w14:val="standardContextual"/>
             </w:rPr>
           </w:pPr>
-          <w:hyperlink w:anchor="_Toc237351726" w:history="1">
+          <w:hyperlink w:anchor="_Toc237369199" w:history="1">
             <w:r>
               <w:rPr>
                 <w:rStyle w:val="Hyperlink"/>
@@ -3088,7 +3088,7 @@
                 <w:noProof/>
                 <w:webHidden/>
               </w:rPr>
-              <w:instrText xml:space="preserve"> PAGEREF _Toc237351726 \h </w:instrText>
+              <w:instrText xml:space="preserve"> PAGEREF _Toc237369199 \h </w:instrText>
             </w:r>
             <w:r>
               <w:rPr>
@@ -3108,7 +3108,7 @@
                 <w:noProof/>
                 <w:webHidden/>
               </w:rPr>
-              <w:t>24</w:t>
+              <w:t>25</w:t>
             </w:r>
             <w:r>
               <w:rPr>
@@ -3135,7 +3135,7 @@
               <w14:ligatures w14:val="standardContextual"/>
             </w:rPr>
           </w:pPr>
-          <w:hyperlink w:anchor="_Toc237351727" w:history="1">
+          <w:hyperlink w:anchor="_Toc237369200" w:history="1">
             <w:r>
               <w:rPr>
                 <w:rStyle w:val="Hyperlink"/>
@@ -3162,7 +3162,7 @@
                 <w:noProof/>
                 <w:webHidden/>
               </w:rPr>
-              <w:instrText xml:space="preserve"> PAGEREF _Toc237351727 \h </w:instrText>
+              <w:instrText xml:space="preserve"> PAGEREF _Toc237369200 \h </w:instrText>
             </w:r>
             <w:r>
               <w:rPr>
@@ -3182,7 +3182,7 @@
                 <w:noProof/>
                 <w:webHidden/>
               </w:rPr>
-              <w:t>24</w:t>
+              <w:t>25</w:t>
             </w:r>
             <w:r>
               <w:rPr>
@@ -3209,7 +3209,7 @@
               <w14:ligatures w14:val="standardContextual"/>
             </w:rPr>
           </w:pPr>
-          <w:hyperlink w:anchor="_Toc237351728" w:history="1">
+          <w:hyperlink w:anchor="_Toc237369201" w:history="1">
             <w:r>
               <w:rPr>
                 <w:rStyle w:val="Hyperlink"/>
@@ -3236,7 +3236,7 @@
                 <w:noProof/>
                 <w:webHidden/>
               </w:rPr>
-              <w:instrText xml:space="preserve"> PAGEREF _Toc237351728 \h </w:instrText>
+              <w:instrText xml:space="preserve"> PAGEREF _Toc237369201 \h </w:instrText>
             </w:r>
             <w:r>
               <w:rPr>
@@ -3256,7 +3256,7 @@
                 <w:noProof/>
                 <w:webHidden/>
               </w:rPr>
-              <w:t>24</w:t>
+              <w:t>25</w:t>
             </w:r>
             <w:r>
               <w:rPr>
@@ -3283,7 +3283,7 @@
               <w14:ligatures w14:val="standardContextual"/>
             </w:rPr>
           </w:pPr>
-          <w:hyperlink w:anchor="_Toc237351729" w:history="1">
+          <w:hyperlink w:anchor="_Toc237369202" w:history="1">
             <w:r>
               <w:rPr>
                 <w:rStyle w:val="Hyperlink"/>
@@ -3310,7 +3310,7 @@
                 <w:noProof/>
                 <w:webHidden/>
               </w:rPr>
-              <w:instrText xml:space="preserve"> PAGEREF _Toc237351729 \h </w:instrText>
+              <w:instrText xml:space="preserve"> PAGEREF _Toc237369202 \h </w:instrText>
             </w:r>
             <w:r>
               <w:rPr>
@@ -3330,7 +3330,7 @@
                 <w:noProof/>
                 <w:webHidden/>
               </w:rPr>
-              <w:t>24</w:t>
+              <w:t>25</w:t>
             </w:r>
             <w:r>
               <w:rPr>
@@ -3357,7 +3357,7 @@
               <w14:ligatures w14:val="standardContextual"/>
             </w:rPr>
           </w:pPr>
-          <w:hyperlink w:anchor="_Toc237351730" w:history="1">
+          <w:hyperlink w:anchor="_Toc237369203" w:history="1">
             <w:r>
               <w:rPr>
                 <w:rStyle w:val="Hyperlink"/>
@@ -3384,7 +3384,7 @@
                 <w:noProof/>
                 <w:webHidden/>
               </w:rPr>
-              <w:instrText xml:space="preserve"> PAGEREF _Toc237351730 \h </w:instrText>
+              <w:instrText xml:space="preserve"> PAGEREF _Toc237369203 \h </w:instrText>
             </w:r>
             <w:r>
               <w:rPr>
@@ -3404,7 +3404,7 @@
                 <w:noProof/>
                 <w:webHidden/>
               </w:rPr>
-              <w:t>25</w:t>
+              <w:t>26</w:t>
             </w:r>
             <w:r>
               <w:rPr>
@@ -3431,7 +3431,7 @@
               <w14:ligatures w14:val="standardContextual"/>
             </w:rPr>
           </w:pPr>
-          <w:hyperlink w:anchor="_Toc237351731" w:history="1">
+          <w:hyperlink w:anchor="_Toc237369204" w:history="1">
             <w:r>
               <w:rPr>
                 <w:rStyle w:val="Hyperlink"/>
@@ -3458,7 +3458,7 @@
                 <w:noProof/>
                 <w:webHidden/>
               </w:rPr>
-              <w:instrText xml:space="preserve"> PAGEREF _Toc237351731 \h </w:instrText>
+              <w:instrText xml:space="preserve"> PAGEREF _Toc237369204 \h </w:instrText>
             </w:r>
             <w:r>
               <w:rPr>
@@ -3478,7 +3478,7 @@
                 <w:noProof/>
                 <w:webHidden/>
               </w:rPr>
-              <w:t>25</w:t>
+              <w:t>26</w:t>
             </w:r>
             <w:r>
               <w:rPr>
@@ -3505,7 +3505,7 @@
               <w14:ligatures w14:val="standardContextual"/>
             </w:rPr>
           </w:pPr>
-          <w:hyperlink w:anchor="_Toc237351732" w:history="1">
+          <w:hyperlink w:anchor="_Toc237369205" w:history="1">
             <w:r>
               <w:rPr>
                 <w:rStyle w:val="Hyperlink"/>
@@ -3532,7 +3532,7 @@
                 <w:noProof/>
                 <w:webHidden/>
               </w:rPr>
-              <w:instrText xml:space="preserve"> PAGEREF _Toc237351732 \h </w:instrText>
+              <w:instrText xml:space="preserve"> PAGEREF _Toc237369205 \h </w:instrText>
             </w:r>
             <w:r>
               <w:rPr>
@@ -3552,7 +3552,7 @@
                 <w:noProof/>
                 <w:webHidden/>
               </w:rPr>
-              <w:t>25</w:t>
+              <w:t>26</w:t>
             </w:r>
             <w:r>
               <w:rPr>
@@ -3587,7 +3587,7 @@
       <w:pPr>
         <w:pStyle w:val="Heading1"/>
       </w:pPr>
-      <w:bookmarkStart w:id="0" w:name="_Toc237351689"/>
+      <w:bookmarkStart w:id="0" w:name="_Toc237369162"/>
       <w:r>
         <w:lastRenderedPageBreak/>
         <w:t>Project Background and Justification</w:t>
@@ -3761,7 +3761,7 @@
       <w:pPr>
         <w:pStyle w:val="Heading1"/>
       </w:pPr>
-      <w:bookmarkStart w:id="1" w:name="_Toc237351690"/>
+      <w:bookmarkStart w:id="1" w:name="_Toc237369163"/>
       <w:r>
         <w:lastRenderedPageBreak/>
         <w:t>Problem Statement and Project Objectives</w:t>
@@ -3778,7 +3778,7 @@
         <w:pStyle w:val="Heading2"/>
       </w:pPr>
       <w:bookmarkStart w:id="2" w:name="_Toc236433799"/>
-      <w:bookmarkStart w:id="3" w:name="_Toc237351691"/>
+      <w:bookmarkStart w:id="3" w:name="_Toc237369164"/>
       <w:r>
         <w:t>Problem Statement</w:t>
       </w:r>
@@ -3848,7 +3848,7 @@
         <w:pStyle w:val="Heading2"/>
       </w:pPr>
       <w:bookmarkStart w:id="4" w:name="_Toc236433800"/>
-      <w:bookmarkStart w:id="5" w:name="_Toc237351692"/>
+      <w:bookmarkStart w:id="5" w:name="_Toc237369165"/>
       <w:r>
         <w:t>Project Objectives</w:t>
       </w:r>
@@ -4102,7 +4102,7 @@
       <w:pPr>
         <w:pStyle w:val="Heading1"/>
       </w:pPr>
-      <w:bookmarkStart w:id="6" w:name="_Toc237351693"/>
+      <w:bookmarkStart w:id="6" w:name="_Toc237369166"/>
       <w:r>
         <w:lastRenderedPageBreak/>
         <w:t>Innovative Aspects</w:t>
@@ -4287,7 +4287,7 @@
       <w:pPr>
         <w:pStyle w:val="Heading1"/>
       </w:pPr>
-      <w:bookmarkStart w:id="7" w:name="_Toc237351694"/>
+      <w:bookmarkStart w:id="7" w:name="_Toc237369167"/>
       <w:r>
         <w:lastRenderedPageBreak/>
         <w:t>Project Scope</w:t>
@@ -4312,7 +4312,7 @@
       <w:pPr>
         <w:pStyle w:val="Heading2"/>
       </w:pPr>
-      <w:bookmarkStart w:id="8" w:name="_Toc237351695"/>
+      <w:bookmarkStart w:id="8" w:name="_Toc237369168"/>
       <w:r>
         <w:t>In scope</w:t>
       </w:r>
@@ -4448,7 +4448,7 @@
       <w:pPr>
         <w:pStyle w:val="Heading2"/>
       </w:pPr>
-      <w:bookmarkStart w:id="9" w:name="_Toc237351696"/>
+      <w:bookmarkStart w:id="9" w:name="_Toc237369169"/>
       <w:r>
         <w:t>Out of scope</w:t>
       </w:r>
@@ -4562,7 +4562,7 @@
       <w:pPr>
         <w:pStyle w:val="Heading1"/>
       </w:pPr>
-      <w:bookmarkStart w:id="10" w:name="_Toc237351697"/>
+      <w:bookmarkStart w:id="10" w:name="_Toc237369170"/>
       <w:r>
         <w:lastRenderedPageBreak/>
         <w:t>Assumptions and Constraints</w:t>
@@ -4573,7 +4573,7 @@
       <w:pPr>
         <w:pStyle w:val="Heading2"/>
       </w:pPr>
-      <w:bookmarkStart w:id="11" w:name="_Toc237351698"/>
+      <w:bookmarkStart w:id="11" w:name="_Toc237369171"/>
       <w:r>
         <w:t>Assumptions</w:t>
       </w:r>
@@ -4690,7 +4690,7 @@
       <w:pPr>
         <w:pStyle w:val="Heading2"/>
       </w:pPr>
-      <w:bookmarkStart w:id="12" w:name="_Toc237351699"/>
+      <w:bookmarkStart w:id="12" w:name="_Toc237369172"/>
       <w:r>
         <w:t>Constraints</w:t>
       </w:r>
@@ -4857,7 +4857,7 @@
       <w:pPr>
         <w:pStyle w:val="Heading1"/>
       </w:pPr>
-      <w:bookmarkStart w:id="13" w:name="_Toc237351700"/>
+      <w:bookmarkStart w:id="13" w:name="_Toc237369173"/>
       <w:r>
         <w:lastRenderedPageBreak/>
         <w:t>System Design</w:t>
@@ -5007,7 +5007,7 @@
       <w:pPr>
         <w:pStyle w:val="Heading2"/>
       </w:pPr>
-      <w:bookmarkStart w:id="14" w:name="_Toc237351701"/>
+      <w:bookmarkStart w:id="14" w:name="_Toc237369174"/>
       <w:r>
         <w:t>Use Case Diagram</w:t>
       </w:r>
@@ -5029,7 +5029,7 @@
       <w:pPr>
         <w:pStyle w:val="Heading2"/>
       </w:pPr>
-      <w:bookmarkStart w:id="15" w:name="_Toc237351702"/>
+      <w:bookmarkStart w:id="15" w:name="_Toc237369175"/>
       <w:r>
         <w:t>Stakeholde</w:t>
       </w:r>
@@ -5085,7 +5085,7 @@
       <w:pPr>
         <w:pStyle w:val="Heading2"/>
       </w:pPr>
-      <w:bookmarkStart w:id="16" w:name="_Toc237351703"/>
+      <w:bookmarkStart w:id="16" w:name="_Toc237369176"/>
       <w:r>
         <w:lastRenderedPageBreak/>
         <w:t>Subsystems</w:t>
@@ -5267,7 +5267,7 @@
       <w:pPr>
         <w:pStyle w:val="Heading2"/>
       </w:pPr>
-      <w:bookmarkStart w:id="17" w:name="_Toc237351704"/>
+      <w:bookmarkStart w:id="17" w:name="_Toc237369177"/>
       <w:r>
         <w:t>External Entities</w:t>
       </w:r>
@@ -5418,7 +5418,7 @@
       <w:pPr>
         <w:pStyle w:val="Heading2"/>
       </w:pPr>
-      <w:bookmarkStart w:id="18" w:name="_Toc237351705"/>
+      <w:bookmarkStart w:id="18" w:name="_Toc237369178"/>
       <w:r>
         <w:t>Context Diagram</w:t>
       </w:r>
@@ -5483,7 +5483,7 @@
       <w:pPr>
         <w:pStyle w:val="Heading1"/>
       </w:pPr>
-      <w:bookmarkStart w:id="19" w:name="_Toc237351706"/>
+      <w:bookmarkStart w:id="19" w:name="_Toc237369179"/>
       <w:r>
         <w:lastRenderedPageBreak/>
         <w:t>High-Level Requirements</w:t>
@@ -5507,7 +5507,7 @@
           <w:bCs w:val="0"/>
         </w:rPr>
       </w:pPr>
-      <w:bookmarkStart w:id="20" w:name="_Toc237351707"/>
+      <w:bookmarkStart w:id="20" w:name="_Toc237369180"/>
       <w:r>
         <w:t>Functional Requirements</w:t>
       </w:r>
@@ -5703,7 +5703,7 @@
       <w:pPr>
         <w:pStyle w:val="Heading2"/>
       </w:pPr>
-      <w:bookmarkStart w:id="21" w:name="_Toc237351708"/>
+      <w:bookmarkStart w:id="21" w:name="_Toc237369181"/>
       <w:r>
         <w:t>Nonf</w:t>
       </w:r>
@@ -5804,7 +5804,7 @@
       <w:pPr>
         <w:pStyle w:val="Heading2"/>
       </w:pPr>
-      <w:bookmarkStart w:id="22" w:name="_Toc237351709"/>
+      <w:bookmarkStart w:id="22" w:name="_Toc237369182"/>
       <w:r>
         <w:lastRenderedPageBreak/>
         <w:t>Software Components</w:t>
@@ -6365,7 +6365,7 @@
       <w:pPr>
         <w:pStyle w:val="Heading1"/>
       </w:pPr>
-      <w:bookmarkStart w:id="23" w:name="_Toc237351710"/>
+      <w:bookmarkStart w:id="23" w:name="_Toc237369183"/>
       <w:r>
         <w:lastRenderedPageBreak/>
         <w:t xml:space="preserve">Work </w:t>
@@ -6443,7 +6443,7 @@
       <w:pPr>
         <w:pStyle w:val="Heading2"/>
       </w:pPr>
-      <w:bookmarkStart w:id="24" w:name="_Toc237351711"/>
+      <w:bookmarkStart w:id="24" w:name="_Toc237369184"/>
       <w:r>
         <w:lastRenderedPageBreak/>
         <w:t>Work Breakdown Structure</w:t>
@@ -7257,7 +7257,7 @@
       <w:pPr>
         <w:pStyle w:val="Heading1"/>
       </w:pPr>
-      <w:bookmarkStart w:id="25" w:name="_Toc237351712"/>
+      <w:bookmarkStart w:id="25" w:name="_Toc237369185"/>
       <w:r>
         <w:lastRenderedPageBreak/>
         <w:t>Delivery Roadmap</w:t>
@@ -7326,7 +7326,7 @@
       <w:pPr>
         <w:pStyle w:val="Heading1"/>
       </w:pPr>
-      <w:bookmarkStart w:id="26" w:name="_Toc237351713"/>
+      <w:bookmarkStart w:id="26" w:name="_Toc237369186"/>
       <w:r>
         <w:lastRenderedPageBreak/>
         <w:t>Risk Identification and Mitigation Plan</w:t>
@@ -8071,7 +8071,7 @@
       <w:pPr>
         <w:pStyle w:val="Heading1"/>
       </w:pPr>
-      <w:bookmarkStart w:id="27" w:name="_Toc237351714"/>
+      <w:bookmarkStart w:id="27" w:name="_Toc237369187"/>
       <w:r>
         <w:lastRenderedPageBreak/>
         <w:t>Quality Considerations</w:t>
@@ -8314,7 +8314,7 @@
       <w:pPr>
         <w:pStyle w:val="Heading1"/>
       </w:pPr>
-      <w:bookmarkStart w:id="28" w:name="_Toc237351715"/>
+      <w:bookmarkStart w:id="28" w:name="_Toc237369188"/>
       <w:r>
         <w:lastRenderedPageBreak/>
         <w:t>Team Structure, Roles and Responsibilities</w:t>
@@ -8330,7 +8330,7 @@
       <w:pPr>
         <w:pStyle w:val="Heading2"/>
       </w:pPr>
-      <w:bookmarkStart w:id="29" w:name="_Toc237351716"/>
+      <w:bookmarkStart w:id="29" w:name="_Toc237369189"/>
       <w:r>
         <w:t>Team Structure</w:t>
       </w:r>
@@ -8549,7 +8549,7 @@
       <w:pPr>
         <w:pStyle w:val="Heading2"/>
       </w:pPr>
-      <w:bookmarkStart w:id="30" w:name="_Toc237351717"/>
+      <w:bookmarkStart w:id="30" w:name="_Toc237369190"/>
       <w:r>
         <w:t>Roles</w:t>
       </w:r>
@@ -8654,7 +8654,7 @@
       <w:pPr>
         <w:pStyle w:val="Heading2"/>
       </w:pPr>
-      <w:bookmarkStart w:id="31" w:name="_Toc237351718"/>
+      <w:bookmarkStart w:id="31" w:name="_Toc237369191"/>
       <w:r>
         <w:lastRenderedPageBreak/>
         <w:t>Responsibilities Matrix</w:t>
@@ -10006,7 +10006,7 @@
       <w:pPr>
         <w:pStyle w:val="Heading1"/>
       </w:pPr>
-      <w:bookmarkStart w:id="32" w:name="_Toc237351719"/>
+      <w:bookmarkStart w:id="32" w:name="_Toc237369192"/>
       <w:r>
         <w:lastRenderedPageBreak/>
         <w:t>Required Tools and Resources</w:t>
@@ -10388,7 +10388,7 @@
       <w:pPr>
         <w:pStyle w:val="Heading2"/>
       </w:pPr>
-      <w:bookmarkStart w:id="33" w:name="_Toc237351720"/>
+      <w:bookmarkStart w:id="33" w:name="_Toc237369193"/>
       <w:r>
         <w:lastRenderedPageBreak/>
         <w:t>Individual Contribution Declaration</w:t>
@@ -10454,7 +10454,7 @@
       <w:pPr>
         <w:pStyle w:val="Heading1"/>
       </w:pPr>
-      <w:bookmarkStart w:id="34" w:name="_Toc237351721"/>
+      <w:bookmarkStart w:id="34" w:name="_Toc237369194"/>
       <w:r>
         <w:lastRenderedPageBreak/>
         <w:t>Detailed Requirements and System Architecture</w:t>
@@ -10465,7 +10465,7 @@
       <w:pPr>
         <w:pStyle w:val="Heading2"/>
       </w:pPr>
-      <w:bookmarkStart w:id="35" w:name="_Toc237351722"/>
+      <w:bookmarkStart w:id="35" w:name="_Toc237369195"/>
       <w:r>
         <w:t>System Requirements</w:t>
       </w:r>
@@ -10475,7 +10475,7 @@
       <w:pPr>
         <w:pStyle w:val="Heading3"/>
       </w:pPr>
-      <w:bookmarkStart w:id="36" w:name="_Toc237351723"/>
+      <w:bookmarkStart w:id="36" w:name="_Toc237369196"/>
       <w:r>
         <w:t>User Profile and Mobile Interface</w:t>
       </w:r>
@@ -10493,7 +10493,7 @@
         </w:numPr>
       </w:pPr>
       <w:r>
-        <w:t>The system shall allow users to create and manage a user profile containing information required for personalised meal planning.</w:t>
+        <w:t>The system shall provide functionality for users to create and manage a user profile containing information required for personalised meal planning.</w:t>
       </w:r>
     </w:p>
     <w:p>
@@ -10505,7 +10505,7 @@
         </w:numPr>
       </w:pPr>
       <w:r>
-        <w:t xml:space="preserve">The system shall allow users to enter and update their health and weight goals. </w:t>
+        <w:t>The system shall allow users to provide and manage their health and weight goals.</w:t>
       </w:r>
     </w:p>
     <w:p>
@@ -10517,10 +10517,7 @@
         </w:numPr>
       </w:pPr>
       <w:r>
-        <w:t>T</w:t>
-      </w:r>
-      <w:r>
-        <w:t xml:space="preserve">he system shall allow users to enter and update their dietary requirements and food preferences. </w:t>
+        <w:t>The system shall allow users to provide and manage their dietary requirements and food preferences.</w:t>
       </w:r>
     </w:p>
     <w:p>
@@ -10532,7 +10529,7 @@
         </w:numPr>
       </w:pPr>
       <w:r>
-        <w:t xml:space="preserve">The system shall allow users to enter and manage ingredients currently available to them. </w:t>
+        <w:t>The system shall allow users to provide and manage ingredients currently available to them.</w:t>
       </w:r>
     </w:p>
     <w:p>
@@ -10544,7 +10541,7 @@
         </w:numPr>
       </w:pPr>
       <w:r>
-        <w:t xml:space="preserve">The system shall provide an Android mobile interface that allows users to interact with the application's primary functions. </w:t>
+        <w:t>The system shall store and retrieve user profile information so that it can be used by other application components.</w:t>
       </w:r>
     </w:p>
     <w:p>
@@ -10556,7 +10553,7 @@
         </w:numPr>
       </w:pPr>
       <w:r>
-        <w:t xml:space="preserve">The system shall allow users to access and view generated meal plans, recipes, nutritional information and grocery lists through the mobile interface. </w:t>
+        <w:t>The system shall provide an Android mobile interface through which users can access and interact with the application's primary functions.</w:t>
       </w:r>
     </w:p>
     <w:p>
@@ -10568,14 +10565,46 @@
         </w:numPr>
       </w:pPr>
       <w:r>
-        <w:t>The system shall provide navigation between the application's primary features.</w:t>
+        <w:t xml:space="preserve">The system shall provide interfaces for users to </w:t>
+      </w:r>
+      <w:proofErr w:type="gramStart"/>
+      <w:r>
+        <w:t>enter,</w:t>
+      </w:r>
+      <w:proofErr w:type="gramEnd"/>
+      <w:r>
+        <w:t xml:space="preserve"> view and update information used for personalised meal planning.</w:t>
+      </w:r>
+    </w:p>
+    <w:p>
+      <w:pPr>
+        <w:pStyle w:val="ListParagraph"/>
+        <w:numPr>
+          <w:ilvl w:val="0"/>
+          <w:numId w:val="40"/>
+        </w:numPr>
+      </w:pPr>
+      <w:r>
+        <w:t>The system shall provide navigation between the application's primary functions.</w:t>
+      </w:r>
+    </w:p>
+    <w:p>
+      <w:pPr>
+        <w:pStyle w:val="ListParagraph"/>
+        <w:numPr>
+          <w:ilvl w:val="0"/>
+          <w:numId w:val="40"/>
+        </w:numPr>
+      </w:pPr>
+      <w:r>
+        <w:t>The system shall present generated meal plans, recipes, nutritional information and grocery lists to the user.</w:t>
       </w:r>
     </w:p>
     <w:p>
       <w:pPr>
         <w:pStyle w:val="Heading3"/>
       </w:pPr>
-      <w:bookmarkStart w:id="37" w:name="_Toc237351724"/>
+      <w:bookmarkStart w:id="37" w:name="_Toc237369197"/>
       <w:r>
         <w:t>AI Meal Plan and Recipe Generation</w:t>
       </w:r>
@@ -10589,7 +10618,7 @@
       <w:pPr>
         <w:pStyle w:val="Heading3"/>
       </w:pPr>
-      <w:bookmarkStart w:id="38" w:name="_Toc237351725"/>
+      <w:bookmarkStart w:id="38" w:name="_Toc237369198"/>
       <w:r>
         <w:t>Nutrition, Grocery List and Data Storage</w:t>
       </w:r>
@@ -10599,10 +10628,25 @@
     <w:p/>
     <w:p>
       <w:pPr>
+        <w:spacing w:after="160" w:line="259" w:lineRule="auto"/>
+        <w:rPr>
+          <w:rFonts w:asciiTheme="majorHAnsi" w:eastAsiaTheme="majorEastAsia" w:hAnsiTheme="majorHAnsi" w:cstheme="majorBidi"/>
+          <w:color w:val="0F4761" w:themeColor="accent1" w:themeShade="BF"/>
+          <w:sz w:val="32"/>
+          <w:szCs w:val="32"/>
+        </w:rPr>
+      </w:pPr>
+      <w:r>
+        <w:br w:type="page"/>
+      </w:r>
+    </w:p>
+    <w:p>
+      <w:pPr>
         <w:pStyle w:val="Heading2"/>
       </w:pPr>
-      <w:bookmarkStart w:id="39" w:name="_Toc237351726"/>
-      <w:r>
+      <w:bookmarkStart w:id="39" w:name="_Toc237369199"/>
+      <w:r>
+        <w:lastRenderedPageBreak/>
         <w:t>Functional Requirements</w:t>
       </w:r>
       <w:bookmarkEnd w:id="39"/>
@@ -10614,7 +10658,7 @@
       <w:pPr>
         <w:pStyle w:val="Heading3"/>
       </w:pPr>
-      <w:bookmarkStart w:id="40" w:name="_Toc237351727"/>
+      <w:bookmarkStart w:id="40" w:name="_Toc237369200"/>
       <w:r>
         <w:t>User Profile and Mobile Interface</w:t>
       </w:r>
@@ -10623,12 +10667,172 @@
         <w:t xml:space="preserve"> </w:t>
       </w:r>
     </w:p>
+    <w:p>
+      <w:pPr>
+        <w:pStyle w:val="Heading4"/>
+      </w:pPr>
+      <w:r>
+        <w:t>User Profile Manager</w:t>
+      </w:r>
+    </w:p>
+    <w:p>
+      <w:pPr>
+        <w:pStyle w:val="ListParagraph"/>
+        <w:numPr>
+          <w:ilvl w:val="0"/>
+          <w:numId w:val="44"/>
+        </w:numPr>
+      </w:pPr>
+      <w:r>
+        <w:t xml:space="preserve">The system shall allow users to create, view and update their user profile. </w:t>
+      </w:r>
+    </w:p>
+    <w:p>
+      <w:pPr>
+        <w:pStyle w:val="ListParagraph"/>
+        <w:numPr>
+          <w:ilvl w:val="0"/>
+          <w:numId w:val="44"/>
+        </w:numPr>
+      </w:pPr>
+      <w:r>
+        <w:t xml:space="preserve">The system shall allow users to select and update their health and weight goals, including weight loss, maintenance or weight gain. </w:t>
+      </w:r>
+    </w:p>
+    <w:p>
+      <w:pPr>
+        <w:pStyle w:val="ListParagraph"/>
+        <w:numPr>
+          <w:ilvl w:val="0"/>
+          <w:numId w:val="44"/>
+        </w:numPr>
+      </w:pPr>
+      <w:r>
+        <w:t xml:space="preserve">The system shall allow users to enter and update dietary requirements, restrictions and food preferences. </w:t>
+      </w:r>
+    </w:p>
+    <w:p>
+      <w:pPr>
+        <w:pStyle w:val="ListParagraph"/>
+        <w:numPr>
+          <w:ilvl w:val="0"/>
+          <w:numId w:val="44"/>
+        </w:numPr>
+      </w:pPr>
+      <w:r>
+        <w:t xml:space="preserve">The system shall allow users to add, view and remove ingredients currently available to them. </w:t>
+      </w:r>
+    </w:p>
+    <w:p>
+      <w:pPr>
+        <w:pStyle w:val="ListParagraph"/>
+        <w:numPr>
+          <w:ilvl w:val="0"/>
+          <w:numId w:val="44"/>
+        </w:numPr>
+      </w:pPr>
+      <w:r>
+        <w:t xml:space="preserve">The system shall validate required user information before it is saved. </w:t>
+      </w:r>
+    </w:p>
+    <w:p>
+      <w:pPr>
+        <w:pStyle w:val="ListParagraph"/>
+        <w:numPr>
+          <w:ilvl w:val="0"/>
+          <w:numId w:val="44"/>
+        </w:numPr>
+      </w:pPr>
+      <w:r>
+        <w:t>The system shall store and retrieve user profile information for use by the application's meal planning and recipe generation components.</w:t>
+      </w:r>
+    </w:p>
+    <w:p>
+      <w:pPr>
+        <w:pStyle w:val="Heading4"/>
+      </w:pPr>
+      <w:r>
+        <w:t>Mobile App Interface</w:t>
+      </w:r>
+    </w:p>
+    <w:p>
+      <w:pPr>
+        <w:pStyle w:val="ListParagraph"/>
+        <w:numPr>
+          <w:ilvl w:val="0"/>
+          <w:numId w:val="46"/>
+        </w:numPr>
+      </w:pPr>
+      <w:r>
+        <w:t xml:space="preserve">The system shall provide interfaces for users to enter and manage their profile information and available ingredients. </w:t>
+      </w:r>
+    </w:p>
+    <w:p>
+      <w:pPr>
+        <w:pStyle w:val="ListParagraph"/>
+        <w:numPr>
+          <w:ilvl w:val="0"/>
+          <w:numId w:val="46"/>
+        </w:numPr>
+      </w:pPr>
+      <w:r>
+        <w:t xml:space="preserve">The system shall provide navigation between the application's primary features. </w:t>
+      </w:r>
+    </w:p>
+    <w:p>
+      <w:pPr>
+        <w:pStyle w:val="ListParagraph"/>
+        <w:numPr>
+          <w:ilvl w:val="0"/>
+          <w:numId w:val="46"/>
+        </w:numPr>
+      </w:pPr>
+      <w:r>
+        <w:t xml:space="preserve">The system shall display generated weekly meal plans and recipes. </w:t>
+      </w:r>
+    </w:p>
+    <w:p>
+      <w:pPr>
+        <w:pStyle w:val="ListParagraph"/>
+        <w:numPr>
+          <w:ilvl w:val="0"/>
+          <w:numId w:val="46"/>
+        </w:numPr>
+      </w:pPr>
+      <w:r>
+        <w:t xml:space="preserve">The system shall display calorie, macronutrient and micronutrient information for generated meals. </w:t>
+      </w:r>
+    </w:p>
+    <w:p>
+      <w:pPr>
+        <w:pStyle w:val="ListParagraph"/>
+        <w:numPr>
+          <w:ilvl w:val="0"/>
+          <w:numId w:val="46"/>
+        </w:numPr>
+      </w:pPr>
+      <w:r>
+        <w:t xml:space="preserve">The system shall display generated and categorised grocery lists. </w:t>
+      </w:r>
+    </w:p>
+    <w:p>
+      <w:pPr>
+        <w:pStyle w:val="ListParagraph"/>
+        <w:numPr>
+          <w:ilvl w:val="0"/>
+          <w:numId w:val="46"/>
+        </w:numPr>
+      </w:pPr>
+      <w:r>
+        <w:t>The system shall provide appropriate feedback when required user input is missing or invalid.</w:t>
+      </w:r>
+    </w:p>
     <w:p/>
     <w:p>
       <w:pPr>
         <w:pStyle w:val="Heading3"/>
       </w:pPr>
-      <w:bookmarkStart w:id="41" w:name="_Toc237351728"/>
+      <w:bookmarkStart w:id="41" w:name="_Toc237369201"/>
       <w:r>
         <w:t>AI Meal Plan and Recipe Generation</w:t>
       </w:r>
@@ -10642,7 +10846,7 @@
       <w:pPr>
         <w:pStyle w:val="Heading3"/>
       </w:pPr>
-      <w:bookmarkStart w:id="42" w:name="_Toc237351729"/>
+      <w:bookmarkStart w:id="42" w:name="_Toc237369202"/>
       <w:r>
         <w:t>Nutrition, Grocery List and Data Storage</w:t>
       </w:r>
@@ -10665,7 +10869,7 @@
       <w:pPr>
         <w:pStyle w:val="Heading2"/>
       </w:pPr>
-      <w:bookmarkStart w:id="43" w:name="_Toc237351730"/>
+      <w:bookmarkStart w:id="43" w:name="_Toc237369203"/>
       <w:r>
         <w:lastRenderedPageBreak/>
         <w:t>Non-Functional Requirements</w:t>
@@ -10680,7 +10884,7 @@
       <w:pPr>
         <w:pStyle w:val="Heading2"/>
       </w:pPr>
-      <w:bookmarkStart w:id="44" w:name="_Toc237351731"/>
+      <w:bookmarkStart w:id="44" w:name="_Toc237369204"/>
       <w:r>
         <w:t>Quality Standards and Metrics</w:t>
       </w:r>
@@ -10694,11 +10898,39 @@
       <w:pPr>
         <w:pStyle w:val="Heading2"/>
       </w:pPr>
-      <w:bookmarkStart w:id="45" w:name="_Toc237351732"/>
+      <w:bookmarkStart w:id="45" w:name="_Toc237369205"/>
       <w:r>
         <w:t>System Architecture</w:t>
       </w:r>
       <w:bookmarkEnd w:id="45"/>
+    </w:p>
+    <w:p>
+      <w:r>
+        <w:t xml:space="preserve">The AI-Based Smart Meal Planner will use a mobile client architecture, with the Android application acting as the main interface between the user and the application's functionality. The application will contain separate components for user profile management, meal plan generation, recipe generation, nutrition analysis, grocery list generation and data </w:t>
+      </w:r>
+      <w:proofErr w:type="spellStart"/>
+      <w:r>
+        <w:t>storage.</w:t>
+      </w:r>
+      <w:proofErr w:type="spellEnd"/>
+    </w:p>
+    <w:p>
+      <w:r>
+        <w:t>The Mobile App Interface will allow the user to enter and manage profile information, navigate between features and view generated results. The User Profile Component will provide the user's health and weight goals, dietary requirements, food preferences and available ingredients to the meal planning and recipe generation components.</w:t>
+      </w:r>
+      <w:r>
+        <w:t xml:space="preserve"> </w:t>
+      </w:r>
+    </w:p>
+    <w:p>
+      <w:r>
+        <w:t>The Meal Plan Generator and Recipe Generator will communicate with an external Generative AI API to generate personalised meal plans and recipes. The Nutrition Analysis Component will use ingredient quantities from generated recipes and nutritional values obtained from an external nutrition data source/API to calculate the nutritional values of meals. The Grocery List Generator will use ingredients required by generated meal plans and recipes to produce categorised grocery lists.</w:t>
+      </w:r>
+    </w:p>
+    <w:p>
+      <w:r>
+        <w:t>Application data, including user profile information, generated meal plans, recipes and grocery lists, will be stored and retrieved through the application's data storage component. This architecture separates the main application functions into individual components while allowing them to exchange the information required to provide the application's overall functionality. This remains consistent with the components established in the Project Proposal</w:t>
+      </w:r>
     </w:p>
     <w:sectPr>
       <w:pgSz w:w="11906" w:h="16838"/>
@@ -12395,6 +12627,119 @@
     </w:lvl>
   </w:abstractNum>
   <w:abstractNum w:abstractNumId="14" w15:restartNumberingAfterBreak="0">
+    <w:nsid w:val="35E30B63"/>
+    <w:multiLevelType w:val="hybridMultilevel"/>
+    <w:tmpl w:val="ED50AD3C"/>
+    <w:lvl w:ilvl="0" w:tplc="0C090001">
+      <w:start w:val="1"/>
+      <w:numFmt w:val="bullet"/>
+      <w:lvlText w:val=""/>
+      <w:lvlJc w:val="left"/>
+      <w:pPr>
+        <w:ind w:left="720" w:hanging="360"/>
+      </w:pPr>
+      <w:rPr>
+        <w:rFonts w:ascii="Symbol" w:hAnsi="Symbol" w:hint="default"/>
+      </w:rPr>
+    </w:lvl>
+    <w:lvl w:ilvl="1" w:tplc="0C090003" w:tentative="1">
+      <w:start w:val="1"/>
+      <w:numFmt w:val="bullet"/>
+      <w:lvlText w:val="o"/>
+      <w:lvlJc w:val="left"/>
+      <w:pPr>
+        <w:ind w:left="1440" w:hanging="360"/>
+      </w:pPr>
+      <w:rPr>
+        <w:rFonts w:ascii="Courier New" w:hAnsi="Courier New" w:cs="Courier New" w:hint="default"/>
+      </w:rPr>
+    </w:lvl>
+    <w:lvl w:ilvl="2" w:tplc="0C090005" w:tentative="1">
+      <w:start w:val="1"/>
+      <w:numFmt w:val="bullet"/>
+      <w:lvlText w:val=""/>
+      <w:lvlJc w:val="left"/>
+      <w:pPr>
+        <w:ind w:left="2160" w:hanging="360"/>
+      </w:pPr>
+      <w:rPr>
+        <w:rFonts w:ascii="Wingdings" w:hAnsi="Wingdings" w:hint="default"/>
+      </w:rPr>
+    </w:lvl>
+    <w:lvl w:ilvl="3" w:tplc="0C090001" w:tentative="1">
+      <w:start w:val="1"/>
+      <w:numFmt w:val="bullet"/>
+      <w:lvlText w:val=""/>
+      <w:lvlJc w:val="left"/>
+      <w:pPr>
+        <w:ind w:left="2880" w:hanging="360"/>
+      </w:pPr>
+      <w:rPr>
+        <w:rFonts w:ascii="Symbol" w:hAnsi="Symbol" w:hint="default"/>
+      </w:rPr>
+    </w:lvl>
+    <w:lvl w:ilvl="4" w:tplc="0C090003" w:tentative="1">
+      <w:start w:val="1"/>
+      <w:numFmt w:val="bullet"/>
+      <w:lvlText w:val="o"/>
+      <w:lvlJc w:val="left"/>
+      <w:pPr>
+        <w:ind w:left="3600" w:hanging="360"/>
+      </w:pPr>
+      <w:rPr>
+        <w:rFonts w:ascii="Courier New" w:hAnsi="Courier New" w:cs="Courier New" w:hint="default"/>
+      </w:rPr>
+    </w:lvl>
+    <w:lvl w:ilvl="5" w:tplc="0C090005" w:tentative="1">
+      <w:start w:val="1"/>
+      <w:numFmt w:val="bullet"/>
+      <w:lvlText w:val=""/>
+      <w:lvlJc w:val="left"/>
+      <w:pPr>
+        <w:ind w:left="4320" w:hanging="360"/>
+      </w:pPr>
+      <w:rPr>
+        <w:rFonts w:ascii="Wingdings" w:hAnsi="Wingdings" w:hint="default"/>
+      </w:rPr>
+    </w:lvl>
+    <w:lvl w:ilvl="6" w:tplc="0C090001" w:tentative="1">
+      <w:start w:val="1"/>
+      <w:numFmt w:val="bullet"/>
+      <w:lvlText w:val=""/>
+      <w:lvlJc w:val="left"/>
+      <w:pPr>
+        <w:ind w:left="5040" w:hanging="360"/>
+      </w:pPr>
+      <w:rPr>
+        <w:rFonts w:ascii="Symbol" w:hAnsi="Symbol" w:hint="default"/>
+      </w:rPr>
+    </w:lvl>
+    <w:lvl w:ilvl="7" w:tplc="0C090003" w:tentative="1">
+      <w:start w:val="1"/>
+      <w:numFmt w:val="bullet"/>
+      <w:lvlText w:val="o"/>
+      <w:lvlJc w:val="left"/>
+      <w:pPr>
+        <w:ind w:left="5760" w:hanging="360"/>
+      </w:pPr>
+      <w:rPr>
+        <w:rFonts w:ascii="Courier New" w:hAnsi="Courier New" w:cs="Courier New" w:hint="default"/>
+      </w:rPr>
+    </w:lvl>
+    <w:lvl w:ilvl="8" w:tplc="0C090005" w:tentative="1">
+      <w:start w:val="1"/>
+      <w:numFmt w:val="bullet"/>
+      <w:lvlText w:val=""/>
+      <w:lvlJc w:val="left"/>
+      <w:pPr>
+        <w:ind w:left="6480" w:hanging="360"/>
+      </w:pPr>
+      <w:rPr>
+        <w:rFonts w:ascii="Wingdings" w:hAnsi="Wingdings" w:hint="default"/>
+      </w:rPr>
+    </w:lvl>
+  </w:abstractNum>
+  <w:abstractNum w:abstractNumId="15" w15:restartNumberingAfterBreak="0">
     <w:nsid w:val="3A156E6B"/>
     <w:multiLevelType w:val="multilevel"/>
     <w:tmpl w:val="B5040C48"/>
@@ -12539,7 +12884,7 @@
       </w:rPr>
     </w:lvl>
   </w:abstractNum>
-  <w:abstractNum w:abstractNumId="15" w15:restartNumberingAfterBreak="0">
+  <w:abstractNum w:abstractNumId="16" w15:restartNumberingAfterBreak="0">
     <w:nsid w:val="3B352DB5"/>
     <w:multiLevelType w:val="hybridMultilevel"/>
     <w:tmpl w:val="5F42F0F4"/>
@@ -12652,7 +12997,156 @@
       </w:rPr>
     </w:lvl>
   </w:abstractNum>
-  <w:abstractNum w:abstractNumId="16" w15:restartNumberingAfterBreak="0">
+  <w:abstractNum w:abstractNumId="17" w15:restartNumberingAfterBreak="0">
+    <w:nsid w:val="3FC47FC7"/>
+    <w:multiLevelType w:val="multilevel"/>
+    <w:tmpl w:val="8DD008DC"/>
+    <w:lvl w:ilvl="0">
+      <w:start w:val="1"/>
+      <w:numFmt w:val="bullet"/>
+      <w:lvlText w:val=""/>
+      <w:lvlJc w:val="left"/>
+      <w:pPr>
+        <w:tabs>
+          <w:tab w:val="num" w:pos="720"/>
+        </w:tabs>
+        <w:ind w:left="720" w:hanging="360"/>
+      </w:pPr>
+      <w:rPr>
+        <w:rFonts w:ascii="Symbol" w:hAnsi="Symbol" w:hint="default"/>
+        <w:sz w:val="20"/>
+      </w:rPr>
+    </w:lvl>
+    <w:lvl w:ilvl="1" w:tentative="1">
+      <w:start w:val="1"/>
+      <w:numFmt w:val="bullet"/>
+      <w:lvlText w:val="o"/>
+      <w:lvlJc w:val="left"/>
+      <w:pPr>
+        <w:tabs>
+          <w:tab w:val="num" w:pos="1440"/>
+        </w:tabs>
+        <w:ind w:left="1440" w:hanging="360"/>
+      </w:pPr>
+      <w:rPr>
+        <w:rFonts w:ascii="Courier New" w:hAnsi="Courier New" w:hint="default"/>
+        <w:sz w:val="20"/>
+      </w:rPr>
+    </w:lvl>
+    <w:lvl w:ilvl="2" w:tentative="1">
+      <w:start w:val="1"/>
+      <w:numFmt w:val="bullet"/>
+      <w:lvlText w:val=""/>
+      <w:lvlJc w:val="left"/>
+      <w:pPr>
+        <w:tabs>
+          <w:tab w:val="num" w:pos="2160"/>
+        </w:tabs>
+        <w:ind w:left="2160" w:hanging="360"/>
+      </w:pPr>
+      <w:rPr>
+        <w:rFonts w:ascii="Wingdings" w:hAnsi="Wingdings" w:hint="default"/>
+        <w:sz w:val="20"/>
+      </w:rPr>
+    </w:lvl>
+    <w:lvl w:ilvl="3" w:tentative="1">
+      <w:start w:val="1"/>
+      <w:numFmt w:val="bullet"/>
+      <w:lvlText w:val=""/>
+      <w:lvlJc w:val="left"/>
+      <w:pPr>
+        <w:tabs>
+          <w:tab w:val="num" w:pos="2880"/>
+        </w:tabs>
+        <w:ind w:left="2880" w:hanging="360"/>
+      </w:pPr>
+      <w:rPr>
+        <w:rFonts w:ascii="Wingdings" w:hAnsi="Wingdings" w:hint="default"/>
+        <w:sz w:val="20"/>
+      </w:rPr>
+    </w:lvl>
+    <w:lvl w:ilvl="4" w:tentative="1">
+      <w:start w:val="1"/>
+      <w:numFmt w:val="bullet"/>
+      <w:lvlText w:val=""/>
+      <w:lvlJc w:val="left"/>
+      <w:pPr>
+        <w:tabs>
+          <w:tab w:val="num" w:pos="3600"/>
+        </w:tabs>
+        <w:ind w:left="3600" w:hanging="360"/>
+      </w:pPr>
+      <w:rPr>
+        <w:rFonts w:ascii="Wingdings" w:hAnsi="Wingdings" w:hint="default"/>
+        <w:sz w:val="20"/>
+      </w:rPr>
+    </w:lvl>
+    <w:lvl w:ilvl="5" w:tentative="1">
+      <w:start w:val="1"/>
+      <w:numFmt w:val="bullet"/>
+      <w:lvlText w:val=""/>
+      <w:lvlJc w:val="left"/>
+      <w:pPr>
+        <w:tabs>
+          <w:tab w:val="num" w:pos="4320"/>
+        </w:tabs>
+        <w:ind w:left="4320" w:hanging="360"/>
+      </w:pPr>
+      <w:rPr>
+        <w:rFonts w:ascii="Wingdings" w:hAnsi="Wingdings" w:hint="default"/>
+        <w:sz w:val="20"/>
+      </w:rPr>
+    </w:lvl>
+    <w:lvl w:ilvl="6" w:tentative="1">
+      <w:start w:val="1"/>
+      <w:numFmt w:val="bullet"/>
+      <w:lvlText w:val=""/>
+      <w:lvlJc w:val="left"/>
+      <w:pPr>
+        <w:tabs>
+          <w:tab w:val="num" w:pos="5040"/>
+        </w:tabs>
+        <w:ind w:left="5040" w:hanging="360"/>
+      </w:pPr>
+      <w:rPr>
+        <w:rFonts w:ascii="Wingdings" w:hAnsi="Wingdings" w:hint="default"/>
+        <w:sz w:val="20"/>
+      </w:rPr>
+    </w:lvl>
+    <w:lvl w:ilvl="7" w:tentative="1">
+      <w:start w:val="1"/>
+      <w:numFmt w:val="bullet"/>
+      <w:lvlText w:val=""/>
+      <w:lvlJc w:val="left"/>
+      <w:pPr>
+        <w:tabs>
+          <w:tab w:val="num" w:pos="5760"/>
+        </w:tabs>
+        <w:ind w:left="5760" w:hanging="360"/>
+      </w:pPr>
+      <w:rPr>
+        <w:rFonts w:ascii="Wingdings" w:hAnsi="Wingdings" w:hint="default"/>
+        <w:sz w:val="20"/>
+      </w:rPr>
+    </w:lvl>
+    <w:lvl w:ilvl="8" w:tentative="1">
+      <w:start w:val="1"/>
+      <w:numFmt w:val="bullet"/>
+      <w:lvlText w:val=""/>
+      <w:lvlJc w:val="left"/>
+      <w:pPr>
+        <w:tabs>
+          <w:tab w:val="num" w:pos="6480"/>
+        </w:tabs>
+        <w:ind w:left="6480" w:hanging="360"/>
+      </w:pPr>
+      <w:rPr>
+        <w:rFonts w:ascii="Wingdings" w:hAnsi="Wingdings" w:hint="default"/>
+        <w:sz w:val="20"/>
+      </w:rPr>
+    </w:lvl>
+  </w:abstractNum>
+  <w:abstractNum w:abstractNumId="18" w15:restartNumberingAfterBreak="0">
     <w:nsid w:val="40FA7012"/>
     <w:multiLevelType w:val="hybridMultilevel"/>
     <w:tmpl w:val="4BC2C186"/>
@@ -12765,7 +13259,7 @@
       </w:rPr>
     </w:lvl>
   </w:abstractNum>
-  <w:abstractNum w:abstractNumId="17" w15:restartNumberingAfterBreak="0">
+  <w:abstractNum w:abstractNumId="19" w15:restartNumberingAfterBreak="0">
     <w:nsid w:val="457A1E29"/>
     <w:multiLevelType w:val="hybridMultilevel"/>
     <w:tmpl w:val="64465D2C"/>
@@ -12878,7 +13372,7 @@
       </w:rPr>
     </w:lvl>
   </w:abstractNum>
-  <w:abstractNum w:abstractNumId="18" w15:restartNumberingAfterBreak="0">
+  <w:abstractNum w:abstractNumId="20" w15:restartNumberingAfterBreak="0">
     <w:nsid w:val="47566018"/>
     <w:multiLevelType w:val="hybridMultilevel"/>
     <w:tmpl w:val="A2D4318A"/>
@@ -12991,7 +13485,7 @@
       </w:rPr>
     </w:lvl>
   </w:abstractNum>
-  <w:abstractNum w:abstractNumId="19" w15:restartNumberingAfterBreak="0">
+  <w:abstractNum w:abstractNumId="21" w15:restartNumberingAfterBreak="0">
     <w:nsid w:val="47926C51"/>
     <w:multiLevelType w:val="hybridMultilevel"/>
     <w:tmpl w:val="5A7CAAAC"/>
@@ -13104,10 +13598,10 @@
       </w:rPr>
     </w:lvl>
   </w:abstractNum>
-  <w:abstractNum w:abstractNumId="20" w15:restartNumberingAfterBreak="0">
+  <w:abstractNum w:abstractNumId="22" w15:restartNumberingAfterBreak="0">
     <w:nsid w:val="488D111A"/>
     <w:multiLevelType w:val="hybridMultilevel"/>
-    <w:tmpl w:val="80104E2C"/>
+    <w:tmpl w:val="C1A08A76"/>
     <w:lvl w:ilvl="0" w:tplc="0C090001">
       <w:start w:val="1"/>
       <w:numFmt w:val="bullet"/>
@@ -13217,7 +13711,7 @@
       </w:rPr>
     </w:lvl>
   </w:abstractNum>
-  <w:abstractNum w:abstractNumId="21" w15:restartNumberingAfterBreak="0">
+  <w:abstractNum w:abstractNumId="23" w15:restartNumberingAfterBreak="0">
     <w:nsid w:val="4D545147"/>
     <w:multiLevelType w:val="hybridMultilevel"/>
     <w:tmpl w:val="BA8ACE7E"/>
@@ -13330,7 +13824,7 @@
       </w:rPr>
     </w:lvl>
   </w:abstractNum>
-  <w:abstractNum w:abstractNumId="22" w15:restartNumberingAfterBreak="0">
+  <w:abstractNum w:abstractNumId="24" w15:restartNumberingAfterBreak="0">
     <w:nsid w:val="54517B52"/>
     <w:multiLevelType w:val="hybridMultilevel"/>
     <w:tmpl w:val="B226F6B4"/>
@@ -13443,7 +13937,7 @@
       </w:rPr>
     </w:lvl>
   </w:abstractNum>
-  <w:abstractNum w:abstractNumId="23" w15:restartNumberingAfterBreak="0">
+  <w:abstractNum w:abstractNumId="25" w15:restartNumberingAfterBreak="0">
     <w:nsid w:val="5462005A"/>
     <w:multiLevelType w:val="multilevel"/>
     <w:tmpl w:val="5D3E7934"/>
@@ -13592,7 +14086,7 @@
       </w:rPr>
     </w:lvl>
   </w:abstractNum>
-  <w:abstractNum w:abstractNumId="24" w15:restartNumberingAfterBreak="0">
+  <w:abstractNum w:abstractNumId="26" w15:restartNumberingAfterBreak="0">
     <w:nsid w:val="566101CF"/>
     <w:multiLevelType w:val="hybridMultilevel"/>
     <w:tmpl w:val="3B7EDAD6"/>
@@ -13705,7 +14199,7 @@
       </w:rPr>
     </w:lvl>
   </w:abstractNum>
-  <w:abstractNum w:abstractNumId="25" w15:restartNumberingAfterBreak="0">
+  <w:abstractNum w:abstractNumId="27" w15:restartNumberingAfterBreak="0">
     <w:nsid w:val="57187F5D"/>
     <w:multiLevelType w:val="hybridMultilevel"/>
     <w:tmpl w:val="C554CF18"/>
@@ -13818,7 +14312,120 @@
       </w:rPr>
     </w:lvl>
   </w:abstractNum>
-  <w:abstractNum w:abstractNumId="26" w15:restartNumberingAfterBreak="0">
+  <w:abstractNum w:abstractNumId="28" w15:restartNumberingAfterBreak="0">
+    <w:nsid w:val="5C8B1A29"/>
+    <w:multiLevelType w:val="hybridMultilevel"/>
+    <w:tmpl w:val="BFDCE2B8"/>
+    <w:lvl w:ilvl="0" w:tplc="0C090001">
+      <w:start w:val="1"/>
+      <w:numFmt w:val="bullet"/>
+      <w:lvlText w:val=""/>
+      <w:lvlJc w:val="left"/>
+      <w:pPr>
+        <w:ind w:left="720" w:hanging="360"/>
+      </w:pPr>
+      <w:rPr>
+        <w:rFonts w:ascii="Symbol" w:hAnsi="Symbol" w:hint="default"/>
+      </w:rPr>
+    </w:lvl>
+    <w:lvl w:ilvl="1" w:tplc="0C090003" w:tentative="1">
+      <w:start w:val="1"/>
+      <w:numFmt w:val="bullet"/>
+      <w:lvlText w:val="o"/>
+      <w:lvlJc w:val="left"/>
+      <w:pPr>
+        <w:ind w:left="1440" w:hanging="360"/>
+      </w:pPr>
+      <w:rPr>
+        <w:rFonts w:ascii="Courier New" w:hAnsi="Courier New" w:cs="Courier New" w:hint="default"/>
+      </w:rPr>
+    </w:lvl>
+    <w:lvl w:ilvl="2" w:tplc="0C090005" w:tentative="1">
+      <w:start w:val="1"/>
+      <w:numFmt w:val="bullet"/>
+      <w:lvlText w:val=""/>
+      <w:lvlJc w:val="left"/>
+      <w:pPr>
+        <w:ind w:left="2160" w:hanging="360"/>
+      </w:pPr>
+      <w:rPr>
+        <w:rFonts w:ascii="Wingdings" w:hAnsi="Wingdings" w:hint="default"/>
+      </w:rPr>
+    </w:lvl>
+    <w:lvl w:ilvl="3" w:tplc="0C090001" w:tentative="1">
+      <w:start w:val="1"/>
+      <w:numFmt w:val="bullet"/>
+      <w:lvlText w:val=""/>
+      <w:lvlJc w:val="left"/>
+      <w:pPr>
+        <w:ind w:left="2880" w:hanging="360"/>
+      </w:pPr>
+      <w:rPr>
+        <w:rFonts w:ascii="Symbol" w:hAnsi="Symbol" w:hint="default"/>
+      </w:rPr>
+    </w:lvl>
+    <w:lvl w:ilvl="4" w:tplc="0C090003" w:tentative="1">
+      <w:start w:val="1"/>
+      <w:numFmt w:val="bullet"/>
+      <w:lvlText w:val="o"/>
+      <w:lvlJc w:val="left"/>
+      <w:pPr>
+        <w:ind w:left="3600" w:hanging="360"/>
+      </w:pPr>
+      <w:rPr>
+        <w:rFonts w:ascii="Courier New" w:hAnsi="Courier New" w:cs="Courier New" w:hint="default"/>
+      </w:rPr>
+    </w:lvl>
+    <w:lvl w:ilvl="5" w:tplc="0C090005" w:tentative="1">
+      <w:start w:val="1"/>
+      <w:numFmt w:val="bullet"/>
+      <w:lvlText w:val=""/>
+      <w:lvlJc w:val="left"/>
+      <w:pPr>
+        <w:ind w:left="4320" w:hanging="360"/>
+      </w:pPr>
+      <w:rPr>
+        <w:rFonts w:ascii="Wingdings" w:hAnsi="Wingdings" w:hint="default"/>
+      </w:rPr>
+    </w:lvl>
+    <w:lvl w:ilvl="6" w:tplc="0C090001" w:tentative="1">
+      <w:start w:val="1"/>
+      <w:numFmt w:val="bullet"/>
+      <w:lvlText w:val=""/>
+      <w:lvlJc w:val="left"/>
+      <w:pPr>
+        <w:ind w:left="5040" w:hanging="360"/>
+      </w:pPr>
+      <w:rPr>
+        <w:rFonts w:ascii="Symbol" w:hAnsi="Symbol" w:hint="default"/>
+      </w:rPr>
+    </w:lvl>
+    <w:lvl w:ilvl="7" w:tplc="0C090003" w:tentative="1">
+      <w:start w:val="1"/>
+      <w:numFmt w:val="bullet"/>
+      <w:lvlText w:val="o"/>
+      <w:lvlJc w:val="left"/>
+      <w:pPr>
+        <w:ind w:left="5760" w:hanging="360"/>
+      </w:pPr>
+      <w:rPr>
+        <w:rFonts w:ascii="Courier New" w:hAnsi="Courier New" w:cs="Courier New" w:hint="default"/>
+      </w:rPr>
+    </w:lvl>
+    <w:lvl w:ilvl="8" w:tplc="0C090005" w:tentative="1">
+      <w:start w:val="1"/>
+      <w:numFmt w:val="bullet"/>
+      <w:lvlText w:val=""/>
+      <w:lvlJc w:val="left"/>
+      <w:pPr>
+        <w:ind w:left="6480" w:hanging="360"/>
+      </w:pPr>
+      <w:rPr>
+        <w:rFonts w:ascii="Wingdings" w:hAnsi="Wingdings" w:hint="default"/>
+      </w:rPr>
+    </w:lvl>
+  </w:abstractNum>
+  <w:abstractNum w:abstractNumId="29" w15:restartNumberingAfterBreak="0">
     <w:nsid w:val="5E8B3751"/>
     <w:multiLevelType w:val="hybridMultilevel"/>
     <w:tmpl w:val="A2B45ABE"/>
@@ -13931,7 +14538,7 @@
       </w:rPr>
     </w:lvl>
   </w:abstractNum>
-  <w:abstractNum w:abstractNumId="27" w15:restartNumberingAfterBreak="0">
+  <w:abstractNum w:abstractNumId="30" w15:restartNumberingAfterBreak="0">
     <w:nsid w:val="6075221A"/>
     <w:multiLevelType w:val="hybridMultilevel"/>
     <w:tmpl w:val="D0E67D12"/>
@@ -14044,7 +14651,7 @@
       </w:rPr>
     </w:lvl>
   </w:abstractNum>
-  <w:abstractNum w:abstractNumId="28" w15:restartNumberingAfterBreak="0">
+  <w:abstractNum w:abstractNumId="31" w15:restartNumberingAfterBreak="0">
     <w:nsid w:val="62ED65AA"/>
     <w:multiLevelType w:val="hybridMultilevel"/>
     <w:tmpl w:val="CF34A8F6"/>
@@ -14157,7 +14764,7 @@
       </w:rPr>
     </w:lvl>
   </w:abstractNum>
-  <w:abstractNum w:abstractNumId="29" w15:restartNumberingAfterBreak="0">
+  <w:abstractNum w:abstractNumId="32" w15:restartNumberingAfterBreak="0">
     <w:nsid w:val="643761F2"/>
     <w:multiLevelType w:val="hybridMultilevel"/>
     <w:tmpl w:val="87902146"/>
@@ -14270,7 +14877,7 @@
       </w:rPr>
     </w:lvl>
   </w:abstractNum>
-  <w:abstractNum w:abstractNumId="30" w15:restartNumberingAfterBreak="0">
+  <w:abstractNum w:abstractNumId="33" w15:restartNumberingAfterBreak="0">
     <w:nsid w:val="643B09BF"/>
     <w:multiLevelType w:val="hybridMultilevel"/>
     <w:tmpl w:val="36B40C4A"/>
@@ -14383,7 +14990,7 @@
       </w:rPr>
     </w:lvl>
   </w:abstractNum>
-  <w:abstractNum w:abstractNumId="31" w15:restartNumberingAfterBreak="0">
+  <w:abstractNum w:abstractNumId="34" w15:restartNumberingAfterBreak="0">
     <w:nsid w:val="68804405"/>
     <w:multiLevelType w:val="hybridMultilevel"/>
     <w:tmpl w:val="73CA6E04"/>
@@ -14496,7 +15103,7 @@
       </w:rPr>
     </w:lvl>
   </w:abstractNum>
-  <w:abstractNum w:abstractNumId="32" w15:restartNumberingAfterBreak="0">
+  <w:abstractNum w:abstractNumId="35" w15:restartNumberingAfterBreak="0">
     <w:nsid w:val="68CA487A"/>
     <w:multiLevelType w:val="hybridMultilevel"/>
     <w:tmpl w:val="7C22CA38"/>
@@ -14609,7 +15216,7 @@
       </w:rPr>
     </w:lvl>
   </w:abstractNum>
-  <w:abstractNum w:abstractNumId="33" w15:restartNumberingAfterBreak="0">
+  <w:abstractNum w:abstractNumId="36" w15:restartNumberingAfterBreak="0">
     <w:nsid w:val="6A050D00"/>
     <w:multiLevelType w:val="hybridMultilevel"/>
     <w:tmpl w:val="E71CBB4E"/>
@@ -14722,7 +15329,156 @@
       </w:rPr>
     </w:lvl>
   </w:abstractNum>
-  <w:abstractNum w:abstractNumId="34" w15:restartNumberingAfterBreak="0">
+  <w:abstractNum w:abstractNumId="37" w15:restartNumberingAfterBreak="0">
+    <w:nsid w:val="6C5128F1"/>
+    <w:multiLevelType w:val="multilevel"/>
+    <w:tmpl w:val="9EDA890C"/>
+    <w:lvl w:ilvl="0">
+      <w:start w:val="1"/>
+      <w:numFmt w:val="bullet"/>
+      <w:lvlText w:val=""/>
+      <w:lvlJc w:val="left"/>
+      <w:pPr>
+        <w:tabs>
+          <w:tab w:val="num" w:pos="720"/>
+        </w:tabs>
+        <w:ind w:left="720" w:hanging="360"/>
+      </w:pPr>
+      <w:rPr>
+        <w:rFonts w:ascii="Symbol" w:hAnsi="Symbol" w:hint="default"/>
+        <w:sz w:val="20"/>
+      </w:rPr>
+    </w:lvl>
+    <w:lvl w:ilvl="1" w:tentative="1">
+      <w:start w:val="1"/>
+      <w:numFmt w:val="bullet"/>
+      <w:lvlText w:val="o"/>
+      <w:lvlJc w:val="left"/>
+      <w:pPr>
+        <w:tabs>
+          <w:tab w:val="num" w:pos="1440"/>
+        </w:tabs>
+        <w:ind w:left="1440" w:hanging="360"/>
+      </w:pPr>
+      <w:rPr>
+        <w:rFonts w:ascii="Courier New" w:hAnsi="Courier New" w:hint="default"/>
+        <w:sz w:val="20"/>
+      </w:rPr>
+    </w:lvl>
+    <w:lvl w:ilvl="2" w:tentative="1">
+      <w:start w:val="1"/>
+      <w:numFmt w:val="bullet"/>
+      <w:lvlText w:val=""/>
+      <w:lvlJc w:val="left"/>
+      <w:pPr>
+        <w:tabs>
+          <w:tab w:val="num" w:pos="2160"/>
+        </w:tabs>
+        <w:ind w:left="2160" w:hanging="360"/>
+      </w:pPr>
+      <w:rPr>
+        <w:rFonts w:ascii="Wingdings" w:hAnsi="Wingdings" w:hint="default"/>
+        <w:sz w:val="20"/>
+      </w:rPr>
+    </w:lvl>
+    <w:lvl w:ilvl="3" w:tentative="1">
+      <w:start w:val="1"/>
+      <w:numFmt w:val="bullet"/>
+      <w:lvlText w:val=""/>
+      <w:lvlJc w:val="left"/>
+      <w:pPr>
+        <w:tabs>
+          <w:tab w:val="num" w:pos="2880"/>
+        </w:tabs>
+        <w:ind w:left="2880" w:hanging="360"/>
+      </w:pPr>
+      <w:rPr>
+        <w:rFonts w:ascii="Wingdings" w:hAnsi="Wingdings" w:hint="default"/>
+        <w:sz w:val="20"/>
+      </w:rPr>
+    </w:lvl>
+    <w:lvl w:ilvl="4" w:tentative="1">
+      <w:start w:val="1"/>
+      <w:numFmt w:val="bullet"/>
+      <w:lvlText w:val=""/>
+      <w:lvlJc w:val="left"/>
+      <w:pPr>
+        <w:tabs>
+          <w:tab w:val="num" w:pos="3600"/>
+        </w:tabs>
+        <w:ind w:left="3600" w:hanging="360"/>
+      </w:pPr>
+      <w:rPr>
+        <w:rFonts w:ascii="Wingdings" w:hAnsi="Wingdings" w:hint="default"/>
+        <w:sz w:val="20"/>
+      </w:rPr>
+    </w:lvl>
+    <w:lvl w:ilvl="5" w:tentative="1">
+      <w:start w:val="1"/>
+      <w:numFmt w:val="bullet"/>
+      <w:lvlText w:val=""/>
+      <w:lvlJc w:val="left"/>
+      <w:pPr>
+        <w:tabs>
+          <w:tab w:val="num" w:pos="4320"/>
+        </w:tabs>
+        <w:ind w:left="4320" w:hanging="360"/>
+      </w:pPr>
+      <w:rPr>
+        <w:rFonts w:ascii="Wingdings" w:hAnsi="Wingdings" w:hint="default"/>
+        <w:sz w:val="20"/>
+      </w:rPr>
+    </w:lvl>
+    <w:lvl w:ilvl="6" w:tentative="1">
+      <w:start w:val="1"/>
+      <w:numFmt w:val="bullet"/>
+      <w:lvlText w:val=""/>
+      <w:lvlJc w:val="left"/>
+      <w:pPr>
+        <w:tabs>
+          <w:tab w:val="num" w:pos="5040"/>
+        </w:tabs>
+        <w:ind w:left="5040" w:hanging="360"/>
+      </w:pPr>
+      <w:rPr>
+        <w:rFonts w:ascii="Wingdings" w:hAnsi="Wingdings" w:hint="default"/>
+        <w:sz w:val="20"/>
+      </w:rPr>
+    </w:lvl>
+    <w:lvl w:ilvl="7" w:tentative="1">
+      <w:start w:val="1"/>
+      <w:numFmt w:val="bullet"/>
+      <w:lvlText w:val=""/>
+      <w:lvlJc w:val="left"/>
+      <w:pPr>
+        <w:tabs>
+          <w:tab w:val="num" w:pos="5760"/>
+        </w:tabs>
+        <w:ind w:left="5760" w:hanging="360"/>
+      </w:pPr>
+      <w:rPr>
+        <w:rFonts w:ascii="Wingdings" w:hAnsi="Wingdings" w:hint="default"/>
+        <w:sz w:val="20"/>
+      </w:rPr>
+    </w:lvl>
+    <w:lvl w:ilvl="8" w:tentative="1">
+      <w:start w:val="1"/>
+      <w:numFmt w:val="bullet"/>
+      <w:lvlText w:val=""/>
+      <w:lvlJc w:val="left"/>
+      <w:pPr>
+        <w:tabs>
+          <w:tab w:val="num" w:pos="6480"/>
+        </w:tabs>
+        <w:ind w:left="6480" w:hanging="360"/>
+      </w:pPr>
+      <w:rPr>
+        <w:rFonts w:ascii="Wingdings" w:hAnsi="Wingdings" w:hint="default"/>
+        <w:sz w:val="20"/>
+      </w:rPr>
+    </w:lvl>
+  </w:abstractNum>
+  <w:abstractNum w:abstractNumId="38" w15:restartNumberingAfterBreak="0">
     <w:nsid w:val="6CB244BD"/>
     <w:multiLevelType w:val="hybridMultilevel"/>
     <w:tmpl w:val="8F02DEE0"/>
@@ -14835,7 +15591,7 @@
       </w:rPr>
     </w:lvl>
   </w:abstractNum>
-  <w:abstractNum w:abstractNumId="35" w15:restartNumberingAfterBreak="0">
+  <w:abstractNum w:abstractNumId="39" w15:restartNumberingAfterBreak="0">
     <w:nsid w:val="6E8526C8"/>
     <w:multiLevelType w:val="multilevel"/>
     <w:tmpl w:val="E842C38E"/>
@@ -14980,7 +15736,7 @@
       </w:rPr>
     </w:lvl>
   </w:abstractNum>
-  <w:abstractNum w:abstractNumId="36" w15:restartNumberingAfterBreak="0">
+  <w:abstractNum w:abstractNumId="40" w15:restartNumberingAfterBreak="0">
     <w:nsid w:val="717F5F94"/>
     <w:multiLevelType w:val="hybridMultilevel"/>
     <w:tmpl w:val="FD9ABCAC"/>
@@ -15093,7 +15849,7 @@
       </w:rPr>
     </w:lvl>
   </w:abstractNum>
-  <w:abstractNum w:abstractNumId="37" w15:restartNumberingAfterBreak="0">
+  <w:abstractNum w:abstractNumId="41" w15:restartNumberingAfterBreak="0">
     <w:nsid w:val="721A1351"/>
     <w:multiLevelType w:val="hybridMultilevel"/>
     <w:tmpl w:val="8DF678F6"/>
@@ -15206,7 +15962,7 @@
       </w:rPr>
     </w:lvl>
   </w:abstractNum>
-  <w:abstractNum w:abstractNumId="38" w15:restartNumberingAfterBreak="0">
+  <w:abstractNum w:abstractNumId="42" w15:restartNumberingAfterBreak="0">
     <w:nsid w:val="72336F79"/>
     <w:multiLevelType w:val="hybridMultilevel"/>
     <w:tmpl w:val="74C663CC"/>
@@ -15319,7 +16075,7 @@
       </w:rPr>
     </w:lvl>
   </w:abstractNum>
-  <w:abstractNum w:abstractNumId="39" w15:restartNumberingAfterBreak="0">
+  <w:abstractNum w:abstractNumId="43" w15:restartNumberingAfterBreak="0">
     <w:nsid w:val="755C1FF4"/>
     <w:multiLevelType w:val="hybridMultilevel"/>
     <w:tmpl w:val="253CF144"/>
@@ -15432,7 +16188,7 @@
       </w:rPr>
     </w:lvl>
   </w:abstractNum>
-  <w:abstractNum w:abstractNumId="40" w15:restartNumberingAfterBreak="0">
+  <w:abstractNum w:abstractNumId="44" w15:restartNumberingAfterBreak="0">
     <w:nsid w:val="771C30B3"/>
     <w:multiLevelType w:val="hybridMultilevel"/>
     <w:tmpl w:val="85160A3A"/>
@@ -15545,7 +16301,7 @@
       </w:rPr>
     </w:lvl>
   </w:abstractNum>
-  <w:abstractNum w:abstractNumId="41" w15:restartNumberingAfterBreak="0">
+  <w:abstractNum w:abstractNumId="45" w15:restartNumberingAfterBreak="0">
     <w:nsid w:val="7B8D15E8"/>
     <w:multiLevelType w:val="hybridMultilevel"/>
     <w:tmpl w:val="2F843AF6"/>
@@ -15659,46 +16415,46 @@
     </w:lvl>
   </w:abstractNum>
   <w:num w:numId="1" w16cid:durableId="2057123923">
-    <w:abstractNumId w:val="40"/>
+    <w:abstractNumId w:val="44"/>
   </w:num>
   <w:num w:numId="2" w16cid:durableId="1603684609">
     <w:abstractNumId w:val="0"/>
   </w:num>
   <w:num w:numId="3" w16cid:durableId="1957592101">
-    <w:abstractNumId w:val="29"/>
+    <w:abstractNumId w:val="32"/>
   </w:num>
   <w:num w:numId="4" w16cid:durableId="78598795">
-    <w:abstractNumId w:val="33"/>
+    <w:abstractNumId w:val="36"/>
   </w:num>
   <w:num w:numId="5" w16cid:durableId="1533375498">
-    <w:abstractNumId w:val="41"/>
+    <w:abstractNumId w:val="45"/>
   </w:num>
   <w:num w:numId="6" w16cid:durableId="1273711372">
-    <w:abstractNumId w:val="24"/>
+    <w:abstractNumId w:val="26"/>
   </w:num>
   <w:num w:numId="7" w16cid:durableId="1788356862">
-    <w:abstractNumId w:val="28"/>
+    <w:abstractNumId w:val="31"/>
   </w:num>
   <w:num w:numId="8" w16cid:durableId="1322999920">
-    <w:abstractNumId w:val="38"/>
+    <w:abstractNumId w:val="42"/>
   </w:num>
   <w:num w:numId="9" w16cid:durableId="824737201">
-    <w:abstractNumId w:val="17"/>
+    <w:abstractNumId w:val="19"/>
   </w:num>
   <w:num w:numId="10" w16cid:durableId="48069807">
     <w:abstractNumId w:val="10"/>
   </w:num>
   <w:num w:numId="11" w16cid:durableId="1966037883">
-    <w:abstractNumId w:val="16"/>
+    <w:abstractNumId w:val="18"/>
   </w:num>
   <w:num w:numId="12" w16cid:durableId="349642178">
-    <w:abstractNumId w:val="26"/>
+    <w:abstractNumId w:val="29"/>
   </w:num>
   <w:num w:numId="13" w16cid:durableId="730423936">
     <w:abstractNumId w:val="3"/>
   </w:num>
   <w:num w:numId="14" w16cid:durableId="103234603">
-    <w:abstractNumId w:val="34"/>
+    <w:abstractNumId w:val="38"/>
   </w:num>
   <w:num w:numId="15" w16cid:durableId="474184495">
     <w:abstractNumId w:val="6"/>
@@ -15710,49 +16466,49 @@
     <w:abstractNumId w:val="2"/>
   </w:num>
   <w:num w:numId="18" w16cid:durableId="748500132">
-    <w:abstractNumId w:val="18"/>
+    <w:abstractNumId w:val="20"/>
   </w:num>
   <w:num w:numId="19" w16cid:durableId="17127518">
-    <w:abstractNumId w:val="25"/>
+    <w:abstractNumId w:val="27"/>
   </w:num>
   <w:num w:numId="20" w16cid:durableId="1069229526">
-    <w:abstractNumId w:val="15"/>
+    <w:abstractNumId w:val="16"/>
   </w:num>
   <w:num w:numId="21" w16cid:durableId="114108150">
-    <w:abstractNumId w:val="36"/>
+    <w:abstractNumId w:val="40"/>
   </w:num>
   <w:num w:numId="22" w16cid:durableId="615212153">
-    <w:abstractNumId w:val="22"/>
+    <w:abstractNumId w:val="24"/>
   </w:num>
   <w:num w:numId="23" w16cid:durableId="1930113212">
-    <w:abstractNumId w:val="27"/>
+    <w:abstractNumId w:val="30"/>
   </w:num>
   <w:num w:numId="24" w16cid:durableId="1500272681">
-    <w:abstractNumId w:val="30"/>
+    <w:abstractNumId w:val="33"/>
   </w:num>
   <w:num w:numId="25" w16cid:durableId="290719200">
-    <w:abstractNumId w:val="35"/>
+    <w:abstractNumId w:val="39"/>
   </w:num>
   <w:num w:numId="26" w16cid:durableId="1836846848">
     <w:abstractNumId w:val="7"/>
   </w:num>
   <w:num w:numId="27" w16cid:durableId="162480860">
+    <w:abstractNumId w:val="25"/>
+  </w:num>
+  <w:num w:numId="28" w16cid:durableId="1824466440">
     <w:abstractNumId w:val="23"/>
   </w:num>
-  <w:num w:numId="28" w16cid:durableId="1824466440">
-    <w:abstractNumId w:val="21"/>
-  </w:num>
   <w:num w:numId="29" w16cid:durableId="1146430461">
-    <w:abstractNumId w:val="31"/>
+    <w:abstractNumId w:val="34"/>
   </w:num>
   <w:num w:numId="30" w16cid:durableId="1923759698">
-    <w:abstractNumId w:val="14"/>
+    <w:abstractNumId w:val="15"/>
   </w:num>
   <w:num w:numId="31" w16cid:durableId="388116278">
     <w:abstractNumId w:val="5"/>
   </w:num>
   <w:num w:numId="32" w16cid:durableId="88308225">
-    <w:abstractNumId w:val="19"/>
+    <w:abstractNumId w:val="21"/>
   </w:num>
   <w:num w:numId="33" w16cid:durableId="1391419989">
     <w:abstractNumId w:val="13"/>
@@ -15761,13 +16517,13 @@
     <w:abstractNumId w:val="11"/>
   </w:num>
   <w:num w:numId="35" w16cid:durableId="950938485">
-    <w:abstractNumId w:val="39"/>
+    <w:abstractNumId w:val="43"/>
   </w:num>
   <w:num w:numId="36" w16cid:durableId="940987491">
     <w:abstractNumId w:val="8"/>
   </w:num>
   <w:num w:numId="37" w16cid:durableId="1208956410">
-    <w:abstractNumId w:val="32"/>
+    <w:abstractNumId w:val="35"/>
   </w:num>
   <w:num w:numId="38" w16cid:durableId="1615360520">
     <w:abstractNumId w:val="9"/>
@@ -15776,13 +16532,25 @@
     <w:abstractNumId w:val="1"/>
   </w:num>
   <w:num w:numId="40" w16cid:durableId="565066533">
-    <w:abstractNumId w:val="20"/>
+    <w:abstractNumId w:val="22"/>
   </w:num>
   <w:num w:numId="41" w16cid:durableId="173963156">
     <w:abstractNumId w:val="12"/>
   </w:num>
   <w:num w:numId="42" w16cid:durableId="485247433">
+    <w:abstractNumId w:val="41"/>
+  </w:num>
+  <w:num w:numId="43" w16cid:durableId="301691907">
+    <w:abstractNumId w:val="17"/>
+  </w:num>
+  <w:num w:numId="44" w16cid:durableId="398525507">
+    <w:abstractNumId w:val="14"/>
+  </w:num>
+  <w:num w:numId="45" w16cid:durableId="479083736">
     <w:abstractNumId w:val="37"/>
+  </w:num>
+  <w:num w:numId="46" w16cid:durableId="965626436">
+    <w:abstractNumId w:val="28"/>
   </w:num>
   <w:numIdMacAtCleanup w:val="21"/>
 </w:numbering>

--- a/TO DO/Group Project Proposal.docx
+++ b/TO DO/Group Project Proposal.docx
@@ -10472,10 +10472,15 @@
       <w:bookmarkEnd w:id="35"/>
     </w:p>
     <w:p>
+      <w:bookmarkStart w:id="36" w:name="_Toc237369196"/>
+      <w:r>
+        <w:t>During the refinement of the system requirements, the Australian Food Composition Database (AFCD) was identified as the proposed nutrition data source for the application. This refines the original Project Proposal, which specified the use of a public nutrition dataset or API. The AFCD will provide existing nutritional data for ingredients, allowing the Nutrition Analysis component to calculate nutritional values based on the quantities used within generated recipes.</w:t>
+      </w:r>
+    </w:p>
+    <w:p>
       <w:pPr>
         <w:pStyle w:val="Heading3"/>
       </w:pPr>
-      <w:bookmarkStart w:id="36" w:name="_Toc237369196"/>
       <w:r>
         <w:t>User Profile and Mobile Interface</w:t>
       </w:r>
@@ -10573,7 +10578,10 @@
       </w:r>
       <w:proofErr w:type="gramEnd"/>
       <w:r>
-        <w:t xml:space="preserve"> view and update information used for personalised meal planning.</w:t>
+        <w:t xml:space="preserve"> </w:t>
+      </w:r>
+      <w:r>
+        <w:t>view and update information used for personalised meal planning.</w:t>
       </w:r>
     </w:p>
     <w:p>
@@ -10906,32 +10914,253 @@
     </w:p>
     <w:p>
       <w:r>
-        <w:t xml:space="preserve">The AI-Based Smart Meal Planner will use a mobile client architecture, with the Android application acting as the main interface between the user and the application's functionality. The application will contain separate components for user profile management, meal plan generation, recipe generation, nutrition analysis, grocery list generation and data </w:t>
-      </w:r>
-      <w:proofErr w:type="spellStart"/>
-      <w:r>
-        <w:t>storage.</w:t>
-      </w:r>
-      <w:proofErr w:type="spellEnd"/>
-    </w:p>
-    <w:p>
-      <w:r>
-        <w:t>The Mobile App Interface will allow the user to enter and manage profile information, navigate between features and view generated results. The User Profile Component will provide the user's health and weight goals, dietary requirements, food preferences and available ingredients to the meal planning and recipe generation components.</w:t>
-      </w:r>
-      <w:r>
-        <w:t xml:space="preserve"> </w:t>
-      </w:r>
-    </w:p>
-    <w:p>
-      <w:r>
-        <w:t>The Meal Plan Generator and Recipe Generator will communicate with an external Generative AI API to generate personalised meal plans and recipes. The Nutrition Analysis Component will use ingredient quantities from generated recipes and nutritional values obtained from an external nutrition data source/API to calculate the nutritional values of meals. The Grocery List Generator will use ingredients required by generated meal plans and recipes to produce categorised grocery lists.</w:t>
-      </w:r>
-    </w:p>
-    <w:p>
-      <w:r>
-        <w:t>Application data, including user profile information, generated meal plans, recipes and grocery lists, will be stored and retrieved through the application's data storage component. This architecture separates the main application functions into individual components while allowing them to exchange the information required to provide the application's overall functionality. This remains consistent with the components established in the Project Proposal</w:t>
-      </w:r>
-    </w:p>
+        <w:t>The AI-Based Smart Meal Planner will use a mobile client architecture, with the Android application acting as the main interface between the user and the application's functionality. The application will contain separate components for user profile management, meal plan generation, recipe generation, nutrition analysis, grocery list generation and data storage.</w:t>
+      </w:r>
+    </w:p>
+    <w:p>
+      <w:r>
+        <w:t>The Mobile App Interface will allow users to enter and manage profile information, navigate between application features and view generated results. User profile information, including health and weight goals, dietary requirements, food preferences and available ingredients, will be used by the Meal Plan Generator and Recipe Generator to personalise generated content.</w:t>
+      </w:r>
+    </w:p>
+    <w:p>
+      <w:r>
+        <w:t>The Meal Plan Generator and Recipe Generator will communicate with an external Generative AI API to generate personalised meal plans and recipes. The Nutrition Analysis component will use nutritional reference data obtained from the Australian Food Composition Database (AFCD) to calculate nutritional values based on the ingredients and quantities contained within generated recipes. The Grocery List Generator will use the ingredients required by generated meal plans and recipes to produce categorised grocery lists.</w:t>
+      </w:r>
+    </w:p>
+    <w:p>
+      <w:r>
+        <w:t>Application data, including user profile information, generated meal plans, recipes and grocery lists, will be stored and retrieved through the application's local data storage. Nutritional reference data from the AFCD will also be made available to the Nutrition Analysis component for nutritional calculations.</w:t>
+      </w:r>
+      <w:r>
+        <w:br w:type="page"/>
+      </w:r>
+    </w:p>
+    <w:p>
+      <w:r>
+        <w:lastRenderedPageBreak/>
+        <w:t>The system architecture diagram below illustrates the main components of the Android application and their interactions with local data storage, the Australian Food Composition Database (AFCD), and the external Generative AI API.</w:t>
+      </w:r>
+    </w:p>
+    <w:p>
+      <w:r>
+        <w:drawing>
+          <wp:inline distT="0" distB="0" distL="0" distR="0" wp14:anchorId="730EE46F" wp14:editId="1B34620B">
+            <wp:extent cx="5731510" cy="6169660"/>
+            <wp:effectExtent l="0" t="0" r="2540" b="2540"/>
+            <wp:docPr id="28297016" name="Picture 1"/>
+            <wp:cNvGraphicFramePr>
+              <a:graphicFrameLocks xmlns:a="http://schemas.openxmlformats.org/drawingml/2006/main" noChangeAspect="1"/>
+            </wp:cNvGraphicFramePr>
+            <a:graphic xmlns:a="http://schemas.openxmlformats.org/drawingml/2006/main">
+              <a:graphicData uri="http://schemas.openxmlformats.org/drawingml/2006/picture">
+                <pic:pic xmlns:pic="http://schemas.openxmlformats.org/drawingml/2006/picture">
+                  <pic:nvPicPr>
+                    <pic:cNvPr id="28297016" name=""/>
+                    <pic:cNvPicPr/>
+                  </pic:nvPicPr>
+                  <pic:blipFill>
+                    <a:blip r:embed="rId9"/>
+                    <a:stretch>
+                      <a:fillRect/>
+                    </a:stretch>
+                  </pic:blipFill>
+                  <pic:spPr>
+                    <a:xfrm>
+                      <a:off x="0" y="0"/>
+                      <a:ext cx="5731510" cy="6169660"/>
+                    </a:xfrm>
+                    <a:prstGeom prst="rect">
+                      <a:avLst/>
+                    </a:prstGeom>
+                  </pic:spPr>
+                </pic:pic>
+              </a:graphicData>
+            </a:graphic>
+          </wp:inline>
+        </w:drawing>
+      </w:r>
+    </w:p>
+    <w:p>
+      <w:pPr>
+        <w:spacing w:after="160" w:line="259" w:lineRule="auto"/>
+      </w:pPr>
+      <w:r>
+        <w:br w:type="page"/>
+      </w:r>
+    </w:p>
+    <w:p>
+      <w:pPr>
+        <w:pStyle w:val="Heading1"/>
+      </w:pPr>
+      <w:r>
+        <w:lastRenderedPageBreak/>
+        <w:t>Detailed Software Design</w:t>
+      </w:r>
+    </w:p>
+    <w:p>
+      <w:pPr>
+        <w:pStyle w:val="Heading2"/>
+      </w:pPr>
+      <w:r>
+        <w:t>Class Identification</w:t>
+      </w:r>
+    </w:p>
+    <w:p>
+      <w:r>
+        <w:t>Identify the classes required to implement each team member’s allocated use cases from the Level 1 Use Case Diagram.</w:t>
+      </w:r>
+    </w:p>
+    <w:p>
+      <w:pPr>
+        <w:pStyle w:val="Heading3"/>
+      </w:pPr>
+      <w:r>
+        <w:t>User Profile and Mobile Interface – Matthew</w:t>
+      </w:r>
+    </w:p>
+    <w:p>
+      <w:pPr>
+        <w:rPr>
+          <w:rFonts w:eastAsiaTheme="majorEastAsia" w:cstheme="majorBidi"/>
+          <w:color w:val="0F4761" w:themeColor="accent1" w:themeShade="BF"/>
+          <w:sz w:val="28"/>
+          <w:szCs w:val="28"/>
+        </w:rPr>
+      </w:pPr>
+    </w:p>
+    <w:p>
+      <w:pPr>
+        <w:pStyle w:val="Heading3"/>
+      </w:pPr>
+      <w:r>
+        <w:t>Meal Plan and Recipe Generation – Farhad</w:t>
+      </w:r>
+    </w:p>
+    <w:p>
+      <w:pPr>
+        <w:rPr>
+          <w:rFonts w:eastAsiaTheme="majorEastAsia" w:cstheme="majorBidi"/>
+          <w:color w:val="0F4761" w:themeColor="accent1" w:themeShade="BF"/>
+          <w:sz w:val="28"/>
+          <w:szCs w:val="28"/>
+        </w:rPr>
+      </w:pPr>
+    </w:p>
+    <w:p>
+      <w:pPr>
+        <w:pStyle w:val="Heading3"/>
+      </w:pPr>
+      <w:r>
+        <w:t>Nutrition, Grocery List and Data Storage – Ansh</w:t>
+      </w:r>
+    </w:p>
+    <w:p/>
+    <w:p/>
+    <w:p>
+      <w:pPr>
+        <w:pStyle w:val="Heading2"/>
+      </w:pPr>
+      <w:r>
+        <w:t>UML Class Diagrams</w:t>
+      </w:r>
+    </w:p>
+    <w:p>
+      <w:r>
+        <w:t>Develop UML class diagrams based on the classes identified above</w:t>
+      </w:r>
+      <w:r>
+        <w:t>.</w:t>
+      </w:r>
+    </w:p>
+    <w:p>
+      <w:pPr>
+        <w:pStyle w:val="Heading3"/>
+      </w:pPr>
+      <w:r>
+        <w:t>User Profile and Mobile Interface – Matthew</w:t>
+      </w:r>
+    </w:p>
+    <w:p/>
+    <w:p>
+      <w:pPr>
+        <w:pStyle w:val="Heading3"/>
+      </w:pPr>
+      <w:r>
+        <w:t>Meal Plan and Recipe Generation – Farhad</w:t>
+      </w:r>
+    </w:p>
+    <w:p/>
+    <w:p>
+      <w:pPr>
+        <w:pStyle w:val="Heading3"/>
+      </w:pPr>
+      <w:r>
+        <w:t>Nutrition, Grocery List and Data Storage – Ansh</w:t>
+      </w:r>
+    </w:p>
+    <w:p/>
+    <w:p>
+      <w:pPr>
+        <w:pStyle w:val="Heading3"/>
+      </w:pPr>
+    </w:p>
+    <w:p>
+      <w:pPr>
+        <w:spacing w:after="160" w:line="259" w:lineRule="auto"/>
+        <w:rPr>
+          <w:rFonts w:asciiTheme="majorHAnsi" w:eastAsiaTheme="majorEastAsia" w:hAnsiTheme="majorHAnsi" w:cstheme="majorBidi"/>
+          <w:color w:val="0F4761" w:themeColor="accent1" w:themeShade="BF"/>
+          <w:sz w:val="32"/>
+          <w:szCs w:val="32"/>
+        </w:rPr>
+      </w:pPr>
+      <w:r>
+        <w:br w:type="page"/>
+      </w:r>
+    </w:p>
+    <w:p>
+      <w:pPr>
+        <w:pStyle w:val="Heading2"/>
+      </w:pPr>
+      <w:r>
+        <w:lastRenderedPageBreak/>
+        <w:t>User Data Entry and Interface Design – Matthew</w:t>
+      </w:r>
+    </w:p>
+    <w:p>
+      <w:r>
+        <w:t>Identify the required user data and appropriate UI components, then develop the initial user interface design based on these requirements and the interface standards that will be followed.</w:t>
+      </w:r>
+    </w:p>
+    <w:p/>
+    <w:p>
+      <w:pPr>
+        <w:pStyle w:val="Heading2"/>
+      </w:pPr>
+      <w:r>
+        <w:t>Database Design and Entity Relationship Diagram – Ansh</w:t>
+      </w:r>
+    </w:p>
+    <w:p>
+      <w:r>
+        <w:t>Identify the application data that needs to be stored, determine the required database entities and relationships, and develop an Entity Relationship Diagram (ERD).</w:t>
+      </w:r>
+    </w:p>
+    <w:p/>
+    <w:p>
+      <w:pPr>
+        <w:pStyle w:val="Heading2"/>
+      </w:pPr>
+      <w:r>
+        <w:t>Client-Server Communication – Farhad</w:t>
+      </w:r>
+    </w:p>
+    <w:p>
+      <w:r>
+        <w:t>Identify the required client-server communication and the modules responsible for sending data from the client and receiving responses from the server.</w:t>
+      </w:r>
+    </w:p>
+    <w:p/>
     <w:sectPr>
       <w:pgSz w:w="11906" w:h="16838"/>
       <w:pgMar w:top="1440" w:right="1440" w:bottom="1440" w:left="1440" w:header="708" w:footer="708" w:gutter="0"/>

--- a/TO DO/Group Project Proposal.docx
+++ b/TO DO/Group Project Proposal.docx
@@ -10943,6 +10943,9 @@
     </w:p>
     <w:p>
       <w:r>
+        <w:rPr>
+          <w:noProof/>
+        </w:rPr>
         <w:drawing>
           <wp:inline distT="0" distB="0" distL="0" distR="0" wp14:anchorId="730EE46F" wp14:editId="1B34620B">
             <wp:extent cx="5731510" cy="6169660"/>
@@ -11006,28 +11009,176 @@
       </w:r>
     </w:p>
     <w:p>
-      <w:r>
-        <w:t>Identify the classes required to implement each team member’s allocated use cases from the Level 1 Use Case Diagram.</w:t>
-      </w:r>
-    </w:p>
-    <w:p>
       <w:pPr>
         <w:pStyle w:val="Heading3"/>
       </w:pPr>
       <w:r>
-        <w:t>User Profile and Mobile Interface – Matthew</w:t>
-      </w:r>
-    </w:p>
-    <w:p>
-      <w:pPr>
-        <w:rPr>
-          <w:rFonts w:eastAsiaTheme="majorEastAsia" w:cstheme="majorBidi"/>
-          <w:color w:val="0F4761" w:themeColor="accent1" w:themeShade="BF"/>
-          <w:sz w:val="28"/>
-          <w:szCs w:val="28"/>
-        </w:rPr>
-      </w:pPr>
-    </w:p>
+        <w:t>User Profile – Matthew</w:t>
+      </w:r>
+    </w:p>
+    <w:p>
+      <w:r>
+        <w:t>The User Profile component is responsible for managing the information supplied by the user for personalised meal planning, including health and weight goals, dietary requirements, food preferences and available ingredients.</w:t>
+      </w:r>
+    </w:p>
+    <w:p>
+      <w:pPr>
+        <w:pStyle w:val="ListParagraph"/>
+        <w:numPr>
+          <w:ilvl w:val="0"/>
+          <w:numId w:val="47"/>
+        </w:numPr>
+      </w:pPr>
+      <w:r>
+        <w:rPr>
+          <w:b/>
+          <w:bCs/>
+        </w:rPr>
+        <w:t>UserProfile</w:t>
+      </w:r>
+      <w:r>
+        <w:rPr>
+          <w:b/>
+          <w:bCs/>
+        </w:rPr>
+        <w:t>:</w:t>
+      </w:r>
+      <w:r>
+        <w:t xml:space="preserve"> </w:t>
+      </w:r>
+      <w:r>
+        <w:t>Represents the user's profile and manages the information required for personalised meal planning.</w:t>
+      </w:r>
+    </w:p>
+    <w:p>
+      <w:pPr>
+        <w:pStyle w:val="ListParagraph"/>
+        <w:numPr>
+          <w:ilvl w:val="0"/>
+          <w:numId w:val="47"/>
+        </w:numPr>
+      </w:pPr>
+      <w:r>
+        <w:rPr>
+          <w:b/>
+          <w:bCs/>
+        </w:rPr>
+        <w:t>HealthGoal</w:t>
+      </w:r>
+      <w:r>
+        <w:rPr>
+          <w:b/>
+          <w:bCs/>
+        </w:rPr>
+        <w:t>:</w:t>
+      </w:r>
+      <w:r>
+        <w:t xml:space="preserve"> </w:t>
+      </w:r>
+      <w:r>
+        <w:t>Represents the user's selected health or weight goal, such as weight loss, maintenance or weight gain</w:t>
+      </w:r>
+      <w:r>
+        <w:t>.</w:t>
+      </w:r>
+    </w:p>
+    <w:p>
+      <w:pPr>
+        <w:pStyle w:val="ListParagraph"/>
+        <w:numPr>
+          <w:ilvl w:val="0"/>
+          <w:numId w:val="47"/>
+        </w:numPr>
+      </w:pPr>
+      <w:r>
+        <w:rPr>
+          <w:b/>
+          <w:bCs/>
+        </w:rPr>
+        <w:t>DietaryRequirement</w:t>
+      </w:r>
+      <w:r>
+        <w:rPr>
+          <w:b/>
+          <w:bCs/>
+        </w:rPr>
+        <w:t>:</w:t>
+      </w:r>
+      <w:r>
+        <w:t xml:space="preserve"> </w:t>
+      </w:r>
+      <w:r>
+        <w:t>Represents dietary requirements or restrictions specified by the user</w:t>
+      </w:r>
+      <w:r>
+        <w:t>.</w:t>
+      </w:r>
+    </w:p>
+    <w:p>
+      <w:pPr>
+        <w:pStyle w:val="ListParagraph"/>
+        <w:numPr>
+          <w:ilvl w:val="0"/>
+          <w:numId w:val="47"/>
+        </w:numPr>
+      </w:pPr>
+      <w:r>
+        <w:rPr>
+          <w:b/>
+          <w:bCs/>
+        </w:rPr>
+        <w:t>FoodPreference</w:t>
+      </w:r>
+      <w:r>
+        <w:rPr>
+          <w:b/>
+          <w:bCs/>
+        </w:rPr>
+        <w:t>:</w:t>
+      </w:r>
+      <w:r>
+        <w:t xml:space="preserve"> </w:t>
+      </w:r>
+      <w:r>
+        <w:t>Represents the user's food preferences used to influence generated meal plans and recipes</w:t>
+      </w:r>
+      <w:r>
+        <w:t>.</w:t>
+      </w:r>
+    </w:p>
+    <w:p>
+      <w:pPr>
+        <w:pStyle w:val="ListParagraph"/>
+        <w:numPr>
+          <w:ilvl w:val="0"/>
+          <w:numId w:val="47"/>
+        </w:numPr>
+      </w:pPr>
+      <w:r>
+        <w:rPr>
+          <w:b/>
+          <w:bCs/>
+        </w:rPr>
+        <w:t>AvailableIngredient</w:t>
+      </w:r>
+      <w:r>
+        <w:rPr>
+          <w:b/>
+          <w:bCs/>
+        </w:rPr>
+        <w:t>:</w:t>
+      </w:r>
+      <w:r>
+        <w:t xml:space="preserve"> </w:t>
+      </w:r>
+      <w:r>
+        <w:t>Represents ingredients currently available to the user that may be considered during meal and recipe generation</w:t>
+      </w:r>
+      <w:r>
+        <w:t>.</w:t>
+      </w:r>
+    </w:p>
+    <w:p/>
     <w:p>
       <w:pPr>
         <w:pStyle w:val="Heading3"/>
@@ -11036,16 +11187,7 @@
         <w:t>Meal Plan and Recipe Generation – Farhad</w:t>
       </w:r>
     </w:p>
-    <w:p>
-      <w:pPr>
-        <w:rPr>
-          <w:rFonts w:eastAsiaTheme="majorEastAsia" w:cstheme="majorBidi"/>
-          <w:color w:val="0F4761" w:themeColor="accent1" w:themeShade="BF"/>
-          <w:sz w:val="28"/>
-          <w:szCs w:val="28"/>
-        </w:rPr>
-      </w:pPr>
-    </w:p>
+    <w:p/>
     <w:p>
       <w:pPr>
         <w:pStyle w:val="Heading3"/>
@@ -11058,18 +11200,30 @@
     <w:p/>
     <w:p>
       <w:pPr>
+        <w:spacing w:after="160" w:line="259" w:lineRule="auto"/>
+        <w:rPr>
+          <w:rFonts w:asciiTheme="majorHAnsi" w:eastAsiaTheme="majorEastAsia" w:hAnsiTheme="majorHAnsi" w:cstheme="majorBidi"/>
+          <w:color w:val="0F4761" w:themeColor="accent1" w:themeShade="BF"/>
+          <w:sz w:val="32"/>
+          <w:szCs w:val="32"/>
+        </w:rPr>
+      </w:pPr>
+      <w:r>
+        <w:br w:type="page"/>
+      </w:r>
+    </w:p>
+    <w:p>
+      <w:pPr>
         <w:pStyle w:val="Heading2"/>
       </w:pPr>
       <w:r>
+        <w:lastRenderedPageBreak/>
         <w:t>UML Class Diagrams</w:t>
       </w:r>
     </w:p>
     <w:p>
       <w:r>
-        <w:t>Develop UML class diagrams based on the classes identified above</w:t>
-      </w:r>
-      <w:r>
-        <w:t>.</w:t>
+        <w:t>The UML class diagrams provide each team member with a common foundation for the development of their allocated components. As several application components interact and share data, defining the classes, attributes, methods and relationships before implementation helps maintain consistency across the project. This also establishes common class, variable and method names, reducing the risk of different team members implementing the same or related functionality using inconsistent naming conventions.</w:t>
       </w:r>
     </w:p>
     <w:p>
@@ -11077,10 +11231,54 @@
         <w:pStyle w:val="Heading3"/>
       </w:pPr>
       <w:r>
-        <w:t>User Profile and Mobile Interface – Matthew</w:t>
-      </w:r>
-    </w:p>
-    <w:p/>
+        <w:t>User Profile</w:t>
+      </w:r>
+      <w:r>
+        <w:t xml:space="preserve"> </w:t>
+      </w:r>
+      <w:r>
+        <w:t>– Matthew</w:t>
+      </w:r>
+    </w:p>
+    <w:p>
+      <w:r>
+        <w:drawing>
+          <wp:inline distT="0" distB="0" distL="0" distR="0" wp14:anchorId="79968A30" wp14:editId="327272ED">
+            <wp:extent cx="6070825" cy="3348841"/>
+            <wp:effectExtent l="0" t="0" r="6350" b="4445"/>
+            <wp:docPr id="1272334445" name="Picture 1"/>
+            <wp:cNvGraphicFramePr>
+              <a:graphicFrameLocks xmlns:a="http://schemas.openxmlformats.org/drawingml/2006/main" noChangeAspect="1"/>
+            </wp:cNvGraphicFramePr>
+            <a:graphic xmlns:a="http://schemas.openxmlformats.org/drawingml/2006/main">
+              <a:graphicData uri="http://schemas.openxmlformats.org/drawingml/2006/picture">
+                <pic:pic xmlns:pic="http://schemas.openxmlformats.org/drawingml/2006/picture">
+                  <pic:nvPicPr>
+                    <pic:cNvPr id="1272334445" name=""/>
+                    <pic:cNvPicPr/>
+                  </pic:nvPicPr>
+                  <pic:blipFill>
+                    <a:blip r:embed="rId10"/>
+                    <a:stretch>
+                      <a:fillRect/>
+                    </a:stretch>
+                  </pic:blipFill>
+                  <pic:spPr>
+                    <a:xfrm>
+                      <a:off x="0" y="0"/>
+                      <a:ext cx="6077775" cy="3352675"/>
+                    </a:xfrm>
+                    <a:prstGeom prst="rect">
+                      <a:avLst/>
+                    </a:prstGeom>
+                  </pic:spPr>
+                </pic:pic>
+              </a:graphicData>
+            </a:graphic>
+          </wp:inline>
+        </w:drawing>
+      </w:r>
+    </w:p>
     <w:p>
       <w:pPr>
         <w:pStyle w:val="Heading3"/>
@@ -12255,6 +12453,119 @@
     </w:lvl>
   </w:abstractNum>
   <w:abstractNum w:abstractNumId="9" w15:restartNumberingAfterBreak="0">
+    <w:nsid w:val="16160DDA"/>
+    <w:multiLevelType w:val="hybridMultilevel"/>
+    <w:tmpl w:val="0FD82DE2"/>
+    <w:lvl w:ilvl="0" w:tplc="0C090001">
+      <w:start w:val="1"/>
+      <w:numFmt w:val="bullet"/>
+      <w:lvlText w:val=""/>
+      <w:lvlJc w:val="left"/>
+      <w:pPr>
+        <w:ind w:left="720" w:hanging="360"/>
+      </w:pPr>
+      <w:rPr>
+        <w:rFonts w:ascii="Symbol" w:hAnsi="Symbol" w:hint="default"/>
+      </w:rPr>
+    </w:lvl>
+    <w:lvl w:ilvl="1" w:tplc="0C090003" w:tentative="1">
+      <w:start w:val="1"/>
+      <w:numFmt w:val="bullet"/>
+      <w:lvlText w:val="o"/>
+      <w:lvlJc w:val="left"/>
+      <w:pPr>
+        <w:ind w:left="1440" w:hanging="360"/>
+      </w:pPr>
+      <w:rPr>
+        <w:rFonts w:ascii="Courier New" w:hAnsi="Courier New" w:cs="Courier New" w:hint="default"/>
+      </w:rPr>
+    </w:lvl>
+    <w:lvl w:ilvl="2" w:tplc="0C090005" w:tentative="1">
+      <w:start w:val="1"/>
+      <w:numFmt w:val="bullet"/>
+      <w:lvlText w:val=""/>
+      <w:lvlJc w:val="left"/>
+      <w:pPr>
+        <w:ind w:left="2160" w:hanging="360"/>
+      </w:pPr>
+      <w:rPr>
+        <w:rFonts w:ascii="Wingdings" w:hAnsi="Wingdings" w:hint="default"/>
+      </w:rPr>
+    </w:lvl>
+    <w:lvl w:ilvl="3" w:tplc="0C090001" w:tentative="1">
+      <w:start w:val="1"/>
+      <w:numFmt w:val="bullet"/>
+      <w:lvlText w:val=""/>
+      <w:lvlJc w:val="left"/>
+      <w:pPr>
+        <w:ind w:left="2880" w:hanging="360"/>
+      </w:pPr>
+      <w:rPr>
+        <w:rFonts w:ascii="Symbol" w:hAnsi="Symbol" w:hint="default"/>
+      </w:rPr>
+    </w:lvl>
+    <w:lvl w:ilvl="4" w:tplc="0C090003" w:tentative="1">
+      <w:start w:val="1"/>
+      <w:numFmt w:val="bullet"/>
+      <w:lvlText w:val="o"/>
+      <w:lvlJc w:val="left"/>
+      <w:pPr>
+        <w:ind w:left="3600" w:hanging="360"/>
+      </w:pPr>
+      <w:rPr>
+        <w:rFonts w:ascii="Courier New" w:hAnsi="Courier New" w:cs="Courier New" w:hint="default"/>
+      </w:rPr>
+    </w:lvl>
+    <w:lvl w:ilvl="5" w:tplc="0C090005" w:tentative="1">
+      <w:start w:val="1"/>
+      <w:numFmt w:val="bullet"/>
+      <w:lvlText w:val=""/>
+      <w:lvlJc w:val="left"/>
+      <w:pPr>
+        <w:ind w:left="4320" w:hanging="360"/>
+      </w:pPr>
+      <w:rPr>
+        <w:rFonts w:ascii="Wingdings" w:hAnsi="Wingdings" w:hint="default"/>
+      </w:rPr>
+    </w:lvl>
+    <w:lvl w:ilvl="6" w:tplc="0C090001" w:tentative="1">
+      <w:start w:val="1"/>
+      <w:numFmt w:val="bullet"/>
+      <w:lvlText w:val=""/>
+      <w:lvlJc w:val="left"/>
+      <w:pPr>
+        <w:ind w:left="5040" w:hanging="360"/>
+      </w:pPr>
+      <w:rPr>
+        <w:rFonts w:ascii="Symbol" w:hAnsi="Symbol" w:hint="default"/>
+      </w:rPr>
+    </w:lvl>
+    <w:lvl w:ilvl="7" w:tplc="0C090003" w:tentative="1">
+      <w:start w:val="1"/>
+      <w:numFmt w:val="bullet"/>
+      <w:lvlText w:val="o"/>
+      <w:lvlJc w:val="left"/>
+      <w:pPr>
+        <w:ind w:left="5760" w:hanging="360"/>
+      </w:pPr>
+      <w:rPr>
+        <w:rFonts w:ascii="Courier New" w:hAnsi="Courier New" w:cs="Courier New" w:hint="default"/>
+      </w:rPr>
+    </w:lvl>
+    <w:lvl w:ilvl="8" w:tplc="0C090005" w:tentative="1">
+      <w:start w:val="1"/>
+      <w:numFmt w:val="bullet"/>
+      <w:lvlText w:val=""/>
+      <w:lvlJc w:val="left"/>
+      <w:pPr>
+        <w:ind w:left="6480" w:hanging="360"/>
+      </w:pPr>
+      <w:rPr>
+        <w:rFonts w:ascii="Wingdings" w:hAnsi="Wingdings" w:hint="default"/>
+      </w:rPr>
+    </w:lvl>
+  </w:abstractNum>
+  <w:abstractNum w:abstractNumId="10" w15:restartNumberingAfterBreak="0">
     <w:nsid w:val="21115120"/>
     <w:multiLevelType w:val="multilevel"/>
     <w:tmpl w:val="04266A1C"/>
@@ -12403,7 +12714,7 @@
       </w:rPr>
     </w:lvl>
   </w:abstractNum>
-  <w:abstractNum w:abstractNumId="10" w15:restartNumberingAfterBreak="0">
+  <w:abstractNum w:abstractNumId="11" w15:restartNumberingAfterBreak="0">
     <w:nsid w:val="27994FEF"/>
     <w:multiLevelType w:val="hybridMultilevel"/>
     <w:tmpl w:val="B63A56FE"/>
@@ -12516,7 +12827,7 @@
       </w:rPr>
     </w:lvl>
   </w:abstractNum>
-  <w:abstractNum w:abstractNumId="11" w15:restartNumberingAfterBreak="0">
+  <w:abstractNum w:abstractNumId="12" w15:restartNumberingAfterBreak="0">
     <w:nsid w:val="29F41FDD"/>
     <w:multiLevelType w:val="hybridMultilevel"/>
     <w:tmpl w:val="2DA454F6"/>
@@ -12629,7 +12940,7 @@
       </w:rPr>
     </w:lvl>
   </w:abstractNum>
-  <w:abstractNum w:abstractNumId="12" w15:restartNumberingAfterBreak="0">
+  <w:abstractNum w:abstractNumId="13" w15:restartNumberingAfterBreak="0">
     <w:nsid w:val="2A1363DF"/>
     <w:multiLevelType w:val="hybridMultilevel"/>
     <w:tmpl w:val="5BE289E8"/>
@@ -12742,7 +13053,7 @@
       </w:rPr>
     </w:lvl>
   </w:abstractNum>
-  <w:abstractNum w:abstractNumId="13" w15:restartNumberingAfterBreak="0">
+  <w:abstractNum w:abstractNumId="14" w15:restartNumberingAfterBreak="0">
     <w:nsid w:val="2B7C7454"/>
     <w:multiLevelType w:val="hybridMultilevel"/>
     <w:tmpl w:val="0ADCE30C"/>
@@ -12855,7 +13166,7 @@
       </w:rPr>
     </w:lvl>
   </w:abstractNum>
-  <w:abstractNum w:abstractNumId="14" w15:restartNumberingAfterBreak="0">
+  <w:abstractNum w:abstractNumId="15" w15:restartNumberingAfterBreak="0">
     <w:nsid w:val="35E30B63"/>
     <w:multiLevelType w:val="hybridMultilevel"/>
     <w:tmpl w:val="ED50AD3C"/>
@@ -12968,7 +13279,7 @@
       </w:rPr>
     </w:lvl>
   </w:abstractNum>
-  <w:abstractNum w:abstractNumId="15" w15:restartNumberingAfterBreak="0">
+  <w:abstractNum w:abstractNumId="16" w15:restartNumberingAfterBreak="0">
     <w:nsid w:val="3A156E6B"/>
     <w:multiLevelType w:val="multilevel"/>
     <w:tmpl w:val="B5040C48"/>
@@ -13113,7 +13424,7 @@
       </w:rPr>
     </w:lvl>
   </w:abstractNum>
-  <w:abstractNum w:abstractNumId="16" w15:restartNumberingAfterBreak="0">
+  <w:abstractNum w:abstractNumId="17" w15:restartNumberingAfterBreak="0">
     <w:nsid w:val="3B352DB5"/>
     <w:multiLevelType w:val="hybridMultilevel"/>
     <w:tmpl w:val="5F42F0F4"/>
@@ -13226,7 +13537,7 @@
       </w:rPr>
     </w:lvl>
   </w:abstractNum>
-  <w:abstractNum w:abstractNumId="17" w15:restartNumberingAfterBreak="0">
+  <w:abstractNum w:abstractNumId="18" w15:restartNumberingAfterBreak="0">
     <w:nsid w:val="3FC47FC7"/>
     <w:multiLevelType w:val="multilevel"/>
     <w:tmpl w:val="8DD008DC"/>
@@ -13375,7 +13686,7 @@
       </w:rPr>
     </w:lvl>
   </w:abstractNum>
-  <w:abstractNum w:abstractNumId="18" w15:restartNumberingAfterBreak="0">
+  <w:abstractNum w:abstractNumId="19" w15:restartNumberingAfterBreak="0">
     <w:nsid w:val="40FA7012"/>
     <w:multiLevelType w:val="hybridMultilevel"/>
     <w:tmpl w:val="4BC2C186"/>
@@ -13488,7 +13799,7 @@
       </w:rPr>
     </w:lvl>
   </w:abstractNum>
-  <w:abstractNum w:abstractNumId="19" w15:restartNumberingAfterBreak="0">
+  <w:abstractNum w:abstractNumId="20" w15:restartNumberingAfterBreak="0">
     <w:nsid w:val="457A1E29"/>
     <w:multiLevelType w:val="hybridMultilevel"/>
     <w:tmpl w:val="64465D2C"/>
@@ -13601,7 +13912,7 @@
       </w:rPr>
     </w:lvl>
   </w:abstractNum>
-  <w:abstractNum w:abstractNumId="20" w15:restartNumberingAfterBreak="0">
+  <w:abstractNum w:abstractNumId="21" w15:restartNumberingAfterBreak="0">
     <w:nsid w:val="47566018"/>
     <w:multiLevelType w:val="hybridMultilevel"/>
     <w:tmpl w:val="A2D4318A"/>
@@ -13714,7 +14025,7 @@
       </w:rPr>
     </w:lvl>
   </w:abstractNum>
-  <w:abstractNum w:abstractNumId="21" w15:restartNumberingAfterBreak="0">
+  <w:abstractNum w:abstractNumId="22" w15:restartNumberingAfterBreak="0">
     <w:nsid w:val="47926C51"/>
     <w:multiLevelType w:val="hybridMultilevel"/>
     <w:tmpl w:val="5A7CAAAC"/>
@@ -13827,7 +14138,7 @@
       </w:rPr>
     </w:lvl>
   </w:abstractNum>
-  <w:abstractNum w:abstractNumId="22" w15:restartNumberingAfterBreak="0">
+  <w:abstractNum w:abstractNumId="23" w15:restartNumberingAfterBreak="0">
     <w:nsid w:val="488D111A"/>
     <w:multiLevelType w:val="hybridMultilevel"/>
     <w:tmpl w:val="C1A08A76"/>
@@ -13940,7 +14251,7 @@
       </w:rPr>
     </w:lvl>
   </w:abstractNum>
-  <w:abstractNum w:abstractNumId="23" w15:restartNumberingAfterBreak="0">
+  <w:abstractNum w:abstractNumId="24" w15:restartNumberingAfterBreak="0">
     <w:nsid w:val="4D545147"/>
     <w:multiLevelType w:val="hybridMultilevel"/>
     <w:tmpl w:val="BA8ACE7E"/>
@@ -14053,7 +14364,7 @@
       </w:rPr>
     </w:lvl>
   </w:abstractNum>
-  <w:abstractNum w:abstractNumId="24" w15:restartNumberingAfterBreak="0">
+  <w:abstractNum w:abstractNumId="25" w15:restartNumberingAfterBreak="0">
     <w:nsid w:val="54517B52"/>
     <w:multiLevelType w:val="hybridMultilevel"/>
     <w:tmpl w:val="B226F6B4"/>
@@ -14166,7 +14477,7 @@
       </w:rPr>
     </w:lvl>
   </w:abstractNum>
-  <w:abstractNum w:abstractNumId="25" w15:restartNumberingAfterBreak="0">
+  <w:abstractNum w:abstractNumId="26" w15:restartNumberingAfterBreak="0">
     <w:nsid w:val="5462005A"/>
     <w:multiLevelType w:val="multilevel"/>
     <w:tmpl w:val="5D3E7934"/>
@@ -14315,7 +14626,7 @@
       </w:rPr>
     </w:lvl>
   </w:abstractNum>
-  <w:abstractNum w:abstractNumId="26" w15:restartNumberingAfterBreak="0">
+  <w:abstractNum w:abstractNumId="27" w15:restartNumberingAfterBreak="0">
     <w:nsid w:val="566101CF"/>
     <w:multiLevelType w:val="hybridMultilevel"/>
     <w:tmpl w:val="3B7EDAD6"/>
@@ -14428,7 +14739,7 @@
       </w:rPr>
     </w:lvl>
   </w:abstractNum>
-  <w:abstractNum w:abstractNumId="27" w15:restartNumberingAfterBreak="0">
+  <w:abstractNum w:abstractNumId="28" w15:restartNumberingAfterBreak="0">
     <w:nsid w:val="57187F5D"/>
     <w:multiLevelType w:val="hybridMultilevel"/>
     <w:tmpl w:val="C554CF18"/>
@@ -14541,7 +14852,7 @@
       </w:rPr>
     </w:lvl>
   </w:abstractNum>
-  <w:abstractNum w:abstractNumId="28" w15:restartNumberingAfterBreak="0">
+  <w:abstractNum w:abstractNumId="29" w15:restartNumberingAfterBreak="0">
     <w:nsid w:val="5C8B1A29"/>
     <w:multiLevelType w:val="hybridMultilevel"/>
     <w:tmpl w:val="BFDCE2B8"/>
@@ -14654,7 +14965,7 @@
       </w:rPr>
     </w:lvl>
   </w:abstractNum>
-  <w:abstractNum w:abstractNumId="29" w15:restartNumberingAfterBreak="0">
+  <w:abstractNum w:abstractNumId="30" w15:restartNumberingAfterBreak="0">
     <w:nsid w:val="5E8B3751"/>
     <w:multiLevelType w:val="hybridMultilevel"/>
     <w:tmpl w:val="A2B45ABE"/>
@@ -14767,7 +15078,7 @@
       </w:rPr>
     </w:lvl>
   </w:abstractNum>
-  <w:abstractNum w:abstractNumId="30" w15:restartNumberingAfterBreak="0">
+  <w:abstractNum w:abstractNumId="31" w15:restartNumberingAfterBreak="0">
     <w:nsid w:val="6075221A"/>
     <w:multiLevelType w:val="hybridMultilevel"/>
     <w:tmpl w:val="D0E67D12"/>
@@ -14880,7 +15191,7 @@
       </w:rPr>
     </w:lvl>
   </w:abstractNum>
-  <w:abstractNum w:abstractNumId="31" w15:restartNumberingAfterBreak="0">
+  <w:abstractNum w:abstractNumId="32" w15:restartNumberingAfterBreak="0">
     <w:nsid w:val="62ED65AA"/>
     <w:multiLevelType w:val="hybridMultilevel"/>
     <w:tmpl w:val="CF34A8F6"/>
@@ -14993,7 +15304,7 @@
       </w:rPr>
     </w:lvl>
   </w:abstractNum>
-  <w:abstractNum w:abstractNumId="32" w15:restartNumberingAfterBreak="0">
+  <w:abstractNum w:abstractNumId="33" w15:restartNumberingAfterBreak="0">
     <w:nsid w:val="643761F2"/>
     <w:multiLevelType w:val="hybridMultilevel"/>
     <w:tmpl w:val="87902146"/>
@@ -15106,7 +15417,7 @@
       </w:rPr>
     </w:lvl>
   </w:abstractNum>
-  <w:abstractNum w:abstractNumId="33" w15:restartNumberingAfterBreak="0">
+  <w:abstractNum w:abstractNumId="34" w15:restartNumberingAfterBreak="0">
     <w:nsid w:val="643B09BF"/>
     <w:multiLevelType w:val="hybridMultilevel"/>
     <w:tmpl w:val="36B40C4A"/>
@@ -15219,7 +15530,7 @@
       </w:rPr>
     </w:lvl>
   </w:abstractNum>
-  <w:abstractNum w:abstractNumId="34" w15:restartNumberingAfterBreak="0">
+  <w:abstractNum w:abstractNumId="35" w15:restartNumberingAfterBreak="0">
     <w:nsid w:val="68804405"/>
     <w:multiLevelType w:val="hybridMultilevel"/>
     <w:tmpl w:val="73CA6E04"/>
@@ -15332,7 +15643,7 @@
       </w:rPr>
     </w:lvl>
   </w:abstractNum>
-  <w:abstractNum w:abstractNumId="35" w15:restartNumberingAfterBreak="0">
+  <w:abstractNum w:abstractNumId="36" w15:restartNumberingAfterBreak="0">
     <w:nsid w:val="68CA487A"/>
     <w:multiLevelType w:val="hybridMultilevel"/>
     <w:tmpl w:val="7C22CA38"/>
@@ -15445,7 +15756,7 @@
       </w:rPr>
     </w:lvl>
   </w:abstractNum>
-  <w:abstractNum w:abstractNumId="36" w15:restartNumberingAfterBreak="0">
+  <w:abstractNum w:abstractNumId="37" w15:restartNumberingAfterBreak="0">
     <w:nsid w:val="6A050D00"/>
     <w:multiLevelType w:val="hybridMultilevel"/>
     <w:tmpl w:val="E71CBB4E"/>
@@ -15558,7 +15869,7 @@
       </w:rPr>
     </w:lvl>
   </w:abstractNum>
-  <w:abstractNum w:abstractNumId="37" w15:restartNumberingAfterBreak="0">
+  <w:abstractNum w:abstractNumId="38" w15:restartNumberingAfterBreak="0">
     <w:nsid w:val="6C5128F1"/>
     <w:multiLevelType w:val="multilevel"/>
     <w:tmpl w:val="9EDA890C"/>
@@ -15707,7 +16018,7 @@
       </w:rPr>
     </w:lvl>
   </w:abstractNum>
-  <w:abstractNum w:abstractNumId="38" w15:restartNumberingAfterBreak="0">
+  <w:abstractNum w:abstractNumId="39" w15:restartNumberingAfterBreak="0">
     <w:nsid w:val="6CB244BD"/>
     <w:multiLevelType w:val="hybridMultilevel"/>
     <w:tmpl w:val="8F02DEE0"/>
@@ -15820,7 +16131,7 @@
       </w:rPr>
     </w:lvl>
   </w:abstractNum>
-  <w:abstractNum w:abstractNumId="39" w15:restartNumberingAfterBreak="0">
+  <w:abstractNum w:abstractNumId="40" w15:restartNumberingAfterBreak="0">
     <w:nsid w:val="6E8526C8"/>
     <w:multiLevelType w:val="multilevel"/>
     <w:tmpl w:val="E842C38E"/>
@@ -15965,7 +16276,7 @@
       </w:rPr>
     </w:lvl>
   </w:abstractNum>
-  <w:abstractNum w:abstractNumId="40" w15:restartNumberingAfterBreak="0">
+  <w:abstractNum w:abstractNumId="41" w15:restartNumberingAfterBreak="0">
     <w:nsid w:val="717F5F94"/>
     <w:multiLevelType w:val="hybridMultilevel"/>
     <w:tmpl w:val="FD9ABCAC"/>
@@ -16078,7 +16389,7 @@
       </w:rPr>
     </w:lvl>
   </w:abstractNum>
-  <w:abstractNum w:abstractNumId="41" w15:restartNumberingAfterBreak="0">
+  <w:abstractNum w:abstractNumId="42" w15:restartNumberingAfterBreak="0">
     <w:nsid w:val="721A1351"/>
     <w:multiLevelType w:val="hybridMultilevel"/>
     <w:tmpl w:val="8DF678F6"/>
@@ -16191,7 +16502,7 @@
       </w:rPr>
     </w:lvl>
   </w:abstractNum>
-  <w:abstractNum w:abstractNumId="42" w15:restartNumberingAfterBreak="0">
+  <w:abstractNum w:abstractNumId="43" w15:restartNumberingAfterBreak="0">
     <w:nsid w:val="72336F79"/>
     <w:multiLevelType w:val="hybridMultilevel"/>
     <w:tmpl w:val="74C663CC"/>
@@ -16304,7 +16615,7 @@
       </w:rPr>
     </w:lvl>
   </w:abstractNum>
-  <w:abstractNum w:abstractNumId="43" w15:restartNumberingAfterBreak="0">
+  <w:abstractNum w:abstractNumId="44" w15:restartNumberingAfterBreak="0">
     <w:nsid w:val="755C1FF4"/>
     <w:multiLevelType w:val="hybridMultilevel"/>
     <w:tmpl w:val="253CF144"/>
@@ -16417,7 +16728,7 @@
       </w:rPr>
     </w:lvl>
   </w:abstractNum>
-  <w:abstractNum w:abstractNumId="44" w15:restartNumberingAfterBreak="0">
+  <w:abstractNum w:abstractNumId="45" w15:restartNumberingAfterBreak="0">
     <w:nsid w:val="771C30B3"/>
     <w:multiLevelType w:val="hybridMultilevel"/>
     <w:tmpl w:val="85160A3A"/>
@@ -16530,7 +16841,7 @@
       </w:rPr>
     </w:lvl>
   </w:abstractNum>
-  <w:abstractNum w:abstractNumId="45" w15:restartNumberingAfterBreak="0">
+  <w:abstractNum w:abstractNumId="46" w15:restartNumberingAfterBreak="0">
     <w:nsid w:val="7B8D15E8"/>
     <w:multiLevelType w:val="hybridMultilevel"/>
     <w:tmpl w:val="2F843AF6"/>
@@ -16644,46 +16955,46 @@
     </w:lvl>
   </w:abstractNum>
   <w:num w:numId="1" w16cid:durableId="2057123923">
-    <w:abstractNumId w:val="44"/>
+    <w:abstractNumId w:val="45"/>
   </w:num>
   <w:num w:numId="2" w16cid:durableId="1603684609">
     <w:abstractNumId w:val="0"/>
   </w:num>
   <w:num w:numId="3" w16cid:durableId="1957592101">
+    <w:abstractNumId w:val="33"/>
+  </w:num>
+  <w:num w:numId="4" w16cid:durableId="78598795">
+    <w:abstractNumId w:val="37"/>
+  </w:num>
+  <w:num w:numId="5" w16cid:durableId="1533375498">
+    <w:abstractNumId w:val="46"/>
+  </w:num>
+  <w:num w:numId="6" w16cid:durableId="1273711372">
+    <w:abstractNumId w:val="27"/>
+  </w:num>
+  <w:num w:numId="7" w16cid:durableId="1788356862">
     <w:abstractNumId w:val="32"/>
   </w:num>
-  <w:num w:numId="4" w16cid:durableId="78598795">
-    <w:abstractNumId w:val="36"/>
-  </w:num>
-  <w:num w:numId="5" w16cid:durableId="1533375498">
-    <w:abstractNumId w:val="45"/>
-  </w:num>
-  <w:num w:numId="6" w16cid:durableId="1273711372">
-    <w:abstractNumId w:val="26"/>
-  </w:num>
-  <w:num w:numId="7" w16cid:durableId="1788356862">
-    <w:abstractNumId w:val="31"/>
-  </w:num>
   <w:num w:numId="8" w16cid:durableId="1322999920">
-    <w:abstractNumId w:val="42"/>
+    <w:abstractNumId w:val="43"/>
   </w:num>
   <w:num w:numId="9" w16cid:durableId="824737201">
+    <w:abstractNumId w:val="20"/>
+  </w:num>
+  <w:num w:numId="10" w16cid:durableId="48069807">
+    <w:abstractNumId w:val="11"/>
+  </w:num>
+  <w:num w:numId="11" w16cid:durableId="1966037883">
     <w:abstractNumId w:val="19"/>
   </w:num>
-  <w:num w:numId="10" w16cid:durableId="48069807">
-    <w:abstractNumId w:val="10"/>
-  </w:num>
-  <w:num w:numId="11" w16cid:durableId="1966037883">
-    <w:abstractNumId w:val="18"/>
-  </w:num>
   <w:num w:numId="12" w16cid:durableId="349642178">
-    <w:abstractNumId w:val="29"/>
+    <w:abstractNumId w:val="30"/>
   </w:num>
   <w:num w:numId="13" w16cid:durableId="730423936">
     <w:abstractNumId w:val="3"/>
   </w:num>
   <w:num w:numId="14" w16cid:durableId="103234603">
-    <w:abstractNumId w:val="38"/>
+    <w:abstractNumId w:val="39"/>
   </w:num>
   <w:num w:numId="15" w16cid:durableId="474184495">
     <w:abstractNumId w:val="6"/>
@@ -16695,91 +17006,94 @@
     <w:abstractNumId w:val="2"/>
   </w:num>
   <w:num w:numId="18" w16cid:durableId="748500132">
-    <w:abstractNumId w:val="20"/>
+    <w:abstractNumId w:val="21"/>
   </w:num>
   <w:num w:numId="19" w16cid:durableId="17127518">
-    <w:abstractNumId w:val="27"/>
+    <w:abstractNumId w:val="28"/>
   </w:num>
   <w:num w:numId="20" w16cid:durableId="1069229526">
-    <w:abstractNumId w:val="16"/>
+    <w:abstractNumId w:val="17"/>
   </w:num>
   <w:num w:numId="21" w16cid:durableId="114108150">
-    <w:abstractNumId w:val="40"/>
+    <w:abstractNumId w:val="41"/>
   </w:num>
   <w:num w:numId="22" w16cid:durableId="615212153">
-    <w:abstractNumId w:val="24"/>
+    <w:abstractNumId w:val="25"/>
   </w:num>
   <w:num w:numId="23" w16cid:durableId="1930113212">
-    <w:abstractNumId w:val="30"/>
+    <w:abstractNumId w:val="31"/>
   </w:num>
   <w:num w:numId="24" w16cid:durableId="1500272681">
-    <w:abstractNumId w:val="33"/>
+    <w:abstractNumId w:val="34"/>
   </w:num>
   <w:num w:numId="25" w16cid:durableId="290719200">
-    <w:abstractNumId w:val="39"/>
+    <w:abstractNumId w:val="40"/>
   </w:num>
   <w:num w:numId="26" w16cid:durableId="1836846848">
     <w:abstractNumId w:val="7"/>
   </w:num>
   <w:num w:numId="27" w16cid:durableId="162480860">
-    <w:abstractNumId w:val="25"/>
+    <w:abstractNumId w:val="26"/>
   </w:num>
   <w:num w:numId="28" w16cid:durableId="1824466440">
-    <w:abstractNumId w:val="23"/>
+    <w:abstractNumId w:val="24"/>
   </w:num>
   <w:num w:numId="29" w16cid:durableId="1146430461">
-    <w:abstractNumId w:val="34"/>
+    <w:abstractNumId w:val="35"/>
   </w:num>
   <w:num w:numId="30" w16cid:durableId="1923759698">
-    <w:abstractNumId w:val="15"/>
+    <w:abstractNumId w:val="16"/>
   </w:num>
   <w:num w:numId="31" w16cid:durableId="388116278">
     <w:abstractNumId w:val="5"/>
   </w:num>
   <w:num w:numId="32" w16cid:durableId="88308225">
-    <w:abstractNumId w:val="21"/>
+    <w:abstractNumId w:val="22"/>
   </w:num>
   <w:num w:numId="33" w16cid:durableId="1391419989">
-    <w:abstractNumId w:val="13"/>
+    <w:abstractNumId w:val="14"/>
   </w:num>
   <w:num w:numId="34" w16cid:durableId="808547249">
-    <w:abstractNumId w:val="11"/>
+    <w:abstractNumId w:val="12"/>
   </w:num>
   <w:num w:numId="35" w16cid:durableId="950938485">
-    <w:abstractNumId w:val="43"/>
+    <w:abstractNumId w:val="44"/>
   </w:num>
   <w:num w:numId="36" w16cid:durableId="940987491">
     <w:abstractNumId w:val="8"/>
   </w:num>
   <w:num w:numId="37" w16cid:durableId="1208956410">
-    <w:abstractNumId w:val="35"/>
+    <w:abstractNumId w:val="36"/>
   </w:num>
   <w:num w:numId="38" w16cid:durableId="1615360520">
-    <w:abstractNumId w:val="9"/>
+    <w:abstractNumId w:val="10"/>
   </w:num>
   <w:num w:numId="39" w16cid:durableId="1097944432">
     <w:abstractNumId w:val="1"/>
   </w:num>
   <w:num w:numId="40" w16cid:durableId="565066533">
-    <w:abstractNumId w:val="22"/>
+    <w:abstractNumId w:val="23"/>
   </w:num>
   <w:num w:numId="41" w16cid:durableId="173963156">
-    <w:abstractNumId w:val="12"/>
+    <w:abstractNumId w:val="13"/>
   </w:num>
   <w:num w:numId="42" w16cid:durableId="485247433">
-    <w:abstractNumId w:val="41"/>
+    <w:abstractNumId w:val="42"/>
   </w:num>
   <w:num w:numId="43" w16cid:durableId="301691907">
-    <w:abstractNumId w:val="17"/>
+    <w:abstractNumId w:val="18"/>
   </w:num>
   <w:num w:numId="44" w16cid:durableId="398525507">
-    <w:abstractNumId w:val="14"/>
+    <w:abstractNumId w:val="15"/>
   </w:num>
   <w:num w:numId="45" w16cid:durableId="479083736">
-    <w:abstractNumId w:val="37"/>
+    <w:abstractNumId w:val="38"/>
   </w:num>
   <w:num w:numId="46" w16cid:durableId="965626436">
-    <w:abstractNumId w:val="28"/>
+    <w:abstractNumId w:val="29"/>
+  </w:num>
+  <w:num w:numId="47" w16cid:durableId="1228612977">
+    <w:abstractNumId w:val="9"/>
   </w:num>
   <w:numIdMacAtCleanup w:val="21"/>
 </w:numbering>

--- a/TO DO/Group Project Proposal.docx
+++ b/TO DO/Group Project Proposal.docx
@@ -323,7 +323,7 @@
           <w:r>
             <w:fldChar w:fldCharType="separate"/>
           </w:r>
-          <w:hyperlink w:anchor="_Toc237369162" w:history="1">
+          <w:hyperlink w:anchor="_Toc237633800" w:history="1">
             <w:r>
               <w:rPr>
                 <w:rStyle w:val="Hyperlink"/>
@@ -350,7 +350,7 @@
                 <w:noProof/>
                 <w:webHidden/>
               </w:rPr>
-              <w:instrText xml:space="preserve"> PAGEREF _Toc237369162 \h </w:instrText>
+              <w:instrText xml:space="preserve"> PAGEREF _Toc237633800 \h </w:instrText>
             </w:r>
             <w:r>
               <w:rPr>
@@ -397,7 +397,7 @@
               <w14:ligatures w14:val="standardContextual"/>
             </w:rPr>
           </w:pPr>
-          <w:hyperlink w:anchor="_Toc237369163" w:history="1">
+          <w:hyperlink w:anchor="_Toc237633801" w:history="1">
             <w:r>
               <w:rPr>
                 <w:rStyle w:val="Hyperlink"/>
@@ -424,7 +424,7 @@
                 <w:noProof/>
                 <w:webHidden/>
               </w:rPr>
-              <w:instrText xml:space="preserve"> PAGEREF _Toc237369163 \h </w:instrText>
+              <w:instrText xml:space="preserve"> PAGEREF _Toc237633801 \h </w:instrText>
             </w:r>
             <w:r>
               <w:rPr>
@@ -471,7 +471,7 @@
               <w14:ligatures w14:val="standardContextual"/>
             </w:rPr>
           </w:pPr>
-          <w:hyperlink w:anchor="_Toc237369164" w:history="1">
+          <w:hyperlink w:anchor="_Toc237633802" w:history="1">
             <w:r>
               <w:rPr>
                 <w:rStyle w:val="Hyperlink"/>
@@ -498,7 +498,7 @@
                 <w:noProof/>
                 <w:webHidden/>
               </w:rPr>
-              <w:instrText xml:space="preserve"> PAGEREF _Toc237369164 \h </w:instrText>
+              <w:instrText xml:space="preserve"> PAGEREF _Toc237633802 \h </w:instrText>
             </w:r>
             <w:r>
               <w:rPr>
@@ -545,7 +545,7 @@
               <w14:ligatures w14:val="standardContextual"/>
             </w:rPr>
           </w:pPr>
-          <w:hyperlink w:anchor="_Toc237369165" w:history="1">
+          <w:hyperlink w:anchor="_Toc237633803" w:history="1">
             <w:r>
               <w:rPr>
                 <w:rStyle w:val="Hyperlink"/>
@@ -572,7 +572,7 @@
                 <w:noProof/>
                 <w:webHidden/>
               </w:rPr>
-              <w:instrText xml:space="preserve"> PAGEREF _Toc237369165 \h </w:instrText>
+              <w:instrText xml:space="preserve"> PAGEREF _Toc237633803 \h </w:instrText>
             </w:r>
             <w:r>
               <w:rPr>
@@ -619,7 +619,7 @@
               <w14:ligatures w14:val="standardContextual"/>
             </w:rPr>
           </w:pPr>
-          <w:hyperlink w:anchor="_Toc237369166" w:history="1">
+          <w:hyperlink w:anchor="_Toc237633804" w:history="1">
             <w:r>
               <w:rPr>
                 <w:rStyle w:val="Hyperlink"/>
@@ -646,7 +646,7 @@
                 <w:noProof/>
                 <w:webHidden/>
               </w:rPr>
-              <w:instrText xml:space="preserve"> PAGEREF _Toc237369166 \h </w:instrText>
+              <w:instrText xml:space="preserve"> PAGEREF _Toc237633804 \h </w:instrText>
             </w:r>
             <w:r>
               <w:rPr>
@@ -693,7 +693,7 @@
               <w14:ligatures w14:val="standardContextual"/>
             </w:rPr>
           </w:pPr>
-          <w:hyperlink w:anchor="_Toc237369167" w:history="1">
+          <w:hyperlink w:anchor="_Toc237633805" w:history="1">
             <w:r>
               <w:rPr>
                 <w:rStyle w:val="Hyperlink"/>
@@ -720,7 +720,7 @@
                 <w:noProof/>
                 <w:webHidden/>
               </w:rPr>
-              <w:instrText xml:space="preserve"> PAGEREF _Toc237369167 \h </w:instrText>
+              <w:instrText xml:space="preserve"> PAGEREF _Toc237633805 \h </w:instrText>
             </w:r>
             <w:r>
               <w:rPr>
@@ -767,7 +767,7 @@
               <w14:ligatures w14:val="standardContextual"/>
             </w:rPr>
           </w:pPr>
-          <w:hyperlink w:anchor="_Toc237369168" w:history="1">
+          <w:hyperlink w:anchor="_Toc237633806" w:history="1">
             <w:r>
               <w:rPr>
                 <w:rStyle w:val="Hyperlink"/>
@@ -794,7 +794,7 @@
                 <w:noProof/>
                 <w:webHidden/>
               </w:rPr>
-              <w:instrText xml:space="preserve"> PAGEREF _Toc237369168 \h </w:instrText>
+              <w:instrText xml:space="preserve"> PAGEREF _Toc237633806 \h </w:instrText>
             </w:r>
             <w:r>
               <w:rPr>
@@ -841,7 +841,7 @@
               <w14:ligatures w14:val="standardContextual"/>
             </w:rPr>
           </w:pPr>
-          <w:hyperlink w:anchor="_Toc237369169" w:history="1">
+          <w:hyperlink w:anchor="_Toc237633807" w:history="1">
             <w:r>
               <w:rPr>
                 <w:rStyle w:val="Hyperlink"/>
@@ -868,7 +868,7 @@
                 <w:noProof/>
                 <w:webHidden/>
               </w:rPr>
-              <w:instrText xml:space="preserve"> PAGEREF _Toc237369169 \h </w:instrText>
+              <w:instrText xml:space="preserve"> PAGEREF _Toc237633807 \h </w:instrText>
             </w:r>
             <w:r>
               <w:rPr>
@@ -915,7 +915,7 @@
               <w14:ligatures w14:val="standardContextual"/>
             </w:rPr>
           </w:pPr>
-          <w:hyperlink w:anchor="_Toc237369170" w:history="1">
+          <w:hyperlink w:anchor="_Toc237633808" w:history="1">
             <w:r>
               <w:rPr>
                 <w:rStyle w:val="Hyperlink"/>
@@ -942,7 +942,7 @@
                 <w:noProof/>
                 <w:webHidden/>
               </w:rPr>
-              <w:instrText xml:space="preserve"> PAGEREF _Toc237369170 \h </w:instrText>
+              <w:instrText xml:space="preserve"> PAGEREF _Toc237633808 \h </w:instrText>
             </w:r>
             <w:r>
               <w:rPr>
@@ -989,7 +989,7 @@
               <w14:ligatures w14:val="standardContextual"/>
             </w:rPr>
           </w:pPr>
-          <w:hyperlink w:anchor="_Toc237369171" w:history="1">
+          <w:hyperlink w:anchor="_Toc237633809" w:history="1">
             <w:r>
               <w:rPr>
                 <w:rStyle w:val="Hyperlink"/>
@@ -1016,7 +1016,7 @@
                 <w:noProof/>
                 <w:webHidden/>
               </w:rPr>
-              <w:instrText xml:space="preserve"> PAGEREF _Toc237369171 \h </w:instrText>
+              <w:instrText xml:space="preserve"> PAGEREF _Toc237633809 \h </w:instrText>
             </w:r>
             <w:r>
               <w:rPr>
@@ -1063,7 +1063,7 @@
               <w14:ligatures w14:val="standardContextual"/>
             </w:rPr>
           </w:pPr>
-          <w:hyperlink w:anchor="_Toc237369172" w:history="1">
+          <w:hyperlink w:anchor="_Toc237633810" w:history="1">
             <w:r>
               <w:rPr>
                 <w:rStyle w:val="Hyperlink"/>
@@ -1090,7 +1090,7 @@
                 <w:noProof/>
                 <w:webHidden/>
               </w:rPr>
-              <w:instrText xml:space="preserve"> PAGEREF _Toc237369172 \h </w:instrText>
+              <w:instrText xml:space="preserve"> PAGEREF _Toc237633810 \h </w:instrText>
             </w:r>
             <w:r>
               <w:rPr>
@@ -1137,7 +1137,7 @@
               <w14:ligatures w14:val="standardContextual"/>
             </w:rPr>
           </w:pPr>
-          <w:hyperlink w:anchor="_Toc237369173" w:history="1">
+          <w:hyperlink w:anchor="_Toc237633811" w:history="1">
             <w:r>
               <w:rPr>
                 <w:rStyle w:val="Hyperlink"/>
@@ -1164,7 +1164,7 @@
                 <w:noProof/>
                 <w:webHidden/>
               </w:rPr>
-              <w:instrText xml:space="preserve"> PAGEREF _Toc237369173 \h </w:instrText>
+              <w:instrText xml:space="preserve"> PAGEREF _Toc237633811 \h </w:instrText>
             </w:r>
             <w:r>
               <w:rPr>
@@ -1211,7 +1211,7 @@
               <w14:ligatures w14:val="standardContextual"/>
             </w:rPr>
           </w:pPr>
-          <w:hyperlink w:anchor="_Toc237369174" w:history="1">
+          <w:hyperlink w:anchor="_Toc237633812" w:history="1">
             <w:r>
               <w:rPr>
                 <w:rStyle w:val="Hyperlink"/>
@@ -1238,7 +1238,7 @@
                 <w:noProof/>
                 <w:webHidden/>
               </w:rPr>
-              <w:instrText xml:space="preserve"> PAGEREF _Toc237369174 \h </w:instrText>
+              <w:instrText xml:space="preserve"> PAGEREF _Toc237633812 \h </w:instrText>
             </w:r>
             <w:r>
               <w:rPr>
@@ -1285,7 +1285,7 @@
               <w14:ligatures w14:val="standardContextual"/>
             </w:rPr>
           </w:pPr>
-          <w:hyperlink w:anchor="_Toc237369175" w:history="1">
+          <w:hyperlink w:anchor="_Toc237633813" w:history="1">
             <w:r>
               <w:rPr>
                 <w:rStyle w:val="Hyperlink"/>
@@ -1312,7 +1312,7 @@
                 <w:noProof/>
                 <w:webHidden/>
               </w:rPr>
-              <w:instrText xml:space="preserve"> PAGEREF _Toc237369175 \h </w:instrText>
+              <w:instrText xml:space="preserve"> PAGEREF _Toc237633813 \h </w:instrText>
             </w:r>
             <w:r>
               <w:rPr>
@@ -1359,7 +1359,7 @@
               <w14:ligatures w14:val="standardContextual"/>
             </w:rPr>
           </w:pPr>
-          <w:hyperlink w:anchor="_Toc237369176" w:history="1">
+          <w:hyperlink w:anchor="_Toc237633814" w:history="1">
             <w:r>
               <w:rPr>
                 <w:rStyle w:val="Hyperlink"/>
@@ -1386,7 +1386,7 @@
                 <w:noProof/>
                 <w:webHidden/>
               </w:rPr>
-              <w:instrText xml:space="preserve"> PAGEREF _Toc237369176 \h </w:instrText>
+              <w:instrText xml:space="preserve"> PAGEREF _Toc237633814 \h </w:instrText>
             </w:r>
             <w:r>
               <w:rPr>
@@ -1433,7 +1433,7 @@
               <w14:ligatures w14:val="standardContextual"/>
             </w:rPr>
           </w:pPr>
-          <w:hyperlink w:anchor="_Toc237369177" w:history="1">
+          <w:hyperlink w:anchor="_Toc237633815" w:history="1">
             <w:r>
               <w:rPr>
                 <w:rStyle w:val="Hyperlink"/>
@@ -1460,7 +1460,7 @@
                 <w:noProof/>
                 <w:webHidden/>
               </w:rPr>
-              <w:instrText xml:space="preserve"> PAGEREF _Toc237369177 \h </w:instrText>
+              <w:instrText xml:space="preserve"> PAGEREF _Toc237633815 \h </w:instrText>
             </w:r>
             <w:r>
               <w:rPr>
@@ -1507,7 +1507,7 @@
               <w14:ligatures w14:val="standardContextual"/>
             </w:rPr>
           </w:pPr>
-          <w:hyperlink w:anchor="_Toc237369178" w:history="1">
+          <w:hyperlink w:anchor="_Toc237633816" w:history="1">
             <w:r>
               <w:rPr>
                 <w:rStyle w:val="Hyperlink"/>
@@ -1534,7 +1534,7 @@
                 <w:noProof/>
                 <w:webHidden/>
               </w:rPr>
-              <w:instrText xml:space="preserve"> PAGEREF _Toc237369178 \h </w:instrText>
+              <w:instrText xml:space="preserve"> PAGEREF _Toc237633816 \h </w:instrText>
             </w:r>
             <w:r>
               <w:rPr>
@@ -1581,7 +1581,7 @@
               <w14:ligatures w14:val="standardContextual"/>
             </w:rPr>
           </w:pPr>
-          <w:hyperlink w:anchor="_Toc237369179" w:history="1">
+          <w:hyperlink w:anchor="_Toc237633817" w:history="1">
             <w:r>
               <w:rPr>
                 <w:rStyle w:val="Hyperlink"/>
@@ -1608,7 +1608,7 @@
                 <w:noProof/>
                 <w:webHidden/>
               </w:rPr>
-              <w:instrText xml:space="preserve"> PAGEREF _Toc237369179 \h </w:instrText>
+              <w:instrText xml:space="preserve"> PAGEREF _Toc237633817 \h </w:instrText>
             </w:r>
             <w:r>
               <w:rPr>
@@ -1655,7 +1655,7 @@
               <w14:ligatures w14:val="standardContextual"/>
             </w:rPr>
           </w:pPr>
-          <w:hyperlink w:anchor="_Toc237369180" w:history="1">
+          <w:hyperlink w:anchor="_Toc237633818" w:history="1">
             <w:r>
               <w:rPr>
                 <w:rStyle w:val="Hyperlink"/>
@@ -1682,7 +1682,7 @@
                 <w:noProof/>
                 <w:webHidden/>
               </w:rPr>
-              <w:instrText xml:space="preserve"> PAGEREF _Toc237369180 \h </w:instrText>
+              <w:instrText xml:space="preserve"> PAGEREF _Toc237633818 \h </w:instrText>
             </w:r>
             <w:r>
               <w:rPr>
@@ -1729,7 +1729,7 @@
               <w14:ligatures w14:val="standardContextual"/>
             </w:rPr>
           </w:pPr>
-          <w:hyperlink w:anchor="_Toc237369181" w:history="1">
+          <w:hyperlink w:anchor="_Toc237633819" w:history="1">
             <w:r>
               <w:rPr>
                 <w:rStyle w:val="Hyperlink"/>
@@ -1756,7 +1756,7 @@
                 <w:noProof/>
                 <w:webHidden/>
               </w:rPr>
-              <w:instrText xml:space="preserve"> PAGEREF _Toc237369181 \h </w:instrText>
+              <w:instrText xml:space="preserve"> PAGEREF _Toc237633819 \h </w:instrText>
             </w:r>
             <w:r>
               <w:rPr>
@@ -1803,7 +1803,7 @@
               <w14:ligatures w14:val="standardContextual"/>
             </w:rPr>
           </w:pPr>
-          <w:hyperlink w:anchor="_Toc237369182" w:history="1">
+          <w:hyperlink w:anchor="_Toc237633820" w:history="1">
             <w:r>
               <w:rPr>
                 <w:rStyle w:val="Hyperlink"/>
@@ -1830,7 +1830,7 @@
                 <w:noProof/>
                 <w:webHidden/>
               </w:rPr>
-              <w:instrText xml:space="preserve"> PAGEREF _Toc237369182 \h </w:instrText>
+              <w:instrText xml:space="preserve"> PAGEREF _Toc237633820 \h </w:instrText>
             </w:r>
             <w:r>
               <w:rPr>
@@ -1877,7 +1877,7 @@
               <w14:ligatures w14:val="standardContextual"/>
             </w:rPr>
           </w:pPr>
-          <w:hyperlink w:anchor="_Toc237369183" w:history="1">
+          <w:hyperlink w:anchor="_Toc237633821" w:history="1">
             <w:r>
               <w:rPr>
                 <w:rStyle w:val="Hyperlink"/>
@@ -1904,7 +1904,7 @@
                 <w:noProof/>
                 <w:webHidden/>
               </w:rPr>
-              <w:instrText xml:space="preserve"> PAGEREF _Toc237369183 \h </w:instrText>
+              <w:instrText xml:space="preserve"> PAGEREF _Toc237633821 \h </w:instrText>
             </w:r>
             <w:r>
               <w:rPr>
@@ -1951,7 +1951,7 @@
               <w14:ligatures w14:val="standardContextual"/>
             </w:rPr>
           </w:pPr>
-          <w:hyperlink w:anchor="_Toc237369184" w:history="1">
+          <w:hyperlink w:anchor="_Toc237633822" w:history="1">
             <w:r>
               <w:rPr>
                 <w:rStyle w:val="Hyperlink"/>
@@ -1978,7 +1978,7 @@
                 <w:noProof/>
                 <w:webHidden/>
               </w:rPr>
-              <w:instrText xml:space="preserve"> PAGEREF _Toc237369184 \h </w:instrText>
+              <w:instrText xml:space="preserve"> PAGEREF _Toc237633822 \h </w:instrText>
             </w:r>
             <w:r>
               <w:rPr>
@@ -2025,7 +2025,7 @@
               <w14:ligatures w14:val="standardContextual"/>
             </w:rPr>
           </w:pPr>
-          <w:hyperlink w:anchor="_Toc237369185" w:history="1">
+          <w:hyperlink w:anchor="_Toc237633823" w:history="1">
             <w:r>
               <w:rPr>
                 <w:rStyle w:val="Hyperlink"/>
@@ -2052,7 +2052,7 @@
                 <w:noProof/>
                 <w:webHidden/>
               </w:rPr>
-              <w:instrText xml:space="preserve"> PAGEREF _Toc237369185 \h </w:instrText>
+              <w:instrText xml:space="preserve"> PAGEREF _Toc237633823 \h </w:instrText>
             </w:r>
             <w:r>
               <w:rPr>
@@ -2099,7 +2099,7 @@
               <w14:ligatures w14:val="standardContextual"/>
             </w:rPr>
           </w:pPr>
-          <w:hyperlink w:anchor="_Toc237369186" w:history="1">
+          <w:hyperlink w:anchor="_Toc237633824" w:history="1">
             <w:r>
               <w:rPr>
                 <w:rStyle w:val="Hyperlink"/>
@@ -2126,7 +2126,7 @@
                 <w:noProof/>
                 <w:webHidden/>
               </w:rPr>
-              <w:instrText xml:space="preserve"> PAGEREF _Toc237369186 \h </w:instrText>
+              <w:instrText xml:space="preserve"> PAGEREF _Toc237633824 \h </w:instrText>
             </w:r>
             <w:r>
               <w:rPr>
@@ -2173,7 +2173,7 @@
               <w14:ligatures w14:val="standardContextual"/>
             </w:rPr>
           </w:pPr>
-          <w:hyperlink w:anchor="_Toc237369187" w:history="1">
+          <w:hyperlink w:anchor="_Toc237633825" w:history="1">
             <w:r>
               <w:rPr>
                 <w:rStyle w:val="Hyperlink"/>
@@ -2200,7 +2200,7 @@
                 <w:noProof/>
                 <w:webHidden/>
               </w:rPr>
-              <w:instrText xml:space="preserve"> PAGEREF _Toc237369187 \h </w:instrText>
+              <w:instrText xml:space="preserve"> PAGEREF _Toc237633825 \h </w:instrText>
             </w:r>
             <w:r>
               <w:rPr>
@@ -2247,7 +2247,7 @@
               <w14:ligatures w14:val="standardContextual"/>
             </w:rPr>
           </w:pPr>
-          <w:hyperlink w:anchor="_Toc237369188" w:history="1">
+          <w:hyperlink w:anchor="_Toc237633826" w:history="1">
             <w:r>
               <w:rPr>
                 <w:rStyle w:val="Hyperlink"/>
@@ -2274,7 +2274,7 @@
                 <w:noProof/>
                 <w:webHidden/>
               </w:rPr>
-              <w:instrText xml:space="preserve"> PAGEREF _Toc237369188 \h </w:instrText>
+              <w:instrText xml:space="preserve"> PAGEREF _Toc237633826 \h </w:instrText>
             </w:r>
             <w:r>
               <w:rPr>
@@ -2321,7 +2321,7 @@
               <w14:ligatures w14:val="standardContextual"/>
             </w:rPr>
           </w:pPr>
-          <w:hyperlink w:anchor="_Toc237369189" w:history="1">
+          <w:hyperlink w:anchor="_Toc237633827" w:history="1">
             <w:r>
               <w:rPr>
                 <w:rStyle w:val="Hyperlink"/>
@@ -2348,7 +2348,7 @@
                 <w:noProof/>
                 <w:webHidden/>
               </w:rPr>
-              <w:instrText xml:space="preserve"> PAGEREF _Toc237369189 \h </w:instrText>
+              <w:instrText xml:space="preserve"> PAGEREF _Toc237633827 \h </w:instrText>
             </w:r>
             <w:r>
               <w:rPr>
@@ -2395,7 +2395,7 @@
               <w14:ligatures w14:val="standardContextual"/>
             </w:rPr>
           </w:pPr>
-          <w:hyperlink w:anchor="_Toc237369190" w:history="1">
+          <w:hyperlink w:anchor="_Toc237633828" w:history="1">
             <w:r>
               <w:rPr>
                 <w:rStyle w:val="Hyperlink"/>
@@ -2422,7 +2422,7 @@
                 <w:noProof/>
                 <w:webHidden/>
               </w:rPr>
-              <w:instrText xml:space="preserve"> PAGEREF _Toc237369190 \h </w:instrText>
+              <w:instrText xml:space="preserve"> PAGEREF _Toc237633828 \h </w:instrText>
             </w:r>
             <w:r>
               <w:rPr>
@@ -2469,7 +2469,7 @@
               <w14:ligatures w14:val="standardContextual"/>
             </w:rPr>
           </w:pPr>
-          <w:hyperlink w:anchor="_Toc237369191" w:history="1">
+          <w:hyperlink w:anchor="_Toc237633829" w:history="1">
             <w:r>
               <w:rPr>
                 <w:rStyle w:val="Hyperlink"/>
@@ -2496,7 +2496,7 @@
                 <w:noProof/>
                 <w:webHidden/>
               </w:rPr>
-              <w:instrText xml:space="preserve"> PAGEREF _Toc237369191 \h </w:instrText>
+              <w:instrText xml:space="preserve"> PAGEREF _Toc237633829 \h </w:instrText>
             </w:r>
             <w:r>
               <w:rPr>
@@ -2543,7 +2543,7 @@
               <w14:ligatures w14:val="standardContextual"/>
             </w:rPr>
           </w:pPr>
-          <w:hyperlink w:anchor="_Toc237369192" w:history="1">
+          <w:hyperlink w:anchor="_Toc237633830" w:history="1">
             <w:r>
               <w:rPr>
                 <w:rStyle w:val="Hyperlink"/>
@@ -2570,7 +2570,7 @@
                 <w:noProof/>
                 <w:webHidden/>
               </w:rPr>
-              <w:instrText xml:space="preserve"> PAGEREF _Toc237369192 \h </w:instrText>
+              <w:instrText xml:space="preserve"> PAGEREF _Toc237633830 \h </w:instrText>
             </w:r>
             <w:r>
               <w:rPr>
@@ -2617,7 +2617,7 @@
               <w14:ligatures w14:val="standardContextual"/>
             </w:rPr>
           </w:pPr>
-          <w:hyperlink w:anchor="_Toc237369193" w:history="1">
+          <w:hyperlink w:anchor="_Toc237633831" w:history="1">
             <w:r>
               <w:rPr>
                 <w:rStyle w:val="Hyperlink"/>
@@ -2644,7 +2644,7 @@
                 <w:noProof/>
                 <w:webHidden/>
               </w:rPr>
-              <w:instrText xml:space="preserve"> PAGEREF _Toc237369193 \h </w:instrText>
+              <w:instrText xml:space="preserve"> PAGEREF _Toc237633831 \h </w:instrText>
             </w:r>
             <w:r>
               <w:rPr>
@@ -2691,7 +2691,7 @@
               <w14:ligatures w14:val="standardContextual"/>
             </w:rPr>
           </w:pPr>
-          <w:hyperlink w:anchor="_Toc237369194" w:history="1">
+          <w:hyperlink w:anchor="_Toc237633832" w:history="1">
             <w:r>
               <w:rPr>
                 <w:rStyle w:val="Hyperlink"/>
@@ -2718,7 +2718,7 @@
                 <w:noProof/>
                 <w:webHidden/>
               </w:rPr>
-              <w:instrText xml:space="preserve"> PAGEREF _Toc237369194 \h </w:instrText>
+              <w:instrText xml:space="preserve"> PAGEREF _Toc237633832 \h </w:instrText>
             </w:r>
             <w:r>
               <w:rPr>
@@ -2765,7 +2765,7 @@
               <w14:ligatures w14:val="standardContextual"/>
             </w:rPr>
           </w:pPr>
-          <w:hyperlink w:anchor="_Toc237369195" w:history="1">
+          <w:hyperlink w:anchor="_Toc237633833" w:history="1">
             <w:r>
               <w:rPr>
                 <w:rStyle w:val="Hyperlink"/>
@@ -2792,7 +2792,7 @@
                 <w:noProof/>
                 <w:webHidden/>
               </w:rPr>
-              <w:instrText xml:space="preserve"> PAGEREF _Toc237369195 \h </w:instrText>
+              <w:instrText xml:space="preserve"> PAGEREF _Toc237633833 \h </w:instrText>
             </w:r>
             <w:r>
               <w:rPr>
@@ -2839,7 +2839,7 @@
               <w14:ligatures w14:val="standardContextual"/>
             </w:rPr>
           </w:pPr>
-          <w:hyperlink w:anchor="_Toc237369196" w:history="1">
+          <w:hyperlink w:anchor="_Toc237633834" w:history="1">
             <w:r>
               <w:rPr>
                 <w:rStyle w:val="Hyperlink"/>
@@ -2866,7 +2866,7 @@
                 <w:noProof/>
                 <w:webHidden/>
               </w:rPr>
-              <w:instrText xml:space="preserve"> PAGEREF _Toc237369196 \h </w:instrText>
+              <w:instrText xml:space="preserve"> PAGEREF _Toc237633834 \h </w:instrText>
             </w:r>
             <w:r>
               <w:rPr>
@@ -2913,7 +2913,7 @@
               <w14:ligatures w14:val="standardContextual"/>
             </w:rPr>
           </w:pPr>
-          <w:hyperlink w:anchor="_Toc237369197" w:history="1">
+          <w:hyperlink w:anchor="_Toc237633835" w:history="1">
             <w:r>
               <w:rPr>
                 <w:rStyle w:val="Hyperlink"/>
@@ -2940,7 +2940,7 @@
                 <w:noProof/>
                 <w:webHidden/>
               </w:rPr>
-              <w:instrText xml:space="preserve"> PAGEREF _Toc237369197 \h </w:instrText>
+              <w:instrText xml:space="preserve"> PAGEREF _Toc237633835 \h </w:instrText>
             </w:r>
             <w:r>
               <w:rPr>
@@ -2987,7 +2987,7 @@
               <w14:ligatures w14:val="standardContextual"/>
             </w:rPr>
           </w:pPr>
-          <w:hyperlink w:anchor="_Toc237369198" w:history="1">
+          <w:hyperlink w:anchor="_Toc237633836" w:history="1">
             <w:r>
               <w:rPr>
                 <w:rStyle w:val="Hyperlink"/>
@@ -3014,7 +3014,7 @@
                 <w:noProof/>
                 <w:webHidden/>
               </w:rPr>
-              <w:instrText xml:space="preserve"> PAGEREF _Toc237369198 \h </w:instrText>
+              <w:instrText xml:space="preserve"> PAGEREF _Toc237633836 \h </w:instrText>
             </w:r>
             <w:r>
               <w:rPr>
@@ -3061,7 +3061,7 @@
               <w14:ligatures w14:val="standardContextual"/>
             </w:rPr>
           </w:pPr>
-          <w:hyperlink w:anchor="_Toc237369199" w:history="1">
+          <w:hyperlink w:anchor="_Toc237633837" w:history="1">
             <w:r>
               <w:rPr>
                 <w:rStyle w:val="Hyperlink"/>
@@ -3088,7 +3088,7 @@
                 <w:noProof/>
                 <w:webHidden/>
               </w:rPr>
-              <w:instrText xml:space="preserve"> PAGEREF _Toc237369199 \h </w:instrText>
+              <w:instrText xml:space="preserve"> PAGEREF _Toc237633837 \h </w:instrText>
             </w:r>
             <w:r>
               <w:rPr>
@@ -3135,7 +3135,7 @@
               <w14:ligatures w14:val="standardContextual"/>
             </w:rPr>
           </w:pPr>
-          <w:hyperlink w:anchor="_Toc237369200" w:history="1">
+          <w:hyperlink w:anchor="_Toc237633838" w:history="1">
             <w:r>
               <w:rPr>
                 <w:rStyle w:val="Hyperlink"/>
@@ -3162,7 +3162,7 @@
                 <w:noProof/>
                 <w:webHidden/>
               </w:rPr>
-              <w:instrText xml:space="preserve"> PAGEREF _Toc237369200 \h </w:instrText>
+              <w:instrText xml:space="preserve"> PAGEREF _Toc237633838 \h </w:instrText>
             </w:r>
             <w:r>
               <w:rPr>
@@ -3209,7 +3209,7 @@
               <w14:ligatures w14:val="standardContextual"/>
             </w:rPr>
           </w:pPr>
-          <w:hyperlink w:anchor="_Toc237369201" w:history="1">
+          <w:hyperlink w:anchor="_Toc237633839" w:history="1">
             <w:r>
               <w:rPr>
                 <w:rStyle w:val="Hyperlink"/>
@@ -3236,7 +3236,7 @@
                 <w:noProof/>
                 <w:webHidden/>
               </w:rPr>
-              <w:instrText xml:space="preserve"> PAGEREF _Toc237369201 \h </w:instrText>
+              <w:instrText xml:space="preserve"> PAGEREF _Toc237633839 \h </w:instrText>
             </w:r>
             <w:r>
               <w:rPr>
@@ -3283,7 +3283,7 @@
               <w14:ligatures w14:val="standardContextual"/>
             </w:rPr>
           </w:pPr>
-          <w:hyperlink w:anchor="_Toc237369202" w:history="1">
+          <w:hyperlink w:anchor="_Toc237633840" w:history="1">
             <w:r>
               <w:rPr>
                 <w:rStyle w:val="Hyperlink"/>
@@ -3310,7 +3310,7 @@
                 <w:noProof/>
                 <w:webHidden/>
               </w:rPr>
-              <w:instrText xml:space="preserve"> PAGEREF _Toc237369202 \h </w:instrText>
+              <w:instrText xml:space="preserve"> PAGEREF _Toc237633840 \h </w:instrText>
             </w:r>
             <w:r>
               <w:rPr>
@@ -3357,7 +3357,7 @@
               <w14:ligatures w14:val="standardContextual"/>
             </w:rPr>
           </w:pPr>
-          <w:hyperlink w:anchor="_Toc237369203" w:history="1">
+          <w:hyperlink w:anchor="_Toc237633841" w:history="1">
             <w:r>
               <w:rPr>
                 <w:rStyle w:val="Hyperlink"/>
@@ -3384,7 +3384,7 @@
                 <w:noProof/>
                 <w:webHidden/>
               </w:rPr>
-              <w:instrText xml:space="preserve"> PAGEREF _Toc237369203 \h </w:instrText>
+              <w:instrText xml:space="preserve"> PAGEREF _Toc237633841 \h </w:instrText>
             </w:r>
             <w:r>
               <w:rPr>
@@ -3431,7 +3431,7 @@
               <w14:ligatures w14:val="standardContextual"/>
             </w:rPr>
           </w:pPr>
-          <w:hyperlink w:anchor="_Toc237369204" w:history="1">
+          <w:hyperlink w:anchor="_Toc237633842" w:history="1">
             <w:r>
               <w:rPr>
                 <w:rStyle w:val="Hyperlink"/>
@@ -3458,7 +3458,7 @@
                 <w:noProof/>
                 <w:webHidden/>
               </w:rPr>
-              <w:instrText xml:space="preserve"> PAGEREF _Toc237369204 \h </w:instrText>
+              <w:instrText xml:space="preserve"> PAGEREF _Toc237633842 \h </w:instrText>
             </w:r>
             <w:r>
               <w:rPr>
@@ -3505,7 +3505,7 @@
               <w14:ligatures w14:val="standardContextual"/>
             </w:rPr>
           </w:pPr>
-          <w:hyperlink w:anchor="_Toc237369205" w:history="1">
+          <w:hyperlink w:anchor="_Toc237633843" w:history="1">
             <w:r>
               <w:rPr>
                 <w:rStyle w:val="Hyperlink"/>
@@ -3532,7 +3532,7 @@
                 <w:noProof/>
                 <w:webHidden/>
               </w:rPr>
-              <w:instrText xml:space="preserve"> PAGEREF _Toc237369205 \h </w:instrText>
+              <w:instrText xml:space="preserve"> PAGEREF _Toc237633843 \h </w:instrText>
             </w:r>
             <w:r>
               <w:rPr>
@@ -3553,6 +3553,894 @@
                 <w:webHidden/>
               </w:rPr>
               <w:t>26</w:t>
+            </w:r>
+            <w:r>
+              <w:rPr>
+                <w:noProof/>
+                <w:webHidden/>
+              </w:rPr>
+              <w:fldChar w:fldCharType="end"/>
+            </w:r>
+          </w:hyperlink>
+        </w:p>
+        <w:p>
+          <w:pPr>
+            <w:pStyle w:val="TOC1"/>
+            <w:tabs>
+              <w:tab w:val="right" w:leader="dot" w:pos="9016"/>
+            </w:tabs>
+            <w:rPr>
+              <w:rFonts w:asciiTheme="minorHAnsi" w:eastAsiaTheme="minorEastAsia" w:hAnsiTheme="minorHAnsi" w:cstheme="minorBidi"/>
+              <w:noProof/>
+              <w:kern w:val="2"/>
+              <w:sz w:val="24"/>
+              <w:szCs w:val="24"/>
+              <w:lang w:eastAsia="en-AU"/>
+              <w14:ligatures w14:val="standardContextual"/>
+            </w:rPr>
+          </w:pPr>
+          <w:hyperlink w:anchor="_Toc237633844" w:history="1">
+            <w:r>
+              <w:rPr>
+                <w:rStyle w:val="Hyperlink"/>
+                <w:noProof/>
+              </w:rPr>
+              <w:t>Detailed Software Design</w:t>
+            </w:r>
+            <w:r>
+              <w:rPr>
+                <w:noProof/>
+                <w:webHidden/>
+              </w:rPr>
+              <w:tab/>
+            </w:r>
+            <w:r>
+              <w:rPr>
+                <w:noProof/>
+                <w:webHidden/>
+              </w:rPr>
+              <w:fldChar w:fldCharType="begin"/>
+            </w:r>
+            <w:r>
+              <w:rPr>
+                <w:noProof/>
+                <w:webHidden/>
+              </w:rPr>
+              <w:instrText xml:space="preserve"> PAGEREF _Toc237633844 \h </w:instrText>
+            </w:r>
+            <w:r>
+              <w:rPr>
+                <w:noProof/>
+                <w:webHidden/>
+              </w:rPr>
+            </w:r>
+            <w:r>
+              <w:rPr>
+                <w:noProof/>
+                <w:webHidden/>
+              </w:rPr>
+              <w:fldChar w:fldCharType="separate"/>
+            </w:r>
+            <w:r>
+              <w:rPr>
+                <w:noProof/>
+                <w:webHidden/>
+              </w:rPr>
+              <w:t>28</w:t>
+            </w:r>
+            <w:r>
+              <w:rPr>
+                <w:noProof/>
+                <w:webHidden/>
+              </w:rPr>
+              <w:fldChar w:fldCharType="end"/>
+            </w:r>
+          </w:hyperlink>
+        </w:p>
+        <w:p>
+          <w:pPr>
+            <w:pStyle w:val="TOC2"/>
+            <w:tabs>
+              <w:tab w:val="right" w:leader="dot" w:pos="9016"/>
+            </w:tabs>
+            <w:rPr>
+              <w:rFonts w:asciiTheme="minorHAnsi" w:eastAsiaTheme="minorEastAsia" w:hAnsiTheme="minorHAnsi" w:cstheme="minorBidi"/>
+              <w:noProof/>
+              <w:kern w:val="2"/>
+              <w:sz w:val="24"/>
+              <w:szCs w:val="24"/>
+              <w:lang w:eastAsia="en-AU"/>
+              <w14:ligatures w14:val="standardContextual"/>
+            </w:rPr>
+          </w:pPr>
+          <w:hyperlink w:anchor="_Toc237633845" w:history="1">
+            <w:r>
+              <w:rPr>
+                <w:rStyle w:val="Hyperlink"/>
+                <w:noProof/>
+              </w:rPr>
+              <w:t>Class Identification</w:t>
+            </w:r>
+            <w:r>
+              <w:rPr>
+                <w:noProof/>
+                <w:webHidden/>
+              </w:rPr>
+              <w:tab/>
+            </w:r>
+            <w:r>
+              <w:rPr>
+                <w:noProof/>
+                <w:webHidden/>
+              </w:rPr>
+              <w:fldChar w:fldCharType="begin"/>
+            </w:r>
+            <w:r>
+              <w:rPr>
+                <w:noProof/>
+                <w:webHidden/>
+              </w:rPr>
+              <w:instrText xml:space="preserve"> PAGEREF _Toc237633845 \h </w:instrText>
+            </w:r>
+            <w:r>
+              <w:rPr>
+                <w:noProof/>
+                <w:webHidden/>
+              </w:rPr>
+            </w:r>
+            <w:r>
+              <w:rPr>
+                <w:noProof/>
+                <w:webHidden/>
+              </w:rPr>
+              <w:fldChar w:fldCharType="separate"/>
+            </w:r>
+            <w:r>
+              <w:rPr>
+                <w:noProof/>
+                <w:webHidden/>
+              </w:rPr>
+              <w:t>28</w:t>
+            </w:r>
+            <w:r>
+              <w:rPr>
+                <w:noProof/>
+                <w:webHidden/>
+              </w:rPr>
+              <w:fldChar w:fldCharType="end"/>
+            </w:r>
+          </w:hyperlink>
+        </w:p>
+        <w:p>
+          <w:pPr>
+            <w:pStyle w:val="TOC3"/>
+            <w:tabs>
+              <w:tab w:val="right" w:leader="dot" w:pos="9016"/>
+            </w:tabs>
+            <w:rPr>
+              <w:rFonts w:asciiTheme="minorHAnsi" w:eastAsiaTheme="minorEastAsia" w:hAnsiTheme="minorHAnsi" w:cstheme="minorBidi"/>
+              <w:noProof/>
+              <w:kern w:val="2"/>
+              <w:sz w:val="24"/>
+              <w:szCs w:val="24"/>
+              <w:lang w:eastAsia="en-AU"/>
+              <w14:ligatures w14:val="standardContextual"/>
+            </w:rPr>
+          </w:pPr>
+          <w:hyperlink w:anchor="_Toc237633846" w:history="1">
+            <w:r>
+              <w:rPr>
+                <w:rStyle w:val="Hyperlink"/>
+                <w:noProof/>
+              </w:rPr>
+              <w:t>User Profile – Matthew</w:t>
+            </w:r>
+            <w:r>
+              <w:rPr>
+                <w:noProof/>
+                <w:webHidden/>
+              </w:rPr>
+              <w:tab/>
+            </w:r>
+            <w:r>
+              <w:rPr>
+                <w:noProof/>
+                <w:webHidden/>
+              </w:rPr>
+              <w:fldChar w:fldCharType="begin"/>
+            </w:r>
+            <w:r>
+              <w:rPr>
+                <w:noProof/>
+                <w:webHidden/>
+              </w:rPr>
+              <w:instrText xml:space="preserve"> PAGEREF _Toc237633846 \h </w:instrText>
+            </w:r>
+            <w:r>
+              <w:rPr>
+                <w:noProof/>
+                <w:webHidden/>
+              </w:rPr>
+            </w:r>
+            <w:r>
+              <w:rPr>
+                <w:noProof/>
+                <w:webHidden/>
+              </w:rPr>
+              <w:fldChar w:fldCharType="separate"/>
+            </w:r>
+            <w:r>
+              <w:rPr>
+                <w:noProof/>
+                <w:webHidden/>
+              </w:rPr>
+              <w:t>28</w:t>
+            </w:r>
+            <w:r>
+              <w:rPr>
+                <w:noProof/>
+                <w:webHidden/>
+              </w:rPr>
+              <w:fldChar w:fldCharType="end"/>
+            </w:r>
+          </w:hyperlink>
+        </w:p>
+        <w:p>
+          <w:pPr>
+            <w:pStyle w:val="TOC3"/>
+            <w:tabs>
+              <w:tab w:val="right" w:leader="dot" w:pos="9016"/>
+            </w:tabs>
+            <w:rPr>
+              <w:rFonts w:asciiTheme="minorHAnsi" w:eastAsiaTheme="minorEastAsia" w:hAnsiTheme="minorHAnsi" w:cstheme="minorBidi"/>
+              <w:noProof/>
+              <w:kern w:val="2"/>
+              <w:sz w:val="24"/>
+              <w:szCs w:val="24"/>
+              <w:lang w:eastAsia="en-AU"/>
+              <w14:ligatures w14:val="standardContextual"/>
+            </w:rPr>
+          </w:pPr>
+          <w:hyperlink w:anchor="_Toc237633847" w:history="1">
+            <w:r>
+              <w:rPr>
+                <w:rStyle w:val="Hyperlink"/>
+                <w:noProof/>
+              </w:rPr>
+              <w:t>Meal Plan and Recipe Generation – Farhad</w:t>
+            </w:r>
+            <w:r>
+              <w:rPr>
+                <w:noProof/>
+                <w:webHidden/>
+              </w:rPr>
+              <w:tab/>
+            </w:r>
+            <w:r>
+              <w:rPr>
+                <w:noProof/>
+                <w:webHidden/>
+              </w:rPr>
+              <w:fldChar w:fldCharType="begin"/>
+            </w:r>
+            <w:r>
+              <w:rPr>
+                <w:noProof/>
+                <w:webHidden/>
+              </w:rPr>
+              <w:instrText xml:space="preserve"> PAGEREF _Toc237633847 \h </w:instrText>
+            </w:r>
+            <w:r>
+              <w:rPr>
+                <w:noProof/>
+                <w:webHidden/>
+              </w:rPr>
+            </w:r>
+            <w:r>
+              <w:rPr>
+                <w:noProof/>
+                <w:webHidden/>
+              </w:rPr>
+              <w:fldChar w:fldCharType="separate"/>
+            </w:r>
+            <w:r>
+              <w:rPr>
+                <w:noProof/>
+                <w:webHidden/>
+              </w:rPr>
+              <w:t>28</w:t>
+            </w:r>
+            <w:r>
+              <w:rPr>
+                <w:noProof/>
+                <w:webHidden/>
+              </w:rPr>
+              <w:fldChar w:fldCharType="end"/>
+            </w:r>
+          </w:hyperlink>
+        </w:p>
+        <w:p>
+          <w:pPr>
+            <w:pStyle w:val="TOC3"/>
+            <w:tabs>
+              <w:tab w:val="right" w:leader="dot" w:pos="9016"/>
+            </w:tabs>
+            <w:rPr>
+              <w:rFonts w:asciiTheme="minorHAnsi" w:eastAsiaTheme="minorEastAsia" w:hAnsiTheme="minorHAnsi" w:cstheme="minorBidi"/>
+              <w:noProof/>
+              <w:kern w:val="2"/>
+              <w:sz w:val="24"/>
+              <w:szCs w:val="24"/>
+              <w:lang w:eastAsia="en-AU"/>
+              <w14:ligatures w14:val="standardContextual"/>
+            </w:rPr>
+          </w:pPr>
+          <w:hyperlink w:anchor="_Toc237633848" w:history="1">
+            <w:r>
+              <w:rPr>
+                <w:rStyle w:val="Hyperlink"/>
+                <w:noProof/>
+              </w:rPr>
+              <w:t>Nutrition, Grocery List and Data Storage – Ansh</w:t>
+            </w:r>
+            <w:r>
+              <w:rPr>
+                <w:noProof/>
+                <w:webHidden/>
+              </w:rPr>
+              <w:tab/>
+            </w:r>
+            <w:r>
+              <w:rPr>
+                <w:noProof/>
+                <w:webHidden/>
+              </w:rPr>
+              <w:fldChar w:fldCharType="begin"/>
+            </w:r>
+            <w:r>
+              <w:rPr>
+                <w:noProof/>
+                <w:webHidden/>
+              </w:rPr>
+              <w:instrText xml:space="preserve"> PAGEREF _Toc237633848 \h </w:instrText>
+            </w:r>
+            <w:r>
+              <w:rPr>
+                <w:noProof/>
+                <w:webHidden/>
+              </w:rPr>
+            </w:r>
+            <w:r>
+              <w:rPr>
+                <w:noProof/>
+                <w:webHidden/>
+              </w:rPr>
+              <w:fldChar w:fldCharType="separate"/>
+            </w:r>
+            <w:r>
+              <w:rPr>
+                <w:noProof/>
+                <w:webHidden/>
+              </w:rPr>
+              <w:t>28</w:t>
+            </w:r>
+            <w:r>
+              <w:rPr>
+                <w:noProof/>
+                <w:webHidden/>
+              </w:rPr>
+              <w:fldChar w:fldCharType="end"/>
+            </w:r>
+          </w:hyperlink>
+        </w:p>
+        <w:p>
+          <w:pPr>
+            <w:pStyle w:val="TOC2"/>
+            <w:tabs>
+              <w:tab w:val="right" w:leader="dot" w:pos="9016"/>
+            </w:tabs>
+            <w:rPr>
+              <w:rFonts w:asciiTheme="minorHAnsi" w:eastAsiaTheme="minorEastAsia" w:hAnsiTheme="minorHAnsi" w:cstheme="minorBidi"/>
+              <w:noProof/>
+              <w:kern w:val="2"/>
+              <w:sz w:val="24"/>
+              <w:szCs w:val="24"/>
+              <w:lang w:eastAsia="en-AU"/>
+              <w14:ligatures w14:val="standardContextual"/>
+            </w:rPr>
+          </w:pPr>
+          <w:hyperlink w:anchor="_Toc237633849" w:history="1">
+            <w:r>
+              <w:rPr>
+                <w:rStyle w:val="Hyperlink"/>
+                <w:noProof/>
+              </w:rPr>
+              <w:t>UML Class Diagrams</w:t>
+            </w:r>
+            <w:r>
+              <w:rPr>
+                <w:noProof/>
+                <w:webHidden/>
+              </w:rPr>
+              <w:tab/>
+            </w:r>
+            <w:r>
+              <w:rPr>
+                <w:noProof/>
+                <w:webHidden/>
+              </w:rPr>
+              <w:fldChar w:fldCharType="begin"/>
+            </w:r>
+            <w:r>
+              <w:rPr>
+                <w:noProof/>
+                <w:webHidden/>
+              </w:rPr>
+              <w:instrText xml:space="preserve"> PAGEREF _Toc237633849 \h </w:instrText>
+            </w:r>
+            <w:r>
+              <w:rPr>
+                <w:noProof/>
+                <w:webHidden/>
+              </w:rPr>
+            </w:r>
+            <w:r>
+              <w:rPr>
+                <w:noProof/>
+                <w:webHidden/>
+              </w:rPr>
+              <w:fldChar w:fldCharType="separate"/>
+            </w:r>
+            <w:r>
+              <w:rPr>
+                <w:noProof/>
+                <w:webHidden/>
+              </w:rPr>
+              <w:t>29</w:t>
+            </w:r>
+            <w:r>
+              <w:rPr>
+                <w:noProof/>
+                <w:webHidden/>
+              </w:rPr>
+              <w:fldChar w:fldCharType="end"/>
+            </w:r>
+          </w:hyperlink>
+        </w:p>
+        <w:p>
+          <w:pPr>
+            <w:pStyle w:val="TOC3"/>
+            <w:tabs>
+              <w:tab w:val="right" w:leader="dot" w:pos="9016"/>
+            </w:tabs>
+            <w:rPr>
+              <w:rFonts w:asciiTheme="minorHAnsi" w:eastAsiaTheme="minorEastAsia" w:hAnsiTheme="minorHAnsi" w:cstheme="minorBidi"/>
+              <w:noProof/>
+              <w:kern w:val="2"/>
+              <w:sz w:val="24"/>
+              <w:szCs w:val="24"/>
+              <w:lang w:eastAsia="en-AU"/>
+              <w14:ligatures w14:val="standardContextual"/>
+            </w:rPr>
+          </w:pPr>
+          <w:hyperlink w:anchor="_Toc237633850" w:history="1">
+            <w:r>
+              <w:rPr>
+                <w:rStyle w:val="Hyperlink"/>
+                <w:noProof/>
+              </w:rPr>
+              <w:t>User Profile – Matthew</w:t>
+            </w:r>
+            <w:r>
+              <w:rPr>
+                <w:noProof/>
+                <w:webHidden/>
+              </w:rPr>
+              <w:tab/>
+            </w:r>
+            <w:r>
+              <w:rPr>
+                <w:noProof/>
+                <w:webHidden/>
+              </w:rPr>
+              <w:fldChar w:fldCharType="begin"/>
+            </w:r>
+            <w:r>
+              <w:rPr>
+                <w:noProof/>
+                <w:webHidden/>
+              </w:rPr>
+              <w:instrText xml:space="preserve"> PAGEREF _Toc237633850 \h </w:instrText>
+            </w:r>
+            <w:r>
+              <w:rPr>
+                <w:noProof/>
+                <w:webHidden/>
+              </w:rPr>
+            </w:r>
+            <w:r>
+              <w:rPr>
+                <w:noProof/>
+                <w:webHidden/>
+              </w:rPr>
+              <w:fldChar w:fldCharType="separate"/>
+            </w:r>
+            <w:r>
+              <w:rPr>
+                <w:noProof/>
+                <w:webHidden/>
+              </w:rPr>
+              <w:t>29</w:t>
+            </w:r>
+            <w:r>
+              <w:rPr>
+                <w:noProof/>
+                <w:webHidden/>
+              </w:rPr>
+              <w:fldChar w:fldCharType="end"/>
+            </w:r>
+          </w:hyperlink>
+        </w:p>
+        <w:p>
+          <w:pPr>
+            <w:pStyle w:val="TOC3"/>
+            <w:tabs>
+              <w:tab w:val="right" w:leader="dot" w:pos="9016"/>
+            </w:tabs>
+            <w:rPr>
+              <w:rFonts w:asciiTheme="minorHAnsi" w:eastAsiaTheme="minorEastAsia" w:hAnsiTheme="minorHAnsi" w:cstheme="minorBidi"/>
+              <w:noProof/>
+              <w:kern w:val="2"/>
+              <w:sz w:val="24"/>
+              <w:szCs w:val="24"/>
+              <w:lang w:eastAsia="en-AU"/>
+              <w14:ligatures w14:val="standardContextual"/>
+            </w:rPr>
+          </w:pPr>
+          <w:hyperlink w:anchor="_Toc237633851" w:history="1">
+            <w:r>
+              <w:rPr>
+                <w:rStyle w:val="Hyperlink"/>
+                <w:noProof/>
+              </w:rPr>
+              <w:t>Meal Plan and Recipe Generation – Farhad</w:t>
+            </w:r>
+            <w:r>
+              <w:rPr>
+                <w:noProof/>
+                <w:webHidden/>
+              </w:rPr>
+              <w:tab/>
+            </w:r>
+            <w:r>
+              <w:rPr>
+                <w:noProof/>
+                <w:webHidden/>
+              </w:rPr>
+              <w:fldChar w:fldCharType="begin"/>
+            </w:r>
+            <w:r>
+              <w:rPr>
+                <w:noProof/>
+                <w:webHidden/>
+              </w:rPr>
+              <w:instrText xml:space="preserve"> PAGEREF _Toc237633851 \h </w:instrText>
+            </w:r>
+            <w:r>
+              <w:rPr>
+                <w:noProof/>
+                <w:webHidden/>
+              </w:rPr>
+            </w:r>
+            <w:r>
+              <w:rPr>
+                <w:noProof/>
+                <w:webHidden/>
+              </w:rPr>
+              <w:fldChar w:fldCharType="separate"/>
+            </w:r>
+            <w:r>
+              <w:rPr>
+                <w:noProof/>
+                <w:webHidden/>
+              </w:rPr>
+              <w:t>29</w:t>
+            </w:r>
+            <w:r>
+              <w:rPr>
+                <w:noProof/>
+                <w:webHidden/>
+              </w:rPr>
+              <w:fldChar w:fldCharType="end"/>
+            </w:r>
+          </w:hyperlink>
+        </w:p>
+        <w:p>
+          <w:pPr>
+            <w:pStyle w:val="TOC3"/>
+            <w:tabs>
+              <w:tab w:val="right" w:leader="dot" w:pos="9016"/>
+            </w:tabs>
+            <w:rPr>
+              <w:rFonts w:asciiTheme="minorHAnsi" w:eastAsiaTheme="minorEastAsia" w:hAnsiTheme="minorHAnsi" w:cstheme="minorBidi"/>
+              <w:noProof/>
+              <w:kern w:val="2"/>
+              <w:sz w:val="24"/>
+              <w:szCs w:val="24"/>
+              <w:lang w:eastAsia="en-AU"/>
+              <w14:ligatures w14:val="standardContextual"/>
+            </w:rPr>
+          </w:pPr>
+          <w:hyperlink w:anchor="_Toc237633852" w:history="1">
+            <w:r>
+              <w:rPr>
+                <w:rStyle w:val="Hyperlink"/>
+                <w:noProof/>
+              </w:rPr>
+              <w:t>Nutrition, Grocery List and Data Storage – Ansh</w:t>
+            </w:r>
+            <w:r>
+              <w:rPr>
+                <w:noProof/>
+                <w:webHidden/>
+              </w:rPr>
+              <w:tab/>
+            </w:r>
+            <w:r>
+              <w:rPr>
+                <w:noProof/>
+                <w:webHidden/>
+              </w:rPr>
+              <w:fldChar w:fldCharType="begin"/>
+            </w:r>
+            <w:r>
+              <w:rPr>
+                <w:noProof/>
+                <w:webHidden/>
+              </w:rPr>
+              <w:instrText xml:space="preserve"> PAGEREF _Toc237633852 \h </w:instrText>
+            </w:r>
+            <w:r>
+              <w:rPr>
+                <w:noProof/>
+                <w:webHidden/>
+              </w:rPr>
+            </w:r>
+            <w:r>
+              <w:rPr>
+                <w:noProof/>
+                <w:webHidden/>
+              </w:rPr>
+              <w:fldChar w:fldCharType="separate"/>
+            </w:r>
+            <w:r>
+              <w:rPr>
+                <w:noProof/>
+                <w:webHidden/>
+              </w:rPr>
+              <w:t>29</w:t>
+            </w:r>
+            <w:r>
+              <w:rPr>
+                <w:noProof/>
+                <w:webHidden/>
+              </w:rPr>
+              <w:fldChar w:fldCharType="end"/>
+            </w:r>
+          </w:hyperlink>
+        </w:p>
+        <w:p>
+          <w:pPr>
+            <w:pStyle w:val="TOC2"/>
+            <w:tabs>
+              <w:tab w:val="right" w:leader="dot" w:pos="9016"/>
+            </w:tabs>
+            <w:rPr>
+              <w:rFonts w:asciiTheme="minorHAnsi" w:eastAsiaTheme="minorEastAsia" w:hAnsiTheme="minorHAnsi" w:cstheme="minorBidi"/>
+              <w:noProof/>
+              <w:kern w:val="2"/>
+              <w:sz w:val="24"/>
+              <w:szCs w:val="24"/>
+              <w:lang w:eastAsia="en-AU"/>
+              <w14:ligatures w14:val="standardContextual"/>
+            </w:rPr>
+          </w:pPr>
+          <w:hyperlink w:anchor="_Toc237633853" w:history="1">
+            <w:r>
+              <w:rPr>
+                <w:rStyle w:val="Hyperlink"/>
+                <w:noProof/>
+              </w:rPr>
+              <w:t>User Data Entry and Interface Design – Matthew</w:t>
+            </w:r>
+            <w:r>
+              <w:rPr>
+                <w:noProof/>
+                <w:webHidden/>
+              </w:rPr>
+              <w:tab/>
+            </w:r>
+            <w:r>
+              <w:rPr>
+                <w:noProof/>
+                <w:webHidden/>
+              </w:rPr>
+              <w:fldChar w:fldCharType="begin"/>
+            </w:r>
+            <w:r>
+              <w:rPr>
+                <w:noProof/>
+                <w:webHidden/>
+              </w:rPr>
+              <w:instrText xml:space="preserve"> PAGEREF _Toc237633853 \h </w:instrText>
+            </w:r>
+            <w:r>
+              <w:rPr>
+                <w:noProof/>
+                <w:webHidden/>
+              </w:rPr>
+            </w:r>
+            <w:r>
+              <w:rPr>
+                <w:noProof/>
+                <w:webHidden/>
+              </w:rPr>
+              <w:fldChar w:fldCharType="separate"/>
+            </w:r>
+            <w:r>
+              <w:rPr>
+                <w:noProof/>
+                <w:webHidden/>
+              </w:rPr>
+              <w:t>30</w:t>
+            </w:r>
+            <w:r>
+              <w:rPr>
+                <w:noProof/>
+                <w:webHidden/>
+              </w:rPr>
+              <w:fldChar w:fldCharType="end"/>
+            </w:r>
+          </w:hyperlink>
+        </w:p>
+        <w:p>
+          <w:pPr>
+            <w:pStyle w:val="TOC2"/>
+            <w:tabs>
+              <w:tab w:val="right" w:leader="dot" w:pos="9016"/>
+            </w:tabs>
+            <w:rPr>
+              <w:rFonts w:asciiTheme="minorHAnsi" w:eastAsiaTheme="minorEastAsia" w:hAnsiTheme="minorHAnsi" w:cstheme="minorBidi"/>
+              <w:noProof/>
+              <w:kern w:val="2"/>
+              <w:sz w:val="24"/>
+              <w:szCs w:val="24"/>
+              <w:lang w:eastAsia="en-AU"/>
+              <w14:ligatures w14:val="standardContextual"/>
+            </w:rPr>
+          </w:pPr>
+          <w:hyperlink w:anchor="_Toc237633854" w:history="1">
+            <w:r>
+              <w:rPr>
+                <w:rStyle w:val="Hyperlink"/>
+                <w:noProof/>
+              </w:rPr>
+              <w:t>Database Design and Entity Relationship Diagram – Ansh</w:t>
+            </w:r>
+            <w:r>
+              <w:rPr>
+                <w:noProof/>
+                <w:webHidden/>
+              </w:rPr>
+              <w:tab/>
+            </w:r>
+            <w:r>
+              <w:rPr>
+                <w:noProof/>
+                <w:webHidden/>
+              </w:rPr>
+              <w:fldChar w:fldCharType="begin"/>
+            </w:r>
+            <w:r>
+              <w:rPr>
+                <w:noProof/>
+                <w:webHidden/>
+              </w:rPr>
+              <w:instrText xml:space="preserve"> PAGEREF _Toc237633854 \h </w:instrText>
+            </w:r>
+            <w:r>
+              <w:rPr>
+                <w:noProof/>
+                <w:webHidden/>
+              </w:rPr>
+            </w:r>
+            <w:r>
+              <w:rPr>
+                <w:noProof/>
+                <w:webHidden/>
+              </w:rPr>
+              <w:fldChar w:fldCharType="separate"/>
+            </w:r>
+            <w:r>
+              <w:rPr>
+                <w:noProof/>
+                <w:webHidden/>
+              </w:rPr>
+              <w:t>30</w:t>
+            </w:r>
+            <w:r>
+              <w:rPr>
+                <w:noProof/>
+                <w:webHidden/>
+              </w:rPr>
+              <w:fldChar w:fldCharType="end"/>
+            </w:r>
+          </w:hyperlink>
+        </w:p>
+        <w:p>
+          <w:pPr>
+            <w:pStyle w:val="TOC2"/>
+            <w:tabs>
+              <w:tab w:val="right" w:leader="dot" w:pos="9016"/>
+            </w:tabs>
+            <w:rPr>
+              <w:rFonts w:asciiTheme="minorHAnsi" w:eastAsiaTheme="minorEastAsia" w:hAnsiTheme="minorHAnsi" w:cstheme="minorBidi"/>
+              <w:noProof/>
+              <w:kern w:val="2"/>
+              <w:sz w:val="24"/>
+              <w:szCs w:val="24"/>
+              <w:lang w:eastAsia="en-AU"/>
+              <w14:ligatures w14:val="standardContextual"/>
+            </w:rPr>
+          </w:pPr>
+          <w:hyperlink w:anchor="_Toc237633855" w:history="1">
+            <w:r>
+              <w:rPr>
+                <w:rStyle w:val="Hyperlink"/>
+                <w:noProof/>
+              </w:rPr>
+              <w:t>Client-Server Communication – Farhad</w:t>
+            </w:r>
+            <w:r>
+              <w:rPr>
+                <w:noProof/>
+                <w:webHidden/>
+              </w:rPr>
+              <w:tab/>
+            </w:r>
+            <w:r>
+              <w:rPr>
+                <w:noProof/>
+                <w:webHidden/>
+              </w:rPr>
+              <w:fldChar w:fldCharType="begin"/>
+            </w:r>
+            <w:r>
+              <w:rPr>
+                <w:noProof/>
+                <w:webHidden/>
+              </w:rPr>
+              <w:instrText xml:space="preserve"> PAGEREF _Toc237633855 \h </w:instrText>
+            </w:r>
+            <w:r>
+              <w:rPr>
+                <w:noProof/>
+                <w:webHidden/>
+              </w:rPr>
+            </w:r>
+            <w:r>
+              <w:rPr>
+                <w:noProof/>
+                <w:webHidden/>
+              </w:rPr>
+              <w:fldChar w:fldCharType="separate"/>
+            </w:r>
+            <w:r>
+              <w:rPr>
+                <w:noProof/>
+                <w:webHidden/>
+              </w:rPr>
+              <w:t>30</w:t>
             </w:r>
             <w:r>
               <w:rPr>
@@ -3587,7 +4475,7 @@
       <w:pPr>
         <w:pStyle w:val="Heading1"/>
       </w:pPr>
-      <w:bookmarkStart w:id="0" w:name="_Toc237369162"/>
+      <w:bookmarkStart w:id="0" w:name="_Toc237633800"/>
       <w:r>
         <w:lastRenderedPageBreak/>
         <w:t>Project Background and Justification</w:t>
@@ -3761,7 +4649,7 @@
       <w:pPr>
         <w:pStyle w:val="Heading1"/>
       </w:pPr>
-      <w:bookmarkStart w:id="1" w:name="_Toc237369163"/>
+      <w:bookmarkStart w:id="1" w:name="_Toc237633801"/>
       <w:r>
         <w:lastRenderedPageBreak/>
         <w:t>Problem Statement and Project Objectives</w:t>
@@ -3778,7 +4666,7 @@
         <w:pStyle w:val="Heading2"/>
       </w:pPr>
       <w:bookmarkStart w:id="2" w:name="_Toc236433799"/>
-      <w:bookmarkStart w:id="3" w:name="_Toc237369164"/>
+      <w:bookmarkStart w:id="3" w:name="_Toc237633802"/>
       <w:r>
         <w:t>Problem Statement</w:t>
       </w:r>
@@ -3848,7 +4736,7 @@
         <w:pStyle w:val="Heading2"/>
       </w:pPr>
       <w:bookmarkStart w:id="4" w:name="_Toc236433800"/>
-      <w:bookmarkStart w:id="5" w:name="_Toc237369165"/>
+      <w:bookmarkStart w:id="5" w:name="_Toc237633803"/>
       <w:r>
         <w:t>Project Objectives</w:t>
       </w:r>
@@ -4102,7 +4990,7 @@
       <w:pPr>
         <w:pStyle w:val="Heading1"/>
       </w:pPr>
-      <w:bookmarkStart w:id="6" w:name="_Toc237369166"/>
+      <w:bookmarkStart w:id="6" w:name="_Toc237633804"/>
       <w:r>
         <w:lastRenderedPageBreak/>
         <w:t>Innovative Aspects</w:t>
@@ -4287,7 +5175,7 @@
       <w:pPr>
         <w:pStyle w:val="Heading1"/>
       </w:pPr>
-      <w:bookmarkStart w:id="7" w:name="_Toc237369167"/>
+      <w:bookmarkStart w:id="7" w:name="_Toc237633805"/>
       <w:r>
         <w:lastRenderedPageBreak/>
         <w:t>Project Scope</w:t>
@@ -4312,7 +5200,7 @@
       <w:pPr>
         <w:pStyle w:val="Heading2"/>
       </w:pPr>
-      <w:bookmarkStart w:id="8" w:name="_Toc237369168"/>
+      <w:bookmarkStart w:id="8" w:name="_Toc237633806"/>
       <w:r>
         <w:t>In scope</w:t>
       </w:r>
@@ -4448,7 +5336,7 @@
       <w:pPr>
         <w:pStyle w:val="Heading2"/>
       </w:pPr>
-      <w:bookmarkStart w:id="9" w:name="_Toc237369169"/>
+      <w:bookmarkStart w:id="9" w:name="_Toc237633807"/>
       <w:r>
         <w:t>Out of scope</w:t>
       </w:r>
@@ -4562,7 +5450,7 @@
       <w:pPr>
         <w:pStyle w:val="Heading1"/>
       </w:pPr>
-      <w:bookmarkStart w:id="10" w:name="_Toc237369170"/>
+      <w:bookmarkStart w:id="10" w:name="_Toc237633808"/>
       <w:r>
         <w:lastRenderedPageBreak/>
         <w:t>Assumptions and Constraints</w:t>
@@ -4573,7 +5461,7 @@
       <w:pPr>
         <w:pStyle w:val="Heading2"/>
       </w:pPr>
-      <w:bookmarkStart w:id="11" w:name="_Toc237369171"/>
+      <w:bookmarkStart w:id="11" w:name="_Toc237633809"/>
       <w:r>
         <w:t>Assumptions</w:t>
       </w:r>
@@ -4690,7 +5578,7 @@
       <w:pPr>
         <w:pStyle w:val="Heading2"/>
       </w:pPr>
-      <w:bookmarkStart w:id="12" w:name="_Toc237369172"/>
+      <w:bookmarkStart w:id="12" w:name="_Toc237633810"/>
       <w:r>
         <w:t>Constraints</w:t>
       </w:r>
@@ -4857,7 +5745,7 @@
       <w:pPr>
         <w:pStyle w:val="Heading1"/>
       </w:pPr>
-      <w:bookmarkStart w:id="13" w:name="_Toc237369173"/>
+      <w:bookmarkStart w:id="13" w:name="_Toc237633811"/>
       <w:r>
         <w:lastRenderedPageBreak/>
         <w:t>System Design</w:t>
@@ -5007,7 +5895,7 @@
       <w:pPr>
         <w:pStyle w:val="Heading2"/>
       </w:pPr>
-      <w:bookmarkStart w:id="14" w:name="_Toc237369174"/>
+      <w:bookmarkStart w:id="14" w:name="_Toc237633812"/>
       <w:r>
         <w:t>Use Case Diagram</w:t>
       </w:r>
@@ -5029,7 +5917,7 @@
       <w:pPr>
         <w:pStyle w:val="Heading2"/>
       </w:pPr>
-      <w:bookmarkStart w:id="15" w:name="_Toc237369175"/>
+      <w:bookmarkStart w:id="15" w:name="_Toc237633813"/>
       <w:r>
         <w:t>Stakeholde</w:t>
       </w:r>
@@ -5085,7 +5973,7 @@
       <w:pPr>
         <w:pStyle w:val="Heading2"/>
       </w:pPr>
-      <w:bookmarkStart w:id="16" w:name="_Toc237369176"/>
+      <w:bookmarkStart w:id="16" w:name="_Toc237633814"/>
       <w:r>
         <w:lastRenderedPageBreak/>
         <w:t>Subsystems</w:t>
@@ -5267,7 +6155,7 @@
       <w:pPr>
         <w:pStyle w:val="Heading2"/>
       </w:pPr>
-      <w:bookmarkStart w:id="17" w:name="_Toc237369177"/>
+      <w:bookmarkStart w:id="17" w:name="_Toc237633815"/>
       <w:r>
         <w:t>External Entities</w:t>
       </w:r>
@@ -5418,7 +6306,7 @@
       <w:pPr>
         <w:pStyle w:val="Heading2"/>
       </w:pPr>
-      <w:bookmarkStart w:id="18" w:name="_Toc237369178"/>
+      <w:bookmarkStart w:id="18" w:name="_Toc237633816"/>
       <w:r>
         <w:t>Context Diagram</w:t>
       </w:r>
@@ -5483,7 +6371,7 @@
       <w:pPr>
         <w:pStyle w:val="Heading1"/>
       </w:pPr>
-      <w:bookmarkStart w:id="19" w:name="_Toc237369179"/>
+      <w:bookmarkStart w:id="19" w:name="_Toc237633817"/>
       <w:r>
         <w:lastRenderedPageBreak/>
         <w:t>High-Level Requirements</w:t>
@@ -5507,7 +6395,7 @@
           <w:bCs w:val="0"/>
         </w:rPr>
       </w:pPr>
-      <w:bookmarkStart w:id="20" w:name="_Toc237369180"/>
+      <w:bookmarkStart w:id="20" w:name="_Toc237633818"/>
       <w:r>
         <w:t>Functional Requirements</w:t>
       </w:r>
@@ -5703,7 +6591,7 @@
       <w:pPr>
         <w:pStyle w:val="Heading2"/>
       </w:pPr>
-      <w:bookmarkStart w:id="21" w:name="_Toc237369181"/>
+      <w:bookmarkStart w:id="21" w:name="_Toc237633819"/>
       <w:r>
         <w:t>Nonf</w:t>
       </w:r>
@@ -5804,7 +6692,7 @@
       <w:pPr>
         <w:pStyle w:val="Heading2"/>
       </w:pPr>
-      <w:bookmarkStart w:id="22" w:name="_Toc237369182"/>
+      <w:bookmarkStart w:id="22" w:name="_Toc237633820"/>
       <w:r>
         <w:lastRenderedPageBreak/>
         <w:t>Software Components</w:t>
@@ -6365,7 +7253,7 @@
       <w:pPr>
         <w:pStyle w:val="Heading1"/>
       </w:pPr>
-      <w:bookmarkStart w:id="23" w:name="_Toc237369183"/>
+      <w:bookmarkStart w:id="23" w:name="_Toc237633821"/>
       <w:r>
         <w:lastRenderedPageBreak/>
         <w:t xml:space="preserve">Work </w:t>
@@ -6443,7 +7331,7 @@
       <w:pPr>
         <w:pStyle w:val="Heading2"/>
       </w:pPr>
-      <w:bookmarkStart w:id="24" w:name="_Toc237369184"/>
+      <w:bookmarkStart w:id="24" w:name="_Toc237633822"/>
       <w:r>
         <w:lastRenderedPageBreak/>
         <w:t>Work Breakdown Structure</w:t>
@@ -7257,7 +8145,7 @@
       <w:pPr>
         <w:pStyle w:val="Heading1"/>
       </w:pPr>
-      <w:bookmarkStart w:id="25" w:name="_Toc237369185"/>
+      <w:bookmarkStart w:id="25" w:name="_Toc237633823"/>
       <w:r>
         <w:lastRenderedPageBreak/>
         <w:t>Delivery Roadmap</w:t>
@@ -7326,7 +8214,7 @@
       <w:pPr>
         <w:pStyle w:val="Heading1"/>
       </w:pPr>
-      <w:bookmarkStart w:id="26" w:name="_Toc237369186"/>
+      <w:bookmarkStart w:id="26" w:name="_Toc237633824"/>
       <w:r>
         <w:lastRenderedPageBreak/>
         <w:t>Risk Identification and Mitigation Plan</w:t>
@@ -8071,7 +8959,7 @@
       <w:pPr>
         <w:pStyle w:val="Heading1"/>
       </w:pPr>
-      <w:bookmarkStart w:id="27" w:name="_Toc237369187"/>
+      <w:bookmarkStart w:id="27" w:name="_Toc237633825"/>
       <w:r>
         <w:lastRenderedPageBreak/>
         <w:t>Quality Considerations</w:t>
@@ -8314,7 +9202,7 @@
       <w:pPr>
         <w:pStyle w:val="Heading1"/>
       </w:pPr>
-      <w:bookmarkStart w:id="28" w:name="_Toc237369188"/>
+      <w:bookmarkStart w:id="28" w:name="_Toc237633826"/>
       <w:r>
         <w:lastRenderedPageBreak/>
         <w:t>Team Structure, Roles and Responsibilities</w:t>
@@ -8330,7 +9218,7 @@
       <w:pPr>
         <w:pStyle w:val="Heading2"/>
       </w:pPr>
-      <w:bookmarkStart w:id="29" w:name="_Toc237369189"/>
+      <w:bookmarkStart w:id="29" w:name="_Toc237633827"/>
       <w:r>
         <w:t>Team Structure</w:t>
       </w:r>
@@ -8549,7 +9437,7 @@
       <w:pPr>
         <w:pStyle w:val="Heading2"/>
       </w:pPr>
-      <w:bookmarkStart w:id="30" w:name="_Toc237369190"/>
+      <w:bookmarkStart w:id="30" w:name="_Toc237633828"/>
       <w:r>
         <w:t>Roles</w:t>
       </w:r>
@@ -8654,7 +9542,7 @@
       <w:pPr>
         <w:pStyle w:val="Heading2"/>
       </w:pPr>
-      <w:bookmarkStart w:id="31" w:name="_Toc237369191"/>
+      <w:bookmarkStart w:id="31" w:name="_Toc237633829"/>
       <w:r>
         <w:lastRenderedPageBreak/>
         <w:t>Responsibilities Matrix</w:t>
@@ -10006,7 +10894,7 @@
       <w:pPr>
         <w:pStyle w:val="Heading1"/>
       </w:pPr>
-      <w:bookmarkStart w:id="32" w:name="_Toc237369192"/>
+      <w:bookmarkStart w:id="32" w:name="_Toc237633830"/>
       <w:r>
         <w:lastRenderedPageBreak/>
         <w:t>Required Tools and Resources</w:t>
@@ -10388,7 +11276,7 @@
       <w:pPr>
         <w:pStyle w:val="Heading2"/>
       </w:pPr>
-      <w:bookmarkStart w:id="33" w:name="_Toc237369193"/>
+      <w:bookmarkStart w:id="33" w:name="_Toc237633831"/>
       <w:r>
         <w:lastRenderedPageBreak/>
         <w:t>Individual Contribution Declaration</w:t>
@@ -10454,7 +11342,7 @@
       <w:pPr>
         <w:pStyle w:val="Heading1"/>
       </w:pPr>
-      <w:bookmarkStart w:id="34" w:name="_Toc237369194"/>
+      <w:bookmarkStart w:id="34" w:name="_Toc237633832"/>
       <w:r>
         <w:lastRenderedPageBreak/>
         <w:t>Detailed Requirements and System Architecture</w:t>
@@ -10465,14 +11353,13 @@
       <w:pPr>
         <w:pStyle w:val="Heading2"/>
       </w:pPr>
-      <w:bookmarkStart w:id="35" w:name="_Toc237369195"/>
+      <w:bookmarkStart w:id="35" w:name="_Toc237633833"/>
       <w:r>
         <w:t>System Requirements</w:t>
       </w:r>
       <w:bookmarkEnd w:id="35"/>
     </w:p>
     <w:p>
-      <w:bookmarkStart w:id="36" w:name="_Toc237369196"/>
       <w:r>
         <w:t>During the refinement of the system requirements, the Australian Food Composition Database (AFCD) was identified as the proposed nutrition data source for the application. This refines the original Project Proposal, which specified the use of a public nutrition dataset or API. The AFCD will provide existing nutritional data for ingredients, allowing the Nutrition Analysis component to calculate nutritional values based on the quantities used within generated recipes.</w:t>
       </w:r>
@@ -10481,6 +11368,7 @@
       <w:pPr>
         <w:pStyle w:val="Heading3"/>
       </w:pPr>
+      <w:bookmarkStart w:id="36" w:name="_Toc237633834"/>
       <w:r>
         <w:t>User Profile and Mobile Interface</w:t>
       </w:r>
@@ -10612,7 +11500,7 @@
       <w:pPr>
         <w:pStyle w:val="Heading3"/>
       </w:pPr>
-      <w:bookmarkStart w:id="37" w:name="_Toc237369197"/>
+      <w:bookmarkStart w:id="37" w:name="_Toc237633835"/>
       <w:r>
         <w:t>AI Meal Plan and Recipe Generation</w:t>
       </w:r>
@@ -10626,7 +11514,7 @@
       <w:pPr>
         <w:pStyle w:val="Heading3"/>
       </w:pPr>
-      <w:bookmarkStart w:id="38" w:name="_Toc237369198"/>
+      <w:bookmarkStart w:id="38" w:name="_Toc237633836"/>
       <w:r>
         <w:t>Nutrition, Grocery List and Data Storage</w:t>
       </w:r>
@@ -10652,7 +11540,7 @@
       <w:pPr>
         <w:pStyle w:val="Heading2"/>
       </w:pPr>
-      <w:bookmarkStart w:id="39" w:name="_Toc237369199"/>
+      <w:bookmarkStart w:id="39" w:name="_Toc237633837"/>
       <w:r>
         <w:lastRenderedPageBreak/>
         <w:t>Functional Requirements</w:t>
@@ -10666,7 +11554,7 @@
       <w:pPr>
         <w:pStyle w:val="Heading3"/>
       </w:pPr>
-      <w:bookmarkStart w:id="40" w:name="_Toc237369200"/>
+      <w:bookmarkStart w:id="40" w:name="_Toc237633838"/>
       <w:r>
         <w:t>User Profile and Mobile Interface</w:t>
       </w:r>
@@ -10840,7 +11728,7 @@
       <w:pPr>
         <w:pStyle w:val="Heading3"/>
       </w:pPr>
-      <w:bookmarkStart w:id="41" w:name="_Toc237369201"/>
+      <w:bookmarkStart w:id="41" w:name="_Toc237633839"/>
       <w:r>
         <w:t>AI Meal Plan and Recipe Generation</w:t>
       </w:r>
@@ -10854,7 +11742,7 @@
       <w:pPr>
         <w:pStyle w:val="Heading3"/>
       </w:pPr>
-      <w:bookmarkStart w:id="42" w:name="_Toc237369202"/>
+      <w:bookmarkStart w:id="42" w:name="_Toc237633840"/>
       <w:r>
         <w:t>Nutrition, Grocery List and Data Storage</w:t>
       </w:r>
@@ -10877,7 +11765,7 @@
       <w:pPr>
         <w:pStyle w:val="Heading2"/>
       </w:pPr>
-      <w:bookmarkStart w:id="43" w:name="_Toc237369203"/>
+      <w:bookmarkStart w:id="43" w:name="_Toc237633841"/>
       <w:r>
         <w:lastRenderedPageBreak/>
         <w:t>Non-Functional Requirements</w:t>
@@ -10892,7 +11780,7 @@
       <w:pPr>
         <w:pStyle w:val="Heading2"/>
       </w:pPr>
-      <w:bookmarkStart w:id="44" w:name="_Toc237369204"/>
+      <w:bookmarkStart w:id="44" w:name="_Toc237633842"/>
       <w:r>
         <w:t>Quality Standards and Metrics</w:t>
       </w:r>
@@ -10906,7 +11794,7 @@
       <w:pPr>
         <w:pStyle w:val="Heading2"/>
       </w:pPr>
-      <w:bookmarkStart w:id="45" w:name="_Toc237369205"/>
+      <w:bookmarkStart w:id="45" w:name="_Toc237633843"/>
       <w:r>
         <w:t>System Architecture</w:t>
       </w:r>
@@ -10995,26 +11883,32 @@
       <w:pPr>
         <w:pStyle w:val="Heading1"/>
       </w:pPr>
+      <w:bookmarkStart w:id="46" w:name="_Toc237633844"/>
       <w:r>
         <w:lastRenderedPageBreak/>
         <w:t>Detailed Software Design</w:t>
       </w:r>
+      <w:bookmarkEnd w:id="46"/>
     </w:p>
     <w:p>
       <w:pPr>
         <w:pStyle w:val="Heading2"/>
       </w:pPr>
+      <w:bookmarkStart w:id="47" w:name="_Toc237633845"/>
       <w:r>
         <w:t>Class Identification</w:t>
       </w:r>
+      <w:bookmarkEnd w:id="47"/>
     </w:p>
     <w:p>
       <w:pPr>
         <w:pStyle w:val="Heading3"/>
       </w:pPr>
+      <w:bookmarkStart w:id="48" w:name="_Toc237633846"/>
       <w:r>
         <w:t>User Profile – Matthew</w:t>
       </w:r>
+      <w:bookmarkEnd w:id="48"/>
     </w:p>
     <w:p>
       <w:r>
@@ -11127,14 +12021,7 @@
           <w:b/>
           <w:bCs/>
         </w:rPr>
-        <w:t>FoodPreference</w:t>
-      </w:r>
-      <w:r>
-        <w:rPr>
-          <w:b/>
-          <w:bCs/>
-        </w:rPr>
-        <w:t>:</w:t>
+        <w:t>FoodPreference:</w:t>
       </w:r>
       <w:r>
         <w:t xml:space="preserve"> </w:t>
@@ -11159,14 +12046,7 @@
           <w:b/>
           <w:bCs/>
         </w:rPr>
-        <w:t>AvailableIngredient</w:t>
-      </w:r>
-      <w:r>
-        <w:rPr>
-          <w:b/>
-          <w:bCs/>
-        </w:rPr>
-        <w:t>:</w:t>
+        <w:t>AvailableIngredient:</w:t>
       </w:r>
       <w:r>
         <w:t xml:space="preserve"> </w:t>
@@ -11183,18 +12063,22 @@
       <w:pPr>
         <w:pStyle w:val="Heading3"/>
       </w:pPr>
+      <w:bookmarkStart w:id="49" w:name="_Toc237633847"/>
       <w:r>
         <w:t>Meal Plan and Recipe Generation – Farhad</w:t>
       </w:r>
+      <w:bookmarkEnd w:id="49"/>
     </w:p>
     <w:p/>
     <w:p>
       <w:pPr>
         <w:pStyle w:val="Heading3"/>
       </w:pPr>
+      <w:bookmarkStart w:id="50" w:name="_Toc237633848"/>
       <w:r>
         <w:t>Nutrition, Grocery List and Data Storage – Ansh</w:t>
       </w:r>
+      <w:bookmarkEnd w:id="50"/>
     </w:p>
     <w:p/>
     <w:p/>
@@ -11216,10 +12100,12 @@
       <w:pPr>
         <w:pStyle w:val="Heading2"/>
       </w:pPr>
+      <w:bookmarkStart w:id="51" w:name="_Toc237633849"/>
       <w:r>
         <w:lastRenderedPageBreak/>
         <w:t>UML Class Diagrams</w:t>
       </w:r>
+      <w:bookmarkEnd w:id="51"/>
     </w:p>
     <w:p>
       <w:r>
@@ -11230,6 +12116,7 @@
       <w:pPr>
         <w:pStyle w:val="Heading3"/>
       </w:pPr>
+      <w:bookmarkStart w:id="52" w:name="_Toc237633850"/>
       <w:r>
         <w:t>User Profile</w:t>
       </w:r>
@@ -11239,9 +12126,13 @@
       <w:r>
         <w:t>– Matthew</w:t>
       </w:r>
-    </w:p>
-    <w:p>
-      <w:r>
+      <w:bookmarkEnd w:id="52"/>
+    </w:p>
+    <w:p>
+      <w:r>
+        <w:rPr>
+          <w:noProof/>
+        </w:rPr>
         <w:drawing>
           <wp:inline distT="0" distB="0" distL="0" distR="0" wp14:anchorId="79968A30" wp14:editId="327272ED">
             <wp:extent cx="6070825" cy="3348841"/>
@@ -11283,18 +12174,22 @@
       <w:pPr>
         <w:pStyle w:val="Heading3"/>
       </w:pPr>
+      <w:bookmarkStart w:id="53" w:name="_Toc237633851"/>
       <w:r>
         <w:t>Meal Plan and Recipe Generation – Farhad</w:t>
       </w:r>
+      <w:bookmarkEnd w:id="53"/>
     </w:p>
     <w:p/>
     <w:p>
       <w:pPr>
         <w:pStyle w:val="Heading3"/>
       </w:pPr>
+      <w:bookmarkStart w:id="54" w:name="_Toc237633852"/>
       <w:r>
         <w:t>Nutrition, Grocery List and Data Storage – Ansh</w:t>
       </w:r>
+      <w:bookmarkEnd w:id="54"/>
     </w:p>
     <w:p/>
     <w:p>
@@ -11320,24 +12215,1006 @@
       <w:pPr>
         <w:pStyle w:val="Heading2"/>
       </w:pPr>
+      <w:bookmarkStart w:id="55" w:name="_Toc237633853"/>
       <w:r>
         <w:lastRenderedPageBreak/>
         <w:t>User Data Entry and Interface Design – Matthew</w:t>
       </w:r>
-    </w:p>
-    <w:p>
-      <w:r>
-        <w:t>Identify the required user data and appropriate UI components, then develop the initial user interface design based on these requirements and the interface standards that will be followed.</w:t>
+      <w:bookmarkEnd w:id="55"/>
+    </w:p>
+    <w:p>
+      <w:r>
+        <w:t>The user data and interface requirements have been identified from the User Profile classes and functional requirements developed during the previous design stages. Appropriate interface components have been selected based on the type of information being entered, with the aim of providing a simple and consistent interface for managing the information required for personalised meal planning.</w:t>
       </w:r>
     </w:p>
     <w:p/>
     <w:p>
       <w:pPr>
+        <w:pStyle w:val="Heading3"/>
+      </w:pPr>
+      <w:r>
+        <w:t>User Data Entry and Interface Components</w:t>
+      </w:r>
+    </w:p>
+    <w:p>
+      <w:r>
+        <w:t>The User Profile requires users to provide information relating to their health and weight goals, dietary requirements, food preferences and available ingredients. The following interface components have been selected for each required input.</w:t>
+      </w:r>
+    </w:p>
+    <w:tbl>
+      <w:tblPr>
+        <w:tblStyle w:val="GridTable1Light"/>
+        <w:tblW w:w="8789" w:type="dxa"/>
+        <w:tblInd w:w="-5" w:type="dxa"/>
+        <w:tblLayout w:type="fixed"/>
+        <w:tblLook w:val="04A0" w:firstRow="1" w:lastRow="0" w:firstColumn="1" w:lastColumn="0" w:noHBand="0" w:noVBand="1"/>
+      </w:tblPr>
+      <w:tblGrid>
+        <w:gridCol w:w="1418"/>
+        <w:gridCol w:w="2410"/>
+        <w:gridCol w:w="2126"/>
+        <w:gridCol w:w="2835"/>
+      </w:tblGrid>
+      <w:tr>
+        <w:trPr>
+          <w:cnfStyle w:val="100000000000" w:firstRow="1" w:lastRow="0" w:firstColumn="0" w:lastColumn="0" w:oddVBand="0" w:evenVBand="0" w:oddHBand="0" w:evenHBand="0" w:firstRowFirstColumn="0" w:firstRowLastColumn="0" w:lastRowFirstColumn="0" w:lastRowLastColumn="0"/>
+          <w:trHeight w:val="265"/>
+        </w:trPr>
+        <w:tc>
+          <w:tcPr>
+            <w:cnfStyle w:val="001000000000" w:firstRow="0" w:lastRow="0" w:firstColumn="1" w:lastColumn="0" w:oddVBand="0" w:evenVBand="0" w:oddHBand="0" w:evenHBand="0" w:firstRowFirstColumn="0" w:firstRowLastColumn="0" w:lastRowFirstColumn="0" w:lastRowLastColumn="0"/>
+            <w:tcW w:w="1418" w:type="dxa"/>
+            <w:hideMark/>
+          </w:tcPr>
+          <w:p>
+            <w:pPr>
+              <w:jc w:val="center"/>
+              <w:rPr>
+                <w:rFonts w:cs="Calibri"/>
+                <w:sz w:val="20"/>
+                <w:szCs w:val="20"/>
+                <w:lang w:eastAsia="en-AU"/>
+              </w:rPr>
+            </w:pPr>
+            <w:r>
+              <w:rPr>
+                <w:rFonts w:cs="Calibri"/>
+                <w:sz w:val="20"/>
+                <w:szCs w:val="20"/>
+                <w:lang w:eastAsia="en-AU"/>
+              </w:rPr>
+              <w:t>User Data</w:t>
+            </w:r>
+          </w:p>
+        </w:tc>
+        <w:tc>
+          <w:tcPr>
+            <w:tcW w:w="2410" w:type="dxa"/>
+            <w:hideMark/>
+          </w:tcPr>
+          <w:p>
+            <w:pPr>
+              <w:jc w:val="center"/>
+              <w:cnfStyle w:val="100000000000" w:firstRow="1" w:lastRow="0" w:firstColumn="0" w:lastColumn="0" w:oddVBand="0" w:evenVBand="0" w:oddHBand="0" w:evenHBand="0" w:firstRowFirstColumn="0" w:firstRowLastColumn="0" w:lastRowFirstColumn="0" w:lastRowLastColumn="0"/>
+              <w:rPr>
+                <w:rFonts w:cs="Calibri"/>
+                <w:sz w:val="20"/>
+                <w:szCs w:val="20"/>
+                <w:lang w:eastAsia="en-AU"/>
+              </w:rPr>
+            </w:pPr>
+            <w:r>
+              <w:rPr>
+                <w:rFonts w:cs="Calibri"/>
+                <w:sz w:val="20"/>
+                <w:szCs w:val="20"/>
+                <w:lang w:eastAsia="en-AU"/>
+              </w:rPr>
+              <w:t>Class Attribute</w:t>
+            </w:r>
+          </w:p>
+        </w:tc>
+        <w:tc>
+          <w:tcPr>
+            <w:tcW w:w="2126" w:type="dxa"/>
+            <w:hideMark/>
+          </w:tcPr>
+          <w:p>
+            <w:pPr>
+              <w:jc w:val="center"/>
+              <w:cnfStyle w:val="100000000000" w:firstRow="1" w:lastRow="0" w:firstColumn="0" w:lastColumn="0" w:oddVBand="0" w:evenVBand="0" w:oddHBand="0" w:evenHBand="0" w:firstRowFirstColumn="0" w:firstRowLastColumn="0" w:lastRowFirstColumn="0" w:lastRowLastColumn="0"/>
+              <w:rPr>
+                <w:rFonts w:cs="Calibri"/>
+                <w:sz w:val="20"/>
+                <w:szCs w:val="20"/>
+                <w:lang w:eastAsia="en-AU"/>
+              </w:rPr>
+            </w:pPr>
+            <w:r>
+              <w:rPr>
+                <w:rFonts w:cs="Calibri"/>
+                <w:sz w:val="20"/>
+                <w:szCs w:val="20"/>
+                <w:lang w:eastAsia="en-AU"/>
+              </w:rPr>
+              <w:t>Interface Component</w:t>
+            </w:r>
+          </w:p>
+        </w:tc>
+        <w:tc>
+          <w:tcPr>
+            <w:tcW w:w="2835" w:type="dxa"/>
+            <w:hideMark/>
+          </w:tcPr>
+          <w:p>
+            <w:pPr>
+              <w:jc w:val="center"/>
+              <w:cnfStyle w:val="100000000000" w:firstRow="1" w:lastRow="0" w:firstColumn="0" w:lastColumn="0" w:oddVBand="0" w:evenVBand="0" w:oddHBand="0" w:evenHBand="0" w:firstRowFirstColumn="0" w:firstRowLastColumn="0" w:lastRowFirstColumn="0" w:lastRowLastColumn="0"/>
+              <w:rPr>
+                <w:rFonts w:cs="Calibri"/>
+                <w:sz w:val="20"/>
+                <w:szCs w:val="20"/>
+                <w:lang w:eastAsia="en-AU"/>
+              </w:rPr>
+            </w:pPr>
+            <w:r>
+              <w:rPr>
+                <w:rFonts w:cs="Calibri"/>
+                <w:sz w:val="20"/>
+                <w:szCs w:val="20"/>
+                <w:lang w:eastAsia="en-AU"/>
+              </w:rPr>
+              <w:t>Purpose</w:t>
+            </w:r>
+          </w:p>
+        </w:tc>
+      </w:tr>
+      <w:tr>
+        <w:tc>
+          <w:tcPr>
+            <w:cnfStyle w:val="001000000000" w:firstRow="0" w:lastRow="0" w:firstColumn="1" w:lastColumn="0" w:oddVBand="0" w:evenVBand="0" w:oddHBand="0" w:evenHBand="0" w:firstRowFirstColumn="0" w:firstRowLastColumn="0" w:lastRowFirstColumn="0" w:lastRowLastColumn="0"/>
+            <w:tcW w:w="1418" w:type="dxa"/>
+            <w:hideMark/>
+          </w:tcPr>
+          <w:p>
+            <w:pPr>
+              <w:pStyle w:val="NoSpacing"/>
+              <w:rPr>
+                <w:rFonts w:cs="Calibri"/>
+                <w:sz w:val="20"/>
+                <w:szCs w:val="20"/>
+                <w:lang w:eastAsia="en-AU"/>
+              </w:rPr>
+            </w:pPr>
+            <w:r>
+              <w:rPr>
+                <w:rFonts w:cs="Calibri"/>
+                <w:sz w:val="20"/>
+                <w:szCs w:val="20"/>
+                <w:lang w:eastAsia="en-AU"/>
+              </w:rPr>
+              <w:t>Health goal</w:t>
+            </w:r>
+          </w:p>
+        </w:tc>
+        <w:tc>
+          <w:tcPr>
+            <w:tcW w:w="2410" w:type="dxa"/>
+            <w:hideMark/>
+          </w:tcPr>
+          <w:p>
+            <w:pPr>
+              <w:pStyle w:val="NoSpacing"/>
+              <w:cnfStyle w:val="000000000000" w:firstRow="0" w:lastRow="0" w:firstColumn="0" w:lastColumn="0" w:oddVBand="0" w:evenVBand="0" w:oddHBand="0" w:evenHBand="0" w:firstRowFirstColumn="0" w:firstRowLastColumn="0" w:lastRowFirstColumn="0" w:lastRowLastColumn="0"/>
+              <w:rPr>
+                <w:rFonts w:cs="Calibri"/>
+                <w:sz w:val="20"/>
+                <w:szCs w:val="20"/>
+                <w:lang w:eastAsia="en-AU"/>
+              </w:rPr>
+            </w:pPr>
+            <w:r>
+              <w:rPr>
+                <w:rFonts w:cs="Calibri"/>
+                <w:sz w:val="20"/>
+                <w:szCs w:val="20"/>
+                <w:lang w:eastAsia="en-AU"/>
+              </w:rPr>
+              <w:t>HealthGoal.goalType</w:t>
+            </w:r>
+          </w:p>
+        </w:tc>
+        <w:tc>
+          <w:tcPr>
+            <w:tcW w:w="2126" w:type="dxa"/>
+            <w:hideMark/>
+          </w:tcPr>
+          <w:p>
+            <w:pPr>
+              <w:pStyle w:val="NoSpacing"/>
+              <w:cnfStyle w:val="000000000000" w:firstRow="0" w:lastRow="0" w:firstColumn="0" w:lastColumn="0" w:oddVBand="0" w:evenVBand="0" w:oddHBand="0" w:evenHBand="0" w:firstRowFirstColumn="0" w:firstRowLastColumn="0" w:lastRowFirstColumn="0" w:lastRowLastColumn="0"/>
+              <w:rPr>
+                <w:rFonts w:cs="Calibri"/>
+                <w:sz w:val="20"/>
+                <w:szCs w:val="20"/>
+                <w:lang w:eastAsia="en-AU"/>
+              </w:rPr>
+            </w:pPr>
+            <w:r>
+              <w:rPr>
+                <w:rFonts w:cs="Calibri"/>
+                <w:sz w:val="20"/>
+                <w:szCs w:val="20"/>
+                <w:lang w:eastAsia="en-AU"/>
+              </w:rPr>
+              <w:t>Single-selection control</w:t>
+            </w:r>
+          </w:p>
+        </w:tc>
+        <w:tc>
+          <w:tcPr>
+            <w:tcW w:w="2835" w:type="dxa"/>
+            <w:hideMark/>
+          </w:tcPr>
+          <w:p>
+            <w:pPr>
+              <w:pStyle w:val="NoSpacing"/>
+              <w:cnfStyle w:val="000000000000" w:firstRow="0" w:lastRow="0" w:firstColumn="0" w:lastColumn="0" w:oddVBand="0" w:evenVBand="0" w:oddHBand="0" w:evenHBand="0" w:firstRowFirstColumn="0" w:firstRowLastColumn="0" w:lastRowFirstColumn="0" w:lastRowLastColumn="0"/>
+              <w:rPr>
+                <w:rFonts w:cs="Calibri"/>
+                <w:sz w:val="20"/>
+                <w:szCs w:val="20"/>
+                <w:lang w:eastAsia="en-AU"/>
+              </w:rPr>
+            </w:pPr>
+            <w:r>
+              <w:rPr>
+                <w:rFonts w:cs="Calibri"/>
+                <w:sz w:val="20"/>
+                <w:szCs w:val="20"/>
+                <w:lang w:eastAsia="en-AU"/>
+              </w:rPr>
+              <w:t>Allows the user to select a goal such as weight loss, maintenance or weight gain.</w:t>
+            </w:r>
+          </w:p>
+        </w:tc>
+      </w:tr>
+      <w:tr>
+        <w:tc>
+          <w:tcPr>
+            <w:cnfStyle w:val="001000000000" w:firstRow="0" w:lastRow="0" w:firstColumn="1" w:lastColumn="0" w:oddVBand="0" w:evenVBand="0" w:oddHBand="0" w:evenHBand="0" w:firstRowFirstColumn="0" w:firstRowLastColumn="0" w:lastRowFirstColumn="0" w:lastRowLastColumn="0"/>
+            <w:tcW w:w="1418" w:type="dxa"/>
+            <w:hideMark/>
+          </w:tcPr>
+          <w:p>
+            <w:pPr>
+              <w:pStyle w:val="NoSpacing"/>
+              <w:rPr>
+                <w:rFonts w:cs="Calibri"/>
+                <w:sz w:val="20"/>
+                <w:szCs w:val="20"/>
+                <w:lang w:eastAsia="en-AU"/>
+              </w:rPr>
+            </w:pPr>
+            <w:r>
+              <w:rPr>
+                <w:rFonts w:cs="Calibri"/>
+                <w:sz w:val="20"/>
+                <w:szCs w:val="20"/>
+                <w:lang w:eastAsia="en-AU"/>
+              </w:rPr>
+              <w:t>Current weight</w:t>
+            </w:r>
+          </w:p>
+        </w:tc>
+        <w:tc>
+          <w:tcPr>
+            <w:tcW w:w="2410" w:type="dxa"/>
+            <w:hideMark/>
+          </w:tcPr>
+          <w:p>
+            <w:pPr>
+              <w:pStyle w:val="NoSpacing"/>
+              <w:cnfStyle w:val="000000000000" w:firstRow="0" w:lastRow="0" w:firstColumn="0" w:lastColumn="0" w:oddVBand="0" w:evenVBand="0" w:oddHBand="0" w:evenHBand="0" w:firstRowFirstColumn="0" w:firstRowLastColumn="0" w:lastRowFirstColumn="0" w:lastRowLastColumn="0"/>
+              <w:rPr>
+                <w:rFonts w:cs="Calibri"/>
+                <w:sz w:val="20"/>
+                <w:szCs w:val="20"/>
+                <w:lang w:eastAsia="en-AU"/>
+              </w:rPr>
+            </w:pPr>
+            <w:r>
+              <w:rPr>
+                <w:rFonts w:cs="Calibri"/>
+                <w:sz w:val="20"/>
+                <w:szCs w:val="20"/>
+                <w:lang w:eastAsia="en-AU"/>
+              </w:rPr>
+              <w:t>HealthGoal.currentWeight</w:t>
+            </w:r>
+          </w:p>
+        </w:tc>
+        <w:tc>
+          <w:tcPr>
+            <w:tcW w:w="2126" w:type="dxa"/>
+            <w:hideMark/>
+          </w:tcPr>
+          <w:p>
+            <w:pPr>
+              <w:pStyle w:val="NoSpacing"/>
+              <w:cnfStyle w:val="000000000000" w:firstRow="0" w:lastRow="0" w:firstColumn="0" w:lastColumn="0" w:oddVBand="0" w:evenVBand="0" w:oddHBand="0" w:evenHBand="0" w:firstRowFirstColumn="0" w:firstRowLastColumn="0" w:lastRowFirstColumn="0" w:lastRowLastColumn="0"/>
+              <w:rPr>
+                <w:rFonts w:cs="Calibri"/>
+                <w:sz w:val="20"/>
+                <w:szCs w:val="20"/>
+                <w:lang w:eastAsia="en-AU"/>
+              </w:rPr>
+            </w:pPr>
+            <w:r>
+              <w:rPr>
+                <w:rFonts w:cs="Calibri"/>
+                <w:sz w:val="20"/>
+                <w:szCs w:val="20"/>
+                <w:lang w:eastAsia="en-AU"/>
+              </w:rPr>
+              <w:t>Numeric input field</w:t>
+            </w:r>
+          </w:p>
+        </w:tc>
+        <w:tc>
+          <w:tcPr>
+            <w:tcW w:w="2835" w:type="dxa"/>
+            <w:hideMark/>
+          </w:tcPr>
+          <w:p>
+            <w:pPr>
+              <w:pStyle w:val="NoSpacing"/>
+              <w:cnfStyle w:val="000000000000" w:firstRow="0" w:lastRow="0" w:firstColumn="0" w:lastColumn="0" w:oddVBand="0" w:evenVBand="0" w:oddHBand="0" w:evenHBand="0" w:firstRowFirstColumn="0" w:firstRowLastColumn="0" w:lastRowFirstColumn="0" w:lastRowLastColumn="0"/>
+              <w:rPr>
+                <w:rFonts w:cs="Calibri"/>
+                <w:sz w:val="20"/>
+                <w:szCs w:val="20"/>
+                <w:lang w:eastAsia="en-AU"/>
+              </w:rPr>
+            </w:pPr>
+            <w:r>
+              <w:rPr>
+                <w:rFonts w:cs="Calibri"/>
+                <w:sz w:val="20"/>
+                <w:szCs w:val="20"/>
+                <w:lang w:eastAsia="en-AU"/>
+              </w:rPr>
+              <w:t>Allows the user to enter their current weight.</w:t>
+            </w:r>
+          </w:p>
+        </w:tc>
+      </w:tr>
+      <w:tr>
+        <w:tc>
+          <w:tcPr>
+            <w:cnfStyle w:val="001000000000" w:firstRow="0" w:lastRow="0" w:firstColumn="1" w:lastColumn="0" w:oddVBand="0" w:evenVBand="0" w:oddHBand="0" w:evenHBand="0" w:firstRowFirstColumn="0" w:firstRowLastColumn="0" w:lastRowFirstColumn="0" w:lastRowLastColumn="0"/>
+            <w:tcW w:w="1418" w:type="dxa"/>
+            <w:hideMark/>
+          </w:tcPr>
+          <w:p>
+            <w:pPr>
+              <w:pStyle w:val="NoSpacing"/>
+              <w:rPr>
+                <w:rFonts w:cs="Calibri"/>
+                <w:sz w:val="20"/>
+                <w:szCs w:val="20"/>
+                <w:lang w:eastAsia="en-AU"/>
+              </w:rPr>
+            </w:pPr>
+            <w:r>
+              <w:rPr>
+                <w:rFonts w:cs="Calibri"/>
+                <w:sz w:val="20"/>
+                <w:szCs w:val="20"/>
+                <w:lang w:eastAsia="en-AU"/>
+              </w:rPr>
+              <w:t>Target weight</w:t>
+            </w:r>
+          </w:p>
+        </w:tc>
+        <w:tc>
+          <w:tcPr>
+            <w:tcW w:w="2410" w:type="dxa"/>
+            <w:hideMark/>
+          </w:tcPr>
+          <w:p>
+            <w:pPr>
+              <w:pStyle w:val="NoSpacing"/>
+              <w:cnfStyle w:val="000000000000" w:firstRow="0" w:lastRow="0" w:firstColumn="0" w:lastColumn="0" w:oddVBand="0" w:evenVBand="0" w:oddHBand="0" w:evenHBand="0" w:firstRowFirstColumn="0" w:firstRowLastColumn="0" w:lastRowFirstColumn="0" w:lastRowLastColumn="0"/>
+              <w:rPr>
+                <w:rFonts w:cs="Calibri"/>
+                <w:sz w:val="20"/>
+                <w:szCs w:val="20"/>
+                <w:lang w:eastAsia="en-AU"/>
+              </w:rPr>
+            </w:pPr>
+            <w:r>
+              <w:rPr>
+                <w:rFonts w:cs="Calibri"/>
+                <w:sz w:val="20"/>
+                <w:szCs w:val="20"/>
+                <w:lang w:eastAsia="en-AU"/>
+              </w:rPr>
+              <w:t>HealthGoal.targetWeight</w:t>
+            </w:r>
+          </w:p>
+        </w:tc>
+        <w:tc>
+          <w:tcPr>
+            <w:tcW w:w="2126" w:type="dxa"/>
+            <w:hideMark/>
+          </w:tcPr>
+          <w:p>
+            <w:pPr>
+              <w:pStyle w:val="NoSpacing"/>
+              <w:cnfStyle w:val="000000000000" w:firstRow="0" w:lastRow="0" w:firstColumn="0" w:lastColumn="0" w:oddVBand="0" w:evenVBand="0" w:oddHBand="0" w:evenHBand="0" w:firstRowFirstColumn="0" w:firstRowLastColumn="0" w:lastRowFirstColumn="0" w:lastRowLastColumn="0"/>
+              <w:rPr>
+                <w:rFonts w:cs="Calibri"/>
+                <w:sz w:val="20"/>
+                <w:szCs w:val="20"/>
+                <w:lang w:eastAsia="en-AU"/>
+              </w:rPr>
+            </w:pPr>
+            <w:r>
+              <w:rPr>
+                <w:rFonts w:cs="Calibri"/>
+                <w:sz w:val="20"/>
+                <w:szCs w:val="20"/>
+                <w:lang w:eastAsia="en-AU"/>
+              </w:rPr>
+              <w:t>Numeric input field</w:t>
+            </w:r>
+          </w:p>
+        </w:tc>
+        <w:tc>
+          <w:tcPr>
+            <w:tcW w:w="2835" w:type="dxa"/>
+            <w:hideMark/>
+          </w:tcPr>
+          <w:p>
+            <w:pPr>
+              <w:pStyle w:val="NoSpacing"/>
+              <w:cnfStyle w:val="000000000000" w:firstRow="0" w:lastRow="0" w:firstColumn="0" w:lastColumn="0" w:oddVBand="0" w:evenVBand="0" w:oddHBand="0" w:evenHBand="0" w:firstRowFirstColumn="0" w:firstRowLastColumn="0" w:lastRowFirstColumn="0" w:lastRowLastColumn="0"/>
+              <w:rPr>
+                <w:rFonts w:cs="Calibri"/>
+                <w:sz w:val="20"/>
+                <w:szCs w:val="20"/>
+                <w:lang w:eastAsia="en-AU"/>
+              </w:rPr>
+            </w:pPr>
+            <w:r>
+              <w:rPr>
+                <w:rFonts w:cs="Calibri"/>
+                <w:sz w:val="20"/>
+                <w:szCs w:val="20"/>
+                <w:lang w:eastAsia="en-AU"/>
+              </w:rPr>
+              <w:t>Allows the user to enter their desired target weight.</w:t>
+            </w:r>
+          </w:p>
+        </w:tc>
+      </w:tr>
+      <w:tr>
+        <w:tc>
+          <w:tcPr>
+            <w:cnfStyle w:val="001000000000" w:firstRow="0" w:lastRow="0" w:firstColumn="1" w:lastColumn="0" w:oddVBand="0" w:evenVBand="0" w:oddHBand="0" w:evenHBand="0" w:firstRowFirstColumn="0" w:firstRowLastColumn="0" w:lastRowFirstColumn="0" w:lastRowLastColumn="0"/>
+            <w:tcW w:w="1418" w:type="dxa"/>
+            <w:hideMark/>
+          </w:tcPr>
+          <w:p>
+            <w:pPr>
+              <w:pStyle w:val="NoSpacing"/>
+              <w:rPr>
+                <w:rFonts w:cs="Calibri"/>
+                <w:sz w:val="20"/>
+                <w:szCs w:val="20"/>
+                <w:lang w:eastAsia="en-AU"/>
+              </w:rPr>
+            </w:pPr>
+            <w:r>
+              <w:rPr>
+                <w:rFonts w:cs="Calibri"/>
+                <w:sz w:val="20"/>
+                <w:szCs w:val="20"/>
+                <w:lang w:eastAsia="en-AU"/>
+              </w:rPr>
+              <w:t>Dietary requirements</w:t>
+            </w:r>
+          </w:p>
+        </w:tc>
+        <w:tc>
+          <w:tcPr>
+            <w:tcW w:w="2410" w:type="dxa"/>
+            <w:hideMark/>
+          </w:tcPr>
+          <w:p>
+            <w:pPr>
+              <w:pStyle w:val="NoSpacing"/>
+              <w:cnfStyle w:val="000000000000" w:firstRow="0" w:lastRow="0" w:firstColumn="0" w:lastColumn="0" w:oddVBand="0" w:evenVBand="0" w:oddHBand="0" w:evenHBand="0" w:firstRowFirstColumn="0" w:firstRowLastColumn="0" w:lastRowFirstColumn="0" w:lastRowLastColumn="0"/>
+              <w:rPr>
+                <w:rFonts w:cs="Calibri"/>
+                <w:sz w:val="20"/>
+                <w:szCs w:val="20"/>
+                <w:lang w:eastAsia="en-AU"/>
+              </w:rPr>
+            </w:pPr>
+            <w:r>
+              <w:rPr>
+                <w:rFonts w:cs="Calibri"/>
+                <w:sz w:val="20"/>
+                <w:szCs w:val="20"/>
+                <w:lang w:eastAsia="en-AU"/>
+              </w:rPr>
+              <w:t>DietaryRequirement.requirementName</w:t>
+            </w:r>
+          </w:p>
+        </w:tc>
+        <w:tc>
+          <w:tcPr>
+            <w:tcW w:w="2126" w:type="dxa"/>
+            <w:hideMark/>
+          </w:tcPr>
+          <w:p>
+            <w:pPr>
+              <w:pStyle w:val="NoSpacing"/>
+              <w:cnfStyle w:val="000000000000" w:firstRow="0" w:lastRow="0" w:firstColumn="0" w:lastColumn="0" w:oddVBand="0" w:evenVBand="0" w:oddHBand="0" w:evenHBand="0" w:firstRowFirstColumn="0" w:firstRowLastColumn="0" w:lastRowFirstColumn="0" w:lastRowLastColumn="0"/>
+              <w:rPr>
+                <w:rFonts w:cs="Calibri"/>
+                <w:sz w:val="20"/>
+                <w:szCs w:val="20"/>
+                <w:lang w:eastAsia="en-AU"/>
+              </w:rPr>
+            </w:pPr>
+            <w:r>
+              <w:rPr>
+                <w:rFonts w:cs="Calibri"/>
+                <w:sz w:val="20"/>
+                <w:szCs w:val="20"/>
+                <w:lang w:eastAsia="en-AU"/>
+              </w:rPr>
+              <w:t>Multi-select chips</w:t>
+            </w:r>
+          </w:p>
+        </w:tc>
+        <w:tc>
+          <w:tcPr>
+            <w:tcW w:w="2835" w:type="dxa"/>
+            <w:hideMark/>
+          </w:tcPr>
+          <w:p>
+            <w:pPr>
+              <w:pStyle w:val="NoSpacing"/>
+              <w:cnfStyle w:val="000000000000" w:firstRow="0" w:lastRow="0" w:firstColumn="0" w:lastColumn="0" w:oddVBand="0" w:evenVBand="0" w:oddHBand="0" w:evenHBand="0" w:firstRowFirstColumn="0" w:firstRowLastColumn="0" w:lastRowFirstColumn="0" w:lastRowLastColumn="0"/>
+              <w:rPr>
+                <w:rFonts w:cs="Calibri"/>
+                <w:sz w:val="20"/>
+                <w:szCs w:val="20"/>
+                <w:lang w:eastAsia="en-AU"/>
+              </w:rPr>
+            </w:pPr>
+            <w:r>
+              <w:rPr>
+                <w:rFonts w:cs="Calibri"/>
+                <w:sz w:val="20"/>
+                <w:szCs w:val="20"/>
+                <w:lang w:eastAsia="en-AU"/>
+              </w:rPr>
+              <w:t>Allows the user to select one or more dietary requirements or restrictions, such as vegetarian, vegan or gluten-free.</w:t>
+            </w:r>
+          </w:p>
+        </w:tc>
+      </w:tr>
+      <w:tr>
+        <w:tc>
+          <w:tcPr>
+            <w:cnfStyle w:val="001000000000" w:firstRow="0" w:lastRow="0" w:firstColumn="1" w:lastColumn="0" w:oddVBand="0" w:evenVBand="0" w:oddHBand="0" w:evenHBand="0" w:firstRowFirstColumn="0" w:firstRowLastColumn="0" w:lastRowFirstColumn="0" w:lastRowLastColumn="0"/>
+            <w:tcW w:w="1418" w:type="dxa"/>
+            <w:hideMark/>
+          </w:tcPr>
+          <w:p>
+            <w:pPr>
+              <w:pStyle w:val="NoSpacing"/>
+              <w:rPr>
+                <w:rFonts w:cs="Calibri"/>
+                <w:sz w:val="20"/>
+                <w:szCs w:val="20"/>
+                <w:lang w:eastAsia="en-AU"/>
+              </w:rPr>
+            </w:pPr>
+            <w:r>
+              <w:rPr>
+                <w:rFonts w:cs="Calibri"/>
+                <w:sz w:val="20"/>
+                <w:szCs w:val="20"/>
+                <w:lang w:eastAsia="en-AU"/>
+              </w:rPr>
+              <w:t>Food preferences</w:t>
+            </w:r>
+          </w:p>
+        </w:tc>
+        <w:tc>
+          <w:tcPr>
+            <w:tcW w:w="2410" w:type="dxa"/>
+            <w:hideMark/>
+          </w:tcPr>
+          <w:p>
+            <w:pPr>
+              <w:pStyle w:val="NoSpacing"/>
+              <w:cnfStyle w:val="000000000000" w:firstRow="0" w:lastRow="0" w:firstColumn="0" w:lastColumn="0" w:oddVBand="0" w:evenVBand="0" w:oddHBand="0" w:evenHBand="0" w:firstRowFirstColumn="0" w:firstRowLastColumn="0" w:lastRowFirstColumn="0" w:lastRowLastColumn="0"/>
+              <w:rPr>
+                <w:rFonts w:cs="Calibri"/>
+                <w:sz w:val="20"/>
+                <w:szCs w:val="20"/>
+                <w:lang w:eastAsia="en-AU"/>
+              </w:rPr>
+            </w:pPr>
+            <w:r>
+              <w:rPr>
+                <w:rFonts w:cs="Calibri"/>
+                <w:sz w:val="20"/>
+                <w:szCs w:val="20"/>
+                <w:lang w:eastAsia="en-AU"/>
+              </w:rPr>
+              <w:t>FoodPreference.preferenceName</w:t>
+            </w:r>
+          </w:p>
+        </w:tc>
+        <w:tc>
+          <w:tcPr>
+            <w:tcW w:w="2126" w:type="dxa"/>
+            <w:hideMark/>
+          </w:tcPr>
+          <w:p>
+            <w:pPr>
+              <w:pStyle w:val="NoSpacing"/>
+              <w:cnfStyle w:val="000000000000" w:firstRow="0" w:lastRow="0" w:firstColumn="0" w:lastColumn="0" w:oddVBand="0" w:evenVBand="0" w:oddHBand="0" w:evenHBand="0" w:firstRowFirstColumn="0" w:firstRowLastColumn="0" w:lastRowFirstColumn="0" w:lastRowLastColumn="0"/>
+              <w:rPr>
+                <w:rFonts w:cs="Calibri"/>
+                <w:sz w:val="20"/>
+                <w:szCs w:val="20"/>
+                <w:lang w:eastAsia="en-AU"/>
+              </w:rPr>
+            </w:pPr>
+            <w:r>
+              <w:rPr>
+                <w:rFonts w:cs="Calibri"/>
+                <w:sz w:val="20"/>
+                <w:szCs w:val="20"/>
+                <w:lang w:eastAsia="en-AU"/>
+              </w:rPr>
+              <w:t>Multi-select chips / text input</w:t>
+            </w:r>
+          </w:p>
+        </w:tc>
+        <w:tc>
+          <w:tcPr>
+            <w:tcW w:w="2835" w:type="dxa"/>
+            <w:hideMark/>
+          </w:tcPr>
+          <w:p>
+            <w:pPr>
+              <w:pStyle w:val="NoSpacing"/>
+              <w:cnfStyle w:val="000000000000" w:firstRow="0" w:lastRow="0" w:firstColumn="0" w:lastColumn="0" w:oddVBand="0" w:evenVBand="0" w:oddHBand="0" w:evenHBand="0" w:firstRowFirstColumn="0" w:firstRowLastColumn="0" w:lastRowFirstColumn="0" w:lastRowLastColumn="0"/>
+              <w:rPr>
+                <w:rFonts w:cs="Calibri"/>
+                <w:sz w:val="20"/>
+                <w:szCs w:val="20"/>
+                <w:lang w:eastAsia="en-AU"/>
+              </w:rPr>
+            </w:pPr>
+            <w:r>
+              <w:rPr>
+                <w:rFonts w:cs="Calibri"/>
+                <w:sz w:val="20"/>
+                <w:szCs w:val="20"/>
+                <w:lang w:eastAsia="en-AU"/>
+              </w:rPr>
+              <w:t>Allows the user to specify food preferences that can be considered when generating meals and recipes.</w:t>
+            </w:r>
+          </w:p>
+        </w:tc>
+      </w:tr>
+      <w:tr>
+        <w:tc>
+          <w:tcPr>
+            <w:cnfStyle w:val="001000000000" w:firstRow="0" w:lastRow="0" w:firstColumn="1" w:lastColumn="0" w:oddVBand="0" w:evenVBand="0" w:oddHBand="0" w:evenHBand="0" w:firstRowFirstColumn="0" w:firstRowLastColumn="0" w:lastRowFirstColumn="0" w:lastRowLastColumn="0"/>
+            <w:tcW w:w="1418" w:type="dxa"/>
+            <w:hideMark/>
+          </w:tcPr>
+          <w:p>
+            <w:pPr>
+              <w:pStyle w:val="NoSpacing"/>
+              <w:rPr>
+                <w:rFonts w:cs="Calibri"/>
+                <w:sz w:val="20"/>
+                <w:szCs w:val="20"/>
+                <w:lang w:eastAsia="en-AU"/>
+              </w:rPr>
+            </w:pPr>
+            <w:r>
+              <w:rPr>
+                <w:rFonts w:cs="Calibri"/>
+                <w:sz w:val="20"/>
+                <w:szCs w:val="20"/>
+                <w:lang w:eastAsia="en-AU"/>
+              </w:rPr>
+              <w:t>Available ingredients</w:t>
+            </w:r>
+          </w:p>
+        </w:tc>
+        <w:tc>
+          <w:tcPr>
+            <w:tcW w:w="2410" w:type="dxa"/>
+            <w:hideMark/>
+          </w:tcPr>
+          <w:p>
+            <w:pPr>
+              <w:pStyle w:val="NoSpacing"/>
+              <w:cnfStyle w:val="000000000000" w:firstRow="0" w:lastRow="0" w:firstColumn="0" w:lastColumn="0" w:oddVBand="0" w:evenVBand="0" w:oddHBand="0" w:evenHBand="0" w:firstRowFirstColumn="0" w:firstRowLastColumn="0" w:lastRowFirstColumn="0" w:lastRowLastColumn="0"/>
+              <w:rPr>
+                <w:rFonts w:cs="Calibri"/>
+                <w:sz w:val="20"/>
+                <w:szCs w:val="20"/>
+                <w:lang w:eastAsia="en-AU"/>
+              </w:rPr>
+            </w:pPr>
+            <w:r>
+              <w:rPr>
+                <w:rFonts w:cs="Calibri"/>
+                <w:sz w:val="20"/>
+                <w:szCs w:val="20"/>
+                <w:lang w:eastAsia="en-AU"/>
+              </w:rPr>
+              <w:t>AvailableIngredient.ingredientName</w:t>
+            </w:r>
+          </w:p>
+        </w:tc>
+        <w:tc>
+          <w:tcPr>
+            <w:tcW w:w="2126" w:type="dxa"/>
+            <w:hideMark/>
+          </w:tcPr>
+          <w:p>
+            <w:pPr>
+              <w:pStyle w:val="NoSpacing"/>
+              <w:cnfStyle w:val="000000000000" w:firstRow="0" w:lastRow="0" w:firstColumn="0" w:lastColumn="0" w:oddVBand="0" w:evenVBand="0" w:oddHBand="0" w:evenHBand="0" w:firstRowFirstColumn="0" w:firstRowLastColumn="0" w:lastRowFirstColumn="0" w:lastRowLastColumn="0"/>
+              <w:rPr>
+                <w:rFonts w:cs="Calibri"/>
+                <w:sz w:val="20"/>
+                <w:szCs w:val="20"/>
+                <w:lang w:eastAsia="en-AU"/>
+              </w:rPr>
+            </w:pPr>
+            <w:r>
+              <w:rPr>
+                <w:rFonts w:cs="Calibri"/>
+                <w:sz w:val="20"/>
+                <w:szCs w:val="20"/>
+                <w:lang w:eastAsia="en-AU"/>
+              </w:rPr>
+              <w:t>Text input with add/remove controls</w:t>
+            </w:r>
+          </w:p>
+        </w:tc>
+        <w:tc>
+          <w:tcPr>
+            <w:tcW w:w="2835" w:type="dxa"/>
+            <w:hideMark/>
+          </w:tcPr>
+          <w:p>
+            <w:pPr>
+              <w:pStyle w:val="NoSpacing"/>
+              <w:cnfStyle w:val="000000000000" w:firstRow="0" w:lastRow="0" w:firstColumn="0" w:lastColumn="0" w:oddVBand="0" w:evenVBand="0" w:oddHBand="0" w:evenHBand="0" w:firstRowFirstColumn="0" w:firstRowLastColumn="0" w:lastRowFirstColumn="0" w:lastRowLastColumn="0"/>
+              <w:rPr>
+                <w:rFonts w:cs="Calibri"/>
+                <w:sz w:val="20"/>
+                <w:szCs w:val="20"/>
+                <w:lang w:eastAsia="en-AU"/>
+              </w:rPr>
+            </w:pPr>
+            <w:r>
+              <w:rPr>
+                <w:rFonts w:cs="Calibri"/>
+                <w:sz w:val="20"/>
+                <w:szCs w:val="20"/>
+                <w:lang w:eastAsia="en-AU"/>
+              </w:rPr>
+              <w:t>Allows the user to add, view and remove ingredients currently available to them.</w:t>
+            </w:r>
+          </w:p>
+        </w:tc>
+      </w:tr>
+    </w:tbl>
+    <w:p>
+      <w:r>
+        <w:t>Identifiers such as profileId, goal</w:t>
+      </w:r>
+      <w:r>
+        <w:t>I</w:t>
+      </w:r>
+      <w:r>
+        <w:t>d, requirementId, preferenceId and ingredientId will be managed internally by the application and therefore do not require direct user input.</w:t>
+      </w:r>
+    </w:p>
+    <w:p/>
+    <w:p>
+      <w:pPr>
+        <w:spacing w:after="160" w:line="259" w:lineRule="auto"/>
+        <w:rPr>
+          <w:rFonts w:eastAsiaTheme="majorEastAsia" w:cstheme="majorBidi"/>
+          <w:color w:val="0F4761" w:themeColor="accent1" w:themeShade="BF"/>
+          <w:sz w:val="28"/>
+          <w:szCs w:val="28"/>
+        </w:rPr>
+      </w:pPr>
+      <w:r>
+        <w:br w:type="page"/>
+      </w:r>
+    </w:p>
+    <w:p>
+      <w:pPr>
+        <w:pStyle w:val="Heading3"/>
+      </w:pPr>
+      <w:r>
+        <w:lastRenderedPageBreak/>
+        <w:t>User Interface Design Standards</w:t>
+      </w:r>
+    </w:p>
+    <w:p>
+      <w:r>
+        <w:t>The user interface will be designed with consideration of Nielsen's 10 Usability Heuristics for User Interface Design. The heuristics provide general principles that can be applied when designing usable and understandable user interfaces (Nielsen 1994).</w:t>
+      </w:r>
+      <w:r>
+        <w:t xml:space="preserve"> </w:t>
+      </w:r>
+    </w:p>
+    <w:p>
+      <w:bookmarkStart w:id="56" w:name="_Toc237633854"/>
+      <w:r>
+        <w:t>Several of these principles are particularly relevant to the AI-Based Smart Meal Planner. Consistency and standards will be maintained through common navigation, terminology and interface components across the application. Error prevention will be considered by providing appropriate input types and selection controls to reduce invalid user input. Recognition rather than recall will be supported by displaying selectable options for information such as health goals and dietary requirements rather than requiring users to remember and manually enter each option.</w:t>
+      </w:r>
+      <w:r>
+        <w:t xml:space="preserve"> </w:t>
+      </w:r>
+    </w:p>
+    <w:p>
+      <w:r>
+        <w:t>The interface will also provide appropriate feedback when information is saved, invalid or missing, supporting visibility of system status. Users will be able to add, update and remove profile information and available ingredients, supporting user control and freedom.</w:t>
+      </w:r>
+      <w:r>
+        <w:t xml:space="preserve"> </w:t>
+      </w:r>
+    </w:p>
+    <w:p/>
+    <w:p>
+      <w:pPr>
+        <w:pStyle w:val="Heading3"/>
+      </w:pPr>
+      <w:r>
+        <w:t>Initial User Interface Design</w:t>
+      </w:r>
+    </w:p>
+    <w:p>
+      <w:r>
+        <w:t>The initial user interface designs were developed based on the application's functional requirements, identified user inputs and interface components. The designs provide an initial framework for the Android application and demonstrate how users will navigate and interact with the application's primary functions. The designs will be further refined during development as the individual application components are implemented and integrated.</w:t>
+      </w:r>
+    </w:p>
+    <w:p/>
+    <w:p>
+      <w:pPr>
+        <w:spacing w:after="160" w:line="259" w:lineRule="auto"/>
+        <w:rPr>
+          <w:rFonts w:eastAsiaTheme="majorEastAsia" w:cstheme="majorBidi"/>
+          <w:i/>
+          <w:iCs/>
+          <w:color w:val="0F4761" w:themeColor="accent1" w:themeShade="BF"/>
+        </w:rPr>
+      </w:pPr>
+      <w:r>
+        <w:br w:type="page"/>
+      </w:r>
+    </w:p>
+    <w:p>
+      <w:pPr>
+        <w:pStyle w:val="Heading4"/>
+      </w:pPr>
+      <w:r>
+        <w:lastRenderedPageBreak/>
+        <w:t>Home Screen</w:t>
+      </w:r>
+    </w:p>
+    <w:p>
+      <w:r>
+        <w:t>The Home screen provides users with an overview of their current meal plan and nutritional information while providing access to the application's primary functions. A daily nutrition summary displays the user's protein, carbohydrate, fat and calorie intake against their daily targets. The Today's Meals section displays the meals scheduled for the current day and allows the user to view the details of each meal.</w:t>
+      </w:r>
+    </w:p>
+    <w:p>
+      <w:r>
+        <w:t>A View Grocery List button provides direct access to the generated grocery list, while the bottom navigation provides consistent access to the Home, Meal Plan, Recipes and Profile screens. This layout provides commonly required information and functionality from a single screen while avoiding unnecessary duplication of features.</w:t>
+      </w:r>
+    </w:p>
+    <w:p>
+      <w:r>
+        <w:rPr>
+          <w:noProof/>
+          <w14:ligatures w14:val="standardContextual"/>
+        </w:rPr>
+        <w:drawing>
+          <wp:inline distT="0" distB="0" distL="0" distR="0" wp14:anchorId="128B0001" wp14:editId="0461006F">
+            <wp:extent cx="2389765" cy="5177642"/>
+            <wp:effectExtent l="0" t="0" r="0" b="4445"/>
+            <wp:docPr id="1893998213" name="Picture 2"/>
+            <wp:cNvGraphicFramePr>
+              <a:graphicFrameLocks xmlns:a="http://schemas.openxmlformats.org/drawingml/2006/main" noChangeAspect="1"/>
+            </wp:cNvGraphicFramePr>
+            <a:graphic xmlns:a="http://schemas.openxmlformats.org/drawingml/2006/main">
+              <a:graphicData uri="http://schemas.openxmlformats.org/drawingml/2006/picture">
+                <pic:pic xmlns:pic="http://schemas.openxmlformats.org/drawingml/2006/picture">
+                  <pic:nvPicPr>
+                    <pic:cNvPr id="0" name="Picture 1"/>
+                    <pic:cNvPicPr>
+                      <a:picLocks noChangeAspect="1" noChangeArrowheads="1"/>
+                    </pic:cNvPicPr>
+                  </pic:nvPicPr>
+                  <pic:blipFill>
+                    <a:blip r:embed="rId11">
+                      <a:extLst>
+                        <a:ext uri="{28A0092B-C50C-407E-A947-70E740481C1C}">
+                          <a14:useLocalDpi xmlns:a14="http://schemas.microsoft.com/office/drawing/2010/main" val="0"/>
+                        </a:ext>
+                      </a:extLst>
+                    </a:blip>
+                    <a:srcRect/>
+                    <a:stretch>
+                      <a:fillRect/>
+                    </a:stretch>
+                  </pic:blipFill>
+                  <pic:spPr bwMode="auto">
+                    <a:xfrm>
+                      <a:off x="0" y="0"/>
+                      <a:ext cx="2393622" cy="5185999"/>
+                    </a:xfrm>
+                    <a:prstGeom prst="rect">
+                      <a:avLst/>
+                    </a:prstGeom>
+                    <a:noFill/>
+                    <a:ln>
+                      <a:noFill/>
+                    </a:ln>
+                  </pic:spPr>
+                </pic:pic>
+              </a:graphicData>
+            </a:graphic>
+          </wp:inline>
+        </w:drawing>
+      </w:r>
+    </w:p>
+    <w:p>
+      <w:pPr>
+        <w:rPr>
+          <w:rFonts w:asciiTheme="majorHAnsi" w:hAnsiTheme="majorHAnsi"/>
+          <w:sz w:val="32"/>
+          <w:szCs w:val="32"/>
+        </w:rPr>
+      </w:pPr>
+      <w:r>
+        <w:br w:type="page"/>
+      </w:r>
+    </w:p>
+    <w:p>
+      <w:pPr>
         <w:pStyle w:val="Heading2"/>
       </w:pPr>
       <w:r>
+        <w:lastRenderedPageBreak/>
         <w:t>Database Design and Entity Relationship Diagram – Ansh</w:t>
       </w:r>
+      <w:bookmarkEnd w:id="56"/>
     </w:p>
     <w:p>
       <w:r>
@@ -11349,9 +13226,11 @@
       <w:pPr>
         <w:pStyle w:val="Heading2"/>
       </w:pPr>
+      <w:bookmarkStart w:id="57" w:name="_Toc237633855"/>
       <w:r>
         <w:t>Client-Server Communication – Farhad</w:t>
       </w:r>
+      <w:bookmarkEnd w:id="57"/>
     </w:p>
     <w:p>
       <w:r>
@@ -18579,6 +20458,76 @@
       </w:tcPr>
     </w:tblStylePr>
   </w:style>
+  <w:style w:type="character" w:styleId="HTMLCode">
+    <w:name w:val="HTML Code"/>
+    <w:basedOn w:val="DefaultParagraphFont"/>
+    <w:uiPriority w:val="99"/>
+    <w:semiHidden/>
+    <w:unhideWhenUsed/>
+    <w:rsid w:val="00674282"/>
+    <w:rPr>
+      <w:rFonts w:ascii="Courier New" w:eastAsia="Times New Roman" w:hAnsi="Courier New" w:cs="Courier New"/>
+      <w:sz w:val="20"/>
+      <w:szCs w:val="20"/>
+    </w:rPr>
+  </w:style>
+  <w:style w:type="table" w:styleId="GridTable1Light">
+    <w:name w:val="Grid Table 1 Light"/>
+    <w:basedOn w:val="TableNormal"/>
+    <w:uiPriority w:val="46"/>
+    <w:rsid w:val="00674282"/>
+    <w:pPr>
+      <w:spacing w:after="0" w:line="240" w:lineRule="auto"/>
+    </w:pPr>
+    <w:tblPr>
+      <w:tblStyleRowBandSize w:val="1"/>
+      <w:tblStyleColBandSize w:val="1"/>
+      <w:tblBorders>
+        <w:top w:val="single" w:sz="4" w:space="0" w:color="999999" w:themeColor="text1" w:themeTint="66"/>
+        <w:left w:val="single" w:sz="4" w:space="0" w:color="999999" w:themeColor="text1" w:themeTint="66"/>
+        <w:bottom w:val="single" w:sz="4" w:space="0" w:color="999999" w:themeColor="text1" w:themeTint="66"/>
+        <w:right w:val="single" w:sz="4" w:space="0" w:color="999999" w:themeColor="text1" w:themeTint="66"/>
+        <w:insideH w:val="single" w:sz="4" w:space="0" w:color="999999" w:themeColor="text1" w:themeTint="66"/>
+        <w:insideV w:val="single" w:sz="4" w:space="0" w:color="999999" w:themeColor="text1" w:themeTint="66"/>
+      </w:tblBorders>
+    </w:tblPr>
+    <w:tblStylePr w:type="firstRow">
+      <w:rPr>
+        <w:b/>
+        <w:bCs/>
+      </w:rPr>
+      <w:tblPr/>
+      <w:tcPr>
+        <w:tcBorders>
+          <w:bottom w:val="single" w:sz="12" w:space="0" w:color="666666" w:themeColor="text1" w:themeTint="99"/>
+        </w:tcBorders>
+      </w:tcPr>
+    </w:tblStylePr>
+    <w:tblStylePr w:type="lastRow">
+      <w:rPr>
+        <w:b/>
+        <w:bCs/>
+      </w:rPr>
+      <w:tblPr/>
+      <w:tcPr>
+        <w:tcBorders>
+          <w:top w:val="double" w:sz="2" w:space="0" w:color="666666" w:themeColor="text1" w:themeTint="99"/>
+        </w:tcBorders>
+      </w:tcPr>
+    </w:tblStylePr>
+    <w:tblStylePr w:type="firstCol">
+      <w:rPr>
+        <w:b/>
+        <w:bCs/>
+      </w:rPr>
+    </w:tblStylePr>
+    <w:tblStylePr w:type="lastCol">
+      <w:rPr>
+        <w:b/>
+        <w:bCs/>
+      </w:rPr>
+    </w:tblStylePr>
+  </w:style>
 </w:styles>
 </file>
 

--- a/TO DO/Group Project Proposal.docx
+++ b/TO DO/Group Project Proposal.docx
@@ -323,7 +323,7 @@
           <w:r>
             <w:fldChar w:fldCharType="separate"/>
           </w:r>
-          <w:hyperlink w:anchor="_Toc237633800" w:history="1">
+          <w:hyperlink w:anchor="_Toc237638820" w:history="1">
             <w:r>
               <w:rPr>
                 <w:rStyle w:val="Hyperlink"/>
@@ -350,7 +350,7 @@
                 <w:noProof/>
                 <w:webHidden/>
               </w:rPr>
-              <w:instrText xml:space="preserve"> PAGEREF _Toc237633800 \h </w:instrText>
+              <w:instrText xml:space="preserve"> PAGEREF _Toc237638820 \h </w:instrText>
             </w:r>
             <w:r>
               <w:rPr>
@@ -397,7 +397,7 @@
               <w14:ligatures w14:val="standardContextual"/>
             </w:rPr>
           </w:pPr>
-          <w:hyperlink w:anchor="_Toc237633801" w:history="1">
+          <w:hyperlink w:anchor="_Toc237638821" w:history="1">
             <w:r>
               <w:rPr>
                 <w:rStyle w:val="Hyperlink"/>
@@ -424,7 +424,7 @@
                 <w:noProof/>
                 <w:webHidden/>
               </w:rPr>
-              <w:instrText xml:space="preserve"> PAGEREF _Toc237633801 \h </w:instrText>
+              <w:instrText xml:space="preserve"> PAGEREF _Toc237638821 \h </w:instrText>
             </w:r>
             <w:r>
               <w:rPr>
@@ -471,7 +471,7 @@
               <w14:ligatures w14:val="standardContextual"/>
             </w:rPr>
           </w:pPr>
-          <w:hyperlink w:anchor="_Toc237633802" w:history="1">
+          <w:hyperlink w:anchor="_Toc237638822" w:history="1">
             <w:r>
               <w:rPr>
                 <w:rStyle w:val="Hyperlink"/>
@@ -498,7 +498,7 @@
                 <w:noProof/>
                 <w:webHidden/>
               </w:rPr>
-              <w:instrText xml:space="preserve"> PAGEREF _Toc237633802 \h </w:instrText>
+              <w:instrText xml:space="preserve"> PAGEREF _Toc237638822 \h </w:instrText>
             </w:r>
             <w:r>
               <w:rPr>
@@ -545,7 +545,7 @@
               <w14:ligatures w14:val="standardContextual"/>
             </w:rPr>
           </w:pPr>
-          <w:hyperlink w:anchor="_Toc237633803" w:history="1">
+          <w:hyperlink w:anchor="_Toc237638823" w:history="1">
             <w:r>
               <w:rPr>
                 <w:rStyle w:val="Hyperlink"/>
@@ -572,7 +572,7 @@
                 <w:noProof/>
                 <w:webHidden/>
               </w:rPr>
-              <w:instrText xml:space="preserve"> PAGEREF _Toc237633803 \h </w:instrText>
+              <w:instrText xml:space="preserve"> PAGEREF _Toc237638823 \h </w:instrText>
             </w:r>
             <w:r>
               <w:rPr>
@@ -619,7 +619,7 @@
               <w14:ligatures w14:val="standardContextual"/>
             </w:rPr>
           </w:pPr>
-          <w:hyperlink w:anchor="_Toc237633804" w:history="1">
+          <w:hyperlink w:anchor="_Toc237638824" w:history="1">
             <w:r>
               <w:rPr>
                 <w:rStyle w:val="Hyperlink"/>
@@ -646,7 +646,7 @@
                 <w:noProof/>
                 <w:webHidden/>
               </w:rPr>
-              <w:instrText xml:space="preserve"> PAGEREF _Toc237633804 \h </w:instrText>
+              <w:instrText xml:space="preserve"> PAGEREF _Toc237638824 \h </w:instrText>
             </w:r>
             <w:r>
               <w:rPr>
@@ -693,7 +693,7 @@
               <w14:ligatures w14:val="standardContextual"/>
             </w:rPr>
           </w:pPr>
-          <w:hyperlink w:anchor="_Toc237633805" w:history="1">
+          <w:hyperlink w:anchor="_Toc237638825" w:history="1">
             <w:r>
               <w:rPr>
                 <w:rStyle w:val="Hyperlink"/>
@@ -720,7 +720,7 @@
                 <w:noProof/>
                 <w:webHidden/>
               </w:rPr>
-              <w:instrText xml:space="preserve"> PAGEREF _Toc237633805 \h </w:instrText>
+              <w:instrText xml:space="preserve"> PAGEREF _Toc237638825 \h </w:instrText>
             </w:r>
             <w:r>
               <w:rPr>
@@ -767,7 +767,7 @@
               <w14:ligatures w14:val="standardContextual"/>
             </w:rPr>
           </w:pPr>
-          <w:hyperlink w:anchor="_Toc237633806" w:history="1">
+          <w:hyperlink w:anchor="_Toc237638826" w:history="1">
             <w:r>
               <w:rPr>
                 <w:rStyle w:val="Hyperlink"/>
@@ -794,7 +794,7 @@
                 <w:noProof/>
                 <w:webHidden/>
               </w:rPr>
-              <w:instrText xml:space="preserve"> PAGEREF _Toc237633806 \h </w:instrText>
+              <w:instrText xml:space="preserve"> PAGEREF _Toc237638826 \h </w:instrText>
             </w:r>
             <w:r>
               <w:rPr>
@@ -841,7 +841,7 @@
               <w14:ligatures w14:val="standardContextual"/>
             </w:rPr>
           </w:pPr>
-          <w:hyperlink w:anchor="_Toc237633807" w:history="1">
+          <w:hyperlink w:anchor="_Toc237638827" w:history="1">
             <w:r>
               <w:rPr>
                 <w:rStyle w:val="Hyperlink"/>
@@ -868,7 +868,7 @@
                 <w:noProof/>
                 <w:webHidden/>
               </w:rPr>
-              <w:instrText xml:space="preserve"> PAGEREF _Toc237633807 \h </w:instrText>
+              <w:instrText xml:space="preserve"> PAGEREF _Toc237638827 \h </w:instrText>
             </w:r>
             <w:r>
               <w:rPr>
@@ -915,7 +915,7 @@
               <w14:ligatures w14:val="standardContextual"/>
             </w:rPr>
           </w:pPr>
-          <w:hyperlink w:anchor="_Toc237633808" w:history="1">
+          <w:hyperlink w:anchor="_Toc237638828" w:history="1">
             <w:r>
               <w:rPr>
                 <w:rStyle w:val="Hyperlink"/>
@@ -942,7 +942,7 @@
                 <w:noProof/>
                 <w:webHidden/>
               </w:rPr>
-              <w:instrText xml:space="preserve"> PAGEREF _Toc237633808 \h </w:instrText>
+              <w:instrText xml:space="preserve"> PAGEREF _Toc237638828 \h </w:instrText>
             </w:r>
             <w:r>
               <w:rPr>
@@ -989,7 +989,7 @@
               <w14:ligatures w14:val="standardContextual"/>
             </w:rPr>
           </w:pPr>
-          <w:hyperlink w:anchor="_Toc237633809" w:history="1">
+          <w:hyperlink w:anchor="_Toc237638829" w:history="1">
             <w:r>
               <w:rPr>
                 <w:rStyle w:val="Hyperlink"/>
@@ -1016,7 +1016,7 @@
                 <w:noProof/>
                 <w:webHidden/>
               </w:rPr>
-              <w:instrText xml:space="preserve"> PAGEREF _Toc237633809 \h </w:instrText>
+              <w:instrText xml:space="preserve"> PAGEREF _Toc237638829 \h </w:instrText>
             </w:r>
             <w:r>
               <w:rPr>
@@ -1063,7 +1063,7 @@
               <w14:ligatures w14:val="standardContextual"/>
             </w:rPr>
           </w:pPr>
-          <w:hyperlink w:anchor="_Toc237633810" w:history="1">
+          <w:hyperlink w:anchor="_Toc237638830" w:history="1">
             <w:r>
               <w:rPr>
                 <w:rStyle w:val="Hyperlink"/>
@@ -1090,7 +1090,7 @@
                 <w:noProof/>
                 <w:webHidden/>
               </w:rPr>
-              <w:instrText xml:space="preserve"> PAGEREF _Toc237633810 \h </w:instrText>
+              <w:instrText xml:space="preserve"> PAGEREF _Toc237638830 \h </w:instrText>
             </w:r>
             <w:r>
               <w:rPr>
@@ -1137,7 +1137,7 @@
               <w14:ligatures w14:val="standardContextual"/>
             </w:rPr>
           </w:pPr>
-          <w:hyperlink w:anchor="_Toc237633811" w:history="1">
+          <w:hyperlink w:anchor="_Toc237638831" w:history="1">
             <w:r>
               <w:rPr>
                 <w:rStyle w:val="Hyperlink"/>
@@ -1164,7 +1164,7 @@
                 <w:noProof/>
                 <w:webHidden/>
               </w:rPr>
-              <w:instrText xml:space="preserve"> PAGEREF _Toc237633811 \h </w:instrText>
+              <w:instrText xml:space="preserve"> PAGEREF _Toc237638831 \h </w:instrText>
             </w:r>
             <w:r>
               <w:rPr>
@@ -1211,7 +1211,7 @@
               <w14:ligatures w14:val="standardContextual"/>
             </w:rPr>
           </w:pPr>
-          <w:hyperlink w:anchor="_Toc237633812" w:history="1">
+          <w:hyperlink w:anchor="_Toc237638832" w:history="1">
             <w:r>
               <w:rPr>
                 <w:rStyle w:val="Hyperlink"/>
@@ -1238,7 +1238,7 @@
                 <w:noProof/>
                 <w:webHidden/>
               </w:rPr>
-              <w:instrText xml:space="preserve"> PAGEREF _Toc237633812 \h </w:instrText>
+              <w:instrText xml:space="preserve"> PAGEREF _Toc237638832 \h </w:instrText>
             </w:r>
             <w:r>
               <w:rPr>
@@ -1285,7 +1285,7 @@
               <w14:ligatures w14:val="standardContextual"/>
             </w:rPr>
           </w:pPr>
-          <w:hyperlink w:anchor="_Toc237633813" w:history="1">
+          <w:hyperlink w:anchor="_Toc237638833" w:history="1">
             <w:r>
               <w:rPr>
                 <w:rStyle w:val="Hyperlink"/>
@@ -1312,7 +1312,7 @@
                 <w:noProof/>
                 <w:webHidden/>
               </w:rPr>
-              <w:instrText xml:space="preserve"> PAGEREF _Toc237633813 \h </w:instrText>
+              <w:instrText xml:space="preserve"> PAGEREF _Toc237638833 \h </w:instrText>
             </w:r>
             <w:r>
               <w:rPr>
@@ -1359,7 +1359,7 @@
               <w14:ligatures w14:val="standardContextual"/>
             </w:rPr>
           </w:pPr>
-          <w:hyperlink w:anchor="_Toc237633814" w:history="1">
+          <w:hyperlink w:anchor="_Toc237638834" w:history="1">
             <w:r>
               <w:rPr>
                 <w:rStyle w:val="Hyperlink"/>
@@ -1386,7 +1386,7 @@
                 <w:noProof/>
                 <w:webHidden/>
               </w:rPr>
-              <w:instrText xml:space="preserve"> PAGEREF _Toc237633814 \h </w:instrText>
+              <w:instrText xml:space="preserve"> PAGEREF _Toc237638834 \h </w:instrText>
             </w:r>
             <w:r>
               <w:rPr>
@@ -1433,7 +1433,7 @@
               <w14:ligatures w14:val="standardContextual"/>
             </w:rPr>
           </w:pPr>
-          <w:hyperlink w:anchor="_Toc237633815" w:history="1">
+          <w:hyperlink w:anchor="_Toc237638835" w:history="1">
             <w:r>
               <w:rPr>
                 <w:rStyle w:val="Hyperlink"/>
@@ -1460,7 +1460,7 @@
                 <w:noProof/>
                 <w:webHidden/>
               </w:rPr>
-              <w:instrText xml:space="preserve"> PAGEREF _Toc237633815 \h </w:instrText>
+              <w:instrText xml:space="preserve"> PAGEREF _Toc237638835 \h </w:instrText>
             </w:r>
             <w:r>
               <w:rPr>
@@ -1507,7 +1507,7 @@
               <w14:ligatures w14:val="standardContextual"/>
             </w:rPr>
           </w:pPr>
-          <w:hyperlink w:anchor="_Toc237633816" w:history="1">
+          <w:hyperlink w:anchor="_Toc237638836" w:history="1">
             <w:r>
               <w:rPr>
                 <w:rStyle w:val="Hyperlink"/>
@@ -1534,7 +1534,7 @@
                 <w:noProof/>
                 <w:webHidden/>
               </w:rPr>
-              <w:instrText xml:space="preserve"> PAGEREF _Toc237633816 \h </w:instrText>
+              <w:instrText xml:space="preserve"> PAGEREF _Toc237638836 \h </w:instrText>
             </w:r>
             <w:r>
               <w:rPr>
@@ -1581,7 +1581,7 @@
               <w14:ligatures w14:val="standardContextual"/>
             </w:rPr>
           </w:pPr>
-          <w:hyperlink w:anchor="_Toc237633817" w:history="1">
+          <w:hyperlink w:anchor="_Toc237638837" w:history="1">
             <w:r>
               <w:rPr>
                 <w:rStyle w:val="Hyperlink"/>
@@ -1608,7 +1608,7 @@
                 <w:noProof/>
                 <w:webHidden/>
               </w:rPr>
-              <w:instrText xml:space="preserve"> PAGEREF _Toc237633817 \h </w:instrText>
+              <w:instrText xml:space="preserve"> PAGEREF _Toc237638837 \h </w:instrText>
             </w:r>
             <w:r>
               <w:rPr>
@@ -1655,7 +1655,7 @@
               <w14:ligatures w14:val="standardContextual"/>
             </w:rPr>
           </w:pPr>
-          <w:hyperlink w:anchor="_Toc237633818" w:history="1">
+          <w:hyperlink w:anchor="_Toc237638838" w:history="1">
             <w:r>
               <w:rPr>
                 <w:rStyle w:val="Hyperlink"/>
@@ -1682,7 +1682,7 @@
                 <w:noProof/>
                 <w:webHidden/>
               </w:rPr>
-              <w:instrText xml:space="preserve"> PAGEREF _Toc237633818 \h </w:instrText>
+              <w:instrText xml:space="preserve"> PAGEREF _Toc237638838 \h </w:instrText>
             </w:r>
             <w:r>
               <w:rPr>
@@ -1729,7 +1729,7 @@
               <w14:ligatures w14:val="standardContextual"/>
             </w:rPr>
           </w:pPr>
-          <w:hyperlink w:anchor="_Toc237633819" w:history="1">
+          <w:hyperlink w:anchor="_Toc237638839" w:history="1">
             <w:r>
               <w:rPr>
                 <w:rStyle w:val="Hyperlink"/>
@@ -1756,7 +1756,7 @@
                 <w:noProof/>
                 <w:webHidden/>
               </w:rPr>
-              <w:instrText xml:space="preserve"> PAGEREF _Toc237633819 \h </w:instrText>
+              <w:instrText xml:space="preserve"> PAGEREF _Toc237638839 \h </w:instrText>
             </w:r>
             <w:r>
               <w:rPr>
@@ -1803,7 +1803,7 @@
               <w14:ligatures w14:val="standardContextual"/>
             </w:rPr>
           </w:pPr>
-          <w:hyperlink w:anchor="_Toc237633820" w:history="1">
+          <w:hyperlink w:anchor="_Toc237638840" w:history="1">
             <w:r>
               <w:rPr>
                 <w:rStyle w:val="Hyperlink"/>
@@ -1830,7 +1830,7 @@
                 <w:noProof/>
                 <w:webHidden/>
               </w:rPr>
-              <w:instrText xml:space="preserve"> PAGEREF _Toc237633820 \h </w:instrText>
+              <w:instrText xml:space="preserve"> PAGEREF _Toc237638840 \h </w:instrText>
             </w:r>
             <w:r>
               <w:rPr>
@@ -1877,7 +1877,7 @@
               <w14:ligatures w14:val="standardContextual"/>
             </w:rPr>
           </w:pPr>
-          <w:hyperlink w:anchor="_Toc237633821" w:history="1">
+          <w:hyperlink w:anchor="_Toc237638841" w:history="1">
             <w:r>
               <w:rPr>
                 <w:rStyle w:val="Hyperlink"/>
@@ -1904,7 +1904,7 @@
                 <w:noProof/>
                 <w:webHidden/>
               </w:rPr>
-              <w:instrText xml:space="preserve"> PAGEREF _Toc237633821 \h </w:instrText>
+              <w:instrText xml:space="preserve"> PAGEREF _Toc237638841 \h </w:instrText>
             </w:r>
             <w:r>
               <w:rPr>
@@ -1951,7 +1951,7 @@
               <w14:ligatures w14:val="standardContextual"/>
             </w:rPr>
           </w:pPr>
-          <w:hyperlink w:anchor="_Toc237633822" w:history="1">
+          <w:hyperlink w:anchor="_Toc237638842" w:history="1">
             <w:r>
               <w:rPr>
                 <w:rStyle w:val="Hyperlink"/>
@@ -1978,7 +1978,7 @@
                 <w:noProof/>
                 <w:webHidden/>
               </w:rPr>
-              <w:instrText xml:space="preserve"> PAGEREF _Toc237633822 \h </w:instrText>
+              <w:instrText xml:space="preserve"> PAGEREF _Toc237638842 \h </w:instrText>
             </w:r>
             <w:r>
               <w:rPr>
@@ -2025,7 +2025,7 @@
               <w14:ligatures w14:val="standardContextual"/>
             </w:rPr>
           </w:pPr>
-          <w:hyperlink w:anchor="_Toc237633823" w:history="1">
+          <w:hyperlink w:anchor="_Toc237638843" w:history="1">
             <w:r>
               <w:rPr>
                 <w:rStyle w:val="Hyperlink"/>
@@ -2052,7 +2052,7 @@
                 <w:noProof/>
                 <w:webHidden/>
               </w:rPr>
-              <w:instrText xml:space="preserve"> PAGEREF _Toc237633823 \h </w:instrText>
+              <w:instrText xml:space="preserve"> PAGEREF _Toc237638843 \h </w:instrText>
             </w:r>
             <w:r>
               <w:rPr>
@@ -2099,7 +2099,7 @@
               <w14:ligatures w14:val="standardContextual"/>
             </w:rPr>
           </w:pPr>
-          <w:hyperlink w:anchor="_Toc237633824" w:history="1">
+          <w:hyperlink w:anchor="_Toc237638844" w:history="1">
             <w:r>
               <w:rPr>
                 <w:rStyle w:val="Hyperlink"/>
@@ -2126,7 +2126,7 @@
                 <w:noProof/>
                 <w:webHidden/>
               </w:rPr>
-              <w:instrText xml:space="preserve"> PAGEREF _Toc237633824 \h </w:instrText>
+              <w:instrText xml:space="preserve"> PAGEREF _Toc237638844 \h </w:instrText>
             </w:r>
             <w:r>
               <w:rPr>
@@ -2173,7 +2173,7 @@
               <w14:ligatures w14:val="standardContextual"/>
             </w:rPr>
           </w:pPr>
-          <w:hyperlink w:anchor="_Toc237633825" w:history="1">
+          <w:hyperlink w:anchor="_Toc237638845" w:history="1">
             <w:r>
               <w:rPr>
                 <w:rStyle w:val="Hyperlink"/>
@@ -2200,7 +2200,7 @@
                 <w:noProof/>
                 <w:webHidden/>
               </w:rPr>
-              <w:instrText xml:space="preserve"> PAGEREF _Toc237633825 \h </w:instrText>
+              <w:instrText xml:space="preserve"> PAGEREF _Toc237638845 \h </w:instrText>
             </w:r>
             <w:r>
               <w:rPr>
@@ -2247,7 +2247,7 @@
               <w14:ligatures w14:val="standardContextual"/>
             </w:rPr>
           </w:pPr>
-          <w:hyperlink w:anchor="_Toc237633826" w:history="1">
+          <w:hyperlink w:anchor="_Toc237638846" w:history="1">
             <w:r>
               <w:rPr>
                 <w:rStyle w:val="Hyperlink"/>
@@ -2274,7 +2274,7 @@
                 <w:noProof/>
                 <w:webHidden/>
               </w:rPr>
-              <w:instrText xml:space="preserve"> PAGEREF _Toc237633826 \h </w:instrText>
+              <w:instrText xml:space="preserve"> PAGEREF _Toc237638846 \h </w:instrText>
             </w:r>
             <w:r>
               <w:rPr>
@@ -2321,7 +2321,7 @@
               <w14:ligatures w14:val="standardContextual"/>
             </w:rPr>
           </w:pPr>
-          <w:hyperlink w:anchor="_Toc237633827" w:history="1">
+          <w:hyperlink w:anchor="_Toc237638847" w:history="1">
             <w:r>
               <w:rPr>
                 <w:rStyle w:val="Hyperlink"/>
@@ -2348,7 +2348,7 @@
                 <w:noProof/>
                 <w:webHidden/>
               </w:rPr>
-              <w:instrText xml:space="preserve"> PAGEREF _Toc237633827 \h </w:instrText>
+              <w:instrText xml:space="preserve"> PAGEREF _Toc237638847 \h </w:instrText>
             </w:r>
             <w:r>
               <w:rPr>
@@ -2395,7 +2395,7 @@
               <w14:ligatures w14:val="standardContextual"/>
             </w:rPr>
           </w:pPr>
-          <w:hyperlink w:anchor="_Toc237633828" w:history="1">
+          <w:hyperlink w:anchor="_Toc237638848" w:history="1">
             <w:r>
               <w:rPr>
                 <w:rStyle w:val="Hyperlink"/>
@@ -2422,7 +2422,7 @@
                 <w:noProof/>
                 <w:webHidden/>
               </w:rPr>
-              <w:instrText xml:space="preserve"> PAGEREF _Toc237633828 \h </w:instrText>
+              <w:instrText xml:space="preserve"> PAGEREF _Toc237638848 \h </w:instrText>
             </w:r>
             <w:r>
               <w:rPr>
@@ -2469,7 +2469,7 @@
               <w14:ligatures w14:val="standardContextual"/>
             </w:rPr>
           </w:pPr>
-          <w:hyperlink w:anchor="_Toc237633829" w:history="1">
+          <w:hyperlink w:anchor="_Toc237638849" w:history="1">
             <w:r>
               <w:rPr>
                 <w:rStyle w:val="Hyperlink"/>
@@ -2496,7 +2496,7 @@
                 <w:noProof/>
                 <w:webHidden/>
               </w:rPr>
-              <w:instrText xml:space="preserve"> PAGEREF _Toc237633829 \h </w:instrText>
+              <w:instrText xml:space="preserve"> PAGEREF _Toc237638849 \h </w:instrText>
             </w:r>
             <w:r>
               <w:rPr>
@@ -2543,7 +2543,7 @@
               <w14:ligatures w14:val="standardContextual"/>
             </w:rPr>
           </w:pPr>
-          <w:hyperlink w:anchor="_Toc237633830" w:history="1">
+          <w:hyperlink w:anchor="_Toc237638850" w:history="1">
             <w:r>
               <w:rPr>
                 <w:rStyle w:val="Hyperlink"/>
@@ -2570,7 +2570,7 @@
                 <w:noProof/>
                 <w:webHidden/>
               </w:rPr>
-              <w:instrText xml:space="preserve"> PAGEREF _Toc237633830 \h </w:instrText>
+              <w:instrText xml:space="preserve"> PAGEREF _Toc237638850 \h </w:instrText>
             </w:r>
             <w:r>
               <w:rPr>
@@ -2617,7 +2617,7 @@
               <w14:ligatures w14:val="standardContextual"/>
             </w:rPr>
           </w:pPr>
-          <w:hyperlink w:anchor="_Toc237633831" w:history="1">
+          <w:hyperlink w:anchor="_Toc237638851" w:history="1">
             <w:r>
               <w:rPr>
                 <w:rStyle w:val="Hyperlink"/>
@@ -2644,7 +2644,7 @@
                 <w:noProof/>
                 <w:webHidden/>
               </w:rPr>
-              <w:instrText xml:space="preserve"> PAGEREF _Toc237633831 \h </w:instrText>
+              <w:instrText xml:space="preserve"> PAGEREF _Toc237638851 \h </w:instrText>
             </w:r>
             <w:r>
               <w:rPr>
@@ -2691,7 +2691,7 @@
               <w14:ligatures w14:val="standardContextual"/>
             </w:rPr>
           </w:pPr>
-          <w:hyperlink w:anchor="_Toc237633832" w:history="1">
+          <w:hyperlink w:anchor="_Toc237638852" w:history="1">
             <w:r>
               <w:rPr>
                 <w:rStyle w:val="Hyperlink"/>
@@ -2718,7 +2718,7 @@
                 <w:noProof/>
                 <w:webHidden/>
               </w:rPr>
-              <w:instrText xml:space="preserve"> PAGEREF _Toc237633832 \h </w:instrText>
+              <w:instrText xml:space="preserve"> PAGEREF _Toc237638852 \h </w:instrText>
             </w:r>
             <w:r>
               <w:rPr>
@@ -2765,7 +2765,7 @@
               <w14:ligatures w14:val="standardContextual"/>
             </w:rPr>
           </w:pPr>
-          <w:hyperlink w:anchor="_Toc237633833" w:history="1">
+          <w:hyperlink w:anchor="_Toc237638853" w:history="1">
             <w:r>
               <w:rPr>
                 <w:rStyle w:val="Hyperlink"/>
@@ -2792,7 +2792,7 @@
                 <w:noProof/>
                 <w:webHidden/>
               </w:rPr>
-              <w:instrText xml:space="preserve"> PAGEREF _Toc237633833 \h </w:instrText>
+              <w:instrText xml:space="preserve"> PAGEREF _Toc237638853 \h </w:instrText>
             </w:r>
             <w:r>
               <w:rPr>
@@ -2839,7 +2839,7 @@
               <w14:ligatures w14:val="standardContextual"/>
             </w:rPr>
           </w:pPr>
-          <w:hyperlink w:anchor="_Toc237633834" w:history="1">
+          <w:hyperlink w:anchor="_Toc237638854" w:history="1">
             <w:r>
               <w:rPr>
                 <w:rStyle w:val="Hyperlink"/>
@@ -2866,7 +2866,7 @@
                 <w:noProof/>
                 <w:webHidden/>
               </w:rPr>
-              <w:instrText xml:space="preserve"> PAGEREF _Toc237633834 \h </w:instrText>
+              <w:instrText xml:space="preserve"> PAGEREF _Toc237638854 \h </w:instrText>
             </w:r>
             <w:r>
               <w:rPr>
@@ -2913,7 +2913,7 @@
               <w14:ligatures w14:val="standardContextual"/>
             </w:rPr>
           </w:pPr>
-          <w:hyperlink w:anchor="_Toc237633835" w:history="1">
+          <w:hyperlink w:anchor="_Toc237638855" w:history="1">
             <w:r>
               <w:rPr>
                 <w:rStyle w:val="Hyperlink"/>
@@ -2940,7 +2940,7 @@
                 <w:noProof/>
                 <w:webHidden/>
               </w:rPr>
-              <w:instrText xml:space="preserve"> PAGEREF _Toc237633835 \h </w:instrText>
+              <w:instrText xml:space="preserve"> PAGEREF _Toc237638855 \h </w:instrText>
             </w:r>
             <w:r>
               <w:rPr>
@@ -2987,7 +2987,7 @@
               <w14:ligatures w14:val="standardContextual"/>
             </w:rPr>
           </w:pPr>
-          <w:hyperlink w:anchor="_Toc237633836" w:history="1">
+          <w:hyperlink w:anchor="_Toc237638856" w:history="1">
             <w:r>
               <w:rPr>
                 <w:rStyle w:val="Hyperlink"/>
@@ -3014,7 +3014,7 @@
                 <w:noProof/>
                 <w:webHidden/>
               </w:rPr>
-              <w:instrText xml:space="preserve"> PAGEREF _Toc237633836 \h </w:instrText>
+              <w:instrText xml:space="preserve"> PAGEREF _Toc237638856 \h </w:instrText>
             </w:r>
             <w:r>
               <w:rPr>
@@ -3061,7 +3061,7 @@
               <w14:ligatures w14:val="standardContextual"/>
             </w:rPr>
           </w:pPr>
-          <w:hyperlink w:anchor="_Toc237633837" w:history="1">
+          <w:hyperlink w:anchor="_Toc237638857" w:history="1">
             <w:r>
               <w:rPr>
                 <w:rStyle w:val="Hyperlink"/>
@@ -3088,7 +3088,7 @@
                 <w:noProof/>
                 <w:webHidden/>
               </w:rPr>
-              <w:instrText xml:space="preserve"> PAGEREF _Toc237633837 \h </w:instrText>
+              <w:instrText xml:space="preserve"> PAGEREF _Toc237638857 \h </w:instrText>
             </w:r>
             <w:r>
               <w:rPr>
@@ -3135,7 +3135,7 @@
               <w14:ligatures w14:val="standardContextual"/>
             </w:rPr>
           </w:pPr>
-          <w:hyperlink w:anchor="_Toc237633838" w:history="1">
+          <w:hyperlink w:anchor="_Toc237638858" w:history="1">
             <w:r>
               <w:rPr>
                 <w:rStyle w:val="Hyperlink"/>
@@ -3162,7 +3162,7 @@
                 <w:noProof/>
                 <w:webHidden/>
               </w:rPr>
-              <w:instrText xml:space="preserve"> PAGEREF _Toc237633838 \h </w:instrText>
+              <w:instrText xml:space="preserve"> PAGEREF _Toc237638858 \h </w:instrText>
             </w:r>
             <w:r>
               <w:rPr>
@@ -3209,7 +3209,7 @@
               <w14:ligatures w14:val="standardContextual"/>
             </w:rPr>
           </w:pPr>
-          <w:hyperlink w:anchor="_Toc237633839" w:history="1">
+          <w:hyperlink w:anchor="_Toc237638859" w:history="1">
             <w:r>
               <w:rPr>
                 <w:rStyle w:val="Hyperlink"/>
@@ -3236,7 +3236,7 @@
                 <w:noProof/>
                 <w:webHidden/>
               </w:rPr>
-              <w:instrText xml:space="preserve"> PAGEREF _Toc237633839 \h </w:instrText>
+              <w:instrText xml:space="preserve"> PAGEREF _Toc237638859 \h </w:instrText>
             </w:r>
             <w:r>
               <w:rPr>
@@ -3283,7 +3283,7 @@
               <w14:ligatures w14:val="standardContextual"/>
             </w:rPr>
           </w:pPr>
-          <w:hyperlink w:anchor="_Toc237633840" w:history="1">
+          <w:hyperlink w:anchor="_Toc237638860" w:history="1">
             <w:r>
               <w:rPr>
                 <w:rStyle w:val="Hyperlink"/>
@@ -3310,7 +3310,7 @@
                 <w:noProof/>
                 <w:webHidden/>
               </w:rPr>
-              <w:instrText xml:space="preserve"> PAGEREF _Toc237633840 \h </w:instrText>
+              <w:instrText xml:space="preserve"> PAGEREF _Toc237638860 \h </w:instrText>
             </w:r>
             <w:r>
               <w:rPr>
@@ -3357,7 +3357,7 @@
               <w14:ligatures w14:val="standardContextual"/>
             </w:rPr>
           </w:pPr>
-          <w:hyperlink w:anchor="_Toc237633841" w:history="1">
+          <w:hyperlink w:anchor="_Toc237638861" w:history="1">
             <w:r>
               <w:rPr>
                 <w:rStyle w:val="Hyperlink"/>
@@ -3384,7 +3384,7 @@
                 <w:noProof/>
                 <w:webHidden/>
               </w:rPr>
-              <w:instrText xml:space="preserve"> PAGEREF _Toc237633841 \h </w:instrText>
+              <w:instrText xml:space="preserve"> PAGEREF _Toc237638861 \h </w:instrText>
             </w:r>
             <w:r>
               <w:rPr>
@@ -3431,7 +3431,7 @@
               <w14:ligatures w14:val="standardContextual"/>
             </w:rPr>
           </w:pPr>
-          <w:hyperlink w:anchor="_Toc237633842" w:history="1">
+          <w:hyperlink w:anchor="_Toc237638862" w:history="1">
             <w:r>
               <w:rPr>
                 <w:rStyle w:val="Hyperlink"/>
@@ -3458,7 +3458,7 @@
                 <w:noProof/>
                 <w:webHidden/>
               </w:rPr>
-              <w:instrText xml:space="preserve"> PAGEREF _Toc237633842 \h </w:instrText>
+              <w:instrText xml:space="preserve"> PAGEREF _Toc237638862 \h </w:instrText>
             </w:r>
             <w:r>
               <w:rPr>
@@ -3505,7 +3505,7 @@
               <w14:ligatures w14:val="standardContextual"/>
             </w:rPr>
           </w:pPr>
-          <w:hyperlink w:anchor="_Toc237633843" w:history="1">
+          <w:hyperlink w:anchor="_Toc237638863" w:history="1">
             <w:r>
               <w:rPr>
                 <w:rStyle w:val="Hyperlink"/>
@@ -3532,7 +3532,7 @@
                 <w:noProof/>
                 <w:webHidden/>
               </w:rPr>
-              <w:instrText xml:space="preserve"> PAGEREF _Toc237633843 \h </w:instrText>
+              <w:instrText xml:space="preserve"> PAGEREF _Toc237638863 \h </w:instrText>
             </w:r>
             <w:r>
               <w:rPr>
@@ -3579,7 +3579,7 @@
               <w14:ligatures w14:val="standardContextual"/>
             </w:rPr>
           </w:pPr>
-          <w:hyperlink w:anchor="_Toc237633844" w:history="1">
+          <w:hyperlink w:anchor="_Toc237638864" w:history="1">
             <w:r>
               <w:rPr>
                 <w:rStyle w:val="Hyperlink"/>
@@ -3606,7 +3606,7 @@
                 <w:noProof/>
                 <w:webHidden/>
               </w:rPr>
-              <w:instrText xml:space="preserve"> PAGEREF _Toc237633844 \h </w:instrText>
+              <w:instrText xml:space="preserve"> PAGEREF _Toc237638864 \h </w:instrText>
             </w:r>
             <w:r>
               <w:rPr>
@@ -3653,7 +3653,7 @@
               <w14:ligatures w14:val="standardContextual"/>
             </w:rPr>
           </w:pPr>
-          <w:hyperlink w:anchor="_Toc237633845" w:history="1">
+          <w:hyperlink w:anchor="_Toc237638865" w:history="1">
             <w:r>
               <w:rPr>
                 <w:rStyle w:val="Hyperlink"/>
@@ -3680,7 +3680,7 @@
                 <w:noProof/>
                 <w:webHidden/>
               </w:rPr>
-              <w:instrText xml:space="preserve"> PAGEREF _Toc237633845 \h </w:instrText>
+              <w:instrText xml:space="preserve"> PAGEREF _Toc237638865 \h </w:instrText>
             </w:r>
             <w:r>
               <w:rPr>
@@ -3727,7 +3727,7 @@
               <w14:ligatures w14:val="standardContextual"/>
             </w:rPr>
           </w:pPr>
-          <w:hyperlink w:anchor="_Toc237633846" w:history="1">
+          <w:hyperlink w:anchor="_Toc237638866" w:history="1">
             <w:r>
               <w:rPr>
                 <w:rStyle w:val="Hyperlink"/>
@@ -3754,7 +3754,7 @@
                 <w:noProof/>
                 <w:webHidden/>
               </w:rPr>
-              <w:instrText xml:space="preserve"> PAGEREF _Toc237633846 \h </w:instrText>
+              <w:instrText xml:space="preserve"> PAGEREF _Toc237638866 \h </w:instrText>
             </w:r>
             <w:r>
               <w:rPr>
@@ -3801,7 +3801,7 @@
               <w14:ligatures w14:val="standardContextual"/>
             </w:rPr>
           </w:pPr>
-          <w:hyperlink w:anchor="_Toc237633847" w:history="1">
+          <w:hyperlink w:anchor="_Toc237638867" w:history="1">
             <w:r>
               <w:rPr>
                 <w:rStyle w:val="Hyperlink"/>
@@ -3828,7 +3828,7 @@
                 <w:noProof/>
                 <w:webHidden/>
               </w:rPr>
-              <w:instrText xml:space="preserve"> PAGEREF _Toc237633847 \h </w:instrText>
+              <w:instrText xml:space="preserve"> PAGEREF _Toc237638867 \h </w:instrText>
             </w:r>
             <w:r>
               <w:rPr>
@@ -3875,7 +3875,7 @@
               <w14:ligatures w14:val="standardContextual"/>
             </w:rPr>
           </w:pPr>
-          <w:hyperlink w:anchor="_Toc237633848" w:history="1">
+          <w:hyperlink w:anchor="_Toc237638868" w:history="1">
             <w:r>
               <w:rPr>
                 <w:rStyle w:val="Hyperlink"/>
@@ -3902,7 +3902,7 @@
                 <w:noProof/>
                 <w:webHidden/>
               </w:rPr>
-              <w:instrText xml:space="preserve"> PAGEREF _Toc237633848 \h </w:instrText>
+              <w:instrText xml:space="preserve"> PAGEREF _Toc237638868 \h </w:instrText>
             </w:r>
             <w:r>
               <w:rPr>
@@ -3949,7 +3949,7 @@
               <w14:ligatures w14:val="standardContextual"/>
             </w:rPr>
           </w:pPr>
-          <w:hyperlink w:anchor="_Toc237633849" w:history="1">
+          <w:hyperlink w:anchor="_Toc237638869" w:history="1">
             <w:r>
               <w:rPr>
                 <w:rStyle w:val="Hyperlink"/>
@@ -3976,7 +3976,7 @@
                 <w:noProof/>
                 <w:webHidden/>
               </w:rPr>
-              <w:instrText xml:space="preserve"> PAGEREF _Toc237633849 \h </w:instrText>
+              <w:instrText xml:space="preserve"> PAGEREF _Toc237638869 \h </w:instrText>
             </w:r>
             <w:r>
               <w:rPr>
@@ -4023,7 +4023,7 @@
               <w14:ligatures w14:val="standardContextual"/>
             </w:rPr>
           </w:pPr>
-          <w:hyperlink w:anchor="_Toc237633850" w:history="1">
+          <w:hyperlink w:anchor="_Toc237638870" w:history="1">
             <w:r>
               <w:rPr>
                 <w:rStyle w:val="Hyperlink"/>
@@ -4050,7 +4050,7 @@
                 <w:noProof/>
                 <w:webHidden/>
               </w:rPr>
-              <w:instrText xml:space="preserve"> PAGEREF _Toc237633850 \h </w:instrText>
+              <w:instrText xml:space="preserve"> PAGEREF _Toc237638870 \h </w:instrText>
             </w:r>
             <w:r>
               <w:rPr>
@@ -4097,7 +4097,7 @@
               <w14:ligatures w14:val="standardContextual"/>
             </w:rPr>
           </w:pPr>
-          <w:hyperlink w:anchor="_Toc237633851" w:history="1">
+          <w:hyperlink w:anchor="_Toc237638871" w:history="1">
             <w:r>
               <w:rPr>
                 <w:rStyle w:val="Hyperlink"/>
@@ -4124,7 +4124,7 @@
                 <w:noProof/>
                 <w:webHidden/>
               </w:rPr>
-              <w:instrText xml:space="preserve"> PAGEREF _Toc237633851 \h </w:instrText>
+              <w:instrText xml:space="preserve"> PAGEREF _Toc237638871 \h </w:instrText>
             </w:r>
             <w:r>
               <w:rPr>
@@ -4171,7 +4171,7 @@
               <w14:ligatures w14:val="standardContextual"/>
             </w:rPr>
           </w:pPr>
-          <w:hyperlink w:anchor="_Toc237633852" w:history="1">
+          <w:hyperlink w:anchor="_Toc237638872" w:history="1">
             <w:r>
               <w:rPr>
                 <w:rStyle w:val="Hyperlink"/>
@@ -4198,7 +4198,7 @@
                 <w:noProof/>
                 <w:webHidden/>
               </w:rPr>
-              <w:instrText xml:space="preserve"> PAGEREF _Toc237633852 \h </w:instrText>
+              <w:instrText xml:space="preserve"> PAGEREF _Toc237638872 \h </w:instrText>
             </w:r>
             <w:r>
               <w:rPr>
@@ -4245,7 +4245,7 @@
               <w14:ligatures w14:val="standardContextual"/>
             </w:rPr>
           </w:pPr>
-          <w:hyperlink w:anchor="_Toc237633853" w:history="1">
+          <w:hyperlink w:anchor="_Toc237638873" w:history="1">
             <w:r>
               <w:rPr>
                 <w:rStyle w:val="Hyperlink"/>
@@ -4272,7 +4272,7 @@
                 <w:noProof/>
                 <w:webHidden/>
               </w:rPr>
-              <w:instrText xml:space="preserve"> PAGEREF _Toc237633853 \h </w:instrText>
+              <w:instrText xml:space="preserve"> PAGEREF _Toc237638873 \h </w:instrText>
             </w:r>
             <w:r>
               <w:rPr>
@@ -4293,6 +4293,228 @@
                 <w:webHidden/>
               </w:rPr>
               <w:t>30</w:t>
+            </w:r>
+            <w:r>
+              <w:rPr>
+                <w:noProof/>
+                <w:webHidden/>
+              </w:rPr>
+              <w:fldChar w:fldCharType="end"/>
+            </w:r>
+          </w:hyperlink>
+        </w:p>
+        <w:p>
+          <w:pPr>
+            <w:pStyle w:val="TOC3"/>
+            <w:tabs>
+              <w:tab w:val="right" w:leader="dot" w:pos="9016"/>
+            </w:tabs>
+            <w:rPr>
+              <w:rFonts w:asciiTheme="minorHAnsi" w:eastAsiaTheme="minorEastAsia" w:hAnsiTheme="minorHAnsi" w:cstheme="minorBidi"/>
+              <w:noProof/>
+              <w:kern w:val="2"/>
+              <w:sz w:val="24"/>
+              <w:szCs w:val="24"/>
+              <w:lang w:eastAsia="en-AU"/>
+              <w14:ligatures w14:val="standardContextual"/>
+            </w:rPr>
+          </w:pPr>
+          <w:hyperlink w:anchor="_Toc237638874" w:history="1">
+            <w:r>
+              <w:rPr>
+                <w:rStyle w:val="Hyperlink"/>
+                <w:noProof/>
+              </w:rPr>
+              <w:t>User Data Entry and Interface Components</w:t>
+            </w:r>
+            <w:r>
+              <w:rPr>
+                <w:noProof/>
+                <w:webHidden/>
+              </w:rPr>
+              <w:tab/>
+            </w:r>
+            <w:r>
+              <w:rPr>
+                <w:noProof/>
+                <w:webHidden/>
+              </w:rPr>
+              <w:fldChar w:fldCharType="begin"/>
+            </w:r>
+            <w:r>
+              <w:rPr>
+                <w:noProof/>
+                <w:webHidden/>
+              </w:rPr>
+              <w:instrText xml:space="preserve"> PAGEREF _Toc237638874 \h </w:instrText>
+            </w:r>
+            <w:r>
+              <w:rPr>
+                <w:noProof/>
+                <w:webHidden/>
+              </w:rPr>
+            </w:r>
+            <w:r>
+              <w:rPr>
+                <w:noProof/>
+                <w:webHidden/>
+              </w:rPr>
+              <w:fldChar w:fldCharType="separate"/>
+            </w:r>
+            <w:r>
+              <w:rPr>
+                <w:noProof/>
+                <w:webHidden/>
+              </w:rPr>
+              <w:t>30</w:t>
+            </w:r>
+            <w:r>
+              <w:rPr>
+                <w:noProof/>
+                <w:webHidden/>
+              </w:rPr>
+              <w:fldChar w:fldCharType="end"/>
+            </w:r>
+          </w:hyperlink>
+        </w:p>
+        <w:p>
+          <w:pPr>
+            <w:pStyle w:val="TOC3"/>
+            <w:tabs>
+              <w:tab w:val="right" w:leader="dot" w:pos="9016"/>
+            </w:tabs>
+            <w:rPr>
+              <w:rFonts w:asciiTheme="minorHAnsi" w:eastAsiaTheme="minorEastAsia" w:hAnsiTheme="minorHAnsi" w:cstheme="minorBidi"/>
+              <w:noProof/>
+              <w:kern w:val="2"/>
+              <w:sz w:val="24"/>
+              <w:szCs w:val="24"/>
+              <w:lang w:eastAsia="en-AU"/>
+              <w14:ligatures w14:val="standardContextual"/>
+            </w:rPr>
+          </w:pPr>
+          <w:hyperlink w:anchor="_Toc237638875" w:history="1">
+            <w:r>
+              <w:rPr>
+                <w:rStyle w:val="Hyperlink"/>
+                <w:noProof/>
+              </w:rPr>
+              <w:t>User Interface Design Standards</w:t>
+            </w:r>
+            <w:r>
+              <w:rPr>
+                <w:noProof/>
+                <w:webHidden/>
+              </w:rPr>
+              <w:tab/>
+            </w:r>
+            <w:r>
+              <w:rPr>
+                <w:noProof/>
+                <w:webHidden/>
+              </w:rPr>
+              <w:fldChar w:fldCharType="begin"/>
+            </w:r>
+            <w:r>
+              <w:rPr>
+                <w:noProof/>
+                <w:webHidden/>
+              </w:rPr>
+              <w:instrText xml:space="preserve"> PAGEREF _Toc237638875 \h </w:instrText>
+            </w:r>
+            <w:r>
+              <w:rPr>
+                <w:noProof/>
+                <w:webHidden/>
+              </w:rPr>
+            </w:r>
+            <w:r>
+              <w:rPr>
+                <w:noProof/>
+                <w:webHidden/>
+              </w:rPr>
+              <w:fldChar w:fldCharType="separate"/>
+            </w:r>
+            <w:r>
+              <w:rPr>
+                <w:noProof/>
+                <w:webHidden/>
+              </w:rPr>
+              <w:t>31</w:t>
+            </w:r>
+            <w:r>
+              <w:rPr>
+                <w:noProof/>
+                <w:webHidden/>
+              </w:rPr>
+              <w:fldChar w:fldCharType="end"/>
+            </w:r>
+          </w:hyperlink>
+        </w:p>
+        <w:p>
+          <w:pPr>
+            <w:pStyle w:val="TOC3"/>
+            <w:tabs>
+              <w:tab w:val="right" w:leader="dot" w:pos="9016"/>
+            </w:tabs>
+            <w:rPr>
+              <w:rFonts w:asciiTheme="minorHAnsi" w:eastAsiaTheme="minorEastAsia" w:hAnsiTheme="minorHAnsi" w:cstheme="minorBidi"/>
+              <w:noProof/>
+              <w:kern w:val="2"/>
+              <w:sz w:val="24"/>
+              <w:szCs w:val="24"/>
+              <w:lang w:eastAsia="en-AU"/>
+              <w14:ligatures w14:val="standardContextual"/>
+            </w:rPr>
+          </w:pPr>
+          <w:hyperlink w:anchor="_Toc237638876" w:history="1">
+            <w:r>
+              <w:rPr>
+                <w:rStyle w:val="Hyperlink"/>
+                <w:noProof/>
+              </w:rPr>
+              <w:t>Initial User Interface Design</w:t>
+            </w:r>
+            <w:r>
+              <w:rPr>
+                <w:noProof/>
+                <w:webHidden/>
+              </w:rPr>
+              <w:tab/>
+            </w:r>
+            <w:r>
+              <w:rPr>
+                <w:noProof/>
+                <w:webHidden/>
+              </w:rPr>
+              <w:fldChar w:fldCharType="begin"/>
+            </w:r>
+            <w:r>
+              <w:rPr>
+                <w:noProof/>
+                <w:webHidden/>
+              </w:rPr>
+              <w:instrText xml:space="preserve"> PAGEREF _Toc237638876 \h </w:instrText>
+            </w:r>
+            <w:r>
+              <w:rPr>
+                <w:noProof/>
+                <w:webHidden/>
+              </w:rPr>
+            </w:r>
+            <w:r>
+              <w:rPr>
+                <w:noProof/>
+                <w:webHidden/>
+              </w:rPr>
+              <w:fldChar w:fldCharType="separate"/>
+            </w:r>
+            <w:r>
+              <w:rPr>
+                <w:noProof/>
+                <w:webHidden/>
+              </w:rPr>
+              <w:t>31</w:t>
             </w:r>
             <w:r>
               <w:rPr>
@@ -4319,7 +4541,7 @@
               <w14:ligatures w14:val="standardContextual"/>
             </w:rPr>
           </w:pPr>
-          <w:hyperlink w:anchor="_Toc237633854" w:history="1">
+          <w:hyperlink w:anchor="_Toc237638877" w:history="1">
             <w:r>
               <w:rPr>
                 <w:rStyle w:val="Hyperlink"/>
@@ -4346,7 +4568,7 @@
                 <w:noProof/>
                 <w:webHidden/>
               </w:rPr>
-              <w:instrText xml:space="preserve"> PAGEREF _Toc237633854 \h </w:instrText>
+              <w:instrText xml:space="preserve"> PAGEREF _Toc237638877 \h </w:instrText>
             </w:r>
             <w:r>
               <w:rPr>
@@ -4366,7 +4588,7 @@
                 <w:noProof/>
                 <w:webHidden/>
               </w:rPr>
-              <w:t>30</w:t>
+              <w:t>33</w:t>
             </w:r>
             <w:r>
               <w:rPr>
@@ -4393,7 +4615,7 @@
               <w14:ligatures w14:val="standardContextual"/>
             </w:rPr>
           </w:pPr>
-          <w:hyperlink w:anchor="_Toc237633855" w:history="1">
+          <w:hyperlink w:anchor="_Toc237638878" w:history="1">
             <w:r>
               <w:rPr>
                 <w:rStyle w:val="Hyperlink"/>
@@ -4420,7 +4642,7 @@
                 <w:noProof/>
                 <w:webHidden/>
               </w:rPr>
-              <w:instrText xml:space="preserve"> PAGEREF _Toc237633855 \h </w:instrText>
+              <w:instrText xml:space="preserve"> PAGEREF _Toc237638878 \h </w:instrText>
             </w:r>
             <w:r>
               <w:rPr>
@@ -4440,7 +4662,7 @@
                 <w:noProof/>
                 <w:webHidden/>
               </w:rPr>
-              <w:t>30</w:t>
+              <w:t>33</w:t>
             </w:r>
             <w:r>
               <w:rPr>
@@ -4475,7 +4697,7 @@
       <w:pPr>
         <w:pStyle w:val="Heading1"/>
       </w:pPr>
-      <w:bookmarkStart w:id="0" w:name="_Toc237633800"/>
+      <w:bookmarkStart w:id="0" w:name="_Toc237638820"/>
       <w:r>
         <w:lastRenderedPageBreak/>
         <w:t>Project Background and Justification</w:t>
@@ -4649,7 +4871,7 @@
       <w:pPr>
         <w:pStyle w:val="Heading1"/>
       </w:pPr>
-      <w:bookmarkStart w:id="1" w:name="_Toc237633801"/>
+      <w:bookmarkStart w:id="1" w:name="_Toc237638821"/>
       <w:r>
         <w:lastRenderedPageBreak/>
         <w:t>Problem Statement and Project Objectives</w:t>
@@ -4666,7 +4888,7 @@
         <w:pStyle w:val="Heading2"/>
       </w:pPr>
       <w:bookmarkStart w:id="2" w:name="_Toc236433799"/>
-      <w:bookmarkStart w:id="3" w:name="_Toc237633802"/>
+      <w:bookmarkStart w:id="3" w:name="_Toc237638822"/>
       <w:r>
         <w:t>Problem Statement</w:t>
       </w:r>
@@ -4736,7 +4958,7 @@
         <w:pStyle w:val="Heading2"/>
       </w:pPr>
       <w:bookmarkStart w:id="4" w:name="_Toc236433800"/>
-      <w:bookmarkStart w:id="5" w:name="_Toc237633803"/>
+      <w:bookmarkStart w:id="5" w:name="_Toc237638823"/>
       <w:r>
         <w:t>Project Objectives</w:t>
       </w:r>
@@ -4972,7 +5194,6 @@
         <w:t xml:space="preserve"> This addresses the inefficiency and frustration of using manual shopping lists. By ensuring the categorisation of grocery list items into relevant groups such as produce, pantry and protein.</w:t>
       </w:r>
     </w:p>
-    <w:p/>
     <w:p>
       <w:pPr>
         <w:rPr>
@@ -4990,7 +5211,7 @@
       <w:pPr>
         <w:pStyle w:val="Heading1"/>
       </w:pPr>
-      <w:bookmarkStart w:id="6" w:name="_Toc237633804"/>
+      <w:bookmarkStart w:id="6" w:name="_Toc237638824"/>
       <w:r>
         <w:lastRenderedPageBreak/>
         <w:t>Innovative Aspects</w:t>
@@ -5175,7 +5396,7 @@
       <w:pPr>
         <w:pStyle w:val="Heading1"/>
       </w:pPr>
-      <w:bookmarkStart w:id="7" w:name="_Toc237633805"/>
+      <w:bookmarkStart w:id="7" w:name="_Toc237638825"/>
       <w:r>
         <w:lastRenderedPageBreak/>
         <w:t>Project Scope</w:t>
@@ -5200,7 +5421,7 @@
       <w:pPr>
         <w:pStyle w:val="Heading2"/>
       </w:pPr>
-      <w:bookmarkStart w:id="8" w:name="_Toc237633806"/>
+      <w:bookmarkStart w:id="8" w:name="_Toc237638826"/>
       <w:r>
         <w:t>In scope</w:t>
       </w:r>
@@ -5336,7 +5557,7 @@
       <w:pPr>
         <w:pStyle w:val="Heading2"/>
       </w:pPr>
-      <w:bookmarkStart w:id="9" w:name="_Toc237633807"/>
+      <w:bookmarkStart w:id="9" w:name="_Toc237638827"/>
       <w:r>
         <w:t>Out of scope</w:t>
       </w:r>
@@ -5450,7 +5671,7 @@
       <w:pPr>
         <w:pStyle w:val="Heading1"/>
       </w:pPr>
-      <w:bookmarkStart w:id="10" w:name="_Toc237633808"/>
+      <w:bookmarkStart w:id="10" w:name="_Toc237638828"/>
       <w:r>
         <w:lastRenderedPageBreak/>
         <w:t>Assumptions and Constraints</w:t>
@@ -5461,7 +5682,7 @@
       <w:pPr>
         <w:pStyle w:val="Heading2"/>
       </w:pPr>
-      <w:bookmarkStart w:id="11" w:name="_Toc237633809"/>
+      <w:bookmarkStart w:id="11" w:name="_Toc237638829"/>
       <w:r>
         <w:t>Assumptions</w:t>
       </w:r>
@@ -5578,7 +5799,7 @@
       <w:pPr>
         <w:pStyle w:val="Heading2"/>
       </w:pPr>
-      <w:bookmarkStart w:id="12" w:name="_Toc237633810"/>
+      <w:bookmarkStart w:id="12" w:name="_Toc237638830"/>
       <w:r>
         <w:t>Constraints</w:t>
       </w:r>
@@ -5745,7 +5966,7 @@
       <w:pPr>
         <w:pStyle w:val="Heading1"/>
       </w:pPr>
-      <w:bookmarkStart w:id="13" w:name="_Toc237633811"/>
+      <w:bookmarkStart w:id="13" w:name="_Toc237638831"/>
       <w:r>
         <w:lastRenderedPageBreak/>
         <w:t>System Design</w:t>
@@ -5895,7 +6116,7 @@
       <w:pPr>
         <w:pStyle w:val="Heading2"/>
       </w:pPr>
-      <w:bookmarkStart w:id="14" w:name="_Toc237633812"/>
+      <w:bookmarkStart w:id="14" w:name="_Toc237638832"/>
       <w:r>
         <w:t>Use Case Diagram</w:t>
       </w:r>
@@ -5917,7 +6138,7 @@
       <w:pPr>
         <w:pStyle w:val="Heading2"/>
       </w:pPr>
-      <w:bookmarkStart w:id="15" w:name="_Toc237633813"/>
+      <w:bookmarkStart w:id="15" w:name="_Toc237638833"/>
       <w:r>
         <w:t>Stakeholde</w:t>
       </w:r>
@@ -5973,7 +6194,7 @@
       <w:pPr>
         <w:pStyle w:val="Heading2"/>
       </w:pPr>
-      <w:bookmarkStart w:id="16" w:name="_Toc237633814"/>
+      <w:bookmarkStart w:id="16" w:name="_Toc237638834"/>
       <w:r>
         <w:lastRenderedPageBreak/>
         <w:t>Subsystems</w:t>
@@ -6155,7 +6376,7 @@
       <w:pPr>
         <w:pStyle w:val="Heading2"/>
       </w:pPr>
-      <w:bookmarkStart w:id="17" w:name="_Toc237633815"/>
+      <w:bookmarkStart w:id="17" w:name="_Toc237638835"/>
       <w:r>
         <w:t>External Entities</w:t>
       </w:r>
@@ -6306,7 +6527,7 @@
       <w:pPr>
         <w:pStyle w:val="Heading2"/>
       </w:pPr>
-      <w:bookmarkStart w:id="18" w:name="_Toc237633816"/>
+      <w:bookmarkStart w:id="18" w:name="_Toc237638836"/>
       <w:r>
         <w:t>Context Diagram</w:t>
       </w:r>
@@ -6371,7 +6592,7 @@
       <w:pPr>
         <w:pStyle w:val="Heading1"/>
       </w:pPr>
-      <w:bookmarkStart w:id="19" w:name="_Toc237633817"/>
+      <w:bookmarkStart w:id="19" w:name="_Toc237638837"/>
       <w:r>
         <w:lastRenderedPageBreak/>
         <w:t>High-Level Requirements</w:t>
@@ -6395,7 +6616,7 @@
           <w:bCs w:val="0"/>
         </w:rPr>
       </w:pPr>
-      <w:bookmarkStart w:id="20" w:name="_Toc237633818"/>
+      <w:bookmarkStart w:id="20" w:name="_Toc237638838"/>
       <w:r>
         <w:t>Functional Requirements</w:t>
       </w:r>
@@ -6591,7 +6812,7 @@
       <w:pPr>
         <w:pStyle w:val="Heading2"/>
       </w:pPr>
-      <w:bookmarkStart w:id="21" w:name="_Toc237633819"/>
+      <w:bookmarkStart w:id="21" w:name="_Toc237638839"/>
       <w:r>
         <w:t>Nonf</w:t>
       </w:r>
@@ -6692,7 +6913,7 @@
       <w:pPr>
         <w:pStyle w:val="Heading2"/>
       </w:pPr>
-      <w:bookmarkStart w:id="22" w:name="_Toc237633820"/>
+      <w:bookmarkStart w:id="22" w:name="_Toc237638840"/>
       <w:r>
         <w:lastRenderedPageBreak/>
         <w:t>Software Components</w:t>
@@ -7253,7 +7474,7 @@
       <w:pPr>
         <w:pStyle w:val="Heading1"/>
       </w:pPr>
-      <w:bookmarkStart w:id="23" w:name="_Toc237633821"/>
+      <w:bookmarkStart w:id="23" w:name="_Toc237638841"/>
       <w:r>
         <w:lastRenderedPageBreak/>
         <w:t xml:space="preserve">Work </w:t>
@@ -7331,7 +7552,7 @@
       <w:pPr>
         <w:pStyle w:val="Heading2"/>
       </w:pPr>
-      <w:bookmarkStart w:id="24" w:name="_Toc237633822"/>
+      <w:bookmarkStart w:id="24" w:name="_Toc237638842"/>
       <w:r>
         <w:lastRenderedPageBreak/>
         <w:t>Work Breakdown Structure</w:t>
@@ -8145,7 +8366,7 @@
       <w:pPr>
         <w:pStyle w:val="Heading1"/>
       </w:pPr>
-      <w:bookmarkStart w:id="25" w:name="_Toc237633823"/>
+      <w:bookmarkStart w:id="25" w:name="_Toc237638843"/>
       <w:r>
         <w:lastRenderedPageBreak/>
         <w:t>Delivery Roadmap</w:t>
@@ -8214,7 +8435,7 @@
       <w:pPr>
         <w:pStyle w:val="Heading1"/>
       </w:pPr>
-      <w:bookmarkStart w:id="26" w:name="_Toc237633824"/>
+      <w:bookmarkStart w:id="26" w:name="_Toc237638844"/>
       <w:r>
         <w:lastRenderedPageBreak/>
         <w:t>Risk Identification and Mitigation Plan</w:t>
@@ -8959,7 +9180,7 @@
       <w:pPr>
         <w:pStyle w:val="Heading1"/>
       </w:pPr>
-      <w:bookmarkStart w:id="27" w:name="_Toc237633825"/>
+      <w:bookmarkStart w:id="27" w:name="_Toc237638845"/>
       <w:r>
         <w:lastRenderedPageBreak/>
         <w:t>Quality Considerations</w:t>
@@ -9202,7 +9423,7 @@
       <w:pPr>
         <w:pStyle w:val="Heading1"/>
       </w:pPr>
-      <w:bookmarkStart w:id="28" w:name="_Toc237633826"/>
+      <w:bookmarkStart w:id="28" w:name="_Toc237638846"/>
       <w:r>
         <w:lastRenderedPageBreak/>
         <w:t>Team Structure, Roles and Responsibilities</w:t>
@@ -9218,7 +9439,7 @@
       <w:pPr>
         <w:pStyle w:val="Heading2"/>
       </w:pPr>
-      <w:bookmarkStart w:id="29" w:name="_Toc237633827"/>
+      <w:bookmarkStart w:id="29" w:name="_Toc237638847"/>
       <w:r>
         <w:t>Team Structure</w:t>
       </w:r>
@@ -9437,7 +9658,7 @@
       <w:pPr>
         <w:pStyle w:val="Heading2"/>
       </w:pPr>
-      <w:bookmarkStart w:id="30" w:name="_Toc237633828"/>
+      <w:bookmarkStart w:id="30" w:name="_Toc237638848"/>
       <w:r>
         <w:t>Roles</w:t>
       </w:r>
@@ -9542,7 +9763,7 @@
       <w:pPr>
         <w:pStyle w:val="Heading2"/>
       </w:pPr>
-      <w:bookmarkStart w:id="31" w:name="_Toc237633829"/>
+      <w:bookmarkStart w:id="31" w:name="_Toc237638849"/>
       <w:r>
         <w:lastRenderedPageBreak/>
         <w:t>Responsibilities Matrix</w:t>
@@ -10894,7 +11115,7 @@
       <w:pPr>
         <w:pStyle w:val="Heading1"/>
       </w:pPr>
-      <w:bookmarkStart w:id="32" w:name="_Toc237633830"/>
+      <w:bookmarkStart w:id="32" w:name="_Toc237638850"/>
       <w:r>
         <w:lastRenderedPageBreak/>
         <w:t>Required Tools and Resources</w:t>
@@ -11276,7 +11497,7 @@
       <w:pPr>
         <w:pStyle w:val="Heading2"/>
       </w:pPr>
-      <w:bookmarkStart w:id="33" w:name="_Toc237633831"/>
+      <w:bookmarkStart w:id="33" w:name="_Toc237638851"/>
       <w:r>
         <w:lastRenderedPageBreak/>
         <w:t>Individual Contribution Declaration</w:t>
@@ -11342,7 +11563,7 @@
       <w:pPr>
         <w:pStyle w:val="Heading1"/>
       </w:pPr>
-      <w:bookmarkStart w:id="34" w:name="_Toc237633832"/>
+      <w:bookmarkStart w:id="34" w:name="_Toc237638852"/>
       <w:r>
         <w:lastRenderedPageBreak/>
         <w:t>Detailed Requirements and System Architecture</w:t>
@@ -11353,7 +11574,7 @@
       <w:pPr>
         <w:pStyle w:val="Heading2"/>
       </w:pPr>
-      <w:bookmarkStart w:id="35" w:name="_Toc237633833"/>
+      <w:bookmarkStart w:id="35" w:name="_Toc237638853"/>
       <w:r>
         <w:t>System Requirements</w:t>
       </w:r>
@@ -11368,7 +11589,7 @@
       <w:pPr>
         <w:pStyle w:val="Heading3"/>
       </w:pPr>
-      <w:bookmarkStart w:id="36" w:name="_Toc237633834"/>
+      <w:bookmarkStart w:id="36" w:name="_Toc237638854"/>
       <w:r>
         <w:t>User Profile and Mobile Interface</w:t>
       </w:r>
@@ -11500,7 +11721,7 @@
       <w:pPr>
         <w:pStyle w:val="Heading3"/>
       </w:pPr>
-      <w:bookmarkStart w:id="37" w:name="_Toc237633835"/>
+      <w:bookmarkStart w:id="37" w:name="_Toc237638855"/>
       <w:r>
         <w:t>AI Meal Plan and Recipe Generation</w:t>
       </w:r>
@@ -11514,7 +11735,7 @@
       <w:pPr>
         <w:pStyle w:val="Heading3"/>
       </w:pPr>
-      <w:bookmarkStart w:id="38" w:name="_Toc237633836"/>
+      <w:bookmarkStart w:id="38" w:name="_Toc237638856"/>
       <w:r>
         <w:t>Nutrition, Grocery List and Data Storage</w:t>
       </w:r>
@@ -11540,7 +11761,7 @@
       <w:pPr>
         <w:pStyle w:val="Heading2"/>
       </w:pPr>
-      <w:bookmarkStart w:id="39" w:name="_Toc237633837"/>
+      <w:bookmarkStart w:id="39" w:name="_Toc237638857"/>
       <w:r>
         <w:lastRenderedPageBreak/>
         <w:t>Functional Requirements</w:t>
@@ -11554,7 +11775,7 @@
       <w:pPr>
         <w:pStyle w:val="Heading3"/>
       </w:pPr>
-      <w:bookmarkStart w:id="40" w:name="_Toc237633838"/>
+      <w:bookmarkStart w:id="40" w:name="_Toc237638858"/>
       <w:r>
         <w:t>User Profile and Mobile Interface</w:t>
       </w:r>
@@ -11728,7 +11949,7 @@
       <w:pPr>
         <w:pStyle w:val="Heading3"/>
       </w:pPr>
-      <w:bookmarkStart w:id="41" w:name="_Toc237633839"/>
+      <w:bookmarkStart w:id="41" w:name="_Toc237638859"/>
       <w:r>
         <w:t>AI Meal Plan and Recipe Generation</w:t>
       </w:r>
@@ -11742,7 +11963,7 @@
       <w:pPr>
         <w:pStyle w:val="Heading3"/>
       </w:pPr>
-      <w:bookmarkStart w:id="42" w:name="_Toc237633840"/>
+      <w:bookmarkStart w:id="42" w:name="_Toc237638860"/>
       <w:r>
         <w:t>Nutrition, Grocery List and Data Storage</w:t>
       </w:r>
@@ -11765,7 +11986,7 @@
       <w:pPr>
         <w:pStyle w:val="Heading2"/>
       </w:pPr>
-      <w:bookmarkStart w:id="43" w:name="_Toc237633841"/>
+      <w:bookmarkStart w:id="43" w:name="_Toc237638861"/>
       <w:r>
         <w:lastRenderedPageBreak/>
         <w:t>Non-Functional Requirements</w:t>
@@ -11780,7 +12001,7 @@
       <w:pPr>
         <w:pStyle w:val="Heading2"/>
       </w:pPr>
-      <w:bookmarkStart w:id="44" w:name="_Toc237633842"/>
+      <w:bookmarkStart w:id="44" w:name="_Toc237638862"/>
       <w:r>
         <w:t>Quality Standards and Metrics</w:t>
       </w:r>
@@ -11794,7 +12015,7 @@
       <w:pPr>
         <w:pStyle w:val="Heading2"/>
       </w:pPr>
-      <w:bookmarkStart w:id="45" w:name="_Toc237633843"/>
+      <w:bookmarkStart w:id="45" w:name="_Toc237638863"/>
       <w:r>
         <w:t>System Architecture</w:t>
       </w:r>
@@ -11883,7 +12104,7 @@
       <w:pPr>
         <w:pStyle w:val="Heading1"/>
       </w:pPr>
-      <w:bookmarkStart w:id="46" w:name="_Toc237633844"/>
+      <w:bookmarkStart w:id="46" w:name="_Toc237638864"/>
       <w:r>
         <w:lastRenderedPageBreak/>
         <w:t>Detailed Software Design</w:t>
@@ -11894,7 +12115,7 @@
       <w:pPr>
         <w:pStyle w:val="Heading2"/>
       </w:pPr>
-      <w:bookmarkStart w:id="47" w:name="_Toc237633845"/>
+      <w:bookmarkStart w:id="47" w:name="_Toc237638865"/>
       <w:r>
         <w:t>Class Identification</w:t>
       </w:r>
@@ -11904,7 +12125,7 @@
       <w:pPr>
         <w:pStyle w:val="Heading3"/>
       </w:pPr>
-      <w:bookmarkStart w:id="48" w:name="_Toc237633846"/>
+      <w:bookmarkStart w:id="48" w:name="_Toc237638866"/>
       <w:r>
         <w:t>User Profile – Matthew</w:t>
       </w:r>
@@ -12063,7 +12284,7 @@
       <w:pPr>
         <w:pStyle w:val="Heading3"/>
       </w:pPr>
-      <w:bookmarkStart w:id="49" w:name="_Toc237633847"/>
+      <w:bookmarkStart w:id="49" w:name="_Toc237638867"/>
       <w:r>
         <w:t>Meal Plan and Recipe Generation – Farhad</w:t>
       </w:r>
@@ -12074,7 +12295,7 @@
       <w:pPr>
         <w:pStyle w:val="Heading3"/>
       </w:pPr>
-      <w:bookmarkStart w:id="50" w:name="_Toc237633848"/>
+      <w:bookmarkStart w:id="50" w:name="_Toc237638868"/>
       <w:r>
         <w:t>Nutrition, Grocery List and Data Storage – Ansh</w:t>
       </w:r>
@@ -12100,7 +12321,7 @@
       <w:pPr>
         <w:pStyle w:val="Heading2"/>
       </w:pPr>
-      <w:bookmarkStart w:id="51" w:name="_Toc237633849"/>
+      <w:bookmarkStart w:id="51" w:name="_Toc237638869"/>
       <w:r>
         <w:lastRenderedPageBreak/>
         <w:t>UML Class Diagrams</w:t>
@@ -12116,7 +12337,7 @@
       <w:pPr>
         <w:pStyle w:val="Heading3"/>
       </w:pPr>
-      <w:bookmarkStart w:id="52" w:name="_Toc237633850"/>
+      <w:bookmarkStart w:id="52" w:name="_Toc237638870"/>
       <w:r>
         <w:t>User Profile</w:t>
       </w:r>
@@ -12174,7 +12395,7 @@
       <w:pPr>
         <w:pStyle w:val="Heading3"/>
       </w:pPr>
-      <w:bookmarkStart w:id="53" w:name="_Toc237633851"/>
+      <w:bookmarkStart w:id="53" w:name="_Toc237638871"/>
       <w:r>
         <w:t>Meal Plan and Recipe Generation – Farhad</w:t>
       </w:r>
@@ -12185,7 +12406,7 @@
       <w:pPr>
         <w:pStyle w:val="Heading3"/>
       </w:pPr>
-      <w:bookmarkStart w:id="54" w:name="_Toc237633852"/>
+      <w:bookmarkStart w:id="54" w:name="_Toc237638872"/>
       <w:r>
         <w:t>Nutrition, Grocery List and Data Storage – Ansh</w:t>
       </w:r>
@@ -12215,7 +12436,7 @@
       <w:pPr>
         <w:pStyle w:val="Heading2"/>
       </w:pPr>
-      <w:bookmarkStart w:id="55" w:name="_Toc237633853"/>
+      <w:bookmarkStart w:id="55" w:name="_Toc237638873"/>
       <w:r>
         <w:lastRenderedPageBreak/>
         <w:t>User Data Entry and Interface Design – Matthew</w:t>
@@ -12232,9 +12453,11 @@
       <w:pPr>
         <w:pStyle w:val="Heading3"/>
       </w:pPr>
+      <w:bookmarkStart w:id="56" w:name="_Toc237638874"/>
       <w:r>
         <w:t>User Data Entry and Interface Components</w:t>
       </w:r>
+      <w:bookmarkEnd w:id="56"/>
     </w:p>
     <w:p>
       <w:r>
@@ -13060,10 +13283,12 @@
       <w:pPr>
         <w:pStyle w:val="Heading3"/>
       </w:pPr>
+      <w:bookmarkStart w:id="57" w:name="_Toc237638875"/>
       <w:r>
         <w:lastRenderedPageBreak/>
         <w:t>User Interface Design Standards</w:t>
       </w:r>
+      <w:bookmarkEnd w:id="57"/>
     </w:p>
     <w:p>
       <w:r>
@@ -13074,20 +13299,13 @@
       </w:r>
     </w:p>
     <w:p>
-      <w:bookmarkStart w:id="56" w:name="_Toc237633854"/>
-      <w:r>
-        <w:t>Several of these principles are particularly relevant to the AI-Based Smart Meal Planner. Consistency and standards will be maintained through common navigation, terminology and interface components across the application. Error prevention will be considered by providing appropriate input types and selection controls to reduce invalid user input. Recognition rather than recall will be supported by displaying selectable options for information such as health goals and dietary requirements rather than requiring users to remember and manually enter each option.</w:t>
-      </w:r>
-      <w:r>
-        <w:t xml:space="preserve"> </w:t>
-      </w:r>
-    </w:p>
-    <w:p>
-      <w:r>
-        <w:t>The interface will also provide appropriate feedback when information is saved, invalid or missing, supporting visibility of system status. Users will be able to add, update and remove profile information and available ingredients, supporting user control and freedom.</w:t>
-      </w:r>
-      <w:r>
-        <w:t xml:space="preserve"> </w:t>
+      <w:r>
+        <w:t xml:space="preserve">Several of these principles are particularly relevant to the AI-Based Smart Meal Planner. Consistency and standards will be maintained through common navigation, terminology and interface components across the application. Error prevention will be considered by providing appropriate input types and selection controls to reduce invalid user input. Recognition rather than recall will be supported by displaying selectable options for information such as health goals and dietary requirements rather than requiring users to remember and manually enter each option. </w:t>
+      </w:r>
+    </w:p>
+    <w:p>
+      <w:r>
+        <w:t xml:space="preserve">The interface will also provide appropriate feedback when information is saved, invalid or missing, supporting visibility of system status. Users will be able to add, update and remove profile information and available ingredients, supporting user control and freedom. </w:t>
       </w:r>
     </w:p>
     <w:p/>
@@ -13095,9 +13313,11 @@
       <w:pPr>
         <w:pStyle w:val="Heading3"/>
       </w:pPr>
+      <w:bookmarkStart w:id="58" w:name="_Toc237638876"/>
       <w:r>
         <w:t>Initial User Interface Design</w:t>
       </w:r>
+      <w:bookmarkEnd w:id="58"/>
     </w:p>
     <w:p>
       <w:r>
@@ -13196,6 +13416,41 @@
     </w:p>
     <w:p>
       <w:pPr>
+        <w:spacing w:after="160" w:line="259" w:lineRule="auto"/>
+      </w:pPr>
+      <w:r>
+        <w:br w:type="page"/>
+      </w:r>
+    </w:p>
+    <w:p>
+      <w:pPr>
+        <w:pStyle w:val="Heading4"/>
+      </w:pPr>
+      <w:r>
+        <w:lastRenderedPageBreak/>
+        <w:t>User Profile Screen</w:t>
+      </w:r>
+    </w:p>
+    <w:p>
+      <w:r>
+        <w:t>The User Profile screen provides users with an interface for viewing and managing the information used to personalise generated meal plans and recipes. Users can select their health and weight goal and enter their current and target weight. Dietary requirements and food preferences are provided through selection controls, allowing multiple options to be managed without overcrowding the interface.</w:t>
+      </w:r>
+    </w:p>
+    <w:p>
+      <w:r>
+        <w:t xml:space="preserve">Available ingredients are accessed through a separate Manage Ingredients option, as users may need to maintain a larger and frequently changing list of ingredients. A Save button allows changes to the profile to be stored, while the bottom navigation remains consistent with the </w:t>
+      </w:r>
+      <w:proofErr w:type="gramStart"/>
+      <w:r>
+        <w:t>Home</w:t>
+      </w:r>
+      <w:proofErr w:type="gramEnd"/>
+      <w:r>
+        <w:t xml:space="preserve"> screen to provide access to the application's primary functions.</w:t>
+      </w:r>
+    </w:p>
+    <w:p>
+      <w:pPr>
         <w:rPr>
           <w:rFonts w:asciiTheme="majorHAnsi" w:hAnsiTheme="majorHAnsi"/>
           <w:sz w:val="32"/>
@@ -13203,6 +13458,59 @@
         </w:rPr>
       </w:pPr>
       <w:r>
+        <w:rPr>
+          <w:noProof/>
+        </w:rPr>
+        <w:drawing>
+          <wp:inline distT="0" distB="0" distL="0" distR="0" wp14:anchorId="13DF5CD7" wp14:editId="7AF95A46">
+            <wp:extent cx="2363476" cy="5118265"/>
+            <wp:effectExtent l="0" t="0" r="0" b="6350"/>
+            <wp:docPr id="2108212074" name="Picture 1"/>
+            <wp:cNvGraphicFramePr>
+              <a:graphicFrameLocks xmlns:a="http://schemas.openxmlformats.org/drawingml/2006/main" noChangeAspect="1"/>
+            </wp:cNvGraphicFramePr>
+            <a:graphic xmlns:a="http://schemas.openxmlformats.org/drawingml/2006/main">
+              <a:graphicData uri="http://schemas.openxmlformats.org/drawingml/2006/picture">
+                <pic:pic xmlns:pic="http://schemas.openxmlformats.org/drawingml/2006/picture">
+                  <pic:nvPicPr>
+                    <pic:cNvPr id="0" name="Picture 1"/>
+                    <pic:cNvPicPr>
+                      <a:picLocks noChangeAspect="1" noChangeArrowheads="1"/>
+                    </pic:cNvPicPr>
+                  </pic:nvPicPr>
+                  <pic:blipFill>
+                    <a:blip r:embed="rId12">
+                      <a:extLst>
+                        <a:ext uri="{28A0092B-C50C-407E-A947-70E740481C1C}">
+                          <a14:useLocalDpi xmlns:a14="http://schemas.microsoft.com/office/drawing/2010/main" val="0"/>
+                        </a:ext>
+                      </a:extLst>
+                    </a:blip>
+                    <a:srcRect/>
+                    <a:stretch>
+                      <a:fillRect/>
+                    </a:stretch>
+                  </pic:blipFill>
+                  <pic:spPr bwMode="auto">
+                    <a:xfrm>
+                      <a:off x="0" y="0"/>
+                      <a:ext cx="2378583" cy="5150981"/>
+                    </a:xfrm>
+                    <a:prstGeom prst="rect">
+                      <a:avLst/>
+                    </a:prstGeom>
+                    <a:noFill/>
+                    <a:ln>
+                      <a:noFill/>
+                    </a:ln>
+                  </pic:spPr>
+                </pic:pic>
+              </a:graphicData>
+            </a:graphic>
+          </wp:inline>
+        </w:drawing>
+      </w:r>
+      <w:r>
         <w:br w:type="page"/>
       </w:r>
     </w:p>
@@ -13210,11 +13518,12 @@
       <w:pPr>
         <w:pStyle w:val="Heading2"/>
       </w:pPr>
+      <w:bookmarkStart w:id="59" w:name="_Toc237638877"/>
       <w:r>
         <w:lastRenderedPageBreak/>
         <w:t>Database Design and Entity Relationship Diagram – Ansh</w:t>
       </w:r>
-      <w:bookmarkEnd w:id="56"/>
+      <w:bookmarkEnd w:id="59"/>
     </w:p>
     <w:p>
       <w:r>
@@ -13226,11 +13535,11 @@
       <w:pPr>
         <w:pStyle w:val="Heading2"/>
       </w:pPr>
-      <w:bookmarkStart w:id="57" w:name="_Toc237633855"/>
+      <w:bookmarkStart w:id="60" w:name="_Toc237638878"/>
       <w:r>
         <w:t>Client-Server Communication – Farhad</w:t>
       </w:r>
-      <w:bookmarkEnd w:id="57"/>
+      <w:bookmarkEnd w:id="60"/>
     </w:p>
     <w:p>
       <w:r>

--- a/TO DO/Group Project Proposal.docx
+++ b/TO DO/Group Project Proposal.docx
@@ -13000,7 +13000,7 @@
                 <w:szCs w:val="20"/>
                 <w:lang w:eastAsia="en-AU"/>
               </w:rPr>
-              <w:t>Multi-select chips</w:t>
+              <w:t>Multi-selection control</w:t>
             </w:r>
           </w:p>
         </w:tc>
@@ -13110,7 +13110,16 @@
                 <w:szCs w:val="20"/>
                 <w:lang w:eastAsia="en-AU"/>
               </w:rPr>
-              <w:t>Multi-select chips / text input</w:t>
+              <w:t>Multi-selection control</w:t>
+            </w:r>
+            <w:r>
+              <w:rPr>
+                <w:rFonts w:cs="Calibri"/>
+                <w:sz w:val="20"/>
+                <w:szCs w:val="20"/>
+                <w:lang w:eastAsia="en-AU"/>
+              </w:rPr>
+              <w:t>/ text input</w:t>
             </w:r>
           </w:p>
         </w:tc>
@@ -13350,7 +13359,13 @@
     </w:p>
     <w:p>
       <w:r>
-        <w:t>The Home screen provides users with an overview of their current meal plan and nutritional information while providing access to the application's primary functions. A daily nutrition summary displays the user's protein, carbohydrate, fat and calorie intake against their daily targets. The Today's Meals section displays the meals scheduled for the current day and allows the user to view the details of each meal.</w:t>
+        <w:t xml:space="preserve">The Home screen provides users with an overview of their current meal plan and nutritional information while providing access to the application's primary functions. </w:t>
+      </w:r>
+      <w:r>
+        <w:t>A daily nutrition summary displays the protein, carbohydrate, fat and calorie information associated with the user's planned meals against their daily nutritional targets</w:t>
+      </w:r>
+      <w:r>
+        <w:t>. The Today's Meals section displays the meals scheduled for the current day and allows the user to view the details of each meal.</w:t>
       </w:r>
     </w:p>
     <w:p>
@@ -13365,9 +13380,9 @@
           <w14:ligatures w14:val="standardContextual"/>
         </w:rPr>
         <w:drawing>
-          <wp:inline distT="0" distB="0" distL="0" distR="0" wp14:anchorId="128B0001" wp14:editId="0461006F">
-            <wp:extent cx="2389765" cy="5177642"/>
-            <wp:effectExtent l="0" t="0" r="0" b="4445"/>
+          <wp:inline distT="0" distB="0" distL="0" distR="0" wp14:anchorId="128B0001" wp14:editId="1A60F676">
+            <wp:extent cx="2612571" cy="5660372"/>
+            <wp:effectExtent l="0" t="0" r="0" b="0"/>
             <wp:docPr id="1893998213" name="Picture 2"/>
             <wp:cNvGraphicFramePr>
               <a:graphicFrameLocks xmlns:a="http://schemas.openxmlformats.org/drawingml/2006/main" noChangeAspect="1"/>
@@ -13397,7 +13412,7 @@
                   <pic:spPr bwMode="auto">
                     <a:xfrm>
                       <a:off x="0" y="0"/>
-                      <a:ext cx="2393622" cy="5185999"/>
+                      <a:ext cx="2619261" cy="5674866"/>
                     </a:xfrm>
                     <a:prstGeom prst="rect">
                       <a:avLst/>
@@ -13451,20 +13466,16 @@
     </w:p>
     <w:p>
       <w:pPr>
-        <w:rPr>
-          <w:rFonts w:asciiTheme="majorHAnsi" w:hAnsiTheme="majorHAnsi"/>
-          <w:sz w:val="32"/>
-          <w:szCs w:val="32"/>
-        </w:rPr>
+        <w:pStyle w:val="Heading4"/>
       </w:pPr>
       <w:r>
         <w:rPr>
           <w:noProof/>
         </w:rPr>
         <w:drawing>
-          <wp:inline distT="0" distB="0" distL="0" distR="0" wp14:anchorId="13DF5CD7" wp14:editId="7AF95A46">
-            <wp:extent cx="2363476" cy="5118265"/>
-            <wp:effectExtent l="0" t="0" r="0" b="6350"/>
+          <wp:inline distT="0" distB="0" distL="0" distR="0" wp14:anchorId="13DF5CD7" wp14:editId="2BA5D4AF">
+            <wp:extent cx="2731325" cy="5914869"/>
+            <wp:effectExtent l="0" t="0" r="0" b="0"/>
             <wp:docPr id="2108212074" name="Picture 1"/>
             <wp:cNvGraphicFramePr>
               <a:graphicFrameLocks xmlns:a="http://schemas.openxmlformats.org/drawingml/2006/main" noChangeAspect="1"/>
@@ -13494,7 +13505,7 @@
                   <pic:spPr bwMode="auto">
                     <a:xfrm>
                       <a:off x="0" y="0"/>
-                      <a:ext cx="2378583" cy="5150981"/>
+                      <a:ext cx="2751954" cy="5959542"/>
                     </a:xfrm>
                     <a:prstGeom prst="rect">
                       <a:avLst/>
@@ -13513,12 +13524,93 @@
       <w:r>
         <w:br w:type="page"/>
       </w:r>
+      <w:r>
+        <w:lastRenderedPageBreak/>
+        <w:t>Available Ingredients Screen</w:t>
+      </w:r>
+    </w:p>
+    <w:p>
+      <w:r>
+        <w:t>The Available Ingredients screen allows users to manage ingredients currently available to them for use during personalised meal and recipe generation. Users can enter ingredients and add them to their available ingredient list, while previously added ingredients can be viewed and removed when they are no longer available.</w:t>
+      </w:r>
+    </w:p>
+    <w:p>
+      <w:r>
+        <w:t>A separate screen is used for ingredient management as the number of available ingredients may vary considerably between users and change frequently. This prevents the User Profile screen from becoming overcrowded while still providing users with direct control over their available ingredient information.</w:t>
+      </w:r>
+    </w:p>
+    <w:p>
+      <w:pPr>
+        <w:spacing w:after="160" w:line="259" w:lineRule="auto"/>
+        <w:rPr>
+          <w:rFonts w:asciiTheme="majorHAnsi" w:eastAsiaTheme="majorEastAsia" w:hAnsiTheme="majorHAnsi" w:cstheme="majorBidi"/>
+          <w:color w:val="0F4761" w:themeColor="accent1" w:themeShade="BF"/>
+          <w:sz w:val="32"/>
+          <w:szCs w:val="32"/>
+        </w:rPr>
+      </w:pPr>
+      <w:bookmarkStart w:id="59" w:name="_Toc237638877"/>
+      <w:r>
+        <w:rPr>
+          <w:noProof/>
+        </w:rPr>
+        <w:drawing>
+          <wp:inline distT="0" distB="0" distL="0" distR="0" wp14:anchorId="1E24D362" wp14:editId="029A43E1">
+            <wp:extent cx="2743200" cy="5940583"/>
+            <wp:effectExtent l="0" t="0" r="0" b="3175"/>
+            <wp:docPr id="373364799" name="Picture 1"/>
+            <wp:cNvGraphicFramePr>
+              <a:graphicFrameLocks xmlns:a="http://schemas.openxmlformats.org/drawingml/2006/main" noChangeAspect="1"/>
+            </wp:cNvGraphicFramePr>
+            <a:graphic xmlns:a="http://schemas.openxmlformats.org/drawingml/2006/main">
+              <a:graphicData uri="http://schemas.openxmlformats.org/drawingml/2006/picture">
+                <pic:pic xmlns:pic="http://schemas.openxmlformats.org/drawingml/2006/picture">
+                  <pic:nvPicPr>
+                    <pic:cNvPr id="0" name="Picture 1"/>
+                    <pic:cNvPicPr>
+                      <a:picLocks noChangeAspect="1" noChangeArrowheads="1"/>
+                    </pic:cNvPicPr>
+                  </pic:nvPicPr>
+                  <pic:blipFill>
+                    <a:blip r:embed="rId13">
+                      <a:extLst>
+                        <a:ext uri="{28A0092B-C50C-407E-A947-70E740481C1C}">
+                          <a14:useLocalDpi xmlns:a14="http://schemas.microsoft.com/office/drawing/2010/main" val="0"/>
+                        </a:ext>
+                      </a:extLst>
+                    </a:blip>
+                    <a:srcRect/>
+                    <a:stretch>
+                      <a:fillRect/>
+                    </a:stretch>
+                  </pic:blipFill>
+                  <pic:spPr bwMode="auto">
+                    <a:xfrm>
+                      <a:off x="0" y="0"/>
+                      <a:ext cx="2759075" cy="5974962"/>
+                    </a:xfrm>
+                    <a:prstGeom prst="rect">
+                      <a:avLst/>
+                    </a:prstGeom>
+                    <a:noFill/>
+                    <a:ln>
+                      <a:noFill/>
+                    </a:ln>
+                  </pic:spPr>
+                </pic:pic>
+              </a:graphicData>
+            </a:graphic>
+          </wp:inline>
+        </w:drawing>
+      </w:r>
+      <w:r>
+        <w:br w:type="page"/>
+      </w:r>
     </w:p>
     <w:p>
       <w:pPr>
         <w:pStyle w:val="Heading2"/>
       </w:pPr>
-      <w:bookmarkStart w:id="59" w:name="_Toc237638877"/>
       <w:r>
         <w:lastRenderedPageBreak/>
         <w:t>Database Design and Entity Relationship Diagram – Ansh</w:t>

--- a/TO DO/Group Project Proposal.docx
+++ b/TO DO/Group Project Proposal.docx
@@ -323,7 +323,7 @@
           <w:r>
             <w:fldChar w:fldCharType="separate"/>
           </w:r>
-          <w:hyperlink w:anchor="_Toc237638820" w:history="1">
+          <w:hyperlink w:anchor="_Toc237641155" w:history="1">
             <w:r>
               <w:rPr>
                 <w:rStyle w:val="Hyperlink"/>
@@ -350,7 +350,7 @@
                 <w:noProof/>
                 <w:webHidden/>
               </w:rPr>
-              <w:instrText xml:space="preserve"> PAGEREF _Toc237638820 \h </w:instrText>
+              <w:instrText xml:space="preserve"> PAGEREF _Toc237641155 \h </w:instrText>
             </w:r>
             <w:r>
               <w:rPr>
@@ -397,7 +397,7 @@
               <w14:ligatures w14:val="standardContextual"/>
             </w:rPr>
           </w:pPr>
-          <w:hyperlink w:anchor="_Toc237638821" w:history="1">
+          <w:hyperlink w:anchor="_Toc237641156" w:history="1">
             <w:r>
               <w:rPr>
                 <w:rStyle w:val="Hyperlink"/>
@@ -424,7 +424,7 @@
                 <w:noProof/>
                 <w:webHidden/>
               </w:rPr>
-              <w:instrText xml:space="preserve"> PAGEREF _Toc237638821 \h </w:instrText>
+              <w:instrText xml:space="preserve"> PAGEREF _Toc237641156 \h </w:instrText>
             </w:r>
             <w:r>
               <w:rPr>
@@ -471,7 +471,7 @@
               <w14:ligatures w14:val="standardContextual"/>
             </w:rPr>
           </w:pPr>
-          <w:hyperlink w:anchor="_Toc237638822" w:history="1">
+          <w:hyperlink w:anchor="_Toc237641157" w:history="1">
             <w:r>
               <w:rPr>
                 <w:rStyle w:val="Hyperlink"/>
@@ -498,7 +498,7 @@
                 <w:noProof/>
                 <w:webHidden/>
               </w:rPr>
-              <w:instrText xml:space="preserve"> PAGEREF _Toc237638822 \h </w:instrText>
+              <w:instrText xml:space="preserve"> PAGEREF _Toc237641157 \h </w:instrText>
             </w:r>
             <w:r>
               <w:rPr>
@@ -545,7 +545,7 @@
               <w14:ligatures w14:val="standardContextual"/>
             </w:rPr>
           </w:pPr>
-          <w:hyperlink w:anchor="_Toc237638823" w:history="1">
+          <w:hyperlink w:anchor="_Toc237641158" w:history="1">
             <w:r>
               <w:rPr>
                 <w:rStyle w:val="Hyperlink"/>
@@ -572,7 +572,7 @@
                 <w:noProof/>
                 <w:webHidden/>
               </w:rPr>
-              <w:instrText xml:space="preserve"> PAGEREF _Toc237638823 \h </w:instrText>
+              <w:instrText xml:space="preserve"> PAGEREF _Toc237641158 \h </w:instrText>
             </w:r>
             <w:r>
               <w:rPr>
@@ -619,7 +619,7 @@
               <w14:ligatures w14:val="standardContextual"/>
             </w:rPr>
           </w:pPr>
-          <w:hyperlink w:anchor="_Toc237638824" w:history="1">
+          <w:hyperlink w:anchor="_Toc237641159" w:history="1">
             <w:r>
               <w:rPr>
                 <w:rStyle w:val="Hyperlink"/>
@@ -646,7 +646,7 @@
                 <w:noProof/>
                 <w:webHidden/>
               </w:rPr>
-              <w:instrText xml:space="preserve"> PAGEREF _Toc237638824 \h </w:instrText>
+              <w:instrText xml:space="preserve"> PAGEREF _Toc237641159 \h </w:instrText>
             </w:r>
             <w:r>
               <w:rPr>
@@ -693,7 +693,7 @@
               <w14:ligatures w14:val="standardContextual"/>
             </w:rPr>
           </w:pPr>
-          <w:hyperlink w:anchor="_Toc237638825" w:history="1">
+          <w:hyperlink w:anchor="_Toc237641160" w:history="1">
             <w:r>
               <w:rPr>
                 <w:rStyle w:val="Hyperlink"/>
@@ -720,7 +720,7 @@
                 <w:noProof/>
                 <w:webHidden/>
               </w:rPr>
-              <w:instrText xml:space="preserve"> PAGEREF _Toc237638825 \h </w:instrText>
+              <w:instrText xml:space="preserve"> PAGEREF _Toc237641160 \h </w:instrText>
             </w:r>
             <w:r>
               <w:rPr>
@@ -767,7 +767,7 @@
               <w14:ligatures w14:val="standardContextual"/>
             </w:rPr>
           </w:pPr>
-          <w:hyperlink w:anchor="_Toc237638826" w:history="1">
+          <w:hyperlink w:anchor="_Toc237641161" w:history="1">
             <w:r>
               <w:rPr>
                 <w:rStyle w:val="Hyperlink"/>
@@ -794,7 +794,7 @@
                 <w:noProof/>
                 <w:webHidden/>
               </w:rPr>
-              <w:instrText xml:space="preserve"> PAGEREF _Toc237638826 \h </w:instrText>
+              <w:instrText xml:space="preserve"> PAGEREF _Toc237641161 \h </w:instrText>
             </w:r>
             <w:r>
               <w:rPr>
@@ -841,7 +841,7 @@
               <w14:ligatures w14:val="standardContextual"/>
             </w:rPr>
           </w:pPr>
-          <w:hyperlink w:anchor="_Toc237638827" w:history="1">
+          <w:hyperlink w:anchor="_Toc237641162" w:history="1">
             <w:r>
               <w:rPr>
                 <w:rStyle w:val="Hyperlink"/>
@@ -868,7 +868,7 @@
                 <w:noProof/>
                 <w:webHidden/>
               </w:rPr>
-              <w:instrText xml:space="preserve"> PAGEREF _Toc237638827 \h </w:instrText>
+              <w:instrText xml:space="preserve"> PAGEREF _Toc237641162 \h </w:instrText>
             </w:r>
             <w:r>
               <w:rPr>
@@ -915,7 +915,7 @@
               <w14:ligatures w14:val="standardContextual"/>
             </w:rPr>
           </w:pPr>
-          <w:hyperlink w:anchor="_Toc237638828" w:history="1">
+          <w:hyperlink w:anchor="_Toc237641163" w:history="1">
             <w:r>
               <w:rPr>
                 <w:rStyle w:val="Hyperlink"/>
@@ -942,7 +942,7 @@
                 <w:noProof/>
                 <w:webHidden/>
               </w:rPr>
-              <w:instrText xml:space="preserve"> PAGEREF _Toc237638828 \h </w:instrText>
+              <w:instrText xml:space="preserve"> PAGEREF _Toc237641163 \h </w:instrText>
             </w:r>
             <w:r>
               <w:rPr>
@@ -989,7 +989,7 @@
               <w14:ligatures w14:val="standardContextual"/>
             </w:rPr>
           </w:pPr>
-          <w:hyperlink w:anchor="_Toc237638829" w:history="1">
+          <w:hyperlink w:anchor="_Toc237641164" w:history="1">
             <w:r>
               <w:rPr>
                 <w:rStyle w:val="Hyperlink"/>
@@ -1016,7 +1016,7 @@
                 <w:noProof/>
                 <w:webHidden/>
               </w:rPr>
-              <w:instrText xml:space="preserve"> PAGEREF _Toc237638829 \h </w:instrText>
+              <w:instrText xml:space="preserve"> PAGEREF _Toc237641164 \h </w:instrText>
             </w:r>
             <w:r>
               <w:rPr>
@@ -1063,7 +1063,7 @@
               <w14:ligatures w14:val="standardContextual"/>
             </w:rPr>
           </w:pPr>
-          <w:hyperlink w:anchor="_Toc237638830" w:history="1">
+          <w:hyperlink w:anchor="_Toc237641165" w:history="1">
             <w:r>
               <w:rPr>
                 <w:rStyle w:val="Hyperlink"/>
@@ -1090,7 +1090,7 @@
                 <w:noProof/>
                 <w:webHidden/>
               </w:rPr>
-              <w:instrText xml:space="preserve"> PAGEREF _Toc237638830 \h </w:instrText>
+              <w:instrText xml:space="preserve"> PAGEREF _Toc237641165 \h </w:instrText>
             </w:r>
             <w:r>
               <w:rPr>
@@ -1137,7 +1137,7 @@
               <w14:ligatures w14:val="standardContextual"/>
             </w:rPr>
           </w:pPr>
-          <w:hyperlink w:anchor="_Toc237638831" w:history="1">
+          <w:hyperlink w:anchor="_Toc237641166" w:history="1">
             <w:r>
               <w:rPr>
                 <w:rStyle w:val="Hyperlink"/>
@@ -1164,7 +1164,7 @@
                 <w:noProof/>
                 <w:webHidden/>
               </w:rPr>
-              <w:instrText xml:space="preserve"> PAGEREF _Toc237638831 \h </w:instrText>
+              <w:instrText xml:space="preserve"> PAGEREF _Toc237641166 \h </w:instrText>
             </w:r>
             <w:r>
               <w:rPr>
@@ -1211,7 +1211,7 @@
               <w14:ligatures w14:val="standardContextual"/>
             </w:rPr>
           </w:pPr>
-          <w:hyperlink w:anchor="_Toc237638832" w:history="1">
+          <w:hyperlink w:anchor="_Toc237641167" w:history="1">
             <w:r>
               <w:rPr>
                 <w:rStyle w:val="Hyperlink"/>
@@ -1238,7 +1238,7 @@
                 <w:noProof/>
                 <w:webHidden/>
               </w:rPr>
-              <w:instrText xml:space="preserve"> PAGEREF _Toc237638832 \h </w:instrText>
+              <w:instrText xml:space="preserve"> PAGEREF _Toc237641167 \h </w:instrText>
             </w:r>
             <w:r>
               <w:rPr>
@@ -1285,7 +1285,7 @@
               <w14:ligatures w14:val="standardContextual"/>
             </w:rPr>
           </w:pPr>
-          <w:hyperlink w:anchor="_Toc237638833" w:history="1">
+          <w:hyperlink w:anchor="_Toc237641168" w:history="1">
             <w:r>
               <w:rPr>
                 <w:rStyle w:val="Hyperlink"/>
@@ -1312,7 +1312,7 @@
                 <w:noProof/>
                 <w:webHidden/>
               </w:rPr>
-              <w:instrText xml:space="preserve"> PAGEREF _Toc237638833 \h </w:instrText>
+              <w:instrText xml:space="preserve"> PAGEREF _Toc237641168 \h </w:instrText>
             </w:r>
             <w:r>
               <w:rPr>
@@ -1359,7 +1359,7 @@
               <w14:ligatures w14:val="standardContextual"/>
             </w:rPr>
           </w:pPr>
-          <w:hyperlink w:anchor="_Toc237638834" w:history="1">
+          <w:hyperlink w:anchor="_Toc237641169" w:history="1">
             <w:r>
               <w:rPr>
                 <w:rStyle w:val="Hyperlink"/>
@@ -1386,7 +1386,7 @@
                 <w:noProof/>
                 <w:webHidden/>
               </w:rPr>
-              <w:instrText xml:space="preserve"> PAGEREF _Toc237638834 \h </w:instrText>
+              <w:instrText xml:space="preserve"> PAGEREF _Toc237641169 \h </w:instrText>
             </w:r>
             <w:r>
               <w:rPr>
@@ -1433,7 +1433,7 @@
               <w14:ligatures w14:val="standardContextual"/>
             </w:rPr>
           </w:pPr>
-          <w:hyperlink w:anchor="_Toc237638835" w:history="1">
+          <w:hyperlink w:anchor="_Toc237641170" w:history="1">
             <w:r>
               <w:rPr>
                 <w:rStyle w:val="Hyperlink"/>
@@ -1460,7 +1460,7 @@
                 <w:noProof/>
                 <w:webHidden/>
               </w:rPr>
-              <w:instrText xml:space="preserve"> PAGEREF _Toc237638835 \h </w:instrText>
+              <w:instrText xml:space="preserve"> PAGEREF _Toc237641170 \h </w:instrText>
             </w:r>
             <w:r>
               <w:rPr>
@@ -1507,7 +1507,7 @@
               <w14:ligatures w14:val="standardContextual"/>
             </w:rPr>
           </w:pPr>
-          <w:hyperlink w:anchor="_Toc237638836" w:history="1">
+          <w:hyperlink w:anchor="_Toc237641171" w:history="1">
             <w:r>
               <w:rPr>
                 <w:rStyle w:val="Hyperlink"/>
@@ -1534,7 +1534,7 @@
                 <w:noProof/>
                 <w:webHidden/>
               </w:rPr>
-              <w:instrText xml:space="preserve"> PAGEREF _Toc237638836 \h </w:instrText>
+              <w:instrText xml:space="preserve"> PAGEREF _Toc237641171 \h </w:instrText>
             </w:r>
             <w:r>
               <w:rPr>
@@ -1581,7 +1581,7 @@
               <w14:ligatures w14:val="standardContextual"/>
             </w:rPr>
           </w:pPr>
-          <w:hyperlink w:anchor="_Toc237638837" w:history="1">
+          <w:hyperlink w:anchor="_Toc237641172" w:history="1">
             <w:r>
               <w:rPr>
                 <w:rStyle w:val="Hyperlink"/>
@@ -1608,7 +1608,7 @@
                 <w:noProof/>
                 <w:webHidden/>
               </w:rPr>
-              <w:instrText xml:space="preserve"> PAGEREF _Toc237638837 \h </w:instrText>
+              <w:instrText xml:space="preserve"> PAGEREF _Toc237641172 \h </w:instrText>
             </w:r>
             <w:r>
               <w:rPr>
@@ -1655,7 +1655,7 @@
               <w14:ligatures w14:val="standardContextual"/>
             </w:rPr>
           </w:pPr>
-          <w:hyperlink w:anchor="_Toc237638838" w:history="1">
+          <w:hyperlink w:anchor="_Toc237641173" w:history="1">
             <w:r>
               <w:rPr>
                 <w:rStyle w:val="Hyperlink"/>
@@ -1682,7 +1682,7 @@
                 <w:noProof/>
                 <w:webHidden/>
               </w:rPr>
-              <w:instrText xml:space="preserve"> PAGEREF _Toc237638838 \h </w:instrText>
+              <w:instrText xml:space="preserve"> PAGEREF _Toc237641173 \h </w:instrText>
             </w:r>
             <w:r>
               <w:rPr>
@@ -1729,7 +1729,7 @@
               <w14:ligatures w14:val="standardContextual"/>
             </w:rPr>
           </w:pPr>
-          <w:hyperlink w:anchor="_Toc237638839" w:history="1">
+          <w:hyperlink w:anchor="_Toc237641174" w:history="1">
             <w:r>
               <w:rPr>
                 <w:rStyle w:val="Hyperlink"/>
@@ -1756,7 +1756,7 @@
                 <w:noProof/>
                 <w:webHidden/>
               </w:rPr>
-              <w:instrText xml:space="preserve"> PAGEREF _Toc237638839 \h </w:instrText>
+              <w:instrText xml:space="preserve"> PAGEREF _Toc237641174 \h </w:instrText>
             </w:r>
             <w:r>
               <w:rPr>
@@ -1803,7 +1803,7 @@
               <w14:ligatures w14:val="standardContextual"/>
             </w:rPr>
           </w:pPr>
-          <w:hyperlink w:anchor="_Toc237638840" w:history="1">
+          <w:hyperlink w:anchor="_Toc237641175" w:history="1">
             <w:r>
               <w:rPr>
                 <w:rStyle w:val="Hyperlink"/>
@@ -1830,7 +1830,7 @@
                 <w:noProof/>
                 <w:webHidden/>
               </w:rPr>
-              <w:instrText xml:space="preserve"> PAGEREF _Toc237638840 \h </w:instrText>
+              <w:instrText xml:space="preserve"> PAGEREF _Toc237641175 \h </w:instrText>
             </w:r>
             <w:r>
               <w:rPr>
@@ -1877,7 +1877,7 @@
               <w14:ligatures w14:val="standardContextual"/>
             </w:rPr>
           </w:pPr>
-          <w:hyperlink w:anchor="_Toc237638841" w:history="1">
+          <w:hyperlink w:anchor="_Toc237641176" w:history="1">
             <w:r>
               <w:rPr>
                 <w:rStyle w:val="Hyperlink"/>
@@ -1904,7 +1904,7 @@
                 <w:noProof/>
                 <w:webHidden/>
               </w:rPr>
-              <w:instrText xml:space="preserve"> PAGEREF _Toc237638841 \h </w:instrText>
+              <w:instrText xml:space="preserve"> PAGEREF _Toc237641176 \h </w:instrText>
             </w:r>
             <w:r>
               <w:rPr>
@@ -1951,7 +1951,7 @@
               <w14:ligatures w14:val="standardContextual"/>
             </w:rPr>
           </w:pPr>
-          <w:hyperlink w:anchor="_Toc237638842" w:history="1">
+          <w:hyperlink w:anchor="_Toc237641177" w:history="1">
             <w:r>
               <w:rPr>
                 <w:rStyle w:val="Hyperlink"/>
@@ -1978,7 +1978,7 @@
                 <w:noProof/>
                 <w:webHidden/>
               </w:rPr>
-              <w:instrText xml:space="preserve"> PAGEREF _Toc237638842 \h </w:instrText>
+              <w:instrText xml:space="preserve"> PAGEREF _Toc237641177 \h </w:instrText>
             </w:r>
             <w:r>
               <w:rPr>
@@ -2025,7 +2025,7 @@
               <w14:ligatures w14:val="standardContextual"/>
             </w:rPr>
           </w:pPr>
-          <w:hyperlink w:anchor="_Toc237638843" w:history="1">
+          <w:hyperlink w:anchor="_Toc237641178" w:history="1">
             <w:r>
               <w:rPr>
                 <w:rStyle w:val="Hyperlink"/>
@@ -2052,7 +2052,7 @@
                 <w:noProof/>
                 <w:webHidden/>
               </w:rPr>
-              <w:instrText xml:space="preserve"> PAGEREF _Toc237638843 \h </w:instrText>
+              <w:instrText xml:space="preserve"> PAGEREF _Toc237641178 \h </w:instrText>
             </w:r>
             <w:r>
               <w:rPr>
@@ -2099,7 +2099,7 @@
               <w14:ligatures w14:val="standardContextual"/>
             </w:rPr>
           </w:pPr>
-          <w:hyperlink w:anchor="_Toc237638844" w:history="1">
+          <w:hyperlink w:anchor="_Toc237641179" w:history="1">
             <w:r>
               <w:rPr>
                 <w:rStyle w:val="Hyperlink"/>
@@ -2126,7 +2126,7 @@
                 <w:noProof/>
                 <w:webHidden/>
               </w:rPr>
-              <w:instrText xml:space="preserve"> PAGEREF _Toc237638844 \h </w:instrText>
+              <w:instrText xml:space="preserve"> PAGEREF _Toc237641179 \h </w:instrText>
             </w:r>
             <w:r>
               <w:rPr>
@@ -2173,7 +2173,7 @@
               <w14:ligatures w14:val="standardContextual"/>
             </w:rPr>
           </w:pPr>
-          <w:hyperlink w:anchor="_Toc237638845" w:history="1">
+          <w:hyperlink w:anchor="_Toc237641180" w:history="1">
             <w:r>
               <w:rPr>
                 <w:rStyle w:val="Hyperlink"/>
@@ -2200,7 +2200,7 @@
                 <w:noProof/>
                 <w:webHidden/>
               </w:rPr>
-              <w:instrText xml:space="preserve"> PAGEREF _Toc237638845 \h </w:instrText>
+              <w:instrText xml:space="preserve"> PAGEREF _Toc237641180 \h </w:instrText>
             </w:r>
             <w:r>
               <w:rPr>
@@ -2247,7 +2247,7 @@
               <w14:ligatures w14:val="standardContextual"/>
             </w:rPr>
           </w:pPr>
-          <w:hyperlink w:anchor="_Toc237638846" w:history="1">
+          <w:hyperlink w:anchor="_Toc237641181" w:history="1">
             <w:r>
               <w:rPr>
                 <w:rStyle w:val="Hyperlink"/>
@@ -2274,7 +2274,7 @@
                 <w:noProof/>
                 <w:webHidden/>
               </w:rPr>
-              <w:instrText xml:space="preserve"> PAGEREF _Toc237638846 \h </w:instrText>
+              <w:instrText xml:space="preserve"> PAGEREF _Toc237641181 \h </w:instrText>
             </w:r>
             <w:r>
               <w:rPr>
@@ -2321,7 +2321,7 @@
               <w14:ligatures w14:val="standardContextual"/>
             </w:rPr>
           </w:pPr>
-          <w:hyperlink w:anchor="_Toc237638847" w:history="1">
+          <w:hyperlink w:anchor="_Toc237641182" w:history="1">
             <w:r>
               <w:rPr>
                 <w:rStyle w:val="Hyperlink"/>
@@ -2348,7 +2348,7 @@
                 <w:noProof/>
                 <w:webHidden/>
               </w:rPr>
-              <w:instrText xml:space="preserve"> PAGEREF _Toc237638847 \h </w:instrText>
+              <w:instrText xml:space="preserve"> PAGEREF _Toc237641182 \h </w:instrText>
             </w:r>
             <w:r>
               <w:rPr>
@@ -2395,7 +2395,7 @@
               <w14:ligatures w14:val="standardContextual"/>
             </w:rPr>
           </w:pPr>
-          <w:hyperlink w:anchor="_Toc237638848" w:history="1">
+          <w:hyperlink w:anchor="_Toc237641183" w:history="1">
             <w:r>
               <w:rPr>
                 <w:rStyle w:val="Hyperlink"/>
@@ -2422,7 +2422,7 @@
                 <w:noProof/>
                 <w:webHidden/>
               </w:rPr>
-              <w:instrText xml:space="preserve"> PAGEREF _Toc237638848 \h </w:instrText>
+              <w:instrText xml:space="preserve"> PAGEREF _Toc237641183 \h </w:instrText>
             </w:r>
             <w:r>
               <w:rPr>
@@ -2469,7 +2469,7 @@
               <w14:ligatures w14:val="standardContextual"/>
             </w:rPr>
           </w:pPr>
-          <w:hyperlink w:anchor="_Toc237638849" w:history="1">
+          <w:hyperlink w:anchor="_Toc237641184" w:history="1">
             <w:r>
               <w:rPr>
                 <w:rStyle w:val="Hyperlink"/>
@@ -2496,7 +2496,7 @@
                 <w:noProof/>
                 <w:webHidden/>
               </w:rPr>
-              <w:instrText xml:space="preserve"> PAGEREF _Toc237638849 \h </w:instrText>
+              <w:instrText xml:space="preserve"> PAGEREF _Toc237641184 \h </w:instrText>
             </w:r>
             <w:r>
               <w:rPr>
@@ -2543,7 +2543,7 @@
               <w14:ligatures w14:val="standardContextual"/>
             </w:rPr>
           </w:pPr>
-          <w:hyperlink w:anchor="_Toc237638850" w:history="1">
+          <w:hyperlink w:anchor="_Toc237641185" w:history="1">
             <w:r>
               <w:rPr>
                 <w:rStyle w:val="Hyperlink"/>
@@ -2570,7 +2570,7 @@
                 <w:noProof/>
                 <w:webHidden/>
               </w:rPr>
-              <w:instrText xml:space="preserve"> PAGEREF _Toc237638850 \h </w:instrText>
+              <w:instrText xml:space="preserve"> PAGEREF _Toc237641185 \h </w:instrText>
             </w:r>
             <w:r>
               <w:rPr>
@@ -2617,7 +2617,7 @@
               <w14:ligatures w14:val="standardContextual"/>
             </w:rPr>
           </w:pPr>
-          <w:hyperlink w:anchor="_Toc237638851" w:history="1">
+          <w:hyperlink w:anchor="_Toc237641186" w:history="1">
             <w:r>
               <w:rPr>
                 <w:rStyle w:val="Hyperlink"/>
@@ -2644,7 +2644,7 @@
                 <w:noProof/>
                 <w:webHidden/>
               </w:rPr>
-              <w:instrText xml:space="preserve"> PAGEREF _Toc237638851 \h </w:instrText>
+              <w:instrText xml:space="preserve"> PAGEREF _Toc237641186 \h </w:instrText>
             </w:r>
             <w:r>
               <w:rPr>
@@ -2691,7 +2691,7 @@
               <w14:ligatures w14:val="standardContextual"/>
             </w:rPr>
           </w:pPr>
-          <w:hyperlink w:anchor="_Toc237638852" w:history="1">
+          <w:hyperlink w:anchor="_Toc237641187" w:history="1">
             <w:r>
               <w:rPr>
                 <w:rStyle w:val="Hyperlink"/>
@@ -2718,7 +2718,7 @@
                 <w:noProof/>
                 <w:webHidden/>
               </w:rPr>
-              <w:instrText xml:space="preserve"> PAGEREF _Toc237638852 \h </w:instrText>
+              <w:instrText xml:space="preserve"> PAGEREF _Toc237641187 \h </w:instrText>
             </w:r>
             <w:r>
               <w:rPr>
@@ -2765,7 +2765,7 @@
               <w14:ligatures w14:val="standardContextual"/>
             </w:rPr>
           </w:pPr>
-          <w:hyperlink w:anchor="_Toc237638853" w:history="1">
+          <w:hyperlink w:anchor="_Toc237641188" w:history="1">
             <w:r>
               <w:rPr>
                 <w:rStyle w:val="Hyperlink"/>
@@ -2792,7 +2792,7 @@
                 <w:noProof/>
                 <w:webHidden/>
               </w:rPr>
-              <w:instrText xml:space="preserve"> PAGEREF _Toc237638853 \h </w:instrText>
+              <w:instrText xml:space="preserve"> PAGEREF _Toc237641188 \h </w:instrText>
             </w:r>
             <w:r>
               <w:rPr>
@@ -2839,7 +2839,7 @@
               <w14:ligatures w14:val="standardContextual"/>
             </w:rPr>
           </w:pPr>
-          <w:hyperlink w:anchor="_Toc237638854" w:history="1">
+          <w:hyperlink w:anchor="_Toc237641189" w:history="1">
             <w:r>
               <w:rPr>
                 <w:rStyle w:val="Hyperlink"/>
@@ -2866,7 +2866,7 @@
                 <w:noProof/>
                 <w:webHidden/>
               </w:rPr>
-              <w:instrText xml:space="preserve"> PAGEREF _Toc237638854 \h </w:instrText>
+              <w:instrText xml:space="preserve"> PAGEREF _Toc237641189 \h </w:instrText>
             </w:r>
             <w:r>
               <w:rPr>
@@ -2913,7 +2913,7 @@
               <w14:ligatures w14:val="standardContextual"/>
             </w:rPr>
           </w:pPr>
-          <w:hyperlink w:anchor="_Toc237638855" w:history="1">
+          <w:hyperlink w:anchor="_Toc237641190" w:history="1">
             <w:r>
               <w:rPr>
                 <w:rStyle w:val="Hyperlink"/>
@@ -2940,7 +2940,7 @@
                 <w:noProof/>
                 <w:webHidden/>
               </w:rPr>
-              <w:instrText xml:space="preserve"> PAGEREF _Toc237638855 \h </w:instrText>
+              <w:instrText xml:space="preserve"> PAGEREF _Toc237641190 \h </w:instrText>
             </w:r>
             <w:r>
               <w:rPr>
@@ -2987,7 +2987,7 @@
               <w14:ligatures w14:val="standardContextual"/>
             </w:rPr>
           </w:pPr>
-          <w:hyperlink w:anchor="_Toc237638856" w:history="1">
+          <w:hyperlink w:anchor="_Toc237641191" w:history="1">
             <w:r>
               <w:rPr>
                 <w:rStyle w:val="Hyperlink"/>
@@ -3014,7 +3014,7 @@
                 <w:noProof/>
                 <w:webHidden/>
               </w:rPr>
-              <w:instrText xml:space="preserve"> PAGEREF _Toc237638856 \h </w:instrText>
+              <w:instrText xml:space="preserve"> PAGEREF _Toc237641191 \h </w:instrText>
             </w:r>
             <w:r>
               <w:rPr>
@@ -3061,7 +3061,7 @@
               <w14:ligatures w14:val="standardContextual"/>
             </w:rPr>
           </w:pPr>
-          <w:hyperlink w:anchor="_Toc237638857" w:history="1">
+          <w:hyperlink w:anchor="_Toc237641192" w:history="1">
             <w:r>
               <w:rPr>
                 <w:rStyle w:val="Hyperlink"/>
@@ -3088,7 +3088,7 @@
                 <w:noProof/>
                 <w:webHidden/>
               </w:rPr>
-              <w:instrText xml:space="preserve"> PAGEREF _Toc237638857 \h </w:instrText>
+              <w:instrText xml:space="preserve"> PAGEREF _Toc237641192 \h </w:instrText>
             </w:r>
             <w:r>
               <w:rPr>
@@ -3135,7 +3135,7 @@
               <w14:ligatures w14:val="standardContextual"/>
             </w:rPr>
           </w:pPr>
-          <w:hyperlink w:anchor="_Toc237638858" w:history="1">
+          <w:hyperlink w:anchor="_Toc237641193" w:history="1">
             <w:r>
               <w:rPr>
                 <w:rStyle w:val="Hyperlink"/>
@@ -3162,7 +3162,7 @@
                 <w:noProof/>
                 <w:webHidden/>
               </w:rPr>
-              <w:instrText xml:space="preserve"> PAGEREF _Toc237638858 \h </w:instrText>
+              <w:instrText xml:space="preserve"> PAGEREF _Toc237641193 \h </w:instrText>
             </w:r>
             <w:r>
               <w:rPr>
@@ -3209,7 +3209,7 @@
               <w14:ligatures w14:val="standardContextual"/>
             </w:rPr>
           </w:pPr>
-          <w:hyperlink w:anchor="_Toc237638859" w:history="1">
+          <w:hyperlink w:anchor="_Toc237641194" w:history="1">
             <w:r>
               <w:rPr>
                 <w:rStyle w:val="Hyperlink"/>
@@ -3236,7 +3236,7 @@
                 <w:noProof/>
                 <w:webHidden/>
               </w:rPr>
-              <w:instrText xml:space="preserve"> PAGEREF _Toc237638859 \h </w:instrText>
+              <w:instrText xml:space="preserve"> PAGEREF _Toc237641194 \h </w:instrText>
             </w:r>
             <w:r>
               <w:rPr>
@@ -3283,7 +3283,7 @@
               <w14:ligatures w14:val="standardContextual"/>
             </w:rPr>
           </w:pPr>
-          <w:hyperlink w:anchor="_Toc237638860" w:history="1">
+          <w:hyperlink w:anchor="_Toc237641195" w:history="1">
             <w:r>
               <w:rPr>
                 <w:rStyle w:val="Hyperlink"/>
@@ -3310,7 +3310,7 @@
                 <w:noProof/>
                 <w:webHidden/>
               </w:rPr>
-              <w:instrText xml:space="preserve"> PAGEREF _Toc237638860 \h </w:instrText>
+              <w:instrText xml:space="preserve"> PAGEREF _Toc237641195 \h </w:instrText>
             </w:r>
             <w:r>
               <w:rPr>
@@ -3357,7 +3357,7 @@
               <w14:ligatures w14:val="standardContextual"/>
             </w:rPr>
           </w:pPr>
-          <w:hyperlink w:anchor="_Toc237638861" w:history="1">
+          <w:hyperlink w:anchor="_Toc237641196" w:history="1">
             <w:r>
               <w:rPr>
                 <w:rStyle w:val="Hyperlink"/>
@@ -3384,7 +3384,7 @@
                 <w:noProof/>
                 <w:webHidden/>
               </w:rPr>
-              <w:instrText xml:space="preserve"> PAGEREF _Toc237638861 \h </w:instrText>
+              <w:instrText xml:space="preserve"> PAGEREF _Toc237641196 \h </w:instrText>
             </w:r>
             <w:r>
               <w:rPr>
@@ -3431,7 +3431,7 @@
               <w14:ligatures w14:val="standardContextual"/>
             </w:rPr>
           </w:pPr>
-          <w:hyperlink w:anchor="_Toc237638862" w:history="1">
+          <w:hyperlink w:anchor="_Toc237641197" w:history="1">
             <w:r>
               <w:rPr>
                 <w:rStyle w:val="Hyperlink"/>
@@ -3458,7 +3458,7 @@
                 <w:noProof/>
                 <w:webHidden/>
               </w:rPr>
-              <w:instrText xml:space="preserve"> PAGEREF _Toc237638862 \h </w:instrText>
+              <w:instrText xml:space="preserve"> PAGEREF _Toc237641197 \h </w:instrText>
             </w:r>
             <w:r>
               <w:rPr>
@@ -3505,7 +3505,7 @@
               <w14:ligatures w14:val="standardContextual"/>
             </w:rPr>
           </w:pPr>
-          <w:hyperlink w:anchor="_Toc237638863" w:history="1">
+          <w:hyperlink w:anchor="_Toc237641198" w:history="1">
             <w:r>
               <w:rPr>
                 <w:rStyle w:val="Hyperlink"/>
@@ -3532,7 +3532,7 @@
                 <w:noProof/>
                 <w:webHidden/>
               </w:rPr>
-              <w:instrText xml:space="preserve"> PAGEREF _Toc237638863 \h </w:instrText>
+              <w:instrText xml:space="preserve"> PAGEREF _Toc237641198 \h </w:instrText>
             </w:r>
             <w:r>
               <w:rPr>
@@ -3579,7 +3579,7 @@
               <w14:ligatures w14:val="standardContextual"/>
             </w:rPr>
           </w:pPr>
-          <w:hyperlink w:anchor="_Toc237638864" w:history="1">
+          <w:hyperlink w:anchor="_Toc237641199" w:history="1">
             <w:r>
               <w:rPr>
                 <w:rStyle w:val="Hyperlink"/>
@@ -3606,7 +3606,7 @@
                 <w:noProof/>
                 <w:webHidden/>
               </w:rPr>
-              <w:instrText xml:space="preserve"> PAGEREF _Toc237638864 \h </w:instrText>
+              <w:instrText xml:space="preserve"> PAGEREF _Toc237641199 \h </w:instrText>
             </w:r>
             <w:r>
               <w:rPr>
@@ -3653,7 +3653,7 @@
               <w14:ligatures w14:val="standardContextual"/>
             </w:rPr>
           </w:pPr>
-          <w:hyperlink w:anchor="_Toc237638865" w:history="1">
+          <w:hyperlink w:anchor="_Toc237641200" w:history="1">
             <w:r>
               <w:rPr>
                 <w:rStyle w:val="Hyperlink"/>
@@ -3680,7 +3680,7 @@
                 <w:noProof/>
                 <w:webHidden/>
               </w:rPr>
-              <w:instrText xml:space="preserve"> PAGEREF _Toc237638865 \h </w:instrText>
+              <w:instrText xml:space="preserve"> PAGEREF _Toc237641200 \h </w:instrText>
             </w:r>
             <w:r>
               <w:rPr>
@@ -3727,7 +3727,7 @@
               <w14:ligatures w14:val="standardContextual"/>
             </w:rPr>
           </w:pPr>
-          <w:hyperlink w:anchor="_Toc237638866" w:history="1">
+          <w:hyperlink w:anchor="_Toc237641201" w:history="1">
             <w:r>
               <w:rPr>
                 <w:rStyle w:val="Hyperlink"/>
@@ -3754,7 +3754,7 @@
                 <w:noProof/>
                 <w:webHidden/>
               </w:rPr>
-              <w:instrText xml:space="preserve"> PAGEREF _Toc237638866 \h </w:instrText>
+              <w:instrText xml:space="preserve"> PAGEREF _Toc237641201 \h </w:instrText>
             </w:r>
             <w:r>
               <w:rPr>
@@ -3801,7 +3801,7 @@
               <w14:ligatures w14:val="standardContextual"/>
             </w:rPr>
           </w:pPr>
-          <w:hyperlink w:anchor="_Toc237638867" w:history="1">
+          <w:hyperlink w:anchor="_Toc237641202" w:history="1">
             <w:r>
               <w:rPr>
                 <w:rStyle w:val="Hyperlink"/>
@@ -3828,7 +3828,7 @@
                 <w:noProof/>
                 <w:webHidden/>
               </w:rPr>
-              <w:instrText xml:space="preserve"> PAGEREF _Toc237638867 \h </w:instrText>
+              <w:instrText xml:space="preserve"> PAGEREF _Toc237641202 \h </w:instrText>
             </w:r>
             <w:r>
               <w:rPr>
@@ -3875,7 +3875,7 @@
               <w14:ligatures w14:val="standardContextual"/>
             </w:rPr>
           </w:pPr>
-          <w:hyperlink w:anchor="_Toc237638868" w:history="1">
+          <w:hyperlink w:anchor="_Toc237641203" w:history="1">
             <w:r>
               <w:rPr>
                 <w:rStyle w:val="Hyperlink"/>
@@ -3902,7 +3902,7 @@
                 <w:noProof/>
                 <w:webHidden/>
               </w:rPr>
-              <w:instrText xml:space="preserve"> PAGEREF _Toc237638868 \h </w:instrText>
+              <w:instrText xml:space="preserve"> PAGEREF _Toc237641203 \h </w:instrText>
             </w:r>
             <w:r>
               <w:rPr>
@@ -3949,7 +3949,7 @@
               <w14:ligatures w14:val="standardContextual"/>
             </w:rPr>
           </w:pPr>
-          <w:hyperlink w:anchor="_Toc237638869" w:history="1">
+          <w:hyperlink w:anchor="_Toc237641204" w:history="1">
             <w:r>
               <w:rPr>
                 <w:rStyle w:val="Hyperlink"/>
@@ -3976,7 +3976,7 @@
                 <w:noProof/>
                 <w:webHidden/>
               </w:rPr>
-              <w:instrText xml:space="preserve"> PAGEREF _Toc237638869 \h </w:instrText>
+              <w:instrText xml:space="preserve"> PAGEREF _Toc237641204 \h </w:instrText>
             </w:r>
             <w:r>
               <w:rPr>
@@ -4023,7 +4023,7 @@
               <w14:ligatures w14:val="standardContextual"/>
             </w:rPr>
           </w:pPr>
-          <w:hyperlink w:anchor="_Toc237638870" w:history="1">
+          <w:hyperlink w:anchor="_Toc237641205" w:history="1">
             <w:r>
               <w:rPr>
                 <w:rStyle w:val="Hyperlink"/>
@@ -4050,7 +4050,7 @@
                 <w:noProof/>
                 <w:webHidden/>
               </w:rPr>
-              <w:instrText xml:space="preserve"> PAGEREF _Toc237638870 \h </w:instrText>
+              <w:instrText xml:space="preserve"> PAGEREF _Toc237641205 \h </w:instrText>
             </w:r>
             <w:r>
               <w:rPr>
@@ -4097,7 +4097,7 @@
               <w14:ligatures w14:val="standardContextual"/>
             </w:rPr>
           </w:pPr>
-          <w:hyperlink w:anchor="_Toc237638871" w:history="1">
+          <w:hyperlink w:anchor="_Toc237641206" w:history="1">
             <w:r>
               <w:rPr>
                 <w:rStyle w:val="Hyperlink"/>
@@ -4124,7 +4124,7 @@
                 <w:noProof/>
                 <w:webHidden/>
               </w:rPr>
-              <w:instrText xml:space="preserve"> PAGEREF _Toc237638871 \h </w:instrText>
+              <w:instrText xml:space="preserve"> PAGEREF _Toc237641206 \h </w:instrText>
             </w:r>
             <w:r>
               <w:rPr>
@@ -4171,7 +4171,7 @@
               <w14:ligatures w14:val="standardContextual"/>
             </w:rPr>
           </w:pPr>
-          <w:hyperlink w:anchor="_Toc237638872" w:history="1">
+          <w:hyperlink w:anchor="_Toc237641207" w:history="1">
             <w:r>
               <w:rPr>
                 <w:rStyle w:val="Hyperlink"/>
@@ -4198,7 +4198,7 @@
                 <w:noProof/>
                 <w:webHidden/>
               </w:rPr>
-              <w:instrText xml:space="preserve"> PAGEREF _Toc237638872 \h </w:instrText>
+              <w:instrText xml:space="preserve"> PAGEREF _Toc237641207 \h </w:instrText>
             </w:r>
             <w:r>
               <w:rPr>
@@ -4245,7 +4245,7 @@
               <w14:ligatures w14:val="standardContextual"/>
             </w:rPr>
           </w:pPr>
-          <w:hyperlink w:anchor="_Toc237638873" w:history="1">
+          <w:hyperlink w:anchor="_Toc237641208" w:history="1">
             <w:r>
               <w:rPr>
                 <w:rStyle w:val="Hyperlink"/>
@@ -4272,7 +4272,7 @@
                 <w:noProof/>
                 <w:webHidden/>
               </w:rPr>
-              <w:instrText xml:space="preserve"> PAGEREF _Toc237638873 \h </w:instrText>
+              <w:instrText xml:space="preserve"> PAGEREF _Toc237641208 \h </w:instrText>
             </w:r>
             <w:r>
               <w:rPr>
@@ -4319,7 +4319,7 @@
               <w14:ligatures w14:val="standardContextual"/>
             </w:rPr>
           </w:pPr>
-          <w:hyperlink w:anchor="_Toc237638874" w:history="1">
+          <w:hyperlink w:anchor="_Toc237641209" w:history="1">
             <w:r>
               <w:rPr>
                 <w:rStyle w:val="Hyperlink"/>
@@ -4346,7 +4346,7 @@
                 <w:noProof/>
                 <w:webHidden/>
               </w:rPr>
-              <w:instrText xml:space="preserve"> PAGEREF _Toc237638874 \h </w:instrText>
+              <w:instrText xml:space="preserve"> PAGEREF _Toc237641209 \h </w:instrText>
             </w:r>
             <w:r>
               <w:rPr>
@@ -4393,7 +4393,7 @@
               <w14:ligatures w14:val="standardContextual"/>
             </w:rPr>
           </w:pPr>
-          <w:hyperlink w:anchor="_Toc237638875" w:history="1">
+          <w:hyperlink w:anchor="_Toc237641210" w:history="1">
             <w:r>
               <w:rPr>
                 <w:rStyle w:val="Hyperlink"/>
@@ -4420,7 +4420,7 @@
                 <w:noProof/>
                 <w:webHidden/>
               </w:rPr>
-              <w:instrText xml:space="preserve"> PAGEREF _Toc237638875 \h </w:instrText>
+              <w:instrText xml:space="preserve"> PAGEREF _Toc237641210 \h </w:instrText>
             </w:r>
             <w:r>
               <w:rPr>
@@ -4467,7 +4467,7 @@
               <w14:ligatures w14:val="standardContextual"/>
             </w:rPr>
           </w:pPr>
-          <w:hyperlink w:anchor="_Toc237638876" w:history="1">
+          <w:hyperlink w:anchor="_Toc237641211" w:history="1">
             <w:r>
               <w:rPr>
                 <w:rStyle w:val="Hyperlink"/>
@@ -4494,7 +4494,7 @@
                 <w:noProof/>
                 <w:webHidden/>
               </w:rPr>
-              <w:instrText xml:space="preserve"> PAGEREF _Toc237638876 \h </w:instrText>
+              <w:instrText xml:space="preserve"> PAGEREF _Toc237641211 \h </w:instrText>
             </w:r>
             <w:r>
               <w:rPr>
@@ -4541,7 +4541,7 @@
               <w14:ligatures w14:val="standardContextual"/>
             </w:rPr>
           </w:pPr>
-          <w:hyperlink w:anchor="_Toc237638877" w:history="1">
+          <w:hyperlink w:anchor="_Toc237641212" w:history="1">
             <w:r>
               <w:rPr>
                 <w:rStyle w:val="Hyperlink"/>
@@ -4568,7 +4568,7 @@
                 <w:noProof/>
                 <w:webHidden/>
               </w:rPr>
-              <w:instrText xml:space="preserve"> PAGEREF _Toc237638877 \h </w:instrText>
+              <w:instrText xml:space="preserve"> PAGEREF _Toc237641212 \h </w:instrText>
             </w:r>
             <w:r>
               <w:rPr>
@@ -4588,7 +4588,7 @@
                 <w:noProof/>
                 <w:webHidden/>
               </w:rPr>
-              <w:t>33</w:t>
+              <w:t>35</w:t>
             </w:r>
             <w:r>
               <w:rPr>
@@ -4615,7 +4615,7 @@
               <w14:ligatures w14:val="standardContextual"/>
             </w:rPr>
           </w:pPr>
-          <w:hyperlink w:anchor="_Toc237638878" w:history="1">
+          <w:hyperlink w:anchor="_Toc237641213" w:history="1">
             <w:r>
               <w:rPr>
                 <w:rStyle w:val="Hyperlink"/>
@@ -4642,7 +4642,7 @@
                 <w:noProof/>
                 <w:webHidden/>
               </w:rPr>
-              <w:instrText xml:space="preserve"> PAGEREF _Toc237638878 \h </w:instrText>
+              <w:instrText xml:space="preserve"> PAGEREF _Toc237641213 \h </w:instrText>
             </w:r>
             <w:r>
               <w:rPr>
@@ -4662,7 +4662,7 @@
                 <w:noProof/>
                 <w:webHidden/>
               </w:rPr>
-              <w:t>33</w:t>
+              <w:t>35</w:t>
             </w:r>
             <w:r>
               <w:rPr>
@@ -4697,7 +4697,7 @@
       <w:pPr>
         <w:pStyle w:val="Heading1"/>
       </w:pPr>
-      <w:bookmarkStart w:id="0" w:name="_Toc237638820"/>
+      <w:bookmarkStart w:id="0" w:name="_Toc237641155"/>
       <w:r>
         <w:lastRenderedPageBreak/>
         <w:t>Project Background and Justification</w:t>
@@ -4871,7 +4871,7 @@
       <w:pPr>
         <w:pStyle w:val="Heading1"/>
       </w:pPr>
-      <w:bookmarkStart w:id="1" w:name="_Toc237638821"/>
+      <w:bookmarkStart w:id="1" w:name="_Toc237641156"/>
       <w:r>
         <w:lastRenderedPageBreak/>
         <w:t>Problem Statement and Project Objectives</w:t>
@@ -4888,7 +4888,7 @@
         <w:pStyle w:val="Heading2"/>
       </w:pPr>
       <w:bookmarkStart w:id="2" w:name="_Toc236433799"/>
-      <w:bookmarkStart w:id="3" w:name="_Toc237638822"/>
+      <w:bookmarkStart w:id="3" w:name="_Toc237641157"/>
       <w:r>
         <w:t>Problem Statement</w:t>
       </w:r>
@@ -4958,7 +4958,7 @@
         <w:pStyle w:val="Heading2"/>
       </w:pPr>
       <w:bookmarkStart w:id="4" w:name="_Toc236433800"/>
-      <w:bookmarkStart w:id="5" w:name="_Toc237638823"/>
+      <w:bookmarkStart w:id="5" w:name="_Toc237641158"/>
       <w:r>
         <w:t>Project Objectives</w:t>
       </w:r>
@@ -5211,7 +5211,7 @@
       <w:pPr>
         <w:pStyle w:val="Heading1"/>
       </w:pPr>
-      <w:bookmarkStart w:id="6" w:name="_Toc237638824"/>
+      <w:bookmarkStart w:id="6" w:name="_Toc237641159"/>
       <w:r>
         <w:lastRenderedPageBreak/>
         <w:t>Innovative Aspects</w:t>
@@ -5396,7 +5396,7 @@
       <w:pPr>
         <w:pStyle w:val="Heading1"/>
       </w:pPr>
-      <w:bookmarkStart w:id="7" w:name="_Toc237638825"/>
+      <w:bookmarkStart w:id="7" w:name="_Toc237641160"/>
       <w:r>
         <w:lastRenderedPageBreak/>
         <w:t>Project Scope</w:t>
@@ -5421,7 +5421,7 @@
       <w:pPr>
         <w:pStyle w:val="Heading2"/>
       </w:pPr>
-      <w:bookmarkStart w:id="8" w:name="_Toc237638826"/>
+      <w:bookmarkStart w:id="8" w:name="_Toc237641161"/>
       <w:r>
         <w:t>In scope</w:t>
       </w:r>
@@ -5557,7 +5557,7 @@
       <w:pPr>
         <w:pStyle w:val="Heading2"/>
       </w:pPr>
-      <w:bookmarkStart w:id="9" w:name="_Toc237638827"/>
+      <w:bookmarkStart w:id="9" w:name="_Toc237641162"/>
       <w:r>
         <w:t>Out of scope</w:t>
       </w:r>
@@ -5671,7 +5671,7 @@
       <w:pPr>
         <w:pStyle w:val="Heading1"/>
       </w:pPr>
-      <w:bookmarkStart w:id="10" w:name="_Toc237638828"/>
+      <w:bookmarkStart w:id="10" w:name="_Toc237641163"/>
       <w:r>
         <w:lastRenderedPageBreak/>
         <w:t>Assumptions and Constraints</w:t>
@@ -5682,7 +5682,7 @@
       <w:pPr>
         <w:pStyle w:val="Heading2"/>
       </w:pPr>
-      <w:bookmarkStart w:id="11" w:name="_Toc237638829"/>
+      <w:bookmarkStart w:id="11" w:name="_Toc237641164"/>
       <w:r>
         <w:t>Assumptions</w:t>
       </w:r>
@@ -5799,7 +5799,7 @@
       <w:pPr>
         <w:pStyle w:val="Heading2"/>
       </w:pPr>
-      <w:bookmarkStart w:id="12" w:name="_Toc237638830"/>
+      <w:bookmarkStart w:id="12" w:name="_Toc237641165"/>
       <w:r>
         <w:t>Constraints</w:t>
       </w:r>
@@ -5966,7 +5966,7 @@
       <w:pPr>
         <w:pStyle w:val="Heading1"/>
       </w:pPr>
-      <w:bookmarkStart w:id="13" w:name="_Toc237638831"/>
+      <w:bookmarkStart w:id="13" w:name="_Toc237641166"/>
       <w:r>
         <w:lastRenderedPageBreak/>
         <w:t>System Design</w:t>
@@ -6116,7 +6116,7 @@
       <w:pPr>
         <w:pStyle w:val="Heading2"/>
       </w:pPr>
-      <w:bookmarkStart w:id="14" w:name="_Toc237638832"/>
+      <w:bookmarkStart w:id="14" w:name="_Toc237641167"/>
       <w:r>
         <w:t>Use Case Diagram</w:t>
       </w:r>
@@ -6138,7 +6138,7 @@
       <w:pPr>
         <w:pStyle w:val="Heading2"/>
       </w:pPr>
-      <w:bookmarkStart w:id="15" w:name="_Toc237638833"/>
+      <w:bookmarkStart w:id="15" w:name="_Toc237641168"/>
       <w:r>
         <w:t>Stakeholde</w:t>
       </w:r>
@@ -6194,7 +6194,7 @@
       <w:pPr>
         <w:pStyle w:val="Heading2"/>
       </w:pPr>
-      <w:bookmarkStart w:id="16" w:name="_Toc237638834"/>
+      <w:bookmarkStart w:id="16" w:name="_Toc237641169"/>
       <w:r>
         <w:lastRenderedPageBreak/>
         <w:t>Subsystems</w:t>
@@ -6376,7 +6376,7 @@
       <w:pPr>
         <w:pStyle w:val="Heading2"/>
       </w:pPr>
-      <w:bookmarkStart w:id="17" w:name="_Toc237638835"/>
+      <w:bookmarkStart w:id="17" w:name="_Toc237641170"/>
       <w:r>
         <w:t>External Entities</w:t>
       </w:r>
@@ -6527,7 +6527,7 @@
       <w:pPr>
         <w:pStyle w:val="Heading2"/>
       </w:pPr>
-      <w:bookmarkStart w:id="18" w:name="_Toc237638836"/>
+      <w:bookmarkStart w:id="18" w:name="_Toc237641171"/>
       <w:r>
         <w:t>Context Diagram</w:t>
       </w:r>
@@ -6592,7 +6592,7 @@
       <w:pPr>
         <w:pStyle w:val="Heading1"/>
       </w:pPr>
-      <w:bookmarkStart w:id="19" w:name="_Toc237638837"/>
+      <w:bookmarkStart w:id="19" w:name="_Toc237641172"/>
       <w:r>
         <w:lastRenderedPageBreak/>
         <w:t>High-Level Requirements</w:t>
@@ -6616,7 +6616,7 @@
           <w:bCs w:val="0"/>
         </w:rPr>
       </w:pPr>
-      <w:bookmarkStart w:id="20" w:name="_Toc237638838"/>
+      <w:bookmarkStart w:id="20" w:name="_Toc237641173"/>
       <w:r>
         <w:t>Functional Requirements</w:t>
       </w:r>
@@ -6812,7 +6812,7 @@
       <w:pPr>
         <w:pStyle w:val="Heading2"/>
       </w:pPr>
-      <w:bookmarkStart w:id="21" w:name="_Toc237638839"/>
+      <w:bookmarkStart w:id="21" w:name="_Toc237641174"/>
       <w:r>
         <w:t>Nonf</w:t>
       </w:r>
@@ -6913,7 +6913,7 @@
       <w:pPr>
         <w:pStyle w:val="Heading2"/>
       </w:pPr>
-      <w:bookmarkStart w:id="22" w:name="_Toc237638840"/>
+      <w:bookmarkStart w:id="22" w:name="_Toc237641175"/>
       <w:r>
         <w:lastRenderedPageBreak/>
         <w:t>Software Components</w:t>
@@ -7474,7 +7474,7 @@
       <w:pPr>
         <w:pStyle w:val="Heading1"/>
       </w:pPr>
-      <w:bookmarkStart w:id="23" w:name="_Toc237638841"/>
+      <w:bookmarkStart w:id="23" w:name="_Toc237641176"/>
       <w:r>
         <w:lastRenderedPageBreak/>
         <w:t xml:space="preserve">Work </w:t>
@@ -7552,7 +7552,7 @@
       <w:pPr>
         <w:pStyle w:val="Heading2"/>
       </w:pPr>
-      <w:bookmarkStart w:id="24" w:name="_Toc237638842"/>
+      <w:bookmarkStart w:id="24" w:name="_Toc237641177"/>
       <w:r>
         <w:lastRenderedPageBreak/>
         <w:t>Work Breakdown Structure</w:t>
@@ -8366,7 +8366,7 @@
       <w:pPr>
         <w:pStyle w:val="Heading1"/>
       </w:pPr>
-      <w:bookmarkStart w:id="25" w:name="_Toc237638843"/>
+      <w:bookmarkStart w:id="25" w:name="_Toc237641178"/>
       <w:r>
         <w:lastRenderedPageBreak/>
         <w:t>Delivery Roadmap</w:t>
@@ -8435,7 +8435,7 @@
       <w:pPr>
         <w:pStyle w:val="Heading1"/>
       </w:pPr>
-      <w:bookmarkStart w:id="26" w:name="_Toc237638844"/>
+      <w:bookmarkStart w:id="26" w:name="_Toc237641179"/>
       <w:r>
         <w:lastRenderedPageBreak/>
         <w:t>Risk Identification and Mitigation Plan</w:t>
@@ -9180,7 +9180,7 @@
       <w:pPr>
         <w:pStyle w:val="Heading1"/>
       </w:pPr>
-      <w:bookmarkStart w:id="27" w:name="_Toc237638845"/>
+      <w:bookmarkStart w:id="27" w:name="_Toc237641180"/>
       <w:r>
         <w:lastRenderedPageBreak/>
         <w:t>Quality Considerations</w:t>
@@ -9423,7 +9423,7 @@
       <w:pPr>
         <w:pStyle w:val="Heading1"/>
       </w:pPr>
-      <w:bookmarkStart w:id="28" w:name="_Toc237638846"/>
+      <w:bookmarkStart w:id="28" w:name="_Toc237641181"/>
       <w:r>
         <w:lastRenderedPageBreak/>
         <w:t>Team Structure, Roles and Responsibilities</w:t>
@@ -9439,7 +9439,7 @@
       <w:pPr>
         <w:pStyle w:val="Heading2"/>
       </w:pPr>
-      <w:bookmarkStart w:id="29" w:name="_Toc237638847"/>
+      <w:bookmarkStart w:id="29" w:name="_Toc237641182"/>
       <w:r>
         <w:t>Team Structure</w:t>
       </w:r>
@@ -9658,7 +9658,7 @@
       <w:pPr>
         <w:pStyle w:val="Heading2"/>
       </w:pPr>
-      <w:bookmarkStart w:id="30" w:name="_Toc237638848"/>
+      <w:bookmarkStart w:id="30" w:name="_Toc237641183"/>
       <w:r>
         <w:t>Roles</w:t>
       </w:r>
@@ -9763,7 +9763,7 @@
       <w:pPr>
         <w:pStyle w:val="Heading2"/>
       </w:pPr>
-      <w:bookmarkStart w:id="31" w:name="_Toc237638849"/>
+      <w:bookmarkStart w:id="31" w:name="_Toc237641184"/>
       <w:r>
         <w:lastRenderedPageBreak/>
         <w:t>Responsibilities Matrix</w:t>
@@ -11115,7 +11115,7 @@
       <w:pPr>
         <w:pStyle w:val="Heading1"/>
       </w:pPr>
-      <w:bookmarkStart w:id="32" w:name="_Toc237638850"/>
+      <w:bookmarkStart w:id="32" w:name="_Toc237641185"/>
       <w:r>
         <w:lastRenderedPageBreak/>
         <w:t>Required Tools and Resources</w:t>
@@ -11497,7 +11497,7 @@
       <w:pPr>
         <w:pStyle w:val="Heading2"/>
       </w:pPr>
-      <w:bookmarkStart w:id="33" w:name="_Toc237638851"/>
+      <w:bookmarkStart w:id="33" w:name="_Toc237641186"/>
       <w:r>
         <w:lastRenderedPageBreak/>
         <w:t>Individual Contribution Declaration</w:t>
@@ -11563,7 +11563,7 @@
       <w:pPr>
         <w:pStyle w:val="Heading1"/>
       </w:pPr>
-      <w:bookmarkStart w:id="34" w:name="_Toc237638852"/>
+      <w:bookmarkStart w:id="34" w:name="_Toc237641187"/>
       <w:r>
         <w:lastRenderedPageBreak/>
         <w:t>Detailed Requirements and System Architecture</w:t>
@@ -11574,7 +11574,7 @@
       <w:pPr>
         <w:pStyle w:val="Heading2"/>
       </w:pPr>
-      <w:bookmarkStart w:id="35" w:name="_Toc237638853"/>
+      <w:bookmarkStart w:id="35" w:name="_Toc237641188"/>
       <w:r>
         <w:t>System Requirements</w:t>
       </w:r>
@@ -11589,7 +11589,7 @@
       <w:pPr>
         <w:pStyle w:val="Heading3"/>
       </w:pPr>
-      <w:bookmarkStart w:id="36" w:name="_Toc237638854"/>
+      <w:bookmarkStart w:id="36" w:name="_Toc237641189"/>
       <w:r>
         <w:t>User Profile and Mobile Interface</w:t>
       </w:r>
@@ -11721,7 +11721,7 @@
       <w:pPr>
         <w:pStyle w:val="Heading3"/>
       </w:pPr>
-      <w:bookmarkStart w:id="37" w:name="_Toc237638855"/>
+      <w:bookmarkStart w:id="37" w:name="_Toc237641190"/>
       <w:r>
         <w:t>AI Meal Plan and Recipe Generation</w:t>
       </w:r>
@@ -11735,7 +11735,7 @@
       <w:pPr>
         <w:pStyle w:val="Heading3"/>
       </w:pPr>
-      <w:bookmarkStart w:id="38" w:name="_Toc237638856"/>
+      <w:bookmarkStart w:id="38" w:name="_Toc237641191"/>
       <w:r>
         <w:t>Nutrition, Grocery List and Data Storage</w:t>
       </w:r>
@@ -11761,7 +11761,7 @@
       <w:pPr>
         <w:pStyle w:val="Heading2"/>
       </w:pPr>
-      <w:bookmarkStart w:id="39" w:name="_Toc237638857"/>
+      <w:bookmarkStart w:id="39" w:name="_Toc237641192"/>
       <w:r>
         <w:lastRenderedPageBreak/>
         <w:t>Functional Requirements</w:t>
@@ -11775,7 +11775,7 @@
       <w:pPr>
         <w:pStyle w:val="Heading3"/>
       </w:pPr>
-      <w:bookmarkStart w:id="40" w:name="_Toc237638858"/>
+      <w:bookmarkStart w:id="40" w:name="_Toc237641193"/>
       <w:r>
         <w:t>User Profile and Mobile Interface</w:t>
       </w:r>
@@ -11949,7 +11949,7 @@
       <w:pPr>
         <w:pStyle w:val="Heading3"/>
       </w:pPr>
-      <w:bookmarkStart w:id="41" w:name="_Toc237638859"/>
+      <w:bookmarkStart w:id="41" w:name="_Toc237641194"/>
       <w:r>
         <w:t>AI Meal Plan and Recipe Generation</w:t>
       </w:r>
@@ -11963,7 +11963,7 @@
       <w:pPr>
         <w:pStyle w:val="Heading3"/>
       </w:pPr>
-      <w:bookmarkStart w:id="42" w:name="_Toc237638860"/>
+      <w:bookmarkStart w:id="42" w:name="_Toc237641195"/>
       <w:r>
         <w:t>Nutrition, Grocery List and Data Storage</w:t>
       </w:r>
@@ -11986,7 +11986,7 @@
       <w:pPr>
         <w:pStyle w:val="Heading2"/>
       </w:pPr>
-      <w:bookmarkStart w:id="43" w:name="_Toc237638861"/>
+      <w:bookmarkStart w:id="43" w:name="_Toc237641196"/>
       <w:r>
         <w:lastRenderedPageBreak/>
         <w:t>Non-Functional Requirements</w:t>
@@ -12001,7 +12001,7 @@
       <w:pPr>
         <w:pStyle w:val="Heading2"/>
       </w:pPr>
-      <w:bookmarkStart w:id="44" w:name="_Toc237638862"/>
+      <w:bookmarkStart w:id="44" w:name="_Toc237641197"/>
       <w:r>
         <w:t>Quality Standards and Metrics</w:t>
       </w:r>
@@ -12015,7 +12015,7 @@
       <w:pPr>
         <w:pStyle w:val="Heading2"/>
       </w:pPr>
-      <w:bookmarkStart w:id="45" w:name="_Toc237638863"/>
+      <w:bookmarkStart w:id="45" w:name="_Toc237641198"/>
       <w:r>
         <w:t>System Architecture</w:t>
       </w:r>
@@ -12104,7 +12104,7 @@
       <w:pPr>
         <w:pStyle w:val="Heading1"/>
       </w:pPr>
-      <w:bookmarkStart w:id="46" w:name="_Toc237638864"/>
+      <w:bookmarkStart w:id="46" w:name="_Toc237641199"/>
       <w:r>
         <w:lastRenderedPageBreak/>
         <w:t>Detailed Software Design</w:t>
@@ -12115,7 +12115,7 @@
       <w:pPr>
         <w:pStyle w:val="Heading2"/>
       </w:pPr>
-      <w:bookmarkStart w:id="47" w:name="_Toc237638865"/>
+      <w:bookmarkStart w:id="47" w:name="_Toc237641200"/>
       <w:r>
         <w:t>Class Identification</w:t>
       </w:r>
@@ -12125,7 +12125,7 @@
       <w:pPr>
         <w:pStyle w:val="Heading3"/>
       </w:pPr>
-      <w:bookmarkStart w:id="48" w:name="_Toc237638866"/>
+      <w:bookmarkStart w:id="48" w:name="_Toc237641201"/>
       <w:r>
         <w:t>User Profile – Matthew</w:t>
       </w:r>
@@ -12284,7 +12284,7 @@
       <w:pPr>
         <w:pStyle w:val="Heading3"/>
       </w:pPr>
-      <w:bookmarkStart w:id="49" w:name="_Toc237638867"/>
+      <w:bookmarkStart w:id="49" w:name="_Toc237641202"/>
       <w:r>
         <w:t>Meal Plan and Recipe Generation – Farhad</w:t>
       </w:r>
@@ -12295,7 +12295,7 @@
       <w:pPr>
         <w:pStyle w:val="Heading3"/>
       </w:pPr>
-      <w:bookmarkStart w:id="50" w:name="_Toc237638868"/>
+      <w:bookmarkStart w:id="50" w:name="_Toc237641203"/>
       <w:r>
         <w:t>Nutrition, Grocery List and Data Storage – Ansh</w:t>
       </w:r>
@@ -12321,7 +12321,7 @@
       <w:pPr>
         <w:pStyle w:val="Heading2"/>
       </w:pPr>
-      <w:bookmarkStart w:id="51" w:name="_Toc237638869"/>
+      <w:bookmarkStart w:id="51" w:name="_Toc237641204"/>
       <w:r>
         <w:lastRenderedPageBreak/>
         <w:t>UML Class Diagrams</w:t>
@@ -12337,7 +12337,7 @@
       <w:pPr>
         <w:pStyle w:val="Heading3"/>
       </w:pPr>
-      <w:bookmarkStart w:id="52" w:name="_Toc237638870"/>
+      <w:bookmarkStart w:id="52" w:name="_Toc237641205"/>
       <w:r>
         <w:t>User Profile</w:t>
       </w:r>
@@ -12395,7 +12395,7 @@
       <w:pPr>
         <w:pStyle w:val="Heading3"/>
       </w:pPr>
-      <w:bookmarkStart w:id="53" w:name="_Toc237638871"/>
+      <w:bookmarkStart w:id="53" w:name="_Toc237641206"/>
       <w:r>
         <w:t>Meal Plan and Recipe Generation – Farhad</w:t>
       </w:r>
@@ -12406,7 +12406,7 @@
       <w:pPr>
         <w:pStyle w:val="Heading3"/>
       </w:pPr>
-      <w:bookmarkStart w:id="54" w:name="_Toc237638872"/>
+      <w:bookmarkStart w:id="54" w:name="_Toc237641207"/>
       <w:r>
         <w:t>Nutrition, Grocery List and Data Storage – Ansh</w:t>
       </w:r>
@@ -12436,7 +12436,7 @@
       <w:pPr>
         <w:pStyle w:val="Heading2"/>
       </w:pPr>
-      <w:bookmarkStart w:id="55" w:name="_Toc237638873"/>
+      <w:bookmarkStart w:id="55" w:name="_Toc237641208"/>
       <w:r>
         <w:lastRenderedPageBreak/>
         <w:t>User Data Entry and Interface Design – Matthew</w:t>
@@ -12453,7 +12453,7 @@
       <w:pPr>
         <w:pStyle w:val="Heading3"/>
       </w:pPr>
-      <w:bookmarkStart w:id="56" w:name="_Toc237638874"/>
+      <w:bookmarkStart w:id="56" w:name="_Toc237641209"/>
       <w:r>
         <w:t>User Data Entry and Interface Components</w:t>
       </w:r>
@@ -13292,7 +13292,7 @@
       <w:pPr>
         <w:pStyle w:val="Heading3"/>
       </w:pPr>
-      <w:bookmarkStart w:id="57" w:name="_Toc237638875"/>
+      <w:bookmarkStart w:id="57" w:name="_Toc237641210"/>
       <w:r>
         <w:lastRenderedPageBreak/>
         <w:t>User Interface Design Standards</w:t>
@@ -13322,7 +13322,7 @@
       <w:pPr>
         <w:pStyle w:val="Heading3"/>
       </w:pPr>
-      <w:bookmarkStart w:id="58" w:name="_Toc237638876"/>
+      <w:bookmarkStart w:id="58" w:name="_Toc237641211"/>
       <w:r>
         <w:t>Initial User Interface Design</w:t>
       </w:r>
@@ -13549,7 +13549,6 @@
           <w:szCs w:val="32"/>
         </w:rPr>
       </w:pPr>
-      <w:bookmarkStart w:id="59" w:name="_Toc237638877"/>
       <w:r>
         <w:rPr>
           <w:noProof/>
@@ -13611,6 +13610,7 @@
       <w:pPr>
         <w:pStyle w:val="Heading2"/>
       </w:pPr>
+      <w:bookmarkStart w:id="59" w:name="_Toc237641212"/>
       <w:r>
         <w:lastRenderedPageBreak/>
         <w:t>Database Design and Entity Relationship Diagram – Ansh</w:t>
@@ -13627,7 +13627,7 @@
       <w:pPr>
         <w:pStyle w:val="Heading2"/>
       </w:pPr>
-      <w:bookmarkStart w:id="60" w:name="_Toc237638878"/>
+      <w:bookmarkStart w:id="60" w:name="_Toc237641213"/>
       <w:r>
         <w:t>Client-Server Communication – Farhad</w:t>
       </w:r>
@@ -19987,6 +19987,7 @@
   <w:style w:type="character" w:default="1" w:styleId="DefaultParagraphFont">
     <w:name w:val="Default Paragraph Font"/>
     <w:uiPriority w:val="1"/>
+    <w:semiHidden/>
     <w:unhideWhenUsed/>
   </w:style>
   <w:style w:type="table" w:default="1" w:styleId="TableNormal">

--- a/TO DO/Group Project Proposal.docx
+++ b/TO DO/Group Project Proposal.docx
@@ -250,6 +250,36 @@
         <w:br/>
         <w:t>Course Coordinator: Farzad Sanati</w:t>
       </w:r>
+    </w:p>
+    <w:p>
+      <w:pPr>
+        <w:spacing w:line="360" w:lineRule="auto"/>
+        <w:jc w:val="center"/>
+        <w:rPr>
+          <w:rFonts w:cs="Calibri"/>
+          <w:sz w:val="24"/>
+        </w:rPr>
+      </w:pPr>
+      <w:hyperlink r:id="rId5" w:history="1">
+        <w:proofErr w:type="spellStart"/>
+        <w:r>
+          <w:rPr>
+            <w:rStyle w:val="Hyperlink"/>
+            <w:rFonts w:cs="Calibri"/>
+            <w:sz w:val="24"/>
+          </w:rPr>
+          <w:t>MatthewUNI</w:t>
+        </w:r>
+        <w:proofErr w:type="spellEnd"/>
+        <w:r>
+          <w:rPr>
+            <w:rStyle w:val="Hyperlink"/>
+            <w:rFonts w:cs="Calibri"/>
+            <w:sz w:val="24"/>
+          </w:rPr>
+          <w:t>/COIT13230-Application-Development-Project: Development of AI-Based Smart Meal Planner</w:t>
+        </w:r>
+      </w:hyperlink>
     </w:p>
     <w:p>
       <w:pPr>
@@ -6079,7 +6109,7 @@
                     <pic:cNvPicPr/>
                   </pic:nvPicPr>
                   <pic:blipFill>
-                    <a:blip r:embed="rId5">
+                    <a:blip r:embed="rId6">
                       <a:extLst>
                         <a:ext uri="{28A0092B-C50C-407E-A947-70E740481C1C}">
                           <a14:useLocalDpi xmlns:a14="http://schemas.microsoft.com/office/drawing/2010/main" val="0"/>
@@ -6559,7 +6589,7 @@
                     <pic:cNvPicPr/>
                   </pic:nvPicPr>
                   <pic:blipFill>
-                    <a:blip r:embed="rId6"/>
+                    <a:blip r:embed="rId7"/>
                     <a:stretch>
                       <a:fillRect/>
                     </a:stretch>
@@ -7519,7 +7549,7 @@
                     <pic:cNvPicPr/>
                   </pic:nvPicPr>
                   <pic:blipFill>
-                    <a:blip r:embed="rId7"/>
+                    <a:blip r:embed="rId8"/>
                     <a:stretch>
                       <a:fillRect/>
                     </a:stretch>
@@ -8402,7 +8432,7 @@
                     <pic:cNvPicPr/>
                   </pic:nvPicPr>
                   <pic:blipFill>
-                    <a:blip r:embed="rId8"/>
+                    <a:blip r:embed="rId9"/>
                     <a:stretch>
                       <a:fillRect/>
                     </a:stretch>
@@ -12071,7 +12101,7 @@
                     <pic:cNvPicPr/>
                   </pic:nvPicPr>
                   <pic:blipFill>
-                    <a:blip r:embed="rId9"/>
+                    <a:blip r:embed="rId10"/>
                     <a:stretch>
                       <a:fillRect/>
                     </a:stretch>
@@ -12370,7 +12400,7 @@
                     <pic:cNvPicPr/>
                   </pic:nvPicPr>
                   <pic:blipFill>
-                    <a:blip r:embed="rId10"/>
+                    <a:blip r:embed="rId11"/>
                     <a:stretch>
                       <a:fillRect/>
                     </a:stretch>
@@ -13397,7 +13427,7 @@
                     </pic:cNvPicPr>
                   </pic:nvPicPr>
                   <pic:blipFill>
-                    <a:blip r:embed="rId11">
+                    <a:blip r:embed="rId12">
                       <a:extLst>
                         <a:ext uri="{28A0092B-C50C-407E-A947-70E740481C1C}">
                           <a14:useLocalDpi xmlns:a14="http://schemas.microsoft.com/office/drawing/2010/main" val="0"/>
@@ -13490,7 +13520,7 @@
                     </pic:cNvPicPr>
                   </pic:nvPicPr>
                   <pic:blipFill>
-                    <a:blip r:embed="rId12">
+                    <a:blip r:embed="rId13">
                       <a:extLst>
                         <a:ext uri="{28A0092B-C50C-407E-A947-70E740481C1C}">
                           <a14:useLocalDpi xmlns:a14="http://schemas.microsoft.com/office/drawing/2010/main" val="0"/>
@@ -13571,7 +13601,7 @@
                     </pic:cNvPicPr>
                   </pic:nvPicPr>
                   <pic:blipFill>
-                    <a:blip r:embed="rId13">
+                    <a:blip r:embed="rId14">
                       <a:extLst>
                         <a:ext uri="{28A0092B-C50C-407E-A947-70E740481C1C}">
                           <a14:useLocalDpi xmlns:a14="http://schemas.microsoft.com/office/drawing/2010/main" val="0"/>
@@ -19987,7 +20017,6 @@
   <w:style w:type="character" w:default="1" w:styleId="DefaultParagraphFont">
     <w:name w:val="Default Paragraph Font"/>
     <w:uiPriority w:val="1"/>
-    <w:semiHidden/>
     <w:unhideWhenUsed/>
   </w:style>
   <w:style w:type="table" w:default="1" w:styleId="TableNormal">
@@ -20930,6 +20959,18 @@
       </w:rPr>
     </w:tblStylePr>
   </w:style>
+  <w:style w:type="character" w:styleId="UnresolvedMention">
+    <w:name w:val="Unresolved Mention"/>
+    <w:basedOn w:val="DefaultParagraphFont"/>
+    <w:uiPriority w:val="99"/>
+    <w:semiHidden/>
+    <w:unhideWhenUsed/>
+    <w:rsid w:val="001B74E5"/>
+    <w:rPr>
+      <w:color w:val="605E5C"/>
+      <w:shd w:val="clear" w:color="auto" w:fill="E1DFDD"/>
+    </w:rPr>
+  </w:style>
 </w:styles>
 </file>
 

--- a/TO DO/Group Project Proposal.docx
+++ b/TO DO/Group Project Proposal.docx
@@ -253,10 +253,10 @@
     </w:p>
     <w:p>
       <w:pPr>
-        <w:spacing w:line="360" w:lineRule="auto"/>
+        <w:spacing w:after="160" w:line="259" w:lineRule="auto"/>
         <w:jc w:val="center"/>
         <w:rPr>
-          <w:rFonts w:cs="Calibri"/>
+          <w:rFonts w:ascii="Arial" w:hAnsi="Arial" w:cs="Arial"/>
           <w:sz w:val="24"/>
         </w:rPr>
       </w:pPr>
@@ -265,8 +265,6 @@
         <w:r>
           <w:rPr>
             <w:rStyle w:val="Hyperlink"/>
-            <w:rFonts w:cs="Calibri"/>
-            <w:sz w:val="24"/>
           </w:rPr>
           <w:t>MatthewUNI</w:t>
         </w:r>
@@ -274,21 +272,25 @@
         <w:r>
           <w:rPr>
             <w:rStyle w:val="Hyperlink"/>
-            <w:rFonts w:cs="Calibri"/>
-            <w:sz w:val="24"/>
           </w:rPr>
-          <w:t>/COIT13230-Application-Development-Project: Development of AI-Based Smart Meal Planner</w:t>
+          <w:t>/COIT13230-Application-Dev</w:t>
+        </w:r>
+        <w:r>
+          <w:rPr>
+            <w:rStyle w:val="Hyperlink"/>
+          </w:rPr>
+          <w:t>e</w:t>
+        </w:r>
+        <w:r>
+          <w:rPr>
+            <w:rStyle w:val="Hyperlink"/>
+          </w:rPr>
+          <w:t>lopment-Project: Development of AI-Based Smart Meal Planner</w:t>
         </w:r>
       </w:hyperlink>
-    </w:p>
-    <w:p>
-      <w:pPr>
-        <w:spacing w:after="160" w:line="259" w:lineRule="auto"/>
-        <w:rPr>
-          <w:rFonts w:ascii="Arial" w:hAnsi="Arial" w:cs="Arial"/>
-          <w:sz w:val="24"/>
-        </w:rPr>
-      </w:pPr>
+      <w:r>
+        <w:t xml:space="preserve"> </w:t>
+      </w:r>
       <w:r>
         <w:rPr>
           <w:rFonts w:ascii="Arial" w:hAnsi="Arial" w:cs="Arial"/>
@@ -20971,6 +20973,18 @@
       <w:shd w:val="clear" w:color="auto" w:fill="E1DFDD"/>
     </w:rPr>
   </w:style>
+  <w:style w:type="character" w:styleId="FollowedHyperlink">
+    <w:name w:val="FollowedHyperlink"/>
+    <w:basedOn w:val="DefaultParagraphFont"/>
+    <w:uiPriority w:val="99"/>
+    <w:semiHidden/>
+    <w:unhideWhenUsed/>
+    <w:rsid w:val="000C5C87"/>
+    <w:rPr>
+      <w:color w:val="96607D" w:themeColor="followedHyperlink"/>
+      <w:u w:val="single"/>
+    </w:rPr>
+  </w:style>
 </w:styles>
 </file>
 

--- a/TO DO/Group Project Proposal.docx
+++ b/TO DO/Group Project Proposal.docx
@@ -261,31 +261,11 @@
         </w:rPr>
       </w:pPr>
       <w:hyperlink r:id="rId5" w:history="1">
-        <w:proofErr w:type="spellStart"/>
         <w:r>
           <w:rPr>
             <w:rStyle w:val="Hyperlink"/>
           </w:rPr>
-          <w:t>MatthewUNI</w:t>
-        </w:r>
-        <w:proofErr w:type="spellEnd"/>
-        <w:r>
-          <w:rPr>
-            <w:rStyle w:val="Hyperlink"/>
-          </w:rPr>
-          <w:t>/COIT13230-Application-Dev</w:t>
-        </w:r>
-        <w:r>
-          <w:rPr>
-            <w:rStyle w:val="Hyperlink"/>
-          </w:rPr>
-          <w:t>e</w:t>
-        </w:r>
-        <w:r>
-          <w:rPr>
-            <w:rStyle w:val="Hyperlink"/>
-          </w:rPr>
-          <w:t>lopment-Project: Development of AI-Based Smart Meal Planner</w:t>
+          <w:t>MatthewUNI/COIT13230-Application-Development-Project: Development of AI-Based Smart Meal Planner</w:t>
         </w:r>
       </w:hyperlink>
       <w:r>
@@ -5408,15 +5388,7 @@
         <w:t>:</w:t>
       </w:r>
       <w:r>
-        <w:t xml:space="preserve"> While users can technically use standard LLM web interfaces (like ChatGPT) to ask for recipes, doing so requires manual prompt engineering, external nutritional calculators, and manual transcription into a separate </w:t>
-      </w:r>
-      <w:proofErr w:type="gramStart"/>
-      <w:r>
-        <w:t>notes</w:t>
-      </w:r>
-      <w:proofErr w:type="gramEnd"/>
-      <w:r>
-        <w:t xml:space="preserve"> app for shopping. The innovation here lies in system integration. The application combines complex AI prompting, nutritional dataset querying, and list management into a single, cohesive Android application interface, completely removing the technical conflict for the end-user.</w:t>
+        <w:t xml:space="preserve"> While users can technically use standard LLM web interfaces (like ChatGPT) to ask for recipes, doing so requires manual prompt engineering, external nutritional calculators, and manual transcription into a separate notes app for shopping. The innovation here lies in system integration. The application combines complex AI prompting, nutritional dataset querying, and list management into a single, cohesive Android application interface, completely removing the technical conflict for the end-user.</w:t>
       </w:r>
     </w:p>
     <w:p>
@@ -11306,7 +11278,6 @@
             <w:hideMark/>
           </w:tcPr>
           <w:p>
-            <w:proofErr w:type="spellStart"/>
             <w:r>
               <w:rPr>
                 <w:b/>
@@ -11314,7 +11285,6 @@
               </w:rPr>
               <w:t>PlantUML</w:t>
             </w:r>
-            <w:proofErr w:type="spellEnd"/>
           </w:p>
         </w:tc>
         <w:tc>
@@ -11713,13 +11683,8 @@
       <w:r>
         <w:t xml:space="preserve">The system shall provide interfaces for users to </w:t>
       </w:r>
-      <w:proofErr w:type="gramStart"/>
-      <w:r>
-        <w:t>enter,</w:t>
-      </w:r>
-      <w:proofErr w:type="gramEnd"/>
-      <w:r>
-        <w:t xml:space="preserve"> </w:t>
+      <w:r>
+        <w:t xml:space="preserve">enter, </w:t>
       </w:r>
       <w:r>
         <w:t>view and update information used for personalised meal planning.</w:t>
@@ -13394,7 +13359,7 @@
         <w:t xml:space="preserve">The Home screen provides users with an overview of their current meal plan and nutritional information while providing access to the application's primary functions. </w:t>
       </w:r>
       <w:r>
-        <w:t>A daily nutrition summary displays the protein, carbohydrate, fat and calorie information associated with the user's planned meals against their daily nutritional targets</w:t>
+        <w:t>A daily nutrition summary displays the user's protein, carbohydrate, fat and calorie intake for the current day</w:t>
       </w:r>
       <w:r>
         <w:t>. The Today's Meals section displays the meals scheduled for the current day and allows the user to view the details of each meal.</w:t>
@@ -13412,10 +13377,10 @@
           <w14:ligatures w14:val="standardContextual"/>
         </w:rPr>
         <w:drawing>
-          <wp:inline distT="0" distB="0" distL="0" distR="0" wp14:anchorId="128B0001" wp14:editId="1A60F676">
-            <wp:extent cx="2612571" cy="5660372"/>
-            <wp:effectExtent l="0" t="0" r="0" b="0"/>
-            <wp:docPr id="1893998213" name="Picture 2"/>
+          <wp:inline distT="0" distB="0" distL="0" distR="0" wp14:anchorId="0B57CD5B" wp14:editId="5F86E9C1">
+            <wp:extent cx="2612150" cy="5654051"/>
+            <wp:effectExtent l="0" t="0" r="0" b="3810"/>
+            <wp:docPr id="1148569327" name="Picture 1"/>
             <wp:cNvGraphicFramePr>
               <a:graphicFrameLocks xmlns:a="http://schemas.openxmlformats.org/drawingml/2006/main" noChangeAspect="1"/>
             </wp:cNvGraphicFramePr>
@@ -13444,7 +13409,7 @@
                   <pic:spPr bwMode="auto">
                     <a:xfrm>
                       <a:off x="0" y="0"/>
-                      <a:ext cx="2619261" cy="5674866"/>
+                      <a:ext cx="2628763" cy="5690009"/>
                     </a:xfrm>
                     <a:prstGeom prst="rect">
                       <a:avLst/>
@@ -13485,15 +13450,7 @@
     </w:p>
     <w:p>
       <w:r>
-        <w:t xml:space="preserve">Available ingredients are accessed through a separate Manage Ingredients option, as users may need to maintain a larger and frequently changing list of ingredients. A Save button allows changes to the profile to be stored, while the bottom navigation remains consistent with the </w:t>
-      </w:r>
-      <w:proofErr w:type="gramStart"/>
-      <w:r>
-        <w:t>Home</w:t>
-      </w:r>
-      <w:proofErr w:type="gramEnd"/>
-      <w:r>
-        <w:t xml:space="preserve"> screen to provide access to the application's primary functions.</w:t>
+        <w:t>Available ingredients are accessed through a separate Manage Ingredients option, as users may need to maintain a larger and frequently changing list of ingredients. A Save button allows changes to the profile to be stored, while the bottom navigation remains consistent with the Home screen to provide access to the application's primary functions.</w:t>
       </w:r>
     </w:p>
     <w:p>

--- a/TO DO/Group Project Proposal.docx
+++ b/TO DO/Group Project Proposal.docx
@@ -261,11 +261,19 @@
         </w:rPr>
       </w:pPr>
       <w:hyperlink r:id="rId5" w:history="1">
+        <w:proofErr w:type="spellStart"/>
         <w:r>
           <w:rPr>
             <w:rStyle w:val="Hyperlink"/>
           </w:rPr>
-          <w:t>MatthewUNI/COIT13230-Application-Development-Project: Development of AI-Based Smart Meal Planner</w:t>
+          <w:t>MatthewUNI</w:t>
+        </w:r>
+        <w:proofErr w:type="spellEnd"/>
+        <w:r>
+          <w:rPr>
+            <w:rStyle w:val="Hyperlink"/>
+          </w:rPr>
+          <w:t>/COIT13230-Application-Development-Project: Development of AI-Based Smart Meal Planner</w:t>
         </w:r>
       </w:hyperlink>
       <w:r>
@@ -335,7 +343,7 @@
           <w:r>
             <w:fldChar w:fldCharType="separate"/>
           </w:r>
-          <w:hyperlink w:anchor="_Toc237641155" w:history="1">
+          <w:hyperlink w:anchor="_Toc237886939" w:history="1">
             <w:r>
               <w:rPr>
                 <w:rStyle w:val="Hyperlink"/>
@@ -362,7 +370,7 @@
                 <w:noProof/>
                 <w:webHidden/>
               </w:rPr>
-              <w:instrText xml:space="preserve"> PAGEREF _Toc237641155 \h </w:instrText>
+              <w:instrText xml:space="preserve"> PAGEREF _Toc237886939 \h </w:instrText>
             </w:r>
             <w:r>
               <w:rPr>
@@ -409,7 +417,7 @@
               <w14:ligatures w14:val="standardContextual"/>
             </w:rPr>
           </w:pPr>
-          <w:hyperlink w:anchor="_Toc237641156" w:history="1">
+          <w:hyperlink w:anchor="_Toc237886940" w:history="1">
             <w:r>
               <w:rPr>
                 <w:rStyle w:val="Hyperlink"/>
@@ -436,7 +444,7 @@
                 <w:noProof/>
                 <w:webHidden/>
               </w:rPr>
-              <w:instrText xml:space="preserve"> PAGEREF _Toc237641156 \h </w:instrText>
+              <w:instrText xml:space="preserve"> PAGEREF _Toc237886940 \h </w:instrText>
             </w:r>
             <w:r>
               <w:rPr>
@@ -483,7 +491,7 @@
               <w14:ligatures w14:val="standardContextual"/>
             </w:rPr>
           </w:pPr>
-          <w:hyperlink w:anchor="_Toc237641157" w:history="1">
+          <w:hyperlink w:anchor="_Toc237886941" w:history="1">
             <w:r>
               <w:rPr>
                 <w:rStyle w:val="Hyperlink"/>
@@ -510,7 +518,7 @@
                 <w:noProof/>
                 <w:webHidden/>
               </w:rPr>
-              <w:instrText xml:space="preserve"> PAGEREF _Toc237641157 \h </w:instrText>
+              <w:instrText xml:space="preserve"> PAGEREF _Toc237886941 \h </w:instrText>
             </w:r>
             <w:r>
               <w:rPr>
@@ -557,7 +565,7 @@
               <w14:ligatures w14:val="standardContextual"/>
             </w:rPr>
           </w:pPr>
-          <w:hyperlink w:anchor="_Toc237641158" w:history="1">
+          <w:hyperlink w:anchor="_Toc237886942" w:history="1">
             <w:r>
               <w:rPr>
                 <w:rStyle w:val="Hyperlink"/>
@@ -584,7 +592,7 @@
                 <w:noProof/>
                 <w:webHidden/>
               </w:rPr>
-              <w:instrText xml:space="preserve"> PAGEREF _Toc237641158 \h </w:instrText>
+              <w:instrText xml:space="preserve"> PAGEREF _Toc237886942 \h </w:instrText>
             </w:r>
             <w:r>
               <w:rPr>
@@ -631,7 +639,7 @@
               <w14:ligatures w14:val="standardContextual"/>
             </w:rPr>
           </w:pPr>
-          <w:hyperlink w:anchor="_Toc237641159" w:history="1">
+          <w:hyperlink w:anchor="_Toc237886943" w:history="1">
             <w:r>
               <w:rPr>
                 <w:rStyle w:val="Hyperlink"/>
@@ -658,7 +666,7 @@
                 <w:noProof/>
                 <w:webHidden/>
               </w:rPr>
-              <w:instrText xml:space="preserve"> PAGEREF _Toc237641159 \h </w:instrText>
+              <w:instrText xml:space="preserve"> PAGEREF _Toc237886943 \h </w:instrText>
             </w:r>
             <w:r>
               <w:rPr>
@@ -705,7 +713,7 @@
               <w14:ligatures w14:val="standardContextual"/>
             </w:rPr>
           </w:pPr>
-          <w:hyperlink w:anchor="_Toc237641160" w:history="1">
+          <w:hyperlink w:anchor="_Toc237886944" w:history="1">
             <w:r>
               <w:rPr>
                 <w:rStyle w:val="Hyperlink"/>
@@ -732,7 +740,7 @@
                 <w:noProof/>
                 <w:webHidden/>
               </w:rPr>
-              <w:instrText xml:space="preserve"> PAGEREF _Toc237641160 \h </w:instrText>
+              <w:instrText xml:space="preserve"> PAGEREF _Toc237886944 \h </w:instrText>
             </w:r>
             <w:r>
               <w:rPr>
@@ -779,7 +787,7 @@
               <w14:ligatures w14:val="standardContextual"/>
             </w:rPr>
           </w:pPr>
-          <w:hyperlink w:anchor="_Toc237641161" w:history="1">
+          <w:hyperlink w:anchor="_Toc237886945" w:history="1">
             <w:r>
               <w:rPr>
                 <w:rStyle w:val="Hyperlink"/>
@@ -806,7 +814,7 @@
                 <w:noProof/>
                 <w:webHidden/>
               </w:rPr>
-              <w:instrText xml:space="preserve"> PAGEREF _Toc237641161 \h </w:instrText>
+              <w:instrText xml:space="preserve"> PAGEREF _Toc237886945 \h </w:instrText>
             </w:r>
             <w:r>
               <w:rPr>
@@ -853,7 +861,7 @@
               <w14:ligatures w14:val="standardContextual"/>
             </w:rPr>
           </w:pPr>
-          <w:hyperlink w:anchor="_Toc237641162" w:history="1">
+          <w:hyperlink w:anchor="_Toc237886946" w:history="1">
             <w:r>
               <w:rPr>
                 <w:rStyle w:val="Hyperlink"/>
@@ -880,7 +888,7 @@
                 <w:noProof/>
                 <w:webHidden/>
               </w:rPr>
-              <w:instrText xml:space="preserve"> PAGEREF _Toc237641162 \h </w:instrText>
+              <w:instrText xml:space="preserve"> PAGEREF _Toc237886946 \h </w:instrText>
             </w:r>
             <w:r>
               <w:rPr>
@@ -927,7 +935,7 @@
               <w14:ligatures w14:val="standardContextual"/>
             </w:rPr>
           </w:pPr>
-          <w:hyperlink w:anchor="_Toc237641163" w:history="1">
+          <w:hyperlink w:anchor="_Toc237886947" w:history="1">
             <w:r>
               <w:rPr>
                 <w:rStyle w:val="Hyperlink"/>
@@ -954,7 +962,7 @@
                 <w:noProof/>
                 <w:webHidden/>
               </w:rPr>
-              <w:instrText xml:space="preserve"> PAGEREF _Toc237641163 \h </w:instrText>
+              <w:instrText xml:space="preserve"> PAGEREF _Toc237886947 \h </w:instrText>
             </w:r>
             <w:r>
               <w:rPr>
@@ -1001,7 +1009,7 @@
               <w14:ligatures w14:val="standardContextual"/>
             </w:rPr>
           </w:pPr>
-          <w:hyperlink w:anchor="_Toc237641164" w:history="1">
+          <w:hyperlink w:anchor="_Toc237886948" w:history="1">
             <w:r>
               <w:rPr>
                 <w:rStyle w:val="Hyperlink"/>
@@ -1028,7 +1036,7 @@
                 <w:noProof/>
                 <w:webHidden/>
               </w:rPr>
-              <w:instrText xml:space="preserve"> PAGEREF _Toc237641164 \h </w:instrText>
+              <w:instrText xml:space="preserve"> PAGEREF _Toc237886948 \h </w:instrText>
             </w:r>
             <w:r>
               <w:rPr>
@@ -1075,7 +1083,7 @@
               <w14:ligatures w14:val="standardContextual"/>
             </w:rPr>
           </w:pPr>
-          <w:hyperlink w:anchor="_Toc237641165" w:history="1">
+          <w:hyperlink w:anchor="_Toc237886949" w:history="1">
             <w:r>
               <w:rPr>
                 <w:rStyle w:val="Hyperlink"/>
@@ -1102,7 +1110,7 @@
                 <w:noProof/>
                 <w:webHidden/>
               </w:rPr>
-              <w:instrText xml:space="preserve"> PAGEREF _Toc237641165 \h </w:instrText>
+              <w:instrText xml:space="preserve"> PAGEREF _Toc237886949 \h </w:instrText>
             </w:r>
             <w:r>
               <w:rPr>
@@ -1149,7 +1157,7 @@
               <w14:ligatures w14:val="standardContextual"/>
             </w:rPr>
           </w:pPr>
-          <w:hyperlink w:anchor="_Toc237641166" w:history="1">
+          <w:hyperlink w:anchor="_Toc237886950" w:history="1">
             <w:r>
               <w:rPr>
                 <w:rStyle w:val="Hyperlink"/>
@@ -1176,7 +1184,7 @@
                 <w:noProof/>
                 <w:webHidden/>
               </w:rPr>
-              <w:instrText xml:space="preserve"> PAGEREF _Toc237641166 \h </w:instrText>
+              <w:instrText xml:space="preserve"> PAGEREF _Toc237886950 \h </w:instrText>
             </w:r>
             <w:r>
               <w:rPr>
@@ -1223,7 +1231,7 @@
               <w14:ligatures w14:val="standardContextual"/>
             </w:rPr>
           </w:pPr>
-          <w:hyperlink w:anchor="_Toc237641167" w:history="1">
+          <w:hyperlink w:anchor="_Toc237886951" w:history="1">
             <w:r>
               <w:rPr>
                 <w:rStyle w:val="Hyperlink"/>
@@ -1250,7 +1258,7 @@
                 <w:noProof/>
                 <w:webHidden/>
               </w:rPr>
-              <w:instrText xml:space="preserve"> PAGEREF _Toc237641167 \h </w:instrText>
+              <w:instrText xml:space="preserve"> PAGEREF _Toc237886951 \h </w:instrText>
             </w:r>
             <w:r>
               <w:rPr>
@@ -1297,7 +1305,7 @@
               <w14:ligatures w14:val="standardContextual"/>
             </w:rPr>
           </w:pPr>
-          <w:hyperlink w:anchor="_Toc237641168" w:history="1">
+          <w:hyperlink w:anchor="_Toc237886952" w:history="1">
             <w:r>
               <w:rPr>
                 <w:rStyle w:val="Hyperlink"/>
@@ -1324,7 +1332,7 @@
                 <w:noProof/>
                 <w:webHidden/>
               </w:rPr>
-              <w:instrText xml:space="preserve"> PAGEREF _Toc237641168 \h </w:instrText>
+              <w:instrText xml:space="preserve"> PAGEREF _Toc237886952 \h </w:instrText>
             </w:r>
             <w:r>
               <w:rPr>
@@ -1371,7 +1379,7 @@
               <w14:ligatures w14:val="standardContextual"/>
             </w:rPr>
           </w:pPr>
-          <w:hyperlink w:anchor="_Toc237641169" w:history="1">
+          <w:hyperlink w:anchor="_Toc237886953" w:history="1">
             <w:r>
               <w:rPr>
                 <w:rStyle w:val="Hyperlink"/>
@@ -1398,7 +1406,7 @@
                 <w:noProof/>
                 <w:webHidden/>
               </w:rPr>
-              <w:instrText xml:space="preserve"> PAGEREF _Toc237641169 \h </w:instrText>
+              <w:instrText xml:space="preserve"> PAGEREF _Toc237886953 \h </w:instrText>
             </w:r>
             <w:r>
               <w:rPr>
@@ -1445,7 +1453,7 @@
               <w14:ligatures w14:val="standardContextual"/>
             </w:rPr>
           </w:pPr>
-          <w:hyperlink w:anchor="_Toc237641170" w:history="1">
+          <w:hyperlink w:anchor="_Toc237886954" w:history="1">
             <w:r>
               <w:rPr>
                 <w:rStyle w:val="Hyperlink"/>
@@ -1472,7 +1480,7 @@
                 <w:noProof/>
                 <w:webHidden/>
               </w:rPr>
-              <w:instrText xml:space="preserve"> PAGEREF _Toc237641170 \h </w:instrText>
+              <w:instrText xml:space="preserve"> PAGEREF _Toc237886954 \h </w:instrText>
             </w:r>
             <w:r>
               <w:rPr>
@@ -1519,7 +1527,7 @@
               <w14:ligatures w14:val="standardContextual"/>
             </w:rPr>
           </w:pPr>
-          <w:hyperlink w:anchor="_Toc237641171" w:history="1">
+          <w:hyperlink w:anchor="_Toc237886955" w:history="1">
             <w:r>
               <w:rPr>
                 <w:rStyle w:val="Hyperlink"/>
@@ -1546,7 +1554,7 @@
                 <w:noProof/>
                 <w:webHidden/>
               </w:rPr>
-              <w:instrText xml:space="preserve"> PAGEREF _Toc237641171 \h </w:instrText>
+              <w:instrText xml:space="preserve"> PAGEREF _Toc237886955 \h </w:instrText>
             </w:r>
             <w:r>
               <w:rPr>
@@ -1593,7 +1601,7 @@
               <w14:ligatures w14:val="standardContextual"/>
             </w:rPr>
           </w:pPr>
-          <w:hyperlink w:anchor="_Toc237641172" w:history="1">
+          <w:hyperlink w:anchor="_Toc237886956" w:history="1">
             <w:r>
               <w:rPr>
                 <w:rStyle w:val="Hyperlink"/>
@@ -1620,7 +1628,7 @@
                 <w:noProof/>
                 <w:webHidden/>
               </w:rPr>
-              <w:instrText xml:space="preserve"> PAGEREF _Toc237641172 \h </w:instrText>
+              <w:instrText xml:space="preserve"> PAGEREF _Toc237886956 \h </w:instrText>
             </w:r>
             <w:r>
               <w:rPr>
@@ -1667,7 +1675,7 @@
               <w14:ligatures w14:val="standardContextual"/>
             </w:rPr>
           </w:pPr>
-          <w:hyperlink w:anchor="_Toc237641173" w:history="1">
+          <w:hyperlink w:anchor="_Toc237886957" w:history="1">
             <w:r>
               <w:rPr>
                 <w:rStyle w:val="Hyperlink"/>
@@ -1694,7 +1702,7 @@
                 <w:noProof/>
                 <w:webHidden/>
               </w:rPr>
-              <w:instrText xml:space="preserve"> PAGEREF _Toc237641173 \h </w:instrText>
+              <w:instrText xml:space="preserve"> PAGEREF _Toc237886957 \h </w:instrText>
             </w:r>
             <w:r>
               <w:rPr>
@@ -1741,7 +1749,7 @@
               <w14:ligatures w14:val="standardContextual"/>
             </w:rPr>
           </w:pPr>
-          <w:hyperlink w:anchor="_Toc237641174" w:history="1">
+          <w:hyperlink w:anchor="_Toc237886958" w:history="1">
             <w:r>
               <w:rPr>
                 <w:rStyle w:val="Hyperlink"/>
@@ -1768,7 +1776,7 @@
                 <w:noProof/>
                 <w:webHidden/>
               </w:rPr>
-              <w:instrText xml:space="preserve"> PAGEREF _Toc237641174 \h </w:instrText>
+              <w:instrText xml:space="preserve"> PAGEREF _Toc237886958 \h </w:instrText>
             </w:r>
             <w:r>
               <w:rPr>
@@ -1815,7 +1823,7 @@
               <w14:ligatures w14:val="standardContextual"/>
             </w:rPr>
           </w:pPr>
-          <w:hyperlink w:anchor="_Toc237641175" w:history="1">
+          <w:hyperlink w:anchor="_Toc237886959" w:history="1">
             <w:r>
               <w:rPr>
                 <w:rStyle w:val="Hyperlink"/>
@@ -1842,7 +1850,7 @@
                 <w:noProof/>
                 <w:webHidden/>
               </w:rPr>
-              <w:instrText xml:space="preserve"> PAGEREF _Toc237641175 \h </w:instrText>
+              <w:instrText xml:space="preserve"> PAGEREF _Toc237886959 \h </w:instrText>
             </w:r>
             <w:r>
               <w:rPr>
@@ -1889,7 +1897,7 @@
               <w14:ligatures w14:val="standardContextual"/>
             </w:rPr>
           </w:pPr>
-          <w:hyperlink w:anchor="_Toc237641176" w:history="1">
+          <w:hyperlink w:anchor="_Toc237886960" w:history="1">
             <w:r>
               <w:rPr>
                 <w:rStyle w:val="Hyperlink"/>
@@ -1916,7 +1924,7 @@
                 <w:noProof/>
                 <w:webHidden/>
               </w:rPr>
-              <w:instrText xml:space="preserve"> PAGEREF _Toc237641176 \h </w:instrText>
+              <w:instrText xml:space="preserve"> PAGEREF _Toc237886960 \h </w:instrText>
             </w:r>
             <w:r>
               <w:rPr>
@@ -1963,7 +1971,7 @@
               <w14:ligatures w14:val="standardContextual"/>
             </w:rPr>
           </w:pPr>
-          <w:hyperlink w:anchor="_Toc237641177" w:history="1">
+          <w:hyperlink w:anchor="_Toc237886961" w:history="1">
             <w:r>
               <w:rPr>
                 <w:rStyle w:val="Hyperlink"/>
@@ -1990,7 +1998,7 @@
                 <w:noProof/>
                 <w:webHidden/>
               </w:rPr>
-              <w:instrText xml:space="preserve"> PAGEREF _Toc237641177 \h </w:instrText>
+              <w:instrText xml:space="preserve"> PAGEREF _Toc237886961 \h </w:instrText>
             </w:r>
             <w:r>
               <w:rPr>
@@ -2037,7 +2045,7 @@
               <w14:ligatures w14:val="standardContextual"/>
             </w:rPr>
           </w:pPr>
-          <w:hyperlink w:anchor="_Toc237641178" w:history="1">
+          <w:hyperlink w:anchor="_Toc237886962" w:history="1">
             <w:r>
               <w:rPr>
                 <w:rStyle w:val="Hyperlink"/>
@@ -2064,7 +2072,7 @@
                 <w:noProof/>
                 <w:webHidden/>
               </w:rPr>
-              <w:instrText xml:space="preserve"> PAGEREF _Toc237641178 \h </w:instrText>
+              <w:instrText xml:space="preserve"> PAGEREF _Toc237886962 \h </w:instrText>
             </w:r>
             <w:r>
               <w:rPr>
@@ -2111,7 +2119,7 @@
               <w14:ligatures w14:val="standardContextual"/>
             </w:rPr>
           </w:pPr>
-          <w:hyperlink w:anchor="_Toc237641179" w:history="1">
+          <w:hyperlink w:anchor="_Toc237886963" w:history="1">
             <w:r>
               <w:rPr>
                 <w:rStyle w:val="Hyperlink"/>
@@ -2138,7 +2146,7 @@
                 <w:noProof/>
                 <w:webHidden/>
               </w:rPr>
-              <w:instrText xml:space="preserve"> PAGEREF _Toc237641179 \h </w:instrText>
+              <w:instrText xml:space="preserve"> PAGEREF _Toc237886963 \h </w:instrText>
             </w:r>
             <w:r>
               <w:rPr>
@@ -2185,7 +2193,7 @@
               <w14:ligatures w14:val="standardContextual"/>
             </w:rPr>
           </w:pPr>
-          <w:hyperlink w:anchor="_Toc237641180" w:history="1">
+          <w:hyperlink w:anchor="_Toc237886964" w:history="1">
             <w:r>
               <w:rPr>
                 <w:rStyle w:val="Hyperlink"/>
@@ -2212,7 +2220,7 @@
                 <w:noProof/>
                 <w:webHidden/>
               </w:rPr>
-              <w:instrText xml:space="preserve"> PAGEREF _Toc237641180 \h </w:instrText>
+              <w:instrText xml:space="preserve"> PAGEREF _Toc237886964 \h </w:instrText>
             </w:r>
             <w:r>
               <w:rPr>
@@ -2259,7 +2267,7 @@
               <w14:ligatures w14:val="standardContextual"/>
             </w:rPr>
           </w:pPr>
-          <w:hyperlink w:anchor="_Toc237641181" w:history="1">
+          <w:hyperlink w:anchor="_Toc237886965" w:history="1">
             <w:r>
               <w:rPr>
                 <w:rStyle w:val="Hyperlink"/>
@@ -2286,7 +2294,7 @@
                 <w:noProof/>
                 <w:webHidden/>
               </w:rPr>
-              <w:instrText xml:space="preserve"> PAGEREF _Toc237641181 \h </w:instrText>
+              <w:instrText xml:space="preserve"> PAGEREF _Toc237886965 \h </w:instrText>
             </w:r>
             <w:r>
               <w:rPr>
@@ -2333,7 +2341,7 @@
               <w14:ligatures w14:val="standardContextual"/>
             </w:rPr>
           </w:pPr>
-          <w:hyperlink w:anchor="_Toc237641182" w:history="1">
+          <w:hyperlink w:anchor="_Toc237886966" w:history="1">
             <w:r>
               <w:rPr>
                 <w:rStyle w:val="Hyperlink"/>
@@ -2360,7 +2368,7 @@
                 <w:noProof/>
                 <w:webHidden/>
               </w:rPr>
-              <w:instrText xml:space="preserve"> PAGEREF _Toc237641182 \h </w:instrText>
+              <w:instrText xml:space="preserve"> PAGEREF _Toc237886966 \h </w:instrText>
             </w:r>
             <w:r>
               <w:rPr>
@@ -2407,7 +2415,7 @@
               <w14:ligatures w14:val="standardContextual"/>
             </w:rPr>
           </w:pPr>
-          <w:hyperlink w:anchor="_Toc237641183" w:history="1">
+          <w:hyperlink w:anchor="_Toc237886967" w:history="1">
             <w:r>
               <w:rPr>
                 <w:rStyle w:val="Hyperlink"/>
@@ -2434,7 +2442,7 @@
                 <w:noProof/>
                 <w:webHidden/>
               </w:rPr>
-              <w:instrText xml:space="preserve"> PAGEREF _Toc237641183 \h </w:instrText>
+              <w:instrText xml:space="preserve"> PAGEREF _Toc237886967 \h </w:instrText>
             </w:r>
             <w:r>
               <w:rPr>
@@ -2481,7 +2489,7 @@
               <w14:ligatures w14:val="standardContextual"/>
             </w:rPr>
           </w:pPr>
-          <w:hyperlink w:anchor="_Toc237641184" w:history="1">
+          <w:hyperlink w:anchor="_Toc237886968" w:history="1">
             <w:r>
               <w:rPr>
                 <w:rStyle w:val="Hyperlink"/>
@@ -2508,7 +2516,7 @@
                 <w:noProof/>
                 <w:webHidden/>
               </w:rPr>
-              <w:instrText xml:space="preserve"> PAGEREF _Toc237641184 \h </w:instrText>
+              <w:instrText xml:space="preserve"> PAGEREF _Toc237886968 \h </w:instrText>
             </w:r>
             <w:r>
               <w:rPr>
@@ -2555,7 +2563,7 @@
               <w14:ligatures w14:val="standardContextual"/>
             </w:rPr>
           </w:pPr>
-          <w:hyperlink w:anchor="_Toc237641185" w:history="1">
+          <w:hyperlink w:anchor="_Toc237886969" w:history="1">
             <w:r>
               <w:rPr>
                 <w:rStyle w:val="Hyperlink"/>
@@ -2582,7 +2590,7 @@
                 <w:noProof/>
                 <w:webHidden/>
               </w:rPr>
-              <w:instrText xml:space="preserve"> PAGEREF _Toc237641185 \h </w:instrText>
+              <w:instrText xml:space="preserve"> PAGEREF _Toc237886969 \h </w:instrText>
             </w:r>
             <w:r>
               <w:rPr>
@@ -2629,7 +2637,7 @@
               <w14:ligatures w14:val="standardContextual"/>
             </w:rPr>
           </w:pPr>
-          <w:hyperlink w:anchor="_Toc237641186" w:history="1">
+          <w:hyperlink w:anchor="_Toc237886970" w:history="1">
             <w:r>
               <w:rPr>
                 <w:rStyle w:val="Hyperlink"/>
@@ -2656,7 +2664,7 @@
                 <w:noProof/>
                 <w:webHidden/>
               </w:rPr>
-              <w:instrText xml:space="preserve"> PAGEREF _Toc237641186 \h </w:instrText>
+              <w:instrText xml:space="preserve"> PAGEREF _Toc237886970 \h </w:instrText>
             </w:r>
             <w:r>
               <w:rPr>
@@ -2703,7 +2711,7 @@
               <w14:ligatures w14:val="standardContextual"/>
             </w:rPr>
           </w:pPr>
-          <w:hyperlink w:anchor="_Toc237641187" w:history="1">
+          <w:hyperlink w:anchor="_Toc237886971" w:history="1">
             <w:r>
               <w:rPr>
                 <w:rStyle w:val="Hyperlink"/>
@@ -2730,7 +2738,7 @@
                 <w:noProof/>
                 <w:webHidden/>
               </w:rPr>
-              <w:instrText xml:space="preserve"> PAGEREF _Toc237641187 \h </w:instrText>
+              <w:instrText xml:space="preserve"> PAGEREF _Toc237886971 \h </w:instrText>
             </w:r>
             <w:r>
               <w:rPr>
@@ -2777,7 +2785,7 @@
               <w14:ligatures w14:val="standardContextual"/>
             </w:rPr>
           </w:pPr>
-          <w:hyperlink w:anchor="_Toc237641188" w:history="1">
+          <w:hyperlink w:anchor="_Toc237886972" w:history="1">
             <w:r>
               <w:rPr>
                 <w:rStyle w:val="Hyperlink"/>
@@ -2804,7 +2812,7 @@
                 <w:noProof/>
                 <w:webHidden/>
               </w:rPr>
-              <w:instrText xml:space="preserve"> PAGEREF _Toc237641188 \h </w:instrText>
+              <w:instrText xml:space="preserve"> PAGEREF _Toc237886972 \h </w:instrText>
             </w:r>
             <w:r>
               <w:rPr>
@@ -2851,7 +2859,7 @@
               <w14:ligatures w14:val="standardContextual"/>
             </w:rPr>
           </w:pPr>
-          <w:hyperlink w:anchor="_Toc237641189" w:history="1">
+          <w:hyperlink w:anchor="_Toc237886973" w:history="1">
             <w:r>
               <w:rPr>
                 <w:rStyle w:val="Hyperlink"/>
@@ -2878,7 +2886,7 @@
                 <w:noProof/>
                 <w:webHidden/>
               </w:rPr>
-              <w:instrText xml:space="preserve"> PAGEREF _Toc237641189 \h </w:instrText>
+              <w:instrText xml:space="preserve"> PAGEREF _Toc237886973 \h </w:instrText>
             </w:r>
             <w:r>
               <w:rPr>
@@ -2925,7 +2933,7 @@
               <w14:ligatures w14:val="standardContextual"/>
             </w:rPr>
           </w:pPr>
-          <w:hyperlink w:anchor="_Toc237641190" w:history="1">
+          <w:hyperlink w:anchor="_Toc237886974" w:history="1">
             <w:r>
               <w:rPr>
                 <w:rStyle w:val="Hyperlink"/>
@@ -2952,7 +2960,7 @@
                 <w:noProof/>
                 <w:webHidden/>
               </w:rPr>
-              <w:instrText xml:space="preserve"> PAGEREF _Toc237641190 \h </w:instrText>
+              <w:instrText xml:space="preserve"> PAGEREF _Toc237886974 \h </w:instrText>
             </w:r>
             <w:r>
               <w:rPr>
@@ -2999,7 +3007,7 @@
               <w14:ligatures w14:val="standardContextual"/>
             </w:rPr>
           </w:pPr>
-          <w:hyperlink w:anchor="_Toc237641191" w:history="1">
+          <w:hyperlink w:anchor="_Toc237886975" w:history="1">
             <w:r>
               <w:rPr>
                 <w:rStyle w:val="Hyperlink"/>
@@ -3026,7 +3034,7 @@
                 <w:noProof/>
                 <w:webHidden/>
               </w:rPr>
-              <w:instrText xml:space="preserve"> PAGEREF _Toc237641191 \h </w:instrText>
+              <w:instrText xml:space="preserve"> PAGEREF _Toc237886975 \h </w:instrText>
             </w:r>
             <w:r>
               <w:rPr>
@@ -3073,7 +3081,7 @@
               <w14:ligatures w14:val="standardContextual"/>
             </w:rPr>
           </w:pPr>
-          <w:hyperlink w:anchor="_Toc237641192" w:history="1">
+          <w:hyperlink w:anchor="_Toc237886976" w:history="1">
             <w:r>
               <w:rPr>
                 <w:rStyle w:val="Hyperlink"/>
@@ -3100,7 +3108,7 @@
                 <w:noProof/>
                 <w:webHidden/>
               </w:rPr>
-              <w:instrText xml:space="preserve"> PAGEREF _Toc237641192 \h </w:instrText>
+              <w:instrText xml:space="preserve"> PAGEREF _Toc237886976 \h </w:instrText>
             </w:r>
             <w:r>
               <w:rPr>
@@ -3147,7 +3155,7 @@
               <w14:ligatures w14:val="standardContextual"/>
             </w:rPr>
           </w:pPr>
-          <w:hyperlink w:anchor="_Toc237641193" w:history="1">
+          <w:hyperlink w:anchor="_Toc237886977" w:history="1">
             <w:r>
               <w:rPr>
                 <w:rStyle w:val="Hyperlink"/>
@@ -3174,7 +3182,7 @@
                 <w:noProof/>
                 <w:webHidden/>
               </w:rPr>
-              <w:instrText xml:space="preserve"> PAGEREF _Toc237641193 \h </w:instrText>
+              <w:instrText xml:space="preserve"> PAGEREF _Toc237886977 \h </w:instrText>
             </w:r>
             <w:r>
               <w:rPr>
@@ -3221,7 +3229,7 @@
               <w14:ligatures w14:val="standardContextual"/>
             </w:rPr>
           </w:pPr>
-          <w:hyperlink w:anchor="_Toc237641194" w:history="1">
+          <w:hyperlink w:anchor="_Toc237886978" w:history="1">
             <w:r>
               <w:rPr>
                 <w:rStyle w:val="Hyperlink"/>
@@ -3248,7 +3256,7 @@
                 <w:noProof/>
                 <w:webHidden/>
               </w:rPr>
-              <w:instrText xml:space="preserve"> PAGEREF _Toc237641194 \h </w:instrText>
+              <w:instrText xml:space="preserve"> PAGEREF _Toc237886978 \h </w:instrText>
             </w:r>
             <w:r>
               <w:rPr>
@@ -3295,7 +3303,7 @@
               <w14:ligatures w14:val="standardContextual"/>
             </w:rPr>
           </w:pPr>
-          <w:hyperlink w:anchor="_Toc237641195" w:history="1">
+          <w:hyperlink w:anchor="_Toc237886979" w:history="1">
             <w:r>
               <w:rPr>
                 <w:rStyle w:val="Hyperlink"/>
@@ -3322,7 +3330,7 @@
                 <w:noProof/>
                 <w:webHidden/>
               </w:rPr>
-              <w:instrText xml:space="preserve"> PAGEREF _Toc237641195 \h </w:instrText>
+              <w:instrText xml:space="preserve"> PAGEREF _Toc237886979 \h </w:instrText>
             </w:r>
             <w:r>
               <w:rPr>
@@ -3342,7 +3350,7 @@
                 <w:noProof/>
                 <w:webHidden/>
               </w:rPr>
-              <w:t>25</w:t>
+              <w:t>26</w:t>
             </w:r>
             <w:r>
               <w:rPr>
@@ -3369,7 +3377,7 @@
               <w14:ligatures w14:val="standardContextual"/>
             </w:rPr>
           </w:pPr>
-          <w:hyperlink w:anchor="_Toc237641196" w:history="1">
+          <w:hyperlink w:anchor="_Toc237886980" w:history="1">
             <w:r>
               <w:rPr>
                 <w:rStyle w:val="Hyperlink"/>
@@ -3396,7 +3404,7 @@
                 <w:noProof/>
                 <w:webHidden/>
               </w:rPr>
-              <w:instrText xml:space="preserve"> PAGEREF _Toc237641196 \h </w:instrText>
+              <w:instrText xml:space="preserve"> PAGEREF _Toc237886980 \h </w:instrText>
             </w:r>
             <w:r>
               <w:rPr>
@@ -3416,7 +3424,7 @@
                 <w:noProof/>
                 <w:webHidden/>
               </w:rPr>
-              <w:t>26</w:t>
+              <w:t>27</w:t>
             </w:r>
             <w:r>
               <w:rPr>
@@ -3443,7 +3451,7 @@
               <w14:ligatures w14:val="standardContextual"/>
             </w:rPr>
           </w:pPr>
-          <w:hyperlink w:anchor="_Toc237641197" w:history="1">
+          <w:hyperlink w:anchor="_Toc237886981" w:history="1">
             <w:r>
               <w:rPr>
                 <w:rStyle w:val="Hyperlink"/>
@@ -3470,7 +3478,7 @@
                 <w:noProof/>
                 <w:webHidden/>
               </w:rPr>
-              <w:instrText xml:space="preserve"> PAGEREF _Toc237641197 \h </w:instrText>
+              <w:instrText xml:space="preserve"> PAGEREF _Toc237886981 \h </w:instrText>
             </w:r>
             <w:r>
               <w:rPr>
@@ -3490,7 +3498,7 @@
                 <w:noProof/>
                 <w:webHidden/>
               </w:rPr>
-              <w:t>26</w:t>
+              <w:t>27</w:t>
             </w:r>
             <w:r>
               <w:rPr>
@@ -3517,7 +3525,7 @@
               <w14:ligatures w14:val="standardContextual"/>
             </w:rPr>
           </w:pPr>
-          <w:hyperlink w:anchor="_Toc237641198" w:history="1">
+          <w:hyperlink w:anchor="_Toc237886982" w:history="1">
             <w:r>
               <w:rPr>
                 <w:rStyle w:val="Hyperlink"/>
@@ -3544,7 +3552,7 @@
                 <w:noProof/>
                 <w:webHidden/>
               </w:rPr>
-              <w:instrText xml:space="preserve"> PAGEREF _Toc237641198 \h </w:instrText>
+              <w:instrText xml:space="preserve"> PAGEREF _Toc237886982 \h </w:instrText>
             </w:r>
             <w:r>
               <w:rPr>
@@ -3564,7 +3572,7 @@
                 <w:noProof/>
                 <w:webHidden/>
               </w:rPr>
-              <w:t>26</w:t>
+              <w:t>27</w:t>
             </w:r>
             <w:r>
               <w:rPr>
@@ -3591,7 +3599,7 @@
               <w14:ligatures w14:val="standardContextual"/>
             </w:rPr>
           </w:pPr>
-          <w:hyperlink w:anchor="_Toc237641199" w:history="1">
+          <w:hyperlink w:anchor="_Toc237886983" w:history="1">
             <w:r>
               <w:rPr>
                 <w:rStyle w:val="Hyperlink"/>
@@ -3618,7 +3626,7 @@
                 <w:noProof/>
                 <w:webHidden/>
               </w:rPr>
-              <w:instrText xml:space="preserve"> PAGEREF _Toc237641199 \h </w:instrText>
+              <w:instrText xml:space="preserve"> PAGEREF _Toc237886983 \h </w:instrText>
             </w:r>
             <w:r>
               <w:rPr>
@@ -3638,7 +3646,7 @@
                 <w:noProof/>
                 <w:webHidden/>
               </w:rPr>
-              <w:t>28</w:t>
+              <w:t>29</w:t>
             </w:r>
             <w:r>
               <w:rPr>
@@ -3665,7 +3673,7 @@
               <w14:ligatures w14:val="standardContextual"/>
             </w:rPr>
           </w:pPr>
-          <w:hyperlink w:anchor="_Toc237641200" w:history="1">
+          <w:hyperlink w:anchor="_Toc237886984" w:history="1">
             <w:r>
               <w:rPr>
                 <w:rStyle w:val="Hyperlink"/>
@@ -3692,7 +3700,7 @@
                 <w:noProof/>
                 <w:webHidden/>
               </w:rPr>
-              <w:instrText xml:space="preserve"> PAGEREF _Toc237641200 \h </w:instrText>
+              <w:instrText xml:space="preserve"> PAGEREF _Toc237886984 \h </w:instrText>
             </w:r>
             <w:r>
               <w:rPr>
@@ -3712,7 +3720,7 @@
                 <w:noProof/>
                 <w:webHidden/>
               </w:rPr>
-              <w:t>28</w:t>
+              <w:t>29</w:t>
             </w:r>
             <w:r>
               <w:rPr>
@@ -3739,7 +3747,7 @@
               <w14:ligatures w14:val="standardContextual"/>
             </w:rPr>
           </w:pPr>
-          <w:hyperlink w:anchor="_Toc237641201" w:history="1">
+          <w:hyperlink w:anchor="_Toc237886985" w:history="1">
             <w:r>
               <w:rPr>
                 <w:rStyle w:val="Hyperlink"/>
@@ -3766,7 +3774,7 @@
                 <w:noProof/>
                 <w:webHidden/>
               </w:rPr>
-              <w:instrText xml:space="preserve"> PAGEREF _Toc237641201 \h </w:instrText>
+              <w:instrText xml:space="preserve"> PAGEREF _Toc237886985 \h </w:instrText>
             </w:r>
             <w:r>
               <w:rPr>
@@ -3786,7 +3794,7 @@
                 <w:noProof/>
                 <w:webHidden/>
               </w:rPr>
-              <w:t>28</w:t>
+              <w:t>29</w:t>
             </w:r>
             <w:r>
               <w:rPr>
@@ -3813,10 +3821,11 @@
               <w14:ligatures w14:val="standardContextual"/>
             </w:rPr>
           </w:pPr>
-          <w:hyperlink w:anchor="_Toc237641202" w:history="1">
+          <w:hyperlink w:anchor="_Toc237886986" w:history="1">
             <w:r>
               <w:rPr>
                 <w:rStyle w:val="Hyperlink"/>
+                <w:rFonts w:cs="Calibri"/>
                 <w:noProof/>
               </w:rPr>
               <w:t>Meal Plan and Recipe Generation – Farhad</w:t>
@@ -3840,7 +3849,7 @@
                 <w:noProof/>
                 <w:webHidden/>
               </w:rPr>
-              <w:instrText xml:space="preserve"> PAGEREF _Toc237641202 \h </w:instrText>
+              <w:instrText xml:space="preserve"> PAGEREF _Toc237886986 \h </w:instrText>
             </w:r>
             <w:r>
               <w:rPr>
@@ -3860,7 +3869,7 @@
                 <w:noProof/>
                 <w:webHidden/>
               </w:rPr>
-              <w:t>28</w:t>
+              <w:t>29</w:t>
             </w:r>
             <w:r>
               <w:rPr>
@@ -3887,7 +3896,7 @@
               <w14:ligatures w14:val="standardContextual"/>
             </w:rPr>
           </w:pPr>
-          <w:hyperlink w:anchor="_Toc237641203" w:history="1">
+          <w:hyperlink w:anchor="_Toc237886987" w:history="1">
             <w:r>
               <w:rPr>
                 <w:rStyle w:val="Hyperlink"/>
@@ -3914,7 +3923,7 @@
                 <w:noProof/>
                 <w:webHidden/>
               </w:rPr>
-              <w:instrText xml:space="preserve"> PAGEREF _Toc237641203 \h </w:instrText>
+              <w:instrText xml:space="preserve"> PAGEREF _Toc237886987 \h </w:instrText>
             </w:r>
             <w:r>
               <w:rPr>
@@ -3934,7 +3943,7 @@
                 <w:noProof/>
                 <w:webHidden/>
               </w:rPr>
-              <w:t>28</w:t>
+              <w:t>29</w:t>
             </w:r>
             <w:r>
               <w:rPr>
@@ -3961,7 +3970,7 @@
               <w14:ligatures w14:val="standardContextual"/>
             </w:rPr>
           </w:pPr>
-          <w:hyperlink w:anchor="_Toc237641204" w:history="1">
+          <w:hyperlink w:anchor="_Toc237886988" w:history="1">
             <w:r>
               <w:rPr>
                 <w:rStyle w:val="Hyperlink"/>
@@ -3988,7 +3997,7 @@
                 <w:noProof/>
                 <w:webHidden/>
               </w:rPr>
-              <w:instrText xml:space="preserve"> PAGEREF _Toc237641204 \h </w:instrText>
+              <w:instrText xml:space="preserve"> PAGEREF _Toc237886988 \h </w:instrText>
             </w:r>
             <w:r>
               <w:rPr>
@@ -4008,7 +4017,7 @@
                 <w:noProof/>
                 <w:webHidden/>
               </w:rPr>
-              <w:t>29</w:t>
+              <w:t>30</w:t>
             </w:r>
             <w:r>
               <w:rPr>
@@ -4035,7 +4044,7 @@
               <w14:ligatures w14:val="standardContextual"/>
             </w:rPr>
           </w:pPr>
-          <w:hyperlink w:anchor="_Toc237641205" w:history="1">
+          <w:hyperlink w:anchor="_Toc237886989" w:history="1">
             <w:r>
               <w:rPr>
                 <w:rStyle w:val="Hyperlink"/>
@@ -4062,7 +4071,7 @@
                 <w:noProof/>
                 <w:webHidden/>
               </w:rPr>
-              <w:instrText xml:space="preserve"> PAGEREF _Toc237641205 \h </w:instrText>
+              <w:instrText xml:space="preserve"> PAGEREF _Toc237886989 \h </w:instrText>
             </w:r>
             <w:r>
               <w:rPr>
@@ -4082,7 +4091,7 @@
                 <w:noProof/>
                 <w:webHidden/>
               </w:rPr>
-              <w:t>29</w:t>
+              <w:t>30</w:t>
             </w:r>
             <w:r>
               <w:rPr>
@@ -4109,7 +4118,7 @@
               <w14:ligatures w14:val="standardContextual"/>
             </w:rPr>
           </w:pPr>
-          <w:hyperlink w:anchor="_Toc237641206" w:history="1">
+          <w:hyperlink w:anchor="_Toc237886990" w:history="1">
             <w:r>
               <w:rPr>
                 <w:rStyle w:val="Hyperlink"/>
@@ -4136,7 +4145,7 @@
                 <w:noProof/>
                 <w:webHidden/>
               </w:rPr>
-              <w:instrText xml:space="preserve"> PAGEREF _Toc237641206 \h </w:instrText>
+              <w:instrText xml:space="preserve"> PAGEREF _Toc237886990 \h </w:instrText>
             </w:r>
             <w:r>
               <w:rPr>
@@ -4156,7 +4165,7 @@
                 <w:noProof/>
                 <w:webHidden/>
               </w:rPr>
-              <w:t>29</w:t>
+              <w:t>30</w:t>
             </w:r>
             <w:r>
               <w:rPr>
@@ -4183,7 +4192,7 @@
               <w14:ligatures w14:val="standardContextual"/>
             </w:rPr>
           </w:pPr>
-          <w:hyperlink w:anchor="_Toc237641207" w:history="1">
+          <w:hyperlink w:anchor="_Toc237886991" w:history="1">
             <w:r>
               <w:rPr>
                 <w:rStyle w:val="Hyperlink"/>
@@ -4210,7 +4219,7 @@
                 <w:noProof/>
                 <w:webHidden/>
               </w:rPr>
-              <w:instrText xml:space="preserve"> PAGEREF _Toc237641207 \h </w:instrText>
+              <w:instrText xml:space="preserve"> PAGEREF _Toc237886991 \h </w:instrText>
             </w:r>
             <w:r>
               <w:rPr>
@@ -4230,7 +4239,7 @@
                 <w:noProof/>
                 <w:webHidden/>
               </w:rPr>
-              <w:t>29</w:t>
+              <w:t>30</w:t>
             </w:r>
             <w:r>
               <w:rPr>
@@ -4257,7 +4266,7 @@
               <w14:ligatures w14:val="standardContextual"/>
             </w:rPr>
           </w:pPr>
-          <w:hyperlink w:anchor="_Toc237641208" w:history="1">
+          <w:hyperlink w:anchor="_Toc237886992" w:history="1">
             <w:r>
               <w:rPr>
                 <w:rStyle w:val="Hyperlink"/>
@@ -4284,7 +4293,7 @@
                 <w:noProof/>
                 <w:webHidden/>
               </w:rPr>
-              <w:instrText xml:space="preserve"> PAGEREF _Toc237641208 \h </w:instrText>
+              <w:instrText xml:space="preserve"> PAGEREF _Toc237886992 \h </w:instrText>
             </w:r>
             <w:r>
               <w:rPr>
@@ -4304,7 +4313,7 @@
                 <w:noProof/>
                 <w:webHidden/>
               </w:rPr>
-              <w:t>30</w:t>
+              <w:t>31</w:t>
             </w:r>
             <w:r>
               <w:rPr>
@@ -4331,7 +4340,7 @@
               <w14:ligatures w14:val="standardContextual"/>
             </w:rPr>
           </w:pPr>
-          <w:hyperlink w:anchor="_Toc237641209" w:history="1">
+          <w:hyperlink w:anchor="_Toc237886993" w:history="1">
             <w:r>
               <w:rPr>
                 <w:rStyle w:val="Hyperlink"/>
@@ -4358,7 +4367,7 @@
                 <w:noProof/>
                 <w:webHidden/>
               </w:rPr>
-              <w:instrText xml:space="preserve"> PAGEREF _Toc237641209 \h </w:instrText>
+              <w:instrText xml:space="preserve"> PAGEREF _Toc237886993 \h </w:instrText>
             </w:r>
             <w:r>
               <w:rPr>
@@ -4378,7 +4387,7 @@
                 <w:noProof/>
                 <w:webHidden/>
               </w:rPr>
-              <w:t>30</w:t>
+              <w:t>31</w:t>
             </w:r>
             <w:r>
               <w:rPr>
@@ -4405,7 +4414,7 @@
               <w14:ligatures w14:val="standardContextual"/>
             </w:rPr>
           </w:pPr>
-          <w:hyperlink w:anchor="_Toc237641210" w:history="1">
+          <w:hyperlink w:anchor="_Toc237886994" w:history="1">
             <w:r>
               <w:rPr>
                 <w:rStyle w:val="Hyperlink"/>
@@ -4432,7 +4441,7 @@
                 <w:noProof/>
                 <w:webHidden/>
               </w:rPr>
-              <w:instrText xml:space="preserve"> PAGEREF _Toc237641210 \h </w:instrText>
+              <w:instrText xml:space="preserve"> PAGEREF _Toc237886994 \h </w:instrText>
             </w:r>
             <w:r>
               <w:rPr>
@@ -4452,7 +4461,7 @@
                 <w:noProof/>
                 <w:webHidden/>
               </w:rPr>
-              <w:t>31</w:t>
+              <w:t>32</w:t>
             </w:r>
             <w:r>
               <w:rPr>
@@ -4479,7 +4488,7 @@
               <w14:ligatures w14:val="standardContextual"/>
             </w:rPr>
           </w:pPr>
-          <w:hyperlink w:anchor="_Toc237641211" w:history="1">
+          <w:hyperlink w:anchor="_Toc237886995" w:history="1">
             <w:r>
               <w:rPr>
                 <w:rStyle w:val="Hyperlink"/>
@@ -4506,7 +4515,7 @@
                 <w:noProof/>
                 <w:webHidden/>
               </w:rPr>
-              <w:instrText xml:space="preserve"> PAGEREF _Toc237641211 \h </w:instrText>
+              <w:instrText xml:space="preserve"> PAGEREF _Toc237886995 \h </w:instrText>
             </w:r>
             <w:r>
               <w:rPr>
@@ -4526,7 +4535,7 @@
                 <w:noProof/>
                 <w:webHidden/>
               </w:rPr>
-              <w:t>31</w:t>
+              <w:t>32</w:t>
             </w:r>
             <w:r>
               <w:rPr>
@@ -4553,7 +4562,7 @@
               <w14:ligatures w14:val="standardContextual"/>
             </w:rPr>
           </w:pPr>
-          <w:hyperlink w:anchor="_Toc237641212" w:history="1">
+          <w:hyperlink w:anchor="_Toc237886996" w:history="1">
             <w:r>
               <w:rPr>
                 <w:rStyle w:val="Hyperlink"/>
@@ -4580,7 +4589,7 @@
                 <w:noProof/>
                 <w:webHidden/>
               </w:rPr>
-              <w:instrText xml:space="preserve"> PAGEREF _Toc237641212 \h </w:instrText>
+              <w:instrText xml:space="preserve"> PAGEREF _Toc237886996 \h </w:instrText>
             </w:r>
             <w:r>
               <w:rPr>
@@ -4600,7 +4609,7 @@
                 <w:noProof/>
                 <w:webHidden/>
               </w:rPr>
-              <w:t>35</w:t>
+              <w:t>36</w:t>
             </w:r>
             <w:r>
               <w:rPr>
@@ -4627,7 +4636,7 @@
               <w14:ligatures w14:val="standardContextual"/>
             </w:rPr>
           </w:pPr>
-          <w:hyperlink w:anchor="_Toc237641213" w:history="1">
+          <w:hyperlink w:anchor="_Toc237886997" w:history="1">
             <w:r>
               <w:rPr>
                 <w:rStyle w:val="Hyperlink"/>
@@ -4654,7 +4663,7 @@
                 <w:noProof/>
                 <w:webHidden/>
               </w:rPr>
-              <w:instrText xml:space="preserve"> PAGEREF _Toc237641213 \h </w:instrText>
+              <w:instrText xml:space="preserve"> PAGEREF _Toc237886997 \h </w:instrText>
             </w:r>
             <w:r>
               <w:rPr>
@@ -4674,7 +4683,7 @@
                 <w:noProof/>
                 <w:webHidden/>
               </w:rPr>
-              <w:t>35</w:t>
+              <w:t>36</w:t>
             </w:r>
             <w:r>
               <w:rPr>
@@ -4709,7 +4718,7 @@
       <w:pPr>
         <w:pStyle w:val="Heading1"/>
       </w:pPr>
-      <w:bookmarkStart w:id="0" w:name="_Toc237641155"/>
+      <w:bookmarkStart w:id="0" w:name="_Toc237886939"/>
       <w:r>
         <w:lastRenderedPageBreak/>
         <w:t>Project Background and Justification</w:t>
@@ -4726,7 +4735,7 @@
         <w:pStyle w:val="ListParagraph"/>
         <w:numPr>
           <w:ilvl w:val="0"/>
-          <w:numId w:val="26"/>
+          <w:numId w:val="9"/>
         </w:numPr>
       </w:pPr>
       <w:r>
@@ -4764,7 +4773,7 @@
         <w:pStyle w:val="ListParagraph"/>
         <w:numPr>
           <w:ilvl w:val="0"/>
-          <w:numId w:val="26"/>
+          <w:numId w:val="9"/>
         </w:numPr>
       </w:pPr>
       <w:r>
@@ -4808,7 +4817,7 @@
         <w:pStyle w:val="ListParagraph"/>
         <w:numPr>
           <w:ilvl w:val="0"/>
-          <w:numId w:val="26"/>
+          <w:numId w:val="9"/>
         </w:numPr>
       </w:pPr>
       <w:r>
@@ -4846,7 +4855,7 @@
         <w:pStyle w:val="ListParagraph"/>
         <w:numPr>
           <w:ilvl w:val="0"/>
-          <w:numId w:val="26"/>
+          <w:numId w:val="9"/>
         </w:numPr>
       </w:pPr>
       <w:r>
@@ -4883,7 +4892,7 @@
       <w:pPr>
         <w:pStyle w:val="Heading1"/>
       </w:pPr>
-      <w:bookmarkStart w:id="1" w:name="_Toc237641156"/>
+      <w:bookmarkStart w:id="1" w:name="_Toc237886940"/>
       <w:r>
         <w:lastRenderedPageBreak/>
         <w:t>Problem Statement and Project Objectives</w:t>
@@ -4900,7 +4909,7 @@
         <w:pStyle w:val="Heading2"/>
       </w:pPr>
       <w:bookmarkStart w:id="2" w:name="_Toc236433799"/>
-      <w:bookmarkStart w:id="3" w:name="_Toc237641157"/>
+      <w:bookmarkStart w:id="3" w:name="_Toc237886941"/>
       <w:r>
         <w:t>Problem Statement</w:t>
       </w:r>
@@ -4912,7 +4921,7 @@
         <w:pStyle w:val="ListParagraph"/>
         <w:numPr>
           <w:ilvl w:val="0"/>
-          <w:numId w:val="26"/>
+          <w:numId w:val="9"/>
         </w:numPr>
       </w:pPr>
       <w:r>
@@ -4931,7 +4940,7 @@
         <w:pStyle w:val="ListParagraph"/>
         <w:numPr>
           <w:ilvl w:val="0"/>
-          <w:numId w:val="26"/>
+          <w:numId w:val="9"/>
         </w:numPr>
       </w:pPr>
       <w:r>
@@ -4950,7 +4959,7 @@
         <w:pStyle w:val="ListParagraph"/>
         <w:numPr>
           <w:ilvl w:val="0"/>
-          <w:numId w:val="26"/>
+          <w:numId w:val="9"/>
         </w:numPr>
       </w:pPr>
       <w:r>
@@ -4970,7 +4979,7 @@
         <w:pStyle w:val="Heading2"/>
       </w:pPr>
       <w:bookmarkStart w:id="4" w:name="_Toc236433800"/>
-      <w:bookmarkStart w:id="5" w:name="_Toc237641158"/>
+      <w:bookmarkStart w:id="5" w:name="_Toc237886942"/>
       <w:r>
         <w:t>Project Objectives</w:t>
       </w:r>
@@ -4996,7 +5005,7 @@
         <w:pStyle w:val="ListParagraph"/>
         <w:numPr>
           <w:ilvl w:val="0"/>
-          <w:numId w:val="32"/>
+          <w:numId w:val="10"/>
         </w:numPr>
       </w:pPr>
       <w:r>
@@ -5039,7 +5048,7 @@
         <w:pStyle w:val="ListParagraph"/>
         <w:numPr>
           <w:ilvl w:val="0"/>
-          <w:numId w:val="33"/>
+          <w:numId w:val="11"/>
         </w:numPr>
       </w:pPr>
       <w:r>
@@ -5106,7 +5115,7 @@
         <w:pStyle w:val="ListParagraph"/>
         <w:numPr>
           <w:ilvl w:val="0"/>
-          <w:numId w:val="34"/>
+          <w:numId w:val="12"/>
         </w:numPr>
       </w:pPr>
       <w:r>
@@ -5163,7 +5172,7 @@
         <w:pStyle w:val="ListParagraph"/>
         <w:numPr>
           <w:ilvl w:val="0"/>
-          <w:numId w:val="35"/>
+          <w:numId w:val="13"/>
         </w:numPr>
       </w:pPr>
       <w:r>
@@ -5223,7 +5232,7 @@
       <w:pPr>
         <w:pStyle w:val="Heading1"/>
       </w:pPr>
-      <w:bookmarkStart w:id="6" w:name="_Toc237641159"/>
+      <w:bookmarkStart w:id="6" w:name="_Toc237886943"/>
       <w:r>
         <w:lastRenderedPageBreak/>
         <w:t>Innovative Aspects</w:t>
@@ -5240,7 +5249,7 @@
         <w:pStyle w:val="ListParagraph"/>
         <w:numPr>
           <w:ilvl w:val="0"/>
-          <w:numId w:val="37"/>
+          <w:numId w:val="14"/>
         </w:numPr>
       </w:pPr>
       <w:r>
@@ -5278,7 +5287,7 @@
         <w:pStyle w:val="ListParagraph"/>
         <w:numPr>
           <w:ilvl w:val="0"/>
-          <w:numId w:val="37"/>
+          <w:numId w:val="14"/>
         </w:numPr>
       </w:pPr>
       <w:r>
@@ -5316,7 +5325,7 @@
         <w:pStyle w:val="ListParagraph"/>
         <w:numPr>
           <w:ilvl w:val="0"/>
-          <w:numId w:val="37"/>
+          <w:numId w:val="14"/>
         </w:numPr>
       </w:pPr>
       <w:r>
@@ -5357,7 +5366,7 @@
         <w:pStyle w:val="ListParagraph"/>
         <w:numPr>
           <w:ilvl w:val="0"/>
-          <w:numId w:val="37"/>
+          <w:numId w:val="14"/>
         </w:numPr>
       </w:pPr>
       <w:r>
@@ -5388,7 +5397,15 @@
         <w:t>:</w:t>
       </w:r>
       <w:r>
-        <w:t xml:space="preserve"> While users can technically use standard LLM web interfaces (like ChatGPT) to ask for recipes, doing so requires manual prompt engineering, external nutritional calculators, and manual transcription into a separate notes app for shopping. The innovation here lies in system integration. The application combines complex AI prompting, nutritional dataset querying, and list management into a single, cohesive Android application interface, completely removing the technical conflict for the end-user.</w:t>
+        <w:t xml:space="preserve"> While users can technically use standard LLM web interfaces (like ChatGPT) to ask for recipes, doing so requires manual prompt engineering, external nutritional calculators, and manual transcription into a separate </w:t>
+      </w:r>
+      <w:proofErr w:type="gramStart"/>
+      <w:r>
+        <w:t>notes</w:t>
+      </w:r>
+      <w:proofErr w:type="gramEnd"/>
+      <w:r>
+        <w:t xml:space="preserve"> app for shopping. The innovation here lies in system integration. The application combines complex AI prompting, nutritional dataset querying, and list management into a single, cohesive Android application interface, completely removing the technical conflict for the end-user.</w:t>
       </w:r>
     </w:p>
     <w:p>
@@ -5400,7 +5417,7 @@
       <w:pPr>
         <w:pStyle w:val="Heading1"/>
       </w:pPr>
-      <w:bookmarkStart w:id="7" w:name="_Toc237641160"/>
+      <w:bookmarkStart w:id="7" w:name="_Toc237886944"/>
       <w:r>
         <w:lastRenderedPageBreak/>
         <w:t>Project Scope</w:t>
@@ -5425,7 +5442,7 @@
       <w:pPr>
         <w:pStyle w:val="Heading2"/>
       </w:pPr>
-      <w:bookmarkStart w:id="8" w:name="_Toc237641161"/>
+      <w:bookmarkStart w:id="8" w:name="_Toc237886945"/>
       <w:r>
         <w:t>In scope</w:t>
       </w:r>
@@ -5441,7 +5458,7 @@
         <w:pStyle w:val="ListParagraph"/>
         <w:numPr>
           <w:ilvl w:val="0"/>
-          <w:numId w:val="20"/>
+          <w:numId w:val="5"/>
         </w:numPr>
       </w:pPr>
       <w:r>
@@ -5453,7 +5470,7 @@
         <w:pStyle w:val="ListParagraph"/>
         <w:numPr>
           <w:ilvl w:val="0"/>
-          <w:numId w:val="20"/>
+          <w:numId w:val="5"/>
         </w:numPr>
       </w:pPr>
       <w:r>
@@ -5465,7 +5482,7 @@
         <w:pStyle w:val="ListParagraph"/>
         <w:numPr>
           <w:ilvl w:val="0"/>
-          <w:numId w:val="20"/>
+          <w:numId w:val="5"/>
         </w:numPr>
       </w:pPr>
       <w:r>
@@ -5477,7 +5494,7 @@
         <w:pStyle w:val="ListParagraph"/>
         <w:numPr>
           <w:ilvl w:val="0"/>
-          <w:numId w:val="20"/>
+          <w:numId w:val="5"/>
         </w:numPr>
       </w:pPr>
       <w:r>
@@ -5489,7 +5506,7 @@
         <w:pStyle w:val="ListParagraph"/>
         <w:numPr>
           <w:ilvl w:val="0"/>
-          <w:numId w:val="20"/>
+          <w:numId w:val="5"/>
         </w:numPr>
       </w:pPr>
       <w:r>
@@ -5501,7 +5518,7 @@
         <w:pStyle w:val="ListParagraph"/>
         <w:numPr>
           <w:ilvl w:val="0"/>
-          <w:numId w:val="20"/>
+          <w:numId w:val="5"/>
         </w:numPr>
       </w:pPr>
       <w:r>
@@ -5513,7 +5530,7 @@
         <w:pStyle w:val="ListParagraph"/>
         <w:numPr>
           <w:ilvl w:val="0"/>
-          <w:numId w:val="20"/>
+          <w:numId w:val="5"/>
         </w:numPr>
       </w:pPr>
       <w:r>
@@ -5525,7 +5542,7 @@
         <w:pStyle w:val="ListParagraph"/>
         <w:numPr>
           <w:ilvl w:val="0"/>
-          <w:numId w:val="20"/>
+          <w:numId w:val="5"/>
         </w:numPr>
       </w:pPr>
       <w:r>
@@ -5537,7 +5554,7 @@
         <w:pStyle w:val="ListParagraph"/>
         <w:numPr>
           <w:ilvl w:val="0"/>
-          <w:numId w:val="20"/>
+          <w:numId w:val="5"/>
         </w:numPr>
       </w:pPr>
       <w:r>
@@ -5549,7 +5566,7 @@
         <w:pStyle w:val="ListParagraph"/>
         <w:numPr>
           <w:ilvl w:val="0"/>
-          <w:numId w:val="20"/>
+          <w:numId w:val="5"/>
         </w:numPr>
       </w:pPr>
       <w:r>
@@ -5561,7 +5578,7 @@
       <w:pPr>
         <w:pStyle w:val="Heading2"/>
       </w:pPr>
-      <w:bookmarkStart w:id="9" w:name="_Toc237641162"/>
+      <w:bookmarkStart w:id="9" w:name="_Toc237886946"/>
       <w:r>
         <w:t>Out of scope</w:t>
       </w:r>
@@ -5583,7 +5600,7 @@
         <w:pStyle w:val="ListParagraph"/>
         <w:numPr>
           <w:ilvl w:val="0"/>
-          <w:numId w:val="21"/>
+          <w:numId w:val="6"/>
         </w:numPr>
       </w:pPr>
       <w:r>
@@ -5595,7 +5612,7 @@
         <w:pStyle w:val="ListParagraph"/>
         <w:numPr>
           <w:ilvl w:val="0"/>
-          <w:numId w:val="21"/>
+          <w:numId w:val="6"/>
         </w:numPr>
       </w:pPr>
       <w:r>
@@ -5607,7 +5624,7 @@
         <w:pStyle w:val="ListParagraph"/>
         <w:numPr>
           <w:ilvl w:val="0"/>
-          <w:numId w:val="21"/>
+          <w:numId w:val="6"/>
         </w:numPr>
       </w:pPr>
       <w:r>
@@ -5619,7 +5636,7 @@
         <w:pStyle w:val="ListParagraph"/>
         <w:numPr>
           <w:ilvl w:val="0"/>
-          <w:numId w:val="21"/>
+          <w:numId w:val="6"/>
         </w:numPr>
       </w:pPr>
       <w:r>
@@ -5631,7 +5648,7 @@
         <w:pStyle w:val="ListParagraph"/>
         <w:numPr>
           <w:ilvl w:val="0"/>
-          <w:numId w:val="21"/>
+          <w:numId w:val="6"/>
         </w:numPr>
       </w:pPr>
       <w:r>
@@ -5643,7 +5660,7 @@
         <w:pStyle w:val="ListParagraph"/>
         <w:numPr>
           <w:ilvl w:val="0"/>
-          <w:numId w:val="21"/>
+          <w:numId w:val="6"/>
         </w:numPr>
       </w:pPr>
       <w:r>
@@ -5661,7 +5678,7 @@
         <w:pStyle w:val="ListParagraph"/>
         <w:numPr>
           <w:ilvl w:val="0"/>
-          <w:numId w:val="21"/>
+          <w:numId w:val="6"/>
         </w:numPr>
       </w:pPr>
       <w:r>
@@ -5675,7 +5692,7 @@
       <w:pPr>
         <w:pStyle w:val="Heading1"/>
       </w:pPr>
-      <w:bookmarkStart w:id="10" w:name="_Toc237641163"/>
+      <w:bookmarkStart w:id="10" w:name="_Toc237886947"/>
       <w:r>
         <w:lastRenderedPageBreak/>
         <w:t>Assumptions and Constraints</w:t>
@@ -5686,7 +5703,7 @@
       <w:pPr>
         <w:pStyle w:val="Heading2"/>
       </w:pPr>
-      <w:bookmarkStart w:id="11" w:name="_Toc237641164"/>
+      <w:bookmarkStart w:id="11" w:name="_Toc237886948"/>
       <w:r>
         <w:t>Assumptions</w:t>
       </w:r>
@@ -5803,7 +5820,7 @@
       <w:pPr>
         <w:pStyle w:val="Heading2"/>
       </w:pPr>
-      <w:bookmarkStart w:id="12" w:name="_Toc237641165"/>
+      <w:bookmarkStart w:id="12" w:name="_Toc237886949"/>
       <w:r>
         <w:t>Constraints</w:t>
       </w:r>
@@ -5970,7 +5987,7 @@
       <w:pPr>
         <w:pStyle w:val="Heading1"/>
       </w:pPr>
-      <w:bookmarkStart w:id="13" w:name="_Toc237641166"/>
+      <w:bookmarkStart w:id="13" w:name="_Toc237886950"/>
       <w:r>
         <w:lastRenderedPageBreak/>
         <w:t>System Design</w:t>
@@ -6120,7 +6137,7 @@
       <w:pPr>
         <w:pStyle w:val="Heading2"/>
       </w:pPr>
-      <w:bookmarkStart w:id="14" w:name="_Toc237641167"/>
+      <w:bookmarkStart w:id="14" w:name="_Toc237886951"/>
       <w:r>
         <w:t>Use Case Diagram</w:t>
       </w:r>
@@ -6142,7 +6159,7 @@
       <w:pPr>
         <w:pStyle w:val="Heading2"/>
       </w:pPr>
-      <w:bookmarkStart w:id="15" w:name="_Toc237641168"/>
+      <w:bookmarkStart w:id="15" w:name="_Toc237886952"/>
       <w:r>
         <w:t>Stakeholde</w:t>
       </w:r>
@@ -6198,7 +6215,7 @@
       <w:pPr>
         <w:pStyle w:val="Heading2"/>
       </w:pPr>
-      <w:bookmarkStart w:id="16" w:name="_Toc237641169"/>
+      <w:bookmarkStart w:id="16" w:name="_Toc237886953"/>
       <w:r>
         <w:lastRenderedPageBreak/>
         <w:t>Subsystems</w:t>
@@ -6210,7 +6227,7 @@
         <w:pStyle w:val="ListParagraph"/>
         <w:numPr>
           <w:ilvl w:val="0"/>
-          <w:numId w:val="22"/>
+          <w:numId w:val="7"/>
         </w:numPr>
       </w:pPr>
       <w:r>
@@ -6229,7 +6246,7 @@
         <w:pStyle w:val="ListParagraph"/>
         <w:numPr>
           <w:ilvl w:val="0"/>
-          <w:numId w:val="22"/>
+          <w:numId w:val="7"/>
         </w:numPr>
         <w:rPr>
           <w:b/>
@@ -6255,7 +6272,7 @@
         <w:pStyle w:val="ListParagraph"/>
         <w:numPr>
           <w:ilvl w:val="0"/>
-          <w:numId w:val="22"/>
+          <w:numId w:val="7"/>
         </w:numPr>
         <w:rPr>
           <w:b/>
@@ -6281,7 +6298,7 @@
         <w:pStyle w:val="ListParagraph"/>
         <w:numPr>
           <w:ilvl w:val="0"/>
-          <w:numId w:val="22"/>
+          <w:numId w:val="7"/>
         </w:numPr>
       </w:pPr>
       <w:r>
@@ -6303,7 +6320,7 @@
         <w:pStyle w:val="ListParagraph"/>
         <w:numPr>
           <w:ilvl w:val="0"/>
-          <w:numId w:val="22"/>
+          <w:numId w:val="7"/>
         </w:numPr>
       </w:pPr>
       <w:r>
@@ -6325,7 +6342,7 @@
         <w:pStyle w:val="ListParagraph"/>
         <w:numPr>
           <w:ilvl w:val="0"/>
-          <w:numId w:val="22"/>
+          <w:numId w:val="7"/>
         </w:numPr>
       </w:pPr>
       <w:r>
@@ -6347,7 +6364,7 @@
         <w:pStyle w:val="ListParagraph"/>
         <w:numPr>
           <w:ilvl w:val="0"/>
-          <w:numId w:val="22"/>
+          <w:numId w:val="7"/>
         </w:numPr>
         <w:rPr>
           <w:b/>
@@ -6380,7 +6397,7 @@
       <w:pPr>
         <w:pStyle w:val="Heading2"/>
       </w:pPr>
-      <w:bookmarkStart w:id="17" w:name="_Toc237641170"/>
+      <w:bookmarkStart w:id="17" w:name="_Toc237886954"/>
       <w:r>
         <w:t>External Entities</w:t>
       </w:r>
@@ -6391,7 +6408,7 @@
         <w:pStyle w:val="ListParagraph"/>
         <w:numPr>
           <w:ilvl w:val="0"/>
-          <w:numId w:val="5"/>
+          <w:numId w:val="4"/>
         </w:numPr>
         <w:rPr>
           <w:rStyle w:val="Strong"/>
@@ -6443,7 +6460,7 @@
         <w:pStyle w:val="ListParagraph"/>
         <w:numPr>
           <w:ilvl w:val="0"/>
-          <w:numId w:val="5"/>
+          <w:numId w:val="4"/>
         </w:numPr>
         <w:rPr>
           <w:rStyle w:val="Strong"/>
@@ -6495,7 +6512,7 @@
         <w:pStyle w:val="ListParagraph"/>
         <w:numPr>
           <w:ilvl w:val="0"/>
-          <w:numId w:val="5"/>
+          <w:numId w:val="4"/>
         </w:numPr>
         <w:rPr>
           <w:rStyle w:val="Strong"/>
@@ -6531,7 +6548,7 @@
       <w:pPr>
         <w:pStyle w:val="Heading2"/>
       </w:pPr>
-      <w:bookmarkStart w:id="18" w:name="_Toc237641171"/>
+      <w:bookmarkStart w:id="18" w:name="_Toc237886955"/>
       <w:r>
         <w:t>Context Diagram</w:t>
       </w:r>
@@ -6596,7 +6613,7 @@
       <w:pPr>
         <w:pStyle w:val="Heading1"/>
       </w:pPr>
-      <w:bookmarkStart w:id="19" w:name="_Toc237641172"/>
+      <w:bookmarkStart w:id="19" w:name="_Toc237886956"/>
       <w:r>
         <w:lastRenderedPageBreak/>
         <w:t>High-Level Requirements</w:t>
@@ -6620,7 +6637,7 @@
           <w:bCs w:val="0"/>
         </w:rPr>
       </w:pPr>
-      <w:bookmarkStart w:id="20" w:name="_Toc237641173"/>
+      <w:bookmarkStart w:id="20" w:name="_Toc237886957"/>
       <w:r>
         <w:t>Functional Requirements</w:t>
       </w:r>
@@ -6631,7 +6648,7 @@
         <w:pStyle w:val="ListParagraph"/>
         <w:numPr>
           <w:ilvl w:val="0"/>
-          <w:numId w:val="24"/>
+          <w:numId w:val="8"/>
         </w:numPr>
         <w:rPr>
           <w:b/>
@@ -6647,7 +6664,7 @@
         <w:pStyle w:val="ListParagraph"/>
         <w:numPr>
           <w:ilvl w:val="0"/>
-          <w:numId w:val="24"/>
+          <w:numId w:val="8"/>
         </w:numPr>
         <w:rPr>
           <w:b/>
@@ -6666,7 +6683,7 @@
         <w:pStyle w:val="ListParagraph"/>
         <w:numPr>
           <w:ilvl w:val="0"/>
-          <w:numId w:val="24"/>
+          <w:numId w:val="8"/>
         </w:numPr>
         <w:rPr>
           <w:b/>
@@ -6685,7 +6702,7 @@
         <w:pStyle w:val="ListParagraph"/>
         <w:numPr>
           <w:ilvl w:val="0"/>
-          <w:numId w:val="24"/>
+          <w:numId w:val="8"/>
         </w:numPr>
         <w:rPr>
           <w:rStyle w:val="Strong"/>
@@ -6706,7 +6723,7 @@
         <w:pStyle w:val="ListParagraph"/>
         <w:numPr>
           <w:ilvl w:val="0"/>
-          <w:numId w:val="24"/>
+          <w:numId w:val="8"/>
         </w:numPr>
         <w:rPr>
           <w:rStyle w:val="Strong"/>
@@ -6729,7 +6746,7 @@
         <w:pStyle w:val="ListParagraph"/>
         <w:numPr>
           <w:ilvl w:val="0"/>
-          <w:numId w:val="24"/>
+          <w:numId w:val="8"/>
         </w:numPr>
       </w:pPr>
       <w:r>
@@ -6744,7 +6761,7 @@
         <w:pStyle w:val="ListParagraph"/>
         <w:numPr>
           <w:ilvl w:val="0"/>
-          <w:numId w:val="24"/>
+          <w:numId w:val="8"/>
         </w:numPr>
       </w:pPr>
       <w:r>
@@ -6756,7 +6773,7 @@
         <w:pStyle w:val="ListParagraph"/>
         <w:numPr>
           <w:ilvl w:val="0"/>
-          <w:numId w:val="24"/>
+          <w:numId w:val="8"/>
         </w:numPr>
       </w:pPr>
       <w:r>
@@ -6768,7 +6785,7 @@
         <w:pStyle w:val="ListParagraph"/>
         <w:numPr>
           <w:ilvl w:val="0"/>
-          <w:numId w:val="24"/>
+          <w:numId w:val="8"/>
         </w:numPr>
       </w:pPr>
       <w:r>
@@ -6780,7 +6797,7 @@
         <w:pStyle w:val="ListParagraph"/>
         <w:numPr>
           <w:ilvl w:val="0"/>
-          <w:numId w:val="24"/>
+          <w:numId w:val="8"/>
         </w:numPr>
       </w:pPr>
       <w:r>
@@ -6792,7 +6809,7 @@
         <w:pStyle w:val="ListParagraph"/>
         <w:numPr>
           <w:ilvl w:val="0"/>
-          <w:numId w:val="24"/>
+          <w:numId w:val="8"/>
         </w:numPr>
       </w:pPr>
       <w:r>
@@ -6804,7 +6821,7 @@
         <w:pStyle w:val="ListParagraph"/>
         <w:numPr>
           <w:ilvl w:val="0"/>
-          <w:numId w:val="24"/>
+          <w:numId w:val="8"/>
         </w:numPr>
       </w:pPr>
       <w:r>
@@ -6816,7 +6833,7 @@
       <w:pPr>
         <w:pStyle w:val="Heading2"/>
       </w:pPr>
-      <w:bookmarkStart w:id="21" w:name="_Toc237641174"/>
+      <w:bookmarkStart w:id="21" w:name="_Toc237886958"/>
       <w:r>
         <w:t>Nonf</w:t>
       </w:r>
@@ -6917,7 +6934,7 @@
       <w:pPr>
         <w:pStyle w:val="Heading2"/>
       </w:pPr>
-      <w:bookmarkStart w:id="22" w:name="_Toc237641175"/>
+      <w:bookmarkStart w:id="22" w:name="_Toc237886959"/>
       <w:r>
         <w:lastRenderedPageBreak/>
         <w:t>Software Components</w:t>
@@ -7478,7 +7495,7 @@
       <w:pPr>
         <w:pStyle w:val="Heading1"/>
       </w:pPr>
-      <w:bookmarkStart w:id="23" w:name="_Toc237641176"/>
+      <w:bookmarkStart w:id="23" w:name="_Toc237886960"/>
       <w:r>
         <w:lastRenderedPageBreak/>
         <w:t xml:space="preserve">Work </w:t>
@@ -7556,7 +7573,7 @@
       <w:pPr>
         <w:pStyle w:val="Heading2"/>
       </w:pPr>
-      <w:bookmarkStart w:id="24" w:name="_Toc237641177"/>
+      <w:bookmarkStart w:id="24" w:name="_Toc237886961"/>
       <w:r>
         <w:lastRenderedPageBreak/>
         <w:t>Work Breakdown Structure</w:t>
@@ -8370,7 +8387,7 @@
       <w:pPr>
         <w:pStyle w:val="Heading1"/>
       </w:pPr>
-      <w:bookmarkStart w:id="25" w:name="_Toc237641178"/>
+      <w:bookmarkStart w:id="25" w:name="_Toc237886962"/>
       <w:r>
         <w:lastRenderedPageBreak/>
         <w:t>Delivery Roadmap</w:t>
@@ -8439,7 +8456,7 @@
       <w:pPr>
         <w:pStyle w:val="Heading1"/>
       </w:pPr>
-      <w:bookmarkStart w:id="26" w:name="_Toc237641179"/>
+      <w:bookmarkStart w:id="26" w:name="_Toc237886963"/>
       <w:r>
         <w:lastRenderedPageBreak/>
         <w:t>Risk Identification and Mitigation Plan</w:t>
@@ -9184,7 +9201,7 @@
       <w:pPr>
         <w:pStyle w:val="Heading1"/>
       </w:pPr>
-      <w:bookmarkStart w:id="27" w:name="_Toc237641180"/>
+      <w:bookmarkStart w:id="27" w:name="_Toc237886964"/>
       <w:r>
         <w:lastRenderedPageBreak/>
         <w:t>Quality Considerations</w:t>
@@ -9214,7 +9231,7 @@
         <w:pStyle w:val="ListParagraph"/>
         <w:numPr>
           <w:ilvl w:val="0"/>
-          <w:numId w:val="39"/>
+          <w:numId w:val="15"/>
         </w:numPr>
         <w:rPr>
           <w:lang w:val="en-IN"/>
@@ -9236,7 +9253,7 @@
         <w:pStyle w:val="ListParagraph"/>
         <w:numPr>
           <w:ilvl w:val="0"/>
-          <w:numId w:val="39"/>
+          <w:numId w:val="15"/>
         </w:numPr>
         <w:rPr>
           <w:lang w:val="en-IN"/>
@@ -9262,7 +9279,7 @@
         <w:pStyle w:val="ListParagraph"/>
         <w:numPr>
           <w:ilvl w:val="0"/>
-          <w:numId w:val="39"/>
+          <w:numId w:val="15"/>
         </w:numPr>
         <w:rPr>
           <w:lang w:val="en-IN"/>
@@ -9288,7 +9305,7 @@
         <w:pStyle w:val="ListParagraph"/>
         <w:numPr>
           <w:ilvl w:val="0"/>
-          <w:numId w:val="39"/>
+          <w:numId w:val="15"/>
         </w:numPr>
         <w:rPr>
           <w:lang w:val="en-IN"/>
@@ -9323,7 +9340,7 @@
         <w:pStyle w:val="ListParagraph"/>
         <w:numPr>
           <w:ilvl w:val="0"/>
-          <w:numId w:val="39"/>
+          <w:numId w:val="15"/>
         </w:numPr>
         <w:rPr>
           <w:lang w:val="en-IN"/>
@@ -9349,7 +9366,7 @@
         <w:pStyle w:val="ListParagraph"/>
         <w:numPr>
           <w:ilvl w:val="0"/>
-          <w:numId w:val="39"/>
+          <w:numId w:val="15"/>
         </w:numPr>
         <w:rPr>
           <w:lang w:val="en-IN"/>
@@ -9375,7 +9392,7 @@
         <w:pStyle w:val="ListParagraph"/>
         <w:numPr>
           <w:ilvl w:val="0"/>
-          <w:numId w:val="39"/>
+          <w:numId w:val="15"/>
         </w:numPr>
         <w:rPr>
           <w:lang w:val="en-IN"/>
@@ -9427,7 +9444,7 @@
       <w:pPr>
         <w:pStyle w:val="Heading1"/>
       </w:pPr>
-      <w:bookmarkStart w:id="28" w:name="_Toc237641181"/>
+      <w:bookmarkStart w:id="28" w:name="_Toc237886965"/>
       <w:r>
         <w:lastRenderedPageBreak/>
         <w:t>Team Structure, Roles and Responsibilities</w:t>
@@ -9443,7 +9460,7 @@
       <w:pPr>
         <w:pStyle w:val="Heading2"/>
       </w:pPr>
-      <w:bookmarkStart w:id="29" w:name="_Toc237641182"/>
+      <w:bookmarkStart w:id="29" w:name="_Toc237886966"/>
       <w:r>
         <w:t>Team Structure</w:t>
       </w:r>
@@ -9662,7 +9679,7 @@
       <w:pPr>
         <w:pStyle w:val="Heading2"/>
       </w:pPr>
-      <w:bookmarkStart w:id="30" w:name="_Toc237641183"/>
+      <w:bookmarkStart w:id="30" w:name="_Toc237886967"/>
       <w:r>
         <w:t>Roles</w:t>
       </w:r>
@@ -9688,7 +9705,7 @@
         <w:pStyle w:val="ListParagraph"/>
         <w:numPr>
           <w:ilvl w:val="0"/>
-          <w:numId w:val="42"/>
+          <w:numId w:val="18"/>
         </w:numPr>
       </w:pPr>
       <w:r>
@@ -9715,7 +9732,7 @@
         <w:pStyle w:val="ListParagraph"/>
         <w:numPr>
           <w:ilvl w:val="0"/>
-          <w:numId w:val="41"/>
+          <w:numId w:val="17"/>
         </w:numPr>
       </w:pPr>
       <w:r>
@@ -9742,7 +9759,7 @@
         <w:pStyle w:val="ListParagraph"/>
         <w:numPr>
           <w:ilvl w:val="0"/>
-          <w:numId w:val="40"/>
+          <w:numId w:val="16"/>
         </w:numPr>
       </w:pPr>
       <w:r>
@@ -9767,7 +9784,7 @@
       <w:pPr>
         <w:pStyle w:val="Heading2"/>
       </w:pPr>
-      <w:bookmarkStart w:id="31" w:name="_Toc237641184"/>
+      <w:bookmarkStart w:id="31" w:name="_Toc237886968"/>
       <w:r>
         <w:lastRenderedPageBreak/>
         <w:t>Responsibilities Matrix</w:t>
@@ -11119,7 +11136,7 @@
       <w:pPr>
         <w:pStyle w:val="Heading1"/>
       </w:pPr>
-      <w:bookmarkStart w:id="32" w:name="_Toc237641185"/>
+      <w:bookmarkStart w:id="32" w:name="_Toc237886969"/>
       <w:r>
         <w:lastRenderedPageBreak/>
         <w:t>Required Tools and Resources</w:t>
@@ -11278,6 +11295,7 @@
             <w:hideMark/>
           </w:tcPr>
           <w:p>
+            <w:proofErr w:type="spellStart"/>
             <w:r>
               <w:rPr>
                 <w:b/>
@@ -11285,6 +11303,7 @@
               </w:rPr>
               <w:t>PlantUML</w:t>
             </w:r>
+            <w:proofErr w:type="spellEnd"/>
           </w:p>
         </w:tc>
         <w:tc>
@@ -11499,7 +11518,7 @@
       <w:pPr>
         <w:pStyle w:val="Heading2"/>
       </w:pPr>
-      <w:bookmarkStart w:id="33" w:name="_Toc237641186"/>
+      <w:bookmarkStart w:id="33" w:name="_Toc237886970"/>
       <w:r>
         <w:lastRenderedPageBreak/>
         <w:t>Individual Contribution Declaration</w:t>
@@ -11565,7 +11584,7 @@
       <w:pPr>
         <w:pStyle w:val="Heading1"/>
       </w:pPr>
-      <w:bookmarkStart w:id="34" w:name="_Toc237641187"/>
+      <w:bookmarkStart w:id="34" w:name="_Toc237886971"/>
       <w:r>
         <w:lastRenderedPageBreak/>
         <w:t>Detailed Requirements and System Architecture</w:t>
@@ -11576,7 +11595,7 @@
       <w:pPr>
         <w:pStyle w:val="Heading2"/>
       </w:pPr>
-      <w:bookmarkStart w:id="35" w:name="_Toc237641188"/>
+      <w:bookmarkStart w:id="35" w:name="_Toc237886972"/>
       <w:r>
         <w:t>System Requirements</w:t>
       </w:r>
@@ -11591,7 +11610,7 @@
       <w:pPr>
         <w:pStyle w:val="Heading3"/>
       </w:pPr>
-      <w:bookmarkStart w:id="36" w:name="_Toc237641189"/>
+      <w:bookmarkStart w:id="36" w:name="_Toc237886973"/>
       <w:r>
         <w:t>User Profile and Mobile Interface</w:t>
       </w:r>
@@ -11605,7 +11624,7 @@
         <w:pStyle w:val="ListParagraph"/>
         <w:numPr>
           <w:ilvl w:val="0"/>
-          <w:numId w:val="40"/>
+          <w:numId w:val="16"/>
         </w:numPr>
       </w:pPr>
       <w:r>
@@ -11617,7 +11636,7 @@
         <w:pStyle w:val="ListParagraph"/>
         <w:numPr>
           <w:ilvl w:val="0"/>
-          <w:numId w:val="40"/>
+          <w:numId w:val="16"/>
         </w:numPr>
       </w:pPr>
       <w:r>
@@ -11629,7 +11648,7 @@
         <w:pStyle w:val="ListParagraph"/>
         <w:numPr>
           <w:ilvl w:val="0"/>
-          <w:numId w:val="40"/>
+          <w:numId w:val="16"/>
         </w:numPr>
       </w:pPr>
       <w:r>
@@ -11641,7 +11660,7 @@
         <w:pStyle w:val="ListParagraph"/>
         <w:numPr>
           <w:ilvl w:val="0"/>
-          <w:numId w:val="40"/>
+          <w:numId w:val="16"/>
         </w:numPr>
       </w:pPr>
       <w:r>
@@ -11653,7 +11672,7 @@
         <w:pStyle w:val="ListParagraph"/>
         <w:numPr>
           <w:ilvl w:val="0"/>
-          <w:numId w:val="40"/>
+          <w:numId w:val="16"/>
         </w:numPr>
       </w:pPr>
       <w:r>
@@ -11665,7 +11684,7 @@
         <w:pStyle w:val="ListParagraph"/>
         <w:numPr>
           <w:ilvl w:val="0"/>
-          <w:numId w:val="40"/>
+          <w:numId w:val="16"/>
         </w:numPr>
       </w:pPr>
       <w:r>
@@ -11677,14 +11696,19 @@
         <w:pStyle w:val="ListParagraph"/>
         <w:numPr>
           <w:ilvl w:val="0"/>
-          <w:numId w:val="40"/>
+          <w:numId w:val="16"/>
         </w:numPr>
       </w:pPr>
       <w:r>
         <w:t xml:space="preserve">The system shall provide interfaces for users to </w:t>
       </w:r>
-      <w:r>
-        <w:t xml:space="preserve">enter, </w:t>
+      <w:proofErr w:type="gramStart"/>
+      <w:r>
+        <w:t>enter,</w:t>
+      </w:r>
+      <w:proofErr w:type="gramEnd"/>
+      <w:r>
+        <w:t xml:space="preserve"> </w:t>
       </w:r>
       <w:r>
         <w:t>view and update information used for personalised meal planning.</w:t>
@@ -11695,7 +11719,7 @@
         <w:pStyle w:val="ListParagraph"/>
         <w:numPr>
           <w:ilvl w:val="0"/>
-          <w:numId w:val="40"/>
+          <w:numId w:val="16"/>
         </w:numPr>
       </w:pPr>
       <w:r>
@@ -11707,7 +11731,7 @@
         <w:pStyle w:val="ListParagraph"/>
         <w:numPr>
           <w:ilvl w:val="0"/>
-          <w:numId w:val="40"/>
+          <w:numId w:val="16"/>
         </w:numPr>
       </w:pPr>
       <w:r>
@@ -11718,7 +11742,7 @@
       <w:pPr>
         <w:pStyle w:val="Heading3"/>
       </w:pPr>
-      <w:bookmarkStart w:id="37" w:name="_Toc237641190"/>
+      <w:bookmarkStart w:id="37" w:name="_Toc237886974"/>
       <w:r>
         <w:t>AI Meal Plan and Recipe Generation</w:t>
       </w:r>
@@ -11727,19 +11751,65 @@
         <w:t xml:space="preserve"> </w:t>
       </w:r>
     </w:p>
+    <w:p>
+      <w:pPr>
+        <w:pStyle w:val="ListParagraph"/>
+        <w:numPr>
+          <w:ilvl w:val="0"/>
+          <w:numId w:val="16"/>
+        </w:numPr>
+      </w:pPr>
+      <w:r>
+        <w:t xml:space="preserve">The system shall integrate with an external Generative AI API to support the generation of personalised weekly meal plans and recipes. </w:t>
+      </w:r>
+    </w:p>
+    <w:p>
+      <w:pPr>
+        <w:pStyle w:val="ListParagraph"/>
+        <w:numPr>
+          <w:ilvl w:val="0"/>
+          <w:numId w:val="16"/>
+        </w:numPr>
+      </w:pPr>
+      <w:r>
+        <w:t xml:space="preserve">The system shall dynamically generate meal plans by processing the user's specific health goals, dietary restrictions, and available ingredients. </w:t>
+      </w:r>
+    </w:p>
+    <w:p>
+      <w:pPr>
+        <w:pStyle w:val="ListParagraph"/>
+        <w:numPr>
+          <w:ilvl w:val="0"/>
+          <w:numId w:val="16"/>
+        </w:numPr>
+      </w:pPr>
+      <w:r>
+        <w:t xml:space="preserve">The system shall generate recipes based on the user's meal plan and explicitly evaluate the user's available ingredients against required recipe items to provide suggestions for alternative ingredients where appropriate. </w:t>
+      </w:r>
+    </w:p>
+    <w:p>
+      <w:pPr>
+        <w:pStyle w:val="ListParagraph"/>
+        <w:numPr>
+          <w:ilvl w:val="0"/>
+          <w:numId w:val="16"/>
+        </w:numPr>
+      </w:pPr>
+      <w:r>
+        <w:t xml:space="preserve">The system shall ensure that the generation logic is separated into distinct components that communicate securely with the external Generative AI service. </w:t>
+      </w:r>
+    </w:p>
     <w:p/>
     <w:p>
       <w:pPr>
         <w:pStyle w:val="Heading3"/>
       </w:pPr>
-      <w:bookmarkStart w:id="38" w:name="_Toc237641191"/>
+      <w:bookmarkStart w:id="38" w:name="_Toc237886975"/>
       <w:r>
         <w:t>Nutrition, Grocery List and Data Storage</w:t>
       </w:r>
       <w:bookmarkEnd w:id="38"/>
     </w:p>
-    <w:p/>
-    <w:p/>
     <w:p>
       <w:pPr>
         <w:spacing w:after="160" w:line="259" w:lineRule="auto"/>
@@ -11750,15 +11820,12 @@
           <w:szCs w:val="32"/>
         </w:rPr>
       </w:pPr>
-      <w:r>
-        <w:br w:type="page"/>
-      </w:r>
     </w:p>
     <w:p>
       <w:pPr>
         <w:pStyle w:val="Heading2"/>
       </w:pPr>
-      <w:bookmarkStart w:id="39" w:name="_Toc237641192"/>
+      <w:bookmarkStart w:id="39" w:name="_Toc237886976"/>
       <w:r>
         <w:lastRenderedPageBreak/>
         <w:t>Functional Requirements</w:t>
@@ -11772,7 +11839,7 @@
       <w:pPr>
         <w:pStyle w:val="Heading3"/>
       </w:pPr>
-      <w:bookmarkStart w:id="40" w:name="_Toc237641193"/>
+      <w:bookmarkStart w:id="40" w:name="_Toc237886977"/>
       <w:r>
         <w:t>User Profile and Mobile Interface</w:t>
       </w:r>
@@ -11794,7 +11861,7 @@
         <w:pStyle w:val="ListParagraph"/>
         <w:numPr>
           <w:ilvl w:val="0"/>
-          <w:numId w:val="44"/>
+          <w:numId w:val="19"/>
         </w:numPr>
       </w:pPr>
       <w:r>
@@ -11806,7 +11873,7 @@
         <w:pStyle w:val="ListParagraph"/>
         <w:numPr>
           <w:ilvl w:val="0"/>
-          <w:numId w:val="44"/>
+          <w:numId w:val="19"/>
         </w:numPr>
       </w:pPr>
       <w:r>
@@ -11818,7 +11885,7 @@
         <w:pStyle w:val="ListParagraph"/>
         <w:numPr>
           <w:ilvl w:val="0"/>
-          <w:numId w:val="44"/>
+          <w:numId w:val="19"/>
         </w:numPr>
       </w:pPr>
       <w:r>
@@ -11830,7 +11897,7 @@
         <w:pStyle w:val="ListParagraph"/>
         <w:numPr>
           <w:ilvl w:val="0"/>
-          <w:numId w:val="44"/>
+          <w:numId w:val="19"/>
         </w:numPr>
       </w:pPr>
       <w:r>
@@ -11842,7 +11909,7 @@
         <w:pStyle w:val="ListParagraph"/>
         <w:numPr>
           <w:ilvl w:val="0"/>
-          <w:numId w:val="44"/>
+          <w:numId w:val="19"/>
         </w:numPr>
       </w:pPr>
       <w:r>
@@ -11854,7 +11921,7 @@
         <w:pStyle w:val="ListParagraph"/>
         <w:numPr>
           <w:ilvl w:val="0"/>
-          <w:numId w:val="44"/>
+          <w:numId w:val="19"/>
         </w:numPr>
       </w:pPr>
       <w:r>
@@ -11874,7 +11941,7 @@
         <w:pStyle w:val="ListParagraph"/>
         <w:numPr>
           <w:ilvl w:val="0"/>
-          <w:numId w:val="46"/>
+          <w:numId w:val="20"/>
         </w:numPr>
       </w:pPr>
       <w:r>
@@ -11886,7 +11953,7 @@
         <w:pStyle w:val="ListParagraph"/>
         <w:numPr>
           <w:ilvl w:val="0"/>
-          <w:numId w:val="46"/>
+          <w:numId w:val="20"/>
         </w:numPr>
       </w:pPr>
       <w:r>
@@ -11898,7 +11965,7 @@
         <w:pStyle w:val="ListParagraph"/>
         <w:numPr>
           <w:ilvl w:val="0"/>
-          <w:numId w:val="46"/>
+          <w:numId w:val="20"/>
         </w:numPr>
       </w:pPr>
       <w:r>
@@ -11910,7 +11977,7 @@
         <w:pStyle w:val="ListParagraph"/>
         <w:numPr>
           <w:ilvl w:val="0"/>
-          <w:numId w:val="46"/>
+          <w:numId w:val="20"/>
         </w:numPr>
       </w:pPr>
       <w:r>
@@ -11922,7 +11989,7 @@
         <w:pStyle w:val="ListParagraph"/>
         <w:numPr>
           <w:ilvl w:val="0"/>
-          <w:numId w:val="46"/>
+          <w:numId w:val="20"/>
         </w:numPr>
       </w:pPr>
       <w:r>
@@ -11934,33 +12001,120 @@
         <w:pStyle w:val="ListParagraph"/>
         <w:numPr>
           <w:ilvl w:val="0"/>
-          <w:numId w:val="46"/>
+          <w:numId w:val="20"/>
         </w:numPr>
       </w:pPr>
       <w:r>
         <w:t>The system shall provide appropriate feedback when required user input is missing or invalid.</w:t>
       </w:r>
     </w:p>
+    <w:p>
+      <w:pPr>
+        <w:pStyle w:val="Heading3"/>
+      </w:pPr>
+      <w:bookmarkStart w:id="41" w:name="_Toc237886978"/>
+      <w:r>
+        <w:t>AI Meal Plan and Recipe Generation</w:t>
+      </w:r>
+      <w:bookmarkEnd w:id="41"/>
+      <w:r>
+        <w:t xml:space="preserve"> </w:t>
+      </w:r>
+    </w:p>
+    <w:p>
+      <w:pPr>
+        <w:pStyle w:val="Heading4"/>
+      </w:pPr>
+      <w:r>
+        <w:t>Meal Plan Generator Component</w:t>
+      </w:r>
+    </w:p>
+    <w:p>
+      <w:pPr>
+        <w:numPr>
+          <w:ilvl w:val="0"/>
+          <w:numId w:val="22"/>
+        </w:numPr>
+        <w:spacing w:line="240" w:lineRule="auto"/>
+      </w:pPr>
+      <w:r>
+        <w:t xml:space="preserve">The system shall construct and transmit data requests to the GenAI API containing the user's health goals, dietary restrictions, and available ingredients. </w:t>
+      </w:r>
+    </w:p>
+    <w:p>
+      <w:pPr>
+        <w:numPr>
+          <w:ilvl w:val="0"/>
+          <w:numId w:val="22"/>
+        </w:numPr>
+        <w:spacing w:line="240" w:lineRule="auto"/>
+      </w:pPr>
+      <w:r>
+        <w:t xml:space="preserve">The system shall receive and format the generated meal plans into a weekly schedule for display within the Android application. </w:t>
+      </w:r>
+    </w:p>
+    <w:p>
+      <w:pPr>
+        <w:numPr>
+          <w:ilvl w:val="0"/>
+          <w:numId w:val="22"/>
+        </w:numPr>
+        <w:spacing w:line="240" w:lineRule="auto"/>
+      </w:pPr>
+      <w:r>
+        <w:t xml:space="preserve">The system shall provide users with the ability to regenerate results if the AI-generated responses are inaccurate or fail to satisfy user requirements. </w:t>
+      </w:r>
+    </w:p>
+    <w:p>
+      <w:pPr>
+        <w:pStyle w:val="Heading4"/>
+      </w:pPr>
+      <w:r>
+        <w:t>Recipe Generator Component</w:t>
+      </w:r>
+    </w:p>
+    <w:p>
+      <w:pPr>
+        <w:numPr>
+          <w:ilvl w:val="0"/>
+          <w:numId w:val="23"/>
+        </w:numPr>
+        <w:spacing w:line="240" w:lineRule="auto"/>
+      </w:pPr>
+      <w:r>
+        <w:t xml:space="preserve">The system shall generate recipes detailing the required ingredients, quantities, and preparation steps based on the generated meal plan and user requirements. </w:t>
+      </w:r>
+    </w:p>
+    <w:p>
+      <w:pPr>
+        <w:numPr>
+          <w:ilvl w:val="0"/>
+          <w:numId w:val="23"/>
+        </w:numPr>
+        <w:spacing w:line="240" w:lineRule="auto"/>
+      </w:pPr>
+      <w:r>
+        <w:t xml:space="preserve">The system shall cross-reference the required recipe ingredients against the user's documented available ingredients. </w:t>
+      </w:r>
+    </w:p>
+    <w:p>
+      <w:pPr>
+        <w:numPr>
+          <w:ilvl w:val="0"/>
+          <w:numId w:val="23"/>
+        </w:numPr>
+        <w:spacing w:line="240" w:lineRule="auto"/>
+      </w:pPr>
+      <w:r>
+        <w:t xml:space="preserve">The system shall prompt the GenAI API to suggest alternative ingredients if a required recipe item is not present in the user's available ingredients. </w:t>
+      </w:r>
+    </w:p>
     <w:p/>
     <w:p>
       <w:pPr>
         <w:pStyle w:val="Heading3"/>
       </w:pPr>
-      <w:bookmarkStart w:id="41" w:name="_Toc237641194"/>
-      <w:r>
-        <w:t>AI Meal Plan and Recipe Generation</w:t>
-      </w:r>
-      <w:bookmarkEnd w:id="41"/>
-      <w:r>
-        <w:t xml:space="preserve"> </w:t>
-      </w:r>
-    </w:p>
-    <w:p/>
-    <w:p>
-      <w:pPr>
-        <w:pStyle w:val="Heading3"/>
-      </w:pPr>
-      <w:bookmarkStart w:id="42" w:name="_Toc237641195"/>
+      <w:bookmarkStart w:id="42" w:name="_Toc237886979"/>
       <w:r>
         <w:t>Nutrition, Grocery List and Data Storage</w:t>
       </w:r>
@@ -11983,7 +12137,7 @@
       <w:pPr>
         <w:pStyle w:val="Heading2"/>
       </w:pPr>
-      <w:bookmarkStart w:id="43" w:name="_Toc237641196"/>
+      <w:bookmarkStart w:id="43" w:name="_Toc237886980"/>
       <w:r>
         <w:lastRenderedPageBreak/>
         <w:t>Non-Functional Requirements</w:t>
@@ -11993,26 +12147,134 @@
         <w:t xml:space="preserve"> </w:t>
       </w:r>
     </w:p>
+    <w:p>
+      <w:pPr>
+        <w:numPr>
+          <w:ilvl w:val="0"/>
+          <w:numId w:val="25"/>
+        </w:numPr>
+        <w:spacing w:after="160" w:line="240" w:lineRule="auto"/>
+      </w:pPr>
+      <w:r>
+        <w:rPr>
+          <w:b/>
+          <w:bCs/>
+        </w:rPr>
+        <w:t>Performance and Latency:</w:t>
+      </w:r>
+      <w:r>
+        <w:t xml:space="preserve"> The application should respond to user interactions within a reasonable amount of time during normal use. Specifically, asynchronous calls to the GenAI API must be managed efficiently on background threads so that the main Android UI remains responsive while meal plans are being generated. </w:t>
+      </w:r>
+    </w:p>
+    <w:p>
+      <w:pPr>
+        <w:numPr>
+          <w:ilvl w:val="0"/>
+          <w:numId w:val="25"/>
+        </w:numPr>
+        <w:spacing w:after="160" w:line="240" w:lineRule="auto"/>
+      </w:pPr>
+      <w:r>
+        <w:rPr>
+          <w:b/>
+          <w:bCs/>
+        </w:rPr>
+        <w:t>Reliability and Fault Tolerance:</w:t>
+      </w:r>
+      <w:r>
+        <w:t xml:space="preserve"> The application should handle errors or unavailable external services without unexpectedly crashing. This includes implementing graceful failure states and user-facing error messages if the GenAI API experiences downtime, rate-limiting, or returns </w:t>
+      </w:r>
+      <w:r>
+        <w:t>abnormal</w:t>
+      </w:r>
+      <w:r>
+        <w:t xml:space="preserve"> payloads. </w:t>
+      </w:r>
+    </w:p>
+    <w:p>
+      <w:pPr>
+        <w:numPr>
+          <w:ilvl w:val="0"/>
+          <w:numId w:val="25"/>
+        </w:numPr>
+        <w:spacing w:after="160" w:line="240" w:lineRule="auto"/>
+      </w:pPr>
+      <w:r>
+        <w:rPr>
+          <w:b/>
+          <w:bCs/>
+        </w:rPr>
+        <w:t>Algorithmic Accuracy:</w:t>
+      </w:r>
+      <w:r>
+        <w:t xml:space="preserve"> Generated meal plans and recipes should strictly follow the dietary requirements and restrictions provided by the user. The system must not compromise on absolute dietary constraints (e.g., suggesting a meat substitute to a strict vegan that is </w:t>
+      </w:r>
+      <w:proofErr w:type="gramStart"/>
+      <w:r>
+        <w:t>actually a</w:t>
+      </w:r>
+      <w:proofErr w:type="gramEnd"/>
+      <w:r>
+        <w:t xml:space="preserve"> dairy product). </w:t>
+      </w:r>
+    </w:p>
+    <w:p>
+      <w:pPr>
+        <w:numPr>
+          <w:ilvl w:val="0"/>
+          <w:numId w:val="25"/>
+        </w:numPr>
+        <w:spacing w:after="160" w:line="240" w:lineRule="auto"/>
+      </w:pPr>
+      <w:r>
+        <w:rPr>
+          <w:b/>
+          <w:bCs/>
+        </w:rPr>
+        <w:t>Security and Data Privacy:</w:t>
+      </w:r>
+      <w:r>
+        <w:t xml:space="preserve"> User information, including highly specific health goals and dietary requirements, must be handled and stored securely. Data transmitted to the external GenAI API must be anonymized to prevent the exposure of personally identifiable information. </w:t>
+      </w:r>
+    </w:p>
+    <w:p>
+      <w:pPr>
+        <w:numPr>
+          <w:ilvl w:val="0"/>
+          <w:numId w:val="25"/>
+        </w:numPr>
+        <w:spacing w:after="160" w:line="240" w:lineRule="auto"/>
+      </w:pPr>
+      <w:r>
+        <w:rPr>
+          <w:b/>
+          <w:bCs/>
+        </w:rPr>
+        <w:t>Platform Environment:</w:t>
+      </w:r>
+      <w:r>
+        <w:t xml:space="preserve"> The application must operate on compatible Android devices and be developed and tested using Android Studio. </w:t>
+      </w:r>
+    </w:p>
+    <w:p>
+      <w:pPr>
+        <w:pStyle w:val="Heading2"/>
+      </w:pPr>
+      <w:bookmarkStart w:id="44" w:name="_Toc237886981"/>
+      <w:r>
+        <w:t>Quality Standards and Metrics</w:t>
+      </w:r>
+      <w:bookmarkEnd w:id="44"/>
+      <w:r>
+        <w:t xml:space="preserve"> </w:t>
+      </w:r>
+    </w:p>
     <w:p/>
     <w:p>
       <w:pPr>
         <w:pStyle w:val="Heading2"/>
       </w:pPr>
-      <w:bookmarkStart w:id="44" w:name="_Toc237641197"/>
-      <w:r>
-        <w:t>Quality Standards and Metrics</w:t>
-      </w:r>
-      <w:bookmarkEnd w:id="44"/>
-      <w:r>
-        <w:t xml:space="preserve"> </w:t>
-      </w:r>
-    </w:p>
-    <w:p/>
-    <w:p>
-      <w:pPr>
-        <w:pStyle w:val="Heading2"/>
-      </w:pPr>
-      <w:bookmarkStart w:id="45" w:name="_Toc237641198"/>
+      <w:bookmarkStart w:id="45" w:name="_Toc237886982"/>
       <w:r>
         <w:t>System Architecture</w:t>
       </w:r>
@@ -12101,7 +12363,7 @@
       <w:pPr>
         <w:pStyle w:val="Heading1"/>
       </w:pPr>
-      <w:bookmarkStart w:id="46" w:name="_Toc237641199"/>
+      <w:bookmarkStart w:id="46" w:name="_Toc237886983"/>
       <w:r>
         <w:lastRenderedPageBreak/>
         <w:t>Detailed Software Design</w:t>
@@ -12112,7 +12374,7 @@
       <w:pPr>
         <w:pStyle w:val="Heading2"/>
       </w:pPr>
-      <w:bookmarkStart w:id="47" w:name="_Toc237641200"/>
+      <w:bookmarkStart w:id="47" w:name="_Toc237886984"/>
       <w:r>
         <w:t>Class Identification</w:t>
       </w:r>
@@ -12122,7 +12384,7 @@
       <w:pPr>
         <w:pStyle w:val="Heading3"/>
       </w:pPr>
-      <w:bookmarkStart w:id="48" w:name="_Toc237641201"/>
+      <w:bookmarkStart w:id="48" w:name="_Toc237886985"/>
       <w:r>
         <w:t>User Profile – Matthew</w:t>
       </w:r>
@@ -12138,9 +12400,10 @@
         <w:pStyle w:val="ListParagraph"/>
         <w:numPr>
           <w:ilvl w:val="0"/>
-          <w:numId w:val="47"/>
+          <w:numId w:val="21"/>
         </w:numPr>
       </w:pPr>
+      <w:proofErr w:type="spellStart"/>
       <w:r>
         <w:rPr>
           <w:b/>
@@ -12148,6 +12411,7 @@
         </w:rPr>
         <w:t>UserProfile</w:t>
       </w:r>
+      <w:proofErr w:type="spellEnd"/>
       <w:r>
         <w:rPr>
           <w:b/>
@@ -12167,9 +12431,10 @@
         <w:pStyle w:val="ListParagraph"/>
         <w:numPr>
           <w:ilvl w:val="0"/>
-          <w:numId w:val="47"/>
+          <w:numId w:val="21"/>
         </w:numPr>
       </w:pPr>
+      <w:proofErr w:type="spellStart"/>
       <w:r>
         <w:rPr>
           <w:b/>
@@ -12177,6 +12442,7 @@
         </w:rPr>
         <w:t>HealthGoal</w:t>
       </w:r>
+      <w:proofErr w:type="spellEnd"/>
       <w:r>
         <w:rPr>
           <w:b/>
@@ -12199,9 +12465,10 @@
         <w:pStyle w:val="ListParagraph"/>
         <w:numPr>
           <w:ilvl w:val="0"/>
-          <w:numId w:val="47"/>
+          <w:numId w:val="21"/>
         </w:numPr>
       </w:pPr>
+      <w:proofErr w:type="spellStart"/>
       <w:r>
         <w:rPr>
           <w:b/>
@@ -12209,6 +12476,7 @@
         </w:rPr>
         <w:t>DietaryRequirement</w:t>
       </w:r>
+      <w:proofErr w:type="spellEnd"/>
       <w:r>
         <w:rPr>
           <w:b/>
@@ -12231,15 +12499,24 @@
         <w:pStyle w:val="ListParagraph"/>
         <w:numPr>
           <w:ilvl w:val="0"/>
-          <w:numId w:val="47"/>
+          <w:numId w:val="21"/>
         </w:numPr>
       </w:pPr>
+      <w:proofErr w:type="spellStart"/>
       <w:r>
         <w:rPr>
           <w:b/>
           <w:bCs/>
         </w:rPr>
-        <w:t>FoodPreference:</w:t>
+        <w:t>FoodPreference</w:t>
+      </w:r>
+      <w:proofErr w:type="spellEnd"/>
+      <w:r>
+        <w:rPr>
+          <w:b/>
+          <w:bCs/>
+        </w:rPr>
+        <w:t>:</w:t>
       </w:r>
       <w:r>
         <w:t xml:space="preserve"> </w:t>
@@ -12256,15 +12533,24 @@
         <w:pStyle w:val="ListParagraph"/>
         <w:numPr>
           <w:ilvl w:val="0"/>
-          <w:numId w:val="47"/>
+          <w:numId w:val="21"/>
         </w:numPr>
       </w:pPr>
+      <w:proofErr w:type="spellStart"/>
       <w:r>
         <w:rPr>
           <w:b/>
           <w:bCs/>
         </w:rPr>
-        <w:t>AvailableIngredient:</w:t>
+        <w:t>AvailableIngredient</w:t>
+      </w:r>
+      <w:proofErr w:type="spellEnd"/>
+      <w:r>
+        <w:rPr>
+          <w:b/>
+          <w:bCs/>
+        </w:rPr>
+        <w:t>:</w:t>
       </w:r>
       <w:r>
         <w:t xml:space="preserve"> </w:t>
@@ -12280,19 +12566,252 @@
     <w:p>
       <w:pPr>
         <w:pStyle w:val="Heading3"/>
-      </w:pPr>
-      <w:bookmarkStart w:id="49" w:name="_Toc237641202"/>
-      <w:r>
+        <w:rPr>
+          <w:rFonts w:cs="Calibri"/>
+        </w:rPr>
+      </w:pPr>
+      <w:bookmarkStart w:id="49" w:name="_Toc237886986"/>
+      <w:r>
+        <w:rPr>
+          <w:rFonts w:cs="Calibri"/>
+        </w:rPr>
         <w:t>Meal Plan and Recipe Generation – Farhad</w:t>
       </w:r>
       <w:bookmarkEnd w:id="49"/>
     </w:p>
+    <w:p>
+      <w:pPr>
+        <w:pStyle w:val="NormalWeb"/>
+        <w:spacing w:before="0" w:beforeAutospacing="0"/>
+        <w:rPr>
+          <w:rFonts w:ascii="Calibri" w:hAnsi="Calibri" w:cs="Calibri"/>
+          <w:sz w:val="22"/>
+          <w:szCs w:val="22"/>
+        </w:rPr>
+      </w:pPr>
+      <w:r>
+        <w:rPr>
+          <w:rFonts w:ascii="Calibri" w:hAnsi="Calibri" w:cs="Calibri"/>
+          <w:sz w:val="22"/>
+          <w:szCs w:val="22"/>
+        </w:rPr>
+        <w:t xml:space="preserve">The Meal Plan and Recipe Generation components are responsible for interfacing with the external Generative AI API to produce personalised meal plans and recipes based on the user's profile and available ingredients. </w:t>
+      </w:r>
+    </w:p>
+    <w:p>
+      <w:pPr>
+        <w:pStyle w:val="NormalWeb"/>
+        <w:numPr>
+          <w:ilvl w:val="0"/>
+          <w:numId w:val="24"/>
+        </w:numPr>
+        <w:spacing w:before="0" w:beforeAutospacing="0" w:line="276" w:lineRule="auto"/>
+        <w:rPr>
+          <w:rFonts w:ascii="Calibri" w:hAnsi="Calibri" w:cs="Calibri"/>
+          <w:sz w:val="22"/>
+          <w:szCs w:val="22"/>
+        </w:rPr>
+      </w:pPr>
+      <w:proofErr w:type="spellStart"/>
+      <w:r>
+        <w:rPr>
+          <w:rFonts w:ascii="Calibri" w:hAnsi="Calibri" w:cs="Calibri"/>
+          <w:b/>
+          <w:bCs/>
+          <w:sz w:val="22"/>
+          <w:szCs w:val="22"/>
+        </w:rPr>
+        <w:t>MealPlanGenerator</w:t>
+      </w:r>
+      <w:proofErr w:type="spellEnd"/>
+      <w:r>
+        <w:rPr>
+          <w:rFonts w:ascii="Calibri" w:hAnsi="Calibri" w:cs="Calibri"/>
+          <w:sz w:val="22"/>
+          <w:szCs w:val="22"/>
+        </w:rPr>
+        <w:t xml:space="preserve">: Manages the logic for requesting a personalised weekly meal plan from the external GenAI service and formatting the response. </w:t>
+      </w:r>
+    </w:p>
+    <w:p>
+      <w:pPr>
+        <w:pStyle w:val="NormalWeb"/>
+        <w:numPr>
+          <w:ilvl w:val="0"/>
+          <w:numId w:val="24"/>
+        </w:numPr>
+        <w:spacing w:before="0" w:beforeAutospacing="0" w:line="276" w:lineRule="auto"/>
+        <w:rPr>
+          <w:rFonts w:ascii="Calibri" w:hAnsi="Calibri" w:cs="Calibri"/>
+          <w:sz w:val="22"/>
+          <w:szCs w:val="22"/>
+        </w:rPr>
+      </w:pPr>
+      <w:proofErr w:type="spellStart"/>
+      <w:r>
+        <w:rPr>
+          <w:rFonts w:ascii="Calibri" w:hAnsi="Calibri" w:cs="Calibri"/>
+          <w:b/>
+          <w:bCs/>
+          <w:sz w:val="22"/>
+          <w:szCs w:val="22"/>
+        </w:rPr>
+        <w:t>RecipeGenerator</w:t>
+      </w:r>
+      <w:proofErr w:type="spellEnd"/>
+      <w:r>
+        <w:rPr>
+          <w:rFonts w:ascii="Calibri" w:hAnsi="Calibri" w:cs="Calibri"/>
+          <w:sz w:val="22"/>
+          <w:szCs w:val="22"/>
+        </w:rPr>
+        <w:t xml:space="preserve">: Manages the logic for generating specific recipes and alternative ingredient suggestions based on the user's requirements. </w:t>
+      </w:r>
+    </w:p>
+    <w:p>
+      <w:pPr>
+        <w:pStyle w:val="NormalWeb"/>
+        <w:numPr>
+          <w:ilvl w:val="0"/>
+          <w:numId w:val="24"/>
+        </w:numPr>
+        <w:spacing w:before="0" w:beforeAutospacing="0" w:line="276" w:lineRule="auto"/>
+        <w:rPr>
+          <w:rFonts w:ascii="Calibri" w:hAnsi="Calibri" w:cs="Calibri"/>
+          <w:sz w:val="22"/>
+          <w:szCs w:val="22"/>
+        </w:rPr>
+      </w:pPr>
+      <w:proofErr w:type="spellStart"/>
+      <w:r>
+        <w:rPr>
+          <w:rFonts w:ascii="Calibri" w:hAnsi="Calibri" w:cs="Calibri"/>
+          <w:b/>
+          <w:bCs/>
+          <w:sz w:val="22"/>
+          <w:szCs w:val="22"/>
+        </w:rPr>
+        <w:t>PromptBuilder</w:t>
+      </w:r>
+      <w:proofErr w:type="spellEnd"/>
+      <w:r>
+        <w:rPr>
+          <w:rFonts w:ascii="Calibri" w:hAnsi="Calibri" w:cs="Calibri"/>
+          <w:sz w:val="22"/>
+          <w:szCs w:val="22"/>
+        </w:rPr>
+        <w:t xml:space="preserve">: Constructs the strict data requests and prompts sent to the GenAI API, ensuring dietary constraints and available ingredients are explicitly enforced. </w:t>
+      </w:r>
+    </w:p>
+    <w:p>
+      <w:pPr>
+        <w:pStyle w:val="NormalWeb"/>
+        <w:numPr>
+          <w:ilvl w:val="0"/>
+          <w:numId w:val="24"/>
+        </w:numPr>
+        <w:spacing w:before="0" w:beforeAutospacing="0" w:line="276" w:lineRule="auto"/>
+        <w:rPr>
+          <w:rFonts w:ascii="Calibri" w:hAnsi="Calibri" w:cs="Calibri"/>
+          <w:sz w:val="22"/>
+          <w:szCs w:val="22"/>
+        </w:rPr>
+      </w:pPr>
+      <w:proofErr w:type="spellStart"/>
+      <w:r>
+        <w:rPr>
+          <w:rFonts w:ascii="Calibri" w:hAnsi="Calibri" w:cs="Calibri"/>
+          <w:b/>
+          <w:bCs/>
+          <w:sz w:val="22"/>
+          <w:szCs w:val="22"/>
+        </w:rPr>
+        <w:t>GenAIClient</w:t>
+      </w:r>
+      <w:proofErr w:type="spellEnd"/>
+      <w:r>
+        <w:rPr>
+          <w:rFonts w:ascii="Calibri" w:hAnsi="Calibri" w:cs="Calibri"/>
+          <w:sz w:val="22"/>
+          <w:szCs w:val="22"/>
+        </w:rPr>
+        <w:t xml:space="preserve">: Handles the network communication and execution of HTTP requests to the external Generative AI API. </w:t>
+      </w:r>
+    </w:p>
+    <w:p>
+      <w:pPr>
+        <w:pStyle w:val="NormalWeb"/>
+        <w:numPr>
+          <w:ilvl w:val="0"/>
+          <w:numId w:val="24"/>
+        </w:numPr>
+        <w:spacing w:before="0" w:beforeAutospacing="0" w:line="276" w:lineRule="auto"/>
+        <w:rPr>
+          <w:rFonts w:ascii="Calibri" w:hAnsi="Calibri" w:cs="Calibri"/>
+          <w:sz w:val="22"/>
+          <w:szCs w:val="22"/>
+        </w:rPr>
+      </w:pPr>
+      <w:proofErr w:type="spellStart"/>
+      <w:r>
+        <w:rPr>
+          <w:rFonts w:ascii="Calibri" w:hAnsi="Calibri" w:cs="Calibri"/>
+          <w:b/>
+          <w:bCs/>
+          <w:sz w:val="22"/>
+          <w:szCs w:val="22"/>
+        </w:rPr>
+        <w:t>MealPlan</w:t>
+      </w:r>
+      <w:proofErr w:type="spellEnd"/>
+      <w:r>
+        <w:rPr>
+          <w:rFonts w:ascii="Calibri" w:hAnsi="Calibri" w:cs="Calibri"/>
+          <w:sz w:val="22"/>
+          <w:szCs w:val="22"/>
+        </w:rPr>
+        <w:t xml:space="preserve">: Represents the generated weekly meal plan data structure, containing a schedule of daily meals. </w:t>
+      </w:r>
+    </w:p>
+    <w:p>
+      <w:pPr>
+        <w:pStyle w:val="NormalWeb"/>
+        <w:numPr>
+          <w:ilvl w:val="0"/>
+          <w:numId w:val="24"/>
+        </w:numPr>
+        <w:spacing w:before="0" w:beforeAutospacing="0" w:line="276" w:lineRule="auto"/>
+        <w:rPr>
+          <w:rFonts w:ascii="Calibri" w:hAnsi="Calibri" w:cs="Calibri"/>
+          <w:sz w:val="22"/>
+          <w:szCs w:val="22"/>
+        </w:rPr>
+      </w:pPr>
+      <w:r>
+        <w:rPr>
+          <w:rFonts w:ascii="Calibri" w:hAnsi="Calibri" w:cs="Calibri"/>
+          <w:b/>
+          <w:bCs/>
+          <w:sz w:val="22"/>
+          <w:szCs w:val="22"/>
+        </w:rPr>
+        <w:t>Recipe</w:t>
+      </w:r>
+      <w:r>
+        <w:rPr>
+          <w:rFonts w:ascii="Calibri" w:hAnsi="Calibri" w:cs="Calibri"/>
+          <w:sz w:val="22"/>
+          <w:szCs w:val="22"/>
+        </w:rPr>
+        <w:t xml:space="preserve">: Represents an individual generated recipe, including the recipe name, required ingredients, quantities, and preparation steps. </w:t>
+      </w:r>
+    </w:p>
     <w:p/>
     <w:p>
       <w:pPr>
         <w:pStyle w:val="Heading3"/>
       </w:pPr>
-      <w:bookmarkStart w:id="50" w:name="_Toc237641203"/>
+      <w:bookmarkStart w:id="50" w:name="_Toc237886987"/>
       <w:r>
         <w:t>Nutrition, Grocery List and Data Storage – Ansh</w:t>
       </w:r>
@@ -12302,23 +12821,12 @@
     <w:p/>
     <w:p>
       <w:pPr>
-        <w:spacing w:after="160" w:line="259" w:lineRule="auto"/>
-        <w:rPr>
-          <w:rFonts w:asciiTheme="majorHAnsi" w:eastAsiaTheme="majorEastAsia" w:hAnsiTheme="majorHAnsi" w:cstheme="majorBidi"/>
-          <w:color w:val="0F4761" w:themeColor="accent1" w:themeShade="BF"/>
-          <w:sz w:val="32"/>
-          <w:szCs w:val="32"/>
-        </w:rPr>
+        <w:pStyle w:val="Heading2"/>
       </w:pPr>
       <w:r>
         <w:br w:type="page"/>
       </w:r>
-    </w:p>
-    <w:p>
-      <w:pPr>
-        <w:pStyle w:val="Heading2"/>
-      </w:pPr>
-      <w:bookmarkStart w:id="51" w:name="_Toc237641204"/>
+      <w:bookmarkStart w:id="51" w:name="_Toc237886988"/>
       <w:r>
         <w:lastRenderedPageBreak/>
         <w:t>UML Class Diagrams</w:t>
@@ -12334,7 +12842,7 @@
       <w:pPr>
         <w:pStyle w:val="Heading3"/>
       </w:pPr>
-      <w:bookmarkStart w:id="52" w:name="_Toc237641205"/>
+      <w:bookmarkStart w:id="52" w:name="_Toc237886989"/>
       <w:r>
         <w:t>User Profile</w:t>
       </w:r>
@@ -12392,18 +12900,72 @@
       <w:pPr>
         <w:pStyle w:val="Heading3"/>
       </w:pPr>
-      <w:bookmarkStart w:id="53" w:name="_Toc237641206"/>
+      <w:bookmarkStart w:id="53" w:name="_Toc237886990"/>
       <w:r>
         <w:t>Meal Plan and Recipe Generation – Farhad</w:t>
       </w:r>
       <w:bookmarkEnd w:id="53"/>
     </w:p>
-    <w:p/>
+    <w:p>
+      <w:r>
+        <w:rPr>
+          <w:noProof/>
+        </w:rPr>
+        <w:drawing>
+          <wp:inline distT="0" distB="0" distL="0" distR="0" wp14:anchorId="4276C54E" wp14:editId="2569BF8C">
+            <wp:extent cx="6305558" cy="1362075"/>
+            <wp:effectExtent l="0" t="0" r="0" b="0"/>
+            <wp:docPr id="2060412150" name="Picture 1"/>
+            <wp:cNvGraphicFramePr>
+              <a:graphicFrameLocks xmlns:a="http://schemas.openxmlformats.org/drawingml/2006/main" noChangeAspect="1"/>
+            </wp:cNvGraphicFramePr>
+            <a:graphic xmlns:a="http://schemas.openxmlformats.org/drawingml/2006/main">
+              <a:graphicData uri="http://schemas.openxmlformats.org/drawingml/2006/picture">
+                <pic:pic xmlns:pic="http://schemas.openxmlformats.org/drawingml/2006/picture">
+                  <pic:nvPicPr>
+                    <pic:cNvPr id="0" name="Picture 1"/>
+                    <pic:cNvPicPr>
+                      <a:picLocks noChangeAspect="1" noChangeArrowheads="1"/>
+                    </pic:cNvPicPr>
+                  </pic:nvPicPr>
+                  <pic:blipFill>
+                    <a:blip r:embed="rId12">
+                      <a:extLst>
+                        <a:ext uri="{28A0092B-C50C-407E-A947-70E740481C1C}">
+                          <a14:useLocalDpi xmlns:a14="http://schemas.microsoft.com/office/drawing/2010/main" val="0"/>
+                        </a:ext>
+                      </a:extLst>
+                    </a:blip>
+                    <a:srcRect/>
+                    <a:stretch>
+                      <a:fillRect/>
+                    </a:stretch>
+                  </pic:blipFill>
+                  <pic:spPr bwMode="auto">
+                    <a:xfrm>
+                      <a:off x="0" y="0"/>
+                      <a:ext cx="6340415" cy="1369605"/>
+                    </a:xfrm>
+                    <a:prstGeom prst="rect">
+                      <a:avLst/>
+                    </a:prstGeom>
+                    <a:noFill/>
+                    <a:ln>
+                      <a:noFill/>
+                    </a:ln>
+                  </pic:spPr>
+                </pic:pic>
+              </a:graphicData>
+            </a:graphic>
+          </wp:inline>
+        </w:drawing>
+      </w:r>
+    </w:p>
     <w:p>
       <w:pPr>
         <w:pStyle w:val="Heading3"/>
       </w:pPr>
-      <w:bookmarkStart w:id="54" w:name="_Toc237641207"/>
+      <w:bookmarkStart w:id="54" w:name="_Toc237886991"/>
       <w:r>
         <w:t>Nutrition, Grocery List and Data Storage – Ansh</w:t>
       </w:r>
@@ -12433,7 +12995,7 @@
       <w:pPr>
         <w:pStyle w:val="Heading2"/>
       </w:pPr>
-      <w:bookmarkStart w:id="55" w:name="_Toc237641208"/>
+      <w:bookmarkStart w:id="55" w:name="_Toc237886992"/>
       <w:r>
         <w:lastRenderedPageBreak/>
         <w:t>User Data Entry and Interface Design – Matthew</w:t>
@@ -12450,7 +13012,7 @@
       <w:pPr>
         <w:pStyle w:val="Heading3"/>
       </w:pPr>
-      <w:bookmarkStart w:id="56" w:name="_Toc237641209"/>
+      <w:bookmarkStart w:id="56" w:name="_Toc237886993"/>
       <w:r>
         <w:t>User Data Entry and Interface Components</w:t>
       </w:r>
@@ -12633,6 +13195,7 @@
                 <w:lang w:eastAsia="en-AU"/>
               </w:rPr>
             </w:pPr>
+            <w:proofErr w:type="spellStart"/>
             <w:r>
               <w:rPr>
                 <w:rFonts w:cs="Calibri"/>
@@ -12642,6 +13205,7 @@
               </w:rPr>
               <w:t>HealthGoal.goalType</w:t>
             </w:r>
+            <w:proofErr w:type="spellEnd"/>
           </w:p>
         </w:tc>
         <w:tc>
@@ -12743,6 +13307,7 @@
                 <w:lang w:eastAsia="en-AU"/>
               </w:rPr>
             </w:pPr>
+            <w:proofErr w:type="spellStart"/>
             <w:r>
               <w:rPr>
                 <w:rFonts w:cs="Calibri"/>
@@ -12752,6 +13317,7 @@
               </w:rPr>
               <w:t>HealthGoal.currentWeight</w:t>
             </w:r>
+            <w:proofErr w:type="spellEnd"/>
           </w:p>
         </w:tc>
         <w:tc>
@@ -12853,6 +13419,7 @@
                 <w:lang w:eastAsia="en-AU"/>
               </w:rPr>
             </w:pPr>
+            <w:proofErr w:type="spellStart"/>
             <w:r>
               <w:rPr>
                 <w:rFonts w:cs="Calibri"/>
@@ -12862,6 +13429,7 @@
               </w:rPr>
               <w:t>HealthGoal.targetWeight</w:t>
             </w:r>
+            <w:proofErr w:type="spellEnd"/>
           </w:p>
         </w:tc>
         <w:tc>
@@ -12963,6 +13531,7 @@
                 <w:lang w:eastAsia="en-AU"/>
               </w:rPr>
             </w:pPr>
+            <w:proofErr w:type="spellStart"/>
             <w:r>
               <w:rPr>
                 <w:rFonts w:cs="Calibri"/>
@@ -12972,6 +13541,7 @@
               </w:rPr>
               <w:t>DietaryRequirement.requirementName</w:t>
             </w:r>
+            <w:proofErr w:type="spellEnd"/>
           </w:p>
         </w:tc>
         <w:tc>
@@ -13073,6 +13643,7 @@
                 <w:lang w:eastAsia="en-AU"/>
               </w:rPr>
             </w:pPr>
+            <w:proofErr w:type="spellStart"/>
             <w:r>
               <w:rPr>
                 <w:rFonts w:cs="Calibri"/>
@@ -13082,6 +13653,7 @@
               </w:rPr>
               <w:t>FoodPreference.preferenceName</w:t>
             </w:r>
+            <w:proofErr w:type="spellEnd"/>
           </w:p>
         </w:tc>
         <w:tc>
@@ -13192,6 +13764,7 @@
                 <w:lang w:eastAsia="en-AU"/>
               </w:rPr>
             </w:pPr>
+            <w:proofErr w:type="spellStart"/>
             <w:r>
               <w:rPr>
                 <w:rFonts w:cs="Calibri"/>
@@ -13201,6 +13774,7 @@
               </w:rPr>
               <w:t>AvailableIngredient.ingredientName</w:t>
             </w:r>
+            <w:proofErr w:type="spellEnd"/>
           </w:p>
         </w:tc>
         <w:tc>
@@ -13261,13 +13835,53 @@
     </w:tbl>
     <w:p>
       <w:r>
-        <w:t>Identifiers such as profileId, goal</w:t>
+        <w:t xml:space="preserve">Identifiers such as </w:t>
+      </w:r>
+      <w:proofErr w:type="spellStart"/>
+      <w:r>
+        <w:t>profileId</w:t>
+      </w:r>
+      <w:proofErr w:type="spellEnd"/>
+      <w:r>
+        <w:t xml:space="preserve">, </w:t>
+      </w:r>
+      <w:proofErr w:type="spellStart"/>
+      <w:r>
+        <w:t>goal</w:t>
       </w:r>
       <w:r>
         <w:t>I</w:t>
       </w:r>
       <w:r>
-        <w:t>d, requirementId, preferenceId and ingredientId will be managed internally by the application and therefore do not require direct user input.</w:t>
+        <w:t>d</w:t>
+      </w:r>
+      <w:proofErr w:type="spellEnd"/>
+      <w:r>
+        <w:t xml:space="preserve">, </w:t>
+      </w:r>
+      <w:proofErr w:type="spellStart"/>
+      <w:r>
+        <w:t>requirementId</w:t>
+      </w:r>
+      <w:proofErr w:type="spellEnd"/>
+      <w:r>
+        <w:t xml:space="preserve">, </w:t>
+      </w:r>
+      <w:proofErr w:type="spellStart"/>
+      <w:r>
+        <w:t>preferenceId</w:t>
+      </w:r>
+      <w:proofErr w:type="spellEnd"/>
+      <w:r>
+        <w:t xml:space="preserve"> and </w:t>
+      </w:r>
+      <w:proofErr w:type="spellStart"/>
+      <w:r>
+        <w:t>ingredientId</w:t>
+      </w:r>
+      <w:proofErr w:type="spellEnd"/>
+      <w:r>
+        <w:t xml:space="preserve"> will be managed internally by the application and therefore do not require direct user input.</w:t>
       </w:r>
     </w:p>
     <w:p/>
@@ -13289,7 +13903,7 @@
       <w:pPr>
         <w:pStyle w:val="Heading3"/>
       </w:pPr>
-      <w:bookmarkStart w:id="57" w:name="_Toc237641210"/>
+      <w:bookmarkStart w:id="57" w:name="_Toc237886994"/>
       <w:r>
         <w:lastRenderedPageBreak/>
         <w:t>User Interface Design Standards</w:t>
@@ -13319,7 +13933,7 @@
       <w:pPr>
         <w:pStyle w:val="Heading3"/>
       </w:pPr>
-      <w:bookmarkStart w:id="58" w:name="_Toc237641211"/>
+      <w:bookmarkStart w:id="58" w:name="_Toc237886995"/>
       <w:r>
         <w:t>Initial User Interface Design</w:t>
       </w:r>
@@ -13394,7 +14008,7 @@
                     </pic:cNvPicPr>
                   </pic:nvPicPr>
                   <pic:blipFill>
-                    <a:blip r:embed="rId12">
+                    <a:blip r:embed="rId13">
                       <a:extLst>
                         <a:ext uri="{28A0092B-C50C-407E-A947-70E740481C1C}">
                           <a14:useLocalDpi xmlns:a14="http://schemas.microsoft.com/office/drawing/2010/main" val="0"/>
@@ -13450,7 +14064,15 @@
     </w:p>
     <w:p>
       <w:r>
-        <w:t>Available ingredients are accessed through a separate Manage Ingredients option, as users may need to maintain a larger and frequently changing list of ingredients. A Save button allows changes to the profile to be stored, while the bottom navigation remains consistent with the Home screen to provide access to the application's primary functions.</w:t>
+        <w:t xml:space="preserve">Available ingredients are accessed through a separate Manage Ingredients option, as users may need to maintain a larger and frequently changing list of ingredients. A Save button allows changes to the profile to be stored, while the bottom navigation remains consistent with the </w:t>
+      </w:r>
+      <w:proofErr w:type="gramStart"/>
+      <w:r>
+        <w:t>Home</w:t>
+      </w:r>
+      <w:proofErr w:type="gramEnd"/>
+      <w:r>
+        <w:t xml:space="preserve"> screen to provide access to the application's primary functions.</w:t>
       </w:r>
     </w:p>
     <w:p>
@@ -13479,7 +14101,7 @@
                     </pic:cNvPicPr>
                   </pic:nvPicPr>
                   <pic:blipFill>
-                    <a:blip r:embed="rId13">
+                    <a:blip r:embed="rId14">
                       <a:extLst>
                         <a:ext uri="{28A0092B-C50C-407E-A947-70E740481C1C}">
                           <a14:useLocalDpi xmlns:a14="http://schemas.microsoft.com/office/drawing/2010/main" val="0"/>
@@ -13560,7 +14182,7 @@
                     </pic:cNvPicPr>
                   </pic:nvPicPr>
                   <pic:blipFill>
-                    <a:blip r:embed="rId14">
+                    <a:blip r:embed="rId15">
                       <a:extLst>
                         <a:ext uri="{28A0092B-C50C-407E-A947-70E740481C1C}">
                           <a14:useLocalDpi xmlns:a14="http://schemas.microsoft.com/office/drawing/2010/main" val="0"/>
@@ -13599,7 +14221,7 @@
       <w:pPr>
         <w:pStyle w:val="Heading2"/>
       </w:pPr>
-      <w:bookmarkStart w:id="59" w:name="_Toc237641212"/>
+      <w:bookmarkStart w:id="59" w:name="_Toc237886996"/>
       <w:r>
         <w:lastRenderedPageBreak/>
         <w:t>Database Design and Entity Relationship Diagram – Ansh</w:t>
@@ -13616,15 +14238,630 @@
       <w:pPr>
         <w:pStyle w:val="Heading2"/>
       </w:pPr>
-      <w:bookmarkStart w:id="60" w:name="_Toc237641213"/>
+      <w:bookmarkStart w:id="60" w:name="_Toc237886997"/>
       <w:r>
         <w:t>Client-Server Communication – Farhad</w:t>
       </w:r>
       <w:bookmarkEnd w:id="60"/>
     </w:p>
     <w:p>
-      <w:r>
-        <w:t>Identify the required client-server communication and the modules responsible for sending data from the client and receiving responses from the server.</w:t>
+      <w:pPr>
+        <w:spacing w:line="240" w:lineRule="auto"/>
+        <w:rPr>
+          <w:rFonts w:eastAsia="Times New Roman" w:cs="Calibri"/>
+          <w:lang w:eastAsia="en-AU"/>
+        </w:rPr>
+      </w:pPr>
+      <w:r>
+        <w:rPr>
+          <w:rFonts w:eastAsia="Times New Roman" w:cs="Calibri"/>
+          <w:lang w:eastAsia="en-AU"/>
+        </w:rPr>
+        <w:t xml:space="preserve">The AI-Based Smart Meal Planner requires secure and robust client-server communication to interact with the external Generative AI API. Because the GenAI API is an external service, the Android application acts as the client, responsible for securely sending user parameters over the internet and processing the AI-generated responses. </w:t>
+      </w:r>
+    </w:p>
+    <w:p>
+      <w:pPr>
+        <w:spacing w:line="240" w:lineRule="auto"/>
+        <w:jc w:val="center"/>
+        <w:rPr>
+          <w:rFonts w:eastAsia="Times New Roman" w:cs="Calibri"/>
+          <w:lang w:eastAsia="en-AU"/>
+        </w:rPr>
+      </w:pPr>
+      <w:r>
+        <w:rPr>
+          <w:rFonts w:eastAsia="Times New Roman" w:cs="Calibri"/>
+          <w:noProof/>
+          <w:lang w:eastAsia="en-AU"/>
+        </w:rPr>
+        <w:drawing>
+          <wp:inline distT="0" distB="0" distL="0" distR="0" wp14:anchorId="31A200F3" wp14:editId="44EE4268">
+            <wp:extent cx="6087360" cy="2364260"/>
+            <wp:effectExtent l="0" t="0" r="8890" b="0"/>
+            <wp:docPr id="1199267774" name="Picture 3"/>
+            <wp:cNvGraphicFramePr>
+              <a:graphicFrameLocks xmlns:a="http://schemas.openxmlformats.org/drawingml/2006/main" noChangeAspect="1"/>
+            </wp:cNvGraphicFramePr>
+            <a:graphic xmlns:a="http://schemas.openxmlformats.org/drawingml/2006/main">
+              <a:graphicData uri="http://schemas.openxmlformats.org/drawingml/2006/picture">
+                <pic:pic xmlns:pic="http://schemas.openxmlformats.org/drawingml/2006/picture">
+                  <pic:nvPicPr>
+                    <pic:cNvPr id="0" name="Picture 2"/>
+                    <pic:cNvPicPr>
+                      <a:picLocks noChangeAspect="1" noChangeArrowheads="1"/>
+                    </pic:cNvPicPr>
+                  </pic:nvPicPr>
+                  <pic:blipFill>
+                    <a:blip r:embed="rId16">
+                      <a:extLst>
+                        <a:ext uri="{28A0092B-C50C-407E-A947-70E740481C1C}">
+                          <a14:useLocalDpi xmlns:a14="http://schemas.microsoft.com/office/drawing/2010/main" val="0"/>
+                        </a:ext>
+                      </a:extLst>
+                    </a:blip>
+                    <a:srcRect/>
+                    <a:stretch>
+                      <a:fillRect/>
+                    </a:stretch>
+                  </pic:blipFill>
+                  <pic:spPr bwMode="auto">
+                    <a:xfrm>
+                      <a:off x="0" y="0"/>
+                      <a:ext cx="6130091" cy="2380856"/>
+                    </a:xfrm>
+                    <a:prstGeom prst="rect">
+                      <a:avLst/>
+                    </a:prstGeom>
+                    <a:noFill/>
+                  </pic:spPr>
+                </pic:pic>
+              </a:graphicData>
+            </a:graphic>
+          </wp:inline>
+        </w:drawing>
+      </w:r>
+    </w:p>
+    <w:p>
+      <w:pPr>
+        <w:spacing w:line="240" w:lineRule="auto"/>
+        <w:jc w:val="center"/>
+        <w:rPr>
+          <w:rFonts w:eastAsia="Times New Roman" w:cs="Calibri"/>
+          <w:i/>
+          <w:iCs/>
+          <w:sz w:val="20"/>
+          <w:szCs w:val="20"/>
+          <w:lang w:eastAsia="en-AU"/>
+        </w:rPr>
+      </w:pPr>
+      <w:r>
+        <w:rPr>
+          <w:rFonts w:eastAsia="Times New Roman" w:cs="Calibri"/>
+          <w:i/>
+          <w:iCs/>
+          <w:sz w:val="20"/>
+          <w:szCs w:val="20"/>
+          <w:lang w:eastAsia="en-AU"/>
+        </w:rPr>
+        <w:t>Figure: Client-Server communication flow detailing the asynchronous network request lifecycle and JSON data parsing modules.</w:t>
+      </w:r>
+    </w:p>
+    <w:p>
+      <w:pPr>
+        <w:spacing w:line="240" w:lineRule="auto"/>
+        <w:rPr>
+          <w:rFonts w:eastAsia="Times New Roman" w:cs="Calibri"/>
+          <w:lang w:eastAsia="en-AU"/>
+        </w:rPr>
+      </w:pPr>
+      <w:r>
+        <w:rPr>
+          <w:rFonts w:eastAsia="Times New Roman" w:cs="Calibri"/>
+          <w:lang w:eastAsia="en-AU"/>
+        </w:rPr>
+        <w:t>To ensure stability, security, and responsiveness, the communication architecture is broken down into the following operational standards:</w:t>
+      </w:r>
+    </w:p>
+    <w:p>
+      <w:pPr>
+        <w:numPr>
+          <w:ilvl w:val="0"/>
+          <w:numId w:val="26"/>
+        </w:numPr>
+        <w:tabs>
+          <w:tab w:val="num" w:pos="720"/>
+        </w:tabs>
+        <w:spacing w:line="240" w:lineRule="auto"/>
+        <w:rPr>
+          <w:rFonts w:eastAsia="Times New Roman" w:cs="Calibri"/>
+          <w:lang w:eastAsia="en-AU"/>
+        </w:rPr>
+      </w:pPr>
+      <w:r>
+        <w:rPr>
+          <w:rFonts w:eastAsia="Times New Roman" w:cs="Calibri"/>
+          <w:b/>
+          <w:bCs/>
+          <w:lang w:eastAsia="en-AU"/>
+        </w:rPr>
+        <w:t>Communication Protocol &amp; Security:</w:t>
+      </w:r>
+    </w:p>
+    <w:p>
+      <w:pPr>
+        <w:numPr>
+          <w:ilvl w:val="1"/>
+          <w:numId w:val="26"/>
+        </w:numPr>
+        <w:tabs>
+          <w:tab w:val="num" w:pos="1440"/>
+        </w:tabs>
+        <w:spacing w:line="240" w:lineRule="auto"/>
+        <w:rPr>
+          <w:rFonts w:eastAsia="Times New Roman" w:cs="Calibri"/>
+          <w:lang w:eastAsia="en-AU"/>
+        </w:rPr>
+      </w:pPr>
+      <w:r>
+        <w:rPr>
+          <w:rFonts w:eastAsia="Times New Roman" w:cs="Calibri"/>
+          <w:lang w:eastAsia="en-AU"/>
+        </w:rPr>
+        <w:t xml:space="preserve">The application will utilise HTTP REST requests secured via TLS (HTTPS) to ensure user information, such as dietary requirements, is handled and transmitted securely over the network. </w:t>
+      </w:r>
+    </w:p>
+    <w:p>
+      <w:pPr>
+        <w:numPr>
+          <w:ilvl w:val="1"/>
+          <w:numId w:val="26"/>
+        </w:numPr>
+        <w:tabs>
+          <w:tab w:val="num" w:pos="1440"/>
+        </w:tabs>
+        <w:spacing w:line="240" w:lineRule="auto"/>
+        <w:rPr>
+          <w:rFonts w:eastAsia="Times New Roman" w:cs="Calibri"/>
+          <w:lang w:eastAsia="en-AU"/>
+        </w:rPr>
+      </w:pPr>
+      <w:r>
+        <w:rPr>
+          <w:rFonts w:eastAsia="Times New Roman" w:cs="Calibri"/>
+          <w:lang w:eastAsia="en-AU"/>
+        </w:rPr>
+        <w:t xml:space="preserve">API authentication will be managed securely using Android </w:t>
+      </w:r>
+      <w:proofErr w:type="spellStart"/>
+      <w:r>
+        <w:rPr>
+          <w:rFonts w:eastAsia="Times New Roman" w:cs="Calibri"/>
+          <w:lang w:eastAsia="en-AU"/>
+        </w:rPr>
+        <w:t>BuildConfig</w:t>
+      </w:r>
+      <w:proofErr w:type="spellEnd"/>
+      <w:r>
+        <w:rPr>
+          <w:rFonts w:eastAsia="Times New Roman" w:cs="Calibri"/>
+          <w:lang w:eastAsia="en-AU"/>
+        </w:rPr>
+        <w:t xml:space="preserve"> fields or secure environment variables to ensure private GenAI API keys are never hardcoded into the source code or exposed in public version control repositories.</w:t>
+      </w:r>
+    </w:p>
+    <w:p>
+      <w:pPr>
+        <w:numPr>
+          <w:ilvl w:val="0"/>
+          <w:numId w:val="26"/>
+        </w:numPr>
+        <w:tabs>
+          <w:tab w:val="num" w:pos="720"/>
+        </w:tabs>
+        <w:spacing w:line="240" w:lineRule="auto"/>
+        <w:rPr>
+          <w:rFonts w:eastAsia="Times New Roman" w:cs="Calibri"/>
+          <w:lang w:eastAsia="en-AU"/>
+        </w:rPr>
+      </w:pPr>
+      <w:r>
+        <w:rPr>
+          <w:rFonts w:eastAsia="Times New Roman" w:cs="Calibri"/>
+          <w:b/>
+          <w:bCs/>
+          <w:lang w:eastAsia="en-AU"/>
+        </w:rPr>
+        <w:t>Data Format &amp; Serialization:</w:t>
+      </w:r>
+    </w:p>
+    <w:p>
+      <w:pPr>
+        <w:numPr>
+          <w:ilvl w:val="1"/>
+          <w:numId w:val="26"/>
+        </w:numPr>
+        <w:tabs>
+          <w:tab w:val="num" w:pos="1440"/>
+        </w:tabs>
+        <w:spacing w:line="240" w:lineRule="auto"/>
+        <w:rPr>
+          <w:rFonts w:eastAsia="Times New Roman" w:cs="Calibri"/>
+          <w:lang w:eastAsia="en-AU"/>
+        </w:rPr>
+      </w:pPr>
+      <w:r>
+        <w:rPr>
+          <w:rFonts w:eastAsia="Times New Roman" w:cs="Calibri"/>
+          <w:lang w:eastAsia="en-AU"/>
+        </w:rPr>
+        <w:t xml:space="preserve">The client will transmit strictly structured JSON requests containing the user's constraints and receive formatted JSON responses containing the generated meal plans and recipes. </w:t>
+      </w:r>
+    </w:p>
+    <w:p>
+      <w:pPr>
+        <w:numPr>
+          <w:ilvl w:val="1"/>
+          <w:numId w:val="26"/>
+        </w:numPr>
+        <w:tabs>
+          <w:tab w:val="num" w:pos="1440"/>
+        </w:tabs>
+        <w:spacing w:line="240" w:lineRule="auto"/>
+        <w:rPr>
+          <w:rFonts w:eastAsia="Times New Roman" w:cs="Calibri"/>
+          <w:lang w:eastAsia="en-AU"/>
+        </w:rPr>
+      </w:pPr>
+      <w:r>
+        <w:rPr>
+          <w:rFonts w:eastAsia="Times New Roman" w:cs="Calibri"/>
+          <w:b/>
+          <w:bCs/>
+          <w:lang w:eastAsia="en-AU"/>
+        </w:rPr>
+        <w:t>Serialization (Request):</w:t>
+      </w:r>
+      <w:r>
+        <w:rPr>
+          <w:rFonts w:eastAsia="Times New Roman" w:cs="Calibri"/>
+          <w:lang w:eastAsia="en-AU"/>
+        </w:rPr>
+        <w:t xml:space="preserve"> The user's specific health goals, dietary restrictions, and available ingredients will be mapped from internal Kotlin objects into a structured JSON string using data parsing modules (</w:t>
+      </w:r>
+      <w:proofErr w:type="spellStart"/>
+      <w:r>
+        <w:rPr>
+          <w:rFonts w:eastAsia="Times New Roman" w:cs="Calibri"/>
+          <w:lang w:eastAsia="en-AU"/>
+        </w:rPr>
+        <w:t>Gson</w:t>
+      </w:r>
+      <w:proofErr w:type="spellEnd"/>
+      <w:r>
+        <w:rPr>
+          <w:rFonts w:eastAsia="Times New Roman" w:cs="Calibri"/>
+          <w:lang w:eastAsia="en-AU"/>
+        </w:rPr>
+        <w:t xml:space="preserve">/Moshi). </w:t>
+      </w:r>
+    </w:p>
+    <w:p>
+      <w:pPr>
+        <w:numPr>
+          <w:ilvl w:val="1"/>
+          <w:numId w:val="26"/>
+        </w:numPr>
+        <w:tabs>
+          <w:tab w:val="num" w:pos="1440"/>
+        </w:tabs>
+        <w:spacing w:line="240" w:lineRule="auto"/>
+        <w:rPr>
+          <w:rFonts w:eastAsia="Times New Roman" w:cs="Calibri"/>
+          <w:lang w:eastAsia="en-AU"/>
+        </w:rPr>
+      </w:pPr>
+      <w:r>
+        <w:rPr>
+          <w:rFonts w:eastAsia="Times New Roman" w:cs="Calibri"/>
+          <w:b/>
+          <w:bCs/>
+          <w:lang w:eastAsia="en-AU"/>
+        </w:rPr>
+        <w:lastRenderedPageBreak/>
+        <w:t>Deserialization (Response):</w:t>
+      </w:r>
+      <w:r>
+        <w:rPr>
+          <w:rFonts w:eastAsia="Times New Roman" w:cs="Calibri"/>
+          <w:lang w:eastAsia="en-AU"/>
+        </w:rPr>
+        <w:t xml:space="preserve"> Upon receiving the raw JSON string from the server side, the parsing modules will convert the text back into the internal </w:t>
+      </w:r>
+      <w:proofErr w:type="spellStart"/>
+      <w:r>
+        <w:rPr>
+          <w:rFonts w:eastAsia="Times New Roman" w:cs="Calibri"/>
+          <w:lang w:eastAsia="en-AU"/>
+        </w:rPr>
+        <w:t>MealPlan</w:t>
+      </w:r>
+      <w:proofErr w:type="spellEnd"/>
+      <w:r>
+        <w:rPr>
+          <w:rFonts w:eastAsia="Times New Roman" w:cs="Calibri"/>
+          <w:lang w:eastAsia="en-AU"/>
+        </w:rPr>
+        <w:t xml:space="preserve"> and Recipe data classes, allowing the application to extract specific values like recipe steps or required ingredients. </w:t>
+      </w:r>
+    </w:p>
+    <w:p>
+      <w:pPr>
+        <w:numPr>
+          <w:ilvl w:val="0"/>
+          <w:numId w:val="26"/>
+        </w:numPr>
+        <w:tabs>
+          <w:tab w:val="num" w:pos="720"/>
+        </w:tabs>
+        <w:spacing w:line="240" w:lineRule="auto"/>
+        <w:rPr>
+          <w:rFonts w:eastAsia="Times New Roman" w:cs="Calibri"/>
+          <w:lang w:eastAsia="en-AU"/>
+        </w:rPr>
+      </w:pPr>
+      <w:r>
+        <w:rPr>
+          <w:rFonts w:eastAsia="Times New Roman" w:cs="Calibri"/>
+          <w:b/>
+          <w:bCs/>
+          <w:lang w:eastAsia="en-AU"/>
+        </w:rPr>
+        <w:t>Modules Responsible &amp; Execution Flow:</w:t>
+      </w:r>
+    </w:p>
+    <w:p>
+      <w:pPr>
+        <w:numPr>
+          <w:ilvl w:val="1"/>
+          <w:numId w:val="26"/>
+        </w:numPr>
+        <w:tabs>
+          <w:tab w:val="num" w:pos="1440"/>
+        </w:tabs>
+        <w:spacing w:line="240" w:lineRule="auto"/>
+        <w:rPr>
+          <w:rFonts w:eastAsia="Times New Roman" w:cs="Calibri"/>
+          <w:lang w:eastAsia="en-AU"/>
+        </w:rPr>
+      </w:pPr>
+      <w:r>
+        <w:rPr>
+          <w:rFonts w:eastAsia="Times New Roman" w:cs="Calibri"/>
+          <w:b/>
+          <w:bCs/>
+          <w:lang w:eastAsia="en-AU"/>
+        </w:rPr>
+        <w:t>Network Client (Retrofit/</w:t>
+      </w:r>
+      <w:proofErr w:type="spellStart"/>
+      <w:r>
+        <w:rPr>
+          <w:rFonts w:eastAsia="Times New Roman" w:cs="Calibri"/>
+          <w:b/>
+          <w:bCs/>
+          <w:lang w:eastAsia="en-AU"/>
+        </w:rPr>
+        <w:t>OkHttp</w:t>
+      </w:r>
+      <w:proofErr w:type="spellEnd"/>
+      <w:r>
+        <w:rPr>
+          <w:rFonts w:eastAsia="Times New Roman" w:cs="Calibri"/>
+          <w:b/>
+          <w:bCs/>
+          <w:lang w:eastAsia="en-AU"/>
+        </w:rPr>
+        <w:t>):</w:t>
+      </w:r>
+      <w:r>
+        <w:rPr>
+          <w:rFonts w:eastAsia="Times New Roman" w:cs="Calibri"/>
+          <w:lang w:eastAsia="en-AU"/>
+        </w:rPr>
+        <w:t xml:space="preserve"> These libraries will manage the execution of HTTP requests sent from the client side to the Generative AI API. </w:t>
+      </w:r>
+      <w:proofErr w:type="spellStart"/>
+      <w:r>
+        <w:rPr>
+          <w:rFonts w:eastAsia="Times New Roman" w:cs="Calibri"/>
+          <w:lang w:eastAsia="en-AU"/>
+        </w:rPr>
+        <w:t>OkHttp</w:t>
+      </w:r>
+      <w:proofErr w:type="spellEnd"/>
+      <w:r>
+        <w:rPr>
+          <w:rFonts w:eastAsia="Times New Roman" w:cs="Calibri"/>
+          <w:lang w:eastAsia="en-AU"/>
+        </w:rPr>
+        <w:t xml:space="preserve"> interceptors will be configured with specific timeout constraints (e.g., connection and read timeouts) to account for the variable generation latency of large language models. </w:t>
+      </w:r>
+    </w:p>
+    <w:p>
+      <w:pPr>
+        <w:numPr>
+          <w:ilvl w:val="1"/>
+          <w:numId w:val="26"/>
+        </w:numPr>
+        <w:tabs>
+          <w:tab w:val="num" w:pos="1440"/>
+        </w:tabs>
+        <w:spacing w:line="240" w:lineRule="auto"/>
+        <w:rPr>
+          <w:rFonts w:eastAsia="Times New Roman" w:cs="Calibri"/>
+          <w:lang w:eastAsia="en-AU"/>
+        </w:rPr>
+      </w:pPr>
+      <w:r>
+        <w:rPr>
+          <w:rFonts w:eastAsia="Times New Roman" w:cs="Calibri"/>
+          <w:b/>
+          <w:bCs/>
+          <w:lang w:eastAsia="en-AU"/>
+        </w:rPr>
+        <w:t>Asynchronous Processing (Kotlin Coroutines):</w:t>
+      </w:r>
+      <w:r>
+        <w:rPr>
+          <w:rFonts w:eastAsia="Times New Roman" w:cs="Calibri"/>
+          <w:lang w:eastAsia="en-AU"/>
+        </w:rPr>
+        <w:t xml:space="preserve"> Network calls will be executed asynchronously on background threads to ensure the application responds to user interactions within a reasonable amount of time without freezing the main user interface. The network operations will utilize Dispatchers.IO to handle the blocking API request, and successfully parsed data will be safely passed back to the </w:t>
+      </w:r>
+      <w:proofErr w:type="spellStart"/>
+      <w:r>
+        <w:rPr>
+          <w:rFonts w:eastAsia="Times New Roman" w:cs="Calibri"/>
+          <w:lang w:eastAsia="en-AU"/>
+        </w:rPr>
+        <w:t>Dispatchers.Main</w:t>
+      </w:r>
+      <w:proofErr w:type="spellEnd"/>
+      <w:r>
+        <w:rPr>
+          <w:rFonts w:eastAsia="Times New Roman" w:cs="Calibri"/>
+          <w:lang w:eastAsia="en-AU"/>
+        </w:rPr>
+        <w:t xml:space="preserve"> thread to update the Android UI. </w:t>
+      </w:r>
+    </w:p>
+    <w:p>
+      <w:pPr>
+        <w:numPr>
+          <w:ilvl w:val="0"/>
+          <w:numId w:val="26"/>
+        </w:numPr>
+        <w:tabs>
+          <w:tab w:val="num" w:pos="720"/>
+        </w:tabs>
+        <w:spacing w:line="240" w:lineRule="auto"/>
+        <w:rPr>
+          <w:rFonts w:eastAsia="Times New Roman" w:cs="Calibri"/>
+          <w:lang w:eastAsia="en-AU"/>
+        </w:rPr>
+      </w:pPr>
+      <w:r>
+        <w:rPr>
+          <w:rFonts w:eastAsia="Times New Roman" w:cs="Calibri"/>
+          <w:b/>
+          <w:bCs/>
+          <w:lang w:eastAsia="en-AU"/>
+        </w:rPr>
+        <w:t>Error Handling &amp; Resilience:</w:t>
+      </w:r>
+    </w:p>
+    <w:p>
+      <w:pPr>
+        <w:numPr>
+          <w:ilvl w:val="1"/>
+          <w:numId w:val="26"/>
+        </w:numPr>
+        <w:tabs>
+          <w:tab w:val="num" w:pos="1440"/>
+        </w:tabs>
+        <w:spacing w:line="240" w:lineRule="auto"/>
+        <w:rPr>
+          <w:rFonts w:eastAsia="Times New Roman" w:cs="Calibri"/>
+          <w:lang w:eastAsia="en-AU"/>
+        </w:rPr>
+      </w:pPr>
+      <w:r>
+        <w:rPr>
+          <w:rFonts w:eastAsia="Times New Roman" w:cs="Calibri"/>
+          <w:lang w:eastAsia="en-AU"/>
+        </w:rPr>
+        <w:t xml:space="preserve">To handle errors or unavailable external services without unexpectedly crashing, the communication module will implement a robust exception-handling architecture. </w:t>
+      </w:r>
+    </w:p>
+    <w:p>
+      <w:pPr>
+        <w:numPr>
+          <w:ilvl w:val="1"/>
+          <w:numId w:val="26"/>
+        </w:numPr>
+        <w:tabs>
+          <w:tab w:val="num" w:pos="1440"/>
+        </w:tabs>
+        <w:spacing w:line="240" w:lineRule="auto"/>
+        <w:rPr>
+          <w:rFonts w:eastAsia="Times New Roman" w:cs="Calibri"/>
+          <w:lang w:eastAsia="en-AU"/>
+        </w:rPr>
+      </w:pPr>
+      <w:r>
+        <w:rPr>
+          <w:rFonts w:eastAsia="Times New Roman" w:cs="Calibri"/>
+          <w:b/>
+          <w:bCs/>
+          <w:lang w:eastAsia="en-AU"/>
+        </w:rPr>
+        <w:t>HTTP Status Handling:</w:t>
+      </w:r>
+      <w:r>
+        <w:rPr>
+          <w:rFonts w:eastAsia="Times New Roman" w:cs="Calibri"/>
+          <w:lang w:eastAsia="en-AU"/>
+        </w:rPr>
+        <w:t xml:space="preserve"> The client will actively intercept HTTP error codes (e.g., 429 Too Many Requests, 503 Service Unavailable) from the GenAI API and translate them into user-friendly error messages on the frontend.</w:t>
+      </w:r>
+    </w:p>
+    <w:p>
+      <w:pPr>
+        <w:numPr>
+          <w:ilvl w:val="1"/>
+          <w:numId w:val="26"/>
+        </w:numPr>
+        <w:tabs>
+          <w:tab w:val="num" w:pos="1440"/>
+        </w:tabs>
+        <w:spacing w:line="240" w:lineRule="auto"/>
+        <w:rPr>
+          <w:rFonts w:eastAsia="Times New Roman" w:cs="Calibri"/>
+          <w:lang w:eastAsia="en-AU"/>
+        </w:rPr>
+      </w:pPr>
+      <w:r>
+        <w:rPr>
+          <w:rFonts w:eastAsia="Times New Roman" w:cs="Calibri"/>
+          <w:b/>
+          <w:bCs/>
+          <w:lang w:eastAsia="en-AU"/>
+        </w:rPr>
+        <w:t>Malformed Payload Catching:</w:t>
+      </w:r>
+      <w:r>
+        <w:rPr>
+          <w:rFonts w:eastAsia="Times New Roman" w:cs="Calibri"/>
+          <w:lang w:eastAsia="en-AU"/>
+        </w:rPr>
+        <w:t xml:space="preserve"> If the Generative AI hallucinates the requested JSON structure, the parsing module will catch the resulting </w:t>
+      </w:r>
+      <w:proofErr w:type="spellStart"/>
+      <w:r>
+        <w:rPr>
+          <w:rFonts w:eastAsia="Times New Roman" w:cs="Calibri"/>
+          <w:lang w:eastAsia="en-AU"/>
+        </w:rPr>
+        <w:t>JSONDecodeError</w:t>
+      </w:r>
+      <w:proofErr w:type="spellEnd"/>
+      <w:r>
+        <w:rPr>
+          <w:rFonts w:eastAsia="Times New Roman" w:cs="Calibri"/>
+          <w:lang w:eastAsia="en-AU"/>
+        </w:rPr>
+        <w:t xml:space="preserve"> (or equivalent parsing exception). This will trigger a safe fallback state that prompts the user to regenerate the meal plan, completely preventing the application from crashing due to unexpected AI outputs.</w:t>
       </w:r>
     </w:p>
     <w:p/>
@@ -13754,6 +14991,155 @@
     </w:lvl>
   </w:abstractNum>
   <w:abstractNum w:abstractNumId="1" w15:restartNumberingAfterBreak="0">
+    <w:nsid w:val="03B85D85"/>
+    <w:multiLevelType w:val="multilevel"/>
+    <w:tmpl w:val="2946BB92"/>
+    <w:lvl w:ilvl="0">
+      <w:start w:val="1"/>
+      <w:numFmt w:val="bullet"/>
+      <w:lvlText w:val=""/>
+      <w:lvlJc w:val="left"/>
+      <w:pPr>
+        <w:tabs>
+          <w:tab w:val="num" w:pos="720"/>
+        </w:tabs>
+        <w:ind w:left="720" w:hanging="360"/>
+      </w:pPr>
+      <w:rPr>
+        <w:rFonts w:ascii="Symbol" w:hAnsi="Symbol" w:hint="default"/>
+        <w:sz w:val="20"/>
+      </w:rPr>
+    </w:lvl>
+    <w:lvl w:ilvl="1" w:tentative="1">
+      <w:start w:val="1"/>
+      <w:numFmt w:val="bullet"/>
+      <w:lvlText w:val="o"/>
+      <w:lvlJc w:val="left"/>
+      <w:pPr>
+        <w:tabs>
+          <w:tab w:val="num" w:pos="1440"/>
+        </w:tabs>
+        <w:ind w:left="1440" w:hanging="360"/>
+      </w:pPr>
+      <w:rPr>
+        <w:rFonts w:ascii="Courier New" w:hAnsi="Courier New" w:hint="default"/>
+        <w:sz w:val="20"/>
+      </w:rPr>
+    </w:lvl>
+    <w:lvl w:ilvl="2" w:tentative="1">
+      <w:start w:val="1"/>
+      <w:numFmt w:val="bullet"/>
+      <w:lvlText w:val=""/>
+      <w:lvlJc w:val="left"/>
+      <w:pPr>
+        <w:tabs>
+          <w:tab w:val="num" w:pos="2160"/>
+        </w:tabs>
+        <w:ind w:left="2160" w:hanging="360"/>
+      </w:pPr>
+      <w:rPr>
+        <w:rFonts w:ascii="Wingdings" w:hAnsi="Wingdings" w:hint="default"/>
+        <w:sz w:val="20"/>
+      </w:rPr>
+    </w:lvl>
+    <w:lvl w:ilvl="3" w:tentative="1">
+      <w:start w:val="1"/>
+      <w:numFmt w:val="bullet"/>
+      <w:lvlText w:val=""/>
+      <w:lvlJc w:val="left"/>
+      <w:pPr>
+        <w:tabs>
+          <w:tab w:val="num" w:pos="2880"/>
+        </w:tabs>
+        <w:ind w:left="2880" w:hanging="360"/>
+      </w:pPr>
+      <w:rPr>
+        <w:rFonts w:ascii="Wingdings" w:hAnsi="Wingdings" w:hint="default"/>
+        <w:sz w:val="20"/>
+      </w:rPr>
+    </w:lvl>
+    <w:lvl w:ilvl="4" w:tentative="1">
+      <w:start w:val="1"/>
+      <w:numFmt w:val="bullet"/>
+      <w:lvlText w:val=""/>
+      <w:lvlJc w:val="left"/>
+      <w:pPr>
+        <w:tabs>
+          <w:tab w:val="num" w:pos="3600"/>
+        </w:tabs>
+        <w:ind w:left="3600" w:hanging="360"/>
+      </w:pPr>
+      <w:rPr>
+        <w:rFonts w:ascii="Wingdings" w:hAnsi="Wingdings" w:hint="default"/>
+        <w:sz w:val="20"/>
+      </w:rPr>
+    </w:lvl>
+    <w:lvl w:ilvl="5" w:tentative="1">
+      <w:start w:val="1"/>
+      <w:numFmt w:val="bullet"/>
+      <w:lvlText w:val=""/>
+      <w:lvlJc w:val="left"/>
+      <w:pPr>
+        <w:tabs>
+          <w:tab w:val="num" w:pos="4320"/>
+        </w:tabs>
+        <w:ind w:left="4320" w:hanging="360"/>
+      </w:pPr>
+      <w:rPr>
+        <w:rFonts w:ascii="Wingdings" w:hAnsi="Wingdings" w:hint="default"/>
+        <w:sz w:val="20"/>
+      </w:rPr>
+    </w:lvl>
+    <w:lvl w:ilvl="6" w:tentative="1">
+      <w:start w:val="1"/>
+      <w:numFmt w:val="bullet"/>
+      <w:lvlText w:val=""/>
+      <w:lvlJc w:val="left"/>
+      <w:pPr>
+        <w:tabs>
+          <w:tab w:val="num" w:pos="5040"/>
+        </w:tabs>
+        <w:ind w:left="5040" w:hanging="360"/>
+      </w:pPr>
+      <w:rPr>
+        <w:rFonts w:ascii="Wingdings" w:hAnsi="Wingdings" w:hint="default"/>
+        <w:sz w:val="20"/>
+      </w:rPr>
+    </w:lvl>
+    <w:lvl w:ilvl="7" w:tentative="1">
+      <w:start w:val="1"/>
+      <w:numFmt w:val="bullet"/>
+      <w:lvlText w:val=""/>
+      <w:lvlJc w:val="left"/>
+      <w:pPr>
+        <w:tabs>
+          <w:tab w:val="num" w:pos="5760"/>
+        </w:tabs>
+        <w:ind w:left="5760" w:hanging="360"/>
+      </w:pPr>
+      <w:rPr>
+        <w:rFonts w:ascii="Wingdings" w:hAnsi="Wingdings" w:hint="default"/>
+        <w:sz w:val="20"/>
+      </w:rPr>
+    </w:lvl>
+    <w:lvl w:ilvl="8" w:tentative="1">
+      <w:start w:val="1"/>
+      <w:numFmt w:val="bullet"/>
+      <w:lvlText w:val=""/>
+      <w:lvlJc w:val="left"/>
+      <w:pPr>
+        <w:tabs>
+          <w:tab w:val="num" w:pos="6480"/>
+        </w:tabs>
+        <w:ind w:left="6480" w:hanging="360"/>
+      </w:pPr>
+      <w:rPr>
+        <w:rFonts w:ascii="Wingdings" w:hAnsi="Wingdings" w:hint="default"/>
+        <w:sz w:val="20"/>
+      </w:rPr>
+    </w:lvl>
+  </w:abstractNum>
+  <w:abstractNum w:abstractNumId="2" w15:restartNumberingAfterBreak="0">
     <w:nsid w:val="03BB5278"/>
     <w:multiLevelType w:val="hybridMultilevel"/>
     <w:tmpl w:val="072EBC3C"/>
@@ -13866,600 +15252,156 @@
       </w:rPr>
     </w:lvl>
   </w:abstractNum>
-  <w:abstractNum w:abstractNumId="2" w15:restartNumberingAfterBreak="0">
-    <w:nsid w:val="078359ED"/>
-    <w:multiLevelType w:val="hybridMultilevel"/>
-    <w:tmpl w:val="1E4A5A6E"/>
-    <w:lvl w:ilvl="0" w:tplc="0C090001">
+  <w:abstractNum w:abstractNumId="3" w15:restartNumberingAfterBreak="0">
+    <w:nsid w:val="0F64320A"/>
+    <w:multiLevelType w:val="multilevel"/>
+    <w:tmpl w:val="D026E0A0"/>
+    <w:lvl w:ilvl="0">
       <w:start w:val="1"/>
       <w:numFmt w:val="bullet"/>
       <w:lvlText w:val=""/>
       <w:lvlJc w:val="left"/>
       <w:pPr>
+        <w:tabs>
+          <w:tab w:val="num" w:pos="720"/>
+        </w:tabs>
         <w:ind w:left="720" w:hanging="360"/>
       </w:pPr>
       <w:rPr>
         <w:rFonts w:ascii="Symbol" w:hAnsi="Symbol" w:hint="default"/>
-      </w:rPr>
-    </w:lvl>
-    <w:lvl w:ilvl="1" w:tplc="0C090003" w:tentative="1">
+        <w:sz w:val="20"/>
+      </w:rPr>
+    </w:lvl>
+    <w:lvl w:ilvl="1" w:tentative="1">
       <w:start w:val="1"/>
       <w:numFmt w:val="bullet"/>
       <w:lvlText w:val="o"/>
       <w:lvlJc w:val="left"/>
       <w:pPr>
+        <w:tabs>
+          <w:tab w:val="num" w:pos="1440"/>
+        </w:tabs>
         <w:ind w:left="1440" w:hanging="360"/>
       </w:pPr>
       <w:rPr>
-        <w:rFonts w:ascii="Courier New" w:hAnsi="Courier New" w:cs="Courier New" w:hint="default"/>
-      </w:rPr>
-    </w:lvl>
-    <w:lvl w:ilvl="2" w:tplc="0C090005" w:tentative="1">
+        <w:rFonts w:ascii="Courier New" w:hAnsi="Courier New" w:hint="default"/>
+        <w:sz w:val="20"/>
+      </w:rPr>
+    </w:lvl>
+    <w:lvl w:ilvl="2" w:tentative="1">
       <w:start w:val="1"/>
       <w:numFmt w:val="bullet"/>
       <w:lvlText w:val=""/>
       <w:lvlJc w:val="left"/>
       <w:pPr>
+        <w:tabs>
+          <w:tab w:val="num" w:pos="2160"/>
+        </w:tabs>
         <w:ind w:left="2160" w:hanging="360"/>
       </w:pPr>
       <w:rPr>
         <w:rFonts w:ascii="Wingdings" w:hAnsi="Wingdings" w:hint="default"/>
-      </w:rPr>
-    </w:lvl>
-    <w:lvl w:ilvl="3" w:tplc="0C090001" w:tentative="1">
-      <w:start w:val="1"/>
-      <w:numFmt w:val="bullet"/>
-      <w:lvlText w:val=""/>
-      <w:lvlJc w:val="left"/>
-      <w:pPr>
+        <w:sz w:val="20"/>
+      </w:rPr>
+    </w:lvl>
+    <w:lvl w:ilvl="3" w:tentative="1">
+      <w:start w:val="1"/>
+      <w:numFmt w:val="bullet"/>
+      <w:lvlText w:val=""/>
+      <w:lvlJc w:val="left"/>
+      <w:pPr>
+        <w:tabs>
+          <w:tab w:val="num" w:pos="2880"/>
+        </w:tabs>
         <w:ind w:left="2880" w:hanging="360"/>
       </w:pPr>
       <w:rPr>
-        <w:rFonts w:ascii="Symbol" w:hAnsi="Symbol" w:hint="default"/>
-      </w:rPr>
-    </w:lvl>
-    <w:lvl w:ilvl="4" w:tplc="0C090003" w:tentative="1">
-      <w:start w:val="1"/>
-      <w:numFmt w:val="bullet"/>
-      <w:lvlText w:val="o"/>
-      <w:lvlJc w:val="left"/>
-      <w:pPr>
+        <w:rFonts w:ascii="Wingdings" w:hAnsi="Wingdings" w:hint="default"/>
+        <w:sz w:val="20"/>
+      </w:rPr>
+    </w:lvl>
+    <w:lvl w:ilvl="4" w:tentative="1">
+      <w:start w:val="1"/>
+      <w:numFmt w:val="bullet"/>
+      <w:lvlText w:val=""/>
+      <w:lvlJc w:val="left"/>
+      <w:pPr>
+        <w:tabs>
+          <w:tab w:val="num" w:pos="3600"/>
+        </w:tabs>
         <w:ind w:left="3600" w:hanging="360"/>
       </w:pPr>
       <w:rPr>
-        <w:rFonts w:ascii="Courier New" w:hAnsi="Courier New" w:cs="Courier New" w:hint="default"/>
-      </w:rPr>
-    </w:lvl>
-    <w:lvl w:ilvl="5" w:tplc="0C090005" w:tentative="1">
+        <w:rFonts w:ascii="Wingdings" w:hAnsi="Wingdings" w:hint="default"/>
+        <w:sz w:val="20"/>
+      </w:rPr>
+    </w:lvl>
+    <w:lvl w:ilvl="5" w:tentative="1">
       <w:start w:val="1"/>
       <w:numFmt w:val="bullet"/>
       <w:lvlText w:val=""/>
       <w:lvlJc w:val="left"/>
       <w:pPr>
+        <w:tabs>
+          <w:tab w:val="num" w:pos="4320"/>
+        </w:tabs>
         <w:ind w:left="4320" w:hanging="360"/>
       </w:pPr>
       <w:rPr>
         <w:rFonts w:ascii="Wingdings" w:hAnsi="Wingdings" w:hint="default"/>
-      </w:rPr>
-    </w:lvl>
-    <w:lvl w:ilvl="6" w:tplc="0C090001" w:tentative="1">
-      <w:start w:val="1"/>
-      <w:numFmt w:val="bullet"/>
-      <w:lvlText w:val=""/>
-      <w:lvlJc w:val="left"/>
-      <w:pPr>
+        <w:sz w:val="20"/>
+      </w:rPr>
+    </w:lvl>
+    <w:lvl w:ilvl="6" w:tentative="1">
+      <w:start w:val="1"/>
+      <w:numFmt w:val="bullet"/>
+      <w:lvlText w:val=""/>
+      <w:lvlJc w:val="left"/>
+      <w:pPr>
+        <w:tabs>
+          <w:tab w:val="num" w:pos="5040"/>
+        </w:tabs>
         <w:ind w:left="5040" w:hanging="360"/>
       </w:pPr>
       <w:rPr>
-        <w:rFonts w:ascii="Symbol" w:hAnsi="Symbol" w:hint="default"/>
-      </w:rPr>
-    </w:lvl>
-    <w:lvl w:ilvl="7" w:tplc="0C090003" w:tentative="1">
-      <w:start w:val="1"/>
-      <w:numFmt w:val="bullet"/>
-      <w:lvlText w:val="o"/>
-      <w:lvlJc w:val="left"/>
-      <w:pPr>
+        <w:rFonts w:ascii="Wingdings" w:hAnsi="Wingdings" w:hint="default"/>
+        <w:sz w:val="20"/>
+      </w:rPr>
+    </w:lvl>
+    <w:lvl w:ilvl="7" w:tentative="1">
+      <w:start w:val="1"/>
+      <w:numFmt w:val="bullet"/>
+      <w:lvlText w:val=""/>
+      <w:lvlJc w:val="left"/>
+      <w:pPr>
+        <w:tabs>
+          <w:tab w:val="num" w:pos="5760"/>
+        </w:tabs>
         <w:ind w:left="5760" w:hanging="360"/>
       </w:pPr>
       <w:rPr>
-        <w:rFonts w:ascii="Courier New" w:hAnsi="Courier New" w:cs="Courier New" w:hint="default"/>
-      </w:rPr>
-    </w:lvl>
-    <w:lvl w:ilvl="8" w:tplc="0C090005" w:tentative="1">
+        <w:rFonts w:ascii="Wingdings" w:hAnsi="Wingdings" w:hint="default"/>
+        <w:sz w:val="20"/>
+      </w:rPr>
+    </w:lvl>
+    <w:lvl w:ilvl="8" w:tentative="1">
       <w:start w:val="1"/>
       <w:numFmt w:val="bullet"/>
       <w:lvlText w:val=""/>
       <w:lvlJc w:val="left"/>
       <w:pPr>
+        <w:tabs>
+          <w:tab w:val="num" w:pos="6480"/>
+        </w:tabs>
         <w:ind w:left="6480" w:hanging="360"/>
       </w:pPr>
       <w:rPr>
         <w:rFonts w:ascii="Wingdings" w:hAnsi="Wingdings" w:hint="default"/>
-      </w:rPr>
-    </w:lvl>
-  </w:abstractNum>
-  <w:abstractNum w:abstractNumId="3" w15:restartNumberingAfterBreak="0">
-    <w:nsid w:val="080B3DEB"/>
-    <w:multiLevelType w:val="hybridMultilevel"/>
-    <w:tmpl w:val="5A9EB24C"/>
-    <w:lvl w:ilvl="0" w:tplc="0C090001">
-      <w:start w:val="1"/>
-      <w:numFmt w:val="bullet"/>
-      <w:lvlText w:val=""/>
-      <w:lvlJc w:val="left"/>
-      <w:pPr>
-        <w:ind w:left="720" w:hanging="360"/>
-      </w:pPr>
-      <w:rPr>
-        <w:rFonts w:ascii="Symbol" w:hAnsi="Symbol" w:hint="default"/>
-      </w:rPr>
-    </w:lvl>
-    <w:lvl w:ilvl="1" w:tplc="0C090003" w:tentative="1">
-      <w:start w:val="1"/>
-      <w:numFmt w:val="bullet"/>
-      <w:lvlText w:val="o"/>
-      <w:lvlJc w:val="left"/>
-      <w:pPr>
-        <w:ind w:left="1440" w:hanging="360"/>
-      </w:pPr>
-      <w:rPr>
-        <w:rFonts w:ascii="Courier New" w:hAnsi="Courier New" w:cs="Courier New" w:hint="default"/>
-      </w:rPr>
-    </w:lvl>
-    <w:lvl w:ilvl="2" w:tplc="0C090005" w:tentative="1">
-      <w:start w:val="1"/>
-      <w:numFmt w:val="bullet"/>
-      <w:lvlText w:val=""/>
-      <w:lvlJc w:val="left"/>
-      <w:pPr>
-        <w:ind w:left="2160" w:hanging="360"/>
-      </w:pPr>
-      <w:rPr>
-        <w:rFonts w:ascii="Wingdings" w:hAnsi="Wingdings" w:hint="default"/>
-      </w:rPr>
-    </w:lvl>
-    <w:lvl w:ilvl="3" w:tplc="0C090001" w:tentative="1">
-      <w:start w:val="1"/>
-      <w:numFmt w:val="bullet"/>
-      <w:lvlText w:val=""/>
-      <w:lvlJc w:val="left"/>
-      <w:pPr>
-        <w:ind w:left="2880" w:hanging="360"/>
-      </w:pPr>
-      <w:rPr>
-        <w:rFonts w:ascii="Symbol" w:hAnsi="Symbol" w:hint="default"/>
-      </w:rPr>
-    </w:lvl>
-    <w:lvl w:ilvl="4" w:tplc="0C090003" w:tentative="1">
-      <w:start w:val="1"/>
-      <w:numFmt w:val="bullet"/>
-      <w:lvlText w:val="o"/>
-      <w:lvlJc w:val="left"/>
-      <w:pPr>
-        <w:ind w:left="3600" w:hanging="360"/>
-      </w:pPr>
-      <w:rPr>
-        <w:rFonts w:ascii="Courier New" w:hAnsi="Courier New" w:cs="Courier New" w:hint="default"/>
-      </w:rPr>
-    </w:lvl>
-    <w:lvl w:ilvl="5" w:tplc="0C090005" w:tentative="1">
-      <w:start w:val="1"/>
-      <w:numFmt w:val="bullet"/>
-      <w:lvlText w:val=""/>
-      <w:lvlJc w:val="left"/>
-      <w:pPr>
-        <w:ind w:left="4320" w:hanging="360"/>
-      </w:pPr>
-      <w:rPr>
-        <w:rFonts w:ascii="Wingdings" w:hAnsi="Wingdings" w:hint="default"/>
-      </w:rPr>
-    </w:lvl>
-    <w:lvl w:ilvl="6" w:tplc="0C090001" w:tentative="1">
-      <w:start w:val="1"/>
-      <w:numFmt w:val="bullet"/>
-      <w:lvlText w:val=""/>
-      <w:lvlJc w:val="left"/>
-      <w:pPr>
-        <w:ind w:left="5040" w:hanging="360"/>
-      </w:pPr>
-      <w:rPr>
-        <w:rFonts w:ascii="Symbol" w:hAnsi="Symbol" w:hint="default"/>
-      </w:rPr>
-    </w:lvl>
-    <w:lvl w:ilvl="7" w:tplc="0C090003" w:tentative="1">
-      <w:start w:val="1"/>
-      <w:numFmt w:val="bullet"/>
-      <w:lvlText w:val="o"/>
-      <w:lvlJc w:val="left"/>
-      <w:pPr>
-        <w:ind w:left="5760" w:hanging="360"/>
-      </w:pPr>
-      <w:rPr>
-        <w:rFonts w:ascii="Courier New" w:hAnsi="Courier New" w:cs="Courier New" w:hint="default"/>
-      </w:rPr>
-    </w:lvl>
-    <w:lvl w:ilvl="8" w:tplc="0C090005" w:tentative="1">
-      <w:start w:val="1"/>
-      <w:numFmt w:val="bullet"/>
-      <w:lvlText w:val=""/>
-      <w:lvlJc w:val="left"/>
-      <w:pPr>
-        <w:ind w:left="6480" w:hanging="360"/>
-      </w:pPr>
-      <w:rPr>
-        <w:rFonts w:ascii="Wingdings" w:hAnsi="Wingdings" w:hint="default"/>
+        <w:sz w:val="20"/>
       </w:rPr>
     </w:lvl>
   </w:abstractNum>
   <w:abstractNum w:abstractNumId="4" w15:restartNumberingAfterBreak="0">
-    <w:nsid w:val="0B80697D"/>
-    <w:multiLevelType w:val="hybridMultilevel"/>
-    <w:tmpl w:val="8284A1EC"/>
-    <w:lvl w:ilvl="0" w:tplc="0C090001">
-      <w:start w:val="1"/>
-      <w:numFmt w:val="bullet"/>
-      <w:lvlText w:val=""/>
-      <w:lvlJc w:val="left"/>
-      <w:pPr>
-        <w:ind w:left="720" w:hanging="360"/>
-      </w:pPr>
-      <w:rPr>
-        <w:rFonts w:ascii="Symbol" w:hAnsi="Symbol" w:hint="default"/>
-      </w:rPr>
-    </w:lvl>
-    <w:lvl w:ilvl="1" w:tplc="0C090003" w:tentative="1">
-      <w:start w:val="1"/>
-      <w:numFmt w:val="bullet"/>
-      <w:lvlText w:val="o"/>
-      <w:lvlJc w:val="left"/>
-      <w:pPr>
-        <w:ind w:left="1440" w:hanging="360"/>
-      </w:pPr>
-      <w:rPr>
-        <w:rFonts w:ascii="Courier New" w:hAnsi="Courier New" w:cs="Courier New" w:hint="default"/>
-      </w:rPr>
-    </w:lvl>
-    <w:lvl w:ilvl="2" w:tplc="0C090005" w:tentative="1">
-      <w:start w:val="1"/>
-      <w:numFmt w:val="bullet"/>
-      <w:lvlText w:val=""/>
-      <w:lvlJc w:val="left"/>
-      <w:pPr>
-        <w:ind w:left="2160" w:hanging="360"/>
-      </w:pPr>
-      <w:rPr>
-        <w:rFonts w:ascii="Wingdings" w:hAnsi="Wingdings" w:hint="default"/>
-      </w:rPr>
-    </w:lvl>
-    <w:lvl w:ilvl="3" w:tplc="0C090001" w:tentative="1">
-      <w:start w:val="1"/>
-      <w:numFmt w:val="bullet"/>
-      <w:lvlText w:val=""/>
-      <w:lvlJc w:val="left"/>
-      <w:pPr>
-        <w:ind w:left="2880" w:hanging="360"/>
-      </w:pPr>
-      <w:rPr>
-        <w:rFonts w:ascii="Symbol" w:hAnsi="Symbol" w:hint="default"/>
-      </w:rPr>
-    </w:lvl>
-    <w:lvl w:ilvl="4" w:tplc="0C090003" w:tentative="1">
-      <w:start w:val="1"/>
-      <w:numFmt w:val="bullet"/>
-      <w:lvlText w:val="o"/>
-      <w:lvlJc w:val="left"/>
-      <w:pPr>
-        <w:ind w:left="3600" w:hanging="360"/>
-      </w:pPr>
-      <w:rPr>
-        <w:rFonts w:ascii="Courier New" w:hAnsi="Courier New" w:cs="Courier New" w:hint="default"/>
-      </w:rPr>
-    </w:lvl>
-    <w:lvl w:ilvl="5" w:tplc="0C090005" w:tentative="1">
-      <w:start w:val="1"/>
-      <w:numFmt w:val="bullet"/>
-      <w:lvlText w:val=""/>
-      <w:lvlJc w:val="left"/>
-      <w:pPr>
-        <w:ind w:left="4320" w:hanging="360"/>
-      </w:pPr>
-      <w:rPr>
-        <w:rFonts w:ascii="Wingdings" w:hAnsi="Wingdings" w:hint="default"/>
-      </w:rPr>
-    </w:lvl>
-    <w:lvl w:ilvl="6" w:tplc="0C090001" w:tentative="1">
-      <w:start w:val="1"/>
-      <w:numFmt w:val="bullet"/>
-      <w:lvlText w:val=""/>
-      <w:lvlJc w:val="left"/>
-      <w:pPr>
-        <w:ind w:left="5040" w:hanging="360"/>
-      </w:pPr>
-      <w:rPr>
-        <w:rFonts w:ascii="Symbol" w:hAnsi="Symbol" w:hint="default"/>
-      </w:rPr>
-    </w:lvl>
-    <w:lvl w:ilvl="7" w:tplc="0C090003" w:tentative="1">
-      <w:start w:val="1"/>
-      <w:numFmt w:val="bullet"/>
-      <w:lvlText w:val="o"/>
-      <w:lvlJc w:val="left"/>
-      <w:pPr>
-        <w:ind w:left="5760" w:hanging="360"/>
-      </w:pPr>
-      <w:rPr>
-        <w:rFonts w:ascii="Courier New" w:hAnsi="Courier New" w:cs="Courier New" w:hint="default"/>
-      </w:rPr>
-    </w:lvl>
-    <w:lvl w:ilvl="8" w:tplc="0C090005" w:tentative="1">
-      <w:start w:val="1"/>
-      <w:numFmt w:val="bullet"/>
-      <w:lvlText w:val=""/>
-      <w:lvlJc w:val="left"/>
-      <w:pPr>
-        <w:ind w:left="6480" w:hanging="360"/>
-      </w:pPr>
-      <w:rPr>
-        <w:rFonts w:ascii="Wingdings" w:hAnsi="Wingdings" w:hint="default"/>
-      </w:rPr>
-    </w:lvl>
-  </w:abstractNum>
-  <w:abstractNum w:abstractNumId="5" w15:restartNumberingAfterBreak="0">
-    <w:nsid w:val="103E45E5"/>
-    <w:multiLevelType w:val="multilevel"/>
-    <w:tmpl w:val="779E4B42"/>
-    <w:lvl w:ilvl="0">
-      <w:start w:val="1"/>
-      <w:numFmt w:val="bullet"/>
-      <w:lvlText w:val=""/>
-      <w:lvlJc w:val="left"/>
-      <w:pPr>
-        <w:tabs>
-          <w:tab w:val="num" w:pos="360"/>
-        </w:tabs>
-        <w:ind w:left="360" w:hanging="360"/>
-      </w:pPr>
-      <w:rPr>
-        <w:rFonts w:ascii="Symbol" w:hAnsi="Symbol" w:hint="default"/>
-        <w:sz w:val="20"/>
-      </w:rPr>
-    </w:lvl>
-    <w:lvl w:ilvl="1">
-      <w:start w:val="1"/>
-      <w:numFmt w:val="bullet"/>
-      <w:lvlText w:val=""/>
-      <w:lvlJc w:val="left"/>
-      <w:pPr>
-        <w:ind w:left="502" w:hanging="360"/>
-      </w:pPr>
-      <w:rPr>
-        <w:rFonts w:ascii="Symbol" w:hAnsi="Symbol" w:hint="default"/>
-      </w:rPr>
-    </w:lvl>
-    <w:lvl w:ilvl="2">
-      <w:start w:val="1"/>
-      <w:numFmt w:val="bullet"/>
-      <w:lvlText w:val=""/>
-      <w:lvlJc w:val="left"/>
-      <w:pPr>
-        <w:ind w:left="360" w:hanging="360"/>
-      </w:pPr>
-      <w:rPr>
-        <w:rFonts w:ascii="Symbol" w:hAnsi="Symbol" w:hint="default"/>
-      </w:rPr>
-    </w:lvl>
-    <w:lvl w:ilvl="3">
-      <w:start w:val="1"/>
-      <w:numFmt w:val="bullet"/>
-      <w:lvlText w:val=""/>
-      <w:lvlJc w:val="left"/>
-      <w:pPr>
-        <w:tabs>
-          <w:tab w:val="num" w:pos="2520"/>
-        </w:tabs>
-        <w:ind w:left="2520" w:hanging="360"/>
-      </w:pPr>
-      <w:rPr>
-        <w:rFonts w:ascii="Wingdings" w:hAnsi="Wingdings" w:hint="default"/>
-        <w:sz w:val="20"/>
-      </w:rPr>
-    </w:lvl>
-    <w:lvl w:ilvl="4">
-      <w:start w:val="1"/>
-      <w:numFmt w:val="bullet"/>
-      <w:lvlText w:val=""/>
-      <w:lvlJc w:val="left"/>
-      <w:pPr>
-        <w:tabs>
-          <w:tab w:val="num" w:pos="3240"/>
-        </w:tabs>
-        <w:ind w:left="3240" w:hanging="360"/>
-      </w:pPr>
-      <w:rPr>
-        <w:rFonts w:ascii="Wingdings" w:hAnsi="Wingdings" w:hint="default"/>
-        <w:sz w:val="20"/>
-      </w:rPr>
-    </w:lvl>
-    <w:lvl w:ilvl="5">
-      <w:start w:val="1"/>
-      <w:numFmt w:val="bullet"/>
-      <w:lvlText w:val=""/>
-      <w:lvlJc w:val="left"/>
-      <w:pPr>
-        <w:tabs>
-          <w:tab w:val="num" w:pos="3960"/>
-        </w:tabs>
-        <w:ind w:left="3960" w:hanging="360"/>
-      </w:pPr>
-      <w:rPr>
-        <w:rFonts w:ascii="Wingdings" w:hAnsi="Wingdings" w:hint="default"/>
-        <w:sz w:val="20"/>
-      </w:rPr>
-    </w:lvl>
-    <w:lvl w:ilvl="6">
-      <w:start w:val="1"/>
-      <w:numFmt w:val="bullet"/>
-      <w:lvlText w:val=""/>
-      <w:lvlJc w:val="left"/>
-      <w:pPr>
-        <w:tabs>
-          <w:tab w:val="num" w:pos="4680"/>
-        </w:tabs>
-        <w:ind w:left="4680" w:hanging="360"/>
-      </w:pPr>
-      <w:rPr>
-        <w:rFonts w:ascii="Wingdings" w:hAnsi="Wingdings" w:hint="default"/>
-        <w:sz w:val="20"/>
-      </w:rPr>
-    </w:lvl>
-    <w:lvl w:ilvl="7">
-      <w:start w:val="1"/>
-      <w:numFmt w:val="bullet"/>
-      <w:lvlText w:val=""/>
-      <w:lvlJc w:val="left"/>
-      <w:pPr>
-        <w:tabs>
-          <w:tab w:val="num" w:pos="5400"/>
-        </w:tabs>
-        <w:ind w:left="5400" w:hanging="360"/>
-      </w:pPr>
-      <w:rPr>
-        <w:rFonts w:ascii="Wingdings" w:hAnsi="Wingdings" w:hint="default"/>
-        <w:sz w:val="20"/>
-      </w:rPr>
-    </w:lvl>
-    <w:lvl w:ilvl="8">
-      <w:start w:val="1"/>
-      <w:numFmt w:val="bullet"/>
-      <w:lvlText w:val=""/>
-      <w:lvlJc w:val="left"/>
-      <w:pPr>
-        <w:tabs>
-          <w:tab w:val="num" w:pos="6120"/>
-        </w:tabs>
-        <w:ind w:left="6120" w:hanging="360"/>
-      </w:pPr>
-      <w:rPr>
-        <w:rFonts w:ascii="Wingdings" w:hAnsi="Wingdings" w:hint="default"/>
-        <w:sz w:val="20"/>
-      </w:rPr>
-    </w:lvl>
-  </w:abstractNum>
-  <w:abstractNum w:abstractNumId="6" w15:restartNumberingAfterBreak="0">
-    <w:nsid w:val="10E3077F"/>
-    <w:multiLevelType w:val="hybridMultilevel"/>
-    <w:tmpl w:val="985A415C"/>
-    <w:lvl w:ilvl="0" w:tplc="0C090001">
-      <w:start w:val="1"/>
-      <w:numFmt w:val="bullet"/>
-      <w:lvlText w:val=""/>
-      <w:lvlJc w:val="left"/>
-      <w:pPr>
-        <w:ind w:left="720" w:hanging="360"/>
-      </w:pPr>
-      <w:rPr>
-        <w:rFonts w:ascii="Symbol" w:hAnsi="Symbol" w:hint="default"/>
-      </w:rPr>
-    </w:lvl>
-    <w:lvl w:ilvl="1" w:tplc="0C090003" w:tentative="1">
-      <w:start w:val="1"/>
-      <w:numFmt w:val="bullet"/>
-      <w:lvlText w:val="o"/>
-      <w:lvlJc w:val="left"/>
-      <w:pPr>
-        <w:ind w:left="1440" w:hanging="360"/>
-      </w:pPr>
-      <w:rPr>
-        <w:rFonts w:ascii="Courier New" w:hAnsi="Courier New" w:cs="Courier New" w:hint="default"/>
-      </w:rPr>
-    </w:lvl>
-    <w:lvl w:ilvl="2" w:tplc="0C090005" w:tentative="1">
-      <w:start w:val="1"/>
-      <w:numFmt w:val="bullet"/>
-      <w:lvlText w:val=""/>
-      <w:lvlJc w:val="left"/>
-      <w:pPr>
-        <w:ind w:left="2160" w:hanging="360"/>
-      </w:pPr>
-      <w:rPr>
-        <w:rFonts w:ascii="Wingdings" w:hAnsi="Wingdings" w:hint="default"/>
-      </w:rPr>
-    </w:lvl>
-    <w:lvl w:ilvl="3" w:tplc="0C090001" w:tentative="1">
-      <w:start w:val="1"/>
-      <w:numFmt w:val="bullet"/>
-      <w:lvlText w:val=""/>
-      <w:lvlJc w:val="left"/>
-      <w:pPr>
-        <w:ind w:left="2880" w:hanging="360"/>
-      </w:pPr>
-      <w:rPr>
-        <w:rFonts w:ascii="Symbol" w:hAnsi="Symbol" w:hint="default"/>
-      </w:rPr>
-    </w:lvl>
-    <w:lvl w:ilvl="4" w:tplc="0C090003" w:tentative="1">
-      <w:start w:val="1"/>
-      <w:numFmt w:val="bullet"/>
-      <w:lvlText w:val="o"/>
-      <w:lvlJc w:val="left"/>
-      <w:pPr>
-        <w:ind w:left="3600" w:hanging="360"/>
-      </w:pPr>
-      <w:rPr>
-        <w:rFonts w:ascii="Courier New" w:hAnsi="Courier New" w:cs="Courier New" w:hint="default"/>
-      </w:rPr>
-    </w:lvl>
-    <w:lvl w:ilvl="5" w:tplc="0C090005" w:tentative="1">
-      <w:start w:val="1"/>
-      <w:numFmt w:val="bullet"/>
-      <w:lvlText w:val=""/>
-      <w:lvlJc w:val="left"/>
-      <w:pPr>
-        <w:ind w:left="4320" w:hanging="360"/>
-      </w:pPr>
-      <w:rPr>
-        <w:rFonts w:ascii="Wingdings" w:hAnsi="Wingdings" w:hint="default"/>
-      </w:rPr>
-    </w:lvl>
-    <w:lvl w:ilvl="6" w:tplc="0C090001" w:tentative="1">
-      <w:start w:val="1"/>
-      <w:numFmt w:val="bullet"/>
-      <w:lvlText w:val=""/>
-      <w:lvlJc w:val="left"/>
-      <w:pPr>
-        <w:ind w:left="5040" w:hanging="360"/>
-      </w:pPr>
-      <w:rPr>
-        <w:rFonts w:ascii="Symbol" w:hAnsi="Symbol" w:hint="default"/>
-      </w:rPr>
-    </w:lvl>
-    <w:lvl w:ilvl="7" w:tplc="0C090003" w:tentative="1">
-      <w:start w:val="1"/>
-      <w:numFmt w:val="bullet"/>
-      <w:lvlText w:val="o"/>
-      <w:lvlJc w:val="left"/>
-      <w:pPr>
-        <w:ind w:left="5760" w:hanging="360"/>
-      </w:pPr>
-      <w:rPr>
-        <w:rFonts w:ascii="Courier New" w:hAnsi="Courier New" w:cs="Courier New" w:hint="default"/>
-      </w:rPr>
-    </w:lvl>
-    <w:lvl w:ilvl="8" w:tplc="0C090005" w:tentative="1">
-      <w:start w:val="1"/>
-      <w:numFmt w:val="bullet"/>
-      <w:lvlText w:val=""/>
-      <w:lvlJc w:val="left"/>
-      <w:pPr>
-        <w:ind w:left="6480" w:hanging="360"/>
-      </w:pPr>
-      <w:rPr>
-        <w:rFonts w:ascii="Wingdings" w:hAnsi="Wingdings" w:hint="default"/>
-      </w:rPr>
-    </w:lvl>
-  </w:abstractNum>
-  <w:abstractNum w:abstractNumId="7" w15:restartNumberingAfterBreak="0">
     <w:nsid w:val="14745E80"/>
     <w:multiLevelType w:val="hybridMultilevel"/>
     <w:tmpl w:val="823CB574"/>
@@ -14572,156 +15514,7 @@
       </w:rPr>
     </w:lvl>
   </w:abstractNum>
-  <w:abstractNum w:abstractNumId="8" w15:restartNumberingAfterBreak="0">
-    <w:nsid w:val="15AE683B"/>
-    <w:multiLevelType w:val="multilevel"/>
-    <w:tmpl w:val="EA02FB30"/>
-    <w:lvl w:ilvl="0">
-      <w:start w:val="1"/>
-      <w:numFmt w:val="bullet"/>
-      <w:lvlText w:val=""/>
-      <w:lvlJc w:val="left"/>
-      <w:pPr>
-        <w:tabs>
-          <w:tab w:val="num" w:pos="360"/>
-        </w:tabs>
-        <w:ind w:left="360" w:hanging="360"/>
-      </w:pPr>
-      <w:rPr>
-        <w:rFonts w:ascii="Symbol" w:hAnsi="Symbol" w:hint="default"/>
-        <w:sz w:val="20"/>
-      </w:rPr>
-    </w:lvl>
-    <w:lvl w:ilvl="1">
-      <w:start w:val="1"/>
-      <w:numFmt w:val="bullet"/>
-      <w:lvlText w:val="o"/>
-      <w:lvlJc w:val="left"/>
-      <w:pPr>
-        <w:tabs>
-          <w:tab w:val="num" w:pos="1080"/>
-        </w:tabs>
-        <w:ind w:left="1080" w:hanging="360"/>
-      </w:pPr>
-      <w:rPr>
-        <w:rFonts w:ascii="Courier New" w:hAnsi="Courier New" w:cs="Times New Roman" w:hint="default"/>
-        <w:sz w:val="20"/>
-      </w:rPr>
-    </w:lvl>
-    <w:lvl w:ilvl="2">
-      <w:start w:val="1"/>
-      <w:numFmt w:val="bullet"/>
-      <w:lvlText w:val=""/>
-      <w:lvlJc w:val="left"/>
-      <w:pPr>
-        <w:tabs>
-          <w:tab w:val="num" w:pos="1800"/>
-        </w:tabs>
-        <w:ind w:left="1800" w:hanging="360"/>
-      </w:pPr>
-      <w:rPr>
-        <w:rFonts w:ascii="Wingdings" w:hAnsi="Wingdings" w:hint="default"/>
-        <w:sz w:val="20"/>
-      </w:rPr>
-    </w:lvl>
-    <w:lvl w:ilvl="3">
-      <w:start w:val="1"/>
-      <w:numFmt w:val="bullet"/>
-      <w:lvlText w:val=""/>
-      <w:lvlJc w:val="left"/>
-      <w:pPr>
-        <w:tabs>
-          <w:tab w:val="num" w:pos="2520"/>
-        </w:tabs>
-        <w:ind w:left="2520" w:hanging="360"/>
-      </w:pPr>
-      <w:rPr>
-        <w:rFonts w:ascii="Wingdings" w:hAnsi="Wingdings" w:hint="default"/>
-        <w:sz w:val="20"/>
-      </w:rPr>
-    </w:lvl>
-    <w:lvl w:ilvl="4">
-      <w:start w:val="1"/>
-      <w:numFmt w:val="bullet"/>
-      <w:lvlText w:val=""/>
-      <w:lvlJc w:val="left"/>
-      <w:pPr>
-        <w:tabs>
-          <w:tab w:val="num" w:pos="3240"/>
-        </w:tabs>
-        <w:ind w:left="3240" w:hanging="360"/>
-      </w:pPr>
-      <w:rPr>
-        <w:rFonts w:ascii="Wingdings" w:hAnsi="Wingdings" w:hint="default"/>
-        <w:sz w:val="20"/>
-      </w:rPr>
-    </w:lvl>
-    <w:lvl w:ilvl="5">
-      <w:start w:val="1"/>
-      <w:numFmt w:val="bullet"/>
-      <w:lvlText w:val=""/>
-      <w:lvlJc w:val="left"/>
-      <w:pPr>
-        <w:tabs>
-          <w:tab w:val="num" w:pos="3960"/>
-        </w:tabs>
-        <w:ind w:left="3960" w:hanging="360"/>
-      </w:pPr>
-      <w:rPr>
-        <w:rFonts w:ascii="Wingdings" w:hAnsi="Wingdings" w:hint="default"/>
-        <w:sz w:val="20"/>
-      </w:rPr>
-    </w:lvl>
-    <w:lvl w:ilvl="6">
-      <w:start w:val="1"/>
-      <w:numFmt w:val="bullet"/>
-      <w:lvlText w:val=""/>
-      <w:lvlJc w:val="left"/>
-      <w:pPr>
-        <w:tabs>
-          <w:tab w:val="num" w:pos="4680"/>
-        </w:tabs>
-        <w:ind w:left="4680" w:hanging="360"/>
-      </w:pPr>
-      <w:rPr>
-        <w:rFonts w:ascii="Wingdings" w:hAnsi="Wingdings" w:hint="default"/>
-        <w:sz w:val="20"/>
-      </w:rPr>
-    </w:lvl>
-    <w:lvl w:ilvl="7">
-      <w:start w:val="1"/>
-      <w:numFmt w:val="bullet"/>
-      <w:lvlText w:val=""/>
-      <w:lvlJc w:val="left"/>
-      <w:pPr>
-        <w:tabs>
-          <w:tab w:val="num" w:pos="5400"/>
-        </w:tabs>
-        <w:ind w:left="5400" w:hanging="360"/>
-      </w:pPr>
-      <w:rPr>
-        <w:rFonts w:ascii="Wingdings" w:hAnsi="Wingdings" w:hint="default"/>
-        <w:sz w:val="20"/>
-      </w:rPr>
-    </w:lvl>
-    <w:lvl w:ilvl="8">
-      <w:start w:val="1"/>
-      <w:numFmt w:val="bullet"/>
-      <w:lvlText w:val=""/>
-      <w:lvlJc w:val="left"/>
-      <w:pPr>
-        <w:tabs>
-          <w:tab w:val="num" w:pos="6120"/>
-        </w:tabs>
-        <w:ind w:left="6120" w:hanging="360"/>
-      </w:pPr>
-      <w:rPr>
-        <w:rFonts w:ascii="Wingdings" w:hAnsi="Wingdings" w:hint="default"/>
-        <w:sz w:val="20"/>
-      </w:rPr>
-    </w:lvl>
-  </w:abstractNum>
-  <w:abstractNum w:abstractNumId="9" w15:restartNumberingAfterBreak="0">
+  <w:abstractNum w:abstractNumId="5" w15:restartNumberingAfterBreak="0">
     <w:nsid w:val="16160DDA"/>
     <w:multiLevelType w:val="hybridMultilevel"/>
     <w:tmpl w:val="0FD82DE2"/>
@@ -14834,10 +15627,575 @@
       </w:rPr>
     </w:lvl>
   </w:abstractNum>
+  <w:abstractNum w:abstractNumId="6" w15:restartNumberingAfterBreak="0">
+    <w:nsid w:val="29F41FDD"/>
+    <w:multiLevelType w:val="hybridMultilevel"/>
+    <w:tmpl w:val="2DA454F6"/>
+    <w:lvl w:ilvl="0" w:tplc="0C090001">
+      <w:start w:val="1"/>
+      <w:numFmt w:val="bullet"/>
+      <w:lvlText w:val=""/>
+      <w:lvlJc w:val="left"/>
+      <w:pPr>
+        <w:ind w:left="720" w:hanging="360"/>
+      </w:pPr>
+      <w:rPr>
+        <w:rFonts w:ascii="Symbol" w:hAnsi="Symbol" w:hint="default"/>
+      </w:rPr>
+    </w:lvl>
+    <w:lvl w:ilvl="1" w:tplc="0C090003" w:tentative="1">
+      <w:start w:val="1"/>
+      <w:numFmt w:val="bullet"/>
+      <w:lvlText w:val="o"/>
+      <w:lvlJc w:val="left"/>
+      <w:pPr>
+        <w:ind w:left="1440" w:hanging="360"/>
+      </w:pPr>
+      <w:rPr>
+        <w:rFonts w:ascii="Courier New" w:hAnsi="Courier New" w:cs="Courier New" w:hint="default"/>
+      </w:rPr>
+    </w:lvl>
+    <w:lvl w:ilvl="2" w:tplc="0C090005" w:tentative="1">
+      <w:start w:val="1"/>
+      <w:numFmt w:val="bullet"/>
+      <w:lvlText w:val=""/>
+      <w:lvlJc w:val="left"/>
+      <w:pPr>
+        <w:ind w:left="2160" w:hanging="360"/>
+      </w:pPr>
+      <w:rPr>
+        <w:rFonts w:ascii="Wingdings" w:hAnsi="Wingdings" w:hint="default"/>
+      </w:rPr>
+    </w:lvl>
+    <w:lvl w:ilvl="3" w:tplc="0C090001" w:tentative="1">
+      <w:start w:val="1"/>
+      <w:numFmt w:val="bullet"/>
+      <w:lvlText w:val=""/>
+      <w:lvlJc w:val="left"/>
+      <w:pPr>
+        <w:ind w:left="2880" w:hanging="360"/>
+      </w:pPr>
+      <w:rPr>
+        <w:rFonts w:ascii="Symbol" w:hAnsi="Symbol" w:hint="default"/>
+      </w:rPr>
+    </w:lvl>
+    <w:lvl w:ilvl="4" w:tplc="0C090003" w:tentative="1">
+      <w:start w:val="1"/>
+      <w:numFmt w:val="bullet"/>
+      <w:lvlText w:val="o"/>
+      <w:lvlJc w:val="left"/>
+      <w:pPr>
+        <w:ind w:left="3600" w:hanging="360"/>
+      </w:pPr>
+      <w:rPr>
+        <w:rFonts w:ascii="Courier New" w:hAnsi="Courier New" w:cs="Courier New" w:hint="default"/>
+      </w:rPr>
+    </w:lvl>
+    <w:lvl w:ilvl="5" w:tplc="0C090005" w:tentative="1">
+      <w:start w:val="1"/>
+      <w:numFmt w:val="bullet"/>
+      <w:lvlText w:val=""/>
+      <w:lvlJc w:val="left"/>
+      <w:pPr>
+        <w:ind w:left="4320" w:hanging="360"/>
+      </w:pPr>
+      <w:rPr>
+        <w:rFonts w:ascii="Wingdings" w:hAnsi="Wingdings" w:hint="default"/>
+      </w:rPr>
+    </w:lvl>
+    <w:lvl w:ilvl="6" w:tplc="0C090001" w:tentative="1">
+      <w:start w:val="1"/>
+      <w:numFmt w:val="bullet"/>
+      <w:lvlText w:val=""/>
+      <w:lvlJc w:val="left"/>
+      <w:pPr>
+        <w:ind w:left="5040" w:hanging="360"/>
+      </w:pPr>
+      <w:rPr>
+        <w:rFonts w:ascii="Symbol" w:hAnsi="Symbol" w:hint="default"/>
+      </w:rPr>
+    </w:lvl>
+    <w:lvl w:ilvl="7" w:tplc="0C090003" w:tentative="1">
+      <w:start w:val="1"/>
+      <w:numFmt w:val="bullet"/>
+      <w:lvlText w:val="o"/>
+      <w:lvlJc w:val="left"/>
+      <w:pPr>
+        <w:ind w:left="5760" w:hanging="360"/>
+      </w:pPr>
+      <w:rPr>
+        <w:rFonts w:ascii="Courier New" w:hAnsi="Courier New" w:cs="Courier New" w:hint="default"/>
+      </w:rPr>
+    </w:lvl>
+    <w:lvl w:ilvl="8" w:tplc="0C090005" w:tentative="1">
+      <w:start w:val="1"/>
+      <w:numFmt w:val="bullet"/>
+      <w:lvlText w:val=""/>
+      <w:lvlJc w:val="left"/>
+      <w:pPr>
+        <w:ind w:left="6480" w:hanging="360"/>
+      </w:pPr>
+      <w:rPr>
+        <w:rFonts w:ascii="Wingdings" w:hAnsi="Wingdings" w:hint="default"/>
+      </w:rPr>
+    </w:lvl>
+  </w:abstractNum>
+  <w:abstractNum w:abstractNumId="7" w15:restartNumberingAfterBreak="0">
+    <w:nsid w:val="2A1363DF"/>
+    <w:multiLevelType w:val="hybridMultilevel"/>
+    <w:tmpl w:val="5BE289E8"/>
+    <w:lvl w:ilvl="0" w:tplc="0C090001">
+      <w:start w:val="1"/>
+      <w:numFmt w:val="bullet"/>
+      <w:lvlText w:val=""/>
+      <w:lvlJc w:val="left"/>
+      <w:pPr>
+        <w:ind w:left="720" w:hanging="360"/>
+      </w:pPr>
+      <w:rPr>
+        <w:rFonts w:ascii="Symbol" w:hAnsi="Symbol" w:hint="default"/>
+      </w:rPr>
+    </w:lvl>
+    <w:lvl w:ilvl="1" w:tplc="0C090003" w:tentative="1">
+      <w:start w:val="1"/>
+      <w:numFmt w:val="bullet"/>
+      <w:lvlText w:val="o"/>
+      <w:lvlJc w:val="left"/>
+      <w:pPr>
+        <w:ind w:left="1440" w:hanging="360"/>
+      </w:pPr>
+      <w:rPr>
+        <w:rFonts w:ascii="Courier New" w:hAnsi="Courier New" w:cs="Courier New" w:hint="default"/>
+      </w:rPr>
+    </w:lvl>
+    <w:lvl w:ilvl="2" w:tplc="0C090005" w:tentative="1">
+      <w:start w:val="1"/>
+      <w:numFmt w:val="bullet"/>
+      <w:lvlText w:val=""/>
+      <w:lvlJc w:val="left"/>
+      <w:pPr>
+        <w:ind w:left="2160" w:hanging="360"/>
+      </w:pPr>
+      <w:rPr>
+        <w:rFonts w:ascii="Wingdings" w:hAnsi="Wingdings" w:hint="default"/>
+      </w:rPr>
+    </w:lvl>
+    <w:lvl w:ilvl="3" w:tplc="0C090001" w:tentative="1">
+      <w:start w:val="1"/>
+      <w:numFmt w:val="bullet"/>
+      <w:lvlText w:val=""/>
+      <w:lvlJc w:val="left"/>
+      <w:pPr>
+        <w:ind w:left="2880" w:hanging="360"/>
+      </w:pPr>
+      <w:rPr>
+        <w:rFonts w:ascii="Symbol" w:hAnsi="Symbol" w:hint="default"/>
+      </w:rPr>
+    </w:lvl>
+    <w:lvl w:ilvl="4" w:tplc="0C090003" w:tentative="1">
+      <w:start w:val="1"/>
+      <w:numFmt w:val="bullet"/>
+      <w:lvlText w:val="o"/>
+      <w:lvlJc w:val="left"/>
+      <w:pPr>
+        <w:ind w:left="3600" w:hanging="360"/>
+      </w:pPr>
+      <w:rPr>
+        <w:rFonts w:ascii="Courier New" w:hAnsi="Courier New" w:cs="Courier New" w:hint="default"/>
+      </w:rPr>
+    </w:lvl>
+    <w:lvl w:ilvl="5" w:tplc="0C090005" w:tentative="1">
+      <w:start w:val="1"/>
+      <w:numFmt w:val="bullet"/>
+      <w:lvlText w:val=""/>
+      <w:lvlJc w:val="left"/>
+      <w:pPr>
+        <w:ind w:left="4320" w:hanging="360"/>
+      </w:pPr>
+      <w:rPr>
+        <w:rFonts w:ascii="Wingdings" w:hAnsi="Wingdings" w:hint="default"/>
+      </w:rPr>
+    </w:lvl>
+    <w:lvl w:ilvl="6" w:tplc="0C090001" w:tentative="1">
+      <w:start w:val="1"/>
+      <w:numFmt w:val="bullet"/>
+      <w:lvlText w:val=""/>
+      <w:lvlJc w:val="left"/>
+      <w:pPr>
+        <w:ind w:left="5040" w:hanging="360"/>
+      </w:pPr>
+      <w:rPr>
+        <w:rFonts w:ascii="Symbol" w:hAnsi="Symbol" w:hint="default"/>
+      </w:rPr>
+    </w:lvl>
+    <w:lvl w:ilvl="7" w:tplc="0C090003" w:tentative="1">
+      <w:start w:val="1"/>
+      <w:numFmt w:val="bullet"/>
+      <w:lvlText w:val="o"/>
+      <w:lvlJc w:val="left"/>
+      <w:pPr>
+        <w:ind w:left="5760" w:hanging="360"/>
+      </w:pPr>
+      <w:rPr>
+        <w:rFonts w:ascii="Courier New" w:hAnsi="Courier New" w:cs="Courier New" w:hint="default"/>
+      </w:rPr>
+    </w:lvl>
+    <w:lvl w:ilvl="8" w:tplc="0C090005" w:tentative="1">
+      <w:start w:val="1"/>
+      <w:numFmt w:val="bullet"/>
+      <w:lvlText w:val=""/>
+      <w:lvlJc w:val="left"/>
+      <w:pPr>
+        <w:ind w:left="6480" w:hanging="360"/>
+      </w:pPr>
+      <w:rPr>
+        <w:rFonts w:ascii="Wingdings" w:hAnsi="Wingdings" w:hint="default"/>
+      </w:rPr>
+    </w:lvl>
+  </w:abstractNum>
+  <w:abstractNum w:abstractNumId="8" w15:restartNumberingAfterBreak="0">
+    <w:nsid w:val="2B7C7454"/>
+    <w:multiLevelType w:val="hybridMultilevel"/>
+    <w:tmpl w:val="0ADCE30C"/>
+    <w:lvl w:ilvl="0" w:tplc="0C090001">
+      <w:start w:val="1"/>
+      <w:numFmt w:val="bullet"/>
+      <w:lvlText w:val=""/>
+      <w:lvlJc w:val="left"/>
+      <w:pPr>
+        <w:ind w:left="720" w:hanging="360"/>
+      </w:pPr>
+      <w:rPr>
+        <w:rFonts w:ascii="Symbol" w:hAnsi="Symbol" w:hint="default"/>
+      </w:rPr>
+    </w:lvl>
+    <w:lvl w:ilvl="1" w:tplc="0C090003" w:tentative="1">
+      <w:start w:val="1"/>
+      <w:numFmt w:val="bullet"/>
+      <w:lvlText w:val="o"/>
+      <w:lvlJc w:val="left"/>
+      <w:pPr>
+        <w:ind w:left="1440" w:hanging="360"/>
+      </w:pPr>
+      <w:rPr>
+        <w:rFonts w:ascii="Courier New" w:hAnsi="Courier New" w:cs="Courier New" w:hint="default"/>
+      </w:rPr>
+    </w:lvl>
+    <w:lvl w:ilvl="2" w:tplc="0C090005" w:tentative="1">
+      <w:start w:val="1"/>
+      <w:numFmt w:val="bullet"/>
+      <w:lvlText w:val=""/>
+      <w:lvlJc w:val="left"/>
+      <w:pPr>
+        <w:ind w:left="2160" w:hanging="360"/>
+      </w:pPr>
+      <w:rPr>
+        <w:rFonts w:ascii="Wingdings" w:hAnsi="Wingdings" w:hint="default"/>
+      </w:rPr>
+    </w:lvl>
+    <w:lvl w:ilvl="3" w:tplc="0C090001" w:tentative="1">
+      <w:start w:val="1"/>
+      <w:numFmt w:val="bullet"/>
+      <w:lvlText w:val=""/>
+      <w:lvlJc w:val="left"/>
+      <w:pPr>
+        <w:ind w:left="2880" w:hanging="360"/>
+      </w:pPr>
+      <w:rPr>
+        <w:rFonts w:ascii="Symbol" w:hAnsi="Symbol" w:hint="default"/>
+      </w:rPr>
+    </w:lvl>
+    <w:lvl w:ilvl="4" w:tplc="0C090003" w:tentative="1">
+      <w:start w:val="1"/>
+      <w:numFmt w:val="bullet"/>
+      <w:lvlText w:val="o"/>
+      <w:lvlJc w:val="left"/>
+      <w:pPr>
+        <w:ind w:left="3600" w:hanging="360"/>
+      </w:pPr>
+      <w:rPr>
+        <w:rFonts w:ascii="Courier New" w:hAnsi="Courier New" w:cs="Courier New" w:hint="default"/>
+      </w:rPr>
+    </w:lvl>
+    <w:lvl w:ilvl="5" w:tplc="0C090005" w:tentative="1">
+      <w:start w:val="1"/>
+      <w:numFmt w:val="bullet"/>
+      <w:lvlText w:val=""/>
+      <w:lvlJc w:val="left"/>
+      <w:pPr>
+        <w:ind w:left="4320" w:hanging="360"/>
+      </w:pPr>
+      <w:rPr>
+        <w:rFonts w:ascii="Wingdings" w:hAnsi="Wingdings" w:hint="default"/>
+      </w:rPr>
+    </w:lvl>
+    <w:lvl w:ilvl="6" w:tplc="0C090001" w:tentative="1">
+      <w:start w:val="1"/>
+      <w:numFmt w:val="bullet"/>
+      <w:lvlText w:val=""/>
+      <w:lvlJc w:val="left"/>
+      <w:pPr>
+        <w:ind w:left="5040" w:hanging="360"/>
+      </w:pPr>
+      <w:rPr>
+        <w:rFonts w:ascii="Symbol" w:hAnsi="Symbol" w:hint="default"/>
+      </w:rPr>
+    </w:lvl>
+    <w:lvl w:ilvl="7" w:tplc="0C090003" w:tentative="1">
+      <w:start w:val="1"/>
+      <w:numFmt w:val="bullet"/>
+      <w:lvlText w:val="o"/>
+      <w:lvlJc w:val="left"/>
+      <w:pPr>
+        <w:ind w:left="5760" w:hanging="360"/>
+      </w:pPr>
+      <w:rPr>
+        <w:rFonts w:ascii="Courier New" w:hAnsi="Courier New" w:cs="Courier New" w:hint="default"/>
+      </w:rPr>
+    </w:lvl>
+    <w:lvl w:ilvl="8" w:tplc="0C090005" w:tentative="1">
+      <w:start w:val="1"/>
+      <w:numFmt w:val="bullet"/>
+      <w:lvlText w:val=""/>
+      <w:lvlJc w:val="left"/>
+      <w:pPr>
+        <w:ind w:left="6480" w:hanging="360"/>
+      </w:pPr>
+      <w:rPr>
+        <w:rFonts w:ascii="Wingdings" w:hAnsi="Wingdings" w:hint="default"/>
+      </w:rPr>
+    </w:lvl>
+  </w:abstractNum>
+  <w:abstractNum w:abstractNumId="9" w15:restartNumberingAfterBreak="0">
+    <w:nsid w:val="35E30B63"/>
+    <w:multiLevelType w:val="hybridMultilevel"/>
+    <w:tmpl w:val="ED50AD3C"/>
+    <w:lvl w:ilvl="0" w:tplc="0C090001">
+      <w:start w:val="1"/>
+      <w:numFmt w:val="bullet"/>
+      <w:lvlText w:val=""/>
+      <w:lvlJc w:val="left"/>
+      <w:pPr>
+        <w:ind w:left="720" w:hanging="360"/>
+      </w:pPr>
+      <w:rPr>
+        <w:rFonts w:ascii="Symbol" w:hAnsi="Symbol" w:hint="default"/>
+      </w:rPr>
+    </w:lvl>
+    <w:lvl w:ilvl="1" w:tplc="0C090003" w:tentative="1">
+      <w:start w:val="1"/>
+      <w:numFmt w:val="bullet"/>
+      <w:lvlText w:val="o"/>
+      <w:lvlJc w:val="left"/>
+      <w:pPr>
+        <w:ind w:left="1440" w:hanging="360"/>
+      </w:pPr>
+      <w:rPr>
+        <w:rFonts w:ascii="Courier New" w:hAnsi="Courier New" w:cs="Courier New" w:hint="default"/>
+      </w:rPr>
+    </w:lvl>
+    <w:lvl w:ilvl="2" w:tplc="0C090005" w:tentative="1">
+      <w:start w:val="1"/>
+      <w:numFmt w:val="bullet"/>
+      <w:lvlText w:val=""/>
+      <w:lvlJc w:val="left"/>
+      <w:pPr>
+        <w:ind w:left="2160" w:hanging="360"/>
+      </w:pPr>
+      <w:rPr>
+        <w:rFonts w:ascii="Wingdings" w:hAnsi="Wingdings" w:hint="default"/>
+      </w:rPr>
+    </w:lvl>
+    <w:lvl w:ilvl="3" w:tplc="0C090001" w:tentative="1">
+      <w:start w:val="1"/>
+      <w:numFmt w:val="bullet"/>
+      <w:lvlText w:val=""/>
+      <w:lvlJc w:val="left"/>
+      <w:pPr>
+        <w:ind w:left="2880" w:hanging="360"/>
+      </w:pPr>
+      <w:rPr>
+        <w:rFonts w:ascii="Symbol" w:hAnsi="Symbol" w:hint="default"/>
+      </w:rPr>
+    </w:lvl>
+    <w:lvl w:ilvl="4" w:tplc="0C090003" w:tentative="1">
+      <w:start w:val="1"/>
+      <w:numFmt w:val="bullet"/>
+      <w:lvlText w:val="o"/>
+      <w:lvlJc w:val="left"/>
+      <w:pPr>
+        <w:ind w:left="3600" w:hanging="360"/>
+      </w:pPr>
+      <w:rPr>
+        <w:rFonts w:ascii="Courier New" w:hAnsi="Courier New" w:cs="Courier New" w:hint="default"/>
+      </w:rPr>
+    </w:lvl>
+    <w:lvl w:ilvl="5" w:tplc="0C090005" w:tentative="1">
+      <w:start w:val="1"/>
+      <w:numFmt w:val="bullet"/>
+      <w:lvlText w:val=""/>
+      <w:lvlJc w:val="left"/>
+      <w:pPr>
+        <w:ind w:left="4320" w:hanging="360"/>
+      </w:pPr>
+      <w:rPr>
+        <w:rFonts w:ascii="Wingdings" w:hAnsi="Wingdings" w:hint="default"/>
+      </w:rPr>
+    </w:lvl>
+    <w:lvl w:ilvl="6" w:tplc="0C090001" w:tentative="1">
+      <w:start w:val="1"/>
+      <w:numFmt w:val="bullet"/>
+      <w:lvlText w:val=""/>
+      <w:lvlJc w:val="left"/>
+      <w:pPr>
+        <w:ind w:left="5040" w:hanging="360"/>
+      </w:pPr>
+      <w:rPr>
+        <w:rFonts w:ascii="Symbol" w:hAnsi="Symbol" w:hint="default"/>
+      </w:rPr>
+    </w:lvl>
+    <w:lvl w:ilvl="7" w:tplc="0C090003" w:tentative="1">
+      <w:start w:val="1"/>
+      <w:numFmt w:val="bullet"/>
+      <w:lvlText w:val="o"/>
+      <w:lvlJc w:val="left"/>
+      <w:pPr>
+        <w:ind w:left="5760" w:hanging="360"/>
+      </w:pPr>
+      <w:rPr>
+        <w:rFonts w:ascii="Courier New" w:hAnsi="Courier New" w:cs="Courier New" w:hint="default"/>
+      </w:rPr>
+    </w:lvl>
+    <w:lvl w:ilvl="8" w:tplc="0C090005" w:tentative="1">
+      <w:start w:val="1"/>
+      <w:numFmt w:val="bullet"/>
+      <w:lvlText w:val=""/>
+      <w:lvlJc w:val="left"/>
+      <w:pPr>
+        <w:ind w:left="6480" w:hanging="360"/>
+      </w:pPr>
+      <w:rPr>
+        <w:rFonts w:ascii="Wingdings" w:hAnsi="Wingdings" w:hint="default"/>
+      </w:rPr>
+    </w:lvl>
+  </w:abstractNum>
   <w:abstractNum w:abstractNumId="10" w15:restartNumberingAfterBreak="0">
-    <w:nsid w:val="21115120"/>
+    <w:nsid w:val="3B352DB5"/>
+    <w:multiLevelType w:val="hybridMultilevel"/>
+    <w:tmpl w:val="5F42F0F4"/>
+    <w:lvl w:ilvl="0" w:tplc="0C090001">
+      <w:start w:val="1"/>
+      <w:numFmt w:val="bullet"/>
+      <w:lvlText w:val=""/>
+      <w:lvlJc w:val="left"/>
+      <w:pPr>
+        <w:ind w:left="720" w:hanging="360"/>
+      </w:pPr>
+      <w:rPr>
+        <w:rFonts w:ascii="Symbol" w:hAnsi="Symbol" w:hint="default"/>
+      </w:rPr>
+    </w:lvl>
+    <w:lvl w:ilvl="1" w:tplc="0C090003" w:tentative="1">
+      <w:start w:val="1"/>
+      <w:numFmt w:val="bullet"/>
+      <w:lvlText w:val="o"/>
+      <w:lvlJc w:val="left"/>
+      <w:pPr>
+        <w:ind w:left="1440" w:hanging="360"/>
+      </w:pPr>
+      <w:rPr>
+        <w:rFonts w:ascii="Courier New" w:hAnsi="Courier New" w:cs="Courier New" w:hint="default"/>
+      </w:rPr>
+    </w:lvl>
+    <w:lvl w:ilvl="2" w:tplc="0C090005" w:tentative="1">
+      <w:start w:val="1"/>
+      <w:numFmt w:val="bullet"/>
+      <w:lvlText w:val=""/>
+      <w:lvlJc w:val="left"/>
+      <w:pPr>
+        <w:ind w:left="2160" w:hanging="360"/>
+      </w:pPr>
+      <w:rPr>
+        <w:rFonts w:ascii="Wingdings" w:hAnsi="Wingdings" w:hint="default"/>
+      </w:rPr>
+    </w:lvl>
+    <w:lvl w:ilvl="3" w:tplc="0C090001" w:tentative="1">
+      <w:start w:val="1"/>
+      <w:numFmt w:val="bullet"/>
+      <w:lvlText w:val=""/>
+      <w:lvlJc w:val="left"/>
+      <w:pPr>
+        <w:ind w:left="2880" w:hanging="360"/>
+      </w:pPr>
+      <w:rPr>
+        <w:rFonts w:ascii="Symbol" w:hAnsi="Symbol" w:hint="default"/>
+      </w:rPr>
+    </w:lvl>
+    <w:lvl w:ilvl="4" w:tplc="0C090003" w:tentative="1">
+      <w:start w:val="1"/>
+      <w:numFmt w:val="bullet"/>
+      <w:lvlText w:val="o"/>
+      <w:lvlJc w:val="left"/>
+      <w:pPr>
+        <w:ind w:left="3600" w:hanging="360"/>
+      </w:pPr>
+      <w:rPr>
+        <w:rFonts w:ascii="Courier New" w:hAnsi="Courier New" w:cs="Courier New" w:hint="default"/>
+      </w:rPr>
+    </w:lvl>
+    <w:lvl w:ilvl="5" w:tplc="0C090005" w:tentative="1">
+      <w:start w:val="1"/>
+      <w:numFmt w:val="bullet"/>
+      <w:lvlText w:val=""/>
+      <w:lvlJc w:val="left"/>
+      <w:pPr>
+        <w:ind w:left="4320" w:hanging="360"/>
+      </w:pPr>
+      <w:rPr>
+        <w:rFonts w:ascii="Wingdings" w:hAnsi="Wingdings" w:hint="default"/>
+      </w:rPr>
+    </w:lvl>
+    <w:lvl w:ilvl="6" w:tplc="0C090001" w:tentative="1">
+      <w:start w:val="1"/>
+      <w:numFmt w:val="bullet"/>
+      <w:lvlText w:val=""/>
+      <w:lvlJc w:val="left"/>
+      <w:pPr>
+        <w:ind w:left="5040" w:hanging="360"/>
+      </w:pPr>
+      <w:rPr>
+        <w:rFonts w:ascii="Symbol" w:hAnsi="Symbol" w:hint="default"/>
+      </w:rPr>
+    </w:lvl>
+    <w:lvl w:ilvl="7" w:tplc="0C090003" w:tentative="1">
+      <w:start w:val="1"/>
+      <w:numFmt w:val="bullet"/>
+      <w:lvlText w:val="o"/>
+      <w:lvlJc w:val="left"/>
+      <w:pPr>
+        <w:ind w:left="5760" w:hanging="360"/>
+      </w:pPr>
+      <w:rPr>
+        <w:rFonts w:ascii="Courier New" w:hAnsi="Courier New" w:cs="Courier New" w:hint="default"/>
+      </w:rPr>
+    </w:lvl>
+    <w:lvl w:ilvl="8" w:tplc="0C090005" w:tentative="1">
+      <w:start w:val="1"/>
+      <w:numFmt w:val="bullet"/>
+      <w:lvlText w:val=""/>
+      <w:lvlJc w:val="left"/>
+      <w:pPr>
+        <w:ind w:left="6480" w:hanging="360"/>
+      </w:pPr>
+      <w:rPr>
+        <w:rFonts w:ascii="Wingdings" w:hAnsi="Wingdings" w:hint="default"/>
+      </w:rPr>
+    </w:lvl>
+  </w:abstractNum>
+  <w:abstractNum w:abstractNumId="11" w15:restartNumberingAfterBreak="0">
+    <w:nsid w:val="3B8805DF"/>
     <w:multiLevelType w:val="multilevel"/>
-    <w:tmpl w:val="04266A1C"/>
+    <w:tmpl w:val="2BEE9026"/>
     <w:lvl w:ilvl="0">
       <w:start w:val="1"/>
       <w:numFmt w:val="bullet"/>
@@ -14854,7 +16212,7 @@
         <w:sz w:val="20"/>
       </w:rPr>
     </w:lvl>
-    <w:lvl w:ilvl="1">
+    <w:lvl w:ilvl="1" w:tentative="1">
       <w:start w:val="1"/>
       <w:numFmt w:val="bullet"/>
       <w:lvlText w:val="o"/>
@@ -14866,11 +16224,11 @@
         <w:ind w:left="1440" w:hanging="360"/>
       </w:pPr>
       <w:rPr>
-        <w:rFonts w:ascii="Courier New" w:hAnsi="Courier New" w:cs="Times New Roman" w:hint="default"/>
+        <w:rFonts w:ascii="Courier New" w:hAnsi="Courier New" w:hint="default"/>
         <w:sz w:val="20"/>
       </w:rPr>
     </w:lvl>
-    <w:lvl w:ilvl="2">
+    <w:lvl w:ilvl="2" w:tentative="1">
       <w:start w:val="1"/>
       <w:numFmt w:val="bullet"/>
       <w:lvlText w:val=""/>
@@ -14886,7 +16244,7 @@
         <w:sz w:val="20"/>
       </w:rPr>
     </w:lvl>
-    <w:lvl w:ilvl="3">
+    <w:lvl w:ilvl="3" w:tentative="1">
       <w:start w:val="1"/>
       <w:numFmt w:val="bullet"/>
       <w:lvlText w:val=""/>
@@ -14902,7 +16260,7 @@
         <w:sz w:val="20"/>
       </w:rPr>
     </w:lvl>
-    <w:lvl w:ilvl="4">
+    <w:lvl w:ilvl="4" w:tentative="1">
       <w:start w:val="1"/>
       <w:numFmt w:val="bullet"/>
       <w:lvlText w:val=""/>
@@ -14918,7 +16276,7 @@
         <w:sz w:val="20"/>
       </w:rPr>
     </w:lvl>
-    <w:lvl w:ilvl="5">
+    <w:lvl w:ilvl="5" w:tentative="1">
       <w:start w:val="1"/>
       <w:numFmt w:val="bullet"/>
       <w:lvlText w:val=""/>
@@ -14934,7 +16292,7 @@
         <w:sz w:val="20"/>
       </w:rPr>
     </w:lvl>
-    <w:lvl w:ilvl="6">
+    <w:lvl w:ilvl="6" w:tentative="1">
       <w:start w:val="1"/>
       <w:numFmt w:val="bullet"/>
       <w:lvlText w:val=""/>
@@ -14950,7 +16308,7 @@
         <w:sz w:val="20"/>
       </w:rPr>
     </w:lvl>
-    <w:lvl w:ilvl="7">
+    <w:lvl w:ilvl="7" w:tentative="1">
       <w:start w:val="1"/>
       <w:numFmt w:val="bullet"/>
       <w:lvlText w:val=""/>
@@ -14966,7 +16324,7 @@
         <w:sz w:val="20"/>
       </w:rPr>
     </w:lvl>
-    <w:lvl w:ilvl="8">
+    <w:lvl w:ilvl="8" w:tentative="1">
       <w:start w:val="1"/>
       <w:numFmt w:val="bullet"/>
       <w:lvlText w:val=""/>
@@ -14983,833 +16341,10 @@
       </w:rPr>
     </w:lvl>
   </w:abstractNum>
-  <w:abstractNum w:abstractNumId="11" w15:restartNumberingAfterBreak="0">
-    <w:nsid w:val="27994FEF"/>
-    <w:multiLevelType w:val="hybridMultilevel"/>
-    <w:tmpl w:val="B63A56FE"/>
-    <w:lvl w:ilvl="0" w:tplc="0C090001">
-      <w:start w:val="1"/>
-      <w:numFmt w:val="bullet"/>
-      <w:lvlText w:val=""/>
-      <w:lvlJc w:val="left"/>
-      <w:pPr>
-        <w:ind w:left="720" w:hanging="360"/>
-      </w:pPr>
-      <w:rPr>
-        <w:rFonts w:ascii="Symbol" w:hAnsi="Symbol" w:hint="default"/>
-      </w:rPr>
-    </w:lvl>
-    <w:lvl w:ilvl="1" w:tplc="0C090003" w:tentative="1">
-      <w:start w:val="1"/>
-      <w:numFmt w:val="bullet"/>
-      <w:lvlText w:val="o"/>
-      <w:lvlJc w:val="left"/>
-      <w:pPr>
-        <w:ind w:left="1440" w:hanging="360"/>
-      </w:pPr>
-      <w:rPr>
-        <w:rFonts w:ascii="Courier New" w:hAnsi="Courier New" w:cs="Courier New" w:hint="default"/>
-      </w:rPr>
-    </w:lvl>
-    <w:lvl w:ilvl="2" w:tplc="0C090005" w:tentative="1">
-      <w:start w:val="1"/>
-      <w:numFmt w:val="bullet"/>
-      <w:lvlText w:val=""/>
-      <w:lvlJc w:val="left"/>
-      <w:pPr>
-        <w:ind w:left="2160" w:hanging="360"/>
-      </w:pPr>
-      <w:rPr>
-        <w:rFonts w:ascii="Wingdings" w:hAnsi="Wingdings" w:hint="default"/>
-      </w:rPr>
-    </w:lvl>
-    <w:lvl w:ilvl="3" w:tplc="0C090001" w:tentative="1">
-      <w:start w:val="1"/>
-      <w:numFmt w:val="bullet"/>
-      <w:lvlText w:val=""/>
-      <w:lvlJc w:val="left"/>
-      <w:pPr>
-        <w:ind w:left="2880" w:hanging="360"/>
-      </w:pPr>
-      <w:rPr>
-        <w:rFonts w:ascii="Symbol" w:hAnsi="Symbol" w:hint="default"/>
-      </w:rPr>
-    </w:lvl>
-    <w:lvl w:ilvl="4" w:tplc="0C090003" w:tentative="1">
-      <w:start w:val="1"/>
-      <w:numFmt w:val="bullet"/>
-      <w:lvlText w:val="o"/>
-      <w:lvlJc w:val="left"/>
-      <w:pPr>
-        <w:ind w:left="3600" w:hanging="360"/>
-      </w:pPr>
-      <w:rPr>
-        <w:rFonts w:ascii="Courier New" w:hAnsi="Courier New" w:cs="Courier New" w:hint="default"/>
-      </w:rPr>
-    </w:lvl>
-    <w:lvl w:ilvl="5" w:tplc="0C090005" w:tentative="1">
-      <w:start w:val="1"/>
-      <w:numFmt w:val="bullet"/>
-      <w:lvlText w:val=""/>
-      <w:lvlJc w:val="left"/>
-      <w:pPr>
-        <w:ind w:left="4320" w:hanging="360"/>
-      </w:pPr>
-      <w:rPr>
-        <w:rFonts w:ascii="Wingdings" w:hAnsi="Wingdings" w:hint="default"/>
-      </w:rPr>
-    </w:lvl>
-    <w:lvl w:ilvl="6" w:tplc="0C090001" w:tentative="1">
-      <w:start w:val="1"/>
-      <w:numFmt w:val="bullet"/>
-      <w:lvlText w:val=""/>
-      <w:lvlJc w:val="left"/>
-      <w:pPr>
-        <w:ind w:left="5040" w:hanging="360"/>
-      </w:pPr>
-      <w:rPr>
-        <w:rFonts w:ascii="Symbol" w:hAnsi="Symbol" w:hint="default"/>
-      </w:rPr>
-    </w:lvl>
-    <w:lvl w:ilvl="7" w:tplc="0C090003" w:tentative="1">
-      <w:start w:val="1"/>
-      <w:numFmt w:val="bullet"/>
-      <w:lvlText w:val="o"/>
-      <w:lvlJc w:val="left"/>
-      <w:pPr>
-        <w:ind w:left="5760" w:hanging="360"/>
-      </w:pPr>
-      <w:rPr>
-        <w:rFonts w:ascii="Courier New" w:hAnsi="Courier New" w:cs="Courier New" w:hint="default"/>
-      </w:rPr>
-    </w:lvl>
-    <w:lvl w:ilvl="8" w:tplc="0C090005" w:tentative="1">
-      <w:start w:val="1"/>
-      <w:numFmt w:val="bullet"/>
-      <w:lvlText w:val=""/>
-      <w:lvlJc w:val="left"/>
-      <w:pPr>
-        <w:ind w:left="6480" w:hanging="360"/>
-      </w:pPr>
-      <w:rPr>
-        <w:rFonts w:ascii="Wingdings" w:hAnsi="Wingdings" w:hint="default"/>
-      </w:rPr>
-    </w:lvl>
-  </w:abstractNum>
   <w:abstractNum w:abstractNumId="12" w15:restartNumberingAfterBreak="0">
-    <w:nsid w:val="29F41FDD"/>
-    <w:multiLevelType w:val="hybridMultilevel"/>
-    <w:tmpl w:val="2DA454F6"/>
-    <w:lvl w:ilvl="0" w:tplc="0C090001">
-      <w:start w:val="1"/>
-      <w:numFmt w:val="bullet"/>
-      <w:lvlText w:val=""/>
-      <w:lvlJc w:val="left"/>
-      <w:pPr>
-        <w:ind w:left="720" w:hanging="360"/>
-      </w:pPr>
-      <w:rPr>
-        <w:rFonts w:ascii="Symbol" w:hAnsi="Symbol" w:hint="default"/>
-      </w:rPr>
-    </w:lvl>
-    <w:lvl w:ilvl="1" w:tplc="0C090003" w:tentative="1">
-      <w:start w:val="1"/>
-      <w:numFmt w:val="bullet"/>
-      <w:lvlText w:val="o"/>
-      <w:lvlJc w:val="left"/>
-      <w:pPr>
-        <w:ind w:left="1440" w:hanging="360"/>
-      </w:pPr>
-      <w:rPr>
-        <w:rFonts w:ascii="Courier New" w:hAnsi="Courier New" w:cs="Courier New" w:hint="default"/>
-      </w:rPr>
-    </w:lvl>
-    <w:lvl w:ilvl="2" w:tplc="0C090005" w:tentative="1">
-      <w:start w:val="1"/>
-      <w:numFmt w:val="bullet"/>
-      <w:lvlText w:val=""/>
-      <w:lvlJc w:val="left"/>
-      <w:pPr>
-        <w:ind w:left="2160" w:hanging="360"/>
-      </w:pPr>
-      <w:rPr>
-        <w:rFonts w:ascii="Wingdings" w:hAnsi="Wingdings" w:hint="default"/>
-      </w:rPr>
-    </w:lvl>
-    <w:lvl w:ilvl="3" w:tplc="0C090001" w:tentative="1">
-      <w:start w:val="1"/>
-      <w:numFmt w:val="bullet"/>
-      <w:lvlText w:val=""/>
-      <w:lvlJc w:val="left"/>
-      <w:pPr>
-        <w:ind w:left="2880" w:hanging="360"/>
-      </w:pPr>
-      <w:rPr>
-        <w:rFonts w:ascii="Symbol" w:hAnsi="Symbol" w:hint="default"/>
-      </w:rPr>
-    </w:lvl>
-    <w:lvl w:ilvl="4" w:tplc="0C090003" w:tentative="1">
-      <w:start w:val="1"/>
-      <w:numFmt w:val="bullet"/>
-      <w:lvlText w:val="o"/>
-      <w:lvlJc w:val="left"/>
-      <w:pPr>
-        <w:ind w:left="3600" w:hanging="360"/>
-      </w:pPr>
-      <w:rPr>
-        <w:rFonts w:ascii="Courier New" w:hAnsi="Courier New" w:cs="Courier New" w:hint="default"/>
-      </w:rPr>
-    </w:lvl>
-    <w:lvl w:ilvl="5" w:tplc="0C090005" w:tentative="1">
-      <w:start w:val="1"/>
-      <w:numFmt w:val="bullet"/>
-      <w:lvlText w:val=""/>
-      <w:lvlJc w:val="left"/>
-      <w:pPr>
-        <w:ind w:left="4320" w:hanging="360"/>
-      </w:pPr>
-      <w:rPr>
-        <w:rFonts w:ascii="Wingdings" w:hAnsi="Wingdings" w:hint="default"/>
-      </w:rPr>
-    </w:lvl>
-    <w:lvl w:ilvl="6" w:tplc="0C090001" w:tentative="1">
-      <w:start w:val="1"/>
-      <w:numFmt w:val="bullet"/>
-      <w:lvlText w:val=""/>
-      <w:lvlJc w:val="left"/>
-      <w:pPr>
-        <w:ind w:left="5040" w:hanging="360"/>
-      </w:pPr>
-      <w:rPr>
-        <w:rFonts w:ascii="Symbol" w:hAnsi="Symbol" w:hint="default"/>
-      </w:rPr>
-    </w:lvl>
-    <w:lvl w:ilvl="7" w:tplc="0C090003" w:tentative="1">
-      <w:start w:val="1"/>
-      <w:numFmt w:val="bullet"/>
-      <w:lvlText w:val="o"/>
-      <w:lvlJc w:val="left"/>
-      <w:pPr>
-        <w:ind w:left="5760" w:hanging="360"/>
-      </w:pPr>
-      <w:rPr>
-        <w:rFonts w:ascii="Courier New" w:hAnsi="Courier New" w:cs="Courier New" w:hint="default"/>
-      </w:rPr>
-    </w:lvl>
-    <w:lvl w:ilvl="8" w:tplc="0C090005" w:tentative="1">
-      <w:start w:val="1"/>
-      <w:numFmt w:val="bullet"/>
-      <w:lvlText w:val=""/>
-      <w:lvlJc w:val="left"/>
-      <w:pPr>
-        <w:ind w:left="6480" w:hanging="360"/>
-      </w:pPr>
-      <w:rPr>
-        <w:rFonts w:ascii="Wingdings" w:hAnsi="Wingdings" w:hint="default"/>
-      </w:rPr>
-    </w:lvl>
-  </w:abstractNum>
-  <w:abstractNum w:abstractNumId="13" w15:restartNumberingAfterBreak="0">
-    <w:nsid w:val="2A1363DF"/>
-    <w:multiLevelType w:val="hybridMultilevel"/>
-    <w:tmpl w:val="5BE289E8"/>
-    <w:lvl w:ilvl="0" w:tplc="0C090001">
-      <w:start w:val="1"/>
-      <w:numFmt w:val="bullet"/>
-      <w:lvlText w:val=""/>
-      <w:lvlJc w:val="left"/>
-      <w:pPr>
-        <w:ind w:left="720" w:hanging="360"/>
-      </w:pPr>
-      <w:rPr>
-        <w:rFonts w:ascii="Symbol" w:hAnsi="Symbol" w:hint="default"/>
-      </w:rPr>
-    </w:lvl>
-    <w:lvl w:ilvl="1" w:tplc="0C090003" w:tentative="1">
-      <w:start w:val="1"/>
-      <w:numFmt w:val="bullet"/>
-      <w:lvlText w:val="o"/>
-      <w:lvlJc w:val="left"/>
-      <w:pPr>
-        <w:ind w:left="1440" w:hanging="360"/>
-      </w:pPr>
-      <w:rPr>
-        <w:rFonts w:ascii="Courier New" w:hAnsi="Courier New" w:cs="Courier New" w:hint="default"/>
-      </w:rPr>
-    </w:lvl>
-    <w:lvl w:ilvl="2" w:tplc="0C090005" w:tentative="1">
-      <w:start w:val="1"/>
-      <w:numFmt w:val="bullet"/>
-      <w:lvlText w:val=""/>
-      <w:lvlJc w:val="left"/>
-      <w:pPr>
-        <w:ind w:left="2160" w:hanging="360"/>
-      </w:pPr>
-      <w:rPr>
-        <w:rFonts w:ascii="Wingdings" w:hAnsi="Wingdings" w:hint="default"/>
-      </w:rPr>
-    </w:lvl>
-    <w:lvl w:ilvl="3" w:tplc="0C090001" w:tentative="1">
-      <w:start w:val="1"/>
-      <w:numFmt w:val="bullet"/>
-      <w:lvlText w:val=""/>
-      <w:lvlJc w:val="left"/>
-      <w:pPr>
-        <w:ind w:left="2880" w:hanging="360"/>
-      </w:pPr>
-      <w:rPr>
-        <w:rFonts w:ascii="Symbol" w:hAnsi="Symbol" w:hint="default"/>
-      </w:rPr>
-    </w:lvl>
-    <w:lvl w:ilvl="4" w:tplc="0C090003" w:tentative="1">
-      <w:start w:val="1"/>
-      <w:numFmt w:val="bullet"/>
-      <w:lvlText w:val="o"/>
-      <w:lvlJc w:val="left"/>
-      <w:pPr>
-        <w:ind w:left="3600" w:hanging="360"/>
-      </w:pPr>
-      <w:rPr>
-        <w:rFonts w:ascii="Courier New" w:hAnsi="Courier New" w:cs="Courier New" w:hint="default"/>
-      </w:rPr>
-    </w:lvl>
-    <w:lvl w:ilvl="5" w:tplc="0C090005" w:tentative="1">
-      <w:start w:val="1"/>
-      <w:numFmt w:val="bullet"/>
-      <w:lvlText w:val=""/>
-      <w:lvlJc w:val="left"/>
-      <w:pPr>
-        <w:ind w:left="4320" w:hanging="360"/>
-      </w:pPr>
-      <w:rPr>
-        <w:rFonts w:ascii="Wingdings" w:hAnsi="Wingdings" w:hint="default"/>
-      </w:rPr>
-    </w:lvl>
-    <w:lvl w:ilvl="6" w:tplc="0C090001" w:tentative="1">
-      <w:start w:val="1"/>
-      <w:numFmt w:val="bullet"/>
-      <w:lvlText w:val=""/>
-      <w:lvlJc w:val="left"/>
-      <w:pPr>
-        <w:ind w:left="5040" w:hanging="360"/>
-      </w:pPr>
-      <w:rPr>
-        <w:rFonts w:ascii="Symbol" w:hAnsi="Symbol" w:hint="default"/>
-      </w:rPr>
-    </w:lvl>
-    <w:lvl w:ilvl="7" w:tplc="0C090003" w:tentative="1">
-      <w:start w:val="1"/>
-      <w:numFmt w:val="bullet"/>
-      <w:lvlText w:val="o"/>
-      <w:lvlJc w:val="left"/>
-      <w:pPr>
-        <w:ind w:left="5760" w:hanging="360"/>
-      </w:pPr>
-      <w:rPr>
-        <w:rFonts w:ascii="Courier New" w:hAnsi="Courier New" w:cs="Courier New" w:hint="default"/>
-      </w:rPr>
-    </w:lvl>
-    <w:lvl w:ilvl="8" w:tplc="0C090005" w:tentative="1">
-      <w:start w:val="1"/>
-      <w:numFmt w:val="bullet"/>
-      <w:lvlText w:val=""/>
-      <w:lvlJc w:val="left"/>
-      <w:pPr>
-        <w:ind w:left="6480" w:hanging="360"/>
-      </w:pPr>
-      <w:rPr>
-        <w:rFonts w:ascii="Wingdings" w:hAnsi="Wingdings" w:hint="default"/>
-      </w:rPr>
-    </w:lvl>
-  </w:abstractNum>
-  <w:abstractNum w:abstractNumId="14" w15:restartNumberingAfterBreak="0">
-    <w:nsid w:val="2B7C7454"/>
-    <w:multiLevelType w:val="hybridMultilevel"/>
-    <w:tmpl w:val="0ADCE30C"/>
-    <w:lvl w:ilvl="0" w:tplc="0C090001">
-      <w:start w:val="1"/>
-      <w:numFmt w:val="bullet"/>
-      <w:lvlText w:val=""/>
-      <w:lvlJc w:val="left"/>
-      <w:pPr>
-        <w:ind w:left="720" w:hanging="360"/>
-      </w:pPr>
-      <w:rPr>
-        <w:rFonts w:ascii="Symbol" w:hAnsi="Symbol" w:hint="default"/>
-      </w:rPr>
-    </w:lvl>
-    <w:lvl w:ilvl="1" w:tplc="0C090003" w:tentative="1">
-      <w:start w:val="1"/>
-      <w:numFmt w:val="bullet"/>
-      <w:lvlText w:val="o"/>
-      <w:lvlJc w:val="left"/>
-      <w:pPr>
-        <w:ind w:left="1440" w:hanging="360"/>
-      </w:pPr>
-      <w:rPr>
-        <w:rFonts w:ascii="Courier New" w:hAnsi="Courier New" w:cs="Courier New" w:hint="default"/>
-      </w:rPr>
-    </w:lvl>
-    <w:lvl w:ilvl="2" w:tplc="0C090005" w:tentative="1">
-      <w:start w:val="1"/>
-      <w:numFmt w:val="bullet"/>
-      <w:lvlText w:val=""/>
-      <w:lvlJc w:val="left"/>
-      <w:pPr>
-        <w:ind w:left="2160" w:hanging="360"/>
-      </w:pPr>
-      <w:rPr>
-        <w:rFonts w:ascii="Wingdings" w:hAnsi="Wingdings" w:hint="default"/>
-      </w:rPr>
-    </w:lvl>
-    <w:lvl w:ilvl="3" w:tplc="0C090001" w:tentative="1">
-      <w:start w:val="1"/>
-      <w:numFmt w:val="bullet"/>
-      <w:lvlText w:val=""/>
-      <w:lvlJc w:val="left"/>
-      <w:pPr>
-        <w:ind w:left="2880" w:hanging="360"/>
-      </w:pPr>
-      <w:rPr>
-        <w:rFonts w:ascii="Symbol" w:hAnsi="Symbol" w:hint="default"/>
-      </w:rPr>
-    </w:lvl>
-    <w:lvl w:ilvl="4" w:tplc="0C090003" w:tentative="1">
-      <w:start w:val="1"/>
-      <w:numFmt w:val="bullet"/>
-      <w:lvlText w:val="o"/>
-      <w:lvlJc w:val="left"/>
-      <w:pPr>
-        <w:ind w:left="3600" w:hanging="360"/>
-      </w:pPr>
-      <w:rPr>
-        <w:rFonts w:ascii="Courier New" w:hAnsi="Courier New" w:cs="Courier New" w:hint="default"/>
-      </w:rPr>
-    </w:lvl>
-    <w:lvl w:ilvl="5" w:tplc="0C090005" w:tentative="1">
-      <w:start w:val="1"/>
-      <w:numFmt w:val="bullet"/>
-      <w:lvlText w:val=""/>
-      <w:lvlJc w:val="left"/>
-      <w:pPr>
-        <w:ind w:left="4320" w:hanging="360"/>
-      </w:pPr>
-      <w:rPr>
-        <w:rFonts w:ascii="Wingdings" w:hAnsi="Wingdings" w:hint="default"/>
-      </w:rPr>
-    </w:lvl>
-    <w:lvl w:ilvl="6" w:tplc="0C090001" w:tentative="1">
-      <w:start w:val="1"/>
-      <w:numFmt w:val="bullet"/>
-      <w:lvlText w:val=""/>
-      <w:lvlJc w:val="left"/>
-      <w:pPr>
-        <w:ind w:left="5040" w:hanging="360"/>
-      </w:pPr>
-      <w:rPr>
-        <w:rFonts w:ascii="Symbol" w:hAnsi="Symbol" w:hint="default"/>
-      </w:rPr>
-    </w:lvl>
-    <w:lvl w:ilvl="7" w:tplc="0C090003" w:tentative="1">
-      <w:start w:val="1"/>
-      <w:numFmt w:val="bullet"/>
-      <w:lvlText w:val="o"/>
-      <w:lvlJc w:val="left"/>
-      <w:pPr>
-        <w:ind w:left="5760" w:hanging="360"/>
-      </w:pPr>
-      <w:rPr>
-        <w:rFonts w:ascii="Courier New" w:hAnsi="Courier New" w:cs="Courier New" w:hint="default"/>
-      </w:rPr>
-    </w:lvl>
-    <w:lvl w:ilvl="8" w:tplc="0C090005" w:tentative="1">
-      <w:start w:val="1"/>
-      <w:numFmt w:val="bullet"/>
-      <w:lvlText w:val=""/>
-      <w:lvlJc w:val="left"/>
-      <w:pPr>
-        <w:ind w:left="6480" w:hanging="360"/>
-      </w:pPr>
-      <w:rPr>
-        <w:rFonts w:ascii="Wingdings" w:hAnsi="Wingdings" w:hint="default"/>
-      </w:rPr>
-    </w:lvl>
-  </w:abstractNum>
-  <w:abstractNum w:abstractNumId="15" w15:restartNumberingAfterBreak="0">
-    <w:nsid w:val="35E30B63"/>
-    <w:multiLevelType w:val="hybridMultilevel"/>
-    <w:tmpl w:val="ED50AD3C"/>
-    <w:lvl w:ilvl="0" w:tplc="0C090001">
-      <w:start w:val="1"/>
-      <w:numFmt w:val="bullet"/>
-      <w:lvlText w:val=""/>
-      <w:lvlJc w:val="left"/>
-      <w:pPr>
-        <w:ind w:left="720" w:hanging="360"/>
-      </w:pPr>
-      <w:rPr>
-        <w:rFonts w:ascii="Symbol" w:hAnsi="Symbol" w:hint="default"/>
-      </w:rPr>
-    </w:lvl>
-    <w:lvl w:ilvl="1" w:tplc="0C090003" w:tentative="1">
-      <w:start w:val="1"/>
-      <w:numFmt w:val="bullet"/>
-      <w:lvlText w:val="o"/>
-      <w:lvlJc w:val="left"/>
-      <w:pPr>
-        <w:ind w:left="1440" w:hanging="360"/>
-      </w:pPr>
-      <w:rPr>
-        <w:rFonts w:ascii="Courier New" w:hAnsi="Courier New" w:cs="Courier New" w:hint="default"/>
-      </w:rPr>
-    </w:lvl>
-    <w:lvl w:ilvl="2" w:tplc="0C090005" w:tentative="1">
-      <w:start w:val="1"/>
-      <w:numFmt w:val="bullet"/>
-      <w:lvlText w:val=""/>
-      <w:lvlJc w:val="left"/>
-      <w:pPr>
-        <w:ind w:left="2160" w:hanging="360"/>
-      </w:pPr>
-      <w:rPr>
-        <w:rFonts w:ascii="Wingdings" w:hAnsi="Wingdings" w:hint="default"/>
-      </w:rPr>
-    </w:lvl>
-    <w:lvl w:ilvl="3" w:tplc="0C090001" w:tentative="1">
-      <w:start w:val="1"/>
-      <w:numFmt w:val="bullet"/>
-      <w:lvlText w:val=""/>
-      <w:lvlJc w:val="left"/>
-      <w:pPr>
-        <w:ind w:left="2880" w:hanging="360"/>
-      </w:pPr>
-      <w:rPr>
-        <w:rFonts w:ascii="Symbol" w:hAnsi="Symbol" w:hint="default"/>
-      </w:rPr>
-    </w:lvl>
-    <w:lvl w:ilvl="4" w:tplc="0C090003" w:tentative="1">
-      <w:start w:val="1"/>
-      <w:numFmt w:val="bullet"/>
-      <w:lvlText w:val="o"/>
-      <w:lvlJc w:val="left"/>
-      <w:pPr>
-        <w:ind w:left="3600" w:hanging="360"/>
-      </w:pPr>
-      <w:rPr>
-        <w:rFonts w:ascii="Courier New" w:hAnsi="Courier New" w:cs="Courier New" w:hint="default"/>
-      </w:rPr>
-    </w:lvl>
-    <w:lvl w:ilvl="5" w:tplc="0C090005" w:tentative="1">
-      <w:start w:val="1"/>
-      <w:numFmt w:val="bullet"/>
-      <w:lvlText w:val=""/>
-      <w:lvlJc w:val="left"/>
-      <w:pPr>
-        <w:ind w:left="4320" w:hanging="360"/>
-      </w:pPr>
-      <w:rPr>
-        <w:rFonts w:ascii="Wingdings" w:hAnsi="Wingdings" w:hint="default"/>
-      </w:rPr>
-    </w:lvl>
-    <w:lvl w:ilvl="6" w:tplc="0C090001" w:tentative="1">
-      <w:start w:val="1"/>
-      <w:numFmt w:val="bullet"/>
-      <w:lvlText w:val=""/>
-      <w:lvlJc w:val="left"/>
-      <w:pPr>
-        <w:ind w:left="5040" w:hanging="360"/>
-      </w:pPr>
-      <w:rPr>
-        <w:rFonts w:ascii="Symbol" w:hAnsi="Symbol" w:hint="default"/>
-      </w:rPr>
-    </w:lvl>
-    <w:lvl w:ilvl="7" w:tplc="0C090003" w:tentative="1">
-      <w:start w:val="1"/>
-      <w:numFmt w:val="bullet"/>
-      <w:lvlText w:val="o"/>
-      <w:lvlJc w:val="left"/>
-      <w:pPr>
-        <w:ind w:left="5760" w:hanging="360"/>
-      </w:pPr>
-      <w:rPr>
-        <w:rFonts w:ascii="Courier New" w:hAnsi="Courier New" w:cs="Courier New" w:hint="default"/>
-      </w:rPr>
-    </w:lvl>
-    <w:lvl w:ilvl="8" w:tplc="0C090005" w:tentative="1">
-      <w:start w:val="1"/>
-      <w:numFmt w:val="bullet"/>
-      <w:lvlText w:val=""/>
-      <w:lvlJc w:val="left"/>
-      <w:pPr>
-        <w:ind w:left="6480" w:hanging="360"/>
-      </w:pPr>
-      <w:rPr>
-        <w:rFonts w:ascii="Wingdings" w:hAnsi="Wingdings" w:hint="default"/>
-      </w:rPr>
-    </w:lvl>
-  </w:abstractNum>
-  <w:abstractNum w:abstractNumId="16" w15:restartNumberingAfterBreak="0">
-    <w:nsid w:val="3A156E6B"/>
+    <w:nsid w:val="46C66A98"/>
     <w:multiLevelType w:val="multilevel"/>
-    <w:tmpl w:val="B5040C48"/>
-    <w:lvl w:ilvl="0">
-      <w:start w:val="1"/>
-      <w:numFmt w:val="bullet"/>
-      <w:lvlText w:val=""/>
-      <w:lvlJc w:val="left"/>
-      <w:pPr>
-        <w:tabs>
-          <w:tab w:val="num" w:pos="360"/>
-        </w:tabs>
-        <w:ind w:left="360" w:hanging="360"/>
-      </w:pPr>
-      <w:rPr>
-        <w:rFonts w:ascii="Symbol" w:hAnsi="Symbol" w:hint="default"/>
-        <w:sz w:val="20"/>
-      </w:rPr>
-    </w:lvl>
-    <w:lvl w:ilvl="1">
-      <w:start w:val="1"/>
-      <w:numFmt w:val="bullet"/>
-      <w:lvlText w:val=""/>
-      <w:lvlJc w:val="left"/>
-      <w:pPr>
-        <w:ind w:left="502" w:hanging="360"/>
-      </w:pPr>
-      <w:rPr>
-        <w:rFonts w:ascii="Symbol" w:hAnsi="Symbol" w:hint="default"/>
-      </w:rPr>
-    </w:lvl>
-    <w:lvl w:ilvl="2">
-      <w:start w:val="1"/>
-      <w:numFmt w:val="bullet"/>
-      <w:lvlText w:val=""/>
-      <w:lvlJc w:val="left"/>
-      <w:pPr>
-        <w:tabs>
-          <w:tab w:val="num" w:pos="1800"/>
-        </w:tabs>
-        <w:ind w:left="1800" w:hanging="360"/>
-      </w:pPr>
-      <w:rPr>
-        <w:rFonts w:ascii="Wingdings" w:hAnsi="Wingdings" w:hint="default"/>
-        <w:sz w:val="20"/>
-      </w:rPr>
-    </w:lvl>
-    <w:lvl w:ilvl="3">
-      <w:start w:val="1"/>
-      <w:numFmt w:val="bullet"/>
-      <w:lvlText w:val=""/>
-      <w:lvlJc w:val="left"/>
-      <w:pPr>
-        <w:tabs>
-          <w:tab w:val="num" w:pos="2520"/>
-        </w:tabs>
-        <w:ind w:left="2520" w:hanging="360"/>
-      </w:pPr>
-      <w:rPr>
-        <w:rFonts w:ascii="Wingdings" w:hAnsi="Wingdings" w:hint="default"/>
-        <w:sz w:val="20"/>
-      </w:rPr>
-    </w:lvl>
-    <w:lvl w:ilvl="4">
-      <w:start w:val="1"/>
-      <w:numFmt w:val="bullet"/>
-      <w:lvlText w:val=""/>
-      <w:lvlJc w:val="left"/>
-      <w:pPr>
-        <w:tabs>
-          <w:tab w:val="num" w:pos="3240"/>
-        </w:tabs>
-        <w:ind w:left="3240" w:hanging="360"/>
-      </w:pPr>
-      <w:rPr>
-        <w:rFonts w:ascii="Wingdings" w:hAnsi="Wingdings" w:hint="default"/>
-        <w:sz w:val="20"/>
-      </w:rPr>
-    </w:lvl>
-    <w:lvl w:ilvl="5">
-      <w:start w:val="1"/>
-      <w:numFmt w:val="bullet"/>
-      <w:lvlText w:val=""/>
-      <w:lvlJc w:val="left"/>
-      <w:pPr>
-        <w:tabs>
-          <w:tab w:val="num" w:pos="3960"/>
-        </w:tabs>
-        <w:ind w:left="3960" w:hanging="360"/>
-      </w:pPr>
-      <w:rPr>
-        <w:rFonts w:ascii="Wingdings" w:hAnsi="Wingdings" w:hint="default"/>
-        <w:sz w:val="20"/>
-      </w:rPr>
-    </w:lvl>
-    <w:lvl w:ilvl="6">
-      <w:start w:val="1"/>
-      <w:numFmt w:val="bullet"/>
-      <w:lvlText w:val=""/>
-      <w:lvlJc w:val="left"/>
-      <w:pPr>
-        <w:tabs>
-          <w:tab w:val="num" w:pos="4680"/>
-        </w:tabs>
-        <w:ind w:left="4680" w:hanging="360"/>
-      </w:pPr>
-      <w:rPr>
-        <w:rFonts w:ascii="Wingdings" w:hAnsi="Wingdings" w:hint="default"/>
-        <w:sz w:val="20"/>
-      </w:rPr>
-    </w:lvl>
-    <w:lvl w:ilvl="7">
-      <w:start w:val="1"/>
-      <w:numFmt w:val="bullet"/>
-      <w:lvlText w:val=""/>
-      <w:lvlJc w:val="left"/>
-      <w:pPr>
-        <w:tabs>
-          <w:tab w:val="num" w:pos="5400"/>
-        </w:tabs>
-        <w:ind w:left="5400" w:hanging="360"/>
-      </w:pPr>
-      <w:rPr>
-        <w:rFonts w:ascii="Wingdings" w:hAnsi="Wingdings" w:hint="default"/>
-        <w:sz w:val="20"/>
-      </w:rPr>
-    </w:lvl>
-    <w:lvl w:ilvl="8">
-      <w:start w:val="1"/>
-      <w:numFmt w:val="bullet"/>
-      <w:lvlText w:val=""/>
-      <w:lvlJc w:val="left"/>
-      <w:pPr>
-        <w:tabs>
-          <w:tab w:val="num" w:pos="6120"/>
-        </w:tabs>
-        <w:ind w:left="6120" w:hanging="360"/>
-      </w:pPr>
-      <w:rPr>
-        <w:rFonts w:ascii="Wingdings" w:hAnsi="Wingdings" w:hint="default"/>
-        <w:sz w:val="20"/>
-      </w:rPr>
-    </w:lvl>
-  </w:abstractNum>
-  <w:abstractNum w:abstractNumId="17" w15:restartNumberingAfterBreak="0">
-    <w:nsid w:val="3B352DB5"/>
-    <w:multiLevelType w:val="hybridMultilevel"/>
-    <w:tmpl w:val="5F42F0F4"/>
-    <w:lvl w:ilvl="0" w:tplc="0C090001">
-      <w:start w:val="1"/>
-      <w:numFmt w:val="bullet"/>
-      <w:lvlText w:val=""/>
-      <w:lvlJc w:val="left"/>
-      <w:pPr>
-        <w:ind w:left="720" w:hanging="360"/>
-      </w:pPr>
-      <w:rPr>
-        <w:rFonts w:ascii="Symbol" w:hAnsi="Symbol" w:hint="default"/>
-      </w:rPr>
-    </w:lvl>
-    <w:lvl w:ilvl="1" w:tplc="0C090003" w:tentative="1">
-      <w:start w:val="1"/>
-      <w:numFmt w:val="bullet"/>
-      <w:lvlText w:val="o"/>
-      <w:lvlJc w:val="left"/>
-      <w:pPr>
-        <w:ind w:left="1440" w:hanging="360"/>
-      </w:pPr>
-      <w:rPr>
-        <w:rFonts w:ascii="Courier New" w:hAnsi="Courier New" w:cs="Courier New" w:hint="default"/>
-      </w:rPr>
-    </w:lvl>
-    <w:lvl w:ilvl="2" w:tplc="0C090005" w:tentative="1">
-      <w:start w:val="1"/>
-      <w:numFmt w:val="bullet"/>
-      <w:lvlText w:val=""/>
-      <w:lvlJc w:val="left"/>
-      <w:pPr>
-        <w:ind w:left="2160" w:hanging="360"/>
-      </w:pPr>
-      <w:rPr>
-        <w:rFonts w:ascii="Wingdings" w:hAnsi="Wingdings" w:hint="default"/>
-      </w:rPr>
-    </w:lvl>
-    <w:lvl w:ilvl="3" w:tplc="0C090001" w:tentative="1">
-      <w:start w:val="1"/>
-      <w:numFmt w:val="bullet"/>
-      <w:lvlText w:val=""/>
-      <w:lvlJc w:val="left"/>
-      <w:pPr>
-        <w:ind w:left="2880" w:hanging="360"/>
-      </w:pPr>
-      <w:rPr>
-        <w:rFonts w:ascii="Symbol" w:hAnsi="Symbol" w:hint="default"/>
-      </w:rPr>
-    </w:lvl>
-    <w:lvl w:ilvl="4" w:tplc="0C090003" w:tentative="1">
-      <w:start w:val="1"/>
-      <w:numFmt w:val="bullet"/>
-      <w:lvlText w:val="o"/>
-      <w:lvlJc w:val="left"/>
-      <w:pPr>
-        <w:ind w:left="3600" w:hanging="360"/>
-      </w:pPr>
-      <w:rPr>
-        <w:rFonts w:ascii="Courier New" w:hAnsi="Courier New" w:cs="Courier New" w:hint="default"/>
-      </w:rPr>
-    </w:lvl>
-    <w:lvl w:ilvl="5" w:tplc="0C090005" w:tentative="1">
-      <w:start w:val="1"/>
-      <w:numFmt w:val="bullet"/>
-      <w:lvlText w:val=""/>
-      <w:lvlJc w:val="left"/>
-      <w:pPr>
-        <w:ind w:left="4320" w:hanging="360"/>
-      </w:pPr>
-      <w:rPr>
-        <w:rFonts w:ascii="Wingdings" w:hAnsi="Wingdings" w:hint="default"/>
-      </w:rPr>
-    </w:lvl>
-    <w:lvl w:ilvl="6" w:tplc="0C090001" w:tentative="1">
-      <w:start w:val="1"/>
-      <w:numFmt w:val="bullet"/>
-      <w:lvlText w:val=""/>
-      <w:lvlJc w:val="left"/>
-      <w:pPr>
-        <w:ind w:left="5040" w:hanging="360"/>
-      </w:pPr>
-      <w:rPr>
-        <w:rFonts w:ascii="Symbol" w:hAnsi="Symbol" w:hint="default"/>
-      </w:rPr>
-    </w:lvl>
-    <w:lvl w:ilvl="7" w:tplc="0C090003" w:tentative="1">
-      <w:start w:val="1"/>
-      <w:numFmt w:val="bullet"/>
-      <w:lvlText w:val="o"/>
-      <w:lvlJc w:val="left"/>
-      <w:pPr>
-        <w:ind w:left="5760" w:hanging="360"/>
-      </w:pPr>
-      <w:rPr>
-        <w:rFonts w:ascii="Courier New" w:hAnsi="Courier New" w:cs="Courier New" w:hint="default"/>
-      </w:rPr>
-    </w:lvl>
-    <w:lvl w:ilvl="8" w:tplc="0C090005" w:tentative="1">
-      <w:start w:val="1"/>
-      <w:numFmt w:val="bullet"/>
-      <w:lvlText w:val=""/>
-      <w:lvlJc w:val="left"/>
-      <w:pPr>
-        <w:ind w:left="6480" w:hanging="360"/>
-      </w:pPr>
-      <w:rPr>
-        <w:rFonts w:ascii="Wingdings" w:hAnsi="Wingdings" w:hint="default"/>
-      </w:rPr>
-    </w:lvl>
-  </w:abstractNum>
-  <w:abstractNum w:abstractNumId="18" w15:restartNumberingAfterBreak="0">
-    <w:nsid w:val="3FC47FC7"/>
-    <w:multiLevelType w:val="multilevel"/>
-    <w:tmpl w:val="8DD008DC"/>
+    <w:tmpl w:val="2BEE9026"/>
     <w:lvl w:ilvl="0">
       <w:start w:val="1"/>
       <w:numFmt w:val="bullet"/>
@@ -15955,346 +16490,7 @@
       </w:rPr>
     </w:lvl>
   </w:abstractNum>
-  <w:abstractNum w:abstractNumId="19" w15:restartNumberingAfterBreak="0">
-    <w:nsid w:val="40FA7012"/>
-    <w:multiLevelType w:val="hybridMultilevel"/>
-    <w:tmpl w:val="4BC2C186"/>
-    <w:lvl w:ilvl="0" w:tplc="0C090001">
-      <w:start w:val="1"/>
-      <w:numFmt w:val="bullet"/>
-      <w:lvlText w:val=""/>
-      <w:lvlJc w:val="left"/>
-      <w:pPr>
-        <w:ind w:left="720" w:hanging="360"/>
-      </w:pPr>
-      <w:rPr>
-        <w:rFonts w:ascii="Symbol" w:hAnsi="Symbol" w:hint="default"/>
-      </w:rPr>
-    </w:lvl>
-    <w:lvl w:ilvl="1" w:tplc="0C090003" w:tentative="1">
-      <w:start w:val="1"/>
-      <w:numFmt w:val="bullet"/>
-      <w:lvlText w:val="o"/>
-      <w:lvlJc w:val="left"/>
-      <w:pPr>
-        <w:ind w:left="1440" w:hanging="360"/>
-      </w:pPr>
-      <w:rPr>
-        <w:rFonts w:ascii="Courier New" w:hAnsi="Courier New" w:cs="Courier New" w:hint="default"/>
-      </w:rPr>
-    </w:lvl>
-    <w:lvl w:ilvl="2" w:tplc="0C090005" w:tentative="1">
-      <w:start w:val="1"/>
-      <w:numFmt w:val="bullet"/>
-      <w:lvlText w:val=""/>
-      <w:lvlJc w:val="left"/>
-      <w:pPr>
-        <w:ind w:left="2160" w:hanging="360"/>
-      </w:pPr>
-      <w:rPr>
-        <w:rFonts w:ascii="Wingdings" w:hAnsi="Wingdings" w:hint="default"/>
-      </w:rPr>
-    </w:lvl>
-    <w:lvl w:ilvl="3" w:tplc="0C090001" w:tentative="1">
-      <w:start w:val="1"/>
-      <w:numFmt w:val="bullet"/>
-      <w:lvlText w:val=""/>
-      <w:lvlJc w:val="left"/>
-      <w:pPr>
-        <w:ind w:left="2880" w:hanging="360"/>
-      </w:pPr>
-      <w:rPr>
-        <w:rFonts w:ascii="Symbol" w:hAnsi="Symbol" w:hint="default"/>
-      </w:rPr>
-    </w:lvl>
-    <w:lvl w:ilvl="4" w:tplc="0C090003" w:tentative="1">
-      <w:start w:val="1"/>
-      <w:numFmt w:val="bullet"/>
-      <w:lvlText w:val="o"/>
-      <w:lvlJc w:val="left"/>
-      <w:pPr>
-        <w:ind w:left="3600" w:hanging="360"/>
-      </w:pPr>
-      <w:rPr>
-        <w:rFonts w:ascii="Courier New" w:hAnsi="Courier New" w:cs="Courier New" w:hint="default"/>
-      </w:rPr>
-    </w:lvl>
-    <w:lvl w:ilvl="5" w:tplc="0C090005" w:tentative="1">
-      <w:start w:val="1"/>
-      <w:numFmt w:val="bullet"/>
-      <w:lvlText w:val=""/>
-      <w:lvlJc w:val="left"/>
-      <w:pPr>
-        <w:ind w:left="4320" w:hanging="360"/>
-      </w:pPr>
-      <w:rPr>
-        <w:rFonts w:ascii="Wingdings" w:hAnsi="Wingdings" w:hint="default"/>
-      </w:rPr>
-    </w:lvl>
-    <w:lvl w:ilvl="6" w:tplc="0C090001" w:tentative="1">
-      <w:start w:val="1"/>
-      <w:numFmt w:val="bullet"/>
-      <w:lvlText w:val=""/>
-      <w:lvlJc w:val="left"/>
-      <w:pPr>
-        <w:ind w:left="5040" w:hanging="360"/>
-      </w:pPr>
-      <w:rPr>
-        <w:rFonts w:ascii="Symbol" w:hAnsi="Symbol" w:hint="default"/>
-      </w:rPr>
-    </w:lvl>
-    <w:lvl w:ilvl="7" w:tplc="0C090003" w:tentative="1">
-      <w:start w:val="1"/>
-      <w:numFmt w:val="bullet"/>
-      <w:lvlText w:val="o"/>
-      <w:lvlJc w:val="left"/>
-      <w:pPr>
-        <w:ind w:left="5760" w:hanging="360"/>
-      </w:pPr>
-      <w:rPr>
-        <w:rFonts w:ascii="Courier New" w:hAnsi="Courier New" w:cs="Courier New" w:hint="default"/>
-      </w:rPr>
-    </w:lvl>
-    <w:lvl w:ilvl="8" w:tplc="0C090005" w:tentative="1">
-      <w:start w:val="1"/>
-      <w:numFmt w:val="bullet"/>
-      <w:lvlText w:val=""/>
-      <w:lvlJc w:val="left"/>
-      <w:pPr>
-        <w:ind w:left="6480" w:hanging="360"/>
-      </w:pPr>
-      <w:rPr>
-        <w:rFonts w:ascii="Wingdings" w:hAnsi="Wingdings" w:hint="default"/>
-      </w:rPr>
-    </w:lvl>
-  </w:abstractNum>
-  <w:abstractNum w:abstractNumId="20" w15:restartNumberingAfterBreak="0">
-    <w:nsid w:val="457A1E29"/>
-    <w:multiLevelType w:val="hybridMultilevel"/>
-    <w:tmpl w:val="64465D2C"/>
-    <w:lvl w:ilvl="0" w:tplc="0C090001">
-      <w:start w:val="1"/>
-      <w:numFmt w:val="bullet"/>
-      <w:lvlText w:val=""/>
-      <w:lvlJc w:val="left"/>
-      <w:pPr>
-        <w:ind w:left="720" w:hanging="360"/>
-      </w:pPr>
-      <w:rPr>
-        <w:rFonts w:ascii="Symbol" w:hAnsi="Symbol" w:hint="default"/>
-      </w:rPr>
-    </w:lvl>
-    <w:lvl w:ilvl="1" w:tplc="0C090003" w:tentative="1">
-      <w:start w:val="1"/>
-      <w:numFmt w:val="bullet"/>
-      <w:lvlText w:val="o"/>
-      <w:lvlJc w:val="left"/>
-      <w:pPr>
-        <w:ind w:left="1440" w:hanging="360"/>
-      </w:pPr>
-      <w:rPr>
-        <w:rFonts w:ascii="Courier New" w:hAnsi="Courier New" w:cs="Courier New" w:hint="default"/>
-      </w:rPr>
-    </w:lvl>
-    <w:lvl w:ilvl="2" w:tplc="0C090005" w:tentative="1">
-      <w:start w:val="1"/>
-      <w:numFmt w:val="bullet"/>
-      <w:lvlText w:val=""/>
-      <w:lvlJc w:val="left"/>
-      <w:pPr>
-        <w:ind w:left="2160" w:hanging="360"/>
-      </w:pPr>
-      <w:rPr>
-        <w:rFonts w:ascii="Wingdings" w:hAnsi="Wingdings" w:hint="default"/>
-      </w:rPr>
-    </w:lvl>
-    <w:lvl w:ilvl="3" w:tplc="0C090001" w:tentative="1">
-      <w:start w:val="1"/>
-      <w:numFmt w:val="bullet"/>
-      <w:lvlText w:val=""/>
-      <w:lvlJc w:val="left"/>
-      <w:pPr>
-        <w:ind w:left="2880" w:hanging="360"/>
-      </w:pPr>
-      <w:rPr>
-        <w:rFonts w:ascii="Symbol" w:hAnsi="Symbol" w:hint="default"/>
-      </w:rPr>
-    </w:lvl>
-    <w:lvl w:ilvl="4" w:tplc="0C090003" w:tentative="1">
-      <w:start w:val="1"/>
-      <w:numFmt w:val="bullet"/>
-      <w:lvlText w:val="o"/>
-      <w:lvlJc w:val="left"/>
-      <w:pPr>
-        <w:ind w:left="3600" w:hanging="360"/>
-      </w:pPr>
-      <w:rPr>
-        <w:rFonts w:ascii="Courier New" w:hAnsi="Courier New" w:cs="Courier New" w:hint="default"/>
-      </w:rPr>
-    </w:lvl>
-    <w:lvl w:ilvl="5" w:tplc="0C090005" w:tentative="1">
-      <w:start w:val="1"/>
-      <w:numFmt w:val="bullet"/>
-      <w:lvlText w:val=""/>
-      <w:lvlJc w:val="left"/>
-      <w:pPr>
-        <w:ind w:left="4320" w:hanging="360"/>
-      </w:pPr>
-      <w:rPr>
-        <w:rFonts w:ascii="Wingdings" w:hAnsi="Wingdings" w:hint="default"/>
-      </w:rPr>
-    </w:lvl>
-    <w:lvl w:ilvl="6" w:tplc="0C090001" w:tentative="1">
-      <w:start w:val="1"/>
-      <w:numFmt w:val="bullet"/>
-      <w:lvlText w:val=""/>
-      <w:lvlJc w:val="left"/>
-      <w:pPr>
-        <w:ind w:left="5040" w:hanging="360"/>
-      </w:pPr>
-      <w:rPr>
-        <w:rFonts w:ascii="Symbol" w:hAnsi="Symbol" w:hint="default"/>
-      </w:rPr>
-    </w:lvl>
-    <w:lvl w:ilvl="7" w:tplc="0C090003" w:tentative="1">
-      <w:start w:val="1"/>
-      <w:numFmt w:val="bullet"/>
-      <w:lvlText w:val="o"/>
-      <w:lvlJc w:val="left"/>
-      <w:pPr>
-        <w:ind w:left="5760" w:hanging="360"/>
-      </w:pPr>
-      <w:rPr>
-        <w:rFonts w:ascii="Courier New" w:hAnsi="Courier New" w:cs="Courier New" w:hint="default"/>
-      </w:rPr>
-    </w:lvl>
-    <w:lvl w:ilvl="8" w:tplc="0C090005" w:tentative="1">
-      <w:start w:val="1"/>
-      <w:numFmt w:val="bullet"/>
-      <w:lvlText w:val=""/>
-      <w:lvlJc w:val="left"/>
-      <w:pPr>
-        <w:ind w:left="6480" w:hanging="360"/>
-      </w:pPr>
-      <w:rPr>
-        <w:rFonts w:ascii="Wingdings" w:hAnsi="Wingdings" w:hint="default"/>
-      </w:rPr>
-    </w:lvl>
-  </w:abstractNum>
-  <w:abstractNum w:abstractNumId="21" w15:restartNumberingAfterBreak="0">
-    <w:nsid w:val="47566018"/>
-    <w:multiLevelType w:val="hybridMultilevel"/>
-    <w:tmpl w:val="A2D4318A"/>
-    <w:lvl w:ilvl="0" w:tplc="0C090001">
-      <w:start w:val="1"/>
-      <w:numFmt w:val="bullet"/>
-      <w:lvlText w:val=""/>
-      <w:lvlJc w:val="left"/>
-      <w:pPr>
-        <w:ind w:left="720" w:hanging="360"/>
-      </w:pPr>
-      <w:rPr>
-        <w:rFonts w:ascii="Symbol" w:hAnsi="Symbol" w:hint="default"/>
-      </w:rPr>
-    </w:lvl>
-    <w:lvl w:ilvl="1" w:tplc="0C090003" w:tentative="1">
-      <w:start w:val="1"/>
-      <w:numFmt w:val="bullet"/>
-      <w:lvlText w:val="o"/>
-      <w:lvlJc w:val="left"/>
-      <w:pPr>
-        <w:ind w:left="1440" w:hanging="360"/>
-      </w:pPr>
-      <w:rPr>
-        <w:rFonts w:ascii="Courier New" w:hAnsi="Courier New" w:cs="Courier New" w:hint="default"/>
-      </w:rPr>
-    </w:lvl>
-    <w:lvl w:ilvl="2" w:tplc="0C090005" w:tentative="1">
-      <w:start w:val="1"/>
-      <w:numFmt w:val="bullet"/>
-      <w:lvlText w:val=""/>
-      <w:lvlJc w:val="left"/>
-      <w:pPr>
-        <w:ind w:left="2160" w:hanging="360"/>
-      </w:pPr>
-      <w:rPr>
-        <w:rFonts w:ascii="Wingdings" w:hAnsi="Wingdings" w:hint="default"/>
-      </w:rPr>
-    </w:lvl>
-    <w:lvl w:ilvl="3" w:tplc="0C090001" w:tentative="1">
-      <w:start w:val="1"/>
-      <w:numFmt w:val="bullet"/>
-      <w:lvlText w:val=""/>
-      <w:lvlJc w:val="left"/>
-      <w:pPr>
-        <w:ind w:left="2880" w:hanging="360"/>
-      </w:pPr>
-      <w:rPr>
-        <w:rFonts w:ascii="Symbol" w:hAnsi="Symbol" w:hint="default"/>
-      </w:rPr>
-    </w:lvl>
-    <w:lvl w:ilvl="4" w:tplc="0C090003" w:tentative="1">
-      <w:start w:val="1"/>
-      <w:numFmt w:val="bullet"/>
-      <w:lvlText w:val="o"/>
-      <w:lvlJc w:val="left"/>
-      <w:pPr>
-        <w:ind w:left="3600" w:hanging="360"/>
-      </w:pPr>
-      <w:rPr>
-        <w:rFonts w:ascii="Courier New" w:hAnsi="Courier New" w:cs="Courier New" w:hint="default"/>
-      </w:rPr>
-    </w:lvl>
-    <w:lvl w:ilvl="5" w:tplc="0C090005" w:tentative="1">
-      <w:start w:val="1"/>
-      <w:numFmt w:val="bullet"/>
-      <w:lvlText w:val=""/>
-      <w:lvlJc w:val="left"/>
-      <w:pPr>
-        <w:ind w:left="4320" w:hanging="360"/>
-      </w:pPr>
-      <w:rPr>
-        <w:rFonts w:ascii="Wingdings" w:hAnsi="Wingdings" w:hint="default"/>
-      </w:rPr>
-    </w:lvl>
-    <w:lvl w:ilvl="6" w:tplc="0C090001" w:tentative="1">
-      <w:start w:val="1"/>
-      <w:numFmt w:val="bullet"/>
-      <w:lvlText w:val=""/>
-      <w:lvlJc w:val="left"/>
-      <w:pPr>
-        <w:ind w:left="5040" w:hanging="360"/>
-      </w:pPr>
-      <w:rPr>
-        <w:rFonts w:ascii="Symbol" w:hAnsi="Symbol" w:hint="default"/>
-      </w:rPr>
-    </w:lvl>
-    <w:lvl w:ilvl="7" w:tplc="0C090003" w:tentative="1">
-      <w:start w:val="1"/>
-      <w:numFmt w:val="bullet"/>
-      <w:lvlText w:val="o"/>
-      <w:lvlJc w:val="left"/>
-      <w:pPr>
-        <w:ind w:left="5760" w:hanging="360"/>
-      </w:pPr>
-      <w:rPr>
-        <w:rFonts w:ascii="Courier New" w:hAnsi="Courier New" w:cs="Courier New" w:hint="default"/>
-      </w:rPr>
-    </w:lvl>
-    <w:lvl w:ilvl="8" w:tplc="0C090005" w:tentative="1">
-      <w:start w:val="1"/>
-      <w:numFmt w:val="bullet"/>
-      <w:lvlText w:val=""/>
-      <w:lvlJc w:val="left"/>
-      <w:pPr>
-        <w:ind w:left="6480" w:hanging="360"/>
-      </w:pPr>
-      <w:rPr>
-        <w:rFonts w:ascii="Wingdings" w:hAnsi="Wingdings" w:hint="default"/>
-      </w:rPr>
-    </w:lvl>
-  </w:abstractNum>
-  <w:abstractNum w:abstractNumId="22" w15:restartNumberingAfterBreak="0">
+  <w:abstractNum w:abstractNumId="13" w15:restartNumberingAfterBreak="0">
     <w:nsid w:val="47926C51"/>
     <w:multiLevelType w:val="hybridMultilevel"/>
     <w:tmpl w:val="5A7CAAAC"/>
@@ -16407,7 +16603,7 @@
       </w:rPr>
     </w:lvl>
   </w:abstractNum>
-  <w:abstractNum w:abstractNumId="23" w15:restartNumberingAfterBreak="0">
+  <w:abstractNum w:abstractNumId="14" w15:restartNumberingAfterBreak="0">
     <w:nsid w:val="488D111A"/>
     <w:multiLevelType w:val="hybridMultilevel"/>
     <w:tmpl w:val="C1A08A76"/>
@@ -16520,120 +16716,7 @@
       </w:rPr>
     </w:lvl>
   </w:abstractNum>
-  <w:abstractNum w:abstractNumId="24" w15:restartNumberingAfterBreak="0">
-    <w:nsid w:val="4D545147"/>
-    <w:multiLevelType w:val="hybridMultilevel"/>
-    <w:tmpl w:val="BA8ACE7E"/>
-    <w:lvl w:ilvl="0" w:tplc="0C090001">
-      <w:start w:val="1"/>
-      <w:numFmt w:val="bullet"/>
-      <w:lvlText w:val=""/>
-      <w:lvlJc w:val="left"/>
-      <w:pPr>
-        <w:ind w:left="502" w:hanging="360"/>
-      </w:pPr>
-      <w:rPr>
-        <w:rFonts w:ascii="Symbol" w:hAnsi="Symbol" w:hint="default"/>
-      </w:rPr>
-    </w:lvl>
-    <w:lvl w:ilvl="1" w:tplc="0C090003">
-      <w:start w:val="1"/>
-      <w:numFmt w:val="bullet"/>
-      <w:lvlText w:val="o"/>
-      <w:lvlJc w:val="left"/>
-      <w:pPr>
-        <w:ind w:left="1222" w:hanging="360"/>
-      </w:pPr>
-      <w:rPr>
-        <w:rFonts w:ascii="Courier New" w:hAnsi="Courier New" w:cs="Courier New" w:hint="default"/>
-      </w:rPr>
-    </w:lvl>
-    <w:lvl w:ilvl="2" w:tplc="0C090005">
-      <w:start w:val="1"/>
-      <w:numFmt w:val="bullet"/>
-      <w:lvlText w:val=""/>
-      <w:lvlJc w:val="left"/>
-      <w:pPr>
-        <w:ind w:left="1942" w:hanging="360"/>
-      </w:pPr>
-      <w:rPr>
-        <w:rFonts w:ascii="Wingdings" w:hAnsi="Wingdings" w:hint="default"/>
-      </w:rPr>
-    </w:lvl>
-    <w:lvl w:ilvl="3" w:tplc="0C090001">
-      <w:start w:val="1"/>
-      <w:numFmt w:val="bullet"/>
-      <w:lvlText w:val=""/>
-      <w:lvlJc w:val="left"/>
-      <w:pPr>
-        <w:ind w:left="2662" w:hanging="360"/>
-      </w:pPr>
-      <w:rPr>
-        <w:rFonts w:ascii="Symbol" w:hAnsi="Symbol" w:hint="default"/>
-      </w:rPr>
-    </w:lvl>
-    <w:lvl w:ilvl="4" w:tplc="0C090003">
-      <w:start w:val="1"/>
-      <w:numFmt w:val="bullet"/>
-      <w:lvlText w:val="o"/>
-      <w:lvlJc w:val="left"/>
-      <w:pPr>
-        <w:ind w:left="3382" w:hanging="360"/>
-      </w:pPr>
-      <w:rPr>
-        <w:rFonts w:ascii="Courier New" w:hAnsi="Courier New" w:cs="Courier New" w:hint="default"/>
-      </w:rPr>
-    </w:lvl>
-    <w:lvl w:ilvl="5" w:tplc="0C090005">
-      <w:start w:val="1"/>
-      <w:numFmt w:val="bullet"/>
-      <w:lvlText w:val=""/>
-      <w:lvlJc w:val="left"/>
-      <w:pPr>
-        <w:ind w:left="4102" w:hanging="360"/>
-      </w:pPr>
-      <w:rPr>
-        <w:rFonts w:ascii="Wingdings" w:hAnsi="Wingdings" w:hint="default"/>
-      </w:rPr>
-    </w:lvl>
-    <w:lvl w:ilvl="6" w:tplc="0C090001">
-      <w:start w:val="1"/>
-      <w:numFmt w:val="bullet"/>
-      <w:lvlText w:val=""/>
-      <w:lvlJc w:val="left"/>
-      <w:pPr>
-        <w:ind w:left="4822" w:hanging="360"/>
-      </w:pPr>
-      <w:rPr>
-        <w:rFonts w:ascii="Symbol" w:hAnsi="Symbol" w:hint="default"/>
-      </w:rPr>
-    </w:lvl>
-    <w:lvl w:ilvl="7" w:tplc="0C090003">
-      <w:start w:val="1"/>
-      <w:numFmt w:val="bullet"/>
-      <w:lvlText w:val="o"/>
-      <w:lvlJc w:val="left"/>
-      <w:pPr>
-        <w:ind w:left="5542" w:hanging="360"/>
-      </w:pPr>
-      <w:rPr>
-        <w:rFonts w:ascii="Courier New" w:hAnsi="Courier New" w:cs="Courier New" w:hint="default"/>
-      </w:rPr>
-    </w:lvl>
-    <w:lvl w:ilvl="8" w:tplc="0C090005">
-      <w:start w:val="1"/>
-      <w:numFmt w:val="bullet"/>
-      <w:lvlText w:val=""/>
-      <w:lvlJc w:val="left"/>
-      <w:pPr>
-        <w:ind w:left="6262" w:hanging="360"/>
-      </w:pPr>
-      <w:rPr>
-        <w:rFonts w:ascii="Wingdings" w:hAnsi="Wingdings" w:hint="default"/>
-      </w:rPr>
-    </w:lvl>
-  </w:abstractNum>
-  <w:abstractNum w:abstractNumId="25" w15:restartNumberingAfterBreak="0">
+  <w:abstractNum w:abstractNumId="15" w15:restartNumberingAfterBreak="0">
     <w:nsid w:val="54517B52"/>
     <w:multiLevelType w:val="hybridMultilevel"/>
     <w:tmpl w:val="B226F6B4"/>
@@ -16746,382 +16829,7 @@
       </w:rPr>
     </w:lvl>
   </w:abstractNum>
-  <w:abstractNum w:abstractNumId="26" w15:restartNumberingAfterBreak="0">
-    <w:nsid w:val="5462005A"/>
-    <w:multiLevelType w:val="multilevel"/>
-    <w:tmpl w:val="5D3E7934"/>
-    <w:lvl w:ilvl="0">
-      <w:start w:val="1"/>
-      <w:numFmt w:val="bullet"/>
-      <w:lvlText w:val=""/>
-      <w:lvlJc w:val="left"/>
-      <w:pPr>
-        <w:tabs>
-          <w:tab w:val="num" w:pos="502"/>
-        </w:tabs>
-        <w:ind w:left="502" w:hanging="360"/>
-      </w:pPr>
-      <w:rPr>
-        <w:rFonts w:ascii="Symbol" w:hAnsi="Symbol" w:hint="default"/>
-        <w:sz w:val="20"/>
-      </w:rPr>
-    </w:lvl>
-    <w:lvl w:ilvl="1">
-      <w:start w:val="1"/>
-      <w:numFmt w:val="bullet"/>
-      <w:lvlText w:val="o"/>
-      <w:lvlJc w:val="left"/>
-      <w:pPr>
-        <w:tabs>
-          <w:tab w:val="num" w:pos="1222"/>
-        </w:tabs>
-        <w:ind w:left="1222" w:hanging="360"/>
-      </w:pPr>
-      <w:rPr>
-        <w:rFonts w:ascii="Courier New" w:hAnsi="Courier New" w:cs="Times New Roman" w:hint="default"/>
-        <w:sz w:val="20"/>
-      </w:rPr>
-    </w:lvl>
-    <w:lvl w:ilvl="2">
-      <w:start w:val="1"/>
-      <w:numFmt w:val="bullet"/>
-      <w:lvlText w:val=""/>
-      <w:lvlJc w:val="left"/>
-      <w:pPr>
-        <w:tabs>
-          <w:tab w:val="num" w:pos="1942"/>
-        </w:tabs>
-        <w:ind w:left="1942" w:hanging="360"/>
-      </w:pPr>
-      <w:rPr>
-        <w:rFonts w:ascii="Wingdings" w:hAnsi="Wingdings" w:hint="default"/>
-        <w:sz w:val="20"/>
-      </w:rPr>
-    </w:lvl>
-    <w:lvl w:ilvl="3">
-      <w:start w:val="1"/>
-      <w:numFmt w:val="bullet"/>
-      <w:lvlText w:val=""/>
-      <w:lvlJc w:val="left"/>
-      <w:pPr>
-        <w:tabs>
-          <w:tab w:val="num" w:pos="2662"/>
-        </w:tabs>
-        <w:ind w:left="2662" w:hanging="360"/>
-      </w:pPr>
-      <w:rPr>
-        <w:rFonts w:ascii="Wingdings" w:hAnsi="Wingdings" w:hint="default"/>
-        <w:sz w:val="20"/>
-      </w:rPr>
-    </w:lvl>
-    <w:lvl w:ilvl="4">
-      <w:start w:val="1"/>
-      <w:numFmt w:val="bullet"/>
-      <w:lvlText w:val=""/>
-      <w:lvlJc w:val="left"/>
-      <w:pPr>
-        <w:tabs>
-          <w:tab w:val="num" w:pos="3382"/>
-        </w:tabs>
-        <w:ind w:left="3382" w:hanging="360"/>
-      </w:pPr>
-      <w:rPr>
-        <w:rFonts w:ascii="Wingdings" w:hAnsi="Wingdings" w:hint="default"/>
-        <w:sz w:val="20"/>
-      </w:rPr>
-    </w:lvl>
-    <w:lvl w:ilvl="5">
-      <w:start w:val="1"/>
-      <w:numFmt w:val="bullet"/>
-      <w:lvlText w:val=""/>
-      <w:lvlJc w:val="left"/>
-      <w:pPr>
-        <w:tabs>
-          <w:tab w:val="num" w:pos="4102"/>
-        </w:tabs>
-        <w:ind w:left="4102" w:hanging="360"/>
-      </w:pPr>
-      <w:rPr>
-        <w:rFonts w:ascii="Wingdings" w:hAnsi="Wingdings" w:hint="default"/>
-        <w:sz w:val="20"/>
-      </w:rPr>
-    </w:lvl>
-    <w:lvl w:ilvl="6">
-      <w:start w:val="1"/>
-      <w:numFmt w:val="bullet"/>
-      <w:lvlText w:val=""/>
-      <w:lvlJc w:val="left"/>
-      <w:pPr>
-        <w:tabs>
-          <w:tab w:val="num" w:pos="4822"/>
-        </w:tabs>
-        <w:ind w:left="4822" w:hanging="360"/>
-      </w:pPr>
-      <w:rPr>
-        <w:rFonts w:ascii="Wingdings" w:hAnsi="Wingdings" w:hint="default"/>
-        <w:sz w:val="20"/>
-      </w:rPr>
-    </w:lvl>
-    <w:lvl w:ilvl="7">
-      <w:start w:val="1"/>
-      <w:numFmt w:val="bullet"/>
-      <w:lvlText w:val=""/>
-      <w:lvlJc w:val="left"/>
-      <w:pPr>
-        <w:tabs>
-          <w:tab w:val="num" w:pos="5542"/>
-        </w:tabs>
-        <w:ind w:left="5542" w:hanging="360"/>
-      </w:pPr>
-      <w:rPr>
-        <w:rFonts w:ascii="Wingdings" w:hAnsi="Wingdings" w:hint="default"/>
-        <w:sz w:val="20"/>
-      </w:rPr>
-    </w:lvl>
-    <w:lvl w:ilvl="8">
-      <w:start w:val="1"/>
-      <w:numFmt w:val="bullet"/>
-      <w:lvlText w:val=""/>
-      <w:lvlJc w:val="left"/>
-      <w:pPr>
-        <w:tabs>
-          <w:tab w:val="num" w:pos="6262"/>
-        </w:tabs>
-        <w:ind w:left="6262" w:hanging="360"/>
-      </w:pPr>
-      <w:rPr>
-        <w:rFonts w:ascii="Wingdings" w:hAnsi="Wingdings" w:hint="default"/>
-        <w:sz w:val="20"/>
-      </w:rPr>
-    </w:lvl>
-  </w:abstractNum>
-  <w:abstractNum w:abstractNumId="27" w15:restartNumberingAfterBreak="0">
-    <w:nsid w:val="566101CF"/>
-    <w:multiLevelType w:val="hybridMultilevel"/>
-    <w:tmpl w:val="3B7EDAD6"/>
-    <w:lvl w:ilvl="0" w:tplc="0C090001">
-      <w:start w:val="1"/>
-      <w:numFmt w:val="bullet"/>
-      <w:lvlText w:val=""/>
-      <w:lvlJc w:val="left"/>
-      <w:pPr>
-        <w:ind w:left="720" w:hanging="360"/>
-      </w:pPr>
-      <w:rPr>
-        <w:rFonts w:ascii="Symbol" w:hAnsi="Symbol" w:hint="default"/>
-      </w:rPr>
-    </w:lvl>
-    <w:lvl w:ilvl="1" w:tplc="0C090003" w:tentative="1">
-      <w:start w:val="1"/>
-      <w:numFmt w:val="bullet"/>
-      <w:lvlText w:val="o"/>
-      <w:lvlJc w:val="left"/>
-      <w:pPr>
-        <w:ind w:left="1440" w:hanging="360"/>
-      </w:pPr>
-      <w:rPr>
-        <w:rFonts w:ascii="Courier New" w:hAnsi="Courier New" w:cs="Courier New" w:hint="default"/>
-      </w:rPr>
-    </w:lvl>
-    <w:lvl w:ilvl="2" w:tplc="0C090005" w:tentative="1">
-      <w:start w:val="1"/>
-      <w:numFmt w:val="bullet"/>
-      <w:lvlText w:val=""/>
-      <w:lvlJc w:val="left"/>
-      <w:pPr>
-        <w:ind w:left="2160" w:hanging="360"/>
-      </w:pPr>
-      <w:rPr>
-        <w:rFonts w:ascii="Wingdings" w:hAnsi="Wingdings" w:hint="default"/>
-      </w:rPr>
-    </w:lvl>
-    <w:lvl w:ilvl="3" w:tplc="0C090001" w:tentative="1">
-      <w:start w:val="1"/>
-      <w:numFmt w:val="bullet"/>
-      <w:lvlText w:val=""/>
-      <w:lvlJc w:val="left"/>
-      <w:pPr>
-        <w:ind w:left="2880" w:hanging="360"/>
-      </w:pPr>
-      <w:rPr>
-        <w:rFonts w:ascii="Symbol" w:hAnsi="Symbol" w:hint="default"/>
-      </w:rPr>
-    </w:lvl>
-    <w:lvl w:ilvl="4" w:tplc="0C090003" w:tentative="1">
-      <w:start w:val="1"/>
-      <w:numFmt w:val="bullet"/>
-      <w:lvlText w:val="o"/>
-      <w:lvlJc w:val="left"/>
-      <w:pPr>
-        <w:ind w:left="3600" w:hanging="360"/>
-      </w:pPr>
-      <w:rPr>
-        <w:rFonts w:ascii="Courier New" w:hAnsi="Courier New" w:cs="Courier New" w:hint="default"/>
-      </w:rPr>
-    </w:lvl>
-    <w:lvl w:ilvl="5" w:tplc="0C090005" w:tentative="1">
-      <w:start w:val="1"/>
-      <w:numFmt w:val="bullet"/>
-      <w:lvlText w:val=""/>
-      <w:lvlJc w:val="left"/>
-      <w:pPr>
-        <w:ind w:left="4320" w:hanging="360"/>
-      </w:pPr>
-      <w:rPr>
-        <w:rFonts w:ascii="Wingdings" w:hAnsi="Wingdings" w:hint="default"/>
-      </w:rPr>
-    </w:lvl>
-    <w:lvl w:ilvl="6" w:tplc="0C090001" w:tentative="1">
-      <w:start w:val="1"/>
-      <w:numFmt w:val="bullet"/>
-      <w:lvlText w:val=""/>
-      <w:lvlJc w:val="left"/>
-      <w:pPr>
-        <w:ind w:left="5040" w:hanging="360"/>
-      </w:pPr>
-      <w:rPr>
-        <w:rFonts w:ascii="Symbol" w:hAnsi="Symbol" w:hint="default"/>
-      </w:rPr>
-    </w:lvl>
-    <w:lvl w:ilvl="7" w:tplc="0C090003" w:tentative="1">
-      <w:start w:val="1"/>
-      <w:numFmt w:val="bullet"/>
-      <w:lvlText w:val="o"/>
-      <w:lvlJc w:val="left"/>
-      <w:pPr>
-        <w:ind w:left="5760" w:hanging="360"/>
-      </w:pPr>
-      <w:rPr>
-        <w:rFonts w:ascii="Courier New" w:hAnsi="Courier New" w:cs="Courier New" w:hint="default"/>
-      </w:rPr>
-    </w:lvl>
-    <w:lvl w:ilvl="8" w:tplc="0C090005" w:tentative="1">
-      <w:start w:val="1"/>
-      <w:numFmt w:val="bullet"/>
-      <w:lvlText w:val=""/>
-      <w:lvlJc w:val="left"/>
-      <w:pPr>
-        <w:ind w:left="6480" w:hanging="360"/>
-      </w:pPr>
-      <w:rPr>
-        <w:rFonts w:ascii="Wingdings" w:hAnsi="Wingdings" w:hint="default"/>
-      </w:rPr>
-    </w:lvl>
-  </w:abstractNum>
-  <w:abstractNum w:abstractNumId="28" w15:restartNumberingAfterBreak="0">
-    <w:nsid w:val="57187F5D"/>
-    <w:multiLevelType w:val="hybridMultilevel"/>
-    <w:tmpl w:val="C554CF18"/>
-    <w:lvl w:ilvl="0" w:tplc="0C090001">
-      <w:start w:val="1"/>
-      <w:numFmt w:val="bullet"/>
-      <w:lvlText w:val=""/>
-      <w:lvlJc w:val="left"/>
-      <w:pPr>
-        <w:ind w:left="720" w:hanging="360"/>
-      </w:pPr>
-      <w:rPr>
-        <w:rFonts w:ascii="Symbol" w:hAnsi="Symbol" w:hint="default"/>
-      </w:rPr>
-    </w:lvl>
-    <w:lvl w:ilvl="1" w:tplc="0C090003" w:tentative="1">
-      <w:start w:val="1"/>
-      <w:numFmt w:val="bullet"/>
-      <w:lvlText w:val="o"/>
-      <w:lvlJc w:val="left"/>
-      <w:pPr>
-        <w:ind w:left="1440" w:hanging="360"/>
-      </w:pPr>
-      <w:rPr>
-        <w:rFonts w:ascii="Courier New" w:hAnsi="Courier New" w:cs="Courier New" w:hint="default"/>
-      </w:rPr>
-    </w:lvl>
-    <w:lvl w:ilvl="2" w:tplc="0C090005" w:tentative="1">
-      <w:start w:val="1"/>
-      <w:numFmt w:val="bullet"/>
-      <w:lvlText w:val=""/>
-      <w:lvlJc w:val="left"/>
-      <w:pPr>
-        <w:ind w:left="2160" w:hanging="360"/>
-      </w:pPr>
-      <w:rPr>
-        <w:rFonts w:ascii="Wingdings" w:hAnsi="Wingdings" w:hint="default"/>
-      </w:rPr>
-    </w:lvl>
-    <w:lvl w:ilvl="3" w:tplc="0C090001" w:tentative="1">
-      <w:start w:val="1"/>
-      <w:numFmt w:val="bullet"/>
-      <w:lvlText w:val=""/>
-      <w:lvlJc w:val="left"/>
-      <w:pPr>
-        <w:ind w:left="2880" w:hanging="360"/>
-      </w:pPr>
-      <w:rPr>
-        <w:rFonts w:ascii="Symbol" w:hAnsi="Symbol" w:hint="default"/>
-      </w:rPr>
-    </w:lvl>
-    <w:lvl w:ilvl="4" w:tplc="0C090003" w:tentative="1">
-      <w:start w:val="1"/>
-      <w:numFmt w:val="bullet"/>
-      <w:lvlText w:val="o"/>
-      <w:lvlJc w:val="left"/>
-      <w:pPr>
-        <w:ind w:left="3600" w:hanging="360"/>
-      </w:pPr>
-      <w:rPr>
-        <w:rFonts w:ascii="Courier New" w:hAnsi="Courier New" w:cs="Courier New" w:hint="default"/>
-      </w:rPr>
-    </w:lvl>
-    <w:lvl w:ilvl="5" w:tplc="0C090005" w:tentative="1">
-      <w:start w:val="1"/>
-      <w:numFmt w:val="bullet"/>
-      <w:lvlText w:val=""/>
-      <w:lvlJc w:val="left"/>
-      <w:pPr>
-        <w:ind w:left="4320" w:hanging="360"/>
-      </w:pPr>
-      <w:rPr>
-        <w:rFonts w:ascii="Wingdings" w:hAnsi="Wingdings" w:hint="default"/>
-      </w:rPr>
-    </w:lvl>
-    <w:lvl w:ilvl="6" w:tplc="0C090001" w:tentative="1">
-      <w:start w:val="1"/>
-      <w:numFmt w:val="bullet"/>
-      <w:lvlText w:val=""/>
-      <w:lvlJc w:val="left"/>
-      <w:pPr>
-        <w:ind w:left="5040" w:hanging="360"/>
-      </w:pPr>
-      <w:rPr>
-        <w:rFonts w:ascii="Symbol" w:hAnsi="Symbol" w:hint="default"/>
-      </w:rPr>
-    </w:lvl>
-    <w:lvl w:ilvl="7" w:tplc="0C090003" w:tentative="1">
-      <w:start w:val="1"/>
-      <w:numFmt w:val="bullet"/>
-      <w:lvlText w:val="o"/>
-      <w:lvlJc w:val="left"/>
-      <w:pPr>
-        <w:ind w:left="5760" w:hanging="360"/>
-      </w:pPr>
-      <w:rPr>
-        <w:rFonts w:ascii="Courier New" w:hAnsi="Courier New" w:cs="Courier New" w:hint="default"/>
-      </w:rPr>
-    </w:lvl>
-    <w:lvl w:ilvl="8" w:tplc="0C090005" w:tentative="1">
-      <w:start w:val="1"/>
-      <w:numFmt w:val="bullet"/>
-      <w:lvlText w:val=""/>
-      <w:lvlJc w:val="left"/>
-      <w:pPr>
-        <w:ind w:left="6480" w:hanging="360"/>
-      </w:pPr>
-      <w:rPr>
-        <w:rFonts w:ascii="Wingdings" w:hAnsi="Wingdings" w:hint="default"/>
-      </w:rPr>
-    </w:lvl>
-  </w:abstractNum>
-  <w:abstractNum w:abstractNumId="29" w15:restartNumberingAfterBreak="0">
+  <w:abstractNum w:abstractNumId="16" w15:restartNumberingAfterBreak="0">
     <w:nsid w:val="5C8B1A29"/>
     <w:multiLevelType w:val="hybridMultilevel"/>
     <w:tmpl w:val="BFDCE2B8"/>
@@ -17234,346 +16942,7 @@
       </w:rPr>
     </w:lvl>
   </w:abstractNum>
-  <w:abstractNum w:abstractNumId="30" w15:restartNumberingAfterBreak="0">
-    <w:nsid w:val="5E8B3751"/>
-    <w:multiLevelType w:val="hybridMultilevel"/>
-    <w:tmpl w:val="A2B45ABE"/>
-    <w:lvl w:ilvl="0" w:tplc="0C090001">
-      <w:start w:val="1"/>
-      <w:numFmt w:val="bullet"/>
-      <w:lvlText w:val=""/>
-      <w:lvlJc w:val="left"/>
-      <w:pPr>
-        <w:ind w:left="720" w:hanging="360"/>
-      </w:pPr>
-      <w:rPr>
-        <w:rFonts w:ascii="Symbol" w:hAnsi="Symbol" w:hint="default"/>
-      </w:rPr>
-    </w:lvl>
-    <w:lvl w:ilvl="1" w:tplc="0C090003" w:tentative="1">
-      <w:start w:val="1"/>
-      <w:numFmt w:val="bullet"/>
-      <w:lvlText w:val="o"/>
-      <w:lvlJc w:val="left"/>
-      <w:pPr>
-        <w:ind w:left="1440" w:hanging="360"/>
-      </w:pPr>
-      <w:rPr>
-        <w:rFonts w:ascii="Courier New" w:hAnsi="Courier New" w:cs="Courier New" w:hint="default"/>
-      </w:rPr>
-    </w:lvl>
-    <w:lvl w:ilvl="2" w:tplc="0C090005" w:tentative="1">
-      <w:start w:val="1"/>
-      <w:numFmt w:val="bullet"/>
-      <w:lvlText w:val=""/>
-      <w:lvlJc w:val="left"/>
-      <w:pPr>
-        <w:ind w:left="2160" w:hanging="360"/>
-      </w:pPr>
-      <w:rPr>
-        <w:rFonts w:ascii="Wingdings" w:hAnsi="Wingdings" w:hint="default"/>
-      </w:rPr>
-    </w:lvl>
-    <w:lvl w:ilvl="3" w:tplc="0C090001" w:tentative="1">
-      <w:start w:val="1"/>
-      <w:numFmt w:val="bullet"/>
-      <w:lvlText w:val=""/>
-      <w:lvlJc w:val="left"/>
-      <w:pPr>
-        <w:ind w:left="2880" w:hanging="360"/>
-      </w:pPr>
-      <w:rPr>
-        <w:rFonts w:ascii="Symbol" w:hAnsi="Symbol" w:hint="default"/>
-      </w:rPr>
-    </w:lvl>
-    <w:lvl w:ilvl="4" w:tplc="0C090003" w:tentative="1">
-      <w:start w:val="1"/>
-      <w:numFmt w:val="bullet"/>
-      <w:lvlText w:val="o"/>
-      <w:lvlJc w:val="left"/>
-      <w:pPr>
-        <w:ind w:left="3600" w:hanging="360"/>
-      </w:pPr>
-      <w:rPr>
-        <w:rFonts w:ascii="Courier New" w:hAnsi="Courier New" w:cs="Courier New" w:hint="default"/>
-      </w:rPr>
-    </w:lvl>
-    <w:lvl w:ilvl="5" w:tplc="0C090005" w:tentative="1">
-      <w:start w:val="1"/>
-      <w:numFmt w:val="bullet"/>
-      <w:lvlText w:val=""/>
-      <w:lvlJc w:val="left"/>
-      <w:pPr>
-        <w:ind w:left="4320" w:hanging="360"/>
-      </w:pPr>
-      <w:rPr>
-        <w:rFonts w:ascii="Wingdings" w:hAnsi="Wingdings" w:hint="default"/>
-      </w:rPr>
-    </w:lvl>
-    <w:lvl w:ilvl="6" w:tplc="0C090001" w:tentative="1">
-      <w:start w:val="1"/>
-      <w:numFmt w:val="bullet"/>
-      <w:lvlText w:val=""/>
-      <w:lvlJc w:val="left"/>
-      <w:pPr>
-        <w:ind w:left="5040" w:hanging="360"/>
-      </w:pPr>
-      <w:rPr>
-        <w:rFonts w:ascii="Symbol" w:hAnsi="Symbol" w:hint="default"/>
-      </w:rPr>
-    </w:lvl>
-    <w:lvl w:ilvl="7" w:tplc="0C090003" w:tentative="1">
-      <w:start w:val="1"/>
-      <w:numFmt w:val="bullet"/>
-      <w:lvlText w:val="o"/>
-      <w:lvlJc w:val="left"/>
-      <w:pPr>
-        <w:ind w:left="5760" w:hanging="360"/>
-      </w:pPr>
-      <w:rPr>
-        <w:rFonts w:ascii="Courier New" w:hAnsi="Courier New" w:cs="Courier New" w:hint="default"/>
-      </w:rPr>
-    </w:lvl>
-    <w:lvl w:ilvl="8" w:tplc="0C090005" w:tentative="1">
-      <w:start w:val="1"/>
-      <w:numFmt w:val="bullet"/>
-      <w:lvlText w:val=""/>
-      <w:lvlJc w:val="left"/>
-      <w:pPr>
-        <w:ind w:left="6480" w:hanging="360"/>
-      </w:pPr>
-      <w:rPr>
-        <w:rFonts w:ascii="Wingdings" w:hAnsi="Wingdings" w:hint="default"/>
-      </w:rPr>
-    </w:lvl>
-  </w:abstractNum>
-  <w:abstractNum w:abstractNumId="31" w15:restartNumberingAfterBreak="0">
-    <w:nsid w:val="6075221A"/>
-    <w:multiLevelType w:val="hybridMultilevel"/>
-    <w:tmpl w:val="D0E67D12"/>
-    <w:lvl w:ilvl="0" w:tplc="0C090001">
-      <w:start w:val="1"/>
-      <w:numFmt w:val="bullet"/>
-      <w:lvlText w:val=""/>
-      <w:lvlJc w:val="left"/>
-      <w:pPr>
-        <w:ind w:left="720" w:hanging="360"/>
-      </w:pPr>
-      <w:rPr>
-        <w:rFonts w:ascii="Symbol" w:hAnsi="Symbol" w:hint="default"/>
-      </w:rPr>
-    </w:lvl>
-    <w:lvl w:ilvl="1" w:tplc="0C090003" w:tentative="1">
-      <w:start w:val="1"/>
-      <w:numFmt w:val="bullet"/>
-      <w:lvlText w:val="o"/>
-      <w:lvlJc w:val="left"/>
-      <w:pPr>
-        <w:ind w:left="1440" w:hanging="360"/>
-      </w:pPr>
-      <w:rPr>
-        <w:rFonts w:ascii="Courier New" w:hAnsi="Courier New" w:cs="Courier New" w:hint="default"/>
-      </w:rPr>
-    </w:lvl>
-    <w:lvl w:ilvl="2" w:tplc="0C090005" w:tentative="1">
-      <w:start w:val="1"/>
-      <w:numFmt w:val="bullet"/>
-      <w:lvlText w:val=""/>
-      <w:lvlJc w:val="left"/>
-      <w:pPr>
-        <w:ind w:left="2160" w:hanging="360"/>
-      </w:pPr>
-      <w:rPr>
-        <w:rFonts w:ascii="Wingdings" w:hAnsi="Wingdings" w:hint="default"/>
-      </w:rPr>
-    </w:lvl>
-    <w:lvl w:ilvl="3" w:tplc="0C090001" w:tentative="1">
-      <w:start w:val="1"/>
-      <w:numFmt w:val="bullet"/>
-      <w:lvlText w:val=""/>
-      <w:lvlJc w:val="left"/>
-      <w:pPr>
-        <w:ind w:left="2880" w:hanging="360"/>
-      </w:pPr>
-      <w:rPr>
-        <w:rFonts w:ascii="Symbol" w:hAnsi="Symbol" w:hint="default"/>
-      </w:rPr>
-    </w:lvl>
-    <w:lvl w:ilvl="4" w:tplc="0C090003" w:tentative="1">
-      <w:start w:val="1"/>
-      <w:numFmt w:val="bullet"/>
-      <w:lvlText w:val="o"/>
-      <w:lvlJc w:val="left"/>
-      <w:pPr>
-        <w:ind w:left="3600" w:hanging="360"/>
-      </w:pPr>
-      <w:rPr>
-        <w:rFonts w:ascii="Courier New" w:hAnsi="Courier New" w:cs="Courier New" w:hint="default"/>
-      </w:rPr>
-    </w:lvl>
-    <w:lvl w:ilvl="5" w:tplc="0C090005" w:tentative="1">
-      <w:start w:val="1"/>
-      <w:numFmt w:val="bullet"/>
-      <w:lvlText w:val=""/>
-      <w:lvlJc w:val="left"/>
-      <w:pPr>
-        <w:ind w:left="4320" w:hanging="360"/>
-      </w:pPr>
-      <w:rPr>
-        <w:rFonts w:ascii="Wingdings" w:hAnsi="Wingdings" w:hint="default"/>
-      </w:rPr>
-    </w:lvl>
-    <w:lvl w:ilvl="6" w:tplc="0C090001" w:tentative="1">
-      <w:start w:val="1"/>
-      <w:numFmt w:val="bullet"/>
-      <w:lvlText w:val=""/>
-      <w:lvlJc w:val="left"/>
-      <w:pPr>
-        <w:ind w:left="5040" w:hanging="360"/>
-      </w:pPr>
-      <w:rPr>
-        <w:rFonts w:ascii="Symbol" w:hAnsi="Symbol" w:hint="default"/>
-      </w:rPr>
-    </w:lvl>
-    <w:lvl w:ilvl="7" w:tplc="0C090003" w:tentative="1">
-      <w:start w:val="1"/>
-      <w:numFmt w:val="bullet"/>
-      <w:lvlText w:val="o"/>
-      <w:lvlJc w:val="left"/>
-      <w:pPr>
-        <w:ind w:left="5760" w:hanging="360"/>
-      </w:pPr>
-      <w:rPr>
-        <w:rFonts w:ascii="Courier New" w:hAnsi="Courier New" w:cs="Courier New" w:hint="default"/>
-      </w:rPr>
-    </w:lvl>
-    <w:lvl w:ilvl="8" w:tplc="0C090005" w:tentative="1">
-      <w:start w:val="1"/>
-      <w:numFmt w:val="bullet"/>
-      <w:lvlText w:val=""/>
-      <w:lvlJc w:val="left"/>
-      <w:pPr>
-        <w:ind w:left="6480" w:hanging="360"/>
-      </w:pPr>
-      <w:rPr>
-        <w:rFonts w:ascii="Wingdings" w:hAnsi="Wingdings" w:hint="default"/>
-      </w:rPr>
-    </w:lvl>
-  </w:abstractNum>
-  <w:abstractNum w:abstractNumId="32" w15:restartNumberingAfterBreak="0">
-    <w:nsid w:val="62ED65AA"/>
-    <w:multiLevelType w:val="hybridMultilevel"/>
-    <w:tmpl w:val="CF34A8F6"/>
-    <w:lvl w:ilvl="0" w:tplc="0C090001">
-      <w:start w:val="1"/>
-      <w:numFmt w:val="bullet"/>
-      <w:lvlText w:val=""/>
-      <w:lvlJc w:val="left"/>
-      <w:pPr>
-        <w:ind w:left="720" w:hanging="360"/>
-      </w:pPr>
-      <w:rPr>
-        <w:rFonts w:ascii="Symbol" w:hAnsi="Symbol" w:hint="default"/>
-      </w:rPr>
-    </w:lvl>
-    <w:lvl w:ilvl="1" w:tplc="0C090003" w:tentative="1">
-      <w:start w:val="1"/>
-      <w:numFmt w:val="bullet"/>
-      <w:lvlText w:val="o"/>
-      <w:lvlJc w:val="left"/>
-      <w:pPr>
-        <w:ind w:left="1440" w:hanging="360"/>
-      </w:pPr>
-      <w:rPr>
-        <w:rFonts w:ascii="Courier New" w:hAnsi="Courier New" w:cs="Courier New" w:hint="default"/>
-      </w:rPr>
-    </w:lvl>
-    <w:lvl w:ilvl="2" w:tplc="0C090005" w:tentative="1">
-      <w:start w:val="1"/>
-      <w:numFmt w:val="bullet"/>
-      <w:lvlText w:val=""/>
-      <w:lvlJc w:val="left"/>
-      <w:pPr>
-        <w:ind w:left="2160" w:hanging="360"/>
-      </w:pPr>
-      <w:rPr>
-        <w:rFonts w:ascii="Wingdings" w:hAnsi="Wingdings" w:hint="default"/>
-      </w:rPr>
-    </w:lvl>
-    <w:lvl w:ilvl="3" w:tplc="0C090001" w:tentative="1">
-      <w:start w:val="1"/>
-      <w:numFmt w:val="bullet"/>
-      <w:lvlText w:val=""/>
-      <w:lvlJc w:val="left"/>
-      <w:pPr>
-        <w:ind w:left="2880" w:hanging="360"/>
-      </w:pPr>
-      <w:rPr>
-        <w:rFonts w:ascii="Symbol" w:hAnsi="Symbol" w:hint="default"/>
-      </w:rPr>
-    </w:lvl>
-    <w:lvl w:ilvl="4" w:tplc="0C090003" w:tentative="1">
-      <w:start w:val="1"/>
-      <w:numFmt w:val="bullet"/>
-      <w:lvlText w:val="o"/>
-      <w:lvlJc w:val="left"/>
-      <w:pPr>
-        <w:ind w:left="3600" w:hanging="360"/>
-      </w:pPr>
-      <w:rPr>
-        <w:rFonts w:ascii="Courier New" w:hAnsi="Courier New" w:cs="Courier New" w:hint="default"/>
-      </w:rPr>
-    </w:lvl>
-    <w:lvl w:ilvl="5" w:tplc="0C090005" w:tentative="1">
-      <w:start w:val="1"/>
-      <w:numFmt w:val="bullet"/>
-      <w:lvlText w:val=""/>
-      <w:lvlJc w:val="left"/>
-      <w:pPr>
-        <w:ind w:left="4320" w:hanging="360"/>
-      </w:pPr>
-      <w:rPr>
-        <w:rFonts w:ascii="Wingdings" w:hAnsi="Wingdings" w:hint="default"/>
-      </w:rPr>
-    </w:lvl>
-    <w:lvl w:ilvl="6" w:tplc="0C090001" w:tentative="1">
-      <w:start w:val="1"/>
-      <w:numFmt w:val="bullet"/>
-      <w:lvlText w:val=""/>
-      <w:lvlJc w:val="left"/>
-      <w:pPr>
-        <w:ind w:left="5040" w:hanging="360"/>
-      </w:pPr>
-      <w:rPr>
-        <w:rFonts w:ascii="Symbol" w:hAnsi="Symbol" w:hint="default"/>
-      </w:rPr>
-    </w:lvl>
-    <w:lvl w:ilvl="7" w:tplc="0C090003" w:tentative="1">
-      <w:start w:val="1"/>
-      <w:numFmt w:val="bullet"/>
-      <w:lvlText w:val="o"/>
-      <w:lvlJc w:val="left"/>
-      <w:pPr>
-        <w:ind w:left="5760" w:hanging="360"/>
-      </w:pPr>
-      <w:rPr>
-        <w:rFonts w:ascii="Courier New" w:hAnsi="Courier New" w:cs="Courier New" w:hint="default"/>
-      </w:rPr>
-    </w:lvl>
-    <w:lvl w:ilvl="8" w:tplc="0C090005" w:tentative="1">
-      <w:start w:val="1"/>
-      <w:numFmt w:val="bullet"/>
-      <w:lvlText w:val=""/>
-      <w:lvlJc w:val="left"/>
-      <w:pPr>
-        <w:ind w:left="6480" w:hanging="360"/>
-      </w:pPr>
-      <w:rPr>
-        <w:rFonts w:ascii="Wingdings" w:hAnsi="Wingdings" w:hint="default"/>
-      </w:rPr>
-    </w:lvl>
-  </w:abstractNum>
-  <w:abstractNum w:abstractNumId="33" w15:restartNumberingAfterBreak="0">
+  <w:abstractNum w:abstractNumId="17" w15:restartNumberingAfterBreak="0">
     <w:nsid w:val="643761F2"/>
     <w:multiLevelType w:val="hybridMultilevel"/>
     <w:tmpl w:val="87902146"/>
@@ -17686,7 +17055,7 @@
       </w:rPr>
     </w:lvl>
   </w:abstractNum>
-  <w:abstractNum w:abstractNumId="34" w15:restartNumberingAfterBreak="0">
+  <w:abstractNum w:abstractNumId="18" w15:restartNumberingAfterBreak="0">
     <w:nsid w:val="643B09BF"/>
     <w:multiLevelType w:val="hybridMultilevel"/>
     <w:tmpl w:val="36B40C4A"/>
@@ -17799,120 +17168,7 @@
       </w:rPr>
     </w:lvl>
   </w:abstractNum>
-  <w:abstractNum w:abstractNumId="35" w15:restartNumberingAfterBreak="0">
-    <w:nsid w:val="68804405"/>
-    <w:multiLevelType w:val="hybridMultilevel"/>
-    <w:tmpl w:val="73CA6E04"/>
-    <w:lvl w:ilvl="0" w:tplc="0C090001">
-      <w:start w:val="1"/>
-      <w:numFmt w:val="bullet"/>
-      <w:lvlText w:val=""/>
-      <w:lvlJc w:val="left"/>
-      <w:pPr>
-        <w:ind w:left="502" w:hanging="360"/>
-      </w:pPr>
-      <w:rPr>
-        <w:rFonts w:ascii="Symbol" w:hAnsi="Symbol" w:hint="default"/>
-      </w:rPr>
-    </w:lvl>
-    <w:lvl w:ilvl="1" w:tplc="0C090003">
-      <w:start w:val="1"/>
-      <w:numFmt w:val="bullet"/>
-      <w:lvlText w:val="o"/>
-      <w:lvlJc w:val="left"/>
-      <w:pPr>
-        <w:ind w:left="1222" w:hanging="360"/>
-      </w:pPr>
-      <w:rPr>
-        <w:rFonts w:ascii="Courier New" w:hAnsi="Courier New" w:cs="Courier New" w:hint="default"/>
-      </w:rPr>
-    </w:lvl>
-    <w:lvl w:ilvl="2" w:tplc="0C090005">
-      <w:start w:val="1"/>
-      <w:numFmt w:val="bullet"/>
-      <w:lvlText w:val=""/>
-      <w:lvlJc w:val="left"/>
-      <w:pPr>
-        <w:ind w:left="1942" w:hanging="360"/>
-      </w:pPr>
-      <w:rPr>
-        <w:rFonts w:ascii="Wingdings" w:hAnsi="Wingdings" w:hint="default"/>
-      </w:rPr>
-    </w:lvl>
-    <w:lvl w:ilvl="3" w:tplc="0C090001">
-      <w:start w:val="1"/>
-      <w:numFmt w:val="bullet"/>
-      <w:lvlText w:val=""/>
-      <w:lvlJc w:val="left"/>
-      <w:pPr>
-        <w:ind w:left="2662" w:hanging="360"/>
-      </w:pPr>
-      <w:rPr>
-        <w:rFonts w:ascii="Symbol" w:hAnsi="Symbol" w:hint="default"/>
-      </w:rPr>
-    </w:lvl>
-    <w:lvl w:ilvl="4" w:tplc="0C090003">
-      <w:start w:val="1"/>
-      <w:numFmt w:val="bullet"/>
-      <w:lvlText w:val="o"/>
-      <w:lvlJc w:val="left"/>
-      <w:pPr>
-        <w:ind w:left="3382" w:hanging="360"/>
-      </w:pPr>
-      <w:rPr>
-        <w:rFonts w:ascii="Courier New" w:hAnsi="Courier New" w:cs="Courier New" w:hint="default"/>
-      </w:rPr>
-    </w:lvl>
-    <w:lvl w:ilvl="5" w:tplc="0C090005">
-      <w:start w:val="1"/>
-      <w:numFmt w:val="bullet"/>
-      <w:lvlText w:val=""/>
-      <w:lvlJc w:val="left"/>
-      <w:pPr>
-        <w:ind w:left="4102" w:hanging="360"/>
-      </w:pPr>
-      <w:rPr>
-        <w:rFonts w:ascii="Wingdings" w:hAnsi="Wingdings" w:hint="default"/>
-      </w:rPr>
-    </w:lvl>
-    <w:lvl w:ilvl="6" w:tplc="0C090001">
-      <w:start w:val="1"/>
-      <w:numFmt w:val="bullet"/>
-      <w:lvlText w:val=""/>
-      <w:lvlJc w:val="left"/>
-      <w:pPr>
-        <w:ind w:left="4822" w:hanging="360"/>
-      </w:pPr>
-      <w:rPr>
-        <w:rFonts w:ascii="Symbol" w:hAnsi="Symbol" w:hint="default"/>
-      </w:rPr>
-    </w:lvl>
-    <w:lvl w:ilvl="7" w:tplc="0C090003">
-      <w:start w:val="1"/>
-      <w:numFmt w:val="bullet"/>
-      <w:lvlText w:val="o"/>
-      <w:lvlJc w:val="left"/>
-      <w:pPr>
-        <w:ind w:left="5542" w:hanging="360"/>
-      </w:pPr>
-      <w:rPr>
-        <w:rFonts w:ascii="Courier New" w:hAnsi="Courier New" w:cs="Courier New" w:hint="default"/>
-      </w:rPr>
-    </w:lvl>
-    <w:lvl w:ilvl="8" w:tplc="0C090005">
-      <w:start w:val="1"/>
-      <w:numFmt w:val="bullet"/>
-      <w:lvlText w:val=""/>
-      <w:lvlJc w:val="left"/>
-      <w:pPr>
-        <w:ind w:left="6262" w:hanging="360"/>
-      </w:pPr>
-      <w:rPr>
-        <w:rFonts w:ascii="Wingdings" w:hAnsi="Wingdings" w:hint="default"/>
-      </w:rPr>
-    </w:lvl>
-  </w:abstractNum>
-  <w:abstractNum w:abstractNumId="36" w15:restartNumberingAfterBreak="0">
+  <w:abstractNum w:abstractNumId="19" w15:restartNumberingAfterBreak="0">
     <w:nsid w:val="68CA487A"/>
     <w:multiLevelType w:val="hybridMultilevel"/>
     <w:tmpl w:val="7C22CA38"/>
@@ -18025,527 +17281,7 @@
       </w:rPr>
     </w:lvl>
   </w:abstractNum>
-  <w:abstractNum w:abstractNumId="37" w15:restartNumberingAfterBreak="0">
-    <w:nsid w:val="6A050D00"/>
-    <w:multiLevelType w:val="hybridMultilevel"/>
-    <w:tmpl w:val="E71CBB4E"/>
-    <w:lvl w:ilvl="0" w:tplc="0C090001">
-      <w:start w:val="1"/>
-      <w:numFmt w:val="bullet"/>
-      <w:lvlText w:val=""/>
-      <w:lvlJc w:val="left"/>
-      <w:pPr>
-        <w:ind w:left="720" w:hanging="360"/>
-      </w:pPr>
-      <w:rPr>
-        <w:rFonts w:ascii="Symbol" w:hAnsi="Symbol" w:hint="default"/>
-      </w:rPr>
-    </w:lvl>
-    <w:lvl w:ilvl="1" w:tplc="0C090003">
-      <w:start w:val="1"/>
-      <w:numFmt w:val="bullet"/>
-      <w:lvlText w:val="o"/>
-      <w:lvlJc w:val="left"/>
-      <w:pPr>
-        <w:ind w:left="1440" w:hanging="360"/>
-      </w:pPr>
-      <w:rPr>
-        <w:rFonts w:ascii="Courier New" w:hAnsi="Courier New" w:cs="Courier New" w:hint="default"/>
-      </w:rPr>
-    </w:lvl>
-    <w:lvl w:ilvl="2" w:tplc="0C090005" w:tentative="1">
-      <w:start w:val="1"/>
-      <w:numFmt w:val="bullet"/>
-      <w:lvlText w:val=""/>
-      <w:lvlJc w:val="left"/>
-      <w:pPr>
-        <w:ind w:left="2160" w:hanging="360"/>
-      </w:pPr>
-      <w:rPr>
-        <w:rFonts w:ascii="Wingdings" w:hAnsi="Wingdings" w:hint="default"/>
-      </w:rPr>
-    </w:lvl>
-    <w:lvl w:ilvl="3" w:tplc="0C090001" w:tentative="1">
-      <w:start w:val="1"/>
-      <w:numFmt w:val="bullet"/>
-      <w:lvlText w:val=""/>
-      <w:lvlJc w:val="left"/>
-      <w:pPr>
-        <w:ind w:left="2880" w:hanging="360"/>
-      </w:pPr>
-      <w:rPr>
-        <w:rFonts w:ascii="Symbol" w:hAnsi="Symbol" w:hint="default"/>
-      </w:rPr>
-    </w:lvl>
-    <w:lvl w:ilvl="4" w:tplc="0C090003" w:tentative="1">
-      <w:start w:val="1"/>
-      <w:numFmt w:val="bullet"/>
-      <w:lvlText w:val="o"/>
-      <w:lvlJc w:val="left"/>
-      <w:pPr>
-        <w:ind w:left="3600" w:hanging="360"/>
-      </w:pPr>
-      <w:rPr>
-        <w:rFonts w:ascii="Courier New" w:hAnsi="Courier New" w:cs="Courier New" w:hint="default"/>
-      </w:rPr>
-    </w:lvl>
-    <w:lvl w:ilvl="5" w:tplc="0C090005" w:tentative="1">
-      <w:start w:val="1"/>
-      <w:numFmt w:val="bullet"/>
-      <w:lvlText w:val=""/>
-      <w:lvlJc w:val="left"/>
-      <w:pPr>
-        <w:ind w:left="4320" w:hanging="360"/>
-      </w:pPr>
-      <w:rPr>
-        <w:rFonts w:ascii="Wingdings" w:hAnsi="Wingdings" w:hint="default"/>
-      </w:rPr>
-    </w:lvl>
-    <w:lvl w:ilvl="6" w:tplc="0C090001" w:tentative="1">
-      <w:start w:val="1"/>
-      <w:numFmt w:val="bullet"/>
-      <w:lvlText w:val=""/>
-      <w:lvlJc w:val="left"/>
-      <w:pPr>
-        <w:ind w:left="5040" w:hanging="360"/>
-      </w:pPr>
-      <w:rPr>
-        <w:rFonts w:ascii="Symbol" w:hAnsi="Symbol" w:hint="default"/>
-      </w:rPr>
-    </w:lvl>
-    <w:lvl w:ilvl="7" w:tplc="0C090003" w:tentative="1">
-      <w:start w:val="1"/>
-      <w:numFmt w:val="bullet"/>
-      <w:lvlText w:val="o"/>
-      <w:lvlJc w:val="left"/>
-      <w:pPr>
-        <w:ind w:left="5760" w:hanging="360"/>
-      </w:pPr>
-      <w:rPr>
-        <w:rFonts w:ascii="Courier New" w:hAnsi="Courier New" w:cs="Courier New" w:hint="default"/>
-      </w:rPr>
-    </w:lvl>
-    <w:lvl w:ilvl="8" w:tplc="0C090005" w:tentative="1">
-      <w:start w:val="1"/>
-      <w:numFmt w:val="bullet"/>
-      <w:lvlText w:val=""/>
-      <w:lvlJc w:val="left"/>
-      <w:pPr>
-        <w:ind w:left="6480" w:hanging="360"/>
-      </w:pPr>
-      <w:rPr>
-        <w:rFonts w:ascii="Wingdings" w:hAnsi="Wingdings" w:hint="default"/>
-      </w:rPr>
-    </w:lvl>
-  </w:abstractNum>
-  <w:abstractNum w:abstractNumId="38" w15:restartNumberingAfterBreak="0">
-    <w:nsid w:val="6C5128F1"/>
-    <w:multiLevelType w:val="multilevel"/>
-    <w:tmpl w:val="9EDA890C"/>
-    <w:lvl w:ilvl="0">
-      <w:start w:val="1"/>
-      <w:numFmt w:val="bullet"/>
-      <w:lvlText w:val=""/>
-      <w:lvlJc w:val="left"/>
-      <w:pPr>
-        <w:tabs>
-          <w:tab w:val="num" w:pos="720"/>
-        </w:tabs>
-        <w:ind w:left="720" w:hanging="360"/>
-      </w:pPr>
-      <w:rPr>
-        <w:rFonts w:ascii="Symbol" w:hAnsi="Symbol" w:hint="default"/>
-        <w:sz w:val="20"/>
-      </w:rPr>
-    </w:lvl>
-    <w:lvl w:ilvl="1" w:tentative="1">
-      <w:start w:val="1"/>
-      <w:numFmt w:val="bullet"/>
-      <w:lvlText w:val="o"/>
-      <w:lvlJc w:val="left"/>
-      <w:pPr>
-        <w:tabs>
-          <w:tab w:val="num" w:pos="1440"/>
-        </w:tabs>
-        <w:ind w:left="1440" w:hanging="360"/>
-      </w:pPr>
-      <w:rPr>
-        <w:rFonts w:ascii="Courier New" w:hAnsi="Courier New" w:hint="default"/>
-        <w:sz w:val="20"/>
-      </w:rPr>
-    </w:lvl>
-    <w:lvl w:ilvl="2" w:tentative="1">
-      <w:start w:val="1"/>
-      <w:numFmt w:val="bullet"/>
-      <w:lvlText w:val=""/>
-      <w:lvlJc w:val="left"/>
-      <w:pPr>
-        <w:tabs>
-          <w:tab w:val="num" w:pos="2160"/>
-        </w:tabs>
-        <w:ind w:left="2160" w:hanging="360"/>
-      </w:pPr>
-      <w:rPr>
-        <w:rFonts w:ascii="Wingdings" w:hAnsi="Wingdings" w:hint="default"/>
-        <w:sz w:val="20"/>
-      </w:rPr>
-    </w:lvl>
-    <w:lvl w:ilvl="3" w:tentative="1">
-      <w:start w:val="1"/>
-      <w:numFmt w:val="bullet"/>
-      <w:lvlText w:val=""/>
-      <w:lvlJc w:val="left"/>
-      <w:pPr>
-        <w:tabs>
-          <w:tab w:val="num" w:pos="2880"/>
-        </w:tabs>
-        <w:ind w:left="2880" w:hanging="360"/>
-      </w:pPr>
-      <w:rPr>
-        <w:rFonts w:ascii="Wingdings" w:hAnsi="Wingdings" w:hint="default"/>
-        <w:sz w:val="20"/>
-      </w:rPr>
-    </w:lvl>
-    <w:lvl w:ilvl="4" w:tentative="1">
-      <w:start w:val="1"/>
-      <w:numFmt w:val="bullet"/>
-      <w:lvlText w:val=""/>
-      <w:lvlJc w:val="left"/>
-      <w:pPr>
-        <w:tabs>
-          <w:tab w:val="num" w:pos="3600"/>
-        </w:tabs>
-        <w:ind w:left="3600" w:hanging="360"/>
-      </w:pPr>
-      <w:rPr>
-        <w:rFonts w:ascii="Wingdings" w:hAnsi="Wingdings" w:hint="default"/>
-        <w:sz w:val="20"/>
-      </w:rPr>
-    </w:lvl>
-    <w:lvl w:ilvl="5" w:tentative="1">
-      <w:start w:val="1"/>
-      <w:numFmt w:val="bullet"/>
-      <w:lvlText w:val=""/>
-      <w:lvlJc w:val="left"/>
-      <w:pPr>
-        <w:tabs>
-          <w:tab w:val="num" w:pos="4320"/>
-        </w:tabs>
-        <w:ind w:left="4320" w:hanging="360"/>
-      </w:pPr>
-      <w:rPr>
-        <w:rFonts w:ascii="Wingdings" w:hAnsi="Wingdings" w:hint="default"/>
-        <w:sz w:val="20"/>
-      </w:rPr>
-    </w:lvl>
-    <w:lvl w:ilvl="6" w:tentative="1">
-      <w:start w:val="1"/>
-      <w:numFmt w:val="bullet"/>
-      <w:lvlText w:val=""/>
-      <w:lvlJc w:val="left"/>
-      <w:pPr>
-        <w:tabs>
-          <w:tab w:val="num" w:pos="5040"/>
-        </w:tabs>
-        <w:ind w:left="5040" w:hanging="360"/>
-      </w:pPr>
-      <w:rPr>
-        <w:rFonts w:ascii="Wingdings" w:hAnsi="Wingdings" w:hint="default"/>
-        <w:sz w:val="20"/>
-      </w:rPr>
-    </w:lvl>
-    <w:lvl w:ilvl="7" w:tentative="1">
-      <w:start w:val="1"/>
-      <w:numFmt w:val="bullet"/>
-      <w:lvlText w:val=""/>
-      <w:lvlJc w:val="left"/>
-      <w:pPr>
-        <w:tabs>
-          <w:tab w:val="num" w:pos="5760"/>
-        </w:tabs>
-        <w:ind w:left="5760" w:hanging="360"/>
-      </w:pPr>
-      <w:rPr>
-        <w:rFonts w:ascii="Wingdings" w:hAnsi="Wingdings" w:hint="default"/>
-        <w:sz w:val="20"/>
-      </w:rPr>
-    </w:lvl>
-    <w:lvl w:ilvl="8" w:tentative="1">
-      <w:start w:val="1"/>
-      <w:numFmt w:val="bullet"/>
-      <w:lvlText w:val=""/>
-      <w:lvlJc w:val="left"/>
-      <w:pPr>
-        <w:tabs>
-          <w:tab w:val="num" w:pos="6480"/>
-        </w:tabs>
-        <w:ind w:left="6480" w:hanging="360"/>
-      </w:pPr>
-      <w:rPr>
-        <w:rFonts w:ascii="Wingdings" w:hAnsi="Wingdings" w:hint="default"/>
-        <w:sz w:val="20"/>
-      </w:rPr>
-    </w:lvl>
-  </w:abstractNum>
-  <w:abstractNum w:abstractNumId="39" w15:restartNumberingAfterBreak="0">
-    <w:nsid w:val="6CB244BD"/>
-    <w:multiLevelType w:val="hybridMultilevel"/>
-    <w:tmpl w:val="8F02DEE0"/>
-    <w:lvl w:ilvl="0" w:tplc="0C090001">
-      <w:start w:val="1"/>
-      <w:numFmt w:val="bullet"/>
-      <w:lvlText w:val=""/>
-      <w:lvlJc w:val="left"/>
-      <w:pPr>
-        <w:ind w:left="720" w:hanging="360"/>
-      </w:pPr>
-      <w:rPr>
-        <w:rFonts w:ascii="Symbol" w:hAnsi="Symbol" w:hint="default"/>
-      </w:rPr>
-    </w:lvl>
-    <w:lvl w:ilvl="1" w:tplc="0C090003" w:tentative="1">
-      <w:start w:val="1"/>
-      <w:numFmt w:val="bullet"/>
-      <w:lvlText w:val="o"/>
-      <w:lvlJc w:val="left"/>
-      <w:pPr>
-        <w:ind w:left="1440" w:hanging="360"/>
-      </w:pPr>
-      <w:rPr>
-        <w:rFonts w:ascii="Courier New" w:hAnsi="Courier New" w:cs="Courier New" w:hint="default"/>
-      </w:rPr>
-    </w:lvl>
-    <w:lvl w:ilvl="2" w:tplc="0C090005" w:tentative="1">
-      <w:start w:val="1"/>
-      <w:numFmt w:val="bullet"/>
-      <w:lvlText w:val=""/>
-      <w:lvlJc w:val="left"/>
-      <w:pPr>
-        <w:ind w:left="2160" w:hanging="360"/>
-      </w:pPr>
-      <w:rPr>
-        <w:rFonts w:ascii="Wingdings" w:hAnsi="Wingdings" w:hint="default"/>
-      </w:rPr>
-    </w:lvl>
-    <w:lvl w:ilvl="3" w:tplc="0C090001" w:tentative="1">
-      <w:start w:val="1"/>
-      <w:numFmt w:val="bullet"/>
-      <w:lvlText w:val=""/>
-      <w:lvlJc w:val="left"/>
-      <w:pPr>
-        <w:ind w:left="2880" w:hanging="360"/>
-      </w:pPr>
-      <w:rPr>
-        <w:rFonts w:ascii="Symbol" w:hAnsi="Symbol" w:hint="default"/>
-      </w:rPr>
-    </w:lvl>
-    <w:lvl w:ilvl="4" w:tplc="0C090003" w:tentative="1">
-      <w:start w:val="1"/>
-      <w:numFmt w:val="bullet"/>
-      <w:lvlText w:val="o"/>
-      <w:lvlJc w:val="left"/>
-      <w:pPr>
-        <w:ind w:left="3600" w:hanging="360"/>
-      </w:pPr>
-      <w:rPr>
-        <w:rFonts w:ascii="Courier New" w:hAnsi="Courier New" w:cs="Courier New" w:hint="default"/>
-      </w:rPr>
-    </w:lvl>
-    <w:lvl w:ilvl="5" w:tplc="0C090005" w:tentative="1">
-      <w:start w:val="1"/>
-      <w:numFmt w:val="bullet"/>
-      <w:lvlText w:val=""/>
-      <w:lvlJc w:val="left"/>
-      <w:pPr>
-        <w:ind w:left="4320" w:hanging="360"/>
-      </w:pPr>
-      <w:rPr>
-        <w:rFonts w:ascii="Wingdings" w:hAnsi="Wingdings" w:hint="default"/>
-      </w:rPr>
-    </w:lvl>
-    <w:lvl w:ilvl="6" w:tplc="0C090001" w:tentative="1">
-      <w:start w:val="1"/>
-      <w:numFmt w:val="bullet"/>
-      <w:lvlText w:val=""/>
-      <w:lvlJc w:val="left"/>
-      <w:pPr>
-        <w:ind w:left="5040" w:hanging="360"/>
-      </w:pPr>
-      <w:rPr>
-        <w:rFonts w:ascii="Symbol" w:hAnsi="Symbol" w:hint="default"/>
-      </w:rPr>
-    </w:lvl>
-    <w:lvl w:ilvl="7" w:tplc="0C090003" w:tentative="1">
-      <w:start w:val="1"/>
-      <w:numFmt w:val="bullet"/>
-      <w:lvlText w:val="o"/>
-      <w:lvlJc w:val="left"/>
-      <w:pPr>
-        <w:ind w:left="5760" w:hanging="360"/>
-      </w:pPr>
-      <w:rPr>
-        <w:rFonts w:ascii="Courier New" w:hAnsi="Courier New" w:cs="Courier New" w:hint="default"/>
-      </w:rPr>
-    </w:lvl>
-    <w:lvl w:ilvl="8" w:tplc="0C090005" w:tentative="1">
-      <w:start w:val="1"/>
-      <w:numFmt w:val="bullet"/>
-      <w:lvlText w:val=""/>
-      <w:lvlJc w:val="left"/>
-      <w:pPr>
-        <w:ind w:left="6480" w:hanging="360"/>
-      </w:pPr>
-      <w:rPr>
-        <w:rFonts w:ascii="Wingdings" w:hAnsi="Wingdings" w:hint="default"/>
-      </w:rPr>
-    </w:lvl>
-  </w:abstractNum>
-  <w:abstractNum w:abstractNumId="40" w15:restartNumberingAfterBreak="0">
-    <w:nsid w:val="6E8526C8"/>
-    <w:multiLevelType w:val="multilevel"/>
-    <w:tmpl w:val="E842C38E"/>
-    <w:lvl w:ilvl="0">
-      <w:start w:val="1"/>
-      <w:numFmt w:val="bullet"/>
-      <w:lvlText w:val=""/>
-      <w:lvlJc w:val="left"/>
-      <w:pPr>
-        <w:tabs>
-          <w:tab w:val="num" w:pos="360"/>
-        </w:tabs>
-        <w:ind w:left="360" w:hanging="360"/>
-      </w:pPr>
-      <w:rPr>
-        <w:rFonts w:ascii="Symbol" w:hAnsi="Symbol" w:hint="default"/>
-        <w:sz w:val="20"/>
-      </w:rPr>
-    </w:lvl>
-    <w:lvl w:ilvl="1">
-      <w:start w:val="1"/>
-      <w:numFmt w:val="bullet"/>
-      <w:lvlText w:val=""/>
-      <w:lvlJc w:val="left"/>
-      <w:pPr>
-        <w:ind w:left="786" w:hanging="360"/>
-      </w:pPr>
-      <w:rPr>
-        <w:rFonts w:ascii="Symbol" w:hAnsi="Symbol" w:hint="default"/>
-      </w:rPr>
-    </w:lvl>
-    <w:lvl w:ilvl="2">
-      <w:start w:val="1"/>
-      <w:numFmt w:val="bullet"/>
-      <w:lvlText w:val=""/>
-      <w:lvlJc w:val="left"/>
-      <w:pPr>
-        <w:tabs>
-          <w:tab w:val="num" w:pos="1800"/>
-        </w:tabs>
-        <w:ind w:left="1800" w:hanging="360"/>
-      </w:pPr>
-      <w:rPr>
-        <w:rFonts w:ascii="Wingdings" w:hAnsi="Wingdings" w:hint="default"/>
-        <w:sz w:val="20"/>
-      </w:rPr>
-    </w:lvl>
-    <w:lvl w:ilvl="3">
-      <w:start w:val="1"/>
-      <w:numFmt w:val="bullet"/>
-      <w:lvlText w:val=""/>
-      <w:lvlJc w:val="left"/>
-      <w:pPr>
-        <w:tabs>
-          <w:tab w:val="num" w:pos="2520"/>
-        </w:tabs>
-        <w:ind w:left="2520" w:hanging="360"/>
-      </w:pPr>
-      <w:rPr>
-        <w:rFonts w:ascii="Wingdings" w:hAnsi="Wingdings" w:hint="default"/>
-        <w:sz w:val="20"/>
-      </w:rPr>
-    </w:lvl>
-    <w:lvl w:ilvl="4">
-      <w:start w:val="1"/>
-      <w:numFmt w:val="bullet"/>
-      <w:lvlText w:val=""/>
-      <w:lvlJc w:val="left"/>
-      <w:pPr>
-        <w:tabs>
-          <w:tab w:val="num" w:pos="3240"/>
-        </w:tabs>
-        <w:ind w:left="3240" w:hanging="360"/>
-      </w:pPr>
-      <w:rPr>
-        <w:rFonts w:ascii="Wingdings" w:hAnsi="Wingdings" w:hint="default"/>
-        <w:sz w:val="20"/>
-      </w:rPr>
-    </w:lvl>
-    <w:lvl w:ilvl="5">
-      <w:start w:val="1"/>
-      <w:numFmt w:val="bullet"/>
-      <w:lvlText w:val=""/>
-      <w:lvlJc w:val="left"/>
-      <w:pPr>
-        <w:tabs>
-          <w:tab w:val="num" w:pos="3960"/>
-        </w:tabs>
-        <w:ind w:left="3960" w:hanging="360"/>
-      </w:pPr>
-      <w:rPr>
-        <w:rFonts w:ascii="Wingdings" w:hAnsi="Wingdings" w:hint="default"/>
-        <w:sz w:val="20"/>
-      </w:rPr>
-    </w:lvl>
-    <w:lvl w:ilvl="6">
-      <w:start w:val="1"/>
-      <w:numFmt w:val="bullet"/>
-      <w:lvlText w:val=""/>
-      <w:lvlJc w:val="left"/>
-      <w:pPr>
-        <w:tabs>
-          <w:tab w:val="num" w:pos="4680"/>
-        </w:tabs>
-        <w:ind w:left="4680" w:hanging="360"/>
-      </w:pPr>
-      <w:rPr>
-        <w:rFonts w:ascii="Wingdings" w:hAnsi="Wingdings" w:hint="default"/>
-        <w:sz w:val="20"/>
-      </w:rPr>
-    </w:lvl>
-    <w:lvl w:ilvl="7">
-      <w:start w:val="1"/>
-      <w:numFmt w:val="bullet"/>
-      <w:lvlText w:val=""/>
-      <w:lvlJc w:val="left"/>
-      <w:pPr>
-        <w:tabs>
-          <w:tab w:val="num" w:pos="5400"/>
-        </w:tabs>
-        <w:ind w:left="5400" w:hanging="360"/>
-      </w:pPr>
-      <w:rPr>
-        <w:rFonts w:ascii="Wingdings" w:hAnsi="Wingdings" w:hint="default"/>
-        <w:sz w:val="20"/>
-      </w:rPr>
-    </w:lvl>
-    <w:lvl w:ilvl="8">
-      <w:start w:val="1"/>
-      <w:numFmt w:val="bullet"/>
-      <w:lvlText w:val=""/>
-      <w:lvlJc w:val="left"/>
-      <w:pPr>
-        <w:tabs>
-          <w:tab w:val="num" w:pos="6120"/>
-        </w:tabs>
-        <w:ind w:left="6120" w:hanging="360"/>
-      </w:pPr>
-      <w:rPr>
-        <w:rFonts w:ascii="Wingdings" w:hAnsi="Wingdings" w:hint="default"/>
-        <w:sz w:val="20"/>
-      </w:rPr>
-    </w:lvl>
-  </w:abstractNum>
-  <w:abstractNum w:abstractNumId="41" w15:restartNumberingAfterBreak="0">
+  <w:abstractNum w:abstractNumId="20" w15:restartNumberingAfterBreak="0">
     <w:nsid w:val="717F5F94"/>
     <w:multiLevelType w:val="hybridMultilevel"/>
     <w:tmpl w:val="FD9ABCAC"/>
@@ -18658,7 +17394,7 @@
       </w:rPr>
     </w:lvl>
   </w:abstractNum>
-  <w:abstractNum w:abstractNumId="42" w15:restartNumberingAfterBreak="0">
+  <w:abstractNum w:abstractNumId="21" w15:restartNumberingAfterBreak="0">
     <w:nsid w:val="721A1351"/>
     <w:multiLevelType w:val="hybridMultilevel"/>
     <w:tmpl w:val="8DF678F6"/>
@@ -18771,120 +17507,7 @@
       </w:rPr>
     </w:lvl>
   </w:abstractNum>
-  <w:abstractNum w:abstractNumId="43" w15:restartNumberingAfterBreak="0">
-    <w:nsid w:val="72336F79"/>
-    <w:multiLevelType w:val="hybridMultilevel"/>
-    <w:tmpl w:val="74C663CC"/>
-    <w:lvl w:ilvl="0" w:tplc="0C090001">
-      <w:start w:val="1"/>
-      <w:numFmt w:val="bullet"/>
-      <w:lvlText w:val=""/>
-      <w:lvlJc w:val="left"/>
-      <w:pPr>
-        <w:ind w:left="720" w:hanging="360"/>
-      </w:pPr>
-      <w:rPr>
-        <w:rFonts w:ascii="Symbol" w:hAnsi="Symbol" w:hint="default"/>
-      </w:rPr>
-    </w:lvl>
-    <w:lvl w:ilvl="1" w:tplc="0C090003" w:tentative="1">
-      <w:start w:val="1"/>
-      <w:numFmt w:val="bullet"/>
-      <w:lvlText w:val="o"/>
-      <w:lvlJc w:val="left"/>
-      <w:pPr>
-        <w:ind w:left="1440" w:hanging="360"/>
-      </w:pPr>
-      <w:rPr>
-        <w:rFonts w:ascii="Courier New" w:hAnsi="Courier New" w:cs="Courier New" w:hint="default"/>
-      </w:rPr>
-    </w:lvl>
-    <w:lvl w:ilvl="2" w:tplc="0C090005" w:tentative="1">
-      <w:start w:val="1"/>
-      <w:numFmt w:val="bullet"/>
-      <w:lvlText w:val=""/>
-      <w:lvlJc w:val="left"/>
-      <w:pPr>
-        <w:ind w:left="2160" w:hanging="360"/>
-      </w:pPr>
-      <w:rPr>
-        <w:rFonts w:ascii="Wingdings" w:hAnsi="Wingdings" w:hint="default"/>
-      </w:rPr>
-    </w:lvl>
-    <w:lvl w:ilvl="3" w:tplc="0C090001" w:tentative="1">
-      <w:start w:val="1"/>
-      <w:numFmt w:val="bullet"/>
-      <w:lvlText w:val=""/>
-      <w:lvlJc w:val="left"/>
-      <w:pPr>
-        <w:ind w:left="2880" w:hanging="360"/>
-      </w:pPr>
-      <w:rPr>
-        <w:rFonts w:ascii="Symbol" w:hAnsi="Symbol" w:hint="default"/>
-      </w:rPr>
-    </w:lvl>
-    <w:lvl w:ilvl="4" w:tplc="0C090003" w:tentative="1">
-      <w:start w:val="1"/>
-      <w:numFmt w:val="bullet"/>
-      <w:lvlText w:val="o"/>
-      <w:lvlJc w:val="left"/>
-      <w:pPr>
-        <w:ind w:left="3600" w:hanging="360"/>
-      </w:pPr>
-      <w:rPr>
-        <w:rFonts w:ascii="Courier New" w:hAnsi="Courier New" w:cs="Courier New" w:hint="default"/>
-      </w:rPr>
-    </w:lvl>
-    <w:lvl w:ilvl="5" w:tplc="0C090005" w:tentative="1">
-      <w:start w:val="1"/>
-      <w:numFmt w:val="bullet"/>
-      <w:lvlText w:val=""/>
-      <w:lvlJc w:val="left"/>
-      <w:pPr>
-        <w:ind w:left="4320" w:hanging="360"/>
-      </w:pPr>
-      <w:rPr>
-        <w:rFonts w:ascii="Wingdings" w:hAnsi="Wingdings" w:hint="default"/>
-      </w:rPr>
-    </w:lvl>
-    <w:lvl w:ilvl="6" w:tplc="0C090001" w:tentative="1">
-      <w:start w:val="1"/>
-      <w:numFmt w:val="bullet"/>
-      <w:lvlText w:val=""/>
-      <w:lvlJc w:val="left"/>
-      <w:pPr>
-        <w:ind w:left="5040" w:hanging="360"/>
-      </w:pPr>
-      <w:rPr>
-        <w:rFonts w:ascii="Symbol" w:hAnsi="Symbol" w:hint="default"/>
-      </w:rPr>
-    </w:lvl>
-    <w:lvl w:ilvl="7" w:tplc="0C090003" w:tentative="1">
-      <w:start w:val="1"/>
-      <w:numFmt w:val="bullet"/>
-      <w:lvlText w:val="o"/>
-      <w:lvlJc w:val="left"/>
-      <w:pPr>
-        <w:ind w:left="5760" w:hanging="360"/>
-      </w:pPr>
-      <w:rPr>
-        <w:rFonts w:ascii="Courier New" w:hAnsi="Courier New" w:cs="Courier New" w:hint="default"/>
-      </w:rPr>
-    </w:lvl>
-    <w:lvl w:ilvl="8" w:tplc="0C090005" w:tentative="1">
-      <w:start w:val="1"/>
-      <w:numFmt w:val="bullet"/>
-      <w:lvlText w:val=""/>
-      <w:lvlJc w:val="left"/>
-      <w:pPr>
-        <w:ind w:left="6480" w:hanging="360"/>
-      </w:pPr>
-      <w:rPr>
-        <w:rFonts w:ascii="Wingdings" w:hAnsi="Wingdings" w:hint="default"/>
-      </w:rPr>
-    </w:lvl>
-  </w:abstractNum>
-  <w:abstractNum w:abstractNumId="44" w15:restartNumberingAfterBreak="0">
+  <w:abstractNum w:abstractNumId="22" w15:restartNumberingAfterBreak="0">
     <w:nsid w:val="755C1FF4"/>
     <w:multiLevelType w:val="hybridMultilevel"/>
     <w:tmpl w:val="253CF144"/>
@@ -18997,7 +17620,7 @@
       </w:rPr>
     </w:lvl>
   </w:abstractNum>
-  <w:abstractNum w:abstractNumId="45" w15:restartNumberingAfterBreak="0">
+  <w:abstractNum w:abstractNumId="23" w15:restartNumberingAfterBreak="0">
     <w:nsid w:val="771C30B3"/>
     <w:multiLevelType w:val="hybridMultilevel"/>
     <w:tmpl w:val="85160A3A"/>
@@ -19110,7 +17733,156 @@
       </w:rPr>
     </w:lvl>
   </w:abstractNum>
-  <w:abstractNum w:abstractNumId="46" w15:restartNumberingAfterBreak="0">
+  <w:abstractNum w:abstractNumId="24" w15:restartNumberingAfterBreak="0">
+    <w:nsid w:val="79865177"/>
+    <w:multiLevelType w:val="multilevel"/>
+    <w:tmpl w:val="2BEE9026"/>
+    <w:lvl w:ilvl="0">
+      <w:start w:val="1"/>
+      <w:numFmt w:val="bullet"/>
+      <w:lvlText w:val=""/>
+      <w:lvlJc w:val="left"/>
+      <w:pPr>
+        <w:tabs>
+          <w:tab w:val="num" w:pos="501"/>
+        </w:tabs>
+        <w:ind w:left="501" w:hanging="360"/>
+      </w:pPr>
+      <w:rPr>
+        <w:rFonts w:ascii="Symbol" w:hAnsi="Symbol" w:hint="default"/>
+        <w:sz w:val="20"/>
+      </w:rPr>
+    </w:lvl>
+    <w:lvl w:ilvl="1">
+      <w:start w:val="1"/>
+      <w:numFmt w:val="bullet"/>
+      <w:lvlText w:val="o"/>
+      <w:lvlJc w:val="left"/>
+      <w:pPr>
+        <w:tabs>
+          <w:tab w:val="num" w:pos="927"/>
+        </w:tabs>
+        <w:ind w:left="927" w:hanging="360"/>
+      </w:pPr>
+      <w:rPr>
+        <w:rFonts w:ascii="Courier New" w:hAnsi="Courier New" w:hint="default"/>
+        <w:sz w:val="20"/>
+      </w:rPr>
+    </w:lvl>
+    <w:lvl w:ilvl="2" w:tentative="1">
+      <w:start w:val="1"/>
+      <w:numFmt w:val="bullet"/>
+      <w:lvlText w:val=""/>
+      <w:lvlJc w:val="left"/>
+      <w:pPr>
+        <w:tabs>
+          <w:tab w:val="num" w:pos="1941"/>
+        </w:tabs>
+        <w:ind w:left="1941" w:hanging="360"/>
+      </w:pPr>
+      <w:rPr>
+        <w:rFonts w:ascii="Wingdings" w:hAnsi="Wingdings" w:hint="default"/>
+        <w:sz w:val="20"/>
+      </w:rPr>
+    </w:lvl>
+    <w:lvl w:ilvl="3" w:tentative="1">
+      <w:start w:val="1"/>
+      <w:numFmt w:val="bullet"/>
+      <w:lvlText w:val=""/>
+      <w:lvlJc w:val="left"/>
+      <w:pPr>
+        <w:tabs>
+          <w:tab w:val="num" w:pos="2661"/>
+        </w:tabs>
+        <w:ind w:left="2661" w:hanging="360"/>
+      </w:pPr>
+      <w:rPr>
+        <w:rFonts w:ascii="Wingdings" w:hAnsi="Wingdings" w:hint="default"/>
+        <w:sz w:val="20"/>
+      </w:rPr>
+    </w:lvl>
+    <w:lvl w:ilvl="4" w:tentative="1">
+      <w:start w:val="1"/>
+      <w:numFmt w:val="bullet"/>
+      <w:lvlText w:val=""/>
+      <w:lvlJc w:val="left"/>
+      <w:pPr>
+        <w:tabs>
+          <w:tab w:val="num" w:pos="3381"/>
+        </w:tabs>
+        <w:ind w:left="3381" w:hanging="360"/>
+      </w:pPr>
+      <w:rPr>
+        <w:rFonts w:ascii="Wingdings" w:hAnsi="Wingdings" w:hint="default"/>
+        <w:sz w:val="20"/>
+      </w:rPr>
+    </w:lvl>
+    <w:lvl w:ilvl="5" w:tentative="1">
+      <w:start w:val="1"/>
+      <w:numFmt w:val="bullet"/>
+      <w:lvlText w:val=""/>
+      <w:lvlJc w:val="left"/>
+      <w:pPr>
+        <w:tabs>
+          <w:tab w:val="num" w:pos="4101"/>
+        </w:tabs>
+        <w:ind w:left="4101" w:hanging="360"/>
+      </w:pPr>
+      <w:rPr>
+        <w:rFonts w:ascii="Wingdings" w:hAnsi="Wingdings" w:hint="default"/>
+        <w:sz w:val="20"/>
+      </w:rPr>
+    </w:lvl>
+    <w:lvl w:ilvl="6" w:tentative="1">
+      <w:start w:val="1"/>
+      <w:numFmt w:val="bullet"/>
+      <w:lvlText w:val=""/>
+      <w:lvlJc w:val="left"/>
+      <w:pPr>
+        <w:tabs>
+          <w:tab w:val="num" w:pos="4821"/>
+        </w:tabs>
+        <w:ind w:left="4821" w:hanging="360"/>
+      </w:pPr>
+      <w:rPr>
+        <w:rFonts w:ascii="Wingdings" w:hAnsi="Wingdings" w:hint="default"/>
+        <w:sz w:val="20"/>
+      </w:rPr>
+    </w:lvl>
+    <w:lvl w:ilvl="7" w:tentative="1">
+      <w:start w:val="1"/>
+      <w:numFmt w:val="bullet"/>
+      <w:lvlText w:val=""/>
+      <w:lvlJc w:val="left"/>
+      <w:pPr>
+        <w:tabs>
+          <w:tab w:val="num" w:pos="5541"/>
+        </w:tabs>
+        <w:ind w:left="5541" w:hanging="360"/>
+      </w:pPr>
+      <w:rPr>
+        <w:rFonts w:ascii="Wingdings" w:hAnsi="Wingdings" w:hint="default"/>
+        <w:sz w:val="20"/>
+      </w:rPr>
+    </w:lvl>
+    <w:lvl w:ilvl="8" w:tentative="1">
+      <w:start w:val="1"/>
+      <w:numFmt w:val="bullet"/>
+      <w:lvlText w:val=""/>
+      <w:lvlJc w:val="left"/>
+      <w:pPr>
+        <w:tabs>
+          <w:tab w:val="num" w:pos="6261"/>
+        </w:tabs>
+        <w:ind w:left="6261" w:hanging="360"/>
+      </w:pPr>
+      <w:rPr>
+        <w:rFonts w:ascii="Wingdings" w:hAnsi="Wingdings" w:hint="default"/>
+        <w:sz w:val="20"/>
+      </w:rPr>
+    </w:lvl>
+  </w:abstractNum>
+  <w:abstractNum w:abstractNumId="25" w15:restartNumberingAfterBreak="0">
     <w:nsid w:val="7B8D15E8"/>
     <w:multiLevelType w:val="hybridMultilevel"/>
     <w:tmpl w:val="2F843AF6"/>
@@ -19224,147 +17996,84 @@
     </w:lvl>
   </w:abstractNum>
   <w:num w:numId="1" w16cid:durableId="2057123923">
-    <w:abstractNumId w:val="45"/>
+    <w:abstractNumId w:val="23"/>
   </w:num>
   <w:num w:numId="2" w16cid:durableId="1603684609">
     <w:abstractNumId w:val="0"/>
   </w:num>
   <w:num w:numId="3" w16cid:durableId="1957592101">
-    <w:abstractNumId w:val="33"/>
+    <w:abstractNumId w:val="17"/>
   </w:num>
-  <w:num w:numId="4" w16cid:durableId="78598795">
-    <w:abstractNumId w:val="37"/>
+  <w:num w:numId="4" w16cid:durableId="1533375498">
+    <w:abstractNumId w:val="25"/>
   </w:num>
-  <w:num w:numId="5" w16cid:durableId="1533375498">
-    <w:abstractNumId w:val="46"/>
+  <w:num w:numId="5" w16cid:durableId="1069229526">
+    <w:abstractNumId w:val="10"/>
   </w:num>
-  <w:num w:numId="6" w16cid:durableId="1273711372">
-    <w:abstractNumId w:val="27"/>
-  </w:num>
-  <w:num w:numId="7" w16cid:durableId="1788356862">
-    <w:abstractNumId w:val="32"/>
-  </w:num>
-  <w:num w:numId="8" w16cid:durableId="1322999920">
-    <w:abstractNumId w:val="43"/>
-  </w:num>
-  <w:num w:numId="9" w16cid:durableId="824737201">
+  <w:num w:numId="6" w16cid:durableId="114108150">
     <w:abstractNumId w:val="20"/>
   </w:num>
-  <w:num w:numId="10" w16cid:durableId="48069807">
+  <w:num w:numId="7" w16cid:durableId="615212153">
+    <w:abstractNumId w:val="15"/>
+  </w:num>
+  <w:num w:numId="8" w16cid:durableId="1500272681">
+    <w:abstractNumId w:val="18"/>
+  </w:num>
+  <w:num w:numId="9" w16cid:durableId="1836846848">
+    <w:abstractNumId w:val="4"/>
+  </w:num>
+  <w:num w:numId="10" w16cid:durableId="88308225">
+    <w:abstractNumId w:val="13"/>
+  </w:num>
+  <w:num w:numId="11" w16cid:durableId="1391419989">
+    <w:abstractNumId w:val="8"/>
+  </w:num>
+  <w:num w:numId="12" w16cid:durableId="808547249">
+    <w:abstractNumId w:val="6"/>
+  </w:num>
+  <w:num w:numId="13" w16cid:durableId="950938485">
+    <w:abstractNumId w:val="22"/>
+  </w:num>
+  <w:num w:numId="14" w16cid:durableId="1208956410">
+    <w:abstractNumId w:val="19"/>
+  </w:num>
+  <w:num w:numId="15" w16cid:durableId="1097944432">
+    <w:abstractNumId w:val="2"/>
+  </w:num>
+  <w:num w:numId="16" w16cid:durableId="565066533">
+    <w:abstractNumId w:val="14"/>
+  </w:num>
+  <w:num w:numId="17" w16cid:durableId="173963156">
+    <w:abstractNumId w:val="7"/>
+  </w:num>
+  <w:num w:numId="18" w16cid:durableId="485247433">
+    <w:abstractNumId w:val="21"/>
+  </w:num>
+  <w:num w:numId="19" w16cid:durableId="398525507">
+    <w:abstractNumId w:val="9"/>
+  </w:num>
+  <w:num w:numId="20" w16cid:durableId="965626436">
+    <w:abstractNumId w:val="16"/>
+  </w:num>
+  <w:num w:numId="21" w16cid:durableId="1228612977">
+    <w:abstractNumId w:val="5"/>
+  </w:num>
+  <w:num w:numId="22" w16cid:durableId="1355301702">
+    <w:abstractNumId w:val="12"/>
+  </w:num>
+  <w:num w:numId="23" w16cid:durableId="2007512872">
+    <w:abstractNumId w:val="3"/>
+  </w:num>
+  <w:num w:numId="24" w16cid:durableId="1861697343">
     <w:abstractNumId w:val="11"/>
   </w:num>
-  <w:num w:numId="11" w16cid:durableId="1966037883">
-    <w:abstractNumId w:val="19"/>
+  <w:num w:numId="25" w16cid:durableId="977538881">
+    <w:abstractNumId w:val="1"/>
   </w:num>
-  <w:num w:numId="12" w16cid:durableId="349642178">
-    <w:abstractNumId w:val="30"/>
-  </w:num>
-  <w:num w:numId="13" w16cid:durableId="730423936">
-    <w:abstractNumId w:val="3"/>
-  </w:num>
-  <w:num w:numId="14" w16cid:durableId="103234603">
-    <w:abstractNumId w:val="39"/>
-  </w:num>
-  <w:num w:numId="15" w16cid:durableId="474184495">
-    <w:abstractNumId w:val="6"/>
-  </w:num>
-  <w:num w:numId="16" w16cid:durableId="113404738">
-    <w:abstractNumId w:val="4"/>
-  </w:num>
-  <w:num w:numId="17" w16cid:durableId="1274442626">
-    <w:abstractNumId w:val="2"/>
-  </w:num>
-  <w:num w:numId="18" w16cid:durableId="748500132">
-    <w:abstractNumId w:val="21"/>
-  </w:num>
-  <w:num w:numId="19" w16cid:durableId="17127518">
-    <w:abstractNumId w:val="28"/>
-  </w:num>
-  <w:num w:numId="20" w16cid:durableId="1069229526">
-    <w:abstractNumId w:val="17"/>
-  </w:num>
-  <w:num w:numId="21" w16cid:durableId="114108150">
-    <w:abstractNumId w:val="41"/>
-  </w:num>
-  <w:num w:numId="22" w16cid:durableId="615212153">
-    <w:abstractNumId w:val="25"/>
-  </w:num>
-  <w:num w:numId="23" w16cid:durableId="1930113212">
-    <w:abstractNumId w:val="31"/>
-  </w:num>
-  <w:num w:numId="24" w16cid:durableId="1500272681">
-    <w:abstractNumId w:val="34"/>
-  </w:num>
-  <w:num w:numId="25" w16cid:durableId="290719200">
-    <w:abstractNumId w:val="40"/>
-  </w:num>
-  <w:num w:numId="26" w16cid:durableId="1836846848">
-    <w:abstractNumId w:val="7"/>
-  </w:num>
-  <w:num w:numId="27" w16cid:durableId="162480860">
-    <w:abstractNumId w:val="26"/>
-  </w:num>
-  <w:num w:numId="28" w16cid:durableId="1824466440">
+  <w:num w:numId="26" w16cid:durableId="82189796">
     <w:abstractNumId w:val="24"/>
   </w:num>
-  <w:num w:numId="29" w16cid:durableId="1146430461">
-    <w:abstractNumId w:val="35"/>
-  </w:num>
-  <w:num w:numId="30" w16cid:durableId="1923759698">
-    <w:abstractNumId w:val="16"/>
-  </w:num>
-  <w:num w:numId="31" w16cid:durableId="388116278">
-    <w:abstractNumId w:val="5"/>
-  </w:num>
-  <w:num w:numId="32" w16cid:durableId="88308225">
-    <w:abstractNumId w:val="22"/>
-  </w:num>
-  <w:num w:numId="33" w16cid:durableId="1391419989">
-    <w:abstractNumId w:val="14"/>
-  </w:num>
-  <w:num w:numId="34" w16cid:durableId="808547249">
-    <w:abstractNumId w:val="12"/>
-  </w:num>
-  <w:num w:numId="35" w16cid:durableId="950938485">
-    <w:abstractNumId w:val="44"/>
-  </w:num>
-  <w:num w:numId="36" w16cid:durableId="940987491">
-    <w:abstractNumId w:val="8"/>
-  </w:num>
-  <w:num w:numId="37" w16cid:durableId="1208956410">
-    <w:abstractNumId w:val="36"/>
-  </w:num>
-  <w:num w:numId="38" w16cid:durableId="1615360520">
-    <w:abstractNumId w:val="10"/>
-  </w:num>
-  <w:num w:numId="39" w16cid:durableId="1097944432">
-    <w:abstractNumId w:val="1"/>
-  </w:num>
-  <w:num w:numId="40" w16cid:durableId="565066533">
-    <w:abstractNumId w:val="23"/>
-  </w:num>
-  <w:num w:numId="41" w16cid:durableId="173963156">
-    <w:abstractNumId w:val="13"/>
-  </w:num>
-  <w:num w:numId="42" w16cid:durableId="485247433">
-    <w:abstractNumId w:val="42"/>
-  </w:num>
-  <w:num w:numId="43" w16cid:durableId="301691907">
-    <w:abstractNumId w:val="18"/>
-  </w:num>
-  <w:num w:numId="44" w16cid:durableId="398525507">
-    <w:abstractNumId w:val="15"/>
-  </w:num>
-  <w:num w:numId="45" w16cid:durableId="479083736">
-    <w:abstractNumId w:val="38"/>
-  </w:num>
-  <w:num w:numId="46" w16cid:durableId="965626436">
-    <w:abstractNumId w:val="29"/>
-  </w:num>
-  <w:num w:numId="47" w16cid:durableId="1228612977">
-    <w:abstractNumId w:val="9"/>
-  </w:num>
-  <w:numIdMacAtCleanup w:val="21"/>
+  <w:numIdMacAtCleanup w:val="26"/>
 </w:numbering>
 </file>
 
@@ -19976,6 +18685,7 @@
   <w:style w:type="character" w:default="1" w:styleId="DefaultParagraphFont">
     <w:name w:val="Default Paragraph Font"/>
     <w:uiPriority w:val="1"/>
+    <w:semiHidden/>
     <w:unhideWhenUsed/>
   </w:style>
   <w:style w:type="table" w:default="1" w:styleId="TableNormal">

--- a/TO DO/Group Project Proposal.docx
+++ b/TO DO/Group Project Proposal.docx
@@ -343,7 +343,7 @@
           <w:r>
             <w:fldChar w:fldCharType="separate"/>
           </w:r>
-          <w:hyperlink w:anchor="_Toc237886939" w:history="1">
+          <w:hyperlink w:anchor="_Toc237950919" w:history="1">
             <w:r>
               <w:rPr>
                 <w:rStyle w:val="Hyperlink"/>
@@ -370,7 +370,7 @@
                 <w:noProof/>
                 <w:webHidden/>
               </w:rPr>
-              <w:instrText xml:space="preserve"> PAGEREF _Toc237886939 \h </w:instrText>
+              <w:instrText xml:space="preserve"> PAGEREF _Toc237950919 \h </w:instrText>
             </w:r>
             <w:r>
               <w:rPr>
@@ -417,7 +417,7 @@
               <w14:ligatures w14:val="standardContextual"/>
             </w:rPr>
           </w:pPr>
-          <w:hyperlink w:anchor="_Toc237886940" w:history="1">
+          <w:hyperlink w:anchor="_Toc237950920" w:history="1">
             <w:r>
               <w:rPr>
                 <w:rStyle w:val="Hyperlink"/>
@@ -444,7 +444,7 @@
                 <w:noProof/>
                 <w:webHidden/>
               </w:rPr>
-              <w:instrText xml:space="preserve"> PAGEREF _Toc237886940 \h </w:instrText>
+              <w:instrText xml:space="preserve"> PAGEREF _Toc237950920 \h </w:instrText>
             </w:r>
             <w:r>
               <w:rPr>
@@ -491,7 +491,7 @@
               <w14:ligatures w14:val="standardContextual"/>
             </w:rPr>
           </w:pPr>
-          <w:hyperlink w:anchor="_Toc237886941" w:history="1">
+          <w:hyperlink w:anchor="_Toc237950921" w:history="1">
             <w:r>
               <w:rPr>
                 <w:rStyle w:val="Hyperlink"/>
@@ -518,7 +518,7 @@
                 <w:noProof/>
                 <w:webHidden/>
               </w:rPr>
-              <w:instrText xml:space="preserve"> PAGEREF _Toc237886941 \h </w:instrText>
+              <w:instrText xml:space="preserve"> PAGEREF _Toc237950921 \h </w:instrText>
             </w:r>
             <w:r>
               <w:rPr>
@@ -565,7 +565,7 @@
               <w14:ligatures w14:val="standardContextual"/>
             </w:rPr>
           </w:pPr>
-          <w:hyperlink w:anchor="_Toc237886942" w:history="1">
+          <w:hyperlink w:anchor="_Toc237950922" w:history="1">
             <w:r>
               <w:rPr>
                 <w:rStyle w:val="Hyperlink"/>
@@ -592,7 +592,7 @@
                 <w:noProof/>
                 <w:webHidden/>
               </w:rPr>
-              <w:instrText xml:space="preserve"> PAGEREF _Toc237886942 \h </w:instrText>
+              <w:instrText xml:space="preserve"> PAGEREF _Toc237950922 \h </w:instrText>
             </w:r>
             <w:r>
               <w:rPr>
@@ -639,7 +639,7 @@
               <w14:ligatures w14:val="standardContextual"/>
             </w:rPr>
           </w:pPr>
-          <w:hyperlink w:anchor="_Toc237886943" w:history="1">
+          <w:hyperlink w:anchor="_Toc237950923" w:history="1">
             <w:r>
               <w:rPr>
                 <w:rStyle w:val="Hyperlink"/>
@@ -666,7 +666,7 @@
                 <w:noProof/>
                 <w:webHidden/>
               </w:rPr>
-              <w:instrText xml:space="preserve"> PAGEREF _Toc237886943 \h </w:instrText>
+              <w:instrText xml:space="preserve"> PAGEREF _Toc237950923 \h </w:instrText>
             </w:r>
             <w:r>
               <w:rPr>
@@ -713,7 +713,7 @@
               <w14:ligatures w14:val="standardContextual"/>
             </w:rPr>
           </w:pPr>
-          <w:hyperlink w:anchor="_Toc237886944" w:history="1">
+          <w:hyperlink w:anchor="_Toc237950924" w:history="1">
             <w:r>
               <w:rPr>
                 <w:rStyle w:val="Hyperlink"/>
@@ -740,7 +740,7 @@
                 <w:noProof/>
                 <w:webHidden/>
               </w:rPr>
-              <w:instrText xml:space="preserve"> PAGEREF _Toc237886944 \h </w:instrText>
+              <w:instrText xml:space="preserve"> PAGEREF _Toc237950924 \h </w:instrText>
             </w:r>
             <w:r>
               <w:rPr>
@@ -787,7 +787,7 @@
               <w14:ligatures w14:val="standardContextual"/>
             </w:rPr>
           </w:pPr>
-          <w:hyperlink w:anchor="_Toc237886945" w:history="1">
+          <w:hyperlink w:anchor="_Toc237950925" w:history="1">
             <w:r>
               <w:rPr>
                 <w:rStyle w:val="Hyperlink"/>
@@ -814,7 +814,7 @@
                 <w:noProof/>
                 <w:webHidden/>
               </w:rPr>
-              <w:instrText xml:space="preserve"> PAGEREF _Toc237886945 \h </w:instrText>
+              <w:instrText xml:space="preserve"> PAGEREF _Toc237950925 \h </w:instrText>
             </w:r>
             <w:r>
               <w:rPr>
@@ -861,7 +861,7 @@
               <w14:ligatures w14:val="standardContextual"/>
             </w:rPr>
           </w:pPr>
-          <w:hyperlink w:anchor="_Toc237886946" w:history="1">
+          <w:hyperlink w:anchor="_Toc237950926" w:history="1">
             <w:r>
               <w:rPr>
                 <w:rStyle w:val="Hyperlink"/>
@@ -888,7 +888,7 @@
                 <w:noProof/>
                 <w:webHidden/>
               </w:rPr>
-              <w:instrText xml:space="preserve"> PAGEREF _Toc237886946 \h </w:instrText>
+              <w:instrText xml:space="preserve"> PAGEREF _Toc237950926 \h </w:instrText>
             </w:r>
             <w:r>
               <w:rPr>
@@ -935,7 +935,7 @@
               <w14:ligatures w14:val="standardContextual"/>
             </w:rPr>
           </w:pPr>
-          <w:hyperlink w:anchor="_Toc237886947" w:history="1">
+          <w:hyperlink w:anchor="_Toc237950927" w:history="1">
             <w:r>
               <w:rPr>
                 <w:rStyle w:val="Hyperlink"/>
@@ -962,7 +962,7 @@
                 <w:noProof/>
                 <w:webHidden/>
               </w:rPr>
-              <w:instrText xml:space="preserve"> PAGEREF _Toc237886947 \h </w:instrText>
+              <w:instrText xml:space="preserve"> PAGEREF _Toc237950927 \h </w:instrText>
             </w:r>
             <w:r>
               <w:rPr>
@@ -1009,7 +1009,7 @@
               <w14:ligatures w14:val="standardContextual"/>
             </w:rPr>
           </w:pPr>
-          <w:hyperlink w:anchor="_Toc237886948" w:history="1">
+          <w:hyperlink w:anchor="_Toc237950928" w:history="1">
             <w:r>
               <w:rPr>
                 <w:rStyle w:val="Hyperlink"/>
@@ -1036,7 +1036,7 @@
                 <w:noProof/>
                 <w:webHidden/>
               </w:rPr>
-              <w:instrText xml:space="preserve"> PAGEREF _Toc237886948 \h </w:instrText>
+              <w:instrText xml:space="preserve"> PAGEREF _Toc237950928 \h </w:instrText>
             </w:r>
             <w:r>
               <w:rPr>
@@ -1083,7 +1083,7 @@
               <w14:ligatures w14:val="standardContextual"/>
             </w:rPr>
           </w:pPr>
-          <w:hyperlink w:anchor="_Toc237886949" w:history="1">
+          <w:hyperlink w:anchor="_Toc237950929" w:history="1">
             <w:r>
               <w:rPr>
                 <w:rStyle w:val="Hyperlink"/>
@@ -1110,7 +1110,7 @@
                 <w:noProof/>
                 <w:webHidden/>
               </w:rPr>
-              <w:instrText xml:space="preserve"> PAGEREF _Toc237886949 \h </w:instrText>
+              <w:instrText xml:space="preserve"> PAGEREF _Toc237950929 \h </w:instrText>
             </w:r>
             <w:r>
               <w:rPr>
@@ -1157,7 +1157,7 @@
               <w14:ligatures w14:val="standardContextual"/>
             </w:rPr>
           </w:pPr>
-          <w:hyperlink w:anchor="_Toc237886950" w:history="1">
+          <w:hyperlink w:anchor="_Toc237950930" w:history="1">
             <w:r>
               <w:rPr>
                 <w:rStyle w:val="Hyperlink"/>
@@ -1184,7 +1184,7 @@
                 <w:noProof/>
                 <w:webHidden/>
               </w:rPr>
-              <w:instrText xml:space="preserve"> PAGEREF _Toc237886950 \h </w:instrText>
+              <w:instrText xml:space="preserve"> PAGEREF _Toc237950930 \h </w:instrText>
             </w:r>
             <w:r>
               <w:rPr>
@@ -1231,7 +1231,7 @@
               <w14:ligatures w14:val="standardContextual"/>
             </w:rPr>
           </w:pPr>
-          <w:hyperlink w:anchor="_Toc237886951" w:history="1">
+          <w:hyperlink w:anchor="_Toc237950931" w:history="1">
             <w:r>
               <w:rPr>
                 <w:rStyle w:val="Hyperlink"/>
@@ -1258,7 +1258,7 @@
                 <w:noProof/>
                 <w:webHidden/>
               </w:rPr>
-              <w:instrText xml:space="preserve"> PAGEREF _Toc237886951 \h </w:instrText>
+              <w:instrText xml:space="preserve"> PAGEREF _Toc237950931 \h </w:instrText>
             </w:r>
             <w:r>
               <w:rPr>
@@ -1305,7 +1305,7 @@
               <w14:ligatures w14:val="standardContextual"/>
             </w:rPr>
           </w:pPr>
-          <w:hyperlink w:anchor="_Toc237886952" w:history="1">
+          <w:hyperlink w:anchor="_Toc237950932" w:history="1">
             <w:r>
               <w:rPr>
                 <w:rStyle w:val="Hyperlink"/>
@@ -1332,7 +1332,7 @@
                 <w:noProof/>
                 <w:webHidden/>
               </w:rPr>
-              <w:instrText xml:space="preserve"> PAGEREF _Toc237886952 \h </w:instrText>
+              <w:instrText xml:space="preserve"> PAGEREF _Toc237950932 \h </w:instrText>
             </w:r>
             <w:r>
               <w:rPr>
@@ -1379,7 +1379,7 @@
               <w14:ligatures w14:val="standardContextual"/>
             </w:rPr>
           </w:pPr>
-          <w:hyperlink w:anchor="_Toc237886953" w:history="1">
+          <w:hyperlink w:anchor="_Toc237950933" w:history="1">
             <w:r>
               <w:rPr>
                 <w:rStyle w:val="Hyperlink"/>
@@ -1406,7 +1406,7 @@
                 <w:noProof/>
                 <w:webHidden/>
               </w:rPr>
-              <w:instrText xml:space="preserve"> PAGEREF _Toc237886953 \h </w:instrText>
+              <w:instrText xml:space="preserve"> PAGEREF _Toc237950933 \h </w:instrText>
             </w:r>
             <w:r>
               <w:rPr>
@@ -1453,7 +1453,7 @@
               <w14:ligatures w14:val="standardContextual"/>
             </w:rPr>
           </w:pPr>
-          <w:hyperlink w:anchor="_Toc237886954" w:history="1">
+          <w:hyperlink w:anchor="_Toc237950934" w:history="1">
             <w:r>
               <w:rPr>
                 <w:rStyle w:val="Hyperlink"/>
@@ -1480,7 +1480,7 @@
                 <w:noProof/>
                 <w:webHidden/>
               </w:rPr>
-              <w:instrText xml:space="preserve"> PAGEREF _Toc237886954 \h </w:instrText>
+              <w:instrText xml:space="preserve"> PAGEREF _Toc237950934 \h </w:instrText>
             </w:r>
             <w:r>
               <w:rPr>
@@ -1527,7 +1527,7 @@
               <w14:ligatures w14:val="standardContextual"/>
             </w:rPr>
           </w:pPr>
-          <w:hyperlink w:anchor="_Toc237886955" w:history="1">
+          <w:hyperlink w:anchor="_Toc237950935" w:history="1">
             <w:r>
               <w:rPr>
                 <w:rStyle w:val="Hyperlink"/>
@@ -1554,7 +1554,7 @@
                 <w:noProof/>
                 <w:webHidden/>
               </w:rPr>
-              <w:instrText xml:space="preserve"> PAGEREF _Toc237886955 \h </w:instrText>
+              <w:instrText xml:space="preserve"> PAGEREF _Toc237950935 \h </w:instrText>
             </w:r>
             <w:r>
               <w:rPr>
@@ -1601,7 +1601,7 @@
               <w14:ligatures w14:val="standardContextual"/>
             </w:rPr>
           </w:pPr>
-          <w:hyperlink w:anchor="_Toc237886956" w:history="1">
+          <w:hyperlink w:anchor="_Toc237950936" w:history="1">
             <w:r>
               <w:rPr>
                 <w:rStyle w:val="Hyperlink"/>
@@ -1628,7 +1628,7 @@
                 <w:noProof/>
                 <w:webHidden/>
               </w:rPr>
-              <w:instrText xml:space="preserve"> PAGEREF _Toc237886956 \h </w:instrText>
+              <w:instrText xml:space="preserve"> PAGEREF _Toc237950936 \h </w:instrText>
             </w:r>
             <w:r>
               <w:rPr>
@@ -1675,7 +1675,7 @@
               <w14:ligatures w14:val="standardContextual"/>
             </w:rPr>
           </w:pPr>
-          <w:hyperlink w:anchor="_Toc237886957" w:history="1">
+          <w:hyperlink w:anchor="_Toc237950937" w:history="1">
             <w:r>
               <w:rPr>
                 <w:rStyle w:val="Hyperlink"/>
@@ -1702,7 +1702,7 @@
                 <w:noProof/>
                 <w:webHidden/>
               </w:rPr>
-              <w:instrText xml:space="preserve"> PAGEREF _Toc237886957 \h </w:instrText>
+              <w:instrText xml:space="preserve"> PAGEREF _Toc237950937 \h </w:instrText>
             </w:r>
             <w:r>
               <w:rPr>
@@ -1749,7 +1749,7 @@
               <w14:ligatures w14:val="standardContextual"/>
             </w:rPr>
           </w:pPr>
-          <w:hyperlink w:anchor="_Toc237886958" w:history="1">
+          <w:hyperlink w:anchor="_Toc237950938" w:history="1">
             <w:r>
               <w:rPr>
                 <w:rStyle w:val="Hyperlink"/>
@@ -1776,7 +1776,7 @@
                 <w:noProof/>
                 <w:webHidden/>
               </w:rPr>
-              <w:instrText xml:space="preserve"> PAGEREF _Toc237886958 \h </w:instrText>
+              <w:instrText xml:space="preserve"> PAGEREF _Toc237950938 \h </w:instrText>
             </w:r>
             <w:r>
               <w:rPr>
@@ -1823,7 +1823,7 @@
               <w14:ligatures w14:val="standardContextual"/>
             </w:rPr>
           </w:pPr>
-          <w:hyperlink w:anchor="_Toc237886959" w:history="1">
+          <w:hyperlink w:anchor="_Toc237950939" w:history="1">
             <w:r>
               <w:rPr>
                 <w:rStyle w:val="Hyperlink"/>
@@ -1850,7 +1850,7 @@
                 <w:noProof/>
                 <w:webHidden/>
               </w:rPr>
-              <w:instrText xml:space="preserve"> PAGEREF _Toc237886959 \h </w:instrText>
+              <w:instrText xml:space="preserve"> PAGEREF _Toc237950939 \h </w:instrText>
             </w:r>
             <w:r>
               <w:rPr>
@@ -1897,7 +1897,7 @@
               <w14:ligatures w14:val="standardContextual"/>
             </w:rPr>
           </w:pPr>
-          <w:hyperlink w:anchor="_Toc237886960" w:history="1">
+          <w:hyperlink w:anchor="_Toc237950940" w:history="1">
             <w:r>
               <w:rPr>
                 <w:rStyle w:val="Hyperlink"/>
@@ -1924,7 +1924,7 @@
                 <w:noProof/>
                 <w:webHidden/>
               </w:rPr>
-              <w:instrText xml:space="preserve"> PAGEREF _Toc237886960 \h </w:instrText>
+              <w:instrText xml:space="preserve"> PAGEREF _Toc237950940 \h </w:instrText>
             </w:r>
             <w:r>
               <w:rPr>
@@ -1971,7 +1971,7 @@
               <w14:ligatures w14:val="standardContextual"/>
             </w:rPr>
           </w:pPr>
-          <w:hyperlink w:anchor="_Toc237886961" w:history="1">
+          <w:hyperlink w:anchor="_Toc237950941" w:history="1">
             <w:r>
               <w:rPr>
                 <w:rStyle w:val="Hyperlink"/>
@@ -1998,7 +1998,7 @@
                 <w:noProof/>
                 <w:webHidden/>
               </w:rPr>
-              <w:instrText xml:space="preserve"> PAGEREF _Toc237886961 \h </w:instrText>
+              <w:instrText xml:space="preserve"> PAGEREF _Toc237950941 \h </w:instrText>
             </w:r>
             <w:r>
               <w:rPr>
@@ -2045,7 +2045,7 @@
               <w14:ligatures w14:val="standardContextual"/>
             </w:rPr>
           </w:pPr>
-          <w:hyperlink w:anchor="_Toc237886962" w:history="1">
+          <w:hyperlink w:anchor="_Toc237950942" w:history="1">
             <w:r>
               <w:rPr>
                 <w:rStyle w:val="Hyperlink"/>
@@ -2072,7 +2072,7 @@
                 <w:noProof/>
                 <w:webHidden/>
               </w:rPr>
-              <w:instrText xml:space="preserve"> PAGEREF _Toc237886962 \h </w:instrText>
+              <w:instrText xml:space="preserve"> PAGEREF _Toc237950942 \h </w:instrText>
             </w:r>
             <w:r>
               <w:rPr>
@@ -2119,7 +2119,7 @@
               <w14:ligatures w14:val="standardContextual"/>
             </w:rPr>
           </w:pPr>
-          <w:hyperlink w:anchor="_Toc237886963" w:history="1">
+          <w:hyperlink w:anchor="_Toc237950943" w:history="1">
             <w:r>
               <w:rPr>
                 <w:rStyle w:val="Hyperlink"/>
@@ -2146,7 +2146,7 @@
                 <w:noProof/>
                 <w:webHidden/>
               </w:rPr>
-              <w:instrText xml:space="preserve"> PAGEREF _Toc237886963 \h </w:instrText>
+              <w:instrText xml:space="preserve"> PAGEREF _Toc237950943 \h </w:instrText>
             </w:r>
             <w:r>
               <w:rPr>
@@ -2193,7 +2193,7 @@
               <w14:ligatures w14:val="standardContextual"/>
             </w:rPr>
           </w:pPr>
-          <w:hyperlink w:anchor="_Toc237886964" w:history="1">
+          <w:hyperlink w:anchor="_Toc237950944" w:history="1">
             <w:r>
               <w:rPr>
                 <w:rStyle w:val="Hyperlink"/>
@@ -2220,7 +2220,7 @@
                 <w:noProof/>
                 <w:webHidden/>
               </w:rPr>
-              <w:instrText xml:space="preserve"> PAGEREF _Toc237886964 \h </w:instrText>
+              <w:instrText xml:space="preserve"> PAGEREF _Toc237950944 \h </w:instrText>
             </w:r>
             <w:r>
               <w:rPr>
@@ -2267,7 +2267,7 @@
               <w14:ligatures w14:val="standardContextual"/>
             </w:rPr>
           </w:pPr>
-          <w:hyperlink w:anchor="_Toc237886965" w:history="1">
+          <w:hyperlink w:anchor="_Toc237950945" w:history="1">
             <w:r>
               <w:rPr>
                 <w:rStyle w:val="Hyperlink"/>
@@ -2294,7 +2294,7 @@
                 <w:noProof/>
                 <w:webHidden/>
               </w:rPr>
-              <w:instrText xml:space="preserve"> PAGEREF _Toc237886965 \h </w:instrText>
+              <w:instrText xml:space="preserve"> PAGEREF _Toc237950945 \h </w:instrText>
             </w:r>
             <w:r>
               <w:rPr>
@@ -2341,7 +2341,7 @@
               <w14:ligatures w14:val="standardContextual"/>
             </w:rPr>
           </w:pPr>
-          <w:hyperlink w:anchor="_Toc237886966" w:history="1">
+          <w:hyperlink w:anchor="_Toc237950946" w:history="1">
             <w:r>
               <w:rPr>
                 <w:rStyle w:val="Hyperlink"/>
@@ -2368,7 +2368,7 @@
                 <w:noProof/>
                 <w:webHidden/>
               </w:rPr>
-              <w:instrText xml:space="preserve"> PAGEREF _Toc237886966 \h </w:instrText>
+              <w:instrText xml:space="preserve"> PAGEREF _Toc237950946 \h </w:instrText>
             </w:r>
             <w:r>
               <w:rPr>
@@ -2415,7 +2415,7 @@
               <w14:ligatures w14:val="standardContextual"/>
             </w:rPr>
           </w:pPr>
-          <w:hyperlink w:anchor="_Toc237886967" w:history="1">
+          <w:hyperlink w:anchor="_Toc237950947" w:history="1">
             <w:r>
               <w:rPr>
                 <w:rStyle w:val="Hyperlink"/>
@@ -2442,7 +2442,7 @@
                 <w:noProof/>
                 <w:webHidden/>
               </w:rPr>
-              <w:instrText xml:space="preserve"> PAGEREF _Toc237886967 \h </w:instrText>
+              <w:instrText xml:space="preserve"> PAGEREF _Toc237950947 \h </w:instrText>
             </w:r>
             <w:r>
               <w:rPr>
@@ -2489,7 +2489,7 @@
               <w14:ligatures w14:val="standardContextual"/>
             </w:rPr>
           </w:pPr>
-          <w:hyperlink w:anchor="_Toc237886968" w:history="1">
+          <w:hyperlink w:anchor="_Toc237950948" w:history="1">
             <w:r>
               <w:rPr>
                 <w:rStyle w:val="Hyperlink"/>
@@ -2516,7 +2516,7 @@
                 <w:noProof/>
                 <w:webHidden/>
               </w:rPr>
-              <w:instrText xml:space="preserve"> PAGEREF _Toc237886968 \h </w:instrText>
+              <w:instrText xml:space="preserve"> PAGEREF _Toc237950948 \h </w:instrText>
             </w:r>
             <w:r>
               <w:rPr>
@@ -2563,7 +2563,7 @@
               <w14:ligatures w14:val="standardContextual"/>
             </w:rPr>
           </w:pPr>
-          <w:hyperlink w:anchor="_Toc237886969" w:history="1">
+          <w:hyperlink w:anchor="_Toc237950949" w:history="1">
             <w:r>
               <w:rPr>
                 <w:rStyle w:val="Hyperlink"/>
@@ -2590,7 +2590,7 @@
                 <w:noProof/>
                 <w:webHidden/>
               </w:rPr>
-              <w:instrText xml:space="preserve"> PAGEREF _Toc237886969 \h </w:instrText>
+              <w:instrText xml:space="preserve"> PAGEREF _Toc237950949 \h </w:instrText>
             </w:r>
             <w:r>
               <w:rPr>
@@ -2637,7 +2637,7 @@
               <w14:ligatures w14:val="standardContextual"/>
             </w:rPr>
           </w:pPr>
-          <w:hyperlink w:anchor="_Toc237886970" w:history="1">
+          <w:hyperlink w:anchor="_Toc237950950" w:history="1">
             <w:r>
               <w:rPr>
                 <w:rStyle w:val="Hyperlink"/>
@@ -2664,7 +2664,7 @@
                 <w:noProof/>
                 <w:webHidden/>
               </w:rPr>
-              <w:instrText xml:space="preserve"> PAGEREF _Toc237886970 \h </w:instrText>
+              <w:instrText xml:space="preserve"> PAGEREF _Toc237950950 \h </w:instrText>
             </w:r>
             <w:r>
               <w:rPr>
@@ -2711,7 +2711,7 @@
               <w14:ligatures w14:val="standardContextual"/>
             </w:rPr>
           </w:pPr>
-          <w:hyperlink w:anchor="_Toc237886971" w:history="1">
+          <w:hyperlink w:anchor="_Toc237950951" w:history="1">
             <w:r>
               <w:rPr>
                 <w:rStyle w:val="Hyperlink"/>
@@ -2738,7 +2738,7 @@
                 <w:noProof/>
                 <w:webHidden/>
               </w:rPr>
-              <w:instrText xml:space="preserve"> PAGEREF _Toc237886971 \h </w:instrText>
+              <w:instrText xml:space="preserve"> PAGEREF _Toc237950951 \h </w:instrText>
             </w:r>
             <w:r>
               <w:rPr>
@@ -2785,7 +2785,7 @@
               <w14:ligatures w14:val="standardContextual"/>
             </w:rPr>
           </w:pPr>
-          <w:hyperlink w:anchor="_Toc237886972" w:history="1">
+          <w:hyperlink w:anchor="_Toc237950952" w:history="1">
             <w:r>
               <w:rPr>
                 <w:rStyle w:val="Hyperlink"/>
@@ -2812,7 +2812,7 @@
                 <w:noProof/>
                 <w:webHidden/>
               </w:rPr>
-              <w:instrText xml:space="preserve"> PAGEREF _Toc237886972 \h </w:instrText>
+              <w:instrText xml:space="preserve"> PAGEREF _Toc237950952 \h </w:instrText>
             </w:r>
             <w:r>
               <w:rPr>
@@ -2859,7 +2859,7 @@
               <w14:ligatures w14:val="standardContextual"/>
             </w:rPr>
           </w:pPr>
-          <w:hyperlink w:anchor="_Toc237886973" w:history="1">
+          <w:hyperlink w:anchor="_Toc237950953" w:history="1">
             <w:r>
               <w:rPr>
                 <w:rStyle w:val="Hyperlink"/>
@@ -2886,7 +2886,7 @@
                 <w:noProof/>
                 <w:webHidden/>
               </w:rPr>
-              <w:instrText xml:space="preserve"> PAGEREF _Toc237886973 \h </w:instrText>
+              <w:instrText xml:space="preserve"> PAGEREF _Toc237950953 \h </w:instrText>
             </w:r>
             <w:r>
               <w:rPr>
@@ -2933,7 +2933,7 @@
               <w14:ligatures w14:val="standardContextual"/>
             </w:rPr>
           </w:pPr>
-          <w:hyperlink w:anchor="_Toc237886974" w:history="1">
+          <w:hyperlink w:anchor="_Toc237950954" w:history="1">
             <w:r>
               <w:rPr>
                 <w:rStyle w:val="Hyperlink"/>
@@ -2960,7 +2960,7 @@
                 <w:noProof/>
                 <w:webHidden/>
               </w:rPr>
-              <w:instrText xml:space="preserve"> PAGEREF _Toc237886974 \h </w:instrText>
+              <w:instrText xml:space="preserve"> PAGEREF _Toc237950954 \h </w:instrText>
             </w:r>
             <w:r>
               <w:rPr>
@@ -3007,7 +3007,7 @@
               <w14:ligatures w14:val="standardContextual"/>
             </w:rPr>
           </w:pPr>
-          <w:hyperlink w:anchor="_Toc237886975" w:history="1">
+          <w:hyperlink w:anchor="_Toc237950955" w:history="1">
             <w:r>
               <w:rPr>
                 <w:rStyle w:val="Hyperlink"/>
@@ -3034,7 +3034,7 @@
                 <w:noProof/>
                 <w:webHidden/>
               </w:rPr>
-              <w:instrText xml:space="preserve"> PAGEREF _Toc237886975 \h </w:instrText>
+              <w:instrText xml:space="preserve"> PAGEREF _Toc237950955 \h </w:instrText>
             </w:r>
             <w:r>
               <w:rPr>
@@ -3081,7 +3081,7 @@
               <w14:ligatures w14:val="standardContextual"/>
             </w:rPr>
           </w:pPr>
-          <w:hyperlink w:anchor="_Toc237886976" w:history="1">
+          <w:hyperlink w:anchor="_Toc237950956" w:history="1">
             <w:r>
               <w:rPr>
                 <w:rStyle w:val="Hyperlink"/>
@@ -3108,7 +3108,7 @@
                 <w:noProof/>
                 <w:webHidden/>
               </w:rPr>
-              <w:instrText xml:space="preserve"> PAGEREF _Toc237886976 \h </w:instrText>
+              <w:instrText xml:space="preserve"> PAGEREF _Toc237950956 \h </w:instrText>
             </w:r>
             <w:r>
               <w:rPr>
@@ -3155,7 +3155,7 @@
               <w14:ligatures w14:val="standardContextual"/>
             </w:rPr>
           </w:pPr>
-          <w:hyperlink w:anchor="_Toc237886977" w:history="1">
+          <w:hyperlink w:anchor="_Toc237950957" w:history="1">
             <w:r>
               <w:rPr>
                 <w:rStyle w:val="Hyperlink"/>
@@ -3182,7 +3182,7 @@
                 <w:noProof/>
                 <w:webHidden/>
               </w:rPr>
-              <w:instrText xml:space="preserve"> PAGEREF _Toc237886977 \h </w:instrText>
+              <w:instrText xml:space="preserve"> PAGEREF _Toc237950957 \h </w:instrText>
             </w:r>
             <w:r>
               <w:rPr>
@@ -3229,7 +3229,7 @@
               <w14:ligatures w14:val="standardContextual"/>
             </w:rPr>
           </w:pPr>
-          <w:hyperlink w:anchor="_Toc237886978" w:history="1">
+          <w:hyperlink w:anchor="_Toc237950958" w:history="1">
             <w:r>
               <w:rPr>
                 <w:rStyle w:val="Hyperlink"/>
@@ -3256,7 +3256,7 @@
                 <w:noProof/>
                 <w:webHidden/>
               </w:rPr>
-              <w:instrText xml:space="preserve"> PAGEREF _Toc237886978 \h </w:instrText>
+              <w:instrText xml:space="preserve"> PAGEREF _Toc237950958 \h </w:instrText>
             </w:r>
             <w:r>
               <w:rPr>
@@ -3303,7 +3303,7 @@
               <w14:ligatures w14:val="standardContextual"/>
             </w:rPr>
           </w:pPr>
-          <w:hyperlink w:anchor="_Toc237886979" w:history="1">
+          <w:hyperlink w:anchor="_Toc237950959" w:history="1">
             <w:r>
               <w:rPr>
                 <w:rStyle w:val="Hyperlink"/>
@@ -3330,7 +3330,7 @@
                 <w:noProof/>
                 <w:webHidden/>
               </w:rPr>
-              <w:instrText xml:space="preserve"> PAGEREF _Toc237886979 \h </w:instrText>
+              <w:instrText xml:space="preserve"> PAGEREF _Toc237950959 \h </w:instrText>
             </w:r>
             <w:r>
               <w:rPr>
@@ -3377,7 +3377,7 @@
               <w14:ligatures w14:val="standardContextual"/>
             </w:rPr>
           </w:pPr>
-          <w:hyperlink w:anchor="_Toc237886980" w:history="1">
+          <w:hyperlink w:anchor="_Toc237950960" w:history="1">
             <w:r>
               <w:rPr>
                 <w:rStyle w:val="Hyperlink"/>
@@ -3404,7 +3404,7 @@
                 <w:noProof/>
                 <w:webHidden/>
               </w:rPr>
-              <w:instrText xml:space="preserve"> PAGEREF _Toc237886980 \h </w:instrText>
+              <w:instrText xml:space="preserve"> PAGEREF _Toc237950960 \h </w:instrText>
             </w:r>
             <w:r>
               <w:rPr>
@@ -3451,7 +3451,7 @@
               <w14:ligatures w14:val="standardContextual"/>
             </w:rPr>
           </w:pPr>
-          <w:hyperlink w:anchor="_Toc237886981" w:history="1">
+          <w:hyperlink w:anchor="_Toc237950961" w:history="1">
             <w:r>
               <w:rPr>
                 <w:rStyle w:val="Hyperlink"/>
@@ -3478,7 +3478,7 @@
                 <w:noProof/>
                 <w:webHidden/>
               </w:rPr>
-              <w:instrText xml:space="preserve"> PAGEREF _Toc237886981 \h </w:instrText>
+              <w:instrText xml:space="preserve"> PAGEREF _Toc237950961 \h </w:instrText>
             </w:r>
             <w:r>
               <w:rPr>
@@ -3525,7 +3525,7 @@
               <w14:ligatures w14:val="standardContextual"/>
             </w:rPr>
           </w:pPr>
-          <w:hyperlink w:anchor="_Toc237886982" w:history="1">
+          <w:hyperlink w:anchor="_Toc237950962" w:history="1">
             <w:r>
               <w:rPr>
                 <w:rStyle w:val="Hyperlink"/>
@@ -3552,7 +3552,7 @@
                 <w:noProof/>
                 <w:webHidden/>
               </w:rPr>
-              <w:instrText xml:space="preserve"> PAGEREF _Toc237886982 \h </w:instrText>
+              <w:instrText xml:space="preserve"> PAGEREF _Toc237950962 \h </w:instrText>
             </w:r>
             <w:r>
               <w:rPr>
@@ -3599,7 +3599,7 @@
               <w14:ligatures w14:val="standardContextual"/>
             </w:rPr>
           </w:pPr>
-          <w:hyperlink w:anchor="_Toc237886983" w:history="1">
+          <w:hyperlink w:anchor="_Toc237950963" w:history="1">
             <w:r>
               <w:rPr>
                 <w:rStyle w:val="Hyperlink"/>
@@ -3626,7 +3626,7 @@
                 <w:noProof/>
                 <w:webHidden/>
               </w:rPr>
-              <w:instrText xml:space="preserve"> PAGEREF _Toc237886983 \h </w:instrText>
+              <w:instrText xml:space="preserve"> PAGEREF _Toc237950963 \h </w:instrText>
             </w:r>
             <w:r>
               <w:rPr>
@@ -3673,7 +3673,7 @@
               <w14:ligatures w14:val="standardContextual"/>
             </w:rPr>
           </w:pPr>
-          <w:hyperlink w:anchor="_Toc237886984" w:history="1">
+          <w:hyperlink w:anchor="_Toc237950964" w:history="1">
             <w:r>
               <w:rPr>
                 <w:rStyle w:val="Hyperlink"/>
@@ -3700,7 +3700,7 @@
                 <w:noProof/>
                 <w:webHidden/>
               </w:rPr>
-              <w:instrText xml:space="preserve"> PAGEREF _Toc237886984 \h </w:instrText>
+              <w:instrText xml:space="preserve"> PAGEREF _Toc237950964 \h </w:instrText>
             </w:r>
             <w:r>
               <w:rPr>
@@ -3747,7 +3747,7 @@
               <w14:ligatures w14:val="standardContextual"/>
             </w:rPr>
           </w:pPr>
-          <w:hyperlink w:anchor="_Toc237886985" w:history="1">
+          <w:hyperlink w:anchor="_Toc237950965" w:history="1">
             <w:r>
               <w:rPr>
                 <w:rStyle w:val="Hyperlink"/>
@@ -3774,7 +3774,7 @@
                 <w:noProof/>
                 <w:webHidden/>
               </w:rPr>
-              <w:instrText xml:space="preserve"> PAGEREF _Toc237886985 \h </w:instrText>
+              <w:instrText xml:space="preserve"> PAGEREF _Toc237950965 \h </w:instrText>
             </w:r>
             <w:r>
               <w:rPr>
@@ -3821,7 +3821,7 @@
               <w14:ligatures w14:val="standardContextual"/>
             </w:rPr>
           </w:pPr>
-          <w:hyperlink w:anchor="_Toc237886986" w:history="1">
+          <w:hyperlink w:anchor="_Toc237950966" w:history="1">
             <w:r>
               <w:rPr>
                 <w:rStyle w:val="Hyperlink"/>
@@ -3849,7 +3849,7 @@
                 <w:noProof/>
                 <w:webHidden/>
               </w:rPr>
-              <w:instrText xml:space="preserve"> PAGEREF _Toc237886986 \h </w:instrText>
+              <w:instrText xml:space="preserve"> PAGEREF _Toc237950966 \h </w:instrText>
             </w:r>
             <w:r>
               <w:rPr>
@@ -3896,7 +3896,7 @@
               <w14:ligatures w14:val="standardContextual"/>
             </w:rPr>
           </w:pPr>
-          <w:hyperlink w:anchor="_Toc237886987" w:history="1">
+          <w:hyperlink w:anchor="_Toc237950967" w:history="1">
             <w:r>
               <w:rPr>
                 <w:rStyle w:val="Hyperlink"/>
@@ -3923,7 +3923,7 @@
                 <w:noProof/>
                 <w:webHidden/>
               </w:rPr>
-              <w:instrText xml:space="preserve"> PAGEREF _Toc237886987 \h </w:instrText>
+              <w:instrText xml:space="preserve"> PAGEREF _Toc237950967 \h </w:instrText>
             </w:r>
             <w:r>
               <w:rPr>
@@ -3970,7 +3970,7 @@
               <w14:ligatures w14:val="standardContextual"/>
             </w:rPr>
           </w:pPr>
-          <w:hyperlink w:anchor="_Toc237886988" w:history="1">
+          <w:hyperlink w:anchor="_Toc237950968" w:history="1">
             <w:r>
               <w:rPr>
                 <w:rStyle w:val="Hyperlink"/>
@@ -3997,7 +3997,7 @@
                 <w:noProof/>
                 <w:webHidden/>
               </w:rPr>
-              <w:instrText xml:space="preserve"> PAGEREF _Toc237886988 \h </w:instrText>
+              <w:instrText xml:space="preserve"> PAGEREF _Toc237950968 \h </w:instrText>
             </w:r>
             <w:r>
               <w:rPr>
@@ -4044,7 +4044,7 @@
               <w14:ligatures w14:val="standardContextual"/>
             </w:rPr>
           </w:pPr>
-          <w:hyperlink w:anchor="_Toc237886989" w:history="1">
+          <w:hyperlink w:anchor="_Toc237950969" w:history="1">
             <w:r>
               <w:rPr>
                 <w:rStyle w:val="Hyperlink"/>
@@ -4071,7 +4071,7 @@
                 <w:noProof/>
                 <w:webHidden/>
               </w:rPr>
-              <w:instrText xml:space="preserve"> PAGEREF _Toc237886989 \h </w:instrText>
+              <w:instrText xml:space="preserve"> PAGEREF _Toc237950969 \h </w:instrText>
             </w:r>
             <w:r>
               <w:rPr>
@@ -4118,7 +4118,7 @@
               <w14:ligatures w14:val="standardContextual"/>
             </w:rPr>
           </w:pPr>
-          <w:hyperlink w:anchor="_Toc237886990" w:history="1">
+          <w:hyperlink w:anchor="_Toc237950970" w:history="1">
             <w:r>
               <w:rPr>
                 <w:rStyle w:val="Hyperlink"/>
@@ -4145,7 +4145,7 @@
                 <w:noProof/>
                 <w:webHidden/>
               </w:rPr>
-              <w:instrText xml:space="preserve"> PAGEREF _Toc237886990 \h </w:instrText>
+              <w:instrText xml:space="preserve"> PAGEREF _Toc237950970 \h </w:instrText>
             </w:r>
             <w:r>
               <w:rPr>
@@ -4192,7 +4192,7 @@
               <w14:ligatures w14:val="standardContextual"/>
             </w:rPr>
           </w:pPr>
-          <w:hyperlink w:anchor="_Toc237886991" w:history="1">
+          <w:hyperlink w:anchor="_Toc237950971" w:history="1">
             <w:r>
               <w:rPr>
                 <w:rStyle w:val="Hyperlink"/>
@@ -4219,7 +4219,7 @@
                 <w:noProof/>
                 <w:webHidden/>
               </w:rPr>
-              <w:instrText xml:space="preserve"> PAGEREF _Toc237886991 \h </w:instrText>
+              <w:instrText xml:space="preserve"> PAGEREF _Toc237950971 \h </w:instrText>
             </w:r>
             <w:r>
               <w:rPr>
@@ -4266,7 +4266,7 @@
               <w14:ligatures w14:val="standardContextual"/>
             </w:rPr>
           </w:pPr>
-          <w:hyperlink w:anchor="_Toc237886992" w:history="1">
+          <w:hyperlink w:anchor="_Toc237950972" w:history="1">
             <w:r>
               <w:rPr>
                 <w:rStyle w:val="Hyperlink"/>
@@ -4293,7 +4293,7 @@
                 <w:noProof/>
                 <w:webHidden/>
               </w:rPr>
-              <w:instrText xml:space="preserve"> PAGEREF _Toc237886992 \h </w:instrText>
+              <w:instrText xml:space="preserve"> PAGEREF _Toc237950972 \h </w:instrText>
             </w:r>
             <w:r>
               <w:rPr>
@@ -4340,7 +4340,7 @@
               <w14:ligatures w14:val="standardContextual"/>
             </w:rPr>
           </w:pPr>
-          <w:hyperlink w:anchor="_Toc237886993" w:history="1">
+          <w:hyperlink w:anchor="_Toc237950973" w:history="1">
             <w:r>
               <w:rPr>
                 <w:rStyle w:val="Hyperlink"/>
@@ -4367,7 +4367,7 @@
                 <w:noProof/>
                 <w:webHidden/>
               </w:rPr>
-              <w:instrText xml:space="preserve"> PAGEREF _Toc237886993 \h </w:instrText>
+              <w:instrText xml:space="preserve"> PAGEREF _Toc237950973 \h </w:instrText>
             </w:r>
             <w:r>
               <w:rPr>
@@ -4414,7 +4414,7 @@
               <w14:ligatures w14:val="standardContextual"/>
             </w:rPr>
           </w:pPr>
-          <w:hyperlink w:anchor="_Toc237886994" w:history="1">
+          <w:hyperlink w:anchor="_Toc237950974" w:history="1">
             <w:r>
               <w:rPr>
                 <w:rStyle w:val="Hyperlink"/>
@@ -4441,7 +4441,7 @@
                 <w:noProof/>
                 <w:webHidden/>
               </w:rPr>
-              <w:instrText xml:space="preserve"> PAGEREF _Toc237886994 \h </w:instrText>
+              <w:instrText xml:space="preserve"> PAGEREF _Toc237950974 \h </w:instrText>
             </w:r>
             <w:r>
               <w:rPr>
@@ -4488,7 +4488,7 @@
               <w14:ligatures w14:val="standardContextual"/>
             </w:rPr>
           </w:pPr>
-          <w:hyperlink w:anchor="_Toc237886995" w:history="1">
+          <w:hyperlink w:anchor="_Toc237950975" w:history="1">
             <w:r>
               <w:rPr>
                 <w:rStyle w:val="Hyperlink"/>
@@ -4515,7 +4515,7 @@
                 <w:noProof/>
                 <w:webHidden/>
               </w:rPr>
-              <w:instrText xml:space="preserve"> PAGEREF _Toc237886995 \h </w:instrText>
+              <w:instrText xml:space="preserve"> PAGEREF _Toc237950975 \h </w:instrText>
             </w:r>
             <w:r>
               <w:rPr>
@@ -4562,7 +4562,7 @@
               <w14:ligatures w14:val="standardContextual"/>
             </w:rPr>
           </w:pPr>
-          <w:hyperlink w:anchor="_Toc237886996" w:history="1">
+          <w:hyperlink w:anchor="_Toc237950976" w:history="1">
             <w:r>
               <w:rPr>
                 <w:rStyle w:val="Hyperlink"/>
@@ -4589,7 +4589,7 @@
                 <w:noProof/>
                 <w:webHidden/>
               </w:rPr>
-              <w:instrText xml:space="preserve"> PAGEREF _Toc237886996 \h </w:instrText>
+              <w:instrText xml:space="preserve"> PAGEREF _Toc237950976 \h </w:instrText>
             </w:r>
             <w:r>
               <w:rPr>
@@ -4636,7 +4636,7 @@
               <w14:ligatures w14:val="standardContextual"/>
             </w:rPr>
           </w:pPr>
-          <w:hyperlink w:anchor="_Toc237886997" w:history="1">
+          <w:hyperlink w:anchor="_Toc237950977" w:history="1">
             <w:r>
               <w:rPr>
                 <w:rStyle w:val="Hyperlink"/>
@@ -4663,7 +4663,7 @@
                 <w:noProof/>
                 <w:webHidden/>
               </w:rPr>
-              <w:instrText xml:space="preserve"> PAGEREF _Toc237886997 \h </w:instrText>
+              <w:instrText xml:space="preserve"> PAGEREF _Toc237950977 \h </w:instrText>
             </w:r>
             <w:r>
               <w:rPr>
@@ -4718,7 +4718,7 @@
       <w:pPr>
         <w:pStyle w:val="Heading1"/>
       </w:pPr>
-      <w:bookmarkStart w:id="0" w:name="_Toc237886939"/>
+      <w:bookmarkStart w:id="0" w:name="_Toc237950919"/>
       <w:r>
         <w:lastRenderedPageBreak/>
         <w:t>Project Background and Justification</w:t>
@@ -4892,7 +4892,7 @@
       <w:pPr>
         <w:pStyle w:val="Heading1"/>
       </w:pPr>
-      <w:bookmarkStart w:id="1" w:name="_Toc237886940"/>
+      <w:bookmarkStart w:id="1" w:name="_Toc237950920"/>
       <w:r>
         <w:lastRenderedPageBreak/>
         <w:t>Problem Statement and Project Objectives</w:t>
@@ -4909,7 +4909,7 @@
         <w:pStyle w:val="Heading2"/>
       </w:pPr>
       <w:bookmarkStart w:id="2" w:name="_Toc236433799"/>
-      <w:bookmarkStart w:id="3" w:name="_Toc237886941"/>
+      <w:bookmarkStart w:id="3" w:name="_Toc237950921"/>
       <w:r>
         <w:t>Problem Statement</w:t>
       </w:r>
@@ -4979,7 +4979,7 @@
         <w:pStyle w:val="Heading2"/>
       </w:pPr>
       <w:bookmarkStart w:id="4" w:name="_Toc236433800"/>
-      <w:bookmarkStart w:id="5" w:name="_Toc237886942"/>
+      <w:bookmarkStart w:id="5" w:name="_Toc237950922"/>
       <w:r>
         <w:t>Project Objectives</w:t>
       </w:r>
@@ -5232,7 +5232,7 @@
       <w:pPr>
         <w:pStyle w:val="Heading1"/>
       </w:pPr>
-      <w:bookmarkStart w:id="6" w:name="_Toc237886943"/>
+      <w:bookmarkStart w:id="6" w:name="_Toc237950923"/>
       <w:r>
         <w:lastRenderedPageBreak/>
         <w:t>Innovative Aspects</w:t>
@@ -5417,7 +5417,7 @@
       <w:pPr>
         <w:pStyle w:val="Heading1"/>
       </w:pPr>
-      <w:bookmarkStart w:id="7" w:name="_Toc237886944"/>
+      <w:bookmarkStart w:id="7" w:name="_Toc237950924"/>
       <w:r>
         <w:lastRenderedPageBreak/>
         <w:t>Project Scope</w:t>
@@ -5442,7 +5442,7 @@
       <w:pPr>
         <w:pStyle w:val="Heading2"/>
       </w:pPr>
-      <w:bookmarkStart w:id="8" w:name="_Toc237886945"/>
+      <w:bookmarkStart w:id="8" w:name="_Toc237950925"/>
       <w:r>
         <w:t>In scope</w:t>
       </w:r>
@@ -5578,7 +5578,7 @@
       <w:pPr>
         <w:pStyle w:val="Heading2"/>
       </w:pPr>
-      <w:bookmarkStart w:id="9" w:name="_Toc237886946"/>
+      <w:bookmarkStart w:id="9" w:name="_Toc237950926"/>
       <w:r>
         <w:t>Out of scope</w:t>
       </w:r>
@@ -5692,7 +5692,7 @@
       <w:pPr>
         <w:pStyle w:val="Heading1"/>
       </w:pPr>
-      <w:bookmarkStart w:id="10" w:name="_Toc237886947"/>
+      <w:bookmarkStart w:id="10" w:name="_Toc237950927"/>
       <w:r>
         <w:lastRenderedPageBreak/>
         <w:t>Assumptions and Constraints</w:t>
@@ -5703,7 +5703,7 @@
       <w:pPr>
         <w:pStyle w:val="Heading2"/>
       </w:pPr>
-      <w:bookmarkStart w:id="11" w:name="_Toc237886948"/>
+      <w:bookmarkStart w:id="11" w:name="_Toc237950928"/>
       <w:r>
         <w:t>Assumptions</w:t>
       </w:r>
@@ -5820,7 +5820,7 @@
       <w:pPr>
         <w:pStyle w:val="Heading2"/>
       </w:pPr>
-      <w:bookmarkStart w:id="12" w:name="_Toc237886949"/>
+      <w:bookmarkStart w:id="12" w:name="_Toc237950929"/>
       <w:r>
         <w:t>Constraints</w:t>
       </w:r>
@@ -5987,7 +5987,7 @@
       <w:pPr>
         <w:pStyle w:val="Heading1"/>
       </w:pPr>
-      <w:bookmarkStart w:id="13" w:name="_Toc237886950"/>
+      <w:bookmarkStart w:id="13" w:name="_Toc237950930"/>
       <w:r>
         <w:lastRenderedPageBreak/>
         <w:t>System Design</w:t>
@@ -6137,7 +6137,7 @@
       <w:pPr>
         <w:pStyle w:val="Heading2"/>
       </w:pPr>
-      <w:bookmarkStart w:id="14" w:name="_Toc237886951"/>
+      <w:bookmarkStart w:id="14" w:name="_Toc237950931"/>
       <w:r>
         <w:t>Use Case Diagram</w:t>
       </w:r>
@@ -6159,7 +6159,7 @@
       <w:pPr>
         <w:pStyle w:val="Heading2"/>
       </w:pPr>
-      <w:bookmarkStart w:id="15" w:name="_Toc237886952"/>
+      <w:bookmarkStart w:id="15" w:name="_Toc237950932"/>
       <w:r>
         <w:t>Stakeholde</w:t>
       </w:r>
@@ -6215,7 +6215,7 @@
       <w:pPr>
         <w:pStyle w:val="Heading2"/>
       </w:pPr>
-      <w:bookmarkStart w:id="16" w:name="_Toc237886953"/>
+      <w:bookmarkStart w:id="16" w:name="_Toc237950933"/>
       <w:r>
         <w:lastRenderedPageBreak/>
         <w:t>Subsystems</w:t>
@@ -6397,7 +6397,7 @@
       <w:pPr>
         <w:pStyle w:val="Heading2"/>
       </w:pPr>
-      <w:bookmarkStart w:id="17" w:name="_Toc237886954"/>
+      <w:bookmarkStart w:id="17" w:name="_Toc237950934"/>
       <w:r>
         <w:t>External Entities</w:t>
       </w:r>
@@ -6548,7 +6548,7 @@
       <w:pPr>
         <w:pStyle w:val="Heading2"/>
       </w:pPr>
-      <w:bookmarkStart w:id="18" w:name="_Toc237886955"/>
+      <w:bookmarkStart w:id="18" w:name="_Toc237950935"/>
       <w:r>
         <w:t>Context Diagram</w:t>
       </w:r>
@@ -6613,7 +6613,7 @@
       <w:pPr>
         <w:pStyle w:val="Heading1"/>
       </w:pPr>
-      <w:bookmarkStart w:id="19" w:name="_Toc237886956"/>
+      <w:bookmarkStart w:id="19" w:name="_Toc237950936"/>
       <w:r>
         <w:lastRenderedPageBreak/>
         <w:t>High-Level Requirements</w:t>
@@ -6637,7 +6637,7 @@
           <w:bCs w:val="0"/>
         </w:rPr>
       </w:pPr>
-      <w:bookmarkStart w:id="20" w:name="_Toc237886957"/>
+      <w:bookmarkStart w:id="20" w:name="_Toc237950937"/>
       <w:r>
         <w:t>Functional Requirements</w:t>
       </w:r>
@@ -6833,7 +6833,7 @@
       <w:pPr>
         <w:pStyle w:val="Heading2"/>
       </w:pPr>
-      <w:bookmarkStart w:id="21" w:name="_Toc237886958"/>
+      <w:bookmarkStart w:id="21" w:name="_Toc237950938"/>
       <w:r>
         <w:t>Nonf</w:t>
       </w:r>
@@ -6934,7 +6934,7 @@
       <w:pPr>
         <w:pStyle w:val="Heading2"/>
       </w:pPr>
-      <w:bookmarkStart w:id="22" w:name="_Toc237886959"/>
+      <w:bookmarkStart w:id="22" w:name="_Toc237950939"/>
       <w:r>
         <w:lastRenderedPageBreak/>
         <w:t>Software Components</w:t>
@@ -7495,7 +7495,7 @@
       <w:pPr>
         <w:pStyle w:val="Heading1"/>
       </w:pPr>
-      <w:bookmarkStart w:id="23" w:name="_Toc237886960"/>
+      <w:bookmarkStart w:id="23" w:name="_Toc237950940"/>
       <w:r>
         <w:lastRenderedPageBreak/>
         <w:t xml:space="preserve">Work </w:t>
@@ -7573,7 +7573,7 @@
       <w:pPr>
         <w:pStyle w:val="Heading2"/>
       </w:pPr>
-      <w:bookmarkStart w:id="24" w:name="_Toc237886961"/>
+      <w:bookmarkStart w:id="24" w:name="_Toc237950941"/>
       <w:r>
         <w:lastRenderedPageBreak/>
         <w:t>Work Breakdown Structure</w:t>
@@ -8387,7 +8387,7 @@
       <w:pPr>
         <w:pStyle w:val="Heading1"/>
       </w:pPr>
-      <w:bookmarkStart w:id="25" w:name="_Toc237886962"/>
+      <w:bookmarkStart w:id="25" w:name="_Toc237950942"/>
       <w:r>
         <w:lastRenderedPageBreak/>
         <w:t>Delivery Roadmap</w:t>
@@ -8456,7 +8456,7 @@
       <w:pPr>
         <w:pStyle w:val="Heading1"/>
       </w:pPr>
-      <w:bookmarkStart w:id="26" w:name="_Toc237886963"/>
+      <w:bookmarkStart w:id="26" w:name="_Toc237950943"/>
       <w:r>
         <w:lastRenderedPageBreak/>
         <w:t>Risk Identification and Mitigation Plan</w:t>
@@ -9201,7 +9201,7 @@
       <w:pPr>
         <w:pStyle w:val="Heading1"/>
       </w:pPr>
-      <w:bookmarkStart w:id="27" w:name="_Toc237886964"/>
+      <w:bookmarkStart w:id="27" w:name="_Toc237950944"/>
       <w:r>
         <w:lastRenderedPageBreak/>
         <w:t>Quality Considerations</w:t>
@@ -9444,7 +9444,7 @@
       <w:pPr>
         <w:pStyle w:val="Heading1"/>
       </w:pPr>
-      <w:bookmarkStart w:id="28" w:name="_Toc237886965"/>
+      <w:bookmarkStart w:id="28" w:name="_Toc237950945"/>
       <w:r>
         <w:lastRenderedPageBreak/>
         <w:t>Team Structure, Roles and Responsibilities</w:t>
@@ -9460,7 +9460,7 @@
       <w:pPr>
         <w:pStyle w:val="Heading2"/>
       </w:pPr>
-      <w:bookmarkStart w:id="29" w:name="_Toc237886966"/>
+      <w:bookmarkStart w:id="29" w:name="_Toc237950946"/>
       <w:r>
         <w:t>Team Structure</w:t>
       </w:r>
@@ -9679,7 +9679,7 @@
       <w:pPr>
         <w:pStyle w:val="Heading2"/>
       </w:pPr>
-      <w:bookmarkStart w:id="30" w:name="_Toc237886967"/>
+      <w:bookmarkStart w:id="30" w:name="_Toc237950947"/>
       <w:r>
         <w:t>Roles</w:t>
       </w:r>
@@ -9784,7 +9784,7 @@
       <w:pPr>
         <w:pStyle w:val="Heading2"/>
       </w:pPr>
-      <w:bookmarkStart w:id="31" w:name="_Toc237886968"/>
+      <w:bookmarkStart w:id="31" w:name="_Toc237950948"/>
       <w:r>
         <w:lastRenderedPageBreak/>
         <w:t>Responsibilities Matrix</w:t>
@@ -11136,7 +11136,7 @@
       <w:pPr>
         <w:pStyle w:val="Heading1"/>
       </w:pPr>
-      <w:bookmarkStart w:id="32" w:name="_Toc237886969"/>
+      <w:bookmarkStart w:id="32" w:name="_Toc237950949"/>
       <w:r>
         <w:lastRenderedPageBreak/>
         <w:t>Required Tools and Resources</w:t>
@@ -11518,7 +11518,7 @@
       <w:pPr>
         <w:pStyle w:val="Heading2"/>
       </w:pPr>
-      <w:bookmarkStart w:id="33" w:name="_Toc237886970"/>
+      <w:bookmarkStart w:id="33" w:name="_Toc237950950"/>
       <w:r>
         <w:lastRenderedPageBreak/>
         <w:t>Individual Contribution Declaration</w:t>
@@ -11584,7 +11584,7 @@
       <w:pPr>
         <w:pStyle w:val="Heading1"/>
       </w:pPr>
-      <w:bookmarkStart w:id="34" w:name="_Toc237886971"/>
+      <w:bookmarkStart w:id="34" w:name="_Toc237950951"/>
       <w:r>
         <w:lastRenderedPageBreak/>
         <w:t>Detailed Requirements and System Architecture</w:t>
@@ -11595,7 +11595,7 @@
       <w:pPr>
         <w:pStyle w:val="Heading2"/>
       </w:pPr>
-      <w:bookmarkStart w:id="35" w:name="_Toc237886972"/>
+      <w:bookmarkStart w:id="35" w:name="_Toc237950952"/>
       <w:r>
         <w:t>System Requirements</w:t>
       </w:r>
@@ -11610,7 +11610,7 @@
       <w:pPr>
         <w:pStyle w:val="Heading3"/>
       </w:pPr>
-      <w:bookmarkStart w:id="36" w:name="_Toc237886973"/>
+      <w:bookmarkStart w:id="36" w:name="_Toc237950953"/>
       <w:r>
         <w:t>User Profile and Mobile Interface</w:t>
       </w:r>
@@ -11742,7 +11742,7 @@
       <w:pPr>
         <w:pStyle w:val="Heading3"/>
       </w:pPr>
-      <w:bookmarkStart w:id="37" w:name="_Toc237886974"/>
+      <w:bookmarkStart w:id="37" w:name="_Toc237950954"/>
       <w:r>
         <w:t>AI Meal Plan and Recipe Generation</w:t>
       </w:r>
@@ -11804,7 +11804,7 @@
       <w:pPr>
         <w:pStyle w:val="Heading3"/>
       </w:pPr>
-      <w:bookmarkStart w:id="38" w:name="_Toc237886975"/>
+      <w:bookmarkStart w:id="38" w:name="_Toc237950955"/>
       <w:r>
         <w:t>Nutrition, Grocery List and Data Storage</w:t>
       </w:r>
@@ -11825,7 +11825,7 @@
       <w:pPr>
         <w:pStyle w:val="Heading2"/>
       </w:pPr>
-      <w:bookmarkStart w:id="39" w:name="_Toc237886976"/>
+      <w:bookmarkStart w:id="39" w:name="_Toc237950956"/>
       <w:r>
         <w:lastRenderedPageBreak/>
         <w:t>Functional Requirements</w:t>
@@ -11839,7 +11839,7 @@
       <w:pPr>
         <w:pStyle w:val="Heading3"/>
       </w:pPr>
-      <w:bookmarkStart w:id="40" w:name="_Toc237886977"/>
+      <w:bookmarkStart w:id="40" w:name="_Toc237950957"/>
       <w:r>
         <w:t>User Profile and Mobile Interface</w:t>
       </w:r>
@@ -12010,10 +12010,25 @@
     </w:p>
     <w:p>
       <w:pPr>
+        <w:spacing w:after="160" w:line="259" w:lineRule="auto"/>
+        <w:rPr>
+          <w:rFonts w:eastAsiaTheme="majorEastAsia" w:cstheme="majorBidi"/>
+          <w:color w:val="0F4761" w:themeColor="accent1" w:themeShade="BF"/>
+          <w:sz w:val="28"/>
+          <w:szCs w:val="28"/>
+        </w:rPr>
+      </w:pPr>
+      <w:bookmarkStart w:id="41" w:name="_Toc237950958"/>
+      <w:r>
+        <w:br w:type="page"/>
+      </w:r>
+    </w:p>
+    <w:p>
+      <w:pPr>
         <w:pStyle w:val="Heading3"/>
       </w:pPr>
-      <w:bookmarkStart w:id="41" w:name="_Toc237886978"/>
-      <w:r>
+      <w:r>
+        <w:lastRenderedPageBreak/>
         <w:t>AI Meal Plan and Recipe Generation</w:t>
       </w:r>
       <w:bookmarkEnd w:id="41"/>
@@ -12114,7 +12129,7 @@
       <w:pPr>
         <w:pStyle w:val="Heading3"/>
       </w:pPr>
-      <w:bookmarkStart w:id="42" w:name="_Toc237886979"/>
+      <w:bookmarkStart w:id="42" w:name="_Toc237950959"/>
       <w:r>
         <w:t>Nutrition, Grocery List and Data Storage</w:t>
       </w:r>
@@ -12137,7 +12152,7 @@
       <w:pPr>
         <w:pStyle w:val="Heading2"/>
       </w:pPr>
-      <w:bookmarkStart w:id="43" w:name="_Toc237886980"/>
+      <w:bookmarkStart w:id="43" w:name="_Toc237950960"/>
       <w:r>
         <w:lastRenderedPageBreak/>
         <w:t>Non-Functional Requirements</w:t>
@@ -12260,7 +12275,7 @@
       <w:pPr>
         <w:pStyle w:val="Heading2"/>
       </w:pPr>
-      <w:bookmarkStart w:id="44" w:name="_Toc237886981"/>
+      <w:bookmarkStart w:id="44" w:name="_Toc237950961"/>
       <w:r>
         <w:t>Quality Standards and Metrics</w:t>
       </w:r>
@@ -12274,7 +12289,7 @@
       <w:pPr>
         <w:pStyle w:val="Heading2"/>
       </w:pPr>
-      <w:bookmarkStart w:id="45" w:name="_Toc237886982"/>
+      <w:bookmarkStart w:id="45" w:name="_Toc237950962"/>
       <w:r>
         <w:t>System Architecture</w:t>
       </w:r>
@@ -12363,7 +12378,7 @@
       <w:pPr>
         <w:pStyle w:val="Heading1"/>
       </w:pPr>
-      <w:bookmarkStart w:id="46" w:name="_Toc237886983"/>
+      <w:bookmarkStart w:id="46" w:name="_Toc237950963"/>
       <w:r>
         <w:lastRenderedPageBreak/>
         <w:t>Detailed Software Design</w:t>
@@ -12374,7 +12389,7 @@
       <w:pPr>
         <w:pStyle w:val="Heading2"/>
       </w:pPr>
-      <w:bookmarkStart w:id="47" w:name="_Toc237886984"/>
+      <w:bookmarkStart w:id="47" w:name="_Toc237950964"/>
       <w:r>
         <w:t>Class Identification</w:t>
       </w:r>
@@ -12384,7 +12399,7 @@
       <w:pPr>
         <w:pStyle w:val="Heading3"/>
       </w:pPr>
-      <w:bookmarkStart w:id="48" w:name="_Toc237886985"/>
+      <w:bookmarkStart w:id="48" w:name="_Toc237950965"/>
       <w:r>
         <w:t>User Profile – Matthew</w:t>
       </w:r>
@@ -12570,7 +12585,7 @@
           <w:rFonts w:cs="Calibri"/>
         </w:rPr>
       </w:pPr>
-      <w:bookmarkStart w:id="49" w:name="_Toc237886986"/>
+      <w:bookmarkStart w:id="49" w:name="_Toc237950966"/>
       <w:r>
         <w:rPr>
           <w:rFonts w:cs="Calibri"/>
@@ -12811,7 +12826,7 @@
       <w:pPr>
         <w:pStyle w:val="Heading3"/>
       </w:pPr>
-      <w:bookmarkStart w:id="50" w:name="_Toc237886987"/>
+      <w:bookmarkStart w:id="50" w:name="_Toc237950967"/>
       <w:r>
         <w:t>Nutrition, Grocery List and Data Storage – Ansh</w:t>
       </w:r>
@@ -12826,7 +12841,7 @@
       <w:r>
         <w:br w:type="page"/>
       </w:r>
-      <w:bookmarkStart w:id="51" w:name="_Toc237886988"/>
+      <w:bookmarkStart w:id="51" w:name="_Toc237950968"/>
       <w:r>
         <w:lastRenderedPageBreak/>
         <w:t>UML Class Diagrams</w:t>
@@ -12842,7 +12857,7 @@
       <w:pPr>
         <w:pStyle w:val="Heading3"/>
       </w:pPr>
-      <w:bookmarkStart w:id="52" w:name="_Toc237886989"/>
+      <w:bookmarkStart w:id="52" w:name="_Toc237950969"/>
       <w:r>
         <w:t>User Profile</w:t>
       </w:r>
@@ -12900,7 +12915,7 @@
       <w:pPr>
         <w:pStyle w:val="Heading3"/>
       </w:pPr>
-      <w:bookmarkStart w:id="53" w:name="_Toc237886990"/>
+      <w:bookmarkStart w:id="53" w:name="_Toc237950970"/>
       <w:r>
         <w:t>Meal Plan and Recipe Generation – Farhad</w:t>
       </w:r>
@@ -12965,7 +12980,7 @@
       <w:pPr>
         <w:pStyle w:val="Heading3"/>
       </w:pPr>
-      <w:bookmarkStart w:id="54" w:name="_Toc237886991"/>
+      <w:bookmarkStart w:id="54" w:name="_Toc237950971"/>
       <w:r>
         <w:t>Nutrition, Grocery List and Data Storage – Ansh</w:t>
       </w:r>
@@ -12995,7 +13010,7 @@
       <w:pPr>
         <w:pStyle w:val="Heading2"/>
       </w:pPr>
-      <w:bookmarkStart w:id="55" w:name="_Toc237886992"/>
+      <w:bookmarkStart w:id="55" w:name="_Toc237950972"/>
       <w:r>
         <w:lastRenderedPageBreak/>
         <w:t>User Data Entry and Interface Design – Matthew</w:t>
@@ -13012,7 +13027,7 @@
       <w:pPr>
         <w:pStyle w:val="Heading3"/>
       </w:pPr>
-      <w:bookmarkStart w:id="56" w:name="_Toc237886993"/>
+      <w:bookmarkStart w:id="56" w:name="_Toc237950973"/>
       <w:r>
         <w:t>User Data Entry and Interface Components</w:t>
       </w:r>
@@ -13903,7 +13918,7 @@
       <w:pPr>
         <w:pStyle w:val="Heading3"/>
       </w:pPr>
-      <w:bookmarkStart w:id="57" w:name="_Toc237886994"/>
+      <w:bookmarkStart w:id="57" w:name="_Toc237950974"/>
       <w:r>
         <w:lastRenderedPageBreak/>
         <w:t>User Interface Design Standards</w:t>
@@ -13933,7 +13948,7 @@
       <w:pPr>
         <w:pStyle w:val="Heading3"/>
       </w:pPr>
-      <w:bookmarkStart w:id="58" w:name="_Toc237886995"/>
+      <w:bookmarkStart w:id="58" w:name="_Toc237950975"/>
       <w:r>
         <w:t>Initial User Interface Design</w:t>
       </w:r>
@@ -14221,7 +14236,7 @@
       <w:pPr>
         <w:pStyle w:val="Heading2"/>
       </w:pPr>
-      <w:bookmarkStart w:id="59" w:name="_Toc237886996"/>
+      <w:bookmarkStart w:id="59" w:name="_Toc237950976"/>
       <w:r>
         <w:lastRenderedPageBreak/>
         <w:t>Database Design and Entity Relationship Diagram – Ansh</w:t>
@@ -14238,7 +14253,7 @@
       <w:pPr>
         <w:pStyle w:val="Heading2"/>
       </w:pPr>
-      <w:bookmarkStart w:id="60" w:name="_Toc237886997"/>
+      <w:bookmarkStart w:id="60" w:name="_Toc237950977"/>
       <w:r>
         <w:t>Client-Server Communication – Farhad</w:t>
       </w:r>
@@ -14349,7 +14364,7 @@
     </w:p>
     <w:p>
       <w:pPr>
-        <w:spacing w:line="240" w:lineRule="auto"/>
+        <w:spacing w:after="160" w:line="259" w:lineRule="auto"/>
         <w:rPr>
           <w:rFonts w:eastAsia="Times New Roman" w:cs="Calibri"/>
           <w:lang w:eastAsia="en-AU"/>
@@ -14360,6 +14375,23 @@
           <w:rFonts w:eastAsia="Times New Roman" w:cs="Calibri"/>
           <w:lang w:eastAsia="en-AU"/>
         </w:rPr>
+        <w:br w:type="page"/>
+      </w:r>
+    </w:p>
+    <w:p>
+      <w:pPr>
+        <w:spacing w:line="240" w:lineRule="auto"/>
+        <w:rPr>
+          <w:rFonts w:eastAsia="Times New Roman" w:cs="Calibri"/>
+          <w:lang w:eastAsia="en-AU"/>
+        </w:rPr>
+      </w:pPr>
+      <w:r>
+        <w:rPr>
+          <w:rFonts w:eastAsia="Times New Roman" w:cs="Calibri"/>
+          <w:lang w:eastAsia="en-AU"/>
+        </w:rPr>
+        <w:lastRenderedPageBreak/>
         <w:t>To ensure stability, security, and responsiveness, the communication architecture is broken down into the following operational standards:</w:t>
       </w:r>
     </w:p>
@@ -14568,7 +14600,6 @@
           <w:bCs/>
           <w:lang w:eastAsia="en-AU"/>
         </w:rPr>
-        <w:lastRenderedPageBreak/>
         <w:t>Deserialization (Response):</w:t>
       </w:r>
       <w:r>
@@ -14864,7 +14895,6 @@
         <w:t xml:space="preserve"> (or equivalent parsing exception). This will trigger a safe fallback state that prompts the user to regenerate the meal plan, completely preventing the application from crashing due to unexpected AI outputs.</w:t>
       </w:r>
     </w:p>
-    <w:p/>
     <w:sectPr>
       <w:pgSz w:w="11906" w:h="16838"/>
       <w:pgMar w:top="1440" w:right="1440" w:bottom="1440" w:left="1440" w:header="708" w:footer="708" w:gutter="0"/>
